--- a/reports/game_without_goal.docx
+++ b/reports/game_without_goal.docx
@@ -23,7 +23,7 @@
         <w:rPr>
           <w:sz w:val="26"/>
         </w:rPr>
-        <w:t>Olen Zellweger: 1</w:t>
+        <w:t>Leo Carlsson: 1</w:t>
       </w:r>
     </w:p>
     <w:p>
@@ -33,6 +33,34 @@
     </w:p>
     <w:p>
       <w:r>
+        <w:t>• 2023: [22, 9, 6]</w:t>
+      </w:r>
+    </w:p>
+    <w:p>
+      <w:r>
+        <w:t>• 2024: [9, 7, 7]</w:t>
+      </w:r>
+    </w:p>
+    <w:p>
+      <w:r>
+        <w:t>• 2025: [12, 6, 2]</w:t>
+      </w:r>
+    </w:p>
+    <w:p>
+      <w:r>
+        <w:rPr>
+          <w:sz w:val="26"/>
+        </w:rPr>
+        <w:t>Olen Zellweger: 2</w:t>
+      </w:r>
+    </w:p>
+    <w:p>
+      <w:r>
+        <w:t>• 2022: []</w:t>
+      </w:r>
+    </w:p>
+    <w:p>
+      <w:r>
         <w:t>• 2023: [4]</w:t>
       </w:r>
     </w:p>
@@ -51,7 +79,7 @@
         <w:rPr>
           <w:sz w:val="26"/>
         </w:rPr>
-        <w:t>Ross Johnston: 2</w:t>
+        <w:t>Ross Johnston: 3</w:t>
       </w:r>
     </w:p>
     <w:p>
@@ -79,7 +107,7 @@
         <w:rPr>
           <w:sz w:val="26"/>
         </w:rPr>
-        <w:t>Alex Killorn: 1</w:t>
+        <w:t>Alex Killorn: 2</w:t>
       </w:r>
     </w:p>
     <w:p>
@@ -135,11 +163,39 @@
     <w:p>
       <w:r>
         <w:rPr>
+          <w:sz w:val="26"/>
+        </w:rPr>
+        <w:t>Ryan Poehling: 1</w:t>
+      </w:r>
+    </w:p>
+    <w:p>
+      <w:r>
+        <w:t>• 2022: [13, 12, 8]</w:t>
+      </w:r>
+    </w:p>
+    <w:p>
+      <w:r>
+        <w:t>• 2023: [12, 10, 10]</w:t>
+      </w:r>
+    </w:p>
+    <w:p>
+      <w:r>
+        <w:t>• 2024: [12, 11, 5]</w:t>
+      </w:r>
+    </w:p>
+    <w:p>
+      <w:r>
+        <w:t>• 2025: [19, 8, 6]</w:t>
+      </w:r>
+    </w:p>
+    <w:p>
+      <w:r>
+        <w:rPr>
           <w:b/>
           <w:color w:val="FF0000"/>
           <w:sz w:val="26"/>
         </w:rPr>
-        <w:t>Jansen Harkins: 15</w:t>
+        <w:t>Jansen Harkins: 16</w:t>
       </w:r>
     </w:p>
     <w:p>
@@ -197,7 +253,63 @@
         <w:rPr>
           <w:sz w:val="26"/>
         </w:rPr>
-        <w:t>Jeffrey Viel: 8</w:t>
+        <w:t>Chris Kreider: 1</w:t>
+      </w:r>
+    </w:p>
+    <w:p>
+      <w:r>
+        <w:t>• 2022: [6, 4, 4]</w:t>
+      </w:r>
+    </w:p>
+    <w:p>
+      <w:r>
+        <w:t>• 2023: [7, 5, 5]</w:t>
+      </w:r>
+    </w:p>
+    <w:p>
+      <w:r>
+        <w:t>• 2024: [7, 6, 5]</w:t>
+      </w:r>
+    </w:p>
+    <w:p>
+      <w:r>
+        <w:t>• 2025: [15, 6, 3]</w:t>
+      </w:r>
+    </w:p>
+    <w:p>
+      <w:r>
+        <w:rPr>
+          <w:sz w:val="26"/>
+        </w:rPr>
+        <w:t>Jacob Trouba: 1</w:t>
+      </w:r>
+    </w:p>
+    <w:p>
+      <w:r>
+        <w:t>• 2022: [12, 9, 5]</w:t>
+      </w:r>
+    </w:p>
+    <w:p>
+      <w:r>
+        <w:t>• 2023: [20, 14]</w:t>
+      </w:r>
+    </w:p>
+    <w:p>
+      <w:r>
+        <w:t>• 2024: []</w:t>
+      </w:r>
+    </w:p>
+    <w:p>
+      <w:r>
+        <w:t>• 2025: [14, 9, 6]</w:t>
+      </w:r>
+    </w:p>
+    <w:p>
+      <w:r>
+        <w:rPr>
+          <w:sz w:val="26"/>
+        </w:rPr>
+        <w:t>Jeffrey Viel: 9</w:t>
       </w:r>
     </w:p>
     <w:p>
@@ -227,7 +339,7 @@
           <w:color w:val="FF0000"/>
           <w:sz w:val="26"/>
         </w:rPr>
-        <w:t>Drew Helleson: 42</w:t>
+        <w:t>Drew Helleson: 43</w:t>
       </w:r>
     </w:p>
     <w:p>
@@ -257,7 +369,7 @@
           <w:color w:val="FF0000"/>
           <w:sz w:val="26"/>
         </w:rPr>
-        <w:t>Radko Gudas: 36</w:t>
+        <w:t>Radko Gudas: 37</w:t>
       </w:r>
     </w:p>
     <w:p>
@@ -285,7 +397,7 @@
         <w:rPr>
           <w:sz w:val="26"/>
         </w:rPr>
-        <w:t>Tim Washe: 11</w:t>
+        <w:t>Tim Washe: 12</w:t>
       </w:r>
     </w:p>
     <w:p>
@@ -341,7 +453,7 @@
         <w:rPr>
           <w:sz w:val="26"/>
         </w:rPr>
-        <w:t>Ian Moore: 1</w:t>
+        <w:t>Ian Moore: 2</w:t>
       </w:r>
     </w:p>
     <w:p>
@@ -371,7 +483,7 @@
           <w:color w:val="FF0000"/>
           <w:sz w:val="26"/>
         </w:rPr>
-        <w:t>Jackson LaCombe: 24</w:t>
+        <w:t>Jackson LaCombe: 25</w:t>
       </w:r>
     </w:p>
     <w:p>
@@ -399,7 +511,7 @@
         <w:rPr>
           <w:sz w:val="26"/>
         </w:rPr>
-        <w:t>Beckett Sennecke: 1</w:t>
+        <w:t>Beckett Sennecke: 2</w:t>
       </w:r>
     </w:p>
     <w:p>
@@ -427,7 +539,7 @@
         <w:rPr>
           <w:sz w:val="26"/>
         </w:rPr>
-        <w:t>Cutter Gauthier: 1</w:t>
+        <w:t>Pavel Mintyukov: 1</w:t>
       </w:r>
     </w:p>
     <w:p>
@@ -437,25 +549,27 @@
     </w:p>
     <w:p>
       <w:r>
-        <w:t>• 2023: []</w:t>
-      </w:r>
-    </w:p>
-    <w:p>
-      <w:r>
-        <w:t>• 2024: [8, 7, 7]</w:t>
-      </w:r>
-    </w:p>
-    <w:p>
-      <w:r>
-        <w:t>• 2025: [5, 4, 4]</w:t>
-      </w:r>
-    </w:p>
-    <w:p>
-      <w:r>
-        <w:rPr>
-          <w:sz w:val="26"/>
-        </w:rPr>
-        <w:t>Mason McTavish: 4</w:t>
+        <w:t>• 2023: [28, 17, 10]</w:t>
+      </w:r>
+    </w:p>
+    <w:p>
+      <w:r>
+        <w:t>• 2024: [23, 13, 10]</w:t>
+      </w:r>
+    </w:p>
+    <w:p>
+      <w:r>
+        <w:t>• 2025: [11, 6, 5]</w:t>
+      </w:r>
+    </w:p>
+    <w:p>
+      <w:r>
+        <w:rPr>
+          <w:b/>
+          <w:color w:val="FF0000"/>
+          <w:sz w:val="26"/>
+        </w:rPr>
+        <w:t>Mason McTavish: 5</w:t>
       </w:r>
     </w:p>
     <w:p>
@@ -3389,7 +3503,7 @@
           <w:color w:val="FF0000"/>
           <w:sz w:val="26"/>
         </w:rPr>
-        <w:t>Brayden Pachal: 36</w:t>
+        <w:t>Brayden Pachal: 37</w:t>
       </w:r>
     </w:p>
     <w:p>
@@ -3475,7 +3589,7 @@
           <w:color w:val="FF0000"/>
           <w:sz w:val="26"/>
         </w:rPr>
-        <w:t>Kevin Bahl: 34</w:t>
+        <w:t>Kevin Bahl: 35</w:t>
       </w:r>
     </w:p>
     <w:p>
@@ -3533,7 +3647,7 @@
           <w:color w:val="FF0000"/>
           <w:sz w:val="26"/>
         </w:rPr>
-        <w:t>Joel Hanley: 60</w:t>
+        <w:t>Joel Hanley: 61</w:t>
       </w:r>
     </w:p>
     <w:p>
@@ -3561,7 +3675,7 @@
         <w:rPr>
           <w:sz w:val="26"/>
         </w:rPr>
-        <w:t>Nazem Kadri: 1</w:t>
+        <w:t>Nazem Kadri: 2</w:t>
       </w:r>
     </w:p>
     <w:p>
@@ -3591,7 +3705,7 @@
           <w:color w:val="FF0000"/>
           <w:sz w:val="26"/>
         </w:rPr>
-        <w:t>Adam Klapka: 10</w:t>
+        <w:t>Adam Klapka: 11</w:t>
       </w:r>
     </w:p>
     <w:p>
@@ -3619,7 +3733,7 @@
         <w:rPr>
           <w:sz w:val="26"/>
         </w:rPr>
-        <w:t>Mikael Backlund: 1</w:t>
+        <w:t>Mikael Backlund: 2</w:t>
       </w:r>
     </w:p>
     <w:p>
@@ -3649,7 +3763,7 @@
           <w:color w:val="FF0000"/>
           <w:sz w:val="26"/>
         </w:rPr>
-        <w:t>MacKenzie Weegar: 21</w:t>
+        <w:t>MacKenzie Weegar: 22</w:t>
       </w:r>
     </w:p>
     <w:p>
@@ -3733,7 +3847,7 @@
         <w:rPr>
           <w:sz w:val="26"/>
         </w:rPr>
-        <w:t>Matvei Gridin: 2</w:t>
+        <w:t>Matvei Gridin: 3</w:t>
       </w:r>
     </w:p>
     <w:p>
@@ -3847,7 +3961,7 @@
         <w:rPr>
           <w:sz w:val="26"/>
         </w:rPr>
-        <w:t>Connor Zary: 1</w:t>
+        <w:t>Connor Zary: 2</w:t>
       </w:r>
     </w:p>
     <w:p>
@@ -3868,34 +3982,6 @@
     <w:p>
       <w:r>
         <w:t>• 2025: [20, 10, 8]</w:t>
-      </w:r>
-    </w:p>
-    <w:p>
-      <w:r>
-        <w:rPr>
-          <w:sz w:val="26"/>
-        </w:rPr>
-        <w:t>Morgan Frost: 4</w:t>
-      </w:r>
-    </w:p>
-    <w:p>
-      <w:r>
-        <w:t>• 2022: [17, 10, 8]</w:t>
-      </w:r>
-    </w:p>
-    <w:p>
-      <w:r>
-        <w:t>• 2023: [11, 10, 8]</w:t>
-      </w:r>
-    </w:p>
-    <w:p>
-      <w:r>
-        <w:t>• 2024: [25, 8, 5]</w:t>
-      </w:r>
-    </w:p>
-    <w:p>
-      <w:r>
-        <w:t>• 2025: [12, 8, 6]</w:t>
       </w:r>
     </w:p>
     <w:p>
@@ -3905,27 +3991,27 @@
           <w:color w:val="FF0000"/>
           <w:sz w:val="26"/>
         </w:rPr>
-        <w:t>Yegor Sharangovich: 8</w:t>
-      </w:r>
-    </w:p>
-    <w:p>
-      <w:r>
-        <w:t>• 2022: [13, 12, 9]</w:t>
-      </w:r>
-    </w:p>
-    <w:p>
-      <w:r>
-        <w:t>• 2023: [11, 7, 6]</w:t>
-      </w:r>
-    </w:p>
-    <w:p>
-      <w:r>
-        <w:t>• 2024: [15, 9, 6]</w:t>
-      </w:r>
-    </w:p>
-    <w:p>
-      <w:r>
-        <w:t>• 2025: [9, 6, 6]</w:t>
+        <w:t>Morgan Frost: 5</w:t>
+      </w:r>
+    </w:p>
+    <w:p>
+      <w:r>
+        <w:t>• 2022: [17, 10, 8]</w:t>
+      </w:r>
+    </w:p>
+    <w:p>
+      <w:r>
+        <w:t>• 2023: [11, 10, 8]</w:t>
+      </w:r>
+    </w:p>
+    <w:p>
+      <w:r>
+        <w:t>• 2024: [25, 8, 5]</w:t>
+      </w:r>
+    </w:p>
+    <w:p>
+      <w:r>
+        <w:t>• 2025: [12, 8, 6]</w:t>
       </w:r>
     </w:p>
     <w:p>
@@ -3935,7 +4021,7 @@
           <w:color w:val="FF0000"/>
           <w:sz w:val="26"/>
         </w:rPr>
-        <w:t>Blake Coleman: 5</w:t>
+        <w:t>Blake Coleman: 6</w:t>
       </w:r>
     </w:p>
     <w:p>
@@ -3965,7 +4051,7 @@
           <w:color w:val="FF0000"/>
           <w:sz w:val="26"/>
         </w:rPr>
-        <w:t>John Beecher: 26</w:t>
+        <w:t>John Beecher: 27</w:t>
       </w:r>
     </w:p>
     <w:p>
@@ -3993,7 +4079,35 @@
         <w:rPr>
           <w:sz w:val="26"/>
         </w:rPr>
-        <w:t>Yan Kuznetsov: 10</w:t>
+        <w:t>Ryan Lomberg: 1</w:t>
+      </w:r>
+    </w:p>
+    <w:p>
+      <w:r>
+        <w:t>• 2022: [12, 11, 8]</w:t>
+      </w:r>
+    </w:p>
+    <w:p>
+      <w:r>
+        <w:t>• 2023: [35, 7, 3]</w:t>
+      </w:r>
+    </w:p>
+    <w:p>
+      <w:r>
+        <w:t>• 2024: [40, 5]</w:t>
+      </w:r>
+    </w:p>
+    <w:p>
+      <w:r>
+        <w:t>• 2025: [15, 1, 1]</w:t>
+      </w:r>
+    </w:p>
+    <w:p>
+      <w:r>
+        <w:rPr>
+          <w:sz w:val="26"/>
+        </w:rPr>
+        <w:t>Yan Kuznetsov: 11</w:t>
       </w:r>
     </w:p>
     <w:p>
@@ -4023,7 +4137,7 @@
           <w:color w:val="FF0000"/>
           <w:sz w:val="26"/>
         </w:rPr>
-        <w:t>Matt Coronato: 6</w:t>
+        <w:t>Matt Coronato: 7</w:t>
       </w:r>
     </w:p>
     <w:p>
@@ -4044,34 +4158,6 @@
     <w:p>
       <w:r>
         <w:t>• 2025: [9, 7, 5]</w:t>
-      </w:r>
-    </w:p>
-    <w:p>
-      <w:r>
-        <w:rPr>
-          <w:sz w:val="26"/>
-        </w:rPr>
-        <w:t>Joel Farabee: 3</w:t>
-      </w:r>
-    </w:p>
-    <w:p>
-      <w:r>
-        <w:t>• 2022: [26, 11, 8]</w:t>
-      </w:r>
-    </w:p>
-    <w:p>
-      <w:r>
-        <w:t>• 2023: [14, 10, 7]</w:t>
-      </w:r>
-    </w:p>
-    <w:p>
-      <w:r>
-        <w:t>• 2024: [12, 8, 7]</w:t>
-      </w:r>
-    </w:p>
-    <w:p>
-      <w:r>
-        <w:t>• 2025: [10, 8, 6]</w:t>
       </w:r>
     </w:p>
     <w:p>
@@ -4081,7 +4167,7 @@
           <w:color w:val="FF0000"/>
           <w:sz w:val="26"/>
         </w:rPr>
-        <w:t>Zach Whitecloud: 13</w:t>
+        <w:t>Zach Whitecloud: 14</w:t>
       </w:r>
     </w:p>
     <w:p>
@@ -4147,7 +4233,7 @@
         <w:rPr>
           <w:sz w:val="26"/>
         </w:rPr>
-        <w:t>Oliver Moore: 15</w:t>
+        <w:t>Oliver Moore: 16</w:t>
       </w:r>
     </w:p>
     <w:p>
@@ -4235,7 +4321,7 @@
         <w:rPr>
           <w:sz w:val="26"/>
         </w:rPr>
-        <w:t>Artyom Levshunov: 16</w:t>
+        <w:t>Artyom Levshunov: 17</w:t>
       </w:r>
     </w:p>
     <w:p>
@@ -4265,7 +4351,7 @@
           <w:color w:val="FF0000"/>
           <w:sz w:val="26"/>
         </w:rPr>
-        <w:t>Matt Grzelcyk: 108</w:t>
+        <w:t>Matt Grzelcyk: 109</w:t>
       </w:r>
     </w:p>
     <w:p>
@@ -4295,7 +4381,7 @@
           <w:color w:val="FF0000"/>
           <w:sz w:val="26"/>
         </w:rPr>
-        <w:t>Alex Vlasic: 38</w:t>
+        <w:t>Alex Vlasic: 39</w:t>
       </w:r>
     </w:p>
     <w:p>
@@ -4353,7 +4439,7 @@
         <w:rPr>
           <w:sz w:val="26"/>
         </w:rPr>
-        <w:t>Tyler Bertuzzi: 1</w:t>
+        <w:t>Tyler Bertuzzi: 2</w:t>
       </w:r>
     </w:p>
     <w:p>
@@ -4381,7 +4467,7 @@
         <w:rPr>
           <w:sz w:val="26"/>
         </w:rPr>
-        <w:t>Ryan Greene: 7</w:t>
+        <w:t>Connor Bedard: 1</w:t>
       </w:r>
     </w:p>
     <w:p>
@@ -4391,6 +4477,34 @@
     </w:p>
     <w:p>
       <w:r>
+        <w:t>• 2023: [8, 7, 6]</w:t>
+      </w:r>
+    </w:p>
+    <w:p>
+      <w:r>
+        <w:t>• 2024: [12, 8, 8]</w:t>
+      </w:r>
+    </w:p>
+    <w:p>
+      <w:r>
+        <w:t>• 2025: [5, 5, 4]</w:t>
+      </w:r>
+    </w:p>
+    <w:p>
+      <w:r>
+        <w:rPr>
+          <w:sz w:val="26"/>
+        </w:rPr>
+        <w:t>Ryan Greene: 8</w:t>
+      </w:r>
+    </w:p>
+    <w:p>
+      <w:r>
+        <w:t>• 2022: []</w:t>
+      </w:r>
+    </w:p>
+    <w:p>
+      <w:r>
         <w:t>• 2023: []</w:t>
       </w:r>
     </w:p>
@@ -4402,34 +4516,6 @@
     <w:p>
       <w:r>
         <w:t>• 2025: [19, 12, 5]</w:t>
-      </w:r>
-    </w:p>
-    <w:p>
-      <w:r>
-        <w:rPr>
-          <w:sz w:val="26"/>
-        </w:rPr>
-        <w:t>Frank Nazar: 4</w:t>
-      </w:r>
-    </w:p>
-    <w:p>
-      <w:r>
-        <w:t>• 2022: []</w:t>
-      </w:r>
-    </w:p>
-    <w:p>
-      <w:r>
-        <w:t>• 2023: []</w:t>
-      </w:r>
-    </w:p>
-    <w:p>
-      <w:r>
-        <w:t>• 2024: [8, 6, 5]</w:t>
-      </w:r>
-    </w:p>
-    <w:p>
-      <w:r>
-        <w:t>• 2025: [21, 6, 3]</w:t>
       </w:r>
     </w:p>
     <w:p>
@@ -4439,27 +4525,27 @@
           <w:color w:val="FF0000"/>
           <w:sz w:val="26"/>
         </w:rPr>
-        <w:t>Jason Dickinson: 9</w:t>
-      </w:r>
-    </w:p>
-    <w:p>
-      <w:r>
-        <w:t>• 2022: [30, 13, 2]</w:t>
-      </w:r>
-    </w:p>
-    <w:p>
-      <w:r>
-        <w:t>• 2023: [11, 8, 7]</w:t>
-      </w:r>
-    </w:p>
-    <w:p>
-      <w:r>
-        <w:t>• 2024: [10, 6, 4]</w:t>
-      </w:r>
-    </w:p>
-    <w:p>
-      <w:r>
-        <w:t>• 2025: [9, 5, 5]</w:t>
+        <w:t>Frank Nazar: 5</w:t>
+      </w:r>
+    </w:p>
+    <w:p>
+      <w:r>
+        <w:t>• 2022: []</w:t>
+      </w:r>
+    </w:p>
+    <w:p>
+      <w:r>
+        <w:t>• 2023: []</w:t>
+      </w:r>
+    </w:p>
+    <w:p>
+      <w:r>
+        <w:t>• 2024: [8, 6, 5]</w:t>
+      </w:r>
+    </w:p>
+    <w:p>
+      <w:r>
+        <w:t>• 2025: [21, 6, 3]</w:t>
       </w:r>
     </w:p>
     <w:p>
@@ -4469,27 +4555,27 @@
           <w:color w:val="FF0000"/>
           <w:sz w:val="26"/>
         </w:rPr>
-        <w:t>Nick Foligno: 10</w:t>
-      </w:r>
-    </w:p>
-    <w:p>
-      <w:r>
-        <w:t>• 2022: [13, 12, 6]</w:t>
-      </w:r>
-    </w:p>
-    <w:p>
-      <w:r>
-        <w:t>• 2023: [13, 8, 7]</w:t>
-      </w:r>
-    </w:p>
-    <w:p>
-      <w:r>
-        <w:t>• 2024: [16, 15, 9]</w:t>
-      </w:r>
-    </w:p>
-    <w:p>
-      <w:r>
-        <w:t>• 2025: [8]</w:t>
+        <w:t>Jason Dickinson: 10</w:t>
+      </w:r>
+    </w:p>
+    <w:p>
+      <w:r>
+        <w:t>• 2022: [30, 13, 2]</w:t>
+      </w:r>
+    </w:p>
+    <w:p>
+      <w:r>
+        <w:t>• 2023: [11, 8, 7]</w:t>
+      </w:r>
+    </w:p>
+    <w:p>
+      <w:r>
+        <w:t>• 2024: [10, 6, 4]</w:t>
+      </w:r>
+    </w:p>
+    <w:p>
+      <w:r>
+        <w:t>• 2025: [9, 5, 5]</w:t>
       </w:r>
     </w:p>
     <w:p>
@@ -4525,7 +4611,7 @@
         <w:rPr>
           <w:sz w:val="26"/>
         </w:rPr>
-        <w:t>Ryan Donato: 3</w:t>
+        <w:t>Ryan Donato: 4</w:t>
       </w:r>
     </w:p>
     <w:p>
@@ -4555,7 +4641,7 @@
           <w:color w:val="FF0000"/>
           <w:sz w:val="26"/>
         </w:rPr>
-        <w:t>Landon Slaggert: 14</w:t>
+        <w:t>Kevin Korchinski: 5</w:t>
       </w:r>
     </w:p>
     <w:p>
@@ -4565,34 +4651,6 @@
     </w:p>
     <w:p>
       <w:r>
-        <w:t>• 2023: []</w:t>
-      </w:r>
-    </w:p>
-    <w:p>
-      <w:r>
-        <w:t>• 2024: [1]</w:t>
-      </w:r>
-    </w:p>
-    <w:p>
-      <w:r>
-        <w:t>• 2025: [10]</w:t>
-      </w:r>
-    </w:p>
-    <w:p>
-      <w:r>
-        <w:rPr>
-          <w:sz w:val="26"/>
-        </w:rPr>
-        <w:t>Kevin Korchinski: 4</w:t>
-      </w:r>
-    </w:p>
-    <w:p>
-      <w:r>
-        <w:t>• 2022: []</w:t>
-      </w:r>
-    </w:p>
-    <w:p>
-      <w:r>
         <w:t>• 2023: [28, 14, 5]</w:t>
       </w:r>
     </w:p>
@@ -4611,7 +4669,7 @@
         <w:rPr>
           <w:sz w:val="26"/>
         </w:rPr>
-        <w:t>Connor Murphy: 3</w:t>
+        <w:t>Connor Murphy: 4</w:t>
       </w:r>
     </w:p>
     <w:p>
@@ -4671,7 +4729,7 @@
           <w:color w:val="FF0000"/>
           <w:sz w:val="26"/>
         </w:rPr>
-        <w:t>Louis Crevier: 14</w:t>
+        <w:t>Louis Crevier: 15</w:t>
       </w:r>
     </w:p>
     <w:p>
@@ -4729,7 +4787,7 @@
           <w:color w:val="FF0000"/>
           <w:sz w:val="26"/>
         </w:rPr>
-        <w:t>Andre Burakovsky: 15</w:t>
+        <w:t>Andre Burakovsky: 16</w:t>
       </w:r>
     </w:p>
     <w:p>
@@ -4750,6 +4808,34 @@
     <w:p>
       <w:r>
         <w:t>• 2025: [10, 7, 5]</w:t>
+      </w:r>
+    </w:p>
+    <w:p>
+      <w:r>
+        <w:rPr>
+          <w:sz w:val="26"/>
+        </w:rPr>
+        <w:t>Sam Rinzel: 2</w:t>
+      </w:r>
+    </w:p>
+    <w:p>
+      <w:r>
+        <w:t>• 2022: []</w:t>
+      </w:r>
+    </w:p>
+    <w:p>
+      <w:r>
+        <w:t>• 2023: []</w:t>
+      </w:r>
+    </w:p>
+    <w:p>
+      <w:r>
+        <w:t>• 2024: []</w:t>
+      </w:r>
+    </w:p>
+    <w:p>
+      <w:r>
+        <w:t>• 2025: [26]</w:t>
       </w:r>
     </w:p>
     <w:p>
@@ -4759,65 +4845,7 @@
           <w:color w:val="FF0000"/>
           <w:sz w:val="26"/>
         </w:rPr>
-        <w:t>Teuvo Teravainen: 6</w:t>
-      </w:r>
-    </w:p>
-    <w:p>
-      <w:r>
-        <w:t>• 2022: [8, 7, 5]</w:t>
-      </w:r>
-    </w:p>
-    <w:p>
-      <w:r>
-        <w:t>• 2023: [9, 9, 6]</w:t>
-      </w:r>
-    </w:p>
-    <w:p>
-      <w:r>
-        <w:t>• 2024: [10, 9, 8]</w:t>
-      </w:r>
-    </w:p>
-    <w:p>
-      <w:r>
-        <w:t>• 2025: [13, 9, 5]</w:t>
-      </w:r>
-    </w:p>
-    <w:p>
-      <w:r>
-        <w:rPr>
-          <w:sz w:val="26"/>
-        </w:rPr>
-        <w:t>Sam Rinzel: 2</w:t>
-      </w:r>
-    </w:p>
-    <w:p>
-      <w:r>
-        <w:t>• 2022: []</w:t>
-      </w:r>
-    </w:p>
-    <w:p>
-      <w:r>
-        <w:t>• 2023: []</w:t>
-      </w:r>
-    </w:p>
-    <w:p>
-      <w:r>
-        <w:t>• 2024: []</w:t>
-      </w:r>
-    </w:p>
-    <w:p>
-      <w:r>
-        <w:t>• 2025: [26]</w:t>
-      </w:r>
-    </w:p>
-    <w:p>
-      <w:r>
-        <w:rPr>
-          <w:b/>
-          <w:color w:val="FF0000"/>
-          <w:sz w:val="26"/>
-        </w:rPr>
-        <w:t>Ilya Mikheyev: 3</w:t>
+        <w:t>Ilya Mikheyev: 4</w:t>
       </w:r>
     </w:p>
     <w:p>
@@ -7427,7 +7455,7 @@
         <w:rPr>
           <w:sz w:val="26"/>
         </w:rPr>
-        <w:t>Donovan Sebrango: 23</w:t>
+        <w:t>Donovan Sebrango: 24</w:t>
       </w:r>
     </w:p>
     <w:p>
@@ -7485,7 +7513,7 @@
           <w:color w:val="FF0000"/>
           <w:sz w:val="26"/>
         </w:rPr>
-        <w:t>Jesper Boqvist: 29</w:t>
+        <w:t>Jesper Boqvist: 30</w:t>
       </w:r>
     </w:p>
     <w:p>
@@ -7515,7 +7543,7 @@
           <w:color w:val="FF0000"/>
           <w:sz w:val="26"/>
         </w:rPr>
-        <w:t>A.J. Greer: 6</w:t>
+        <w:t>A.J. Greer: 7</w:t>
       </w:r>
     </w:p>
     <w:p>
@@ -7573,7 +7601,7 @@
         <w:rPr>
           <w:sz w:val="26"/>
         </w:rPr>
-        <w:t>Mackie Samoskevich: 2</w:t>
+        <w:t>Mackie Samoskevich: 3</w:t>
       </w:r>
     </w:p>
     <w:p>
@@ -7594,6 +7622,62 @@
     <w:p>
       <w:r>
         <w:t>• 2025: [18, 12, 8]</w:t>
+      </w:r>
+    </w:p>
+    <w:p>
+      <w:r>
+        <w:rPr>
+          <w:sz w:val="26"/>
+        </w:rPr>
+        <w:t>Jack Devine: 6</w:t>
+      </w:r>
+    </w:p>
+    <w:p>
+      <w:r>
+        <w:t>• 2022: []</w:t>
+      </w:r>
+    </w:p>
+    <w:p>
+      <w:r>
+        <w:t>• 2023: []</w:t>
+      </w:r>
+    </w:p>
+    <w:p>
+      <w:r>
+        <w:t>• 2024: []</w:t>
+      </w:r>
+    </w:p>
+    <w:p>
+      <w:r>
+        <w:t>• 2025: []</w:t>
+      </w:r>
+    </w:p>
+    <w:p>
+      <w:r>
+        <w:rPr>
+          <w:sz w:val="26"/>
+        </w:rPr>
+        <w:t>Evan Rodrigues: 2</w:t>
+      </w:r>
+    </w:p>
+    <w:p>
+      <w:r>
+        <w:t>• 2022: [11, 7, 6]</w:t>
+      </w:r>
+    </w:p>
+    <w:p>
+      <w:r>
+        <w:t>• 2023: [12, 12, 10]</w:t>
+      </w:r>
+    </w:p>
+    <w:p>
+      <w:r>
+        <w:t>• 2024: [17, 15, 10]</w:t>
+      </w:r>
+    </w:p>
+    <w:p>
+      <w:r>
+        <w:t>• 2025: [16, 10, 6]</w:t>
       </w:r>
     </w:p>
     <w:p>
@@ -7603,40 +7687,12 @@
           <w:color w:val="FF0000"/>
           <w:sz w:val="26"/>
         </w:rPr>
-        <w:t>Sam Reinhart: 6</w:t>
-      </w:r>
-    </w:p>
-    <w:p>
-      <w:r>
-        <w:t>• 2022: [9, 6, 6]</w:t>
-      </w:r>
-    </w:p>
-    <w:p>
-      <w:r>
-        <w:t>• 2023: [7, 5, 4]</w:t>
-      </w:r>
-    </w:p>
-    <w:p>
-      <w:r>
-        <w:t>• 2024: [8, 6, 4]</w:t>
-      </w:r>
-    </w:p>
-    <w:p>
-      <w:r>
-        <w:t>• 2025: [4, 4, 4]</w:t>
-      </w:r>
-    </w:p>
-    <w:p>
-      <w:r>
-        <w:rPr>
-          <w:sz w:val="26"/>
-        </w:rPr>
-        <w:t>Jack Devine: 6</w:t>
-      </w:r>
-    </w:p>
-    <w:p>
-      <w:r>
-        <w:t>• 2022: []</w:t>
+        <w:t>Dmitry Kulikov: 8</w:t>
+      </w:r>
+    </w:p>
+    <w:p>
+      <w:r>
+        <w:t>• 2022: [36, 10]</w:t>
       </w:r>
     </w:p>
     <w:p>
@@ -7646,40 +7702,12 @@
     </w:p>
     <w:p>
       <w:r>
-        <w:t>• 2024: []</w:t>
+        <w:t>• 2024: [46, 9, 2]</w:t>
       </w:r>
     </w:p>
     <w:p>
       <w:r>
         <w:t>• 2025: []</w:t>
-      </w:r>
-    </w:p>
-    <w:p>
-      <w:r>
-        <w:rPr>
-          <w:sz w:val="26"/>
-        </w:rPr>
-        <w:t>Evan Rodrigues: 1</w:t>
-      </w:r>
-    </w:p>
-    <w:p>
-      <w:r>
-        <w:t>• 2022: [11, 7, 6]</w:t>
-      </w:r>
-    </w:p>
-    <w:p>
-      <w:r>
-        <w:t>• 2023: [12, 12, 10]</w:t>
-      </w:r>
-    </w:p>
-    <w:p>
-      <w:r>
-        <w:t>• 2024: [17, 15, 10]</w:t>
-      </w:r>
-    </w:p>
-    <w:p>
-      <w:r>
-        <w:t>• 2025: [16, 10, 6]</w:t>
       </w:r>
     </w:p>
     <w:p>
@@ -7689,27 +7717,55 @@
           <w:color w:val="FF0000"/>
           <w:sz w:val="26"/>
         </w:rPr>
-        <w:t>Dmitry Kulikov: 7</w:t>
-      </w:r>
-    </w:p>
-    <w:p>
-      <w:r>
-        <w:t>• 2022: [36, 10]</w:t>
-      </w:r>
-    </w:p>
-    <w:p>
-      <w:r>
-        <w:t>• 2023: []</w:t>
-      </w:r>
-    </w:p>
-    <w:p>
-      <w:r>
-        <w:t>• 2024: [46, 9, 2]</w:t>
+        <w:t>Jeff Petry: 76</w:t>
+      </w:r>
+    </w:p>
+    <w:p>
+      <w:r>
+        <w:t>• 2022: [29, 8, 1]</w:t>
+      </w:r>
+    </w:p>
+    <w:p>
+      <w:r>
+        <w:t>• 2023: [39, 5]</w:t>
+      </w:r>
+    </w:p>
+    <w:p>
+      <w:r>
+        <w:t>• 2024: []</w:t>
       </w:r>
     </w:p>
     <w:p>
       <w:r>
         <w:t>• 2025: []</w:t>
+      </w:r>
+    </w:p>
+    <w:p>
+      <w:r>
+        <w:rPr>
+          <w:sz w:val="26"/>
+        </w:rPr>
+        <w:t>Carter Verhaeghe: 2</w:t>
+      </w:r>
+    </w:p>
+    <w:p>
+      <w:r>
+        <w:t>• 2022: [6, 4, 4]</w:t>
+      </w:r>
+    </w:p>
+    <w:p>
+      <w:r>
+        <w:t>• 2023: [14, 4, 3]</w:t>
+      </w:r>
+    </w:p>
+    <w:p>
+      <w:r>
+        <w:t>• 2024: [13, 8, 6]</w:t>
+      </w:r>
+    </w:p>
+    <w:p>
+      <w:r>
+        <w:t>• 2025: [13, 8, 6]</w:t>
       </w:r>
     </w:p>
     <w:p>
@@ -7719,55 +7775,55 @@
           <w:color w:val="FF0000"/>
           <w:sz w:val="26"/>
         </w:rPr>
-        <w:t>Jeff Petry: 75</w:t>
-      </w:r>
-    </w:p>
-    <w:p>
-      <w:r>
-        <w:t>• 2022: [29, 8, 1]</w:t>
-      </w:r>
-    </w:p>
-    <w:p>
-      <w:r>
-        <w:t>• 2023: [39, 5]</w:t>
-      </w:r>
-    </w:p>
-    <w:p>
-      <w:r>
-        <w:t>• 2024: []</w:t>
-      </w:r>
-    </w:p>
-    <w:p>
-      <w:r>
-        <w:t>• 2025: []</w:t>
-      </w:r>
-    </w:p>
-    <w:p>
-      <w:r>
-        <w:rPr>
-          <w:sz w:val="26"/>
-        </w:rPr>
-        <w:t>Carter Verhaeghe: 1</w:t>
-      </w:r>
-    </w:p>
-    <w:p>
-      <w:r>
-        <w:t>• 2022: [6, 4, 4]</w:t>
-      </w:r>
-    </w:p>
-    <w:p>
-      <w:r>
-        <w:t>• 2023: [14, 4, 3]</w:t>
-      </w:r>
-    </w:p>
-    <w:p>
-      <w:r>
-        <w:t>• 2024: [13, 8, 6]</w:t>
-      </w:r>
-    </w:p>
-    <w:p>
-      <w:r>
-        <w:t>• 2025: [13, 8, 6]</w:t>
+        <w:t>Aaron Ekblad: 18</w:t>
+      </w:r>
+    </w:p>
+    <w:p>
+      <w:r>
+        <w:t>• 2022: [18, 9, 8]</w:t>
+      </w:r>
+    </w:p>
+    <w:p>
+      <w:r>
+        <w:t>• 2023: [10, 7, 1]</w:t>
+      </w:r>
+    </w:p>
+    <w:p>
+      <w:r>
+        <w:t>• 2024: [8, 7]</w:t>
+      </w:r>
+    </w:p>
+    <w:p>
+      <w:r>
+        <w:t>• 2025: [33, 2]</w:t>
+      </w:r>
+    </w:p>
+    <w:p>
+      <w:r>
+        <w:rPr>
+          <w:sz w:val="26"/>
+        </w:rPr>
+        <w:t>Brad Marchand: 2</w:t>
+      </w:r>
+    </w:p>
+    <w:p>
+      <w:r>
+        <w:t>• 2022: [16, 6, 5]</w:t>
+      </w:r>
+    </w:p>
+    <w:p>
+      <w:r>
+        <w:t>• 2023: [10, 8, 8]</w:t>
+      </w:r>
+    </w:p>
+    <w:p>
+      <w:r>
+        <w:t>• 2024: [9, 9, 5]</w:t>
+      </w:r>
+    </w:p>
+    <w:p>
+      <w:r>
+        <w:t>• 2025: [4, 3, 3]</w:t>
       </w:r>
     </w:p>
     <w:p>
@@ -7777,35 +7833,7 @@
           <w:color w:val="FF0000"/>
           <w:sz w:val="26"/>
         </w:rPr>
-        <w:t>Aaron Ekblad: 17</w:t>
-      </w:r>
-    </w:p>
-    <w:p>
-      <w:r>
-        <w:t>• 2022: [18, 9, 8]</w:t>
-      </w:r>
-    </w:p>
-    <w:p>
-      <w:r>
-        <w:t>• 2023: [10, 7, 1]</w:t>
-      </w:r>
-    </w:p>
-    <w:p>
-      <w:r>
-        <w:t>• 2024: [8, 7]</w:t>
-      </w:r>
-    </w:p>
-    <w:p>
-      <w:r>
-        <w:t>• 2025: [33, 2]</w:t>
-      </w:r>
-    </w:p>
-    <w:p>
-      <w:r>
-        <w:rPr>
-          <w:sz w:val="26"/>
-        </w:rPr>
-        <w:t>Sandis Vilmanis: 4</w:t>
+        <w:t>Niko Mikkola: 24</w:t>
       </w:r>
     </w:p>
     <w:p>
@@ -7815,45 +7843,17 @@
     </w:p>
     <w:p>
       <w:r>
-        <w:t>• 2023: []</w:t>
-      </w:r>
-    </w:p>
-    <w:p>
-      <w:r>
-        <w:t>• 2024: []</w:t>
-      </w:r>
-    </w:p>
-    <w:p>
-      <w:r>
-        <w:t>• 2025: [2]</w:t>
-      </w:r>
-    </w:p>
-    <w:p>
-      <w:r>
-        <w:rPr>
-          <w:sz w:val="26"/>
-        </w:rPr>
-        <w:t>Brad Marchand: 1</w:t>
-      </w:r>
-    </w:p>
-    <w:p>
-      <w:r>
-        <w:t>• 2022: [16, 6, 5]</w:t>
-      </w:r>
-    </w:p>
-    <w:p>
-      <w:r>
-        <w:t>• 2023: [10, 8, 8]</w:t>
-      </w:r>
-    </w:p>
-    <w:p>
-      <w:r>
-        <w:t>• 2024: [9, 9, 5]</w:t>
-      </w:r>
-    </w:p>
-    <w:p>
-      <w:r>
-        <w:t>• 2025: [4, 3, 3]</w:t>
+        <w:t>• 2023: [14]</w:t>
+      </w:r>
+    </w:p>
+    <w:p>
+      <w:r>
+        <w:t>• 2024: [27, 7, 4]</w:t>
+      </w:r>
+    </w:p>
+    <w:p>
+      <w:r>
+        <w:t>• 2025: []</w:t>
       </w:r>
     </w:p>
     <w:p>
@@ -7863,27 +7863,27 @@
           <w:color w:val="FF0000"/>
           <w:sz w:val="26"/>
         </w:rPr>
-        <w:t>Niko Mikkola: 23</w:t>
-      </w:r>
-    </w:p>
-    <w:p>
-      <w:r>
-        <w:t>• 2022: []</w:t>
-      </w:r>
-    </w:p>
-    <w:p>
-      <w:r>
-        <w:t>• 2023: [14]</w:t>
-      </w:r>
-    </w:p>
-    <w:p>
-      <w:r>
-        <w:t>• 2024: [27, 7, 4]</w:t>
-      </w:r>
-    </w:p>
-    <w:p>
-      <w:r>
-        <w:t>• 2025: []</w:t>
+        <w:t>Luke Kunin: 18</w:t>
+      </w:r>
+    </w:p>
+    <w:p>
+      <w:r>
+        <w:t>• 2022: [11, 5, 3]</w:t>
+      </w:r>
+    </w:p>
+    <w:p>
+      <w:r>
+        <w:t>• 2023: [19, 14, 10]</w:t>
+      </w:r>
+    </w:p>
+    <w:p>
+      <w:r>
+        <w:t>• 2024: [12, 10, 4]</w:t>
+      </w:r>
+    </w:p>
+    <w:p>
+      <w:r>
+        <w:t>• 2025: [11]</w:t>
       </w:r>
     </w:p>
     <w:p>
@@ -7893,27 +7893,27 @@
           <w:color w:val="FF0000"/>
           <w:sz w:val="26"/>
         </w:rPr>
-        <w:t>Luke Kunin: 18</w:t>
-      </w:r>
-    </w:p>
-    <w:p>
-      <w:r>
-        <w:t>• 2022: [11, 5, 3]</w:t>
-      </w:r>
-    </w:p>
-    <w:p>
-      <w:r>
-        <w:t>• 2023: [19, 14, 10]</w:t>
-      </w:r>
-    </w:p>
-    <w:p>
-      <w:r>
-        <w:t>• 2024: [12, 10, 4]</w:t>
-      </w:r>
-    </w:p>
-    <w:p>
-      <w:r>
-        <w:t>• 2025: [11]</w:t>
+        <w:t>Uvis Balinskis: 3</w:t>
+      </w:r>
+    </w:p>
+    <w:p>
+      <w:r>
+        <w:t>• 2022: []</w:t>
+      </w:r>
+    </w:p>
+    <w:p>
+      <w:r>
+        <w:t>• 2023: []</w:t>
+      </w:r>
+    </w:p>
+    <w:p>
+      <w:r>
+        <w:t>• 2024: [11, 9, 3]</w:t>
+      </w:r>
+    </w:p>
+    <w:p>
+      <w:r>
+        <w:t>• 2025: [17, 7, 0]</w:t>
       </w:r>
     </w:p>
     <w:p>
@@ -7923,12 +7923,12 @@
           <w:color w:val="FF0000"/>
           <w:sz w:val="26"/>
         </w:rPr>
-        <w:t>Uvis Balinskis: 3</w:t>
-      </w:r>
-    </w:p>
-    <w:p>
-      <w:r>
-        <w:t>• 2022: []</w:t>
+        <w:t>Jack Studnicka: 39</w:t>
+      </w:r>
+    </w:p>
+    <w:p>
+      <w:r>
+        <w:t>• 2022: [10, 4, 2]</w:t>
       </w:r>
     </w:p>
     <w:p>
@@ -7938,12 +7938,40 @@
     </w:p>
     <w:p>
       <w:r>
-        <w:t>• 2024: [11, 9, 3]</w:t>
-      </w:r>
-    </w:p>
-    <w:p>
-      <w:r>
-        <w:t>• 2025: [17, 7, 0]</w:t>
+        <w:t>• 2024: []</w:t>
+      </w:r>
+    </w:p>
+    <w:p>
+      <w:r>
+        <w:t>• 2025: []</w:t>
+      </w:r>
+    </w:p>
+    <w:p>
+      <w:r>
+        <w:rPr>
+          <w:sz w:val="26"/>
+        </w:rPr>
+        <w:t>Anton Lundell: 4</w:t>
+      </w:r>
+    </w:p>
+    <w:p>
+      <w:r>
+        <w:t>• 2022: [13, 13, 12]</w:t>
+      </w:r>
+    </w:p>
+    <w:p>
+      <w:r>
+        <w:t>• 2023: [21, 13, 9]</w:t>
+      </w:r>
+    </w:p>
+    <w:p>
+      <w:r>
+        <w:t>• 2024: [14, 8, 6]</w:t>
+      </w:r>
+    </w:p>
+    <w:p>
+      <w:r>
+        <w:t>• 2025: [7, 6, 5]</w:t>
       </w:r>
     </w:p>
     <w:p>
@@ -7953,65 +7981,7 @@
           <w:color w:val="FF0000"/>
           <w:sz w:val="26"/>
         </w:rPr>
-        <w:t>Jack Studnicka: 39</w:t>
-      </w:r>
-    </w:p>
-    <w:p>
-      <w:r>
-        <w:t>• 2022: [10, 4, 2]</w:t>
-      </w:r>
-    </w:p>
-    <w:p>
-      <w:r>
-        <w:t>• 2023: []</w:t>
-      </w:r>
-    </w:p>
-    <w:p>
-      <w:r>
-        <w:t>• 2024: []</w:t>
-      </w:r>
-    </w:p>
-    <w:p>
-      <w:r>
-        <w:t>• 2025: []</w:t>
-      </w:r>
-    </w:p>
-    <w:p>
-      <w:r>
-        <w:rPr>
-          <w:sz w:val="26"/>
-        </w:rPr>
-        <w:t>Anton Lundell: 3</w:t>
-      </w:r>
-    </w:p>
-    <w:p>
-      <w:r>
-        <w:t>• 2022: [13, 13, 12]</w:t>
-      </w:r>
-    </w:p>
-    <w:p>
-      <w:r>
-        <w:t>• 2023: [21, 13, 9]</w:t>
-      </w:r>
-    </w:p>
-    <w:p>
-      <w:r>
-        <w:t>• 2024: [14, 8, 6]</w:t>
-      </w:r>
-    </w:p>
-    <w:p>
-      <w:r>
-        <w:t>• 2025: [7, 6, 5]</w:t>
-      </w:r>
-    </w:p>
-    <w:p>
-      <w:r>
-        <w:rPr>
-          <w:b/>
-          <w:color w:val="FF0000"/>
-          <w:sz w:val="26"/>
-        </w:rPr>
-        <w:t>Gustav Forsling: 15</w:t>
+        <w:t>Gustav Forsling: 16</w:t>
       </w:r>
     </w:p>
     <w:p>
@@ -8039,7 +8009,7 @@
         <w:rPr>
           <w:sz w:val="26"/>
         </w:rPr>
-        <w:t>Eetu Luostarinen: 3</w:t>
+        <w:t>Eetu Luostarinen: 4</w:t>
       </w:r>
     </w:p>
     <w:p>
@@ -8723,7 +8693,7 @@
         <w:rPr>
           <w:sz w:val="26"/>
         </w:rPr>
-        <w:t>Tyler Pitlick: 2</w:t>
+        <w:t>Tyler Pitlick: 3</w:t>
       </w:r>
     </w:p>
     <w:p>
@@ -8751,7 +8721,7 @@
         <w:rPr>
           <w:sz w:val="26"/>
         </w:rPr>
-        <w:t>Danila Yurov: 5</w:t>
+        <w:t>Danila Yurov: 6</w:t>
       </w:r>
     </w:p>
     <w:p>
@@ -8772,6 +8742,34 @@
     <w:p>
       <w:r>
         <w:t>• 2025: [8, 7, 6]</w:t>
+      </w:r>
+    </w:p>
+    <w:p>
+      <w:r>
+        <w:rPr>
+          <w:sz w:val="26"/>
+        </w:rPr>
+        <w:t>Matt Boldy: 1</w:t>
+      </w:r>
+    </w:p>
+    <w:p>
+      <w:r>
+        <w:t>• 2022: [15, 11, 8]</w:t>
+      </w:r>
+    </w:p>
+    <w:p>
+      <w:r>
+        <w:t>• 2023: [10, 6, 6]</w:t>
+      </w:r>
+    </w:p>
+    <w:p>
+      <w:r>
+        <w:t>• 2024: [11, 9, 9]</w:t>
+      </w:r>
+    </w:p>
+    <w:p>
+      <w:r>
+        <w:t>• 2025: [6, 3, 2]</w:t>
       </w:r>
     </w:p>
     <w:p>
@@ -8781,7 +8779,7 @@
           <w:color w:val="FF0000"/>
           <w:sz w:val="26"/>
         </w:rPr>
-        <w:t>Vinnie Hinostroza: 5</w:t>
+        <w:t>Vinnie Hinostroza: 6</w:t>
       </w:r>
     </w:p>
     <w:p>
@@ -8811,7 +8809,7 @@
           <w:color w:val="FF0000"/>
           <w:sz w:val="26"/>
         </w:rPr>
-        <w:t>Jake Middleton: 17</w:t>
+        <w:t>Jake Middleton: 18</w:t>
       </w:r>
     </w:p>
     <w:p>
@@ -8839,7 +8837,7 @@
         <w:rPr>
           <w:sz w:val="26"/>
         </w:rPr>
-        <w:t>Mats Zuccarello: 1</w:t>
+        <w:t>Mats Zuccarello: 2</w:t>
       </w:r>
     </w:p>
     <w:p>
@@ -8867,7 +8865,7 @@
         <w:rPr>
           <w:sz w:val="26"/>
         </w:rPr>
-        <w:t>Daemon Hunt: 41</w:t>
+        <w:t>Daemon Hunt: 42</w:t>
       </w:r>
     </w:p>
     <w:p>
@@ -8895,7 +8893,7 @@
         <w:rPr>
           <w:sz w:val="26"/>
         </w:rPr>
-        <w:t>Vladimir Tarasenko: 2</w:t>
+        <w:t>Vladimir Tarasenko: 3</w:t>
       </w:r>
     </w:p>
     <w:p>
@@ -8925,7 +8923,7 @@
           <w:color w:val="FF0000"/>
           <w:sz w:val="26"/>
         </w:rPr>
-        <w:t>Ryan Hartman: 10</w:t>
+        <w:t>Ryan Hartman: 11</w:t>
       </w:r>
     </w:p>
     <w:p>
@@ -9043,7 +9041,7 @@
           <w:color w:val="FF0000"/>
           <w:sz w:val="26"/>
         </w:rPr>
-        <w:t>Zach Bogosian: 12</w:t>
+        <w:t>Zach Bogosian: 13</w:t>
       </w:r>
     </w:p>
     <w:p>
@@ -9071,7 +9069,7 @@
         <w:rPr>
           <w:sz w:val="26"/>
         </w:rPr>
-        <w:t>Brock Faber: 3</w:t>
+        <w:t>Brock Faber: 4</w:t>
       </w:r>
     </w:p>
     <w:p>
@@ -9099,7 +9097,7 @@
         <w:rPr>
           <w:sz w:val="26"/>
         </w:rPr>
-        <w:t>Jared Spurgeon: 2</w:t>
+        <w:t>Jared Spurgeon: 3</w:t>
       </w:r>
     </w:p>
     <w:p>
@@ -9157,7 +9155,7 @@
         <w:rPr>
           <w:sz w:val="26"/>
         </w:rPr>
-        <w:t>Yakov Trenin: 2</w:t>
+        <w:t>Yakov Trenin: 3</w:t>
       </w:r>
     </w:p>
     <w:p>
@@ -9187,7 +9185,7 @@
           <w:color w:val="FF0000"/>
           <w:sz w:val="26"/>
         </w:rPr>
-        <w:t>Nico Sturm: 17</w:t>
+        <w:t>Nico Sturm: 18</w:t>
       </w:r>
     </w:p>
     <w:p>
@@ -9243,7 +9241,7 @@
         <w:rPr>
           <w:sz w:val="26"/>
         </w:rPr>
-        <w:t>Joel Eriksson Ek: 1</w:t>
+        <w:t>Joel Eriksson Ek: 2</w:t>
       </w:r>
     </w:p>
     <w:p>
@@ -9301,7 +9299,7 @@
           <w:color w:val="FF0000"/>
           <w:sz w:val="26"/>
         </w:rPr>
-        <w:t>Quinn Hughes: 4</w:t>
+        <w:t>Quinn Hughes: 5</w:t>
       </w:r>
     </w:p>
     <w:p>
@@ -9359,7 +9357,7 @@
           <w:color w:val="FF0000"/>
           <w:sz w:val="26"/>
         </w:rPr>
-        <w:t>Marcus Johansson: 9</w:t>
+        <w:t>Marcus Johansson: 10</w:t>
       </w:r>
     </w:p>
     <w:p>
@@ -11511,7 +11509,7 @@
           <w:color w:val="FF0000"/>
           <w:sz w:val="26"/>
         </w:rPr>
-        <w:t>Ondrej Palat: 7</w:t>
+        <w:t>Ondrej Palat: 8</w:t>
       </w:r>
     </w:p>
     <w:p>
@@ -11539,7 +11537,7 @@
         <w:rPr>
           <w:sz w:val="26"/>
         </w:rPr>
-        <w:t>Calum Ritchie: 11</w:t>
+        <w:t>Calum Ritchie: 12</w:t>
       </w:r>
     </w:p>
     <w:p>
@@ -11595,7 +11593,7 @@
         <w:rPr>
           <w:sz w:val="26"/>
         </w:rPr>
-        <w:t>Casey Cizikas: 2</w:t>
+        <w:t>Casey Cizikas: 3</w:t>
       </w:r>
     </w:p>
     <w:p>
@@ -11623,7 +11621,35 @@
         <w:rPr>
           <w:sz w:val="26"/>
         </w:rPr>
-        <w:t>Ryan Pulock: 3</w:t>
+        <w:t>Simon Holmstrom: 1</w:t>
+      </w:r>
+    </w:p>
+    <w:p>
+      <w:r>
+        <w:t>• 2022: [9, 8, 6]</w:t>
+      </w:r>
+    </w:p>
+    <w:p>
+      <w:r>
+        <w:t>• 2023: [15, 11, 6]</w:t>
+      </w:r>
+    </w:p>
+    <w:p>
+      <w:r>
+        <w:t>• 2024: [11, 6, 6]</w:t>
+      </w:r>
+    </w:p>
+    <w:p>
+      <w:r>
+        <w:t>• 2025: [17, 6, 6]</w:t>
+      </w:r>
+    </w:p>
+    <w:p>
+      <w:r>
+        <w:rPr>
+          <w:sz w:val="26"/>
+        </w:rPr>
+        <w:t>Ryan Pulock: 4</w:t>
       </w:r>
     </w:p>
     <w:p>
@@ -11644,34 +11670,6 @@
     <w:p>
       <w:r>
         <w:t>• 2025: [16, 5]</w:t>
-      </w:r>
-    </w:p>
-    <w:p>
-      <w:r>
-        <w:rPr>
-          <w:sz w:val="26"/>
-        </w:rPr>
-        <w:t>Matthew Schaefer: 1</w:t>
-      </w:r>
-    </w:p>
-    <w:p>
-      <w:r>
-        <w:t>• 2022: []</w:t>
-      </w:r>
-    </w:p>
-    <w:p>
-      <w:r>
-        <w:t>• 2023: []</w:t>
-      </w:r>
-    </w:p>
-    <w:p>
-      <w:r>
-        <w:t>• 2024: []</w:t>
-      </w:r>
-    </w:p>
-    <w:p>
-      <w:r>
-        <w:t>• 2025: [7, 7, 7]</w:t>
       </w:r>
     </w:p>
     <w:p>
@@ -11681,7 +11679,7 @@
           <w:color w:val="FF0000"/>
           <w:sz w:val="26"/>
         </w:rPr>
-        <w:t>Adam Pelech: 18</w:t>
+        <w:t>Adam Pelech: 19</w:t>
       </w:r>
     </w:p>
     <w:p>
@@ -11702,6 +11700,34 @@
     <w:p>
       <w:r>
         <w:t>• 2025: [8, 4]</w:t>
+      </w:r>
+    </w:p>
+    <w:p>
+      <w:r>
+        <w:rPr>
+          <w:sz w:val="26"/>
+        </w:rPr>
+        <w:t>Scott Mayfield: 1</w:t>
+      </w:r>
+    </w:p>
+    <w:p>
+      <w:r>
+        <w:t>• 2022: [36, 26, 6]</w:t>
+      </w:r>
+    </w:p>
+    <w:p>
+      <w:r>
+        <w:t>• 2023: []</w:t>
+      </w:r>
+    </w:p>
+    <w:p>
+      <w:r>
+        <w:t>• 2024: [22, 20]</w:t>
+      </w:r>
+    </w:p>
+    <w:p>
+      <w:r>
+        <w:t>• 2025: [25]</w:t>
       </w:r>
     </w:p>
     <w:p>
@@ -11737,59 +11763,31 @@
     <w:p>
       <w:r>
         <w:rPr>
-          <w:sz w:val="26"/>
-        </w:rPr>
-        <w:t>Bo Horvat: 2</w:t>
-      </w:r>
-    </w:p>
-    <w:p>
-      <w:r>
-        <w:t>• 2022: [11, 4, 3]</w:t>
-      </w:r>
-    </w:p>
-    <w:p>
-      <w:r>
-        <w:t>• 2023: [6, 5, 5]</w:t>
-      </w:r>
-    </w:p>
-    <w:p>
-      <w:r>
-        <w:t>• 2024: [13, 5, 5]</w:t>
-      </w:r>
-    </w:p>
-    <w:p>
-      <w:r>
-        <w:t>• 2025: [7, 4, 3]</w:t>
-      </w:r>
-    </w:p>
-    <w:p>
-      <w:r>
-        <w:rPr>
           <w:b/>
           <w:color w:val="FF0000"/>
           <w:sz w:val="26"/>
         </w:rPr>
-        <w:t>Carson Soucy: 6</w:t>
-      </w:r>
-    </w:p>
-    <w:p>
-      <w:r>
-        <w:t>• 2022: [41, 19]</w:t>
-      </w:r>
-    </w:p>
-    <w:p>
-      <w:r>
-        <w:t>• 2023: [2]</w:t>
-      </w:r>
-    </w:p>
-    <w:p>
-      <w:r>
-        <w:t>• 2024: [22, 7, 0]</w:t>
-      </w:r>
-    </w:p>
-    <w:p>
-      <w:r>
-        <w:t>• 2025: [23, 19, 1]</w:t>
+        <w:t>Jonathan Drouin: 36</w:t>
+      </w:r>
+    </w:p>
+    <w:p>
+      <w:r>
+        <w:t>• 2022: [7]</w:t>
+      </w:r>
+    </w:p>
+    <w:p>
+      <w:r>
+        <w:t>• 2023: [19, 9, 5]</w:t>
+      </w:r>
+    </w:p>
+    <w:p>
+      <w:r>
+        <w:t>• 2024: [7, 6, 5]</w:t>
+      </w:r>
+    </w:p>
+    <w:p>
+      <w:r>
+        <w:t>• 2025: [12, 2]</w:t>
       </w:r>
     </w:p>
     <w:p>
@@ -11799,27 +11797,55 @@
           <w:color w:val="FF0000"/>
           <w:sz w:val="26"/>
         </w:rPr>
-        <w:t>Jonathan Drouin: 36</w:t>
-      </w:r>
-    </w:p>
-    <w:p>
-      <w:r>
-        <w:t>• 2022: [7]</w:t>
-      </w:r>
-    </w:p>
-    <w:p>
-      <w:r>
-        <w:t>• 2023: [19, 9, 5]</w:t>
-      </w:r>
-    </w:p>
-    <w:p>
-      <w:r>
-        <w:t>• 2024: [7, 6, 5]</w:t>
-      </w:r>
-    </w:p>
-    <w:p>
-      <w:r>
-        <w:t>• 2025: [12, 2]</w:t>
+        <w:t>Alexander Romanov: 35</w:t>
+      </w:r>
+    </w:p>
+    <w:p>
+      <w:r>
+        <w:t>• 2022: [27]</w:t>
+      </w:r>
+    </w:p>
+    <w:p>
+      <w:r>
+        <w:t>• 2023: [15, 7, 7]</w:t>
+      </w:r>
+    </w:p>
+    <w:p>
+      <w:r>
+        <w:t>• 2024: [7, 0, 0]</w:t>
+      </w:r>
+    </w:p>
+    <w:p>
+      <w:r>
+        <w:t>• 2025: []</w:t>
+      </w:r>
+    </w:p>
+    <w:p>
+      <w:r>
+        <w:rPr>
+          <w:sz w:val="26"/>
+        </w:rPr>
+        <w:t>Marshall Warren: 8</w:t>
+      </w:r>
+    </w:p>
+    <w:p>
+      <w:r>
+        <w:t>• 2022: []</w:t>
+      </w:r>
+    </w:p>
+    <w:p>
+      <w:r>
+        <w:t>• 2023: []</w:t>
+      </w:r>
+    </w:p>
+    <w:p>
+      <w:r>
+        <w:t>• 2024: []</w:t>
+      </w:r>
+    </w:p>
+    <w:p>
+      <w:r>
+        <w:t>• 2025: []</w:t>
       </w:r>
     </w:p>
     <w:p>
@@ -11829,63 +11855,7 @@
           <w:color w:val="FF0000"/>
           <w:sz w:val="26"/>
         </w:rPr>
-        <w:t>Alexander Romanov: 35</w:t>
-      </w:r>
-    </w:p>
-    <w:p>
-      <w:r>
-        <w:t>• 2022: [27]</w:t>
-      </w:r>
-    </w:p>
-    <w:p>
-      <w:r>
-        <w:t>• 2023: [15, 7, 7]</w:t>
-      </w:r>
-    </w:p>
-    <w:p>
-      <w:r>
-        <w:t>• 2024: [7, 0, 0]</w:t>
-      </w:r>
-    </w:p>
-    <w:p>
-      <w:r>
-        <w:t>• 2025: []</w:t>
-      </w:r>
-    </w:p>
-    <w:p>
-      <w:r>
-        <w:rPr>
-          <w:sz w:val="26"/>
-        </w:rPr>
-        <w:t>Marshall Warren: 8</w:t>
-      </w:r>
-    </w:p>
-    <w:p>
-      <w:r>
-        <w:t>• 2022: []</w:t>
-      </w:r>
-    </w:p>
-    <w:p>
-      <w:r>
-        <w:t>• 2023: []</w:t>
-      </w:r>
-    </w:p>
-    <w:p>
-      <w:r>
-        <w:t>• 2024: []</w:t>
-      </w:r>
-    </w:p>
-    <w:p>
-      <w:r>
-        <w:t>• 2025: []</w:t>
-      </w:r>
-    </w:p>
-    <w:p>
-      <w:r>
-        <w:rPr>
-          <w:sz w:val="26"/>
-        </w:rPr>
-        <w:t>Mathew Barzal: 2</w:t>
+        <w:t>Mathew Barzal: 3</w:t>
       </w:r>
     </w:p>
     <w:p>
@@ -11943,7 +11913,7 @@
           <w:color w:val="FF0000"/>
           <w:sz w:val="26"/>
         </w:rPr>
-        <w:t>Anthony Duclair: 7</w:t>
+        <w:t>Anthony Duclair: 8</w:t>
       </w:r>
     </w:p>
     <w:p>
@@ -11973,7 +11943,7 @@
           <w:color w:val="FF0000"/>
           <w:sz w:val="26"/>
         </w:rPr>
-        <w:t>Marc Gatcomb: 26</w:t>
+        <w:t>Marc Gatcomb: 27</w:t>
       </w:r>
     </w:p>
     <w:p>
@@ -11994,6 +11964,34 @@
     <w:p>
       <w:r>
         <w:t>• 2025: []</w:t>
+      </w:r>
+    </w:p>
+    <w:p>
+      <w:r>
+        <w:rPr>
+          <w:sz w:val="26"/>
+        </w:rPr>
+        <w:t>Jean-Gabriel Pageau: 1</w:t>
+      </w:r>
+    </w:p>
+    <w:p>
+      <w:r>
+        <w:t>• 2022: [17, 9, 6]</w:t>
+      </w:r>
+    </w:p>
+    <w:p>
+      <w:r>
+        <w:t>• 2023: [8, 8, 8]</w:t>
+      </w:r>
+    </w:p>
+    <w:p>
+      <w:r>
+        <w:t>• 2024: [13, 12, 9]</w:t>
+      </w:r>
+    </w:p>
+    <w:p>
+      <w:r>
+        <w:t>• 2025: [19, 3, 3]</w:t>
       </w:r>
     </w:p>
     <w:p>
@@ -12003,7 +12001,7 @@
           <w:color w:val="FF0000"/>
           <w:sz w:val="26"/>
         </w:rPr>
-        <w:t>Emil Heineman: 7</w:t>
+        <w:t>Emil Heineman: 8</w:t>
       </w:r>
     </w:p>
     <w:p>
@@ -12091,7 +12089,7 @@
           <w:color w:val="FF0000"/>
           <w:sz w:val="26"/>
         </w:rPr>
-        <w:t>Kyle MacLean: 14</w:t>
+        <w:t>Kyle MacLean: 15</w:t>
       </w:r>
     </w:p>
     <w:p>
@@ -12121,7 +12119,7 @@
           <w:color w:val="FF0000"/>
           <w:sz w:val="26"/>
         </w:rPr>
-        <w:t>Tony DeAngelo: 8</w:t>
+        <w:t>Tony DeAngelo: 9</w:t>
       </w:r>
     </w:p>
     <w:p>
@@ -14229,11 +14227,39 @@
     <w:p>
       <w:r>
         <w:rPr>
+          <w:sz w:val="26"/>
+        </w:rPr>
+        <w:t>Ryan Shea: 1</w:t>
+      </w:r>
+    </w:p>
+    <w:p>
+      <w:r>
+        <w:t>• 2022: []</w:t>
+      </w:r>
+    </w:p>
+    <w:p>
+      <w:r>
+        <w:t>• 2023: []</w:t>
+      </w:r>
+    </w:p>
+    <w:p>
+      <w:r>
+        <w:t>• 2024: []</w:t>
+      </w:r>
+    </w:p>
+    <w:p>
+      <w:r>
+        <w:t>• 2025: [39, 5, 2]</w:t>
+      </w:r>
+    </w:p>
+    <w:p>
+      <w:r>
+        <w:rPr>
           <w:b/>
           <w:color w:val="FF0000"/>
           <w:sz w:val="26"/>
         </w:rPr>
-        <w:t>Noel Acciari: 4</w:t>
+        <w:t>Noel Acciari: 5</w:t>
       </w:r>
     </w:p>
     <w:p>
@@ -14261,7 +14287,7 @@
         <w:rPr>
           <w:sz w:val="26"/>
         </w:rPr>
-        <w:t>Tommy Novak: 1</w:t>
+        <w:t>Tommy Novak: 2</w:t>
       </w:r>
     </w:p>
     <w:p>
@@ -14282,34 +14308,6 @@
     <w:p>
       <w:r>
         <w:t>• 2025: [9, 7, 7]</w:t>
-      </w:r>
-    </w:p>
-    <w:p>
-      <w:r>
-        <w:rPr>
-          <w:sz w:val="26"/>
-        </w:rPr>
-        <w:t>Jack St. Ivany: 50</w:t>
-      </w:r>
-    </w:p>
-    <w:p>
-      <w:r>
-        <w:t>• 2022: []</w:t>
-      </w:r>
-    </w:p>
-    <w:p>
-      <w:r>
-        <w:t>• 2023: []</w:t>
-      </w:r>
-    </w:p>
-    <w:p>
-      <w:r>
-        <w:t>• 2024: []</w:t>
-      </w:r>
-    </w:p>
-    <w:p>
-      <w:r>
-        <w:t>• 2025: []</w:t>
       </w:r>
     </w:p>
     <w:p>
@@ -14319,27 +14317,55 @@
           <w:color w:val="FF0000"/>
           <w:sz w:val="26"/>
         </w:rPr>
-        <w:t>Rickard Rakell: 4</w:t>
-      </w:r>
-    </w:p>
-    <w:p>
-      <w:r>
-        <w:t>• 2022: [10, 8, 6]</w:t>
-      </w:r>
-    </w:p>
-    <w:p>
-      <w:r>
-        <w:t>• 2023: [15, 4, 3]</w:t>
-      </w:r>
-    </w:p>
-    <w:p>
-      <w:r>
-        <w:t>• 2024: [9, 6, 5]</w:t>
-      </w:r>
-    </w:p>
-    <w:p>
-      <w:r>
-        <w:t>• 2025: [6, 5, 4]</w:t>
+        <w:t>Anthony Mantha: 1</w:t>
+      </w:r>
+    </w:p>
+    <w:p>
+      <w:r>
+        <w:t>• 2022: [19, 7, 7]</w:t>
+      </w:r>
+    </w:p>
+    <w:p>
+      <w:r>
+        <w:t>• 2023: [8, 7, 4]</w:t>
+      </w:r>
+    </w:p>
+    <w:p>
+      <w:r>
+        <w:t>• 2024: [6, 1, 1]</w:t>
+      </w:r>
+    </w:p>
+    <w:p>
+      <w:r>
+        <w:t>• 2025: [11, 10, 5]</w:t>
+      </w:r>
+    </w:p>
+    <w:p>
+      <w:r>
+        <w:rPr>
+          <w:sz w:val="26"/>
+        </w:rPr>
+        <w:t>Jack St. Ivany: 50</w:t>
+      </w:r>
+    </w:p>
+    <w:p>
+      <w:r>
+        <w:t>• 2022: []</w:t>
+      </w:r>
+    </w:p>
+    <w:p>
+      <w:r>
+        <w:t>• 2023: []</w:t>
+      </w:r>
+    </w:p>
+    <w:p>
+      <w:r>
+        <w:t>• 2024: []</w:t>
+      </w:r>
+    </w:p>
+    <w:p>
+      <w:r>
+        <w:t>• 2025: []</w:t>
       </w:r>
     </w:p>
     <w:p>
@@ -14523,7 +14549,7 @@
           <w:color w:val="FF0000"/>
           <w:sz w:val="26"/>
         </w:rPr>
-        <w:t>Connor Clifton: 1</w:t>
+        <w:t>Connor Clifton: 2</w:t>
       </w:r>
     </w:p>
     <w:p>
@@ -14639,7 +14665,7 @@
           <w:color w:val="FF0000"/>
           <w:sz w:val="26"/>
         </w:rPr>
-        <w:t>Kris Letang: 13</w:t>
+        <w:t>Kris Letang: 14</w:t>
       </w:r>
     </w:p>
     <w:p>
@@ -14697,7 +14723,7 @@
           <w:color w:val="FF0000"/>
           <w:sz w:val="26"/>
         </w:rPr>
-        <w:t>Erik Karlsson: 11</w:t>
+        <w:t>Erik Karlsson: 12</w:t>
       </w:r>
     </w:p>
     <w:p>
@@ -14727,7 +14753,7 @@
           <w:color w:val="FF0000"/>
           <w:sz w:val="26"/>
         </w:rPr>
-        <w:t>Connor Dewar: 6</w:t>
+        <w:t>Connor Dewar: 7</w:t>
       </w:r>
     </w:p>
     <w:p>
@@ -14748,6 +14774,34 @@
     <w:p>
       <w:r>
         <w:t>• 2025: [12, 6, 6]</w:t>
+      </w:r>
+    </w:p>
+    <w:p>
+      <w:r>
+        <w:rPr>
+          <w:sz w:val="26"/>
+        </w:rPr>
+        <w:t>Parker Wotherspoon: 11</w:t>
+      </w:r>
+    </w:p>
+    <w:p>
+      <w:r>
+        <w:t>• 2022: []</w:t>
+      </w:r>
+    </w:p>
+    <w:p>
+      <w:r>
+        <w:t>• 2023: []</w:t>
+      </w:r>
+    </w:p>
+    <w:p>
+      <w:r>
+        <w:t>• 2024: []</w:t>
+      </w:r>
+    </w:p>
+    <w:p>
+      <w:r>
+        <w:t>• 2025: [28, 8]</w:t>
       </w:r>
     </w:p>
     <w:p>
@@ -14757,7 +14811,35 @@
           <w:color w:val="FF0000"/>
           <w:sz w:val="26"/>
         </w:rPr>
-        <w:t>Justin Brazeau: 3</w:t>
+        <w:t>Samuel Girard: 21</w:t>
+      </w:r>
+    </w:p>
+    <w:p>
+      <w:r>
+        <w:t>• 2022: [22, 12, 12]</w:t>
+      </w:r>
+    </w:p>
+    <w:p>
+      <w:r>
+        <w:t>• 2023: [15, 0]</w:t>
+      </w:r>
+    </w:p>
+    <w:p>
+      <w:r>
+        <w:t>• 2024: [29, 4]</w:t>
+      </w:r>
+    </w:p>
+    <w:p>
+      <w:r>
+        <w:t>• 2025: [2, 0]</w:t>
+      </w:r>
+    </w:p>
+    <w:p>
+      <w:r>
+        <w:rPr>
+          <w:sz w:val="26"/>
+        </w:rPr>
+        <w:t>Rutger McGroarty: 8</w:t>
       </w:r>
     </w:p>
     <w:p>
@@ -14767,62 +14849,6 @@
     </w:p>
     <w:p>
       <w:r>
-        <w:t>• 2023: [11, 0, 0]</w:t>
-      </w:r>
-    </w:p>
-    <w:p>
-      <w:r>
-        <w:t>• 2024: [24, 8, 8]</w:t>
-      </w:r>
-    </w:p>
-    <w:p>
-      <w:r>
-        <w:t>• 2025: [7, 6, 5]</w:t>
-      </w:r>
-    </w:p>
-    <w:p>
-      <w:r>
-        <w:rPr>
-          <w:sz w:val="26"/>
-        </w:rPr>
-        <w:t>Bryan Rust: 3</w:t>
-      </w:r>
-    </w:p>
-    <w:p>
-      <w:r>
-        <w:t>• 2022: [9, 9, 7]</w:t>
-      </w:r>
-    </w:p>
-    <w:p>
-      <w:r>
-        <w:t>• 2023: [9, 5, 4]</w:t>
-      </w:r>
-    </w:p>
-    <w:p>
-      <w:r>
-        <w:t>• 2024: [6, 5, 4]</w:t>
-      </w:r>
-    </w:p>
-    <w:p>
-      <w:r>
-        <w:t>• 2025: [6, 3, 3]</w:t>
-      </w:r>
-    </w:p>
-    <w:p>
-      <w:r>
-        <w:rPr>
-          <w:sz w:val="26"/>
-        </w:rPr>
-        <w:t>Parker Wotherspoon: 10</w:t>
-      </w:r>
-    </w:p>
-    <w:p>
-      <w:r>
-        <w:t>• 2022: []</w:t>
-      </w:r>
-    </w:p>
-    <w:p>
-      <w:r>
         <w:t>• 2023: []</w:t>
       </w:r>
     </w:p>
@@ -14833,7 +14859,7 @@
     </w:p>
     <w:p>
       <w:r>
-        <w:t>• 2025: [28, 8]</w:t>
+        <w:t>• 2025: [5]</w:t>
       </w:r>
     </w:p>
     <w:p>
@@ -14843,55 +14869,55 @@
           <w:color w:val="FF0000"/>
           <w:sz w:val="26"/>
         </w:rPr>
-        <w:t>Samuel Girard: 20</w:t>
-      </w:r>
-    </w:p>
-    <w:p>
-      <w:r>
-        <w:t>• 2022: [22, 12, 12]</w:t>
-      </w:r>
-    </w:p>
-    <w:p>
-      <w:r>
-        <w:t>• 2023: [15, 0]</w:t>
-      </w:r>
-    </w:p>
-    <w:p>
-      <w:r>
-        <w:t>• 2024: [29, 4]</w:t>
-      </w:r>
-    </w:p>
-    <w:p>
-      <w:r>
-        <w:t>• 2025: [2, 0]</w:t>
-      </w:r>
-    </w:p>
-    <w:p>
-      <w:r>
-        <w:rPr>
-          <w:sz w:val="26"/>
-        </w:rPr>
-        <w:t>Rutger McGroarty: 8</w:t>
-      </w:r>
-    </w:p>
-    <w:p>
-      <w:r>
-        <w:t>• 2022: []</w:t>
-      </w:r>
-    </w:p>
-    <w:p>
-      <w:r>
-        <w:t>• 2023: []</w:t>
-      </w:r>
-    </w:p>
-    <w:p>
-      <w:r>
-        <w:t>• 2024: []</w:t>
-      </w:r>
-    </w:p>
-    <w:p>
-      <w:r>
-        <w:t>• 2025: [5]</w:t>
+        <w:t>Kevin Hayes: 9</w:t>
+      </w:r>
+    </w:p>
+    <w:p>
+      <w:r>
+        <w:t>• 2022: [23, 10, 5]</w:t>
+      </w:r>
+    </w:p>
+    <w:p>
+      <w:r>
+        <w:t>• 2023: [19, 10, 8]</w:t>
+      </w:r>
+    </w:p>
+    <w:p>
+      <w:r>
+        <w:t>• 2024: [13, 8, 7]</w:t>
+      </w:r>
+    </w:p>
+    <w:p>
+      <w:r>
+        <w:t>• 2025: [4, 2]</w:t>
+      </w:r>
+    </w:p>
+    <w:p>
+      <w:r>
+        <w:rPr>
+          <w:sz w:val="26"/>
+        </w:rPr>
+        <w:t>Blake Lizotte: 2</w:t>
+      </w:r>
+    </w:p>
+    <w:p>
+      <w:r>
+        <w:t>• 2022: [19, 10, 10]</w:t>
+      </w:r>
+    </w:p>
+    <w:p>
+      <w:r>
+        <w:t>• 2023: [27, 9, 6]</w:t>
+      </w:r>
+    </w:p>
+    <w:p>
+      <w:r>
+        <w:t>• 2024: [17, 16, 3]</w:t>
+      </w:r>
+    </w:p>
+    <w:p>
+      <w:r>
+        <w:t>• 2025: [11, 10, 9]</w:t>
       </w:r>
     </w:p>
     <w:p>
@@ -14901,27 +14927,55 @@
           <w:color w:val="FF0000"/>
           <w:sz w:val="26"/>
         </w:rPr>
-        <w:t>Egor Chinakhov: 1</w:t>
-      </w:r>
-    </w:p>
-    <w:p>
-      <w:r>
-        <w:t>• 2022: [7, 2, 0]</w:t>
-      </w:r>
-    </w:p>
-    <w:p>
-      <w:r>
-        <w:t>• 2023: [7, 6, 5]</w:t>
-      </w:r>
-    </w:p>
-    <w:p>
-      <w:r>
-        <w:t>• 2024: [8, 3, 1]</w:t>
-      </w:r>
-    </w:p>
-    <w:p>
-      <w:r>
-        <w:t>• 2025: [19, 4, 2]</w:t>
+        <w:t>Evgeni Malkin: 8</w:t>
+      </w:r>
+    </w:p>
+    <w:p>
+      <w:r>
+        <w:t>• 2022: [9, 7, 6]</w:t>
+      </w:r>
+    </w:p>
+    <w:p>
+      <w:r>
+        <w:t>• 2023: [13, 8, 6]</w:t>
+      </w:r>
+    </w:p>
+    <w:p>
+      <w:r>
+        <w:t>• 2024: [10, 6, 5]</w:t>
+      </w:r>
+    </w:p>
+    <w:p>
+      <w:r>
+        <w:t>• 2025: [7, 4, 3]</w:t>
+      </w:r>
+    </w:p>
+    <w:p>
+      <w:r>
+        <w:rPr>
+          <w:sz w:val="26"/>
+        </w:rPr>
+        <w:t>Ilya Solovyov: 8</w:t>
+      </w:r>
+    </w:p>
+    <w:p>
+      <w:r>
+        <w:t>• 2022: []</w:t>
+      </w:r>
+    </w:p>
+    <w:p>
+      <w:r>
+        <w:t>• 2023: []</w:t>
+      </w:r>
+    </w:p>
+    <w:p>
+      <w:r>
+        <w:t>• 2024: []</w:t>
+      </w:r>
+    </w:p>
+    <w:p>
+      <w:r>
+        <w:t>• 2025: []</w:t>
       </w:r>
     </w:p>
     <w:p>
@@ -14931,103 +14985,17 @@
           <w:color w:val="FF0000"/>
           <w:sz w:val="26"/>
         </w:rPr>
-        <w:t>Kevin Hayes: 9</w:t>
-      </w:r>
-    </w:p>
-    <w:p>
-      <w:r>
-        <w:t>• 2022: [23, 10, 5]</w:t>
-      </w:r>
-    </w:p>
-    <w:p>
-      <w:r>
-        <w:t>• 2023: [19, 10, 8]</w:t>
-      </w:r>
-    </w:p>
-    <w:p>
-      <w:r>
-        <w:t>• 2024: [13, 8, 7]</w:t>
-      </w:r>
-    </w:p>
-    <w:p>
-      <w:r>
-        <w:t>• 2025: [4, 2]</w:t>
-      </w:r>
-    </w:p>
-    <w:p>
-      <w:r>
-        <w:rPr>
-          <w:sz w:val="26"/>
-        </w:rPr>
-        <w:t>Blake Lizotte: 1</w:t>
-      </w:r>
-    </w:p>
-    <w:p>
-      <w:r>
-        <w:t>• 2022: [19, 10, 10]</w:t>
-      </w:r>
-    </w:p>
-    <w:p>
-      <w:r>
-        <w:t>• 2023: [27, 9, 6]</w:t>
-      </w:r>
-    </w:p>
-    <w:p>
-      <w:r>
-        <w:t>• 2024: [17, 16, 3]</w:t>
-      </w:r>
-    </w:p>
-    <w:p>
-      <w:r>
-        <w:t>• 2025: [11, 10, 9]</w:t>
-      </w:r>
-    </w:p>
-    <w:p>
-      <w:r>
-        <w:rPr>
-          <w:b/>
-          <w:color w:val="FF0000"/>
-          <w:sz w:val="26"/>
-        </w:rPr>
-        <w:t>Evgeni Malkin: 7</w:t>
-      </w:r>
-    </w:p>
-    <w:p>
-      <w:r>
-        <w:t>• 2022: [9, 7, 6]</w:t>
-      </w:r>
-    </w:p>
-    <w:p>
-      <w:r>
-        <w:t>• 2023: [13, 8, 6]</w:t>
-      </w:r>
-    </w:p>
-    <w:p>
-      <w:r>
-        <w:t>• 2024: [10, 6, 5]</w:t>
-      </w:r>
-    </w:p>
-    <w:p>
-      <w:r>
-        <w:t>• 2025: [7, 4, 3]</w:t>
-      </w:r>
-    </w:p>
-    <w:p>
-      <w:r>
-        <w:rPr>
-          <w:sz w:val="26"/>
-        </w:rPr>
-        <w:t>Ilya Solovyov: 8</w:t>
-      </w:r>
-    </w:p>
-    <w:p>
-      <w:r>
-        <w:t>• 2022: []</w:t>
-      </w:r>
-    </w:p>
-    <w:p>
-      <w:r>
-        <w:t>• 2023: []</w:t>
+        <w:t>Ryan Graves: 17</w:t>
+      </w:r>
+    </w:p>
+    <w:p>
+      <w:r>
+        <w:t>• 2022: [26, 22, 8]</w:t>
+      </w:r>
+    </w:p>
+    <w:p>
+      <w:r>
+        <w:t>• 2023: [19, 5]</w:t>
       </w:r>
     </w:p>
     <w:p>
@@ -15038,64 +15006,6 @@
     <w:p>
       <w:r>
         <w:t>• 2025: []</w:t>
-      </w:r>
-    </w:p>
-    <w:p>
-      <w:r>
-        <w:rPr>
-          <w:b/>
-          <w:color w:val="FF0000"/>
-          <w:sz w:val="26"/>
-        </w:rPr>
-        <w:t>Ryan Graves: 17</w:t>
-      </w:r>
-    </w:p>
-    <w:p>
-      <w:r>
-        <w:t>• 2022: [26, 22, 8]</w:t>
-      </w:r>
-    </w:p>
-    <w:p>
-      <w:r>
-        <w:t>• 2023: [19, 5]</w:t>
-      </w:r>
-    </w:p>
-    <w:p>
-      <w:r>
-        <w:t>• 2024: []</w:t>
-      </w:r>
-    </w:p>
-    <w:p>
-      <w:r>
-        <w:t>• 2025: []</w:t>
-      </w:r>
-    </w:p>
-    <w:p>
-      <w:r>
-        <w:rPr>
-          <w:sz w:val="26"/>
-        </w:rPr>
-        <w:t>Ben Kindel: 2</w:t>
-      </w:r>
-    </w:p>
-    <w:p>
-      <w:r>
-        <w:t>• 2022: []</w:t>
-      </w:r>
-    </w:p>
-    <w:p>
-      <w:r>
-        <w:t>• 2023: []</w:t>
-      </w:r>
-    </w:p>
-    <w:p>
-      <w:r>
-        <w:t>• 2024: []</w:t>
-      </w:r>
-    </w:p>
-    <w:p>
-      <w:r>
-        <w:t>• 2025: [19, 8, 4]</w:t>
       </w:r>
     </w:p>
     <w:p>
@@ -15733,7 +15643,7 @@
           <w:color w:val="FF0000"/>
           <w:sz w:val="26"/>
         </w:rPr>
-        <w:t>William Eklund: 14</w:t>
+        <w:t>William Eklund: 15</w:t>
       </w:r>
     </w:p>
     <w:p>
@@ -15849,7 +15759,7 @@
         <w:rPr>
           <w:sz w:val="26"/>
         </w:rPr>
-        <w:t>Pavol Regenda: 4</w:t>
+        <w:t>Macklin Celebrini: 1</w:t>
       </w:r>
     </w:p>
     <w:p>
@@ -15864,6 +15774,34 @@
     </w:p>
     <w:p>
       <w:r>
+        <w:t>• 2024: [9, 7, 5]</w:t>
+      </w:r>
+    </w:p>
+    <w:p>
+      <w:r>
+        <w:t>• 2025: [6, 6, 3]</w:t>
+      </w:r>
+    </w:p>
+    <w:p>
+      <w:r>
+        <w:rPr>
+          <w:sz w:val="26"/>
+        </w:rPr>
+        <w:t>Pavol Regenda: 5</w:t>
+      </w:r>
+    </w:p>
+    <w:p>
+      <w:r>
+        <w:t>• 2022: []</w:t>
+      </w:r>
+    </w:p>
+    <w:p>
+      <w:r>
+        <w:t>• 2023: []</w:t>
+      </w:r>
+    </w:p>
+    <w:p>
+      <w:r>
         <w:t>• 2024: []</w:t>
       </w:r>
     </w:p>
@@ -15877,7 +15815,7 @@
         <w:rPr>
           <w:sz w:val="26"/>
         </w:rPr>
-        <w:t>Philipp Kurashev: 2</w:t>
+        <w:t>Philipp Kurashev: 3</w:t>
       </w:r>
     </w:p>
     <w:p>
@@ -15926,6 +15864,34 @@
     <w:p>
       <w:r>
         <w:t>• 2025: []</w:t>
+      </w:r>
+    </w:p>
+    <w:p>
+      <w:r>
+        <w:rPr>
+          <w:sz w:val="26"/>
+        </w:rPr>
+        <w:t>Barclay Goodrow: 1</w:t>
+      </w:r>
+    </w:p>
+    <w:p>
+      <w:r>
+        <w:t>• 2022: [13, 9, 7]</w:t>
+      </w:r>
+    </w:p>
+    <w:p>
+      <w:r>
+        <w:t>• 2023: [56, 2]</w:t>
+      </w:r>
+    </w:p>
+    <w:p>
+      <w:r>
+        <w:t>• 2024: [25, 20, 15]</w:t>
+      </w:r>
+    </w:p>
+    <w:p>
+      <w:r>
+        <w:t>• 2025: [13, 11, 8]</w:t>
       </w:r>
     </w:p>
     <w:p>
@@ -15935,7 +15901,7 @@
           <w:color w:val="FF0000"/>
           <w:sz w:val="26"/>
         </w:rPr>
-        <w:t>Dmitry Orlov: 25</w:t>
+        <w:t>Dmitry Orlov: 26</w:t>
       </w:r>
     </w:p>
     <w:p>
@@ -15963,7 +15929,7 @@
         <w:rPr>
           <w:sz w:val="26"/>
         </w:rPr>
-        <w:t>John Klingberg: 5</w:t>
+        <w:t>John Klingberg: 6</w:t>
       </w:r>
     </w:p>
     <w:p>
@@ -16047,7 +16013,7 @@
         <w:rPr>
           <w:sz w:val="26"/>
         </w:rPr>
-        <w:t>Sam Dickinson: 37</w:t>
+        <w:t>Sam Dickinson: 38</w:t>
       </w:r>
     </w:p>
     <w:p>
@@ -16075,7 +16041,7 @@
         <w:rPr>
           <w:sz w:val="26"/>
         </w:rPr>
-        <w:t>Will Smith: 3</w:t>
+        <w:t>Shakir Mukhamadullin: 1</w:t>
       </w:r>
     </w:p>
     <w:p>
@@ -16090,20 +16056,20 @@
     </w:p>
     <w:p>
       <w:r>
-        <w:t>• 2024: [10, 10, 8]</w:t>
-      </w:r>
-    </w:p>
-    <w:p>
-      <w:r>
-        <w:t>• 2025: [7, 6, 2]</w:t>
-      </w:r>
-    </w:p>
-    <w:p>
-      <w:r>
-        <w:rPr>
-          <w:sz w:val="26"/>
-        </w:rPr>
-        <w:t>Tyler Toffoli: 1</w:t>
+        <w:t>• 2024: [23]</w:t>
+      </w:r>
+    </w:p>
+    <w:p>
+      <w:r>
+        <w:t>• 2025: [7, 5, 1]</w:t>
+      </w:r>
+    </w:p>
+    <w:p>
+      <w:r>
+        <w:rPr>
+          <w:sz w:val="26"/>
+        </w:rPr>
+        <w:t>Tyler Toffoli: 2</w:t>
       </w:r>
     </w:p>
     <w:p>
@@ -16133,7 +16099,7 @@
           <w:color w:val="FF0000"/>
           <w:sz w:val="26"/>
         </w:rPr>
-        <w:t>Collin Graf: 5</w:t>
+        <w:t>Collin Graf: 6</w:t>
       </w:r>
     </w:p>
     <w:p>
@@ -16163,7 +16129,7 @@
           <w:color w:val="FF0000"/>
           <w:sz w:val="26"/>
         </w:rPr>
-        <w:t>Mario Ferraro: 9</w:t>
+        <w:t>Mario Ferraro: 10</w:t>
       </w:r>
     </w:p>
     <w:p>
@@ -16219,7 +16185,7 @@
         <w:rPr>
           <w:sz w:val="26"/>
         </w:rPr>
-        <w:t>Vincent Desharnais: 9</w:t>
+        <w:t>Vincent Desharnais: 10</w:t>
       </w:r>
     </w:p>
     <w:p>
@@ -16247,7 +16213,7 @@
         <w:rPr>
           <w:sz w:val="26"/>
         </w:rPr>
-        <w:t>Zack Ostapchuk: 10</w:t>
+        <w:t>Zack Ostapchuk: 11</w:t>
       </w:r>
     </w:p>
     <w:p>
@@ -16307,7 +16273,7 @@
           <w:color w:val="FF0000"/>
           <w:sz w:val="26"/>
         </w:rPr>
-        <w:t>Kiefer Sherwood: 7</w:t>
+        <w:t>Kiefer Sherwood: 8</w:t>
       </w:r>
     </w:p>
     <w:p>
@@ -16356,6 +16322,34 @@
     <w:p>
       <w:r>
         <w:t>• 2025: []</w:t>
+      </w:r>
+    </w:p>
+    <w:p>
+      <w:r>
+        <w:rPr>
+          <w:sz w:val="26"/>
+        </w:rPr>
+        <w:t>Alexander Wennberg: 1</w:t>
+      </w:r>
+    </w:p>
+    <w:p>
+      <w:r>
+        <w:t>• 2022: [12, 10, 9]</w:t>
+      </w:r>
+    </w:p>
+    <w:p>
+      <w:r>
+        <w:t>• 2023: [11, 7, 6]</w:t>
+      </w:r>
+    </w:p>
+    <w:p>
+      <w:r>
+        <w:t>• 2024: [32, 7, 4]</w:t>
+      </w:r>
+    </w:p>
+    <w:p>
+      <w:r>
+        <w:t>• 2025: [11, 10, 9]</w:t>
       </w:r>
     </w:p>
     <w:p>
@@ -16373,7 +16367,35 @@
           <w:color w:val="FF0000"/>
           <w:sz w:val="26"/>
         </w:rPr>
-        <w:t>Logan Mailloux: 24</w:t>
+        <w:t>Nathan Walker: 13</w:t>
+      </w:r>
+    </w:p>
+    <w:p>
+      <w:r>
+        <w:t>• 2022: [23]</w:t>
+      </w:r>
+    </w:p>
+    <w:p>
+      <w:r>
+        <w:t>• 2023: [13, 11, 7]</w:t>
+      </w:r>
+    </w:p>
+    <w:p>
+      <w:r>
+        <w:t>• 2024: [15, 8, 8]</w:t>
+      </w:r>
+    </w:p>
+    <w:p>
+      <w:r>
+        <w:t>• 2025: [8, 6, 2]</w:t>
+      </w:r>
+    </w:p>
+    <w:p>
+      <w:r>
+        <w:rPr>
+          <w:sz w:val="26"/>
+        </w:rPr>
+        <w:t>Hunter Skinner: 1</w:t>
       </w:r>
     </w:p>
     <w:p>
@@ -16388,7 +16410,7 @@
     </w:p>
     <w:p>
       <w:r>
-        <w:t>• 2024: [4]</w:t>
+        <w:t>• 2024: []</w:t>
       </w:r>
     </w:p>
     <w:p>
@@ -16403,55 +16425,27 @@
           <w:color w:val="FF0000"/>
           <w:sz w:val="26"/>
         </w:rPr>
-        <w:t>Nathan Walker: 13</w:t>
-      </w:r>
-    </w:p>
-    <w:p>
-      <w:r>
-        <w:t>• 2022: [23]</w:t>
-      </w:r>
-    </w:p>
-    <w:p>
-      <w:r>
-        <w:t>• 2023: [13, 11, 7]</w:t>
-      </w:r>
-    </w:p>
-    <w:p>
-      <w:r>
-        <w:t>• 2024: [15, 8, 8]</w:t>
-      </w:r>
-    </w:p>
-    <w:p>
-      <w:r>
-        <w:t>• 2025: [8, 6, 2]</w:t>
-      </w:r>
-    </w:p>
-    <w:p>
-      <w:r>
-        <w:rPr>
-          <w:sz w:val="26"/>
-        </w:rPr>
-        <w:t>Hunter Skinner: 1</w:t>
-      </w:r>
-    </w:p>
-    <w:p>
-      <w:r>
-        <w:t>• 2022: []</w:t>
-      </w:r>
-    </w:p>
-    <w:p>
-      <w:r>
-        <w:t>• 2023: []</w:t>
-      </w:r>
-    </w:p>
-    <w:p>
-      <w:r>
-        <w:t>• 2024: []</w:t>
-      </w:r>
-    </w:p>
-    <w:p>
-      <w:r>
-        <w:t>• 2025: []</w:t>
+        <w:t>Justin Faulk: 18</w:t>
+      </w:r>
+    </w:p>
+    <w:p>
+      <w:r>
+        <w:t>• 2022: [21, 15, 14]</w:t>
+      </w:r>
+    </w:p>
+    <w:p>
+      <w:r>
+        <w:t>• 2023: [1]</w:t>
+      </w:r>
+    </w:p>
+    <w:p>
+      <w:r>
+        <w:t>• 2024: [34, 27, 2]</w:t>
+      </w:r>
+    </w:p>
+    <w:p>
+      <w:r>
+        <w:t>• 2025: [11, 5, 3]</w:t>
       </w:r>
     </w:p>
     <w:p>
@@ -16461,27 +16455,55 @@
           <w:color w:val="FF0000"/>
           <w:sz w:val="26"/>
         </w:rPr>
-        <w:t>Justin Faulk: 17</w:t>
-      </w:r>
-    </w:p>
-    <w:p>
-      <w:r>
-        <w:t>• 2022: [21, 15, 14]</w:t>
-      </w:r>
-    </w:p>
-    <w:p>
-      <w:r>
-        <w:t>• 2023: [1]</w:t>
-      </w:r>
-    </w:p>
-    <w:p>
-      <w:r>
-        <w:t>• 2024: [34, 27, 2]</w:t>
-      </w:r>
-    </w:p>
-    <w:p>
-      <w:r>
-        <w:t>• 2025: [11, 5, 3]</w:t>
+        <w:t>Jonatan Berggren: 3</w:t>
+      </w:r>
+    </w:p>
+    <w:p>
+      <w:r>
+        <w:t>• 2022: [11, 7, 6]</w:t>
+      </w:r>
+    </w:p>
+    <w:p>
+      <w:r>
+        <w:t>• 2023: [0]</w:t>
+      </w:r>
+    </w:p>
+    <w:p>
+      <w:r>
+        <w:t>• 2024: [12, 10, 7]</w:t>
+      </w:r>
+    </w:p>
+    <w:p>
+      <w:r>
+        <w:t>• 2025: [11, 9, 4]</w:t>
+      </w:r>
+    </w:p>
+    <w:p>
+      <w:r>
+        <w:rPr>
+          <w:sz w:val="26"/>
+        </w:rPr>
+        <w:t>Colton Parayko: 2</w:t>
+      </w:r>
+    </w:p>
+    <w:p>
+      <w:r>
+        <w:t>• 2022: [22, 6, 4]</w:t>
+      </w:r>
+    </w:p>
+    <w:p>
+      <w:r>
+        <w:t>• 2023: [18, 9, 8]</w:t>
+      </w:r>
+    </w:p>
+    <w:p>
+      <w:r>
+        <w:t>• 2024: [12, 9, 4]</w:t>
+      </w:r>
+    </w:p>
+    <w:p>
+      <w:r>
+        <w:t>• 2025: []</w:t>
       </w:r>
     </w:p>
     <w:p>
@@ -16491,55 +16513,27 @@
           <w:color w:val="FF0000"/>
           <w:sz w:val="26"/>
         </w:rPr>
-        <w:t>Jonatan Berggren: 3</w:t>
-      </w:r>
-    </w:p>
-    <w:p>
-      <w:r>
-        <w:t>• 2022: [11, 7, 6]</w:t>
-      </w:r>
-    </w:p>
-    <w:p>
-      <w:r>
-        <w:t>• 2023: [0]</w:t>
-      </w:r>
-    </w:p>
-    <w:p>
-      <w:r>
-        <w:t>• 2024: [12, 10, 7]</w:t>
-      </w:r>
-    </w:p>
-    <w:p>
-      <w:r>
-        <w:t>• 2025: [11, 9, 4]</w:t>
-      </w:r>
-    </w:p>
-    <w:p>
-      <w:r>
-        <w:rPr>
-          <w:sz w:val="26"/>
-        </w:rPr>
-        <w:t>Colton Parayko: 2</w:t>
-      </w:r>
-    </w:p>
-    <w:p>
-      <w:r>
-        <w:t>• 2022: [22, 6, 4]</w:t>
-      </w:r>
-    </w:p>
-    <w:p>
-      <w:r>
-        <w:t>• 2023: [18, 9, 8]</w:t>
-      </w:r>
-    </w:p>
-    <w:p>
-      <w:r>
-        <w:t>• 2024: [12, 9, 4]</w:t>
-      </w:r>
-    </w:p>
-    <w:p>
-      <w:r>
-        <w:t>• 2025: []</w:t>
+        <w:t>Mathieu Joseph: 25</w:t>
+      </w:r>
+    </w:p>
+    <w:p>
+      <w:r>
+        <w:t>• 2022: [10, 9]</w:t>
+      </w:r>
+    </w:p>
+    <w:p>
+      <w:r>
+        <w:t>• 2023: [16, 8, 6]</w:t>
+      </w:r>
+    </w:p>
+    <w:p>
+      <w:r>
+        <w:t>• 2024: [30, 11, 1]</w:t>
+      </w:r>
+    </w:p>
+    <w:p>
+      <w:r>
+        <w:t>• 2025: [4]</w:t>
       </w:r>
     </w:p>
     <w:p>
@@ -16549,27 +16543,83 @@
           <w:color w:val="FF0000"/>
           <w:sz w:val="26"/>
         </w:rPr>
-        <w:t>Mathieu Joseph: 25</w:t>
-      </w:r>
-    </w:p>
-    <w:p>
-      <w:r>
-        <w:t>• 2022: [10, 9]</w:t>
-      </w:r>
-    </w:p>
-    <w:p>
-      <w:r>
-        <w:t>• 2023: [16, 8, 6]</w:t>
-      </w:r>
-    </w:p>
-    <w:p>
-      <w:r>
-        <w:t>• 2024: [30, 11, 1]</w:t>
-      </w:r>
-    </w:p>
-    <w:p>
-      <w:r>
-        <w:t>• 2025: [4]</w:t>
+        <w:t>Tyler Tucker: 5</w:t>
+      </w:r>
+    </w:p>
+    <w:p>
+      <w:r>
+        <w:t>• 2022: []</w:t>
+      </w:r>
+    </w:p>
+    <w:p>
+      <w:r>
+        <w:t>• 2023: []</w:t>
+      </w:r>
+    </w:p>
+    <w:p>
+      <w:r>
+        <w:t>• 2024: [13, 3]</w:t>
+      </w:r>
+    </w:p>
+    <w:p>
+      <w:r>
+        <w:t>• 2025: [34, 10]</w:t>
+      </w:r>
+    </w:p>
+    <w:p>
+      <w:r>
+        <w:rPr>
+          <w:sz w:val="26"/>
+        </w:rPr>
+        <w:t>Jack Finley: 13</w:t>
+      </w:r>
+    </w:p>
+    <w:p>
+      <w:r>
+        <w:t>• 2022: []</w:t>
+      </w:r>
+    </w:p>
+    <w:p>
+      <w:r>
+        <w:t>• 2023: []</w:t>
+      </w:r>
+    </w:p>
+    <w:p>
+      <w:r>
+        <w:t>• 2024: []</w:t>
+      </w:r>
+    </w:p>
+    <w:p>
+      <w:r>
+        <w:t>• 2025: [5]</w:t>
+      </w:r>
+    </w:p>
+    <w:p>
+      <w:r>
+        <w:rPr>
+          <w:sz w:val="26"/>
+        </w:rPr>
+        <w:t>Jake Neighbours: 4</w:t>
+      </w:r>
+    </w:p>
+    <w:p>
+      <w:r>
+        <w:t>• 2022: [17, 8, 5]</w:t>
+      </w:r>
+    </w:p>
+    <w:p>
+      <w:r>
+        <w:t>• 2023: [7, 6, 6]</w:t>
+      </w:r>
+    </w:p>
+    <w:p>
+      <w:r>
+        <w:t>• 2024: [11, 10, 9]</w:t>
+      </w:r>
+    </w:p>
+    <w:p>
+      <w:r>
+        <w:t>• 2025: [8, 8, 7]</w:t>
       </w:r>
     </w:p>
     <w:p>
@@ -16579,83 +16629,27 @@
           <w:color w:val="FF0000"/>
           <w:sz w:val="26"/>
         </w:rPr>
-        <w:t>Tyler Tucker: 4</w:t>
-      </w:r>
-    </w:p>
-    <w:p>
-      <w:r>
-        <w:t>• 2022: []</w:t>
-      </w:r>
-    </w:p>
-    <w:p>
-      <w:r>
-        <w:t>• 2023: []</w:t>
-      </w:r>
-    </w:p>
-    <w:p>
-      <w:r>
-        <w:t>• 2024: [13, 3]</w:t>
-      </w:r>
-    </w:p>
-    <w:p>
-      <w:r>
-        <w:t>• 2025: [34, 10]</w:t>
-      </w:r>
-    </w:p>
-    <w:p>
-      <w:r>
-        <w:rPr>
-          <w:sz w:val="26"/>
-        </w:rPr>
-        <w:t>Jack Finley: 12</w:t>
-      </w:r>
-    </w:p>
-    <w:p>
-      <w:r>
-        <w:t>• 2022: []</w:t>
-      </w:r>
-    </w:p>
-    <w:p>
-      <w:r>
-        <w:t>• 2023: []</w:t>
-      </w:r>
-    </w:p>
-    <w:p>
-      <w:r>
-        <w:t>• 2024: []</w:t>
-      </w:r>
-    </w:p>
-    <w:p>
-      <w:r>
-        <w:t>• 2025: [5]</w:t>
-      </w:r>
-    </w:p>
-    <w:p>
-      <w:r>
-        <w:rPr>
-          <w:sz w:val="26"/>
-        </w:rPr>
-        <w:t>Jake Neighbours: 3</w:t>
-      </w:r>
-    </w:p>
-    <w:p>
-      <w:r>
-        <w:t>• 2022: [17, 8, 5]</w:t>
-      </w:r>
-    </w:p>
-    <w:p>
-      <w:r>
-        <w:t>• 2023: [7, 6, 6]</w:t>
-      </w:r>
-    </w:p>
-    <w:p>
-      <w:r>
-        <w:t>• 2024: [11, 10, 9]</w:t>
-      </w:r>
-    </w:p>
-    <w:p>
-      <w:r>
-        <w:t>• 2025: [8, 8, 7]</w:t>
+        <w:t>Alexey Toropchenko: 3</w:t>
+      </w:r>
+    </w:p>
+    <w:p>
+      <w:r>
+        <w:t>• 2022: [18, 12, 7]</w:t>
+      </w:r>
+    </w:p>
+    <w:p>
+      <w:r>
+        <w:t>• 2023: [13, 7, 7]</w:t>
+      </w:r>
+    </w:p>
+    <w:p>
+      <w:r>
+        <w:t>• 2024: [50, 4, 1]</w:t>
+      </w:r>
+    </w:p>
+    <w:p>
+      <w:r>
+        <w:t>• 2025: [18, 14]</w:t>
       </w:r>
     </w:p>
     <w:p>
@@ -16665,35 +16659,7 @@
           <w:color w:val="FF0000"/>
           <w:sz w:val="26"/>
         </w:rPr>
-        <w:t>Alexey Toropchenko: 2</w:t>
-      </w:r>
-    </w:p>
-    <w:p>
-      <w:r>
-        <w:t>• 2022: [18, 12, 7]</w:t>
-      </w:r>
-    </w:p>
-    <w:p>
-      <w:r>
-        <w:t>• 2023: [13, 7, 7]</w:t>
-      </w:r>
-    </w:p>
-    <w:p>
-      <w:r>
-        <w:t>• 2024: [50, 4, 1]</w:t>
-      </w:r>
-    </w:p>
-    <w:p>
-      <w:r>
-        <w:t>• 2025: [18, 14]</w:t>
-      </w:r>
-    </w:p>
-    <w:p>
-      <w:r>
-        <w:rPr>
-          <w:sz w:val="26"/>
-        </w:rPr>
-        <w:t>Dylan Holloway: 1</w:t>
+        <w:t>Dylan Holloway: 2</w:t>
       </w:r>
     </w:p>
     <w:p>
@@ -16721,7 +16687,7 @@
         <w:rPr>
           <w:sz w:val="26"/>
         </w:rPr>
-        <w:t>Matthew Kessel: 9</w:t>
+        <w:t>Matthew Kessel: 10</w:t>
       </w:r>
     </w:p>
     <w:p>
@@ -16807,7 +16773,7 @@
           <w:color w:val="FF0000"/>
           <w:sz w:val="26"/>
         </w:rPr>
-        <w:t>Cam Fowler: 35</w:t>
+        <w:t>Cam Fowler: 36</w:t>
       </w:r>
     </w:p>
     <w:p>
@@ -16863,7 +16829,7 @@
         <w:rPr>
           <w:sz w:val="26"/>
         </w:rPr>
-        <w:t>Philip Broberg: 3</w:t>
+        <w:t>Philip Broberg: 4</w:t>
       </w:r>
     </w:p>
     <w:p>
@@ -16891,7 +16857,7 @@
         <w:rPr>
           <w:sz w:val="26"/>
         </w:rPr>
-        <w:t>Pius Suter: 1</w:t>
+        <w:t>Pius Suter: 2</w:t>
       </w:r>
     </w:p>
     <w:p>
@@ -16949,7 +16915,7 @@
         <w:rPr>
           <w:sz w:val="26"/>
         </w:rPr>
-        <w:t>Jimmy Snuggerud: 2</w:t>
+        <w:t>Jimmy Snuggerud: 3</w:t>
       </w:r>
     </w:p>
     <w:p>
@@ -16977,7 +16943,7 @@
         <w:rPr>
           <w:sz w:val="26"/>
         </w:rPr>
-        <w:t>Dalibor Dvorsky: 7</w:t>
+        <w:t>Dalibor Dvorsky: 8</w:t>
       </w:r>
     </w:p>
     <w:p>
@@ -17005,7 +16971,7 @@
         <w:rPr>
           <w:sz w:val="26"/>
         </w:rPr>
-        <w:t>Jordan Kyrou: 1</w:t>
+        <w:t>Jordan Kyrou: 2</w:t>
       </w:r>
     </w:p>
     <w:p>
@@ -17063,7 +17029,7 @@
           <w:color w:val="FF0000"/>
           <w:sz w:val="26"/>
         </w:rPr>
-        <w:t>Brayden Schenn: 6</w:t>
+        <w:t>Brayden Schenn: 7</w:t>
       </w:r>
     </w:p>
     <w:p>
@@ -17091,7 +17057,7 @@
         <w:rPr>
           <w:sz w:val="26"/>
         </w:rPr>
-        <w:t>Oskar Sundqvist: 3</w:t>
+        <w:t>Oskar Sundqvist: 4</w:t>
       </w:r>
     </w:p>
     <w:p>
@@ -18649,87 +18615,31 @@
     <w:p>
       <w:r>
         <w:rPr>
-          <w:sz w:val="26"/>
-        </w:rPr>
-        <w:t>JJ Peterka: 3</w:t>
-      </w:r>
-    </w:p>
-    <w:p>
-      <w:r>
-        <w:t>• 2022: [26, 8, 6]</w:t>
-      </w:r>
-    </w:p>
-    <w:p>
-      <w:r>
-        <w:t>• 2023: [12, 9, 4]</w:t>
-      </w:r>
-    </w:p>
-    <w:p>
-      <w:r>
-        <w:t>• 2024: [12, 8, 7]</w:t>
-      </w:r>
-    </w:p>
-    <w:p>
-      <w:r>
-        <w:t>• 2025: [6, 5, 4]</w:t>
-      </w:r>
-    </w:p>
-    <w:p>
-      <w:r>
-        <w:rPr>
-          <w:sz w:val="26"/>
-        </w:rPr>
-        <w:t>Dylan Guenther: 1</w:t>
-      </w:r>
-    </w:p>
-    <w:p>
-      <w:r>
-        <w:t>• 2022: [10, 7, 2]</w:t>
-      </w:r>
-    </w:p>
-    <w:p>
-      <w:r>
-        <w:t>• 2023: [6, 3, 3]</w:t>
-      </w:r>
-    </w:p>
-    <w:p>
-      <w:r>
-        <w:t>• 2024: [8, 7, 6]</w:t>
-      </w:r>
-    </w:p>
-    <w:p>
-      <w:r>
-        <w:t>• 2025: [4, 4, 3]</w:t>
-      </w:r>
-    </w:p>
-    <w:p>
-      <w:r>
-        <w:rPr>
           <w:b/>
           <w:color w:val="FF0000"/>
           <w:sz w:val="26"/>
         </w:rPr>
-        <w:t>Michael Carcone: 4</w:t>
-      </w:r>
-    </w:p>
-    <w:p>
-      <w:r>
-        <w:t>• 2022: [3]</w:t>
-      </w:r>
-    </w:p>
-    <w:p>
-      <w:r>
-        <w:t>• 2023: [14, 10, 8]</w:t>
-      </w:r>
-    </w:p>
-    <w:p>
-      <w:r>
-        <w:t>• 2024: [11, 8, 5]</w:t>
-      </w:r>
-    </w:p>
-    <w:p>
-      <w:r>
-        <w:t>• 2025: [9, 9, 7]</w:t>
+        <w:t>JJ Peterka: 4</w:t>
+      </w:r>
+    </w:p>
+    <w:p>
+      <w:r>
+        <w:t>• 2022: [26, 8, 6]</w:t>
+      </w:r>
+    </w:p>
+    <w:p>
+      <w:r>
+        <w:t>• 2023: [12, 9, 4]</w:t>
+      </w:r>
+    </w:p>
+    <w:p>
+      <w:r>
+        <w:t>• 2024: [12, 8, 7]</w:t>
+      </w:r>
+    </w:p>
+    <w:p>
+      <w:r>
+        <w:t>• 2025: [6, 5, 4]</w:t>
       </w:r>
     </w:p>
     <w:p>
@@ -18739,55 +18649,27 @@
           <w:color w:val="FF0000"/>
           <w:sz w:val="26"/>
         </w:rPr>
-        <w:t>Nate Schmidt: 10</w:t>
-      </w:r>
-    </w:p>
-    <w:p>
-      <w:r>
-        <w:t>• 2022: [12, 11, 8]</w:t>
-      </w:r>
-    </w:p>
-    <w:p>
-      <w:r>
-        <w:t>• 2023: [22]</w:t>
-      </w:r>
-    </w:p>
-    <w:p>
-      <w:r>
-        <w:t>• 2024: [30, 11, 9]</w:t>
-      </w:r>
-    </w:p>
-    <w:p>
-      <w:r>
-        <w:t>• 2025: [14, 12]</w:t>
-      </w:r>
-    </w:p>
-    <w:p>
-      <w:r>
-        <w:rPr>
-          <w:sz w:val="26"/>
-        </w:rPr>
-        <w:t>Maveric Lamoureux: 16</w:t>
-      </w:r>
-    </w:p>
-    <w:p>
-      <w:r>
-        <w:t>• 2022: []</w:t>
-      </w:r>
-    </w:p>
-    <w:p>
-      <w:r>
-        <w:t>• 2023: []</w:t>
-      </w:r>
-    </w:p>
-    <w:p>
-      <w:r>
-        <w:t>• 2024: []</w:t>
-      </w:r>
-    </w:p>
-    <w:p>
-      <w:r>
-        <w:t>• 2025: []</w:t>
+        <w:t>Dylan Guenther: 2</w:t>
+      </w:r>
+    </w:p>
+    <w:p>
+      <w:r>
+        <w:t>• 2022: [10, 7, 2]</w:t>
+      </w:r>
+    </w:p>
+    <w:p>
+      <w:r>
+        <w:t>• 2023: [6, 3, 3]</w:t>
+      </w:r>
+    </w:p>
+    <w:p>
+      <w:r>
+        <w:t>• 2024: [8, 7, 6]</w:t>
+      </w:r>
+    </w:p>
+    <w:p>
+      <w:r>
+        <w:t>• 2025: [4, 4, 3]</w:t>
       </w:r>
     </w:p>
     <w:p>
@@ -18797,55 +18679,27 @@
           <w:color w:val="FF0000"/>
           <w:sz w:val="26"/>
         </w:rPr>
-        <w:t>Kailer Yamamoto: 4</w:t>
-      </w:r>
-    </w:p>
-    <w:p>
-      <w:r>
-        <w:t>• 2022: [8, 6, 4]</w:t>
-      </w:r>
-    </w:p>
-    <w:p>
-      <w:r>
-        <w:t>• 2023: [20, 11, 7]</w:t>
-      </w:r>
-    </w:p>
-    <w:p>
-      <w:r>
-        <w:t>• 2024: [3]</w:t>
-      </w:r>
-    </w:p>
-    <w:p>
-      <w:r>
-        <w:t>• 2025: [6, 6, 5]</w:t>
-      </w:r>
-    </w:p>
-    <w:p>
-      <w:r>
-        <w:rPr>
-          <w:sz w:val="26"/>
-        </w:rPr>
-        <w:t>Nick Schmaltz: 2</w:t>
-      </w:r>
-    </w:p>
-    <w:p>
-      <w:r>
-        <w:t>• 2022: [13, 13, 4]</w:t>
-      </w:r>
-    </w:p>
-    <w:p>
-      <w:r>
-        <w:t>• 2023: [8, 7, 7]</w:t>
-      </w:r>
-    </w:p>
-    <w:p>
-      <w:r>
-        <w:t>• 2024: [8, 7, 5]</w:t>
-      </w:r>
-    </w:p>
-    <w:p>
-      <w:r>
-        <w:t>• 2025: [11, 7, 3]</w:t>
+        <w:t>Michael Carcone: 5</w:t>
+      </w:r>
+    </w:p>
+    <w:p>
+      <w:r>
+        <w:t>• 2022: [3]</w:t>
+      </w:r>
+    </w:p>
+    <w:p>
+      <w:r>
+        <w:t>• 2023: [14, 10, 8]</w:t>
+      </w:r>
+    </w:p>
+    <w:p>
+      <w:r>
+        <w:t>• 2024: [11, 8, 5]</w:t>
+      </w:r>
+    </w:p>
+    <w:p>
+      <w:r>
+        <w:t>• 2025: [9, 9, 7]</w:t>
       </w:r>
     </w:p>
     <w:p>
@@ -18855,17 +18709,45 @@
           <w:color w:val="FF0000"/>
           <w:sz w:val="26"/>
         </w:rPr>
-        <w:t>Ian Cole: 31</w:t>
-      </w:r>
-    </w:p>
-    <w:p>
-      <w:r>
-        <w:t>• 2022: [6, 4]</w:t>
-      </w:r>
-    </w:p>
-    <w:p>
-      <w:r>
-        <w:t>• 2023: [18]</w:t>
+        <w:t>Nate Schmidt: 11</w:t>
+      </w:r>
+    </w:p>
+    <w:p>
+      <w:r>
+        <w:t>• 2022: [12, 11, 8]</w:t>
+      </w:r>
+    </w:p>
+    <w:p>
+      <w:r>
+        <w:t>• 2023: [22]</w:t>
+      </w:r>
+    </w:p>
+    <w:p>
+      <w:r>
+        <w:t>• 2024: [30, 11, 9]</w:t>
+      </w:r>
+    </w:p>
+    <w:p>
+      <w:r>
+        <w:t>• 2025: [14, 12]</w:t>
+      </w:r>
+    </w:p>
+    <w:p>
+      <w:r>
+        <w:rPr>
+          <w:sz w:val="26"/>
+        </w:rPr>
+        <w:t>Maveric Lamoureux: 16</w:t>
+      </w:r>
+    </w:p>
+    <w:p>
+      <w:r>
+        <w:t>• 2022: []</w:t>
+      </w:r>
+    </w:p>
+    <w:p>
+      <w:r>
+        <w:t>• 2023: []</w:t>
       </w:r>
     </w:p>
     <w:p>
@@ -18875,7 +18757,7 @@
     </w:p>
     <w:p>
       <w:r>
-        <w:t>• 2025: [19]</w:t>
+        <w:t>• 2025: []</w:t>
       </w:r>
     </w:p>
     <w:p>
@@ -18885,27 +18767,55 @@
           <w:color w:val="FF0000"/>
           <w:sz w:val="26"/>
         </w:rPr>
-        <w:t>Brandon Tanev: 57</w:t>
-      </w:r>
-    </w:p>
-    <w:p>
-      <w:r>
-        <w:t>• 2022: [14, 10, 7]</w:t>
-      </w:r>
-    </w:p>
-    <w:p>
-      <w:r>
-        <w:t>• 2023: [14, 12, 12]</w:t>
-      </w:r>
-    </w:p>
-    <w:p>
-      <w:r>
-        <w:t>• 2024: [14, 12, 10]</w:t>
-      </w:r>
-    </w:p>
-    <w:p>
-      <w:r>
-        <w:t>• 2025: []</w:t>
+        <w:t>Kailer Yamamoto: 5</w:t>
+      </w:r>
+    </w:p>
+    <w:p>
+      <w:r>
+        <w:t>• 2022: [8, 6, 4]</w:t>
+      </w:r>
+    </w:p>
+    <w:p>
+      <w:r>
+        <w:t>• 2023: [20, 11, 7]</w:t>
+      </w:r>
+    </w:p>
+    <w:p>
+      <w:r>
+        <w:t>• 2024: [3]</w:t>
+      </w:r>
+    </w:p>
+    <w:p>
+      <w:r>
+        <w:t>• 2025: [6, 6, 5]</w:t>
+      </w:r>
+    </w:p>
+    <w:p>
+      <w:r>
+        <w:rPr>
+          <w:sz w:val="26"/>
+        </w:rPr>
+        <w:t>Nick Schmaltz: 3</w:t>
+      </w:r>
+    </w:p>
+    <w:p>
+      <w:r>
+        <w:t>• 2022: [13, 13, 4]</w:t>
+      </w:r>
+    </w:p>
+    <w:p>
+      <w:r>
+        <w:t>• 2023: [8, 7, 7]</w:t>
+      </w:r>
+    </w:p>
+    <w:p>
+      <w:r>
+        <w:t>• 2024: [8, 7, 5]</w:t>
+      </w:r>
+    </w:p>
+    <w:p>
+      <w:r>
+        <w:t>• 2025: [11, 7, 3]</w:t>
       </w:r>
     </w:p>
     <w:p>
@@ -18915,17 +18825,17 @@
           <w:color w:val="FF0000"/>
           <w:sz w:val="26"/>
         </w:rPr>
-        <w:t>Liam O'Brien: 23</w:t>
-      </w:r>
-    </w:p>
-    <w:p>
-      <w:r>
-        <w:t>• 2022: [43]</w:t>
-      </w:r>
-    </w:p>
-    <w:p>
-      <w:r>
-        <w:t>• 2023: [39, 18, 4]</w:t>
+        <w:t>Ian Cole: 32</w:t>
+      </w:r>
+    </w:p>
+    <w:p>
+      <w:r>
+        <w:t>• 2022: [6, 4]</w:t>
+      </w:r>
+    </w:p>
+    <w:p>
+      <w:r>
+        <w:t>• 2023: [18]</w:t>
       </w:r>
     </w:p>
     <w:p>
@@ -18935,7 +18845,7 @@
     </w:p>
     <w:p>
       <w:r>
-        <w:t>• 2025: [7]</w:t>
+        <w:t>• 2025: [19]</w:t>
       </w:r>
     </w:p>
     <w:p>
@@ -18945,27 +18855,27 @@
           <w:color w:val="FF0000"/>
           <w:sz w:val="26"/>
         </w:rPr>
-        <w:t>Kevin Stenlund: 10</w:t>
-      </w:r>
-    </w:p>
-    <w:p>
-      <w:r>
-        <w:t>• 2022: [20, 12, 12]</w:t>
-      </w:r>
-    </w:p>
-    <w:p>
-      <w:r>
-        <w:t>• 2023: [16, 15, 14]</w:t>
-      </w:r>
-    </w:p>
-    <w:p>
-      <w:r>
-        <w:t>• 2024: [23, 22, 5]</w:t>
-      </w:r>
-    </w:p>
-    <w:p>
-      <w:r>
-        <w:t>• 2025: [24, 11, 6]</w:t>
+        <w:t>Brandon Tanev: 57</w:t>
+      </w:r>
+    </w:p>
+    <w:p>
+      <w:r>
+        <w:t>• 2022: [14, 10, 7]</w:t>
+      </w:r>
+    </w:p>
+    <w:p>
+      <w:r>
+        <w:t>• 2023: [14, 12, 12]</w:t>
+      </w:r>
+    </w:p>
+    <w:p>
+      <w:r>
+        <w:t>• 2024: [14, 12, 10]</w:t>
+      </w:r>
+    </w:p>
+    <w:p>
+      <w:r>
+        <w:t>• 2025: []</w:t>
       </w:r>
     </w:p>
     <w:p>
@@ -18975,17 +18885,17 @@
           <w:color w:val="FF0000"/>
           <w:sz w:val="26"/>
         </w:rPr>
-        <w:t>John Marino: 11</w:t>
-      </w:r>
-    </w:p>
-    <w:p>
-      <w:r>
-        <w:t>• 2022: [14, 6, 2]</w:t>
-      </w:r>
-    </w:p>
-    <w:p>
-      <w:r>
-        <w:t>• 2023: [25, 4, 2]</w:t>
+        <w:t>Liam O'Brien: 23</w:t>
+      </w:r>
+    </w:p>
+    <w:p>
+      <w:r>
+        <w:t>• 2022: [43]</w:t>
+      </w:r>
+    </w:p>
+    <w:p>
+      <w:r>
+        <w:t>• 2023: [39, 18, 4]</w:t>
       </w:r>
     </w:p>
     <w:p>
@@ -18995,7 +18905,7 @@
     </w:p>
     <w:p>
       <w:r>
-        <w:t>• 2025: [19, 14, 3]</w:t>
+        <w:t>• 2025: [7]</w:t>
       </w:r>
     </w:p>
     <w:p>
@@ -19005,83 +18915,27 @@
           <w:color w:val="FF0000"/>
           <w:sz w:val="26"/>
         </w:rPr>
-        <w:t>Alexander Kerfoot: 9</w:t>
-      </w:r>
-    </w:p>
-    <w:p>
-      <w:r>
-        <w:t>• 2022: [25, 21, 8]</w:t>
-      </w:r>
-    </w:p>
-    <w:p>
-      <w:r>
-        <w:t>• 2023: [11, 8, 8]</w:t>
-      </w:r>
-    </w:p>
-    <w:p>
-      <w:r>
-        <w:t>• 2024: [14, 13, 11]</w:t>
-      </w:r>
-    </w:p>
-    <w:p>
-      <w:r>
-        <w:t>• 2025: []</w:t>
-      </w:r>
-    </w:p>
-    <w:p>
-      <w:r>
-        <w:rPr>
-          <w:sz w:val="26"/>
-        </w:rPr>
-        <w:t>Dmitri Simashev: 24</w:t>
-      </w:r>
-    </w:p>
-    <w:p>
-      <w:r>
-        <w:t>• 2022: []</w:t>
-      </w:r>
-    </w:p>
-    <w:p>
-      <w:r>
-        <w:t>• 2023: []</w:t>
-      </w:r>
-    </w:p>
-    <w:p>
-      <w:r>
-        <w:t>• 2024: []</w:t>
-      </w:r>
-    </w:p>
-    <w:p>
-      <w:r>
-        <w:t>• 2025: []</w:t>
-      </w:r>
-    </w:p>
-    <w:p>
-      <w:r>
-        <w:rPr>
-          <w:sz w:val="26"/>
-        </w:rPr>
-        <w:t>Daniil But: 8</w:t>
-      </w:r>
-    </w:p>
-    <w:p>
-      <w:r>
-        <w:t>• 2022: []</w:t>
-      </w:r>
-    </w:p>
-    <w:p>
-      <w:r>
-        <w:t>• 2023: []</w:t>
-      </w:r>
-    </w:p>
-    <w:p>
-      <w:r>
-        <w:t>• 2024: []</w:t>
-      </w:r>
-    </w:p>
-    <w:p>
-      <w:r>
-        <w:t>• 2025: [6, 2]</w:t>
+        <w:t>Kevin Stenlund: 11</w:t>
+      </w:r>
+    </w:p>
+    <w:p>
+      <w:r>
+        <w:t>• 2022: [20, 12, 12]</w:t>
+      </w:r>
+    </w:p>
+    <w:p>
+      <w:r>
+        <w:t>• 2023: [16, 15, 14]</w:t>
+      </w:r>
+    </w:p>
+    <w:p>
+      <w:r>
+        <w:t>• 2024: [23, 22, 5]</w:t>
+      </w:r>
+    </w:p>
+    <w:p>
+      <w:r>
+        <w:t>• 2025: [24, 11, 6]</w:t>
       </w:r>
     </w:p>
     <w:p>
@@ -19091,55 +18945,27 @@
           <w:color w:val="FF0000"/>
           <w:sz w:val="26"/>
         </w:rPr>
-        <w:t>Mikhail Sergachev: 3</w:t>
-      </w:r>
-    </w:p>
-    <w:p>
-      <w:r>
-        <w:t>• 2022: [21, 15, 11]</w:t>
-      </w:r>
-    </w:p>
-    <w:p>
-      <w:r>
-        <w:t>• 2023: [0]</w:t>
-      </w:r>
-    </w:p>
-    <w:p>
-      <w:r>
-        <w:t>• 2024: [13, 7, 7]</w:t>
-      </w:r>
-    </w:p>
-    <w:p>
-      <w:r>
-        <w:t>• 2025: [14, 10, 6]</w:t>
-      </w:r>
-    </w:p>
-    <w:p>
-      <w:r>
-        <w:rPr>
-          <w:sz w:val="26"/>
-        </w:rPr>
-        <w:t>Sean Durzi: 2</w:t>
-      </w:r>
-    </w:p>
-    <w:p>
-      <w:r>
-        <w:t>• 2022: [16, 10, 9]</w:t>
-      </w:r>
-    </w:p>
-    <w:p>
-      <w:r>
-        <w:t>• 2023: [34, 13, 7]</w:t>
-      </w:r>
-    </w:p>
-    <w:p>
-      <w:r>
-        <w:t>• 2024: [7, 6, 4]</w:t>
-      </w:r>
-    </w:p>
-    <w:p>
-      <w:r>
-        <w:t>• 2025: [8, 7, 3]</w:t>
+        <w:t>John Marino: 12</w:t>
+      </w:r>
+    </w:p>
+    <w:p>
+      <w:r>
+        <w:t>• 2022: [14, 6, 2]</w:t>
+      </w:r>
+    </w:p>
+    <w:p>
+      <w:r>
+        <w:t>• 2023: [25, 4, 2]</w:t>
+      </w:r>
+    </w:p>
+    <w:p>
+      <w:r>
+        <w:t>• 2024: []</w:t>
+      </w:r>
+    </w:p>
+    <w:p>
+      <w:r>
+        <w:t>• 2025: [19, 14, 3]</w:t>
       </w:r>
     </w:p>
     <w:p>
@@ -19149,27 +18975,195 @@
           <w:color w:val="FF0000"/>
           <w:sz w:val="26"/>
         </w:rPr>
-        <w:t>Olli Mtt: 46</w:t>
-      </w:r>
-    </w:p>
-    <w:p>
-      <w:r>
-        <w:t>• 2022: [22, 18, 11]</w:t>
-      </w:r>
-    </w:p>
-    <w:p>
-      <w:r>
-        <w:t>• 2023: [18, 6]</w:t>
-      </w:r>
-    </w:p>
-    <w:p>
-      <w:r>
-        <w:t>• 2024: [7]</w:t>
+        <w:t>Alexander Kerfoot: 10</w:t>
+      </w:r>
+    </w:p>
+    <w:p>
+      <w:r>
+        <w:t>• 2022: [25, 21, 8]</w:t>
+      </w:r>
+    </w:p>
+    <w:p>
+      <w:r>
+        <w:t>• 2023: [11, 8, 8]</w:t>
+      </w:r>
+    </w:p>
+    <w:p>
+      <w:r>
+        <w:t>• 2024: [14, 13, 11]</w:t>
       </w:r>
     </w:p>
     <w:p>
       <w:r>
         <w:t>• 2025: []</w:t>
+      </w:r>
+    </w:p>
+    <w:p>
+      <w:r>
+        <w:rPr>
+          <w:sz w:val="26"/>
+        </w:rPr>
+        <w:t>Dmitri Simashev: 24</w:t>
+      </w:r>
+    </w:p>
+    <w:p>
+      <w:r>
+        <w:t>• 2022: []</w:t>
+      </w:r>
+    </w:p>
+    <w:p>
+      <w:r>
+        <w:t>• 2023: []</w:t>
+      </w:r>
+    </w:p>
+    <w:p>
+      <w:r>
+        <w:t>• 2024: []</w:t>
+      </w:r>
+    </w:p>
+    <w:p>
+      <w:r>
+        <w:t>• 2025: []</w:t>
+      </w:r>
+    </w:p>
+    <w:p>
+      <w:r>
+        <w:rPr>
+          <w:sz w:val="26"/>
+        </w:rPr>
+        <w:t>Clayton Keller: 1</w:t>
+      </w:r>
+    </w:p>
+    <w:p>
+      <w:r>
+        <w:t>• 2022: [9, 6, 5]</w:t>
+      </w:r>
+    </w:p>
+    <w:p>
+      <w:r>
+        <w:t>• 2023: [5, 5, 5]</w:t>
+      </w:r>
+    </w:p>
+    <w:p>
+      <w:r>
+        <w:t>• 2024: [12, 7, 6]</w:t>
+      </w:r>
+    </w:p>
+    <w:p>
+      <w:r>
+        <w:t>• 2025: [8, 5, 5]</w:t>
+      </w:r>
+    </w:p>
+    <w:p>
+      <w:r>
+        <w:rPr>
+          <w:sz w:val="26"/>
+        </w:rPr>
+        <w:t>Lawson Crouse: 1</w:t>
+      </w:r>
+    </w:p>
+    <w:p>
+      <w:r>
+        <w:t>• 2022: [8, 7, 7]</w:t>
+      </w:r>
+    </w:p>
+    <w:p>
+      <w:r>
+        <w:t>• 2023: [19, 6, 4]</w:t>
+      </w:r>
+    </w:p>
+    <w:p>
+      <w:r>
+        <w:t>• 2024: [14, 14, 13]</w:t>
+      </w:r>
+    </w:p>
+    <w:p>
+      <w:r>
+        <w:t>• 2025: [9, 5, 4]</w:t>
+      </w:r>
+    </w:p>
+    <w:p>
+      <w:r>
+        <w:rPr>
+          <w:sz w:val="26"/>
+        </w:rPr>
+        <w:t>Barrett Hayton: 1</w:t>
+      </w:r>
+    </w:p>
+    <w:p>
+      <w:r>
+        <w:t>• 2022: [7, 6, 4]</w:t>
+      </w:r>
+    </w:p>
+    <w:p>
+      <w:r>
+        <w:t>• 2023: [7, 3]</w:t>
+      </w:r>
+    </w:p>
+    <w:p>
+      <w:r>
+        <w:t>• 2024: [21, 10, 8]</w:t>
+      </w:r>
+    </w:p>
+    <w:p>
+      <w:r>
+        <w:t>• 2025: [13, 12, 7]</w:t>
+      </w:r>
+    </w:p>
+    <w:p>
+      <w:r>
+        <w:rPr>
+          <w:sz w:val="26"/>
+        </w:rPr>
+        <w:t>Daniil But: 8</w:t>
+      </w:r>
+    </w:p>
+    <w:p>
+      <w:r>
+        <w:t>• 2022: []</w:t>
+      </w:r>
+    </w:p>
+    <w:p>
+      <w:r>
+        <w:t>• 2023: []</w:t>
+      </w:r>
+    </w:p>
+    <w:p>
+      <w:r>
+        <w:t>• 2024: []</w:t>
+      </w:r>
+    </w:p>
+    <w:p>
+      <w:r>
+        <w:t>• 2025: [6, 2]</w:t>
+      </w:r>
+    </w:p>
+    <w:p>
+      <w:r>
+        <w:rPr>
+          <w:sz w:val="26"/>
+        </w:rPr>
+        <w:t>Logan Cooley: 1</w:t>
+      </w:r>
+    </w:p>
+    <w:p>
+      <w:r>
+        <w:t>• 2022: []</w:t>
+      </w:r>
+    </w:p>
+    <w:p>
+      <w:r>
+        <w:t>• 2023: [17, 7, 6]</w:t>
+      </w:r>
+    </w:p>
+    <w:p>
+      <w:r>
+        <w:t>• 2024: [6, 5, 4]</w:t>
+      </w:r>
+    </w:p>
+    <w:p>
+      <w:r>
+        <w:t>• 2025: [7, 5, 3]</w:t>
       </w:r>
     </w:p>
     <w:p>
@@ -19179,7 +19173,95 @@
           <w:color w:val="FF0000"/>
           <w:sz w:val="26"/>
         </w:rPr>
-        <w:t>Jack McBain: 12</w:t>
+        <w:t>Mikhail Sergachev: 4</w:t>
+      </w:r>
+    </w:p>
+    <w:p>
+      <w:r>
+        <w:t>• 2022: [21, 15, 11]</w:t>
+      </w:r>
+    </w:p>
+    <w:p>
+      <w:r>
+        <w:t>• 2023: [0]</w:t>
+      </w:r>
+    </w:p>
+    <w:p>
+      <w:r>
+        <w:t>• 2024: [13, 7, 7]</w:t>
+      </w:r>
+    </w:p>
+    <w:p>
+      <w:r>
+        <w:t>• 2025: [14, 10, 6]</w:t>
+      </w:r>
+    </w:p>
+    <w:p>
+      <w:r>
+        <w:rPr>
+          <w:sz w:val="26"/>
+        </w:rPr>
+        <w:t>Sean Durzi: 3</w:t>
+      </w:r>
+    </w:p>
+    <w:p>
+      <w:r>
+        <w:t>• 2022: [16, 10, 9]</w:t>
+      </w:r>
+    </w:p>
+    <w:p>
+      <w:r>
+        <w:t>• 2023: [34, 13, 7]</w:t>
+      </w:r>
+    </w:p>
+    <w:p>
+      <w:r>
+        <w:t>• 2024: [7, 6, 4]</w:t>
+      </w:r>
+    </w:p>
+    <w:p>
+      <w:r>
+        <w:t>• 2025: [8, 7, 3]</w:t>
+      </w:r>
+    </w:p>
+    <w:p>
+      <w:r>
+        <w:rPr>
+          <w:b/>
+          <w:color w:val="FF0000"/>
+          <w:sz w:val="26"/>
+        </w:rPr>
+        <w:t>Olli Mtt: 47</w:t>
+      </w:r>
+    </w:p>
+    <w:p>
+      <w:r>
+        <w:t>• 2022: [22, 18, 11]</w:t>
+      </w:r>
+    </w:p>
+    <w:p>
+      <w:r>
+        <w:t>• 2023: [18, 6]</w:t>
+      </w:r>
+    </w:p>
+    <w:p>
+      <w:r>
+        <w:t>• 2024: [7]</w:t>
+      </w:r>
+    </w:p>
+    <w:p>
+      <w:r>
+        <w:t>• 2025: []</w:t>
+      </w:r>
+    </w:p>
+    <w:p>
+      <w:r>
+        <w:rPr>
+          <w:b/>
+          <w:color w:val="FF0000"/>
+          <w:sz w:val="26"/>
+        </w:rPr>
+        <w:t>Jack McBain: 13</w:t>
       </w:r>
     </w:p>
     <w:p>
@@ -20093,7 +20175,7 @@
         <w:rPr>
           <w:sz w:val="26"/>
         </w:rPr>
-        <w:t>Cole Reinhardt: 2</w:t>
+        <w:t>Cole Reinhardt: 3</w:t>
       </w:r>
     </w:p>
     <w:p>
@@ -20123,7 +20205,7 @@
           <w:color w:val="FF0000"/>
           <w:sz w:val="26"/>
         </w:rPr>
-        <w:t>Noah Hanifin: 29</w:t>
+        <w:t>Noah Hanifin: 30</w:t>
       </w:r>
     </w:p>
     <w:p>
@@ -20179,7 +20261,7 @@
         <w:rPr>
           <w:sz w:val="26"/>
         </w:rPr>
-        <w:t>Ivan Barbashev: 1</w:t>
+        <w:t>Ivan Barbashev: 2</w:t>
       </w:r>
     </w:p>
     <w:p>
@@ -20207,7 +20289,7 @@
         <w:rPr>
           <w:sz w:val="26"/>
         </w:rPr>
-        <w:t>Reilly Smith: 1</w:t>
+        <w:t>Reilly Smith: 2</w:t>
       </w:r>
     </w:p>
     <w:p>
@@ -20263,123 +20345,39 @@
     <w:p>
       <w:r>
         <w:rPr>
-          <w:sz w:val="26"/>
-        </w:rPr>
-        <w:t>Keegan Kolesar: 6</w:t>
-      </w:r>
-    </w:p>
-    <w:p>
-      <w:r>
-        <w:t>• 2022: [19, 12, 7]</w:t>
-      </w:r>
-    </w:p>
-    <w:p>
-      <w:r>
-        <w:t>• 2023: [14, 13, 8]</w:t>
-      </w:r>
-    </w:p>
-    <w:p>
-      <w:r>
-        <w:t>• 2024: [15, 8, 7]</w:t>
-      </w:r>
-    </w:p>
-    <w:p>
-      <w:r>
-        <w:t>• 2025: [6, 2, 2]</w:t>
-      </w:r>
-    </w:p>
-    <w:p>
-      <w:r>
-        <w:rPr>
-          <w:sz w:val="26"/>
-        </w:rPr>
-        <w:t>Brandon Saad: 1</w:t>
-      </w:r>
-    </w:p>
-    <w:p>
-      <w:r>
-        <w:t>• 2022: [7, 5, 5]</w:t>
-      </w:r>
-    </w:p>
-    <w:p>
-      <w:r>
-        <w:t>• 2023: [11, 7, 6]</w:t>
-      </w:r>
-    </w:p>
-    <w:p>
-      <w:r>
-        <w:t>• 2024: [19, 15, 10]</w:t>
-      </w:r>
-    </w:p>
-    <w:p>
-      <w:r>
-        <w:t>• 2025: [19, 2]</w:t>
-      </w:r>
-    </w:p>
-    <w:p>
-      <w:r>
-        <w:rPr>
-          <w:sz w:val="26"/>
-        </w:rPr>
-        <w:t>Mark Stone: 1</w:t>
-      </w:r>
-    </w:p>
-    <w:p>
-      <w:r>
-        <w:t>• 2022: [8, 6, 5]</w:t>
-      </w:r>
-    </w:p>
-    <w:p>
-      <w:r>
-        <w:t>• 2023: [8, 7, 5]</w:t>
-      </w:r>
-    </w:p>
-    <w:p>
-      <w:r>
-        <w:t>• 2024: [7, 6, 5]</w:t>
-      </w:r>
-    </w:p>
-    <w:p>
-      <w:r>
-        <w:t>• 2025: [6, 5, 2]</w:t>
-      </w:r>
-    </w:p>
-    <w:p>
-      <w:r>
-        <w:rPr>
           <w:b/>
           <w:color w:val="FF0000"/>
           <w:sz w:val="26"/>
         </w:rPr>
-        <w:t>Rasmus Andersson: 8</w:t>
-      </w:r>
-    </w:p>
-    <w:p>
-      <w:r>
-        <w:t>• 2022: [16, 13, 8]</w:t>
-      </w:r>
-    </w:p>
-    <w:p>
-      <w:r>
-        <w:t>• 2023: [26, 7, 7]</w:t>
-      </w:r>
-    </w:p>
-    <w:p>
-      <w:r>
-        <w:t>• 2024: [20, 11, 10]</w:t>
-      </w:r>
-    </w:p>
-    <w:p>
-      <w:r>
-        <w:t>• 2025: [10, 8, 6]</w:t>
-      </w:r>
-    </w:p>
-    <w:p>
-      <w:r>
-        <w:rPr>
-          <w:sz w:val="26"/>
-        </w:rPr>
-        <w:t>Dylan Coghlan: 27</w:t>
+        <w:t>Keegan Kolesar: 7</w:t>
+      </w:r>
+    </w:p>
+    <w:p>
+      <w:r>
+        <w:t>• 2022: [19, 12, 7]</w:t>
+      </w:r>
+    </w:p>
+    <w:p>
+      <w:r>
+        <w:t>• 2023: [14, 13, 8]</w:t>
+      </w:r>
+    </w:p>
+    <w:p>
+      <w:r>
+        <w:t>• 2024: [15, 8, 7]</w:t>
+      </w:r>
+    </w:p>
+    <w:p>
+      <w:r>
+        <w:t>• 2025: [6, 2, 2]</w:t>
+      </w:r>
+    </w:p>
+    <w:p>
+      <w:r>
+        <w:rPr>
+          <w:sz w:val="26"/>
+        </w:rPr>
+        <w:t>Braeden Bowman: 1</w:t>
       </w:r>
     </w:p>
     <w:p>
@@ -20399,35 +20397,63 @@
     </w:p>
     <w:p>
       <w:r>
-        <w:t>• 2025: []</w:t>
-      </w:r>
-    </w:p>
-    <w:p>
-      <w:r>
-        <w:rPr>
-          <w:sz w:val="26"/>
-        </w:rPr>
-        <w:t>Mitch Marner: 1</w:t>
-      </w:r>
-    </w:p>
-    <w:p>
-      <w:r>
-        <w:t>• 2022: [6, 5, 4]</w:t>
-      </w:r>
-    </w:p>
-    <w:p>
-      <w:r>
-        <w:t>• 2023: [8, 6, 4]</w:t>
-      </w:r>
-    </w:p>
-    <w:p>
-      <w:r>
-        <w:t>• 2024: [8, 8, 7]</w:t>
-      </w:r>
-    </w:p>
-    <w:p>
-      <w:r>
-        <w:t>• 2025: [11, 7, 5]</w:t>
+        <w:t>• 2025: [17, 8, 4]</w:t>
+      </w:r>
+    </w:p>
+    <w:p>
+      <w:r>
+        <w:rPr>
+          <w:sz w:val="26"/>
+        </w:rPr>
+        <w:t>Brandon Saad: 2</w:t>
+      </w:r>
+    </w:p>
+    <w:p>
+      <w:r>
+        <w:t>• 2022: [7, 5, 5]</w:t>
+      </w:r>
+    </w:p>
+    <w:p>
+      <w:r>
+        <w:t>• 2023: [11, 7, 6]</w:t>
+      </w:r>
+    </w:p>
+    <w:p>
+      <w:r>
+        <w:t>• 2024: [19, 15, 10]</w:t>
+      </w:r>
+    </w:p>
+    <w:p>
+      <w:r>
+        <w:t>• 2025: [19, 2]</w:t>
+      </w:r>
+    </w:p>
+    <w:p>
+      <w:r>
+        <w:rPr>
+          <w:sz w:val="26"/>
+        </w:rPr>
+        <w:t>Mark Stone: 2</w:t>
+      </w:r>
+    </w:p>
+    <w:p>
+      <w:r>
+        <w:t>• 2022: [8, 6, 5]</w:t>
+      </w:r>
+    </w:p>
+    <w:p>
+      <w:r>
+        <w:t>• 2023: [8, 7, 5]</w:t>
+      </w:r>
+    </w:p>
+    <w:p>
+      <w:r>
+        <w:t>• 2024: [7, 6, 5]</w:t>
+      </w:r>
+    </w:p>
+    <w:p>
+      <w:r>
+        <w:t>• 2025: [6, 5, 2]</w:t>
       </w:r>
     </w:p>
     <w:p>
@@ -20437,55 +20463,83 @@
           <w:color w:val="FF0000"/>
           <w:sz w:val="26"/>
         </w:rPr>
-        <w:t>Pavel Dorofeyev: 1</w:t>
-      </w:r>
-    </w:p>
-    <w:p>
-      <w:r>
-        <w:t>• 2022: [2, 1, 1]</w:t>
-      </w:r>
-    </w:p>
-    <w:p>
-      <w:r>
-        <w:t>• 2023: [9, 5, 5]</w:t>
-      </w:r>
-    </w:p>
-    <w:p>
-      <w:r>
-        <w:t>• 2024: [11, 4, 4]</w:t>
-      </w:r>
-    </w:p>
-    <w:p>
-      <w:r>
-        <w:t>• 2025: [10, 4, 4]</w:t>
-      </w:r>
-    </w:p>
-    <w:p>
-      <w:r>
-        <w:rPr>
-          <w:sz w:val="26"/>
-        </w:rPr>
-        <w:t>Alexander Holtz: 3</w:t>
-      </w:r>
-    </w:p>
-    <w:p>
-      <w:r>
-        <w:t>• 2022: [9, 4]</w:t>
-      </w:r>
-    </w:p>
-    <w:p>
-      <w:r>
-        <w:t>• 2023: [11, 11, 10]</w:t>
-      </w:r>
-    </w:p>
-    <w:p>
-      <w:r>
-        <w:t>• 2024: [19, 12, 10]</w:t>
-      </w:r>
-    </w:p>
-    <w:p>
-      <w:r>
-        <w:t>• 2025: [7, 6]</w:t>
+        <w:t>Rasmus Andersson: 9</w:t>
+      </w:r>
+    </w:p>
+    <w:p>
+      <w:r>
+        <w:t>• 2022: [16, 13, 8]</w:t>
+      </w:r>
+    </w:p>
+    <w:p>
+      <w:r>
+        <w:t>• 2023: [26, 7, 7]</w:t>
+      </w:r>
+    </w:p>
+    <w:p>
+      <w:r>
+        <w:t>• 2024: [20, 11, 10]</w:t>
+      </w:r>
+    </w:p>
+    <w:p>
+      <w:r>
+        <w:t>• 2025: [10, 8, 6]</w:t>
+      </w:r>
+    </w:p>
+    <w:p>
+      <w:r>
+        <w:rPr>
+          <w:sz w:val="26"/>
+        </w:rPr>
+        <w:t>Dylan Coghlan: 27</w:t>
+      </w:r>
+    </w:p>
+    <w:p>
+      <w:r>
+        <w:t>• 2022: []</w:t>
+      </w:r>
+    </w:p>
+    <w:p>
+      <w:r>
+        <w:t>• 2023: []</w:t>
+      </w:r>
+    </w:p>
+    <w:p>
+      <w:r>
+        <w:t>• 2024: []</w:t>
+      </w:r>
+    </w:p>
+    <w:p>
+      <w:r>
+        <w:t>• 2025: []</w:t>
+      </w:r>
+    </w:p>
+    <w:p>
+      <w:r>
+        <w:rPr>
+          <w:sz w:val="26"/>
+        </w:rPr>
+        <w:t>Mitch Marner: 2</w:t>
+      </w:r>
+    </w:p>
+    <w:p>
+      <w:r>
+        <w:t>• 2022: [6, 5, 4]</w:t>
+      </w:r>
+    </w:p>
+    <w:p>
+      <w:r>
+        <w:t>• 2023: [8, 6, 4]</w:t>
+      </w:r>
+    </w:p>
+    <w:p>
+      <w:r>
+        <w:t>• 2024: [8, 8, 7]</w:t>
+      </w:r>
+    </w:p>
+    <w:p>
+      <w:r>
+        <w:t>• 2025: [11, 7, 5]</w:t>
       </w:r>
     </w:p>
     <w:p>
@@ -20495,27 +20549,55 @@
           <w:color w:val="FF0000"/>
           <w:sz w:val="26"/>
         </w:rPr>
-        <w:t>Jeremy Lauzon: 95</w:t>
-      </w:r>
-    </w:p>
-    <w:p>
-      <w:r>
-        <w:t>• 2022: [3, 2]</w:t>
-      </w:r>
-    </w:p>
-    <w:p>
-      <w:r>
-        <w:t>• 2023: [12, 9, 9]</w:t>
-      </w:r>
-    </w:p>
-    <w:p>
-      <w:r>
-        <w:t>• 2024: []</w:t>
-      </w:r>
-    </w:p>
-    <w:p>
-      <w:r>
-        <w:t>• 2025: []</w:t>
+        <w:t>Pavel Dorofeyev: 2</w:t>
+      </w:r>
+    </w:p>
+    <w:p>
+      <w:r>
+        <w:t>• 2022: [2, 1, 1]</w:t>
+      </w:r>
+    </w:p>
+    <w:p>
+      <w:r>
+        <w:t>• 2023: [9, 5, 5]</w:t>
+      </w:r>
+    </w:p>
+    <w:p>
+      <w:r>
+        <w:t>• 2024: [11, 4, 4]</w:t>
+      </w:r>
+    </w:p>
+    <w:p>
+      <w:r>
+        <w:t>• 2025: [10, 4, 4]</w:t>
+      </w:r>
+    </w:p>
+    <w:p>
+      <w:r>
+        <w:rPr>
+          <w:sz w:val="26"/>
+        </w:rPr>
+        <w:t>Alexander Holtz: 3</w:t>
+      </w:r>
+    </w:p>
+    <w:p>
+      <w:r>
+        <w:t>• 2022: [9, 4]</w:t>
+      </w:r>
+    </w:p>
+    <w:p>
+      <w:r>
+        <w:t>• 2023: [11, 11, 10]</w:t>
+      </w:r>
+    </w:p>
+    <w:p>
+      <w:r>
+        <w:t>• 2024: [19, 12, 10]</w:t>
+      </w:r>
+    </w:p>
+    <w:p>
+      <w:r>
+        <w:t>• 2025: [7, 6]</w:t>
       </w:r>
     </w:p>
     <w:p>
@@ -20525,101 +20607,17 @@
           <w:color w:val="FF0000"/>
           <w:sz w:val="26"/>
         </w:rPr>
-        <w:t>Shea Theodore: 11</w:t>
-      </w:r>
-    </w:p>
-    <w:p>
-      <w:r>
-        <w:t>• 2022: [13, 8, 6]</w:t>
-      </w:r>
-    </w:p>
-    <w:p>
-      <w:r>
-        <w:t>• 2023: [19, 8, 3]</w:t>
-      </w:r>
-    </w:p>
-    <w:p>
-      <w:r>
-        <w:t>• 2024: [23, 13, 5]</w:t>
-      </w:r>
-    </w:p>
-    <w:p>
-      <w:r>
-        <w:t>• 2025: [5, 4, 2]</w:t>
-      </w:r>
-    </w:p>
-    <w:p>
-      <w:r>
-        <w:rPr>
-          <w:sz w:val="26"/>
-        </w:rPr>
-        <w:t>Brayden McNabb: 3</w:t>
-      </w:r>
-    </w:p>
-    <w:p>
-      <w:r>
-        <w:t>• 2022: []</w:t>
-      </w:r>
-    </w:p>
-    <w:p>
-      <w:r>
-        <w:t>• 2023: [34, 16, 11]</w:t>
-      </w:r>
-    </w:p>
-    <w:p>
-      <w:r>
-        <w:t>• 2024: [29, 19, 14]</w:t>
-      </w:r>
-    </w:p>
-    <w:p>
-      <w:r>
-        <w:t>• 2025: [5]</w:t>
-      </w:r>
-    </w:p>
-    <w:p>
-      <w:r>
-        <w:rPr>
-          <w:sz w:val="26"/>
-        </w:rPr>
-        <w:t>Jack Eichel: 1</w:t>
-      </w:r>
-    </w:p>
-    <w:p>
-      <w:r>
-        <w:t>• 2022: [9, 7, 4]</w:t>
-      </w:r>
-    </w:p>
-    <w:p>
-      <w:r>
-        <w:t>• 2023: [6, 3, 3]</w:t>
-      </w:r>
-    </w:p>
-    <w:p>
-      <w:r>
-        <w:t>• 2024: [6, 6, 5]</w:t>
-      </w:r>
-    </w:p>
-    <w:p>
-      <w:r>
-        <w:t>• 2025: [9, 6, 5]</w:t>
-      </w:r>
-    </w:p>
-    <w:p>
-      <w:r>
-        <w:rPr>
-          <w:sz w:val="26"/>
-        </w:rPr>
-        <w:t>Kaedan Korczak: 26</w:t>
-      </w:r>
-    </w:p>
-    <w:p>
-      <w:r>
-        <w:t>• 2022: []</w:t>
-      </w:r>
-    </w:p>
-    <w:p>
-      <w:r>
-        <w:t>• 2023: []</w:t>
+        <w:t>Jeremy Lauzon: 96</w:t>
+      </w:r>
+    </w:p>
+    <w:p>
+      <w:r>
+        <w:t>• 2022: [3, 2]</w:t>
+      </w:r>
+    </w:p>
+    <w:p>
+      <w:r>
+        <w:t>• 2023: [12, 9, 9]</w:t>
       </w:r>
     </w:p>
     <w:p>
@@ -20629,7 +20627,7 @@
     </w:p>
     <w:p>
       <w:r>
-        <w:t>• 2025: [18, 9]</w:t>
+        <w:t>• 2025: []</w:t>
       </w:r>
     </w:p>
     <w:p>
@@ -20639,6 +20637,120 @@
           <w:color w:val="FF0000"/>
           <w:sz w:val="26"/>
         </w:rPr>
+        <w:t>Shea Theodore: 12</w:t>
+      </w:r>
+    </w:p>
+    <w:p>
+      <w:r>
+        <w:t>• 2022: [13, 8, 6]</w:t>
+      </w:r>
+    </w:p>
+    <w:p>
+      <w:r>
+        <w:t>• 2023: [19, 8, 3]</w:t>
+      </w:r>
+    </w:p>
+    <w:p>
+      <w:r>
+        <w:t>• 2024: [23, 13, 5]</w:t>
+      </w:r>
+    </w:p>
+    <w:p>
+      <w:r>
+        <w:t>• 2025: [5, 4, 2]</w:t>
+      </w:r>
+    </w:p>
+    <w:p>
+      <w:r>
+        <w:rPr>
+          <w:sz w:val="26"/>
+        </w:rPr>
+        <w:t>Brayden McNabb: 4</w:t>
+      </w:r>
+    </w:p>
+    <w:p>
+      <w:r>
+        <w:t>• 2022: []</w:t>
+      </w:r>
+    </w:p>
+    <w:p>
+      <w:r>
+        <w:t>• 2023: [34, 16, 11]</w:t>
+      </w:r>
+    </w:p>
+    <w:p>
+      <w:r>
+        <w:t>• 2024: [29, 19, 14]</w:t>
+      </w:r>
+    </w:p>
+    <w:p>
+      <w:r>
+        <w:t>• 2025: [5]</w:t>
+      </w:r>
+    </w:p>
+    <w:p>
+      <w:r>
+        <w:rPr>
+          <w:sz w:val="26"/>
+        </w:rPr>
+        <w:t>Jack Eichel: 2</w:t>
+      </w:r>
+    </w:p>
+    <w:p>
+      <w:r>
+        <w:t>• 2022: [9, 7, 4]</w:t>
+      </w:r>
+    </w:p>
+    <w:p>
+      <w:r>
+        <w:t>• 2023: [6, 3, 3]</w:t>
+      </w:r>
+    </w:p>
+    <w:p>
+      <w:r>
+        <w:t>• 2024: [6, 6, 5]</w:t>
+      </w:r>
+    </w:p>
+    <w:p>
+      <w:r>
+        <w:t>• 2025: [9, 6, 5]</w:t>
+      </w:r>
+    </w:p>
+    <w:p>
+      <w:r>
+        <w:rPr>
+          <w:sz w:val="26"/>
+        </w:rPr>
+        <w:t>Kaedan Korczak: 27</w:t>
+      </w:r>
+    </w:p>
+    <w:p>
+      <w:r>
+        <w:t>• 2022: []</w:t>
+      </w:r>
+    </w:p>
+    <w:p>
+      <w:r>
+        <w:t>• 2023: []</w:t>
+      </w:r>
+    </w:p>
+    <w:p>
+      <w:r>
+        <w:t>• 2024: []</w:t>
+      </w:r>
+    </w:p>
+    <w:p>
+      <w:r>
+        <w:t>• 2025: [18, 9]</w:t>
+      </w:r>
+    </w:p>
+    <w:p>
+      <w:r>
+        <w:rPr>
+          <w:b/>
+          <w:color w:val="FF0000"/>
+          <w:sz w:val="26"/>
+        </w:rPr>
         <w:t>Ben Hutton: 20</w:t>
       </w:r>
     </w:p>
@@ -20667,7 +20779,7 @@
         <w:rPr>
           <w:sz w:val="26"/>
         </w:rPr>
-        <w:t>Colton Sissons: 1</w:t>
+        <w:t>Colton Sissons: 2</w:t>
       </w:r>
     </w:p>
     <w:p>
@@ -20688,6 +20800,34 @@
     <w:p>
       <w:r>
         <w:t>• 2025: [9, 7, 0]</w:t>
+      </w:r>
+    </w:p>
+    <w:p>
+      <w:r>
+        <w:rPr>
+          <w:sz w:val="26"/>
+        </w:rPr>
+        <w:t>Tomas Hertl: 1</w:t>
+      </w:r>
+    </w:p>
+    <w:p>
+      <w:r>
+        <w:t>• 2022: [12, 10, 7]</w:t>
+      </w:r>
+    </w:p>
+    <w:p>
+      <w:r>
+        <w:t>• 2023: [8, 7, 6]</w:t>
+      </w:r>
+    </w:p>
+    <w:p>
+      <w:r>
+        <w:t>• 2024: [7, 6, 5]</w:t>
+      </w:r>
+    </w:p>
+    <w:p>
+      <w:r>
+        <w:t>• 2025: [5, 5, 5]</w:t>
       </w:r>
     </w:p>
     <w:p>
@@ -20705,27 +20845,83 @@
           <w:color w:val="FF0000"/>
           <w:sz w:val="26"/>
         </w:rPr>
-        <w:t>Morgan Barron: 20</w:t>
-      </w:r>
-    </w:p>
-    <w:p>
-      <w:r>
-        <w:t>• 2022: [20, 10, 9]</w:t>
-      </w:r>
-    </w:p>
-    <w:p>
-      <w:r>
-        <w:t>• 2023: [16, 13, 8]</w:t>
-      </w:r>
-    </w:p>
-    <w:p>
-      <w:r>
-        <w:t>• 2024: [15, 10, 9]</w:t>
-      </w:r>
-    </w:p>
-    <w:p>
-      <w:r>
-        <w:t>• 2025: [19, 2, 1]</w:t>
+        <w:t>Neal Pionk: 12</w:t>
+      </w:r>
+    </w:p>
+    <w:p>
+      <w:r>
+        <w:t>• 2022: [16, 14, 13]</w:t>
+      </w:r>
+    </w:p>
+    <w:p>
+      <w:r>
+        <w:t>• 2023: [20, 18, 6]</w:t>
+      </w:r>
+    </w:p>
+    <w:p>
+      <w:r>
+        <w:t>• 2024: [13, 10, 9]</w:t>
+      </w:r>
+    </w:p>
+    <w:p>
+      <w:r>
+        <w:t>• 2025: [8]</w:t>
+      </w:r>
+    </w:p>
+    <w:p>
+      <w:r>
+        <w:rPr>
+          <w:sz w:val="26"/>
+        </w:rPr>
+        <w:t>Haydn Fleury: 74</w:t>
+      </w:r>
+    </w:p>
+    <w:p>
+      <w:r>
+        <w:t>• 2022: []</w:t>
+      </w:r>
+    </w:p>
+    <w:p>
+      <w:r>
+        <w:t>• 2023: []</w:t>
+      </w:r>
+    </w:p>
+    <w:p>
+      <w:r>
+        <w:t>• 2024: []</w:t>
+      </w:r>
+    </w:p>
+    <w:p>
+      <w:r>
+        <w:t>• 2025: []</w:t>
+      </w:r>
+    </w:p>
+    <w:p>
+      <w:r>
+        <w:rPr>
+          <w:sz w:val="26"/>
+        </w:rPr>
+        <w:t>Parker Ford: 13</w:t>
+      </w:r>
+    </w:p>
+    <w:p>
+      <w:r>
+        <w:t>• 2022: []</w:t>
+      </w:r>
+    </w:p>
+    <w:p>
+      <w:r>
+        <w:t>• 2023: []</w:t>
+      </w:r>
+    </w:p>
+    <w:p>
+      <w:r>
+        <w:t>• 2024: []</w:t>
+      </w:r>
+    </w:p>
+    <w:p>
+      <w:r>
+        <w:t>• 2025: []</w:t>
       </w:r>
     </w:p>
     <w:p>
@@ -20735,78 +20931,22 @@
           <w:color w:val="FF0000"/>
           <w:sz w:val="26"/>
         </w:rPr>
-        <w:t>Neal Pionk: 12</w:t>
-      </w:r>
-    </w:p>
-    <w:p>
-      <w:r>
-        <w:t>• 2022: [16, 14, 13]</w:t>
-      </w:r>
-    </w:p>
-    <w:p>
-      <w:r>
-        <w:t>• 2023: [20, 18, 6]</w:t>
-      </w:r>
-    </w:p>
-    <w:p>
-      <w:r>
-        <w:t>• 2024: [13, 10, 9]</w:t>
-      </w:r>
-    </w:p>
-    <w:p>
-      <w:r>
-        <w:t>• 2025: [8]</w:t>
-      </w:r>
-    </w:p>
-    <w:p>
-      <w:r>
-        <w:rPr>
-          <w:sz w:val="26"/>
-        </w:rPr>
-        <w:t>Haydn Fleury: 73</w:t>
-      </w:r>
-    </w:p>
-    <w:p>
-      <w:r>
-        <w:t>• 2022: []</w:t>
-      </w:r>
-    </w:p>
-    <w:p>
-      <w:r>
-        <w:t>• 2023: []</w:t>
-      </w:r>
-    </w:p>
-    <w:p>
-      <w:r>
-        <w:t>• 2024: []</w:t>
-      </w:r>
-    </w:p>
-    <w:p>
-      <w:r>
-        <w:t>• 2025: []</w:t>
-      </w:r>
-    </w:p>
-    <w:p>
-      <w:r>
-        <w:rPr>
-          <w:sz w:val="26"/>
-        </w:rPr>
-        <w:t>Parker Ford: 13</w:t>
-      </w:r>
-    </w:p>
-    <w:p>
-      <w:r>
-        <w:t>• 2022: []</w:t>
-      </w:r>
-    </w:p>
-    <w:p>
-      <w:r>
-        <w:t>• 2023: []</w:t>
-      </w:r>
-    </w:p>
-    <w:p>
-      <w:r>
-        <w:t>• 2024: []</w:t>
+        <w:t>Gustav Nyquist: 40</w:t>
+      </w:r>
+    </w:p>
+    <w:p>
+      <w:r>
+        <w:t>• 2022: [12, 9, 8]</w:t>
+      </w:r>
+    </w:p>
+    <w:p>
+      <w:r>
+        <w:t>• 2023: [13, 10, 8]</w:t>
+      </w:r>
+    </w:p>
+    <w:p>
+      <w:r>
+        <w:t>• 2024: [25, 18, 7]</w:t>
       </w:r>
     </w:p>
     <w:p>
@@ -20821,22 +20961,22 @@
           <w:color w:val="FF0000"/>
           <w:sz w:val="26"/>
         </w:rPr>
-        <w:t>Gustav Nyquist: 39</w:t>
-      </w:r>
-    </w:p>
-    <w:p>
-      <w:r>
-        <w:t>• 2022: [12, 9, 8]</w:t>
-      </w:r>
-    </w:p>
-    <w:p>
-      <w:r>
-        <w:t>• 2023: [13, 10, 8]</w:t>
-      </w:r>
-    </w:p>
-    <w:p>
-      <w:r>
-        <w:t>• 2024: [25, 18, 7]</w:t>
+        <w:t>Colin Miller: 17</w:t>
+      </w:r>
+    </w:p>
+    <w:p>
+      <w:r>
+        <w:t>• 2022: [28, 17, 11]</w:t>
+      </w:r>
+    </w:p>
+    <w:p>
+      <w:r>
+        <w:t>• 2023: [18, 2]</w:t>
+      </w:r>
+    </w:p>
+    <w:p>
+      <w:r>
+        <w:t>• 2024: [42, 4, 3]</w:t>
       </w:r>
     </w:p>
     <w:p>
@@ -20851,27 +20991,27 @@
           <w:color w:val="FF0000"/>
           <w:sz w:val="26"/>
         </w:rPr>
-        <w:t>Colin Miller: 17</w:t>
-      </w:r>
-    </w:p>
-    <w:p>
-      <w:r>
-        <w:t>• 2022: [28, 17, 11]</w:t>
-      </w:r>
-    </w:p>
-    <w:p>
-      <w:r>
-        <w:t>• 2023: [18, 2]</w:t>
-      </w:r>
-    </w:p>
-    <w:p>
-      <w:r>
-        <w:t>• 2024: [42, 4, 3]</w:t>
-      </w:r>
-    </w:p>
-    <w:p>
-      <w:r>
-        <w:t>• 2025: []</w:t>
+        <w:t>Vladislav Namestnikov: 15</w:t>
+      </w:r>
+    </w:p>
+    <w:p>
+      <w:r>
+        <w:t>• 2022: [7, 7, 6]</w:t>
+      </w:r>
+    </w:p>
+    <w:p>
+      <w:r>
+        <w:t>• 2023: [12, 11, 8]</w:t>
+      </w:r>
+    </w:p>
+    <w:p>
+      <w:r>
+        <w:t>• 2024: [13, 12, 9]</w:t>
+      </w:r>
+    </w:p>
+    <w:p>
+      <w:r>
+        <w:t>• 2025: [29, 2, 1]</w:t>
       </w:r>
     </w:p>
     <w:p>
@@ -20881,27 +21021,55 @@
           <w:color w:val="FF0000"/>
           <w:sz w:val="26"/>
         </w:rPr>
-        <w:t>Vladislav Namestnikov: 15</w:t>
-      </w:r>
-    </w:p>
-    <w:p>
-      <w:r>
-        <w:t>• 2022: [7, 7, 6]</w:t>
-      </w:r>
-    </w:p>
-    <w:p>
-      <w:r>
-        <w:t>• 2023: [12, 11, 8]</w:t>
-      </w:r>
-    </w:p>
-    <w:p>
-      <w:r>
-        <w:t>• 2024: [13, 12, 9]</w:t>
-      </w:r>
-    </w:p>
-    <w:p>
-      <w:r>
-        <w:t>• 2025: [29, 2, 1]</w:t>
+        <w:t>Jonathan Toews: 13</w:t>
+      </w:r>
+    </w:p>
+    <w:p>
+      <w:r>
+        <w:t>• 2022: [8, 8, 6]</w:t>
+      </w:r>
+    </w:p>
+    <w:p>
+      <w:r>
+        <w:t>• 2023: []</w:t>
+      </w:r>
+    </w:p>
+    <w:p>
+      <w:r>
+        <w:t>• 2024: []</w:t>
+      </w:r>
+    </w:p>
+    <w:p>
+      <w:r>
+        <w:t>• 2025: [26, 7, 1]</w:t>
+      </w:r>
+    </w:p>
+    <w:p>
+      <w:r>
+        <w:rPr>
+          <w:sz w:val="26"/>
+        </w:rPr>
+        <w:t>Cole Perfetti: 2</w:t>
+      </w:r>
+    </w:p>
+    <w:p>
+      <w:r>
+        <w:t>• 2022: [15, 10, 8]</w:t>
+      </w:r>
+    </w:p>
+    <w:p>
+      <w:r>
+        <w:t>• 2023: [23, 7, 7]</w:t>
+      </w:r>
+    </w:p>
+    <w:p>
+      <w:r>
+        <w:t>• 2024: [14, 11, 10]</w:t>
+      </w:r>
+    </w:p>
+    <w:p>
+      <w:r>
+        <w:t>• 2025: [16, 8, 5]</w:t>
       </w:r>
     </w:p>
     <w:p>
@@ -20911,12 +21079,68 @@
           <w:color w:val="FF0000"/>
           <w:sz w:val="26"/>
         </w:rPr>
-        <w:t>Jonathan Toews: 12</w:t>
-      </w:r>
-    </w:p>
-    <w:p>
-      <w:r>
-        <w:t>• 2022: [8, 8, 6]</w:t>
+        <w:t>Dylan DeMelo: 14</w:t>
+      </w:r>
+    </w:p>
+    <w:p>
+      <w:r>
+        <w:t>• 2022: [19, 10, 7]</w:t>
+      </w:r>
+    </w:p>
+    <w:p>
+      <w:r>
+        <w:t>• 2023: [63, 11]</w:t>
+      </w:r>
+    </w:p>
+    <w:p>
+      <w:r>
+        <w:t>• 2024: [7, 1]</w:t>
+      </w:r>
+    </w:p>
+    <w:p>
+      <w:r>
+        <w:t>• 2025: [29, 5]</w:t>
+      </w:r>
+    </w:p>
+    <w:p>
+      <w:r>
+        <w:rPr>
+          <w:sz w:val="26"/>
+        </w:rPr>
+        <w:t>Kyle Connor: 1</w:t>
+      </w:r>
+    </w:p>
+    <w:p>
+      <w:r>
+        <w:t>• 2022: [11, 8, 6]</w:t>
+      </w:r>
+    </w:p>
+    <w:p>
+      <w:r>
+        <w:t>• 2023: [8, 6, 5]</w:t>
+      </w:r>
+    </w:p>
+    <w:p>
+      <w:r>
+        <w:t>• 2024: [6, 5, 5]</w:t>
+      </w:r>
+    </w:p>
+    <w:p>
+      <w:r>
+        <w:t>• 2025: [7, 6, 5]</w:t>
+      </w:r>
+    </w:p>
+    <w:p>
+      <w:r>
+        <w:rPr>
+          <w:sz w:val="26"/>
+        </w:rPr>
+        <w:t>Danil Zhilkin: 4</w:t>
+      </w:r>
+    </w:p>
+    <w:p>
+      <w:r>
+        <w:t>• 2022: []</w:t>
       </w:r>
     </w:p>
     <w:p>
@@ -20931,35 +21155,7 @@
     </w:p>
     <w:p>
       <w:r>
-        <w:t>• 2025: [26, 7, 1]</w:t>
-      </w:r>
-    </w:p>
-    <w:p>
-      <w:r>
-        <w:rPr>
-          <w:sz w:val="26"/>
-        </w:rPr>
-        <w:t>Cole Perfetti: 1</w:t>
-      </w:r>
-    </w:p>
-    <w:p>
-      <w:r>
-        <w:t>• 2022: [15, 10, 8]</w:t>
-      </w:r>
-    </w:p>
-    <w:p>
-      <w:r>
-        <w:t>• 2023: [23, 7, 7]</w:t>
-      </w:r>
-    </w:p>
-    <w:p>
-      <w:r>
-        <w:t>• 2024: [14, 11, 10]</w:t>
-      </w:r>
-    </w:p>
-    <w:p>
-      <w:r>
-        <w:t>• 2025: [16, 8, 5]</w:t>
+        <w:t>• 2025: []</w:t>
       </w:r>
     </w:p>
     <w:p>
@@ -20969,35 +21165,63 @@
           <w:color w:val="FF0000"/>
           <w:sz w:val="26"/>
         </w:rPr>
-        <w:t>Dylan DeMelo: 13</w:t>
-      </w:r>
-    </w:p>
-    <w:p>
-      <w:r>
-        <w:t>• 2022: [19, 10, 7]</w:t>
-      </w:r>
-    </w:p>
-    <w:p>
-      <w:r>
-        <w:t>• 2023: [63, 11]</w:t>
-      </w:r>
-    </w:p>
-    <w:p>
-      <w:r>
-        <w:t>• 2024: [7, 1]</w:t>
-      </w:r>
-    </w:p>
-    <w:p>
-      <w:r>
-        <w:t>• 2025: [29, 5]</w:t>
-      </w:r>
-    </w:p>
-    <w:p>
-      <w:r>
-        <w:rPr>
-          <w:sz w:val="26"/>
-        </w:rPr>
-        <w:t>Danil Zhilkin: 4</w:t>
+        <w:t>Mark Scheifele: 5</w:t>
+      </w:r>
+    </w:p>
+    <w:p>
+      <w:r>
+        <w:t>• 2022: [9, 5, 4]</w:t>
+      </w:r>
+    </w:p>
+    <w:p>
+      <w:r>
+        <w:t>• 2023: [7, 6, 5]</w:t>
+      </w:r>
+    </w:p>
+    <w:p>
+      <w:r>
+        <w:t>• 2024: [9, 6, 4]</w:t>
+      </w:r>
+    </w:p>
+    <w:p>
+      <w:r>
+        <w:t>• 2025: [5, 4, 3]</w:t>
+      </w:r>
+    </w:p>
+    <w:p>
+      <w:r>
+        <w:rPr>
+          <w:sz w:val="26"/>
+        </w:rPr>
+        <w:t>Brad Lambert: 1</w:t>
+      </w:r>
+    </w:p>
+    <w:p>
+      <w:r>
+        <w:t>• 2022: []</w:t>
+      </w:r>
+    </w:p>
+    <w:p>
+      <w:r>
+        <w:t>• 2023: []</w:t>
+      </w:r>
+    </w:p>
+    <w:p>
+      <w:r>
+        <w:t>• 2024: []</w:t>
+      </w:r>
+    </w:p>
+    <w:p>
+      <w:r>
+        <w:t>• 2025: []</w:t>
+      </w:r>
+    </w:p>
+    <w:p>
+      <w:r>
+        <w:rPr>
+          <w:sz w:val="26"/>
+        </w:rPr>
+        <w:t>Elias Salomonsson: 1</w:t>
       </w:r>
     </w:p>
     <w:p>
@@ -21027,40 +21251,12 @@
           <w:color w:val="FF0000"/>
           <w:sz w:val="26"/>
         </w:rPr>
-        <w:t>Mark Scheifele: 4</w:t>
-      </w:r>
-    </w:p>
-    <w:p>
-      <w:r>
-        <w:t>• 2022: [9, 5, 4]</w:t>
-      </w:r>
-    </w:p>
-    <w:p>
-      <w:r>
-        <w:t>• 2023: [7, 6, 5]</w:t>
-      </w:r>
-    </w:p>
-    <w:p>
-      <w:r>
-        <w:t>• 2024: [9, 6, 4]</w:t>
-      </w:r>
-    </w:p>
-    <w:p>
-      <w:r>
-        <w:t>• 2025: [5, 4, 3]</w:t>
-      </w:r>
-    </w:p>
-    <w:p>
-      <w:r>
-        <w:rPr>
-          <w:sz w:val="26"/>
-        </w:rPr>
-        <w:t>Brad Lambert: 1</w:t>
-      </w:r>
-    </w:p>
-    <w:p>
-      <w:r>
-        <w:t>• 2022: []</w:t>
+        <w:t>Dylan Samberg: 57</w:t>
+      </w:r>
+    </w:p>
+    <w:p>
+      <w:r>
+        <w:t>• 2022: [15]</w:t>
       </w:r>
     </w:p>
     <w:p>
@@ -21070,12 +21266,40 @@
     </w:p>
     <w:p>
       <w:r>
-        <w:t>• 2024: []</w:t>
+        <w:t>• 2024: [20, 11, 6]</w:t>
       </w:r>
     </w:p>
     <w:p>
       <w:r>
         <w:t>• 2025: []</w:t>
+      </w:r>
+    </w:p>
+    <w:p>
+      <w:r>
+        <w:rPr>
+          <w:sz w:val="26"/>
+        </w:rPr>
+        <w:t>Nino Niederreiter: 4</w:t>
+      </w:r>
+    </w:p>
+    <w:p>
+      <w:r>
+        <w:t>• 2022: [8, 7, 6]</w:t>
+      </w:r>
+    </w:p>
+    <w:p>
+      <w:r>
+        <w:t>• 2023: [15, 7, 6]</w:t>
+      </w:r>
+    </w:p>
+    <w:p>
+      <w:r>
+        <w:t>• 2024: [15, 13, 7]</w:t>
+      </w:r>
+    </w:p>
+    <w:p>
+      <w:r>
+        <w:t>• 2025: [21, 7, 5]</w:t>
       </w:r>
     </w:p>
     <w:p>
@@ -21085,12 +21309,12 @@
           <w:color w:val="FF0000"/>
           <w:sz w:val="26"/>
         </w:rPr>
-        <w:t>Dylan Samberg: 56</w:t>
-      </w:r>
-    </w:p>
-    <w:p>
-      <w:r>
-        <w:t>• 2022: [15]</w:t>
+        <w:t>Nikita Chibrikov: 10</w:t>
+      </w:r>
+    </w:p>
+    <w:p>
+      <w:r>
+        <w:t>• 2022: []</w:t>
       </w:r>
     </w:p>
     <w:p>
@@ -21100,40 +21324,12 @@
     </w:p>
     <w:p>
       <w:r>
-        <w:t>• 2024: [20, 11, 6]</w:t>
+        <w:t>• 2024: [0]</w:t>
       </w:r>
     </w:p>
     <w:p>
       <w:r>
         <w:t>• 2025: []</w:t>
-      </w:r>
-    </w:p>
-    <w:p>
-      <w:r>
-        <w:rPr>
-          <w:sz w:val="26"/>
-        </w:rPr>
-        <w:t>Nino Niederreiter: 4</w:t>
-      </w:r>
-    </w:p>
-    <w:p>
-      <w:r>
-        <w:t>• 2022: [8, 7, 6]</w:t>
-      </w:r>
-    </w:p>
-    <w:p>
-      <w:r>
-        <w:t>• 2023: [15, 7, 6]</w:t>
-      </w:r>
-    </w:p>
-    <w:p>
-      <w:r>
-        <w:t>• 2024: [15, 13, 7]</w:t>
-      </w:r>
-    </w:p>
-    <w:p>
-      <w:r>
-        <w:t>• 2025: [21, 7, 5]</w:t>
       </w:r>
     </w:p>
     <w:p>
@@ -21143,7 +21339,7 @@
           <w:color w:val="FF0000"/>
           <w:sz w:val="26"/>
         </w:rPr>
-        <w:t>Nikita Chibrikov: 10</w:t>
+        <w:t>Tanner Pearson: 10</w:t>
       </w:r>
     </w:p>
     <w:p>
@@ -21153,17 +21349,45 @@
     </w:p>
     <w:p>
       <w:r>
-        <w:t>• 2023: []</w:t>
-      </w:r>
-    </w:p>
-    <w:p>
-      <w:r>
-        <w:t>• 2024: [0]</w:t>
-      </w:r>
-    </w:p>
-    <w:p>
-      <w:r>
-        <w:t>• 2025: []</w:t>
+        <w:t>• 2023: [19, 14, 1]</w:t>
+      </w:r>
+    </w:p>
+    <w:p>
+      <w:r>
+        <w:t>• 2024: [11, 11, 9]</w:t>
+      </w:r>
+    </w:p>
+    <w:p>
+      <w:r>
+        <w:t>• 2025: [13, 10, 6]</w:t>
+      </w:r>
+    </w:p>
+    <w:p>
+      <w:r>
+        <w:rPr>
+          <w:sz w:val="26"/>
+        </w:rPr>
+        <w:t>Alex Iafallo: 1</w:t>
+      </w:r>
+    </w:p>
+    <w:p>
+      <w:r>
+        <w:t>• 2022: [9, 8, 8]</w:t>
+      </w:r>
+    </w:p>
+    <w:p>
+      <w:r>
+        <w:t>• 2023: [20, 18, 11]</w:t>
+      </w:r>
+    </w:p>
+    <w:p>
+      <w:r>
+        <w:t>• 2024: [13, 9, 7]</w:t>
+      </w:r>
+    </w:p>
+    <w:p>
+      <w:r>
+        <w:t>• 2025: [12, 10, 7]</w:t>
       </w:r>
     </w:p>
     <w:p>
@@ -21173,7 +21397,35 @@
           <w:color w:val="FF0000"/>
           <w:sz w:val="26"/>
         </w:rPr>
-        <w:t>Tanner Pearson: 9</w:t>
+        <w:t>Luke Schenn: 17</w:t>
+      </w:r>
+    </w:p>
+    <w:p>
+      <w:r>
+        <w:t>• 2022: [30, 18, 4]</w:t>
+      </w:r>
+    </w:p>
+    <w:p>
+      <w:r>
+        <w:t>• 2023: []</w:t>
+      </w:r>
+    </w:p>
+    <w:p>
+      <w:r>
+        <w:t>• 2024: []</w:t>
+      </w:r>
+    </w:p>
+    <w:p>
+      <w:r>
+        <w:t>• 2025: []</w:t>
+      </w:r>
+    </w:p>
+    <w:p>
+      <w:r>
+        <w:rPr>
+          <w:sz w:val="26"/>
+        </w:rPr>
+        <w:t>Cole Koepke: 7</w:t>
       </w:r>
     </w:p>
     <w:p>
@@ -21183,17 +21435,101 @@
     </w:p>
     <w:p>
       <w:r>
-        <w:t>• 2023: [19, 14, 1]</w:t>
-      </w:r>
-    </w:p>
-    <w:p>
-      <w:r>
-        <w:t>• 2024: [11, 11, 9]</w:t>
-      </w:r>
-    </w:p>
-    <w:p>
-      <w:r>
-        <w:t>• 2025: [13, 10, 6]</w:t>
+        <w:t>• 2023: []</w:t>
+      </w:r>
+    </w:p>
+    <w:p>
+      <w:r>
+        <w:t>• 2024: [15, 13, 10]</w:t>
+      </w:r>
+    </w:p>
+    <w:p>
+      <w:r>
+        <w:t>• 2025: [8, 6, 0]</w:t>
+      </w:r>
+    </w:p>
+    <w:p>
+      <w:r>
+        <w:rPr>
+          <w:sz w:val="26"/>
+        </w:rPr>
+        <w:t>Gabriel Vilardi: 1</w:t>
+      </w:r>
+    </w:p>
+    <w:p>
+      <w:r>
+        <w:t>• 2022: [10, 6, 5]</w:t>
+      </w:r>
+    </w:p>
+    <w:p>
+      <w:r>
+        <w:t>• 2023: [6, 4, 4]</w:t>
+      </w:r>
+    </w:p>
+    <w:p>
+      <w:r>
+        <w:t>• 2024: [8, 6, 4]</w:t>
+      </w:r>
+    </w:p>
+    <w:p>
+      <w:r>
+        <w:t>• 2025: [7, 5, 4]</w:t>
+      </w:r>
+    </w:p>
+    <w:p>
+      <w:r>
+        <w:rPr>
+          <w:sz w:val="26"/>
+        </w:rPr>
+        <w:t>Josh Morrissey: 7</w:t>
+      </w:r>
+    </w:p>
+    <w:p>
+      <w:r>
+        <w:t>• 2022: [13, 10, 9]</w:t>
+      </w:r>
+    </w:p>
+    <w:p>
+      <w:r>
+        <w:t>• 2023: [19, 14, 11]</w:t>
+      </w:r>
+    </w:p>
+    <w:p>
+      <w:r>
+        <w:t>• 2024: [19, 11, 9]</w:t>
+      </w:r>
+    </w:p>
+    <w:p>
+      <w:r>
+        <w:t>• 2025: [15, 5, 2]</w:t>
+      </w:r>
+    </w:p>
+    <w:p>
+      <w:r>
+        <w:rPr>
+          <w:sz w:val="26"/>
+        </w:rPr>
+        <w:t>Logan Stanley: 4</w:t>
+      </w:r>
+    </w:p>
+    <w:p>
+      <w:r>
+        <w:t>• 2022: []</w:t>
+      </w:r>
+    </w:p>
+    <w:p>
+      <w:r>
+        <w:t>• 2023: []</w:t>
+      </w:r>
+    </w:p>
+    <w:p>
+      <w:r>
+        <w:t>• 2024: []</w:t>
+      </w:r>
+    </w:p>
+    <w:p>
+      <w:r>
+        <w:t>• 2025: [13, 9, 8]</w:t>
       </w:r>
     </w:p>
     <w:p>
@@ -21203,121 +21539,7 @@
           <w:color w:val="FF0000"/>
           <w:sz w:val="26"/>
         </w:rPr>
-        <w:t>Luke Schenn: 16</w:t>
-      </w:r>
-    </w:p>
-    <w:p>
-      <w:r>
-        <w:t>• 2022: [30, 18, 4]</w:t>
-      </w:r>
-    </w:p>
-    <w:p>
-      <w:r>
-        <w:t>• 2023: []</w:t>
-      </w:r>
-    </w:p>
-    <w:p>
-      <w:r>
-        <w:t>• 2024: []</w:t>
-      </w:r>
-    </w:p>
-    <w:p>
-      <w:r>
-        <w:t>• 2025: []</w:t>
-      </w:r>
-    </w:p>
-    <w:p>
-      <w:r>
-        <w:rPr>
-          <w:sz w:val="26"/>
-        </w:rPr>
-        <w:t>Cole Koepke: 6</w:t>
-      </w:r>
-    </w:p>
-    <w:p>
-      <w:r>
-        <w:t>• 2022: []</w:t>
-      </w:r>
-    </w:p>
-    <w:p>
-      <w:r>
-        <w:t>• 2023: []</w:t>
-      </w:r>
-    </w:p>
-    <w:p>
-      <w:r>
-        <w:t>• 2024: [15, 13, 10]</w:t>
-      </w:r>
-    </w:p>
-    <w:p>
-      <w:r>
-        <w:t>• 2025: [8, 6, 0]</w:t>
-      </w:r>
-    </w:p>
-    <w:p>
-      <w:r>
-        <w:rPr>
-          <w:sz w:val="26"/>
-        </w:rPr>
-        <w:t>Josh Morrissey: 7</w:t>
-      </w:r>
-    </w:p>
-    <w:p>
-      <w:r>
-        <w:t>• 2022: [13, 10, 9]</w:t>
-      </w:r>
-    </w:p>
-    <w:p>
-      <w:r>
-        <w:t>• 2023: [19, 14, 11]</w:t>
-      </w:r>
-    </w:p>
-    <w:p>
-      <w:r>
-        <w:t>• 2024: [19, 11, 9]</w:t>
-      </w:r>
-    </w:p>
-    <w:p>
-      <w:r>
-        <w:t>• 2025: [15, 5, 2]</w:t>
-      </w:r>
-    </w:p>
-    <w:p>
-      <w:r>
-        <w:rPr>
-          <w:sz w:val="26"/>
-        </w:rPr>
-        <w:t>Logan Stanley: 3</w:t>
-      </w:r>
-    </w:p>
-    <w:p>
-      <w:r>
-        <w:t>• 2022: []</w:t>
-      </w:r>
-    </w:p>
-    <w:p>
-      <w:r>
-        <w:t>• 2023: []</w:t>
-      </w:r>
-    </w:p>
-    <w:p>
-      <w:r>
-        <w:t>• 2024: []</w:t>
-      </w:r>
-    </w:p>
-    <w:p>
-      <w:r>
-        <w:t>• 2025: [13, 9, 8]</w:t>
-      </w:r>
-    </w:p>
-    <w:p>
-      <w:r>
-        <w:rPr>
-          <w:b/>
-          <w:color w:val="FF0000"/>
-          <w:sz w:val="26"/>
-        </w:rPr>
-        <w:t>Adam Lowry: 13</w:t>
+        <w:t>Adam Lowry: 14</w:t>
       </w:r>
     </w:p>
     <w:p>

--- a/reports/game_without_goal.docx
+++ b/reports/game_without_goal.docx
@@ -2121,7 +2121,7 @@
           <w:color w:val="FF0000"/>
           <w:sz w:val="26"/>
         </w:rPr>
-        <w:t>Jalen Chatfield: 15</w:t>
+        <w:t>Jalen Chatfield: 16</w:t>
       </w:r>
     </w:p>
     <w:p>
@@ -2207,7 +2207,7 @@
           <w:color w:val="FF0000"/>
           <w:sz w:val="26"/>
         </w:rPr>
-        <w:t>Sean Walker: 44</w:t>
+        <w:t>Sean Walker: 45</w:t>
       </w:r>
     </w:p>
     <w:p>
@@ -2325,7 +2325,7 @@
           <w:color w:val="FF0000"/>
           <w:sz w:val="26"/>
         </w:rPr>
-        <w:t>Mark Jankowski: 5</w:t>
+        <w:t>Mark Jankowski: 6</w:t>
       </w:r>
     </w:p>
     <w:p>
@@ -2353,7 +2353,7 @@
         <w:rPr>
           <w:sz w:val="26"/>
         </w:rPr>
-        <w:t>Alexander Nikishin: 4</w:t>
+        <w:t>Jackson Blake: 1</w:t>
       </w:r>
     </w:p>
     <w:p>
@@ -2368,6 +2368,34 @@
     </w:p>
     <w:p>
       <w:r>
+        <w:t>• 2024: [22, 13, 5]</w:t>
+      </w:r>
+    </w:p>
+    <w:p>
+      <w:r>
+        <w:t>• 2025: [7, 6, 6]</w:t>
+      </w:r>
+    </w:p>
+    <w:p>
+      <w:r>
+        <w:rPr>
+          <w:sz w:val="26"/>
+        </w:rPr>
+        <w:t>Alexander Nikishin: 5</w:t>
+      </w:r>
+    </w:p>
+    <w:p>
+      <w:r>
+        <w:t>• 2022: []</w:t>
+      </w:r>
+    </w:p>
+    <w:p>
+      <w:r>
+        <w:t>• 2023: []</w:t>
+      </w:r>
+    </w:p>
+    <w:p>
+      <w:r>
         <w:t>• 2024: []</w:t>
       </w:r>
     </w:p>
@@ -2409,7 +2437,35 @@
         <w:rPr>
           <w:sz w:val="26"/>
         </w:rPr>
-        <w:t>Andrei Svechnikov: 2</w:t>
+        <w:t>Eric Robinson: 1</w:t>
+      </w:r>
+    </w:p>
+    <w:p>
+      <w:r>
+        <w:t>• 2022: [18, 10, 8]</w:t>
+      </w:r>
+    </w:p>
+    <w:p>
+      <w:r>
+        <w:t>• 2023: [23, 6]</w:t>
+      </w:r>
+    </w:p>
+    <w:p>
+      <w:r>
+        <w:t>• 2024: [12, 8, 8]</w:t>
+      </w:r>
+    </w:p>
+    <w:p>
+      <w:r>
+        <w:t>• 2025: [10, 10, 5]</w:t>
+      </w:r>
+    </w:p>
+    <w:p>
+      <w:r>
+        <w:rPr>
+          <w:sz w:val="26"/>
+        </w:rPr>
+        <w:t>Andrei Svechnikov: 3</w:t>
       </w:r>
     </w:p>
     <w:p>
@@ -2439,7 +2495,7 @@
           <w:color w:val="FF0000"/>
           <w:sz w:val="26"/>
         </w:rPr>
-        <w:t>Logan Stankoven: 1</w:t>
+        <w:t>Logan Stankoven: 2</w:t>
       </w:r>
     </w:p>
     <w:p>
@@ -2469,7 +2525,7 @@
           <w:color w:val="FF0000"/>
           <w:sz w:val="26"/>
         </w:rPr>
-        <w:t>Jaccob Slavin: 38</w:t>
+        <w:t>Jaccob Slavin: 39</w:t>
       </w:r>
     </w:p>
     <w:p>
@@ -2490,34 +2546,6 @@
     <w:p>
       <w:r>
         <w:t>• 2025: []</w:t>
-      </w:r>
-    </w:p>
-    <w:p>
-      <w:r>
-        <w:rPr>
-          <w:sz w:val="26"/>
-        </w:rPr>
-        <w:t>Nikolaj Ehlers: 1</w:t>
-      </w:r>
-    </w:p>
-    <w:p>
-      <w:r>
-        <w:t>• 2022: [10, 7, 3]</w:t>
-      </w:r>
-    </w:p>
-    <w:p>
-      <w:r>
-        <w:t>• 2023: [10, 6, 5]</w:t>
-      </w:r>
-    </w:p>
-    <w:p>
-      <w:r>
-        <w:t>• 2024: [10, 5, 4]</w:t>
-      </w:r>
-    </w:p>
-    <w:p>
-      <w:r>
-        <w:t>• 2025: [9, 8, 6]</w:t>
       </w:r>
     </w:p>
     <w:p>
@@ -2527,7 +2555,7 @@
           <w:color w:val="FF0000"/>
           <w:sz w:val="26"/>
         </w:rPr>
-        <w:t>Jordan Martinook: 14</w:t>
+        <w:t>Jordan Martinook: 15</w:t>
       </w:r>
     </w:p>
     <w:p>
@@ -2555,7 +2583,7 @@
         <w:rPr>
           <w:sz w:val="26"/>
         </w:rPr>
-        <w:t>Seth Jarvis: 1</w:t>
+        <w:t>Seth Jarvis: 2</w:t>
       </w:r>
     </w:p>
     <w:p>
@@ -2576,6 +2604,34 @@
     <w:p>
       <w:r>
         <w:t>• 2025: [5, 4, 3]</w:t>
+      </w:r>
+    </w:p>
+    <w:p>
+      <w:r>
+        <w:rPr>
+          <w:sz w:val="26"/>
+        </w:rPr>
+        <w:t>Sebastian Aho: 1</w:t>
+      </w:r>
+    </w:p>
+    <w:p>
+      <w:r>
+        <w:t>• 2022: [7, 6, 5]</w:t>
+      </w:r>
+    </w:p>
+    <w:p>
+      <w:r>
+        <w:t>• 2023: [6, 6, 4]</w:t>
+      </w:r>
+    </w:p>
+    <w:p>
+      <w:r>
+        <w:t>• 2024: [8, 7, 6]</w:t>
+      </w:r>
+    </w:p>
+    <w:p>
+      <w:r>
+        <w:t>• 2025: [12, 6, 5]</w:t>
       </w:r>
     </w:p>
     <w:p>
@@ -2585,7 +2641,7 @@
           <w:color w:val="FF0000"/>
           <w:sz w:val="26"/>
         </w:rPr>
-        <w:t>K'Andre Miller: 16</w:t>
+        <w:t>K'Andre Miller: 17</w:t>
       </w:r>
     </w:p>
     <w:p>
@@ -2641,7 +2697,7 @@
         <w:rPr>
           <w:sz w:val="26"/>
         </w:rPr>
-        <w:t>Jordan Staal: 2</w:t>
+        <w:t>Jordan Staal: 3</w:t>
       </w:r>
     </w:p>
     <w:p>
@@ -2662,6 +2718,34 @@
     <w:p>
       <w:r>
         <w:t>• 2025: [16, 12, 4]</w:t>
+      </w:r>
+    </w:p>
+    <w:p>
+      <w:r>
+        <w:rPr>
+          <w:sz w:val="26"/>
+        </w:rPr>
+        <w:t>Shayne Gostisbehere: 1</w:t>
+      </w:r>
+    </w:p>
+    <w:p>
+      <w:r>
+        <w:t>• 2022: [20, 17, 16]</w:t>
+      </w:r>
+    </w:p>
+    <w:p>
+      <w:r>
+        <w:t>• 2023: [24, 12, 7]</w:t>
+      </w:r>
+    </w:p>
+    <w:p>
+      <w:r>
+        <w:t>• 2024: [20, 15, 6]</w:t>
+      </w:r>
+    </w:p>
+    <w:p>
+      <w:r>
+        <w:t>• 2025: [13, 9, 4]</w:t>
       </w:r>
     </w:p>
     <w:p>
@@ -2671,7 +2755,37 @@
           <w:color w:val="FF0000"/>
           <w:sz w:val="26"/>
         </w:rPr>
-        <w:t>William Carrier: 7</w:t>
+        <w:t>Taylor Hall: 1</w:t>
+      </w:r>
+    </w:p>
+    <w:p>
+      <w:r>
+        <w:t>• 2022: [16, 7, 3]</w:t>
+      </w:r>
+    </w:p>
+    <w:p>
+      <w:r>
+        <w:t>• 2023: [0]</w:t>
+      </w:r>
+    </w:p>
+    <w:p>
+      <w:r>
+        <w:t>• 2024: [13, 9, 7]</w:t>
+      </w:r>
+    </w:p>
+    <w:p>
+      <w:r>
+        <w:t>• 2025: [12, 9, 7]</w:t>
+      </w:r>
+    </w:p>
+    <w:p>
+      <w:r>
+        <w:rPr>
+          <w:b/>
+          <w:color w:val="FF0000"/>
+          <w:sz w:val="26"/>
+        </w:rPr>
+        <w:t>William Carrier: 8</w:t>
       </w:r>
     </w:p>
     <w:p>
@@ -2797,7 +2911,7 @@
           <w:color w:val="FF0000"/>
           <w:sz w:val="26"/>
         </w:rPr>
-        <w:t>Dmitri Voronkov: 7</w:t>
+        <w:t>Dmitri Voronkov: 8</w:t>
       </w:r>
     </w:p>
     <w:p>
@@ -2887,7 +3001,7 @@
           <w:color w:val="FF0000"/>
           <w:sz w:val="26"/>
         </w:rPr>
-        <w:t>Egor Zamula: 58</w:t>
+        <w:t>Egor Zamula: 59</w:t>
       </w:r>
     </w:p>
     <w:p>
@@ -2973,7 +3087,7 @@
         <w:rPr>
           <w:sz w:val="26"/>
         </w:rPr>
-        <w:t>Danton Heinen: 1</w:t>
+        <w:t>Danton Heinen: 2</w:t>
       </w:r>
     </w:p>
     <w:p>
@@ -3022,62 +3136,6 @@
     <w:p>
       <w:r>
         <w:t>• 2025: []</w:t>
-      </w:r>
-    </w:p>
-    <w:p>
-      <w:r>
-        <w:rPr>
-          <w:sz w:val="26"/>
-        </w:rPr>
-        <w:t>Sean Monahan: 2</w:t>
-      </w:r>
-    </w:p>
-    <w:p>
-      <w:r>
-        <w:t>• 2022: [9, 4, 3]</w:t>
-      </w:r>
-    </w:p>
-    <w:p>
-      <w:r>
-        <w:t>• 2023: [14, 11, 9]</w:t>
-      </w:r>
-    </w:p>
-    <w:p>
-      <w:r>
-        <w:t>• 2024: [8, 5, 4]</w:t>
-      </w:r>
-    </w:p>
-    <w:p>
-      <w:r>
-        <w:t>• 2025: [11, 9, 6]</w:t>
-      </w:r>
-    </w:p>
-    <w:p>
-      <w:r>
-        <w:rPr>
-          <w:sz w:val="26"/>
-        </w:rPr>
-        <w:t>Kirill Marchenko: 1</w:t>
-      </w:r>
-    </w:p>
-    <w:p>
-      <w:r>
-        <w:t>• 2022: [7, 6, 5]</w:t>
-      </w:r>
-    </w:p>
-    <w:p>
-      <w:r>
-        <w:t>• 2023: [9, 9, 4]</w:t>
-      </w:r>
-    </w:p>
-    <w:p>
-      <w:r>
-        <w:t>• 2024: [6, 6, 5]</w:t>
-      </w:r>
-    </w:p>
-    <w:p>
-      <w:r>
-        <w:t>• 2025: [8, 7, 7]</w:t>
       </w:r>
     </w:p>
     <w:p>
@@ -3087,7 +3145,7 @@
           <w:color w:val="FF0000"/>
           <w:sz w:val="26"/>
         </w:rPr>
-        <w:t>Miles Wood: 17</w:t>
+        <w:t>Miles Wood: 18</w:t>
       </w:r>
     </w:p>
     <w:p>
@@ -3117,7 +3175,7 @@
           <w:color w:val="FF0000"/>
           <w:sz w:val="26"/>
         </w:rPr>
-        <w:t>Denton Mateychuk: 4</w:t>
+        <w:t>Denton Mateychuk: 5</w:t>
       </w:r>
     </w:p>
     <w:p>
@@ -3147,27 +3205,27 @@
           <w:color w:val="FF0000"/>
           <w:sz w:val="26"/>
         </w:rPr>
-        <w:t>Mathieu Olivier: 3</w:t>
-      </w:r>
-    </w:p>
-    <w:p>
-      <w:r>
-        <w:t>• 2022: [22, 10, 3]</w:t>
-      </w:r>
-    </w:p>
-    <w:p>
-      <w:r>
-        <w:t>• 2023: [16, 9, 2]</w:t>
-      </w:r>
-    </w:p>
-    <w:p>
-      <w:r>
-        <w:t>• 2024: [17, 7, 7]</w:t>
-      </w:r>
-    </w:p>
-    <w:p>
-      <w:r>
-        <w:t>• 2025: [11, 9, 6]</w:t>
+        <w:t>Boone Jenner: 13</w:t>
+      </w:r>
+    </w:p>
+    <w:p>
+      <w:r>
+        <w:t>• 2022: [5, 5, 4]</w:t>
+      </w:r>
+    </w:p>
+    <w:p>
+      <w:r>
+        <w:t>• 2023: [9, 5, 5]</w:t>
+      </w:r>
+    </w:p>
+    <w:p>
+      <w:r>
+        <w:t>• 2024: [3, 1, 0]</w:t>
+      </w:r>
+    </w:p>
+    <w:p>
+      <w:r>
+        <w:t>• 2025: [8, 4, 4]</w:t>
       </w:r>
     </w:p>
     <w:p>
@@ -3177,27 +3235,27 @@
           <w:color w:val="FF0000"/>
           <w:sz w:val="26"/>
         </w:rPr>
-        <w:t>Boone Jenner: 12</w:t>
-      </w:r>
-    </w:p>
-    <w:p>
-      <w:r>
-        <w:t>• 2022: [5, 5, 4]</w:t>
-      </w:r>
-    </w:p>
-    <w:p>
-      <w:r>
-        <w:t>• 2023: [9, 5, 5]</w:t>
-      </w:r>
-    </w:p>
-    <w:p>
-      <w:r>
-        <w:t>• 2024: [3, 1, 0]</w:t>
-      </w:r>
-    </w:p>
-    <w:p>
-      <w:r>
-        <w:t>• 2025: [8, 4, 4]</w:t>
+        <w:t>Kent Johnson: 3</w:t>
+      </w:r>
+    </w:p>
+    <w:p>
+      <w:r>
+        <w:t>• 2022: [15, 7, 7]</w:t>
+      </w:r>
+    </w:p>
+    <w:p>
+      <w:r>
+        <w:t>• 2023: [10, 3, 1]</w:t>
+      </w:r>
+    </w:p>
+    <w:p>
+      <w:r>
+        <w:t>• 2024: [9, 6, 6]</w:t>
+      </w:r>
+    </w:p>
+    <w:p>
+      <w:r>
+        <w:t>• 2025: [19, 15, 6]</w:t>
       </w:r>
     </w:p>
     <w:p>
@@ -3207,27 +3265,27 @@
           <w:color w:val="FF0000"/>
           <w:sz w:val="26"/>
         </w:rPr>
-        <w:t>Kent Johnson: 3</w:t>
-      </w:r>
-    </w:p>
-    <w:p>
-      <w:r>
-        <w:t>• 2022: [15, 7, 7]</w:t>
-      </w:r>
-    </w:p>
-    <w:p>
-      <w:r>
-        <w:t>• 2023: [10, 3, 1]</w:t>
-      </w:r>
-    </w:p>
-    <w:p>
-      <w:r>
-        <w:t>• 2024: [9, 6, 6]</w:t>
-      </w:r>
-    </w:p>
-    <w:p>
-      <w:r>
-        <w:t>• 2025: [19, 15, 6]</w:t>
+        <w:t>Isac Lundestrm: 1</w:t>
+      </w:r>
+    </w:p>
+    <w:p>
+      <w:r>
+        <w:t>• 2022: [19, 4, 1]</w:t>
+      </w:r>
+    </w:p>
+    <w:p>
+      <w:r>
+        <w:t>• 2023: [13, 8, 7]</w:t>
+      </w:r>
+    </w:p>
+    <w:p>
+      <w:r>
+        <w:t>• 2024: [12, 10, 4]</w:t>
+      </w:r>
+    </w:p>
+    <w:p>
+      <w:r>
+        <w:t>• 2025: [12, 3]</w:t>
       </w:r>
     </w:p>
     <w:p>
@@ -3291,7 +3349,7 @@
         <w:rPr>
           <w:sz w:val="26"/>
         </w:rPr>
-        <w:t>Ivan Provorov: 2</w:t>
+        <w:t>Ivan Provorov: 3</w:t>
       </w:r>
     </w:p>
     <w:p>
@@ -3312,6 +3370,34 @@
     <w:p>
       <w:r>
         <w:t>• 2025: [18, 11, 9]</w:t>
+      </w:r>
+    </w:p>
+    <w:p>
+      <w:r>
+        <w:rPr>
+          <w:sz w:val="26"/>
+        </w:rPr>
+        <w:t>Mason Marchment: 1</w:t>
+      </w:r>
+    </w:p>
+    <w:p>
+      <w:r>
+        <w:t>• 2022: [32, 6, 6]</w:t>
+      </w:r>
+    </w:p>
+    <w:p>
+      <w:r>
+        <w:t>• 2023: [9, 7, 6]</w:t>
+      </w:r>
+    </w:p>
+    <w:p>
+      <w:r>
+        <w:t>• 2024: [11, 8, 4]</w:t>
+      </w:r>
+    </w:p>
+    <w:p>
+      <w:r>
+        <w:t>• 2025: [18, 6, 3]</w:t>
       </w:r>
     </w:p>
     <w:p>
@@ -3321,7 +3407,7 @@
           <w:color w:val="FF0000"/>
           <w:sz w:val="26"/>
         </w:rPr>
-        <w:t>Cole Sillinger: 7</w:t>
+        <w:t>Cole Sillinger: 8</w:t>
       </w:r>
     </w:p>
     <w:p>
@@ -3349,7 +3435,7 @@
         <w:rPr>
           <w:sz w:val="26"/>
         </w:rPr>
-        <w:t>Erik Gudbranson: 6</w:t>
+        <w:t>Erik Gudbranson: 7</w:t>
       </w:r>
     </w:p>
     <w:p>
@@ -3370,34 +3456,6 @@
     <w:p>
       <w:r>
         <w:t>• 2025: []</w:t>
-      </w:r>
-    </w:p>
-    <w:p>
-      <w:r>
-        <w:rPr>
-          <w:sz w:val="26"/>
-        </w:rPr>
-        <w:t>Dante Fabbro: 3</w:t>
-      </w:r>
-    </w:p>
-    <w:p>
-      <w:r>
-        <w:t>• 2022: [48]</w:t>
-      </w:r>
-    </w:p>
-    <w:p>
-      <w:r>
-        <w:t>• 2023: [40, 4]</w:t>
-      </w:r>
-    </w:p>
-    <w:p>
-      <w:r>
-        <w:t>• 2024: [24, 9, 7]</w:t>
-      </w:r>
-    </w:p>
-    <w:p>
-      <w:r>
-        <w:t>• 2025: [20, 14, 2]</w:t>
       </w:r>
     </w:p>
     <w:p>
@@ -3407,7 +3465,37 @@
           <w:color w:val="FF0000"/>
           <w:sz w:val="26"/>
         </w:rPr>
-        <w:t>Damon Severson: 4</w:t>
+        <w:t>Dante Fabbro: 4</w:t>
+      </w:r>
+    </w:p>
+    <w:p>
+      <w:r>
+        <w:t>• 2022: [48]</w:t>
+      </w:r>
+    </w:p>
+    <w:p>
+      <w:r>
+        <w:t>• 2023: [40, 4]</w:t>
+      </w:r>
+    </w:p>
+    <w:p>
+      <w:r>
+        <w:t>• 2024: [24, 9, 7]</w:t>
+      </w:r>
+    </w:p>
+    <w:p>
+      <w:r>
+        <w:t>• 2025: [20, 14, 2]</w:t>
+      </w:r>
+    </w:p>
+    <w:p>
+      <w:r>
+        <w:rPr>
+          <w:b/>
+          <w:color w:val="FF0000"/>
+          <w:sz w:val="26"/>
+        </w:rPr>
+        <w:t>Damon Severson: 5</w:t>
       </w:r>
     </w:p>
     <w:p>
@@ -3433,9 +3521,11 @@
     <w:p>
       <w:r>
         <w:rPr>
-          <w:sz w:val="26"/>
-        </w:rPr>
-        <w:t>Charlie Coyle: 5</w:t>
+          <w:b/>
+          <w:color w:val="FF0000"/>
+          <w:sz w:val="26"/>
+        </w:rPr>
+        <w:t>Charlie Coyle: 6</w:t>
       </w:r>
     </w:p>
     <w:p>
@@ -4881,7 +4971,7 @@
         <w:rPr>
           <w:sz w:val="26"/>
         </w:rPr>
-        <w:t>Brock Nelson: 2</w:t>
+        <w:t>Brock Nelson: 3</w:t>
       </w:r>
     </w:p>
     <w:p>
@@ -4902,6 +4992,34 @@
     <w:p>
       <w:r>
         <w:t>• 2025: [5, 4, 4]</w:t>
+      </w:r>
+    </w:p>
+    <w:p>
+      <w:r>
+        <w:rPr>
+          <w:sz w:val="26"/>
+        </w:rPr>
+        <w:t>Tristen Nielsen: 4</w:t>
+      </w:r>
+    </w:p>
+    <w:p>
+      <w:r>
+        <w:t>• 2022: []</w:t>
+      </w:r>
+    </w:p>
+    <w:p>
+      <w:r>
+        <w:t>• 2023: []</w:t>
+      </w:r>
+    </w:p>
+    <w:p>
+      <w:r>
+        <w:t>• 2024: []</w:t>
+      </w:r>
+    </w:p>
+    <w:p>
+      <w:r>
+        <w:t>• 2025: []</w:t>
       </w:r>
     </w:p>
     <w:p>
@@ -4911,91 +5029,7 @@
           <w:color w:val="FF0000"/>
           <w:sz w:val="26"/>
         </w:rPr>
-        <w:t>Nathan MacKinnon: 4</w:t>
-      </w:r>
-    </w:p>
-    <w:p>
-      <w:r>
-        <w:t>• 2022: [6, 6, 3]</w:t>
-      </w:r>
-    </w:p>
-    <w:p>
-      <w:r>
-        <w:t>• 2023: [7, 5, 4]</w:t>
-      </w:r>
-    </w:p>
-    <w:p>
-      <w:r>
-        <w:t>• 2024: [10, 7, 5]</w:t>
-      </w:r>
-    </w:p>
-    <w:p>
-      <w:r>
-        <w:t>• 2025: [5, 3, 3]</w:t>
-      </w:r>
-    </w:p>
-    <w:p>
-      <w:r>
-        <w:rPr>
-          <w:sz w:val="26"/>
-        </w:rPr>
-        <w:t>Tristen Nielsen: 4</w:t>
-      </w:r>
-    </w:p>
-    <w:p>
-      <w:r>
-        <w:t>• 2022: []</w:t>
-      </w:r>
-    </w:p>
-    <w:p>
-      <w:r>
-        <w:t>• 2023: []</w:t>
-      </w:r>
-    </w:p>
-    <w:p>
-      <w:r>
-        <w:t>• 2024: []</w:t>
-      </w:r>
-    </w:p>
-    <w:p>
-      <w:r>
-        <w:t>• 2025: []</w:t>
-      </w:r>
-    </w:p>
-    <w:p>
-      <w:r>
-        <w:rPr>
-          <w:sz w:val="26"/>
-        </w:rPr>
-        <w:t>Gabriel Landeskog: 4</w:t>
-      </w:r>
-    </w:p>
-    <w:p>
-      <w:r>
-        <w:t>• 2022: []</w:t>
-      </w:r>
-    </w:p>
-    <w:p>
-      <w:r>
-        <w:t>• 2023: []</w:t>
-      </w:r>
-    </w:p>
-    <w:p>
-      <w:r>
-        <w:t>• 2024: []</w:t>
-      </w:r>
-    </w:p>
-    <w:p>
-      <w:r>
-        <w:t>• 2025: [8, 5, 5]</w:t>
-      </w:r>
-    </w:p>
-    <w:p>
-      <w:r>
-        <w:rPr>
-          <w:sz w:val="26"/>
-        </w:rPr>
-        <w:t>Brent Burns: 5</w:t>
+        <w:t>Brent Burns: 6</w:t>
       </w:r>
     </w:p>
     <w:p>
@@ -5025,7 +5059,7 @@
           <w:color w:val="FF0000"/>
           <w:sz w:val="26"/>
         </w:rPr>
-        <w:t>Jack Drury: 8</w:t>
+        <w:t>Jack Drury: 9</w:t>
       </w:r>
     </w:p>
     <w:p>
@@ -5074,62 +5108,6 @@
     <w:p>
       <w:r>
         <w:t>• 2025: []</w:t>
-      </w:r>
-    </w:p>
-    <w:p>
-      <w:r>
-        <w:rPr>
-          <w:sz w:val="26"/>
-        </w:rPr>
-        <w:t>Victor Olofsson: 2</w:t>
-      </w:r>
-    </w:p>
-    <w:p>
-      <w:r>
-        <w:t>• 2022: [15, 8, 7]</w:t>
-      </w:r>
-    </w:p>
-    <w:p>
-      <w:r>
-        <w:t>• 2023: [14, 8, 3]</w:t>
-      </w:r>
-    </w:p>
-    <w:p>
-      <w:r>
-        <w:t>• 2024: [20, 5, 4]</w:t>
-      </w:r>
-    </w:p>
-    <w:p>
-      <w:r>
-        <w:t>• 2025: [12, 11, 6]</w:t>
-      </w:r>
-    </w:p>
-    <w:p>
-      <w:r>
-        <w:rPr>
-          <w:sz w:val="26"/>
-        </w:rPr>
-        <w:t>Joel Kiviranta: 5</w:t>
-      </w:r>
-    </w:p>
-    <w:p>
-      <w:r>
-        <w:t>• 2022: [15, 12, 10]</w:t>
-      </w:r>
-    </w:p>
-    <w:p>
-      <w:r>
-        <w:t>• 2023: [31, 10]</w:t>
-      </w:r>
-    </w:p>
-    <w:p>
-      <w:r>
-        <w:t>• 2024: [17, 16, 9]</w:t>
-      </w:r>
-    </w:p>
-    <w:p>
-      <w:r>
-        <w:t>• 2025: [18]</w:t>
       </w:r>
     </w:p>
     <w:p>
@@ -5139,27 +5117,55 @@
           <w:color w:val="FF0000"/>
           <w:sz w:val="26"/>
         </w:rPr>
-        <w:t>Valeri Nichushkin: 7</w:t>
-      </w:r>
-    </w:p>
-    <w:p>
-      <w:r>
-        <w:t>• 2022: [10, 7, 4]</w:t>
-      </w:r>
-    </w:p>
-    <w:p>
-      <w:r>
-        <w:t>• 2023: [8, 7, 5]</w:t>
-      </w:r>
-    </w:p>
-    <w:p>
-      <w:r>
-        <w:t>• 2024: [6, 3, 2]</w:t>
-      </w:r>
-    </w:p>
-    <w:p>
-      <w:r>
-        <w:t>• 2025: [10, 8, 6]</w:t>
+        <w:t>Victor Olofsson: 3</w:t>
+      </w:r>
+    </w:p>
+    <w:p>
+      <w:r>
+        <w:t>• 2022: [15, 8, 7]</w:t>
+      </w:r>
+    </w:p>
+    <w:p>
+      <w:r>
+        <w:t>• 2023: [14, 8, 3]</w:t>
+      </w:r>
+    </w:p>
+    <w:p>
+      <w:r>
+        <w:t>• 2024: [20, 5, 4]</w:t>
+      </w:r>
+    </w:p>
+    <w:p>
+      <w:r>
+        <w:t>• 2025: [12, 11, 6]</w:t>
+      </w:r>
+    </w:p>
+    <w:p>
+      <w:r>
+        <w:rPr>
+          <w:sz w:val="26"/>
+        </w:rPr>
+        <w:t>Joel Kiviranta: 5</w:t>
+      </w:r>
+    </w:p>
+    <w:p>
+      <w:r>
+        <w:t>• 2022: [15, 12, 10]</w:t>
+      </w:r>
+    </w:p>
+    <w:p>
+      <w:r>
+        <w:t>• 2023: [31, 10]</w:t>
+      </w:r>
+    </w:p>
+    <w:p>
+      <w:r>
+        <w:t>• 2024: [17, 16, 9]</w:t>
+      </w:r>
+    </w:p>
+    <w:p>
+      <w:r>
+        <w:t>• 2025: [18]</w:t>
       </w:r>
     </w:p>
     <w:p>
@@ -5169,55 +5175,27 @@
           <w:color w:val="FF0000"/>
           <w:sz w:val="26"/>
         </w:rPr>
-        <w:t>Artturi Lehkonen: 3</w:t>
-      </w:r>
-    </w:p>
-    <w:p>
-      <w:r>
-        <w:t>• 2022: [9, 9, 6]</w:t>
-      </w:r>
-    </w:p>
-    <w:p>
-      <w:r>
-        <w:t>• 2023: [9, 5, 3]</w:t>
-      </w:r>
-    </w:p>
-    <w:p>
-      <w:r>
-        <w:t>• 2024: [6, 4, 4]</w:t>
-      </w:r>
-    </w:p>
-    <w:p>
-      <w:r>
-        <w:t>• 2025: [6, 6, 5]</w:t>
-      </w:r>
-    </w:p>
-    <w:p>
-      <w:r>
-        <w:rPr>
-          <w:sz w:val="26"/>
-        </w:rPr>
-        <w:t>Martin Necas: 1</w:t>
-      </w:r>
-    </w:p>
-    <w:p>
-      <w:r>
-        <w:t>• 2022: [8, 6, 6]</w:t>
-      </w:r>
-    </w:p>
-    <w:p>
-      <w:r>
-        <w:t>• 2023: [8, 5, 4]</w:t>
-      </w:r>
-    </w:p>
-    <w:p>
-      <w:r>
-        <w:t>• 2024: [11, 7, 6]</w:t>
-      </w:r>
-    </w:p>
-    <w:p>
-      <w:r>
-        <w:t>• 2025: [7, 6, 6]</w:t>
+        <w:t>Valeri Nichushkin: 8</w:t>
+      </w:r>
+    </w:p>
+    <w:p>
+      <w:r>
+        <w:t>• 2022: [10, 7, 4]</w:t>
+      </w:r>
+    </w:p>
+    <w:p>
+      <w:r>
+        <w:t>• 2023: [8, 7, 5]</w:t>
+      </w:r>
+    </w:p>
+    <w:p>
+      <w:r>
+        <w:t>• 2024: [6, 3, 2]</w:t>
+      </w:r>
+    </w:p>
+    <w:p>
+      <w:r>
+        <w:t>• 2025: [10, 8, 6]</w:t>
       </w:r>
     </w:p>
     <w:p>
@@ -5227,27 +5205,27 @@
           <w:color w:val="FF0000"/>
           <w:sz w:val="26"/>
         </w:rPr>
-        <w:t>Sam Malinski: 27</w:t>
-      </w:r>
-    </w:p>
-    <w:p>
-      <w:r>
-        <w:t>• 2022: []</w:t>
-      </w:r>
-    </w:p>
-    <w:p>
-      <w:r>
-        <w:t>• 2023: [7, 3]</w:t>
-      </w:r>
-    </w:p>
-    <w:p>
-      <w:r>
-        <w:t>• 2024: [39, 9, 6]</w:t>
-      </w:r>
-    </w:p>
-    <w:p>
-      <w:r>
-        <w:t>• 2025: [21, 7]</w:t>
+        <w:t>Artturi Lehkonen: 4</w:t>
+      </w:r>
+    </w:p>
+    <w:p>
+      <w:r>
+        <w:t>• 2022: [9, 9, 6]</w:t>
+      </w:r>
+    </w:p>
+    <w:p>
+      <w:r>
+        <w:t>• 2023: [9, 5, 3]</w:t>
+      </w:r>
+    </w:p>
+    <w:p>
+      <w:r>
+        <w:t>• 2024: [6, 4, 4]</w:t>
+      </w:r>
+    </w:p>
+    <w:p>
+      <w:r>
+        <w:t>• 2025: [6, 6, 5]</w:t>
       </w:r>
     </w:p>
     <w:p>
@@ -5257,27 +5235,55 @@
           <w:color w:val="FF0000"/>
           <w:sz w:val="26"/>
         </w:rPr>
-        <w:t>Devon Toews: 20</w:t>
-      </w:r>
-    </w:p>
-    <w:p>
-      <w:r>
-        <w:t>• 2022: [16, 15, 15]</w:t>
-      </w:r>
-    </w:p>
-    <w:p>
-      <w:r>
-        <w:t>• 2023: [12, 11, 10]</w:t>
-      </w:r>
-    </w:p>
-    <w:p>
-      <w:r>
-        <w:t>• 2024: [21, 13, 12]</w:t>
-      </w:r>
-    </w:p>
-    <w:p>
-      <w:r>
-        <w:t>• 2025: []</w:t>
+        <w:t>Sam Malinski: 28</w:t>
+      </w:r>
+    </w:p>
+    <w:p>
+      <w:r>
+        <w:t>• 2022: []</w:t>
+      </w:r>
+    </w:p>
+    <w:p>
+      <w:r>
+        <w:t>• 2023: [7, 3]</w:t>
+      </w:r>
+    </w:p>
+    <w:p>
+      <w:r>
+        <w:t>• 2024: [39, 9, 6]</w:t>
+      </w:r>
+    </w:p>
+    <w:p>
+      <w:r>
+        <w:t>• 2025: [21, 7]</w:t>
+      </w:r>
+    </w:p>
+    <w:p>
+      <w:r>
+        <w:rPr>
+          <w:sz w:val="26"/>
+        </w:rPr>
+        <w:t>Gavin Brindley: 1</w:t>
+      </w:r>
+    </w:p>
+    <w:p>
+      <w:r>
+        <w:t>• 2022: []</w:t>
+      </w:r>
+    </w:p>
+    <w:p>
+      <w:r>
+        <w:t>• 2023: []</w:t>
+      </w:r>
+    </w:p>
+    <w:p>
+      <w:r>
+        <w:t>• 2024: []</w:t>
+      </w:r>
+    </w:p>
+    <w:p>
+      <w:r>
+        <w:t>• 2025: [25, 9, 2]</w:t>
       </w:r>
     </w:p>
     <w:p>
@@ -5287,7 +5293,7 @@
           <w:color w:val="FF0000"/>
           <w:sz w:val="26"/>
         </w:rPr>
-        <w:t>Ross Colton: 5</w:t>
+        <w:t>Ross Colton: 6</w:t>
       </w:r>
     </w:p>
     <w:p>
@@ -5375,7 +5381,7 @@
           <w:color w:val="FF0000"/>
           <w:sz w:val="26"/>
         </w:rPr>
-        <w:t>Brett Kulak: 11</w:t>
+        <w:t>Brett Kulak: 12</w:t>
       </w:r>
     </w:p>
     <w:p>
@@ -5459,7 +5465,35 @@
         <w:rPr>
           <w:sz w:val="26"/>
         </w:rPr>
-        <w:t>Josh Manson: 3</w:t>
+        <w:t>Cale Makar: 1</w:t>
+      </w:r>
+    </w:p>
+    <w:p>
+      <w:r>
+        <w:t>• 2022: [10, 6, 3]</w:t>
+      </w:r>
+    </w:p>
+    <w:p>
+      <w:r>
+        <w:t>• 2023: [11, 8, 7]</w:t>
+      </w:r>
+    </w:p>
+    <w:p>
+      <w:r>
+        <w:t>• 2024: [8, 7, 6]</w:t>
+      </w:r>
+    </w:p>
+    <w:p>
+      <w:r>
+        <w:t>• 2025: [8, 7, 4]</w:t>
+      </w:r>
+    </w:p>
+    <w:p>
+      <w:r>
+        <w:rPr>
+          <w:sz w:val="26"/>
+        </w:rPr>
+        <w:t>Josh Manson: 4</w:t>
       </w:r>
     </w:p>
     <w:p>
@@ -5487,7 +5521,7 @@
         <w:rPr>
           <w:sz w:val="26"/>
         </w:rPr>
-        <w:t>Zakhar Bardakov: 38</w:t>
+        <w:t>Zakhar Bardakov: 39</w:t>
       </w:r>
     </w:p>
     <w:p>
@@ -5515,7 +5549,7 @@
         <w:rPr>
           <w:sz w:val="26"/>
         </w:rPr>
-        <w:t>Parker Kelly: 2</w:t>
+        <w:t>Parker Kelly: 3</w:t>
       </w:r>
     </w:p>
     <w:p>
@@ -5551,7 +5585,7 @@
         <w:rPr>
           <w:sz w:val="26"/>
         </w:rPr>
-        <w:t>Mavrik Bourque: 2</w:t>
+        <w:t>Mavrik Bourque: 3</w:t>
       </w:r>
     </w:p>
     <w:p>
@@ -5581,55 +5615,27 @@
           <w:color w:val="FF0000"/>
           <w:sz w:val="26"/>
         </w:rPr>
-        <w:t>Kyle Capobianco: 10</w:t>
-      </w:r>
-    </w:p>
-    <w:p>
-      <w:r>
-        <w:t>• 2022: [5]</w:t>
-      </w:r>
-    </w:p>
-    <w:p>
-      <w:r>
-        <w:t>• 2023: []</w:t>
-      </w:r>
-    </w:p>
-    <w:p>
-      <w:r>
-        <w:t>• 2024: []</w:t>
-      </w:r>
-    </w:p>
-    <w:p>
-      <w:r>
-        <w:t>• 2025: [8]</w:t>
-      </w:r>
-    </w:p>
-    <w:p>
-      <w:r>
-        <w:rPr>
-          <w:sz w:val="26"/>
-        </w:rPr>
-        <w:t>Matt Duchene: 1</w:t>
-      </w:r>
-    </w:p>
-    <w:p>
-      <w:r>
-        <w:t>• 2022: [9, 9, 5]</w:t>
-      </w:r>
-    </w:p>
-    <w:p>
-      <w:r>
-        <w:t>• 2023: [11, 11, 8]</w:t>
-      </w:r>
-    </w:p>
-    <w:p>
-      <w:r>
-        <w:t>• 2024: [8, 7, 5]</w:t>
-      </w:r>
-    </w:p>
-    <w:p>
-      <w:r>
-        <w:t>• 2025: [6, 5, 5]</w:t>
+        <w:t>Nathan Bastian: 1</w:t>
+      </w:r>
+    </w:p>
+    <w:p>
+      <w:r>
+        <w:t>• 2022: [14, 5, 5]</w:t>
+      </w:r>
+    </w:p>
+    <w:p>
+      <w:r>
+        <w:t>• 2023: [22, 10, 3]</w:t>
+      </w:r>
+    </w:p>
+    <w:p>
+      <w:r>
+        <w:t>• 2024: [25, 18, 1]</w:t>
+      </w:r>
+    </w:p>
+    <w:p>
+      <w:r>
+        <w:t>• 2025: [13, 9]</w:t>
       </w:r>
     </w:p>
     <w:p>
@@ -5639,7 +5645,119 @@
           <w:color w:val="FF0000"/>
           <w:sz w:val="26"/>
         </w:rPr>
-        <w:t>Lian Bichsel: 9</w:t>
+        <w:t>Kyle Capobianco: 10</w:t>
+      </w:r>
+    </w:p>
+    <w:p>
+      <w:r>
+        <w:t>• 2022: [5]</w:t>
+      </w:r>
+    </w:p>
+    <w:p>
+      <w:r>
+        <w:t>• 2023: []</w:t>
+      </w:r>
+    </w:p>
+    <w:p>
+      <w:r>
+        <w:t>• 2024: []</w:t>
+      </w:r>
+    </w:p>
+    <w:p>
+      <w:r>
+        <w:t>• 2025: [8]</w:t>
+      </w:r>
+    </w:p>
+    <w:p>
+      <w:r>
+        <w:rPr>
+          <w:sz w:val="26"/>
+        </w:rPr>
+        <w:t>Wyatt Johnston: 1</w:t>
+      </w:r>
+    </w:p>
+    <w:p>
+      <w:r>
+        <w:t>• 2022: [10, 9, 9]</w:t>
+      </w:r>
+    </w:p>
+    <w:p>
+      <w:r>
+        <w:t>• 2023: [16, 4, 4]</w:t>
+      </w:r>
+    </w:p>
+    <w:p>
+      <w:r>
+        <w:t>• 2024: [10, 6, 5]</w:t>
+      </w:r>
+    </w:p>
+    <w:p>
+      <w:r>
+        <w:t>• 2025: [7, 4, 3]</w:t>
+      </w:r>
+    </w:p>
+    <w:p>
+      <w:r>
+        <w:rPr>
+          <w:sz w:val="26"/>
+        </w:rPr>
+        <w:t>Nils Lundkvist: 4</w:t>
+      </w:r>
+    </w:p>
+    <w:p>
+      <w:r>
+        <w:t>• 2022: [12, 7, 6]</w:t>
+      </w:r>
+    </w:p>
+    <w:p>
+      <w:r>
+        <w:t>• 2023: [5]</w:t>
+      </w:r>
+    </w:p>
+    <w:p>
+      <w:r>
+        <w:t>• 2024: []</w:t>
+      </w:r>
+    </w:p>
+    <w:p>
+      <w:r>
+        <w:t>• 2025: [16, 10]</w:t>
+      </w:r>
+    </w:p>
+    <w:p>
+      <w:r>
+        <w:rPr>
+          <w:sz w:val="26"/>
+        </w:rPr>
+        <w:t>Sam Steel: 2</w:t>
+      </w:r>
+    </w:p>
+    <w:p>
+      <w:r>
+        <w:t>• 2022: [18, 13, 9]</w:t>
+      </w:r>
+    </w:p>
+    <w:p>
+      <w:r>
+        <w:t>• 2023: [16, 12, 6]</w:t>
+      </w:r>
+    </w:p>
+    <w:p>
+      <w:r>
+        <w:t>• 2024: [24, 14, 7]</w:t>
+      </w:r>
+    </w:p>
+    <w:p>
+      <w:r>
+        <w:t>• 2025: [13, 7, 6]</w:t>
+      </w:r>
+    </w:p>
+    <w:p>
+      <w:r>
+        <w:rPr>
+          <w:sz w:val="26"/>
+        </w:rPr>
+        <w:t>Oskar Bck: 11</w:t>
       </w:r>
     </w:p>
     <w:p>
@@ -5654,68 +5772,12 @@
     </w:p>
     <w:p>
       <w:r>
-        <w:t>• 2024: [28, 5, 1]</w:t>
-      </w:r>
-    </w:p>
-    <w:p>
-      <w:r>
-        <w:t>• 2025: []</w:t>
-      </w:r>
-    </w:p>
-    <w:p>
-      <w:r>
-        <w:rPr>
-          <w:sz w:val="26"/>
-        </w:rPr>
-        <w:t>Nils Lundkvist: 3</w:t>
-      </w:r>
-    </w:p>
-    <w:p>
-      <w:r>
-        <w:t>• 2022: [12, 7, 6]</w:t>
-      </w:r>
-    </w:p>
-    <w:p>
-      <w:r>
-        <w:t>• 2023: [5]</w:t>
-      </w:r>
-    </w:p>
-    <w:p>
-      <w:r>
-        <w:t>• 2024: []</w:t>
-      </w:r>
-    </w:p>
-    <w:p>
-      <w:r>
-        <w:t>• 2025: [16, 10]</w:t>
-      </w:r>
-    </w:p>
-    <w:p>
-      <w:r>
-        <w:rPr>
-          <w:sz w:val="26"/>
-        </w:rPr>
-        <w:t>Sam Steel: 1</w:t>
-      </w:r>
-    </w:p>
-    <w:p>
-      <w:r>
-        <w:t>• 2022: [18, 13, 9]</w:t>
-      </w:r>
-    </w:p>
-    <w:p>
-      <w:r>
-        <w:t>• 2023: [16, 12, 6]</w:t>
-      </w:r>
-    </w:p>
-    <w:p>
-      <w:r>
-        <w:t>• 2024: [24, 14, 7]</w:t>
-      </w:r>
-    </w:p>
-    <w:p>
-      <w:r>
-        <w:t>• 2025: [13, 7, 6]</w:t>
+        <w:t>• 2024: [22, 15, 12]</w:t>
+      </w:r>
+    </w:p>
+    <w:p>
+      <w:r>
+        <w:t>• 2025: [22, 12, 1]</w:t>
       </w:r>
     </w:p>
     <w:p>
@@ -5725,55 +5787,55 @@
           <w:color w:val="FF0000"/>
           <w:sz w:val="26"/>
         </w:rPr>
-        <w:t>Colin Blackwell: 27</w:t>
-      </w:r>
-    </w:p>
-    <w:p>
-      <w:r>
-        <w:t>• 2022: [10]</w:t>
-      </w:r>
-    </w:p>
-    <w:p>
-      <w:r>
-        <w:t>• 2023: [16, 6, 1]</w:t>
-      </w:r>
-    </w:p>
-    <w:p>
-      <w:r>
-        <w:t>• 2024: [18, 15, 10]</w:t>
-      </w:r>
-    </w:p>
-    <w:p>
-      <w:r>
-        <w:t>• 2025: [2]</w:t>
-      </w:r>
-    </w:p>
-    <w:p>
-      <w:r>
-        <w:rPr>
-          <w:sz w:val="26"/>
-        </w:rPr>
-        <w:t>Oskar Bck: 10</w:t>
-      </w:r>
-    </w:p>
-    <w:p>
-      <w:r>
-        <w:t>• 2022: []</w:t>
-      </w:r>
-    </w:p>
-    <w:p>
-      <w:r>
-        <w:t>• 2023: []</w:t>
-      </w:r>
-    </w:p>
-    <w:p>
-      <w:r>
-        <w:t>• 2024: [22, 15, 12]</w:t>
-      </w:r>
-    </w:p>
-    <w:p>
-      <w:r>
-        <w:t>• 2025: [22, 12, 1]</w:t>
+        <w:t>Tyler Seguin: 8</w:t>
+      </w:r>
+    </w:p>
+    <w:p>
+      <w:r>
+        <w:t>• 2022: [10, 9, 6]</w:t>
+      </w:r>
+    </w:p>
+    <w:p>
+      <w:r>
+        <w:t>• 2023: [7, 7, 5]</w:t>
+      </w:r>
+    </w:p>
+    <w:p>
+      <w:r>
+        <w:t>• 2024: [5, 1, 1]</w:t>
+      </w:r>
+    </w:p>
+    <w:p>
+      <w:r>
+        <w:t>• 2025: [4, 3, 3]</w:t>
+      </w:r>
+    </w:p>
+    <w:p>
+      <w:r>
+        <w:rPr>
+          <w:sz w:val="26"/>
+        </w:rPr>
+        <w:t>Mikko Rantanen: 1</w:t>
+      </w:r>
+    </w:p>
+    <w:p>
+      <w:r>
+        <w:t>• 2022: [6, 4, 3]</w:t>
+      </w:r>
+    </w:p>
+    <w:p>
+      <w:r>
+        <w:t>• 2023: [9, 5, 5]</w:t>
+      </w:r>
+    </w:p>
+    <w:p>
+      <w:r>
+        <w:t>• 2024: [8, 8, 7]</w:t>
+      </w:r>
+    </w:p>
+    <w:p>
+      <w:r>
+        <w:t>• 2025: [5, 4, 4]</w:t>
       </w:r>
     </w:p>
     <w:p>
@@ -5783,55 +5845,27 @@
           <w:color w:val="FF0000"/>
           <w:sz w:val="26"/>
         </w:rPr>
-        <w:t>Tyler Seguin: 8</w:t>
-      </w:r>
-    </w:p>
-    <w:p>
-      <w:r>
-        <w:t>• 2022: [10, 9, 6]</w:t>
-      </w:r>
-    </w:p>
-    <w:p>
-      <w:r>
-        <w:t>• 2023: [7, 7, 5]</w:t>
-      </w:r>
-    </w:p>
-    <w:p>
-      <w:r>
-        <w:t>• 2024: [5, 1, 1]</w:t>
-      </w:r>
-    </w:p>
-    <w:p>
-      <w:r>
-        <w:t>• 2025: [4, 3, 3]</w:t>
-      </w:r>
-    </w:p>
-    <w:p>
-      <w:r>
-        <w:rPr>
-          <w:sz w:val="26"/>
-        </w:rPr>
-        <w:t>Mikko Rantanen: 1</w:t>
-      </w:r>
-    </w:p>
-    <w:p>
-      <w:r>
-        <w:t>• 2022: [6, 4, 3]</w:t>
-      </w:r>
-    </w:p>
-    <w:p>
-      <w:r>
-        <w:t>• 2023: [9, 5, 5]</w:t>
-      </w:r>
-    </w:p>
-    <w:p>
-      <w:r>
-        <w:t>• 2024: [8, 8, 7]</w:t>
-      </w:r>
-    </w:p>
-    <w:p>
-      <w:r>
-        <w:t>• 2025: [5, 4, 4]</w:t>
+        <w:t>Esa Lindell: 10</w:t>
+      </w:r>
+    </w:p>
+    <w:p>
+      <w:r>
+        <w:t>• 2022: [17, 14, 14]</w:t>
+      </w:r>
+    </w:p>
+    <w:p>
+      <w:r>
+        <w:t>• 2023: [18, 11, 8]</w:t>
+      </w:r>
+    </w:p>
+    <w:p>
+      <w:r>
+        <w:t>• 2024: [19, 18, 12]</w:t>
+      </w:r>
+    </w:p>
+    <w:p>
+      <w:r>
+        <w:t>• 2025: [18, 14, 6]</w:t>
       </w:r>
     </w:p>
     <w:p>
@@ -5841,27 +5875,27 @@
           <w:color w:val="FF0000"/>
           <w:sz w:val="26"/>
         </w:rPr>
-        <w:t>Esa Lindell: 9</w:t>
-      </w:r>
-    </w:p>
-    <w:p>
-      <w:r>
-        <w:t>• 2022: [17, 14, 14]</w:t>
-      </w:r>
-    </w:p>
-    <w:p>
-      <w:r>
-        <w:t>• 2023: [18, 11, 8]</w:t>
-      </w:r>
-    </w:p>
-    <w:p>
-      <w:r>
-        <w:t>• 2024: [19, 18, 12]</w:t>
-      </w:r>
-    </w:p>
-    <w:p>
-      <w:r>
-        <w:t>• 2025: [18, 14, 6]</w:t>
+        <w:t>Roope Hintz: 4</w:t>
+      </w:r>
+    </w:p>
+    <w:p>
+      <w:r>
+        <w:t>• 2022: [6, 6, 5]</w:t>
+      </w:r>
+    </w:p>
+    <w:p>
+      <w:r>
+        <w:t>• 2023: [8, 8, 6]</w:t>
+      </w:r>
+    </w:p>
+    <w:p>
+      <w:r>
+        <w:t>• 2024: [8, 6, 4]</w:t>
+      </w:r>
+    </w:p>
+    <w:p>
+      <w:r>
+        <w:t>• 2025: [5, 5, 5]</w:t>
       </w:r>
     </w:p>
     <w:p>
@@ -5871,27 +5905,27 @@
           <w:color w:val="FF0000"/>
           <w:sz w:val="26"/>
         </w:rPr>
-        <w:t>Roope Hintz: 4</w:t>
-      </w:r>
-    </w:p>
-    <w:p>
-      <w:r>
-        <w:t>• 2022: [6, 6, 5]</w:t>
-      </w:r>
-    </w:p>
-    <w:p>
-      <w:r>
-        <w:t>• 2023: [8, 8, 6]</w:t>
-      </w:r>
-    </w:p>
-    <w:p>
-      <w:r>
-        <w:t>• 2024: [8, 6, 4]</w:t>
-      </w:r>
-    </w:p>
-    <w:p>
-      <w:r>
-        <w:t>• 2025: [5, 5, 5]</w:t>
+        <w:t>Ilya Lyubushkin: 17</w:t>
+      </w:r>
+    </w:p>
+    <w:p>
+      <w:r>
+        <w:t>• 2022: [10]</w:t>
+      </w:r>
+    </w:p>
+    <w:p>
+      <w:r>
+        <w:t>• 2023: []</w:t>
+      </w:r>
+    </w:p>
+    <w:p>
+      <w:r>
+        <w:t>• 2024: []</w:t>
+      </w:r>
+    </w:p>
+    <w:p>
+      <w:r>
+        <w:t>• 2025: []</w:t>
       </w:r>
     </w:p>
     <w:p>
@@ -5901,12 +5935,40 @@
           <w:color w:val="FF0000"/>
           <w:sz w:val="26"/>
         </w:rPr>
-        <w:t>Adam Erne: 11</w:t>
-      </w:r>
-    </w:p>
-    <w:p>
-      <w:r>
-        <w:t>• 2022: [13, 11, 4]</w:t>
+        <w:t>Radek Faksa: 13</w:t>
+      </w:r>
+    </w:p>
+    <w:p>
+      <w:r>
+        <w:t>• 2022: [25, 9, 4]</w:t>
+      </w:r>
+    </w:p>
+    <w:p>
+      <w:r>
+        <w:t>• 2023: [22, 11, 9]</w:t>
+      </w:r>
+    </w:p>
+    <w:p>
+      <w:r>
+        <w:t>• 2024: [22, 15, 14]</w:t>
+      </w:r>
+    </w:p>
+    <w:p>
+      <w:r>
+        <w:t>• 2025: [39]</w:t>
+      </w:r>
+    </w:p>
+    <w:p>
+      <w:r>
+        <w:rPr>
+          <w:sz w:val="26"/>
+        </w:rPr>
+        <w:t>Alexander Petrovic: 22</w:t>
+      </w:r>
+    </w:p>
+    <w:p>
+      <w:r>
+        <w:t>• 2022: []</w:t>
       </w:r>
     </w:p>
     <w:p>
@@ -5921,7 +5983,91 @@
     </w:p>
     <w:p>
       <w:r>
-        <w:t>• 2025: [3, 2]</w:t>
+        <w:t>• 2025: [12]</w:t>
+      </w:r>
+    </w:p>
+    <w:p>
+      <w:r>
+        <w:rPr>
+          <w:sz w:val="26"/>
+        </w:rPr>
+        <w:t>Thomas Harley: 4</w:t>
+      </w:r>
+    </w:p>
+    <w:p>
+      <w:r>
+        <w:t>• 2022: []</w:t>
+      </w:r>
+    </w:p>
+    <w:p>
+      <w:r>
+        <w:t>• 2023: [16, 13, 5]</w:t>
+      </w:r>
+    </w:p>
+    <w:p>
+      <w:r>
+        <w:t>• 2024: [12, 8, 7]</w:t>
+      </w:r>
+    </w:p>
+    <w:p>
+      <w:r>
+        <w:t>• 2025: [21, 16, 1]</w:t>
+      </w:r>
+    </w:p>
+    <w:p>
+      <w:r>
+        <w:rPr>
+          <w:sz w:val="26"/>
+        </w:rPr>
+        <w:t>Justin Hryckowian: 10</w:t>
+      </w:r>
+    </w:p>
+    <w:p>
+      <w:r>
+        <w:t>• 2022: []</w:t>
+      </w:r>
+    </w:p>
+    <w:p>
+      <w:r>
+        <w:t>• 2023: []</w:t>
+      </w:r>
+    </w:p>
+    <w:p>
+      <w:r>
+        <w:t>• 2024: []</w:t>
+      </w:r>
+    </w:p>
+    <w:p>
+      <w:r>
+        <w:t>• 2025: [11, 7, 5]</w:t>
+      </w:r>
+    </w:p>
+    <w:p>
+      <w:r>
+        <w:rPr>
+          <w:sz w:val="26"/>
+        </w:rPr>
+        <w:t>Jamie Benn: 3</w:t>
+      </w:r>
+    </w:p>
+    <w:p>
+      <w:r>
+        <w:t>• 2022: [6, 6, 4]</w:t>
+      </w:r>
+    </w:p>
+    <w:p>
+      <w:r>
+        <w:t>• 2023: [12, 12, 11]</w:t>
+      </w:r>
+    </w:p>
+    <w:p>
+      <w:r>
+        <w:t>• 2024: [8, 7, 6]</w:t>
+      </w:r>
+    </w:p>
+    <w:p>
+      <w:r>
+        <w:t>• 2025: [15, 4, 3]</w:t>
       </w:r>
     </w:p>
     <w:p>
@@ -5931,179 +6077,7 @@
           <w:color w:val="FF0000"/>
           <w:sz w:val="26"/>
         </w:rPr>
-        <w:t>Ilya Lyubushkin: 16</w:t>
-      </w:r>
-    </w:p>
-    <w:p>
-      <w:r>
-        <w:t>• 2022: [10]</w:t>
-      </w:r>
-    </w:p>
-    <w:p>
-      <w:r>
-        <w:t>• 2023: []</w:t>
-      </w:r>
-    </w:p>
-    <w:p>
-      <w:r>
-        <w:t>• 2024: []</w:t>
-      </w:r>
-    </w:p>
-    <w:p>
-      <w:r>
-        <w:t>• 2025: []</w:t>
-      </w:r>
-    </w:p>
-    <w:p>
-      <w:r>
-        <w:rPr>
-          <w:b/>
-          <w:color w:val="FF0000"/>
-          <w:sz w:val="26"/>
-        </w:rPr>
-        <w:t>Radek Faksa: 13</w:t>
-      </w:r>
-    </w:p>
-    <w:p>
-      <w:r>
-        <w:t>• 2022: [25, 9, 4]</w:t>
-      </w:r>
-    </w:p>
-    <w:p>
-      <w:r>
-        <w:t>• 2023: [22, 11, 9]</w:t>
-      </w:r>
-    </w:p>
-    <w:p>
-      <w:r>
-        <w:t>• 2024: [22, 15, 14]</w:t>
-      </w:r>
-    </w:p>
-    <w:p>
-      <w:r>
-        <w:t>• 2025: [39]</w:t>
-      </w:r>
-    </w:p>
-    <w:p>
-      <w:r>
-        <w:rPr>
-          <w:sz w:val="26"/>
-        </w:rPr>
-        <w:t>Alexander Petrovic: 22</w:t>
-      </w:r>
-    </w:p>
-    <w:p>
-      <w:r>
-        <w:t>• 2022: []</w:t>
-      </w:r>
-    </w:p>
-    <w:p>
-      <w:r>
-        <w:t>• 2023: []</w:t>
-      </w:r>
-    </w:p>
-    <w:p>
-      <w:r>
-        <w:t>• 2024: []</w:t>
-      </w:r>
-    </w:p>
-    <w:p>
-      <w:r>
-        <w:t>• 2025: [12]</w:t>
-      </w:r>
-    </w:p>
-    <w:p>
-      <w:r>
-        <w:rPr>
-          <w:sz w:val="26"/>
-        </w:rPr>
-        <w:t>Thomas Harley: 3</w:t>
-      </w:r>
-    </w:p>
-    <w:p>
-      <w:r>
-        <w:t>• 2022: []</w:t>
-      </w:r>
-    </w:p>
-    <w:p>
-      <w:r>
-        <w:t>• 2023: [16, 13, 5]</w:t>
-      </w:r>
-    </w:p>
-    <w:p>
-      <w:r>
-        <w:t>• 2024: [12, 8, 7]</w:t>
-      </w:r>
-    </w:p>
-    <w:p>
-      <w:r>
-        <w:t>• 2025: [21, 16, 1]</w:t>
-      </w:r>
-    </w:p>
-    <w:p>
-      <w:r>
-        <w:rPr>
-          <w:sz w:val="26"/>
-        </w:rPr>
-        <w:t>Justin Hryckowian: 9</w:t>
-      </w:r>
-    </w:p>
-    <w:p>
-      <w:r>
-        <w:t>• 2022: []</w:t>
-      </w:r>
-    </w:p>
-    <w:p>
-      <w:r>
-        <w:t>• 2023: []</w:t>
-      </w:r>
-    </w:p>
-    <w:p>
-      <w:r>
-        <w:t>• 2024: []</w:t>
-      </w:r>
-    </w:p>
-    <w:p>
-      <w:r>
-        <w:t>• 2025: [11, 7, 5]</w:t>
-      </w:r>
-    </w:p>
-    <w:p>
-      <w:r>
-        <w:rPr>
-          <w:sz w:val="26"/>
-        </w:rPr>
-        <w:t>Jamie Benn: 2</w:t>
-      </w:r>
-    </w:p>
-    <w:p>
-      <w:r>
-        <w:t>• 2022: [6, 6, 4]</w:t>
-      </w:r>
-    </w:p>
-    <w:p>
-      <w:r>
-        <w:t>• 2023: [12, 12, 11]</w:t>
-      </w:r>
-    </w:p>
-    <w:p>
-      <w:r>
-        <w:t>• 2024: [8, 7, 6]</w:t>
-      </w:r>
-    </w:p>
-    <w:p>
-      <w:r>
-        <w:t>• 2025: [15, 4, 3]</w:t>
-      </w:r>
-    </w:p>
-    <w:p>
-      <w:r>
-        <w:rPr>
-          <w:b/>
-          <w:color w:val="FF0000"/>
-          <w:sz w:val="26"/>
-        </w:rPr>
-        <w:t>Miro Heiskanen: 25</w:t>
+        <w:t>Miro Heiskanen: 26</w:t>
       </w:r>
     </w:p>
     <w:p>
@@ -6169,7 +6143,7 @@
           <w:color w:val="FF0000"/>
           <w:sz w:val="26"/>
         </w:rPr>
-        <w:t>Moritz Seider: 20</w:t>
+        <w:t>Moritz Seider: 21</w:t>
       </w:r>
     </w:p>
     <w:p>
@@ -6229,7 +6203,7 @@
           <w:color w:val="FF0000"/>
           <w:sz w:val="26"/>
         </w:rPr>
-        <w:t>J.T. Compher: 7</w:t>
+        <w:t>J.T. Compher: 8</w:t>
       </w:r>
     </w:p>
     <w:p>
@@ -6259,7 +6233,7 @@
           <w:color w:val="FF0000"/>
           <w:sz w:val="26"/>
         </w:rPr>
-        <w:t>Andrew Copp: 13</w:t>
+        <w:t>Andrew Copp: 14</w:t>
       </w:r>
     </w:p>
     <w:p>
@@ -6315,7 +6289,35 @@
         <w:rPr>
           <w:sz w:val="26"/>
         </w:rPr>
-        <w:t>Dylan Larkin: 1</w:t>
+        <w:t>Patrick Kane: 1</w:t>
+      </w:r>
+    </w:p>
+    <w:p>
+      <w:r>
+        <w:t>• 2022: [10, 8, 7]</w:t>
+      </w:r>
+    </w:p>
+    <w:p>
+      <w:r>
+        <w:t>• 2023: [6, 6, 5]</w:t>
+      </w:r>
+    </w:p>
+    <w:p>
+      <w:r>
+        <w:t>• 2024: [10, 7, 5]</w:t>
+      </w:r>
+    </w:p>
+    <w:p>
+      <w:r>
+        <w:t>• 2025: [14, 9, 5]</w:t>
+      </w:r>
+    </w:p>
+    <w:p>
+      <w:r>
+        <w:rPr>
+          <w:sz w:val="26"/>
+        </w:rPr>
+        <w:t>Dylan Larkin: 2</w:t>
       </w:r>
     </w:p>
     <w:p>
@@ -6345,7 +6347,35 @@
           <w:color w:val="FF0000"/>
           <w:sz w:val="26"/>
         </w:rPr>
-        <w:t>Albert Johansson: 13</w:t>
+        <w:t>Michael Rasmussen: 17</w:t>
+      </w:r>
+    </w:p>
+    <w:p>
+      <w:r>
+        <w:t>• 2022: [12, 10, 9]</w:t>
+      </w:r>
+    </w:p>
+    <w:p>
+      <w:r>
+        <w:t>• 2023: [10, 9, 8]</w:t>
+      </w:r>
+    </w:p>
+    <w:p>
+      <w:r>
+        <w:t>• 2024: [17, 8, 8]</w:t>
+      </w:r>
+    </w:p>
+    <w:p>
+      <w:r>
+        <w:t>• 2025: [12, 10, 4]</w:t>
+      </w:r>
+    </w:p>
+    <w:p>
+      <w:r>
+        <w:rPr>
+          <w:sz w:val="26"/>
+        </w:rPr>
+        <w:t>Michael Brandsegg-Nygrd: 9</w:t>
       </w:r>
     </w:p>
     <w:p>
@@ -6360,12 +6390,40 @@
     </w:p>
     <w:p>
       <w:r>
-        <w:t>• 2024: [25, 12]</w:t>
+        <w:t>• 2024: []</w:t>
       </w:r>
     </w:p>
     <w:p>
       <w:r>
         <w:t>• 2025: []</w:t>
+      </w:r>
+    </w:p>
+    <w:p>
+      <w:r>
+        <w:rPr>
+          <w:sz w:val="26"/>
+        </w:rPr>
+        <w:t>Axel Sandin-Pellikka: 11</w:t>
+      </w:r>
+    </w:p>
+    <w:p>
+      <w:r>
+        <w:t>• 2022: []</w:t>
+      </w:r>
+    </w:p>
+    <w:p>
+      <w:r>
+        <w:t>• 2023: []</w:t>
+      </w:r>
+    </w:p>
+    <w:p>
+      <w:r>
+        <w:t>• 2024: []</w:t>
+      </w:r>
+    </w:p>
+    <w:p>
+      <w:r>
+        <w:t>• 2025: [13, 11, 10]</w:t>
       </w:r>
     </w:p>
     <w:p>
@@ -6375,83 +6433,27 @@
           <w:color w:val="FF0000"/>
           <w:sz w:val="26"/>
         </w:rPr>
-        <w:t>Michael Rasmussen: 16</w:t>
-      </w:r>
-    </w:p>
-    <w:p>
-      <w:r>
-        <w:t>• 2022: [12, 10, 9]</w:t>
-      </w:r>
-    </w:p>
-    <w:p>
-      <w:r>
-        <w:t>• 2023: [10, 9, 8]</w:t>
-      </w:r>
-    </w:p>
-    <w:p>
-      <w:r>
-        <w:t>• 2024: [17, 8, 8]</w:t>
-      </w:r>
-    </w:p>
-    <w:p>
-      <w:r>
-        <w:t>• 2025: [12, 10, 4]</w:t>
-      </w:r>
-    </w:p>
-    <w:p>
-      <w:r>
-        <w:rPr>
-          <w:sz w:val="26"/>
-        </w:rPr>
-        <w:t>Michael Brandsegg-Nygrd: 9</w:t>
-      </w:r>
-    </w:p>
-    <w:p>
-      <w:r>
-        <w:t>• 2022: []</w:t>
-      </w:r>
-    </w:p>
-    <w:p>
-      <w:r>
-        <w:t>• 2023: []</w:t>
-      </w:r>
-    </w:p>
-    <w:p>
-      <w:r>
-        <w:t>• 2024: []</w:t>
-      </w:r>
-    </w:p>
-    <w:p>
-      <w:r>
-        <w:t>• 2025: []</w:t>
-      </w:r>
-    </w:p>
-    <w:p>
-      <w:r>
-        <w:rPr>
-          <w:sz w:val="26"/>
-        </w:rPr>
-        <w:t>Lucas Raymond: 3</w:t>
-      </w:r>
-    </w:p>
-    <w:p>
-      <w:r>
-        <w:t>• 2022: [12, 10, 9]</w:t>
-      </w:r>
-    </w:p>
-    <w:p>
-      <w:r>
-        <w:t>• 2023: [7, 6, 6]</w:t>
-      </w:r>
-    </w:p>
-    <w:p>
-      <w:r>
-        <w:t>• 2024: [10, 7, 6]</w:t>
-      </w:r>
-    </w:p>
-    <w:p>
-      <w:r>
-        <w:t>• 2025: [8, 7, 6]</w:t>
+        <w:t>James van Riemsdyk: 9</w:t>
+      </w:r>
+    </w:p>
+    <w:p>
+      <w:r>
+        <w:t>• 2022: [11, 8, 6]</w:t>
+      </w:r>
+    </w:p>
+    <w:p>
+      <w:r>
+        <w:t>• 2023: [10, 10, 7]</w:t>
+      </w:r>
+    </w:p>
+    <w:p>
+      <w:r>
+        <w:t>• 2024: [14, 9, 8]</w:t>
+      </w:r>
+    </w:p>
+    <w:p>
+      <w:r>
+        <w:t>• 2025: [16, 4, 2]</w:t>
       </w:r>
     </w:p>
     <w:p>
@@ -6461,35 +6463,63 @@
           <w:color w:val="FF0000"/>
           <w:sz w:val="26"/>
         </w:rPr>
-        <w:t>Alex DeBrincat: 5</w:t>
-      </w:r>
-    </w:p>
-    <w:p>
-      <w:r>
-        <w:t>• 2022: [7, 6, 5]</w:t>
-      </w:r>
-    </w:p>
-    <w:p>
-      <w:r>
-        <w:t>• 2023: [12, 10, 7]</w:t>
-      </w:r>
-    </w:p>
-    <w:p>
-      <w:r>
-        <w:t>• 2024: [5, 5, 4]</w:t>
-      </w:r>
-    </w:p>
-    <w:p>
-      <w:r>
-        <w:t>• 2025: [7, 4, 2]</w:t>
-      </w:r>
-    </w:p>
-    <w:p>
-      <w:r>
-        <w:rPr>
-          <w:sz w:val="26"/>
-        </w:rPr>
-        <w:t>Axel Sandin-Pellikka: 10</w:t>
+        <w:t>Erik Gustafsson: 28</w:t>
+      </w:r>
+    </w:p>
+    <w:p>
+      <w:r>
+        <w:t>• 2022: [3, 2, 1]</w:t>
+      </w:r>
+    </w:p>
+    <w:p>
+      <w:r>
+        <w:t>• 2023: [31, 10, 8]</w:t>
+      </w:r>
+    </w:p>
+    <w:p>
+      <w:r>
+        <w:t>• 2024: [3]</w:t>
+      </w:r>
+    </w:p>
+    <w:p>
+      <w:r>
+        <w:t>• 2025: []</w:t>
+      </w:r>
+    </w:p>
+    <w:p>
+      <w:r>
+        <w:rPr>
+          <w:sz w:val="26"/>
+        </w:rPr>
+        <w:t>Simon Edvinsson: 1</w:t>
+      </w:r>
+    </w:p>
+    <w:p>
+      <w:r>
+        <w:t>• 2022: [3]</w:t>
+      </w:r>
+    </w:p>
+    <w:p>
+      <w:r>
+        <w:t>• 2023: []</w:t>
+      </w:r>
+    </w:p>
+    <w:p>
+      <w:r>
+        <w:t>• 2024: [16, 10, 9]</w:t>
+      </w:r>
+    </w:p>
+    <w:p>
+      <w:r>
+        <w:t>• 2025: [19, 10, 7]</w:t>
+      </w:r>
+    </w:p>
+    <w:p>
+      <w:r>
+        <w:rPr>
+          <w:sz w:val="26"/>
+        </w:rPr>
+        <w:t>Marco Kasper: 4</w:t>
       </w:r>
     </w:p>
     <w:p>
@@ -6504,12 +6534,12 @@
     </w:p>
     <w:p>
       <w:r>
-        <w:t>• 2024: []</w:t>
-      </w:r>
-    </w:p>
-    <w:p>
-      <w:r>
-        <w:t>• 2025: [13, 11, 10]</w:t>
+        <w:t>• 2024: [21, 7, 6]</w:t>
+      </w:r>
+    </w:p>
+    <w:p>
+      <w:r>
+        <w:t>• 2025: [36, 8, 3]</w:t>
       </w:r>
     </w:p>
     <w:p>
@@ -6519,27 +6549,27 @@
           <w:color w:val="FF0000"/>
           <w:sz w:val="26"/>
         </w:rPr>
-        <w:t>James van Riemsdyk: 8</w:t>
-      </w:r>
-    </w:p>
-    <w:p>
-      <w:r>
-        <w:t>• 2022: [11, 8, 6]</w:t>
-      </w:r>
-    </w:p>
-    <w:p>
-      <w:r>
-        <w:t>• 2023: [10, 10, 7]</w:t>
-      </w:r>
-    </w:p>
-    <w:p>
-      <w:r>
-        <w:t>• 2024: [14, 9, 8]</w:t>
-      </w:r>
-    </w:p>
-    <w:p>
-      <w:r>
-        <w:t>• 2025: [16, 4, 2]</w:t>
+        <w:t>Ben Chiarot: 6</w:t>
+      </w:r>
+    </w:p>
+    <w:p>
+      <w:r>
+        <w:t>• 2022: [21, 18, 15]</w:t>
+      </w:r>
+    </w:p>
+    <w:p>
+      <w:r>
+        <w:t>• 2023: [17, 14, 12]</w:t>
+      </w:r>
+    </w:p>
+    <w:p>
+      <w:r>
+        <w:t>• 2024: [21, 16, 5]</w:t>
+      </w:r>
+    </w:p>
+    <w:p>
+      <w:r>
+        <w:t>• 2025: [27, 11, 2]</w:t>
       </w:r>
     </w:p>
     <w:p>
@@ -6549,83 +6579,27 @@
           <w:color w:val="FF0000"/>
           <w:sz w:val="26"/>
         </w:rPr>
-        <w:t>Erik Gustafsson: 28</w:t>
-      </w:r>
-    </w:p>
-    <w:p>
-      <w:r>
-        <w:t>• 2022: [3, 2, 1]</w:t>
-      </w:r>
-    </w:p>
-    <w:p>
-      <w:r>
-        <w:t>• 2023: [31, 10, 8]</w:t>
-      </w:r>
-    </w:p>
-    <w:p>
-      <w:r>
-        <w:t>• 2024: [3]</w:t>
+        <w:t>Jacob Bernard-Docker: 57</w:t>
+      </w:r>
+    </w:p>
+    <w:p>
+      <w:r>
+        <w:t>• 2022: []</w:t>
+      </w:r>
+    </w:p>
+    <w:p>
+      <w:r>
+        <w:t>• 2023: [6, 3, 2]</w:t>
+      </w:r>
+    </w:p>
+    <w:p>
+      <w:r>
+        <w:t>• 2024: [11]</w:t>
       </w:r>
     </w:p>
     <w:p>
       <w:r>
         <w:t>• 2025: []</w:t>
-      </w:r>
-    </w:p>
-    <w:p>
-      <w:r>
-        <w:rPr>
-          <w:sz w:val="26"/>
-        </w:rPr>
-        <w:t>Emmitt Finnie: 22</w:t>
-      </w:r>
-    </w:p>
-    <w:p>
-      <w:r>
-        <w:t>• 2022: []</w:t>
-      </w:r>
-    </w:p>
-    <w:p>
-      <w:r>
-        <w:t>• 2023: []</w:t>
-      </w:r>
-    </w:p>
-    <w:p>
-      <w:r>
-        <w:t>• 2024: []</w:t>
-      </w:r>
-    </w:p>
-    <w:p>
-      <w:r>
-        <w:t>• 2025: [10, 8, 3]</w:t>
-      </w:r>
-    </w:p>
-    <w:p>
-      <w:r>
-        <w:rPr>
-          <w:sz w:val="26"/>
-        </w:rPr>
-        <w:t>Marco Kasper: 3</w:t>
-      </w:r>
-    </w:p>
-    <w:p>
-      <w:r>
-        <w:t>• 2022: []</w:t>
-      </w:r>
-    </w:p>
-    <w:p>
-      <w:r>
-        <w:t>• 2023: []</w:t>
-      </w:r>
-    </w:p>
-    <w:p>
-      <w:r>
-        <w:t>• 2024: [21, 7, 6]</w:t>
-      </w:r>
-    </w:p>
-    <w:p>
-      <w:r>
-        <w:t>• 2025: [36, 8, 3]</w:t>
       </w:r>
     </w:p>
     <w:p>
@@ -6635,67 +6609,7 @@
           <w:color w:val="FF0000"/>
           <w:sz w:val="26"/>
         </w:rPr>
-        <w:t>Ben Chiarot: 5</w:t>
-      </w:r>
-    </w:p>
-    <w:p>
-      <w:r>
-        <w:t>• 2022: [21, 18, 15]</w:t>
-      </w:r>
-    </w:p>
-    <w:p>
-      <w:r>
-        <w:t>• 2023: [17, 14, 12]</w:t>
-      </w:r>
-    </w:p>
-    <w:p>
-      <w:r>
-        <w:t>• 2024: [21, 16, 5]</w:t>
-      </w:r>
-    </w:p>
-    <w:p>
-      <w:r>
-        <w:t>• 2025: [27, 11, 2]</w:t>
-      </w:r>
-    </w:p>
-    <w:p>
-      <w:r>
-        <w:rPr>
-          <w:b/>
-          <w:color w:val="FF0000"/>
-          <w:sz w:val="26"/>
-        </w:rPr>
-        <w:t>Jacob Bernard-Docker: 56</w:t>
-      </w:r>
-    </w:p>
-    <w:p>
-      <w:r>
-        <w:t>• 2022: []</w:t>
-      </w:r>
-    </w:p>
-    <w:p>
-      <w:r>
-        <w:t>• 2023: [6, 3, 2]</w:t>
-      </w:r>
-    </w:p>
-    <w:p>
-      <w:r>
-        <w:t>• 2024: [11]</w:t>
-      </w:r>
-    </w:p>
-    <w:p>
-      <w:r>
-        <w:t>• 2025: []</w:t>
-      </w:r>
-    </w:p>
-    <w:p>
-      <w:r>
-        <w:rPr>
-          <w:b/>
-          <w:color w:val="FF0000"/>
-          <w:sz w:val="26"/>
-        </w:rPr>
-        <w:t>Mason Appleton: 19</w:t>
+        <w:t>Mason Appleton: 20</w:t>
       </w:r>
     </w:p>
     <w:p>
@@ -8047,7 +7961,7 @@
           <w:color w:val="FF0000"/>
           <w:sz w:val="26"/>
         </w:rPr>
-        <w:t>Cody Ceci: 51</w:t>
+        <w:t>Cody Ceci: 52</w:t>
       </w:r>
     </w:p>
     <w:p>
@@ -8075,7 +7989,7 @@
         <w:rPr>
           <w:sz w:val="26"/>
         </w:rPr>
-        <w:t>Taylor Ward: 8</w:t>
+        <w:t>Taylor Ward: 9</w:t>
       </w:r>
     </w:p>
     <w:p>
@@ -8103,7 +8017,7 @@
         <w:rPr>
           <w:sz w:val="26"/>
         </w:rPr>
-        <w:t>Jeff Malott: 19</w:t>
+        <w:t>Jeff Malott: 20</w:t>
       </w:r>
     </w:p>
     <w:p>
@@ -8189,11 +8103,39 @@
     <w:p>
       <w:r>
         <w:rPr>
+          <w:sz w:val="26"/>
+        </w:rPr>
+        <w:t>Adrian Kempe: 1</w:t>
+      </w:r>
+    </w:p>
+    <w:p>
+      <w:r>
+        <w:t>• 2022: [7, 7, 6]</w:t>
+      </w:r>
+    </w:p>
+    <w:p>
+      <w:r>
+        <w:t>• 2023: [8, 7, 6]</w:t>
+      </w:r>
+    </w:p>
+    <w:p>
+      <w:r>
+        <w:t>• 2024: [7, 5, 4]</w:t>
+      </w:r>
+    </w:p>
+    <w:p>
+      <w:r>
+        <w:t>• 2025: [6, 6, 5]</w:t>
+      </w:r>
+    </w:p>
+    <w:p>
+      <w:r>
+        <w:rPr>
           <w:b/>
           <w:color w:val="FF0000"/>
           <w:sz w:val="26"/>
         </w:rPr>
-        <w:t>Joel Edmundson: 35</w:t>
+        <w:t>Joel Edmundson: 36</w:t>
       </w:r>
     </w:p>
     <w:p>
@@ -8223,7 +8165,7 @@
           <w:color w:val="FF0000"/>
           <w:sz w:val="26"/>
         </w:rPr>
-        <w:t>Brian Dumoulin: 9</w:t>
+        <w:t>Brian Dumoulin: 10</w:t>
       </w:r>
     </w:p>
     <w:p>
@@ -8335,39 +8277,11 @@
     <w:p>
       <w:r>
         <w:rPr>
-          <w:sz w:val="26"/>
-        </w:rPr>
-        <w:t>Brandt Clarke: 2</w:t>
-      </w:r>
-    </w:p>
-    <w:p>
-      <w:r>
-        <w:t>• 2022: []</w:t>
-      </w:r>
-    </w:p>
-    <w:p>
-      <w:r>
-        <w:t>• 2023: [4]</w:t>
-      </w:r>
-    </w:p>
-    <w:p>
-      <w:r>
-        <w:t>• 2024: [26, 8, 6]</w:t>
-      </w:r>
-    </w:p>
-    <w:p>
-      <w:r>
-        <w:t>• 2025: [17, 11, 10]</w:t>
-      </w:r>
-    </w:p>
-    <w:p>
-      <w:r>
-        <w:rPr>
           <w:b/>
           <w:color w:val="FF0000"/>
           <w:sz w:val="26"/>
         </w:rPr>
-        <w:t>Anze Kopitar: 19</w:t>
+        <w:t>Anze Kopitar: 20</w:t>
       </w:r>
     </w:p>
     <w:p>
@@ -8423,7 +8337,7 @@
         <w:rPr>
           <w:sz w:val="26"/>
         </w:rPr>
-        <w:t>Warren Foegele: 1</w:t>
+        <w:t>Warren Foegele: 2</w:t>
       </w:r>
     </w:p>
     <w:p>
@@ -8444,6 +8358,34 @@
     <w:p>
       <w:r>
         <w:t>• 2025: [12, 11, 6]</w:t>
+      </w:r>
+    </w:p>
+    <w:p>
+      <w:r>
+        <w:rPr>
+          <w:sz w:val="26"/>
+        </w:rPr>
+        <w:t>Alex Laferriere: 1</w:t>
+      </w:r>
+    </w:p>
+    <w:p>
+      <w:r>
+        <w:t>• 2022: []</w:t>
+      </w:r>
+    </w:p>
+    <w:p>
+      <w:r>
+        <w:t>• 2023: [16, 11, 9]</w:t>
+      </w:r>
+    </w:p>
+    <w:p>
+      <w:r>
+        <w:t>• 2024: [17, 14, 7]</w:t>
+      </w:r>
+    </w:p>
+    <w:p>
+      <w:r>
+        <w:t>• 2025: [8, 6, 5]</w:t>
       </w:r>
     </w:p>
     <w:p>
@@ -8453,7 +8395,7 @@
           <w:color w:val="FF0000"/>
           <w:sz w:val="26"/>
         </w:rPr>
-        <w:t>Corey Perry: 8</w:t>
+        <w:t>Corey Perry: 9</w:t>
       </w:r>
     </w:p>
     <w:p>
@@ -8511,7 +8453,7 @@
           <w:color w:val="FF0000"/>
           <w:sz w:val="26"/>
         </w:rPr>
-        <w:t>Artemi Panarin: 6</w:t>
+        <w:t>Artemi Panarin: 7</w:t>
       </w:r>
     </w:p>
     <w:p>
@@ -8571,7 +8513,7 @@
           <w:color w:val="FF0000"/>
           <w:sz w:val="26"/>
         </w:rPr>
-        <w:t>Mikey Anderson: 29</w:t>
+        <w:t>Mikey Anderson: 30</w:t>
       </w:r>
     </w:p>
     <w:p>
@@ -8601,7 +8543,7 @@
           <w:color w:val="FF0000"/>
           <w:sz w:val="26"/>
         </w:rPr>
-        <w:t>Alex Turcotte: 11</w:t>
+        <w:t>Alex Turcotte: 12</w:t>
       </w:r>
     </w:p>
     <w:p>
@@ -8629,7 +8571,7 @@
         <w:rPr>
           <w:sz w:val="26"/>
         </w:rPr>
-        <w:t>Samuel Helenius: 4</w:t>
+        <w:t>Samuel Helenius: 5</w:t>
       </w:r>
     </w:p>
     <w:p>
@@ -10893,151 +10835,39 @@
     <w:p>
       <w:r>
         <w:rPr>
-          <w:sz w:val="26"/>
-        </w:rPr>
-        <w:t>Luke Evangelista: 3</w:t>
-      </w:r>
-    </w:p>
-    <w:p>
-      <w:r>
-        <w:t>• 2022: [6, 5, 4]</w:t>
-      </w:r>
-    </w:p>
-    <w:p>
-      <w:r>
-        <w:t>• 2023: [11, 11, 9]</w:t>
-      </w:r>
-    </w:p>
-    <w:p>
-      <w:r>
-        <w:t>• 2024: [12, 9, 9]</w:t>
-      </w:r>
-    </w:p>
-    <w:p>
-      <w:r>
-        <w:t>• 2025: [9, 8, 7]</w:t>
-      </w:r>
-    </w:p>
-    <w:p>
-      <w:r>
-        <w:rPr>
-          <w:sz w:val="26"/>
-        </w:rPr>
-        <w:t>Ozzy Wiesblatt: 7</w:t>
-      </w:r>
-    </w:p>
-    <w:p>
-      <w:r>
-        <w:t>• 2022: []</w:t>
-      </w:r>
-    </w:p>
-    <w:p>
-      <w:r>
-        <w:t>• 2023: []</w:t>
-      </w:r>
-    </w:p>
-    <w:p>
-      <w:r>
-        <w:t>• 2024: []</w:t>
-      </w:r>
-    </w:p>
-    <w:p>
-      <w:r>
-        <w:t>• 2025: []</w:t>
-      </w:r>
-    </w:p>
-    <w:p>
-      <w:r>
-        <w:rPr>
-          <w:sz w:val="26"/>
-        </w:rPr>
-        <w:t>Reid Schaefer: 11</w:t>
-      </w:r>
-    </w:p>
-    <w:p>
-      <w:r>
-        <w:t>• 2022: []</w:t>
-      </w:r>
-    </w:p>
-    <w:p>
-      <w:r>
-        <w:t>• 2023: []</w:t>
-      </w:r>
-    </w:p>
-    <w:p>
-      <w:r>
-        <w:t>• 2024: []</w:t>
-      </w:r>
-    </w:p>
-    <w:p>
-      <w:r>
-        <w:t>• 2025: [6, 2, 2]</w:t>
-      </w:r>
-    </w:p>
-    <w:p>
-      <w:r>
-        <w:rPr>
           <w:b/>
           <w:color w:val="FF0000"/>
           <w:sz w:val="26"/>
         </w:rPr>
-        <w:t>Nick Perbix: 20</w:t>
-      </w:r>
-    </w:p>
-    <w:p>
-      <w:r>
-        <w:t>• 2022: [32, 22, 1]</w:t>
-      </w:r>
-    </w:p>
-    <w:p>
-      <w:r>
-        <w:t>• 2023: [12]</w:t>
-      </w:r>
-    </w:p>
-    <w:p>
-      <w:r>
-        <w:t>• 2024: [39, 5, 4]</w:t>
-      </w:r>
-    </w:p>
-    <w:p>
-      <w:r>
-        <w:t>• 2025: [30, 0]</w:t>
-      </w:r>
-    </w:p>
-    <w:p>
-      <w:r>
-        <w:rPr>
-          <w:sz w:val="26"/>
-        </w:rPr>
-        <w:t>Michael McCarron: 2</w:t>
-      </w:r>
-    </w:p>
-    <w:p>
-      <w:r>
-        <w:t>• 2022: [24]</w:t>
-      </w:r>
-    </w:p>
-    <w:p>
-      <w:r>
-        <w:t>• 2023: [8, 8, 8]</w:t>
-      </w:r>
-    </w:p>
-    <w:p>
-      <w:r>
-        <w:t>• 2024: [33, 15, 11]</w:t>
-      </w:r>
-    </w:p>
-    <w:p>
-      <w:r>
-        <w:t>• 2025: [41, 5, 1]</w:t>
-      </w:r>
-    </w:p>
-    <w:p>
-      <w:r>
-        <w:rPr>
-          <w:sz w:val="26"/>
-        </w:rPr>
-        <w:t>Matthew Wood: 1</w:t>
+        <w:t>Luke Evangelista: 4</w:t>
+      </w:r>
+    </w:p>
+    <w:p>
+      <w:r>
+        <w:t>• 2022: [6, 5, 4]</w:t>
+      </w:r>
+    </w:p>
+    <w:p>
+      <w:r>
+        <w:t>• 2023: [11, 11, 9]</w:t>
+      </w:r>
+    </w:p>
+    <w:p>
+      <w:r>
+        <w:t>• 2024: [12, 9, 9]</w:t>
+      </w:r>
+    </w:p>
+    <w:p>
+      <w:r>
+        <w:t>• 2025: [9, 8, 7]</w:t>
+      </w:r>
+    </w:p>
+    <w:p>
+      <w:r>
+        <w:rPr>
+          <w:sz w:val="26"/>
+        </w:rPr>
+        <w:t>Ozzy Wiesblatt: 7</w:t>
       </w:r>
     </w:p>
     <w:p>
@@ -11057,7 +10887,35 @@
     </w:p>
     <w:p>
       <w:r>
-        <w:t>• 2025: [22, 5, 3]</w:t>
+        <w:t>• 2025: []</w:t>
+      </w:r>
+    </w:p>
+    <w:p>
+      <w:r>
+        <w:rPr>
+          <w:sz w:val="26"/>
+        </w:rPr>
+        <w:t>Reid Schaefer: 11</w:t>
+      </w:r>
+    </w:p>
+    <w:p>
+      <w:r>
+        <w:t>• 2022: []</w:t>
+      </w:r>
+    </w:p>
+    <w:p>
+      <w:r>
+        <w:t>• 2023: []</w:t>
+      </w:r>
+    </w:p>
+    <w:p>
+      <w:r>
+        <w:t>• 2024: []</w:t>
+      </w:r>
+    </w:p>
+    <w:p>
+      <w:r>
+        <w:t>• 2025: [6, 2, 2]</w:t>
       </w:r>
     </w:p>
     <w:p>
@@ -11067,27 +10925,83 @@
           <w:color w:val="FF0000"/>
           <w:sz w:val="26"/>
         </w:rPr>
-        <w:t>Brady Skjei: 30</w:t>
-      </w:r>
-    </w:p>
-    <w:p>
-      <w:r>
-        <w:t>• 2022: [14, 11, 8]</w:t>
-      </w:r>
-    </w:p>
-    <w:p>
-      <w:r>
-        <w:t>• 2023: [18, 11, 8]</w:t>
-      </w:r>
-    </w:p>
-    <w:p>
-      <w:r>
-        <w:t>• 2024: [25, 11, 7]</w:t>
-      </w:r>
-    </w:p>
-    <w:p>
-      <w:r>
-        <w:t>• 2025: []</w:t>
+        <w:t>Nick Perbix: 21</w:t>
+      </w:r>
+    </w:p>
+    <w:p>
+      <w:r>
+        <w:t>• 2022: [32, 22, 1]</w:t>
+      </w:r>
+    </w:p>
+    <w:p>
+      <w:r>
+        <w:t>• 2023: [12]</w:t>
+      </w:r>
+    </w:p>
+    <w:p>
+      <w:r>
+        <w:t>• 2024: [39, 5, 4]</w:t>
+      </w:r>
+    </w:p>
+    <w:p>
+      <w:r>
+        <w:t>• 2025: [30, 0]</w:t>
+      </w:r>
+    </w:p>
+    <w:p>
+      <w:r>
+        <w:rPr>
+          <w:sz w:val="26"/>
+        </w:rPr>
+        <w:t>Michael McCarron: 3</w:t>
+      </w:r>
+    </w:p>
+    <w:p>
+      <w:r>
+        <w:t>• 2022: [24]</w:t>
+      </w:r>
+    </w:p>
+    <w:p>
+      <w:r>
+        <w:t>• 2023: [8, 8, 8]</w:t>
+      </w:r>
+    </w:p>
+    <w:p>
+      <w:r>
+        <w:t>• 2024: [33, 15, 11]</w:t>
+      </w:r>
+    </w:p>
+    <w:p>
+      <w:r>
+        <w:t>• 2025: [41, 5, 1]</w:t>
+      </w:r>
+    </w:p>
+    <w:p>
+      <w:r>
+        <w:rPr>
+          <w:sz w:val="26"/>
+        </w:rPr>
+        <w:t>Matthew Wood: 2</w:t>
+      </w:r>
+    </w:p>
+    <w:p>
+      <w:r>
+        <w:t>• 2022: []</w:t>
+      </w:r>
+    </w:p>
+    <w:p>
+      <w:r>
+        <w:t>• 2023: []</w:t>
+      </w:r>
+    </w:p>
+    <w:p>
+      <w:r>
+        <w:t>• 2024: []</w:t>
+      </w:r>
+    </w:p>
+    <w:p>
+      <w:r>
+        <w:t>• 2025: [22, 5, 3]</w:t>
       </w:r>
     </w:p>
     <w:p>
@@ -11097,83 +11011,27 @@
           <w:color w:val="FF0000"/>
           <w:sz w:val="26"/>
         </w:rPr>
-        <w:t>Nicolas Hague: 12</w:t>
-      </w:r>
-    </w:p>
-    <w:p>
-      <w:r>
-        <w:t>• 2022: [35, 25]</w:t>
-      </w:r>
-    </w:p>
-    <w:p>
-      <w:r>
-        <w:t>• 2023: [41]</w:t>
-      </w:r>
-    </w:p>
-    <w:p>
-      <w:r>
-        <w:t>• 2024: [20, 13, 10]</w:t>
-      </w:r>
-    </w:p>
-    <w:p>
-      <w:r>
-        <w:t>• 2025: [23]</w:t>
-      </w:r>
-    </w:p>
-    <w:p>
-      <w:r>
-        <w:rPr>
-          <w:sz w:val="26"/>
-        </w:rPr>
-        <w:t>Roman Josi: 3</w:t>
-      </w:r>
-    </w:p>
-    <w:p>
-      <w:r>
-        <w:t>• 2022: [8, 7, 7]</w:t>
-      </w:r>
-    </w:p>
-    <w:p>
-      <w:r>
-        <w:t>• 2023: [8, 6, 6]</w:t>
-      </w:r>
-    </w:p>
-    <w:p>
-      <w:r>
-        <w:t>• 2024: [12, 7, 4]</w:t>
-      </w:r>
-    </w:p>
-    <w:p>
-      <w:r>
-        <w:t>• 2025: [12, 6, 5]</w:t>
-      </w:r>
-    </w:p>
-    <w:p>
-      <w:r>
-        <w:rPr>
-          <w:sz w:val="26"/>
-        </w:rPr>
-        <w:t>Erik Haula: 3</w:t>
-      </w:r>
-    </w:p>
-    <w:p>
-      <w:r>
-        <w:t>• 2022: [12, 11, 9]</w:t>
-      </w:r>
-    </w:p>
-    <w:p>
-      <w:r>
-        <w:t>• 2023: [10, 9, 7]</w:t>
-      </w:r>
-    </w:p>
-    <w:p>
-      <w:r>
-        <w:t>• 2024: [28, 11, 6]</w:t>
-      </w:r>
-    </w:p>
-    <w:p>
-      <w:r>
-        <w:t>• 2025: [10, 9, 9]</w:t>
+        <w:t>Brady Skjei: 31</w:t>
+      </w:r>
+    </w:p>
+    <w:p>
+      <w:r>
+        <w:t>• 2022: [14, 11, 8]</w:t>
+      </w:r>
+    </w:p>
+    <w:p>
+      <w:r>
+        <w:t>• 2023: [18, 11, 8]</w:t>
+      </w:r>
+    </w:p>
+    <w:p>
+      <w:r>
+        <w:t>• 2024: [25, 11, 7]</w:t>
+      </w:r>
+    </w:p>
+    <w:p>
+      <w:r>
+        <w:t>• 2025: []</w:t>
       </w:r>
     </w:p>
     <w:p>
@@ -11183,55 +11041,27 @@
           <w:color w:val="FF0000"/>
           <w:sz w:val="26"/>
         </w:rPr>
-        <w:t>Nick Blankenburg: 5</w:t>
-      </w:r>
-    </w:p>
-    <w:p>
-      <w:r>
-        <w:t>• 2022: [19, 4, 4]</w:t>
-      </w:r>
-    </w:p>
-    <w:p>
-      <w:r>
-        <w:t>• 2023: []</w:t>
-      </w:r>
-    </w:p>
-    <w:p>
-      <w:r>
-        <w:t>• 2024: [32, 9, 1]</w:t>
-      </w:r>
-    </w:p>
-    <w:p>
-      <w:r>
-        <w:t>• 2025: [16, 9, 7]</w:t>
-      </w:r>
-    </w:p>
-    <w:p>
-      <w:r>
-        <w:rPr>
-          <w:sz w:val="26"/>
-        </w:rPr>
-        <w:t>Jonathan Marchessault: 2</w:t>
-      </w:r>
-    </w:p>
-    <w:p>
-      <w:r>
-        <w:t>• 2022: [13, 6, 5]</w:t>
-      </w:r>
-    </w:p>
-    <w:p>
-      <w:r>
-        <w:t>• 2023: [9, 6, 5]</w:t>
-      </w:r>
-    </w:p>
-    <w:p>
-      <w:r>
-        <w:t>• 2024: [14, 7, 6]</w:t>
-      </w:r>
-    </w:p>
-    <w:p>
-      <w:r>
-        <w:t>• 2025: [10, 5, 4]</w:t>
+        <w:t>Nicolas Hague: 13</w:t>
+      </w:r>
+    </w:p>
+    <w:p>
+      <w:r>
+        <w:t>• 2022: [35, 25]</w:t>
+      </w:r>
+    </w:p>
+    <w:p>
+      <w:r>
+        <w:t>• 2023: [41]</w:t>
+      </w:r>
+    </w:p>
+    <w:p>
+      <w:r>
+        <w:t>• 2024: [20, 13, 10]</w:t>
+      </w:r>
+    </w:p>
+    <w:p>
+      <w:r>
+        <w:t>• 2025: [23]</w:t>
       </w:r>
     </w:p>
     <w:p>
@@ -11241,83 +11071,55 @@
           <w:color w:val="FF0000"/>
           <w:sz w:val="26"/>
         </w:rPr>
-        <w:t>Justin Barron: 32</w:t>
-      </w:r>
-    </w:p>
-    <w:p>
-      <w:r>
-        <w:t>• 2022: [18, 2, 1]</w:t>
-      </w:r>
-    </w:p>
-    <w:p>
-      <w:r>
-        <w:t>• 2023: [18, 8, 6]</w:t>
-      </w:r>
-    </w:p>
-    <w:p>
-      <w:r>
-        <w:t>• 2024: [19, 18, 7]</w:t>
-      </w:r>
-    </w:p>
-    <w:p>
-      <w:r>
-        <w:t>• 2025: []</w:t>
-      </w:r>
-    </w:p>
-    <w:p>
-      <w:r>
-        <w:rPr>
-          <w:sz w:val="26"/>
-        </w:rPr>
-        <w:t>Joakim Kemell: 4</w:t>
-      </w:r>
-    </w:p>
-    <w:p>
-      <w:r>
-        <w:t>• 2022: []</w:t>
-      </w:r>
-    </w:p>
-    <w:p>
-      <w:r>
-        <w:t>• 2023: []</w:t>
-      </w:r>
-    </w:p>
-    <w:p>
-      <w:r>
-        <w:t>• 2024: []</w:t>
-      </w:r>
-    </w:p>
-    <w:p>
-      <w:r>
-        <w:t>• 2025: []</w:t>
-      </w:r>
-    </w:p>
-    <w:p>
-      <w:r>
-        <w:rPr>
-          <w:sz w:val="26"/>
-        </w:rPr>
-        <w:t>Adam Wilsby: 21</w:t>
-      </w:r>
-    </w:p>
-    <w:p>
-      <w:r>
-        <w:t>• 2022: []</w:t>
-      </w:r>
-    </w:p>
-    <w:p>
-      <w:r>
-        <w:t>• 2023: []</w:t>
-      </w:r>
-    </w:p>
-    <w:p>
-      <w:r>
-        <w:t>• 2024: []</w:t>
-      </w:r>
-    </w:p>
-    <w:p>
-      <w:r>
-        <w:t>• 2025: []</w:t>
+        <w:t>Roman Josi: 4</w:t>
+      </w:r>
+    </w:p>
+    <w:p>
+      <w:r>
+        <w:t>• 2022: [8, 7, 7]</w:t>
+      </w:r>
+    </w:p>
+    <w:p>
+      <w:r>
+        <w:t>• 2023: [8, 6, 6]</w:t>
+      </w:r>
+    </w:p>
+    <w:p>
+      <w:r>
+        <w:t>• 2024: [12, 7, 4]</w:t>
+      </w:r>
+    </w:p>
+    <w:p>
+      <w:r>
+        <w:t>• 2025: [12, 6, 5]</w:t>
+      </w:r>
+    </w:p>
+    <w:p>
+      <w:r>
+        <w:rPr>
+          <w:sz w:val="26"/>
+        </w:rPr>
+        <w:t>Erik Haula: 4</w:t>
+      </w:r>
+    </w:p>
+    <w:p>
+      <w:r>
+        <w:t>• 2022: [12, 11, 9]</w:t>
+      </w:r>
+    </w:p>
+    <w:p>
+      <w:r>
+        <w:t>• 2023: [10, 9, 7]</w:t>
+      </w:r>
+    </w:p>
+    <w:p>
+      <w:r>
+        <w:t>• 2024: [28, 11, 6]</w:t>
+      </w:r>
+    </w:p>
+    <w:p>
+      <w:r>
+        <w:t>• 2025: [10, 9, 9]</w:t>
       </w:r>
     </w:p>
     <w:p>
@@ -11327,40 +11129,12 @@
           <w:color w:val="FF0000"/>
           <w:sz w:val="26"/>
         </w:rPr>
-        <w:t>Cole Smith: 9</w:t>
-      </w:r>
-    </w:p>
-    <w:p>
-      <w:r>
-        <w:t>• 2022: [17, 6, 1]</w:t>
-      </w:r>
-    </w:p>
-    <w:p>
-      <w:r>
-        <w:t>• 2023: [20, 15, 12]</w:t>
-      </w:r>
-    </w:p>
-    <w:p>
-      <w:r>
-        <w:t>• 2024: [30, 8]</w:t>
-      </w:r>
-    </w:p>
-    <w:p>
-      <w:r>
-        <w:t>• 2025: [10, 5, 4]</w:t>
-      </w:r>
-    </w:p>
-    <w:p>
-      <w:r>
-        <w:rPr>
-          <w:sz w:val="26"/>
-        </w:rPr>
-        <w:t>Brady Martin: 3</w:t>
-      </w:r>
-    </w:p>
-    <w:p>
-      <w:r>
-        <w:t>• 2022: []</w:t>
+        <w:t>Nick Blankenburg: 6</w:t>
+      </w:r>
+    </w:p>
+    <w:p>
+      <w:r>
+        <w:t>• 2022: [19, 4, 4]</w:t>
       </w:r>
     </w:p>
     <w:p>
@@ -11370,40 +11144,12 @@
     </w:p>
     <w:p>
       <w:r>
-        <w:t>• 2024: []</w:t>
-      </w:r>
-    </w:p>
-    <w:p>
-      <w:r>
-        <w:t>• 2025: []</w:t>
-      </w:r>
-    </w:p>
-    <w:p>
-      <w:r>
-        <w:rPr>
-          <w:sz w:val="26"/>
-        </w:rPr>
-        <w:t>Filip Forsberg: 1</w:t>
-      </w:r>
-    </w:p>
-    <w:p>
-      <w:r>
-        <w:t>• 2022: [6, 4, 4]</w:t>
-      </w:r>
-    </w:p>
-    <w:p>
-      <w:r>
-        <w:t>• 2023: [5, 5, 5]</w:t>
-      </w:r>
-    </w:p>
-    <w:p>
-      <w:r>
-        <w:t>• 2024: [18, 6, 4]</w:t>
-      </w:r>
-    </w:p>
-    <w:p>
-      <w:r>
-        <w:t>• 2025: [11, 5, 4]</w:t>
+        <w:t>• 2024: [32, 9, 1]</w:t>
+      </w:r>
+    </w:p>
+    <w:p>
+      <w:r>
+        <w:t>• 2025: [16, 9, 7]</w:t>
       </w:r>
     </w:p>
     <w:p>
@@ -11413,27 +11159,139 @@
           <w:color w:val="FF0000"/>
           <w:sz w:val="26"/>
         </w:rPr>
-        <w:t>Tyson Jost: 19</w:t>
-      </w:r>
-    </w:p>
-    <w:p>
-      <w:r>
-        <w:t>• 2022: [12, 8, 7]</w:t>
-      </w:r>
-    </w:p>
-    <w:p>
-      <w:r>
-        <w:t>• 2023: [22, 12]</w:t>
-      </w:r>
-    </w:p>
-    <w:p>
-      <w:r>
-        <w:t>• 2024: [27, 8, 0]</w:t>
-      </w:r>
-    </w:p>
-    <w:p>
-      <w:r>
-        <w:t>• 2025: [14, 4]</w:t>
+        <w:t>Justin Barron: 33</w:t>
+      </w:r>
+    </w:p>
+    <w:p>
+      <w:r>
+        <w:t>• 2022: [18, 2, 1]</w:t>
+      </w:r>
+    </w:p>
+    <w:p>
+      <w:r>
+        <w:t>• 2023: [18, 8, 6]</w:t>
+      </w:r>
+    </w:p>
+    <w:p>
+      <w:r>
+        <w:t>• 2024: [19, 18, 7]</w:t>
+      </w:r>
+    </w:p>
+    <w:p>
+      <w:r>
+        <w:t>• 2025: []</w:t>
+      </w:r>
+    </w:p>
+    <w:p>
+      <w:r>
+        <w:rPr>
+          <w:sz w:val="26"/>
+        </w:rPr>
+        <w:t>Steven Stamkos: 1</w:t>
+      </w:r>
+    </w:p>
+    <w:p>
+      <w:r>
+        <w:t>• 2022: [10, 8, 6]</w:t>
+      </w:r>
+    </w:p>
+    <w:p>
+      <w:r>
+        <w:t>• 2023: [6, 5, 5]</w:t>
+      </w:r>
+    </w:p>
+    <w:p>
+      <w:r>
+        <w:t>• 2024: [13, 9, 7]</w:t>
+      </w:r>
+    </w:p>
+    <w:p>
+      <w:r>
+        <w:t>• 2025: [9, 5, 3]</w:t>
+      </w:r>
+    </w:p>
+    <w:p>
+      <w:r>
+        <w:rPr>
+          <w:sz w:val="26"/>
+        </w:rPr>
+        <w:t>Joakim Kemell: 4</w:t>
+      </w:r>
+    </w:p>
+    <w:p>
+      <w:r>
+        <w:t>• 2022: []</w:t>
+      </w:r>
+    </w:p>
+    <w:p>
+      <w:r>
+        <w:t>• 2023: []</w:t>
+      </w:r>
+    </w:p>
+    <w:p>
+      <w:r>
+        <w:t>• 2024: []</w:t>
+      </w:r>
+    </w:p>
+    <w:p>
+      <w:r>
+        <w:t>• 2025: []</w:t>
+      </w:r>
+    </w:p>
+    <w:p>
+      <w:r>
+        <w:rPr>
+          <w:sz w:val="26"/>
+        </w:rPr>
+        <w:t>Adam Wilsby: 21</w:t>
+      </w:r>
+    </w:p>
+    <w:p>
+      <w:r>
+        <w:t>• 2022: []</w:t>
+      </w:r>
+    </w:p>
+    <w:p>
+      <w:r>
+        <w:t>• 2023: []</w:t>
+      </w:r>
+    </w:p>
+    <w:p>
+      <w:r>
+        <w:t>• 2024: []</w:t>
+      </w:r>
+    </w:p>
+    <w:p>
+      <w:r>
+        <w:t>• 2025: []</w:t>
+      </w:r>
+    </w:p>
+    <w:p>
+      <w:r>
+        <w:rPr>
+          <w:sz w:val="26"/>
+        </w:rPr>
+        <w:t>Michael Bunting: 1</w:t>
+      </w:r>
+    </w:p>
+    <w:p>
+      <w:r>
+        <w:t>• 2022: [11, 10, 6]</w:t>
+      </w:r>
+    </w:p>
+    <w:p>
+      <w:r>
+        <w:t>• 2023: [8, 7, 6]</w:t>
+      </w:r>
+    </w:p>
+    <w:p>
+      <w:r>
+        <w:t>• 2024: [14, 6, 5]</w:t>
+      </w:r>
+    </w:p>
+    <w:p>
+      <w:r>
+        <w:t>• 2025: [11, 8, 6]</w:t>
       </w:r>
     </w:p>
     <w:p>
@@ -11443,6 +11301,94 @@
           <w:color w:val="FF0000"/>
           <w:sz w:val="26"/>
         </w:rPr>
+        <w:t>Cole Smith: 10</w:t>
+      </w:r>
+    </w:p>
+    <w:p>
+      <w:r>
+        <w:t>• 2022: [17, 6, 1]</w:t>
+      </w:r>
+    </w:p>
+    <w:p>
+      <w:r>
+        <w:t>• 2023: [20, 15, 12]</w:t>
+      </w:r>
+    </w:p>
+    <w:p>
+      <w:r>
+        <w:t>• 2024: [30, 8]</w:t>
+      </w:r>
+    </w:p>
+    <w:p>
+      <w:r>
+        <w:t>• 2025: [10, 5, 4]</w:t>
+      </w:r>
+    </w:p>
+    <w:p>
+      <w:r>
+        <w:rPr>
+          <w:sz w:val="26"/>
+        </w:rPr>
+        <w:t>Brady Martin: 3</w:t>
+      </w:r>
+    </w:p>
+    <w:p>
+      <w:r>
+        <w:t>• 2022: []</w:t>
+      </w:r>
+    </w:p>
+    <w:p>
+      <w:r>
+        <w:t>• 2023: []</w:t>
+      </w:r>
+    </w:p>
+    <w:p>
+      <w:r>
+        <w:t>• 2024: []</w:t>
+      </w:r>
+    </w:p>
+    <w:p>
+      <w:r>
+        <w:t>• 2025: []</w:t>
+      </w:r>
+    </w:p>
+    <w:p>
+      <w:r>
+        <w:rPr>
+          <w:b/>
+          <w:color w:val="FF0000"/>
+          <w:sz w:val="26"/>
+        </w:rPr>
+        <w:t>Tyson Jost: 20</w:t>
+      </w:r>
+    </w:p>
+    <w:p>
+      <w:r>
+        <w:t>• 2022: [12, 8, 7]</w:t>
+      </w:r>
+    </w:p>
+    <w:p>
+      <w:r>
+        <w:t>• 2023: [22, 12]</w:t>
+      </w:r>
+    </w:p>
+    <w:p>
+      <w:r>
+        <w:t>• 2024: [27, 8, 0]</w:t>
+      </w:r>
+    </w:p>
+    <w:p>
+      <w:r>
+        <w:t>• 2025: [14, 4]</w:t>
+      </w:r>
+    </w:p>
+    <w:p>
+      <w:r>
+        <w:rPr>
+          <w:b/>
+          <w:color w:val="FF0000"/>
+          <w:sz w:val="26"/>
+        </w:rPr>
         <w:t>Fedor Svechkov: 14</w:t>
       </w:r>
     </w:p>
@@ -11471,7 +11417,7 @@
         <w:rPr>
           <w:sz w:val="26"/>
         </w:rPr>
-        <w:t>Ryan O'Reilly: 1</w:t>
+        <w:t>Ryan O'Reilly: 2</w:t>
       </w:r>
     </w:p>
     <w:p>
@@ -12185,7 +12131,35 @@
         <w:rPr>
           <w:sz w:val="26"/>
         </w:rPr>
-        <w:t>Gabe Perreault: 11</w:t>
+        <w:t>Taylor Raddysh: 1</w:t>
+      </w:r>
+    </w:p>
+    <w:p>
+      <w:r>
+        <w:t>• 2022: [15, 7, 6]</w:t>
+      </w:r>
+    </w:p>
+    <w:p>
+      <w:r>
+        <w:t>• 2023: [7, 6, 5]</w:t>
+      </w:r>
+    </w:p>
+    <w:p>
+      <w:r>
+        <w:t>• 2024: [27, 10, 8]</w:t>
+      </w:r>
+    </w:p>
+    <w:p>
+      <w:r>
+        <w:t>• 2025: [23, 14, 5]</w:t>
+      </w:r>
+    </w:p>
+    <w:p>
+      <w:r>
+        <w:rPr>
+          <w:sz w:val="26"/>
+        </w:rPr>
+        <w:t>Jaroslav Chmelar: 6</w:t>
       </w:r>
     </w:p>
     <w:p>
@@ -12205,34 +12179,6 @@
     </w:p>
     <w:p>
       <w:r>
-        <w:t>• 2025: [10]</w:t>
-      </w:r>
-    </w:p>
-    <w:p>
-      <w:r>
-        <w:rPr>
-          <w:sz w:val="26"/>
-        </w:rPr>
-        <w:t>Jaroslav Chmelar: 6</w:t>
-      </w:r>
-    </w:p>
-    <w:p>
-      <w:r>
-        <w:t>• 2022: []</w:t>
-      </w:r>
-    </w:p>
-    <w:p>
-      <w:r>
-        <w:t>• 2023: []</w:t>
-      </w:r>
-    </w:p>
-    <w:p>
-      <w:r>
-        <w:t>• 2024: []</w:t>
-      </w:r>
-    </w:p>
-    <w:p>
-      <w:r>
         <w:t>• 2025: []</w:t>
       </w:r>
     </w:p>
@@ -12241,7 +12187,7 @@
         <w:rPr>
           <w:sz w:val="26"/>
         </w:rPr>
-        <w:t>Sam Carrick: 1</w:t>
+        <w:t>Sam Carrick: 2</w:t>
       </w:r>
     </w:p>
     <w:p>
@@ -12387,35 +12333,7 @@
         <w:rPr>
           <w:sz w:val="26"/>
         </w:rPr>
-        <w:t>Vladislav Gavrikov: 3</w:t>
-      </w:r>
-    </w:p>
-    <w:p>
-      <w:r>
-        <w:t>• 2022: [25, 13, 13]</w:t>
-      </w:r>
-    </w:p>
-    <w:p>
-      <w:r>
-        <w:t>• 2023: [22, 19, 15]</w:t>
-      </w:r>
-    </w:p>
-    <w:p>
-      <w:r>
-        <w:t>• 2024: [34, 16, 11]</w:t>
-      </w:r>
-    </w:p>
-    <w:p>
-      <w:r>
-        <w:t>• 2025: [11, 8, 5]</w:t>
-      </w:r>
-    </w:p>
-    <w:p>
-      <w:r>
-        <w:rPr>
-          <w:sz w:val="26"/>
-        </w:rPr>
-        <w:t>Will Cuylle: 3</w:t>
+        <w:t>Will Cuylle: 4</w:t>
       </w:r>
     </w:p>
     <w:p>
@@ -12443,7 +12361,7 @@
         <w:rPr>
           <w:sz w:val="26"/>
         </w:rPr>
-        <w:t>Noah Laba: 11</w:t>
+        <w:t>Noah Laba: 12</w:t>
       </w:r>
     </w:p>
     <w:p>
@@ -12464,6 +12382,34 @@
     <w:p>
       <w:r>
         <w:t>• 2025: [11, 9, 7]</w:t>
+      </w:r>
+    </w:p>
+    <w:p>
+      <w:r>
+        <w:rPr>
+          <w:sz w:val="26"/>
+        </w:rPr>
+        <w:t>Mika Zibanejad: 1</w:t>
+      </w:r>
+    </w:p>
+    <w:p>
+      <w:r>
+        <w:t>• 2022: [8, 5, 5]</w:t>
+      </w:r>
+    </w:p>
+    <w:p>
+      <w:r>
+        <w:t>• 2023: [8, 8, 7]</w:t>
+      </w:r>
+    </w:p>
+    <w:p>
+      <w:r>
+        <w:t>• 2024: [8, 8, 7]</w:t>
+      </w:r>
+    </w:p>
+    <w:p>
+      <w:r>
+        <w:t>• 2025: [5, 5, 5]</w:t>
       </w:r>
     </w:p>
     <w:p>
@@ -12501,35 +12447,7 @@
         <w:rPr>
           <w:sz w:val="26"/>
         </w:rPr>
-        <w:t>Will Borgen: 6</w:t>
-      </w:r>
-    </w:p>
-    <w:p>
-      <w:r>
-        <w:t>• 2022: [61, 8]</w:t>
-      </w:r>
-    </w:p>
-    <w:p>
-      <w:r>
-        <w:t>• 2023: [24, 13]</w:t>
-      </w:r>
-    </w:p>
-    <w:p>
-      <w:r>
-        <w:t>• 2024: [24, 11, 9]</w:t>
-      </w:r>
-    </w:p>
-    <w:p>
-      <w:r>
-        <w:t>• 2025: [23, 3]</w:t>
-      </w:r>
-    </w:p>
-    <w:p>
-      <w:r>
-        <w:rPr>
-          <w:sz w:val="26"/>
-        </w:rPr>
-        <w:t>Alexis Lafrenire: 1</w:t>
+        <w:t>Alexis Lafrenire: 2</w:t>
       </w:r>
     </w:p>
     <w:p>
@@ -12559,7 +12477,7 @@
           <w:color w:val="FF0000"/>
           <w:sz w:val="26"/>
         </w:rPr>
-        <w:t>Braden Schneider: 17</w:t>
+        <w:t>Braden Schneider: 18</w:t>
       </w:r>
     </w:p>
     <w:p>
@@ -12589,7 +12507,7 @@
           <w:color w:val="FF0000"/>
           <w:sz w:val="26"/>
         </w:rPr>
-        <w:t>J.T. Miller: 6</w:t>
+        <w:t>J.T. Miller: 7</w:t>
       </w:r>
     </w:p>
     <w:p>
@@ -12647,7 +12565,7 @@
         <w:rPr>
           <w:sz w:val="26"/>
         </w:rPr>
-        <w:t>Matthew Robertson: 6</w:t>
+        <w:t>Matthew Robertson: 7</w:t>
       </w:r>
     </w:p>
     <w:p>
@@ -12677,7 +12595,7 @@
           <w:color w:val="FF0000"/>
           <w:sz w:val="26"/>
         </w:rPr>
-        <w:t>Conor Sheary: 12</w:t>
+        <w:t>Conor Sheary: 13</w:t>
       </w:r>
     </w:p>
     <w:p>
@@ -12759,9 +12677,11 @@
     <w:p>
       <w:r>
         <w:rPr>
-          <w:sz w:val="26"/>
-        </w:rPr>
-        <w:t>Vincent Trocheck: 3</w:t>
+          <w:b/>
+          <w:color w:val="FF0000"/>
+          <w:sz w:val="26"/>
+        </w:rPr>
+        <w:t>Vincent Trocheck: 4</w:t>
       </w:r>
     </w:p>
     <w:p>
@@ -12817,7 +12737,7 @@
         <w:rPr>
           <w:sz w:val="26"/>
         </w:rPr>
-        <w:t>Vincent Iorio: 32</w:t>
+        <w:t>Vincent Iorio: 33</w:t>
       </w:r>
     </w:p>
     <w:p>
@@ -12843,9 +12763,11 @@
     <w:p>
       <w:r>
         <w:rPr>
-          <w:sz w:val="26"/>
-        </w:rPr>
-        <w:t>Adam Fox: 4</w:t>
+          <w:b/>
+          <w:color w:val="FF0000"/>
+          <w:sz w:val="26"/>
+        </w:rPr>
+        <w:t>Adam Fox: 5</w:t>
       </w:r>
     </w:p>
     <w:p>
@@ -12873,7 +12795,7 @@
         <w:rPr>
           <w:sz w:val="26"/>
         </w:rPr>
-        <w:t>Tye Kartye: 2</w:t>
+        <w:t>Tye Kartye: 3</w:t>
       </w:r>
     </w:p>
     <w:p>
@@ -13587,7 +13509,7 @@
           <w:color w:val="FF0000"/>
           <w:sz w:val="26"/>
         </w:rPr>
-        <w:t>Bobby Brink: 9</w:t>
+        <w:t>Bobby Brink: 10</w:t>
       </w:r>
     </w:p>
     <w:p>
@@ -13645,7 +13567,7 @@
           <w:color w:val="FF0000"/>
           <w:sz w:val="26"/>
         </w:rPr>
-        <w:t>Cam York: 10</w:t>
+        <w:t>Cam York: 11</w:t>
       </w:r>
     </w:p>
     <w:p>
@@ -13675,7 +13597,7 @@
           <w:color w:val="FF0000"/>
           <w:sz w:val="26"/>
         </w:rPr>
-        <w:t>Owen Tippett: 4</w:t>
+        <w:t>Owen Tippett: 5</w:t>
       </w:r>
     </w:p>
     <w:p>
@@ -13703,7 +13625,7 @@
         <w:rPr>
           <w:sz w:val="26"/>
         </w:rPr>
-        <w:t>Trevor Zegras: 1</w:t>
+        <w:t>Trevor Zegras: 2</w:t>
       </w:r>
     </w:p>
     <w:p>
@@ -13731,7 +13653,7 @@
         <w:rPr>
           <w:sz w:val="26"/>
         </w:rPr>
-        <w:t>Denver Barkey: 8</w:t>
+        <w:t>Denver Barkey: 9</w:t>
       </w:r>
     </w:p>
     <w:p>
@@ -13789,7 +13711,7 @@
           <w:color w:val="FF0000"/>
           <w:sz w:val="26"/>
         </w:rPr>
-        <w:t>Nicolas Deslauriers: 24</w:t>
+        <w:t>Nicolas Deslauriers: 25</w:t>
       </w:r>
     </w:p>
     <w:p>
@@ -13819,7 +13741,7 @@
           <w:color w:val="FF0000"/>
           <w:sz w:val="26"/>
         </w:rPr>
-        <w:t>Garnet Hathaway: 13</w:t>
+        <w:t>Garnet Hathaway: 14</w:t>
       </w:r>
     </w:p>
     <w:p>
@@ -13847,35 +13769,7 @@
         <w:rPr>
           <w:sz w:val="26"/>
         </w:rPr>
-        <w:t>Noah Cates: 2</w:t>
-      </w:r>
-    </w:p>
-    <w:p>
-      <w:r>
-        <w:t>• 2022: [20, 8, 7]</w:t>
-      </w:r>
-    </w:p>
-    <w:p>
-      <w:r>
-        <w:t>• 2023: [22, 14, 8]</w:t>
-      </w:r>
-    </w:p>
-    <w:p>
-      <w:r>
-        <w:t>• 2024: [12, 12, 7]</w:t>
-      </w:r>
-    </w:p>
-    <w:p>
-      <w:r>
-        <w:t>• 2025: [18, 7, 5]</w:t>
-      </w:r>
-    </w:p>
-    <w:p>
-      <w:r>
-        <w:rPr>
-          <w:sz w:val="26"/>
-        </w:rPr>
-        <w:t>Matvei Michkov: 1</w:t>
+        <w:t>Matvei Michkov: 2</w:t>
       </w:r>
     </w:p>
     <w:p>
@@ -13903,7 +13797,119 @@
         <w:rPr>
           <w:sz w:val="26"/>
         </w:rPr>
-        <w:t>Emil Andrae: 30</w:t>
+        <w:t>Jamie Drysdale: 1</w:t>
+      </w:r>
+    </w:p>
+    <w:p>
+      <w:r>
+        <w:t>• 2022: []</w:t>
+      </w:r>
+    </w:p>
+    <w:p>
+      <w:r>
+        <w:t>• 2023: [10, 5]</w:t>
+      </w:r>
+    </w:p>
+    <w:p>
+      <w:r>
+        <w:t>• 2024: [26, 17, 5]</w:t>
+      </w:r>
+    </w:p>
+    <w:p>
+      <w:r>
+        <w:t>• 2025: [20, 15, 4]</w:t>
+      </w:r>
+    </w:p>
+    <w:p>
+      <w:r>
+        <w:rPr>
+          <w:sz w:val="26"/>
+        </w:rPr>
+        <w:t>Emil Andrae: 31</w:t>
+      </w:r>
+    </w:p>
+    <w:p>
+      <w:r>
+        <w:t>• 2022: []</w:t>
+      </w:r>
+    </w:p>
+    <w:p>
+      <w:r>
+        <w:t>• 2023: []</w:t>
+      </w:r>
+    </w:p>
+    <w:p>
+      <w:r>
+        <w:t>• 2024: []</w:t>
+      </w:r>
+    </w:p>
+    <w:p>
+      <w:r>
+        <w:t>• 2025: []</w:t>
+      </w:r>
+    </w:p>
+    <w:p>
+      <w:r>
+        <w:rPr>
+          <w:sz w:val="26"/>
+        </w:rPr>
+        <w:t>Sean Couturier: 1</w:t>
+      </w:r>
+    </w:p>
+    <w:p>
+      <w:r>
+        <w:t>• 2022: []</w:t>
+      </w:r>
+    </w:p>
+    <w:p>
+      <w:r>
+        <w:t>• 2023: [11, 5, 4]</w:t>
+      </w:r>
+    </w:p>
+    <w:p>
+      <w:r>
+        <w:t>• 2024: [11, 10, 10]</w:t>
+      </w:r>
+    </w:p>
+    <w:p>
+      <w:r>
+        <w:t>• 2025: [31, 17, 3]</w:t>
+      </w:r>
+    </w:p>
+    <w:p>
+      <w:r>
+        <w:rPr>
+          <w:sz w:val="26"/>
+        </w:rPr>
+        <w:t>Adam Ginning: 6</w:t>
+      </w:r>
+    </w:p>
+    <w:p>
+      <w:r>
+        <w:t>• 2022: []</w:t>
+      </w:r>
+    </w:p>
+    <w:p>
+      <w:r>
+        <w:t>• 2023: []</w:t>
+      </w:r>
+    </w:p>
+    <w:p>
+      <w:r>
+        <w:t>• 2024: []</w:t>
+      </w:r>
+    </w:p>
+    <w:p>
+      <w:r>
+        <w:t>• 2025: []</w:t>
+      </w:r>
+    </w:p>
+    <w:p>
+      <w:r>
+        <w:rPr>
+          <w:sz w:val="26"/>
+        </w:rPr>
+        <w:t>Jett Luchanko: 8</w:t>
       </w:r>
     </w:p>
     <w:p>
@@ -13933,83 +13939,27 @@
           <w:color w:val="FF0000"/>
           <w:sz w:val="26"/>
         </w:rPr>
-        <w:t>Christian Dvorak: 10</w:t>
-      </w:r>
-    </w:p>
-    <w:p>
-      <w:r>
-        <w:t>• 2022: [20, 8, 6]</w:t>
-      </w:r>
-    </w:p>
-    <w:p>
-      <w:r>
-        <w:t>• 2023: [17, 4, 0]</w:t>
-      </w:r>
-    </w:p>
-    <w:p>
-      <w:r>
-        <w:t>• 2024: [19, 9, 9]</w:t>
-      </w:r>
-    </w:p>
-    <w:p>
-      <w:r>
-        <w:t>• 2025: [9, 5, 5]</w:t>
-      </w:r>
-    </w:p>
-    <w:p>
-      <w:r>
-        <w:rPr>
-          <w:sz w:val="26"/>
-        </w:rPr>
-        <w:t>Adam Ginning: 6</w:t>
-      </w:r>
-    </w:p>
-    <w:p>
-      <w:r>
-        <w:t>• 2022: []</w:t>
-      </w:r>
-    </w:p>
-    <w:p>
-      <w:r>
-        <w:t>• 2023: []</w:t>
-      </w:r>
-    </w:p>
-    <w:p>
-      <w:r>
-        <w:t>• 2024: []</w:t>
-      </w:r>
-    </w:p>
-    <w:p>
-      <w:r>
-        <w:t>• 2025: []</w:t>
-      </w:r>
-    </w:p>
-    <w:p>
-      <w:r>
-        <w:rPr>
-          <w:sz w:val="26"/>
-        </w:rPr>
-        <w:t>Jett Luchanko: 8</w:t>
-      </w:r>
-    </w:p>
-    <w:p>
-      <w:r>
-        <w:t>• 2022: []</w:t>
-      </w:r>
-    </w:p>
-    <w:p>
-      <w:r>
-        <w:t>• 2023: []</w:t>
-      </w:r>
-    </w:p>
-    <w:p>
-      <w:r>
-        <w:t>• 2024: []</w:t>
-      </w:r>
-    </w:p>
-    <w:p>
-      <w:r>
-        <w:t>• 2025: []</w:t>
+        <w:t>Carl Grundstrom: 5</w:t>
+      </w:r>
+    </w:p>
+    <w:p>
+      <w:r>
+        <w:t>• 2022: [14, 7, 5]</w:t>
+      </w:r>
+    </w:p>
+    <w:p>
+      <w:r>
+        <w:t>• 2023: [28, 4, 4]</w:t>
+      </w:r>
+    </w:p>
+    <w:p>
+      <w:r>
+        <w:t>• 2024: [16, 7]</w:t>
+      </w:r>
+    </w:p>
+    <w:p>
+      <w:r>
+        <w:t>• 2025: [13, 2, 1]</w:t>
       </w:r>
     </w:p>
     <w:p>
@@ -14019,27 +13969,83 @@
           <w:color w:val="FF0000"/>
           <w:sz w:val="26"/>
         </w:rPr>
-        <w:t>Carl Grundstrom: 4</w:t>
-      </w:r>
-    </w:p>
-    <w:p>
-      <w:r>
-        <w:t>• 2022: [14, 7, 5]</w:t>
-      </w:r>
-    </w:p>
-    <w:p>
-      <w:r>
-        <w:t>• 2023: [28, 4, 4]</w:t>
-      </w:r>
-    </w:p>
-    <w:p>
-      <w:r>
-        <w:t>• 2024: [16, 7]</w:t>
-      </w:r>
-    </w:p>
-    <w:p>
-      <w:r>
-        <w:t>• 2025: [13, 2, 1]</w:t>
+        <w:t>Nick Seeler: 14</w:t>
+      </w:r>
+    </w:p>
+    <w:p>
+      <w:r>
+        <w:t>• 2022: [30, 16, 11]</w:t>
+      </w:r>
+    </w:p>
+    <w:p>
+      <w:r>
+        <w:t>• 2023: []</w:t>
+      </w:r>
+    </w:p>
+    <w:p>
+      <w:r>
+        <w:t>• 2024: [17, 11]</w:t>
+      </w:r>
+    </w:p>
+    <w:p>
+      <w:r>
+        <w:t>• 2025: [5]</w:t>
+      </w:r>
+    </w:p>
+    <w:p>
+      <w:r>
+        <w:rPr>
+          <w:sz w:val="26"/>
+        </w:rPr>
+        <w:t>Nikita Grebenkin: 7</w:t>
+      </w:r>
+    </w:p>
+    <w:p>
+      <w:r>
+        <w:t>• 2022: []</w:t>
+      </w:r>
+    </w:p>
+    <w:p>
+      <w:r>
+        <w:t>• 2023: []</w:t>
+      </w:r>
+    </w:p>
+    <w:p>
+      <w:r>
+        <w:t>• 2024: []</w:t>
+      </w:r>
+    </w:p>
+    <w:p>
+      <w:r>
+        <w:t>• 2025: [14, 9, 4]</w:t>
+      </w:r>
+    </w:p>
+    <w:p>
+      <w:r>
+        <w:rPr>
+          <w:sz w:val="26"/>
+        </w:rPr>
+        <w:t>Ty Murchison: 3</w:t>
+      </w:r>
+    </w:p>
+    <w:p>
+      <w:r>
+        <w:t>• 2022: []</w:t>
+      </w:r>
+    </w:p>
+    <w:p>
+      <w:r>
+        <w:t>• 2023: []</w:t>
+      </w:r>
+    </w:p>
+    <w:p>
+      <w:r>
+        <w:t>• 2024: []</w:t>
+      </w:r>
+    </w:p>
+    <w:p>
+      <w:r>
+        <w:t>• 2025: []</w:t>
       </w:r>
     </w:p>
     <w:p>
@@ -14049,12 +14055,12 @@
           <w:color w:val="FF0000"/>
           <w:sz w:val="26"/>
         </w:rPr>
-        <w:t>Nick Seeler: 13</w:t>
-      </w:r>
-    </w:p>
-    <w:p>
-      <w:r>
-        <w:t>• 2022: [30, 16, 11]</w:t>
+        <w:t>Rasmus Ristolainen: 5</w:t>
+      </w:r>
+    </w:p>
+    <w:p>
+      <w:r>
+        <w:t>• 2022: [21, 3]</w:t>
       </w:r>
     </w:p>
     <w:p>
@@ -14064,63 +14070,7 @@
     </w:p>
     <w:p>
       <w:r>
-        <w:t>• 2024: [17, 11]</w:t>
-      </w:r>
-    </w:p>
-    <w:p>
-      <w:r>
-        <w:t>• 2025: [5]</w:t>
-      </w:r>
-    </w:p>
-    <w:p>
-      <w:r>
-        <w:rPr>
-          <w:sz w:val="26"/>
-        </w:rPr>
-        <w:t>Nikita Grebenkin: 6</w:t>
-      </w:r>
-    </w:p>
-    <w:p>
-      <w:r>
-        <w:t>• 2022: []</w:t>
-      </w:r>
-    </w:p>
-    <w:p>
-      <w:r>
-        <w:t>• 2023: []</w:t>
-      </w:r>
-    </w:p>
-    <w:p>
-      <w:r>
-        <w:t>• 2024: []</w:t>
-      </w:r>
-    </w:p>
-    <w:p>
-      <w:r>
-        <w:t>• 2025: [14, 9, 4]</w:t>
-      </w:r>
-    </w:p>
-    <w:p>
-      <w:r>
-        <w:rPr>
-          <w:sz w:val="26"/>
-        </w:rPr>
-        <w:t>Ty Murchison: 3</w:t>
-      </w:r>
-    </w:p>
-    <w:p>
-      <w:r>
-        <w:t>• 2022: []</w:t>
-      </w:r>
-    </w:p>
-    <w:p>
-      <w:r>
-        <w:t>• 2023: []</w:t>
-      </w:r>
-    </w:p>
-    <w:p>
-      <w:r>
-        <w:t>• 2024: []</w:t>
+        <w:t>• 2024: [39, 6, 0]</w:t>
       </w:r>
     </w:p>
     <w:p>
@@ -14135,37 +14085,7 @@
           <w:color w:val="FF0000"/>
           <w:sz w:val="26"/>
         </w:rPr>
-        <w:t>Rasmus Ristolainen: 4</w:t>
-      </w:r>
-    </w:p>
-    <w:p>
-      <w:r>
-        <w:t>• 2022: [21, 3]</w:t>
-      </w:r>
-    </w:p>
-    <w:p>
-      <w:r>
-        <w:t>• 2023: []</w:t>
-      </w:r>
-    </w:p>
-    <w:p>
-      <w:r>
-        <w:t>• 2024: [39, 6, 0]</w:t>
-      </w:r>
-    </w:p>
-    <w:p>
-      <w:r>
-        <w:t>• 2025: []</w:t>
-      </w:r>
-    </w:p>
-    <w:p>
-      <w:r>
-        <w:rPr>
-          <w:b/>
-          <w:color w:val="FF0000"/>
-          <w:sz w:val="26"/>
-        </w:rPr>
-        <w:t>Travis Sanheim: 12</w:t>
+        <w:t>Travis Sanheim: 13</w:t>
       </w:r>
     </w:p>
     <w:p>
@@ -15049,7 +14969,7 @@
         <w:rPr>
           <w:sz w:val="26"/>
         </w:rPr>
-        <w:t>Cale Fleury: 8</w:t>
+        <w:t>Cale Fleury: 9</w:t>
       </w:r>
     </w:p>
     <w:p>
@@ -15070,6 +14990,34 @@
     <w:p>
       <w:r>
         <w:t>• 2025: []</w:t>
+      </w:r>
+    </w:p>
+    <w:p>
+      <w:r>
+        <w:rPr>
+          <w:sz w:val="26"/>
+        </w:rPr>
+        <w:t>Matty Beniers: 1</w:t>
+      </w:r>
+    </w:p>
+    <w:p>
+      <w:r>
+        <w:t>• 2022: [13, 10, 8]</w:t>
+      </w:r>
+    </w:p>
+    <w:p>
+      <w:r>
+        <w:t>• 2023: [9, 9, 7]</w:t>
+      </w:r>
+    </w:p>
+    <w:p>
+      <w:r>
+        <w:t>• 2024: [19, 5, 4]</w:t>
+      </w:r>
+    </w:p>
+    <w:p>
+      <w:r>
+        <w:t>• 2025: [9, 9, 8]</w:t>
       </w:r>
     </w:p>
     <w:p>
@@ -15079,7 +15027,7 @@
           <w:color w:val="FF0000"/>
           <w:sz w:val="26"/>
         </w:rPr>
-        <w:t>Eeli Tolvanen: 5</w:t>
+        <w:t>Eeli Tolvanen: 6</w:t>
       </w:r>
     </w:p>
     <w:p>
@@ -15109,7 +15057,7 @@
           <w:color w:val="FF0000"/>
           <w:sz w:val="26"/>
         </w:rPr>
-        <w:t>Shane Wright: 3</w:t>
+        <w:t>Shane Wright: 4</w:t>
       </w:r>
     </w:p>
     <w:p>
@@ -15139,7 +15087,7 @@
           <w:color w:val="FF0000"/>
           <w:sz w:val="26"/>
         </w:rPr>
-        <w:t>Jared McCann: 5</w:t>
+        <w:t>Jared McCann: 6</w:t>
       </w:r>
     </w:p>
     <w:p>
@@ -15160,6 +15108,34 @@
     <w:p>
       <w:r>
         <w:t>• 2025: [4, 3, 2]</w:t>
+      </w:r>
+    </w:p>
+    <w:p>
+      <w:r>
+        <w:rPr>
+          <w:sz w:val="26"/>
+        </w:rPr>
+        <w:t>Jordan Eberle: 1</w:t>
+      </w:r>
+    </w:p>
+    <w:p>
+      <w:r>
+        <w:t>• 2022: [12, 7, 6]</w:t>
+      </w:r>
+    </w:p>
+    <w:p>
+      <w:r>
+        <w:t>• 2023: [12, 8, 8]</w:t>
+      </w:r>
+    </w:p>
+    <w:p>
+      <w:r>
+        <w:t>• 2024: [16, 3, 2]</w:t>
+      </w:r>
+    </w:p>
+    <w:p>
+      <w:r>
+        <w:t>• 2025: [7, 4, 4]</w:t>
       </w:r>
     </w:p>
     <w:p>
@@ -15197,7 +15173,7 @@
         <w:rPr>
           <w:sz w:val="26"/>
         </w:rPr>
-        <w:t>Adam Larsson: 3</w:t>
+        <w:t>Adam Larsson: 4</w:t>
       </w:r>
     </w:p>
     <w:p>
@@ -15281,11 +15257,39 @@
     <w:p>
       <w:r>
         <w:rPr>
+          <w:sz w:val="26"/>
+        </w:rPr>
+        <w:t>Vince Dunn: 1</w:t>
+      </w:r>
+    </w:p>
+    <w:p>
+      <w:r>
+        <w:t>• 2022: [15, 13, 9]</w:t>
+      </w:r>
+    </w:p>
+    <w:p>
+      <w:r>
+        <w:t>• 2023: [11, 8, 8]</w:t>
+      </w:r>
+    </w:p>
+    <w:p>
+      <w:r>
+        <w:t>• 2024: [10, 8, 5]</w:t>
+      </w:r>
+    </w:p>
+    <w:p>
+      <w:r>
+        <w:t>• 2025: [11, 10, 8]</w:t>
+      </w:r>
+    </w:p>
+    <w:p>
+      <w:r>
+        <w:rPr>
           <w:b/>
           <w:color w:val="FF0000"/>
           <w:sz w:val="26"/>
         </w:rPr>
-        <w:t>Jaden Schwartz: 8</w:t>
+        <w:t>Jaden Schwartz: 9</w:t>
       </w:r>
     </w:p>
     <w:p>
@@ -15313,7 +15317,7 @@
         <w:rPr>
           <w:sz w:val="26"/>
         </w:rPr>
-        <w:t>Brandon Montour: 6</w:t>
+        <w:t>Brandon Montour: 7</w:t>
       </w:r>
     </w:p>
     <w:p>
@@ -15343,7 +15347,7 @@
           <w:color w:val="FF0000"/>
           <w:sz w:val="26"/>
         </w:rPr>
-        <w:t>Frederick Gaudreau: 19</w:t>
+        <w:t>Frederick Gaudreau: 20</w:t>
       </w:r>
     </w:p>
     <w:p>
@@ -15364,6 +15368,34 @@
     <w:p>
       <w:r>
         <w:t>• 2025: [8, 4, 0]</w:t>
+      </w:r>
+    </w:p>
+    <w:p>
+      <w:r>
+        <w:rPr>
+          <w:sz w:val="26"/>
+        </w:rPr>
+        <w:t>Chandler Stephenson: 1</w:t>
+      </w:r>
+    </w:p>
+    <w:p>
+      <w:r>
+        <w:t>• 2022: [16, 12, 10]</w:t>
+      </w:r>
+    </w:p>
+    <w:p>
+      <w:r>
+        <w:t>• 2023: [20, 10, 6]</w:t>
+      </w:r>
+    </w:p>
+    <w:p>
+      <w:r>
+        <w:t>• 2024: [17, 8, 8]</w:t>
+      </w:r>
+    </w:p>
+    <w:p>
+      <w:r>
+        <w:t>• 2025: [11, 11, 6]</w:t>
       </w:r>
     </w:p>
     <w:p>
@@ -15373,12 +15405,40 @@
           <w:color w:val="FF0000"/>
           <w:sz w:val="26"/>
         </w:rPr>
-        <w:t>Ben Meyers: 4</w:t>
-      </w:r>
-    </w:p>
-    <w:p>
-      <w:r>
-        <w:t>• 2022: [31, 2]</w:t>
+        <w:t>Jamie Oleksiak: 22</w:t>
+      </w:r>
+    </w:p>
+    <w:p>
+      <w:r>
+        <w:t>• 2022: [22, 10, 3]</w:t>
+      </w:r>
+    </w:p>
+    <w:p>
+      <w:r>
+        <w:t>• 2023: [8]</w:t>
+      </w:r>
+    </w:p>
+    <w:p>
+      <w:r>
+        <w:t>• 2024: [26, 7, 2]</w:t>
+      </w:r>
+    </w:p>
+    <w:p>
+      <w:r>
+        <w:t>• 2025: [23, 8]</w:t>
+      </w:r>
+    </w:p>
+    <w:p>
+      <w:r>
+        <w:rPr>
+          <w:sz w:val="26"/>
+        </w:rPr>
+        <w:t>Berkly Catton: 6</w:t>
+      </w:r>
+    </w:p>
+    <w:p>
+      <w:r>
+        <w:t>• 2022: []</w:t>
       </w:r>
     </w:p>
     <w:p>
@@ -15393,7 +15453,35 @@
     </w:p>
     <w:p>
       <w:r>
-        <w:t>• 2025: [6, 5, 3]</w:t>
+        <w:t>• 2025: [6, 1, 0]</w:t>
+      </w:r>
+    </w:p>
+    <w:p>
+      <w:r>
+        <w:rPr>
+          <w:sz w:val="26"/>
+        </w:rPr>
+        <w:t>Oscar Fisker Molgaard: 3</w:t>
+      </w:r>
+    </w:p>
+    <w:p>
+      <w:r>
+        <w:t>• 2022: []</w:t>
+      </w:r>
+    </w:p>
+    <w:p>
+      <w:r>
+        <w:t>• 2023: []</w:t>
+      </w:r>
+    </w:p>
+    <w:p>
+      <w:r>
+        <w:t>• 2024: []</w:t>
+      </w:r>
+    </w:p>
+    <w:p>
+      <w:r>
+        <w:t>• 2025: []</w:t>
       </w:r>
     </w:p>
     <w:p>
@@ -15403,35 +15491,7 @@
           <w:color w:val="FF0000"/>
           <w:sz w:val="26"/>
         </w:rPr>
-        <w:t>Jamie Oleksiak: 21</w:t>
-      </w:r>
-    </w:p>
-    <w:p>
-      <w:r>
-        <w:t>• 2022: [22, 10, 3]</w:t>
-      </w:r>
-    </w:p>
-    <w:p>
-      <w:r>
-        <w:t>• 2023: [8]</w:t>
-      </w:r>
-    </w:p>
-    <w:p>
-      <w:r>
-        <w:t>• 2024: [26, 7, 2]</w:t>
-      </w:r>
-    </w:p>
-    <w:p>
-      <w:r>
-        <w:t>• 2025: [23, 8]</w:t>
-      </w:r>
-    </w:p>
-    <w:p>
-      <w:r>
-        <w:rPr>
-          <w:sz w:val="26"/>
-        </w:rPr>
-        <w:t>Berkly Catton: 5</w:t>
+        <w:t>Jani Nyman: 8</w:t>
       </w:r>
     </w:p>
     <w:p>
@@ -15446,68 +15506,40 @@
     </w:p>
     <w:p>
       <w:r>
+        <w:t>• 2024: [4, 1]</w:t>
+      </w:r>
+    </w:p>
+    <w:p>
+      <w:r>
+        <w:t>• 2025: [9, 1, 0]</w:t>
+      </w:r>
+    </w:p>
+    <w:p>
+      <w:r>
+        <w:rPr>
+          <w:sz w:val="26"/>
+        </w:rPr>
+        <w:t>Jacob Melanson: 14</w:t>
+      </w:r>
+    </w:p>
+    <w:p>
+      <w:r>
+        <w:t>• 2022: []</w:t>
+      </w:r>
+    </w:p>
+    <w:p>
+      <w:r>
+        <w:t>• 2023: []</w:t>
+      </w:r>
+    </w:p>
+    <w:p>
+      <w:r>
         <w:t>• 2024: []</w:t>
       </w:r>
     </w:p>
     <w:p>
       <w:r>
-        <w:t>• 2025: [6, 1, 0]</w:t>
-      </w:r>
-    </w:p>
-    <w:p>
-      <w:r>
-        <w:rPr>
-          <w:sz w:val="26"/>
-        </w:rPr>
-        <w:t>Oscar Fisker Molgaard: 3</w:t>
-      </w:r>
-    </w:p>
-    <w:p>
-      <w:r>
-        <w:t>• 2022: []</w:t>
-      </w:r>
-    </w:p>
-    <w:p>
-      <w:r>
-        <w:t>• 2023: []</w:t>
-      </w:r>
-    </w:p>
-    <w:p>
-      <w:r>
-        <w:t>• 2024: []</w:t>
-      </w:r>
-    </w:p>
-    <w:p>
-      <w:r>
         <w:t>• 2025: []</w:t>
-      </w:r>
-    </w:p>
-    <w:p>
-      <w:r>
-        <w:rPr>
-          <w:sz w:val="26"/>
-        </w:rPr>
-        <w:t>Kaapo Kakko: 1</w:t>
-      </w:r>
-    </w:p>
-    <w:p>
-      <w:r>
-        <w:t>• 2022: [16, 11, 8]</w:t>
-      </w:r>
-    </w:p>
-    <w:p>
-      <w:r>
-        <w:t>• 2023: [10, 6, 5]</w:t>
-      </w:r>
-    </w:p>
-    <w:p>
-      <w:r>
-        <w:t>• 2024: [9, 8, 8]</w:t>
-      </w:r>
-    </w:p>
-    <w:p>
-      <w:r>
-        <w:t>• 2025: [8, 8, 7]</w:t>
       </w:r>
     </w:p>
     <w:p>
@@ -15517,65 +15549,7 @@
           <w:color w:val="FF0000"/>
           <w:sz w:val="26"/>
         </w:rPr>
-        <w:t>Jani Nyman: 8</w:t>
-      </w:r>
-    </w:p>
-    <w:p>
-      <w:r>
-        <w:t>• 2022: []</w:t>
-      </w:r>
-    </w:p>
-    <w:p>
-      <w:r>
-        <w:t>• 2023: []</w:t>
-      </w:r>
-    </w:p>
-    <w:p>
-      <w:r>
-        <w:t>• 2024: [4, 1]</w:t>
-      </w:r>
-    </w:p>
-    <w:p>
-      <w:r>
-        <w:t>• 2025: [9, 1, 0]</w:t>
-      </w:r>
-    </w:p>
-    <w:p>
-      <w:r>
-        <w:rPr>
-          <w:sz w:val="26"/>
-        </w:rPr>
-        <w:t>Jacob Melanson: 13</w:t>
-      </w:r>
-    </w:p>
-    <w:p>
-      <w:r>
-        <w:t>• 2022: []</w:t>
-      </w:r>
-    </w:p>
-    <w:p>
-      <w:r>
-        <w:t>• 2023: []</w:t>
-      </w:r>
-    </w:p>
-    <w:p>
-      <w:r>
-        <w:t>• 2024: []</w:t>
-      </w:r>
-    </w:p>
-    <w:p>
-      <w:r>
-        <w:t>• 2025: []</w:t>
-      </w:r>
-    </w:p>
-    <w:p>
-      <w:r>
-        <w:rPr>
-          <w:b/>
-          <w:color w:val="FF0000"/>
-          <w:sz w:val="26"/>
-        </w:rPr>
-        <w:t>Ryker Evans: 2</w:t>
+        <w:t>Ryker Evans: 3</w:t>
       </w:r>
     </w:p>
     <w:p>
@@ -17849,7 +17823,7 @@
           <w:color w:val="FF0000"/>
           <w:sz w:val="26"/>
         </w:rPr>
-        <w:t>Simon Benoit: 70</w:t>
+        <w:t>Simon Benoit: 71</w:t>
       </w:r>
     </w:p>
     <w:p>
@@ -17877,7 +17851,7 @@
         <w:rPr>
           <w:sz w:val="26"/>
         </w:rPr>
-        <w:t>Bobby McMann: 3</w:t>
+        <w:t>Bobby McMann: 4</w:t>
       </w:r>
     </w:p>
     <w:p>
@@ -17937,7 +17911,7 @@
           <w:color w:val="FF0000"/>
           <w:sz w:val="26"/>
         </w:rPr>
-        <w:t>Brandon Carlo: 116</w:t>
+        <w:t>Brandon Carlo: 117</w:t>
       </w:r>
     </w:p>
     <w:p>
@@ -17965,7 +17939,7 @@
         <w:rPr>
           <w:sz w:val="26"/>
         </w:rPr>
-        <w:t>John Tavares: 1</w:t>
+        <w:t>John Tavares: 2</w:t>
       </w:r>
     </w:p>
     <w:p>
@@ -18025,7 +17999,7 @@
           <w:color w:val="FF0000"/>
           <w:sz w:val="26"/>
         </w:rPr>
-        <w:t>Max Domi: 5</w:t>
+        <w:t>Max Domi: 6</w:t>
       </w:r>
     </w:p>
     <w:p>
@@ -18083,7 +18057,7 @@
         <w:rPr>
           <w:sz w:val="26"/>
         </w:rPr>
-        <w:t>Matthew Knies: 2</w:t>
+        <w:t>Matthew Knies: 3</w:t>
       </w:r>
     </w:p>
     <w:p>
@@ -18113,111 +18087,27 @@
           <w:color w:val="FF0000"/>
           <w:sz w:val="26"/>
         </w:rPr>
-        <w:t>Nicolas Roy: 5</w:t>
-      </w:r>
-    </w:p>
-    <w:p>
-      <w:r>
-        <w:t>• 2022: [17, 5, 5]</w:t>
-      </w:r>
-    </w:p>
-    <w:p>
-      <w:r>
-        <w:t>• 2023: [16, 12, 7]</w:t>
-      </w:r>
-    </w:p>
-    <w:p>
-      <w:r>
-        <w:t>• 2024: [15, 11, 7]</w:t>
-      </w:r>
-    </w:p>
-    <w:p>
-      <w:r>
-        <w:t>• 2025: [19, 15, 8]</w:t>
-      </w:r>
-    </w:p>
-    <w:p>
-      <w:r>
-        <w:rPr>
-          <w:sz w:val="26"/>
-        </w:rPr>
-        <w:t>Chris Tanev: 11</w:t>
-      </w:r>
-    </w:p>
-    <w:p>
-      <w:r>
-        <w:t>• 2022: []</w:t>
-      </w:r>
-    </w:p>
-    <w:p>
-      <w:r>
-        <w:t>• 2023: [34]</w:t>
-      </w:r>
-    </w:p>
-    <w:p>
-      <w:r>
-        <w:t>• 2024: [32, 18]</w:t>
-      </w:r>
-    </w:p>
-    <w:p>
-      <w:r>
-        <w:t>• 2025: []</w:t>
-      </w:r>
-    </w:p>
-    <w:p>
-      <w:r>
-        <w:rPr>
-          <w:sz w:val="26"/>
-        </w:rPr>
-        <w:t>Henry Thrun: 7</w:t>
-      </w:r>
-    </w:p>
-    <w:p>
-      <w:r>
-        <w:t>• 2022: []</w:t>
-      </w:r>
-    </w:p>
-    <w:p>
-      <w:r>
-        <w:t>• 2023: [18, 10]</w:t>
-      </w:r>
-    </w:p>
-    <w:p>
-      <w:r>
-        <w:t>• 2024: [14]</w:t>
-      </w:r>
-    </w:p>
-    <w:p>
-      <w:r>
-        <w:t>• 2025: []</w:t>
-      </w:r>
-    </w:p>
-    <w:p>
-      <w:r>
-        <w:rPr>
-          <w:sz w:val="26"/>
-        </w:rPr>
-        <w:t>Jacob Quillan: 5</w:t>
-      </w:r>
-    </w:p>
-    <w:p>
-      <w:r>
-        <w:t>• 2022: []</w:t>
-      </w:r>
-    </w:p>
-    <w:p>
-      <w:r>
-        <w:t>• 2023: []</w:t>
-      </w:r>
-    </w:p>
-    <w:p>
-      <w:r>
-        <w:t>• 2024: []</w:t>
-      </w:r>
-    </w:p>
-    <w:p>
-      <w:r>
-        <w:t>• 2025: []</w:t>
+        <w:t>Morgan Rielly: 1</w:t>
+      </w:r>
+    </w:p>
+    <w:p>
+      <w:r>
+        <w:t>• 2022: [12, 2, 0]</w:t>
+      </w:r>
+    </w:p>
+    <w:p>
+      <w:r>
+        <w:t>• 2023: [12, 9, 7]</w:t>
+      </w:r>
+    </w:p>
+    <w:p>
+      <w:r>
+        <w:t>• 2024: [26, 13, 4]</w:t>
+      </w:r>
+    </w:p>
+    <w:p>
+      <w:r>
+        <w:t>• 2025: [17, 11, 6]</w:t>
       </w:r>
     </w:p>
     <w:p>
@@ -18227,27 +18117,111 @@
           <w:color w:val="FF0000"/>
           <w:sz w:val="26"/>
         </w:rPr>
-        <w:t>Matias Maccelli: 3</w:t>
-      </w:r>
-    </w:p>
-    <w:p>
-      <w:r>
-        <w:t>• 2022: [11, 8, 6]</w:t>
-      </w:r>
-    </w:p>
-    <w:p>
-      <w:r>
-        <w:t>• 2023: [11, 11, 9]</w:t>
-      </w:r>
-    </w:p>
-    <w:p>
-      <w:r>
-        <w:t>• 2024: [23, 4, 3]</w:t>
-      </w:r>
-    </w:p>
-    <w:p>
-      <w:r>
-        <w:t>• 2025: [11, 10, 3]</w:t>
+        <w:t>Nicolas Roy: 6</w:t>
+      </w:r>
+    </w:p>
+    <w:p>
+      <w:r>
+        <w:t>• 2022: [17, 5, 5]</w:t>
+      </w:r>
+    </w:p>
+    <w:p>
+      <w:r>
+        <w:t>• 2023: [16, 12, 7]</w:t>
+      </w:r>
+    </w:p>
+    <w:p>
+      <w:r>
+        <w:t>• 2024: [15, 11, 7]</w:t>
+      </w:r>
+    </w:p>
+    <w:p>
+      <w:r>
+        <w:t>• 2025: [19, 15, 8]</w:t>
+      </w:r>
+    </w:p>
+    <w:p>
+      <w:r>
+        <w:rPr>
+          <w:sz w:val="26"/>
+        </w:rPr>
+        <w:t>Chris Tanev: 11</w:t>
+      </w:r>
+    </w:p>
+    <w:p>
+      <w:r>
+        <w:t>• 2022: []</w:t>
+      </w:r>
+    </w:p>
+    <w:p>
+      <w:r>
+        <w:t>• 2023: [34]</w:t>
+      </w:r>
+    </w:p>
+    <w:p>
+      <w:r>
+        <w:t>• 2024: [32, 18]</w:t>
+      </w:r>
+    </w:p>
+    <w:p>
+      <w:r>
+        <w:t>• 2025: []</w:t>
+      </w:r>
+    </w:p>
+    <w:p>
+      <w:r>
+        <w:rPr>
+          <w:sz w:val="26"/>
+        </w:rPr>
+        <w:t>Henry Thrun: 7</w:t>
+      </w:r>
+    </w:p>
+    <w:p>
+      <w:r>
+        <w:t>• 2022: []</w:t>
+      </w:r>
+    </w:p>
+    <w:p>
+      <w:r>
+        <w:t>• 2023: [18, 10]</w:t>
+      </w:r>
+    </w:p>
+    <w:p>
+      <w:r>
+        <w:t>• 2024: [14]</w:t>
+      </w:r>
+    </w:p>
+    <w:p>
+      <w:r>
+        <w:t>• 2025: []</w:t>
+      </w:r>
+    </w:p>
+    <w:p>
+      <w:r>
+        <w:rPr>
+          <w:sz w:val="26"/>
+        </w:rPr>
+        <w:t>Jacob Quillan: 5</w:t>
+      </w:r>
+    </w:p>
+    <w:p>
+      <w:r>
+        <w:t>• 2022: []</w:t>
+      </w:r>
+    </w:p>
+    <w:p>
+      <w:r>
+        <w:t>• 2023: []</w:t>
+      </w:r>
+    </w:p>
+    <w:p>
+      <w:r>
+        <w:t>• 2024: []</w:t>
+      </w:r>
+    </w:p>
+    <w:p>
+      <w:r>
+        <w:t>• 2025: []</w:t>
       </w:r>
     </w:p>
     <w:p>
@@ -18257,27 +18231,27 @@
           <w:color w:val="FF0000"/>
           <w:sz w:val="26"/>
         </w:rPr>
-        <w:t>Dakota Joshua: 8</w:t>
-      </w:r>
-    </w:p>
-    <w:p>
-      <w:r>
-        <w:t>• 2022: [19, 13, 7]</w:t>
-      </w:r>
-    </w:p>
-    <w:p>
-      <w:r>
-        <w:t>• 2023: [12, 8, 5]</w:t>
-      </w:r>
-    </w:p>
-    <w:p>
-      <w:r>
-        <w:t>• 2024: [11, 9, 5]</w:t>
-      </w:r>
-    </w:p>
-    <w:p>
-      <w:r>
-        <w:t>• 2025: [14, 3, 0]</w:t>
+        <w:t>Matias Maccelli: 4</w:t>
+      </w:r>
+    </w:p>
+    <w:p>
+      <w:r>
+        <w:t>• 2022: [11, 8, 6]</w:t>
+      </w:r>
+    </w:p>
+    <w:p>
+      <w:r>
+        <w:t>• 2023: [11, 11, 9]</w:t>
+      </w:r>
+    </w:p>
+    <w:p>
+      <w:r>
+        <w:t>• 2024: [23, 4, 3]</w:t>
+      </w:r>
+    </w:p>
+    <w:p>
+      <w:r>
+        <w:t>• 2025: [11, 10, 3]</w:t>
       </w:r>
     </w:p>
     <w:p>
@@ -18287,7 +18261,7 @@
           <w:color w:val="FF0000"/>
           <w:sz w:val="26"/>
         </w:rPr>
-        <w:t>Scott Laughton: 9</w:t>
+        <w:t>Scott Laughton: 10</w:t>
       </w:r>
     </w:p>
     <w:p>
@@ -18317,7 +18291,7 @@
           <w:color w:val="FF0000"/>
           <w:sz w:val="26"/>
         </w:rPr>
-        <w:t>Auston Matthews: 7</w:t>
+        <w:t>Auston Matthews: 8</w:t>
       </w:r>
     </w:p>
     <w:p>
@@ -18347,7 +18321,7 @@
           <w:color w:val="FF0000"/>
           <w:sz w:val="26"/>
         </w:rPr>
-        <w:t>Philippe Myers: 27</w:t>
+        <w:t>Philippe Myers: 28</w:t>
       </w:r>
     </w:p>
     <w:p>
@@ -18377,7 +18351,7 @@
           <w:color w:val="FF0000"/>
           <w:sz w:val="26"/>
         </w:rPr>
-        <w:t>Jake McCabe: 38</w:t>
+        <w:t>Jake McCabe: 39</w:t>
       </w:r>
     </w:p>
     <w:p>
@@ -18433,7 +18407,7 @@
         <w:rPr>
           <w:sz w:val="26"/>
         </w:rPr>
-        <w:t>Easton Cowan: 10</w:t>
+        <w:t>Easton Cowan: 11</w:t>
       </w:r>
     </w:p>
     <w:p>
@@ -18493,7 +18467,7 @@
           <w:color w:val="FF0000"/>
           <w:sz w:val="26"/>
         </w:rPr>
-        <w:t>Oliver Ekman-Larsson: 12</w:t>
+        <w:t>Oliver Ekman-Larsson: 13</w:t>
       </w:r>
     </w:p>
     <w:p>
@@ -18523,7 +18497,7 @@
           <w:color w:val="FF0000"/>
           <w:sz w:val="26"/>
         </w:rPr>
-        <w:t>Steven Lorentz: 23</w:t>
+        <w:t>Steven Lorentz: 24</w:t>
       </w:r>
     </w:p>
     <w:p>
@@ -19299,7 +19273,7 @@
           <w:color w:val="FF0000"/>
           <w:sz w:val="26"/>
         </w:rPr>
-        <w:t>Linus Karlsson: 8</w:t>
+        <w:t>Linus Karlsson: 9</w:t>
       </w:r>
     </w:p>
     <w:p>
@@ -19357,7 +19331,7 @@
           <w:color w:val="FF0000"/>
           <w:sz w:val="26"/>
         </w:rPr>
-        <w:t>Conor Garland: 21</w:t>
+        <w:t>Conor Garland: 22</w:t>
       </w:r>
     </w:p>
     <w:p>
@@ -19387,7 +19361,7 @@
           <w:color w:val="FF0000"/>
           <w:sz w:val="26"/>
         </w:rPr>
-        <w:t>Filip Hronek: 6</w:t>
+        <w:t>Filip Hronek: 7</w:t>
       </w:r>
     </w:p>
     <w:p>
@@ -19445,7 +19419,7 @@
         <w:rPr>
           <w:sz w:val="26"/>
         </w:rPr>
-        <w:t>Elias Pettersson: 2</w:t>
+        <w:t>Elias Pettersson: 3</w:t>
       </w:r>
     </w:p>
     <w:p>
@@ -19475,7 +19449,7 @@
           <w:color w:val="FF0000"/>
           <w:sz w:val="26"/>
         </w:rPr>
-        <w:t>Nils Hoglander: 23</w:t>
+        <w:t>Nils Hoglander: 24</w:t>
       </w:r>
     </w:p>
     <w:p>
@@ -19533,7 +19507,7 @@
           <w:color w:val="FF0000"/>
           <w:sz w:val="26"/>
         </w:rPr>
-        <w:t>Marcus Pettersson: 39</w:t>
+        <w:t>Marcus Pettersson: 40</w:t>
       </w:r>
     </w:p>
     <w:p>
@@ -19561,7 +19535,7 @@
         <w:rPr>
           <w:sz w:val="26"/>
         </w:rPr>
-        <w:t>P.O Joseph: 2</w:t>
+        <w:t>P.O Joseph: 3</w:t>
       </w:r>
     </w:p>
     <w:p>
@@ -19589,7 +19563,7 @@
         <w:rPr>
           <w:sz w:val="26"/>
         </w:rPr>
-        <w:t>Brock Boeser: 3</w:t>
+        <w:t>Brock Boeser: 4</w:t>
       </w:r>
     </w:p>
     <w:p>
@@ -19703,6 +19677,34 @@
     <w:p>
       <w:r>
         <w:rPr>
+          <w:sz w:val="26"/>
+        </w:rPr>
+        <w:t>Liam Ohgren: 1</w:t>
+      </w:r>
+    </w:p>
+    <w:p>
+      <w:r>
+        <w:t>• 2022: []</w:t>
+      </w:r>
+    </w:p>
+    <w:p>
+      <w:r>
+        <w:t>• 2023: []</w:t>
+      </w:r>
+    </w:p>
+    <w:p>
+      <w:r>
+        <w:t>• 2024: [8]</w:t>
+      </w:r>
+    </w:p>
+    <w:p>
+      <w:r>
+        <w:t>• 2025: [13, 6, 2]</w:t>
+      </w:r>
+    </w:p>
+    <w:p>
+      <w:r>
+        <w:rPr>
           <w:b/>
           <w:color w:val="FF0000"/>
           <w:sz w:val="26"/>
@@ -19735,7 +19737,7 @@
         <w:rPr>
           <w:sz w:val="26"/>
         </w:rPr>
-        <w:t>Zeev Buium: 3</w:t>
+        <w:t>Zeev Buium: 4</w:t>
       </w:r>
     </w:p>
     <w:p>
@@ -19756,34 +19758,6 @@
     <w:p>
       <w:r>
         <w:t>• 2025: [17, 17, 7]</w:t>
-      </w:r>
-    </w:p>
-    <w:p>
-      <w:r>
-        <w:rPr>
-          <w:sz w:val="26"/>
-        </w:rPr>
-        <w:t>Evander Kane: 1</w:t>
-      </w:r>
-    </w:p>
-    <w:p>
-      <w:r>
-        <w:t>• 2022: [7, 5, 4]</w:t>
-      </w:r>
-    </w:p>
-    <w:p>
-      <w:r>
-        <w:t>• 2023: [21, 8, 5]</w:t>
-      </w:r>
-    </w:p>
-    <w:p>
-      <w:r>
-        <w:t>• 2024: []</w:t>
-      </w:r>
-    </w:p>
-    <w:p>
-      <w:r>
-        <w:t>• 2025: [11, 8, 7]</w:t>
       </w:r>
     </w:p>
     <w:p>
@@ -19793,7 +19767,7 @@
           <w:color w:val="FF0000"/>
           <w:sz w:val="26"/>
         </w:rPr>
-        <w:t>David Kampf: 18</w:t>
+        <w:t>David Kampf: 19</w:t>
       </w:r>
     </w:p>
     <w:p>
@@ -19909,7 +19883,7 @@
           <w:color w:val="FF0000"/>
           <w:sz w:val="26"/>
         </w:rPr>
-        <w:t>Teddy Blueger: 3</w:t>
+        <w:t>Teddy Blueger: 4</w:t>
       </w:r>
     </w:p>
     <w:p>
@@ -19939,7 +19913,7 @@
           <w:color w:val="FF0000"/>
           <w:sz w:val="26"/>
         </w:rPr>
-        <w:t>Jake DeBrusk: 7</w:t>
+        <w:t>Jake DeBrusk: 8</w:t>
       </w:r>
     </w:p>
     <w:p>
@@ -19967,7 +19941,7 @@
         <w:rPr>
           <w:sz w:val="26"/>
         </w:rPr>
-        <w:t>Drew O'Connor: 1</w:t>
+        <w:t>Drew O'Connor: 2</w:t>
       </w:r>
     </w:p>
     <w:p>
@@ -19995,7 +19969,7 @@
         <w:rPr>
           <w:sz w:val="26"/>
         </w:rPr>
-        <w:t>Marco Rossi: 4</w:t>
+        <w:t>Marco Rossi: 5</w:t>
       </w:r>
     </w:p>
     <w:p>
@@ -20111,7 +20085,7 @@
         <w:rPr>
           <w:sz w:val="26"/>
         </w:rPr>
-        <w:t>Tom Willander: 4</w:t>
+        <w:t>Tom Willander: 5</w:t>
       </w:r>
     </w:p>
     <w:p>

--- a/reports/game_without_goal.docx
+++ b/reports/game_without_goal.docx
@@ -23,7 +23,7 @@
         <w:rPr>
           <w:sz w:val="26"/>
         </w:rPr>
-        <w:t>Leo Carlsson: 2</w:t>
+        <w:t>Leo Carlsson: 3</w:t>
       </w:r>
     </w:p>
     <w:p>
@@ -44,62 +44,6 @@
     <w:p>
       <w:r>
         <w:t>• 2025: [12, 6, 2]</w:t>
-      </w:r>
-    </w:p>
-    <w:p>
-      <w:r>
-        <w:rPr>
-          <w:sz w:val="26"/>
-        </w:rPr>
-        <w:t>Olen Zellweger: 3</w:t>
-      </w:r>
-    </w:p>
-    <w:p>
-      <w:r>
-        <w:t>• 2022: []</w:t>
-      </w:r>
-    </w:p>
-    <w:p>
-      <w:r>
-        <w:t>• 2023: [4]</w:t>
-      </w:r>
-    </w:p>
-    <w:p>
-      <w:r>
-        <w:t>• 2024: [26, 10, 4]</w:t>
-      </w:r>
-    </w:p>
-    <w:p>
-      <w:r>
-        <w:t>• 2025: [18, 11, 5]</w:t>
-      </w:r>
-    </w:p>
-    <w:p>
-      <w:r>
-        <w:rPr>
-          <w:sz w:val="26"/>
-        </w:rPr>
-        <w:t>Ross Johnston: 4</w:t>
-      </w:r>
-    </w:p>
-    <w:p>
-      <w:r>
-        <w:t>• 2022: []</w:t>
-      </w:r>
-    </w:p>
-    <w:p>
-      <w:r>
-        <w:t>• 2023: []</w:t>
-      </w:r>
-    </w:p>
-    <w:p>
-      <w:r>
-        <w:t>• 2024: []</w:t>
-      </w:r>
-    </w:p>
-    <w:p>
-      <w:r>
-        <w:t>• 2025: [26, 21]</w:t>
       </w:r>
     </w:p>
     <w:p>
@@ -109,27 +53,55 @@
           <w:color w:val="FF0000"/>
           <w:sz w:val="26"/>
         </w:rPr>
-        <w:t>Alex Killorn: 3</w:t>
-      </w:r>
-    </w:p>
-    <w:p>
-      <w:r>
-        <w:t>• 2022: [16, 7, 3]</w:t>
-      </w:r>
-    </w:p>
-    <w:p>
-      <w:r>
-        <w:t>• 2023: [12, 5, 3]</w:t>
-      </w:r>
-    </w:p>
-    <w:p>
-      <w:r>
-        <w:t>• 2024: [8, 8, 7]</w:t>
-      </w:r>
-    </w:p>
-    <w:p>
-      <w:r>
-        <w:t>• 2025: [26, 12, 5]</w:t>
+        <w:t>Olen Zellweger: 4</w:t>
+      </w:r>
+    </w:p>
+    <w:p>
+      <w:r>
+        <w:t>• 2022: []</w:t>
+      </w:r>
+    </w:p>
+    <w:p>
+      <w:r>
+        <w:t>• 2023: [4]</w:t>
+      </w:r>
+    </w:p>
+    <w:p>
+      <w:r>
+        <w:t>• 2024: [26, 10, 4]</w:t>
+      </w:r>
+    </w:p>
+    <w:p>
+      <w:r>
+        <w:t>• 2025: [18, 11, 5]</w:t>
+      </w:r>
+    </w:p>
+    <w:p>
+      <w:r>
+        <w:rPr>
+          <w:sz w:val="26"/>
+        </w:rPr>
+        <w:t>Ross Johnston: 5</w:t>
+      </w:r>
+    </w:p>
+    <w:p>
+      <w:r>
+        <w:t>• 2022: []</w:t>
+      </w:r>
+    </w:p>
+    <w:p>
+      <w:r>
+        <w:t>• 2023: []</w:t>
+      </w:r>
+    </w:p>
+    <w:p>
+      <w:r>
+        <w:t>• 2024: []</w:t>
+      </w:r>
+    </w:p>
+    <w:p>
+      <w:r>
+        <w:t>• 2025: [26, 21]</w:t>
       </w:r>
     </w:p>
     <w:p>
@@ -139,55 +111,27 @@
           <w:color w:val="FF0000"/>
           <w:sz w:val="26"/>
         </w:rPr>
-        <w:t>Nikita Nesterenko: 19</w:t>
-      </w:r>
-    </w:p>
-    <w:p>
-      <w:r>
-        <w:t>• 2022: []</w:t>
-      </w:r>
-    </w:p>
-    <w:p>
-      <w:r>
-        <w:t>• 2023: []</w:t>
-      </w:r>
-    </w:p>
-    <w:p>
-      <w:r>
-        <w:t>• 2024: [5, 1, 0]</w:t>
-      </w:r>
-    </w:p>
-    <w:p>
-      <w:r>
-        <w:t>• 2025: []</w:t>
-      </w:r>
-    </w:p>
-    <w:p>
-      <w:r>
-        <w:rPr>
-          <w:sz w:val="26"/>
-        </w:rPr>
-        <w:t>Ryan Poehling: 2</w:t>
-      </w:r>
-    </w:p>
-    <w:p>
-      <w:r>
-        <w:t>• 2022: [13, 12, 8]</w:t>
-      </w:r>
-    </w:p>
-    <w:p>
-      <w:r>
-        <w:t>• 2023: [12, 10, 10]</w:t>
-      </w:r>
-    </w:p>
-    <w:p>
-      <w:r>
-        <w:t>• 2024: [12, 11, 5]</w:t>
-      </w:r>
-    </w:p>
-    <w:p>
-      <w:r>
-        <w:t>• 2025: [19, 8, 6]</w:t>
+        <w:t>Alex Killorn: 4</w:t>
+      </w:r>
+    </w:p>
+    <w:p>
+      <w:r>
+        <w:t>• 2022: [16, 7, 3]</w:t>
+      </w:r>
+    </w:p>
+    <w:p>
+      <w:r>
+        <w:t>• 2023: [12, 5, 3]</w:t>
+      </w:r>
+    </w:p>
+    <w:p>
+      <w:r>
+        <w:t>• 2024: [8, 8, 7]</w:t>
+      </w:r>
+    </w:p>
+    <w:p>
+      <w:r>
+        <w:t>• 2025: [26, 12, 5]</w:t>
       </w:r>
     </w:p>
     <w:p>
@@ -197,12 +141,12 @@
           <w:color w:val="FF0000"/>
           <w:sz w:val="26"/>
         </w:rPr>
-        <w:t>Jansen Harkins: 17</w:t>
-      </w:r>
-    </w:p>
-    <w:p>
-      <w:r>
-        <w:t>• 2022: [10, 0]</w:t>
+        <w:t>Nikita Nesterenko: 19</w:t>
+      </w:r>
+    </w:p>
+    <w:p>
+      <w:r>
+        <w:t>• 2022: []</w:t>
       </w:r>
     </w:p>
     <w:p>
@@ -212,12 +156,12 @@
     </w:p>
     <w:p>
       <w:r>
-        <w:t>• 2024: [5]</w:t>
-      </w:r>
-    </w:p>
-    <w:p>
-      <w:r>
-        <w:t>• 2025: [7, 6]</w:t>
+        <w:t>• 2024: [5, 1, 0]</w:t>
+      </w:r>
+    </w:p>
+    <w:p>
+      <w:r>
+        <w:t>• 2025: []</w:t>
       </w:r>
     </w:p>
     <w:p>
@@ -227,35 +171,35 @@
           <w:color w:val="FF0000"/>
           <w:sz w:val="26"/>
         </w:rPr>
-        <w:t>Frank Vatrano: 9</w:t>
-      </w:r>
-    </w:p>
-    <w:p>
-      <w:r>
-        <w:t>• 2022: [20, 11, 9]</w:t>
-      </w:r>
-    </w:p>
-    <w:p>
-      <w:r>
-        <w:t>• 2023: [9, 9, 7]</w:t>
-      </w:r>
-    </w:p>
-    <w:p>
-      <w:r>
-        <w:t>• 2024: [13, 8, 7]</w:t>
-      </w:r>
-    </w:p>
-    <w:p>
-      <w:r>
-        <w:t>• 2025: [14, 2]</w:t>
-      </w:r>
-    </w:p>
-    <w:p>
-      <w:r>
-        <w:rPr>
-          <w:sz w:val="26"/>
-        </w:rPr>
-        <w:t>Chris Kreider: 2</w:t>
+        <w:t>Jansen Harkins: 17</w:t>
+      </w:r>
+    </w:p>
+    <w:p>
+      <w:r>
+        <w:t>• 2022: [10, 0]</w:t>
+      </w:r>
+    </w:p>
+    <w:p>
+      <w:r>
+        <w:t>• 2023: []</w:t>
+      </w:r>
+    </w:p>
+    <w:p>
+      <w:r>
+        <w:t>• 2024: [5]</w:t>
+      </w:r>
+    </w:p>
+    <w:p>
+      <w:r>
+        <w:t>• 2025: [7, 6]</w:t>
+      </w:r>
+    </w:p>
+    <w:p>
+      <w:r>
+        <w:rPr>
+          <w:sz w:val="26"/>
+        </w:rPr>
+        <w:t>Chris Kreider: 3</w:t>
       </w:r>
     </w:p>
     <w:p>
@@ -283,7 +227,7 @@
         <w:rPr>
           <w:sz w:val="26"/>
         </w:rPr>
-        <w:t>Jacob Trouba: 2</w:t>
+        <w:t>Jacob Trouba: 3</w:t>
       </w:r>
     </w:p>
     <w:p>
@@ -311,7 +255,7 @@
         <w:rPr>
           <w:sz w:val="26"/>
         </w:rPr>
-        <w:t>Jeffrey Viel: 10</w:t>
+        <w:t>Jeffrey Viel: 11</w:t>
       </w:r>
     </w:p>
     <w:p>
@@ -371,7 +315,7 @@
           <w:color w:val="FF0000"/>
           <w:sz w:val="26"/>
         </w:rPr>
-        <w:t>Radko Gudas: 38</w:t>
+        <w:t>Radko Gudas: 39</w:t>
       </w:r>
     </w:p>
     <w:p>
@@ -399,7 +343,7 @@
         <w:rPr>
           <w:sz w:val="26"/>
         </w:rPr>
-        <w:t>Tim Washe: 13</w:t>
+        <w:t>Tim Washe: 14</w:t>
       </w:r>
     </w:p>
     <w:p>
@@ -420,62 +364,6 @@
     <w:p>
       <w:r>
         <w:t>• 2025: []</w:t>
-      </w:r>
-    </w:p>
-    <w:p>
-      <w:r>
-        <w:rPr>
-          <w:sz w:val="26"/>
-        </w:rPr>
-        <w:t>Ryan Strome: 6</w:t>
-      </w:r>
-    </w:p>
-    <w:p>
-      <w:r>
-        <w:t>• 2022: [17, 10, 8]</w:t>
-      </w:r>
-    </w:p>
-    <w:p>
-      <w:r>
-        <w:t>• 2023: [15, 12, 7]</w:t>
-      </w:r>
-    </w:p>
-    <w:p>
-      <w:r>
-        <w:t>• 2024: [19, 12, 7]</w:t>
-      </w:r>
-    </w:p>
-    <w:p>
-      <w:r>
-        <w:t>• 2025: [11, 9]</w:t>
-      </w:r>
-    </w:p>
-    <w:p>
-      <w:r>
-        <w:rPr>
-          <w:sz w:val="26"/>
-        </w:rPr>
-        <w:t>Ian Moore: 3</w:t>
-      </w:r>
-    </w:p>
-    <w:p>
-      <w:r>
-        <w:t>• 2022: []</w:t>
-      </w:r>
-    </w:p>
-    <w:p>
-      <w:r>
-        <w:t>• 2023: []</w:t>
-      </w:r>
-    </w:p>
-    <w:p>
-      <w:r>
-        <w:t>• 2024: []</w:t>
-      </w:r>
-    </w:p>
-    <w:p>
-      <w:r>
-        <w:t>• 2025: [27, 6]</w:t>
       </w:r>
     </w:p>
     <w:p>
@@ -485,7 +373,35 @@
           <w:color w:val="FF0000"/>
           <w:sz w:val="26"/>
         </w:rPr>
-        <w:t>Jackson LaCombe: 26</w:t>
+        <w:t>Ryan Strome: 7</w:t>
+      </w:r>
+    </w:p>
+    <w:p>
+      <w:r>
+        <w:t>• 2022: [17, 10, 8]</w:t>
+      </w:r>
+    </w:p>
+    <w:p>
+      <w:r>
+        <w:t>• 2023: [15, 12, 7]</w:t>
+      </w:r>
+    </w:p>
+    <w:p>
+      <w:r>
+        <w:t>• 2024: [19, 12, 7]</w:t>
+      </w:r>
+    </w:p>
+    <w:p>
+      <w:r>
+        <w:t>• 2025: [11, 9]</w:t>
+      </w:r>
+    </w:p>
+    <w:p>
+      <w:r>
+        <w:rPr>
+          <w:sz w:val="26"/>
+        </w:rPr>
+        <w:t>Ian Moore: 4</w:t>
       </w:r>
     </w:p>
     <w:p>
@@ -495,34 +411,6 @@
     </w:p>
     <w:p>
       <w:r>
-        <w:t>• 2023: [29]</w:t>
-      </w:r>
-    </w:p>
-    <w:p>
-      <w:r>
-        <w:t>• 2024: [10, 9, 8]</w:t>
-      </w:r>
-    </w:p>
-    <w:p>
-      <w:r>
-        <w:t>• 2025: [6, 2, 2]</w:t>
-      </w:r>
-    </w:p>
-    <w:p>
-      <w:r>
-        <w:rPr>
-          <w:sz w:val="26"/>
-        </w:rPr>
-        <w:t>Beckett Sennecke: 3</w:t>
-      </w:r>
-    </w:p>
-    <w:p>
-      <w:r>
-        <w:t>• 2022: []</w:t>
-      </w:r>
-    </w:p>
-    <w:p>
-      <w:r>
         <w:t>• 2023: []</w:t>
       </w:r>
     </w:p>
@@ -533,35 +421,7 @@
     </w:p>
     <w:p>
       <w:r>
-        <w:t>• 2025: [6, 5, 5]</w:t>
-      </w:r>
-    </w:p>
-    <w:p>
-      <w:r>
-        <w:rPr>
-          <w:sz w:val="26"/>
-        </w:rPr>
-        <w:t>Pavel Mintyukov: 2</w:t>
-      </w:r>
-    </w:p>
-    <w:p>
-      <w:r>
-        <w:t>• 2022: []</w:t>
-      </w:r>
-    </w:p>
-    <w:p>
-      <w:r>
-        <w:t>• 2023: [28, 17, 10]</w:t>
-      </w:r>
-    </w:p>
-    <w:p>
-      <w:r>
-        <w:t>• 2024: [23, 13, 10]</w:t>
-      </w:r>
-    </w:p>
-    <w:p>
-      <w:r>
-        <w:t>• 2025: [11, 6, 5]</w:t>
+        <w:t>• 2025: [27, 6]</w:t>
       </w:r>
     </w:p>
     <w:p>
@@ -571,7 +431,65 @@
           <w:color w:val="FF0000"/>
           <w:sz w:val="26"/>
         </w:rPr>
-        <w:t>Mason McTavish: 6</w:t>
+        <w:t>Jackson LaCombe: 27</w:t>
+      </w:r>
+    </w:p>
+    <w:p>
+      <w:r>
+        <w:t>• 2022: []</w:t>
+      </w:r>
+    </w:p>
+    <w:p>
+      <w:r>
+        <w:t>• 2023: [29]</w:t>
+      </w:r>
+    </w:p>
+    <w:p>
+      <w:r>
+        <w:t>• 2024: [10, 9, 8]</w:t>
+      </w:r>
+    </w:p>
+    <w:p>
+      <w:r>
+        <w:t>• 2025: [6, 2, 2]</w:t>
+      </w:r>
+    </w:p>
+    <w:p>
+      <w:r>
+        <w:rPr>
+          <w:sz w:val="26"/>
+        </w:rPr>
+        <w:t>Pavel Mintyukov: 3</w:t>
+      </w:r>
+    </w:p>
+    <w:p>
+      <w:r>
+        <w:t>• 2022: []</w:t>
+      </w:r>
+    </w:p>
+    <w:p>
+      <w:r>
+        <w:t>• 2023: [28, 17, 10]</w:t>
+      </w:r>
+    </w:p>
+    <w:p>
+      <w:r>
+        <w:t>• 2024: [23, 13, 10]</w:t>
+      </w:r>
+    </w:p>
+    <w:p>
+      <w:r>
+        <w:t>• 2025: [11, 6, 5]</w:t>
+      </w:r>
+    </w:p>
+    <w:p>
+      <w:r>
+        <w:rPr>
+          <w:b/>
+          <w:color w:val="FF0000"/>
+          <w:sz w:val="26"/>
+        </w:rPr>
+        <w:t>Mason McTavish: 7</w:t>
       </w:r>
     </w:p>
     <w:p>
@@ -2153,7 +2071,7 @@
           <w:color w:val="FF0000"/>
           <w:sz w:val="26"/>
         </w:rPr>
-        <w:t>Jalen Chatfield: 16</w:t>
+        <w:t>Jalen Chatfield: 17</w:t>
       </w:r>
     </w:p>
     <w:p>
@@ -2239,27 +2157,55 @@
           <w:color w:val="FF0000"/>
           <w:sz w:val="26"/>
         </w:rPr>
-        <w:t>Sean Walker: 45</w:t>
-      </w:r>
-    </w:p>
-    <w:p>
-      <w:r>
-        <w:t>• 2022: [15, 13]</w:t>
-      </w:r>
-    </w:p>
-    <w:p>
-      <w:r>
-        <w:t>• 2023: [16, 14, 11]</w:t>
-      </w:r>
-    </w:p>
-    <w:p>
-      <w:r>
-        <w:t>• 2024: [41, 13, 5]</w:t>
-      </w:r>
-    </w:p>
-    <w:p>
-      <w:r>
-        <w:t>• 2025: [8, 1, 0]</w:t>
+        <w:t>Mike Reilly: 22</w:t>
+      </w:r>
+    </w:p>
+    <w:p>
+      <w:r>
+        <w:t>• 2022: []</w:t>
+      </w:r>
+    </w:p>
+    <w:p>
+      <w:r>
+        <w:t>• 2023: [13, 13, 8]</w:t>
+      </w:r>
+    </w:p>
+    <w:p>
+      <w:r>
+        <w:t>• 2024: []</w:t>
+      </w:r>
+    </w:p>
+    <w:p>
+      <w:r>
+        <w:t>• 2025: []</w:t>
+      </w:r>
+    </w:p>
+    <w:p>
+      <w:r>
+        <w:rPr>
+          <w:sz w:val="26"/>
+        </w:rPr>
+        <w:t>Domenick Fensore: 3</w:t>
+      </w:r>
+    </w:p>
+    <w:p>
+      <w:r>
+        <w:t>• 2022: []</w:t>
+      </w:r>
+    </w:p>
+    <w:p>
+      <w:r>
+        <w:t>• 2023: []</w:t>
+      </w:r>
+    </w:p>
+    <w:p>
+      <w:r>
+        <w:t>• 2024: []</w:t>
+      </w:r>
+    </w:p>
+    <w:p>
+      <w:r>
+        <w:t>• 2025: []</w:t>
       </w:r>
     </w:p>
     <w:p>
@@ -2269,55 +2215,27 @@
           <w:color w:val="FF0000"/>
           <w:sz w:val="26"/>
         </w:rPr>
-        <w:t>Mike Reilly: 22</w:t>
-      </w:r>
-    </w:p>
-    <w:p>
-      <w:r>
-        <w:t>• 2022: []</w:t>
-      </w:r>
-    </w:p>
-    <w:p>
-      <w:r>
-        <w:t>• 2023: [13, 13, 8]</w:t>
-      </w:r>
-    </w:p>
-    <w:p>
-      <w:r>
-        <w:t>• 2024: []</w:t>
-      </w:r>
-    </w:p>
-    <w:p>
-      <w:r>
-        <w:t>• 2025: []</w:t>
-      </w:r>
-    </w:p>
-    <w:p>
-      <w:r>
-        <w:rPr>
-          <w:sz w:val="26"/>
-        </w:rPr>
-        <w:t>Domenick Fensore: 3</w:t>
-      </w:r>
-    </w:p>
-    <w:p>
-      <w:r>
-        <w:t>• 2022: []</w:t>
-      </w:r>
-    </w:p>
-    <w:p>
-      <w:r>
-        <w:t>• 2023: []</w:t>
-      </w:r>
-    </w:p>
-    <w:p>
-      <w:r>
-        <w:t>• 2024: []</w:t>
-      </w:r>
-    </w:p>
-    <w:p>
-      <w:r>
-        <w:t>• 2025: []</w:t>
+        <w:t>Jesperi Kotkaniemi: 25</w:t>
+      </w:r>
+    </w:p>
+    <w:p>
+      <w:r>
+        <w:t>• 2022: [10, 9, 9]</w:t>
+      </w:r>
+    </w:p>
+    <w:p>
+      <w:r>
+        <w:t>• 2023: [22, 15, 10]</w:t>
+      </w:r>
+    </w:p>
+    <w:p>
+      <w:r>
+        <w:t>• 2024: [24, 9, 7]</w:t>
+      </w:r>
+    </w:p>
+    <w:p>
+      <w:r>
+        <w:t>• 2025: [8]</w:t>
       </w:r>
     </w:p>
     <w:p>
@@ -2327,27 +2245,139 @@
           <w:color w:val="FF0000"/>
           <w:sz w:val="26"/>
         </w:rPr>
-        <w:t>Jesperi Kotkaniemi: 24</w:t>
-      </w:r>
-    </w:p>
-    <w:p>
-      <w:r>
-        <w:t>• 2022: [10, 9, 9]</w:t>
-      </w:r>
-    </w:p>
-    <w:p>
-      <w:r>
-        <w:t>• 2023: [22, 15, 10]</w:t>
-      </w:r>
-    </w:p>
-    <w:p>
-      <w:r>
-        <w:t>• 2024: [24, 9, 7]</w:t>
-      </w:r>
-    </w:p>
-    <w:p>
-      <w:r>
-        <w:t>• 2025: [8]</w:t>
+        <w:t>Mark Jankowski: 6</w:t>
+      </w:r>
+    </w:p>
+    <w:p>
+      <w:r>
+        <w:t>• 2022: [18, 8, 6]</w:t>
+      </w:r>
+    </w:p>
+    <w:p>
+      <w:r>
+        <w:t>• 2023: [8, 4, 2]</w:t>
+      </w:r>
+    </w:p>
+    <w:p>
+      <w:r>
+        <w:t>• 2024: [11, 8, 5]</w:t>
+      </w:r>
+    </w:p>
+    <w:p>
+      <w:r>
+        <w:t>• 2025: [17, 5, 3]</w:t>
+      </w:r>
+    </w:p>
+    <w:p>
+      <w:r>
+        <w:rPr>
+          <w:sz w:val="26"/>
+        </w:rPr>
+        <w:t>Jackson Blake: 2</w:t>
+      </w:r>
+    </w:p>
+    <w:p>
+      <w:r>
+        <w:t>• 2022: []</w:t>
+      </w:r>
+    </w:p>
+    <w:p>
+      <w:r>
+        <w:t>• 2023: []</w:t>
+      </w:r>
+    </w:p>
+    <w:p>
+      <w:r>
+        <w:t>• 2024: [22, 13, 5]</w:t>
+      </w:r>
+    </w:p>
+    <w:p>
+      <w:r>
+        <w:t>• 2025: [7, 6, 6]</w:t>
+      </w:r>
+    </w:p>
+    <w:p>
+      <w:r>
+        <w:rPr>
+          <w:sz w:val="26"/>
+        </w:rPr>
+        <w:t>Alexander Nikishin: 6</w:t>
+      </w:r>
+    </w:p>
+    <w:p>
+      <w:r>
+        <w:t>• 2022: []</w:t>
+      </w:r>
+    </w:p>
+    <w:p>
+      <w:r>
+        <w:t>• 2023: []</w:t>
+      </w:r>
+    </w:p>
+    <w:p>
+      <w:r>
+        <w:t>• 2024: []</w:t>
+      </w:r>
+    </w:p>
+    <w:p>
+      <w:r>
+        <w:t>• 2025: [11, 8, 7]</w:t>
+      </w:r>
+    </w:p>
+    <w:p>
+      <w:r>
+        <w:rPr>
+          <w:sz w:val="26"/>
+        </w:rPr>
+        <w:t>Bradly Nadeau: 1</w:t>
+      </w:r>
+    </w:p>
+    <w:p>
+      <w:r>
+        <w:t>• 2022: []</w:t>
+      </w:r>
+    </w:p>
+    <w:p>
+      <w:r>
+        <w:t>• 2023: []</w:t>
+      </w:r>
+    </w:p>
+    <w:p>
+      <w:r>
+        <w:t>• 2024: []</w:t>
+      </w:r>
+    </w:p>
+    <w:p>
+      <w:r>
+        <w:t>• 2025: [3]</w:t>
+      </w:r>
+    </w:p>
+    <w:p>
+      <w:r>
+        <w:rPr>
+          <w:sz w:val="26"/>
+        </w:rPr>
+        <w:t>Eric Robinson: 2</w:t>
+      </w:r>
+    </w:p>
+    <w:p>
+      <w:r>
+        <w:t>• 2022: [18, 10, 8]</w:t>
+      </w:r>
+    </w:p>
+    <w:p>
+      <w:r>
+        <w:t>• 2023: [23, 6]</w:t>
+      </w:r>
+    </w:p>
+    <w:p>
+      <w:r>
+        <w:t>• 2024: [12, 8, 8]</w:t>
+      </w:r>
+    </w:p>
+    <w:p>
+      <w:r>
+        <w:t>• 2025: [10, 10, 5]</w:t>
       </w:r>
     </w:p>
     <w:p>
@@ -2357,35 +2387,7 @@
           <w:color w:val="FF0000"/>
           <w:sz w:val="26"/>
         </w:rPr>
-        <w:t>Mark Jankowski: 6</w:t>
-      </w:r>
-    </w:p>
-    <w:p>
-      <w:r>
-        <w:t>• 2022: [18, 8, 6]</w:t>
-      </w:r>
-    </w:p>
-    <w:p>
-      <w:r>
-        <w:t>• 2023: [8, 4, 2]</w:t>
-      </w:r>
-    </w:p>
-    <w:p>
-      <w:r>
-        <w:t>• 2024: [11, 8, 5]</w:t>
-      </w:r>
-    </w:p>
-    <w:p>
-      <w:r>
-        <w:t>• 2025: [17, 5, 3]</w:t>
-      </w:r>
-    </w:p>
-    <w:p>
-      <w:r>
-        <w:rPr>
-          <w:sz w:val="26"/>
-        </w:rPr>
-        <w:t>Jackson Blake: 1</w:t>
+        <w:t>Logan Stankoven: 3</w:t>
       </w:r>
     </w:p>
     <w:p>
@@ -2395,129 +2397,17 @@
     </w:p>
     <w:p>
       <w:r>
-        <w:t>• 2023: []</w:t>
-      </w:r>
-    </w:p>
-    <w:p>
-      <w:r>
-        <w:t>• 2024: [22, 13, 5]</w:t>
-      </w:r>
-    </w:p>
-    <w:p>
-      <w:r>
-        <w:t>• 2025: [7, 6, 6]</w:t>
-      </w:r>
-    </w:p>
-    <w:p>
-      <w:r>
-        <w:rPr>
-          <w:sz w:val="26"/>
-        </w:rPr>
-        <w:t>Alexander Nikishin: 5</w:t>
-      </w:r>
-    </w:p>
-    <w:p>
-      <w:r>
-        <w:t>• 2022: []</w:t>
-      </w:r>
-    </w:p>
-    <w:p>
-      <w:r>
-        <w:t>• 2023: []</w:t>
-      </w:r>
-    </w:p>
-    <w:p>
-      <w:r>
-        <w:t>• 2024: []</w:t>
-      </w:r>
-    </w:p>
-    <w:p>
-      <w:r>
-        <w:t>• 2025: [11, 8, 7]</w:t>
-      </w:r>
-    </w:p>
-    <w:p>
-      <w:r>
-        <w:rPr>
-          <w:sz w:val="26"/>
-        </w:rPr>
-        <w:t>Bradly Nadeau: 1</w:t>
-      </w:r>
-    </w:p>
-    <w:p>
-      <w:r>
-        <w:t>• 2022: []</w:t>
-      </w:r>
-    </w:p>
-    <w:p>
-      <w:r>
-        <w:t>• 2023: []</w:t>
-      </w:r>
-    </w:p>
-    <w:p>
-      <w:r>
-        <w:t>• 2024: []</w:t>
-      </w:r>
-    </w:p>
-    <w:p>
-      <w:r>
-        <w:t>• 2025: [3]</w:t>
-      </w:r>
-    </w:p>
-    <w:p>
-      <w:r>
-        <w:rPr>
-          <w:sz w:val="26"/>
-        </w:rPr>
-        <w:t>Eric Robinson: 1</w:t>
-      </w:r>
-    </w:p>
-    <w:p>
-      <w:r>
-        <w:t>• 2022: [18, 10, 8]</w:t>
-      </w:r>
-    </w:p>
-    <w:p>
-      <w:r>
-        <w:t>• 2023: [23, 6]</w:t>
-      </w:r>
-    </w:p>
-    <w:p>
-      <w:r>
-        <w:t>• 2024: [12, 8, 8]</w:t>
-      </w:r>
-    </w:p>
-    <w:p>
-      <w:r>
-        <w:t>• 2025: [10, 10, 5]</w:t>
-      </w:r>
-    </w:p>
-    <w:p>
-      <w:r>
-        <w:rPr>
-          <w:sz w:val="26"/>
-        </w:rPr>
-        <w:t>Andrei Svechnikov: 3</w:t>
-      </w:r>
-    </w:p>
-    <w:p>
-      <w:r>
-        <w:t>• 2022: [19, 4, 4]</w:t>
-      </w:r>
-    </w:p>
-    <w:p>
-      <w:r>
-        <w:t>• 2023: [10, 4, 4]</w:t>
-      </w:r>
-    </w:p>
-    <w:p>
-      <w:r>
-        <w:t>• 2024: [9, 7, 7]</w:t>
-      </w:r>
-    </w:p>
-    <w:p>
-      <w:r>
-        <w:t>• 2025: [13, 6, 3]</w:t>
+        <w:t>• 2023: [5, 1, 0]</w:t>
+      </w:r>
+    </w:p>
+    <w:p>
+      <w:r>
+        <w:t>• 2024: [25, 8, 8]</w:t>
+      </w:r>
+    </w:p>
+    <w:p>
+      <w:r>
+        <w:t>• 2025: [14, 12, 11]</w:t>
       </w:r>
     </w:p>
     <w:p>
@@ -2527,27 +2417,27 @@
           <w:color w:val="FF0000"/>
           <w:sz w:val="26"/>
         </w:rPr>
-        <w:t>Logan Stankoven: 2</w:t>
-      </w:r>
-    </w:p>
-    <w:p>
-      <w:r>
-        <w:t>• 2022: []</w:t>
-      </w:r>
-    </w:p>
-    <w:p>
-      <w:r>
-        <w:t>• 2023: [5, 1, 0]</w:t>
-      </w:r>
-    </w:p>
-    <w:p>
-      <w:r>
-        <w:t>• 2024: [25, 8, 8]</w:t>
-      </w:r>
-    </w:p>
-    <w:p>
-      <w:r>
-        <w:t>• 2025: [14, 12, 11]</w:t>
+        <w:t>Jaccob Slavin: 40</w:t>
+      </w:r>
+    </w:p>
+    <w:p>
+      <w:r>
+        <w:t>• 2022: [13, 11, 8]</w:t>
+      </w:r>
+    </w:p>
+    <w:p>
+      <w:r>
+        <w:t>• 2023: [36, 27, 8]</w:t>
+      </w:r>
+    </w:p>
+    <w:p>
+      <w:r>
+        <w:t>• 2024: [25, 6, 6]</w:t>
+      </w:r>
+    </w:p>
+    <w:p>
+      <w:r>
+        <w:t>• 2025: []</w:t>
       </w:r>
     </w:p>
     <w:p>
@@ -2557,27 +2447,55 @@
           <w:color w:val="FF0000"/>
           <w:sz w:val="26"/>
         </w:rPr>
-        <w:t>Jaccob Slavin: 39</w:t>
-      </w:r>
-    </w:p>
-    <w:p>
-      <w:r>
-        <w:t>• 2022: [13, 11, 8]</w:t>
-      </w:r>
-    </w:p>
-    <w:p>
-      <w:r>
-        <w:t>• 2023: [36, 27, 8]</w:t>
-      </w:r>
-    </w:p>
-    <w:p>
-      <w:r>
-        <w:t>• 2024: [25, 6, 6]</w:t>
-      </w:r>
-    </w:p>
-    <w:p>
-      <w:r>
-        <w:t>• 2025: []</w:t>
+        <w:t>Jordan Martinook: 16</w:t>
+      </w:r>
+    </w:p>
+    <w:p>
+      <w:r>
+        <w:t>• 2022: [24, 9, 8]</w:t>
+      </w:r>
+    </w:p>
+    <w:p>
+      <w:r>
+        <w:t>• 2023: [10, 9, 8]</w:t>
+      </w:r>
+    </w:p>
+    <w:p>
+      <w:r>
+        <w:t>• 2024: [17, 13, 7]</w:t>
+      </w:r>
+    </w:p>
+    <w:p>
+      <w:r>
+        <w:t>• 2025: [13, 6, 4]</w:t>
+      </w:r>
+    </w:p>
+    <w:p>
+      <w:r>
+        <w:rPr>
+          <w:sz w:val="26"/>
+        </w:rPr>
+        <w:t>Seth Jarvis: 3</w:t>
+      </w:r>
+    </w:p>
+    <w:p>
+      <w:r>
+        <w:t>• 2022: [21, 11, 11]</w:t>
+      </w:r>
+    </w:p>
+    <w:p>
+      <w:r>
+        <w:t>• 2023: [8, 6, 5]</w:t>
+      </w:r>
+    </w:p>
+    <w:p>
+      <w:r>
+        <w:t>• 2024: [7, 5, 4]</w:t>
+      </w:r>
+    </w:p>
+    <w:p>
+      <w:r>
+        <w:t>• 2025: [5, 4, 3]</w:t>
       </w:r>
     </w:p>
     <w:p>
@@ -2587,83 +2505,111 @@
           <w:color w:val="FF0000"/>
           <w:sz w:val="26"/>
         </w:rPr>
-        <w:t>Jordan Martinook: 15</w:t>
-      </w:r>
-    </w:p>
-    <w:p>
-      <w:r>
-        <w:t>• 2022: [24, 9, 8]</w:t>
-      </w:r>
-    </w:p>
-    <w:p>
-      <w:r>
-        <w:t>• 2023: [10, 9, 8]</w:t>
-      </w:r>
-    </w:p>
-    <w:p>
-      <w:r>
-        <w:t>• 2024: [17, 13, 7]</w:t>
-      </w:r>
-    </w:p>
-    <w:p>
-      <w:r>
-        <w:t>• 2025: [13, 6, 4]</w:t>
-      </w:r>
-    </w:p>
-    <w:p>
-      <w:r>
-        <w:rPr>
-          <w:sz w:val="26"/>
-        </w:rPr>
-        <w:t>Seth Jarvis: 2</w:t>
-      </w:r>
-    </w:p>
-    <w:p>
-      <w:r>
-        <w:t>• 2022: [21, 11, 11]</w:t>
-      </w:r>
-    </w:p>
-    <w:p>
-      <w:r>
-        <w:t>• 2023: [8, 6, 5]</w:t>
-      </w:r>
-    </w:p>
-    <w:p>
-      <w:r>
-        <w:t>• 2024: [7, 5, 4]</w:t>
-      </w:r>
-    </w:p>
-    <w:p>
-      <w:r>
-        <w:t>• 2025: [5, 4, 3]</w:t>
-      </w:r>
-    </w:p>
-    <w:p>
-      <w:r>
-        <w:rPr>
-          <w:sz w:val="26"/>
-        </w:rPr>
-        <w:t>Sebastian Aho: 1</w:t>
-      </w:r>
-    </w:p>
-    <w:p>
-      <w:r>
-        <w:t>• 2022: [7, 6, 5]</w:t>
-      </w:r>
-    </w:p>
-    <w:p>
-      <w:r>
-        <w:t>• 2023: [6, 6, 4]</w:t>
-      </w:r>
-    </w:p>
-    <w:p>
-      <w:r>
-        <w:t>• 2024: [8, 7, 6]</w:t>
-      </w:r>
-    </w:p>
-    <w:p>
-      <w:r>
-        <w:t>• 2025: [12, 6, 5]</w:t>
+        <w:t>K'Andre Miller: 18</w:t>
+      </w:r>
+    </w:p>
+    <w:p>
+      <w:r>
+        <w:t>• 2022: [12, 10, 6]</w:t>
+      </w:r>
+    </w:p>
+    <w:p>
+      <w:r>
+        <w:t>• 2023: [33, 10, 6]</w:t>
+      </w:r>
+    </w:p>
+    <w:p>
+      <w:r>
+        <w:t>• 2024: [23, 15, 10]</w:t>
+      </w:r>
+    </w:p>
+    <w:p>
+      <w:r>
+        <w:t>• 2025: [33]</w:t>
+      </w:r>
+    </w:p>
+    <w:p>
+      <w:r>
+        <w:rPr>
+          <w:sz w:val="26"/>
+        </w:rPr>
+        <w:t>Charles Alexis Legault: 1</w:t>
+      </w:r>
+    </w:p>
+    <w:p>
+      <w:r>
+        <w:t>• 2022: []</w:t>
+      </w:r>
+    </w:p>
+    <w:p>
+      <w:r>
+        <w:t>• 2023: []</w:t>
+      </w:r>
+    </w:p>
+    <w:p>
+      <w:r>
+        <w:t>• 2024: []</w:t>
+      </w:r>
+    </w:p>
+    <w:p>
+      <w:r>
+        <w:t>• 2025: []</w:t>
+      </w:r>
+    </w:p>
+    <w:p>
+      <w:r>
+        <w:rPr>
+          <w:sz w:val="26"/>
+        </w:rPr>
+        <w:t>Jordan Staal: 4</w:t>
+      </w:r>
+    </w:p>
+    <w:p>
+      <w:r>
+        <w:t>• 2022: [11, 7, 5]</w:t>
+      </w:r>
+    </w:p>
+    <w:p>
+      <w:r>
+        <w:t>• 2023: [20, 15, 14]</w:t>
+      </w:r>
+    </w:p>
+    <w:p>
+      <w:r>
+        <w:t>• 2024: [15, 12, 11]</w:t>
+      </w:r>
+    </w:p>
+    <w:p>
+      <w:r>
+        <w:t>• 2025: [16, 12, 4]</w:t>
+      </w:r>
+    </w:p>
+    <w:p>
+      <w:r>
+        <w:rPr>
+          <w:sz w:val="26"/>
+        </w:rPr>
+        <w:t>Shayne Gostisbehere: 2</w:t>
+      </w:r>
+    </w:p>
+    <w:p>
+      <w:r>
+        <w:t>• 2022: [20, 17, 16]</w:t>
+      </w:r>
+    </w:p>
+    <w:p>
+      <w:r>
+        <w:t>• 2023: [24, 12, 7]</w:t>
+      </w:r>
+    </w:p>
+    <w:p>
+      <w:r>
+        <w:t>• 2024: [20, 15, 6]</w:t>
+      </w:r>
+    </w:p>
+    <w:p>
+      <w:r>
+        <w:t>• 2025: [13, 9, 4]</w:t>
       </w:r>
     </w:p>
     <w:p>
@@ -2673,111 +2619,27 @@
           <w:color w:val="FF0000"/>
           <w:sz w:val="26"/>
         </w:rPr>
-        <w:t>K'Andre Miller: 17</w:t>
-      </w:r>
-    </w:p>
-    <w:p>
-      <w:r>
-        <w:t>• 2022: [12, 10, 6]</w:t>
-      </w:r>
-    </w:p>
-    <w:p>
-      <w:r>
-        <w:t>• 2023: [33, 10, 6]</w:t>
-      </w:r>
-    </w:p>
-    <w:p>
-      <w:r>
-        <w:t>• 2024: [23, 15, 10]</w:t>
-      </w:r>
-    </w:p>
-    <w:p>
-      <w:r>
-        <w:t>• 2025: [33]</w:t>
-      </w:r>
-    </w:p>
-    <w:p>
-      <w:r>
-        <w:rPr>
-          <w:sz w:val="26"/>
-        </w:rPr>
-        <w:t>Charles Alexis Legault: 1</w:t>
-      </w:r>
-    </w:p>
-    <w:p>
-      <w:r>
-        <w:t>• 2022: []</w:t>
-      </w:r>
-    </w:p>
-    <w:p>
-      <w:r>
-        <w:t>• 2023: []</w:t>
-      </w:r>
-    </w:p>
-    <w:p>
-      <w:r>
-        <w:t>• 2024: []</w:t>
-      </w:r>
-    </w:p>
-    <w:p>
-      <w:r>
-        <w:t>• 2025: []</w:t>
-      </w:r>
-    </w:p>
-    <w:p>
-      <w:r>
-        <w:rPr>
-          <w:sz w:val="26"/>
-        </w:rPr>
-        <w:t>Jordan Staal: 3</w:t>
-      </w:r>
-    </w:p>
-    <w:p>
-      <w:r>
-        <w:t>• 2022: [11, 7, 5]</w:t>
-      </w:r>
-    </w:p>
-    <w:p>
-      <w:r>
-        <w:t>• 2023: [20, 15, 14]</w:t>
-      </w:r>
-    </w:p>
-    <w:p>
-      <w:r>
-        <w:t>• 2024: [15, 12, 11]</w:t>
-      </w:r>
-    </w:p>
-    <w:p>
-      <w:r>
-        <w:t>• 2025: [16, 12, 4]</w:t>
-      </w:r>
-    </w:p>
-    <w:p>
-      <w:r>
-        <w:rPr>
-          <w:sz w:val="26"/>
-        </w:rPr>
-        <w:t>Shayne Gostisbehere: 1</w:t>
-      </w:r>
-    </w:p>
-    <w:p>
-      <w:r>
-        <w:t>• 2022: [20, 17, 16]</w:t>
-      </w:r>
-    </w:p>
-    <w:p>
-      <w:r>
-        <w:t>• 2023: [24, 12, 7]</w:t>
-      </w:r>
-    </w:p>
-    <w:p>
-      <w:r>
-        <w:t>• 2024: [20, 15, 6]</w:t>
-      </w:r>
-    </w:p>
-    <w:p>
-      <w:r>
-        <w:t>• 2025: [13, 9, 4]</w:t>
+        <w:t>Taylor Hall: 2</w:t>
+      </w:r>
+    </w:p>
+    <w:p>
+      <w:r>
+        <w:t>• 2022: [16, 7, 3]</w:t>
+      </w:r>
+    </w:p>
+    <w:p>
+      <w:r>
+        <w:t>• 2023: [0]</w:t>
+      </w:r>
+    </w:p>
+    <w:p>
+      <w:r>
+        <w:t>• 2024: [13, 9, 7]</w:t>
+      </w:r>
+    </w:p>
+    <w:p>
+      <w:r>
+        <w:t>• 2025: [12, 9, 7]</w:t>
       </w:r>
     </w:p>
     <w:p>
@@ -2787,37 +2649,7 @@
           <w:color w:val="FF0000"/>
           <w:sz w:val="26"/>
         </w:rPr>
-        <w:t>Taylor Hall: 1</w:t>
-      </w:r>
-    </w:p>
-    <w:p>
-      <w:r>
-        <w:t>• 2022: [16, 7, 3]</w:t>
-      </w:r>
-    </w:p>
-    <w:p>
-      <w:r>
-        <w:t>• 2023: [0]</w:t>
-      </w:r>
-    </w:p>
-    <w:p>
-      <w:r>
-        <w:t>• 2024: [13, 9, 7]</w:t>
-      </w:r>
-    </w:p>
-    <w:p>
-      <w:r>
-        <w:t>• 2025: [12, 9, 7]</w:t>
-      </w:r>
-    </w:p>
-    <w:p>
-      <w:r>
-        <w:rPr>
-          <w:b/>
-          <w:color w:val="FF0000"/>
-          <w:sz w:val="26"/>
-        </w:rPr>
-        <w:t>William Carrier: 8</w:t>
+        <w:t>William Carrier: 9</w:t>
       </w:r>
     </w:p>
     <w:p>
@@ -6269,7 +6101,7 @@
           <w:color w:val="FF0000"/>
           <w:sz w:val="26"/>
         </w:rPr>
-        <w:t>Moritz Seider: 21</w:t>
+        <w:t>Moritz Seider: 22</w:t>
       </w:r>
     </w:p>
     <w:p>
@@ -6329,7 +6161,7 @@
           <w:color w:val="FF0000"/>
           <w:sz w:val="26"/>
         </w:rPr>
-        <w:t>J.T. Compher: 8</w:t>
+        <w:t>J.T. Compher: 9</w:t>
       </w:r>
     </w:p>
     <w:p>
@@ -6359,7 +6191,7 @@
           <w:color w:val="FF0000"/>
           <w:sz w:val="26"/>
         </w:rPr>
-        <w:t>Andrew Copp: 14</w:t>
+        <w:t>Andrew Copp: 15</w:t>
       </w:r>
     </w:p>
     <w:p>
@@ -6415,7 +6247,7 @@
         <w:rPr>
           <w:sz w:val="26"/>
         </w:rPr>
-        <w:t>Patrick Kane: 1</w:t>
+        <w:t>Patrick Kane: 2</w:t>
       </w:r>
     </w:p>
     <w:p>
@@ -6436,34 +6268,6 @@
     <w:p>
       <w:r>
         <w:t>• 2025: [14, 9, 5]</w:t>
-      </w:r>
-    </w:p>
-    <w:p>
-      <w:r>
-        <w:rPr>
-          <w:sz w:val="26"/>
-        </w:rPr>
-        <w:t>Dylan Larkin: 2</w:t>
-      </w:r>
-    </w:p>
-    <w:p>
-      <w:r>
-        <w:t>• 2022: [7, 6, 6]</w:t>
-      </w:r>
-    </w:p>
-    <w:p>
-      <w:r>
-        <w:t>• 2023: [5, 4, 3]</w:t>
-      </w:r>
-    </w:p>
-    <w:p>
-      <w:r>
-        <w:t>• 2024: [15, 8, 5]</w:t>
-      </w:r>
-    </w:p>
-    <w:p>
-      <w:r>
-        <w:t>• 2025: [6, 5, 4]</w:t>
       </w:r>
     </w:p>
     <w:p>
@@ -6473,35 +6277,35 @@
           <w:color w:val="FF0000"/>
           <w:sz w:val="26"/>
         </w:rPr>
-        <w:t>Michael Rasmussen: 17</w:t>
-      </w:r>
-    </w:p>
-    <w:p>
-      <w:r>
-        <w:t>• 2022: [12, 10, 9]</w:t>
-      </w:r>
-    </w:p>
-    <w:p>
-      <w:r>
-        <w:t>• 2023: [10, 9, 8]</w:t>
-      </w:r>
-    </w:p>
-    <w:p>
-      <w:r>
-        <w:t>• 2024: [17, 8, 8]</w:t>
-      </w:r>
-    </w:p>
-    <w:p>
-      <w:r>
-        <w:t>• 2025: [12, 10, 4]</w:t>
-      </w:r>
-    </w:p>
-    <w:p>
-      <w:r>
-        <w:rPr>
-          <w:sz w:val="26"/>
-        </w:rPr>
-        <w:t>Michael Brandsegg-Nygrd: 9</w:t>
+        <w:t>Dylan Larkin: 3</w:t>
+      </w:r>
+    </w:p>
+    <w:p>
+      <w:r>
+        <w:t>• 2022: [7, 6, 6]</w:t>
+      </w:r>
+    </w:p>
+    <w:p>
+      <w:r>
+        <w:t>• 2023: [5, 4, 3]</w:t>
+      </w:r>
+    </w:p>
+    <w:p>
+      <w:r>
+        <w:t>• 2024: [15, 8, 5]</w:t>
+      </w:r>
+    </w:p>
+    <w:p>
+      <w:r>
+        <w:t>• 2025: [6, 5, 4]</w:t>
+      </w:r>
+    </w:p>
+    <w:p>
+      <w:r>
+        <w:rPr>
+          <w:sz w:val="26"/>
+        </w:rPr>
+        <w:t>Albert Johansson: 1</w:t>
       </w:r>
     </w:p>
     <w:p>
@@ -6516,40 +6320,12 @@
     </w:p>
     <w:p>
       <w:r>
-        <w:t>• 2024: []</w:t>
-      </w:r>
-    </w:p>
-    <w:p>
-      <w:r>
-        <w:t>• 2025: []</w:t>
-      </w:r>
-    </w:p>
-    <w:p>
-      <w:r>
-        <w:rPr>
-          <w:sz w:val="26"/>
-        </w:rPr>
-        <w:t>Axel Sandin-Pellikka: 11</w:t>
-      </w:r>
-    </w:p>
-    <w:p>
-      <w:r>
-        <w:t>• 2022: []</w:t>
-      </w:r>
-    </w:p>
-    <w:p>
-      <w:r>
-        <w:t>• 2023: []</w:t>
-      </w:r>
-    </w:p>
-    <w:p>
-      <w:r>
-        <w:t>• 2024: []</w:t>
-      </w:r>
-    </w:p>
-    <w:p>
-      <w:r>
-        <w:t>• 2025: [13, 11, 10]</w:t>
+        <w:t>• 2024: [25, 12]</w:t>
+      </w:r>
+    </w:p>
+    <w:p>
+      <w:r>
+        <w:t>• 2025: [13]</w:t>
       </w:r>
     </w:p>
     <w:p>
@@ -6559,27 +6335,111 @@
           <w:color w:val="FF0000"/>
           <w:sz w:val="26"/>
         </w:rPr>
-        <w:t>James van Riemsdyk: 9</w:t>
-      </w:r>
-    </w:p>
-    <w:p>
-      <w:r>
-        <w:t>• 2022: [11, 8, 6]</w:t>
-      </w:r>
-    </w:p>
-    <w:p>
-      <w:r>
-        <w:t>• 2023: [10, 10, 7]</w:t>
-      </w:r>
-    </w:p>
-    <w:p>
-      <w:r>
-        <w:t>• 2024: [14, 9, 8]</w:t>
-      </w:r>
-    </w:p>
-    <w:p>
-      <w:r>
-        <w:t>• 2025: [16, 4, 2]</w:t>
+        <w:t>Michael Rasmussen: 18</w:t>
+      </w:r>
+    </w:p>
+    <w:p>
+      <w:r>
+        <w:t>• 2022: [12, 10, 9]</w:t>
+      </w:r>
+    </w:p>
+    <w:p>
+      <w:r>
+        <w:t>• 2023: [10, 9, 8]</w:t>
+      </w:r>
+    </w:p>
+    <w:p>
+      <w:r>
+        <w:t>• 2024: [17, 8, 8]</w:t>
+      </w:r>
+    </w:p>
+    <w:p>
+      <w:r>
+        <w:t>• 2025: [12, 10, 4]</w:t>
+      </w:r>
+    </w:p>
+    <w:p>
+      <w:r>
+        <w:rPr>
+          <w:sz w:val="26"/>
+        </w:rPr>
+        <w:t>Michael Brandsegg-Nygrd: 9</w:t>
+      </w:r>
+    </w:p>
+    <w:p>
+      <w:r>
+        <w:t>• 2022: []</w:t>
+      </w:r>
+    </w:p>
+    <w:p>
+      <w:r>
+        <w:t>• 2023: []</w:t>
+      </w:r>
+    </w:p>
+    <w:p>
+      <w:r>
+        <w:t>• 2024: []</w:t>
+      </w:r>
+    </w:p>
+    <w:p>
+      <w:r>
+        <w:t>• 2025: []</w:t>
+      </w:r>
+    </w:p>
+    <w:p>
+      <w:r>
+        <w:rPr>
+          <w:sz w:val="26"/>
+        </w:rPr>
+        <w:t>Lucas Raymond: 1</w:t>
+      </w:r>
+    </w:p>
+    <w:p>
+      <w:r>
+        <w:t>• 2022: [12, 10, 9]</w:t>
+      </w:r>
+    </w:p>
+    <w:p>
+      <w:r>
+        <w:t>• 2023: [7, 6, 6]</w:t>
+      </w:r>
+    </w:p>
+    <w:p>
+      <w:r>
+        <w:t>• 2024: [10, 7, 6]</w:t>
+      </w:r>
+    </w:p>
+    <w:p>
+      <w:r>
+        <w:t>• 2025: [8, 7, 6]</w:t>
+      </w:r>
+    </w:p>
+    <w:p>
+      <w:r>
+        <w:rPr>
+          <w:sz w:val="26"/>
+        </w:rPr>
+        <w:t>Axel Sandin-Pellikka: 12</w:t>
+      </w:r>
+    </w:p>
+    <w:p>
+      <w:r>
+        <w:t>• 2022: []</w:t>
+      </w:r>
+    </w:p>
+    <w:p>
+      <w:r>
+        <w:t>• 2023: []</w:t>
+      </w:r>
+    </w:p>
+    <w:p>
+      <w:r>
+        <w:t>• 2024: []</w:t>
+      </w:r>
+    </w:p>
+    <w:p>
+      <w:r>
+        <w:t>• 2025: [13, 11, 10]</w:t>
       </w:r>
     </w:p>
     <w:p>
@@ -6589,83 +6449,27 @@
           <w:color w:val="FF0000"/>
           <w:sz w:val="26"/>
         </w:rPr>
-        <w:t>Erik Gustafsson: 28</w:t>
-      </w:r>
-    </w:p>
-    <w:p>
-      <w:r>
-        <w:t>• 2022: [3, 2, 1]</w:t>
-      </w:r>
-    </w:p>
-    <w:p>
-      <w:r>
-        <w:t>• 2023: [31, 10, 8]</w:t>
-      </w:r>
-    </w:p>
-    <w:p>
-      <w:r>
-        <w:t>• 2024: [3]</w:t>
-      </w:r>
-    </w:p>
-    <w:p>
-      <w:r>
-        <w:t>• 2025: []</w:t>
-      </w:r>
-    </w:p>
-    <w:p>
-      <w:r>
-        <w:rPr>
-          <w:sz w:val="26"/>
-        </w:rPr>
-        <w:t>Simon Edvinsson: 1</w:t>
-      </w:r>
-    </w:p>
-    <w:p>
-      <w:r>
-        <w:t>• 2022: [3]</w:t>
-      </w:r>
-    </w:p>
-    <w:p>
-      <w:r>
-        <w:t>• 2023: []</w:t>
-      </w:r>
-    </w:p>
-    <w:p>
-      <w:r>
-        <w:t>• 2024: [16, 10, 9]</w:t>
-      </w:r>
-    </w:p>
-    <w:p>
-      <w:r>
-        <w:t>• 2025: [19, 10, 7]</w:t>
-      </w:r>
-    </w:p>
-    <w:p>
-      <w:r>
-        <w:rPr>
-          <w:sz w:val="26"/>
-        </w:rPr>
-        <w:t>Marco Kasper: 4</w:t>
-      </w:r>
-    </w:p>
-    <w:p>
-      <w:r>
-        <w:t>• 2022: []</w:t>
-      </w:r>
-    </w:p>
-    <w:p>
-      <w:r>
-        <w:t>• 2023: []</w:t>
-      </w:r>
-    </w:p>
-    <w:p>
-      <w:r>
-        <w:t>• 2024: [21, 7, 6]</w:t>
-      </w:r>
-    </w:p>
-    <w:p>
-      <w:r>
-        <w:t>• 2025: [36, 8, 3]</w:t>
+        <w:t>James van Riemsdyk: 10</w:t>
+      </w:r>
+    </w:p>
+    <w:p>
+      <w:r>
+        <w:t>• 2022: [11, 8, 6]</w:t>
+      </w:r>
+    </w:p>
+    <w:p>
+      <w:r>
+        <w:t>• 2023: [10, 10, 7]</w:t>
+      </w:r>
+    </w:p>
+    <w:p>
+      <w:r>
+        <w:t>• 2024: [14, 9, 8]</w:t>
+      </w:r>
+    </w:p>
+    <w:p>
+      <w:r>
+        <w:t>• 2025: [16, 4, 2]</w:t>
       </w:r>
     </w:p>
     <w:p>
@@ -6675,27 +6479,55 @@
           <w:color w:val="FF0000"/>
           <w:sz w:val="26"/>
         </w:rPr>
-        <w:t>Ben Chiarot: 6</w:t>
-      </w:r>
-    </w:p>
-    <w:p>
-      <w:r>
-        <w:t>• 2022: [21, 18, 15]</w:t>
-      </w:r>
-    </w:p>
-    <w:p>
-      <w:r>
-        <w:t>• 2023: [17, 14, 12]</w:t>
-      </w:r>
-    </w:p>
-    <w:p>
-      <w:r>
-        <w:t>• 2024: [21, 16, 5]</w:t>
-      </w:r>
-    </w:p>
-    <w:p>
-      <w:r>
-        <w:t>• 2025: [27, 11, 2]</w:t>
+        <w:t>Erik Gustafsson: 28</w:t>
+      </w:r>
+    </w:p>
+    <w:p>
+      <w:r>
+        <w:t>• 2022: [3, 2, 1]</w:t>
+      </w:r>
+    </w:p>
+    <w:p>
+      <w:r>
+        <w:t>• 2023: [31, 10, 8]</w:t>
+      </w:r>
+    </w:p>
+    <w:p>
+      <w:r>
+        <w:t>• 2024: [3]</w:t>
+      </w:r>
+    </w:p>
+    <w:p>
+      <w:r>
+        <w:t>• 2025: []</w:t>
+      </w:r>
+    </w:p>
+    <w:p>
+      <w:r>
+        <w:rPr>
+          <w:sz w:val="26"/>
+        </w:rPr>
+        <w:t>Marco Kasper: 5</w:t>
+      </w:r>
+    </w:p>
+    <w:p>
+      <w:r>
+        <w:t>• 2022: []</w:t>
+      </w:r>
+    </w:p>
+    <w:p>
+      <w:r>
+        <w:t>• 2023: []</w:t>
+      </w:r>
+    </w:p>
+    <w:p>
+      <w:r>
+        <w:t>• 2024: [21, 7, 6]</w:t>
+      </w:r>
+    </w:p>
+    <w:p>
+      <w:r>
+        <w:t>• 2025: [36, 8, 3]</w:t>
       </w:r>
     </w:p>
     <w:p>
@@ -6705,27 +6537,27 @@
           <w:color w:val="FF0000"/>
           <w:sz w:val="26"/>
         </w:rPr>
-        <w:t>Jacob Bernard-Docker: 57</w:t>
-      </w:r>
-    </w:p>
-    <w:p>
-      <w:r>
-        <w:t>• 2022: []</w:t>
-      </w:r>
-    </w:p>
-    <w:p>
-      <w:r>
-        <w:t>• 2023: [6, 3, 2]</w:t>
-      </w:r>
-    </w:p>
-    <w:p>
-      <w:r>
-        <w:t>• 2024: [11]</w:t>
-      </w:r>
-    </w:p>
-    <w:p>
-      <w:r>
-        <w:t>• 2025: []</w:t>
+        <w:t>Ben Chiarot: 7</w:t>
+      </w:r>
+    </w:p>
+    <w:p>
+      <w:r>
+        <w:t>• 2022: [21, 18, 15]</w:t>
+      </w:r>
+    </w:p>
+    <w:p>
+      <w:r>
+        <w:t>• 2023: [17, 14, 12]</w:t>
+      </w:r>
+    </w:p>
+    <w:p>
+      <w:r>
+        <w:t>• 2024: [21, 16, 5]</w:t>
+      </w:r>
+    </w:p>
+    <w:p>
+      <w:r>
+        <w:t>• 2025: [27, 11, 2]</w:t>
       </w:r>
     </w:p>
     <w:p>
@@ -6735,7 +6567,37 @@
           <w:color w:val="FF0000"/>
           <w:sz w:val="26"/>
         </w:rPr>
-        <w:t>Mason Appleton: 20</w:t>
+        <w:t>Jacob Bernard-Docker: 58</w:t>
+      </w:r>
+    </w:p>
+    <w:p>
+      <w:r>
+        <w:t>• 2022: []</w:t>
+      </w:r>
+    </w:p>
+    <w:p>
+      <w:r>
+        <w:t>• 2023: [6, 3, 2]</w:t>
+      </w:r>
+    </w:p>
+    <w:p>
+      <w:r>
+        <w:t>• 2024: [11]</w:t>
+      </w:r>
+    </w:p>
+    <w:p>
+      <w:r>
+        <w:t>• 2025: []</w:t>
+      </w:r>
+    </w:p>
+    <w:p>
+      <w:r>
+        <w:rPr>
+          <w:b/>
+          <w:color w:val="FF0000"/>
+          <w:sz w:val="26"/>
+        </w:rPr>
+        <w:t>Mason Appleton: 21</w:t>
       </w:r>
     </w:p>
     <w:p>
@@ -10173,27 +10035,27 @@
         <w:rPr>
           <w:sz w:val="26"/>
         </w:rPr>
-        <w:t>Timo Meier: 1</w:t>
-      </w:r>
-    </w:p>
-    <w:p>
-      <w:r>
-        <w:t>• 2022: [6, 5, 3]</w:t>
-      </w:r>
-    </w:p>
-    <w:p>
-      <w:r>
-        <w:t>• 2023: [12, 9, 4]</w:t>
-      </w:r>
-    </w:p>
-    <w:p>
-      <w:r>
-        <w:t>• 2024: [11, 8, 5]</w:t>
-      </w:r>
-    </w:p>
-    <w:p>
-      <w:r>
-        <w:t>• 2025: [9, 6, 6]</w:t>
+        <w:t>Dawson Mercer: 1</w:t>
+      </w:r>
+    </w:p>
+    <w:p>
+      <w:r>
+        <w:t>• 2022: [12, 8, 8]</w:t>
+      </w:r>
+    </w:p>
+    <w:p>
+      <w:r>
+        <w:t>• 2023: [9, 8, 7]</w:t>
+      </w:r>
+    </w:p>
+    <w:p>
+      <w:r>
+        <w:t>• 2024: [10, 7, 7]</w:t>
+      </w:r>
+    </w:p>
+    <w:p>
+      <w:r>
+        <w:t>• 2025: [16, 11, 7]</w:t>
       </w:r>
     </w:p>
     <w:p>
@@ -10203,7 +10065,7 @@
           <w:color w:val="FF0000"/>
           <w:sz w:val="26"/>
         </w:rPr>
-        <w:t>Connor Brown: 10</w:t>
+        <w:t>Dennis Cholowski: 33</w:t>
       </w:r>
     </w:p>
     <w:p>
@@ -10213,17 +10075,17 @@
     </w:p>
     <w:p>
       <w:r>
-        <w:t>• 2023: [4, 2, 1]</w:t>
-      </w:r>
-    </w:p>
-    <w:p>
-      <w:r>
-        <w:t>• 2024: [21, 13, 11]</w:t>
-      </w:r>
-    </w:p>
-    <w:p>
-      <w:r>
-        <w:t>• 2025: [15, 9, 5]</w:t>
+        <w:t>• 2023: []</w:t>
+      </w:r>
+    </w:p>
+    <w:p>
+      <w:r>
+        <w:t>• 2024: [13, 5]</w:t>
+      </w:r>
+    </w:p>
+    <w:p>
+      <w:r>
+        <w:t>• 2025: []</w:t>
       </w:r>
     </w:p>
     <w:p>
@@ -10233,27 +10095,27 @@
           <w:color w:val="FF0000"/>
           <w:sz w:val="26"/>
         </w:rPr>
-        <w:t>Dennis Cholowski: 33</w:t>
-      </w:r>
-    </w:p>
-    <w:p>
-      <w:r>
-        <w:t>• 2022: []</w:t>
-      </w:r>
-    </w:p>
-    <w:p>
-      <w:r>
-        <w:t>• 2023: []</w:t>
-      </w:r>
-    </w:p>
-    <w:p>
-      <w:r>
-        <w:t>• 2024: [13, 5]</w:t>
-      </w:r>
-    </w:p>
-    <w:p>
-      <w:r>
-        <w:t>• 2025: []</w:t>
+        <w:t>Jack Hughes: 7</w:t>
+      </w:r>
+    </w:p>
+    <w:p>
+      <w:r>
+        <w:t>• 2022: [6, 5, 5]</w:t>
+      </w:r>
+    </w:p>
+    <w:p>
+      <w:r>
+        <w:t>• 2023: [7, 5, 5]</w:t>
+      </w:r>
+    </w:p>
+    <w:p>
+      <w:r>
+        <w:t>• 2024: [6, 6, 3]</w:t>
+      </w:r>
+    </w:p>
+    <w:p>
+      <w:r>
+        <w:t>• 2025: [15, 4, 2]</w:t>
       </w:r>
     </w:p>
     <w:p>
@@ -10263,27 +10125,27 @@
           <w:color w:val="FF0000"/>
           <w:sz w:val="26"/>
         </w:rPr>
-        <w:t>Jack Hughes: 6</w:t>
-      </w:r>
-    </w:p>
-    <w:p>
-      <w:r>
-        <w:t>• 2022: [6, 5, 5]</w:t>
-      </w:r>
-    </w:p>
-    <w:p>
-      <w:r>
-        <w:t>• 2023: [7, 5, 5]</w:t>
-      </w:r>
-    </w:p>
-    <w:p>
-      <w:r>
-        <w:t>• 2024: [6, 6, 3]</w:t>
-      </w:r>
-    </w:p>
-    <w:p>
-      <w:r>
-        <w:t>• 2025: [15, 4, 2]</w:t>
+        <w:t>Luke Glendening: 73</w:t>
+      </w:r>
+    </w:p>
+    <w:p>
+      <w:r>
+        <w:t>• 2022: [47, 10]</w:t>
+      </w:r>
+    </w:p>
+    <w:p>
+      <w:r>
+        <w:t>• 2023: [11, 9, 9]</w:t>
+      </w:r>
+    </w:p>
+    <w:p>
+      <w:r>
+        <w:t>• 2024: [22, 8, 3]</w:t>
+      </w:r>
+    </w:p>
+    <w:p>
+      <w:r>
+        <w:t>• 2025: []</w:t>
       </w:r>
     </w:p>
     <w:p>
@@ -10293,22 +10155,50 @@
           <w:color w:val="FF0000"/>
           <w:sz w:val="26"/>
         </w:rPr>
-        <w:t>Luke Glendening: 73</w:t>
-      </w:r>
-    </w:p>
-    <w:p>
-      <w:r>
-        <w:t>• 2022: [47, 10]</w:t>
-      </w:r>
-    </w:p>
-    <w:p>
-      <w:r>
-        <w:t>• 2023: [11, 9, 9]</w:t>
-      </w:r>
-    </w:p>
-    <w:p>
-      <w:r>
-        <w:t>• 2024: [22, 8, 3]</w:t>
+        <w:t>Johnathan Kovacevic: 94</w:t>
+      </w:r>
+    </w:p>
+    <w:p>
+      <w:r>
+        <w:t>• 2022: [28, 22]</w:t>
+      </w:r>
+    </w:p>
+    <w:p>
+      <w:r>
+        <w:t>• 2023: [10, 4, 2]</w:t>
+      </w:r>
+    </w:p>
+    <w:p>
+      <w:r>
+        <w:t>• 2024: []</w:t>
+      </w:r>
+    </w:p>
+    <w:p>
+      <w:r>
+        <w:t>• 2025: []</w:t>
+      </w:r>
+    </w:p>
+    <w:p>
+      <w:r>
+        <w:rPr>
+          <w:sz w:val="26"/>
+        </w:rPr>
+        <w:t>Nathan Lgar: 4</w:t>
+      </w:r>
+    </w:p>
+    <w:p>
+      <w:r>
+        <w:t>• 2022: []</w:t>
+      </w:r>
+    </w:p>
+    <w:p>
+      <w:r>
+        <w:t>• 2023: []</w:t>
+      </w:r>
+    </w:p>
+    <w:p>
+      <w:r>
+        <w:t>• 2024: []</w:t>
       </w:r>
     </w:p>
     <w:p>
@@ -10323,55 +10213,27 @@
           <w:color w:val="FF0000"/>
           <w:sz w:val="26"/>
         </w:rPr>
-        <w:t>Johnathan Kovacevic: 93</w:t>
-      </w:r>
-    </w:p>
-    <w:p>
-      <w:r>
-        <w:t>• 2022: [28, 22]</w:t>
-      </w:r>
-    </w:p>
-    <w:p>
-      <w:r>
-        <w:t>• 2023: [10, 4, 2]</w:t>
-      </w:r>
-    </w:p>
-    <w:p>
-      <w:r>
-        <w:t>• 2024: []</w:t>
-      </w:r>
-    </w:p>
-    <w:p>
-      <w:r>
-        <w:t>• 2025: []</w:t>
-      </w:r>
-    </w:p>
-    <w:p>
-      <w:r>
-        <w:rPr>
-          <w:sz w:val="26"/>
-        </w:rPr>
-        <w:t>Nathan Lgar: 4</w:t>
-      </w:r>
-    </w:p>
-    <w:p>
-      <w:r>
-        <w:t>• 2022: []</w:t>
-      </w:r>
-    </w:p>
-    <w:p>
-      <w:r>
-        <w:t>• 2023: []</w:t>
-      </w:r>
-    </w:p>
-    <w:p>
-      <w:r>
-        <w:t>• 2024: []</w:t>
-      </w:r>
-    </w:p>
-    <w:p>
-      <w:r>
-        <w:t>• 2025: []</w:t>
+        <w:t>Jesper Bratt: 8</w:t>
+      </w:r>
+    </w:p>
+    <w:p>
+      <w:r>
+        <w:t>• 2022: [6, 6, 4]</w:t>
+      </w:r>
+    </w:p>
+    <w:p>
+      <w:r>
+        <w:t>• 2023: [11, 8, 7]</w:t>
+      </w:r>
+    </w:p>
+    <w:p>
+      <w:r>
+        <w:t>• 2024: [9, 8, 7]</w:t>
+      </w:r>
+    </w:p>
+    <w:p>
+      <w:r>
+        <w:t>• 2025: [16, 6, 6]</w:t>
       </w:r>
     </w:p>
     <w:p>
@@ -10381,27 +10243,139 @@
           <w:color w:val="FF0000"/>
           <w:sz w:val="26"/>
         </w:rPr>
-        <w:t>Jesper Bratt: 7</w:t>
-      </w:r>
-    </w:p>
-    <w:p>
-      <w:r>
-        <w:t>• 2022: [6, 6, 4]</w:t>
-      </w:r>
-    </w:p>
-    <w:p>
-      <w:r>
-        <w:t>• 2023: [11, 8, 7]</w:t>
-      </w:r>
-    </w:p>
-    <w:p>
-      <w:r>
-        <w:t>• 2024: [9, 8, 7]</w:t>
-      </w:r>
-    </w:p>
-    <w:p>
-      <w:r>
-        <w:t>• 2025: [16, 6, 6]</w:t>
+        <w:t>Zack MacEwen: 22</w:t>
+      </w:r>
+    </w:p>
+    <w:p>
+      <w:r>
+        <w:t>• 2022: [27, 3, 1]</w:t>
+      </w:r>
+    </w:p>
+    <w:p>
+      <w:r>
+        <w:t>• 2023: [7]</w:t>
+      </w:r>
+    </w:p>
+    <w:p>
+      <w:r>
+        <w:t>• 2024: []</w:t>
+      </w:r>
+    </w:p>
+    <w:p>
+      <w:r>
+        <w:t>• 2025: []</w:t>
+      </w:r>
+    </w:p>
+    <w:p>
+      <w:r>
+        <w:rPr>
+          <w:sz w:val="26"/>
+        </w:rPr>
+        <w:t>Angus Crookshank: 4</w:t>
+      </w:r>
+    </w:p>
+    <w:p>
+      <w:r>
+        <w:t>• 2022: []</w:t>
+      </w:r>
+    </w:p>
+    <w:p>
+      <w:r>
+        <w:t>• 2023: [5]</w:t>
+      </w:r>
+    </w:p>
+    <w:p>
+      <w:r>
+        <w:t>• 2024: []</w:t>
+      </w:r>
+    </w:p>
+    <w:p>
+      <w:r>
+        <w:t>• 2025: []</w:t>
+      </w:r>
+    </w:p>
+    <w:p>
+      <w:r>
+        <w:rPr>
+          <w:sz w:val="26"/>
+        </w:rPr>
+        <w:t>Paul Cotter: 3</w:t>
+      </w:r>
+    </w:p>
+    <w:p>
+      <w:r>
+        <w:t>• 2022: [11, 9, 5]</w:t>
+      </w:r>
+    </w:p>
+    <w:p>
+      <w:r>
+        <w:t>• 2023: [17, 15, 8]</w:t>
+      </w:r>
+    </w:p>
+    <w:p>
+      <w:r>
+        <w:t>• 2024: [19, 10, 7]</w:t>
+      </w:r>
+    </w:p>
+    <w:p>
+      <w:r>
+        <w:t>• 2025: [23, 16, 5]</w:t>
+      </w:r>
+    </w:p>
+    <w:p>
+      <w:r>
+        <w:rPr>
+          <w:sz w:val="26"/>
+        </w:rPr>
+        <w:t>Brian Halonen: 1</w:t>
+      </w:r>
+    </w:p>
+    <w:p>
+      <w:r>
+        <w:t>• 2022: []</w:t>
+      </w:r>
+    </w:p>
+    <w:p>
+      <w:r>
+        <w:t>• 2023: []</w:t>
+      </w:r>
+    </w:p>
+    <w:p>
+      <w:r>
+        <w:t>• 2024: []</w:t>
+      </w:r>
+    </w:p>
+    <w:p>
+      <w:r>
+        <w:t>• 2025: []</w:t>
+      </w:r>
+    </w:p>
+    <w:p>
+      <w:r>
+        <w:rPr>
+          <w:sz w:val="26"/>
+        </w:rPr>
+        <w:t>Cody Glass: 1</w:t>
+      </w:r>
+    </w:p>
+    <w:p>
+      <w:r>
+        <w:t>• 2022: [12, 8, 8]</w:t>
+      </w:r>
+    </w:p>
+    <w:p>
+      <w:r>
+        <w:t>• 2023: [13, 6, 5]</w:t>
+      </w:r>
+    </w:p>
+    <w:p>
+      <w:r>
+        <w:t>• 2024: [16, 13, 2]</w:t>
+      </w:r>
+    </w:p>
+    <w:p>
+      <w:r>
+        <w:t>• 2025: [8, 7, 6]</w:t>
       </w:r>
     </w:p>
     <w:p>
@@ -10411,35 +10385,7 @@
           <w:color w:val="FF0000"/>
           <w:sz w:val="26"/>
         </w:rPr>
-        <w:t>Zack MacEwen: 22</w:t>
-      </w:r>
-    </w:p>
-    <w:p>
-      <w:r>
-        <w:t>• 2022: [27, 3, 1]</w:t>
-      </w:r>
-    </w:p>
-    <w:p>
-      <w:r>
-        <w:t>• 2023: [7]</w:t>
-      </w:r>
-    </w:p>
-    <w:p>
-      <w:r>
-        <w:t>• 2024: []</w:t>
-      </w:r>
-    </w:p>
-    <w:p>
-      <w:r>
-        <w:t>• 2025: []</w:t>
-      </w:r>
-    </w:p>
-    <w:p>
-      <w:r>
-        <w:rPr>
-          <w:sz w:val="26"/>
-        </w:rPr>
-        <w:t>Angus Crookshank: 4</w:t>
+        <w:t>Seamus Casey: 7</w:t>
       </w:r>
     </w:p>
     <w:p>
@@ -10449,68 +10395,12 @@
     </w:p>
     <w:p>
       <w:r>
-        <w:t>• 2023: [5]</w:t>
-      </w:r>
-    </w:p>
-    <w:p>
-      <w:r>
-        <w:t>• 2024: []</w:t>
-      </w:r>
-    </w:p>
-    <w:p>
-      <w:r>
-        <w:t>• 2025: []</w:t>
-      </w:r>
-    </w:p>
-    <w:p>
-      <w:r>
-        <w:rPr>
-          <w:sz w:val="26"/>
-        </w:rPr>
-        <w:t>Paul Cotter: 2</w:t>
-      </w:r>
-    </w:p>
-    <w:p>
-      <w:r>
-        <w:t>• 2022: [11, 9, 5]</w:t>
-      </w:r>
-    </w:p>
-    <w:p>
-      <w:r>
-        <w:t>• 2023: [17, 15, 8]</w:t>
-      </w:r>
-    </w:p>
-    <w:p>
-      <w:r>
-        <w:t>• 2024: [19, 10, 7]</w:t>
-      </w:r>
-    </w:p>
-    <w:p>
-      <w:r>
-        <w:t>• 2025: [23, 16, 5]</w:t>
-      </w:r>
-    </w:p>
-    <w:p>
-      <w:r>
-        <w:rPr>
-          <w:sz w:val="26"/>
-        </w:rPr>
-        <w:t>Brian Halonen: 1</w:t>
-      </w:r>
-    </w:p>
-    <w:p>
-      <w:r>
-        <w:t>• 2022: []</w:t>
-      </w:r>
-    </w:p>
-    <w:p>
-      <w:r>
         <w:t>• 2023: []</w:t>
       </w:r>
     </w:p>
     <w:p>
       <w:r>
-        <w:t>• 2024: []</w:t>
+        <w:t>• 2024: [3, 1, 0]</w:t>
       </w:r>
     </w:p>
     <w:p>
@@ -10525,22 +10415,22 @@
           <w:color w:val="FF0000"/>
           <w:sz w:val="26"/>
         </w:rPr>
-        <w:t>Seamus Casey: 7</w:t>
-      </w:r>
-    </w:p>
-    <w:p>
-      <w:r>
-        <w:t>• 2022: []</w:t>
-      </w:r>
-    </w:p>
-    <w:p>
-      <w:r>
-        <w:t>• 2023: []</w:t>
-      </w:r>
-    </w:p>
-    <w:p>
-      <w:r>
-        <w:t>• 2024: [3, 1, 0]</w:t>
+        <w:t>Brett Pesce: 24</w:t>
+      </w:r>
+    </w:p>
+    <w:p>
+      <w:r>
+        <w:t>• 2022: [37, 18, 0]</w:t>
+      </w:r>
+    </w:p>
+    <w:p>
+      <w:r>
+        <w:t>• 2023: [29]</w:t>
+      </w:r>
+    </w:p>
+    <w:p>
+      <w:r>
+        <w:t>• 2024: [30, 3]</w:t>
       </w:r>
     </w:p>
     <w:p>
@@ -10555,27 +10445,83 @@
           <w:color w:val="FF0000"/>
           <w:sz w:val="26"/>
         </w:rPr>
-        <w:t>Brett Pesce: 24</w:t>
-      </w:r>
-    </w:p>
-    <w:p>
-      <w:r>
-        <w:t>• 2022: [37, 18, 0]</w:t>
-      </w:r>
-    </w:p>
-    <w:p>
-      <w:r>
-        <w:t>• 2023: [29]</w:t>
-      </w:r>
-    </w:p>
-    <w:p>
-      <w:r>
-        <w:t>• 2024: [30, 3]</w:t>
+        <w:t>Brenden Dillon: 38</w:t>
+      </w:r>
+    </w:p>
+    <w:p>
+      <w:r>
+        <w:t>• 2022: [23]</w:t>
+      </w:r>
+    </w:p>
+    <w:p>
+      <w:r>
+        <w:t>• 2023: [13, 13, 12]</w:t>
+      </w:r>
+    </w:p>
+    <w:p>
+      <w:r>
+        <w:t>• 2024: [10]</w:t>
+      </w:r>
+    </w:p>
+    <w:p>
+      <w:r>
+        <w:t>• 2025: [16, 0]</w:t>
+      </w:r>
+    </w:p>
+    <w:p>
+      <w:r>
+        <w:rPr>
+          <w:sz w:val="26"/>
+        </w:rPr>
+        <w:t>Xavier Parent: 5</w:t>
+      </w:r>
+    </w:p>
+    <w:p>
+      <w:r>
+        <w:t>• 2022: []</w:t>
+      </w:r>
+    </w:p>
+    <w:p>
+      <w:r>
+        <w:t>• 2023: []</w:t>
+      </w:r>
+    </w:p>
+    <w:p>
+      <w:r>
+        <w:t>• 2024: []</w:t>
       </w:r>
     </w:p>
     <w:p>
       <w:r>
         <w:t>• 2025: []</w:t>
+      </w:r>
+    </w:p>
+    <w:p>
+      <w:r>
+        <w:rPr>
+          <w:sz w:val="26"/>
+        </w:rPr>
+        <w:t>Nico Hischier: 2</w:t>
+      </w:r>
+    </w:p>
+    <w:p>
+      <w:r>
+        <w:t>• 2022: [9, 6, 6]</w:t>
+      </w:r>
+    </w:p>
+    <w:p>
+      <w:r>
+        <w:t>• 2023: [6, 4, 4]</w:t>
+      </w:r>
+    </w:p>
+    <w:p>
+      <w:r>
+        <w:t>• 2024: [10, 5, 3]</w:t>
+      </w:r>
+    </w:p>
+    <w:p>
+      <w:r>
+        <w:t>• 2025: [13, 7, 6]</w:t>
       </w:r>
     </w:p>
     <w:p>
@@ -10585,35 +10531,7 @@
           <w:color w:val="FF0000"/>
           <w:sz w:val="26"/>
         </w:rPr>
-        <w:t>Brenden Dillon: 37</w:t>
-      </w:r>
-    </w:p>
-    <w:p>
-      <w:r>
-        <w:t>• 2022: [23]</w:t>
-      </w:r>
-    </w:p>
-    <w:p>
-      <w:r>
-        <w:t>• 2023: [13, 13, 12]</w:t>
-      </w:r>
-    </w:p>
-    <w:p>
-      <w:r>
-        <w:t>• 2024: [10]</w:t>
-      </w:r>
-    </w:p>
-    <w:p>
-      <w:r>
-        <w:t>• 2025: [16, 0]</w:t>
-      </w:r>
-    </w:p>
-    <w:p>
-      <w:r>
-        <w:rPr>
-          <w:sz w:val="26"/>
-        </w:rPr>
-        <w:t>Xavier Parent: 5</w:t>
+        <w:t>Maxim Tsyplakov: 30</w:t>
       </w:r>
     </w:p>
     <w:p>
@@ -10628,40 +10546,40 @@
     </w:p>
     <w:p>
       <w:r>
+        <w:t>• 2024: [26, 11, 10]</w:t>
+      </w:r>
+    </w:p>
+    <w:p>
+      <w:r>
+        <w:t>• 2025: []</w:t>
+      </w:r>
+    </w:p>
+    <w:p>
+      <w:r>
+        <w:rPr>
+          <w:sz w:val="26"/>
+        </w:rPr>
+        <w:t>Juho Lammikko: 24</w:t>
+      </w:r>
+    </w:p>
+    <w:p>
+      <w:r>
+        <w:t>• 2022: []</w:t>
+      </w:r>
+    </w:p>
+    <w:p>
+      <w:r>
+        <w:t>• 2023: []</w:t>
+      </w:r>
+    </w:p>
+    <w:p>
+      <w:r>
         <w:t>• 2024: []</w:t>
       </w:r>
     </w:p>
     <w:p>
       <w:r>
         <w:t>• 2025: []</w:t>
-      </w:r>
-    </w:p>
-    <w:p>
-      <w:r>
-        <w:rPr>
-          <w:sz w:val="26"/>
-        </w:rPr>
-        <w:t>Nico Hischier: 1</w:t>
-      </w:r>
-    </w:p>
-    <w:p>
-      <w:r>
-        <w:t>• 2022: [9, 6, 6]</w:t>
-      </w:r>
-    </w:p>
-    <w:p>
-      <w:r>
-        <w:t>• 2023: [6, 4, 4]</w:t>
-      </w:r>
-    </w:p>
-    <w:p>
-      <w:r>
-        <w:t>• 2024: [10, 5, 3]</w:t>
-      </w:r>
-    </w:p>
-    <w:p>
-      <w:r>
-        <w:t>• 2025: [13, 7, 6]</w:t>
       </w:r>
     </w:p>
     <w:p>
@@ -10671,50 +10589,22 @@
           <w:color w:val="FF0000"/>
           <w:sz w:val="26"/>
         </w:rPr>
-        <w:t>Maxim Tsyplakov: 29</w:t>
-      </w:r>
-    </w:p>
-    <w:p>
-      <w:r>
-        <w:t>• 2022: []</w:t>
-      </w:r>
-    </w:p>
-    <w:p>
-      <w:r>
-        <w:t>• 2023: []</w:t>
-      </w:r>
-    </w:p>
-    <w:p>
-      <w:r>
-        <w:t>• 2024: [26, 11, 10]</w:t>
-      </w:r>
-    </w:p>
-    <w:p>
-      <w:r>
-        <w:t>• 2025: []</w:t>
-      </w:r>
-    </w:p>
-    <w:p>
-      <w:r>
-        <w:rPr>
-          <w:sz w:val="26"/>
-        </w:rPr>
-        <w:t>Juho Lammikko: 24</w:t>
-      </w:r>
-    </w:p>
-    <w:p>
-      <w:r>
-        <w:t>• 2022: []</w:t>
-      </w:r>
-    </w:p>
-    <w:p>
-      <w:r>
-        <w:t>• 2023: []</w:t>
-      </w:r>
-    </w:p>
-    <w:p>
-      <w:r>
-        <w:t>• 2024: []</w:t>
+        <w:t>Evgenii Dadonov: 18</w:t>
+      </w:r>
+    </w:p>
+    <w:p>
+      <w:r>
+        <w:t>• 2022: [15, 14, 7]</w:t>
+      </w:r>
+    </w:p>
+    <w:p>
+      <w:r>
+        <w:t>• 2023: [7, 7, 5]</w:t>
+      </w:r>
+    </w:p>
+    <w:p>
+      <w:r>
+        <w:t>• 2024: [17, 6, 6]</w:t>
       </w:r>
     </w:p>
     <w:p>
@@ -10729,22 +10619,22 @@
           <w:color w:val="FF0000"/>
           <w:sz w:val="26"/>
         </w:rPr>
-        <w:t>Evgenii Dadonov: 18</w:t>
-      </w:r>
-    </w:p>
-    <w:p>
-      <w:r>
-        <w:t>• 2022: [15, 14, 7]</w:t>
-      </w:r>
-    </w:p>
-    <w:p>
-      <w:r>
-        <w:t>• 2023: [7, 7, 5]</w:t>
-      </w:r>
-    </w:p>
-    <w:p>
-      <w:r>
-        <w:t>• 2024: [17, 6, 6]</w:t>
+        <w:t>Jonas Siegenthaler: 77</w:t>
+      </w:r>
+    </w:p>
+    <w:p>
+      <w:r>
+        <w:t>• 2022: [31, 20, 16]</w:t>
+      </w:r>
+    </w:p>
+    <w:p>
+      <w:r>
+        <w:t>• 2023: []</w:t>
+      </w:r>
+    </w:p>
+    <w:p>
+      <w:r>
+        <w:t>• 2024: [23]</w:t>
       </w:r>
     </w:p>
     <w:p>
@@ -10759,27 +10649,27 @@
           <w:color w:val="FF0000"/>
           <w:sz w:val="26"/>
         </w:rPr>
-        <w:t>Jonas Siegenthaler: 76</w:t>
-      </w:r>
-    </w:p>
-    <w:p>
-      <w:r>
-        <w:t>• 2022: [31, 20, 16]</w:t>
-      </w:r>
-    </w:p>
-    <w:p>
-      <w:r>
-        <w:t>• 2023: []</w:t>
-      </w:r>
-    </w:p>
-    <w:p>
-      <w:r>
-        <w:t>• 2024: [23]</w:t>
-      </w:r>
-    </w:p>
-    <w:p>
-      <w:r>
-        <w:t>• 2025: []</w:t>
+        <w:t>Dougie Hamilton: 1</w:t>
+      </w:r>
+    </w:p>
+    <w:p>
+      <w:r>
+        <w:t>• 2022: [12, 9, 9]</w:t>
+      </w:r>
+    </w:p>
+    <w:p>
+      <w:r>
+        <w:t>• 2023: [4, 2, 1]</w:t>
+      </w:r>
+    </w:p>
+    <w:p>
+      <w:r>
+        <w:t>• 2024: [19, 13, 6]</w:t>
+      </w:r>
+    </w:p>
+    <w:p>
+      <w:r>
+        <w:t>• 2025: [26, 9, 6]</w:t>
       </w:r>
     </w:p>
     <w:p>
@@ -10789,7 +10679,7 @@
           <w:color w:val="FF0000"/>
           <w:sz w:val="26"/>
         </w:rPr>
-        <w:t>Nick Bjugstad: 13</w:t>
+        <w:t>Nick Bjugstad: 14</w:t>
       </w:r>
     </w:p>
     <w:p>
@@ -10873,7 +10763,37 @@
         <w:rPr>
           <w:sz w:val="26"/>
         </w:rPr>
-        <w:t>Luke Hughes: 7</w:t>
+        <w:t>Simon Nemec: 1</w:t>
+      </w:r>
+    </w:p>
+    <w:p>
+      <w:r>
+        <w:t>• 2022: []</w:t>
+      </w:r>
+    </w:p>
+    <w:p>
+      <w:r>
+        <w:t>• 2023: [26, 12]</w:t>
+      </w:r>
+    </w:p>
+    <w:p>
+      <w:r>
+        <w:t>• 2024: [8]</w:t>
+      </w:r>
+    </w:p>
+    <w:p>
+      <w:r>
+        <w:t>• 2025: [11, 5, 4]</w:t>
+      </w:r>
+    </w:p>
+    <w:p>
+      <w:r>
+        <w:rPr>
+          <w:b/>
+          <w:color w:val="FF0000"/>
+          <w:sz w:val="26"/>
+        </w:rPr>
+        <w:t>Luke Hughes: 8</w:t>
       </w:r>
     </w:p>
     <w:p>
@@ -11397,36 +11317,6 @@
     <w:p>
       <w:r>
         <w:rPr>
-          <w:b/>
-          <w:color w:val="FF0000"/>
-          <w:sz w:val="26"/>
-        </w:rPr>
-        <w:t>Cole Smith: 11</w:t>
-      </w:r>
-    </w:p>
-    <w:p>
-      <w:r>
-        <w:t>• 2022: [17, 6, 1]</w:t>
-      </w:r>
-    </w:p>
-    <w:p>
-      <w:r>
-        <w:t>• 2023: [20, 15, 12]</w:t>
-      </w:r>
-    </w:p>
-    <w:p>
-      <w:r>
-        <w:t>• 2024: [30, 8]</w:t>
-      </w:r>
-    </w:p>
-    <w:p>
-      <w:r>
-        <w:t>• 2025: [10, 5, 4]</w:t>
-      </w:r>
-    </w:p>
-    <w:p>
-      <w:r>
-        <w:rPr>
           <w:sz w:val="26"/>
         </w:rPr>
         <w:t>Brady Martin: 3</w:t>
@@ -11527,7 +11417,7 @@
           <w:color w:val="FF0000"/>
           <w:sz w:val="26"/>
         </w:rPr>
-        <w:t>Ondrej Palat: 8</w:t>
+        <w:t>Ondrej Palat: 9</w:t>
       </w:r>
     </w:p>
     <w:p>
@@ -11555,7 +11445,7 @@
         <w:rPr>
           <w:sz w:val="26"/>
         </w:rPr>
-        <w:t>Calum Ritchie: 12</w:t>
+        <w:t>Calum Ritchie: 13</w:t>
       </w:r>
     </w:p>
     <w:p>
@@ -11611,7 +11501,7 @@
         <w:rPr>
           <w:sz w:val="26"/>
         </w:rPr>
-        <w:t>Casey Cizikas: 3</w:t>
+        <w:t>Casey Cizikas: 4</w:t>
       </w:r>
     </w:p>
     <w:p>
@@ -11639,7 +11529,7 @@
         <w:rPr>
           <w:sz w:val="26"/>
         </w:rPr>
-        <w:t>Simon Holmstrom: 1</w:t>
+        <w:t>Simon Holmstrom: 2</w:t>
       </w:r>
     </w:p>
     <w:p>
@@ -11688,6 +11578,34 @@
     <w:p>
       <w:r>
         <w:t>• 2025: [16, 5]</w:t>
+      </w:r>
+    </w:p>
+    <w:p>
+      <w:r>
+        <w:rPr>
+          <w:sz w:val="26"/>
+        </w:rPr>
+        <w:t>Matthew Schaefer: 1</w:t>
+      </w:r>
+    </w:p>
+    <w:p>
+      <w:r>
+        <w:t>• 2022: []</w:t>
+      </w:r>
+    </w:p>
+    <w:p>
+      <w:r>
+        <w:t>• 2023: []</w:t>
+      </w:r>
+    </w:p>
+    <w:p>
+      <w:r>
+        <w:t>• 2024: []</w:t>
+      </w:r>
+    </w:p>
+    <w:p>
+      <w:r>
+        <w:t>• 2025: [7, 7, 7]</w:t>
       </w:r>
     </w:p>
     <w:p>
@@ -11697,7 +11615,7 @@
           <w:color w:val="FF0000"/>
           <w:sz w:val="26"/>
         </w:rPr>
-        <w:t>Adam Pelech: 19</w:t>
+        <w:t>Adam Pelech: 20</w:t>
       </w:r>
     </w:p>
     <w:p>
@@ -11725,7 +11643,7 @@
         <w:rPr>
           <w:sz w:val="26"/>
         </w:rPr>
-        <w:t>Scott Mayfield: 1</w:t>
+        <w:t>Scott Mayfield: 2</w:t>
       </w:r>
     </w:p>
     <w:p>
@@ -11755,7 +11673,7 @@
           <w:color w:val="FF0000"/>
           <w:sz w:val="26"/>
         </w:rPr>
-        <w:t>Adam Boqvist: 27</w:t>
+        <w:t>Adam Boqvist: 28</w:t>
       </w:r>
     </w:p>
     <w:p>
@@ -11776,6 +11694,34 @@
     <w:p>
       <w:r>
         <w:t>• 2025: []</w:t>
+      </w:r>
+    </w:p>
+    <w:p>
+      <w:r>
+        <w:rPr>
+          <w:sz w:val="26"/>
+        </w:rPr>
+        <w:t>Bo Horvat: 1</w:t>
+      </w:r>
+    </w:p>
+    <w:p>
+      <w:r>
+        <w:t>• 2022: [11, 4, 3]</w:t>
+      </w:r>
+    </w:p>
+    <w:p>
+      <w:r>
+        <w:t>• 2023: [6, 5, 5]</w:t>
+      </w:r>
+    </w:p>
+    <w:p>
+      <w:r>
+        <w:t>• 2024: [13, 5, 5]</w:t>
+      </w:r>
+    </w:p>
+    <w:p>
+      <w:r>
+        <w:t>• 2025: [7, 4, 3]</w:t>
       </w:r>
     </w:p>
     <w:p>
@@ -11785,27 +11731,27 @@
           <w:color w:val="FF0000"/>
           <w:sz w:val="26"/>
         </w:rPr>
-        <w:t>Jonathan Drouin: 36</w:t>
-      </w:r>
-    </w:p>
-    <w:p>
-      <w:r>
-        <w:t>• 2022: [7]</w:t>
-      </w:r>
-    </w:p>
-    <w:p>
-      <w:r>
-        <w:t>• 2023: [19, 9, 5]</w:t>
-      </w:r>
-    </w:p>
-    <w:p>
-      <w:r>
-        <w:t>• 2024: [7, 6, 5]</w:t>
-      </w:r>
-    </w:p>
-    <w:p>
-      <w:r>
-        <w:t>• 2025: [12, 2]</w:t>
+        <w:t>Carson Soucy: 1</w:t>
+      </w:r>
+    </w:p>
+    <w:p>
+      <w:r>
+        <w:t>• 2022: [41, 19]</w:t>
+      </w:r>
+    </w:p>
+    <w:p>
+      <w:r>
+        <w:t>• 2023: [2]</w:t>
+      </w:r>
+    </w:p>
+    <w:p>
+      <w:r>
+        <w:t>• 2024: [22, 7, 0]</w:t>
+      </w:r>
+    </w:p>
+    <w:p>
+      <w:r>
+        <w:t>• 2025: [23, 19, 6]</w:t>
       </w:r>
     </w:p>
     <w:p>
@@ -11815,55 +11761,27 @@
           <w:color w:val="FF0000"/>
           <w:sz w:val="26"/>
         </w:rPr>
-        <w:t>Alexander Romanov: 35</w:t>
-      </w:r>
-    </w:p>
-    <w:p>
-      <w:r>
-        <w:t>• 2022: [27]</w:t>
-      </w:r>
-    </w:p>
-    <w:p>
-      <w:r>
-        <w:t>• 2023: [15, 7, 7]</w:t>
-      </w:r>
-    </w:p>
-    <w:p>
-      <w:r>
-        <w:t>• 2024: [7, 0, 0]</w:t>
-      </w:r>
-    </w:p>
-    <w:p>
-      <w:r>
-        <w:t>• 2025: []</w:t>
-      </w:r>
-    </w:p>
-    <w:p>
-      <w:r>
-        <w:rPr>
-          <w:sz w:val="26"/>
-        </w:rPr>
-        <w:t>Marshall Warren: 8</w:t>
-      </w:r>
-    </w:p>
-    <w:p>
-      <w:r>
-        <w:t>• 2022: []</w:t>
-      </w:r>
-    </w:p>
-    <w:p>
-      <w:r>
-        <w:t>• 2023: []</w:t>
-      </w:r>
-    </w:p>
-    <w:p>
-      <w:r>
-        <w:t>• 2024: []</w:t>
-      </w:r>
-    </w:p>
-    <w:p>
-      <w:r>
-        <w:t>• 2025: []</w:t>
+        <w:t>Jonathan Drouin: 37</w:t>
+      </w:r>
+    </w:p>
+    <w:p>
+      <w:r>
+        <w:t>• 2022: [7]</w:t>
+      </w:r>
+    </w:p>
+    <w:p>
+      <w:r>
+        <w:t>• 2023: [19, 9, 5]</w:t>
+      </w:r>
+    </w:p>
+    <w:p>
+      <w:r>
+        <w:t>• 2024: [7, 6, 5]</w:t>
+      </w:r>
+    </w:p>
+    <w:p>
+      <w:r>
+        <w:t>• 2025: [12, 2]</w:t>
       </w:r>
     </w:p>
     <w:p>
@@ -11873,35 +11791,35 @@
           <w:color w:val="FF0000"/>
           <w:sz w:val="26"/>
         </w:rPr>
-        <w:t>Mathew Barzal: 3</w:t>
-      </w:r>
-    </w:p>
-    <w:p>
-      <w:r>
-        <w:t>• 2022: [10, 5, 5]</w:t>
-      </w:r>
-    </w:p>
-    <w:p>
-      <w:r>
-        <w:t>• 2023: [10, 7, 6]</w:t>
-      </w:r>
-    </w:p>
-    <w:p>
-      <w:r>
-        <w:t>• 2024: [7, 5, 3]</w:t>
-      </w:r>
-    </w:p>
-    <w:p>
-      <w:r>
-        <w:t>• 2025: [8, 6, 5]</w:t>
-      </w:r>
-    </w:p>
-    <w:p>
-      <w:r>
-        <w:rPr>
-          <w:sz w:val="26"/>
-        </w:rPr>
-        <w:t>Cole McWard: 7</w:t>
+        <w:t>Alexander Romanov: 35</w:t>
+      </w:r>
+    </w:p>
+    <w:p>
+      <w:r>
+        <w:t>• 2022: [27]</w:t>
+      </w:r>
+    </w:p>
+    <w:p>
+      <w:r>
+        <w:t>• 2023: [15, 7, 7]</w:t>
+      </w:r>
+    </w:p>
+    <w:p>
+      <w:r>
+        <w:t>• 2024: [7, 0, 0]</w:t>
+      </w:r>
+    </w:p>
+    <w:p>
+      <w:r>
+        <w:t>• 2025: []</w:t>
+      </w:r>
+    </w:p>
+    <w:p>
+      <w:r>
+        <w:rPr>
+          <w:sz w:val="26"/>
+        </w:rPr>
+        <w:t>Marshall Warren: 8</w:t>
       </w:r>
     </w:p>
     <w:p>
@@ -11931,27 +11849,55 @@
           <w:color w:val="FF0000"/>
           <w:sz w:val="26"/>
         </w:rPr>
-        <w:t>Anthony Duclair: 8</w:t>
-      </w:r>
-    </w:p>
-    <w:p>
-      <w:r>
-        <w:t>• 2022: [17]</w:t>
-      </w:r>
-    </w:p>
-    <w:p>
-      <w:r>
-        <w:t>• 2023: [9, 8, 6]</w:t>
-      </w:r>
-    </w:p>
-    <w:p>
-      <w:r>
-        <w:t>• 2024: [10, 7, 5]</w:t>
-      </w:r>
-    </w:p>
-    <w:p>
-      <w:r>
-        <w:t>• 2025: [13, 12, 5]</w:t>
+        <w:t>Mathew Barzal: 4</w:t>
+      </w:r>
+    </w:p>
+    <w:p>
+      <w:r>
+        <w:t>• 2022: [10, 5, 5]</w:t>
+      </w:r>
+    </w:p>
+    <w:p>
+      <w:r>
+        <w:t>• 2023: [10, 7, 6]</w:t>
+      </w:r>
+    </w:p>
+    <w:p>
+      <w:r>
+        <w:t>• 2024: [7, 5, 3]</w:t>
+      </w:r>
+    </w:p>
+    <w:p>
+      <w:r>
+        <w:t>• 2025: [8, 6, 5]</w:t>
+      </w:r>
+    </w:p>
+    <w:p>
+      <w:r>
+        <w:rPr>
+          <w:sz w:val="26"/>
+        </w:rPr>
+        <w:t>Cole McWard: 7</w:t>
+      </w:r>
+    </w:p>
+    <w:p>
+      <w:r>
+        <w:t>• 2022: []</w:t>
+      </w:r>
+    </w:p>
+    <w:p>
+      <w:r>
+        <w:t>• 2023: []</w:t>
+      </w:r>
+    </w:p>
+    <w:p>
+      <w:r>
+        <w:t>• 2024: []</w:t>
+      </w:r>
+    </w:p>
+    <w:p>
+      <w:r>
+        <w:t>• 2025: []</w:t>
       </w:r>
     </w:p>
     <w:p>
@@ -11961,55 +11907,27 @@
           <w:color w:val="FF0000"/>
           <w:sz w:val="26"/>
         </w:rPr>
-        <w:t>Marc Gatcomb: 27</w:t>
-      </w:r>
-    </w:p>
-    <w:p>
-      <w:r>
-        <w:t>• 2022: []</w:t>
-      </w:r>
-    </w:p>
-    <w:p>
-      <w:r>
-        <w:t>• 2023: []</w:t>
-      </w:r>
-    </w:p>
-    <w:p>
-      <w:r>
-        <w:t>• 2024: [11, 3, 2]</w:t>
-      </w:r>
-    </w:p>
-    <w:p>
-      <w:r>
-        <w:t>• 2025: []</w:t>
-      </w:r>
-    </w:p>
-    <w:p>
-      <w:r>
-        <w:rPr>
-          <w:sz w:val="26"/>
-        </w:rPr>
-        <w:t>Jean-Gabriel Pageau: 1</w:t>
-      </w:r>
-    </w:p>
-    <w:p>
-      <w:r>
-        <w:t>• 2022: [17, 9, 6]</w:t>
-      </w:r>
-    </w:p>
-    <w:p>
-      <w:r>
-        <w:t>• 2023: [8, 8, 8]</w:t>
-      </w:r>
-    </w:p>
-    <w:p>
-      <w:r>
-        <w:t>• 2024: [13, 12, 9]</w:t>
-      </w:r>
-    </w:p>
-    <w:p>
-      <w:r>
-        <w:t>• 2025: [19, 3, 3]</w:t>
+        <w:t>Anthony Duclair: 8</w:t>
+      </w:r>
+    </w:p>
+    <w:p>
+      <w:r>
+        <w:t>• 2022: [17]</w:t>
+      </w:r>
+    </w:p>
+    <w:p>
+      <w:r>
+        <w:t>• 2023: [9, 8, 6]</w:t>
+      </w:r>
+    </w:p>
+    <w:p>
+      <w:r>
+        <w:t>• 2024: [10, 7, 5]</w:t>
+      </w:r>
+    </w:p>
+    <w:p>
+      <w:r>
+        <w:t>• 2025: [13, 12, 5]</w:t>
       </w:r>
     </w:p>
     <w:p>
@@ -12019,7 +11937,7 @@
           <w:color w:val="FF0000"/>
           <w:sz w:val="26"/>
         </w:rPr>
-        <w:t>Emil Heineman: 8</w:t>
+        <w:t>Marc Gatcomb: 28</w:t>
       </w:r>
     </w:p>
     <w:p>
@@ -12034,40 +11952,40 @@
     </w:p>
     <w:p>
       <w:r>
-        <w:t>• 2024: [11, 7, 3]</w:t>
-      </w:r>
-    </w:p>
-    <w:p>
-      <w:r>
-        <w:t>• 2025: [8, 6, 6]</w:t>
-      </w:r>
-    </w:p>
-    <w:p>
-      <w:r>
-        <w:rPr>
-          <w:sz w:val="26"/>
-        </w:rPr>
-        <w:t>Travis Mitchell: 2</w:t>
-      </w:r>
-    </w:p>
-    <w:p>
-      <w:r>
-        <w:t>• 2022: []</w:t>
-      </w:r>
-    </w:p>
-    <w:p>
-      <w:r>
-        <w:t>• 2023: []</w:t>
-      </w:r>
-    </w:p>
-    <w:p>
-      <w:r>
-        <w:t>• 2024: []</w:t>
+        <w:t>• 2024: [11, 3, 2]</w:t>
       </w:r>
     </w:p>
     <w:p>
       <w:r>
         <w:t>• 2025: []</w:t>
+      </w:r>
+    </w:p>
+    <w:p>
+      <w:r>
+        <w:rPr>
+          <w:sz w:val="26"/>
+        </w:rPr>
+        <w:t>Jean-Gabriel Pageau: 2</w:t>
+      </w:r>
+    </w:p>
+    <w:p>
+      <w:r>
+        <w:t>• 2022: [17, 9, 6]</w:t>
+      </w:r>
+    </w:p>
+    <w:p>
+      <w:r>
+        <w:t>• 2023: [8, 8, 8]</w:t>
+      </w:r>
+    </w:p>
+    <w:p>
+      <w:r>
+        <w:t>• 2024: [13, 12, 9]</w:t>
+      </w:r>
+    </w:p>
+    <w:p>
+      <w:r>
+        <w:t>• 2025: [19, 3, 3]</w:t>
       </w:r>
     </w:p>
     <w:p>
@@ -12077,27 +11995,55 @@
           <w:color w:val="FF0000"/>
           <w:sz w:val="26"/>
         </w:rPr>
-        <w:t>Kyle Palmieri: 5</w:t>
-      </w:r>
-    </w:p>
-    <w:p>
-      <w:r>
-        <w:t>• 2022: [7, 5, 4]</w:t>
-      </w:r>
-    </w:p>
-    <w:p>
-      <w:r>
-        <w:t>• 2023: [12, 9, 6]</w:t>
-      </w:r>
-    </w:p>
-    <w:p>
-      <w:r>
-        <w:t>• 2024: [14, 6, 5]</w:t>
-      </w:r>
-    </w:p>
-    <w:p>
-      <w:r>
-        <w:t>• 2025: [6, 3, 3]</w:t>
+        <w:t>Emil Heineman: 9</w:t>
+      </w:r>
+    </w:p>
+    <w:p>
+      <w:r>
+        <w:t>• 2022: []</w:t>
+      </w:r>
+    </w:p>
+    <w:p>
+      <w:r>
+        <w:t>• 2023: []</w:t>
+      </w:r>
+    </w:p>
+    <w:p>
+      <w:r>
+        <w:t>• 2024: [11, 7, 3]</w:t>
+      </w:r>
+    </w:p>
+    <w:p>
+      <w:r>
+        <w:t>• 2025: [8, 6, 6]</w:t>
+      </w:r>
+    </w:p>
+    <w:p>
+      <w:r>
+        <w:rPr>
+          <w:sz w:val="26"/>
+        </w:rPr>
+        <w:t>Travis Mitchell: 2</w:t>
+      </w:r>
+    </w:p>
+    <w:p>
+      <w:r>
+        <w:t>• 2022: []</w:t>
+      </w:r>
+    </w:p>
+    <w:p>
+      <w:r>
+        <w:t>• 2023: []</w:t>
+      </w:r>
+    </w:p>
+    <w:p>
+      <w:r>
+        <w:t>• 2024: []</w:t>
+      </w:r>
+    </w:p>
+    <w:p>
+      <w:r>
+        <w:t>• 2025: []</w:t>
       </w:r>
     </w:p>
     <w:p>
@@ -12107,27 +12053,27 @@
           <w:color w:val="FF0000"/>
           <w:sz w:val="26"/>
         </w:rPr>
-        <w:t>Kyle MacLean: 15</w:t>
-      </w:r>
-    </w:p>
-    <w:p>
-      <w:r>
-        <w:t>• 2022: []</w:t>
-      </w:r>
-    </w:p>
-    <w:p>
-      <w:r>
-        <w:t>• 2023: [18, 3, 1]</w:t>
-      </w:r>
-    </w:p>
-    <w:p>
-      <w:r>
-        <w:t>• 2024: [22, 15, 4]</w:t>
-      </w:r>
-    </w:p>
-    <w:p>
-      <w:r>
-        <w:t>• 2025: [15]</w:t>
+        <w:t>Kyle Palmieri: 5</w:t>
+      </w:r>
+    </w:p>
+    <w:p>
+      <w:r>
+        <w:t>• 2022: [7, 5, 4]</w:t>
+      </w:r>
+    </w:p>
+    <w:p>
+      <w:r>
+        <w:t>• 2023: [12, 9, 6]</w:t>
+      </w:r>
+    </w:p>
+    <w:p>
+      <w:r>
+        <w:t>• 2024: [14, 6, 5]</w:t>
+      </w:r>
+    </w:p>
+    <w:p>
+      <w:r>
+        <w:t>• 2025: [6, 3, 3]</w:t>
       </w:r>
     </w:p>
     <w:p>
@@ -12137,7 +12083,37 @@
           <w:color w:val="FF0000"/>
           <w:sz w:val="26"/>
         </w:rPr>
-        <w:t>Tony DeAngelo: 9</w:t>
+        <w:t>Kyle MacLean: 16</w:t>
+      </w:r>
+    </w:p>
+    <w:p>
+      <w:r>
+        <w:t>• 2022: []</w:t>
+      </w:r>
+    </w:p>
+    <w:p>
+      <w:r>
+        <w:t>• 2023: [18, 3, 1]</w:t>
+      </w:r>
+    </w:p>
+    <w:p>
+      <w:r>
+        <w:t>• 2024: [22, 15, 4]</w:t>
+      </w:r>
+    </w:p>
+    <w:p>
+      <w:r>
+        <w:t>• 2025: [15]</w:t>
+      </w:r>
+    </w:p>
+    <w:p>
+      <w:r>
+        <w:rPr>
+          <w:b/>
+          <w:color w:val="FF0000"/>
+          <w:sz w:val="26"/>
+        </w:rPr>
+        <w:t>Tony DeAngelo: 10</w:t>
       </w:r>
     </w:p>
     <w:p>
@@ -15187,7 +15163,7 @@
         <w:rPr>
           <w:sz w:val="26"/>
         </w:rPr>
-        <w:t>Matty Beniers: 1</w:t>
+        <w:t>Matty Beniers: 2</w:t>
       </w:r>
     </w:p>
     <w:p>
@@ -15217,7 +15193,7 @@
           <w:color w:val="FF0000"/>
           <w:sz w:val="26"/>
         </w:rPr>
-        <w:t>Eeli Tolvanen: 6</w:t>
+        <w:t>Eeli Tolvanen: 7</w:t>
       </w:r>
     </w:p>
     <w:p>
@@ -15247,7 +15223,7 @@
           <w:color w:val="FF0000"/>
           <w:sz w:val="26"/>
         </w:rPr>
-        <w:t>Shane Wright: 4</w:t>
+        <w:t>Shane Wright: 5</w:t>
       </w:r>
     </w:p>
     <w:p>
@@ -15277,7 +15253,7 @@
           <w:color w:val="FF0000"/>
           <w:sz w:val="26"/>
         </w:rPr>
-        <w:t>Jared McCann: 6</w:t>
+        <w:t>Jared McCann: 7</w:t>
       </w:r>
     </w:p>
     <w:p>
@@ -15298,34 +15274,6 @@
     <w:p>
       <w:r>
         <w:t>• 2025: [4, 3, 2]</w:t>
-      </w:r>
-    </w:p>
-    <w:p>
-      <w:r>
-        <w:rPr>
-          <w:sz w:val="26"/>
-        </w:rPr>
-        <w:t>Jordan Eberle: 1</w:t>
-      </w:r>
-    </w:p>
-    <w:p>
-      <w:r>
-        <w:t>• 2022: [12, 7, 6]</w:t>
-      </w:r>
-    </w:p>
-    <w:p>
-      <w:r>
-        <w:t>• 2023: [12, 8, 8]</w:t>
-      </w:r>
-    </w:p>
-    <w:p>
-      <w:r>
-        <w:t>• 2024: [16, 3, 2]</w:t>
-      </w:r>
-    </w:p>
-    <w:p>
-      <w:r>
-        <w:t>• 2025: [7, 4, 4]</w:t>
       </w:r>
     </w:p>
     <w:p>
@@ -15335,55 +15283,27 @@
           <w:color w:val="FF0000"/>
           <w:sz w:val="26"/>
         </w:rPr>
-        <w:t>Joshua Mahura: 16</w:t>
-      </w:r>
-    </w:p>
-    <w:p>
-      <w:r>
-        <w:t>• 2022: [18, 18, 3]</w:t>
-      </w:r>
-    </w:p>
-    <w:p>
-      <w:r>
-        <w:t>• 2023: []</w:t>
-      </w:r>
-    </w:p>
-    <w:p>
-      <w:r>
-        <w:t>• 2024: []</w:t>
-      </w:r>
-    </w:p>
-    <w:p>
-      <w:r>
-        <w:t>• 2025: []</w:t>
-      </w:r>
-    </w:p>
-    <w:p>
-      <w:r>
-        <w:rPr>
-          <w:sz w:val="26"/>
-        </w:rPr>
-        <w:t>Adam Larsson: 4</w:t>
-      </w:r>
-    </w:p>
-    <w:p>
-      <w:r>
-        <w:t>• 2022: [20, 18, 15]</w:t>
-      </w:r>
-    </w:p>
-    <w:p>
-      <w:r>
-        <w:t>• 2023: [19, 10, 8]</w:t>
-      </w:r>
-    </w:p>
-    <w:p>
-      <w:r>
-        <w:t>• 2024: [36, 13, 6]</w:t>
-      </w:r>
-    </w:p>
-    <w:p>
-      <w:r>
-        <w:t>• 2025: [15, 10, 7]</w:t>
+        <w:t>Jordan Eberle: 2</w:t>
+      </w:r>
+    </w:p>
+    <w:p>
+      <w:r>
+        <w:t>• 2022: [12, 7, 6]</w:t>
+      </w:r>
+    </w:p>
+    <w:p>
+      <w:r>
+        <w:t>• 2023: [12, 8, 8]</w:t>
+      </w:r>
+    </w:p>
+    <w:p>
+      <w:r>
+        <w:t>• 2024: [16, 3, 2]</w:t>
+      </w:r>
+    </w:p>
+    <w:p>
+      <w:r>
+        <w:t>• 2025: [7, 4, 4]</w:t>
       </w:r>
     </w:p>
     <w:p>
@@ -15393,12 +15313,12 @@
           <w:color w:val="FF0000"/>
           <w:sz w:val="26"/>
         </w:rPr>
-        <w:t>John Hayden: 18</w:t>
-      </w:r>
-    </w:p>
-    <w:p>
-      <w:r>
-        <w:t>• 2022: [1]</w:t>
+        <w:t>Joshua Mahura: 16</w:t>
+      </w:r>
+    </w:p>
+    <w:p>
+      <w:r>
+        <w:t>• 2022: [18, 18, 3]</w:t>
       </w:r>
     </w:p>
     <w:p>
@@ -15421,55 +15341,27 @@
         <w:rPr>
           <w:sz w:val="26"/>
         </w:rPr>
-        <w:t>Ryan Winterton: 21</w:t>
-      </w:r>
-    </w:p>
-    <w:p>
-      <w:r>
-        <w:t>• 2022: []</w:t>
-      </w:r>
-    </w:p>
-    <w:p>
-      <w:r>
-        <w:t>• 2023: []</w:t>
-      </w:r>
-    </w:p>
-    <w:p>
-      <w:r>
-        <w:t>• 2024: []</w:t>
-      </w:r>
-    </w:p>
-    <w:p>
-      <w:r>
-        <w:t>• 2025: [18, 2]</w:t>
-      </w:r>
-    </w:p>
-    <w:p>
-      <w:r>
-        <w:rPr>
-          <w:sz w:val="26"/>
-        </w:rPr>
-        <w:t>Vince Dunn: 1</w:t>
-      </w:r>
-    </w:p>
-    <w:p>
-      <w:r>
-        <w:t>• 2022: [15, 13, 9]</w:t>
-      </w:r>
-    </w:p>
-    <w:p>
-      <w:r>
-        <w:t>• 2023: [11, 8, 8]</w:t>
-      </w:r>
-    </w:p>
-    <w:p>
-      <w:r>
-        <w:t>• 2024: [10, 8, 5]</w:t>
-      </w:r>
-    </w:p>
-    <w:p>
-      <w:r>
-        <w:t>• 2025: [11, 10, 8]</w:t>
+        <w:t>Adam Larsson: 5</w:t>
+      </w:r>
+    </w:p>
+    <w:p>
+      <w:r>
+        <w:t>• 2022: [20, 18, 15]</w:t>
+      </w:r>
+    </w:p>
+    <w:p>
+      <w:r>
+        <w:t>• 2023: [19, 10, 8]</w:t>
+      </w:r>
+    </w:p>
+    <w:p>
+      <w:r>
+        <w:t>• 2024: [36, 13, 6]</w:t>
+      </w:r>
+    </w:p>
+    <w:p>
+      <w:r>
+        <w:t>• 2025: [15, 10, 7]</w:t>
       </w:r>
     </w:p>
     <w:p>
@@ -15479,55 +15371,55 @@
           <w:color w:val="FF0000"/>
           <w:sz w:val="26"/>
         </w:rPr>
-        <w:t>Jaden Schwartz: 9</w:t>
-      </w:r>
-    </w:p>
-    <w:p>
-      <w:r>
-        <w:t>• 2022: [11, 8, 4]</w:t>
-      </w:r>
-    </w:p>
-    <w:p>
-      <w:r>
-        <w:t>• 2023: [8, 8, 7]</w:t>
-      </w:r>
-    </w:p>
-    <w:p>
-      <w:r>
-        <w:t>• 2024: [10, 7, 6]</w:t>
-      </w:r>
-    </w:p>
-    <w:p>
-      <w:r>
-        <w:t>• 2025: [10, 6, 3]</w:t>
-      </w:r>
-    </w:p>
-    <w:p>
-      <w:r>
-        <w:rPr>
-          <w:sz w:val="26"/>
-        </w:rPr>
-        <w:t>Brandon Montour: 7</w:t>
-      </w:r>
-    </w:p>
-    <w:p>
-      <w:r>
-        <w:t>• 2022: [11, 10, 8]</w:t>
-      </w:r>
-    </w:p>
-    <w:p>
-      <w:r>
-        <w:t>• 2023: [15, 13, 8]</w:t>
-      </w:r>
-    </w:p>
-    <w:p>
-      <w:r>
-        <w:t>• 2024: [20, 10, 9]</w:t>
-      </w:r>
-    </w:p>
-    <w:p>
-      <w:r>
-        <w:t>• 2025: [12, 9, 2]</w:t>
+        <w:t>John Hayden: 18</w:t>
+      </w:r>
+    </w:p>
+    <w:p>
+      <w:r>
+        <w:t>• 2022: [1]</w:t>
+      </w:r>
+    </w:p>
+    <w:p>
+      <w:r>
+        <w:t>• 2023: []</w:t>
+      </w:r>
+    </w:p>
+    <w:p>
+      <w:r>
+        <w:t>• 2024: []</w:t>
+      </w:r>
+    </w:p>
+    <w:p>
+      <w:r>
+        <w:t>• 2025: []</w:t>
+      </w:r>
+    </w:p>
+    <w:p>
+      <w:r>
+        <w:rPr>
+          <w:sz w:val="26"/>
+        </w:rPr>
+        <w:t>Ryan Winterton: 21</w:t>
+      </w:r>
+    </w:p>
+    <w:p>
+      <w:r>
+        <w:t>• 2022: []</w:t>
+      </w:r>
+    </w:p>
+    <w:p>
+      <w:r>
+        <w:t>• 2023: []</w:t>
+      </w:r>
+    </w:p>
+    <w:p>
+      <w:r>
+        <w:t>• 2024: []</w:t>
+      </w:r>
+    </w:p>
+    <w:p>
+      <w:r>
+        <w:t>• 2025: [18, 2]</w:t>
       </w:r>
     </w:p>
     <w:p>
@@ -15537,55 +15429,27 @@
           <w:color w:val="FF0000"/>
           <w:sz w:val="26"/>
         </w:rPr>
-        <w:t>Frederick Gaudreau: 20</w:t>
-      </w:r>
-    </w:p>
-    <w:p>
-      <w:r>
-        <w:t>• 2022: [22, 7, 6]</w:t>
-      </w:r>
-    </w:p>
-    <w:p>
-      <w:r>
-        <w:t>• 2023: [23, 14, 7]</w:t>
-      </w:r>
-    </w:p>
-    <w:p>
-      <w:r>
-        <w:t>• 2024: [11, 9, 7]</w:t>
-      </w:r>
-    </w:p>
-    <w:p>
-      <w:r>
-        <w:t>• 2025: [8, 4, 0]</w:t>
-      </w:r>
-    </w:p>
-    <w:p>
-      <w:r>
-        <w:rPr>
-          <w:sz w:val="26"/>
-        </w:rPr>
-        <w:t>Chandler Stephenson: 1</w:t>
-      </w:r>
-    </w:p>
-    <w:p>
-      <w:r>
-        <w:t>• 2022: [16, 12, 10]</w:t>
-      </w:r>
-    </w:p>
-    <w:p>
-      <w:r>
-        <w:t>• 2023: [20, 10, 6]</w:t>
-      </w:r>
-    </w:p>
-    <w:p>
-      <w:r>
-        <w:t>• 2024: [17, 8, 8]</w:t>
-      </w:r>
-    </w:p>
-    <w:p>
-      <w:r>
-        <w:t>• 2025: [11, 11, 6]</w:t>
+        <w:t>Brandon Montour: 8</w:t>
+      </w:r>
+    </w:p>
+    <w:p>
+      <w:r>
+        <w:t>• 2022: [11, 10, 8]</w:t>
+      </w:r>
+    </w:p>
+    <w:p>
+      <w:r>
+        <w:t>• 2023: [15, 13, 8]</w:t>
+      </w:r>
+    </w:p>
+    <w:p>
+      <w:r>
+        <w:t>• 2024: [20, 10, 9]</w:t>
+      </w:r>
+    </w:p>
+    <w:p>
+      <w:r>
+        <w:t>• 2025: [12, 9, 2]</w:t>
       </w:r>
     </w:p>
     <w:p>
@@ -15595,40 +15459,40 @@
           <w:color w:val="FF0000"/>
           <w:sz w:val="26"/>
         </w:rPr>
-        <w:t>Jamie Oleksiak: 22</w:t>
-      </w:r>
-    </w:p>
-    <w:p>
-      <w:r>
-        <w:t>• 2022: [22, 10, 3]</w:t>
-      </w:r>
-    </w:p>
-    <w:p>
-      <w:r>
-        <w:t>• 2023: [8]</w:t>
-      </w:r>
-    </w:p>
-    <w:p>
-      <w:r>
-        <w:t>• 2024: [26, 7, 2]</w:t>
-      </w:r>
-    </w:p>
-    <w:p>
-      <w:r>
-        <w:t>• 2025: [23, 8]</w:t>
-      </w:r>
-    </w:p>
-    <w:p>
-      <w:r>
-        <w:rPr>
-          <w:sz w:val="26"/>
-        </w:rPr>
-        <w:t>Berkly Catton: 6</w:t>
-      </w:r>
-    </w:p>
-    <w:p>
-      <w:r>
-        <w:t>• 2022: []</w:t>
+        <w:t>Frederick Gaudreau: 21</w:t>
+      </w:r>
+    </w:p>
+    <w:p>
+      <w:r>
+        <w:t>• 2022: [22, 7, 6]</w:t>
+      </w:r>
+    </w:p>
+    <w:p>
+      <w:r>
+        <w:t>• 2023: [23, 14, 7]</w:t>
+      </w:r>
+    </w:p>
+    <w:p>
+      <w:r>
+        <w:t>• 2024: [11, 9, 7]</w:t>
+      </w:r>
+    </w:p>
+    <w:p>
+      <w:r>
+        <w:t>• 2025: [8, 4, 0]</w:t>
+      </w:r>
+    </w:p>
+    <w:p>
+      <w:r>
+        <w:rPr>
+          <w:sz w:val="26"/>
+        </w:rPr>
+        <w:t>Ben Meyers: 1</w:t>
+      </w:r>
+    </w:p>
+    <w:p>
+      <w:r>
+        <w:t>• 2022: [31, 2]</w:t>
       </w:r>
     </w:p>
     <w:p>
@@ -15643,35 +15507,35 @@
     </w:p>
     <w:p>
       <w:r>
-        <w:t>• 2025: [6, 1, 0]</w:t>
-      </w:r>
-    </w:p>
-    <w:p>
-      <w:r>
-        <w:rPr>
-          <w:sz w:val="26"/>
-        </w:rPr>
-        <w:t>Oscar Fisker Molgaard: 3</w:t>
-      </w:r>
-    </w:p>
-    <w:p>
-      <w:r>
-        <w:t>• 2022: []</w:t>
-      </w:r>
-    </w:p>
-    <w:p>
-      <w:r>
-        <w:t>• 2023: []</w:t>
-      </w:r>
-    </w:p>
-    <w:p>
-      <w:r>
-        <w:t>• 2024: []</w:t>
-      </w:r>
-    </w:p>
-    <w:p>
-      <w:r>
-        <w:t>• 2025: []</w:t>
+        <w:t>• 2025: [6, 5, 4]</w:t>
+      </w:r>
+    </w:p>
+    <w:p>
+      <w:r>
+        <w:rPr>
+          <w:sz w:val="26"/>
+        </w:rPr>
+        <w:t>Chandler Stephenson: 2</w:t>
+      </w:r>
+    </w:p>
+    <w:p>
+      <w:r>
+        <w:t>• 2022: [16, 12, 10]</w:t>
+      </w:r>
+    </w:p>
+    <w:p>
+      <w:r>
+        <w:t>• 2023: [20, 10, 6]</w:t>
+      </w:r>
+    </w:p>
+    <w:p>
+      <w:r>
+        <w:t>• 2024: [17, 8, 8]</w:t>
+      </w:r>
+    </w:p>
+    <w:p>
+      <w:r>
+        <w:t>• 2025: [11, 11, 6]</w:t>
       </w:r>
     </w:p>
     <w:p>
@@ -15681,7 +15545,35 @@
           <w:color w:val="FF0000"/>
           <w:sz w:val="26"/>
         </w:rPr>
-        <w:t>Jani Nyman: 8</w:t>
+        <w:t>Jamie Oleksiak: 23</w:t>
+      </w:r>
+    </w:p>
+    <w:p>
+      <w:r>
+        <w:t>• 2022: [22, 10, 3]</w:t>
+      </w:r>
+    </w:p>
+    <w:p>
+      <w:r>
+        <w:t>• 2023: [8]</w:t>
+      </w:r>
+    </w:p>
+    <w:p>
+      <w:r>
+        <w:t>• 2024: [26, 7, 2]</w:t>
+      </w:r>
+    </w:p>
+    <w:p>
+      <w:r>
+        <w:t>• 2025: [23, 8]</w:t>
+      </w:r>
+    </w:p>
+    <w:p>
+      <w:r>
+        <w:rPr>
+          <w:sz w:val="26"/>
+        </w:rPr>
+        <w:t>Berkly Catton: 7</w:t>
       </w:r>
     </w:p>
     <w:p>
@@ -15696,20 +15588,20 @@
     </w:p>
     <w:p>
       <w:r>
-        <w:t>• 2024: [4, 1]</w:t>
-      </w:r>
-    </w:p>
-    <w:p>
-      <w:r>
-        <w:t>• 2025: [9, 1, 0]</w:t>
-      </w:r>
-    </w:p>
-    <w:p>
-      <w:r>
-        <w:rPr>
-          <w:sz w:val="26"/>
-        </w:rPr>
-        <w:t>Jacob Melanson: 14</w:t>
+        <w:t>• 2024: []</w:t>
+      </w:r>
+    </w:p>
+    <w:p>
+      <w:r>
+        <w:t>• 2025: [6, 1, 0]</w:t>
+      </w:r>
+    </w:p>
+    <w:p>
+      <w:r>
+        <w:rPr>
+          <w:sz w:val="26"/>
+        </w:rPr>
+        <w:t>Oscar Fisker Molgaard: 3</w:t>
       </w:r>
     </w:p>
     <w:p>
@@ -15730,6 +15622,34 @@
     <w:p>
       <w:r>
         <w:t>• 2025: []</w:t>
+      </w:r>
+    </w:p>
+    <w:p>
+      <w:r>
+        <w:rPr>
+          <w:sz w:val="26"/>
+        </w:rPr>
+        <w:t>Kaapo Kakko: 1</w:t>
+      </w:r>
+    </w:p>
+    <w:p>
+      <w:r>
+        <w:t>• 2022: [16, 11, 8]</w:t>
+      </w:r>
+    </w:p>
+    <w:p>
+      <w:r>
+        <w:t>• 2023: [10, 6, 5]</w:t>
+      </w:r>
+    </w:p>
+    <w:p>
+      <w:r>
+        <w:t>• 2024: [9, 8, 8]</w:t>
+      </w:r>
+    </w:p>
+    <w:p>
+      <w:r>
+        <w:t>• 2025: [8, 8, 7]</w:t>
       </w:r>
     </w:p>
     <w:p>
@@ -15739,7 +15659,7 @@
           <w:color w:val="FF0000"/>
           <w:sz w:val="26"/>
         </w:rPr>
-        <w:t>Ryker Evans: 3</w:t>
+        <w:t>Jani Nyman: 8</w:t>
       </w:r>
     </w:p>
     <w:p>
@@ -15754,12 +15674,40 @@
     </w:p>
     <w:p>
       <w:r>
-        <w:t>• 2024: [21, 8, 2]</w:t>
-      </w:r>
-    </w:p>
-    <w:p>
-      <w:r>
-        <w:t>• 2025: [16, 12, 4]</w:t>
+        <w:t>• 2024: [4, 1]</w:t>
+      </w:r>
+    </w:p>
+    <w:p>
+      <w:r>
+        <w:t>• 2025: [9, 1, 0]</w:t>
+      </w:r>
+    </w:p>
+    <w:p>
+      <w:r>
+        <w:rPr>
+          <w:sz w:val="26"/>
+        </w:rPr>
+        <w:t>Jacob Melanson: 15</w:t>
+      </w:r>
+    </w:p>
+    <w:p>
+      <w:r>
+        <w:t>• 2022: []</w:t>
+      </w:r>
+    </w:p>
+    <w:p>
+      <w:r>
+        <w:t>• 2023: []</w:t>
+      </w:r>
+    </w:p>
+    <w:p>
+      <w:r>
+        <w:t>• 2024: []</w:t>
+      </w:r>
+    </w:p>
+    <w:p>
+      <w:r>
+        <w:t>• 2025: []</w:t>
       </w:r>
     </w:p>
     <w:p>
@@ -15769,7 +15717,37 @@
           <w:color w:val="FF0000"/>
           <w:sz w:val="26"/>
         </w:rPr>
-        <w:t>Ryan Lindgren: 9</w:t>
+        <w:t>Ryker Evans: 4</w:t>
+      </w:r>
+    </w:p>
+    <w:p>
+      <w:r>
+        <w:t>• 2022: []</w:t>
+      </w:r>
+    </w:p>
+    <w:p>
+      <w:r>
+        <w:t>• 2023: []</w:t>
+      </w:r>
+    </w:p>
+    <w:p>
+      <w:r>
+        <w:t>• 2024: [21, 8, 2]</w:t>
+      </w:r>
+    </w:p>
+    <w:p>
+      <w:r>
+        <w:t>• 2025: [16, 12, 4]</w:t>
+      </w:r>
+    </w:p>
+    <w:p>
+      <w:r>
+        <w:rPr>
+          <w:b/>
+          <w:color w:val="FF0000"/>
+          <w:sz w:val="26"/>
+        </w:rPr>
+        <w:t>Ryan Lindgren: 10</w:t>
       </w:r>
     </w:p>
     <w:p>
@@ -16449,7 +16427,7 @@
           <w:color w:val="FF0000"/>
           <w:sz w:val="26"/>
         </w:rPr>
-        <w:t>Justin Faulk: 18</w:t>
+        <w:t>Justin Faulk: 19</w:t>
       </w:r>
     </w:p>
     <w:p>
@@ -16567,7 +16545,7 @@
           <w:color w:val="FF0000"/>
           <w:sz w:val="26"/>
         </w:rPr>
-        <w:t>Tyler Tucker: 5</w:t>
+        <w:t>Tyler Tucker: 6</w:t>
       </w:r>
     </w:p>
     <w:p>
@@ -16595,7 +16573,7 @@
         <w:rPr>
           <w:sz w:val="26"/>
         </w:rPr>
-        <w:t>Jack Finley: 13</w:t>
+        <w:t>Jack Finley: 14</w:t>
       </w:r>
     </w:p>
     <w:p>
@@ -16616,34 +16594,6 @@
     <w:p>
       <w:r>
         <w:t>• 2025: [5]</w:t>
-      </w:r>
-    </w:p>
-    <w:p>
-      <w:r>
-        <w:rPr>
-          <w:sz w:val="26"/>
-        </w:rPr>
-        <w:t>Jake Neighbours: 4</w:t>
-      </w:r>
-    </w:p>
-    <w:p>
-      <w:r>
-        <w:t>• 2022: [17, 8, 5]</w:t>
-      </w:r>
-    </w:p>
-    <w:p>
-      <w:r>
-        <w:t>• 2023: [7, 6, 6]</w:t>
-      </w:r>
-    </w:p>
-    <w:p>
-      <w:r>
-        <w:t>• 2024: [11, 10, 9]</w:t>
-      </w:r>
-    </w:p>
-    <w:p>
-      <w:r>
-        <w:t>• 2025: [8, 8, 7]</w:t>
       </w:r>
     </w:p>
     <w:p>
@@ -16653,27 +16603,27 @@
           <w:color w:val="FF0000"/>
           <w:sz w:val="26"/>
         </w:rPr>
-        <w:t>Alexey Toropchenko: 3</w:t>
-      </w:r>
-    </w:p>
-    <w:p>
-      <w:r>
-        <w:t>• 2022: [18, 12, 7]</w:t>
-      </w:r>
-    </w:p>
-    <w:p>
-      <w:r>
-        <w:t>• 2023: [13, 7, 7]</w:t>
-      </w:r>
-    </w:p>
-    <w:p>
-      <w:r>
-        <w:t>• 2024: [50, 4, 1]</w:t>
-      </w:r>
-    </w:p>
-    <w:p>
-      <w:r>
-        <w:t>• 2025: [18, 14]</w:t>
+        <w:t>Jake Neighbours: 5</w:t>
+      </w:r>
+    </w:p>
+    <w:p>
+      <w:r>
+        <w:t>• 2022: [17, 8, 5]</w:t>
+      </w:r>
+    </w:p>
+    <w:p>
+      <w:r>
+        <w:t>• 2023: [7, 6, 6]</w:t>
+      </w:r>
+    </w:p>
+    <w:p>
+      <w:r>
+        <w:t>• 2024: [11, 10, 9]</w:t>
+      </w:r>
+    </w:p>
+    <w:p>
+      <w:r>
+        <w:t>• 2025: [8, 8, 7]</w:t>
       </w:r>
     </w:p>
     <w:p>
@@ -16683,35 +16633,63 @@
           <w:color w:val="FF0000"/>
           <w:sz w:val="26"/>
         </w:rPr>
-        <w:t>Dylan Holloway: 2</w:t>
-      </w:r>
-    </w:p>
-    <w:p>
-      <w:r>
-        <w:t>• 2022: [18, 2]</w:t>
-      </w:r>
-    </w:p>
-    <w:p>
-      <w:r>
-        <w:t>• 2023: [10, 5, 2]</w:t>
-      </w:r>
-    </w:p>
-    <w:p>
-      <w:r>
-        <w:t>• 2024: [13, 7, 6]</w:t>
-      </w:r>
-    </w:p>
-    <w:p>
-      <w:r>
-        <w:t>• 2025: [6, 4, 4]</w:t>
-      </w:r>
-    </w:p>
-    <w:p>
-      <w:r>
-        <w:rPr>
-          <w:sz w:val="26"/>
-        </w:rPr>
-        <w:t>Matthew Kessel: 10</w:t>
+        <w:t>Alexey Toropchenko: 4</w:t>
+      </w:r>
+    </w:p>
+    <w:p>
+      <w:r>
+        <w:t>• 2022: [18, 12, 7]</w:t>
+      </w:r>
+    </w:p>
+    <w:p>
+      <w:r>
+        <w:t>• 2023: [13, 7, 7]</w:t>
+      </w:r>
+    </w:p>
+    <w:p>
+      <w:r>
+        <w:t>• 2024: [50, 4, 1]</w:t>
+      </w:r>
+    </w:p>
+    <w:p>
+      <w:r>
+        <w:t>• 2025: [18, 14]</w:t>
+      </w:r>
+    </w:p>
+    <w:p>
+      <w:r>
+        <w:rPr>
+          <w:sz w:val="26"/>
+        </w:rPr>
+        <w:t>Pavel Buchnevich: 1</w:t>
+      </w:r>
+    </w:p>
+    <w:p>
+      <w:r>
+        <w:t>• 2022: [9, 5, 5]</w:t>
+      </w:r>
+    </w:p>
+    <w:p>
+      <w:r>
+        <w:t>• 2023: [13, 7, 7]</w:t>
+      </w:r>
+    </w:p>
+    <w:p>
+      <w:r>
+        <w:t>• 2024: [13, 8, 7]</w:t>
+      </w:r>
+    </w:p>
+    <w:p>
+      <w:r>
+        <w:t>• 2025: [16, 8, 5]</w:t>
+      </w:r>
+    </w:p>
+    <w:p>
+      <w:r>
+        <w:rPr>
+          <w:sz w:val="26"/>
+        </w:rPr>
+        <w:t>Matthew Kessel: 11</w:t>
       </w:r>
     </w:p>
     <w:p>
@@ -16797,7 +16775,7 @@
           <w:color w:val="FF0000"/>
           <w:sz w:val="26"/>
         </w:rPr>
-        <w:t>Cam Fowler: 36</w:t>
+        <w:t>Cam Fowler: 37</w:t>
       </w:r>
     </w:p>
     <w:p>
@@ -16853,7 +16831,7 @@
         <w:rPr>
           <w:sz w:val="26"/>
         </w:rPr>
-        <w:t>Philip Broberg: 4</w:t>
+        <w:t>Philip Broberg: 5</w:t>
       </w:r>
     </w:p>
     <w:p>
@@ -16881,7 +16859,7 @@
         <w:rPr>
           <w:sz w:val="26"/>
         </w:rPr>
-        <w:t>Pius Suter: 2</w:t>
+        <w:t>Pius Suter: 3</w:t>
       </w:r>
     </w:p>
     <w:p>
@@ -16909,7 +16887,7 @@
         <w:rPr>
           <w:sz w:val="26"/>
         </w:rPr>
-        <w:t>Jimmy Snuggerud: 3</w:t>
+        <w:t>Jimmy Snuggerud: 4</w:t>
       </w:r>
     </w:p>
     <w:p>
@@ -16937,7 +16915,7 @@
         <w:rPr>
           <w:sz w:val="26"/>
         </w:rPr>
-        <w:t>Dalibor Dvorsky: 8</w:t>
+        <w:t>Dalibor Dvorsky: 9</w:t>
       </w:r>
     </w:p>
     <w:p>
@@ -16965,7 +16943,7 @@
         <w:rPr>
           <w:sz w:val="26"/>
         </w:rPr>
-        <w:t>Jordan Kyrou: 2</w:t>
+        <w:t>Jordan Kyrou: 3</w:t>
       </w:r>
     </w:p>
     <w:p>
@@ -17023,7 +17001,7 @@
           <w:color w:val="FF0000"/>
           <w:sz w:val="26"/>
         </w:rPr>
-        <w:t>Brayden Schenn: 7</w:t>
+        <w:t>Brayden Schenn: 8</w:t>
       </w:r>
     </w:p>
     <w:p>
@@ -17049,9 +17027,11 @@
     <w:p>
       <w:r>
         <w:rPr>
-          <w:sz w:val="26"/>
-        </w:rPr>
-        <w:t>Oskar Sundqvist: 4</w:t>
+          <w:b/>
+          <w:color w:val="FF0000"/>
+          <w:sz w:val="26"/>
+        </w:rPr>
+        <w:t>Oskar Sundqvist: 5</w:t>
       </w:r>
     </w:p>
     <w:p>
@@ -17847,7 +17827,7 @@
           <w:color w:val="FF0000"/>
           <w:sz w:val="26"/>
         </w:rPr>
-        <w:t>Simon Benoit: 71</w:t>
+        <w:t>Simon Benoit: 72</w:t>
       </w:r>
     </w:p>
     <w:p>
@@ -17905,7 +17885,7 @@
           <w:color w:val="FF0000"/>
           <w:sz w:val="26"/>
         </w:rPr>
-        <w:t>Nicholas Robertson: 6</w:t>
+        <w:t>Nicholas Robertson: 7</w:t>
       </w:r>
     </w:p>
     <w:p>
@@ -17935,7 +17915,7 @@
           <w:color w:val="FF0000"/>
           <w:sz w:val="26"/>
         </w:rPr>
-        <w:t>Brandon Carlo: 117</w:t>
+        <w:t>Brandon Carlo: 118</w:t>
       </w:r>
     </w:p>
     <w:p>
@@ -17963,7 +17943,7 @@
         <w:rPr>
           <w:sz w:val="26"/>
         </w:rPr>
-        <w:t>John Tavares: 2</w:t>
+        <w:t>John Tavares: 3</w:t>
       </w:r>
     </w:p>
     <w:p>
@@ -18023,7 +18003,7 @@
           <w:color w:val="FF0000"/>
           <w:sz w:val="26"/>
         </w:rPr>
-        <w:t>Max Domi: 6</w:t>
+        <w:t>Max Domi: 7</w:t>
       </w:r>
     </w:p>
     <w:p>
@@ -18053,7 +18033,7 @@
           <w:color w:val="FF0000"/>
           <w:sz w:val="26"/>
         </w:rPr>
-        <w:t>Troy Stecher: 4</w:t>
+        <w:t>Troy Stecher: 5</w:t>
       </w:r>
     </w:p>
     <w:p>
@@ -18074,34 +18054,6 @@
     <w:p>
       <w:r>
         <w:t>• 2025: [15, 13]</w:t>
-      </w:r>
-    </w:p>
-    <w:p>
-      <w:r>
-        <w:rPr>
-          <w:sz w:val="26"/>
-        </w:rPr>
-        <w:t>Matthew Knies: 3</w:t>
-      </w:r>
-    </w:p>
-    <w:p>
-      <w:r>
-        <w:t>• 2022: []</w:t>
-      </w:r>
-    </w:p>
-    <w:p>
-      <w:r>
-        <w:t>• 2023: [17, 8, 6]</w:t>
-      </w:r>
-    </w:p>
-    <w:p>
-      <w:r>
-        <w:t>• 2024: [9, 7, 5]</w:t>
-      </w:r>
-    </w:p>
-    <w:p>
-      <w:r>
-        <w:t>• 2025: [10, 9, 6]</w:t>
       </w:r>
     </w:p>
     <w:p>
@@ -18111,7 +18063,7 @@
           <w:color w:val="FF0000"/>
           <w:sz w:val="26"/>
         </w:rPr>
-        <w:t>Morgan Rielly: 1</w:t>
+        <w:t>Morgan Rielly: 2</w:t>
       </w:r>
     </w:p>
     <w:p>
@@ -18141,7 +18093,7 @@
           <w:color w:val="FF0000"/>
           <w:sz w:val="26"/>
         </w:rPr>
-        <w:t>Nicolas Roy: 6</w:t>
+        <w:t>Nicolas Roy: 7</w:t>
       </w:r>
     </w:p>
     <w:p>
@@ -18246,6 +18198,34 @@
     <w:p>
       <w:r>
         <w:t>• 2025: []</w:t>
+      </w:r>
+    </w:p>
+    <w:p>
+      <w:r>
+        <w:rPr>
+          <w:sz w:val="26"/>
+        </w:rPr>
+        <w:t>Dakota Joshua: 1</w:t>
+      </w:r>
+    </w:p>
+    <w:p>
+      <w:r>
+        <w:t>• 2022: [19, 13, 7]</w:t>
+      </w:r>
+    </w:p>
+    <w:p>
+      <w:r>
+        <w:t>• 2023: [12, 8, 5]</w:t>
+      </w:r>
+    </w:p>
+    <w:p>
+      <w:r>
+        <w:t>• 2024: [11, 9, 5]</w:t>
+      </w:r>
+    </w:p>
+    <w:p>
+      <w:r>
+        <w:t>• 2025: [14, 8, 3]</w:t>
       </w:r>
     </w:p>
     <w:p>
@@ -18255,27 +18235,27 @@
           <w:color w:val="FF0000"/>
           <w:sz w:val="26"/>
         </w:rPr>
-        <w:t>Matias Maccelli: 4</w:t>
-      </w:r>
-    </w:p>
-    <w:p>
-      <w:r>
-        <w:t>• 2022: [11, 8, 6]</w:t>
-      </w:r>
-    </w:p>
-    <w:p>
-      <w:r>
-        <w:t>• 2023: [11, 11, 9]</w:t>
-      </w:r>
-    </w:p>
-    <w:p>
-      <w:r>
-        <w:t>• 2024: [23, 4, 3]</w:t>
-      </w:r>
-    </w:p>
-    <w:p>
-      <w:r>
-        <w:t>• 2025: [11, 10, 3]</w:t>
+        <w:t>Scott Laughton: 10</w:t>
+      </w:r>
+    </w:p>
+    <w:p>
+      <w:r>
+        <w:t>• 2022: [16, 9, 6]</w:t>
+      </w:r>
+    </w:p>
+    <w:p>
+      <w:r>
+        <w:t>• 2023: [12, 10, 8]</w:t>
+      </w:r>
+    </w:p>
+    <w:p>
+      <w:r>
+        <w:t>• 2024: [18, 15, 9]</w:t>
+      </w:r>
+    </w:p>
+    <w:p>
+      <w:r>
+        <w:t>• 2025: [7, 6, 3]</w:t>
       </w:r>
     </w:p>
     <w:p>
@@ -18285,27 +18265,27 @@
           <w:color w:val="FF0000"/>
           <w:sz w:val="26"/>
         </w:rPr>
-        <w:t>Scott Laughton: 10</w:t>
-      </w:r>
-    </w:p>
-    <w:p>
-      <w:r>
-        <w:t>• 2022: [16, 9, 6]</w:t>
-      </w:r>
-    </w:p>
-    <w:p>
-      <w:r>
-        <w:t>• 2023: [12, 10, 8]</w:t>
-      </w:r>
-    </w:p>
-    <w:p>
-      <w:r>
-        <w:t>• 2024: [18, 15, 9]</w:t>
-      </w:r>
-    </w:p>
-    <w:p>
-      <w:r>
-        <w:t>• 2025: [7, 6, 3]</w:t>
+        <w:t>Auston Matthews: 9</w:t>
+      </w:r>
+    </w:p>
+    <w:p>
+      <w:r>
+        <w:t>• 2022: [5, 4, 3]</w:t>
+      </w:r>
+    </w:p>
+    <w:p>
+      <w:r>
+        <w:t>• 2023: [4, 4, 3]</w:t>
+      </w:r>
+    </w:p>
+    <w:p>
+      <w:r>
+        <w:t>• 2024: [6, 3, 3]</w:t>
+      </w:r>
+    </w:p>
+    <w:p>
+      <w:r>
+        <w:t>• 2025: [4, 3, 3]</w:t>
       </w:r>
     </w:p>
     <w:p>
@@ -18315,27 +18295,27 @@
           <w:color w:val="FF0000"/>
           <w:sz w:val="26"/>
         </w:rPr>
-        <w:t>Auston Matthews: 8</w:t>
-      </w:r>
-    </w:p>
-    <w:p>
-      <w:r>
-        <w:t>• 2022: [5, 4, 3]</w:t>
-      </w:r>
-    </w:p>
-    <w:p>
-      <w:r>
-        <w:t>• 2023: [4, 4, 3]</w:t>
-      </w:r>
-    </w:p>
-    <w:p>
-      <w:r>
-        <w:t>• 2024: [6, 3, 3]</w:t>
-      </w:r>
-    </w:p>
-    <w:p>
-      <w:r>
-        <w:t>• 2025: [4, 3, 3]</w:t>
+        <w:t>Philippe Myers: 29</w:t>
+      </w:r>
+    </w:p>
+    <w:p>
+      <w:r>
+        <w:t>• 2022: []</w:t>
+      </w:r>
+    </w:p>
+    <w:p>
+      <w:r>
+        <w:t>• 2023: []</w:t>
+      </w:r>
+    </w:p>
+    <w:p>
+      <w:r>
+        <w:t>• 2024: [13]</w:t>
+      </w:r>
+    </w:p>
+    <w:p>
+      <w:r>
+        <w:t>• 2025: []</w:t>
       </w:r>
     </w:p>
     <w:p>
@@ -18345,7 +18325,35 @@
           <w:color w:val="FF0000"/>
           <w:sz w:val="26"/>
         </w:rPr>
-        <w:t>Philippe Myers: 28</w:t>
+        <w:t>Jake McCabe: 40</w:t>
+      </w:r>
+    </w:p>
+    <w:p>
+      <w:r>
+        <w:t>• 2022: [28, 28]</w:t>
+      </w:r>
+    </w:p>
+    <w:p>
+      <w:r>
+        <w:t>• 2023: [10, 10, 8]</w:t>
+      </w:r>
+    </w:p>
+    <w:p>
+      <w:r>
+        <w:t>• 2024: [12]</w:t>
+      </w:r>
+    </w:p>
+    <w:p>
+      <w:r>
+        <w:t>• 2025: [7, 7]</w:t>
+      </w:r>
+    </w:p>
+    <w:p>
+      <w:r>
+        <w:rPr>
+          <w:sz w:val="26"/>
+        </w:rPr>
+        <w:t>Matt Benning: 86</w:t>
       </w:r>
     </w:p>
     <w:p>
@@ -18360,12 +18368,40 @@
     </w:p>
     <w:p>
       <w:r>
-        <w:t>• 2024: [13]</w:t>
+        <w:t>• 2024: []</w:t>
       </w:r>
     </w:p>
     <w:p>
       <w:r>
         <w:t>• 2025: []</w:t>
+      </w:r>
+    </w:p>
+    <w:p>
+      <w:r>
+        <w:rPr>
+          <w:sz w:val="26"/>
+        </w:rPr>
+        <w:t>Easton Cowan: 12</w:t>
+      </w:r>
+    </w:p>
+    <w:p>
+      <w:r>
+        <w:t>• 2022: []</w:t>
+      </w:r>
+    </w:p>
+    <w:p>
+      <w:r>
+        <w:t>• 2023: []</w:t>
+      </w:r>
+    </w:p>
+    <w:p>
+      <w:r>
+        <w:t>• 2024: []</w:t>
+      </w:r>
+    </w:p>
+    <w:p>
+      <w:r>
+        <w:t>• 2025: [7, 5, 5]</w:t>
       </w:r>
     </w:p>
     <w:p>
@@ -18375,45 +18411,17 @@
           <w:color w:val="FF0000"/>
           <w:sz w:val="26"/>
         </w:rPr>
-        <w:t>Jake McCabe: 39</w:t>
-      </w:r>
-    </w:p>
-    <w:p>
-      <w:r>
-        <w:t>• 2022: [28, 28]</w:t>
-      </w:r>
-    </w:p>
-    <w:p>
-      <w:r>
-        <w:t>• 2023: [10, 10, 8]</w:t>
-      </w:r>
-    </w:p>
-    <w:p>
-      <w:r>
-        <w:t>• 2024: [12]</w:t>
-      </w:r>
-    </w:p>
-    <w:p>
-      <w:r>
-        <w:t>• 2025: [7, 7]</w:t>
-      </w:r>
-    </w:p>
-    <w:p>
-      <w:r>
-        <w:rPr>
-          <w:sz w:val="26"/>
-        </w:rPr>
-        <w:t>Matt Benning: 86</w:t>
-      </w:r>
-    </w:p>
-    <w:p>
-      <w:r>
-        <w:t>• 2022: []</w:t>
-      </w:r>
-    </w:p>
-    <w:p>
-      <w:r>
-        <w:t>• 2023: []</w:t>
+        <w:t>Calle Jarnkrok: 11</w:t>
+      </w:r>
+    </w:p>
+    <w:p>
+      <w:r>
+        <w:t>• 2022: [9, 7, 5]</w:t>
+      </w:r>
+    </w:p>
+    <w:p>
+      <w:r>
+        <w:t>• 2023: [9, 4, 4]</w:t>
       </w:r>
     </w:p>
     <w:p>
@@ -18423,35 +18431,7 @@
     </w:p>
     <w:p>
       <w:r>
-        <w:t>• 2025: []</w:t>
-      </w:r>
-    </w:p>
-    <w:p>
-      <w:r>
-        <w:rPr>
-          <w:sz w:val="26"/>
-        </w:rPr>
-        <w:t>Easton Cowan: 11</w:t>
-      </w:r>
-    </w:p>
-    <w:p>
-      <w:r>
-        <w:t>• 2022: []</w:t>
-      </w:r>
-    </w:p>
-    <w:p>
-      <w:r>
-        <w:t>• 2023: []</w:t>
-      </w:r>
-    </w:p>
-    <w:p>
-      <w:r>
-        <w:t>• 2024: []</w:t>
-      </w:r>
-    </w:p>
-    <w:p>
-      <w:r>
-        <w:t>• 2025: [7, 5, 5]</w:t>
+        <w:t>• 2025: [13, 5, 4]</w:t>
       </w:r>
     </w:p>
     <w:p>
@@ -18461,27 +18441,27 @@
           <w:color w:val="FF0000"/>
           <w:sz w:val="26"/>
         </w:rPr>
-        <w:t>Calle Jarnkrok: 10</w:t>
-      </w:r>
-    </w:p>
-    <w:p>
-      <w:r>
-        <w:t>• 2022: [9, 7, 5]</w:t>
-      </w:r>
-    </w:p>
-    <w:p>
-      <w:r>
-        <w:t>• 2023: [9, 4, 4]</w:t>
-      </w:r>
-    </w:p>
-    <w:p>
-      <w:r>
-        <w:t>• 2024: []</w:t>
-      </w:r>
-    </w:p>
-    <w:p>
-      <w:r>
-        <w:t>• 2025: [13, 5, 4]</w:t>
+        <w:t>Oliver Ekman-Larsson: 13</w:t>
+      </w:r>
+    </w:p>
+    <w:p>
+      <w:r>
+        <w:t>• 2022: [37]</w:t>
+      </w:r>
+    </w:p>
+    <w:p>
+      <w:r>
+        <w:t>• 2023: [12, 9, 5]</w:t>
+      </w:r>
+    </w:p>
+    <w:p>
+      <w:r>
+        <w:t>• 2024: [31, 11, 5]</w:t>
+      </w:r>
+    </w:p>
+    <w:p>
+      <w:r>
+        <w:t>• 2025: [12, 7, 7]</w:t>
       </w:r>
     </w:p>
     <w:p>
@@ -18491,37 +18471,7 @@
           <w:color w:val="FF0000"/>
           <w:sz w:val="26"/>
         </w:rPr>
-        <w:t>Oliver Ekman-Larsson: 13</w:t>
-      </w:r>
-    </w:p>
-    <w:p>
-      <w:r>
-        <w:t>• 2022: [37]</w:t>
-      </w:r>
-    </w:p>
-    <w:p>
-      <w:r>
-        <w:t>• 2023: [12, 9, 5]</w:t>
-      </w:r>
-    </w:p>
-    <w:p>
-      <w:r>
-        <w:t>• 2024: [31, 11, 5]</w:t>
-      </w:r>
-    </w:p>
-    <w:p>
-      <w:r>
-        <w:t>• 2025: [12, 7, 7]</w:t>
-      </w:r>
-    </w:p>
-    <w:p>
-      <w:r>
-        <w:rPr>
-          <w:b/>
-          <w:color w:val="FF0000"/>
-          <w:sz w:val="26"/>
-        </w:rPr>
-        <w:t>Steven Lorentz: 24</w:t>
+        <w:t>Steven Lorentz: 25</w:t>
       </w:r>
     </w:p>
     <w:p>
@@ -19211,7 +19161,7 @@
           <w:color w:val="FF0000"/>
           <w:sz w:val="26"/>
         </w:rPr>
-        <w:t>Linus Karlsson: 9</w:t>
+        <w:t>Linus Karlsson: 10</w:t>
       </w:r>
     </w:p>
     <w:p>
@@ -19269,7 +19219,7 @@
           <w:color w:val="FF0000"/>
           <w:sz w:val="26"/>
         </w:rPr>
-        <w:t>Conor Garland: 22</w:t>
+        <w:t>Conor Garland: 23</w:t>
       </w:r>
     </w:p>
     <w:p>
@@ -19299,27 +19249,83 @@
           <w:color w:val="FF0000"/>
           <w:sz w:val="26"/>
         </w:rPr>
-        <w:t>Filip Hronek: 7</w:t>
-      </w:r>
-    </w:p>
-    <w:p>
-      <w:r>
-        <w:t>• 2022: [20, 9, 5]</w:t>
-      </w:r>
-    </w:p>
-    <w:p>
-      <w:r>
-        <w:t>• 2023: [18, 10, 7]</w:t>
-      </w:r>
-    </w:p>
-    <w:p>
-      <w:r>
-        <w:t>• 2024: [12, 11, 8]</w:t>
-      </w:r>
-    </w:p>
-    <w:p>
-      <w:r>
-        <w:t>• 2025: [17, 8, 2]</w:t>
+        <w:t>Max Sasson: 5</w:t>
+      </w:r>
+    </w:p>
+    <w:p>
+      <w:r>
+        <w:t>• 2022: []</w:t>
+      </w:r>
+    </w:p>
+    <w:p>
+      <w:r>
+        <w:t>• 2023: []</w:t>
+      </w:r>
+    </w:p>
+    <w:p>
+      <w:r>
+        <w:t>• 2024: [9, 4]</w:t>
+      </w:r>
+    </w:p>
+    <w:p>
+      <w:r>
+        <w:t>• 2025: [10, 8, 6]</w:t>
+      </w:r>
+    </w:p>
+    <w:p>
+      <w:r>
+        <w:rPr>
+          <w:sz w:val="26"/>
+        </w:rPr>
+        <w:t>Elias Pettersson: 4</w:t>
+      </w:r>
+    </w:p>
+    <w:p>
+      <w:r>
+        <w:t>• 2022: []</w:t>
+      </w:r>
+    </w:p>
+    <w:p>
+      <w:r>
+        <w:t>• 2023: []</w:t>
+      </w:r>
+    </w:p>
+    <w:p>
+      <w:r>
+        <w:t>• 2024: []</w:t>
+      </w:r>
+    </w:p>
+    <w:p>
+      <w:r>
+        <w:t>• 2025: [20]</w:t>
+      </w:r>
+    </w:p>
+    <w:p>
+      <w:r>
+        <w:rPr>
+          <w:sz w:val="26"/>
+        </w:rPr>
+        <w:t>Jonathan Lekkerimki: 2</w:t>
+      </w:r>
+    </w:p>
+    <w:p>
+      <w:r>
+        <w:t>• 2022: []</w:t>
+      </w:r>
+    </w:p>
+    <w:p>
+      <w:r>
+        <w:t>• 2023: []</w:t>
+      </w:r>
+    </w:p>
+    <w:p>
+      <w:r>
+        <w:t>• 2024: [12, 3]</w:t>
+      </w:r>
+    </w:p>
+    <w:p>
+      <w:r>
+        <w:t>• 2025: [9]</w:t>
       </w:r>
     </w:p>
     <w:p>
@@ -19329,7 +19335,7 @@
           <w:color w:val="FF0000"/>
           <w:sz w:val="26"/>
         </w:rPr>
-        <w:t>Max Sasson: 4</w:t>
+        <w:t>Marcus Pettersson: 41</w:t>
       </w:r>
     </w:p>
     <w:p>
@@ -19339,35 +19345,35 @@
     </w:p>
     <w:p>
       <w:r>
-        <w:t>• 2023: []</w:t>
-      </w:r>
-    </w:p>
-    <w:p>
-      <w:r>
-        <w:t>• 2024: [9, 4]</w:t>
-      </w:r>
-    </w:p>
-    <w:p>
-      <w:r>
-        <w:t>• 2025: [10, 8, 6]</w:t>
-      </w:r>
-    </w:p>
-    <w:p>
-      <w:r>
-        <w:rPr>
-          <w:sz w:val="26"/>
-        </w:rPr>
-        <w:t>Elias Pettersson: 3</w:t>
-      </w:r>
-    </w:p>
-    <w:p>
-      <w:r>
-        <w:t>• 2022: []</w:t>
-      </w:r>
-    </w:p>
-    <w:p>
-      <w:r>
-        <w:t>• 2023: []</w:t>
+        <w:t>• 2023: [14, 6, 5]</w:t>
+      </w:r>
+    </w:p>
+    <w:p>
+      <w:r>
+        <w:t>• 2024: [28, 24, 19]</w:t>
+      </w:r>
+    </w:p>
+    <w:p>
+      <w:r>
+        <w:t>• 2025: []</w:t>
+      </w:r>
+    </w:p>
+    <w:p>
+      <w:r>
+        <w:rPr>
+          <w:sz w:val="26"/>
+        </w:rPr>
+        <w:t>P.O Joseph: 3</w:t>
+      </w:r>
+    </w:p>
+    <w:p>
+      <w:r>
+        <w:t>• 2022: [17, 16, 4]</w:t>
+      </w:r>
+    </w:p>
+    <w:p>
+      <w:r>
+        <w:t>• 2023: [5]</w:t>
       </w:r>
     </w:p>
     <w:p>
@@ -19377,7 +19383,7 @@
     </w:p>
     <w:p>
       <w:r>
-        <w:t>• 2025: [20]</w:t>
+        <w:t>• 2025: []</w:t>
       </w:r>
     </w:p>
     <w:p>
@@ -19387,40 +19393,12 @@
           <w:color w:val="FF0000"/>
           <w:sz w:val="26"/>
         </w:rPr>
-        <w:t>Nils Hoglander: 24</w:t>
-      </w:r>
-    </w:p>
-    <w:p>
-      <w:r>
-        <w:t>• 2022: [7, 3]</w:t>
-      </w:r>
-    </w:p>
-    <w:p>
-      <w:r>
-        <w:t>• 2023: [6, 6, 5]</w:t>
-      </w:r>
-    </w:p>
-    <w:p>
-      <w:r>
-        <w:t>• 2024: [34, 9, 7]</w:t>
-      </w:r>
-    </w:p>
-    <w:p>
-      <w:r>
-        <w:t>• 2025: []</w:t>
-      </w:r>
-    </w:p>
-    <w:p>
-      <w:r>
-        <w:rPr>
-          <w:sz w:val="26"/>
-        </w:rPr>
-        <w:t>Jonathan Lekkerimki: 2</w:t>
-      </w:r>
-    </w:p>
-    <w:p>
-      <w:r>
-        <w:t>• 2022: []</w:t>
+        <w:t>Aatu Raty: 19</w:t>
+      </w:r>
+    </w:p>
+    <w:p>
+      <w:r>
+        <w:t>• 2022: [3]</w:t>
       </w:r>
     </w:p>
     <w:p>
@@ -19430,12 +19408,12 @@
     </w:p>
     <w:p>
       <w:r>
-        <w:t>• 2024: [12, 3]</w:t>
-      </w:r>
-    </w:p>
-    <w:p>
-      <w:r>
-        <w:t>• 2025: [9]</w:t>
+        <w:t>• 2024: [8, 3, 3]</w:t>
+      </w:r>
+    </w:p>
+    <w:p>
+      <w:r>
+        <w:t>• 2025: [12]</w:t>
       </w:r>
     </w:p>
     <w:p>
@@ -19445,7 +19423,7 @@
           <w:color w:val="FF0000"/>
           <w:sz w:val="26"/>
         </w:rPr>
-        <w:t>Marcus Pettersson: 40</w:t>
+        <w:t>Tyler Myers: 51</w:t>
       </w:r>
     </w:p>
     <w:p>
@@ -19455,12 +19433,12 @@
     </w:p>
     <w:p>
       <w:r>
-        <w:t>• 2023: [14, 6, 5]</w:t>
-      </w:r>
-    </w:p>
-    <w:p>
-      <w:r>
-        <w:t>• 2024: [28, 24, 19]</w:t>
+        <w:t>• 2023: [32, 19, 14]</w:t>
+      </w:r>
+    </w:p>
+    <w:p>
+      <w:r>
+        <w:t>• 2024: [21, 9, 8]</w:t>
       </w:r>
     </w:p>
     <w:p>
@@ -19473,17 +19451,17 @@
         <w:rPr>
           <w:sz w:val="26"/>
         </w:rPr>
-        <w:t>P.O Joseph: 3</w:t>
-      </w:r>
-    </w:p>
-    <w:p>
-      <w:r>
-        <w:t>• 2022: [17, 16, 4]</w:t>
-      </w:r>
-    </w:p>
-    <w:p>
-      <w:r>
-        <w:t>• 2023: [5]</w:t>
+        <w:t>Braeden Cootes: 3</w:t>
+      </w:r>
+    </w:p>
+    <w:p>
+      <w:r>
+        <w:t>• 2022: []</w:t>
+      </w:r>
+    </w:p>
+    <w:p>
+      <w:r>
+        <w:t>• 2023: []</w:t>
       </w:r>
     </w:p>
     <w:p>
@@ -19501,27 +19479,27 @@
         <w:rPr>
           <w:sz w:val="26"/>
         </w:rPr>
-        <w:t>Brock Boeser: 4</w:t>
-      </w:r>
-    </w:p>
-    <w:p>
-      <w:r>
-        <w:t>• 2022: [8, 6, 6]</w:t>
-      </w:r>
-    </w:p>
-    <w:p>
-      <w:r>
-        <w:t>• 2023: [7, 6, 5]</w:t>
-      </w:r>
-    </w:p>
-    <w:p>
-      <w:r>
-        <w:t>• 2024: [12, 6, 5]</w:t>
-      </w:r>
-    </w:p>
-    <w:p>
-      <w:r>
-        <w:t>• 2025: [21, 6, 3]</w:t>
+        <w:t>Liam Ohgren: 2</w:t>
+      </w:r>
+    </w:p>
+    <w:p>
+      <w:r>
+        <w:t>• 2022: []</w:t>
+      </w:r>
+    </w:p>
+    <w:p>
+      <w:r>
+        <w:t>• 2023: []</w:t>
+      </w:r>
+    </w:p>
+    <w:p>
+      <w:r>
+        <w:t>• 2024: [8]</w:t>
+      </w:r>
+    </w:p>
+    <w:p>
+      <w:r>
+        <w:t>• 2025: [13, 6, 2]</w:t>
       </w:r>
     </w:p>
     <w:p>
@@ -19531,12 +19509,40 @@
           <w:color w:val="FF0000"/>
           <w:sz w:val="26"/>
         </w:rPr>
-        <w:t>Aatu Raty: 19</w:t>
-      </w:r>
-    </w:p>
-    <w:p>
-      <w:r>
-        <w:t>• 2022: [3]</w:t>
+        <w:t>Lukas Reichel: 17</w:t>
+      </w:r>
+    </w:p>
+    <w:p>
+      <w:r>
+        <w:t>• 2022: [4, 3, 3]</w:t>
+      </w:r>
+    </w:p>
+    <w:p>
+      <w:r>
+        <w:t>• 2023: [26, 8, 7]</w:t>
+      </w:r>
+    </w:p>
+    <w:p>
+      <w:r>
+        <w:t>• 2024: [17, 10, 10]</w:t>
+      </w:r>
+    </w:p>
+    <w:p>
+      <w:r>
+        <w:t>• 2025: []</w:t>
+      </w:r>
+    </w:p>
+    <w:p>
+      <w:r>
+        <w:rPr>
+          <w:sz w:val="26"/>
+        </w:rPr>
+        <w:t>Zeev Buium: 5</w:t>
+      </w:r>
+    </w:p>
+    <w:p>
+      <w:r>
+        <w:t>• 2022: []</w:t>
       </w:r>
     </w:p>
     <w:p>
@@ -19546,12 +19552,12 @@
     </w:p>
     <w:p>
       <w:r>
-        <w:t>• 2024: [8, 3, 3]</w:t>
-      </w:r>
-    </w:p>
-    <w:p>
-      <w:r>
-        <w:t>• 2025: [12]</w:t>
+        <w:t>• 2024: []</w:t>
+      </w:r>
+    </w:p>
+    <w:p>
+      <w:r>
+        <w:t>• 2025: [17, 17, 7]</w:t>
       </w:r>
     </w:p>
     <w:p>
@@ -19561,83 +19567,27 @@
           <w:color w:val="FF0000"/>
           <w:sz w:val="26"/>
         </w:rPr>
-        <w:t>Tyler Myers: 51</w:t>
-      </w:r>
-    </w:p>
-    <w:p>
-      <w:r>
-        <w:t>• 2022: []</w:t>
-      </w:r>
-    </w:p>
-    <w:p>
-      <w:r>
-        <w:t>• 2023: [32, 19, 14]</w:t>
-      </w:r>
-    </w:p>
-    <w:p>
-      <w:r>
-        <w:t>• 2024: [21, 9, 8]</w:t>
-      </w:r>
-    </w:p>
-    <w:p>
-      <w:r>
-        <w:t>• 2025: []</w:t>
-      </w:r>
-    </w:p>
-    <w:p>
-      <w:r>
-        <w:rPr>
-          <w:sz w:val="26"/>
-        </w:rPr>
-        <w:t>Braeden Cootes: 3</w:t>
-      </w:r>
-    </w:p>
-    <w:p>
-      <w:r>
-        <w:t>• 2022: []</w:t>
-      </w:r>
-    </w:p>
-    <w:p>
-      <w:r>
-        <w:t>• 2023: []</w:t>
-      </w:r>
-    </w:p>
-    <w:p>
-      <w:r>
-        <w:t>• 2024: []</w:t>
-      </w:r>
-    </w:p>
-    <w:p>
-      <w:r>
-        <w:t>• 2025: []</w:t>
-      </w:r>
-    </w:p>
-    <w:p>
-      <w:r>
-        <w:rPr>
-          <w:sz w:val="26"/>
-        </w:rPr>
-        <w:t>Liam Ohgren: 1</w:t>
-      </w:r>
-    </w:p>
-    <w:p>
-      <w:r>
-        <w:t>• 2022: []</w:t>
-      </w:r>
-    </w:p>
-    <w:p>
-      <w:r>
-        <w:t>• 2023: []</w:t>
-      </w:r>
-    </w:p>
-    <w:p>
-      <w:r>
-        <w:t>• 2024: [8]</w:t>
-      </w:r>
-    </w:p>
-    <w:p>
-      <w:r>
-        <w:t>• 2025: [13, 6, 2]</w:t>
+        <w:t>David Kampf: 20</w:t>
+      </w:r>
+    </w:p>
+    <w:p>
+      <w:r>
+        <w:t>• 2022: [27, 19, 2]</w:t>
+      </w:r>
+    </w:p>
+    <w:p>
+      <w:r>
+        <w:t>• 2023: [25, 9, 7]</w:t>
+      </w:r>
+    </w:p>
+    <w:p>
+      <w:r>
+        <w:t>• 2024: [11, 8, 8]</w:t>
+      </w:r>
+    </w:p>
+    <w:p>
+      <w:r>
+        <w:t>• 2025: [3]</w:t>
       </w:r>
     </w:p>
     <w:p>
@@ -19647,22 +19597,22 @@
           <w:color w:val="FF0000"/>
           <w:sz w:val="26"/>
         </w:rPr>
-        <w:t>Lukas Reichel: 17</w:t>
-      </w:r>
-    </w:p>
-    <w:p>
-      <w:r>
-        <w:t>• 2022: [4, 3, 3]</w:t>
-      </w:r>
-    </w:p>
-    <w:p>
-      <w:r>
-        <w:t>• 2023: [26, 8, 7]</w:t>
-      </w:r>
-    </w:p>
-    <w:p>
-      <w:r>
-        <w:t>• 2024: [17, 10, 10]</w:t>
+        <w:t>Derek Forbort: 10</w:t>
+      </w:r>
+    </w:p>
+    <w:p>
+      <w:r>
+        <w:t>• 2022: [15, 14, 6]</w:t>
+      </w:r>
+    </w:p>
+    <w:p>
+      <w:r>
+        <w:t>• 2023: []</w:t>
+      </w:r>
+    </w:p>
+    <w:p>
+      <w:r>
+        <w:t>• 2024: [8]</w:t>
       </w:r>
     </w:p>
     <w:p>
@@ -19675,7 +19625,7 @@
         <w:rPr>
           <w:sz w:val="26"/>
         </w:rPr>
-        <w:t>Zeev Buium: 4</w:t>
+        <w:t>Arshdeep Bains: 5</w:t>
       </w:r>
     </w:p>
     <w:p>
@@ -19695,7 +19645,35 @@
     </w:p>
     <w:p>
       <w:r>
-        <w:t>• 2025: [17, 17, 7]</w:t>
+        <w:t>• 2025: []</w:t>
+      </w:r>
+    </w:p>
+    <w:p>
+      <w:r>
+        <w:rPr>
+          <w:sz w:val="26"/>
+        </w:rPr>
+        <w:t>Victor Mancini: 15</w:t>
+      </w:r>
+    </w:p>
+    <w:p>
+      <w:r>
+        <w:t>• 2022: []</w:t>
+      </w:r>
+    </w:p>
+    <w:p>
+      <w:r>
+        <w:t>• 2023: []</w:t>
+      </w:r>
+    </w:p>
+    <w:p>
+      <w:r>
+        <w:t>• 2024: [22]</w:t>
+      </w:r>
+    </w:p>
+    <w:p>
+      <w:r>
+        <w:t>• 2025: []</w:t>
       </w:r>
     </w:p>
     <w:p>
@@ -19705,27 +19683,27 @@
           <w:color w:val="FF0000"/>
           <w:sz w:val="26"/>
         </w:rPr>
-        <w:t>David Kampf: 19</w:t>
-      </w:r>
-    </w:p>
-    <w:p>
-      <w:r>
-        <w:t>• 2022: [27, 19, 2]</w:t>
-      </w:r>
-    </w:p>
-    <w:p>
-      <w:r>
-        <w:t>• 2023: [25, 9, 7]</w:t>
-      </w:r>
-    </w:p>
-    <w:p>
-      <w:r>
-        <w:t>• 2024: [11, 8, 8]</w:t>
-      </w:r>
-    </w:p>
-    <w:p>
-      <w:r>
-        <w:t>• 2025: [3]</w:t>
+        <w:t>Teddy Blueger: 5</w:t>
+      </w:r>
+    </w:p>
+    <w:p>
+      <w:r>
+        <w:t>• 2022: [32, 7, 2]</w:t>
+      </w:r>
+    </w:p>
+    <w:p>
+      <w:r>
+        <w:t>• 2023: [40, 5, 3]</w:t>
+      </w:r>
+    </w:p>
+    <w:p>
+      <w:r>
+        <w:t>• 2024: [28, 12, 11]</w:t>
+      </w:r>
+    </w:p>
+    <w:p>
+      <w:r>
+        <w:t>• 2025: [1, 1, 1]</w:t>
       </w:r>
     </w:p>
     <w:p>
@@ -19735,83 +19713,27 @@
           <w:color w:val="FF0000"/>
           <w:sz w:val="26"/>
         </w:rPr>
-        <w:t>Derek Forbort: 10</w:t>
-      </w:r>
-    </w:p>
-    <w:p>
-      <w:r>
-        <w:t>• 2022: [15, 14, 6]</w:t>
-      </w:r>
-    </w:p>
-    <w:p>
-      <w:r>
-        <w:t>• 2023: []</w:t>
-      </w:r>
-    </w:p>
-    <w:p>
-      <w:r>
-        <w:t>• 2024: [8]</w:t>
-      </w:r>
-    </w:p>
-    <w:p>
-      <w:r>
-        <w:t>• 2025: []</w:t>
-      </w:r>
-    </w:p>
-    <w:p>
-      <w:r>
-        <w:rPr>
-          <w:sz w:val="26"/>
-        </w:rPr>
-        <w:t>Arshdeep Bains: 5</w:t>
-      </w:r>
-    </w:p>
-    <w:p>
-      <w:r>
-        <w:t>• 2022: []</w:t>
-      </w:r>
-    </w:p>
-    <w:p>
-      <w:r>
-        <w:t>• 2023: []</w:t>
-      </w:r>
-    </w:p>
-    <w:p>
-      <w:r>
-        <w:t>• 2024: []</w:t>
-      </w:r>
-    </w:p>
-    <w:p>
-      <w:r>
-        <w:t>• 2025: []</w:t>
-      </w:r>
-    </w:p>
-    <w:p>
-      <w:r>
-        <w:rPr>
-          <w:sz w:val="26"/>
-        </w:rPr>
-        <w:t>Victor Mancini: 14</w:t>
-      </w:r>
-    </w:p>
-    <w:p>
-      <w:r>
-        <w:t>• 2022: []</w:t>
-      </w:r>
-    </w:p>
-    <w:p>
-      <w:r>
-        <w:t>• 2023: []</w:t>
-      </w:r>
-    </w:p>
-    <w:p>
-      <w:r>
-        <w:t>• 2024: [22]</w:t>
-      </w:r>
-    </w:p>
-    <w:p>
-      <w:r>
-        <w:t>• 2025: []</w:t>
+        <w:t>Jake DeBrusk: 9</w:t>
+      </w:r>
+    </w:p>
+    <w:p>
+      <w:r>
+        <w:t>• 2022: [7, 5, 5]</w:t>
+      </w:r>
+    </w:p>
+    <w:p>
+      <w:r>
+        <w:t>• 2023: [11, 9, 8]</w:t>
+      </w:r>
+    </w:p>
+    <w:p>
+      <w:r>
+        <w:t>• 2024: [11, 7, 6]</w:t>
+      </w:r>
+    </w:p>
+    <w:p>
+      <w:r>
+        <w:t>• 2025: [10, 8, 6]</w:t>
       </w:r>
     </w:p>
     <w:p>
@@ -19821,27 +19743,55 @@
           <w:color w:val="FF0000"/>
           <w:sz w:val="26"/>
         </w:rPr>
-        <w:t>Teddy Blueger: 4</w:t>
-      </w:r>
-    </w:p>
-    <w:p>
-      <w:r>
-        <w:t>• 2022: [32, 7, 2]</w:t>
-      </w:r>
-    </w:p>
-    <w:p>
-      <w:r>
-        <w:t>• 2023: [40, 5, 3]</w:t>
-      </w:r>
-    </w:p>
-    <w:p>
-      <w:r>
-        <w:t>• 2024: [28, 12, 11]</w:t>
-      </w:r>
-    </w:p>
-    <w:p>
-      <w:r>
-        <w:t>• 2025: [1, 1, 1]</w:t>
+        <w:t>Drew O'Connor: 3</w:t>
+      </w:r>
+    </w:p>
+    <w:p>
+      <w:r>
+        <w:t>• 2022: [8, 5, 3]</w:t>
+      </w:r>
+    </w:p>
+    <w:p>
+      <w:r>
+        <w:t>• 2023: [10, 9, 8]</w:t>
+      </w:r>
+    </w:p>
+    <w:p>
+      <w:r>
+        <w:t>• 2024: [32, 13, 11]</w:t>
+      </w:r>
+    </w:p>
+    <w:p>
+      <w:r>
+        <w:t>• 2025: [11, 9, 3]</w:t>
+      </w:r>
+    </w:p>
+    <w:p>
+      <w:r>
+        <w:rPr>
+          <w:sz w:val="26"/>
+        </w:rPr>
+        <w:t>Mackenzie MacEachern: 3</w:t>
+      </w:r>
+    </w:p>
+    <w:p>
+      <w:r>
+        <w:t>• 2022: []</w:t>
+      </w:r>
+    </w:p>
+    <w:p>
+      <w:r>
+        <w:t>• 2023: []</w:t>
+      </w:r>
+    </w:p>
+    <w:p>
+      <w:r>
+        <w:t>• 2024: []</w:t>
+      </w:r>
+    </w:p>
+    <w:p>
+      <w:r>
+        <w:t>• 2025: []</w:t>
       </w:r>
     </w:p>
     <w:p>
@@ -19851,101 +19801,17 @@
           <w:color w:val="FF0000"/>
           <w:sz w:val="26"/>
         </w:rPr>
-        <w:t>Jake DeBrusk: 8</w:t>
-      </w:r>
-    </w:p>
-    <w:p>
-      <w:r>
-        <w:t>• 2022: [7, 5, 5]</w:t>
-      </w:r>
-    </w:p>
-    <w:p>
-      <w:r>
-        <w:t>• 2023: [11, 9, 8]</w:t>
-      </w:r>
-    </w:p>
-    <w:p>
-      <w:r>
-        <w:t>• 2024: [11, 7, 6]</w:t>
-      </w:r>
-    </w:p>
-    <w:p>
-      <w:r>
-        <w:t>• 2025: [10, 8, 6]</w:t>
-      </w:r>
-    </w:p>
-    <w:p>
-      <w:r>
-        <w:rPr>
-          <w:sz w:val="26"/>
-        </w:rPr>
-        <w:t>Drew O'Connor: 2</w:t>
-      </w:r>
-    </w:p>
-    <w:p>
-      <w:r>
-        <w:t>• 2022: [8, 5, 3]</w:t>
-      </w:r>
-    </w:p>
-    <w:p>
-      <w:r>
-        <w:t>• 2023: [10, 9, 8]</w:t>
-      </w:r>
-    </w:p>
-    <w:p>
-      <w:r>
-        <w:t>• 2024: [32, 13, 11]</w:t>
-      </w:r>
-    </w:p>
-    <w:p>
-      <w:r>
-        <w:t>• 2025: [11, 9, 3]</w:t>
-      </w:r>
-    </w:p>
-    <w:p>
-      <w:r>
-        <w:rPr>
-          <w:sz w:val="26"/>
-        </w:rPr>
-        <w:t>Marco Rossi: 5</w:t>
-      </w:r>
-    </w:p>
-    <w:p>
-      <w:r>
-        <w:t>• 2022: []</w:t>
-      </w:r>
-    </w:p>
-    <w:p>
-      <w:r>
-        <w:t>• 2023: [11, 7, 6]</w:t>
-      </w:r>
-    </w:p>
-    <w:p>
-      <w:r>
-        <w:t>• 2024: [11, 7, 6]</w:t>
-      </w:r>
-    </w:p>
-    <w:p>
-      <w:r>
-        <w:t>• 2025: [7, 7, 2]</w:t>
-      </w:r>
-    </w:p>
-    <w:p>
-      <w:r>
-        <w:rPr>
-          <w:sz w:val="26"/>
-        </w:rPr>
-        <w:t>Mackenzie MacEachern: 3</w:t>
-      </w:r>
-    </w:p>
-    <w:p>
-      <w:r>
-        <w:t>• 2022: []</w:t>
-      </w:r>
-    </w:p>
-    <w:p>
-      <w:r>
-        <w:t>• 2023: []</w:t>
+        <w:t>Nils Aman: 11</w:t>
+      </w:r>
+    </w:p>
+    <w:p>
+      <w:r>
+        <w:t>• 2022: [32, 9, 2]</w:t>
+      </w:r>
+    </w:p>
+    <w:p>
+      <w:r>
+        <w:t>• 2023: [23, 1]</w:t>
       </w:r>
     </w:p>
     <w:p>
@@ -19965,36 +19831,6 @@
           <w:color w:val="FF0000"/>
           <w:sz w:val="26"/>
         </w:rPr>
-        <w:t>Nils Aman: 11</w:t>
-      </w:r>
-    </w:p>
-    <w:p>
-      <w:r>
-        <w:t>• 2022: [32, 9, 2]</w:t>
-      </w:r>
-    </w:p>
-    <w:p>
-      <w:r>
-        <w:t>• 2023: [23, 1]</w:t>
-      </w:r>
-    </w:p>
-    <w:p>
-      <w:r>
-        <w:t>• 2024: []</w:t>
-      </w:r>
-    </w:p>
-    <w:p>
-      <w:r>
-        <w:t>• 2025: []</w:t>
-      </w:r>
-    </w:p>
-    <w:p>
-      <w:r>
-        <w:rPr>
-          <w:b/>
-          <w:color w:val="FF0000"/>
-          <w:sz w:val="26"/>
-        </w:rPr>
         <w:t>Filip Chytil: 8</w:t>
       </w:r>
     </w:p>
@@ -20023,7 +19859,7 @@
         <w:rPr>
           <w:sz w:val="26"/>
         </w:rPr>
-        <w:t>Tom Willander: 5</w:t>
+        <w:t>Tom Willander: 6</w:t>
       </w:r>
     </w:p>
     <w:p>
@@ -20087,7 +19923,7 @@
         <w:rPr>
           <w:sz w:val="26"/>
         </w:rPr>
-        <w:t>Cole Reinhardt: 4</w:t>
+        <w:t>Cole Reinhardt: 5</w:t>
       </w:r>
     </w:p>
     <w:p>
@@ -20117,7 +19953,7 @@
           <w:color w:val="FF0000"/>
           <w:sz w:val="26"/>
         </w:rPr>
-        <w:t>Noah Hanifin: 31</w:t>
+        <w:t>Noah Hanifin: 32</w:t>
       </w:r>
     </w:p>
     <w:p>
@@ -20166,34 +20002,6 @@
     <w:p>
       <w:r>
         <w:t>• 2025: [8, 6, 4]</w:t>
-      </w:r>
-    </w:p>
-    <w:p>
-      <w:r>
-        <w:rPr>
-          <w:sz w:val="26"/>
-        </w:rPr>
-        <w:t>Reilly Smith: 3</w:t>
-      </w:r>
-    </w:p>
-    <w:p>
-      <w:r>
-        <w:t>• 2022: [13, 7, 5]</w:t>
-      </w:r>
-    </w:p>
-    <w:p>
-      <w:r>
-        <w:t>• 2023: [15, 13, 11]</w:t>
-      </w:r>
-    </w:p>
-    <w:p>
-      <w:r>
-        <w:t>• 2024: [22, 10, 6]</w:t>
-      </w:r>
-    </w:p>
-    <w:p>
-      <w:r>
-        <w:t>• 2025: [13, 11, 10]</w:t>
       </w:r>
     </w:p>
     <w:p>
@@ -20233,7 +20041,7 @@
           <w:color w:val="FF0000"/>
           <w:sz w:val="26"/>
         </w:rPr>
-        <w:t>Keegan Kolesar: 8</w:t>
+        <w:t>Keegan Kolesar: 9</w:t>
       </w:r>
     </w:p>
     <w:p>
@@ -20261,7 +20069,7 @@
         <w:rPr>
           <w:sz w:val="26"/>
         </w:rPr>
-        <w:t>Braeden Bowman: 2</w:t>
+        <w:t>Braeden Bowman: 3</w:t>
       </w:r>
     </w:p>
     <w:p>
@@ -20289,7 +20097,7 @@
         <w:rPr>
           <w:sz w:val="26"/>
         </w:rPr>
-        <w:t>Brandon Saad: 3</w:t>
+        <w:t>Brandon Saad: 4</w:t>
       </w:r>
     </w:p>
     <w:p>
@@ -20347,7 +20155,7 @@
           <w:color w:val="FF0000"/>
           <w:sz w:val="26"/>
         </w:rPr>
-        <w:t>Rasmus Andersson: 10</w:t>
+        <w:t>Rasmus Andersson: 11</w:t>
       </w:r>
     </w:p>
     <w:p>
@@ -20396,62 +20204,6 @@
     <w:p>
       <w:r>
         <w:t>• 2025: []</w:t>
-      </w:r>
-    </w:p>
-    <w:p>
-      <w:r>
-        <w:rPr>
-          <w:sz w:val="26"/>
-        </w:rPr>
-        <w:t>Mitch Marner: 3</w:t>
-      </w:r>
-    </w:p>
-    <w:p>
-      <w:r>
-        <w:t>• 2022: [6, 5, 4]</w:t>
-      </w:r>
-    </w:p>
-    <w:p>
-      <w:r>
-        <w:t>• 2023: [8, 6, 4]</w:t>
-      </w:r>
-    </w:p>
-    <w:p>
-      <w:r>
-        <w:t>• 2024: [8, 8, 7]</w:t>
-      </w:r>
-    </w:p>
-    <w:p>
-      <w:r>
-        <w:t>• 2025: [11, 7, 5]</w:t>
-      </w:r>
-    </w:p>
-    <w:p>
-      <w:r>
-        <w:rPr>
-          <w:sz w:val="26"/>
-        </w:rPr>
-        <w:t>Alexander Holtz: 3</w:t>
-      </w:r>
-    </w:p>
-    <w:p>
-      <w:r>
-        <w:t>• 2022: [9, 4]</w:t>
-      </w:r>
-    </w:p>
-    <w:p>
-      <w:r>
-        <w:t>• 2023: [11, 11, 10]</w:t>
-      </w:r>
-    </w:p>
-    <w:p>
-      <w:r>
-        <w:t>• 2024: [19, 12, 10]</w:t>
-      </w:r>
-    </w:p>
-    <w:p>
-      <w:r>
-        <w:t>• 2025: [7, 6]</w:t>
       </w:r>
     </w:p>
     <w:p>
@@ -20461,27 +20213,55 @@
           <w:color w:val="FF0000"/>
           <w:sz w:val="26"/>
         </w:rPr>
-        <w:t>Jeremy Lauzon: 97</w:t>
-      </w:r>
-    </w:p>
-    <w:p>
-      <w:r>
-        <w:t>• 2022: [3, 2]</w:t>
-      </w:r>
-    </w:p>
-    <w:p>
-      <w:r>
-        <w:t>• 2023: [12, 9, 9]</w:t>
-      </w:r>
-    </w:p>
-    <w:p>
-      <w:r>
-        <w:t>• 2024: []</w:t>
-      </w:r>
-    </w:p>
-    <w:p>
-      <w:r>
-        <w:t>• 2025: []</w:t>
+        <w:t>Pavel Dorofeyev: 1</w:t>
+      </w:r>
+    </w:p>
+    <w:p>
+      <w:r>
+        <w:t>• 2022: [2, 1, 1]</w:t>
+      </w:r>
+    </w:p>
+    <w:p>
+      <w:r>
+        <w:t>• 2023: [9, 5, 5]</w:t>
+      </w:r>
+    </w:p>
+    <w:p>
+      <w:r>
+        <w:t>• 2024: [11, 4, 4]</w:t>
+      </w:r>
+    </w:p>
+    <w:p>
+      <w:r>
+        <w:t>• 2025: [10, 4, 4]</w:t>
+      </w:r>
+    </w:p>
+    <w:p>
+      <w:r>
+        <w:rPr>
+          <w:sz w:val="26"/>
+        </w:rPr>
+        <w:t>Alexander Holtz: 3</w:t>
+      </w:r>
+    </w:p>
+    <w:p>
+      <w:r>
+        <w:t>• 2022: [9, 4]</w:t>
+      </w:r>
+    </w:p>
+    <w:p>
+      <w:r>
+        <w:t>• 2023: [11, 11, 10]</w:t>
+      </w:r>
+    </w:p>
+    <w:p>
+      <w:r>
+        <w:t>• 2024: [19, 12, 10]</w:t>
+      </w:r>
+    </w:p>
+    <w:p>
+      <w:r>
+        <w:t>• 2025: [7, 6]</w:t>
       </w:r>
     </w:p>
     <w:p>
@@ -20491,55 +20271,27 @@
           <w:color w:val="FF0000"/>
           <w:sz w:val="26"/>
         </w:rPr>
-        <w:t>Shea Theodore: 13</w:t>
-      </w:r>
-    </w:p>
-    <w:p>
-      <w:r>
-        <w:t>• 2022: [13, 8, 6]</w:t>
-      </w:r>
-    </w:p>
-    <w:p>
-      <w:r>
-        <w:t>• 2023: [19, 8, 3]</w:t>
-      </w:r>
-    </w:p>
-    <w:p>
-      <w:r>
-        <w:t>• 2024: [23, 13, 5]</w:t>
-      </w:r>
-    </w:p>
-    <w:p>
-      <w:r>
-        <w:t>• 2025: [5, 4, 2]</w:t>
-      </w:r>
-    </w:p>
-    <w:p>
-      <w:r>
-        <w:rPr>
-          <w:sz w:val="26"/>
-        </w:rPr>
-        <w:t>Brayden McNabb: 5</w:t>
-      </w:r>
-    </w:p>
-    <w:p>
-      <w:r>
-        <w:t>• 2022: []</w:t>
-      </w:r>
-    </w:p>
-    <w:p>
-      <w:r>
-        <w:t>• 2023: [34, 16, 11]</w:t>
-      </w:r>
-    </w:p>
-    <w:p>
-      <w:r>
-        <w:t>• 2024: [29, 19, 14]</w:t>
-      </w:r>
-    </w:p>
-    <w:p>
-      <w:r>
-        <w:t>• 2025: [5]</w:t>
+        <w:t>Jeremy Lauzon: 98</w:t>
+      </w:r>
+    </w:p>
+    <w:p>
+      <w:r>
+        <w:t>• 2022: [3, 2]</w:t>
+      </w:r>
+    </w:p>
+    <w:p>
+      <w:r>
+        <w:t>• 2023: [12, 9, 9]</w:t>
+      </w:r>
+    </w:p>
+    <w:p>
+      <w:r>
+        <w:t>• 2024: []</w:t>
+      </w:r>
+    </w:p>
+    <w:p>
+      <w:r>
+        <w:t>• 2025: []</w:t>
       </w:r>
     </w:p>
     <w:p>
@@ -20549,35 +20301,35 @@
           <w:color w:val="FF0000"/>
           <w:sz w:val="26"/>
         </w:rPr>
-        <w:t>Jack Eichel: 3</w:t>
-      </w:r>
-    </w:p>
-    <w:p>
-      <w:r>
-        <w:t>• 2022: [9, 7, 4]</w:t>
-      </w:r>
-    </w:p>
-    <w:p>
-      <w:r>
-        <w:t>• 2023: [6, 3, 3]</w:t>
-      </w:r>
-    </w:p>
-    <w:p>
-      <w:r>
-        <w:t>• 2024: [6, 6, 5]</w:t>
-      </w:r>
-    </w:p>
-    <w:p>
-      <w:r>
-        <w:t>• 2025: [9, 6, 5]</w:t>
-      </w:r>
-    </w:p>
-    <w:p>
-      <w:r>
-        <w:rPr>
-          <w:sz w:val="26"/>
-        </w:rPr>
-        <w:t>Kaedan Korczak: 28</w:t>
+        <w:t>Shea Theodore: 14</w:t>
+      </w:r>
+    </w:p>
+    <w:p>
+      <w:r>
+        <w:t>• 2022: [13, 8, 6]</w:t>
+      </w:r>
+    </w:p>
+    <w:p>
+      <w:r>
+        <w:t>• 2023: [19, 8, 3]</w:t>
+      </w:r>
+    </w:p>
+    <w:p>
+      <w:r>
+        <w:t>• 2024: [23, 13, 5]</w:t>
+      </w:r>
+    </w:p>
+    <w:p>
+      <w:r>
+        <w:t>• 2025: [5, 4, 2]</w:t>
+      </w:r>
+    </w:p>
+    <w:p>
+      <w:r>
+        <w:rPr>
+          <w:sz w:val="26"/>
+        </w:rPr>
+        <w:t>Brayden McNabb: 6</w:t>
       </w:r>
     </w:p>
     <w:p>
@@ -20587,17 +20339,17 @@
     </w:p>
     <w:p>
       <w:r>
-        <w:t>• 2023: []</w:t>
-      </w:r>
-    </w:p>
-    <w:p>
-      <w:r>
-        <w:t>• 2024: []</w:t>
-      </w:r>
-    </w:p>
-    <w:p>
-      <w:r>
-        <w:t>• 2025: [18, 9]</w:t>
+        <w:t>• 2023: [34, 16, 11]</w:t>
+      </w:r>
+    </w:p>
+    <w:p>
+      <w:r>
+        <w:t>• 2024: [29, 19, 14]</w:t>
+      </w:r>
+    </w:p>
+    <w:p>
+      <w:r>
+        <w:t>• 2025: [5]</w:t>
       </w:r>
     </w:p>
     <w:p>
@@ -20607,6 +20359,64 @@
           <w:color w:val="FF0000"/>
           <w:sz w:val="26"/>
         </w:rPr>
+        <w:t>Jack Eichel: 4</w:t>
+      </w:r>
+    </w:p>
+    <w:p>
+      <w:r>
+        <w:t>• 2022: [9, 7, 4]</w:t>
+      </w:r>
+    </w:p>
+    <w:p>
+      <w:r>
+        <w:t>• 2023: [6, 3, 3]</w:t>
+      </w:r>
+    </w:p>
+    <w:p>
+      <w:r>
+        <w:t>• 2024: [6, 6, 5]</w:t>
+      </w:r>
+    </w:p>
+    <w:p>
+      <w:r>
+        <w:t>• 2025: [9, 6, 5]</w:t>
+      </w:r>
+    </w:p>
+    <w:p>
+      <w:r>
+        <w:rPr>
+          <w:sz w:val="26"/>
+        </w:rPr>
+        <w:t>Kaedan Korczak: 29</w:t>
+      </w:r>
+    </w:p>
+    <w:p>
+      <w:r>
+        <w:t>• 2022: []</w:t>
+      </w:r>
+    </w:p>
+    <w:p>
+      <w:r>
+        <w:t>• 2023: []</w:t>
+      </w:r>
+    </w:p>
+    <w:p>
+      <w:r>
+        <w:t>• 2024: []</w:t>
+      </w:r>
+    </w:p>
+    <w:p>
+      <w:r>
+        <w:t>• 2025: [18, 9]</w:t>
+      </w:r>
+    </w:p>
+    <w:p>
+      <w:r>
+        <w:rPr>
+          <w:b/>
+          <w:color w:val="FF0000"/>
+          <w:sz w:val="26"/>
+        </w:rPr>
         <w:t>Ben Hutton: 20</w:t>
       </w:r>
     </w:p>
@@ -20635,7 +20445,7 @@
         <w:rPr>
           <w:sz w:val="26"/>
         </w:rPr>
-        <w:t>Colton Sissons: 3</w:t>
+        <w:t>Colton Sissons: 4</w:t>
       </w:r>
     </w:p>
     <w:p>
@@ -20661,29 +20471,31 @@
     <w:p>
       <w:r>
         <w:rPr>
-          <w:sz w:val="26"/>
-        </w:rPr>
-        <w:t>Tomas Hertl: 2</w:t>
-      </w:r>
-    </w:p>
-    <w:p>
-      <w:r>
-        <w:t>• 2022: [12, 10, 7]</w:t>
-      </w:r>
-    </w:p>
-    <w:p>
-      <w:r>
-        <w:t>• 2023: [8, 7, 6]</w:t>
-      </w:r>
-    </w:p>
-    <w:p>
-      <w:r>
-        <w:t>• 2024: [7, 6, 5]</w:t>
-      </w:r>
-    </w:p>
-    <w:p>
-      <w:r>
-        <w:t>• 2025: [5, 5, 5]</w:t>
+          <w:b/>
+          <w:color w:val="FF0000"/>
+          <w:sz w:val="26"/>
+        </w:rPr>
+        <w:t>Cole Smith: 12</w:t>
+      </w:r>
+    </w:p>
+    <w:p>
+      <w:r>
+        <w:t>• 2022: [17, 6, 1]</w:t>
+      </w:r>
+    </w:p>
+    <w:p>
+      <w:r>
+        <w:t>• 2023: [20, 15, 12]</w:t>
+      </w:r>
+    </w:p>
+    <w:p>
+      <w:r>
+        <w:t>• 2024: [30, 8]</w:t>
+      </w:r>
+    </w:p>
+    <w:p>
+      <w:r>
+        <w:t>• 2025: [10, 5, 4]</w:t>
       </w:r>
     </w:p>
     <w:p>

--- a/reports/game_without_goal.docx
+++ b/reports/game_without_goal.docx
@@ -21,39 +21,11 @@
     <w:p>
       <w:r>
         <w:rPr>
-          <w:sz w:val="26"/>
-        </w:rPr>
-        <w:t>Leo Carlsson: 3</w:t>
-      </w:r>
-    </w:p>
-    <w:p>
-      <w:r>
-        <w:t>• 2022: []</w:t>
-      </w:r>
-    </w:p>
-    <w:p>
-      <w:r>
-        <w:t>• 2023: [22, 9, 6]</w:t>
-      </w:r>
-    </w:p>
-    <w:p>
-      <w:r>
-        <w:t>• 2024: [9, 7, 7]</w:t>
-      </w:r>
-    </w:p>
-    <w:p>
-      <w:r>
-        <w:t>• 2025: [12, 6, 2]</w:t>
-      </w:r>
-    </w:p>
-    <w:p>
-      <w:r>
-        <w:rPr>
           <w:b/>
           <w:color w:val="FF0000"/>
           <w:sz w:val="26"/>
         </w:rPr>
-        <w:t>Olen Zellweger: 4</w:t>
+        <w:t>Olen Zellweger: 5</w:t>
       </w:r>
     </w:p>
     <w:p>
@@ -81,7 +53,7 @@
         <w:rPr>
           <w:sz w:val="26"/>
         </w:rPr>
-        <w:t>Ross Johnston: 5</w:t>
+        <w:t>Ross Johnston: 6</w:t>
       </w:r>
     </w:p>
     <w:p>
@@ -111,7 +83,7 @@
           <w:color w:val="FF0000"/>
           <w:sz w:val="26"/>
         </w:rPr>
-        <w:t>Alex Killorn: 4</w:t>
+        <w:t>Alex Killorn: 5</w:t>
       </w:r>
     </w:p>
     <w:p>
@@ -167,11 +139,39 @@
     <w:p>
       <w:r>
         <w:rPr>
+          <w:sz w:val="26"/>
+        </w:rPr>
+        <w:t>Ryan Poehling: 1</w:t>
+      </w:r>
+    </w:p>
+    <w:p>
+      <w:r>
+        <w:t>• 2022: [13, 12, 8]</w:t>
+      </w:r>
+    </w:p>
+    <w:p>
+      <w:r>
+        <w:t>• 2023: [12, 10, 10]</w:t>
+      </w:r>
+    </w:p>
+    <w:p>
+      <w:r>
+        <w:t>• 2024: [12, 11, 5]</w:t>
+      </w:r>
+    </w:p>
+    <w:p>
+      <w:r>
+        <w:t>• 2025: [19, 8, 6]</w:t>
+      </w:r>
+    </w:p>
+    <w:p>
+      <w:r>
+        <w:rPr>
           <w:b/>
           <w:color w:val="FF0000"/>
           <w:sz w:val="26"/>
         </w:rPr>
-        <w:t>Jansen Harkins: 17</w:t>
+        <w:t>Jansen Harkins: 18</w:t>
       </w:r>
     </w:p>
     <w:p>
@@ -199,35 +199,35 @@
         <w:rPr>
           <w:sz w:val="26"/>
         </w:rPr>
-        <w:t>Chris Kreider: 3</w:t>
-      </w:r>
-    </w:p>
-    <w:p>
-      <w:r>
-        <w:t>• 2022: [6, 4, 4]</w:t>
-      </w:r>
-    </w:p>
-    <w:p>
-      <w:r>
-        <w:t>• 2023: [7, 5, 5]</w:t>
-      </w:r>
-    </w:p>
-    <w:p>
-      <w:r>
-        <w:t>• 2024: [7, 6, 5]</w:t>
-      </w:r>
-    </w:p>
-    <w:p>
-      <w:r>
-        <w:t>• 2025: [15, 6, 3]</w:t>
-      </w:r>
-    </w:p>
-    <w:p>
-      <w:r>
-        <w:rPr>
-          <w:sz w:val="26"/>
-        </w:rPr>
-        <w:t>Jacob Trouba: 3</w:t>
+        <w:t>Frank Vatrano: 1</w:t>
+      </w:r>
+    </w:p>
+    <w:p>
+      <w:r>
+        <w:t>• 2022: [20, 11, 9]</w:t>
+      </w:r>
+    </w:p>
+    <w:p>
+      <w:r>
+        <w:t>• 2023: [9, 9, 7]</w:t>
+      </w:r>
+    </w:p>
+    <w:p>
+      <w:r>
+        <w:t>• 2024: [13, 8, 7]</w:t>
+      </w:r>
+    </w:p>
+    <w:p>
+      <w:r>
+        <w:t>• 2025: [14, 9, 2]</w:t>
+      </w:r>
+    </w:p>
+    <w:p>
+      <w:r>
+        <w:rPr>
+          <w:sz w:val="26"/>
+        </w:rPr>
+        <w:t>Jacob Trouba: 4</w:t>
       </w:r>
     </w:p>
     <w:p>
@@ -255,7 +255,7 @@
         <w:rPr>
           <w:sz w:val="26"/>
         </w:rPr>
-        <w:t>Jeffrey Viel: 11</w:t>
+        <w:t>Jeffrey Viel: 12</w:t>
       </w:r>
     </w:p>
     <w:p>
@@ -311,21 +311,77 @@
     <w:p>
       <w:r>
         <w:rPr>
+          <w:sz w:val="26"/>
+        </w:rPr>
+        <w:t>Tim Washe: 15</w:t>
+      </w:r>
+    </w:p>
+    <w:p>
+      <w:r>
+        <w:t>• 2022: []</w:t>
+      </w:r>
+    </w:p>
+    <w:p>
+      <w:r>
+        <w:t>• 2023: []</w:t>
+      </w:r>
+    </w:p>
+    <w:p>
+      <w:r>
+        <w:t>• 2024: []</w:t>
+      </w:r>
+    </w:p>
+    <w:p>
+      <w:r>
+        <w:t>• 2025: []</w:t>
+      </w:r>
+    </w:p>
+    <w:p>
+      <w:r>
+        <w:rPr>
           <w:b/>
           <w:color w:val="FF0000"/>
           <w:sz w:val="26"/>
         </w:rPr>
-        <w:t>Radko Gudas: 39</w:t>
-      </w:r>
-    </w:p>
-    <w:p>
-      <w:r>
-        <w:t>• 2022: [9]</w:t>
-      </w:r>
-    </w:p>
-    <w:p>
-      <w:r>
-        <w:t>• 2023: [9, 6, 4]</w:t>
+        <w:t>Ryan Strome: 7</w:t>
+      </w:r>
+    </w:p>
+    <w:p>
+      <w:r>
+        <w:t>• 2022: [17, 10, 8]</w:t>
+      </w:r>
+    </w:p>
+    <w:p>
+      <w:r>
+        <w:t>• 2023: [15, 12, 7]</w:t>
+      </w:r>
+    </w:p>
+    <w:p>
+      <w:r>
+        <w:t>• 2024: [19, 12, 7]</w:t>
+      </w:r>
+    </w:p>
+    <w:p>
+      <w:r>
+        <w:t>• 2025: [11, 9]</w:t>
+      </w:r>
+    </w:p>
+    <w:p>
+      <w:r>
+        <w:rPr>
+          <w:sz w:val="26"/>
+        </w:rPr>
+        <w:t>Ian Moore: 5</w:t>
+      </w:r>
+    </w:p>
+    <w:p>
+      <w:r>
+        <w:t>• 2022: []</w:t>
+      </w:r>
+    </w:p>
+    <w:p>
+      <w:r>
+        <w:t>• 2023: []</w:t>
       </w:r>
     </w:p>
     <w:p>
@@ -335,15 +391,15 @@
     </w:p>
     <w:p>
       <w:r>
-        <w:t>• 2025: []</w:t>
-      </w:r>
-    </w:p>
-    <w:p>
-      <w:r>
-        <w:rPr>
-          <w:sz w:val="26"/>
-        </w:rPr>
-        <w:t>Tim Washe: 14</w:t>
+        <w:t>• 2025: [27, 6]</w:t>
+      </w:r>
+    </w:p>
+    <w:p>
+      <w:r>
+        <w:rPr>
+          <w:sz w:val="26"/>
+        </w:rPr>
+        <w:t>Beckett Sennecke: 1</w:t>
       </w:r>
     </w:p>
     <w:p>
@@ -363,7 +419,35 @@
     </w:p>
     <w:p>
       <w:r>
-        <w:t>• 2025: []</w:t>
+        <w:t>• 2025: [6, 5, 5]</w:t>
+      </w:r>
+    </w:p>
+    <w:p>
+      <w:r>
+        <w:rPr>
+          <w:sz w:val="26"/>
+        </w:rPr>
+        <w:t>Pavel Mintyukov: 4</w:t>
+      </w:r>
+    </w:p>
+    <w:p>
+      <w:r>
+        <w:t>• 2022: []</w:t>
+      </w:r>
+    </w:p>
+    <w:p>
+      <w:r>
+        <w:t>• 2023: [28, 17, 10]</w:t>
+      </w:r>
+    </w:p>
+    <w:p>
+      <w:r>
+        <w:t>• 2024: [23, 13, 10]</w:t>
+      </w:r>
+    </w:p>
+    <w:p>
+      <w:r>
+        <w:t>• 2025: [11, 6, 5]</w:t>
       </w:r>
     </w:p>
     <w:p>
@@ -373,123 +457,7 @@
           <w:color w:val="FF0000"/>
           <w:sz w:val="26"/>
         </w:rPr>
-        <w:t>Ryan Strome: 7</w:t>
-      </w:r>
-    </w:p>
-    <w:p>
-      <w:r>
-        <w:t>• 2022: [17, 10, 8]</w:t>
-      </w:r>
-    </w:p>
-    <w:p>
-      <w:r>
-        <w:t>• 2023: [15, 12, 7]</w:t>
-      </w:r>
-    </w:p>
-    <w:p>
-      <w:r>
-        <w:t>• 2024: [19, 12, 7]</w:t>
-      </w:r>
-    </w:p>
-    <w:p>
-      <w:r>
-        <w:t>• 2025: [11, 9]</w:t>
-      </w:r>
-    </w:p>
-    <w:p>
-      <w:r>
-        <w:rPr>
-          <w:sz w:val="26"/>
-        </w:rPr>
-        <w:t>Ian Moore: 4</w:t>
-      </w:r>
-    </w:p>
-    <w:p>
-      <w:r>
-        <w:t>• 2022: []</w:t>
-      </w:r>
-    </w:p>
-    <w:p>
-      <w:r>
-        <w:t>• 2023: []</w:t>
-      </w:r>
-    </w:p>
-    <w:p>
-      <w:r>
-        <w:t>• 2024: []</w:t>
-      </w:r>
-    </w:p>
-    <w:p>
-      <w:r>
-        <w:t>• 2025: [27, 6]</w:t>
-      </w:r>
-    </w:p>
-    <w:p>
-      <w:r>
-        <w:rPr>
-          <w:b/>
-          <w:color w:val="FF0000"/>
-          <w:sz w:val="26"/>
-        </w:rPr>
-        <w:t>Jackson LaCombe: 27</w:t>
-      </w:r>
-    </w:p>
-    <w:p>
-      <w:r>
-        <w:t>• 2022: []</w:t>
-      </w:r>
-    </w:p>
-    <w:p>
-      <w:r>
-        <w:t>• 2023: [29]</w:t>
-      </w:r>
-    </w:p>
-    <w:p>
-      <w:r>
-        <w:t>• 2024: [10, 9, 8]</w:t>
-      </w:r>
-    </w:p>
-    <w:p>
-      <w:r>
-        <w:t>• 2025: [6, 2, 2]</w:t>
-      </w:r>
-    </w:p>
-    <w:p>
-      <w:r>
-        <w:rPr>
-          <w:sz w:val="26"/>
-        </w:rPr>
-        <w:t>Pavel Mintyukov: 3</w:t>
-      </w:r>
-    </w:p>
-    <w:p>
-      <w:r>
-        <w:t>• 2022: []</w:t>
-      </w:r>
-    </w:p>
-    <w:p>
-      <w:r>
-        <w:t>• 2023: [28, 17, 10]</w:t>
-      </w:r>
-    </w:p>
-    <w:p>
-      <w:r>
-        <w:t>• 2024: [23, 13, 10]</w:t>
-      </w:r>
-    </w:p>
-    <w:p>
-      <w:r>
-        <w:t>• 2025: [11, 6, 5]</w:t>
-      </w:r>
-    </w:p>
-    <w:p>
-      <w:r>
-        <w:rPr>
-          <w:b/>
-          <w:color w:val="FF0000"/>
-          <w:sz w:val="26"/>
-        </w:rPr>
-        <w:t>Mason McTavish: 7</w:t>
+        <w:t>Mason McTavish: 8</w:t>
       </w:r>
     </w:p>
     <w:p>
@@ -1983,7 +1951,7 @@
           <w:color w:val="FF0000"/>
           <w:sz w:val="26"/>
         </w:rPr>
-        <w:t>Jalen Chatfield: 17</w:t>
+        <w:t>Jalen Chatfield: 18</w:t>
       </w:r>
     </w:p>
     <w:p>
@@ -2060,6 +2028,34 @@
     <w:p>
       <w:r>
         <w:t>• 2025: []</w:t>
+      </w:r>
+    </w:p>
+    <w:p>
+      <w:r>
+        <w:rPr>
+          <w:sz w:val="26"/>
+        </w:rPr>
+        <w:t>Sean Walker: 1</w:t>
+      </w:r>
+    </w:p>
+    <w:p>
+      <w:r>
+        <w:t>• 2022: [15, 13]</w:t>
+      </w:r>
+    </w:p>
+    <w:p>
+      <w:r>
+        <w:t>• 2023: [16, 14, 11]</w:t>
+      </w:r>
+    </w:p>
+    <w:p>
+      <w:r>
+        <w:t>• 2024: [41, 13, 5]</w:t>
+      </w:r>
+    </w:p>
+    <w:p>
+      <w:r>
+        <w:t>• 2025: [45, 8, 1]</w:t>
       </w:r>
     </w:p>
     <w:p>
@@ -2157,7 +2153,7 @@
           <w:color w:val="FF0000"/>
           <w:sz w:val="26"/>
         </w:rPr>
-        <w:t>Mark Jankowski: 6</w:t>
+        <w:t>Mark Jankowski: 7</w:t>
       </w:r>
     </w:p>
     <w:p>
@@ -2185,7 +2181,7 @@
         <w:rPr>
           <w:sz w:val="26"/>
         </w:rPr>
-        <w:t>Jackson Blake: 2</w:t>
+        <w:t>Alexander Nikishin: 7</w:t>
       </w:r>
     </w:p>
     <w:p>
@@ -2200,20 +2196,20 @@
     </w:p>
     <w:p>
       <w:r>
-        <w:t>• 2024: [22, 13, 5]</w:t>
-      </w:r>
-    </w:p>
-    <w:p>
-      <w:r>
-        <w:t>• 2025: [7, 6, 6]</w:t>
-      </w:r>
-    </w:p>
-    <w:p>
-      <w:r>
-        <w:rPr>
-          <w:sz w:val="26"/>
-        </w:rPr>
-        <w:t>Alexander Nikishin: 6</w:t>
+        <w:t>• 2024: []</w:t>
+      </w:r>
+    </w:p>
+    <w:p>
+      <w:r>
+        <w:t>• 2025: [11, 8, 7]</w:t>
+      </w:r>
+    </w:p>
+    <w:p>
+      <w:r>
+        <w:rPr>
+          <w:sz w:val="26"/>
+        </w:rPr>
+        <w:t>Bradly Nadeau: 1</w:t>
       </w:r>
     </w:p>
     <w:p>
@@ -2233,34 +2229,6 @@
     </w:p>
     <w:p>
       <w:r>
-        <w:t>• 2025: [11, 8, 7]</w:t>
-      </w:r>
-    </w:p>
-    <w:p>
-      <w:r>
-        <w:rPr>
-          <w:sz w:val="26"/>
-        </w:rPr>
-        <w:t>Bradly Nadeau: 1</w:t>
-      </w:r>
-    </w:p>
-    <w:p>
-      <w:r>
-        <w:t>• 2022: []</w:t>
-      </w:r>
-    </w:p>
-    <w:p>
-      <w:r>
-        <w:t>• 2023: []</w:t>
-      </w:r>
-    </w:p>
-    <w:p>
-      <w:r>
-        <w:t>• 2024: []</w:t>
-      </w:r>
-    </w:p>
-    <w:p>
-      <w:r>
         <w:t>• 2025: [3]</w:t>
       </w:r>
     </w:p>
@@ -2269,7 +2237,7 @@
         <w:rPr>
           <w:sz w:val="26"/>
         </w:rPr>
-        <w:t>Eric Robinson: 2</w:t>
+        <w:t>Eric Robinson: 3</w:t>
       </w:r>
     </w:p>
     <w:p>
@@ -2290,6 +2258,34 @@
     <w:p>
       <w:r>
         <w:t>• 2025: [10, 10, 5]</w:t>
+      </w:r>
+    </w:p>
+    <w:p>
+      <w:r>
+        <w:rPr>
+          <w:sz w:val="26"/>
+        </w:rPr>
+        <w:t>Andrei Svechnikov: 1</w:t>
+      </w:r>
+    </w:p>
+    <w:p>
+      <w:r>
+        <w:t>• 2022: [19, 4, 4]</w:t>
+      </w:r>
+    </w:p>
+    <w:p>
+      <w:r>
+        <w:t>• 2023: [10, 4, 4]</w:t>
+      </w:r>
+    </w:p>
+    <w:p>
+      <w:r>
+        <w:t>• 2024: [9, 7, 7]</w:t>
+      </w:r>
+    </w:p>
+    <w:p>
+      <w:r>
+        <w:t>• 2025: [13, 6, 3]</w:t>
       </w:r>
     </w:p>
     <w:p>
@@ -2299,7 +2295,7 @@
           <w:color w:val="FF0000"/>
           <w:sz w:val="26"/>
         </w:rPr>
-        <w:t>Logan Stankoven: 3</w:t>
+        <w:t>Logan Stankoven: 4</w:t>
       </w:r>
     </w:p>
     <w:p>
@@ -2329,7 +2325,7 @@
           <w:color w:val="FF0000"/>
           <w:sz w:val="26"/>
         </w:rPr>
-        <w:t>Jaccob Slavin: 40</w:t>
+        <w:t>Jaccob Slavin: 41</w:t>
       </w:r>
     </w:p>
     <w:p>
@@ -2359,35 +2355,7 @@
           <w:color w:val="FF0000"/>
           <w:sz w:val="26"/>
         </w:rPr>
-        <w:t>Jordan Martinook: 16</w:t>
-      </w:r>
-    </w:p>
-    <w:p>
-      <w:r>
-        <w:t>• 2022: [24, 9, 8]</w:t>
-      </w:r>
-    </w:p>
-    <w:p>
-      <w:r>
-        <w:t>• 2023: [10, 9, 8]</w:t>
-      </w:r>
-    </w:p>
-    <w:p>
-      <w:r>
-        <w:t>• 2024: [17, 13, 7]</w:t>
-      </w:r>
-    </w:p>
-    <w:p>
-      <w:r>
-        <w:t>• 2025: [13, 6, 4]</w:t>
-      </w:r>
-    </w:p>
-    <w:p>
-      <w:r>
-        <w:rPr>
-          <w:sz w:val="26"/>
-        </w:rPr>
-        <w:t>Seth Jarvis: 3</w:t>
+        <w:t>Seth Jarvis: 4</w:t>
       </w:r>
     </w:p>
     <w:p>
@@ -2408,6 +2376,34 @@
     <w:p>
       <w:r>
         <w:t>• 2025: [5, 4, 3]</w:t>
+      </w:r>
+    </w:p>
+    <w:p>
+      <w:r>
+        <w:rPr>
+          <w:sz w:val="26"/>
+        </w:rPr>
+        <w:t>Sebastian Aho: 1</w:t>
+      </w:r>
+    </w:p>
+    <w:p>
+      <w:r>
+        <w:t>• 2022: [7, 6, 5]</w:t>
+      </w:r>
+    </w:p>
+    <w:p>
+      <w:r>
+        <w:t>• 2023: [6, 6, 4]</w:t>
+      </w:r>
+    </w:p>
+    <w:p>
+      <w:r>
+        <w:t>• 2024: [8, 7, 6]</w:t>
+      </w:r>
+    </w:p>
+    <w:p>
+      <w:r>
+        <w:t>• 2025: [12, 6, 5]</w:t>
       </w:r>
     </w:p>
     <w:p>
@@ -2417,7 +2413,7 @@
           <w:color w:val="FF0000"/>
           <w:sz w:val="26"/>
         </w:rPr>
-        <w:t>K'Andre Miller: 18</w:t>
+        <w:t>K'Andre Miller: 19</w:t>
       </w:r>
     </w:p>
     <w:p>
@@ -2466,62 +2462,6 @@
     <w:p>
       <w:r>
         <w:t>• 2025: []</w:t>
-      </w:r>
-    </w:p>
-    <w:p>
-      <w:r>
-        <w:rPr>
-          <w:sz w:val="26"/>
-        </w:rPr>
-        <w:t>Jordan Staal: 4</w:t>
-      </w:r>
-    </w:p>
-    <w:p>
-      <w:r>
-        <w:t>• 2022: [11, 7, 5]</w:t>
-      </w:r>
-    </w:p>
-    <w:p>
-      <w:r>
-        <w:t>• 2023: [20, 15, 14]</w:t>
-      </w:r>
-    </w:p>
-    <w:p>
-      <w:r>
-        <w:t>• 2024: [15, 12, 11]</w:t>
-      </w:r>
-    </w:p>
-    <w:p>
-      <w:r>
-        <w:t>• 2025: [16, 12, 4]</w:t>
-      </w:r>
-    </w:p>
-    <w:p>
-      <w:r>
-        <w:rPr>
-          <w:sz w:val="26"/>
-        </w:rPr>
-        <w:t>Shayne Gostisbehere: 2</w:t>
-      </w:r>
-    </w:p>
-    <w:p>
-      <w:r>
-        <w:t>• 2022: [20, 17, 16]</w:t>
-      </w:r>
-    </w:p>
-    <w:p>
-      <w:r>
-        <w:t>• 2023: [24, 12, 7]</w:t>
-      </w:r>
-    </w:p>
-    <w:p>
-      <w:r>
-        <w:t>• 2024: [20, 15, 6]</w:t>
-      </w:r>
-    </w:p>
-    <w:p>
-      <w:r>
-        <w:t>• 2025: [13, 9, 4]</w:t>
       </w:r>
     </w:p>
     <w:p>
@@ -2531,7 +2471,7 @@
           <w:color w:val="FF0000"/>
           <w:sz w:val="26"/>
         </w:rPr>
-        <w:t>Taylor Hall: 2</w:t>
+        <w:t>Taylor Hall: 3</w:t>
       </w:r>
     </w:p>
     <w:p>
@@ -2561,7 +2501,7 @@
           <w:color w:val="FF0000"/>
           <w:sz w:val="26"/>
         </w:rPr>
-        <w:t>William Carrier: 9</w:t>
+        <w:t>William Carrier: 10</w:t>
       </w:r>
     </w:p>
     <w:p>
@@ -4181,7 +4121,7 @@
         <w:rPr>
           <w:sz w:val="26"/>
         </w:rPr>
-        <w:t>Oliver Moore: 17</w:t>
+        <w:t>Oliver Moore: 18</w:t>
       </w:r>
     </w:p>
     <w:p>
@@ -4211,7 +4151,7 @@
           <w:color w:val="FF0000"/>
           <w:sz w:val="26"/>
         </w:rPr>
-        <w:t>Colton Dach: 28</w:t>
+        <w:t>Ethan Del Mastro: 17</w:t>
       </w:r>
     </w:p>
     <w:p>
@@ -4226,12 +4166,40 @@
     </w:p>
     <w:p>
       <w:r>
-        <w:t>• 2024: [4]</w:t>
-      </w:r>
-    </w:p>
-    <w:p>
-      <w:r>
-        <w:t>• 2025: [7, 6]</w:t>
+        <w:t>• 2024: [1]</w:t>
+      </w:r>
+    </w:p>
+    <w:p>
+      <w:r>
+        <w:t>• 2025: []</w:t>
+      </w:r>
+    </w:p>
+    <w:p>
+      <w:r>
+        <w:rPr>
+          <w:sz w:val="26"/>
+        </w:rPr>
+        <w:t>Artyom Levshunov: 19</w:t>
+      </w:r>
+    </w:p>
+    <w:p>
+      <w:r>
+        <w:t>• 2022: []</w:t>
+      </w:r>
+    </w:p>
+    <w:p>
+      <w:r>
+        <w:t>• 2023: []</w:t>
+      </w:r>
+    </w:p>
+    <w:p>
+      <w:r>
+        <w:t>• 2024: []</w:t>
+      </w:r>
+    </w:p>
+    <w:p>
+      <w:r>
+        <w:t>• 2025: [15]</w:t>
       </w:r>
     </w:p>
     <w:p>
@@ -4241,55 +4209,27 @@
           <w:color w:val="FF0000"/>
           <w:sz w:val="26"/>
         </w:rPr>
-        <w:t>Ethan Del Mastro: 16</w:t>
-      </w:r>
-    </w:p>
-    <w:p>
-      <w:r>
-        <w:t>• 2022: []</w:t>
-      </w:r>
-    </w:p>
-    <w:p>
-      <w:r>
-        <w:t>• 2023: []</w:t>
-      </w:r>
-    </w:p>
-    <w:p>
-      <w:r>
-        <w:t>• 2024: [1]</w:t>
+        <w:t>Matt Grzelcyk: 111</w:t>
+      </w:r>
+    </w:p>
+    <w:p>
+      <w:r>
+        <w:t>• 2022: [32, 19, 0]</w:t>
+      </w:r>
+    </w:p>
+    <w:p>
+      <w:r>
+        <w:t>• 2023: [19]</w:t>
+      </w:r>
+    </w:p>
+    <w:p>
+      <w:r>
+        <w:t>• 2024: []</w:t>
       </w:r>
     </w:p>
     <w:p>
       <w:r>
         <w:t>• 2025: []</w:t>
-      </w:r>
-    </w:p>
-    <w:p>
-      <w:r>
-        <w:rPr>
-          <w:sz w:val="26"/>
-        </w:rPr>
-        <w:t>Artyom Levshunov: 18</w:t>
-      </w:r>
-    </w:p>
-    <w:p>
-      <w:r>
-        <w:t>• 2022: []</w:t>
-      </w:r>
-    </w:p>
-    <w:p>
-      <w:r>
-        <w:t>• 2023: []</w:t>
-      </w:r>
-    </w:p>
-    <w:p>
-      <w:r>
-        <w:t>• 2024: []</w:t>
-      </w:r>
-    </w:p>
-    <w:p>
-      <w:r>
-        <w:t>• 2025: [15]</w:t>
       </w:r>
     </w:p>
     <w:p>
@@ -4299,27 +4239,27 @@
           <w:color w:val="FF0000"/>
           <w:sz w:val="26"/>
         </w:rPr>
-        <w:t>Matt Grzelcyk: 110</w:t>
-      </w:r>
-    </w:p>
-    <w:p>
-      <w:r>
-        <w:t>• 2022: [32, 19, 0]</w:t>
-      </w:r>
-    </w:p>
-    <w:p>
-      <w:r>
-        <w:t>• 2023: [19]</w:t>
-      </w:r>
-    </w:p>
-    <w:p>
-      <w:r>
-        <w:t>• 2024: []</w:t>
-      </w:r>
-    </w:p>
-    <w:p>
-      <w:r>
-        <w:t>• 2025: []</w:t>
+        <w:t>Alex Vlasic: 41</w:t>
+      </w:r>
+    </w:p>
+    <w:p>
+      <w:r>
+        <w:t>• 2022: []</w:t>
+      </w:r>
+    </w:p>
+    <w:p>
+      <w:r>
+        <w:t>• 2023: [21]</w:t>
+      </w:r>
+    </w:p>
+    <w:p>
+      <w:r>
+        <w:t>• 2024: [36, 2, 0]</w:t>
+      </w:r>
+    </w:p>
+    <w:p>
+      <w:r>
+        <w:t>• 2025: [9]</w:t>
       </w:r>
     </w:p>
     <w:p>
@@ -4329,7 +4269,7 @@
           <w:color w:val="FF0000"/>
           <w:sz w:val="26"/>
         </w:rPr>
-        <w:t>Alex Vlasic: 40</w:t>
+        <w:t>Wyatt Kaiser: 10</w:t>
       </w:r>
     </w:p>
     <w:p>
@@ -4339,17 +4279,17 @@
     </w:p>
     <w:p>
       <w:r>
-        <w:t>• 2023: [21]</w:t>
-      </w:r>
-    </w:p>
-    <w:p>
-      <w:r>
-        <w:t>• 2024: [36, 2, 0]</w:t>
-      </w:r>
-    </w:p>
-    <w:p>
-      <w:r>
-        <w:t>• 2025: [9]</w:t>
+        <w:t>• 2023: []</w:t>
+      </w:r>
+    </w:p>
+    <w:p>
+      <w:r>
+        <w:t>• 2024: [5, 3, 2]</w:t>
+      </w:r>
+    </w:p>
+    <w:p>
+      <w:r>
+        <w:t>• 2025: [9, 4, 3]</w:t>
       </w:r>
     </w:p>
     <w:p>
@@ -4359,7 +4299,35 @@
           <w:color w:val="FF0000"/>
           <w:sz w:val="26"/>
         </w:rPr>
-        <w:t>Wyatt Kaiser: 9</w:t>
+        <w:t>Tyler Bertuzzi: 4</w:t>
+      </w:r>
+    </w:p>
+    <w:p>
+      <w:r>
+        <w:t>• 2022: [12, 10, 4]</w:t>
+      </w:r>
+    </w:p>
+    <w:p>
+      <w:r>
+        <w:t>• 2023: [19, 12, 5]</w:t>
+      </w:r>
+    </w:p>
+    <w:p>
+      <w:r>
+        <w:t>• 2024: [20, 12, 5]</w:t>
+      </w:r>
+    </w:p>
+    <w:p>
+      <w:r>
+        <w:t>• 2025: [6, 5, 5]</w:t>
+      </w:r>
+    </w:p>
+    <w:p>
+      <w:r>
+        <w:rPr>
+          <w:sz w:val="26"/>
+        </w:rPr>
+        <w:t>Connor Bedard: 3</w:t>
       </w:r>
     </w:p>
     <w:p>
@@ -4369,53 +4337,109 @@
     </w:p>
     <w:p>
       <w:r>
+        <w:t>• 2023: [8, 7, 6]</w:t>
+      </w:r>
+    </w:p>
+    <w:p>
+      <w:r>
+        <w:t>• 2024: [12, 8, 8]</w:t>
+      </w:r>
+    </w:p>
+    <w:p>
+      <w:r>
+        <w:t>• 2025: [5, 5, 4]</w:t>
+      </w:r>
+    </w:p>
+    <w:p>
+      <w:r>
+        <w:rPr>
+          <w:sz w:val="26"/>
+        </w:rPr>
+        <w:t>Ryan Greene: 1</w:t>
+      </w:r>
+    </w:p>
+    <w:p>
+      <w:r>
+        <w:t>• 2022: []</w:t>
+      </w:r>
+    </w:p>
+    <w:p>
+      <w:r>
         <w:t>• 2023: []</w:t>
       </w:r>
     </w:p>
     <w:p>
       <w:r>
-        <w:t>• 2024: [5, 3, 2]</w:t>
-      </w:r>
-    </w:p>
-    <w:p>
-      <w:r>
-        <w:t>• 2025: [9, 4, 3]</w:t>
-      </w:r>
-    </w:p>
-    <w:p>
-      <w:r>
-        <w:rPr>
-          <w:sz w:val="26"/>
-        </w:rPr>
-        <w:t>Tyler Bertuzzi: 3</w:t>
-      </w:r>
-    </w:p>
-    <w:p>
-      <w:r>
-        <w:t>• 2022: [12, 10, 4]</w:t>
-      </w:r>
-    </w:p>
-    <w:p>
-      <w:r>
-        <w:t>• 2023: [19, 12, 5]</w:t>
-      </w:r>
-    </w:p>
-    <w:p>
-      <w:r>
-        <w:t>• 2024: [20, 12, 5]</w:t>
-      </w:r>
-    </w:p>
-    <w:p>
-      <w:r>
-        <w:t>• 2025: [6, 5, 5]</w:t>
-      </w:r>
-    </w:p>
-    <w:p>
-      <w:r>
-        <w:rPr>
-          <w:sz w:val="26"/>
-        </w:rPr>
-        <w:t>Connor Bedard: 2</w:t>
+        <w:t>• 2024: []</w:t>
+      </w:r>
+    </w:p>
+    <w:p>
+      <w:r>
+        <w:t>• 2025: [19, 12, 8]</w:t>
+      </w:r>
+    </w:p>
+    <w:p>
+      <w:r>
+        <w:rPr>
+          <w:sz w:val="26"/>
+        </w:rPr>
+        <w:t>Andrew Mangiapane: 2</w:t>
+      </w:r>
+    </w:p>
+    <w:p>
+      <w:r>
+        <w:t>• 2022: [14, 11, 10]</w:t>
+      </w:r>
+    </w:p>
+    <w:p>
+      <w:r>
+        <w:t>• 2023: [10, 9, 8]</w:t>
+      </w:r>
+    </w:p>
+    <w:p>
+      <w:r>
+        <w:t>• 2024: [15, 9, 8]</w:t>
+      </w:r>
+    </w:p>
+    <w:p>
+      <w:r>
+        <w:t>• 2025: [21, 7, 6]</w:t>
+      </w:r>
+    </w:p>
+    <w:p>
+      <w:r>
+        <w:rPr>
+          <w:sz w:val="26"/>
+        </w:rPr>
+        <w:t>Nick Foligno: 1</w:t>
+      </w:r>
+    </w:p>
+    <w:p>
+      <w:r>
+        <w:t>• 2022: [13, 12, 6]</w:t>
+      </w:r>
+    </w:p>
+    <w:p>
+      <w:r>
+        <w:t>• 2023: [13, 8, 7]</w:t>
+      </w:r>
+    </w:p>
+    <w:p>
+      <w:r>
+        <w:t>• 2024: [16, 15, 9]</w:t>
+      </w:r>
+    </w:p>
+    <w:p>
+      <w:r>
+        <w:t>• 2025: [10, 8]</w:t>
+      </w:r>
+    </w:p>
+    <w:p>
+      <w:r>
+        <w:rPr>
+          <w:sz w:val="26"/>
+        </w:rPr>
+        <w:t>Nick Lardis: 2</w:t>
       </w:r>
     </w:p>
     <w:p>
@@ -4425,17 +4449,17 @@
     </w:p>
     <w:p>
       <w:r>
-        <w:t>• 2023: [8, 7, 6]</w:t>
-      </w:r>
-    </w:p>
-    <w:p>
-      <w:r>
-        <w:t>• 2024: [12, 8, 8]</w:t>
-      </w:r>
-    </w:p>
-    <w:p>
-      <w:r>
-        <w:t>• 2025: [5, 5, 4]</w:t>
+        <w:t>• 2023: []</w:t>
+      </w:r>
+    </w:p>
+    <w:p>
+      <w:r>
+        <w:t>• 2024: []</w:t>
+      </w:r>
+    </w:p>
+    <w:p>
+      <w:r>
+        <w:t>• 2025: [4, 3, 3]</w:t>
       </w:r>
     </w:p>
     <w:p>
@@ -4445,7 +4469,7 @@
           <w:color w:val="FF0000"/>
           <w:sz w:val="26"/>
         </w:rPr>
-        <w:t>Frank Nazar: 6</w:t>
+        <w:t>Landon Slaggert: 2</w:t>
       </w:r>
     </w:p>
     <w:p>
@@ -4460,12 +4484,12 @@
     </w:p>
     <w:p>
       <w:r>
-        <w:t>• 2024: [8, 6, 5]</w:t>
-      </w:r>
-    </w:p>
-    <w:p>
-      <w:r>
-        <w:t>• 2025: [21, 6, 3]</w:t>
+        <w:t>• 2024: [1]</w:t>
+      </w:r>
+    </w:p>
+    <w:p>
+      <w:r>
+        <w:t>• 2025: [14, 10]</w:t>
       </w:r>
     </w:p>
     <w:p>
@@ -4475,63 +4499,7 @@
           <w:color w:val="FF0000"/>
           <w:sz w:val="26"/>
         </w:rPr>
-        <w:t>Jason Dickinson: 11</w:t>
-      </w:r>
-    </w:p>
-    <w:p>
-      <w:r>
-        <w:t>• 2022: [30, 13, 2]</w:t>
-      </w:r>
-    </w:p>
-    <w:p>
-      <w:r>
-        <w:t>• 2023: [11, 8, 7]</w:t>
-      </w:r>
-    </w:p>
-    <w:p>
-      <w:r>
-        <w:t>• 2024: [10, 6, 4]</w:t>
-      </w:r>
-    </w:p>
-    <w:p>
-      <w:r>
-        <w:t>• 2025: [9, 5, 5]</w:t>
-      </w:r>
-    </w:p>
-    <w:p>
-      <w:r>
-        <w:rPr>
-          <w:sz w:val="26"/>
-        </w:rPr>
-        <w:t>Nick Foligno: 1</w:t>
-      </w:r>
-    </w:p>
-    <w:p>
-      <w:r>
-        <w:t>• 2022: [13, 12, 6]</w:t>
-      </w:r>
-    </w:p>
-    <w:p>
-      <w:r>
-        <w:t>• 2023: [13, 8, 7]</w:t>
-      </w:r>
-    </w:p>
-    <w:p>
-      <w:r>
-        <w:t>• 2024: [16, 15, 9]</w:t>
-      </w:r>
-    </w:p>
-    <w:p>
-      <w:r>
-        <w:t>• 2025: [10, 8]</w:t>
-      </w:r>
-    </w:p>
-    <w:p>
-      <w:r>
-        <w:rPr>
-          <w:sz w:val="26"/>
-        </w:rPr>
-        <w:t>Nick Lardis: 2</w:t>
+        <w:t>Kevin Korchinski: 5</w:t>
       </w:r>
     </w:p>
     <w:p>
@@ -4541,7 +4509,7 @@
     </w:p>
     <w:p>
       <w:r>
-        <w:t>• 2023: []</w:t>
+        <w:t>• 2023: [28, 14, 5]</w:t>
       </w:r>
     </w:p>
     <w:p>
@@ -4551,35 +4519,7 @@
     </w:p>
     <w:p>
       <w:r>
-        <w:t>• 2025: [4, 3, 3]</w:t>
-      </w:r>
-    </w:p>
-    <w:p>
-      <w:r>
-        <w:rPr>
-          <w:sz w:val="26"/>
-        </w:rPr>
-        <w:t>Ryan Donato: 5</w:t>
-      </w:r>
-    </w:p>
-    <w:p>
-      <w:r>
-        <w:t>• 2022: [16, 11, 8]</w:t>
-      </w:r>
-    </w:p>
-    <w:p>
-      <w:r>
-        <w:t>• 2023: [26, 10, 9]</w:t>
-      </w:r>
-    </w:p>
-    <w:p>
-      <w:r>
-        <w:t>• 2024: [9, 8, 8]</w:t>
-      </w:r>
-    </w:p>
-    <w:p>
-      <w:r>
-        <w:t>• 2025: [11, 11, 8]</w:t>
+        <w:t>• 2025: []</w:t>
       </w:r>
     </w:p>
     <w:p>
@@ -4589,27 +4529,27 @@
           <w:color w:val="FF0000"/>
           <w:sz w:val="26"/>
         </w:rPr>
-        <w:t>Landon Slaggert: 1</w:t>
-      </w:r>
-    </w:p>
-    <w:p>
-      <w:r>
-        <w:t>• 2022: []</w:t>
-      </w:r>
-    </w:p>
-    <w:p>
-      <w:r>
-        <w:t>• 2023: []</w:t>
-      </w:r>
-    </w:p>
-    <w:p>
-      <w:r>
-        <w:t>• 2024: [1]</w:t>
-      </w:r>
-    </w:p>
-    <w:p>
-      <w:r>
-        <w:t>• 2025: [14, 10]</w:t>
+        <w:t>Sam Lafferty: 14</w:t>
+      </w:r>
+    </w:p>
+    <w:p>
+      <w:r>
+        <w:t>• 2022: [21, 12, 7]</w:t>
+      </w:r>
+    </w:p>
+    <w:p>
+      <w:r>
+        <w:t>• 2023: [12, 12, 8]</w:t>
+      </w:r>
+    </w:p>
+    <w:p>
+      <w:r>
+        <w:t>• 2024: [18, 18, 6]</w:t>
+      </w:r>
+    </w:p>
+    <w:p>
+      <w:r>
+        <w:t>• 2025: []</w:t>
       </w:r>
     </w:p>
     <w:p>
@@ -4619,7 +4559,7 @@
           <w:color w:val="FF0000"/>
           <w:sz w:val="26"/>
         </w:rPr>
-        <w:t>Kevin Korchinski: 5</w:t>
+        <w:t>Louis Crevier: 17</w:t>
       </w:r>
     </w:p>
     <w:p>
@@ -4629,7 +4569,35 @@
     </w:p>
     <w:p>
       <w:r>
-        <w:t>• 2023: [28, 14, 5]</w:t>
+        <w:t>• 2023: []</w:t>
+      </w:r>
+    </w:p>
+    <w:p>
+      <w:r>
+        <w:t>• 2024: [12, 3]</w:t>
+      </w:r>
+    </w:p>
+    <w:p>
+      <w:r>
+        <w:t>• 2025: [19, 12, 7]</w:t>
+      </w:r>
+    </w:p>
+    <w:p>
+      <w:r>
+        <w:rPr>
+          <w:sz w:val="26"/>
+        </w:rPr>
+        <w:t>Dominic Toninato: 22</w:t>
+      </w:r>
+    </w:p>
+    <w:p>
+      <w:r>
+        <w:t>• 2022: []</w:t>
+      </w:r>
+    </w:p>
+    <w:p>
+      <w:r>
+        <w:t>• 2023: []</w:t>
       </w:r>
     </w:p>
     <w:p>
@@ -4640,34 +4608,6 @@
     <w:p>
       <w:r>
         <w:t>• 2025: []</w:t>
-      </w:r>
-    </w:p>
-    <w:p>
-      <w:r>
-        <w:rPr>
-          <w:sz w:val="26"/>
-        </w:rPr>
-        <w:t>Connor Murphy: 4</w:t>
-      </w:r>
-    </w:p>
-    <w:p>
-      <w:r>
-        <w:t>• 2022: [23, 14, 11]</w:t>
-      </w:r>
-    </w:p>
-    <w:p>
-      <w:r>
-        <w:t>• 2023: [14]</w:t>
-      </w:r>
-    </w:p>
-    <w:p>
-      <w:r>
-        <w:t>• 2024: [30]</w:t>
-      </w:r>
-    </w:p>
-    <w:p>
-      <w:r>
-        <w:t>• 2025: [6, 3, 1]</w:t>
       </w:r>
     </w:p>
     <w:p>
@@ -4677,37 +4617,63 @@
           <w:color w:val="FF0000"/>
           <w:sz w:val="26"/>
         </w:rPr>
-        <w:t>Sam Lafferty: 14</w:t>
-      </w:r>
-    </w:p>
-    <w:p>
-      <w:r>
-        <w:t>• 2022: [21, 12, 7]</w:t>
-      </w:r>
-    </w:p>
-    <w:p>
-      <w:r>
-        <w:t>• 2023: [12, 12, 8]</w:t>
-      </w:r>
-    </w:p>
-    <w:p>
-      <w:r>
-        <w:t>• 2024: [18, 18, 6]</w:t>
-      </w:r>
-    </w:p>
-    <w:p>
-      <w:r>
-        <w:t>• 2025: []</w:t>
-      </w:r>
-    </w:p>
-    <w:p>
-      <w:r>
-        <w:rPr>
-          <w:b/>
-          <w:color w:val="FF0000"/>
-          <w:sz w:val="26"/>
-        </w:rPr>
-        <w:t>Louis Crevier: 16</w:t>
+        <w:t>Andre Burakovsky: 18</w:t>
+      </w:r>
+    </w:p>
+    <w:p>
+      <w:r>
+        <w:t>• 2022: [10, 6, 4]</w:t>
+      </w:r>
+    </w:p>
+    <w:p>
+      <w:r>
+        <w:t>• 2023: [18, 5, 2]</w:t>
+      </w:r>
+    </w:p>
+    <w:p>
+      <w:r>
+        <w:t>• 2024: [13, 9, 8]</w:t>
+      </w:r>
+    </w:p>
+    <w:p>
+      <w:r>
+        <w:t>• 2025: [10, 7, 5]</w:t>
+      </w:r>
+    </w:p>
+    <w:p>
+      <w:r>
+        <w:rPr>
+          <w:sz w:val="26"/>
+        </w:rPr>
+        <w:t>Teuvo Teravainen: 1</w:t>
+      </w:r>
+    </w:p>
+    <w:p>
+      <w:r>
+        <w:t>• 2022: [8, 7, 5]</w:t>
+      </w:r>
+    </w:p>
+    <w:p>
+      <w:r>
+        <w:t>• 2023: [9, 9, 6]</w:t>
+      </w:r>
+    </w:p>
+    <w:p>
+      <w:r>
+        <w:t>• 2024: [10, 9, 8]</w:t>
+      </w:r>
+    </w:p>
+    <w:p>
+      <w:r>
+        <w:t>• 2025: [13, 9, 6]</w:t>
+      </w:r>
+    </w:p>
+    <w:p>
+      <w:r>
+        <w:rPr>
+          <w:sz w:val="26"/>
+        </w:rPr>
+        <w:t>Sam Rinzel: 4</w:t>
       </w:r>
     </w:p>
     <w:p>
@@ -4722,128 +4688,12 @@
     </w:p>
     <w:p>
       <w:r>
-        <w:t>• 2024: [12, 3]</w:t>
-      </w:r>
-    </w:p>
-    <w:p>
-      <w:r>
-        <w:t>• 2025: [19, 12, 7]</w:t>
-      </w:r>
-    </w:p>
-    <w:p>
-      <w:r>
-        <w:rPr>
-          <w:sz w:val="26"/>
-        </w:rPr>
-        <w:t>Dominic Toninato: 22</w:t>
-      </w:r>
-    </w:p>
-    <w:p>
-      <w:r>
-        <w:t>• 2022: []</w:t>
-      </w:r>
-    </w:p>
-    <w:p>
-      <w:r>
-        <w:t>• 2023: []</w:t>
-      </w:r>
-    </w:p>
-    <w:p>
-      <w:r>
         <w:t>• 2024: []</w:t>
       </w:r>
     </w:p>
     <w:p>
       <w:r>
-        <w:t>• 2025: []</w:t>
-      </w:r>
-    </w:p>
-    <w:p>
-      <w:r>
-        <w:rPr>
-          <w:b/>
-          <w:color w:val="FF0000"/>
-          <w:sz w:val="26"/>
-        </w:rPr>
-        <w:t>Andre Burakovsky: 17</w:t>
-      </w:r>
-    </w:p>
-    <w:p>
-      <w:r>
-        <w:t>• 2022: [10, 6, 4]</w:t>
-      </w:r>
-    </w:p>
-    <w:p>
-      <w:r>
-        <w:t>• 2023: [18, 5, 2]</w:t>
-      </w:r>
-    </w:p>
-    <w:p>
-      <w:r>
-        <w:t>• 2024: [13, 9, 8]</w:t>
-      </w:r>
-    </w:p>
-    <w:p>
-      <w:r>
-        <w:t>• 2025: [10, 7, 5]</w:t>
-      </w:r>
-    </w:p>
-    <w:p>
-      <w:r>
-        <w:rPr>
-          <w:sz w:val="26"/>
-        </w:rPr>
-        <w:t>Sam Rinzel: 3</w:t>
-      </w:r>
-    </w:p>
-    <w:p>
-      <w:r>
-        <w:t>• 2022: []</w:t>
-      </w:r>
-    </w:p>
-    <w:p>
-      <w:r>
-        <w:t>• 2023: []</w:t>
-      </w:r>
-    </w:p>
-    <w:p>
-      <w:r>
-        <w:t>• 2024: []</w:t>
-      </w:r>
-    </w:p>
-    <w:p>
-      <w:r>
         <w:t>• 2025: [26]</w:t>
-      </w:r>
-    </w:p>
-    <w:p>
-      <w:r>
-        <w:rPr>
-          <w:b/>
-          <w:color w:val="FF0000"/>
-          <w:sz w:val="26"/>
-        </w:rPr>
-        <w:t>Ilya Mikheyev: 5</w:t>
-      </w:r>
-    </w:p>
-    <w:p>
-      <w:r>
-        <w:t>• 2022: [14, 6, 3]</w:t>
-      </w:r>
-    </w:p>
-    <w:p>
-      <w:r>
-        <w:t>• 2023: [34, 5, 3]</w:t>
-      </w:r>
-    </w:p>
-    <w:p>
-      <w:r>
-        <w:t>• 2024: [12, 9, 6]</w:t>
-      </w:r>
-    </w:p>
-    <w:p>
-      <w:r>
-        <w:t>• 2025: [20, 8, 6]</w:t>
       </w:r>
     </w:p>
     <w:p>
@@ -4861,7 +4711,7 @@
           <w:color w:val="FF0000"/>
           <w:sz w:val="26"/>
         </w:rPr>
-        <w:t>Brock Nelson: 4</w:t>
+        <w:t>Brock Nelson: 5</w:t>
       </w:r>
     </w:p>
     <w:p>
@@ -4889,34 +4739,6 @@
         <w:rPr>
           <w:sz w:val="26"/>
         </w:rPr>
-        <w:t>Nathan MacKinnon: 1</w:t>
-      </w:r>
-    </w:p>
-    <w:p>
-      <w:r>
-        <w:t>• 2022: [6, 6, 3]</w:t>
-      </w:r>
-    </w:p>
-    <w:p>
-      <w:r>
-        <w:t>• 2023: [7, 5, 4]</w:t>
-      </w:r>
-    </w:p>
-    <w:p>
-      <w:r>
-        <w:t>• 2024: [10, 7, 5]</w:t>
-      </w:r>
-    </w:p>
-    <w:p>
-      <w:r>
-        <w:t>• 2025: [5, 4, 3]</w:t>
-      </w:r>
-    </w:p>
-    <w:p>
-      <w:r>
-        <w:rPr>
-          <w:sz w:val="26"/>
-        </w:rPr>
         <w:t>Tristen Nielsen: 4</w:t>
       </w:r>
     </w:p>
@@ -4938,6 +4760,34 @@
     <w:p>
       <w:r>
         <w:t>• 2025: []</w:t>
+      </w:r>
+    </w:p>
+    <w:p>
+      <w:r>
+        <w:rPr>
+          <w:sz w:val="26"/>
+        </w:rPr>
+        <w:t>Gabriel Landeskog: 1</w:t>
+      </w:r>
+    </w:p>
+    <w:p>
+      <w:r>
+        <w:t>• 2022: []</w:t>
+      </w:r>
+    </w:p>
+    <w:p>
+      <w:r>
+        <w:t>• 2023: []</w:t>
+      </w:r>
+    </w:p>
+    <w:p>
+      <w:r>
+        <w:t>• 2024: []</w:t>
+      </w:r>
+    </w:p>
+    <w:p>
+      <w:r>
+        <w:t>• 2025: [8, 5, 5]</w:t>
       </w:r>
     </w:p>
     <w:p>
@@ -4947,7 +4797,7 @@
           <w:color w:val="FF0000"/>
           <w:sz w:val="26"/>
         </w:rPr>
-        <w:t>Brent Burns: 7</w:t>
+        <w:t>Brent Burns: 8</w:t>
       </w:r>
     </w:p>
     <w:p>
@@ -4977,7 +4827,7 @@
           <w:color w:val="FF0000"/>
           <w:sz w:val="26"/>
         </w:rPr>
-        <w:t>Jack Drury: 10</w:t>
+        <w:t>Jack Drury: 11</w:t>
       </w:r>
     </w:p>
     <w:p>
@@ -5035,55 +4885,27 @@
           <w:color w:val="FF0000"/>
           <w:sz w:val="26"/>
         </w:rPr>
-        <w:t>Victor Olofsson: 4</w:t>
-      </w:r>
-    </w:p>
-    <w:p>
-      <w:r>
-        <w:t>• 2022: [15, 8, 7]</w:t>
-      </w:r>
-    </w:p>
-    <w:p>
-      <w:r>
-        <w:t>• 2023: [14, 8, 3]</w:t>
-      </w:r>
-    </w:p>
-    <w:p>
-      <w:r>
-        <w:t>• 2024: [20, 5, 4]</w:t>
-      </w:r>
-    </w:p>
-    <w:p>
-      <w:r>
-        <w:t>• 2025: [12, 11, 6]</w:t>
-      </w:r>
-    </w:p>
-    <w:p>
-      <w:r>
-        <w:rPr>
-          <w:sz w:val="26"/>
-        </w:rPr>
-        <w:t>Joel Kiviranta: 5</w:t>
-      </w:r>
-    </w:p>
-    <w:p>
-      <w:r>
-        <w:t>• 2022: [15, 12, 10]</w:t>
-      </w:r>
-    </w:p>
-    <w:p>
-      <w:r>
-        <w:t>• 2023: [31, 10]</w:t>
-      </w:r>
-    </w:p>
-    <w:p>
-      <w:r>
-        <w:t>• 2024: [17, 16, 9]</w:t>
-      </w:r>
-    </w:p>
-    <w:p>
-      <w:r>
-        <w:t>• 2025: [18]</w:t>
+        <w:t>Nicolas Roy: 8</w:t>
+      </w:r>
+    </w:p>
+    <w:p>
+      <w:r>
+        <w:t>• 2022: [17, 5, 5]</w:t>
+      </w:r>
+    </w:p>
+    <w:p>
+      <w:r>
+        <w:t>• 2023: [16, 12, 7]</w:t>
+      </w:r>
+    </w:p>
+    <w:p>
+      <w:r>
+        <w:t>• 2024: [15, 11, 7]</w:t>
+      </w:r>
+    </w:p>
+    <w:p>
+      <w:r>
+        <w:t>• 2025: [19, 15, 8]</w:t>
       </w:r>
     </w:p>
     <w:p>
@@ -5093,27 +4915,55 @@
           <w:color w:val="FF0000"/>
           <w:sz w:val="26"/>
         </w:rPr>
-        <w:t>Valeri Nichushkin: 9</w:t>
-      </w:r>
-    </w:p>
-    <w:p>
-      <w:r>
-        <w:t>• 2022: [10, 7, 4]</w:t>
-      </w:r>
-    </w:p>
-    <w:p>
-      <w:r>
-        <w:t>• 2023: [8, 7, 5]</w:t>
-      </w:r>
-    </w:p>
-    <w:p>
-      <w:r>
-        <w:t>• 2024: [6, 3, 2]</w:t>
-      </w:r>
-    </w:p>
-    <w:p>
-      <w:r>
-        <w:t>• 2025: [10, 8, 6]</w:t>
+        <w:t>Victor Olofsson: 4</w:t>
+      </w:r>
+    </w:p>
+    <w:p>
+      <w:r>
+        <w:t>• 2022: [15, 8, 7]</w:t>
+      </w:r>
+    </w:p>
+    <w:p>
+      <w:r>
+        <w:t>• 2023: [14, 8, 3]</w:t>
+      </w:r>
+    </w:p>
+    <w:p>
+      <w:r>
+        <w:t>• 2024: [20, 5, 4]</w:t>
+      </w:r>
+    </w:p>
+    <w:p>
+      <w:r>
+        <w:t>• 2025: [12, 11, 6]</w:t>
+      </w:r>
+    </w:p>
+    <w:p>
+      <w:r>
+        <w:rPr>
+          <w:sz w:val="26"/>
+        </w:rPr>
+        <w:t>Joel Kiviranta: 6</w:t>
+      </w:r>
+    </w:p>
+    <w:p>
+      <w:r>
+        <w:t>• 2022: [15, 12, 10]</w:t>
+      </w:r>
+    </w:p>
+    <w:p>
+      <w:r>
+        <w:t>• 2023: [31, 10]</w:t>
+      </w:r>
+    </w:p>
+    <w:p>
+      <w:r>
+        <w:t>• 2024: [17, 16, 9]</w:t>
+      </w:r>
+    </w:p>
+    <w:p>
+      <w:r>
+        <w:t>• 2025: [18]</w:t>
       </w:r>
     </w:p>
     <w:p>
@@ -5153,7 +5003,7 @@
           <w:color w:val="FF0000"/>
           <w:sz w:val="26"/>
         </w:rPr>
-        <w:t>Sam Malinski: 29</w:t>
+        <w:t>Sam Malinski: 30</w:t>
       </w:r>
     </w:p>
     <w:p>
@@ -5181,7 +5031,7 @@
         <w:rPr>
           <w:sz w:val="26"/>
         </w:rPr>
-        <w:t>Devon Toews: 1</w:t>
+        <w:t>Devon Toews: 2</w:t>
       </w:r>
     </w:p>
     <w:p>
@@ -5209,7 +5059,7 @@
         <w:rPr>
           <w:sz w:val="26"/>
         </w:rPr>
-        <w:t>Gavin Brindley: 2</w:t>
+        <w:t>Gavin Brindley: 3</w:t>
       </w:r>
     </w:p>
     <w:p>
@@ -5239,7 +5089,7 @@
           <w:color w:val="FF0000"/>
           <w:sz w:val="26"/>
         </w:rPr>
-        <w:t>Ross Colton: 7</w:t>
+        <w:t>Ross Colton: 8</w:t>
       </w:r>
     </w:p>
     <w:p>
@@ -5327,7 +5177,7 @@
           <w:color w:val="FF0000"/>
           <w:sz w:val="26"/>
         </w:rPr>
-        <w:t>Brett Kulak: 13</w:t>
+        <w:t>Brett Kulak: 14</w:t>
       </w:r>
     </w:p>
     <w:p>
@@ -5409,9 +5259,11 @@
     <w:p>
       <w:r>
         <w:rPr>
-          <w:sz w:val="26"/>
-        </w:rPr>
-        <w:t>Josh Manson: 5</w:t>
+          <w:b/>
+          <w:color w:val="FF0000"/>
+          <w:sz w:val="26"/>
+        </w:rPr>
+        <w:t>Josh Manson: 6</w:t>
       </w:r>
     </w:p>
     <w:p>
@@ -5439,7 +5291,7 @@
         <w:rPr>
           <w:sz w:val="26"/>
         </w:rPr>
-        <w:t>Zakhar Bardakov: 40</w:t>
+        <w:t>Zakhar Bardakov: 41</w:t>
       </w:r>
     </w:p>
     <w:p>
@@ -5460,6 +5312,34 @@
     <w:p>
       <w:r>
         <w:t>• 2025: []</w:t>
+      </w:r>
+    </w:p>
+    <w:p>
+      <w:r>
+        <w:rPr>
+          <w:sz w:val="26"/>
+        </w:rPr>
+        <w:t>Parker Kelly: 1</w:t>
+      </w:r>
+    </w:p>
+    <w:p>
+      <w:r>
+        <w:t>• 2022: []</w:t>
+      </w:r>
+    </w:p>
+    <w:p>
+      <w:r>
+        <w:t>• 2023: [28, 26, 4]</w:t>
+      </w:r>
+    </w:p>
+    <w:p>
+      <w:r>
+        <w:t>• 2024: [20, 10, 8]</w:t>
+      </w:r>
+    </w:p>
+    <w:p>
+      <w:r>
+        <w:t>• 2025: [10, 7, 5]</w:t>
       </w:r>
     </w:p>
     <w:p>
@@ -5473,59 +5353,59 @@
     <w:p>
       <w:r>
         <w:rPr>
+          <w:sz w:val="26"/>
+        </w:rPr>
+        <w:t>Mavrik Bourque: 1</w:t>
+      </w:r>
+    </w:p>
+    <w:p>
+      <w:r>
+        <w:t>• 2022: []</w:t>
+      </w:r>
+    </w:p>
+    <w:p>
+      <w:r>
+        <w:t>• 2023: []</w:t>
+      </w:r>
+    </w:p>
+    <w:p>
+      <w:r>
+        <w:t>• 2024: [14, 13, 8]</w:t>
+      </w:r>
+    </w:p>
+    <w:p>
+      <w:r>
+        <w:t>• 2025: [10, 10, 7]</w:t>
+      </w:r>
+    </w:p>
+    <w:p>
+      <w:r>
+        <w:rPr>
           <w:b/>
           <w:color w:val="FF0000"/>
           <w:sz w:val="26"/>
         </w:rPr>
-        <w:t>Kyle Capobianco: 10</w:t>
-      </w:r>
-    </w:p>
-    <w:p>
-      <w:r>
-        <w:t>• 2022: [5]</w:t>
-      </w:r>
-    </w:p>
-    <w:p>
-      <w:r>
-        <w:t>• 2023: []</w:t>
-      </w:r>
-    </w:p>
-    <w:p>
-      <w:r>
-        <w:t>• 2024: []</w:t>
-      </w:r>
-    </w:p>
-    <w:p>
-      <w:r>
-        <w:t>• 2025: [8]</w:t>
-      </w:r>
-    </w:p>
-    <w:p>
-      <w:r>
-        <w:rPr>
-          <w:sz w:val="26"/>
-        </w:rPr>
-        <w:t>Matt Duchene: 1</w:t>
-      </w:r>
-    </w:p>
-    <w:p>
-      <w:r>
-        <w:t>• 2022: [9, 9, 5]</w:t>
-      </w:r>
-    </w:p>
-    <w:p>
-      <w:r>
-        <w:t>• 2023: [11, 11, 8]</w:t>
-      </w:r>
-    </w:p>
-    <w:p>
-      <w:r>
-        <w:t>• 2024: [8, 7, 5]</w:t>
-      </w:r>
-    </w:p>
-    <w:p>
-      <w:r>
-        <w:t>• 2025: [6, 5, 5]</w:t>
+        <w:t>Nathan Bastian: 1</w:t>
+      </w:r>
+    </w:p>
+    <w:p>
+      <w:r>
+        <w:t>• 2022: [14, 5, 5]</w:t>
+      </w:r>
+    </w:p>
+    <w:p>
+      <w:r>
+        <w:t>• 2023: [22, 10, 3]</w:t>
+      </w:r>
+    </w:p>
+    <w:p>
+      <w:r>
+        <w:t>• 2024: [25, 18, 1]</w:t>
+      </w:r>
+    </w:p>
+    <w:p>
+      <w:r>
+        <w:t>• 2025: [13, 9, 1]</w:t>
       </w:r>
     </w:p>
     <w:p>
@@ -5535,12 +5415,12 @@
           <w:color w:val="FF0000"/>
           <w:sz w:val="26"/>
         </w:rPr>
-        <w:t>Lian Bichsel: 1</w:t>
-      </w:r>
-    </w:p>
-    <w:p>
-      <w:r>
-        <w:t>• 2022: []</w:t>
+        <w:t>Kyle Capobianco: 10</w:t>
+      </w:r>
+    </w:p>
+    <w:p>
+      <w:r>
+        <w:t>• 2022: [5]</w:t>
       </w:r>
     </w:p>
     <w:p>
@@ -5550,12 +5430,40 @@
     </w:p>
     <w:p>
       <w:r>
-        <w:t>• 2024: [28, 5, 1]</w:t>
-      </w:r>
-    </w:p>
-    <w:p>
-      <w:r>
-        <w:t>• 2025: [9]</w:t>
+        <w:t>• 2024: []</w:t>
+      </w:r>
+    </w:p>
+    <w:p>
+      <w:r>
+        <w:t>• 2025: [8]</w:t>
+      </w:r>
+    </w:p>
+    <w:p>
+      <w:r>
+        <w:rPr>
+          <w:sz w:val="26"/>
+        </w:rPr>
+        <w:t>Matt Duchene: 2</w:t>
+      </w:r>
+    </w:p>
+    <w:p>
+      <w:r>
+        <w:t>• 2022: [9, 9, 5]</w:t>
+      </w:r>
+    </w:p>
+    <w:p>
+      <w:r>
+        <w:t>• 2023: [11, 11, 8]</w:t>
+      </w:r>
+    </w:p>
+    <w:p>
+      <w:r>
+        <w:t>• 2024: [8, 7, 5]</w:t>
+      </w:r>
+    </w:p>
+    <w:p>
+      <w:r>
+        <w:t>• 2025: [6, 5, 5]</w:t>
       </w:r>
     </w:p>
     <w:p>
@@ -5565,27 +5473,27 @@
           <w:color w:val="FF0000"/>
           <w:sz w:val="26"/>
         </w:rPr>
-        <w:t>Nils Lundkvist: 5</w:t>
-      </w:r>
-    </w:p>
-    <w:p>
-      <w:r>
-        <w:t>• 2022: [12, 7, 6]</w:t>
-      </w:r>
-    </w:p>
-    <w:p>
-      <w:r>
-        <w:t>• 2023: [5]</w:t>
-      </w:r>
-    </w:p>
-    <w:p>
-      <w:r>
-        <w:t>• 2024: []</w:t>
-      </w:r>
-    </w:p>
-    <w:p>
-      <w:r>
-        <w:t>• 2025: [16, 10]</w:t>
+        <w:t>Lian Bichsel: 2</w:t>
+      </w:r>
+    </w:p>
+    <w:p>
+      <w:r>
+        <w:t>• 2022: []</w:t>
+      </w:r>
+    </w:p>
+    <w:p>
+      <w:r>
+        <w:t>• 2023: []</w:t>
+      </w:r>
+    </w:p>
+    <w:p>
+      <w:r>
+        <w:t>• 2024: [28, 5, 1]</w:t>
+      </w:r>
+    </w:p>
+    <w:p>
+      <w:r>
+        <w:t>• 2025: [9]</w:t>
       </w:r>
     </w:p>
     <w:p>
@@ -5595,27 +5503,55 @@
           <w:color w:val="FF0000"/>
           <w:sz w:val="26"/>
         </w:rPr>
-        <w:t>Colin Blackwell: 1</w:t>
-      </w:r>
-    </w:p>
-    <w:p>
-      <w:r>
-        <w:t>• 2022: [10]</w:t>
-      </w:r>
-    </w:p>
-    <w:p>
-      <w:r>
-        <w:t>• 2023: [16, 6, 1]</w:t>
-      </w:r>
-    </w:p>
-    <w:p>
-      <w:r>
-        <w:t>• 2024: [18, 15, 10]</w:t>
-      </w:r>
-    </w:p>
-    <w:p>
-      <w:r>
-        <w:t>• 2025: [27, 2]</w:t>
+        <w:t>Nils Lundkvist: 6</w:t>
+      </w:r>
+    </w:p>
+    <w:p>
+      <w:r>
+        <w:t>• 2022: [12, 7, 6]</w:t>
+      </w:r>
+    </w:p>
+    <w:p>
+      <w:r>
+        <w:t>• 2023: [5]</w:t>
+      </w:r>
+    </w:p>
+    <w:p>
+      <w:r>
+        <w:t>• 2024: []</w:t>
+      </w:r>
+    </w:p>
+    <w:p>
+      <w:r>
+        <w:t>• 2025: [16, 10]</w:t>
+      </w:r>
+    </w:p>
+    <w:p>
+      <w:r>
+        <w:rPr>
+          <w:sz w:val="26"/>
+        </w:rPr>
+        <w:t>Sam Steel: 1</w:t>
+      </w:r>
+    </w:p>
+    <w:p>
+      <w:r>
+        <w:t>• 2022: [18, 13, 9]</w:t>
+      </w:r>
+    </w:p>
+    <w:p>
+      <w:r>
+        <w:t>• 2023: [16, 12, 6]</w:t>
+      </w:r>
+    </w:p>
+    <w:p>
+      <w:r>
+        <w:t>• 2024: [24, 14, 7]</w:t>
+      </w:r>
+    </w:p>
+    <w:p>
+      <w:r>
+        <w:t>• 2025: [13, 7, 6]</w:t>
       </w:r>
     </w:p>
     <w:p>
@@ -5625,27 +5561,27 @@
           <w:color w:val="FF0000"/>
           <w:sz w:val="26"/>
         </w:rPr>
-        <w:t>Oskar Bck: 12</w:t>
-      </w:r>
-    </w:p>
-    <w:p>
-      <w:r>
-        <w:t>• 2022: []</w:t>
-      </w:r>
-    </w:p>
-    <w:p>
-      <w:r>
-        <w:t>• 2023: []</w:t>
-      </w:r>
-    </w:p>
-    <w:p>
-      <w:r>
-        <w:t>• 2024: [22, 15, 12]</w:t>
-      </w:r>
-    </w:p>
-    <w:p>
-      <w:r>
-        <w:t>• 2025: [22, 12, 1]</w:t>
+        <w:t>Colin Blackwell: 2</w:t>
+      </w:r>
+    </w:p>
+    <w:p>
+      <w:r>
+        <w:t>• 2022: [10]</w:t>
+      </w:r>
+    </w:p>
+    <w:p>
+      <w:r>
+        <w:t>• 2023: [16, 6, 1]</w:t>
+      </w:r>
+    </w:p>
+    <w:p>
+      <w:r>
+        <w:t>• 2024: [18, 15, 10]</w:t>
+      </w:r>
+    </w:p>
+    <w:p>
+      <w:r>
+        <w:t>• 2025: [27, 2]</w:t>
       </w:r>
     </w:p>
     <w:p>
@@ -5655,55 +5591,27 @@
           <w:color w:val="FF0000"/>
           <w:sz w:val="26"/>
         </w:rPr>
-        <w:t>Tyler Seguin: 8</w:t>
-      </w:r>
-    </w:p>
-    <w:p>
-      <w:r>
-        <w:t>• 2022: [10, 9, 6]</w:t>
-      </w:r>
-    </w:p>
-    <w:p>
-      <w:r>
-        <w:t>• 2023: [7, 7, 5]</w:t>
-      </w:r>
-    </w:p>
-    <w:p>
-      <w:r>
-        <w:t>• 2024: [5, 1, 1]</w:t>
-      </w:r>
-    </w:p>
-    <w:p>
-      <w:r>
-        <w:t>• 2025: [4, 3, 3]</w:t>
-      </w:r>
-    </w:p>
-    <w:p>
-      <w:r>
-        <w:rPr>
-          <w:sz w:val="26"/>
-        </w:rPr>
-        <w:t>Mikko Rantanen: 1</w:t>
-      </w:r>
-    </w:p>
-    <w:p>
-      <w:r>
-        <w:t>• 2022: [6, 4, 3]</w:t>
-      </w:r>
-    </w:p>
-    <w:p>
-      <w:r>
-        <w:t>• 2023: [9, 5, 5]</w:t>
-      </w:r>
-    </w:p>
-    <w:p>
-      <w:r>
-        <w:t>• 2024: [8, 8, 7]</w:t>
-      </w:r>
-    </w:p>
-    <w:p>
-      <w:r>
-        <w:t>• 2025: [5, 4, 4]</w:t>
+        <w:t>Oskar Bck: 13</w:t>
+      </w:r>
+    </w:p>
+    <w:p>
+      <w:r>
+        <w:t>• 2022: []</w:t>
+      </w:r>
+    </w:p>
+    <w:p>
+      <w:r>
+        <w:t>• 2023: []</w:t>
+      </w:r>
+    </w:p>
+    <w:p>
+      <w:r>
+        <w:t>• 2024: [22, 15, 12]</w:t>
+      </w:r>
+    </w:p>
+    <w:p>
+      <w:r>
+        <w:t>• 2025: [22, 12, 1]</w:t>
       </w:r>
     </w:p>
     <w:p>
@@ -5713,27 +5621,55 @@
           <w:color w:val="FF0000"/>
           <w:sz w:val="26"/>
         </w:rPr>
-        <w:t>Esa Lindell: 11</w:t>
-      </w:r>
-    </w:p>
-    <w:p>
-      <w:r>
-        <w:t>• 2022: [17, 14, 14]</w:t>
-      </w:r>
-    </w:p>
-    <w:p>
-      <w:r>
-        <w:t>• 2023: [18, 11, 8]</w:t>
-      </w:r>
-    </w:p>
-    <w:p>
-      <w:r>
-        <w:t>• 2024: [19, 18, 12]</w:t>
-      </w:r>
-    </w:p>
-    <w:p>
-      <w:r>
-        <w:t>• 2025: [18, 14, 6]</w:t>
+        <w:t>Tyler Seguin: 8</w:t>
+      </w:r>
+    </w:p>
+    <w:p>
+      <w:r>
+        <w:t>• 2022: [10, 9, 6]</w:t>
+      </w:r>
+    </w:p>
+    <w:p>
+      <w:r>
+        <w:t>• 2023: [7, 7, 5]</w:t>
+      </w:r>
+    </w:p>
+    <w:p>
+      <w:r>
+        <w:t>• 2024: [5, 1, 1]</w:t>
+      </w:r>
+    </w:p>
+    <w:p>
+      <w:r>
+        <w:t>• 2025: [4, 3, 3]</w:t>
+      </w:r>
+    </w:p>
+    <w:p>
+      <w:r>
+        <w:rPr>
+          <w:sz w:val="26"/>
+        </w:rPr>
+        <w:t>Mikko Rantanen: 1</w:t>
+      </w:r>
+    </w:p>
+    <w:p>
+      <w:r>
+        <w:t>• 2022: [6, 4, 3]</w:t>
+      </w:r>
+    </w:p>
+    <w:p>
+      <w:r>
+        <w:t>• 2023: [9, 5, 5]</w:t>
+      </w:r>
+    </w:p>
+    <w:p>
+      <w:r>
+        <w:t>• 2024: [8, 8, 7]</w:t>
+      </w:r>
+    </w:p>
+    <w:p>
+      <w:r>
+        <w:t>• 2025: [5, 4, 4]</w:t>
       </w:r>
     </w:p>
     <w:p>
@@ -5743,83 +5679,27 @@
           <w:color w:val="FF0000"/>
           <w:sz w:val="26"/>
         </w:rPr>
-        <w:t>Roope Hintz: 4</w:t>
-      </w:r>
-    </w:p>
-    <w:p>
-      <w:r>
-        <w:t>• 2022: [6, 6, 5]</w:t>
-      </w:r>
-    </w:p>
-    <w:p>
-      <w:r>
-        <w:t>• 2023: [8, 8, 6]</w:t>
-      </w:r>
-    </w:p>
-    <w:p>
-      <w:r>
-        <w:t>• 2024: [8, 6, 4]</w:t>
-      </w:r>
-    </w:p>
-    <w:p>
-      <w:r>
-        <w:t>• 2025: [5, 5, 5]</w:t>
-      </w:r>
-    </w:p>
-    <w:p>
-      <w:r>
-        <w:rPr>
-          <w:sz w:val="26"/>
-        </w:rPr>
-        <w:t>Adam Erne: 1</w:t>
-      </w:r>
-    </w:p>
-    <w:p>
-      <w:r>
-        <w:t>• 2022: [13, 11, 4]</w:t>
-      </w:r>
-    </w:p>
-    <w:p>
-      <w:r>
-        <w:t>• 2023: []</w:t>
-      </w:r>
-    </w:p>
-    <w:p>
-      <w:r>
-        <w:t>• 2024: []</w:t>
-      </w:r>
-    </w:p>
-    <w:p>
-      <w:r>
-        <w:t>• 2025: [11, 3, 2]</w:t>
-      </w:r>
-    </w:p>
-    <w:p>
-      <w:r>
-        <w:rPr>
-          <w:sz w:val="26"/>
-        </w:rPr>
-        <w:t>Jason Robertson: 1</w:t>
-      </w:r>
-    </w:p>
-    <w:p>
-      <w:r>
-        <w:t>• 2022: [7, 4, 4]</w:t>
-      </w:r>
-    </w:p>
-    <w:p>
-      <w:r>
-        <w:t>• 2023: [5, 5, 5]</w:t>
-      </w:r>
-    </w:p>
-    <w:p>
-      <w:r>
-        <w:t>• 2024: [9, 8, 5]</w:t>
-      </w:r>
-    </w:p>
-    <w:p>
-      <w:r>
-        <w:t>• 2025: [9, 4, 3]</w:t>
+        <w:t>Esa Lindell: 12</w:t>
+      </w:r>
+    </w:p>
+    <w:p>
+      <w:r>
+        <w:t>• 2022: [17, 14, 14]</w:t>
+      </w:r>
+    </w:p>
+    <w:p>
+      <w:r>
+        <w:t>• 2023: [18, 11, 8]</w:t>
+      </w:r>
+    </w:p>
+    <w:p>
+      <w:r>
+        <w:t>• 2024: [19, 18, 12]</w:t>
+      </w:r>
+    </w:p>
+    <w:p>
+      <w:r>
+        <w:t>• 2025: [18, 14, 6]</w:t>
       </w:r>
     </w:p>
     <w:p>
@@ -5829,12 +5709,40 @@
           <w:color w:val="FF0000"/>
           <w:sz w:val="26"/>
         </w:rPr>
-        <w:t>Ilya Lyubushkin: 18</w:t>
-      </w:r>
-    </w:p>
-    <w:p>
-      <w:r>
-        <w:t>• 2022: [10]</w:t>
+        <w:t>Roope Hintz: 5</w:t>
+      </w:r>
+    </w:p>
+    <w:p>
+      <w:r>
+        <w:t>• 2022: [6, 6, 5]</w:t>
+      </w:r>
+    </w:p>
+    <w:p>
+      <w:r>
+        <w:t>• 2023: [8, 8, 6]</w:t>
+      </w:r>
+    </w:p>
+    <w:p>
+      <w:r>
+        <w:t>• 2024: [8, 6, 4]</w:t>
+      </w:r>
+    </w:p>
+    <w:p>
+      <w:r>
+        <w:t>• 2025: [5, 5, 5]</w:t>
+      </w:r>
+    </w:p>
+    <w:p>
+      <w:r>
+        <w:rPr>
+          <w:sz w:val="26"/>
+        </w:rPr>
+        <w:t>Adam Erne: 2</w:t>
+      </w:r>
+    </w:p>
+    <w:p>
+      <w:r>
+        <w:t>• 2022: [13, 11, 4]</w:t>
       </w:r>
     </w:p>
     <w:p>
@@ -5849,7 +5757,35 @@
     </w:p>
     <w:p>
       <w:r>
-        <w:t>• 2025: []</w:t>
+        <w:t>• 2025: [11, 3, 2]</w:t>
+      </w:r>
+    </w:p>
+    <w:p>
+      <w:r>
+        <w:rPr>
+          <w:sz w:val="26"/>
+        </w:rPr>
+        <w:t>Jason Robertson: 2</w:t>
+      </w:r>
+    </w:p>
+    <w:p>
+      <w:r>
+        <w:t>• 2022: [7, 4, 4]</w:t>
+      </w:r>
+    </w:p>
+    <w:p>
+      <w:r>
+        <w:t>• 2023: [5, 5, 5]</w:t>
+      </w:r>
+    </w:p>
+    <w:p>
+      <w:r>
+        <w:t>• 2024: [9, 8, 5]</w:t>
+      </w:r>
+    </w:p>
+    <w:p>
+      <w:r>
+        <w:t>• 2025: [9, 4, 3]</w:t>
       </w:r>
     </w:p>
     <w:p>
@@ -5859,40 +5795,12 @@
           <w:color w:val="FF0000"/>
           <w:sz w:val="26"/>
         </w:rPr>
-        <w:t>Radek Faksa: 13</w:t>
-      </w:r>
-    </w:p>
-    <w:p>
-      <w:r>
-        <w:t>• 2022: [25, 9, 4]</w:t>
-      </w:r>
-    </w:p>
-    <w:p>
-      <w:r>
-        <w:t>• 2023: [22, 11, 9]</w:t>
-      </w:r>
-    </w:p>
-    <w:p>
-      <w:r>
-        <w:t>• 2024: [22, 15, 14]</w:t>
-      </w:r>
-    </w:p>
-    <w:p>
-      <w:r>
-        <w:t>• 2025: [39]</w:t>
-      </w:r>
-    </w:p>
-    <w:p>
-      <w:r>
-        <w:rPr>
-          <w:sz w:val="26"/>
-        </w:rPr>
-        <w:t>Alexander Petrovic: 22</w:t>
-      </w:r>
-    </w:p>
-    <w:p>
-      <w:r>
-        <w:t>• 2022: []</w:t>
+        <w:t>Ilya Lyubushkin: 19</w:t>
+      </w:r>
+    </w:p>
+    <w:p>
+      <w:r>
+        <w:t>• 2022: [10]</w:t>
       </w:r>
     </w:p>
     <w:p>
@@ -5907,7 +5815,7 @@
     </w:p>
     <w:p>
       <w:r>
-        <w:t>• 2025: [12]</w:t>
+        <w:t>• 2025: []</w:t>
       </w:r>
     </w:p>
     <w:p>
@@ -5917,7 +5825,35 @@
           <w:color w:val="FF0000"/>
           <w:sz w:val="26"/>
         </w:rPr>
-        <w:t>Thomas Harley: 5</w:t>
+        <w:t>Radek Faksa: 13</w:t>
+      </w:r>
+    </w:p>
+    <w:p>
+      <w:r>
+        <w:t>• 2022: [25, 9, 4]</w:t>
+      </w:r>
+    </w:p>
+    <w:p>
+      <w:r>
+        <w:t>• 2023: [22, 11, 9]</w:t>
+      </w:r>
+    </w:p>
+    <w:p>
+      <w:r>
+        <w:t>• 2024: [22, 15, 14]</w:t>
+      </w:r>
+    </w:p>
+    <w:p>
+      <w:r>
+        <w:t>• 2025: [39]</w:t>
+      </w:r>
+    </w:p>
+    <w:p>
+      <w:r>
+        <w:rPr>
+          <w:sz w:val="26"/>
+        </w:rPr>
+        <w:t>Alexander Petrovic: 22</w:t>
       </w:r>
     </w:p>
     <w:p>
@@ -5927,34 +5863,6 @@
     </w:p>
     <w:p>
       <w:r>
-        <w:t>• 2023: [16, 13, 5]</w:t>
-      </w:r>
-    </w:p>
-    <w:p>
-      <w:r>
-        <w:t>• 2024: [12, 8, 7]</w:t>
-      </w:r>
-    </w:p>
-    <w:p>
-      <w:r>
-        <w:t>• 2025: [21, 16, 1]</w:t>
-      </w:r>
-    </w:p>
-    <w:p>
-      <w:r>
-        <w:rPr>
-          <w:sz w:val="26"/>
-        </w:rPr>
-        <w:t>Justin Hryckowian: 11</w:t>
-      </w:r>
-    </w:p>
-    <w:p>
-      <w:r>
-        <w:t>• 2022: []</w:t>
-      </w:r>
-    </w:p>
-    <w:p>
-      <w:r>
         <w:t>• 2023: []</w:t>
       </w:r>
     </w:p>
@@ -5965,7 +5873,7 @@
     </w:p>
     <w:p>
       <w:r>
-        <w:t>• 2025: [11, 7, 5]</w:t>
+        <w:t>• 2025: [12]</w:t>
       </w:r>
     </w:p>
     <w:p>
@@ -5975,27 +5883,27 @@
           <w:color w:val="FF0000"/>
           <w:sz w:val="26"/>
         </w:rPr>
-        <w:t>Miro Heiskanen: 27</w:t>
-      </w:r>
-    </w:p>
-    <w:p>
-      <w:r>
-        <w:t>• 2022: [19, 16, 11]</w:t>
-      </w:r>
-    </w:p>
-    <w:p>
-      <w:r>
-        <w:t>• 2023: [23, 14, 9]</w:t>
-      </w:r>
-    </w:p>
-    <w:p>
-      <w:r>
-        <w:t>• 2024: [19, 4, 0]</w:t>
-      </w:r>
-    </w:p>
-    <w:p>
-      <w:r>
-        <w:t>• 2025: [14, 4, 1]</w:t>
+        <w:t>Thomas Harley: 6</w:t>
+      </w:r>
+    </w:p>
+    <w:p>
+      <w:r>
+        <w:t>• 2022: []</w:t>
+      </w:r>
+    </w:p>
+    <w:p>
+      <w:r>
+        <w:t>• 2023: [16, 13, 5]</w:t>
+      </w:r>
+    </w:p>
+    <w:p>
+      <w:r>
+        <w:t>• 2024: [12, 8, 7]</w:t>
+      </w:r>
+    </w:p>
+    <w:p>
+      <w:r>
+        <w:t>• 2025: [21, 16, 1]</w:t>
       </w:r>
     </w:p>
     <w:p>
@@ -6041,7 +5949,7 @@
           <w:color w:val="FF0000"/>
           <w:sz w:val="26"/>
         </w:rPr>
-        <w:t>Moritz Seider: 22</w:t>
+        <w:t>Moritz Seider: 23</w:t>
       </w:r>
     </w:p>
     <w:p>
@@ -6101,7 +6009,7 @@
           <w:color w:val="FF0000"/>
           <w:sz w:val="26"/>
         </w:rPr>
-        <w:t>J.T. Compher: 9</w:t>
+        <w:t>J.T. Compher: 10</w:t>
       </w:r>
     </w:p>
     <w:p>
@@ -6131,7 +6039,7 @@
           <w:color w:val="FF0000"/>
           <w:sz w:val="26"/>
         </w:rPr>
-        <w:t>Andrew Copp: 15</w:t>
+        <w:t>Andrew Copp: 16</w:t>
       </w:r>
     </w:p>
     <w:p>
@@ -6187,7 +6095,7 @@
         <w:rPr>
           <w:sz w:val="26"/>
         </w:rPr>
-        <w:t>Patrick Kane: 2</w:t>
+        <w:t>Patrick Kane: 3</w:t>
       </w:r>
     </w:p>
     <w:p>
@@ -6217,7 +6125,7 @@
           <w:color w:val="FF0000"/>
           <w:sz w:val="26"/>
         </w:rPr>
-        <w:t>Dylan Larkin: 3</w:t>
+        <w:t>Dylan Larkin: 4</w:t>
       </w:r>
     </w:p>
     <w:p>
@@ -6245,7 +6153,7 @@
         <w:rPr>
           <w:sz w:val="26"/>
         </w:rPr>
-        <w:t>Albert Johansson: 1</w:t>
+        <w:t>Albert Johansson: 2</w:t>
       </w:r>
     </w:p>
     <w:p>
@@ -6275,7 +6183,7 @@
           <w:color w:val="FF0000"/>
           <w:sz w:val="26"/>
         </w:rPr>
-        <w:t>Michael Rasmussen: 18</w:t>
+        <w:t>Michael Rasmussen: 19</w:t>
       </w:r>
     </w:p>
     <w:p>
@@ -6331,7 +6239,7 @@
         <w:rPr>
           <w:sz w:val="26"/>
         </w:rPr>
-        <w:t>Lucas Raymond: 1</w:t>
+        <w:t>Lucas Raymond: 2</w:t>
       </w:r>
     </w:p>
     <w:p>
@@ -6359,7 +6267,7 @@
         <w:rPr>
           <w:sz w:val="26"/>
         </w:rPr>
-        <w:t>Axel Sandin-Pellikka: 12</w:t>
+        <w:t>Axel Sandin-Pellikka: 13</w:t>
       </w:r>
     </w:p>
     <w:p>
@@ -6389,7 +6297,7 @@
           <w:color w:val="FF0000"/>
           <w:sz w:val="26"/>
         </w:rPr>
-        <w:t>James van Riemsdyk: 10</w:t>
+        <w:t>James van Riemsdyk: 11</w:t>
       </w:r>
     </w:p>
     <w:p>
@@ -6447,7 +6355,35 @@
         <w:rPr>
           <w:sz w:val="26"/>
         </w:rPr>
-        <w:t>Marco Kasper: 5</w:t>
+        <w:t>Simon Edvinsson: 1</w:t>
+      </w:r>
+    </w:p>
+    <w:p>
+      <w:r>
+        <w:t>• 2022: [3]</w:t>
+      </w:r>
+    </w:p>
+    <w:p>
+      <w:r>
+        <w:t>• 2023: []</w:t>
+      </w:r>
+    </w:p>
+    <w:p>
+      <w:r>
+        <w:t>• 2024: [16, 10, 9]</w:t>
+      </w:r>
+    </w:p>
+    <w:p>
+      <w:r>
+        <w:t>• 2025: [19, 10, 7]</w:t>
+      </w:r>
+    </w:p>
+    <w:p>
+      <w:r>
+        <w:rPr>
+          <w:sz w:val="26"/>
+        </w:rPr>
+        <w:t>Emmitt Finnie: 1</w:t>
       </w:r>
     </w:p>
     <w:p>
@@ -6462,12 +6398,12 @@
     </w:p>
     <w:p>
       <w:r>
-        <w:t>• 2024: [21, 7, 6]</w:t>
-      </w:r>
-    </w:p>
-    <w:p>
-      <w:r>
-        <w:t>• 2025: [36, 8, 3]</w:t>
+        <w:t>• 2024: []</w:t>
+      </w:r>
+    </w:p>
+    <w:p>
+      <w:r>
+        <w:t>• 2025: [22, 10, 8]</w:t>
       </w:r>
     </w:p>
     <w:p>
@@ -6477,27 +6413,27 @@
           <w:color w:val="FF0000"/>
           <w:sz w:val="26"/>
         </w:rPr>
-        <w:t>Ben Chiarot: 7</w:t>
-      </w:r>
-    </w:p>
-    <w:p>
-      <w:r>
-        <w:t>• 2022: [21, 18, 15]</w:t>
-      </w:r>
-    </w:p>
-    <w:p>
-      <w:r>
-        <w:t>• 2023: [17, 14, 12]</w:t>
-      </w:r>
-    </w:p>
-    <w:p>
-      <w:r>
-        <w:t>• 2024: [21, 16, 5]</w:t>
-      </w:r>
-    </w:p>
-    <w:p>
-      <w:r>
-        <w:t>• 2025: [27, 11, 2]</w:t>
+        <w:t>Marco Kasper: 6</w:t>
+      </w:r>
+    </w:p>
+    <w:p>
+      <w:r>
+        <w:t>• 2022: []</w:t>
+      </w:r>
+    </w:p>
+    <w:p>
+      <w:r>
+        <w:t>• 2023: []</w:t>
+      </w:r>
+    </w:p>
+    <w:p>
+      <w:r>
+        <w:t>• 2024: [21, 7, 6]</w:t>
+      </w:r>
+    </w:p>
+    <w:p>
+      <w:r>
+        <w:t>• 2025: [36, 8, 3]</w:t>
       </w:r>
     </w:p>
     <w:p>
@@ -6507,27 +6443,27 @@
           <w:color w:val="FF0000"/>
           <w:sz w:val="26"/>
         </w:rPr>
-        <w:t>Jacob Bernard-Docker: 58</w:t>
-      </w:r>
-    </w:p>
-    <w:p>
-      <w:r>
-        <w:t>• 2022: []</w:t>
-      </w:r>
-    </w:p>
-    <w:p>
-      <w:r>
-        <w:t>• 2023: [6, 3, 2]</w:t>
-      </w:r>
-    </w:p>
-    <w:p>
-      <w:r>
-        <w:t>• 2024: [11]</w:t>
-      </w:r>
-    </w:p>
-    <w:p>
-      <w:r>
-        <w:t>• 2025: []</w:t>
+        <w:t>Ben Chiarot: 8</w:t>
+      </w:r>
+    </w:p>
+    <w:p>
+      <w:r>
+        <w:t>• 2022: [21, 18, 15]</w:t>
+      </w:r>
+    </w:p>
+    <w:p>
+      <w:r>
+        <w:t>• 2023: [17, 14, 12]</w:t>
+      </w:r>
+    </w:p>
+    <w:p>
+      <w:r>
+        <w:t>• 2024: [21, 16, 5]</w:t>
+      </w:r>
+    </w:p>
+    <w:p>
+      <w:r>
+        <w:t>• 2025: [27, 11, 2]</w:t>
       </w:r>
     </w:p>
     <w:p>
@@ -6537,7 +6473,37 @@
           <w:color w:val="FF0000"/>
           <w:sz w:val="26"/>
         </w:rPr>
-        <w:t>Mason Appleton: 21</w:t>
+        <w:t>Jacob Bernard-Docker: 59</w:t>
+      </w:r>
+    </w:p>
+    <w:p>
+      <w:r>
+        <w:t>• 2022: []</w:t>
+      </w:r>
+    </w:p>
+    <w:p>
+      <w:r>
+        <w:t>• 2023: [6, 3, 2]</w:t>
+      </w:r>
+    </w:p>
+    <w:p>
+      <w:r>
+        <w:t>• 2024: [11]</w:t>
+      </w:r>
+    </w:p>
+    <w:p>
+      <w:r>
+        <w:t>• 2025: []</w:t>
+      </w:r>
+    </w:p>
+    <w:p>
+      <w:r>
+        <w:rPr>
+          <w:b/>
+          <w:color w:val="FF0000"/>
+          <w:sz w:val="26"/>
+        </w:rPr>
+        <w:t>Mason Appleton: 22</w:t>
       </w:r>
     </w:p>
     <w:p>
@@ -6605,12 +6571,12 @@
           <w:color w:val="FF0000"/>
           <w:sz w:val="26"/>
         </w:rPr>
-        <w:t>Vasily Podkolzin: 2</w:t>
-      </w:r>
-    </w:p>
-    <w:p>
-      <w:r>
-        <w:t>• 2022: [8, 7, 2]</w:t>
+        <w:t>Colton Dach: 29</w:t>
+      </w:r>
+    </w:p>
+    <w:p>
+      <w:r>
+        <w:t>• 2022: []</w:t>
       </w:r>
     </w:p>
     <w:p>
@@ -6620,12 +6586,12 @@
     </w:p>
     <w:p>
       <w:r>
-        <w:t>• 2024: [23, 14, 9]</w:t>
-      </w:r>
-    </w:p>
-    <w:p>
-      <w:r>
-        <w:t>• 2025: [9, 9, 6]</w:t>
+        <w:t>• 2024: [4]</w:t>
+      </w:r>
+    </w:p>
+    <w:p>
+      <w:r>
+        <w:t>• 2025: [7, 6]</w:t>
       </w:r>
     </w:p>
     <w:p>
@@ -6661,7 +6627,7 @@
         <w:rPr>
           <w:sz w:val="26"/>
         </w:rPr>
-        <w:t>Jake Walman: 1</w:t>
+        <w:t>Jake Walman: 2</w:t>
       </w:r>
     </w:p>
     <w:p>
@@ -6682,6 +6648,62 @@
     <w:p>
       <w:r>
         <w:t>• 2025: [11, 9, 4]</w:t>
+      </w:r>
+    </w:p>
+    <w:p>
+      <w:r>
+        <w:rPr>
+          <w:sz w:val="26"/>
+        </w:rPr>
+        <w:t>Ryan Nugent-Hopkins: 1</w:t>
+      </w:r>
+    </w:p>
+    <w:p>
+      <w:r>
+        <w:t>• 2022: [4, 4, 4]</w:t>
+      </w:r>
+    </w:p>
+    <w:p>
+      <w:r>
+        <w:t>• 2023: [13, 9, 8]</w:t>
+      </w:r>
+    </w:p>
+    <w:p>
+      <w:r>
+        <w:t>• 2024: [11, 10, 7]</w:t>
+      </w:r>
+    </w:p>
+    <w:p>
+      <w:r>
+        <w:t>• 2025: [11, 8, 5]</w:t>
+      </w:r>
+    </w:p>
+    <w:p>
+      <w:r>
+        <w:rPr>
+          <w:sz w:val="26"/>
+        </w:rPr>
+        <w:t>Leon Draisaitl: 1</w:t>
+      </w:r>
+    </w:p>
+    <w:p>
+      <w:r>
+        <w:t>• 2022: [7, 4, 3]</w:t>
+      </w:r>
+    </w:p>
+    <w:p>
+      <w:r>
+        <w:t>• 2023: [7, 4, 3]</w:t>
+      </w:r>
+    </w:p>
+    <w:p>
+      <w:r>
+        <w:t>• 2024: [4, 2, 2]</w:t>
+      </w:r>
+    </w:p>
+    <w:p>
+      <w:r>
+        <w:t>• 2025: [8, 4, 4]</w:t>
       </w:r>
     </w:p>
     <w:p>
@@ -6691,7 +6713,7 @@
           <w:color w:val="FF0000"/>
           <w:sz w:val="26"/>
         </w:rPr>
-        <w:t>Mattias Ekholm: 8</w:t>
+        <w:t>Mattias Ekholm: 9</w:t>
       </w:r>
     </w:p>
     <w:p>
@@ -6719,7 +6741,7 @@
         <w:rPr>
           <w:sz w:val="26"/>
         </w:rPr>
-        <w:t>Kasperi Kapanen: 2</w:t>
+        <w:t>Kasperi Kapanen: 3</w:t>
       </w:r>
     </w:p>
     <w:p>
@@ -6740,6 +6762,34 @@
     <w:p>
       <w:r>
         <w:t>• 2025: [5, 4, 0]</w:t>
+      </w:r>
+    </w:p>
+    <w:p>
+      <w:r>
+        <w:rPr>
+          <w:sz w:val="26"/>
+        </w:rPr>
+        <w:t>Evan Bouchard: 1</w:t>
+      </w:r>
+    </w:p>
+    <w:p>
+      <w:r>
+        <w:t>• 2022: [43, 7, 5]</w:t>
+      </w:r>
+    </w:p>
+    <w:p>
+      <w:r>
+        <w:t>• 2023: [14, 8, 7]</w:t>
+      </w:r>
+    </w:p>
+    <w:p>
+      <w:r>
+        <w:t>• 2024: [13, 13, 8]</w:t>
+      </w:r>
+    </w:p>
+    <w:p>
+      <w:r>
+        <w:t>• 2025: [6, 6, 4]</w:t>
       </w:r>
     </w:p>
     <w:p>
@@ -6749,7 +6799,7 @@
           <w:color w:val="FF0000"/>
           <w:sz w:val="26"/>
         </w:rPr>
-        <w:t>Adam Henrique: 39</w:t>
+        <w:t>Adam Henrique: 40</w:t>
       </w:r>
     </w:p>
     <w:p>
@@ -6798,62 +6848,6 @@
     <w:p>
       <w:r>
         <w:t>• 2025: []</w:t>
-      </w:r>
-    </w:p>
-    <w:p>
-      <w:r>
-        <w:rPr>
-          <w:sz w:val="26"/>
-        </w:rPr>
-        <w:t>Andrew Mangiapane: 1</w:t>
-      </w:r>
-    </w:p>
-    <w:p>
-      <w:r>
-        <w:t>• 2022: [14, 11, 10]</w:t>
-      </w:r>
-    </w:p>
-    <w:p>
-      <w:r>
-        <w:t>• 2023: [10, 9, 8]</w:t>
-      </w:r>
-    </w:p>
-    <w:p>
-      <w:r>
-        <w:t>• 2024: [15, 9, 8]</w:t>
-      </w:r>
-    </w:p>
-    <w:p>
-      <w:r>
-        <w:t>• 2025: [21, 7, 6]</w:t>
-      </w:r>
-    </w:p>
-    <w:p>
-      <w:r>
-        <w:rPr>
-          <w:sz w:val="26"/>
-        </w:rPr>
-        <w:t>Connor McDavid: 2</w:t>
-      </w:r>
-    </w:p>
-    <w:p>
-      <w:r>
-        <w:t>• 2022: [4, 3, 3]</w:t>
-      </w:r>
-    </w:p>
-    <w:p>
-      <w:r>
-        <w:t>• 2023: [10, 8, 4]</w:t>
-      </w:r>
-    </w:p>
-    <w:p>
-      <w:r>
-        <w:t>• 2024: [7, 7, 4]</w:t>
-      </w:r>
-    </w:p>
-    <w:p>
-      <w:r>
-        <w:t>• 2025: [7, 4, 3]</w:t>
       </w:r>
     </w:p>
     <w:p>
@@ -6863,55 +6857,27 @@
           <w:color w:val="FF0000"/>
           <w:sz w:val="26"/>
         </w:rPr>
-        <w:t>Ty Emberson: 2</w:t>
-      </w:r>
-    </w:p>
-    <w:p>
-      <w:r>
-        <w:t>• 2022: []</w:t>
-      </w:r>
-    </w:p>
-    <w:p>
-      <w:r>
-        <w:t>• 2023: []</w:t>
-      </w:r>
-    </w:p>
-    <w:p>
-      <w:r>
-        <w:t>• 2024: [2]</w:t>
-      </w:r>
-    </w:p>
-    <w:p>
-      <w:r>
-        <w:t>• 2025: [43]</w:t>
-      </w:r>
-    </w:p>
-    <w:p>
-      <w:r>
-        <w:rPr>
-          <w:sz w:val="26"/>
-        </w:rPr>
-        <w:t>David Tomasek: 3</w:t>
-      </w:r>
-    </w:p>
-    <w:p>
-      <w:r>
-        <w:t>• 2022: []</w:t>
-      </w:r>
-    </w:p>
-    <w:p>
-      <w:r>
-        <w:t>• 2023: []</w:t>
-      </w:r>
-    </w:p>
-    <w:p>
-      <w:r>
-        <w:t>• 2024: []</w:t>
-      </w:r>
-    </w:p>
-    <w:p>
-      <w:r>
-        <w:t>• 2025: [7, 3]</w:t>
+        <w:t>Connor McDavid: 3</w:t>
+      </w:r>
+    </w:p>
+    <w:p>
+      <w:r>
+        <w:t>• 2022: [4, 3, 3]</w:t>
+      </w:r>
+    </w:p>
+    <w:p>
+      <w:r>
+        <w:t>• 2023: [10, 8, 4]</w:t>
+      </w:r>
+    </w:p>
+    <w:p>
+      <w:r>
+        <w:t>• 2024: [7, 7, 4]</w:t>
+      </w:r>
+    </w:p>
+    <w:p>
+      <w:r>
+        <w:t>• 2025: [7, 4, 3]</w:t>
       </w:r>
     </w:p>
     <w:p>
@@ -6921,7 +6887,95 @@
           <w:color w:val="FF0000"/>
           <w:sz w:val="26"/>
         </w:rPr>
-        <w:t>Darnell Nurse: 8</w:t>
+        <w:t>Jason Dickinson: 12</w:t>
+      </w:r>
+    </w:p>
+    <w:p>
+      <w:r>
+        <w:t>• 2022: [30, 13, 2]</w:t>
+      </w:r>
+    </w:p>
+    <w:p>
+      <w:r>
+        <w:t>• 2023: [11, 8, 7]</w:t>
+      </w:r>
+    </w:p>
+    <w:p>
+      <w:r>
+        <w:t>• 2024: [10, 6, 4]</w:t>
+      </w:r>
+    </w:p>
+    <w:p>
+      <w:r>
+        <w:t>• 2025: [9, 5, 5]</w:t>
+      </w:r>
+    </w:p>
+    <w:p>
+      <w:r>
+        <w:rPr>
+          <w:b/>
+          <w:color w:val="FF0000"/>
+          <w:sz w:val="26"/>
+        </w:rPr>
+        <w:t>Ty Emberson: 3</w:t>
+      </w:r>
+    </w:p>
+    <w:p>
+      <w:r>
+        <w:t>• 2022: []</w:t>
+      </w:r>
+    </w:p>
+    <w:p>
+      <w:r>
+        <w:t>• 2023: []</w:t>
+      </w:r>
+    </w:p>
+    <w:p>
+      <w:r>
+        <w:t>• 2024: [2]</w:t>
+      </w:r>
+    </w:p>
+    <w:p>
+      <w:r>
+        <w:t>• 2025: [43]</w:t>
+      </w:r>
+    </w:p>
+    <w:p>
+      <w:r>
+        <w:rPr>
+          <w:sz w:val="26"/>
+        </w:rPr>
+        <w:t>David Tomasek: 3</w:t>
+      </w:r>
+    </w:p>
+    <w:p>
+      <w:r>
+        <w:t>• 2022: []</w:t>
+      </w:r>
+    </w:p>
+    <w:p>
+      <w:r>
+        <w:t>• 2023: []</w:t>
+      </w:r>
+    </w:p>
+    <w:p>
+      <w:r>
+        <w:t>• 2024: []</w:t>
+      </w:r>
+    </w:p>
+    <w:p>
+      <w:r>
+        <w:t>• 2025: [7, 3]</w:t>
+      </w:r>
+    </w:p>
+    <w:p>
+      <w:r>
+        <w:rPr>
+          <w:b/>
+          <w:color w:val="FF0000"/>
+          <w:sz w:val="26"/>
+        </w:rPr>
+        <w:t>Darnell Nurse: 9</w:t>
       </w:r>
     </w:p>
     <w:p>
@@ -7005,7 +7059,35 @@
         <w:rPr>
           <w:sz w:val="26"/>
         </w:rPr>
-        <w:t>Matt Savoie: 3</w:t>
+        <w:t>Connor Murphy: 5</w:t>
+      </w:r>
+    </w:p>
+    <w:p>
+      <w:r>
+        <w:t>• 2022: [23, 14, 11]</w:t>
+      </w:r>
+    </w:p>
+    <w:p>
+      <w:r>
+        <w:t>• 2023: [14]</w:t>
+      </w:r>
+    </w:p>
+    <w:p>
+      <w:r>
+        <w:t>• 2024: [30]</w:t>
+      </w:r>
+    </w:p>
+    <w:p>
+      <w:r>
+        <w:t>• 2025: [6, 3, 1]</w:t>
+      </w:r>
+    </w:p>
+    <w:p>
+      <w:r>
+        <w:rPr>
+          <w:sz w:val="26"/>
+        </w:rPr>
+        <w:t>Matt Savoie: 4</w:t>
       </w:r>
     </w:p>
     <w:p>
@@ -7061,7 +7143,7 @@
         <w:rPr>
           <w:sz w:val="26"/>
         </w:rPr>
-        <w:t>Jack Roslovic: 3</w:t>
+        <w:t>Jack Roslovic: 4</w:t>
       </w:r>
     </w:p>
     <w:p>
@@ -7089,7 +7171,7 @@
         <w:rPr>
           <w:sz w:val="26"/>
         </w:rPr>
-        <w:t>Trent Frederic: 1</w:t>
+        <w:t>Trent Frederic: 2</w:t>
       </w:r>
     </w:p>
     <w:p>
@@ -7301,7 +7383,7 @@
         <w:rPr>
           <w:sz w:val="26"/>
         </w:rPr>
-        <w:t>Donovan Sebrango: 25</w:t>
+        <w:t>Donovan Sebrango: 26</w:t>
       </w:r>
     </w:p>
     <w:p>
@@ -7359,7 +7441,7 @@
           <w:color w:val="FF0000"/>
           <w:sz w:val="26"/>
         </w:rPr>
-        <w:t>Jesper Boqvist: 31</w:t>
+        <w:t>Jesper Boqvist: 32</w:t>
       </w:r>
     </w:p>
     <w:p>
@@ -7389,7 +7471,7 @@
           <w:color w:val="FF0000"/>
           <w:sz w:val="26"/>
         </w:rPr>
-        <w:t>A.J. Greer: 8</w:t>
+        <w:t>A.J. Greer: 9</w:t>
       </w:r>
     </w:p>
     <w:p>
@@ -7449,7 +7531,7 @@
           <w:color w:val="FF0000"/>
           <w:sz w:val="26"/>
         </w:rPr>
-        <w:t>Mackie Samoskevich: 5</w:t>
+        <w:t>Mackie Samoskevich: 6</w:t>
       </w:r>
     </w:p>
     <w:p>
@@ -7477,7 +7559,35 @@
         <w:rPr>
           <w:sz w:val="26"/>
         </w:rPr>
-        <w:t>Sam Reinhart: 2</w:t>
+        <w:t>Sam Bennett: 1</w:t>
+      </w:r>
+    </w:p>
+    <w:p>
+      <w:r>
+        <w:t>• 2022: [13, 9, 8]</w:t>
+      </w:r>
+    </w:p>
+    <w:p>
+      <w:r>
+        <w:t>• 2023: [7, 7, 6]</w:t>
+      </w:r>
+    </w:p>
+    <w:p>
+      <w:r>
+        <w:t>• 2024: [20, 6, 4]</w:t>
+      </w:r>
+    </w:p>
+    <w:p>
+      <w:r>
+        <w:t>• 2025: [8, 7, 4]</w:t>
+      </w:r>
+    </w:p>
+    <w:p>
+      <w:r>
+        <w:rPr>
+          <w:sz w:val="26"/>
+        </w:rPr>
+        <w:t>Sam Reinhart: 3</w:t>
       </w:r>
     </w:p>
     <w:p>
@@ -7533,7 +7643,7 @@
         <w:rPr>
           <w:sz w:val="26"/>
         </w:rPr>
-        <w:t>Evan Rodrigues: 4</w:t>
+        <w:t>Evan Rodrigues: 5</w:t>
       </w:r>
     </w:p>
     <w:p>
@@ -7563,7 +7673,7 @@
           <w:color w:val="FF0000"/>
           <w:sz w:val="26"/>
         </w:rPr>
-        <w:t>Dmitry Kulikov: 10</w:t>
+        <w:t>Dmitry Kulikov: 11</w:t>
       </w:r>
     </w:p>
     <w:p>
@@ -7623,7 +7733,7 @@
           <w:color w:val="FF0000"/>
           <w:sz w:val="26"/>
         </w:rPr>
-        <w:t>Carter Verhaeghe: 4</w:t>
+        <w:t>Carter Verhaeghe: 5</w:t>
       </w:r>
     </w:p>
     <w:p>
@@ -7653,7 +7763,7 @@
           <w:color w:val="FF0000"/>
           <w:sz w:val="26"/>
         </w:rPr>
-        <w:t>Aaron Ekblad: 20</w:t>
+        <w:t>Aaron Ekblad: 21</w:t>
       </w:r>
     </w:p>
     <w:p>
@@ -7702,34 +7812,6 @@
     <w:p>
       <w:r>
         <w:t>• 2025: [4, 2]</w:t>
-      </w:r>
-    </w:p>
-    <w:p>
-      <w:r>
-        <w:rPr>
-          <w:sz w:val="26"/>
-        </w:rPr>
-        <w:t>Brad Marchand: 4</w:t>
-      </w:r>
-    </w:p>
-    <w:p>
-      <w:r>
-        <w:t>• 2022: [16, 6, 5]</w:t>
-      </w:r>
-    </w:p>
-    <w:p>
-      <w:r>
-        <w:t>• 2023: [10, 8, 8]</w:t>
-      </w:r>
-    </w:p>
-    <w:p>
-      <w:r>
-        <w:t>• 2024: [9, 9, 5]</w:t>
-      </w:r>
-    </w:p>
-    <w:p>
-      <w:r>
-        <w:t>• 2025: [4, 3, 3]</w:t>
       </w:r>
     </w:p>
     <w:p>
@@ -7739,27 +7821,55 @@
           <w:color w:val="FF0000"/>
           <w:sz w:val="26"/>
         </w:rPr>
-        <w:t>Luke Kunin: 18</w:t>
-      </w:r>
-    </w:p>
-    <w:p>
-      <w:r>
-        <w:t>• 2022: [11, 5, 3]</w:t>
-      </w:r>
-    </w:p>
-    <w:p>
-      <w:r>
-        <w:t>• 2023: [19, 14, 10]</w:t>
-      </w:r>
-    </w:p>
-    <w:p>
-      <w:r>
-        <w:t>• 2024: [12, 10, 4]</w:t>
-      </w:r>
-    </w:p>
-    <w:p>
-      <w:r>
-        <w:t>• 2025: [11]</w:t>
+        <w:t>Brad Marchand: 5</w:t>
+      </w:r>
+    </w:p>
+    <w:p>
+      <w:r>
+        <w:t>• 2022: [16, 6, 5]</w:t>
+      </w:r>
+    </w:p>
+    <w:p>
+      <w:r>
+        <w:t>• 2023: [10, 8, 8]</w:t>
+      </w:r>
+    </w:p>
+    <w:p>
+      <w:r>
+        <w:t>• 2024: [9, 9, 5]</w:t>
+      </w:r>
+    </w:p>
+    <w:p>
+      <w:r>
+        <w:t>• 2025: [4, 3, 3]</w:t>
+      </w:r>
+    </w:p>
+    <w:p>
+      <w:r>
+        <w:rPr>
+          <w:sz w:val="26"/>
+        </w:rPr>
+        <w:t>Niko Mikkola: 1</w:t>
+      </w:r>
+    </w:p>
+    <w:p>
+      <w:r>
+        <w:t>• 2022: []</w:t>
+      </w:r>
+    </w:p>
+    <w:p>
+      <w:r>
+        <w:t>• 2023: [14]</w:t>
+      </w:r>
+    </w:p>
+    <w:p>
+      <w:r>
+        <w:t>• 2024: [27, 7, 4]</w:t>
+      </w:r>
+    </w:p>
+    <w:p>
+      <w:r>
+        <w:t>• 2025: [25]</w:t>
       </w:r>
     </w:p>
     <w:p>
@@ -7769,27 +7879,27 @@
           <w:color w:val="FF0000"/>
           <w:sz w:val="26"/>
         </w:rPr>
-        <w:t>Uvis Balinskis: 5</w:t>
-      </w:r>
-    </w:p>
-    <w:p>
-      <w:r>
-        <w:t>• 2022: []</w:t>
-      </w:r>
-    </w:p>
-    <w:p>
-      <w:r>
-        <w:t>• 2023: []</w:t>
-      </w:r>
-    </w:p>
-    <w:p>
-      <w:r>
-        <w:t>• 2024: [11, 9, 3]</w:t>
-      </w:r>
-    </w:p>
-    <w:p>
-      <w:r>
-        <w:t>• 2025: [17, 7, 0]</w:t>
+        <w:t>Luke Kunin: 18</w:t>
+      </w:r>
+    </w:p>
+    <w:p>
+      <w:r>
+        <w:t>• 2022: [11, 5, 3]</w:t>
+      </w:r>
+    </w:p>
+    <w:p>
+      <w:r>
+        <w:t>• 2023: [19, 14, 10]</w:t>
+      </w:r>
+    </w:p>
+    <w:p>
+      <w:r>
+        <w:t>• 2024: [12, 10, 4]</w:t>
+      </w:r>
+    </w:p>
+    <w:p>
+      <w:r>
+        <w:t>• 2025: [11]</w:t>
       </w:r>
     </w:p>
     <w:p>
@@ -7799,12 +7909,12 @@
           <w:color w:val="FF0000"/>
           <w:sz w:val="26"/>
         </w:rPr>
-        <w:t>Jack Studnicka: 39</w:t>
-      </w:r>
-    </w:p>
-    <w:p>
-      <w:r>
-        <w:t>• 2022: [10, 4, 2]</w:t>
+        <w:t>Uvis Balinskis: 6</w:t>
+      </w:r>
+    </w:p>
+    <w:p>
+      <w:r>
+        <w:t>• 2022: []</w:t>
       </w:r>
     </w:p>
     <w:p>
@@ -7814,40 +7924,12 @@
     </w:p>
     <w:p>
       <w:r>
-        <w:t>• 2024: []</w:t>
-      </w:r>
-    </w:p>
-    <w:p>
-      <w:r>
-        <w:t>• 2025: []</w:t>
-      </w:r>
-    </w:p>
-    <w:p>
-      <w:r>
-        <w:rPr>
-          <w:sz w:val="26"/>
-        </w:rPr>
-        <w:t>Anton Lundell: 1</w:t>
-      </w:r>
-    </w:p>
-    <w:p>
-      <w:r>
-        <w:t>• 2022: [13, 13, 12]</w:t>
-      </w:r>
-    </w:p>
-    <w:p>
-      <w:r>
-        <w:t>• 2023: [21, 13, 9]</w:t>
-      </w:r>
-    </w:p>
-    <w:p>
-      <w:r>
-        <w:t>• 2024: [14, 8, 6]</w:t>
-      </w:r>
-    </w:p>
-    <w:p>
-      <w:r>
-        <w:t>• 2025: [7, 6, 5]</w:t>
+        <w:t>• 2024: [11, 9, 3]</w:t>
+      </w:r>
+    </w:p>
+    <w:p>
+      <w:r>
+        <w:t>• 2025: [17, 7, 0]</w:t>
       </w:r>
     </w:p>
     <w:p>
@@ -7857,27 +7939,55 @@
           <w:color w:val="FF0000"/>
           <w:sz w:val="26"/>
         </w:rPr>
-        <w:t>Gustav Forsling: 18</w:t>
-      </w:r>
-    </w:p>
-    <w:p>
-      <w:r>
-        <w:t>• 2022: [15, 9, 9]</w:t>
-      </w:r>
-    </w:p>
-    <w:p>
-      <w:r>
-        <w:t>• 2023: [15, 8, 6]</w:t>
-      </w:r>
-    </w:p>
-    <w:p>
-      <w:r>
-        <w:t>• 2024: [16, 15, 9]</w:t>
-      </w:r>
-    </w:p>
-    <w:p>
-      <w:r>
-        <w:t>• 2025: [21]</w:t>
+        <w:t>Jack Studnicka: 39</w:t>
+      </w:r>
+    </w:p>
+    <w:p>
+      <w:r>
+        <w:t>• 2022: [10, 4, 2]</w:t>
+      </w:r>
+    </w:p>
+    <w:p>
+      <w:r>
+        <w:t>• 2023: []</w:t>
+      </w:r>
+    </w:p>
+    <w:p>
+      <w:r>
+        <w:t>• 2024: []</w:t>
+      </w:r>
+    </w:p>
+    <w:p>
+      <w:r>
+        <w:t>• 2025: []</w:t>
+      </w:r>
+    </w:p>
+    <w:p>
+      <w:r>
+        <w:rPr>
+          <w:sz w:val="26"/>
+        </w:rPr>
+        <w:t>Anton Lundell: 2</w:t>
+      </w:r>
+    </w:p>
+    <w:p>
+      <w:r>
+        <w:t>• 2022: [13, 13, 12]</w:t>
+      </w:r>
+    </w:p>
+    <w:p>
+      <w:r>
+        <w:t>• 2023: [21, 13, 9]</w:t>
+      </w:r>
+    </w:p>
+    <w:p>
+      <w:r>
+        <w:t>• 2024: [14, 8, 6]</w:t>
+      </w:r>
+    </w:p>
+    <w:p>
+      <w:r>
+        <w:t>• 2025: [7, 6, 5]</w:t>
       </w:r>
     </w:p>
     <w:p>
@@ -7887,7 +7997,37 @@
           <w:color w:val="FF0000"/>
           <w:sz w:val="26"/>
         </w:rPr>
-        <w:t>Eetu Luostarinen: 6</w:t>
+        <w:t>Gustav Forsling: 19</w:t>
+      </w:r>
+    </w:p>
+    <w:p>
+      <w:r>
+        <w:t>• 2022: [15, 9, 9]</w:t>
+      </w:r>
+    </w:p>
+    <w:p>
+      <w:r>
+        <w:t>• 2023: [15, 8, 6]</w:t>
+      </w:r>
+    </w:p>
+    <w:p>
+      <w:r>
+        <w:t>• 2024: [16, 15, 9]</w:t>
+      </w:r>
+    </w:p>
+    <w:p>
+      <w:r>
+        <w:t>• 2025: [21]</w:t>
+      </w:r>
+    </w:p>
+    <w:p>
+      <w:r>
+        <w:rPr>
+          <w:b/>
+          <w:color w:val="FF0000"/>
+          <w:sz w:val="26"/>
+        </w:rPr>
+        <w:t>Eetu Luostarinen: 7</w:t>
       </w:r>
     </w:p>
     <w:p>
@@ -8455,128 +8595,44 @@
     <w:p>
       <w:r>
         <w:rPr>
-          <w:sz w:val="26"/>
-        </w:rPr>
-        <w:t>Hunter Haight: 5</w:t>
-      </w:r>
-    </w:p>
-    <w:p>
-      <w:r>
-        <w:t>• 2022: []</w:t>
-      </w:r>
-    </w:p>
-    <w:p>
-      <w:r>
-        <w:t>• 2023: []</w:t>
-      </w:r>
-    </w:p>
-    <w:p>
-      <w:r>
-        <w:t>• 2024: []</w:t>
-      </w:r>
-    </w:p>
-    <w:p>
-      <w:r>
-        <w:t>• 2025: []</w:t>
-      </w:r>
-    </w:p>
-    <w:p>
-      <w:r>
-        <w:rPr>
-          <w:sz w:val="26"/>
-        </w:rPr>
-        <w:t>Tyler Pitlick: 3</w:t>
-      </w:r>
-    </w:p>
-    <w:p>
-      <w:r>
-        <w:t>• 2022: [19, 11, 8]</w:t>
-      </w:r>
-    </w:p>
-    <w:p>
-      <w:r>
-        <w:t>• 2023: []</w:t>
-      </w:r>
-    </w:p>
-    <w:p>
-      <w:r>
-        <w:t>• 2024: []</w:t>
-      </w:r>
-    </w:p>
-    <w:p>
-      <w:r>
-        <w:t>• 2025: [8]</w:t>
-      </w:r>
-    </w:p>
-    <w:p>
-      <w:r>
-        <w:rPr>
-          <w:sz w:val="26"/>
-        </w:rPr>
-        <w:t>Danila Yurov: 7</w:t>
-      </w:r>
-    </w:p>
-    <w:p>
-      <w:r>
-        <w:t>• 2022: []</w:t>
-      </w:r>
-    </w:p>
-    <w:p>
-      <w:r>
-        <w:t>• 2023: []</w:t>
-      </w:r>
-    </w:p>
-    <w:p>
-      <w:r>
-        <w:t>• 2024: []</w:t>
-      </w:r>
-    </w:p>
-    <w:p>
-      <w:r>
-        <w:t>• 2025: [8, 7, 6]</w:t>
-      </w:r>
-    </w:p>
-    <w:p>
-      <w:r>
-        <w:rPr>
-          <w:sz w:val="26"/>
-        </w:rPr>
-        <w:t>Matt Boldy: 2</w:t>
-      </w:r>
-    </w:p>
-    <w:p>
-      <w:r>
-        <w:t>• 2022: [15, 11, 8]</w:t>
-      </w:r>
-    </w:p>
-    <w:p>
-      <w:r>
-        <w:t>• 2023: [10, 6, 6]</w:t>
-      </w:r>
-    </w:p>
-    <w:p>
-      <w:r>
-        <w:t>• 2024: [11, 9, 9]</w:t>
-      </w:r>
-    </w:p>
-    <w:p>
-      <w:r>
-        <w:t>• 2025: [6, 3, 2]</w:t>
-      </w:r>
-    </w:p>
-    <w:p>
-      <w:r>
-        <w:rPr>
           <w:b/>
           <w:color w:val="FF0000"/>
           <w:sz w:val="26"/>
         </w:rPr>
-        <w:t>Vinnie Hinostroza: 7</w:t>
-      </w:r>
-    </w:p>
-    <w:p>
-      <w:r>
-        <w:t>• 2022: [2]</w:t>
+        <w:t>Bobby Brink: 12</w:t>
+      </w:r>
+    </w:p>
+    <w:p>
+      <w:r>
+        <w:t>• 2022: []</w:t>
+      </w:r>
+    </w:p>
+    <w:p>
+      <w:r>
+        <w:t>• 2023: [9, 7, 7]</w:t>
+      </w:r>
+    </w:p>
+    <w:p>
+      <w:r>
+        <w:t>• 2024: [20, 9, 7]</w:t>
+      </w:r>
+    </w:p>
+    <w:p>
+      <w:r>
+        <w:t>• 2025: [6, 5, 5]</w:t>
+      </w:r>
+    </w:p>
+    <w:p>
+      <w:r>
+        <w:rPr>
+          <w:sz w:val="26"/>
+        </w:rPr>
+        <w:t>Hunter Haight: 5</w:t>
+      </w:r>
+    </w:p>
+    <w:p>
+      <w:r>
+        <w:t>• 2022: []</w:t>
       </w:r>
     </w:p>
     <w:p>
@@ -8586,12 +8642,124 @@
     </w:p>
     <w:p>
       <w:r>
-        <w:t>• 2024: [12, 2, 1]</w:t>
-      </w:r>
-    </w:p>
-    <w:p>
-      <w:r>
-        <w:t>• 2025: [24, 2]</w:t>
+        <w:t>• 2024: []</w:t>
+      </w:r>
+    </w:p>
+    <w:p>
+      <w:r>
+        <w:t>• 2025: []</w:t>
+      </w:r>
+    </w:p>
+    <w:p>
+      <w:r>
+        <w:rPr>
+          <w:sz w:val="26"/>
+        </w:rPr>
+        <w:t>Tyler Pitlick: 3</w:t>
+      </w:r>
+    </w:p>
+    <w:p>
+      <w:r>
+        <w:t>• 2022: [19, 11, 8]</w:t>
+      </w:r>
+    </w:p>
+    <w:p>
+      <w:r>
+        <w:t>• 2023: []</w:t>
+      </w:r>
+    </w:p>
+    <w:p>
+      <w:r>
+        <w:t>• 2024: []</w:t>
+      </w:r>
+    </w:p>
+    <w:p>
+      <w:r>
+        <w:t>• 2025: [8]</w:t>
+      </w:r>
+    </w:p>
+    <w:p>
+      <w:r>
+        <w:rPr>
+          <w:sz w:val="26"/>
+        </w:rPr>
+        <w:t>Kirill Kaprizov: 1</w:t>
+      </w:r>
+    </w:p>
+    <w:p>
+      <w:r>
+        <w:t>• 2022: [5, 4, 4]</w:t>
+      </w:r>
+    </w:p>
+    <w:p>
+      <w:r>
+        <w:t>• 2023: [6, 5, 4]</w:t>
+      </w:r>
+    </w:p>
+    <w:p>
+      <w:r>
+        <w:t>• 2024: [3, 3, 3]</w:t>
+      </w:r>
+    </w:p>
+    <w:p>
+      <w:r>
+        <w:t>• 2025: [5, 3, 3]</w:t>
+      </w:r>
+    </w:p>
+    <w:p>
+      <w:r>
+        <w:rPr>
+          <w:sz w:val="26"/>
+        </w:rPr>
+        <w:t>Danila Yurov: 8</w:t>
+      </w:r>
+    </w:p>
+    <w:p>
+      <w:r>
+        <w:t>• 2022: []</w:t>
+      </w:r>
+    </w:p>
+    <w:p>
+      <w:r>
+        <w:t>• 2023: []</w:t>
+      </w:r>
+    </w:p>
+    <w:p>
+      <w:r>
+        <w:t>• 2024: []</w:t>
+      </w:r>
+    </w:p>
+    <w:p>
+      <w:r>
+        <w:t>• 2025: [8, 7, 6]</w:t>
+      </w:r>
+    </w:p>
+    <w:p>
+      <w:r>
+        <w:rPr>
+          <w:sz w:val="26"/>
+        </w:rPr>
+        <w:t>Matt Boldy: 3</w:t>
+      </w:r>
+    </w:p>
+    <w:p>
+      <w:r>
+        <w:t>• 2022: [15, 11, 8]</w:t>
+      </w:r>
+    </w:p>
+    <w:p>
+      <w:r>
+        <w:t>• 2023: [10, 6, 6]</w:t>
+      </w:r>
+    </w:p>
+    <w:p>
+      <w:r>
+        <w:t>• 2024: [11, 9, 9]</w:t>
+      </w:r>
+    </w:p>
+    <w:p>
+      <w:r>
+        <w:t>• 2025: [6, 3, 2]</w:t>
       </w:r>
     </w:p>
     <w:p>
@@ -8601,40 +8769,12 @@
           <w:color w:val="FF0000"/>
           <w:sz w:val="26"/>
         </w:rPr>
-        <w:t>Jake Middleton: 19</w:t>
-      </w:r>
-    </w:p>
-    <w:p>
-      <w:r>
-        <w:t>• 2022: [46, 21]</w:t>
-      </w:r>
-    </w:p>
-    <w:p>
-      <w:r>
-        <w:t>• 2023: [14, 7, 6]</w:t>
-      </w:r>
-    </w:p>
-    <w:p>
-      <w:r>
-        <w:t>• 2024: [19, 6, 5]</w:t>
-      </w:r>
-    </w:p>
-    <w:p>
-      <w:r>
-        <w:t>• 2025: []</w:t>
-      </w:r>
-    </w:p>
-    <w:p>
-      <w:r>
-        <w:rPr>
-          <w:sz w:val="26"/>
-        </w:rPr>
-        <w:t>Daemon Hunt: 42</w:t>
-      </w:r>
-    </w:p>
-    <w:p>
-      <w:r>
-        <w:t>• 2022: []</w:t>
+        <w:t>Vinnie Hinostroza: 7</w:t>
+      </w:r>
+    </w:p>
+    <w:p>
+      <w:r>
+        <w:t>• 2022: [2]</w:t>
       </w:r>
     </w:p>
     <w:p>
@@ -8644,40 +8784,12 @@
     </w:p>
     <w:p>
       <w:r>
-        <w:t>• 2024: []</w:t>
-      </w:r>
-    </w:p>
-    <w:p>
-      <w:r>
-        <w:t>• 2025: []</w:t>
-      </w:r>
-    </w:p>
-    <w:p>
-      <w:r>
-        <w:rPr>
-          <w:sz w:val="26"/>
-        </w:rPr>
-        <w:t>Vladimir Tarasenko: 4</w:t>
-      </w:r>
-    </w:p>
-    <w:p>
-      <w:r>
-        <w:t>• 2022: [9, 6, 6]</w:t>
-      </w:r>
-    </w:p>
-    <w:p>
-      <w:r>
-        <w:t>• 2023: [13, 8, 5]</w:t>
-      </w:r>
-    </w:p>
-    <w:p>
-      <w:r>
-        <w:t>• 2024: [18, 16, 10]</w:t>
-      </w:r>
-    </w:p>
-    <w:p>
-      <w:r>
-        <w:t>• 2025: [9, 7, 6]</w:t>
+        <w:t>• 2024: [12, 2, 1]</w:t>
+      </w:r>
+    </w:p>
+    <w:p>
+      <w:r>
+        <w:t>• 2025: [24, 2]</w:t>
       </w:r>
     </w:p>
     <w:p>
@@ -8687,27 +8799,55 @@
           <w:color w:val="FF0000"/>
           <w:sz w:val="26"/>
         </w:rPr>
-        <w:t>Ryan Hartman: 12</w:t>
-      </w:r>
-    </w:p>
-    <w:p>
-      <w:r>
-        <w:t>• 2022: [12, 7, 4]</w:t>
-      </w:r>
-    </w:p>
-    <w:p>
-      <w:r>
-        <w:t>• 2023: [19, 14, 5]</w:t>
-      </w:r>
-    </w:p>
-    <w:p>
-      <w:r>
-        <w:t>• 2024: [20, 10, 6]</w:t>
-      </w:r>
-    </w:p>
-    <w:p>
-      <w:r>
-        <w:t>• 2025: [14, 8, 6]</w:t>
+        <w:t>Jake Middleton: 20</w:t>
+      </w:r>
+    </w:p>
+    <w:p>
+      <w:r>
+        <w:t>• 2022: [46, 21]</w:t>
+      </w:r>
+    </w:p>
+    <w:p>
+      <w:r>
+        <w:t>• 2023: [14, 7, 6]</w:t>
+      </w:r>
+    </w:p>
+    <w:p>
+      <w:r>
+        <w:t>• 2024: [19, 6, 5]</w:t>
+      </w:r>
+    </w:p>
+    <w:p>
+      <w:r>
+        <w:t>• 2025: []</w:t>
+      </w:r>
+    </w:p>
+    <w:p>
+      <w:r>
+        <w:rPr>
+          <w:sz w:val="26"/>
+        </w:rPr>
+        <w:t>Daemon Hunt: 42</w:t>
+      </w:r>
+    </w:p>
+    <w:p>
+      <w:r>
+        <w:t>• 2022: []</w:t>
+      </w:r>
+    </w:p>
+    <w:p>
+      <w:r>
+        <w:t>• 2023: []</w:t>
+      </w:r>
+    </w:p>
+    <w:p>
+      <w:r>
+        <w:t>• 2024: []</w:t>
+      </w:r>
+    </w:p>
+    <w:p>
+      <w:r>
+        <w:t>• 2025: []</w:t>
       </w:r>
     </w:p>
     <w:p>
@@ -8717,27 +8857,27 @@
           <w:color w:val="FF0000"/>
           <w:sz w:val="26"/>
         </w:rPr>
-        <w:t>Nicolas Aube-Kubel: 14</w:t>
-      </w:r>
-    </w:p>
-    <w:p>
-      <w:r>
-        <w:t>• 2022: [16, 3, 0]</w:t>
-      </w:r>
-    </w:p>
-    <w:p>
-      <w:r>
-        <w:t>• 2023: [10, 8, 8]</w:t>
-      </w:r>
-    </w:p>
-    <w:p>
-      <w:r>
-        <w:t>• 2024: []</w:t>
-      </w:r>
-    </w:p>
-    <w:p>
-      <w:r>
-        <w:t>• 2025: []</w:t>
+        <w:t>Ryan Hartman: 13</w:t>
+      </w:r>
+    </w:p>
+    <w:p>
+      <w:r>
+        <w:t>• 2022: [12, 7, 4]</w:t>
+      </w:r>
+    </w:p>
+    <w:p>
+      <w:r>
+        <w:t>• 2023: [19, 14, 5]</w:t>
+      </w:r>
+    </w:p>
+    <w:p>
+      <w:r>
+        <w:t>• 2024: [20, 10, 6]</w:t>
+      </w:r>
+    </w:p>
+    <w:p>
+      <w:r>
+        <w:t>• 2025: [14, 8, 6]</w:t>
       </w:r>
     </w:p>
     <w:p>
@@ -8747,45 +8887,17 @@
           <w:color w:val="FF0000"/>
           <w:sz w:val="26"/>
         </w:rPr>
-        <w:t>Marcus Foligno: 8</w:t>
-      </w:r>
-    </w:p>
-    <w:p>
-      <w:r>
-        <w:t>• 2022: [18, 15, 11]</w:t>
-      </w:r>
-    </w:p>
-    <w:p>
-      <w:r>
-        <w:t>• 2023: [15, 8, 4]</w:t>
-      </w:r>
-    </w:p>
-    <w:p>
-      <w:r>
-        <w:t>• 2024: [15, 12, 11]</w:t>
-      </w:r>
-    </w:p>
-    <w:p>
-      <w:r>
-        <w:t>• 2025: [5, 1, 0]</w:t>
-      </w:r>
-    </w:p>
-    <w:p>
-      <w:r>
-        <w:rPr>
-          <w:sz w:val="26"/>
-        </w:rPr>
-        <w:t>Ben Jones: 5</w:t>
-      </w:r>
-    </w:p>
-    <w:p>
-      <w:r>
-        <w:t>• 2022: []</w:t>
-      </w:r>
-    </w:p>
-    <w:p>
-      <w:r>
-        <w:t>• 2023: []</w:t>
+        <w:t>Nicolas Aube-Kubel: 14</w:t>
+      </w:r>
+    </w:p>
+    <w:p>
+      <w:r>
+        <w:t>• 2022: [16, 3, 0]</w:t>
+      </w:r>
+    </w:p>
+    <w:p>
+      <w:r>
+        <w:t>• 2023: [10, 8, 8]</w:t>
       </w:r>
     </w:p>
     <w:p>
@@ -8805,7 +8917,35 @@
           <w:color w:val="FF0000"/>
           <w:sz w:val="26"/>
         </w:rPr>
-        <w:t>Zach Bogosian: 14</w:t>
+        <w:t>Marcus Foligno: 8</w:t>
+      </w:r>
+    </w:p>
+    <w:p>
+      <w:r>
+        <w:t>• 2022: [18, 15, 11]</w:t>
+      </w:r>
+    </w:p>
+    <w:p>
+      <w:r>
+        <w:t>• 2023: [15, 8, 4]</w:t>
+      </w:r>
+    </w:p>
+    <w:p>
+      <w:r>
+        <w:t>• 2024: [15, 12, 11]</w:t>
+      </w:r>
+    </w:p>
+    <w:p>
+      <w:r>
+        <w:t>• 2025: [5, 1, 0]</w:t>
+      </w:r>
+    </w:p>
+    <w:p>
+      <w:r>
+        <w:rPr>
+          <w:sz w:val="26"/>
+        </w:rPr>
+        <w:t>Ben Jones: 5</w:t>
       </w:r>
     </w:p>
     <w:p>
@@ -8815,12 +8955,12 @@
     </w:p>
     <w:p>
       <w:r>
-        <w:t>• 2023: [22, 3]</w:t>
-      </w:r>
-    </w:p>
-    <w:p>
-      <w:r>
-        <w:t>• 2024: [27, 0, 0]</w:t>
+        <w:t>• 2023: []</w:t>
+      </w:r>
+    </w:p>
+    <w:p>
+      <w:r>
+        <w:t>• 2024: []</w:t>
       </w:r>
     </w:p>
     <w:p>
@@ -8833,27 +8973,27 @@
         <w:rPr>
           <w:sz w:val="26"/>
         </w:rPr>
-        <w:t>Jared Spurgeon: 4</w:t>
-      </w:r>
-    </w:p>
-    <w:p>
-      <w:r>
-        <w:t>• 2022: [17, 15, 11]</w:t>
-      </w:r>
-    </w:p>
-    <w:p>
-      <w:r>
-        <w:t>• 2023: []</w:t>
-      </w:r>
-    </w:p>
-    <w:p>
-      <w:r>
-        <w:t>• 2024: [10, 10, 5]</w:t>
-      </w:r>
-    </w:p>
-    <w:p>
-      <w:r>
-        <w:t>• 2025: [29, 9, 6]</w:t>
+        <w:t>Brock Faber: 1</w:t>
+      </w:r>
+    </w:p>
+    <w:p>
+      <w:r>
+        <w:t>• 2022: []</w:t>
+      </w:r>
+    </w:p>
+    <w:p>
+      <w:r>
+        <w:t>• 2023: [29, 15, 13]</w:t>
+      </w:r>
+    </w:p>
+    <w:p>
+      <w:r>
+        <w:t>• 2024: [15, 14, 12]</w:t>
+      </w:r>
+    </w:p>
+    <w:p>
+      <w:r>
+        <w:t>• 2025: [13, 5, 4]</w:t>
       </w:r>
     </w:p>
     <w:p>
@@ -8863,27 +9003,27 @@
           <w:color w:val="FF0000"/>
           <w:sz w:val="26"/>
         </w:rPr>
-        <w:t>Jonas Brodin: 17</w:t>
-      </w:r>
-    </w:p>
-    <w:p>
-      <w:r>
-        <w:t>• 2022: [15, 5]</w:t>
-      </w:r>
-    </w:p>
-    <w:p>
-      <w:r>
-        <w:t>• 2023: [27, 5, 1]</w:t>
-      </w:r>
-    </w:p>
-    <w:p>
-      <w:r>
-        <w:t>• 2024: [9, 2, 1]</w:t>
-      </w:r>
-    </w:p>
-    <w:p>
-      <w:r>
-        <w:t>• 2025: [13, 5]</w:t>
+        <w:t>Jared Spurgeon: 5</w:t>
+      </w:r>
+    </w:p>
+    <w:p>
+      <w:r>
+        <w:t>• 2022: [17, 15, 11]</w:t>
+      </w:r>
+    </w:p>
+    <w:p>
+      <w:r>
+        <w:t>• 2023: []</w:t>
+      </w:r>
+    </w:p>
+    <w:p>
+      <w:r>
+        <w:t>• 2024: [10, 10, 5]</w:t>
+      </w:r>
+    </w:p>
+    <w:p>
+      <w:r>
+        <w:t>• 2025: [29, 9, 6]</w:t>
       </w:r>
     </w:p>
     <w:p>
@@ -8893,27 +9033,27 @@
           <w:color w:val="FF0000"/>
           <w:sz w:val="26"/>
         </w:rPr>
-        <w:t>Robby Fabbri: 4</w:t>
-      </w:r>
-    </w:p>
-    <w:p>
-      <w:r>
-        <w:t>• 2022: [6, 4, 0]</w:t>
-      </w:r>
-    </w:p>
-    <w:p>
-      <w:r>
-        <w:t>• 2023: [11, 10, 10]</w:t>
-      </w:r>
-    </w:p>
-    <w:p>
-      <w:r>
-        <w:t>• 2024: [9, 8, 5]</w:t>
-      </w:r>
-    </w:p>
-    <w:p>
-      <w:r>
-        <w:t>• 2025: []</w:t>
+        <w:t>Jonas Brodin: 18</w:t>
+      </w:r>
+    </w:p>
+    <w:p>
+      <w:r>
+        <w:t>• 2022: [15, 5]</w:t>
+      </w:r>
+    </w:p>
+    <w:p>
+      <w:r>
+        <w:t>• 2023: [27, 5, 1]</w:t>
+      </w:r>
+    </w:p>
+    <w:p>
+      <w:r>
+        <w:t>• 2024: [9, 2, 1]</w:t>
+      </w:r>
+    </w:p>
+    <w:p>
+      <w:r>
+        <w:t>• 2025: [13, 5]</w:t>
       </w:r>
     </w:p>
     <w:p>
@@ -8923,7 +9063,65 @@
           <w:color w:val="FF0000"/>
           <w:sz w:val="26"/>
         </w:rPr>
-        <w:t>Nico Sturm: 19</w:t>
+        <w:t>Robby Fabbri: 5</w:t>
+      </w:r>
+    </w:p>
+    <w:p>
+      <w:r>
+        <w:t>• 2022: [6, 4, 0]</w:t>
+      </w:r>
+    </w:p>
+    <w:p>
+      <w:r>
+        <w:t>• 2023: [11, 10, 10]</w:t>
+      </w:r>
+    </w:p>
+    <w:p>
+      <w:r>
+        <w:t>• 2024: [9, 8, 5]</w:t>
+      </w:r>
+    </w:p>
+    <w:p>
+      <w:r>
+        <w:t>• 2025: []</w:t>
+      </w:r>
+    </w:p>
+    <w:p>
+      <w:r>
+        <w:rPr>
+          <w:sz w:val="26"/>
+        </w:rPr>
+        <w:t>Yakov Trenin: 1</w:t>
+      </w:r>
+    </w:p>
+    <w:p>
+      <w:r>
+        <w:t>• 2022: [13, 10, 8]</w:t>
+      </w:r>
+    </w:p>
+    <w:p>
+      <w:r>
+        <w:t>• 2023: [16, 8, 6]</w:t>
+      </w:r>
+    </w:p>
+    <w:p>
+      <w:r>
+        <w:t>• 2024: [23, 7, 6]</w:t>
+      </w:r>
+    </w:p>
+    <w:p>
+      <w:r>
+        <w:t>• 2025: [13, 11, 7]</w:t>
+      </w:r>
+    </w:p>
+    <w:p>
+      <w:r>
+        <w:rPr>
+          <w:b/>
+          <w:color w:val="FF0000"/>
+          <w:sz w:val="26"/>
+        </w:rPr>
+        <w:t>Nico Sturm: 20</w:t>
       </w:r>
     </w:p>
     <w:p>
@@ -8979,7 +9177,7 @@
         <w:rPr>
           <w:sz w:val="26"/>
         </w:rPr>
-        <w:t>Joel Eriksson Ek: 3</w:t>
+        <w:t>Joel Eriksson Ek: 4</w:t>
       </w:r>
     </w:p>
     <w:p>
@@ -9028,6 +9226,34 @@
     <w:p>
       <w:r>
         <w:t>• 2025: []</w:t>
+      </w:r>
+    </w:p>
+    <w:p>
+      <w:r>
+        <w:rPr>
+          <w:sz w:val="26"/>
+        </w:rPr>
+        <w:t>Quinn Hughes: 1</w:t>
+      </w:r>
+    </w:p>
+    <w:p>
+      <w:r>
+        <w:t>• 2022: [24, 5, 4]</w:t>
+      </w:r>
+    </w:p>
+    <w:p>
+      <w:r>
+        <w:t>• 2023: [17, 9, 9]</w:t>
+      </w:r>
+    </w:p>
+    <w:p>
+      <w:r>
+        <w:t>• 2024: [7, 6, 5]</w:t>
+      </w:r>
+    </w:p>
+    <w:p>
+      <w:r>
+        <w:t>• 2025: [15, 13, 8]</w:t>
       </w:r>
     </w:p>
     <w:p>
@@ -9103,7 +9329,7 @@
           <w:color w:val="FF0000"/>
           <w:sz w:val="26"/>
         </w:rPr>
-        <w:t>Zachary Bolduc: 22</w:t>
+        <w:t>Zachary Bolduc: 23</w:t>
       </w:r>
     </w:p>
     <w:p>
@@ -9133,7 +9359,7 @@
           <w:color w:val="FF0000"/>
           <w:sz w:val="26"/>
         </w:rPr>
-        <w:t>Juraj Slafkovsk: 5</w:t>
+        <w:t>Juraj Slafkovsk: 6</w:t>
       </w:r>
     </w:p>
     <w:p>
@@ -9163,7 +9389,7 @@
           <w:color w:val="FF0000"/>
           <w:sz w:val="26"/>
         </w:rPr>
-        <w:t>Arber Xhekaj: 23</w:t>
+        <w:t>Arber Xhekaj: 24</w:t>
       </w:r>
     </w:p>
     <w:p>
@@ -9219,6 +9445,62 @@
     <w:p>
       <w:r>
         <w:rPr>
+          <w:sz w:val="26"/>
+        </w:rPr>
+        <w:t>Phillip Danault: 1</w:t>
+      </w:r>
+    </w:p>
+    <w:p>
+      <w:r>
+        <w:t>• 2022: [10, 9, 7]</w:t>
+      </w:r>
+    </w:p>
+    <w:p>
+      <w:r>
+        <w:t>• 2023: [11, 10, 6]</w:t>
+      </w:r>
+    </w:p>
+    <w:p>
+      <w:r>
+        <w:t>• 2024: [14, 12, 10]</w:t>
+      </w:r>
+    </w:p>
+    <w:p>
+      <w:r>
+        <w:t>• 2025: [3, 2, 2]</w:t>
+      </w:r>
+    </w:p>
+    <w:p>
+      <w:r>
+        <w:rPr>
+          <w:sz w:val="26"/>
+        </w:rPr>
+        <w:t>Ivan Demidov: 1</w:t>
+      </w:r>
+    </w:p>
+    <w:p>
+      <w:r>
+        <w:t>• 2022: []</w:t>
+      </w:r>
+    </w:p>
+    <w:p>
+      <w:r>
+        <w:t>• 2023: []</w:t>
+      </w:r>
+    </w:p>
+    <w:p>
+      <w:r>
+        <w:t>• 2024: []</w:t>
+      </w:r>
+    </w:p>
+    <w:p>
+      <w:r>
+        <w:t>• 2025: [9, 8, 7]</w:t>
+      </w:r>
+    </w:p>
+    <w:p>
+      <w:r>
+        <w:rPr>
           <w:b/>
           <w:color w:val="FF0000"/>
           <w:sz w:val="26"/>
@@ -9249,6 +9531,34 @@
     <w:p>
       <w:r>
         <w:rPr>
+          <w:sz w:val="26"/>
+        </w:rPr>
+        <w:t>Alex Newhook: 1</w:t>
+      </w:r>
+    </w:p>
+    <w:p>
+      <w:r>
+        <w:t>• 2022: [20, 11, 8]</w:t>
+      </w:r>
+    </w:p>
+    <w:p>
+      <w:r>
+        <w:t>• 2023: [13, 6, 5]</w:t>
+      </w:r>
+    </w:p>
+    <w:p>
+      <w:r>
+        <w:t>• 2024: [9, 8, 7]</w:t>
+      </w:r>
+    </w:p>
+    <w:p>
+      <w:r>
+        <w:t>• 2025: [4, 4, 2]</w:t>
+      </w:r>
+    </w:p>
+    <w:p>
+      <w:r>
+        <w:rPr>
           <w:b/>
           <w:color w:val="FF0000"/>
           <w:sz w:val="26"/>
@@ -9341,7 +9651,7 @@
           <w:color w:val="FF0000"/>
           <w:sz w:val="26"/>
         </w:rPr>
-        <w:t>Brendan Gallagher: 3</w:t>
+        <w:t>Brendan Gallagher: 4</w:t>
       </w:r>
     </w:p>
     <w:p>
@@ -9369,7 +9679,7 @@
         <w:rPr>
           <w:sz w:val="26"/>
         </w:rPr>
-        <w:t>Jake Evans: 1</w:t>
+        <w:t>Jake Evans: 2</w:t>
       </w:r>
     </w:p>
     <w:p>
@@ -9427,7 +9737,7 @@
           <w:color w:val="FF0000"/>
           <w:sz w:val="26"/>
         </w:rPr>
-        <w:t>Kaiden Guhle: 17</w:t>
+        <w:t>Kaiden Guhle: 18</w:t>
       </w:r>
     </w:p>
     <w:p>
@@ -9483,7 +9793,7 @@
         <w:rPr>
           <w:sz w:val="26"/>
         </w:rPr>
-        <w:t>Noah Dobson: 2</w:t>
+        <w:t>Noah Dobson: 3</w:t>
       </w:r>
     </w:p>
     <w:p>
@@ -9511,7 +9821,7 @@
         <w:rPr>
           <w:sz w:val="26"/>
         </w:rPr>
-        <w:t>Josh Anderson: 3</w:t>
+        <w:t>Josh Anderson: 4</w:t>
       </w:r>
     </w:p>
     <w:p>
@@ -9569,63 +9879,7 @@
         <w:rPr>
           <w:sz w:val="26"/>
         </w:rPr>
-        <w:t>Lane Hutson: 3</w:t>
-      </w:r>
-    </w:p>
-    <w:p>
-      <w:r>
-        <w:t>• 2022: []</w:t>
-      </w:r>
-    </w:p>
-    <w:p>
-      <w:r>
-        <w:t>• 2023: []</w:t>
-      </w:r>
-    </w:p>
-    <w:p>
-      <w:r>
-        <w:t>• 2024: [17, 8, 8]</w:t>
-      </w:r>
-    </w:p>
-    <w:p>
-      <w:r>
-        <w:t>• 2025: [11, 11, 6]</w:t>
-      </w:r>
-    </w:p>
-    <w:p>
-      <w:r>
-        <w:rPr>
-          <w:sz w:val="26"/>
-        </w:rPr>
-        <w:t>Nick Suzuki: 1</w:t>
-      </w:r>
-    </w:p>
-    <w:p>
-      <w:r>
-        <w:t>• 2022: [11, 9, 8]</w:t>
-      </w:r>
-    </w:p>
-    <w:p>
-      <w:r>
-        <w:t>• 2023: [10, 9, 4]</w:t>
-      </w:r>
-    </w:p>
-    <w:p>
-      <w:r>
-        <w:t>• 2024: [10, 8, 4]</w:t>
-      </w:r>
-    </w:p>
-    <w:p>
-      <w:r>
-        <w:t>• 2025: [7, 6, 4]</w:t>
-      </w:r>
-    </w:p>
-    <w:p>
-      <w:r>
-        <w:rPr>
-          <w:sz w:val="26"/>
-        </w:rPr>
-        <w:t>Mike Matheson: 1</w:t>
+        <w:t>Mike Matheson: 2</w:t>
       </w:r>
     </w:p>
     <w:p>
@@ -9655,35 +9909,7 @@
           <w:color w:val="FF0000"/>
           <w:sz w:val="26"/>
         </w:rPr>
-        <w:t>Alexandre Carrier: 6</w:t>
-      </w:r>
-    </w:p>
-    <w:p>
-      <w:r>
-        <w:t>• 2022: [1]</w:t>
-      </w:r>
-    </w:p>
-    <w:p>
-      <w:r>
-        <w:t>• 2023: [18, 4, 1]</w:t>
-      </w:r>
-    </w:p>
-    <w:p>
-      <w:r>
-        <w:t>• 2024: [37, 4]</w:t>
-      </w:r>
-    </w:p>
-    <w:p>
-      <w:r>
-        <w:t>• 2025: [43, 3, 2]</w:t>
-      </w:r>
-    </w:p>
-    <w:p>
-      <w:r>
-        <w:rPr>
-          <w:sz w:val="26"/>
-        </w:rPr>
-        <w:t>Kirby Dach: 1</w:t>
+        <w:t>Kirby Dach: 2</w:t>
       </w:r>
     </w:p>
     <w:p>
@@ -9769,27 +9995,27 @@
         <w:rPr>
           <w:sz w:val="26"/>
         </w:rPr>
-        <w:t>Cole Caufield: 1</w:t>
-      </w:r>
-    </w:p>
-    <w:p>
-      <w:r>
-        <w:t>• 2022: [4, 3, 2]</w:t>
-      </w:r>
-    </w:p>
-    <w:p>
-      <w:r>
-        <w:t>• 2023: [12, 7, 6]</w:t>
-      </w:r>
-    </w:p>
-    <w:p>
-      <w:r>
-        <w:t>• 2024: [7, 5, 5]</w:t>
-      </w:r>
-    </w:p>
-    <w:p>
-      <w:r>
-        <w:t>• 2025: [6, 4, 4]</w:t>
+        <w:t>Oliver Kapanen: 1</w:t>
+      </w:r>
+    </w:p>
+    <w:p>
+      <w:r>
+        <w:t>• 2022: []</w:t>
+      </w:r>
+    </w:p>
+    <w:p>
+      <w:r>
+        <w:t>• 2023: []</w:t>
+      </w:r>
+    </w:p>
+    <w:p>
+      <w:r>
+        <w:t>• 2024: []</w:t>
+      </w:r>
+    </w:p>
+    <w:p>
+      <w:r>
+        <w:t>• 2025: [8, 6, 6]</w:t>
       </w:r>
     </w:p>
     <w:p>
@@ -10713,34 +10939,6 @@
     <w:p>
       <w:r>
         <w:rPr>
-          <w:sz w:val="26"/>
-        </w:rPr>
-        <w:t>Michael McCarron: 3</w:t>
-      </w:r>
-    </w:p>
-    <w:p>
-      <w:r>
-        <w:t>• 2022: [24]</w:t>
-      </w:r>
-    </w:p>
-    <w:p>
-      <w:r>
-        <w:t>• 2023: [8, 8, 8]</w:t>
-      </w:r>
-    </w:p>
-    <w:p>
-      <w:r>
-        <w:t>• 2024: [33, 15, 11]</w:t>
-      </w:r>
-    </w:p>
-    <w:p>
-      <w:r>
-        <w:t>• 2025: [41, 5, 1]</w:t>
-      </w:r>
-    </w:p>
-    <w:p>
-      <w:r>
-        <w:rPr>
           <w:b/>
           <w:color w:val="FF0000"/>
           <w:sz w:val="26"/>
@@ -13095,36 +13293,6 @@
     <w:p>
       <w:r>
         <w:rPr>
-          <w:b/>
-          <w:color w:val="FF0000"/>
-          <w:sz w:val="26"/>
-        </w:rPr>
-        <w:t>Bobby Brink: 11</w:t>
-      </w:r>
-    </w:p>
-    <w:p>
-      <w:r>
-        <w:t>• 2022: []</w:t>
-      </w:r>
-    </w:p>
-    <w:p>
-      <w:r>
-        <w:t>• 2023: [9, 7, 7]</w:t>
-      </w:r>
-    </w:p>
-    <w:p>
-      <w:r>
-        <w:t>• 2024: [20, 9, 7]</w:t>
-      </w:r>
-    </w:p>
-    <w:p>
-      <w:r>
-        <w:t>• 2025: [6, 5, 5]</w:t>
-      </w:r>
-    </w:p>
-    <w:p>
-      <w:r>
-        <w:rPr>
           <w:sz w:val="26"/>
         </w:rPr>
         <w:t>Noah Juulsen: 19</w:t>
@@ -15385,7 +15553,7 @@
           <w:color w:val="FF0000"/>
           <w:sz w:val="26"/>
         </w:rPr>
-        <w:t>William Eklund: 16</w:t>
+        <w:t>William Eklund: 17</w:t>
       </w:r>
     </w:p>
     <w:p>
@@ -15527,87 +15695,87 @@
     <w:p>
       <w:r>
         <w:rPr>
-          <w:sz w:val="26"/>
-        </w:rPr>
-        <w:t>Philipp Kurashev: 4</w:t>
-      </w:r>
-    </w:p>
-    <w:p>
-      <w:r>
-        <w:t>• 2022: [11, 11, 9]</w:t>
-      </w:r>
-    </w:p>
-    <w:p>
-      <w:r>
-        <w:t>• 2023: [13, 8, 7]</w:t>
-      </w:r>
-    </w:p>
-    <w:p>
-      <w:r>
-        <w:t>• 2024: [16, 7, 5]</w:t>
-      </w:r>
-    </w:p>
-    <w:p>
-      <w:r>
-        <w:t>• 2025: [14, 8, 6]</w:t>
-      </w:r>
-    </w:p>
-    <w:p>
-      <w:r>
-        <w:rPr>
-          <w:sz w:val="26"/>
-        </w:rPr>
-        <w:t>Ethan Cardwell: 5</w:t>
-      </w:r>
-    </w:p>
-    <w:p>
-      <w:r>
-        <w:t>• 2022: []</w:t>
-      </w:r>
-    </w:p>
-    <w:p>
-      <w:r>
-        <w:t>• 2023: []</w:t>
-      </w:r>
-    </w:p>
-    <w:p>
-      <w:r>
-        <w:t>• 2024: []</w:t>
-      </w:r>
-    </w:p>
-    <w:p>
-      <w:r>
-        <w:t>• 2025: []</w:t>
-      </w:r>
-    </w:p>
-    <w:p>
-      <w:r>
-        <w:rPr>
           <w:b/>
           <w:color w:val="FF0000"/>
           <w:sz w:val="26"/>
         </w:rPr>
-        <w:t>Barclay Goodrow: 2</w:t>
-      </w:r>
-    </w:p>
-    <w:p>
-      <w:r>
-        <w:t>• 2022: [13, 9, 7]</w:t>
-      </w:r>
-    </w:p>
-    <w:p>
-      <w:r>
-        <w:t>• 2023: [56, 2]</w:t>
-      </w:r>
-    </w:p>
-    <w:p>
-      <w:r>
-        <w:t>• 2024: [25, 20, 15]</w:t>
-      </w:r>
-    </w:p>
-    <w:p>
-      <w:r>
-        <w:t>• 2025: [13, 11, 8]</w:t>
+        <w:t>Philipp Kurashev: 5</w:t>
+      </w:r>
+    </w:p>
+    <w:p>
+      <w:r>
+        <w:t>• 2022: [11, 11, 9]</w:t>
+      </w:r>
+    </w:p>
+    <w:p>
+      <w:r>
+        <w:t>• 2023: [13, 8, 7]</w:t>
+      </w:r>
+    </w:p>
+    <w:p>
+      <w:r>
+        <w:t>• 2024: [16, 7, 5]</w:t>
+      </w:r>
+    </w:p>
+    <w:p>
+      <w:r>
+        <w:t>• 2025: [14, 8, 6]</w:t>
+      </w:r>
+    </w:p>
+    <w:p>
+      <w:r>
+        <w:rPr>
+          <w:sz w:val="26"/>
+        </w:rPr>
+        <w:t>Ethan Cardwell: 5</w:t>
+      </w:r>
+    </w:p>
+    <w:p>
+      <w:r>
+        <w:t>• 2022: []</w:t>
+      </w:r>
+    </w:p>
+    <w:p>
+      <w:r>
+        <w:t>• 2023: []</w:t>
+      </w:r>
+    </w:p>
+    <w:p>
+      <w:r>
+        <w:t>• 2024: []</w:t>
+      </w:r>
+    </w:p>
+    <w:p>
+      <w:r>
+        <w:t>• 2025: []</w:t>
+      </w:r>
+    </w:p>
+    <w:p>
+      <w:r>
+        <w:rPr>
+          <w:sz w:val="26"/>
+        </w:rPr>
+        <w:t>Michael Misa: 1</w:t>
+      </w:r>
+    </w:p>
+    <w:p>
+      <w:r>
+        <w:t>• 2022: []</w:t>
+      </w:r>
+    </w:p>
+    <w:p>
+      <w:r>
+        <w:t>• 2023: []</w:t>
+      </w:r>
+    </w:p>
+    <w:p>
+      <w:r>
+        <w:t>• 2024: []</w:t>
+      </w:r>
+    </w:p>
+    <w:p>
+      <w:r>
+        <w:t>• 2025: [9, 4, 0]</w:t>
       </w:r>
     </w:p>
     <w:p>
@@ -15617,27 +15785,27 @@
           <w:color w:val="FF0000"/>
           <w:sz w:val="26"/>
         </w:rPr>
-        <w:t>Dmitry Orlov: 27</w:t>
-      </w:r>
-    </w:p>
-    <w:p>
-      <w:r>
-        <w:t>• 2022: [18, 15, 11]</w:t>
-      </w:r>
-    </w:p>
-    <w:p>
-      <w:r>
-        <w:t>• 2023: [26, 19, 8]</w:t>
-      </w:r>
-    </w:p>
-    <w:p>
-      <w:r>
-        <w:t>• 2024: [27, 25, 3]</w:t>
-      </w:r>
-    </w:p>
-    <w:p>
-      <w:r>
-        <w:t>• 2025: []</w:t>
+        <w:t>Barclay Goodrow: 3</w:t>
+      </w:r>
+    </w:p>
+    <w:p>
+      <w:r>
+        <w:t>• 2022: [13, 9, 7]</w:t>
+      </w:r>
+    </w:p>
+    <w:p>
+      <w:r>
+        <w:t>• 2023: [56, 2]</w:t>
+      </w:r>
+    </w:p>
+    <w:p>
+      <w:r>
+        <w:t>• 2024: [25, 20, 15]</w:t>
+      </w:r>
+    </w:p>
+    <w:p>
+      <w:r>
+        <w:t>• 2025: [13, 11, 8]</w:t>
       </w:r>
     </w:p>
     <w:p>
@@ -15647,167 +15815,27 @@
           <w:color w:val="FF0000"/>
           <w:sz w:val="26"/>
         </w:rPr>
-        <w:t>John Klingberg: 7</w:t>
-      </w:r>
-    </w:p>
-    <w:p>
-      <w:r>
-        <w:t>• 2022: [7, 7, 7]</w:t>
-      </w:r>
-    </w:p>
-    <w:p>
-      <w:r>
-        <w:t>• 2023: []</w:t>
-      </w:r>
-    </w:p>
-    <w:p>
-      <w:r>
-        <w:t>• 2024: []</w:t>
-      </w:r>
-    </w:p>
-    <w:p>
-      <w:r>
-        <w:t>• 2025: [8, 6, 5]</w:t>
-      </w:r>
-    </w:p>
-    <w:p>
-      <w:r>
-        <w:rPr>
-          <w:sz w:val="26"/>
-        </w:rPr>
-        <w:t>Igor Chernyshov: 8</w:t>
-      </w:r>
-    </w:p>
-    <w:p>
-      <w:r>
-        <w:t>• 2022: []</w:t>
-      </w:r>
-    </w:p>
-    <w:p>
-      <w:r>
-        <w:t>• 2023: []</w:t>
-      </w:r>
-    </w:p>
-    <w:p>
-      <w:r>
-        <w:t>• 2024: []</w:t>
-      </w:r>
-    </w:p>
-    <w:p>
-      <w:r>
-        <w:t>• 2025: [0, 0]</w:t>
-      </w:r>
-    </w:p>
-    <w:p>
-      <w:r>
-        <w:rPr>
-          <w:sz w:val="26"/>
-        </w:rPr>
-        <w:t>Patrick Giles: 9</w:t>
-      </w:r>
-    </w:p>
-    <w:p>
-      <w:r>
-        <w:t>• 2022: []</w:t>
-      </w:r>
-    </w:p>
-    <w:p>
-      <w:r>
-        <w:t>• 2023: []</w:t>
-      </w:r>
-    </w:p>
-    <w:p>
-      <w:r>
-        <w:t>• 2024: []</w:t>
+        <w:t>Dmitry Orlov: 28</w:t>
+      </w:r>
+    </w:p>
+    <w:p>
+      <w:r>
+        <w:t>• 2022: [18, 15, 11]</w:t>
+      </w:r>
+    </w:p>
+    <w:p>
+      <w:r>
+        <w:t>• 2023: [26, 19, 8]</w:t>
+      </w:r>
+    </w:p>
+    <w:p>
+      <w:r>
+        <w:t>• 2024: [27, 25, 3]</w:t>
       </w:r>
     </w:p>
     <w:p>
       <w:r>
         <w:t>• 2025: []</w:t>
-      </w:r>
-    </w:p>
-    <w:p>
-      <w:r>
-        <w:rPr>
-          <w:sz w:val="26"/>
-        </w:rPr>
-        <w:t>Sam Dickinson: 39</w:t>
-      </w:r>
-    </w:p>
-    <w:p>
-      <w:r>
-        <w:t>• 2022: []</w:t>
-      </w:r>
-    </w:p>
-    <w:p>
-      <w:r>
-        <w:t>• 2023: []</w:t>
-      </w:r>
-    </w:p>
-    <w:p>
-      <w:r>
-        <w:t>• 2024: []</w:t>
-      </w:r>
-    </w:p>
-    <w:p>
-      <w:r>
-        <w:t>• 2025: []</w:t>
-      </w:r>
-    </w:p>
-    <w:p>
-      <w:r>
-        <w:rPr>
-          <w:sz w:val="26"/>
-        </w:rPr>
-        <w:t>Shakir Mukhamadullin: 2</w:t>
-      </w:r>
-    </w:p>
-    <w:p>
-      <w:r>
-        <w:t>• 2022: []</w:t>
-      </w:r>
-    </w:p>
-    <w:p>
-      <w:r>
-        <w:t>• 2023: []</w:t>
-      </w:r>
-    </w:p>
-    <w:p>
-      <w:r>
-        <w:t>• 2024: [23]</w:t>
-      </w:r>
-    </w:p>
-    <w:p>
-      <w:r>
-        <w:t>• 2025: [7, 5, 1]</w:t>
-      </w:r>
-    </w:p>
-    <w:p>
-      <w:r>
-        <w:rPr>
-          <w:sz w:val="26"/>
-        </w:rPr>
-        <w:t>Tyler Toffoli: 3</w:t>
-      </w:r>
-    </w:p>
-    <w:p>
-      <w:r>
-        <w:t>• 2022: [8, 5, 5]</w:t>
-      </w:r>
-    </w:p>
-    <w:p>
-      <w:r>
-        <w:t>• 2023: [7, 6, 6]</w:t>
-      </w:r>
-    </w:p>
-    <w:p>
-      <w:r>
-        <w:t>• 2024: [7, 7, 4]</w:t>
-      </w:r>
-    </w:p>
-    <w:p>
-      <w:r>
-        <w:t>• 2025: [12, 8, 5]</w:t>
       </w:r>
     </w:p>
     <w:p>
@@ -15817,35 +15845,35 @@
           <w:color w:val="FF0000"/>
           <w:sz w:val="26"/>
         </w:rPr>
-        <w:t>Mario Ferraro: 11</w:t>
-      </w:r>
-    </w:p>
-    <w:p>
-      <w:r>
-        <w:t>• 2022: [24, 12, 8]</w:t>
-      </w:r>
-    </w:p>
-    <w:p>
-      <w:r>
-        <w:t>• 2023: [35, 11]</w:t>
-      </w:r>
-    </w:p>
-    <w:p>
-      <w:r>
-        <w:t>• 2024: [13, 4, 4]</w:t>
-      </w:r>
-    </w:p>
-    <w:p>
-      <w:r>
-        <w:t>• 2025: [36, 5, 2]</w:t>
-      </w:r>
-    </w:p>
-    <w:p>
-      <w:r>
-        <w:rPr>
-          <w:sz w:val="26"/>
-        </w:rPr>
-        <w:t>Vincent Desharnais: 11</w:t>
+        <w:t>John Klingberg: 8</w:t>
+      </w:r>
+    </w:p>
+    <w:p>
+      <w:r>
+        <w:t>• 2022: [7, 7, 7]</w:t>
+      </w:r>
+    </w:p>
+    <w:p>
+      <w:r>
+        <w:t>• 2023: []</w:t>
+      </w:r>
+    </w:p>
+    <w:p>
+      <w:r>
+        <w:t>• 2024: []</w:t>
+      </w:r>
+    </w:p>
+    <w:p>
+      <w:r>
+        <w:t>• 2025: [8, 6, 5]</w:t>
+      </w:r>
+    </w:p>
+    <w:p>
+      <w:r>
+        <w:rPr>
+          <w:sz w:val="26"/>
+        </w:rPr>
+        <w:t>Igor Chernyshov: 8</w:t>
       </w:r>
     </w:p>
     <w:p>
@@ -15865,6 +15893,34 @@
     </w:p>
     <w:p>
       <w:r>
+        <w:t>• 2025: [0, 0]</w:t>
+      </w:r>
+    </w:p>
+    <w:p>
+      <w:r>
+        <w:rPr>
+          <w:sz w:val="26"/>
+        </w:rPr>
+        <w:t>Patrick Giles: 9</w:t>
+      </w:r>
+    </w:p>
+    <w:p>
+      <w:r>
+        <w:t>• 2022: []</w:t>
+      </w:r>
+    </w:p>
+    <w:p>
+      <w:r>
+        <w:t>• 2023: []</w:t>
+      </w:r>
+    </w:p>
+    <w:p>
+      <w:r>
+        <w:t>• 2024: []</w:t>
+      </w:r>
+    </w:p>
+    <w:p>
+      <w:r>
         <w:t>• 2025: []</w:t>
       </w:r>
     </w:p>
@@ -15873,7 +15929,7 @@
         <w:rPr>
           <w:sz w:val="26"/>
         </w:rPr>
-        <w:t>Zack Ostapchuk: 12</w:t>
+        <w:t>Sam Dickinson: 40</w:t>
       </w:r>
     </w:p>
     <w:p>
@@ -15893,7 +15949,63 @@
     </w:p>
     <w:p>
       <w:r>
-        <w:t>• 2025: [3, 2]</w:t>
+        <w:t>• 2025: []</w:t>
+      </w:r>
+    </w:p>
+    <w:p>
+      <w:r>
+        <w:rPr>
+          <w:sz w:val="26"/>
+        </w:rPr>
+        <w:t>Shakir Mukhamadullin: 3</w:t>
+      </w:r>
+    </w:p>
+    <w:p>
+      <w:r>
+        <w:t>• 2022: []</w:t>
+      </w:r>
+    </w:p>
+    <w:p>
+      <w:r>
+        <w:t>• 2023: []</w:t>
+      </w:r>
+    </w:p>
+    <w:p>
+      <w:r>
+        <w:t>• 2024: [23]</w:t>
+      </w:r>
+    </w:p>
+    <w:p>
+      <w:r>
+        <w:t>• 2025: [7, 5, 1]</w:t>
+      </w:r>
+    </w:p>
+    <w:p>
+      <w:r>
+        <w:rPr>
+          <w:sz w:val="26"/>
+        </w:rPr>
+        <w:t>Will Smith: 1</w:t>
+      </w:r>
+    </w:p>
+    <w:p>
+      <w:r>
+        <w:t>• 2022: []</w:t>
+      </w:r>
+    </w:p>
+    <w:p>
+      <w:r>
+        <w:t>• 2023: []</w:t>
+      </w:r>
+    </w:p>
+    <w:p>
+      <w:r>
+        <w:t>• 2024: [10, 10, 8]</w:t>
+      </w:r>
+    </w:p>
+    <w:p>
+      <w:r>
+        <w:t>• 2025: [7, 6, 3]</w:t>
       </w:r>
     </w:p>
     <w:p>
@@ -15903,6 +16015,180 @@
           <w:color w:val="FF0000"/>
           <w:sz w:val="26"/>
         </w:rPr>
+        <w:t>Tyler Toffoli: 4</w:t>
+      </w:r>
+    </w:p>
+    <w:p>
+      <w:r>
+        <w:t>• 2022: [8, 5, 5]</w:t>
+      </w:r>
+    </w:p>
+    <w:p>
+      <w:r>
+        <w:t>• 2023: [7, 6, 6]</w:t>
+      </w:r>
+    </w:p>
+    <w:p>
+      <w:r>
+        <w:t>• 2024: [7, 7, 4]</w:t>
+      </w:r>
+    </w:p>
+    <w:p>
+      <w:r>
+        <w:t>• 2025: [12, 8, 5]</w:t>
+      </w:r>
+    </w:p>
+    <w:p>
+      <w:r>
+        <w:rPr>
+          <w:b/>
+          <w:color w:val="FF0000"/>
+          <w:sz w:val="26"/>
+        </w:rPr>
+        <w:t>Collin Graf: 1</w:t>
+      </w:r>
+    </w:p>
+    <w:p>
+      <w:r>
+        <w:t>• 2022: []</w:t>
+      </w:r>
+    </w:p>
+    <w:p>
+      <w:r>
+        <w:t>• 2023: []</w:t>
+      </w:r>
+    </w:p>
+    <w:p>
+      <w:r>
+        <w:t>• 2024: [10, 3, 0]</w:t>
+      </w:r>
+    </w:p>
+    <w:p>
+      <w:r>
+        <w:t>• 2025: [10, 6, 6]</w:t>
+      </w:r>
+    </w:p>
+    <w:p>
+      <w:r>
+        <w:rPr>
+          <w:b/>
+          <w:color w:val="FF0000"/>
+          <w:sz w:val="26"/>
+        </w:rPr>
+        <w:t>Mario Ferraro: 12</w:t>
+      </w:r>
+    </w:p>
+    <w:p>
+      <w:r>
+        <w:t>• 2022: [24, 12, 8]</w:t>
+      </w:r>
+    </w:p>
+    <w:p>
+      <w:r>
+        <w:t>• 2023: [35, 11]</w:t>
+      </w:r>
+    </w:p>
+    <w:p>
+      <w:r>
+        <w:t>• 2024: [13, 4, 4]</w:t>
+      </w:r>
+    </w:p>
+    <w:p>
+      <w:r>
+        <w:t>• 2025: [36, 5, 2]</w:t>
+      </w:r>
+    </w:p>
+    <w:p>
+      <w:r>
+        <w:rPr>
+          <w:sz w:val="26"/>
+        </w:rPr>
+        <w:t>Adam Gaudette: 1</w:t>
+      </w:r>
+    </w:p>
+    <w:p>
+      <w:r>
+        <w:t>• 2022: []</w:t>
+      </w:r>
+    </w:p>
+    <w:p>
+      <w:r>
+        <w:t>• 2023: []</w:t>
+      </w:r>
+    </w:p>
+    <w:p>
+      <w:r>
+        <w:t>• 2024: [23, 15, 7]</w:t>
+      </w:r>
+    </w:p>
+    <w:p>
+      <w:r>
+        <w:t>• 2025: [7, 5, 4]</w:t>
+      </w:r>
+    </w:p>
+    <w:p>
+      <w:r>
+        <w:rPr>
+          <w:sz w:val="26"/>
+        </w:rPr>
+        <w:t>Vincent Desharnais: 12</w:t>
+      </w:r>
+    </w:p>
+    <w:p>
+      <w:r>
+        <w:t>• 2022: []</w:t>
+      </w:r>
+    </w:p>
+    <w:p>
+      <w:r>
+        <w:t>• 2023: []</w:t>
+      </w:r>
+    </w:p>
+    <w:p>
+      <w:r>
+        <w:t>• 2024: []</w:t>
+      </w:r>
+    </w:p>
+    <w:p>
+      <w:r>
+        <w:t>• 2025: []</w:t>
+      </w:r>
+    </w:p>
+    <w:p>
+      <w:r>
+        <w:rPr>
+          <w:sz w:val="26"/>
+        </w:rPr>
+        <w:t>Zack Ostapchuk: 13</w:t>
+      </w:r>
+    </w:p>
+    <w:p>
+      <w:r>
+        <w:t>• 2022: []</w:t>
+      </w:r>
+    </w:p>
+    <w:p>
+      <w:r>
+        <w:t>• 2023: []</w:t>
+      </w:r>
+    </w:p>
+    <w:p>
+      <w:r>
+        <w:t>• 2024: []</w:t>
+      </w:r>
+    </w:p>
+    <w:p>
+      <w:r>
+        <w:t>• 2025: [3, 2]</w:t>
+      </w:r>
+    </w:p>
+    <w:p>
+      <w:r>
+        <w:rPr>
+          <w:b/>
+          <w:color w:val="FF0000"/>
+          <w:sz w:val="26"/>
+        </w:rPr>
         <w:t>Nick Leddy: 20</w:t>
       </w:r>
     </w:p>
@@ -15952,6 +16238,34 @@
     <w:p>
       <w:r>
         <w:t>• 2025: []</w:t>
+      </w:r>
+    </w:p>
+    <w:p>
+      <w:r>
+        <w:rPr>
+          <w:sz w:val="26"/>
+        </w:rPr>
+        <w:t>Alexander Wennberg: 1</w:t>
+      </w:r>
+    </w:p>
+    <w:p>
+      <w:r>
+        <w:t>• 2022: [12, 10, 9]</w:t>
+      </w:r>
+    </w:p>
+    <w:p>
+      <w:r>
+        <w:t>• 2023: [11, 7, 6]</w:t>
+      </w:r>
+    </w:p>
+    <w:p>
+      <w:r>
+        <w:t>• 2024: [32, 7, 4]</w:t>
+      </w:r>
+    </w:p>
+    <w:p>
+      <w:r>
+        <w:t>• 2025: [11, 10, 9]</w:t>
       </w:r>
     </w:p>
     <w:p>
@@ -15965,11 +16279,39 @@
     <w:p>
       <w:r>
         <w:rPr>
+          <w:sz w:val="26"/>
+        </w:rPr>
+        <w:t>Logan Mailloux: 1</w:t>
+      </w:r>
+    </w:p>
+    <w:p>
+      <w:r>
+        <w:t>• 2022: []</w:t>
+      </w:r>
+    </w:p>
+    <w:p>
+      <w:r>
+        <w:t>• 2023: []</w:t>
+      </w:r>
+    </w:p>
+    <w:p>
+      <w:r>
+        <w:t>• 2024: [4]</w:t>
+      </w:r>
+    </w:p>
+    <w:p>
+      <w:r>
+        <w:t>• 2025: [24, 0]</w:t>
+      </w:r>
+    </w:p>
+    <w:p>
+      <w:r>
+        <w:rPr>
           <w:b/>
           <w:color w:val="FF0000"/>
           <w:sz w:val="26"/>
         </w:rPr>
-        <w:t>Nathan Walker: 13</w:t>
+        <w:t>Nathan Walker: 14</w:t>
       </w:r>
     </w:p>
     <w:p>
@@ -16057,7 +16399,7 @@
           <w:color w:val="FF0000"/>
           <w:sz w:val="26"/>
         </w:rPr>
-        <w:t>Jonatan Berggren: 3</w:t>
+        <w:t>Jonatan Berggren: 4</w:t>
       </w:r>
     </w:p>
     <w:p>
@@ -16145,7 +16487,7 @@
           <w:color w:val="FF0000"/>
           <w:sz w:val="26"/>
         </w:rPr>
-        <w:t>Tyler Tucker: 6</w:t>
+        <w:t>Tyler Tucker: 7</w:t>
       </w:r>
     </w:p>
     <w:p>
@@ -16173,7 +16515,7 @@
         <w:rPr>
           <w:sz w:val="26"/>
         </w:rPr>
-        <w:t>Jack Finley: 14</w:t>
+        <w:t>Jack Finley: 15</w:t>
       </w:r>
     </w:p>
     <w:p>
@@ -16203,7 +16545,7 @@
           <w:color w:val="FF0000"/>
           <w:sz w:val="26"/>
         </w:rPr>
-        <w:t>Jake Neighbours: 5</w:t>
+        <w:t>Jake Neighbours: 6</w:t>
       </w:r>
     </w:p>
     <w:p>
@@ -16233,7 +16575,7 @@
           <w:color w:val="FF0000"/>
           <w:sz w:val="26"/>
         </w:rPr>
-        <w:t>Alexey Toropchenko: 4</w:t>
+        <w:t>Alexey Toropchenko: 5</w:t>
       </w:r>
     </w:p>
     <w:p>
@@ -16261,7 +16603,35 @@
         <w:rPr>
           <w:sz w:val="26"/>
         </w:rPr>
-        <w:t>Pavel Buchnevich: 1</w:t>
+        <w:t>Dylan Holloway: 1</w:t>
+      </w:r>
+    </w:p>
+    <w:p>
+      <w:r>
+        <w:t>• 2022: [18, 2]</w:t>
+      </w:r>
+    </w:p>
+    <w:p>
+      <w:r>
+        <w:t>• 2023: [10, 5, 2]</w:t>
+      </w:r>
+    </w:p>
+    <w:p>
+      <w:r>
+        <w:t>• 2024: [13, 7, 6]</w:t>
+      </w:r>
+    </w:p>
+    <w:p>
+      <w:r>
+        <w:t>• 2025: [6, 4, 4]</w:t>
+      </w:r>
+    </w:p>
+    <w:p>
+      <w:r>
+        <w:rPr>
+          <w:sz w:val="26"/>
+        </w:rPr>
+        <w:t>Pavel Buchnevich: 2</w:t>
       </w:r>
     </w:p>
     <w:p>
@@ -16289,7 +16659,7 @@
         <w:rPr>
           <w:sz w:val="26"/>
         </w:rPr>
-        <w:t>Matthew Kessel: 11</w:t>
+        <w:t>Matthew Kessel: 12</w:t>
       </w:r>
     </w:p>
     <w:p>
@@ -16375,7 +16745,7 @@
           <w:color w:val="FF0000"/>
           <w:sz w:val="26"/>
         </w:rPr>
-        <w:t>Cam Fowler: 37</w:t>
+        <w:t>Cam Fowler: 38</w:t>
       </w:r>
     </w:p>
     <w:p>
@@ -16431,7 +16801,7 @@
         <w:rPr>
           <w:sz w:val="26"/>
         </w:rPr>
-        <w:t>Philip Broberg: 5</w:t>
+        <w:t>Philip Broberg: 6</w:t>
       </w:r>
     </w:p>
     <w:p>
@@ -16459,7 +16829,7 @@
         <w:rPr>
           <w:sz w:val="26"/>
         </w:rPr>
-        <w:t>Pius Suter: 3</w:t>
+        <w:t>Pius Suter: 4</w:t>
       </w:r>
     </w:p>
     <w:p>
@@ -16487,7 +16857,7 @@
         <w:rPr>
           <w:sz w:val="26"/>
         </w:rPr>
-        <w:t>Jimmy Snuggerud: 4</w:t>
+        <w:t>Dalibor Dvorsky: 10</w:t>
       </w:r>
     </w:p>
     <w:p>
@@ -16507,91 +16877,7 @@
     </w:p>
     <w:p>
       <w:r>
-        <w:t>• 2025: [9, 6, 6]</w:t>
-      </w:r>
-    </w:p>
-    <w:p>
-      <w:r>
-        <w:rPr>
-          <w:sz w:val="26"/>
-        </w:rPr>
-        <w:t>Dalibor Dvorsky: 9</w:t>
-      </w:r>
-    </w:p>
-    <w:p>
-      <w:r>
-        <w:t>• 2022: []</w:t>
-      </w:r>
-    </w:p>
-    <w:p>
-      <w:r>
-        <w:t>• 2023: []</w:t>
-      </w:r>
-    </w:p>
-    <w:p>
-      <w:r>
-        <w:t>• 2024: []</w:t>
-      </w:r>
-    </w:p>
-    <w:p>
-      <w:r>
         <w:t>• 2025: [13, 6, 5]</w:t>
-      </w:r>
-    </w:p>
-    <w:p>
-      <w:r>
-        <w:rPr>
-          <w:sz w:val="26"/>
-        </w:rPr>
-        <w:t>Jordan Kyrou: 3</w:t>
-      </w:r>
-    </w:p>
-    <w:p>
-      <w:r>
-        <w:t>• 2022: [6, 4, 4]</w:t>
-      </w:r>
-    </w:p>
-    <w:p>
-      <w:r>
-        <w:t>• 2023: [10, 7, 7]</w:t>
-      </w:r>
-    </w:p>
-    <w:p>
-      <w:r>
-        <w:t>• 2024: [10, 7, 6]</w:t>
-      </w:r>
-    </w:p>
-    <w:p>
-      <w:r>
-        <w:t>• 2025: [13, 6, 4]</w:t>
-      </w:r>
-    </w:p>
-    <w:p>
-      <w:r>
-        <w:rPr>
-          <w:sz w:val="26"/>
-        </w:rPr>
-        <w:t>Matt Luff: 2</w:t>
-      </w:r>
-    </w:p>
-    <w:p>
-      <w:r>
-        <w:t>• 2022: [8]</w:t>
-      </w:r>
-    </w:p>
-    <w:p>
-      <w:r>
-        <w:t>• 2023: []</w:t>
-      </w:r>
-    </w:p>
-    <w:p>
-      <w:r>
-        <w:t>• 2024: []</w:t>
-      </w:r>
-    </w:p>
-    <w:p>
-      <w:r>
-        <w:t>• 2025: []</w:t>
       </w:r>
     </w:p>
     <w:p>
@@ -16601,27 +16887,55 @@
           <w:color w:val="FF0000"/>
           <w:sz w:val="26"/>
         </w:rPr>
-        <w:t>Brayden Schenn: 8</w:t>
-      </w:r>
-    </w:p>
-    <w:p>
-      <w:r>
-        <w:t>• 2022: [9, 8, 6]</w:t>
-      </w:r>
-    </w:p>
-    <w:p>
-      <w:r>
-        <w:t>• 2023: [18, 16, 5]</w:t>
-      </w:r>
-    </w:p>
-    <w:p>
-      <w:r>
-        <w:t>• 2024: [13, 9, 9]</w:t>
-      </w:r>
-    </w:p>
-    <w:p>
-      <w:r>
-        <w:t>• 2025: [11, 9, 8]</w:t>
+        <w:t>Jordan Kyrou: 4</w:t>
+      </w:r>
+    </w:p>
+    <w:p>
+      <w:r>
+        <w:t>• 2022: [6, 4, 4]</w:t>
+      </w:r>
+    </w:p>
+    <w:p>
+      <w:r>
+        <w:t>• 2023: [10, 7, 7]</w:t>
+      </w:r>
+    </w:p>
+    <w:p>
+      <w:r>
+        <w:t>• 2024: [10, 7, 6]</w:t>
+      </w:r>
+    </w:p>
+    <w:p>
+      <w:r>
+        <w:t>• 2025: [13, 6, 4]</w:t>
+      </w:r>
+    </w:p>
+    <w:p>
+      <w:r>
+        <w:rPr>
+          <w:sz w:val="26"/>
+        </w:rPr>
+        <w:t>Matt Luff: 2</w:t>
+      </w:r>
+    </w:p>
+    <w:p>
+      <w:r>
+        <w:t>• 2022: [8]</w:t>
+      </w:r>
+    </w:p>
+    <w:p>
+      <w:r>
+        <w:t>• 2023: []</w:t>
+      </w:r>
+    </w:p>
+    <w:p>
+      <w:r>
+        <w:t>• 2024: []</w:t>
+      </w:r>
+    </w:p>
+    <w:p>
+      <w:r>
+        <w:t>• 2025: []</w:t>
       </w:r>
     </w:p>
     <w:p>
@@ -16631,7 +16945,37 @@
           <w:color w:val="FF0000"/>
           <w:sz w:val="26"/>
         </w:rPr>
-        <w:t>Oskar Sundqvist: 5</w:t>
+        <w:t>Brayden Schenn: 8</w:t>
+      </w:r>
+    </w:p>
+    <w:p>
+      <w:r>
+        <w:t>• 2022: [9, 8, 6]</w:t>
+      </w:r>
+    </w:p>
+    <w:p>
+      <w:r>
+        <w:t>• 2023: [18, 16, 5]</w:t>
+      </w:r>
+    </w:p>
+    <w:p>
+      <w:r>
+        <w:t>• 2024: [13, 9, 9]</w:t>
+      </w:r>
+    </w:p>
+    <w:p>
+      <w:r>
+        <w:t>• 2025: [11, 9, 8]</w:t>
+      </w:r>
+    </w:p>
+    <w:p>
+      <w:r>
+        <w:rPr>
+          <w:b/>
+          <w:color w:val="FF0000"/>
+          <w:sz w:val="26"/>
+        </w:rPr>
+        <w:t>Oskar Sundqvist: 6</w:t>
       </w:r>
     </w:p>
     <w:p>
@@ -17721,36 +18065,6 @@
     <w:p>
       <w:r>
         <w:rPr>
-          <w:b/>
-          <w:color w:val="FF0000"/>
-          <w:sz w:val="26"/>
-        </w:rPr>
-        <w:t>Nicolas Roy: 7</w:t>
-      </w:r>
-    </w:p>
-    <w:p>
-      <w:r>
-        <w:t>• 2022: [17, 5, 5]</w:t>
-      </w:r>
-    </w:p>
-    <w:p>
-      <w:r>
-        <w:t>• 2023: [16, 12, 7]</w:t>
-      </w:r>
-    </w:p>
-    <w:p>
-      <w:r>
-        <w:t>• 2024: [15, 11, 7]</w:t>
-      </w:r>
-    </w:p>
-    <w:p>
-      <w:r>
-        <w:t>• 2025: [19, 15, 8]</w:t>
-      </w:r>
-    </w:p>
-    <w:p>
-      <w:r>
-        <w:rPr>
           <w:sz w:val="26"/>
         </w:rPr>
         <w:t>Chris Tanev: 11</w:t>
@@ -18763,7 +19077,7 @@
           <w:color w:val="FF0000"/>
           <w:sz w:val="26"/>
         </w:rPr>
-        <w:t>Linus Karlsson: 10</w:t>
+        <w:t>Linus Karlsson: 11</w:t>
       </w:r>
     </w:p>
     <w:p>
@@ -18847,11 +19161,123 @@
     <w:p>
       <w:r>
         <w:rPr>
+          <w:sz w:val="26"/>
+        </w:rPr>
+        <w:t>Filip Hronek: 1</w:t>
+      </w:r>
+    </w:p>
+    <w:p>
+      <w:r>
+        <w:t>• 2022: [20, 9, 5]</w:t>
+      </w:r>
+    </w:p>
+    <w:p>
+      <w:r>
+        <w:t>• 2023: [18, 10, 7]</w:t>
+      </w:r>
+    </w:p>
+    <w:p>
+      <w:r>
+        <w:t>• 2024: [12, 11, 8]</w:t>
+      </w:r>
+    </w:p>
+    <w:p>
+      <w:r>
+        <w:t>• 2025: [17, 8, 7]</w:t>
+      </w:r>
+    </w:p>
+    <w:p>
+      <w:r>
+        <w:rPr>
+          <w:sz w:val="26"/>
+        </w:rPr>
+        <w:t>Elias Pettersson: 5</w:t>
+      </w:r>
+    </w:p>
+    <w:p>
+      <w:r>
+        <w:t>• 2022: []</w:t>
+      </w:r>
+    </w:p>
+    <w:p>
+      <w:r>
+        <w:t>• 2023: []</w:t>
+      </w:r>
+    </w:p>
+    <w:p>
+      <w:r>
+        <w:t>• 2024: []</w:t>
+      </w:r>
+    </w:p>
+    <w:p>
+      <w:r>
+        <w:t>• 2025: [20]</w:t>
+      </w:r>
+    </w:p>
+    <w:p>
+      <w:r>
+        <w:rPr>
+          <w:sz w:val="26"/>
+        </w:rPr>
+        <w:t>Nils Hoglander: 1</w:t>
+      </w:r>
+    </w:p>
+    <w:p>
+      <w:r>
+        <w:t>• 2022: [7, 3]</w:t>
+      </w:r>
+    </w:p>
+    <w:p>
+      <w:r>
+        <w:t>• 2023: [6, 6, 5]</w:t>
+      </w:r>
+    </w:p>
+    <w:p>
+      <w:r>
+        <w:t>• 2024: [34, 9, 7]</w:t>
+      </w:r>
+    </w:p>
+    <w:p>
+      <w:r>
+        <w:t>• 2025: []</w:t>
+      </w:r>
+    </w:p>
+    <w:p>
+      <w:r>
+        <w:rPr>
+          <w:sz w:val="26"/>
+        </w:rPr>
+        <w:t>Jonathan Lekkerimki: 2</w:t>
+      </w:r>
+    </w:p>
+    <w:p>
+      <w:r>
+        <w:t>• 2022: []</w:t>
+      </w:r>
+    </w:p>
+    <w:p>
+      <w:r>
+        <w:t>• 2023: []</w:t>
+      </w:r>
+    </w:p>
+    <w:p>
+      <w:r>
+        <w:t>• 2024: [12, 3]</w:t>
+      </w:r>
+    </w:p>
+    <w:p>
+      <w:r>
+        <w:t>• 2025: [9]</w:t>
+      </w:r>
+    </w:p>
+    <w:p>
+      <w:r>
+        <w:rPr>
           <w:b/>
           <w:color w:val="FF0000"/>
           <w:sz w:val="26"/>
         </w:rPr>
-        <w:t>Max Sasson: 5</w:t>
+        <w:t>Marcus Pettersson: 42</w:t>
       </w:r>
     </w:p>
     <w:p>
@@ -18861,35 +19287,35 @@
     </w:p>
     <w:p>
       <w:r>
-        <w:t>• 2023: []</w:t>
-      </w:r>
-    </w:p>
-    <w:p>
-      <w:r>
-        <w:t>• 2024: [9, 4]</w:t>
-      </w:r>
-    </w:p>
-    <w:p>
-      <w:r>
-        <w:t>• 2025: [10, 8, 6]</w:t>
-      </w:r>
-    </w:p>
-    <w:p>
-      <w:r>
-        <w:rPr>
-          <w:sz w:val="26"/>
-        </w:rPr>
-        <w:t>Elias Pettersson: 4</w:t>
-      </w:r>
-    </w:p>
-    <w:p>
-      <w:r>
-        <w:t>• 2022: []</w:t>
-      </w:r>
-    </w:p>
-    <w:p>
-      <w:r>
-        <w:t>• 2023: []</w:t>
+        <w:t>• 2023: [14, 6, 5]</w:t>
+      </w:r>
+    </w:p>
+    <w:p>
+      <w:r>
+        <w:t>• 2024: [28, 24, 19]</w:t>
+      </w:r>
+    </w:p>
+    <w:p>
+      <w:r>
+        <w:t>• 2025: []</w:t>
+      </w:r>
+    </w:p>
+    <w:p>
+      <w:r>
+        <w:rPr>
+          <w:sz w:val="26"/>
+        </w:rPr>
+        <w:t>P.O Joseph: 3</w:t>
+      </w:r>
+    </w:p>
+    <w:p>
+      <w:r>
+        <w:t>• 2022: [17, 16, 4]</w:t>
+      </w:r>
+    </w:p>
+    <w:p>
+      <w:r>
+        <w:t>• 2023: [5]</w:t>
       </w:r>
     </w:p>
     <w:p>
@@ -18899,35 +19325,7 @@
     </w:p>
     <w:p>
       <w:r>
-        <w:t>• 2025: [20]</w:t>
-      </w:r>
-    </w:p>
-    <w:p>
-      <w:r>
-        <w:rPr>
-          <w:sz w:val="26"/>
-        </w:rPr>
-        <w:t>Jonathan Lekkerimki: 2</w:t>
-      </w:r>
-    </w:p>
-    <w:p>
-      <w:r>
-        <w:t>• 2022: []</w:t>
-      </w:r>
-    </w:p>
-    <w:p>
-      <w:r>
-        <w:t>• 2023: []</w:t>
-      </w:r>
-    </w:p>
-    <w:p>
-      <w:r>
-        <w:t>• 2024: [12, 3]</w:t>
-      </w:r>
-    </w:p>
-    <w:p>
-      <w:r>
-        <w:t>• 2025: [9]</w:t>
+        <w:t>• 2025: []</w:t>
       </w:r>
     </w:p>
     <w:p>
@@ -18937,55 +19335,27 @@
           <w:color w:val="FF0000"/>
           <w:sz w:val="26"/>
         </w:rPr>
-        <w:t>Marcus Pettersson: 41</w:t>
-      </w:r>
-    </w:p>
-    <w:p>
-      <w:r>
-        <w:t>• 2022: []</w:t>
-      </w:r>
-    </w:p>
-    <w:p>
-      <w:r>
-        <w:t>• 2023: [14, 6, 5]</w:t>
-      </w:r>
-    </w:p>
-    <w:p>
-      <w:r>
-        <w:t>• 2024: [28, 24, 19]</w:t>
-      </w:r>
-    </w:p>
-    <w:p>
-      <w:r>
-        <w:t>• 2025: []</w:t>
-      </w:r>
-    </w:p>
-    <w:p>
-      <w:r>
-        <w:rPr>
-          <w:sz w:val="26"/>
-        </w:rPr>
-        <w:t>P.O Joseph: 3</w:t>
-      </w:r>
-    </w:p>
-    <w:p>
-      <w:r>
-        <w:t>• 2022: [17, 16, 4]</w:t>
-      </w:r>
-    </w:p>
-    <w:p>
-      <w:r>
-        <w:t>• 2023: [5]</w:t>
-      </w:r>
-    </w:p>
-    <w:p>
-      <w:r>
-        <w:t>• 2024: []</w:t>
-      </w:r>
-    </w:p>
-    <w:p>
-      <w:r>
-        <w:t>• 2025: []</w:t>
+        <w:t>Aatu Raty: 20</w:t>
+      </w:r>
+    </w:p>
+    <w:p>
+      <w:r>
+        <w:t>• 2022: [3]</w:t>
+      </w:r>
+    </w:p>
+    <w:p>
+      <w:r>
+        <w:t>• 2023: []</w:t>
+      </w:r>
+    </w:p>
+    <w:p>
+      <w:r>
+        <w:t>• 2024: [8, 3, 3]</w:t>
+      </w:r>
+    </w:p>
+    <w:p>
+      <w:r>
+        <w:t>• 2025: [12]</w:t>
       </w:r>
     </w:p>
     <w:p>
@@ -18995,12 +19365,40 @@
           <w:color w:val="FF0000"/>
           <w:sz w:val="26"/>
         </w:rPr>
-        <w:t>Aatu Raty: 19</w:t>
-      </w:r>
-    </w:p>
-    <w:p>
-      <w:r>
-        <w:t>• 2022: [3]</w:t>
+        <w:t>Tyler Myers: 51</w:t>
+      </w:r>
+    </w:p>
+    <w:p>
+      <w:r>
+        <w:t>• 2022: []</w:t>
+      </w:r>
+    </w:p>
+    <w:p>
+      <w:r>
+        <w:t>• 2023: [32, 19, 14]</w:t>
+      </w:r>
+    </w:p>
+    <w:p>
+      <w:r>
+        <w:t>• 2024: [21, 9, 8]</w:t>
+      </w:r>
+    </w:p>
+    <w:p>
+      <w:r>
+        <w:t>• 2025: []</w:t>
+      </w:r>
+    </w:p>
+    <w:p>
+      <w:r>
+        <w:rPr>
+          <w:sz w:val="26"/>
+        </w:rPr>
+        <w:t>Braeden Cootes: 3</w:t>
+      </w:r>
+    </w:p>
+    <w:p>
+      <w:r>
+        <w:t>• 2022: []</w:t>
       </w:r>
     </w:p>
     <w:p>
@@ -19010,12 +19408,40 @@
     </w:p>
     <w:p>
       <w:r>
-        <w:t>• 2024: [8, 3, 3]</w:t>
-      </w:r>
-    </w:p>
-    <w:p>
-      <w:r>
-        <w:t>• 2025: [12]</w:t>
+        <w:t>• 2024: []</w:t>
+      </w:r>
+    </w:p>
+    <w:p>
+      <w:r>
+        <w:t>• 2025: []</w:t>
+      </w:r>
+    </w:p>
+    <w:p>
+      <w:r>
+        <w:rPr>
+          <w:sz w:val="26"/>
+        </w:rPr>
+        <w:t>Liam Ohgren: 3</w:t>
+      </w:r>
+    </w:p>
+    <w:p>
+      <w:r>
+        <w:t>• 2022: []</w:t>
+      </w:r>
+    </w:p>
+    <w:p>
+      <w:r>
+        <w:t>• 2023: []</w:t>
+      </w:r>
+    </w:p>
+    <w:p>
+      <w:r>
+        <w:t>• 2024: [8]</w:t>
+      </w:r>
+    </w:p>
+    <w:p>
+      <w:r>
+        <w:t>• 2025: [13, 6, 2]</w:t>
       </w:r>
     </w:p>
     <w:p>
@@ -19025,7 +19451,35 @@
           <w:color w:val="FF0000"/>
           <w:sz w:val="26"/>
         </w:rPr>
-        <w:t>Tyler Myers: 51</w:t>
+        <w:t>Lukas Reichel: 17</w:t>
+      </w:r>
+    </w:p>
+    <w:p>
+      <w:r>
+        <w:t>• 2022: [4, 3, 3]</w:t>
+      </w:r>
+    </w:p>
+    <w:p>
+      <w:r>
+        <w:t>• 2023: [26, 8, 7]</w:t>
+      </w:r>
+    </w:p>
+    <w:p>
+      <w:r>
+        <w:t>• 2024: [17, 10, 10]</w:t>
+      </w:r>
+    </w:p>
+    <w:p>
+      <w:r>
+        <w:t>• 2025: []</w:t>
+      </w:r>
+    </w:p>
+    <w:p>
+      <w:r>
+        <w:rPr>
+          <w:sz w:val="26"/>
+        </w:rPr>
+        <w:t>Zeev Buium: 6</w:t>
       </w:r>
     </w:p>
     <w:p>
@@ -19035,34 +19489,6 @@
     </w:p>
     <w:p>
       <w:r>
-        <w:t>• 2023: [32, 19, 14]</w:t>
-      </w:r>
-    </w:p>
-    <w:p>
-      <w:r>
-        <w:t>• 2024: [21, 9, 8]</w:t>
-      </w:r>
-    </w:p>
-    <w:p>
-      <w:r>
-        <w:t>• 2025: []</w:t>
-      </w:r>
-    </w:p>
-    <w:p>
-      <w:r>
-        <w:rPr>
-          <w:sz w:val="26"/>
-        </w:rPr>
-        <w:t>Braeden Cootes: 3</w:t>
-      </w:r>
-    </w:p>
-    <w:p>
-      <w:r>
-        <w:t>• 2022: []</w:t>
-      </w:r>
-    </w:p>
-    <w:p>
-      <w:r>
         <w:t>• 2023: []</w:t>
       </w:r>
     </w:p>
@@ -19073,35 +19499,35 @@
     </w:p>
     <w:p>
       <w:r>
-        <w:t>• 2025: []</w:t>
-      </w:r>
-    </w:p>
-    <w:p>
-      <w:r>
-        <w:rPr>
-          <w:sz w:val="26"/>
-        </w:rPr>
-        <w:t>Liam Ohgren: 2</w:t>
-      </w:r>
-    </w:p>
-    <w:p>
-      <w:r>
-        <w:t>• 2022: []</w:t>
-      </w:r>
-    </w:p>
-    <w:p>
-      <w:r>
-        <w:t>• 2023: []</w:t>
-      </w:r>
-    </w:p>
-    <w:p>
-      <w:r>
-        <w:t>• 2024: [8]</w:t>
-      </w:r>
-    </w:p>
-    <w:p>
-      <w:r>
-        <w:t>• 2025: [13, 6, 2]</w:t>
+        <w:t>• 2025: [17, 17, 7]</w:t>
+      </w:r>
+    </w:p>
+    <w:p>
+      <w:r>
+        <w:rPr>
+          <w:sz w:val="26"/>
+        </w:rPr>
+        <w:t>Evander Kane: 1</w:t>
+      </w:r>
+    </w:p>
+    <w:p>
+      <w:r>
+        <w:t>• 2022: [7, 5, 4]</w:t>
+      </w:r>
+    </w:p>
+    <w:p>
+      <w:r>
+        <w:t>• 2023: [21, 8, 5]</w:t>
+      </w:r>
+    </w:p>
+    <w:p>
+      <w:r>
+        <w:t>• 2024: []</w:t>
+      </w:r>
+    </w:p>
+    <w:p>
+      <w:r>
+        <w:t>• 2025: [11, 8, 7]</w:t>
       </w:r>
     </w:p>
     <w:p>
@@ -19111,55 +19537,27 @@
           <w:color w:val="FF0000"/>
           <w:sz w:val="26"/>
         </w:rPr>
-        <w:t>Lukas Reichel: 17</w:t>
-      </w:r>
-    </w:p>
-    <w:p>
-      <w:r>
-        <w:t>• 2022: [4, 3, 3]</w:t>
-      </w:r>
-    </w:p>
-    <w:p>
-      <w:r>
-        <w:t>• 2023: [26, 8, 7]</w:t>
-      </w:r>
-    </w:p>
-    <w:p>
-      <w:r>
-        <w:t>• 2024: [17, 10, 10]</w:t>
-      </w:r>
-    </w:p>
-    <w:p>
-      <w:r>
-        <w:t>• 2025: []</w:t>
-      </w:r>
-    </w:p>
-    <w:p>
-      <w:r>
-        <w:rPr>
-          <w:sz w:val="26"/>
-        </w:rPr>
-        <w:t>Zeev Buium: 5</w:t>
-      </w:r>
-    </w:p>
-    <w:p>
-      <w:r>
-        <w:t>• 2022: []</w:t>
-      </w:r>
-    </w:p>
-    <w:p>
-      <w:r>
-        <w:t>• 2023: []</w:t>
-      </w:r>
-    </w:p>
-    <w:p>
-      <w:r>
-        <w:t>• 2024: []</w:t>
-      </w:r>
-    </w:p>
-    <w:p>
-      <w:r>
-        <w:t>• 2025: [17, 17, 7]</w:t>
+        <w:t>David Kampf: 20</w:t>
+      </w:r>
+    </w:p>
+    <w:p>
+      <w:r>
+        <w:t>• 2022: [27, 19, 2]</w:t>
+      </w:r>
+    </w:p>
+    <w:p>
+      <w:r>
+        <w:t>• 2023: [25, 9, 7]</w:t>
+      </w:r>
+    </w:p>
+    <w:p>
+      <w:r>
+        <w:t>• 2024: [11, 8, 8]</w:t>
+      </w:r>
+    </w:p>
+    <w:p>
+      <w:r>
+        <w:t>• 2025: [3]</w:t>
       </w:r>
     </w:p>
     <w:p>
@@ -19169,27 +19567,139 @@
           <w:color w:val="FF0000"/>
           <w:sz w:val="26"/>
         </w:rPr>
-        <w:t>David Kampf: 20</w:t>
-      </w:r>
-    </w:p>
-    <w:p>
-      <w:r>
-        <w:t>• 2022: [27, 19, 2]</w:t>
-      </w:r>
-    </w:p>
-    <w:p>
-      <w:r>
-        <w:t>• 2023: [25, 9, 7]</w:t>
-      </w:r>
-    </w:p>
-    <w:p>
-      <w:r>
-        <w:t>• 2024: [11, 8, 8]</w:t>
-      </w:r>
-    </w:p>
-    <w:p>
-      <w:r>
-        <w:t>• 2025: [3]</w:t>
+        <w:t>Derek Forbort: 10</w:t>
+      </w:r>
+    </w:p>
+    <w:p>
+      <w:r>
+        <w:t>• 2022: [15, 14, 6]</w:t>
+      </w:r>
+    </w:p>
+    <w:p>
+      <w:r>
+        <w:t>• 2023: []</w:t>
+      </w:r>
+    </w:p>
+    <w:p>
+      <w:r>
+        <w:t>• 2024: [8]</w:t>
+      </w:r>
+    </w:p>
+    <w:p>
+      <w:r>
+        <w:t>• 2025: []</w:t>
+      </w:r>
+    </w:p>
+    <w:p>
+      <w:r>
+        <w:rPr>
+          <w:sz w:val="26"/>
+        </w:rPr>
+        <w:t>Arshdeep Bains: 5</w:t>
+      </w:r>
+    </w:p>
+    <w:p>
+      <w:r>
+        <w:t>• 2022: []</w:t>
+      </w:r>
+    </w:p>
+    <w:p>
+      <w:r>
+        <w:t>• 2023: []</w:t>
+      </w:r>
+    </w:p>
+    <w:p>
+      <w:r>
+        <w:t>• 2024: []</w:t>
+      </w:r>
+    </w:p>
+    <w:p>
+      <w:r>
+        <w:t>• 2025: []</w:t>
+      </w:r>
+    </w:p>
+    <w:p>
+      <w:r>
+        <w:rPr>
+          <w:sz w:val="26"/>
+        </w:rPr>
+        <w:t>Victor Mancini: 16</w:t>
+      </w:r>
+    </w:p>
+    <w:p>
+      <w:r>
+        <w:t>• 2022: []</w:t>
+      </w:r>
+    </w:p>
+    <w:p>
+      <w:r>
+        <w:t>• 2023: []</w:t>
+      </w:r>
+    </w:p>
+    <w:p>
+      <w:r>
+        <w:t>• 2024: [22]</w:t>
+      </w:r>
+    </w:p>
+    <w:p>
+      <w:r>
+        <w:t>• 2025: []</w:t>
+      </w:r>
+    </w:p>
+    <w:p>
+      <w:r>
+        <w:rPr>
+          <w:sz w:val="26"/>
+        </w:rPr>
+        <w:t>Marco Rossi: 1</w:t>
+      </w:r>
+    </w:p>
+    <w:p>
+      <w:r>
+        <w:t>• 2022: []</w:t>
+      </w:r>
+    </w:p>
+    <w:p>
+      <w:r>
+        <w:t>• 2023: [11, 7, 6]</w:t>
+      </w:r>
+    </w:p>
+    <w:p>
+      <w:r>
+        <w:t>• 2024: [11, 7, 6]</w:t>
+      </w:r>
+    </w:p>
+    <w:p>
+      <w:r>
+        <w:t>• 2025: [7, 7, 5]</w:t>
+      </w:r>
+    </w:p>
+    <w:p>
+      <w:r>
+        <w:rPr>
+          <w:sz w:val="26"/>
+        </w:rPr>
+        <w:t>Mackenzie MacEachern: 3</w:t>
+      </w:r>
+    </w:p>
+    <w:p>
+      <w:r>
+        <w:t>• 2022: []</w:t>
+      </w:r>
+    </w:p>
+    <w:p>
+      <w:r>
+        <w:t>• 2023: []</w:t>
+      </w:r>
+    </w:p>
+    <w:p>
+      <w:r>
+        <w:t>• 2024: []</w:t>
+      </w:r>
+    </w:p>
+    <w:p>
+      <w:r>
+        <w:t>• 2025: []</w:t>
       </w:r>
     </w:p>
     <w:p>
@@ -19199,78 +19709,22 @@
           <w:color w:val="FF0000"/>
           <w:sz w:val="26"/>
         </w:rPr>
-        <w:t>Derek Forbort: 10</w:t>
-      </w:r>
-    </w:p>
-    <w:p>
-      <w:r>
-        <w:t>• 2022: [15, 14, 6]</w:t>
-      </w:r>
-    </w:p>
-    <w:p>
-      <w:r>
-        <w:t>• 2023: []</w:t>
-      </w:r>
-    </w:p>
-    <w:p>
-      <w:r>
-        <w:t>• 2024: [8]</w:t>
-      </w:r>
-    </w:p>
-    <w:p>
-      <w:r>
-        <w:t>• 2025: []</w:t>
-      </w:r>
-    </w:p>
-    <w:p>
-      <w:r>
-        <w:rPr>
-          <w:sz w:val="26"/>
-        </w:rPr>
-        <w:t>Arshdeep Bains: 5</w:t>
-      </w:r>
-    </w:p>
-    <w:p>
-      <w:r>
-        <w:t>• 2022: []</w:t>
-      </w:r>
-    </w:p>
-    <w:p>
-      <w:r>
-        <w:t>• 2023: []</w:t>
+        <w:t>Nils Aman: 11</w:t>
+      </w:r>
+    </w:p>
+    <w:p>
+      <w:r>
+        <w:t>• 2022: [32, 9, 2]</w:t>
+      </w:r>
+    </w:p>
+    <w:p>
+      <w:r>
+        <w:t>• 2023: [23, 1]</w:t>
       </w:r>
     </w:p>
     <w:p>
       <w:r>
         <w:t>• 2024: []</w:t>
-      </w:r>
-    </w:p>
-    <w:p>
-      <w:r>
-        <w:t>• 2025: []</w:t>
-      </w:r>
-    </w:p>
-    <w:p>
-      <w:r>
-        <w:rPr>
-          <w:sz w:val="26"/>
-        </w:rPr>
-        <w:t>Victor Mancini: 15</w:t>
-      </w:r>
-    </w:p>
-    <w:p>
-      <w:r>
-        <w:t>• 2022: []</w:t>
-      </w:r>
-    </w:p>
-    <w:p>
-      <w:r>
-        <w:t>• 2023: []</w:t>
-      </w:r>
-    </w:p>
-    <w:p>
-      <w:r>
-        <w:t>• 2024: [22]</w:t>
       </w:r>
     </w:p>
     <w:p>
@@ -19285,100 +19739,12 @@
           <w:color w:val="FF0000"/>
           <w:sz w:val="26"/>
         </w:rPr>
-        <w:t>Teddy Blueger: 5</w:t>
-      </w:r>
-    </w:p>
-    <w:p>
-      <w:r>
-        <w:t>• 2022: [32, 7, 2]</w:t>
-      </w:r>
-    </w:p>
-    <w:p>
-      <w:r>
-        <w:t>• 2023: [40, 5, 3]</w:t>
-      </w:r>
-    </w:p>
-    <w:p>
-      <w:r>
-        <w:t>• 2024: [28, 12, 11]</w:t>
-      </w:r>
-    </w:p>
-    <w:p>
-      <w:r>
-        <w:t>• 2025: [1, 1, 1]</w:t>
-      </w:r>
-    </w:p>
-    <w:p>
-      <w:r>
-        <w:rPr>
-          <w:b/>
-          <w:color w:val="FF0000"/>
-          <w:sz w:val="26"/>
-        </w:rPr>
-        <w:t>Jake DeBrusk: 9</w:t>
-      </w:r>
-    </w:p>
-    <w:p>
-      <w:r>
-        <w:t>• 2022: [7, 5, 5]</w:t>
-      </w:r>
-    </w:p>
-    <w:p>
-      <w:r>
-        <w:t>• 2023: [11, 9, 8]</w:t>
-      </w:r>
-    </w:p>
-    <w:p>
-      <w:r>
-        <w:t>• 2024: [11, 7, 6]</w:t>
-      </w:r>
-    </w:p>
-    <w:p>
-      <w:r>
-        <w:t>• 2025: [10, 8, 6]</w:t>
-      </w:r>
-    </w:p>
-    <w:p>
-      <w:r>
-        <w:rPr>
-          <w:b/>
-          <w:color w:val="FF0000"/>
-          <w:sz w:val="26"/>
-        </w:rPr>
-        <w:t>Drew O'Connor: 3</w:t>
-      </w:r>
-    </w:p>
-    <w:p>
-      <w:r>
-        <w:t>• 2022: [8, 5, 3]</w:t>
-      </w:r>
-    </w:p>
-    <w:p>
-      <w:r>
-        <w:t>• 2023: [10, 9, 8]</w:t>
-      </w:r>
-    </w:p>
-    <w:p>
-      <w:r>
-        <w:t>• 2024: [32, 13, 11]</w:t>
-      </w:r>
-    </w:p>
-    <w:p>
-      <w:r>
-        <w:t>• 2025: [11, 9, 3]</w:t>
-      </w:r>
-    </w:p>
-    <w:p>
-      <w:r>
-        <w:rPr>
-          <w:sz w:val="26"/>
-        </w:rPr>
-        <w:t>Mackenzie MacEachern: 3</w:t>
-      </w:r>
-    </w:p>
-    <w:p>
-      <w:r>
-        <w:t>• 2022: []</w:t>
+        <w:t>Filip Chytil: 8</w:t>
+      </w:r>
+    </w:p>
+    <w:p>
+      <w:r>
+        <w:t>• 2022: [18, 9, 5]</w:t>
       </w:r>
     </w:p>
     <w:p>
@@ -19388,66 +19754,6 @@
     </w:p>
     <w:p>
       <w:r>
-        <w:t>• 2024: []</w:t>
-      </w:r>
-    </w:p>
-    <w:p>
-      <w:r>
-        <w:t>• 2025: []</w:t>
-      </w:r>
-    </w:p>
-    <w:p>
-      <w:r>
-        <w:rPr>
-          <w:b/>
-          <w:color w:val="FF0000"/>
-          <w:sz w:val="26"/>
-        </w:rPr>
-        <w:t>Nils Aman: 11</w:t>
-      </w:r>
-    </w:p>
-    <w:p>
-      <w:r>
-        <w:t>• 2022: [32, 9, 2]</w:t>
-      </w:r>
-    </w:p>
-    <w:p>
-      <w:r>
-        <w:t>• 2023: [23, 1]</w:t>
-      </w:r>
-    </w:p>
-    <w:p>
-      <w:r>
-        <w:t>• 2024: []</w:t>
-      </w:r>
-    </w:p>
-    <w:p>
-      <w:r>
-        <w:t>• 2025: []</w:t>
-      </w:r>
-    </w:p>
-    <w:p>
-      <w:r>
-        <w:rPr>
-          <w:b/>
-          <w:color w:val="FF0000"/>
-          <w:sz w:val="26"/>
-        </w:rPr>
-        <w:t>Filip Chytil: 8</w:t>
-      </w:r>
-    </w:p>
-    <w:p>
-      <w:r>
-        <w:t>• 2022: [18, 9, 5]</w:t>
-      </w:r>
-    </w:p>
-    <w:p>
-      <w:r>
-        <w:t>• 2023: []</w:t>
-      </w:r>
-    </w:p>
-    <w:p>
-      <w:r>
         <w:t>• 2024: [9, 7, 6]</w:t>
       </w:r>
     </w:p>
@@ -19461,7 +19767,7 @@
         <w:rPr>
           <w:sz w:val="26"/>
         </w:rPr>
-        <w:t>Tom Willander: 6</w:t>
+        <w:t>Tom Willander: 7</w:t>
       </w:r>
     </w:p>
     <w:p>
@@ -19555,7 +19861,7 @@
           <w:color w:val="FF0000"/>
           <w:sz w:val="26"/>
         </w:rPr>
-        <w:t>Noah Hanifin: 32</w:t>
+        <w:t>Noah Hanifin: 33</w:t>
       </w:r>
     </w:p>
     <w:p>
@@ -19604,6 +19910,62 @@
     <w:p>
       <w:r>
         <w:t>• 2025: [8, 6, 4]</w:t>
+      </w:r>
+    </w:p>
+    <w:p>
+      <w:r>
+        <w:rPr>
+          <w:sz w:val="26"/>
+        </w:rPr>
+        <w:t>Ivan Barbashev: 1</w:t>
+      </w:r>
+    </w:p>
+    <w:p>
+      <w:r>
+        <w:t>• 2022: [11, 10, 9]</w:t>
+      </w:r>
+    </w:p>
+    <w:p>
+      <w:r>
+        <w:t>• 2023: [10, 10, 10]</w:t>
+      </w:r>
+    </w:p>
+    <w:p>
+      <w:r>
+        <w:t>• 2024: [16, 8, 6]</w:t>
+      </w:r>
+    </w:p>
+    <w:p>
+      <w:r>
+        <w:t>• 2025: [16, 6, 6]</w:t>
+      </w:r>
+    </w:p>
+    <w:p>
+      <w:r>
+        <w:rPr>
+          <w:sz w:val="26"/>
+        </w:rPr>
+        <w:t>Reilly Smith: 1</w:t>
+      </w:r>
+    </w:p>
+    <w:p>
+      <w:r>
+        <w:t>• 2022: [13, 7, 5]</w:t>
+      </w:r>
+    </w:p>
+    <w:p>
+      <w:r>
+        <w:t>• 2023: [15, 13, 11]</w:t>
+      </w:r>
+    </w:p>
+    <w:p>
+      <w:r>
+        <w:t>• 2024: [22, 10, 6]</w:t>
+      </w:r>
+    </w:p>
+    <w:p>
+      <w:r>
+        <w:t>• 2025: [13, 11, 10]</w:t>
       </w:r>
     </w:p>
     <w:p>
@@ -19643,7 +20005,7 @@
           <w:color w:val="FF0000"/>
           <w:sz w:val="26"/>
         </w:rPr>
-        <w:t>Keegan Kolesar: 9</w:t>
+        <w:t>Keegan Kolesar: 10</w:t>
       </w:r>
     </w:p>
     <w:p>
@@ -19664,90 +20026,6 @@
     <w:p>
       <w:r>
         <w:t>• 2025: [6, 2, 2]</w:t>
-      </w:r>
-    </w:p>
-    <w:p>
-      <w:r>
-        <w:rPr>
-          <w:sz w:val="26"/>
-        </w:rPr>
-        <w:t>Braeden Bowman: 3</w:t>
-      </w:r>
-    </w:p>
-    <w:p>
-      <w:r>
-        <w:t>• 2022: []</w:t>
-      </w:r>
-    </w:p>
-    <w:p>
-      <w:r>
-        <w:t>• 2023: []</w:t>
-      </w:r>
-    </w:p>
-    <w:p>
-      <w:r>
-        <w:t>• 2024: []</w:t>
-      </w:r>
-    </w:p>
-    <w:p>
-      <w:r>
-        <w:t>• 2025: [17, 8, 4]</w:t>
-      </w:r>
-    </w:p>
-    <w:p>
-      <w:r>
-        <w:rPr>
-          <w:sz w:val="26"/>
-        </w:rPr>
-        <w:t>Brandon Saad: 4</w:t>
-      </w:r>
-    </w:p>
-    <w:p>
-      <w:r>
-        <w:t>• 2022: [7, 5, 5]</w:t>
-      </w:r>
-    </w:p>
-    <w:p>
-      <w:r>
-        <w:t>• 2023: [11, 7, 6]</w:t>
-      </w:r>
-    </w:p>
-    <w:p>
-      <w:r>
-        <w:t>• 2024: [19, 15, 10]</w:t>
-      </w:r>
-    </w:p>
-    <w:p>
-      <w:r>
-        <w:t>• 2025: [19, 2]</w:t>
-      </w:r>
-    </w:p>
-    <w:p>
-      <w:r>
-        <w:rPr>
-          <w:sz w:val="26"/>
-        </w:rPr>
-        <w:t>Mark Stone: 2</w:t>
-      </w:r>
-    </w:p>
-    <w:p>
-      <w:r>
-        <w:t>• 2022: [8, 6, 5]</w:t>
-      </w:r>
-    </w:p>
-    <w:p>
-      <w:r>
-        <w:t>• 2023: [8, 7, 5]</w:t>
-      </w:r>
-    </w:p>
-    <w:p>
-      <w:r>
-        <w:t>• 2024: [7, 6, 5]</w:t>
-      </w:r>
-    </w:p>
-    <w:p>
-      <w:r>
-        <w:t>• 2025: [6, 5, 2]</w:t>
       </w:r>
     </w:p>
     <w:p>
@@ -19757,35 +20035,35 @@
           <w:color w:val="FF0000"/>
           <w:sz w:val="26"/>
         </w:rPr>
-        <w:t>Rasmus Andersson: 11</w:t>
-      </w:r>
-    </w:p>
-    <w:p>
-      <w:r>
-        <w:t>• 2022: [16, 13, 8]</w:t>
-      </w:r>
-    </w:p>
-    <w:p>
-      <w:r>
-        <w:t>• 2023: [26, 7, 7]</w:t>
-      </w:r>
-    </w:p>
-    <w:p>
-      <w:r>
-        <w:t>• 2024: [20, 11, 10]</w:t>
-      </w:r>
-    </w:p>
-    <w:p>
-      <w:r>
-        <w:t>• 2025: [10, 8, 6]</w:t>
-      </w:r>
-    </w:p>
-    <w:p>
-      <w:r>
-        <w:rPr>
-          <w:sz w:val="26"/>
-        </w:rPr>
-        <w:t>Dylan Coghlan: 27</w:t>
+        <w:t>Nic Dowd: 7</w:t>
+      </w:r>
+    </w:p>
+    <w:p>
+      <w:r>
+        <w:t>• 2022: [19, 13, 4]</w:t>
+      </w:r>
+    </w:p>
+    <w:p>
+      <w:r>
+        <w:t>• 2023: [11, 10, 10]</w:t>
+      </w:r>
+    </w:p>
+    <w:p>
+      <w:r>
+        <w:t>• 2024: [16, 11, 8]</w:t>
+      </w:r>
+    </w:p>
+    <w:p>
+      <w:r>
+        <w:t>• 2025: [23, 15, 1]</w:t>
+      </w:r>
+    </w:p>
+    <w:p>
+      <w:r>
+        <w:rPr>
+          <w:sz w:val="26"/>
+        </w:rPr>
+        <w:t>Braeden Bowman: 4</w:t>
       </w:r>
     </w:p>
     <w:p>
@@ -19805,7 +20083,7 @@
     </w:p>
     <w:p>
       <w:r>
-        <w:t>• 2025: []</w:t>
+        <w:t>• 2025: [17, 8, 4]</w:t>
       </w:r>
     </w:p>
     <w:p>
@@ -19815,55 +20093,55 @@
           <w:color w:val="FF0000"/>
           <w:sz w:val="26"/>
         </w:rPr>
-        <w:t>Pavel Dorofeyev: 1</w:t>
-      </w:r>
-    </w:p>
-    <w:p>
-      <w:r>
-        <w:t>• 2022: [2, 1, 1]</w:t>
-      </w:r>
-    </w:p>
-    <w:p>
-      <w:r>
-        <w:t>• 2023: [9, 5, 5]</w:t>
-      </w:r>
-    </w:p>
-    <w:p>
-      <w:r>
-        <w:t>• 2024: [11, 4, 4]</w:t>
-      </w:r>
-    </w:p>
-    <w:p>
-      <w:r>
-        <w:t>• 2025: [10, 4, 4]</w:t>
-      </w:r>
-    </w:p>
-    <w:p>
-      <w:r>
-        <w:rPr>
-          <w:sz w:val="26"/>
-        </w:rPr>
-        <w:t>Alexander Holtz: 3</w:t>
-      </w:r>
-    </w:p>
-    <w:p>
-      <w:r>
-        <w:t>• 2022: [9, 4]</w:t>
-      </w:r>
-    </w:p>
-    <w:p>
-      <w:r>
-        <w:t>• 2023: [11, 11, 10]</w:t>
-      </w:r>
-    </w:p>
-    <w:p>
-      <w:r>
-        <w:t>• 2024: [19, 12, 10]</w:t>
-      </w:r>
-    </w:p>
-    <w:p>
-      <w:r>
-        <w:t>• 2025: [7, 6]</w:t>
+        <w:t>Brandon Saad: 5</w:t>
+      </w:r>
+    </w:p>
+    <w:p>
+      <w:r>
+        <w:t>• 2022: [7, 5, 5]</w:t>
+      </w:r>
+    </w:p>
+    <w:p>
+      <w:r>
+        <w:t>• 2023: [11, 7, 6]</w:t>
+      </w:r>
+    </w:p>
+    <w:p>
+      <w:r>
+        <w:t>• 2024: [19, 15, 10]</w:t>
+      </w:r>
+    </w:p>
+    <w:p>
+      <w:r>
+        <w:t>• 2025: [19, 2]</w:t>
+      </w:r>
+    </w:p>
+    <w:p>
+      <w:r>
+        <w:rPr>
+          <w:sz w:val="26"/>
+        </w:rPr>
+        <w:t>Mark Stone: 2</w:t>
+      </w:r>
+    </w:p>
+    <w:p>
+      <w:r>
+        <w:t>• 2022: [8, 6, 5]</w:t>
+      </w:r>
+    </w:p>
+    <w:p>
+      <w:r>
+        <w:t>• 2023: [8, 7, 5]</w:t>
+      </w:r>
+    </w:p>
+    <w:p>
+      <w:r>
+        <w:t>• 2024: [7, 6, 5]</w:t>
+      </w:r>
+    </w:p>
+    <w:p>
+      <w:r>
+        <w:t>• 2025: [6, 5, 2]</w:t>
       </w:r>
     </w:p>
     <w:p>
@@ -19873,17 +20151,45 @@
           <w:color w:val="FF0000"/>
           <w:sz w:val="26"/>
         </w:rPr>
-        <w:t>Jeremy Lauzon: 98</w:t>
-      </w:r>
-    </w:p>
-    <w:p>
-      <w:r>
-        <w:t>• 2022: [3, 2]</w:t>
-      </w:r>
-    </w:p>
-    <w:p>
-      <w:r>
-        <w:t>• 2023: [12, 9, 9]</w:t>
+        <w:t>Rasmus Andersson: 12</w:t>
+      </w:r>
+    </w:p>
+    <w:p>
+      <w:r>
+        <w:t>• 2022: [16, 13, 8]</w:t>
+      </w:r>
+    </w:p>
+    <w:p>
+      <w:r>
+        <w:t>• 2023: [26, 7, 7]</w:t>
+      </w:r>
+    </w:p>
+    <w:p>
+      <w:r>
+        <w:t>• 2024: [20, 11, 10]</w:t>
+      </w:r>
+    </w:p>
+    <w:p>
+      <w:r>
+        <w:t>• 2025: [10, 8, 6]</w:t>
+      </w:r>
+    </w:p>
+    <w:p>
+      <w:r>
+        <w:rPr>
+          <w:sz w:val="26"/>
+        </w:rPr>
+        <w:t>Dylan Coghlan: 27</w:t>
+      </w:r>
+    </w:p>
+    <w:p>
+      <w:r>
+        <w:t>• 2022: []</w:t>
+      </w:r>
+    </w:p>
+    <w:p>
+      <w:r>
+        <w:t>• 2023: []</w:t>
       </w:r>
     </w:p>
     <w:p>
@@ -19894,6 +20200,34 @@
     <w:p>
       <w:r>
         <w:t>• 2025: []</w:t>
+      </w:r>
+    </w:p>
+    <w:p>
+      <w:r>
+        <w:rPr>
+          <w:sz w:val="26"/>
+        </w:rPr>
+        <w:t>Alexander Holtz: 3</w:t>
+      </w:r>
+    </w:p>
+    <w:p>
+      <w:r>
+        <w:t>• 2022: [9, 4]</w:t>
+      </w:r>
+    </w:p>
+    <w:p>
+      <w:r>
+        <w:t>• 2023: [11, 11, 10]</w:t>
+      </w:r>
+    </w:p>
+    <w:p>
+      <w:r>
+        <w:t>• 2024: [19, 12, 10]</w:t>
+      </w:r>
+    </w:p>
+    <w:p>
+      <w:r>
+        <w:t>• 2025: [7, 6]</w:t>
       </w:r>
     </w:p>
     <w:p>
@@ -19903,55 +20237,27 @@
           <w:color w:val="FF0000"/>
           <w:sz w:val="26"/>
         </w:rPr>
-        <w:t>Shea Theodore: 14</w:t>
-      </w:r>
-    </w:p>
-    <w:p>
-      <w:r>
-        <w:t>• 2022: [13, 8, 6]</w:t>
-      </w:r>
-    </w:p>
-    <w:p>
-      <w:r>
-        <w:t>• 2023: [19, 8, 3]</w:t>
-      </w:r>
-    </w:p>
-    <w:p>
-      <w:r>
-        <w:t>• 2024: [23, 13, 5]</w:t>
-      </w:r>
-    </w:p>
-    <w:p>
-      <w:r>
-        <w:t>• 2025: [5, 4, 2]</w:t>
-      </w:r>
-    </w:p>
-    <w:p>
-      <w:r>
-        <w:rPr>
-          <w:sz w:val="26"/>
-        </w:rPr>
-        <w:t>Brayden McNabb: 6</w:t>
-      </w:r>
-    </w:p>
-    <w:p>
-      <w:r>
-        <w:t>• 2022: []</w:t>
-      </w:r>
-    </w:p>
-    <w:p>
-      <w:r>
-        <w:t>• 2023: [34, 16, 11]</w:t>
-      </w:r>
-    </w:p>
-    <w:p>
-      <w:r>
-        <w:t>• 2024: [29, 19, 14]</w:t>
-      </w:r>
-    </w:p>
-    <w:p>
-      <w:r>
-        <w:t>• 2025: [5]</w:t>
+        <w:t>Jeremy Lauzon: 99</w:t>
+      </w:r>
+    </w:p>
+    <w:p>
+      <w:r>
+        <w:t>• 2022: [3, 2]</w:t>
+      </w:r>
+    </w:p>
+    <w:p>
+      <w:r>
+        <w:t>• 2023: [12, 9, 9]</w:t>
+      </w:r>
+    </w:p>
+    <w:p>
+      <w:r>
+        <w:t>• 2024: []</w:t>
+      </w:r>
+    </w:p>
+    <w:p>
+      <w:r>
+        <w:t>• 2025: []</w:t>
       </w:r>
     </w:p>
     <w:p>
@@ -19961,35 +20267,35 @@
           <w:color w:val="FF0000"/>
           <w:sz w:val="26"/>
         </w:rPr>
-        <w:t>Jack Eichel: 4</w:t>
-      </w:r>
-    </w:p>
-    <w:p>
-      <w:r>
-        <w:t>• 2022: [9, 7, 4]</w:t>
-      </w:r>
-    </w:p>
-    <w:p>
-      <w:r>
-        <w:t>• 2023: [6, 3, 3]</w:t>
-      </w:r>
-    </w:p>
-    <w:p>
-      <w:r>
-        <w:t>• 2024: [6, 6, 5]</w:t>
-      </w:r>
-    </w:p>
-    <w:p>
-      <w:r>
-        <w:t>• 2025: [9, 6, 5]</w:t>
-      </w:r>
-    </w:p>
-    <w:p>
-      <w:r>
-        <w:rPr>
-          <w:sz w:val="26"/>
-        </w:rPr>
-        <w:t>Kaedan Korczak: 29</w:t>
+        <w:t>Shea Theodore: 15</w:t>
+      </w:r>
+    </w:p>
+    <w:p>
+      <w:r>
+        <w:t>• 2022: [13, 8, 6]</w:t>
+      </w:r>
+    </w:p>
+    <w:p>
+      <w:r>
+        <w:t>• 2023: [19, 8, 3]</w:t>
+      </w:r>
+    </w:p>
+    <w:p>
+      <w:r>
+        <w:t>• 2024: [23, 13, 5]</w:t>
+      </w:r>
+    </w:p>
+    <w:p>
+      <w:r>
+        <w:t>• 2025: [5, 4, 2]</w:t>
+      </w:r>
+    </w:p>
+    <w:p>
+      <w:r>
+        <w:rPr>
+          <w:sz w:val="26"/>
+        </w:rPr>
+        <w:t>Brayden McNabb: 7</w:t>
       </w:r>
     </w:p>
     <w:p>
@@ -19999,17 +20305,17 @@
     </w:p>
     <w:p>
       <w:r>
-        <w:t>• 2023: []</w:t>
-      </w:r>
-    </w:p>
-    <w:p>
-      <w:r>
-        <w:t>• 2024: []</w:t>
-      </w:r>
-    </w:p>
-    <w:p>
-      <w:r>
-        <w:t>• 2025: [18, 9]</w:t>
+        <w:t>• 2023: [34, 16, 11]</w:t>
+      </w:r>
+    </w:p>
+    <w:p>
+      <w:r>
+        <w:t>• 2024: [29, 19, 14]</w:t>
+      </w:r>
+    </w:p>
+    <w:p>
+      <w:r>
+        <w:t>• 2025: [5]</w:t>
       </w:r>
     </w:p>
     <w:p>
@@ -20019,17 +20325,45 @@
           <w:color w:val="FF0000"/>
           <w:sz w:val="26"/>
         </w:rPr>
-        <w:t>Ben Hutton: 20</w:t>
-      </w:r>
-    </w:p>
-    <w:p>
-      <w:r>
-        <w:t>• 2022: [9, 4]</w:t>
-      </w:r>
-    </w:p>
-    <w:p>
-      <w:r>
-        <w:t>• 2023: [15]</w:t>
+        <w:t>Jack Eichel: 5</w:t>
+      </w:r>
+    </w:p>
+    <w:p>
+      <w:r>
+        <w:t>• 2022: [9, 7, 4]</w:t>
+      </w:r>
+    </w:p>
+    <w:p>
+      <w:r>
+        <w:t>• 2023: [6, 3, 3]</w:t>
+      </w:r>
+    </w:p>
+    <w:p>
+      <w:r>
+        <w:t>• 2024: [6, 6, 5]</w:t>
+      </w:r>
+    </w:p>
+    <w:p>
+      <w:r>
+        <w:t>• 2025: [9, 6, 5]</w:t>
+      </w:r>
+    </w:p>
+    <w:p>
+      <w:r>
+        <w:rPr>
+          <w:sz w:val="26"/>
+        </w:rPr>
+        <w:t>Kaedan Korczak: 30</w:t>
+      </w:r>
+    </w:p>
+    <w:p>
+      <w:r>
+        <w:t>• 2022: []</w:t>
+      </w:r>
+    </w:p>
+    <w:p>
+      <w:r>
+        <w:t>• 2023: []</w:t>
       </w:r>
     </w:p>
     <w:p>
@@ -20039,35 +20373,7 @@
     </w:p>
     <w:p>
       <w:r>
-        <w:t>• 2025: [5, 4, 4]</w:t>
-      </w:r>
-    </w:p>
-    <w:p>
-      <w:r>
-        <w:rPr>
-          <w:sz w:val="26"/>
-        </w:rPr>
-        <w:t>Colton Sissons: 4</w:t>
-      </w:r>
-    </w:p>
-    <w:p>
-      <w:r>
-        <w:t>• 2022: [13, 11, 7]</w:t>
-      </w:r>
-    </w:p>
-    <w:p>
-      <w:r>
-        <w:t>• 2023: [9, 8, 5]</w:t>
-      </w:r>
-    </w:p>
-    <w:p>
-      <w:r>
-        <w:t>• 2024: [21, 7, 5]</w:t>
-      </w:r>
-    </w:p>
-    <w:p>
-      <w:r>
-        <w:t>• 2025: [9, 7, 0]</w:t>
+        <w:t>• 2025: [18, 9]</w:t>
       </w:r>
     </w:p>
     <w:p>
@@ -20077,7 +20383,67 @@
           <w:color w:val="FF0000"/>
           <w:sz w:val="26"/>
         </w:rPr>
-        <w:t>Cole Smith: 12</w:t>
+        <w:t>Ben Hutton: 20</w:t>
+      </w:r>
+    </w:p>
+    <w:p>
+      <w:r>
+        <w:t>• 2022: [9, 4]</w:t>
+      </w:r>
+    </w:p>
+    <w:p>
+      <w:r>
+        <w:t>• 2023: [15]</w:t>
+      </w:r>
+    </w:p>
+    <w:p>
+      <w:r>
+        <w:t>• 2024: []</w:t>
+      </w:r>
+    </w:p>
+    <w:p>
+      <w:r>
+        <w:t>• 2025: [5, 4, 4]</w:t>
+      </w:r>
+    </w:p>
+    <w:p>
+      <w:r>
+        <w:rPr>
+          <w:b/>
+          <w:color w:val="FF0000"/>
+          <w:sz w:val="26"/>
+        </w:rPr>
+        <w:t>Colton Sissons: 5</w:t>
+      </w:r>
+    </w:p>
+    <w:p>
+      <w:r>
+        <w:t>• 2022: [13, 11, 7]</w:t>
+      </w:r>
+    </w:p>
+    <w:p>
+      <w:r>
+        <w:t>• 2023: [9, 8, 5]</w:t>
+      </w:r>
+    </w:p>
+    <w:p>
+      <w:r>
+        <w:t>• 2024: [21, 7, 5]</w:t>
+      </w:r>
+    </w:p>
+    <w:p>
+      <w:r>
+        <w:t>• 2025: [9, 7, 0]</w:t>
+      </w:r>
+    </w:p>
+    <w:p>
+      <w:r>
+        <w:rPr>
+          <w:b/>
+          <w:color w:val="FF0000"/>
+          <w:sz w:val="26"/>
+        </w:rPr>
+        <w:t>Cole Smith: 13</w:t>
       </w:r>
     </w:p>
     <w:p>
@@ -20098,6 +20464,34 @@
     <w:p>
       <w:r>
         <w:t>• 2025: [10, 5, 4]</w:t>
+      </w:r>
+    </w:p>
+    <w:p>
+      <w:r>
+        <w:rPr>
+          <w:sz w:val="26"/>
+        </w:rPr>
+        <w:t>Tomas Hertl: 1</w:t>
+      </w:r>
+    </w:p>
+    <w:p>
+      <w:r>
+        <w:t>• 2022: [12, 10, 7]</w:t>
+      </w:r>
+    </w:p>
+    <w:p>
+      <w:r>
+        <w:t>• 2023: [8, 7, 6]</w:t>
+      </w:r>
+    </w:p>
+    <w:p>
+      <w:r>
+        <w:t>• 2024: [7, 6, 5]</w:t>
+      </w:r>
+    </w:p>
+    <w:p>
+      <w:r>
+        <w:t>• 2025: [5, 5, 5]</w:t>
       </w:r>
     </w:p>
     <w:p>
@@ -21012,36 +21406,6 @@
     <w:p>
       <w:r>
         <w:t>• 2025: [11, 8, 5]</w:t>
-      </w:r>
-    </w:p>
-    <w:p>
-      <w:r>
-        <w:rPr>
-          <w:b/>
-          <w:color w:val="FF0000"/>
-          <w:sz w:val="26"/>
-        </w:rPr>
-        <w:t>Nic Dowd: 6</w:t>
-      </w:r>
-    </w:p>
-    <w:p>
-      <w:r>
-        <w:t>• 2022: [19, 13, 4]</w:t>
-      </w:r>
-    </w:p>
-    <w:p>
-      <w:r>
-        <w:t>• 2023: [11, 10, 10]</w:t>
-      </w:r>
-    </w:p>
-    <w:p>
-      <w:r>
-        <w:t>• 2024: [16, 11, 8]</w:t>
-      </w:r>
-    </w:p>
-    <w:p>
-      <w:r>
-        <w:t>• 2025: [23, 15, 1]</w:t>
       </w:r>
     </w:p>
     <w:p>

--- a/reports/game_without_goal.docx
+++ b/reports/game_without_goal.docx
@@ -21,11 +21,39 @@
     <w:p>
       <w:r>
         <w:rPr>
+          <w:sz w:val="26"/>
+        </w:rPr>
+        <w:t>Leo Carlsson: 1</w:t>
+      </w:r>
+    </w:p>
+    <w:p>
+      <w:r>
+        <w:t>• 2022: []</w:t>
+      </w:r>
+    </w:p>
+    <w:p>
+      <w:r>
+        <w:t>• 2023: [22, 9, 6]</w:t>
+      </w:r>
+    </w:p>
+    <w:p>
+      <w:r>
+        <w:t>• 2024: [9, 7, 7]</w:t>
+      </w:r>
+    </w:p>
+    <w:p>
+      <w:r>
+        <w:t>• 2025: [12, 6, 3]</w:t>
+      </w:r>
+    </w:p>
+    <w:p>
+      <w:r>
+        <w:rPr>
           <w:b/>
           <w:color w:val="FF0000"/>
           <w:sz w:val="26"/>
         </w:rPr>
-        <w:t>Olen Zellweger: 5</w:t>
+        <w:t>Olen Zellweger: 6</w:t>
       </w:r>
     </w:p>
     <w:p>
@@ -53,7 +81,7 @@
         <w:rPr>
           <w:sz w:val="26"/>
         </w:rPr>
-        <w:t>Ross Johnston: 6</w:t>
+        <w:t>Ross Johnston: 7</w:t>
       </w:r>
     </w:p>
     <w:p>
@@ -83,7 +111,7 @@
           <w:color w:val="FF0000"/>
           <w:sz w:val="26"/>
         </w:rPr>
-        <w:t>Alex Killorn: 5</w:t>
+        <w:t>Alex Killorn: 6</w:t>
       </w:r>
     </w:p>
     <w:p>
@@ -141,7 +169,7 @@
         <w:rPr>
           <w:sz w:val="26"/>
         </w:rPr>
-        <w:t>Ryan Poehling: 1</w:t>
+        <w:t>Ryan Poehling: 2</w:t>
       </w:r>
     </w:p>
     <w:p>
@@ -199,7 +227,7 @@
         <w:rPr>
           <w:sz w:val="26"/>
         </w:rPr>
-        <w:t>Frank Vatrano: 1</w:t>
+        <w:t>Frank Vatrano: 2</w:t>
       </w:r>
     </w:p>
     <w:p>
@@ -227,55 +255,27 @@
         <w:rPr>
           <w:sz w:val="26"/>
         </w:rPr>
-        <w:t>Jacob Trouba: 4</w:t>
-      </w:r>
-    </w:p>
-    <w:p>
-      <w:r>
-        <w:t>• 2022: [12, 9, 5]</w:t>
-      </w:r>
-    </w:p>
-    <w:p>
-      <w:r>
-        <w:t>• 2023: [20, 14]</w:t>
-      </w:r>
-    </w:p>
-    <w:p>
-      <w:r>
-        <w:t>• 2024: []</w:t>
-      </w:r>
-    </w:p>
-    <w:p>
-      <w:r>
-        <w:t>• 2025: [14, 9, 6]</w:t>
-      </w:r>
-    </w:p>
-    <w:p>
-      <w:r>
-        <w:rPr>
-          <w:sz w:val="26"/>
-        </w:rPr>
-        <w:t>Jeffrey Viel: 12</w:t>
-      </w:r>
-    </w:p>
-    <w:p>
-      <w:r>
-        <w:t>• 2022: []</w:t>
-      </w:r>
-    </w:p>
-    <w:p>
-      <w:r>
-        <w:t>• 2023: []</w:t>
-      </w:r>
-    </w:p>
-    <w:p>
-      <w:r>
-        <w:t>• 2024: []</w:t>
-      </w:r>
-    </w:p>
-    <w:p>
-      <w:r>
-        <w:t>• 2025: [0]</w:t>
+        <w:t>Chris Kreider: 1</w:t>
+      </w:r>
+    </w:p>
+    <w:p>
+      <w:r>
+        <w:t>• 2022: [6, 4, 4]</w:t>
+      </w:r>
+    </w:p>
+    <w:p>
+      <w:r>
+        <w:t>• 2023: [7, 5, 5]</w:t>
+      </w:r>
+    </w:p>
+    <w:p>
+      <w:r>
+        <w:t>• 2024: [7, 6, 5]</w:t>
+      </w:r>
+    </w:p>
+    <w:p>
+      <w:r>
+        <w:t>• 2025: [15, 6, 3]</w:t>
       </w:r>
     </w:p>
     <w:p>
@@ -285,7 +285,35 @@
           <w:color w:val="FF0000"/>
           <w:sz w:val="26"/>
         </w:rPr>
-        <w:t>Drew Helleson: 44</w:t>
+        <w:t>Jacob Trouba: 5</w:t>
+      </w:r>
+    </w:p>
+    <w:p>
+      <w:r>
+        <w:t>• 2022: [12, 9, 5]</w:t>
+      </w:r>
+    </w:p>
+    <w:p>
+      <w:r>
+        <w:t>• 2023: [20, 14]</w:t>
+      </w:r>
+    </w:p>
+    <w:p>
+      <w:r>
+        <w:t>• 2024: []</w:t>
+      </w:r>
+    </w:p>
+    <w:p>
+      <w:r>
+        <w:t>• 2025: [14, 9, 6]</w:t>
+      </w:r>
+    </w:p>
+    <w:p>
+      <w:r>
+        <w:rPr>
+          <w:sz w:val="26"/>
+        </w:rPr>
+        <w:t>Jeffrey Viel: 13</w:t>
       </w:r>
     </w:p>
     <w:p>
@@ -300,124 +328,12 @@
     </w:p>
     <w:p>
       <w:r>
-        <w:t>• 2024: [23, 8, 0]</w:t>
-      </w:r>
-    </w:p>
-    <w:p>
-      <w:r>
-        <w:t>• 2025: [3]</w:t>
-      </w:r>
-    </w:p>
-    <w:p>
-      <w:r>
-        <w:rPr>
-          <w:sz w:val="26"/>
-        </w:rPr>
-        <w:t>Tim Washe: 15</w:t>
-      </w:r>
-    </w:p>
-    <w:p>
-      <w:r>
-        <w:t>• 2022: []</w:t>
-      </w:r>
-    </w:p>
-    <w:p>
-      <w:r>
-        <w:t>• 2023: []</w:t>
-      </w:r>
-    </w:p>
-    <w:p>
-      <w:r>
         <w:t>• 2024: []</w:t>
       </w:r>
     </w:p>
     <w:p>
       <w:r>
-        <w:t>• 2025: []</w:t>
-      </w:r>
-    </w:p>
-    <w:p>
-      <w:r>
-        <w:rPr>
-          <w:sz w:val="26"/>
-        </w:rPr>
-        <w:t>Ian Moore: 5</w:t>
-      </w:r>
-    </w:p>
-    <w:p>
-      <w:r>
-        <w:t>• 2022: []</w:t>
-      </w:r>
-    </w:p>
-    <w:p>
-      <w:r>
-        <w:t>• 2023: []</w:t>
-      </w:r>
-    </w:p>
-    <w:p>
-      <w:r>
-        <w:t>• 2024: []</w:t>
-      </w:r>
-    </w:p>
-    <w:p>
-      <w:r>
-        <w:t>• 2025: [27, 6]</w:t>
-      </w:r>
-    </w:p>
-    <w:p>
-      <w:r>
-        <w:rPr>
-          <w:sz w:val="26"/>
-        </w:rPr>
-        <w:t>Beckett Sennecke: 1</w:t>
-      </w:r>
-    </w:p>
-    <w:p>
-      <w:r>
-        <w:t>• 2022: []</w:t>
-      </w:r>
-    </w:p>
-    <w:p>
-      <w:r>
-        <w:t>• 2023: []</w:t>
-      </w:r>
-    </w:p>
-    <w:p>
-      <w:r>
-        <w:t>• 2024: []</w:t>
-      </w:r>
-    </w:p>
-    <w:p>
-      <w:r>
-        <w:t>• 2025: [6, 5, 5]</w:t>
-      </w:r>
-    </w:p>
-    <w:p>
-      <w:r>
-        <w:rPr>
-          <w:sz w:val="26"/>
-        </w:rPr>
-        <w:t>Pavel Mintyukov: 4</w:t>
-      </w:r>
-    </w:p>
-    <w:p>
-      <w:r>
-        <w:t>• 2022: []</w:t>
-      </w:r>
-    </w:p>
-    <w:p>
-      <w:r>
-        <w:t>• 2023: [28, 17, 10]</w:t>
-      </w:r>
-    </w:p>
-    <w:p>
-      <w:r>
-        <w:t>• 2024: [23, 13, 10]</w:t>
-      </w:r>
-    </w:p>
-    <w:p>
-      <w:r>
-        <w:t>• 2025: [11, 6, 5]</w:t>
+        <w:t>• 2025: [0]</w:t>
       </w:r>
     </w:p>
     <w:p>
@@ -427,27 +343,223 @@
           <w:color w:val="FF0000"/>
           <w:sz w:val="26"/>
         </w:rPr>
-        <w:t>Mason McTavish: 8</w:t>
-      </w:r>
-    </w:p>
-    <w:p>
-      <w:r>
-        <w:t>• 2022: [13, 11, 7]</w:t>
-      </w:r>
-    </w:p>
-    <w:p>
-      <w:r>
-        <w:t>• 2023: [14, 11, 6]</w:t>
-      </w:r>
-    </w:p>
-    <w:p>
-      <w:r>
-        <w:t>• 2024: [9, 6, 5]</w:t>
-      </w:r>
-    </w:p>
-    <w:p>
-      <w:r>
-        <w:t>• 2025: [7, 6, 4]</w:t>
+        <w:t>Drew Helleson: 44</w:t>
+      </w:r>
+    </w:p>
+    <w:p>
+      <w:r>
+        <w:t>• 2022: []</w:t>
+      </w:r>
+    </w:p>
+    <w:p>
+      <w:r>
+        <w:t>• 2023: []</w:t>
+      </w:r>
+    </w:p>
+    <w:p>
+      <w:r>
+        <w:t>• 2024: [23, 8, 0]</w:t>
+      </w:r>
+    </w:p>
+    <w:p>
+      <w:r>
+        <w:t>• 2025: [3]</w:t>
+      </w:r>
+    </w:p>
+    <w:p>
+      <w:r>
+        <w:rPr>
+          <w:sz w:val="26"/>
+        </w:rPr>
+        <w:t>Radko Gudas: 1</w:t>
+      </w:r>
+    </w:p>
+    <w:p>
+      <w:r>
+        <w:t>• 2022: [9]</w:t>
+      </w:r>
+    </w:p>
+    <w:p>
+      <w:r>
+        <w:t>• 2023: [9, 6, 4]</w:t>
+      </w:r>
+    </w:p>
+    <w:p>
+      <w:r>
+        <w:t>• 2024: []</w:t>
+      </w:r>
+    </w:p>
+    <w:p>
+      <w:r>
+        <w:t>• 2025: [39]</w:t>
+      </w:r>
+    </w:p>
+    <w:p>
+      <w:r>
+        <w:rPr>
+          <w:sz w:val="26"/>
+        </w:rPr>
+        <w:t>Tim Washe: 16</w:t>
+      </w:r>
+    </w:p>
+    <w:p>
+      <w:r>
+        <w:t>• 2022: []</w:t>
+      </w:r>
+    </w:p>
+    <w:p>
+      <w:r>
+        <w:t>• 2023: []</w:t>
+      </w:r>
+    </w:p>
+    <w:p>
+      <w:r>
+        <w:t>• 2024: []</w:t>
+      </w:r>
+    </w:p>
+    <w:p>
+      <w:r>
+        <w:t>• 2025: []</w:t>
+      </w:r>
+    </w:p>
+    <w:p>
+      <w:r>
+        <w:rPr>
+          <w:sz w:val="26"/>
+        </w:rPr>
+        <w:t>Ian Moore: 6</w:t>
+      </w:r>
+    </w:p>
+    <w:p>
+      <w:r>
+        <w:t>• 2022: []</w:t>
+      </w:r>
+    </w:p>
+    <w:p>
+      <w:r>
+        <w:t>• 2023: []</w:t>
+      </w:r>
+    </w:p>
+    <w:p>
+      <w:r>
+        <w:t>• 2024: []</w:t>
+      </w:r>
+    </w:p>
+    <w:p>
+      <w:r>
+        <w:t>• 2025: [27, 6]</w:t>
+      </w:r>
+    </w:p>
+    <w:p>
+      <w:r>
+        <w:rPr>
+          <w:sz w:val="26"/>
+        </w:rPr>
+        <w:t>Jackson LaCombe: 1</w:t>
+      </w:r>
+    </w:p>
+    <w:p>
+      <w:r>
+        <w:t>• 2022: []</w:t>
+      </w:r>
+    </w:p>
+    <w:p>
+      <w:r>
+        <w:t>• 2023: [29]</w:t>
+      </w:r>
+    </w:p>
+    <w:p>
+      <w:r>
+        <w:t>• 2024: [10, 9, 8]</w:t>
+      </w:r>
+    </w:p>
+    <w:p>
+      <w:r>
+        <w:t>• 2025: [27, 6, 2]</w:t>
+      </w:r>
+    </w:p>
+    <w:p>
+      <w:r>
+        <w:rPr>
+          <w:sz w:val="26"/>
+        </w:rPr>
+        <w:t>Beckett Sennecke: 2</w:t>
+      </w:r>
+    </w:p>
+    <w:p>
+      <w:r>
+        <w:t>• 2022: []</w:t>
+      </w:r>
+    </w:p>
+    <w:p>
+      <w:r>
+        <w:t>• 2023: []</w:t>
+      </w:r>
+    </w:p>
+    <w:p>
+      <w:r>
+        <w:t>• 2024: []</w:t>
+      </w:r>
+    </w:p>
+    <w:p>
+      <w:r>
+        <w:t>• 2025: [6, 5, 5]</w:t>
+      </w:r>
+    </w:p>
+    <w:p>
+      <w:r>
+        <w:rPr>
+          <w:sz w:val="26"/>
+        </w:rPr>
+        <w:t>Pavel Mintyukov: 5</w:t>
+      </w:r>
+    </w:p>
+    <w:p>
+      <w:r>
+        <w:t>• 2022: []</w:t>
+      </w:r>
+    </w:p>
+    <w:p>
+      <w:r>
+        <w:t>• 2023: [28, 17, 10]</w:t>
+      </w:r>
+    </w:p>
+    <w:p>
+      <w:r>
+        <w:t>• 2024: [23, 13, 10]</w:t>
+      </w:r>
+    </w:p>
+    <w:p>
+      <w:r>
+        <w:t>• 2025: [11, 6, 5]</w:t>
+      </w:r>
+    </w:p>
+    <w:p>
+      <w:r>
+        <w:rPr>
+          <w:sz w:val="26"/>
+        </w:rPr>
+        <w:t>Cutter Gauthier: 1</w:t>
+      </w:r>
+    </w:p>
+    <w:p>
+      <w:r>
+        <w:t>• 2022: []</w:t>
+      </w:r>
+    </w:p>
+    <w:p>
+      <w:r>
+        <w:t>• 2023: []</w:t>
+      </w:r>
+    </w:p>
+    <w:p>
+      <w:r>
+        <w:t>• 2024: [8, 7, 7]</w:t>
+      </w:r>
+    </w:p>
+    <w:p>
+      <w:r>
+        <w:t>• 2025: [5, 4, 4]</w:t>
       </w:r>
     </w:p>
     <w:p>
@@ -457,27 +569,27 @@
           <w:color w:val="FF0000"/>
           <w:sz w:val="26"/>
         </w:rPr>
-        <w:t>Sam Colangelo: 5</w:t>
-      </w:r>
-    </w:p>
-    <w:p>
-      <w:r>
-        <w:t>• 2022: []</w:t>
-      </w:r>
-    </w:p>
-    <w:p>
-      <w:r>
-        <w:t>• 2023: []</w:t>
-      </w:r>
-    </w:p>
-    <w:p>
-      <w:r>
-        <w:t>• 2024: [5, 5, 4]</w:t>
-      </w:r>
-    </w:p>
-    <w:p>
-      <w:r>
-        <w:t>• 2025: []</w:t>
+        <w:t>Mason McTavish: 9</w:t>
+      </w:r>
+    </w:p>
+    <w:p>
+      <w:r>
+        <w:t>• 2022: [13, 11, 7]</w:t>
+      </w:r>
+    </w:p>
+    <w:p>
+      <w:r>
+        <w:t>• 2023: [14, 11, 6]</w:t>
+      </w:r>
+    </w:p>
+    <w:p>
+      <w:r>
+        <w:t>• 2024: [9, 6, 5]</w:t>
+      </w:r>
+    </w:p>
+    <w:p>
+      <w:r>
+        <w:t>• 2025: [7, 6, 4]</w:t>
       </w:r>
     </w:p>
     <w:p>
@@ -487,6 +599,36 @@
           <w:color w:val="FF0000"/>
           <w:sz w:val="26"/>
         </w:rPr>
+        <w:t>Sam Colangelo: 5</w:t>
+      </w:r>
+    </w:p>
+    <w:p>
+      <w:r>
+        <w:t>• 2022: []</w:t>
+      </w:r>
+    </w:p>
+    <w:p>
+      <w:r>
+        <w:t>• 2023: []</w:t>
+      </w:r>
+    </w:p>
+    <w:p>
+      <w:r>
+        <w:t>• 2024: [5, 5, 4]</w:t>
+      </w:r>
+    </w:p>
+    <w:p>
+      <w:r>
+        <w:t>• 2025: []</w:t>
+      </w:r>
+    </w:p>
+    <w:p>
+      <w:r>
+        <w:rPr>
+          <w:b/>
+          <w:color w:val="FF0000"/>
+          <w:sz w:val="26"/>
+        </w:rPr>
         <w:t>Troy Terry: 5</w:t>
       </w:r>
     </w:p>
@@ -515,7 +657,7 @@
         <w:rPr>
           <w:sz w:val="26"/>
         </w:rPr>
-        <w:t>Mikael Granlund: 3</w:t>
+        <w:t>Mikael Granlund: 4</w:t>
       </w:r>
     </w:p>
     <w:p>
@@ -581,7 +723,7 @@
           <w:color w:val="FF0000"/>
           <w:sz w:val="26"/>
         </w:rPr>
-        <w:t>Nikita Zadorov: 56</w:t>
+        <w:t>Nikita Zadorov: 57</w:t>
       </w:r>
     </w:p>
     <w:p>
@@ -611,7 +753,7 @@
           <w:color w:val="FF0000"/>
           <w:sz w:val="26"/>
         </w:rPr>
-        <w:t>Andrew Peeke: 19</w:t>
+        <w:t>Andrew Peeke: 20</w:t>
       </w:r>
     </w:p>
     <w:p>
@@ -632,6 +774,62 @@
     <w:p>
       <w:r>
         <w:t>• 2025: [3, 2, 2]</w:t>
+      </w:r>
+    </w:p>
+    <w:p>
+      <w:r>
+        <w:rPr>
+          <w:sz w:val="26"/>
+        </w:rPr>
+        <w:t>Elias Lindholm: 1</w:t>
+      </w:r>
+    </w:p>
+    <w:p>
+      <w:r>
+        <w:t>• 2022: [7, 7, 6]</w:t>
+      </w:r>
+    </w:p>
+    <w:p>
+      <w:r>
+        <w:t>• 2023: [15, 15, 10]</w:t>
+      </w:r>
+    </w:p>
+    <w:p>
+      <w:r>
+        <w:t>• 2024: [17, 11, 9]</w:t>
+      </w:r>
+    </w:p>
+    <w:p>
+      <w:r>
+        <w:t>• 2025: [9, 8, 6]</w:t>
+      </w:r>
+    </w:p>
+    <w:p>
+      <w:r>
+        <w:rPr>
+          <w:sz w:val="26"/>
+        </w:rPr>
+        <w:t>Viktor Arvidsson: 1</w:t>
+      </w:r>
+    </w:p>
+    <w:p>
+      <w:r>
+        <w:t>• 2022: [8, 7, 5]</w:t>
+      </w:r>
+    </w:p>
+    <w:p>
+      <w:r>
+        <w:t>• 2023: [4, 4, 2]</w:t>
+      </w:r>
+    </w:p>
+    <w:p>
+      <w:r>
+        <w:t>• 2024: [8, 8, 4]</w:t>
+      </w:r>
+    </w:p>
+    <w:p>
+      <w:r>
+        <w:t>• 2025: [8, 2, 2]</w:t>
       </w:r>
     </w:p>
     <w:p>
@@ -641,7 +839,7 @@
           <w:color w:val="FF0000"/>
           <w:sz w:val="26"/>
         </w:rPr>
-        <w:t>Fraser Minten: 7</w:t>
+        <w:t>Fraser Minten: 8</w:t>
       </w:r>
     </w:p>
     <w:p>
@@ -753,7 +951,7 @@
         <w:rPr>
           <w:sz w:val="26"/>
         </w:rPr>
-        <w:t>Jonathan Aspirot: 20</w:t>
+        <w:t>Jonathan Aspirot: 21</w:t>
       </w:r>
     </w:p>
     <w:p>
@@ -813,7 +1011,7 @@
           <w:color w:val="FF0000"/>
           <w:sz w:val="26"/>
         </w:rPr>
-        <w:t>Tanner Jeannot: 7</w:t>
+        <w:t>Tanner Jeannot: 8</w:t>
       </w:r>
     </w:p>
     <w:p>
@@ -899,7 +1097,7 @@
         <w:rPr>
           <w:sz w:val="26"/>
         </w:rPr>
-        <w:t>Charlie McAvoy: 1</w:t>
+        <w:t>Charlie McAvoy: 2</w:t>
       </w:r>
     </w:p>
     <w:p>
@@ -920,6 +1118,34 @@
     <w:p>
       <w:r>
         <w:t>• 2025: [7, 7, 3]</w:t>
+      </w:r>
+    </w:p>
+    <w:p>
+      <w:r>
+        <w:rPr>
+          <w:sz w:val="26"/>
+        </w:rPr>
+        <w:t>Casey Mittelstadt: 3</w:t>
+      </w:r>
+    </w:p>
+    <w:p>
+      <w:r>
+        <w:t>• 2022: [17, 17, 14]</w:t>
+      </w:r>
+    </w:p>
+    <w:p>
+      <w:r>
+        <w:t>• 2023: [11, 9, 6]</w:t>
+      </w:r>
+    </w:p>
+    <w:p>
+      <w:r>
+        <w:t>• 2024: [18, 12, 8]</w:t>
+      </w:r>
+    </w:p>
+    <w:p>
+      <w:r>
+        <w:t>• 2025: [10, 6, 4]</w:t>
       </w:r>
     </w:p>
     <w:p>
@@ -929,55 +1155,139 @@
           <w:color w:val="FF0000"/>
           <w:sz w:val="26"/>
         </w:rPr>
-        <w:t>David Pastrnak: 8</w:t>
-      </w:r>
-    </w:p>
-    <w:p>
-      <w:r>
-        <w:t>• 2022: [3, 3, 3]</w:t>
-      </w:r>
-    </w:p>
-    <w:p>
-      <w:r>
-        <w:t>• 2023: [4, 4, 2]</w:t>
-      </w:r>
-    </w:p>
-    <w:p>
-      <w:r>
-        <w:t>• 2024: [7, 7, 5]</w:t>
-      </w:r>
-    </w:p>
-    <w:p>
-      <w:r>
-        <w:t>• 2025: [7, 4, 4]</w:t>
-      </w:r>
-    </w:p>
-    <w:p>
-      <w:r>
-        <w:rPr>
-          <w:sz w:val="26"/>
-        </w:rPr>
-        <w:t>Casey Mittelstadt: 2</w:t>
-      </w:r>
-    </w:p>
-    <w:p>
-      <w:r>
-        <w:t>• 2022: [17, 17, 14]</w:t>
-      </w:r>
-    </w:p>
-    <w:p>
-      <w:r>
-        <w:t>• 2023: [11, 9, 6]</w:t>
-      </w:r>
-    </w:p>
-    <w:p>
-      <w:r>
-        <w:t>• 2024: [18, 12, 8]</w:t>
-      </w:r>
-    </w:p>
-    <w:p>
-      <w:r>
-        <w:t>• 2025: [10, 6, 4]</w:t>
+        <w:t>Hampus Lindholm: 9</w:t>
+      </w:r>
+    </w:p>
+    <w:p>
+      <w:r>
+        <w:t>• 2022: [28, 11, 5]</w:t>
+      </w:r>
+    </w:p>
+    <w:p>
+      <w:r>
+        <w:t>• 2023: [50, 1]</w:t>
+      </w:r>
+    </w:p>
+    <w:p>
+      <w:r>
+        <w:t>• 2024: [5, 3]</w:t>
+      </w:r>
+    </w:p>
+    <w:p>
+      <w:r>
+        <w:t>• 2025: [13, 8, 6]</w:t>
+      </w:r>
+    </w:p>
+    <w:p>
+      <w:r>
+        <w:rPr>
+          <w:sz w:val="26"/>
+        </w:rPr>
+        <w:t>Michael Eyssimont: 5</w:t>
+      </w:r>
+    </w:p>
+    <w:p>
+      <w:r>
+        <w:t>• 2022: [23, 17, 6]</w:t>
+      </w:r>
+    </w:p>
+    <w:p>
+      <w:r>
+        <w:t>• 2023: [19, 15, 8]</w:t>
+      </w:r>
+    </w:p>
+    <w:p>
+      <w:r>
+        <w:t>• 2024: [15, 14, 7]</w:t>
+      </w:r>
+    </w:p>
+    <w:p>
+      <w:r>
+        <w:t>• 2025: [11, 9, 4]</w:t>
+      </w:r>
+    </w:p>
+    <w:p>
+      <w:r>
+        <w:rPr>
+          <w:sz w:val="26"/>
+        </w:rPr>
+        <w:t>Alex Steeves: 2</w:t>
+      </w:r>
+    </w:p>
+    <w:p>
+      <w:r>
+        <w:t>• 2022: []</w:t>
+      </w:r>
+    </w:p>
+    <w:p>
+      <w:r>
+        <w:t>• 2023: []</w:t>
+      </w:r>
+    </w:p>
+    <w:p>
+      <w:r>
+        <w:t>• 2024: []</w:t>
+      </w:r>
+    </w:p>
+    <w:p>
+      <w:r>
+        <w:t>• 2025: [15, 6, 3]</w:t>
+      </w:r>
+    </w:p>
+    <w:p>
+      <w:r>
+        <w:rPr>
+          <w:sz w:val="26"/>
+        </w:rPr>
+        <w:t>Georgii Merkulov: 11</w:t>
+      </w:r>
+    </w:p>
+    <w:p>
+      <w:r>
+        <w:t>• 2022: []</w:t>
+      </w:r>
+    </w:p>
+    <w:p>
+      <w:r>
+        <w:t>• 2023: []</w:t>
+      </w:r>
+    </w:p>
+    <w:p>
+      <w:r>
+        <w:t>• 2024: []</w:t>
+      </w:r>
+    </w:p>
+    <w:p>
+      <w:r>
+        <w:t>• 2025: []</w:t>
+      </w:r>
+    </w:p>
+    <w:p>
+      <w:r>
+        <w:rPr>
+          <w:sz w:val="26"/>
+        </w:rPr>
+        <w:t>Marat Khusnutdinov: 3</w:t>
+      </w:r>
+    </w:p>
+    <w:p>
+      <w:r>
+        <w:t>• 2022: []</w:t>
+      </w:r>
+    </w:p>
+    <w:p>
+      <w:r>
+        <w:t>• 2023: []</w:t>
+      </w:r>
+    </w:p>
+    <w:p>
+      <w:r>
+        <w:t>• 2024: [22, 13, 11]</w:t>
+      </w:r>
+    </w:p>
+    <w:p>
+      <w:r>
+        <w:t>• 2025: [9, 7, 6]</w:t>
       </w:r>
     </w:p>
     <w:p>
@@ -987,147 +1297,7 @@
           <w:color w:val="FF0000"/>
           <w:sz w:val="26"/>
         </w:rPr>
-        <w:t>Hampus Lindholm: 8</w:t>
-      </w:r>
-    </w:p>
-    <w:p>
-      <w:r>
-        <w:t>• 2022: [28, 11, 5]</w:t>
-      </w:r>
-    </w:p>
-    <w:p>
-      <w:r>
-        <w:t>• 2023: [50, 1]</w:t>
-      </w:r>
-    </w:p>
-    <w:p>
-      <w:r>
-        <w:t>• 2024: [5, 3]</w:t>
-      </w:r>
-    </w:p>
-    <w:p>
-      <w:r>
-        <w:t>• 2025: [13, 8, 6]</w:t>
-      </w:r>
-    </w:p>
-    <w:p>
-      <w:r>
-        <w:rPr>
-          <w:sz w:val="26"/>
-        </w:rPr>
-        <w:t>Michael Eyssimont: 4</w:t>
-      </w:r>
-    </w:p>
-    <w:p>
-      <w:r>
-        <w:t>• 2022: [23, 17, 6]</w:t>
-      </w:r>
-    </w:p>
-    <w:p>
-      <w:r>
-        <w:t>• 2023: [19, 15, 8]</w:t>
-      </w:r>
-    </w:p>
-    <w:p>
-      <w:r>
-        <w:t>• 2024: [15, 14, 7]</w:t>
-      </w:r>
-    </w:p>
-    <w:p>
-      <w:r>
-        <w:t>• 2025: [11, 9, 4]</w:t>
-      </w:r>
-    </w:p>
-    <w:p>
-      <w:r>
-        <w:rPr>
-          <w:sz w:val="26"/>
-        </w:rPr>
-        <w:t>Alex Steeves: 2</w:t>
-      </w:r>
-    </w:p>
-    <w:p>
-      <w:r>
-        <w:t>• 2022: []</w:t>
-      </w:r>
-    </w:p>
-    <w:p>
-      <w:r>
-        <w:t>• 2023: []</w:t>
-      </w:r>
-    </w:p>
-    <w:p>
-      <w:r>
-        <w:t>• 2024: []</w:t>
-      </w:r>
-    </w:p>
-    <w:p>
-      <w:r>
-        <w:t>• 2025: [15, 6, 3]</w:t>
-      </w:r>
-    </w:p>
-    <w:p>
-      <w:r>
-        <w:rPr>
-          <w:sz w:val="26"/>
-        </w:rPr>
-        <w:t>Georgii Merkulov: 11</w:t>
-      </w:r>
-    </w:p>
-    <w:p>
-      <w:r>
-        <w:t>• 2022: []</w:t>
-      </w:r>
-    </w:p>
-    <w:p>
-      <w:r>
-        <w:t>• 2023: []</w:t>
-      </w:r>
-    </w:p>
-    <w:p>
-      <w:r>
-        <w:t>• 2024: []</w:t>
-      </w:r>
-    </w:p>
-    <w:p>
-      <w:r>
-        <w:t>• 2025: []</w:t>
-      </w:r>
-    </w:p>
-    <w:p>
-      <w:r>
-        <w:rPr>
-          <w:sz w:val="26"/>
-        </w:rPr>
-        <w:t>Marat Khusnutdinov: 2</w:t>
-      </w:r>
-    </w:p>
-    <w:p>
-      <w:r>
-        <w:t>• 2022: []</w:t>
-      </w:r>
-    </w:p>
-    <w:p>
-      <w:r>
-        <w:t>• 2023: []</w:t>
-      </w:r>
-    </w:p>
-    <w:p>
-      <w:r>
-        <w:t>• 2024: [22, 13, 11]</w:t>
-      </w:r>
-    </w:p>
-    <w:p>
-      <w:r>
-        <w:t>• 2025: [9, 7, 6]</w:t>
-      </w:r>
-    </w:p>
-    <w:p>
-      <w:r>
-        <w:rPr>
-          <w:sz w:val="26"/>
-        </w:rPr>
-        <w:t>Mark Kastelic: 5</w:t>
+        <w:t>Mark Kastelic: 6</w:t>
       </w:r>
     </w:p>
     <w:p>
@@ -1155,7 +1325,7 @@
         <w:rPr>
           <w:sz w:val="26"/>
         </w:rPr>
-        <w:t>Morgan Geekie: 1</w:t>
+        <w:t>Morgan Geekie: 2</w:t>
       </w:r>
     </w:p>
     <w:p>
@@ -1185,7 +1355,7 @@
           <w:color w:val="FF0000"/>
           <w:sz w:val="26"/>
         </w:rPr>
-        <w:t>Mason Lohrei: 13</w:t>
+        <w:t>Mason Lohrei: 14</w:t>
       </w:r>
     </w:p>
     <w:p>
@@ -1213,7 +1383,7 @@
         <w:rPr>
           <w:sz w:val="26"/>
         </w:rPr>
-        <w:t>Sean Kuraly: 4</w:t>
+        <w:t>Sean Kuraly: 5</w:t>
       </w:r>
     </w:p>
     <w:p>
@@ -1279,7 +1449,7 @@
           <w:color w:val="FF0000"/>
           <w:sz w:val="26"/>
         </w:rPr>
-        <w:t>Jack Quinn: 11</w:t>
+        <w:t>Jack Quinn: 12</w:t>
       </w:r>
     </w:p>
     <w:p>
@@ -1309,7 +1479,7 @@
           <w:color w:val="FF0000"/>
           <w:sz w:val="26"/>
         </w:rPr>
-        <w:t>Owen Power: 1</w:t>
+        <w:t>Owen Power: 2</w:t>
       </w:r>
     </w:p>
     <w:p>
@@ -1337,35 +1507,7 @@
         <w:rPr>
           <w:sz w:val="26"/>
         </w:rPr>
-        <w:t>Sam Carrick: 3</w:t>
-      </w:r>
-    </w:p>
-    <w:p>
-      <w:r>
-        <w:t>• 2022: [4, 4]</w:t>
-      </w:r>
-    </w:p>
-    <w:p>
-      <w:r>
-        <w:t>• 2023: [18, 10, 9]</w:t>
-      </w:r>
-    </w:p>
-    <w:p>
-      <w:r>
-        <w:t>• 2024: [36, 12, 5]</w:t>
-      </w:r>
-    </w:p>
-    <w:p>
-      <w:r>
-        <w:t>• 2025: [35, 5, 4]</w:t>
-      </w:r>
-    </w:p>
-    <w:p>
-      <w:r>
-        <w:rPr>
-          <w:sz w:val="26"/>
-        </w:rPr>
-        <w:t>Noah Ostlund: 9</w:t>
+        <w:t>Noah Ostlund: 10</w:t>
       </w:r>
     </w:p>
     <w:p>
@@ -1393,7 +1535,7 @@
         <w:rPr>
           <w:sz w:val="26"/>
         </w:rPr>
-        <w:t>Zach Metsa: 3</w:t>
+        <w:t>Zach Metsa: 4</w:t>
       </w:r>
     </w:p>
     <w:p>
@@ -1423,27 +1565,27 @@
           <w:color w:val="FF0000"/>
           <w:sz w:val="26"/>
         </w:rPr>
-        <w:t>Rasmus Dahlin: 3</w:t>
-      </w:r>
-    </w:p>
-    <w:p>
-      <w:r>
-        <w:t>• 2022: [28, 6, 6]</w:t>
-      </w:r>
-    </w:p>
-    <w:p>
-      <w:r>
-        <w:t>• 2023: [9, 7, 6]</w:t>
-      </w:r>
-    </w:p>
-    <w:p>
-      <w:r>
-        <w:t>• 2024: [24, 3, 3]</w:t>
-      </w:r>
-    </w:p>
-    <w:p>
-      <w:r>
-        <w:t>• 2025: [14, 9, 7]</w:t>
+        <w:t>Beck Malenstyn: 5</w:t>
+      </w:r>
+    </w:p>
+    <w:p>
+      <w:r>
+        <w:t>• 2022: []</w:t>
+      </w:r>
+    </w:p>
+    <w:p>
+      <w:r>
+        <w:t>• 2023: [19, 15, 4]</w:t>
+      </w:r>
+    </w:p>
+    <w:p>
+      <w:r>
+        <w:t>• 2024: [17, 9, 2]</w:t>
+      </w:r>
+    </w:p>
+    <w:p>
+      <w:r>
+        <w:t>• 2025: [24, 8, 2]</w:t>
       </w:r>
     </w:p>
     <w:p>
@@ -1453,35 +1595,7 @@
           <w:color w:val="FF0000"/>
           <w:sz w:val="26"/>
         </w:rPr>
-        <w:t>Beck Malenstyn: 4</w:t>
-      </w:r>
-    </w:p>
-    <w:p>
-      <w:r>
-        <w:t>• 2022: []</w:t>
-      </w:r>
-    </w:p>
-    <w:p>
-      <w:r>
-        <w:t>• 2023: [19, 15, 4]</w:t>
-      </w:r>
-    </w:p>
-    <w:p>
-      <w:r>
-        <w:t>• 2024: [17, 9, 2]</w:t>
-      </w:r>
-    </w:p>
-    <w:p>
-      <w:r>
-        <w:t>• 2025: [24, 8, 2]</w:t>
-      </w:r>
-    </w:p>
-    <w:p>
-      <w:r>
-        <w:rPr>
-          <w:sz w:val="26"/>
-        </w:rPr>
-        <w:t>Josh Norris: 1</w:t>
+        <w:t>Josh Norris: 2</w:t>
       </w:r>
     </w:p>
     <w:p>
@@ -1541,7 +1655,7 @@
           <w:color w:val="FF0000"/>
           <w:sz w:val="26"/>
         </w:rPr>
-        <w:t>Bowen Byram: 20</w:t>
+        <w:t>Bowen Byram: 21</w:t>
       </w:r>
     </w:p>
     <w:p>
@@ -1681,72 +1795,44 @@
     <w:p>
       <w:r>
         <w:rPr>
-          <w:sz w:val="26"/>
-        </w:rPr>
-        <w:t>Peyton Krebs: 4</w:t>
-      </w:r>
-    </w:p>
-    <w:p>
-      <w:r>
-        <w:t>• 2022: [28, 11, 6]</w:t>
-      </w:r>
-    </w:p>
-    <w:p>
-      <w:r>
-        <w:t>• 2023: [29, 12, 5]</w:t>
-      </w:r>
-    </w:p>
-    <w:p>
-      <w:r>
-        <w:t>• 2024: [23, 15, 7]</w:t>
-      </w:r>
-    </w:p>
-    <w:p>
-      <w:r>
-        <w:t>• 2025: [8, 4, 2]</w:t>
-      </w:r>
-    </w:p>
-    <w:p>
-      <w:r>
-        <w:rPr>
-          <w:sz w:val="26"/>
-        </w:rPr>
-        <w:t>Mattias Samuelsson: 1</w:t>
-      </w:r>
-    </w:p>
-    <w:p>
-      <w:r>
-        <w:t>• 2022: [44]</w:t>
-      </w:r>
-    </w:p>
-    <w:p>
-      <w:r>
-        <w:t>• 2023: []</w:t>
-      </w:r>
-    </w:p>
-    <w:p>
-      <w:r>
-        <w:t>• 2024: [19, 13, 12]</w:t>
-      </w:r>
-    </w:p>
-    <w:p>
-      <w:r>
-        <w:t>• 2025: [15, 9, 7]</w:t>
-      </w:r>
-    </w:p>
-    <w:p>
-      <w:r>
-        <w:rPr>
           <w:b/>
           <w:color w:val="FF0000"/>
           <w:sz w:val="26"/>
         </w:rPr>
-        <w:t>Conor Timmins: 47</w:t>
-      </w:r>
-    </w:p>
-    <w:p>
-      <w:r>
-        <w:t>• 2022: [6]</w:t>
+        <w:t>Peyton Krebs: 5</w:t>
+      </w:r>
+    </w:p>
+    <w:p>
+      <w:r>
+        <w:t>• 2022: [28, 11, 6]</w:t>
+      </w:r>
+    </w:p>
+    <w:p>
+      <w:r>
+        <w:t>• 2023: [29, 12, 5]</w:t>
+      </w:r>
+    </w:p>
+    <w:p>
+      <w:r>
+        <w:t>• 2024: [23, 15, 7]</w:t>
+      </w:r>
+    </w:p>
+    <w:p>
+      <w:r>
+        <w:t>• 2025: [8, 4, 2]</w:t>
+      </w:r>
+    </w:p>
+    <w:p>
+      <w:r>
+        <w:rPr>
+          <w:sz w:val="26"/>
+        </w:rPr>
+        <w:t>Mattias Samuelsson: 2</w:t>
+      </w:r>
+    </w:p>
+    <w:p>
+      <w:r>
+        <w:t>• 2022: [44]</w:t>
       </w:r>
     </w:p>
     <w:p>
@@ -1756,96 +1842,12 @@
     </w:p>
     <w:p>
       <w:r>
-        <w:t>• 2024: [34, 4]</w:t>
-      </w:r>
-    </w:p>
-    <w:p>
-      <w:r>
-        <w:t>• 2025: []</w:t>
-      </w:r>
-    </w:p>
-    <w:p>
-      <w:r>
-        <w:rPr>
-          <w:sz w:val="26"/>
-        </w:rPr>
-        <w:t>Ryan McLeod: 1</w:t>
-      </w:r>
-    </w:p>
-    <w:p>
-      <w:r>
-        <w:t>• 2022: [22, 12, 2]</w:t>
-      </w:r>
-    </w:p>
-    <w:p>
-      <w:r>
-        <w:t>• 2023: [16, 6, 4]</w:t>
-      </w:r>
-    </w:p>
-    <w:p>
-      <w:r>
-        <w:t>• 2024: [23, 9, 8]</w:t>
-      </w:r>
-    </w:p>
-    <w:p>
-      <w:r>
-        <w:t>• 2025: [14, 11, 7]</w:t>
-      </w:r>
-    </w:p>
-    <w:p>
-      <w:r>
-        <w:rPr>
-          <w:sz w:val="26"/>
-        </w:rPr>
-        <w:t>Jiri Kulich: 4</w:t>
-      </w:r>
-    </w:p>
-    <w:p>
-      <w:r>
-        <w:t>• 2022: []</w:t>
-      </w:r>
-    </w:p>
-    <w:p>
-      <w:r>
-        <w:t>• 2023: []</w:t>
-      </w:r>
-    </w:p>
-    <w:p>
-      <w:r>
-        <w:t>• 2024: [8, 6, 6]</w:t>
-      </w:r>
-    </w:p>
-    <w:p>
-      <w:r>
-        <w:t>• 2025: [1, 1]</w:t>
-      </w:r>
-    </w:p>
-    <w:p>
-      <w:r>
-        <w:rPr>
-          <w:sz w:val="26"/>
-        </w:rPr>
-        <w:t>Alex Tuch: 1</w:t>
-      </w:r>
-    </w:p>
-    <w:p>
-      <w:r>
-        <w:t>• 2022: [6, 5, 4]</w:t>
-      </w:r>
-    </w:p>
-    <w:p>
-      <w:r>
-        <w:t>• 2023: [8, 6, 5]</w:t>
-      </w:r>
-    </w:p>
-    <w:p>
-      <w:r>
-        <w:t>• 2024: [7, 4, 4]</w:t>
-      </w:r>
-    </w:p>
-    <w:p>
-      <w:r>
-        <w:t>• 2025: [6, 5, 3]</w:t>
+        <w:t>• 2024: [19, 13, 12]</w:t>
+      </w:r>
+    </w:p>
+    <w:p>
+      <w:r>
+        <w:t>• 2025: [15, 9, 7]</w:t>
       </w:r>
     </w:p>
     <w:p>
@@ -1855,12 +1857,12 @@
           <w:color w:val="FF0000"/>
           <w:sz w:val="26"/>
         </w:rPr>
-        <w:t>Tyson Kozak: 33</w:t>
-      </w:r>
-    </w:p>
-    <w:p>
-      <w:r>
-        <w:t>• 2022: []</w:t>
+        <w:t>Conor Timmins: 47</w:t>
+      </w:r>
+    </w:p>
+    <w:p>
+      <w:r>
+        <w:t>• 2022: [6]</w:t>
       </w:r>
     </w:p>
     <w:p>
@@ -1870,12 +1872,12 @@
     </w:p>
     <w:p>
       <w:r>
-        <w:t>• 2024: [13, 1]</w:t>
-      </w:r>
-    </w:p>
-    <w:p>
-      <w:r>
-        <w:t>• 2025: [0]</w:t>
+        <w:t>• 2024: [34, 4]</w:t>
+      </w:r>
+    </w:p>
+    <w:p>
+      <w:r>
+        <w:t>• 2025: []</w:t>
       </w:r>
     </w:p>
     <w:p>
@@ -1885,7 +1887,35 @@
           <w:color w:val="FF0000"/>
           <w:sz w:val="26"/>
         </w:rPr>
-        <w:t>Michael Kesselring: 31</w:t>
+        <w:t>Ryan McLeod: 2</w:t>
+      </w:r>
+    </w:p>
+    <w:p>
+      <w:r>
+        <w:t>• 2022: [22, 12, 2]</w:t>
+      </w:r>
+    </w:p>
+    <w:p>
+      <w:r>
+        <w:t>• 2023: [16, 6, 4]</w:t>
+      </w:r>
+    </w:p>
+    <w:p>
+      <w:r>
+        <w:t>• 2024: [23, 9, 8]</w:t>
+      </w:r>
+    </w:p>
+    <w:p>
+      <w:r>
+        <w:t>• 2025: [14, 11, 7]</w:t>
+      </w:r>
+    </w:p>
+    <w:p>
+      <w:r>
+        <w:rPr>
+          <w:sz w:val="26"/>
+        </w:rPr>
+        <w:t>Jiri Kulich: 4</w:t>
       </w:r>
     </w:p>
     <w:p>
@@ -1895,6 +1925,66 @@
     </w:p>
     <w:p>
       <w:r>
+        <w:t>• 2023: []</w:t>
+      </w:r>
+    </w:p>
+    <w:p>
+      <w:r>
+        <w:t>• 2024: [8, 6, 6]</w:t>
+      </w:r>
+    </w:p>
+    <w:p>
+      <w:r>
+        <w:t>• 2025: [1, 1]</w:t>
+      </w:r>
+    </w:p>
+    <w:p>
+      <w:r>
+        <w:rPr>
+          <w:b/>
+          <w:color w:val="FF0000"/>
+          <w:sz w:val="26"/>
+        </w:rPr>
+        <w:t>Tyson Kozak: 33</w:t>
+      </w:r>
+    </w:p>
+    <w:p>
+      <w:r>
+        <w:t>• 2022: []</w:t>
+      </w:r>
+    </w:p>
+    <w:p>
+      <w:r>
+        <w:t>• 2023: []</w:t>
+      </w:r>
+    </w:p>
+    <w:p>
+      <w:r>
+        <w:t>• 2024: [13, 1]</w:t>
+      </w:r>
+    </w:p>
+    <w:p>
+      <w:r>
+        <w:t>• 2025: [0]</w:t>
+      </w:r>
+    </w:p>
+    <w:p>
+      <w:r>
+        <w:rPr>
+          <w:b/>
+          <w:color w:val="FF0000"/>
+          <w:sz w:val="26"/>
+        </w:rPr>
+        <w:t>Michael Kesselring: 32</w:t>
+      </w:r>
+    </w:p>
+    <w:p>
+      <w:r>
+        <w:t>• 2022: []</w:t>
+      </w:r>
+    </w:p>
+    <w:p>
+      <w:r>
         <w:t>• 2023: [25, 3, 1]</w:t>
       </w:r>
     </w:p>
@@ -1913,7 +2003,7 @@
         <w:rPr>
           <w:sz w:val="26"/>
         </w:rPr>
-        <w:t>Zach Benson: 4</w:t>
+        <w:t>Zach Benson: 5</w:t>
       </w:r>
     </w:p>
     <w:p>
@@ -1934,6 +2024,34 @@
     <w:p>
       <w:r>
         <w:t>• 2025: [5, 5, 4]</w:t>
+      </w:r>
+    </w:p>
+    <w:p>
+      <w:r>
+        <w:rPr>
+          <w:sz w:val="26"/>
+        </w:rPr>
+        <w:t>Tage Thompson: 1</w:t>
+      </w:r>
+    </w:p>
+    <w:p>
+      <w:r>
+        <w:t>• 2022: [8, 5, 4]</w:t>
+      </w:r>
+    </w:p>
+    <w:p>
+      <w:r>
+        <w:t>• 2023: [7, 5, 5]</w:t>
+      </w:r>
+    </w:p>
+    <w:p>
+      <w:r>
+        <w:t>• 2024: [5, 5, 4]</w:t>
+      </w:r>
+    </w:p>
+    <w:p>
+      <w:r>
+        <w:t>• 2025: [6, 4, 4]</w:t>
       </w:r>
     </w:p>
     <w:p>
@@ -3505,34 +3623,6 @@
     <w:p>
       <w:r>
         <w:rPr>
-          <w:sz w:val="26"/>
-        </w:rPr>
-        <w:t>Nazem Kadri: 4</w:t>
-      </w:r>
-    </w:p>
-    <w:p>
-      <w:r>
-        <w:t>• 2022: [16, 8, 5]</w:t>
-      </w:r>
-    </w:p>
-    <w:p>
-      <w:r>
-        <w:t>• 2023: [8, 6, 5]</w:t>
-      </w:r>
-    </w:p>
-    <w:p>
-      <w:r>
-        <w:t>• 2024: [7, 5, 5]</w:t>
-      </w:r>
-    </w:p>
-    <w:p>
-      <w:r>
-        <w:t>• 2025: [13, 10, 5]</w:t>
-      </w:r>
-    </w:p>
-    <w:p>
-      <w:r>
-        <w:rPr>
           <w:b/>
           <w:color w:val="FF0000"/>
           <w:sz w:val="26"/>
@@ -4035,7 +4125,7 @@
         <w:rPr>
           <w:sz w:val="26"/>
         </w:rPr>
-        <w:t>Oliver Moore: 18</w:t>
+        <w:t>Oliver Moore: 19</w:t>
       </w:r>
     </w:p>
     <w:p>
@@ -4093,7 +4183,7 @@
         <w:rPr>
           <w:sz w:val="26"/>
         </w:rPr>
-        <w:t>Artyom Levshunov: 19</w:t>
+        <w:t>Artyom Levshunov: 20</w:t>
       </w:r>
     </w:p>
     <w:p>
@@ -4123,7 +4213,7 @@
           <w:color w:val="FF0000"/>
           <w:sz w:val="26"/>
         </w:rPr>
-        <w:t>Matt Grzelcyk: 111</w:t>
+        <w:t>Matt Grzelcyk: 112</w:t>
       </w:r>
     </w:p>
     <w:p>
@@ -4153,7 +4243,7 @@
           <w:color w:val="FF0000"/>
           <w:sz w:val="26"/>
         </w:rPr>
-        <w:t>Alex Vlasic: 41</w:t>
+        <w:t>Alex Vlasic: 42</w:t>
       </w:r>
     </w:p>
     <w:p>
@@ -4183,7 +4273,7 @@
           <w:color w:val="FF0000"/>
           <w:sz w:val="26"/>
         </w:rPr>
-        <w:t>Wyatt Kaiser: 10</w:t>
+        <w:t>Wyatt Kaiser: 11</w:t>
       </w:r>
     </w:p>
     <w:p>
@@ -4204,6 +4294,146 @@
     <w:p>
       <w:r>
         <w:t>• 2025: [9, 4, 3]</w:t>
+      </w:r>
+    </w:p>
+    <w:p>
+      <w:r>
+        <w:rPr>
+          <w:sz w:val="26"/>
+        </w:rPr>
+        <w:t>Ryan Greene: 2</w:t>
+      </w:r>
+    </w:p>
+    <w:p>
+      <w:r>
+        <w:t>• 2022: []</w:t>
+      </w:r>
+    </w:p>
+    <w:p>
+      <w:r>
+        <w:t>• 2023: []</w:t>
+      </w:r>
+    </w:p>
+    <w:p>
+      <w:r>
+        <w:t>• 2024: []</w:t>
+      </w:r>
+    </w:p>
+    <w:p>
+      <w:r>
+        <w:t>• 2025: [19, 12, 8]</w:t>
+      </w:r>
+    </w:p>
+    <w:p>
+      <w:r>
+        <w:rPr>
+          <w:sz w:val="26"/>
+        </w:rPr>
+        <w:t>Andrew Mangiapane: 3</w:t>
+      </w:r>
+    </w:p>
+    <w:p>
+      <w:r>
+        <w:t>• 2022: [14, 11, 10]</w:t>
+      </w:r>
+    </w:p>
+    <w:p>
+      <w:r>
+        <w:t>• 2023: [10, 9, 8]</w:t>
+      </w:r>
+    </w:p>
+    <w:p>
+      <w:r>
+        <w:t>• 2024: [15, 9, 8]</w:t>
+      </w:r>
+    </w:p>
+    <w:p>
+      <w:r>
+        <w:t>• 2025: [21, 7, 6]</w:t>
+      </w:r>
+    </w:p>
+    <w:p>
+      <w:r>
+        <w:rPr>
+          <w:sz w:val="26"/>
+        </w:rPr>
+        <w:t>Frank Nazar: 1</w:t>
+      </w:r>
+    </w:p>
+    <w:p>
+      <w:r>
+        <w:t>• 2022: []</w:t>
+      </w:r>
+    </w:p>
+    <w:p>
+      <w:r>
+        <w:t>• 2023: []</w:t>
+      </w:r>
+    </w:p>
+    <w:p>
+      <w:r>
+        <w:t>• 2024: [8, 6, 5]</w:t>
+      </w:r>
+    </w:p>
+    <w:p>
+      <w:r>
+        <w:t>• 2025: [21, 6, 6]</w:t>
+      </w:r>
+    </w:p>
+    <w:p>
+      <w:r>
+        <w:rPr>
+          <w:sz w:val="26"/>
+        </w:rPr>
+        <w:t>Nick Lardis: 3</w:t>
+      </w:r>
+    </w:p>
+    <w:p>
+      <w:r>
+        <w:t>• 2022: []</w:t>
+      </w:r>
+    </w:p>
+    <w:p>
+      <w:r>
+        <w:t>• 2023: []</w:t>
+      </w:r>
+    </w:p>
+    <w:p>
+      <w:r>
+        <w:t>• 2024: []</w:t>
+      </w:r>
+    </w:p>
+    <w:p>
+      <w:r>
+        <w:t>• 2025: [4, 3, 3]</w:t>
+      </w:r>
+    </w:p>
+    <w:p>
+      <w:r>
+        <w:rPr>
+          <w:sz w:val="26"/>
+        </w:rPr>
+        <w:t>Ryan Donato: 1</w:t>
+      </w:r>
+    </w:p>
+    <w:p>
+      <w:r>
+        <w:t>• 2022: [16, 11, 8]</w:t>
+      </w:r>
+    </w:p>
+    <w:p>
+      <w:r>
+        <w:t>• 2023: [26, 10, 9]</w:t>
+      </w:r>
+    </w:p>
+    <w:p>
+      <w:r>
+        <w:t>• 2024: [9, 8, 8]</w:t>
+      </w:r>
+    </w:p>
+    <w:p>
+      <w:r>
+        <w:t>• 2025: [11, 11, 8]</w:t>
       </w:r>
     </w:p>
     <w:p>
@@ -4213,35 +4443,7 @@
           <w:color w:val="FF0000"/>
           <w:sz w:val="26"/>
         </w:rPr>
-        <w:t>Tyler Bertuzzi: 4</w:t>
-      </w:r>
-    </w:p>
-    <w:p>
-      <w:r>
-        <w:t>• 2022: [12, 10, 4]</w:t>
-      </w:r>
-    </w:p>
-    <w:p>
-      <w:r>
-        <w:t>• 2023: [19, 12, 5]</w:t>
-      </w:r>
-    </w:p>
-    <w:p>
-      <w:r>
-        <w:t>• 2024: [20, 12, 5]</w:t>
-      </w:r>
-    </w:p>
-    <w:p>
-      <w:r>
-        <w:t>• 2025: [6, 5, 5]</w:t>
-      </w:r>
-    </w:p>
-    <w:p>
-      <w:r>
-        <w:rPr>
-          <w:sz w:val="26"/>
-        </w:rPr>
-        <w:t>Connor Bedard: 3</w:t>
+        <w:t>Landon Slaggert: 3</w:t>
       </w:r>
     </w:p>
     <w:p>
@@ -4251,129 +4453,17 @@
     </w:p>
     <w:p>
       <w:r>
-        <w:t>• 2023: [8, 7, 6]</w:t>
-      </w:r>
-    </w:p>
-    <w:p>
-      <w:r>
-        <w:t>• 2024: [12, 8, 8]</w:t>
-      </w:r>
-    </w:p>
-    <w:p>
-      <w:r>
-        <w:t>• 2025: [5, 5, 4]</w:t>
-      </w:r>
-    </w:p>
-    <w:p>
-      <w:r>
-        <w:rPr>
-          <w:sz w:val="26"/>
-        </w:rPr>
-        <w:t>Ryan Greene: 1</w:t>
-      </w:r>
-    </w:p>
-    <w:p>
-      <w:r>
-        <w:t>• 2022: []</w:t>
-      </w:r>
-    </w:p>
-    <w:p>
-      <w:r>
         <w:t>• 2023: []</w:t>
       </w:r>
     </w:p>
     <w:p>
       <w:r>
-        <w:t>• 2024: []</w:t>
-      </w:r>
-    </w:p>
-    <w:p>
-      <w:r>
-        <w:t>• 2025: [19, 12, 8]</w:t>
-      </w:r>
-    </w:p>
-    <w:p>
-      <w:r>
-        <w:rPr>
-          <w:sz w:val="26"/>
-        </w:rPr>
-        <w:t>Andrew Mangiapane: 2</w:t>
-      </w:r>
-    </w:p>
-    <w:p>
-      <w:r>
-        <w:t>• 2022: [14, 11, 10]</w:t>
-      </w:r>
-    </w:p>
-    <w:p>
-      <w:r>
-        <w:t>• 2023: [10, 9, 8]</w:t>
-      </w:r>
-    </w:p>
-    <w:p>
-      <w:r>
-        <w:t>• 2024: [15, 9, 8]</w:t>
-      </w:r>
-    </w:p>
-    <w:p>
-      <w:r>
-        <w:t>• 2025: [21, 7, 6]</w:t>
-      </w:r>
-    </w:p>
-    <w:p>
-      <w:r>
-        <w:rPr>
-          <w:sz w:val="26"/>
-        </w:rPr>
-        <w:t>Nick Foligno: 1</w:t>
-      </w:r>
-    </w:p>
-    <w:p>
-      <w:r>
-        <w:t>• 2022: [13, 12, 6]</w:t>
-      </w:r>
-    </w:p>
-    <w:p>
-      <w:r>
-        <w:t>• 2023: [13, 8, 7]</w:t>
-      </w:r>
-    </w:p>
-    <w:p>
-      <w:r>
-        <w:t>• 2024: [16, 15, 9]</w:t>
-      </w:r>
-    </w:p>
-    <w:p>
-      <w:r>
-        <w:t>• 2025: [10, 8]</w:t>
-      </w:r>
-    </w:p>
-    <w:p>
-      <w:r>
-        <w:rPr>
-          <w:sz w:val="26"/>
-        </w:rPr>
-        <w:t>Nick Lardis: 2</w:t>
-      </w:r>
-    </w:p>
-    <w:p>
-      <w:r>
-        <w:t>• 2022: []</w:t>
-      </w:r>
-    </w:p>
-    <w:p>
-      <w:r>
-        <w:t>• 2023: []</w:t>
-      </w:r>
-    </w:p>
-    <w:p>
-      <w:r>
-        <w:t>• 2024: []</w:t>
-      </w:r>
-    </w:p>
-    <w:p>
-      <w:r>
-        <w:t>• 2025: [4, 3, 3]</w:t>
+        <w:t>• 2024: [1]</w:t>
+      </w:r>
+    </w:p>
+    <w:p>
+      <w:r>
+        <w:t>• 2025: [14, 10]</w:t>
       </w:r>
     </w:p>
     <w:p>
@@ -4383,7 +4473,7 @@
           <w:color w:val="FF0000"/>
           <w:sz w:val="26"/>
         </w:rPr>
-        <w:t>Landon Slaggert: 2</w:t>
+        <w:t>Kevin Korchinski: 5</w:t>
       </w:r>
     </w:p>
     <w:p>
@@ -4393,17 +4483,17 @@
     </w:p>
     <w:p>
       <w:r>
-        <w:t>• 2023: []</w:t>
-      </w:r>
-    </w:p>
-    <w:p>
-      <w:r>
-        <w:t>• 2024: [1]</w:t>
-      </w:r>
-    </w:p>
-    <w:p>
-      <w:r>
-        <w:t>• 2025: [14, 10]</w:t>
+        <w:t>• 2023: [28, 14, 5]</w:t>
+      </w:r>
+    </w:p>
+    <w:p>
+      <w:r>
+        <w:t>• 2024: []</w:t>
+      </w:r>
+    </w:p>
+    <w:p>
+      <w:r>
+        <w:t>• 2025: []</w:t>
       </w:r>
     </w:p>
     <w:p>
@@ -4413,22 +4503,22 @@
           <w:color w:val="FF0000"/>
           <w:sz w:val="26"/>
         </w:rPr>
-        <w:t>Kevin Korchinski: 5</w:t>
-      </w:r>
-    </w:p>
-    <w:p>
-      <w:r>
-        <w:t>• 2022: []</w:t>
-      </w:r>
-    </w:p>
-    <w:p>
-      <w:r>
-        <w:t>• 2023: [28, 14, 5]</w:t>
-      </w:r>
-    </w:p>
-    <w:p>
-      <w:r>
-        <w:t>• 2024: []</w:t>
+        <w:t>Sam Lafferty: 14</w:t>
+      </w:r>
+    </w:p>
+    <w:p>
+      <w:r>
+        <w:t>• 2022: [21, 12, 7]</w:t>
+      </w:r>
+    </w:p>
+    <w:p>
+      <w:r>
+        <w:t>• 2023: [12, 12, 8]</w:t>
+      </w:r>
+    </w:p>
+    <w:p>
+      <w:r>
+        <w:t>• 2024: [18, 18, 6]</w:t>
       </w:r>
     </w:p>
     <w:p>
@@ -4443,22 +4533,50 @@
           <w:color w:val="FF0000"/>
           <w:sz w:val="26"/>
         </w:rPr>
-        <w:t>Sam Lafferty: 14</w:t>
-      </w:r>
-    </w:p>
-    <w:p>
-      <w:r>
-        <w:t>• 2022: [21, 12, 7]</w:t>
-      </w:r>
-    </w:p>
-    <w:p>
-      <w:r>
-        <w:t>• 2023: [12, 12, 8]</w:t>
-      </w:r>
-    </w:p>
-    <w:p>
-      <w:r>
-        <w:t>• 2024: [18, 18, 6]</w:t>
+        <w:t>Louis Crevier: 18</w:t>
+      </w:r>
+    </w:p>
+    <w:p>
+      <w:r>
+        <w:t>• 2022: []</w:t>
+      </w:r>
+    </w:p>
+    <w:p>
+      <w:r>
+        <w:t>• 2023: []</w:t>
+      </w:r>
+    </w:p>
+    <w:p>
+      <w:r>
+        <w:t>• 2024: [12, 3]</w:t>
+      </w:r>
+    </w:p>
+    <w:p>
+      <w:r>
+        <w:t>• 2025: [19, 12, 7]</w:t>
+      </w:r>
+    </w:p>
+    <w:p>
+      <w:r>
+        <w:rPr>
+          <w:sz w:val="26"/>
+        </w:rPr>
+        <w:t>Dominic Toninato: 22</w:t>
+      </w:r>
+    </w:p>
+    <w:p>
+      <w:r>
+        <w:t>• 2022: []</w:t>
+      </w:r>
+    </w:p>
+    <w:p>
+      <w:r>
+        <w:t>• 2023: []</w:t>
+      </w:r>
+    </w:p>
+    <w:p>
+      <w:r>
+        <w:t>• 2024: []</w:t>
       </w:r>
     </w:p>
     <w:p>
@@ -4473,65 +4591,7 @@
           <w:color w:val="FF0000"/>
           <w:sz w:val="26"/>
         </w:rPr>
-        <w:t>Louis Crevier: 17</w:t>
-      </w:r>
-    </w:p>
-    <w:p>
-      <w:r>
-        <w:t>• 2022: []</w:t>
-      </w:r>
-    </w:p>
-    <w:p>
-      <w:r>
-        <w:t>• 2023: []</w:t>
-      </w:r>
-    </w:p>
-    <w:p>
-      <w:r>
-        <w:t>• 2024: [12, 3]</w:t>
-      </w:r>
-    </w:p>
-    <w:p>
-      <w:r>
-        <w:t>• 2025: [19, 12, 7]</w:t>
-      </w:r>
-    </w:p>
-    <w:p>
-      <w:r>
-        <w:rPr>
-          <w:sz w:val="26"/>
-        </w:rPr>
-        <w:t>Dominic Toninato: 22</w:t>
-      </w:r>
-    </w:p>
-    <w:p>
-      <w:r>
-        <w:t>• 2022: []</w:t>
-      </w:r>
-    </w:p>
-    <w:p>
-      <w:r>
-        <w:t>• 2023: []</w:t>
-      </w:r>
-    </w:p>
-    <w:p>
-      <w:r>
-        <w:t>• 2024: []</w:t>
-      </w:r>
-    </w:p>
-    <w:p>
-      <w:r>
-        <w:t>• 2025: []</w:t>
-      </w:r>
-    </w:p>
-    <w:p>
-      <w:r>
-        <w:rPr>
-          <w:b/>
-          <w:color w:val="FF0000"/>
-          <w:sz w:val="26"/>
-        </w:rPr>
-        <w:t>Andre Burakovsky: 18</w:t>
+        <w:t>Andre Burakovsky: 19</w:t>
       </w:r>
     </w:p>
     <w:p>
@@ -4559,7 +4619,7 @@
         <w:rPr>
           <w:sz w:val="26"/>
         </w:rPr>
-        <w:t>Teuvo Teravainen: 1</w:t>
+        <w:t>Teuvo Teravainen: 2</w:t>
       </w:r>
     </w:p>
     <w:p>
@@ -4587,27 +4647,27 @@
         <w:rPr>
           <w:sz w:val="26"/>
         </w:rPr>
-        <w:t>Sam Rinzel: 4</w:t>
-      </w:r>
-    </w:p>
-    <w:p>
-      <w:r>
-        <w:t>• 2022: []</w:t>
-      </w:r>
-    </w:p>
-    <w:p>
-      <w:r>
-        <w:t>• 2023: []</w:t>
-      </w:r>
-    </w:p>
-    <w:p>
-      <w:r>
-        <w:t>• 2024: []</w:t>
-      </w:r>
-    </w:p>
-    <w:p>
-      <w:r>
-        <w:t>• 2025: [26]</w:t>
+        <w:t>Ilya Mikheyev: 1</w:t>
+      </w:r>
+    </w:p>
+    <w:p>
+      <w:r>
+        <w:t>• 2022: [14, 6, 3]</w:t>
+      </w:r>
+    </w:p>
+    <w:p>
+      <w:r>
+        <w:t>• 2023: [34, 5, 3]</w:t>
+      </w:r>
+    </w:p>
+    <w:p>
+      <w:r>
+        <w:t>• 2024: [12, 9, 6]</w:t>
+      </w:r>
+    </w:p>
+    <w:p>
+      <w:r>
+        <w:t>• 2025: [20, 8, 6]</w:t>
       </w:r>
     </w:p>
     <w:p>
@@ -4625,7 +4685,7 @@
           <w:color w:val="FF0000"/>
           <w:sz w:val="26"/>
         </w:rPr>
-        <w:t>Brock Nelson: 5</w:t>
+        <w:t>Brock Nelson: 6</w:t>
       </w:r>
     </w:p>
     <w:p>
@@ -4674,34 +4734,6 @@
     <w:p>
       <w:r>
         <w:t>• 2025: []</w:t>
-      </w:r>
-    </w:p>
-    <w:p>
-      <w:r>
-        <w:rPr>
-          <w:sz w:val="26"/>
-        </w:rPr>
-        <w:t>Gabriel Landeskog: 1</w:t>
-      </w:r>
-    </w:p>
-    <w:p>
-      <w:r>
-        <w:t>• 2022: []</w:t>
-      </w:r>
-    </w:p>
-    <w:p>
-      <w:r>
-        <w:t>• 2023: []</w:t>
-      </w:r>
-    </w:p>
-    <w:p>
-      <w:r>
-        <w:t>• 2024: []</w:t>
-      </w:r>
-    </w:p>
-    <w:p>
-      <w:r>
-        <w:t>• 2025: [8, 5, 5]</w:t>
       </w:r>
     </w:p>
     <w:p>
@@ -4711,27 +4743,55 @@
           <w:color w:val="FF0000"/>
           <w:sz w:val="26"/>
         </w:rPr>
-        <w:t>Brent Burns: 8</w:t>
-      </w:r>
-    </w:p>
-    <w:p>
-      <w:r>
-        <w:t>• 2022: [13, 13, 9]</w:t>
-      </w:r>
-    </w:p>
-    <w:p>
-      <w:r>
-        <w:t>• 2023: [16, 15, 8]</w:t>
-      </w:r>
-    </w:p>
-    <w:p>
-      <w:r>
-        <w:t>• 2024: [24, 11, 6]</w:t>
-      </w:r>
-    </w:p>
-    <w:p>
-      <w:r>
-        <w:t>• 2025: [8, 8, 8]</w:t>
+        <w:t>Nazem Kadri: 5</w:t>
+      </w:r>
+    </w:p>
+    <w:p>
+      <w:r>
+        <w:t>• 2022: [16, 8, 5]</w:t>
+      </w:r>
+    </w:p>
+    <w:p>
+      <w:r>
+        <w:t>• 2023: [8, 6, 5]</w:t>
+      </w:r>
+    </w:p>
+    <w:p>
+      <w:r>
+        <w:t>• 2024: [7, 5, 5]</w:t>
+      </w:r>
+    </w:p>
+    <w:p>
+      <w:r>
+        <w:t>• 2025: [13, 10, 5]</w:t>
+      </w:r>
+    </w:p>
+    <w:p>
+      <w:r>
+        <w:rPr>
+          <w:sz w:val="26"/>
+        </w:rPr>
+        <w:t>Gabriel Landeskog: 1</w:t>
+      </w:r>
+    </w:p>
+    <w:p>
+      <w:r>
+        <w:t>• 2022: []</w:t>
+      </w:r>
+    </w:p>
+    <w:p>
+      <w:r>
+        <w:t>• 2023: []</w:t>
+      </w:r>
+    </w:p>
+    <w:p>
+      <w:r>
+        <w:t>• 2024: []</w:t>
+      </w:r>
+    </w:p>
+    <w:p>
+      <w:r>
+        <w:t>• 2025: [8, 5, 5]</w:t>
       </w:r>
     </w:p>
     <w:p>
@@ -4741,55 +4801,27 @@
           <w:color w:val="FF0000"/>
           <w:sz w:val="26"/>
         </w:rPr>
-        <w:t>Jack Drury: 11</w:t>
-      </w:r>
-    </w:p>
-    <w:p>
-      <w:r>
-        <w:t>• 2022: [5]</w:t>
-      </w:r>
-    </w:p>
-    <w:p>
-      <w:r>
-        <w:t>• 2023: [5, 5, 3]</w:t>
-      </w:r>
-    </w:p>
-    <w:p>
-      <w:r>
-        <w:t>• 2024: [19, 18, 8]</w:t>
-      </w:r>
-    </w:p>
-    <w:p>
-      <w:r>
-        <w:t>• 2025: [10, 9, 7]</w:t>
-      </w:r>
-    </w:p>
-    <w:p>
-      <w:r>
-        <w:rPr>
-          <w:sz w:val="26"/>
-        </w:rPr>
-        <w:t>T.J. Tynan: 10</w:t>
-      </w:r>
-    </w:p>
-    <w:p>
-      <w:r>
-        <w:t>• 2022: []</w:t>
-      </w:r>
-    </w:p>
-    <w:p>
-      <w:r>
-        <w:t>• 2023: []</w:t>
-      </w:r>
-    </w:p>
-    <w:p>
-      <w:r>
-        <w:t>• 2024: []</w:t>
-      </w:r>
-    </w:p>
-    <w:p>
-      <w:r>
-        <w:t>• 2025: []</w:t>
+        <w:t>Brent Burns: 9</w:t>
+      </w:r>
+    </w:p>
+    <w:p>
+      <w:r>
+        <w:t>• 2022: [13, 13, 9]</w:t>
+      </w:r>
+    </w:p>
+    <w:p>
+      <w:r>
+        <w:t>• 2023: [16, 15, 8]</w:t>
+      </w:r>
+    </w:p>
+    <w:p>
+      <w:r>
+        <w:t>• 2024: [24, 11, 6]</w:t>
+      </w:r>
+    </w:p>
+    <w:p>
+      <w:r>
+        <w:t>• 2025: [8, 8, 8]</w:t>
       </w:r>
     </w:p>
     <w:p>
@@ -4799,27 +4831,55 @@
           <w:color w:val="FF0000"/>
           <w:sz w:val="26"/>
         </w:rPr>
-        <w:t>Nicolas Roy: 8</w:t>
-      </w:r>
-    </w:p>
-    <w:p>
-      <w:r>
-        <w:t>• 2022: [17, 5, 5]</w:t>
-      </w:r>
-    </w:p>
-    <w:p>
-      <w:r>
-        <w:t>• 2023: [16, 12, 7]</w:t>
-      </w:r>
-    </w:p>
-    <w:p>
-      <w:r>
-        <w:t>• 2024: [15, 11, 7]</w:t>
-      </w:r>
-    </w:p>
-    <w:p>
-      <w:r>
-        <w:t>• 2025: [19, 15, 8]</w:t>
+        <w:t>Jack Drury: 12</w:t>
+      </w:r>
+    </w:p>
+    <w:p>
+      <w:r>
+        <w:t>• 2022: [5]</w:t>
+      </w:r>
+    </w:p>
+    <w:p>
+      <w:r>
+        <w:t>• 2023: [5, 5, 3]</w:t>
+      </w:r>
+    </w:p>
+    <w:p>
+      <w:r>
+        <w:t>• 2024: [19, 18, 8]</w:t>
+      </w:r>
+    </w:p>
+    <w:p>
+      <w:r>
+        <w:t>• 2025: [10, 9, 7]</w:t>
+      </w:r>
+    </w:p>
+    <w:p>
+      <w:r>
+        <w:rPr>
+          <w:sz w:val="26"/>
+        </w:rPr>
+        <w:t>T.J. Tynan: 10</w:t>
+      </w:r>
+    </w:p>
+    <w:p>
+      <w:r>
+        <w:t>• 2022: []</w:t>
+      </w:r>
+    </w:p>
+    <w:p>
+      <w:r>
+        <w:t>• 2023: []</w:t>
+      </w:r>
+    </w:p>
+    <w:p>
+      <w:r>
+        <w:t>• 2024: []</w:t>
+      </w:r>
+    </w:p>
+    <w:p>
+      <w:r>
+        <w:t>• 2025: []</w:t>
       </w:r>
     </w:p>
     <w:p>
@@ -4857,7 +4917,7 @@
         <w:rPr>
           <w:sz w:val="26"/>
         </w:rPr>
-        <w:t>Joel Kiviranta: 6</w:t>
+        <w:t>Joel Kiviranta: 7</w:t>
       </w:r>
     </w:p>
     <w:p>
@@ -4878,6 +4938,34 @@
     <w:p>
       <w:r>
         <w:t>• 2025: [18]</w:t>
+      </w:r>
+    </w:p>
+    <w:p>
+      <w:r>
+        <w:rPr>
+          <w:sz w:val="26"/>
+        </w:rPr>
+        <w:t>Valeri Nichushkin: 1</w:t>
+      </w:r>
+    </w:p>
+    <w:p>
+      <w:r>
+        <w:t>• 2022: [10, 7, 4]</w:t>
+      </w:r>
+    </w:p>
+    <w:p>
+      <w:r>
+        <w:t>• 2023: [8, 7, 5]</w:t>
+      </w:r>
+    </w:p>
+    <w:p>
+      <w:r>
+        <w:t>• 2024: [6, 3, 2]</w:t>
+      </w:r>
+    </w:p>
+    <w:p>
+      <w:r>
+        <w:t>• 2025: [10, 9, 8]</w:t>
       </w:r>
     </w:p>
     <w:p>
@@ -4913,11 +5001,39 @@
     <w:p>
       <w:r>
         <w:rPr>
+          <w:sz w:val="26"/>
+        </w:rPr>
+        <w:t>Martin Necas: 1</w:t>
+      </w:r>
+    </w:p>
+    <w:p>
+      <w:r>
+        <w:t>• 2022: [8, 6, 6]</w:t>
+      </w:r>
+    </w:p>
+    <w:p>
+      <w:r>
+        <w:t>• 2023: [8, 5, 4]</w:t>
+      </w:r>
+    </w:p>
+    <w:p>
+      <w:r>
+        <w:t>• 2024: [11, 7, 6]</w:t>
+      </w:r>
+    </w:p>
+    <w:p>
+      <w:r>
+        <w:t>• 2025: [7, 6, 6]</w:t>
+      </w:r>
+    </w:p>
+    <w:p>
+      <w:r>
+        <w:rPr>
           <w:b/>
           <w:color w:val="FF0000"/>
           <w:sz w:val="26"/>
         </w:rPr>
-        <w:t>Sam Malinski: 30</w:t>
+        <w:t>Sam Malinski: 31</w:t>
       </w:r>
     </w:p>
     <w:p>
@@ -4945,7 +5061,7 @@
         <w:rPr>
           <w:sz w:val="26"/>
         </w:rPr>
-        <w:t>Devon Toews: 2</w:t>
+        <w:t>Devon Toews: 3</w:t>
       </w:r>
     </w:p>
     <w:p>
@@ -4973,7 +5089,7 @@
         <w:rPr>
           <w:sz w:val="26"/>
         </w:rPr>
-        <w:t>Gavin Brindley: 3</w:t>
+        <w:t>Gavin Brindley: 4</w:t>
       </w:r>
     </w:p>
     <w:p>
@@ -5003,7 +5119,7 @@
           <w:color w:val="FF0000"/>
           <w:sz w:val="26"/>
         </w:rPr>
-        <w:t>Ross Colton: 8</w:t>
+        <w:t>Ross Colton: 9</w:t>
       </w:r>
     </w:p>
     <w:p>
@@ -5091,7 +5207,7 @@
           <w:color w:val="FF0000"/>
           <w:sz w:val="26"/>
         </w:rPr>
-        <w:t>Brett Kulak: 14</w:t>
+        <w:t>Brett Kulak: 15</w:t>
       </w:r>
     </w:p>
     <w:p>
@@ -5168,6 +5284,34 @@
     <w:p>
       <w:r>
         <w:t>• 2025: []</w:t>
+      </w:r>
+    </w:p>
+    <w:p>
+      <w:r>
+        <w:rPr>
+          <w:sz w:val="26"/>
+        </w:rPr>
+        <w:t>Cale Makar: 1</w:t>
+      </w:r>
+    </w:p>
+    <w:p>
+      <w:r>
+        <w:t>• 2022: [10, 6, 3]</w:t>
+      </w:r>
+    </w:p>
+    <w:p>
+      <w:r>
+        <w:t>• 2023: [11, 8, 7]</w:t>
+      </w:r>
+    </w:p>
+    <w:p>
+      <w:r>
+        <w:t>• 2024: [8, 7, 6]</w:t>
+      </w:r>
+    </w:p>
+    <w:p>
+      <w:r>
+        <w:t>• 2025: [8, 7, 4]</w:t>
       </w:r>
     </w:p>
     <w:p>
@@ -5177,7 +5321,7 @@
           <w:color w:val="FF0000"/>
           <w:sz w:val="26"/>
         </w:rPr>
-        <w:t>Josh Manson: 6</w:t>
+        <w:t>Josh Manson: 7</w:t>
       </w:r>
     </w:p>
     <w:p>
@@ -5205,7 +5349,7 @@
         <w:rPr>
           <w:sz w:val="26"/>
         </w:rPr>
-        <w:t>Zakhar Bardakov: 41</w:t>
+        <w:t>Zakhar Bardakov: 42</w:t>
       </w:r>
     </w:p>
     <w:p>
@@ -5233,7 +5377,7 @@
         <w:rPr>
           <w:sz w:val="26"/>
         </w:rPr>
-        <w:t>Parker Kelly: 1</w:t>
+        <w:t>Parker Kelly: 2</w:t>
       </w:r>
     </w:p>
     <w:p>
@@ -5267,59 +5411,87 @@
     <w:p>
       <w:r>
         <w:rPr>
-          <w:sz w:val="26"/>
-        </w:rPr>
-        <w:t>Mavrik Bourque: 1</w:t>
-      </w:r>
-    </w:p>
-    <w:p>
-      <w:r>
-        <w:t>• 2022: []</w:t>
-      </w:r>
-    </w:p>
-    <w:p>
-      <w:r>
-        <w:t>• 2023: []</w:t>
-      </w:r>
-    </w:p>
-    <w:p>
-      <w:r>
-        <w:t>• 2024: [14, 13, 8]</w:t>
-      </w:r>
-    </w:p>
-    <w:p>
-      <w:r>
-        <w:t>• 2025: [10, 10, 7]</w:t>
-      </w:r>
-    </w:p>
-    <w:p>
-      <w:r>
-        <w:rPr>
           <w:b/>
           <w:color w:val="FF0000"/>
           <w:sz w:val="26"/>
         </w:rPr>
-        <w:t>Nathan Bastian: 1</w:t>
-      </w:r>
-    </w:p>
-    <w:p>
-      <w:r>
-        <w:t>• 2022: [14, 5, 5]</w:t>
-      </w:r>
-    </w:p>
-    <w:p>
-      <w:r>
-        <w:t>• 2023: [22, 10, 3]</w:t>
-      </w:r>
-    </w:p>
-    <w:p>
-      <w:r>
-        <w:t>• 2024: [25, 18, 1]</w:t>
-      </w:r>
-    </w:p>
-    <w:p>
-      <w:r>
-        <w:t>• 2025: [13, 9, 1]</w:t>
+        <w:t>Kyle Capobianco: 10</w:t>
+      </w:r>
+    </w:p>
+    <w:p>
+      <w:r>
+        <w:t>• 2022: [5]</w:t>
+      </w:r>
+    </w:p>
+    <w:p>
+      <w:r>
+        <w:t>• 2023: []</w:t>
+      </w:r>
+    </w:p>
+    <w:p>
+      <w:r>
+        <w:t>• 2024: []</w:t>
+      </w:r>
+    </w:p>
+    <w:p>
+      <w:r>
+        <w:t>• 2025: [8]</w:t>
+      </w:r>
+    </w:p>
+    <w:p>
+      <w:r>
+        <w:rPr>
+          <w:sz w:val="26"/>
+        </w:rPr>
+        <w:t>Matt Duchene: 3</w:t>
+      </w:r>
+    </w:p>
+    <w:p>
+      <w:r>
+        <w:t>• 2022: [9, 9, 5]</w:t>
+      </w:r>
+    </w:p>
+    <w:p>
+      <w:r>
+        <w:t>• 2023: [11, 11, 8]</w:t>
+      </w:r>
+    </w:p>
+    <w:p>
+      <w:r>
+        <w:t>• 2024: [8, 7, 5]</w:t>
+      </w:r>
+    </w:p>
+    <w:p>
+      <w:r>
+        <w:t>• 2025: [6, 5, 5]</w:t>
+      </w:r>
+    </w:p>
+    <w:p>
+      <w:r>
+        <w:rPr>
+          <w:sz w:val="26"/>
+        </w:rPr>
+        <w:t>Wyatt Johnston: 1</w:t>
+      </w:r>
+    </w:p>
+    <w:p>
+      <w:r>
+        <w:t>• 2022: [10, 9, 9]</w:t>
+      </w:r>
+    </w:p>
+    <w:p>
+      <w:r>
+        <w:t>• 2023: [16, 4, 4]</w:t>
+      </w:r>
+    </w:p>
+    <w:p>
+      <w:r>
+        <w:t>• 2024: [10, 6, 5]</w:t>
+      </w:r>
+    </w:p>
+    <w:p>
+      <w:r>
+        <w:t>• 2025: [7, 4, 3]</w:t>
       </w:r>
     </w:p>
     <w:p>
@@ -5329,12 +5501,12 @@
           <w:color w:val="FF0000"/>
           <w:sz w:val="26"/>
         </w:rPr>
-        <w:t>Kyle Capobianco: 10</w:t>
-      </w:r>
-    </w:p>
-    <w:p>
-      <w:r>
-        <w:t>• 2022: [5]</w:t>
+        <w:t>Lian Bichsel: 3</w:t>
+      </w:r>
+    </w:p>
+    <w:p>
+      <w:r>
+        <w:t>• 2022: []</w:t>
       </w:r>
     </w:p>
     <w:p>
@@ -5344,40 +5516,12 @@
     </w:p>
     <w:p>
       <w:r>
-        <w:t>• 2024: []</w:t>
-      </w:r>
-    </w:p>
-    <w:p>
-      <w:r>
-        <w:t>• 2025: [8]</w:t>
-      </w:r>
-    </w:p>
-    <w:p>
-      <w:r>
-        <w:rPr>
-          <w:sz w:val="26"/>
-        </w:rPr>
-        <w:t>Matt Duchene: 2</w:t>
-      </w:r>
-    </w:p>
-    <w:p>
-      <w:r>
-        <w:t>• 2022: [9, 9, 5]</w:t>
-      </w:r>
-    </w:p>
-    <w:p>
-      <w:r>
-        <w:t>• 2023: [11, 11, 8]</w:t>
-      </w:r>
-    </w:p>
-    <w:p>
-      <w:r>
-        <w:t>• 2024: [8, 7, 5]</w:t>
-      </w:r>
-    </w:p>
-    <w:p>
-      <w:r>
-        <w:t>• 2025: [6, 5, 5]</w:t>
+        <w:t>• 2024: [28, 5, 1]</w:t>
+      </w:r>
+    </w:p>
+    <w:p>
+      <w:r>
+        <w:t>• 2025: [9]</w:t>
       </w:r>
     </w:p>
     <w:p>
@@ -5387,7 +5531,7 @@
           <w:color w:val="FF0000"/>
           <w:sz w:val="26"/>
         </w:rPr>
-        <w:t>Lian Bichsel: 2</w:t>
+        <w:t>Tyler Myers: 52</w:t>
       </w:r>
     </w:p>
     <w:p>
@@ -5397,17 +5541,17 @@
     </w:p>
     <w:p>
       <w:r>
-        <w:t>• 2023: []</w:t>
-      </w:r>
-    </w:p>
-    <w:p>
-      <w:r>
-        <w:t>• 2024: [28, 5, 1]</w:t>
-      </w:r>
-    </w:p>
-    <w:p>
-      <w:r>
-        <w:t>• 2025: [9]</w:t>
+        <w:t>• 2023: [32, 19, 14]</w:t>
+      </w:r>
+    </w:p>
+    <w:p>
+      <w:r>
+        <w:t>• 2024: [21, 9, 8]</w:t>
+      </w:r>
+    </w:p>
+    <w:p>
+      <w:r>
+        <w:t>• 2025: []</w:t>
       </w:r>
     </w:p>
     <w:p>
@@ -5417,7 +5561,7 @@
           <w:color w:val="FF0000"/>
           <w:sz w:val="26"/>
         </w:rPr>
-        <w:t>Nils Lundkvist: 6</w:t>
+        <w:t>Nils Lundkvist: 7</w:t>
       </w:r>
     </w:p>
     <w:p>
@@ -5445,7 +5589,7 @@
         <w:rPr>
           <w:sz w:val="26"/>
         </w:rPr>
-        <w:t>Sam Steel: 1</w:t>
+        <w:t>Sam Steel: 2</w:t>
       </w:r>
     </w:p>
     <w:p>
@@ -5475,7 +5619,7 @@
           <w:color w:val="FF0000"/>
           <w:sz w:val="26"/>
         </w:rPr>
-        <w:t>Colin Blackwell: 2</w:t>
+        <w:t>Colin Blackwell: 3</w:t>
       </w:r>
     </w:p>
     <w:p>
@@ -5505,7 +5649,7 @@
           <w:color w:val="FF0000"/>
           <w:sz w:val="26"/>
         </w:rPr>
-        <w:t>Oskar Bck: 13</w:t>
+        <w:t>Oskar Bck: 14</w:t>
       </w:r>
     </w:p>
     <w:p>
@@ -5593,7 +5737,7 @@
           <w:color w:val="FF0000"/>
           <w:sz w:val="26"/>
         </w:rPr>
-        <w:t>Esa Lindell: 12</w:t>
+        <w:t>Esa Lindell: 13</w:t>
       </w:r>
     </w:p>
     <w:p>
@@ -5651,7 +5795,7 @@
         <w:rPr>
           <w:sz w:val="26"/>
         </w:rPr>
-        <w:t>Adam Erne: 2</w:t>
+        <w:t>Adam Erne: 3</w:t>
       </w:r>
     </w:p>
     <w:p>
@@ -5679,7 +5823,7 @@
         <w:rPr>
           <w:sz w:val="26"/>
         </w:rPr>
-        <w:t>Jason Robertson: 2</w:t>
+        <w:t>Jason Robertson: 3</w:t>
       </w:r>
     </w:p>
     <w:p>
@@ -5735,6 +5879,34 @@
     <w:p>
       <w:r>
         <w:rPr>
+          <w:sz w:val="26"/>
+        </w:rPr>
+        <w:t>Michael Bunting: 3</w:t>
+      </w:r>
+    </w:p>
+    <w:p>
+      <w:r>
+        <w:t>• 2022: [11, 10, 6]</w:t>
+      </w:r>
+    </w:p>
+    <w:p>
+      <w:r>
+        <w:t>• 2023: [8, 7, 6]</w:t>
+      </w:r>
+    </w:p>
+    <w:p>
+      <w:r>
+        <w:t>• 2024: [14, 6, 5]</w:t>
+      </w:r>
+    </w:p>
+    <w:p>
+      <w:r>
+        <w:t>• 2025: [11, 8, 6]</w:t>
+      </w:r>
+    </w:p>
+    <w:p>
+      <w:r>
+        <w:rPr>
           <w:b/>
           <w:color w:val="FF0000"/>
           <w:sz w:val="26"/>
@@ -5797,7 +5969,7 @@
           <w:color w:val="FF0000"/>
           <w:sz w:val="26"/>
         </w:rPr>
-        <w:t>Thomas Harley: 6</w:t>
+        <w:t>Thomas Harley: 7</w:t>
       </w:r>
     </w:p>
     <w:p>
@@ -5818,6 +5990,34 @@
     <w:p>
       <w:r>
         <w:t>• 2025: [21, 16, 1]</w:t>
+      </w:r>
+    </w:p>
+    <w:p>
+      <w:r>
+        <w:rPr>
+          <w:sz w:val="26"/>
+        </w:rPr>
+        <w:t>Jamie Benn: 1</w:t>
+      </w:r>
+    </w:p>
+    <w:p>
+      <w:r>
+        <w:t>• 2022: [6, 6, 4]</w:t>
+      </w:r>
+    </w:p>
+    <w:p>
+      <w:r>
+        <w:t>• 2023: [12, 12, 11]</w:t>
+      </w:r>
+    </w:p>
+    <w:p>
+      <w:r>
+        <w:t>• 2024: [8, 7, 6]</w:t>
+      </w:r>
+    </w:p>
+    <w:p>
+      <w:r>
+        <w:t>• 2025: [15, 4, 3]</w:t>
       </w:r>
     </w:p>
     <w:p>
@@ -5863,27 +6063,27 @@
           <w:color w:val="FF0000"/>
           <w:sz w:val="26"/>
         </w:rPr>
-        <w:t>Moritz Seider: 23</w:t>
-      </w:r>
-    </w:p>
-    <w:p>
-      <w:r>
-        <w:t>• 2022: [18, 12, 12]</w:t>
-      </w:r>
-    </w:p>
-    <w:p>
-      <w:r>
-        <w:t>• 2023: [19, 15, 13]</w:t>
-      </w:r>
-    </w:p>
-    <w:p>
-      <w:r>
-        <w:t>• 2024: [23, 16, 14]</w:t>
-      </w:r>
-    </w:p>
-    <w:p>
-      <w:r>
-        <w:t>• 2025: [8, 4, 4]</w:t>
+        <w:t>J.T. Compher: 11</w:t>
+      </w:r>
+    </w:p>
+    <w:p>
+      <w:r>
+        <w:t>• 2022: [10, 7, 6]</w:t>
+      </w:r>
+    </w:p>
+    <w:p>
+      <w:r>
+        <w:t>• 2023: [11, 7, 6]</w:t>
+      </w:r>
+    </w:p>
+    <w:p>
+      <w:r>
+        <w:t>• 2024: [21, 11, 11]</w:t>
+      </w:r>
+    </w:p>
+    <w:p>
+      <w:r>
+        <w:t>• 2025: [19, 9, 5]</w:t>
       </w:r>
     </w:p>
     <w:p>
@@ -5893,27 +6093,27 @@
           <w:color w:val="FF0000"/>
           <w:sz w:val="26"/>
         </w:rPr>
-        <w:t>Elmer Soderblom: 16</w:t>
-      </w:r>
-    </w:p>
-    <w:p>
-      <w:r>
-        <w:t>• 2022: [8, 3, 2]</w:t>
-      </w:r>
-    </w:p>
-    <w:p>
-      <w:r>
-        <w:t>• 2023: []</w:t>
-      </w:r>
-    </w:p>
-    <w:p>
-      <w:r>
-        <w:t>• 2024: [7, 6, 3]</w:t>
-      </w:r>
-    </w:p>
-    <w:p>
-      <w:r>
-        <w:t>• 2025: [17]</w:t>
+        <w:t>Andrew Copp: 17</w:t>
+      </w:r>
+    </w:p>
+    <w:p>
+      <w:r>
+        <w:t>• 2022: [17, 10, 9]</w:t>
+      </w:r>
+    </w:p>
+    <w:p>
+      <w:r>
+        <w:t>• 2023: [26, 20, 7]</w:t>
+      </w:r>
+    </w:p>
+    <w:p>
+      <w:r>
+        <w:t>• 2024: [15, 12, 6]</w:t>
+      </w:r>
+    </w:p>
+    <w:p>
+      <w:r>
+        <w:t>• 2025: [26, 8, 2]</w:t>
       </w:r>
     </w:p>
     <w:p>
@@ -5923,27 +6123,83 @@
           <w:color w:val="FF0000"/>
           <w:sz w:val="26"/>
         </w:rPr>
-        <w:t>J.T. Compher: 10</w:t>
-      </w:r>
-    </w:p>
-    <w:p>
-      <w:r>
-        <w:t>• 2022: [10, 7, 6]</w:t>
-      </w:r>
-    </w:p>
-    <w:p>
-      <w:r>
-        <w:t>• 2023: [11, 7, 6]</w:t>
-      </w:r>
-    </w:p>
-    <w:p>
-      <w:r>
-        <w:t>• 2024: [21, 11, 11]</w:t>
-      </w:r>
-    </w:p>
-    <w:p>
-      <w:r>
-        <w:t>• 2025: [19, 9, 5]</w:t>
+        <w:t>Justin Faulk: 20</w:t>
+      </w:r>
+    </w:p>
+    <w:p>
+      <w:r>
+        <w:t>• 2022: [21, 15, 14]</w:t>
+      </w:r>
+    </w:p>
+    <w:p>
+      <w:r>
+        <w:t>• 2023: [1]</w:t>
+      </w:r>
+    </w:p>
+    <w:p>
+      <w:r>
+        <w:t>• 2024: [34, 27, 2]</w:t>
+      </w:r>
+    </w:p>
+    <w:p>
+      <w:r>
+        <w:t>• 2025: [11, 5, 3]</w:t>
+      </w:r>
+    </w:p>
+    <w:p>
+      <w:r>
+        <w:rPr>
+          <w:sz w:val="26"/>
+        </w:rPr>
+        <w:t>John Leonard: 5</w:t>
+      </w:r>
+    </w:p>
+    <w:p>
+      <w:r>
+        <w:t>• 2022: []</w:t>
+      </w:r>
+    </w:p>
+    <w:p>
+      <w:r>
+        <w:t>• 2023: []</w:t>
+      </w:r>
+    </w:p>
+    <w:p>
+      <w:r>
+        <w:t>• 2024: []</w:t>
+      </w:r>
+    </w:p>
+    <w:p>
+      <w:r>
+        <w:t>• 2025: [0]</w:t>
+      </w:r>
+    </w:p>
+    <w:p>
+      <w:r>
+        <w:rPr>
+          <w:sz w:val="26"/>
+        </w:rPr>
+        <w:t>Patrick Kane: 4</w:t>
+      </w:r>
+    </w:p>
+    <w:p>
+      <w:r>
+        <w:t>• 2022: [10, 8, 7]</w:t>
+      </w:r>
+    </w:p>
+    <w:p>
+      <w:r>
+        <w:t>• 2023: [6, 6, 5]</w:t>
+      </w:r>
+    </w:p>
+    <w:p>
+      <w:r>
+        <w:t>• 2024: [10, 7, 5]</w:t>
+      </w:r>
+    </w:p>
+    <w:p>
+      <w:r>
+        <w:t>• 2025: [14, 9, 5]</w:t>
       </w:r>
     </w:p>
     <w:p>
@@ -5953,35 +6209,35 @@
           <w:color w:val="FF0000"/>
           <w:sz w:val="26"/>
         </w:rPr>
-        <w:t>Andrew Copp: 16</w:t>
-      </w:r>
-    </w:p>
-    <w:p>
-      <w:r>
-        <w:t>• 2022: [17, 10, 9]</w:t>
-      </w:r>
-    </w:p>
-    <w:p>
-      <w:r>
-        <w:t>• 2023: [26, 20, 7]</w:t>
-      </w:r>
-    </w:p>
-    <w:p>
-      <w:r>
-        <w:t>• 2024: [15, 12, 6]</w:t>
-      </w:r>
-    </w:p>
-    <w:p>
-      <w:r>
-        <w:t>• 2025: [26, 8, 2]</w:t>
-      </w:r>
-    </w:p>
-    <w:p>
-      <w:r>
-        <w:rPr>
-          <w:sz w:val="26"/>
-        </w:rPr>
-        <w:t>John Leonard: 5</w:t>
+        <w:t>Dylan Larkin: 4</w:t>
+      </w:r>
+    </w:p>
+    <w:p>
+      <w:r>
+        <w:t>• 2022: [7, 6, 6]</w:t>
+      </w:r>
+    </w:p>
+    <w:p>
+      <w:r>
+        <w:t>• 2023: [5, 4, 3]</w:t>
+      </w:r>
+    </w:p>
+    <w:p>
+      <w:r>
+        <w:t>• 2024: [15, 8, 5]</w:t>
+      </w:r>
+    </w:p>
+    <w:p>
+      <w:r>
+        <w:t>• 2025: [6, 5, 4]</w:t>
+      </w:r>
+    </w:p>
+    <w:p>
+      <w:r>
+        <w:rPr>
+          <w:sz w:val="26"/>
+        </w:rPr>
+        <w:t>Albert Johansson: 3</w:t>
       </w:r>
     </w:p>
     <w:p>
@@ -5996,40 +6252,12 @@
     </w:p>
     <w:p>
       <w:r>
-        <w:t>• 2024: []</w:t>
-      </w:r>
-    </w:p>
-    <w:p>
-      <w:r>
-        <w:t>• 2025: [0]</w:t>
-      </w:r>
-    </w:p>
-    <w:p>
-      <w:r>
-        <w:rPr>
-          <w:sz w:val="26"/>
-        </w:rPr>
-        <w:t>Patrick Kane: 3</w:t>
-      </w:r>
-    </w:p>
-    <w:p>
-      <w:r>
-        <w:t>• 2022: [10, 8, 7]</w:t>
-      </w:r>
-    </w:p>
-    <w:p>
-      <w:r>
-        <w:t>• 2023: [6, 6, 5]</w:t>
-      </w:r>
-    </w:p>
-    <w:p>
-      <w:r>
-        <w:t>• 2024: [10, 7, 5]</w:t>
-      </w:r>
-    </w:p>
-    <w:p>
-      <w:r>
-        <w:t>• 2025: [14, 9, 5]</w:t>
+        <w:t>• 2024: [25, 12]</w:t>
+      </w:r>
+    </w:p>
+    <w:p>
+      <w:r>
+        <w:t>• 2025: [13]</w:t>
       </w:r>
     </w:p>
     <w:p>
@@ -6039,35 +6267,35 @@
           <w:color w:val="FF0000"/>
           <w:sz w:val="26"/>
         </w:rPr>
-        <w:t>Dylan Larkin: 4</w:t>
-      </w:r>
-    </w:p>
-    <w:p>
-      <w:r>
-        <w:t>• 2022: [7, 6, 6]</w:t>
-      </w:r>
-    </w:p>
-    <w:p>
-      <w:r>
-        <w:t>• 2023: [5, 4, 3]</w:t>
-      </w:r>
-    </w:p>
-    <w:p>
-      <w:r>
-        <w:t>• 2024: [15, 8, 5]</w:t>
-      </w:r>
-    </w:p>
-    <w:p>
-      <w:r>
-        <w:t>• 2025: [6, 5, 4]</w:t>
-      </w:r>
-    </w:p>
-    <w:p>
-      <w:r>
-        <w:rPr>
-          <w:sz w:val="26"/>
-        </w:rPr>
-        <w:t>Albert Johansson: 2</w:t>
+        <w:t>Michael Rasmussen: 20</w:t>
+      </w:r>
+    </w:p>
+    <w:p>
+      <w:r>
+        <w:t>• 2022: [12, 10, 9]</w:t>
+      </w:r>
+    </w:p>
+    <w:p>
+      <w:r>
+        <w:t>• 2023: [10, 9, 8]</w:t>
+      </w:r>
+    </w:p>
+    <w:p>
+      <w:r>
+        <w:t>• 2024: [17, 8, 8]</w:t>
+      </w:r>
+    </w:p>
+    <w:p>
+      <w:r>
+        <w:t>• 2025: [12, 10, 4]</w:t>
+      </w:r>
+    </w:p>
+    <w:p>
+      <w:r>
+        <w:rPr>
+          <w:sz w:val="26"/>
+        </w:rPr>
+        <w:t>Michael Brandsegg-Nygrd: 10</w:t>
       </w:r>
     </w:p>
     <w:p>
@@ -6082,12 +6310,96 @@
     </w:p>
     <w:p>
       <w:r>
-        <w:t>• 2024: [25, 12]</w:t>
-      </w:r>
-    </w:p>
-    <w:p>
-      <w:r>
-        <w:t>• 2025: [13]</w:t>
+        <w:t>• 2024: []</w:t>
+      </w:r>
+    </w:p>
+    <w:p>
+      <w:r>
+        <w:t>• 2025: []</w:t>
+      </w:r>
+    </w:p>
+    <w:p>
+      <w:r>
+        <w:rPr>
+          <w:sz w:val="26"/>
+        </w:rPr>
+        <w:t>Lucas Raymond: 3</w:t>
+      </w:r>
+    </w:p>
+    <w:p>
+      <w:r>
+        <w:t>• 2022: [12, 10, 9]</w:t>
+      </w:r>
+    </w:p>
+    <w:p>
+      <w:r>
+        <w:t>• 2023: [7, 6, 6]</w:t>
+      </w:r>
+    </w:p>
+    <w:p>
+      <w:r>
+        <w:t>• 2024: [10, 7, 6]</w:t>
+      </w:r>
+    </w:p>
+    <w:p>
+      <w:r>
+        <w:t>• 2025: [8, 7, 6]</w:t>
+      </w:r>
+    </w:p>
+    <w:p>
+      <w:r>
+        <w:rPr>
+          <w:sz w:val="26"/>
+        </w:rPr>
+        <w:t>Alex DeBrincat: 1</w:t>
+      </w:r>
+    </w:p>
+    <w:p>
+      <w:r>
+        <w:t>• 2022: [7, 6, 5]</w:t>
+      </w:r>
+    </w:p>
+    <w:p>
+      <w:r>
+        <w:t>• 2023: [12, 10, 7]</w:t>
+      </w:r>
+    </w:p>
+    <w:p>
+      <w:r>
+        <w:t>• 2024: [5, 5, 4]</w:t>
+      </w:r>
+    </w:p>
+    <w:p>
+      <w:r>
+        <w:t>• 2025: [7, 5, 4]</w:t>
+      </w:r>
+    </w:p>
+    <w:p>
+      <w:r>
+        <w:rPr>
+          <w:sz w:val="26"/>
+        </w:rPr>
+        <w:t>Axel Sandin-Pellikka: 13</w:t>
+      </w:r>
+    </w:p>
+    <w:p>
+      <w:r>
+        <w:t>• 2022: []</w:t>
+      </w:r>
+    </w:p>
+    <w:p>
+      <w:r>
+        <w:t>• 2023: []</w:t>
+      </w:r>
+    </w:p>
+    <w:p>
+      <w:r>
+        <w:t>• 2024: []</w:t>
+      </w:r>
+    </w:p>
+    <w:p>
+      <w:r>
+        <w:t>• 2025: [13, 11, 10]</w:t>
       </w:r>
     </w:p>
     <w:p>
@@ -6097,35 +6409,63 @@
           <w:color w:val="FF0000"/>
           <w:sz w:val="26"/>
         </w:rPr>
-        <w:t>Michael Rasmussen: 19</w:t>
-      </w:r>
-    </w:p>
-    <w:p>
-      <w:r>
-        <w:t>• 2022: [12, 10, 9]</w:t>
-      </w:r>
-    </w:p>
-    <w:p>
-      <w:r>
-        <w:t>• 2023: [10, 9, 8]</w:t>
-      </w:r>
-    </w:p>
-    <w:p>
-      <w:r>
-        <w:t>• 2024: [17, 8, 8]</w:t>
-      </w:r>
-    </w:p>
-    <w:p>
-      <w:r>
-        <w:t>• 2025: [12, 10, 4]</w:t>
-      </w:r>
-    </w:p>
-    <w:p>
-      <w:r>
-        <w:rPr>
-          <w:sz w:val="26"/>
-        </w:rPr>
-        <w:t>Michael Brandsegg-Nygrd: 9</w:t>
+        <w:t>Erik Gustafsson: 28</w:t>
+      </w:r>
+    </w:p>
+    <w:p>
+      <w:r>
+        <w:t>• 2022: [3, 2, 1]</w:t>
+      </w:r>
+    </w:p>
+    <w:p>
+      <w:r>
+        <w:t>• 2023: [31, 10, 8]</w:t>
+      </w:r>
+    </w:p>
+    <w:p>
+      <w:r>
+        <w:t>• 2024: [3]</w:t>
+      </w:r>
+    </w:p>
+    <w:p>
+      <w:r>
+        <w:t>• 2025: []</w:t>
+      </w:r>
+    </w:p>
+    <w:p>
+      <w:r>
+        <w:rPr>
+          <w:sz w:val="26"/>
+        </w:rPr>
+        <w:t>Simon Edvinsson: 2</w:t>
+      </w:r>
+    </w:p>
+    <w:p>
+      <w:r>
+        <w:t>• 2022: [3]</w:t>
+      </w:r>
+    </w:p>
+    <w:p>
+      <w:r>
+        <w:t>• 2023: []</w:t>
+      </w:r>
+    </w:p>
+    <w:p>
+      <w:r>
+        <w:t>• 2024: [16, 10, 9]</w:t>
+      </w:r>
+    </w:p>
+    <w:p>
+      <w:r>
+        <w:t>• 2025: [19, 10, 7]</w:t>
+      </w:r>
+    </w:p>
+    <w:p>
+      <w:r>
+        <w:rPr>
+          <w:sz w:val="26"/>
+        </w:rPr>
+        <w:t>Emmitt Finnie: 2</w:t>
       </w:r>
     </w:p>
     <w:p>
@@ -6145,63 +6485,7 @@
     </w:p>
     <w:p>
       <w:r>
-        <w:t>• 2025: []</w:t>
-      </w:r>
-    </w:p>
-    <w:p>
-      <w:r>
-        <w:rPr>
-          <w:sz w:val="26"/>
-        </w:rPr>
-        <w:t>Lucas Raymond: 2</w:t>
-      </w:r>
-    </w:p>
-    <w:p>
-      <w:r>
-        <w:t>• 2022: [12, 10, 9]</w:t>
-      </w:r>
-    </w:p>
-    <w:p>
-      <w:r>
-        <w:t>• 2023: [7, 6, 6]</w:t>
-      </w:r>
-    </w:p>
-    <w:p>
-      <w:r>
-        <w:t>• 2024: [10, 7, 6]</w:t>
-      </w:r>
-    </w:p>
-    <w:p>
-      <w:r>
-        <w:t>• 2025: [8, 7, 6]</w:t>
-      </w:r>
-    </w:p>
-    <w:p>
-      <w:r>
-        <w:rPr>
-          <w:sz w:val="26"/>
-        </w:rPr>
-        <w:t>Axel Sandin-Pellikka: 13</w:t>
-      </w:r>
-    </w:p>
-    <w:p>
-      <w:r>
-        <w:t>• 2022: []</w:t>
-      </w:r>
-    </w:p>
-    <w:p>
-      <w:r>
-        <w:t>• 2023: []</w:t>
-      </w:r>
-    </w:p>
-    <w:p>
-      <w:r>
-        <w:t>• 2024: []</w:t>
-      </w:r>
-    </w:p>
-    <w:p>
-      <w:r>
-        <w:t>• 2025: [13, 11, 10]</w:t>
+        <w:t>• 2025: [22, 10, 8]</w:t>
       </w:r>
     </w:p>
     <w:p>
@@ -6211,27 +6495,27 @@
           <w:color w:val="FF0000"/>
           <w:sz w:val="26"/>
         </w:rPr>
-        <w:t>James van Riemsdyk: 11</w:t>
-      </w:r>
-    </w:p>
-    <w:p>
-      <w:r>
-        <w:t>• 2022: [11, 8, 6]</w:t>
-      </w:r>
-    </w:p>
-    <w:p>
-      <w:r>
-        <w:t>• 2023: [10, 10, 7]</w:t>
-      </w:r>
-    </w:p>
-    <w:p>
-      <w:r>
-        <w:t>• 2024: [14, 9, 8]</w:t>
-      </w:r>
-    </w:p>
-    <w:p>
-      <w:r>
-        <w:t>• 2025: [16, 4, 2]</w:t>
+        <w:t>Marco Kasper: 7</w:t>
+      </w:r>
+    </w:p>
+    <w:p>
+      <w:r>
+        <w:t>• 2022: []</w:t>
+      </w:r>
+    </w:p>
+    <w:p>
+      <w:r>
+        <w:t>• 2023: []</w:t>
+      </w:r>
+    </w:p>
+    <w:p>
+      <w:r>
+        <w:t>• 2024: [21, 7, 6]</w:t>
+      </w:r>
+    </w:p>
+    <w:p>
+      <w:r>
+        <w:t>• 2025: [36, 8, 3]</w:t>
       </w:r>
     </w:p>
     <w:p>
@@ -6241,83 +6525,27 @@
           <w:color w:val="FF0000"/>
           <w:sz w:val="26"/>
         </w:rPr>
-        <w:t>Erik Gustafsson: 28</w:t>
-      </w:r>
-    </w:p>
-    <w:p>
-      <w:r>
-        <w:t>• 2022: [3, 2, 1]</w:t>
-      </w:r>
-    </w:p>
-    <w:p>
-      <w:r>
-        <w:t>• 2023: [31, 10, 8]</w:t>
-      </w:r>
-    </w:p>
-    <w:p>
-      <w:r>
-        <w:t>• 2024: [3]</w:t>
-      </w:r>
-    </w:p>
-    <w:p>
-      <w:r>
-        <w:t>• 2025: []</w:t>
-      </w:r>
-    </w:p>
-    <w:p>
-      <w:r>
-        <w:rPr>
-          <w:sz w:val="26"/>
-        </w:rPr>
-        <w:t>Simon Edvinsson: 1</w:t>
-      </w:r>
-    </w:p>
-    <w:p>
-      <w:r>
-        <w:t>• 2022: [3]</w:t>
-      </w:r>
-    </w:p>
-    <w:p>
-      <w:r>
-        <w:t>• 2023: []</w:t>
-      </w:r>
-    </w:p>
-    <w:p>
-      <w:r>
-        <w:t>• 2024: [16, 10, 9]</w:t>
-      </w:r>
-    </w:p>
-    <w:p>
-      <w:r>
-        <w:t>• 2025: [19, 10, 7]</w:t>
-      </w:r>
-    </w:p>
-    <w:p>
-      <w:r>
-        <w:rPr>
-          <w:sz w:val="26"/>
-        </w:rPr>
-        <w:t>Emmitt Finnie: 1</w:t>
-      </w:r>
-    </w:p>
-    <w:p>
-      <w:r>
-        <w:t>• 2022: []</w:t>
-      </w:r>
-    </w:p>
-    <w:p>
-      <w:r>
-        <w:t>• 2023: []</w:t>
-      </w:r>
-    </w:p>
-    <w:p>
-      <w:r>
-        <w:t>• 2024: []</w:t>
-      </w:r>
-    </w:p>
-    <w:p>
-      <w:r>
-        <w:t>• 2025: [22, 10, 8]</w:t>
+        <w:t>Ben Chiarot: 9</w:t>
+      </w:r>
+    </w:p>
+    <w:p>
+      <w:r>
+        <w:t>• 2022: [21, 18, 15]</w:t>
+      </w:r>
+    </w:p>
+    <w:p>
+      <w:r>
+        <w:t>• 2023: [17, 14, 12]</w:t>
+      </w:r>
+    </w:p>
+    <w:p>
+      <w:r>
+        <w:t>• 2024: [21, 16, 5]</w:t>
+      </w:r>
+    </w:p>
+    <w:p>
+      <w:r>
+        <w:t>• 2025: [27, 11, 2]</w:t>
       </w:r>
     </w:p>
     <w:p>
@@ -6327,7 +6555,7 @@
           <w:color w:val="FF0000"/>
           <w:sz w:val="26"/>
         </w:rPr>
-        <w:t>Marco Kasper: 6</w:t>
+        <w:t>Jacob Bernard-Docker: 60</w:t>
       </w:r>
     </w:p>
     <w:p>
@@ -6337,17 +6565,17 @@
     </w:p>
     <w:p>
       <w:r>
-        <w:t>• 2023: []</w:t>
-      </w:r>
-    </w:p>
-    <w:p>
-      <w:r>
-        <w:t>• 2024: [21, 7, 6]</w:t>
-      </w:r>
-    </w:p>
-    <w:p>
-      <w:r>
-        <w:t>• 2025: [36, 8, 3]</w:t>
+        <w:t>• 2023: [6, 3, 2]</w:t>
+      </w:r>
+    </w:p>
+    <w:p>
+      <w:r>
+        <w:t>• 2024: [11]</w:t>
+      </w:r>
+    </w:p>
+    <w:p>
+      <w:r>
+        <w:t>• 2025: []</w:t>
       </w:r>
     </w:p>
     <w:p>
@@ -6357,67 +6585,7 @@
           <w:color w:val="FF0000"/>
           <w:sz w:val="26"/>
         </w:rPr>
-        <w:t>Ben Chiarot: 8</w:t>
-      </w:r>
-    </w:p>
-    <w:p>
-      <w:r>
-        <w:t>• 2022: [21, 18, 15]</w:t>
-      </w:r>
-    </w:p>
-    <w:p>
-      <w:r>
-        <w:t>• 2023: [17, 14, 12]</w:t>
-      </w:r>
-    </w:p>
-    <w:p>
-      <w:r>
-        <w:t>• 2024: [21, 16, 5]</w:t>
-      </w:r>
-    </w:p>
-    <w:p>
-      <w:r>
-        <w:t>• 2025: [27, 11, 2]</w:t>
-      </w:r>
-    </w:p>
-    <w:p>
-      <w:r>
-        <w:rPr>
-          <w:b/>
-          <w:color w:val="FF0000"/>
-          <w:sz w:val="26"/>
-        </w:rPr>
-        <w:t>Jacob Bernard-Docker: 59</w:t>
-      </w:r>
-    </w:p>
-    <w:p>
-      <w:r>
-        <w:t>• 2022: []</w:t>
-      </w:r>
-    </w:p>
-    <w:p>
-      <w:r>
-        <w:t>• 2023: [6, 3, 2]</w:t>
-      </w:r>
-    </w:p>
-    <w:p>
-      <w:r>
-        <w:t>• 2024: [11]</w:t>
-      </w:r>
-    </w:p>
-    <w:p>
-      <w:r>
-        <w:t>• 2025: []</w:t>
-      </w:r>
-    </w:p>
-    <w:p>
-      <w:r>
-        <w:rPr>
-          <w:b/>
-          <w:color w:val="FF0000"/>
-          <w:sz w:val="26"/>
-        </w:rPr>
-        <w:t>Mason Appleton: 22</w:t>
+        <w:t>Mason Appleton: 23</w:t>
       </w:r>
     </w:p>
     <w:p>
@@ -6485,7 +6653,7 @@
           <w:color w:val="FF0000"/>
           <w:sz w:val="26"/>
         </w:rPr>
-        <w:t>Colton Dach: 29</w:t>
+        <w:t>Colton Dach: 30</w:t>
       </w:r>
     </w:p>
     <w:p>
@@ -6541,7 +6709,7 @@
         <w:rPr>
           <w:sz w:val="26"/>
         </w:rPr>
-        <w:t>Jake Walman: 2</w:t>
+        <w:t>Jake Walman: 3</w:t>
       </w:r>
     </w:p>
     <w:p>
@@ -6569,7 +6737,7 @@
         <w:rPr>
           <w:sz w:val="26"/>
         </w:rPr>
-        <w:t>Ryan Nugent-Hopkins: 1</w:t>
+        <w:t>Ryan Nugent-Hopkins: 2</w:t>
       </w:r>
     </w:p>
     <w:p>
@@ -6590,34 +6758,6 @@
     <w:p>
       <w:r>
         <w:t>• 2025: [11, 8, 5]</w:t>
-      </w:r>
-    </w:p>
-    <w:p>
-      <w:r>
-        <w:rPr>
-          <w:sz w:val="26"/>
-        </w:rPr>
-        <w:t>Leon Draisaitl: 1</w:t>
-      </w:r>
-    </w:p>
-    <w:p>
-      <w:r>
-        <w:t>• 2022: [7, 4, 3]</w:t>
-      </w:r>
-    </w:p>
-    <w:p>
-      <w:r>
-        <w:t>• 2023: [7, 4, 3]</w:t>
-      </w:r>
-    </w:p>
-    <w:p>
-      <w:r>
-        <w:t>• 2024: [4, 2, 2]</w:t>
-      </w:r>
-    </w:p>
-    <w:p>
-      <w:r>
-        <w:t>• 2025: [8, 4, 4]</w:t>
       </w:r>
     </w:p>
     <w:p>
@@ -6627,7 +6767,7 @@
           <w:color w:val="FF0000"/>
           <w:sz w:val="26"/>
         </w:rPr>
-        <w:t>Mattias Ekholm: 9</w:t>
+        <w:t>Mattias Ekholm: 10</w:t>
       </w:r>
     </w:p>
     <w:p>
@@ -6655,35 +6795,7 @@
         <w:rPr>
           <w:sz w:val="26"/>
         </w:rPr>
-        <w:t>Kasperi Kapanen: 3</w:t>
-      </w:r>
-    </w:p>
-    <w:p>
-      <w:r>
-        <w:t>• 2022: [13, 11, 8]</w:t>
-      </w:r>
-    </w:p>
-    <w:p>
-      <w:r>
-        <w:t>• 2023: [21, 20, 14]</w:t>
-      </w:r>
-    </w:p>
-    <w:p>
-      <w:r>
-        <w:t>• 2024: [10, 8, 4]</w:t>
-      </w:r>
-    </w:p>
-    <w:p>
-      <w:r>
-        <w:t>• 2025: [5, 4, 0]</w:t>
-      </w:r>
-    </w:p>
-    <w:p>
-      <w:r>
-        <w:rPr>
-          <w:sz w:val="26"/>
-        </w:rPr>
-        <w:t>Evan Bouchard: 1</w:t>
+        <w:t>Evan Bouchard: 2</w:t>
       </w:r>
     </w:p>
     <w:p>
@@ -6771,7 +6883,7 @@
           <w:color w:val="FF0000"/>
           <w:sz w:val="26"/>
         </w:rPr>
-        <w:t>Connor McDavid: 3</w:t>
+        <w:t>Connor McDavid: 4</w:t>
       </w:r>
     </w:p>
     <w:p>
@@ -6801,7 +6913,7 @@
           <w:color w:val="FF0000"/>
           <w:sz w:val="26"/>
         </w:rPr>
-        <w:t>Jason Dickinson: 12</w:t>
+        <w:t>Jason Dickinson: 13</w:t>
       </w:r>
     </w:p>
     <w:p>
@@ -6831,7 +6943,7 @@
           <w:color w:val="FF0000"/>
           <w:sz w:val="26"/>
         </w:rPr>
-        <w:t>Ty Emberson: 3</w:t>
+        <w:t>Ty Emberson: 4</w:t>
       </w:r>
     </w:p>
     <w:p>
@@ -6852,6 +6964,34 @@
     <w:p>
       <w:r>
         <w:t>• 2025: [43]</w:t>
+      </w:r>
+    </w:p>
+    <w:p>
+      <w:r>
+        <w:rPr>
+          <w:sz w:val="26"/>
+        </w:rPr>
+        <w:t>Zach Hyman: 1</w:t>
+      </w:r>
+    </w:p>
+    <w:p>
+      <w:r>
+        <w:t>• 2022: [9, 6, 5]</w:t>
+      </w:r>
+    </w:p>
+    <w:p>
+      <w:r>
+        <w:t>• 2023: [4, 3, 3]</w:t>
+      </w:r>
+    </w:p>
+    <w:p>
+      <w:r>
+        <w:t>• 2024: [7, 6, 4]</w:t>
+      </w:r>
+    </w:p>
+    <w:p>
+      <w:r>
+        <w:t>• 2025: [3, 2, 2]</w:t>
       </w:r>
     </w:p>
     <w:p>
@@ -6889,7 +7029,7 @@
           <w:color w:val="FF0000"/>
           <w:sz w:val="26"/>
         </w:rPr>
-        <w:t>Darnell Nurse: 9</w:t>
+        <w:t>Darnell Nurse: 10</w:t>
       </w:r>
     </w:p>
     <w:p>
@@ -6973,7 +7113,7 @@
         <w:rPr>
           <w:sz w:val="26"/>
         </w:rPr>
-        <w:t>Connor Murphy: 5</w:t>
+        <w:t>Connor Murphy: 6</w:t>
       </w:r>
     </w:p>
     <w:p>
@@ -7001,7 +7141,7 @@
         <w:rPr>
           <w:sz w:val="26"/>
         </w:rPr>
-        <w:t>Matt Savoie: 4</w:t>
+        <w:t>Matt Savoie: 5</w:t>
       </w:r>
     </w:p>
     <w:p>
@@ -7055,9 +7195,11 @@
     <w:p>
       <w:r>
         <w:rPr>
-          <w:sz w:val="26"/>
-        </w:rPr>
-        <w:t>Jack Roslovic: 4</w:t>
+          <w:b/>
+          <w:color w:val="FF0000"/>
+          <w:sz w:val="26"/>
+        </w:rPr>
+        <w:t>Jack Roslovic: 5</w:t>
       </w:r>
     </w:p>
     <w:p>
@@ -7078,34 +7220,6 @@
     <w:p>
       <w:r>
         <w:t>• 2025: [7, 6, 3]</w:t>
-      </w:r>
-    </w:p>
-    <w:p>
-      <w:r>
-        <w:rPr>
-          <w:sz w:val="26"/>
-        </w:rPr>
-        <w:t>Trent Frederic: 2</w:t>
-      </w:r>
-    </w:p>
-    <w:p>
-      <w:r>
-        <w:t>• 2022: [13, 10, 9]</w:t>
-      </w:r>
-    </w:p>
-    <w:p>
-      <w:r>
-        <w:t>• 2023: [7, 7, 6]</w:t>
-      </w:r>
-    </w:p>
-    <w:p>
-      <w:r>
-        <w:t>• 2024: [17, 11, 9]</w:t>
-      </w:r>
-    </w:p>
-    <w:p>
-      <w:r>
-        <w:t>• 2025: [34, 19]</w:t>
       </w:r>
     </w:p>
     <w:p>
@@ -8537,7 +8651,7 @@
           <w:color w:val="FF0000"/>
           <w:sz w:val="26"/>
         </w:rPr>
-        <w:t>Bobby Brink: 12</w:t>
+        <w:t>Bobby Brink: 13</w:t>
       </w:r>
     </w:p>
     <w:p>
@@ -8621,35 +8735,7 @@
         <w:rPr>
           <w:sz w:val="26"/>
         </w:rPr>
-        <w:t>Kirill Kaprizov: 1</w:t>
-      </w:r>
-    </w:p>
-    <w:p>
-      <w:r>
-        <w:t>• 2022: [5, 4, 4]</w:t>
-      </w:r>
-    </w:p>
-    <w:p>
-      <w:r>
-        <w:t>• 2023: [6, 5, 4]</w:t>
-      </w:r>
-    </w:p>
-    <w:p>
-      <w:r>
-        <w:t>• 2024: [3, 3, 3]</w:t>
-      </w:r>
-    </w:p>
-    <w:p>
-      <w:r>
-        <w:t>• 2025: [5, 3, 3]</w:t>
-      </w:r>
-    </w:p>
-    <w:p>
-      <w:r>
-        <w:rPr>
-          <w:sz w:val="26"/>
-        </w:rPr>
-        <w:t>Danila Yurov: 8</w:t>
+        <w:t>Danila Yurov: 9</w:t>
       </w:r>
     </w:p>
     <w:p>
@@ -8677,7 +8763,7 @@
         <w:rPr>
           <w:sz w:val="26"/>
         </w:rPr>
-        <w:t>Matt Boldy: 3</w:t>
+        <w:t>Matt Boldy: 4</w:t>
       </w:r>
     </w:p>
     <w:p>
@@ -8733,11 +8819,39 @@
     <w:p>
       <w:r>
         <w:rPr>
+          <w:sz w:val="26"/>
+        </w:rPr>
+        <w:t>Michael McCarron: 1</w:t>
+      </w:r>
+    </w:p>
+    <w:p>
+      <w:r>
+        <w:t>• 2022: [24]</w:t>
+      </w:r>
+    </w:p>
+    <w:p>
+      <w:r>
+        <w:t>• 2023: [8, 8, 8]</w:t>
+      </w:r>
+    </w:p>
+    <w:p>
+      <w:r>
+        <w:t>• 2024: [33, 15, 11]</w:t>
+      </w:r>
+    </w:p>
+    <w:p>
+      <w:r>
+        <w:t>• 2025: [41, 5, 3]</w:t>
+      </w:r>
+    </w:p>
+    <w:p>
+      <w:r>
+        <w:rPr>
           <w:b/>
           <w:color w:val="FF0000"/>
           <w:sz w:val="26"/>
         </w:rPr>
-        <w:t>Jake Middleton: 20</w:t>
+        <w:t>Jake Middleton: 21</w:t>
       </w:r>
     </w:p>
     <w:p>
@@ -8765,6 +8879,34 @@
         <w:rPr>
           <w:sz w:val="26"/>
         </w:rPr>
+        <w:t>Mats Zuccarello: 1</w:t>
+      </w:r>
+    </w:p>
+    <w:p>
+      <w:r>
+        <w:t>• 2022: [10, 7, 6]</w:t>
+      </w:r>
+    </w:p>
+    <w:p>
+      <w:r>
+        <w:t>• 2023: [20, 11, 6]</w:t>
+      </w:r>
+    </w:p>
+    <w:p>
+      <w:r>
+        <w:t>• 2024: [10, 6, 6]</w:t>
+      </w:r>
+    </w:p>
+    <w:p>
+      <w:r>
+        <w:t>• 2025: [7, 4, 3]</w:t>
+      </w:r>
+    </w:p>
+    <w:p>
+      <w:r>
+        <w:rPr>
+          <w:sz w:val="26"/>
+        </w:rPr>
         <w:t>Daemon Hunt: 42</w:t>
       </w:r>
     </w:p>
@@ -8786,6 +8928,34 @@
     <w:p>
       <w:r>
         <w:t>• 2025: []</w:t>
+      </w:r>
+    </w:p>
+    <w:p>
+      <w:r>
+        <w:rPr>
+          <w:sz w:val="26"/>
+        </w:rPr>
+        <w:t>Vladimir Tarasenko: 1</w:t>
+      </w:r>
+    </w:p>
+    <w:p>
+      <w:r>
+        <w:t>• 2022: [9, 6, 6]</w:t>
+      </w:r>
+    </w:p>
+    <w:p>
+      <w:r>
+        <w:t>• 2023: [13, 8, 5]</w:t>
+      </w:r>
+    </w:p>
+    <w:p>
+      <w:r>
+        <w:t>• 2024: [18, 16, 10]</w:t>
+      </w:r>
+    </w:p>
+    <w:p>
+      <w:r>
+        <w:t>• 2025: [9, 7, 6]</w:t>
       </w:r>
     </w:p>
     <w:p>
@@ -8795,7 +8965,7 @@
           <w:color w:val="FF0000"/>
           <w:sz w:val="26"/>
         </w:rPr>
-        <w:t>Ryan Hartman: 13</w:t>
+        <w:t>Ryan Hartman: 14</w:t>
       </w:r>
     </w:p>
     <w:p>
@@ -8851,6 +9021,34 @@
     <w:p>
       <w:r>
         <w:rPr>
+          <w:sz w:val="26"/>
+        </w:rPr>
+        <w:t>Nick Foligno: 2</w:t>
+      </w:r>
+    </w:p>
+    <w:p>
+      <w:r>
+        <w:t>• 2022: [13, 12, 6]</w:t>
+      </w:r>
+    </w:p>
+    <w:p>
+      <w:r>
+        <w:t>• 2023: [13, 8, 7]</w:t>
+      </w:r>
+    </w:p>
+    <w:p>
+      <w:r>
+        <w:t>• 2024: [16, 15, 9]</w:t>
+      </w:r>
+    </w:p>
+    <w:p>
+      <w:r>
+        <w:t>• 2025: [10, 8]</w:t>
+      </w:r>
+    </w:p>
+    <w:p>
+      <w:r>
+        <w:rPr>
           <w:b/>
           <w:color w:val="FF0000"/>
           <w:sz w:val="26"/>
@@ -8909,59 +9107,59 @@
     <w:p>
       <w:r>
         <w:rPr>
-          <w:sz w:val="26"/>
-        </w:rPr>
-        <w:t>Brock Faber: 1</w:t>
-      </w:r>
-    </w:p>
-    <w:p>
-      <w:r>
-        <w:t>• 2022: []</w:t>
-      </w:r>
-    </w:p>
-    <w:p>
-      <w:r>
-        <w:t>• 2023: [29, 15, 13]</w:t>
-      </w:r>
-    </w:p>
-    <w:p>
-      <w:r>
-        <w:t>• 2024: [15, 14, 12]</w:t>
-      </w:r>
-    </w:p>
-    <w:p>
-      <w:r>
-        <w:t>• 2025: [13, 5, 4]</w:t>
-      </w:r>
-    </w:p>
-    <w:p>
-      <w:r>
-        <w:rPr>
           <w:b/>
           <w:color w:val="FF0000"/>
           <w:sz w:val="26"/>
         </w:rPr>
-        <w:t>Jared Spurgeon: 5</w:t>
-      </w:r>
-    </w:p>
-    <w:p>
-      <w:r>
-        <w:t>• 2022: [17, 15, 11]</w:t>
-      </w:r>
-    </w:p>
-    <w:p>
-      <w:r>
-        <w:t>• 2023: []</w:t>
-      </w:r>
-    </w:p>
-    <w:p>
-      <w:r>
-        <w:t>• 2024: [10, 10, 5]</w:t>
-      </w:r>
-    </w:p>
-    <w:p>
-      <w:r>
-        <w:t>• 2025: [29, 9, 6]</w:t>
+        <w:t>Zach Bogosian: 1</w:t>
+      </w:r>
+    </w:p>
+    <w:p>
+      <w:r>
+        <w:t>• 2022: []</w:t>
+      </w:r>
+    </w:p>
+    <w:p>
+      <w:r>
+        <w:t>• 2023: [22, 3]</w:t>
+      </w:r>
+    </w:p>
+    <w:p>
+      <w:r>
+        <w:t>• 2024: [27, 0, 0]</w:t>
+      </w:r>
+    </w:p>
+    <w:p>
+      <w:r>
+        <w:t>• 2025: [14]</w:t>
+      </w:r>
+    </w:p>
+    <w:p>
+      <w:r>
+        <w:rPr>
+          <w:sz w:val="26"/>
+        </w:rPr>
+        <w:t>Brock Faber: 2</w:t>
+      </w:r>
+    </w:p>
+    <w:p>
+      <w:r>
+        <w:t>• 2022: []</w:t>
+      </w:r>
+    </w:p>
+    <w:p>
+      <w:r>
+        <w:t>• 2023: [29, 15, 13]</w:t>
+      </w:r>
+    </w:p>
+    <w:p>
+      <w:r>
+        <w:t>• 2024: [15, 14, 12]</w:t>
+      </w:r>
+    </w:p>
+    <w:p>
+      <w:r>
+        <w:t>• 2025: [13, 5, 4]</w:t>
       </w:r>
     </w:p>
     <w:p>
@@ -8971,27 +9169,27 @@
           <w:color w:val="FF0000"/>
           <w:sz w:val="26"/>
         </w:rPr>
-        <w:t>Jonas Brodin: 18</w:t>
-      </w:r>
-    </w:p>
-    <w:p>
-      <w:r>
-        <w:t>• 2022: [15, 5]</w:t>
-      </w:r>
-    </w:p>
-    <w:p>
-      <w:r>
-        <w:t>• 2023: [27, 5, 1]</w:t>
-      </w:r>
-    </w:p>
-    <w:p>
-      <w:r>
-        <w:t>• 2024: [9, 2, 1]</w:t>
-      </w:r>
-    </w:p>
-    <w:p>
-      <w:r>
-        <w:t>• 2025: [13, 5]</w:t>
+        <w:t>Jared Spurgeon: 6</w:t>
+      </w:r>
+    </w:p>
+    <w:p>
+      <w:r>
+        <w:t>• 2022: [17, 15, 11]</w:t>
+      </w:r>
+    </w:p>
+    <w:p>
+      <w:r>
+        <w:t>• 2023: []</w:t>
+      </w:r>
+    </w:p>
+    <w:p>
+      <w:r>
+        <w:t>• 2024: [10, 10, 5]</w:t>
+      </w:r>
+    </w:p>
+    <w:p>
+      <w:r>
+        <w:t>• 2025: [29, 9, 6]</w:t>
       </w:r>
     </w:p>
     <w:p>
@@ -9001,55 +9199,27 @@
           <w:color w:val="FF0000"/>
           <w:sz w:val="26"/>
         </w:rPr>
-        <w:t>Robby Fabbri: 5</w:t>
-      </w:r>
-    </w:p>
-    <w:p>
-      <w:r>
-        <w:t>• 2022: [6, 4, 0]</w:t>
-      </w:r>
-    </w:p>
-    <w:p>
-      <w:r>
-        <w:t>• 2023: [11, 10, 10]</w:t>
-      </w:r>
-    </w:p>
-    <w:p>
-      <w:r>
-        <w:t>• 2024: [9, 8, 5]</w:t>
-      </w:r>
-    </w:p>
-    <w:p>
-      <w:r>
-        <w:t>• 2025: []</w:t>
-      </w:r>
-    </w:p>
-    <w:p>
-      <w:r>
-        <w:rPr>
-          <w:sz w:val="26"/>
-        </w:rPr>
-        <w:t>Yakov Trenin: 1</w:t>
-      </w:r>
-    </w:p>
-    <w:p>
-      <w:r>
-        <w:t>• 2022: [13, 10, 8]</w:t>
-      </w:r>
-    </w:p>
-    <w:p>
-      <w:r>
-        <w:t>• 2023: [16, 8, 6]</w:t>
-      </w:r>
-    </w:p>
-    <w:p>
-      <w:r>
-        <w:t>• 2024: [23, 7, 6]</w:t>
-      </w:r>
-    </w:p>
-    <w:p>
-      <w:r>
-        <w:t>• 2025: [13, 11, 7]</w:t>
+        <w:t>Jonas Brodin: 19</w:t>
+      </w:r>
+    </w:p>
+    <w:p>
+      <w:r>
+        <w:t>• 2022: [15, 5]</w:t>
+      </w:r>
+    </w:p>
+    <w:p>
+      <w:r>
+        <w:t>• 2023: [27, 5, 1]</w:t>
+      </w:r>
+    </w:p>
+    <w:p>
+      <w:r>
+        <w:t>• 2024: [9, 2, 1]</w:t>
+      </w:r>
+    </w:p>
+    <w:p>
+      <w:r>
+        <w:t>• 2025: [13, 5]</w:t>
       </w:r>
     </w:p>
     <w:p>
@@ -9059,27 +9229,55 @@
           <w:color w:val="FF0000"/>
           <w:sz w:val="26"/>
         </w:rPr>
-        <w:t>Nico Sturm: 20</w:t>
-      </w:r>
-    </w:p>
-    <w:p>
-      <w:r>
-        <w:t>• 2022: [11, 9, 7]</w:t>
-      </w:r>
-    </w:p>
-    <w:p>
-      <w:r>
-        <w:t>• 2023: [8, 4, 2]</w:t>
-      </w:r>
-    </w:p>
-    <w:p>
-      <w:r>
-        <w:t>• 2024: [18, 5, 3]</w:t>
-      </w:r>
-    </w:p>
-    <w:p>
-      <w:r>
-        <w:t>• 2025: [11, 5]</w:t>
+        <w:t>Robby Fabbri: 5</w:t>
+      </w:r>
+    </w:p>
+    <w:p>
+      <w:r>
+        <w:t>• 2022: [6, 4, 0]</w:t>
+      </w:r>
+    </w:p>
+    <w:p>
+      <w:r>
+        <w:t>• 2023: [11, 10, 10]</w:t>
+      </w:r>
+    </w:p>
+    <w:p>
+      <w:r>
+        <w:t>• 2024: [9, 8, 5]</w:t>
+      </w:r>
+    </w:p>
+    <w:p>
+      <w:r>
+        <w:t>• 2025: []</w:t>
+      </w:r>
+    </w:p>
+    <w:p>
+      <w:r>
+        <w:rPr>
+          <w:sz w:val="26"/>
+        </w:rPr>
+        <w:t>Yakov Trenin: 2</w:t>
+      </w:r>
+    </w:p>
+    <w:p>
+      <w:r>
+        <w:t>• 2022: [13, 10, 8]</w:t>
+      </w:r>
+    </w:p>
+    <w:p>
+      <w:r>
+        <w:t>• 2023: [16, 8, 6]</w:t>
+      </w:r>
+    </w:p>
+    <w:p>
+      <w:r>
+        <w:t>• 2024: [23, 7, 6]</w:t>
+      </w:r>
+    </w:p>
+    <w:p>
+      <w:r>
+        <w:t>• 2025: [13, 11, 7]</w:t>
       </w:r>
     </w:p>
     <w:p>
@@ -9113,9 +9311,11 @@
     <w:p>
       <w:r>
         <w:rPr>
-          <w:sz w:val="26"/>
-        </w:rPr>
-        <w:t>Joel Eriksson Ek: 4</w:t>
+          <w:b/>
+          <w:color w:val="FF0000"/>
+          <w:sz w:val="26"/>
+        </w:rPr>
+        <w:t>Joel Eriksson Ek: 5</w:t>
       </w:r>
     </w:p>
     <w:p>
@@ -9171,7 +9371,7 @@
         <w:rPr>
           <w:sz w:val="26"/>
         </w:rPr>
-        <w:t>Quinn Hughes: 1</w:t>
+        <w:t>Quinn Hughes: 2</w:t>
       </w:r>
     </w:p>
     <w:p>
@@ -10031,7 +10231,7 @@
         <w:rPr>
           <w:sz w:val="26"/>
         </w:rPr>
-        <w:t>Timo Meier: 1</w:t>
+        <w:t>Timo Meier: 2</w:t>
       </w:r>
     </w:p>
     <w:p>
@@ -10061,7 +10261,7 @@
           <w:color w:val="FF0000"/>
           <w:sz w:val="26"/>
         </w:rPr>
-        <w:t>Connor Brown: 1</w:t>
+        <w:t>Connor Brown: 2</w:t>
       </w:r>
     </w:p>
     <w:p>
@@ -10082,6 +10282,34 @@
     <w:p>
       <w:r>
         <w:t>• 2025: [15, 10, 9]</w:t>
+      </w:r>
+    </w:p>
+    <w:p>
+      <w:r>
+        <w:rPr>
+          <w:sz w:val="26"/>
+        </w:rPr>
+        <w:t>Dawson Mercer: 1</w:t>
+      </w:r>
+    </w:p>
+    <w:p>
+      <w:r>
+        <w:t>• 2022: [12, 8, 8]</w:t>
+      </w:r>
+    </w:p>
+    <w:p>
+      <w:r>
+        <w:t>• 2023: [9, 8, 7]</w:t>
+      </w:r>
+    </w:p>
+    <w:p>
+      <w:r>
+        <w:t>• 2024: [10, 7, 7]</w:t>
+      </w:r>
+    </w:p>
+    <w:p>
+      <w:r>
+        <w:t>• 2025: [16, 11, 7]</w:t>
       </w:r>
     </w:p>
     <w:p>
@@ -10117,11 +10345,39 @@
     <w:p>
       <w:r>
         <w:rPr>
+          <w:sz w:val="26"/>
+        </w:rPr>
+        <w:t>Jack Hughes: 1</w:t>
+      </w:r>
+    </w:p>
+    <w:p>
+      <w:r>
+        <w:t>• 2022: [6, 5, 5]</w:t>
+      </w:r>
+    </w:p>
+    <w:p>
+      <w:r>
+        <w:t>• 2023: [7, 5, 5]</w:t>
+      </w:r>
+    </w:p>
+    <w:p>
+      <w:r>
+        <w:t>• 2024: [6, 6, 3]</w:t>
+      </w:r>
+    </w:p>
+    <w:p>
+      <w:r>
+        <w:t>• 2025: [15, 7, 4]</w:t>
+      </w:r>
+    </w:p>
+    <w:p>
+      <w:r>
+        <w:rPr>
           <w:b/>
           <w:color w:val="FF0000"/>
           <w:sz w:val="26"/>
         </w:rPr>
-        <w:t>Johnathan Kovacevic: 95</w:t>
+        <w:t>Johnathan Kovacevic: 96</w:t>
       </w:r>
     </w:p>
     <w:p>
@@ -10170,6 +10426,34 @@
     <w:p>
       <w:r>
         <w:t>• 2025: []</w:t>
+      </w:r>
+    </w:p>
+    <w:p>
+      <w:r>
+        <w:rPr>
+          <w:sz w:val="26"/>
+        </w:rPr>
+        <w:t>Jesper Bratt: 1</w:t>
+      </w:r>
+    </w:p>
+    <w:p>
+      <w:r>
+        <w:t>• 2022: [6, 6, 4]</w:t>
+      </w:r>
+    </w:p>
+    <w:p>
+      <w:r>
+        <w:t>• 2023: [11, 8, 7]</w:t>
+      </w:r>
+    </w:p>
+    <w:p>
+      <w:r>
+        <w:t>• 2024: [9, 8, 7]</w:t>
+      </w:r>
+    </w:p>
+    <w:p>
+      <w:r>
+        <w:t>• 2025: [16, 8, 6]</w:t>
       </w:r>
     </w:p>
     <w:p>
@@ -10233,87 +10517,59 @@
     <w:p>
       <w:r>
         <w:rPr>
-          <w:sz w:val="26"/>
-        </w:rPr>
-        <w:t>Paul Cotter: 4</w:t>
-      </w:r>
-    </w:p>
-    <w:p>
-      <w:r>
-        <w:t>• 2022: [11, 9, 5]</w:t>
-      </w:r>
-    </w:p>
-    <w:p>
-      <w:r>
-        <w:t>• 2023: [17, 15, 8]</w:t>
-      </w:r>
-    </w:p>
-    <w:p>
-      <w:r>
-        <w:t>• 2024: [19, 10, 7]</w:t>
-      </w:r>
-    </w:p>
-    <w:p>
-      <w:r>
-        <w:t>• 2025: [23, 16, 5]</w:t>
-      </w:r>
-    </w:p>
-    <w:p>
-      <w:r>
-        <w:rPr>
-          <w:sz w:val="26"/>
-        </w:rPr>
-        <w:t>Brian Halonen: 1</w:t>
-      </w:r>
-    </w:p>
-    <w:p>
-      <w:r>
-        <w:t>• 2022: []</w:t>
-      </w:r>
-    </w:p>
-    <w:p>
-      <w:r>
-        <w:t>• 2023: []</w:t>
-      </w:r>
-    </w:p>
-    <w:p>
-      <w:r>
-        <w:t>• 2024: []</w:t>
-      </w:r>
-    </w:p>
-    <w:p>
-      <w:r>
-        <w:t>• 2025: []</w:t>
-      </w:r>
-    </w:p>
-    <w:p>
-      <w:r>
-        <w:rPr>
           <w:b/>
           <w:color w:val="FF0000"/>
           <w:sz w:val="26"/>
         </w:rPr>
-        <w:t>Cody Glass: 2</w:t>
-      </w:r>
-    </w:p>
-    <w:p>
-      <w:r>
-        <w:t>• 2022: [12, 8, 8]</w:t>
-      </w:r>
-    </w:p>
-    <w:p>
-      <w:r>
-        <w:t>• 2023: [13, 6, 5]</w:t>
-      </w:r>
-    </w:p>
-    <w:p>
-      <w:r>
-        <w:t>• 2024: [16, 13, 2]</w:t>
-      </w:r>
-    </w:p>
-    <w:p>
-      <w:r>
-        <w:t>• 2025: [8, 7, 6]</w:t>
+        <w:t>Paul Cotter: 5</w:t>
+      </w:r>
+    </w:p>
+    <w:p>
+      <w:r>
+        <w:t>• 2022: [11, 9, 5]</w:t>
+      </w:r>
+    </w:p>
+    <w:p>
+      <w:r>
+        <w:t>• 2023: [17, 15, 8]</w:t>
+      </w:r>
+    </w:p>
+    <w:p>
+      <w:r>
+        <w:t>• 2024: [19, 10, 7]</w:t>
+      </w:r>
+    </w:p>
+    <w:p>
+      <w:r>
+        <w:t>• 2025: [23, 16, 5]</w:t>
+      </w:r>
+    </w:p>
+    <w:p>
+      <w:r>
+        <w:rPr>
+          <w:sz w:val="26"/>
+        </w:rPr>
+        <w:t>Brian Halonen: 1</w:t>
+      </w:r>
+    </w:p>
+    <w:p>
+      <w:r>
+        <w:t>• 2022: []</w:t>
+      </w:r>
+    </w:p>
+    <w:p>
+      <w:r>
+        <w:t>• 2023: []</w:t>
+      </w:r>
+    </w:p>
+    <w:p>
+      <w:r>
+        <w:t>• 2024: []</w:t>
+      </w:r>
+    </w:p>
+    <w:p>
+      <w:r>
+        <w:t>• 2025: []</w:t>
       </w:r>
     </w:p>
     <w:p>
@@ -10323,55 +10579,27 @@
           <w:color w:val="FF0000"/>
           <w:sz w:val="26"/>
         </w:rPr>
-        <w:t>Seamus Casey: 7</w:t>
-      </w:r>
-    </w:p>
-    <w:p>
-      <w:r>
-        <w:t>• 2022: []</w:t>
-      </w:r>
-    </w:p>
-    <w:p>
-      <w:r>
-        <w:t>• 2023: []</w:t>
-      </w:r>
-    </w:p>
-    <w:p>
-      <w:r>
-        <w:t>• 2024: [3, 1, 0]</w:t>
-      </w:r>
-    </w:p>
-    <w:p>
-      <w:r>
-        <w:t>• 2025: []</w:t>
-      </w:r>
-    </w:p>
-    <w:p>
-      <w:r>
-        <w:rPr>
-          <w:sz w:val="26"/>
-        </w:rPr>
-        <w:t>Arseny Gritsyuk: 1</w:t>
-      </w:r>
-    </w:p>
-    <w:p>
-      <w:r>
-        <w:t>• 2022: []</w:t>
-      </w:r>
-    </w:p>
-    <w:p>
-      <w:r>
-        <w:t>• 2023: []</w:t>
-      </w:r>
-    </w:p>
-    <w:p>
-      <w:r>
-        <w:t>• 2024: []</w:t>
-      </w:r>
-    </w:p>
-    <w:p>
-      <w:r>
-        <w:t>• 2025: [10, 9, 5]</w:t>
+        <w:t>Cody Glass: 3</w:t>
+      </w:r>
+    </w:p>
+    <w:p>
+      <w:r>
+        <w:t>• 2022: [12, 8, 8]</w:t>
+      </w:r>
+    </w:p>
+    <w:p>
+      <w:r>
+        <w:t>• 2023: [13, 6, 5]</w:t>
+      </w:r>
+    </w:p>
+    <w:p>
+      <w:r>
+        <w:t>• 2024: [16, 13, 2]</w:t>
+      </w:r>
+    </w:p>
+    <w:p>
+      <w:r>
+        <w:t>• 2025: [8, 7, 6]</w:t>
       </w:r>
     </w:p>
     <w:p>
@@ -10381,27 +10609,55 @@
           <w:color w:val="FF0000"/>
           <w:sz w:val="26"/>
         </w:rPr>
-        <w:t>Brett Pesce: 24</w:t>
-      </w:r>
-    </w:p>
-    <w:p>
-      <w:r>
-        <w:t>• 2022: [37, 18, 0]</w:t>
-      </w:r>
-    </w:p>
-    <w:p>
-      <w:r>
-        <w:t>• 2023: [29]</w:t>
-      </w:r>
-    </w:p>
-    <w:p>
-      <w:r>
-        <w:t>• 2024: [30, 3]</w:t>
+        <w:t>Seamus Casey: 7</w:t>
+      </w:r>
+    </w:p>
+    <w:p>
+      <w:r>
+        <w:t>• 2022: []</w:t>
+      </w:r>
+    </w:p>
+    <w:p>
+      <w:r>
+        <w:t>• 2023: []</w:t>
+      </w:r>
+    </w:p>
+    <w:p>
+      <w:r>
+        <w:t>• 2024: [3, 1, 0]</w:t>
       </w:r>
     </w:p>
     <w:p>
       <w:r>
         <w:t>• 2025: []</w:t>
+      </w:r>
+    </w:p>
+    <w:p>
+      <w:r>
+        <w:rPr>
+          <w:sz w:val="26"/>
+        </w:rPr>
+        <w:t>Arseny Gritsyuk: 2</w:t>
+      </w:r>
+    </w:p>
+    <w:p>
+      <w:r>
+        <w:t>• 2022: []</w:t>
+      </w:r>
+    </w:p>
+    <w:p>
+      <w:r>
+        <w:t>• 2023: []</w:t>
+      </w:r>
+    </w:p>
+    <w:p>
+      <w:r>
+        <w:t>• 2024: []</w:t>
+      </w:r>
+    </w:p>
+    <w:p>
+      <w:r>
+        <w:t>• 2025: [10, 9, 5]</w:t>
       </w:r>
     </w:p>
     <w:p>
@@ -10411,50 +10667,22 @@
           <w:color w:val="FF0000"/>
           <w:sz w:val="26"/>
         </w:rPr>
-        <w:t>Brenden Dillon: 39</w:t>
-      </w:r>
-    </w:p>
-    <w:p>
-      <w:r>
-        <w:t>• 2022: [23]</w:t>
-      </w:r>
-    </w:p>
-    <w:p>
-      <w:r>
-        <w:t>• 2023: [13, 13, 12]</w:t>
-      </w:r>
-    </w:p>
-    <w:p>
-      <w:r>
-        <w:t>• 2024: [10]</w:t>
-      </w:r>
-    </w:p>
-    <w:p>
-      <w:r>
-        <w:t>• 2025: [16, 0]</w:t>
-      </w:r>
-    </w:p>
-    <w:p>
-      <w:r>
-        <w:rPr>
-          <w:sz w:val="26"/>
-        </w:rPr>
-        <w:t>Xavier Parent: 5</w:t>
-      </w:r>
-    </w:p>
-    <w:p>
-      <w:r>
-        <w:t>• 2022: []</w:t>
-      </w:r>
-    </w:p>
-    <w:p>
-      <w:r>
-        <w:t>• 2023: []</w:t>
-      </w:r>
-    </w:p>
-    <w:p>
-      <w:r>
-        <w:t>• 2024: []</w:t>
+        <w:t>Brett Pesce: 24</w:t>
+      </w:r>
+    </w:p>
+    <w:p>
+      <w:r>
+        <w:t>• 2022: [37, 18, 0]</w:t>
+      </w:r>
+    </w:p>
+    <w:p>
+      <w:r>
+        <w:t>• 2023: [29]</w:t>
+      </w:r>
+    </w:p>
+    <w:p>
+      <w:r>
+        <w:t>• 2024: [30, 3]</w:t>
       </w:r>
     </w:p>
     <w:p>
@@ -10469,7 +10697,35 @@
           <w:color w:val="FF0000"/>
           <w:sz w:val="26"/>
         </w:rPr>
-        <w:t>Maxim Tsyplakov: 31</w:t>
+        <w:t>Brenden Dillon: 40</w:t>
+      </w:r>
+    </w:p>
+    <w:p>
+      <w:r>
+        <w:t>• 2022: [23]</w:t>
+      </w:r>
+    </w:p>
+    <w:p>
+      <w:r>
+        <w:t>• 2023: [13, 13, 12]</w:t>
+      </w:r>
+    </w:p>
+    <w:p>
+      <w:r>
+        <w:t>• 2024: [10]</w:t>
+      </w:r>
+    </w:p>
+    <w:p>
+      <w:r>
+        <w:t>• 2025: [16, 0]</w:t>
+      </w:r>
+    </w:p>
+    <w:p>
+      <w:r>
+        <w:rPr>
+          <w:sz w:val="26"/>
+        </w:rPr>
+        <w:t>Xavier Parent: 5</w:t>
       </w:r>
     </w:p>
     <w:p>
@@ -10484,7 +10740,7 @@
     </w:p>
     <w:p>
       <w:r>
-        <w:t>• 2024: [26, 11, 10]</w:t>
+        <w:t>• 2024: []</w:t>
       </w:r>
     </w:p>
     <w:p>
@@ -10497,27 +10753,27 @@
         <w:rPr>
           <w:sz w:val="26"/>
         </w:rPr>
-        <w:t>Juho Lammikko: 24</w:t>
-      </w:r>
-    </w:p>
-    <w:p>
-      <w:r>
-        <w:t>• 2022: []</w:t>
-      </w:r>
-    </w:p>
-    <w:p>
-      <w:r>
-        <w:t>• 2023: []</w:t>
-      </w:r>
-    </w:p>
-    <w:p>
-      <w:r>
-        <w:t>• 2024: []</w:t>
-      </w:r>
-    </w:p>
-    <w:p>
-      <w:r>
-        <w:t>• 2025: []</w:t>
+        <w:t>Nico Hischier: 1</w:t>
+      </w:r>
+    </w:p>
+    <w:p>
+      <w:r>
+        <w:t>• 2022: [9, 6, 6]</w:t>
+      </w:r>
+    </w:p>
+    <w:p>
+      <w:r>
+        <w:t>• 2023: [6, 4, 4]</w:t>
+      </w:r>
+    </w:p>
+    <w:p>
+      <w:r>
+        <w:t>• 2024: [10, 5, 3]</w:t>
+      </w:r>
+    </w:p>
+    <w:p>
+      <w:r>
+        <w:t>• 2025: [13, 7, 6]</w:t>
       </w:r>
     </w:p>
     <w:p>
@@ -10527,22 +10783,50 @@
           <w:color w:val="FF0000"/>
           <w:sz w:val="26"/>
         </w:rPr>
-        <w:t>Evgenii Dadonov: 18</w:t>
-      </w:r>
-    </w:p>
-    <w:p>
-      <w:r>
-        <w:t>• 2022: [15, 14, 7]</w:t>
-      </w:r>
-    </w:p>
-    <w:p>
-      <w:r>
-        <w:t>• 2023: [7, 7, 5]</w:t>
-      </w:r>
-    </w:p>
-    <w:p>
-      <w:r>
-        <w:t>• 2024: [17, 6, 6]</w:t>
+        <w:t>Maxim Tsyplakov: 31</w:t>
+      </w:r>
+    </w:p>
+    <w:p>
+      <w:r>
+        <w:t>• 2022: []</w:t>
+      </w:r>
+    </w:p>
+    <w:p>
+      <w:r>
+        <w:t>• 2023: []</w:t>
+      </w:r>
+    </w:p>
+    <w:p>
+      <w:r>
+        <w:t>• 2024: [26, 11, 10]</w:t>
+      </w:r>
+    </w:p>
+    <w:p>
+      <w:r>
+        <w:t>• 2025: []</w:t>
+      </w:r>
+    </w:p>
+    <w:p>
+      <w:r>
+        <w:rPr>
+          <w:sz w:val="26"/>
+        </w:rPr>
+        <w:t>Juho Lammikko: 24</w:t>
+      </w:r>
+    </w:p>
+    <w:p>
+      <w:r>
+        <w:t>• 2022: []</w:t>
+      </w:r>
+    </w:p>
+    <w:p>
+      <w:r>
+        <w:t>• 2023: []</w:t>
+      </w:r>
+    </w:p>
+    <w:p>
+      <w:r>
+        <w:t>• 2024: []</w:t>
       </w:r>
     </w:p>
     <w:p>
@@ -10557,22 +10841,22 @@
           <w:color w:val="FF0000"/>
           <w:sz w:val="26"/>
         </w:rPr>
-        <w:t>Jonas Siegenthaler: 78</w:t>
-      </w:r>
-    </w:p>
-    <w:p>
-      <w:r>
-        <w:t>• 2022: [31, 20, 16]</w:t>
-      </w:r>
-    </w:p>
-    <w:p>
-      <w:r>
-        <w:t>• 2023: []</w:t>
-      </w:r>
-    </w:p>
-    <w:p>
-      <w:r>
-        <w:t>• 2024: [23]</w:t>
+        <w:t>Evgenii Dadonov: 19</w:t>
+      </w:r>
+    </w:p>
+    <w:p>
+      <w:r>
+        <w:t>• 2022: [15, 14, 7]</w:t>
+      </w:r>
+    </w:p>
+    <w:p>
+      <w:r>
+        <w:t>• 2023: [7, 7, 5]</w:t>
+      </w:r>
+    </w:p>
+    <w:p>
+      <w:r>
+        <w:t>• 2024: [17, 6, 6]</w:t>
       </w:r>
     </w:p>
     <w:p>
@@ -10587,27 +10871,27 @@
           <w:color w:val="FF0000"/>
           <w:sz w:val="26"/>
         </w:rPr>
-        <w:t>Dougie Hamilton: 2</w:t>
-      </w:r>
-    </w:p>
-    <w:p>
-      <w:r>
-        <w:t>• 2022: [12, 9, 9]</w:t>
-      </w:r>
-    </w:p>
-    <w:p>
-      <w:r>
-        <w:t>• 2023: [4, 2, 1]</w:t>
-      </w:r>
-    </w:p>
-    <w:p>
-      <w:r>
-        <w:t>• 2024: [19, 13, 6]</w:t>
-      </w:r>
-    </w:p>
-    <w:p>
-      <w:r>
-        <w:t>• 2025: [26, 9, 6]</w:t>
+        <w:t>Jonas Siegenthaler: 79</w:t>
+      </w:r>
+    </w:p>
+    <w:p>
+      <w:r>
+        <w:t>• 2022: [31, 20, 16]</w:t>
+      </w:r>
+    </w:p>
+    <w:p>
+      <w:r>
+        <w:t>• 2023: []</w:t>
+      </w:r>
+    </w:p>
+    <w:p>
+      <w:r>
+        <w:t>• 2024: [23]</w:t>
+      </w:r>
+    </w:p>
+    <w:p>
+      <w:r>
+        <w:t>• 2025: []</w:t>
       </w:r>
     </w:p>
     <w:p>
@@ -10617,111 +10901,27 @@
           <w:color w:val="FF0000"/>
           <w:sz w:val="26"/>
         </w:rPr>
-        <w:t>Nick Bjugstad: 15</w:t>
-      </w:r>
-    </w:p>
-    <w:p>
-      <w:r>
-        <w:t>• 2022: [8, 7, 7]</w:t>
-      </w:r>
-    </w:p>
-    <w:p>
-      <w:r>
-        <w:t>• 2023: [16, 9, 7]</w:t>
-      </w:r>
-    </w:p>
-    <w:p>
-      <w:r>
-        <w:t>• 2024: [25, 22, 1]</w:t>
-      </w:r>
-    </w:p>
-    <w:p>
-      <w:r>
-        <w:t>• 2025: [10, 5, 2]</w:t>
-      </w:r>
-    </w:p>
-    <w:p>
-      <w:r>
-        <w:rPr>
-          <w:sz w:val="26"/>
-        </w:rPr>
-        <w:t>Colton White: 69</w:t>
-      </w:r>
-    </w:p>
-    <w:p>
-      <w:r>
-        <w:t>• 2022: []</w:t>
-      </w:r>
-    </w:p>
-    <w:p>
-      <w:r>
-        <w:t>• 2023: []</w:t>
-      </w:r>
-    </w:p>
-    <w:p>
-      <w:r>
-        <w:t>• 2024: []</w:t>
-      </w:r>
-    </w:p>
-    <w:p>
-      <w:r>
-        <w:t>• 2025: []</w:t>
-      </w:r>
-    </w:p>
-    <w:p>
-      <w:r>
-        <w:rPr>
-          <w:sz w:val="26"/>
-        </w:rPr>
-        <w:t>Shane Lachance: 1</w:t>
-      </w:r>
-    </w:p>
-    <w:p>
-      <w:r>
-        <w:t>• 2022: []</w:t>
-      </w:r>
-    </w:p>
-    <w:p>
-      <w:r>
-        <w:t>• 2023: []</w:t>
-      </w:r>
-    </w:p>
-    <w:p>
-      <w:r>
-        <w:t>• 2024: []</w:t>
-      </w:r>
-    </w:p>
-    <w:p>
-      <w:r>
-        <w:t>• 2025: []</w:t>
-      </w:r>
-    </w:p>
-    <w:p>
-      <w:r>
-        <w:rPr>
-          <w:sz w:val="26"/>
-        </w:rPr>
-        <w:t>Simon Nemec: 2</w:t>
-      </w:r>
-    </w:p>
-    <w:p>
-      <w:r>
-        <w:t>• 2022: []</w:t>
-      </w:r>
-    </w:p>
-    <w:p>
-      <w:r>
-        <w:t>• 2023: [26, 12]</w:t>
-      </w:r>
-    </w:p>
-    <w:p>
-      <w:r>
-        <w:t>• 2024: [8]</w:t>
-      </w:r>
-    </w:p>
-    <w:p>
-      <w:r>
-        <w:t>• 2025: [11, 5, 4]</w:t>
+        <w:t>Dougie Hamilton: 3</w:t>
+      </w:r>
+    </w:p>
+    <w:p>
+      <w:r>
+        <w:t>• 2022: [12, 9, 9]</w:t>
+      </w:r>
+    </w:p>
+    <w:p>
+      <w:r>
+        <w:t>• 2023: [4, 2, 1]</w:t>
+      </w:r>
+    </w:p>
+    <w:p>
+      <w:r>
+        <w:t>• 2024: [19, 13, 6]</w:t>
+      </w:r>
+    </w:p>
+    <w:p>
+      <w:r>
+        <w:t>• 2025: [26, 9, 6]</w:t>
       </w:r>
     </w:p>
     <w:p>
@@ -10731,7 +10931,121 @@
           <w:color w:val="FF0000"/>
           <w:sz w:val="26"/>
         </w:rPr>
-        <w:t>Luke Hughes: 9</w:t>
+        <w:t>Nick Bjugstad: 16</w:t>
+      </w:r>
+    </w:p>
+    <w:p>
+      <w:r>
+        <w:t>• 2022: [8, 7, 7]</w:t>
+      </w:r>
+    </w:p>
+    <w:p>
+      <w:r>
+        <w:t>• 2023: [16, 9, 7]</w:t>
+      </w:r>
+    </w:p>
+    <w:p>
+      <w:r>
+        <w:t>• 2024: [25, 22, 1]</w:t>
+      </w:r>
+    </w:p>
+    <w:p>
+      <w:r>
+        <w:t>• 2025: [10, 5, 2]</w:t>
+      </w:r>
+    </w:p>
+    <w:p>
+      <w:r>
+        <w:rPr>
+          <w:sz w:val="26"/>
+        </w:rPr>
+        <w:t>Colton White: 69</w:t>
+      </w:r>
+    </w:p>
+    <w:p>
+      <w:r>
+        <w:t>• 2022: []</w:t>
+      </w:r>
+    </w:p>
+    <w:p>
+      <w:r>
+        <w:t>• 2023: []</w:t>
+      </w:r>
+    </w:p>
+    <w:p>
+      <w:r>
+        <w:t>• 2024: []</w:t>
+      </w:r>
+    </w:p>
+    <w:p>
+      <w:r>
+        <w:t>• 2025: []</w:t>
+      </w:r>
+    </w:p>
+    <w:p>
+      <w:r>
+        <w:rPr>
+          <w:sz w:val="26"/>
+        </w:rPr>
+        <w:t>Shane Lachance: 1</w:t>
+      </w:r>
+    </w:p>
+    <w:p>
+      <w:r>
+        <w:t>• 2022: []</w:t>
+      </w:r>
+    </w:p>
+    <w:p>
+      <w:r>
+        <w:t>• 2023: []</w:t>
+      </w:r>
+    </w:p>
+    <w:p>
+      <w:r>
+        <w:t>• 2024: []</w:t>
+      </w:r>
+    </w:p>
+    <w:p>
+      <w:r>
+        <w:t>• 2025: []</w:t>
+      </w:r>
+    </w:p>
+    <w:p>
+      <w:r>
+        <w:rPr>
+          <w:sz w:val="26"/>
+        </w:rPr>
+        <w:t>Simon Nemec: 3</w:t>
+      </w:r>
+    </w:p>
+    <w:p>
+      <w:r>
+        <w:t>• 2022: []</w:t>
+      </w:r>
+    </w:p>
+    <w:p>
+      <w:r>
+        <w:t>• 2023: [26, 12]</w:t>
+      </w:r>
+    </w:p>
+    <w:p>
+      <w:r>
+        <w:t>• 2024: [8]</w:t>
+      </w:r>
+    </w:p>
+    <w:p>
+      <w:r>
+        <w:t>• 2025: [11, 5, 4]</w:t>
+      </w:r>
+    </w:p>
+    <w:p>
+      <w:r>
+        <w:rPr>
+          <w:b/>
+          <w:color w:val="FF0000"/>
+          <w:sz w:val="26"/>
+        </w:rPr>
+        <w:t>Luke Hughes: 10</w:t>
       </w:r>
     </w:p>
     <w:p>
@@ -11169,34 +11483,6 @@
         <w:rPr>
           <w:sz w:val="26"/>
         </w:rPr>
-        <w:t>Michael Bunting: 2</w:t>
-      </w:r>
-    </w:p>
-    <w:p>
-      <w:r>
-        <w:t>• 2022: [11, 10, 6]</w:t>
-      </w:r>
-    </w:p>
-    <w:p>
-      <w:r>
-        <w:t>• 2023: [8, 7, 6]</w:t>
-      </w:r>
-    </w:p>
-    <w:p>
-      <w:r>
-        <w:t>• 2024: [14, 6, 5]</w:t>
-      </w:r>
-    </w:p>
-    <w:p>
-      <w:r>
-        <w:t>• 2025: [11, 8, 6]</w:t>
-      </w:r>
-    </w:p>
-    <w:p>
-      <w:r>
-        <w:rPr>
-          <w:sz w:val="26"/>
-        </w:rPr>
         <w:t>Brady Martin: 3</w:t>
       </w:r>
     </w:p>
@@ -11667,36 +11953,6 @@
           <w:color w:val="FF0000"/>
           <w:sz w:val="26"/>
         </w:rPr>
-        <w:t>Jonathan Drouin: 38</w:t>
-      </w:r>
-    </w:p>
-    <w:p>
-      <w:r>
-        <w:t>• 2022: [7]</w:t>
-      </w:r>
-    </w:p>
-    <w:p>
-      <w:r>
-        <w:t>• 2023: [19, 9, 5]</w:t>
-      </w:r>
-    </w:p>
-    <w:p>
-      <w:r>
-        <w:t>• 2024: [7, 6, 5]</w:t>
-      </w:r>
-    </w:p>
-    <w:p>
-      <w:r>
-        <w:t>• 2025: [12, 2]</w:t>
-      </w:r>
-    </w:p>
-    <w:p>
-      <w:r>
-        <w:rPr>
-          <w:b/>
-          <w:color w:val="FF0000"/>
-          <w:sz w:val="26"/>
-        </w:rPr>
         <w:t>Alexander Romanov: 35</w:t>
       </w:r>
     </w:p>
@@ -14019,7 +14275,7 @@
         <w:rPr>
           <w:sz w:val="26"/>
         </w:rPr>
-        <w:t>Ryan Shea: 4</w:t>
+        <w:t>Ryan Shea: 5</w:t>
       </w:r>
     </w:p>
     <w:p>
@@ -14049,7 +14305,7 @@
           <w:color w:val="FF0000"/>
           <w:sz w:val="26"/>
         </w:rPr>
-        <w:t>Noel Acciari: 8</w:t>
+        <w:t>Noel Acciari: 9</w:t>
       </w:r>
     </w:p>
     <w:p>
@@ -14070,6 +14326,62 @@
     <w:p>
       <w:r>
         <w:t>• 2025: [11, 6, 3]</w:t>
+      </w:r>
+    </w:p>
+    <w:p>
+      <w:r>
+        <w:rPr>
+          <w:sz w:val="26"/>
+        </w:rPr>
+        <w:t>Jack St. Ivany: 50</w:t>
+      </w:r>
+    </w:p>
+    <w:p>
+      <w:r>
+        <w:t>• 2022: []</w:t>
+      </w:r>
+    </w:p>
+    <w:p>
+      <w:r>
+        <w:t>• 2023: []</w:t>
+      </w:r>
+    </w:p>
+    <w:p>
+      <w:r>
+        <w:t>• 2024: []</w:t>
+      </w:r>
+    </w:p>
+    <w:p>
+      <w:r>
+        <w:t>• 2025: []</w:t>
+      </w:r>
+    </w:p>
+    <w:p>
+      <w:r>
+        <w:rPr>
+          <w:sz w:val="26"/>
+        </w:rPr>
+        <w:t>Rickard Rakell: 1</w:t>
+      </w:r>
+    </w:p>
+    <w:p>
+      <w:r>
+        <w:t>• 2022: [10, 8, 6]</w:t>
+      </w:r>
+    </w:p>
+    <w:p>
+      <w:r>
+        <w:t>• 2023: [15, 4, 3]</w:t>
+      </w:r>
+    </w:p>
+    <w:p>
+      <w:r>
+        <w:t>• 2024: [9, 6, 5]</w:t>
+      </w:r>
+    </w:p>
+    <w:p>
+      <w:r>
+        <w:t>• 2025: [6, 5, 4]</w:t>
       </w:r>
     </w:p>
     <w:p>
@@ -14079,40 +14391,12 @@
           <w:color w:val="FF0000"/>
           <w:sz w:val="26"/>
         </w:rPr>
-        <w:t>Anthony Mantha: 4</w:t>
-      </w:r>
-    </w:p>
-    <w:p>
-      <w:r>
-        <w:t>• 2022: [19, 7, 7]</w:t>
-      </w:r>
-    </w:p>
-    <w:p>
-      <w:r>
-        <w:t>• 2023: [8, 7, 4]</w:t>
-      </w:r>
-    </w:p>
-    <w:p>
-      <w:r>
-        <w:t>• 2024: [6, 1, 1]</w:t>
-      </w:r>
-    </w:p>
-    <w:p>
-      <w:r>
-        <w:t>• 2025: [11, 10, 5]</w:t>
-      </w:r>
-    </w:p>
-    <w:p>
-      <w:r>
-        <w:rPr>
-          <w:sz w:val="26"/>
-        </w:rPr>
-        <w:t>Jack St. Ivany: 50</w:t>
-      </w:r>
-    </w:p>
-    <w:p>
-      <w:r>
-        <w:t>• 2022: []</w:t>
+        <w:t>Elmer Soderblom: 17</w:t>
+      </w:r>
+    </w:p>
+    <w:p>
+      <w:r>
+        <w:t>• 2022: [8, 3, 2]</w:t>
       </w:r>
     </w:p>
     <w:p>
@@ -14122,12 +14406,12 @@
     </w:p>
     <w:p>
       <w:r>
-        <w:t>• 2024: []</w:t>
-      </w:r>
-    </w:p>
-    <w:p>
-      <w:r>
-        <w:t>• 2025: []</w:t>
+        <w:t>• 2024: [7, 6, 3]</w:t>
+      </w:r>
+    </w:p>
+    <w:p>
+      <w:r>
+        <w:t>• 2025: [17]</w:t>
       </w:r>
     </w:p>
     <w:p>
@@ -14427,7 +14711,7 @@
           <w:color w:val="FF0000"/>
           <w:sz w:val="26"/>
         </w:rPr>
-        <w:t>Kris Letang: 17</w:t>
+        <w:t>Kris Letang: 18</w:t>
       </w:r>
     </w:p>
     <w:p>
@@ -14476,6 +14760,34 @@
     <w:p>
       <w:r>
         <w:t>• 2025: []</w:t>
+      </w:r>
+    </w:p>
+    <w:p>
+      <w:r>
+        <w:rPr>
+          <w:sz w:val="26"/>
+        </w:rPr>
+        <w:t>Erik Karlsson: 1</w:t>
+      </w:r>
+    </w:p>
+    <w:p>
+      <w:r>
+        <w:t>• 2022: [10, 9, 6]</w:t>
+      </w:r>
+    </w:p>
+    <w:p>
+      <w:r>
+        <w:t>• 2023: [18, 18, 16]</w:t>
+      </w:r>
+    </w:p>
+    <w:p>
+      <w:r>
+        <w:t>• 2024: [17, 13, 11]</w:t>
+      </w:r>
+    </w:p>
+    <w:p>
+      <w:r>
+        <w:t>• 2025: [14, 12, 9]</w:t>
       </w:r>
     </w:p>
     <w:p>
@@ -14485,27 +14797,83 @@
           <w:color w:val="FF0000"/>
           <w:sz w:val="26"/>
         </w:rPr>
-        <w:t>Connor Dewar: 10</w:t>
-      </w:r>
-    </w:p>
-    <w:p>
-      <w:r>
-        <w:t>• 2022: [34, 7, 4]</w:t>
-      </w:r>
-    </w:p>
-    <w:p>
-      <w:r>
-        <w:t>• 2023: [17, 16, 9]</w:t>
-      </w:r>
-    </w:p>
-    <w:p>
-      <w:r>
-        <w:t>• 2024: [6, 0]</w:t>
-      </w:r>
-    </w:p>
-    <w:p>
-      <w:r>
-        <w:t>• 2025: [12, 6, 6]</w:t>
+        <w:t>Justin Brazeau: 3</w:t>
+      </w:r>
+    </w:p>
+    <w:p>
+      <w:r>
+        <w:t>• 2022: []</w:t>
+      </w:r>
+    </w:p>
+    <w:p>
+      <w:r>
+        <w:t>• 2023: [11, 0, 0]</w:t>
+      </w:r>
+    </w:p>
+    <w:p>
+      <w:r>
+        <w:t>• 2024: [24, 8, 8]</w:t>
+      </w:r>
+    </w:p>
+    <w:p>
+      <w:r>
+        <w:t>• 2025: [7, 6, 5]</w:t>
+      </w:r>
+    </w:p>
+    <w:p>
+      <w:r>
+        <w:rPr>
+          <w:sz w:val="26"/>
+        </w:rPr>
+        <w:t>Bryan Rust: 2</w:t>
+      </w:r>
+    </w:p>
+    <w:p>
+      <w:r>
+        <w:t>• 2022: [9, 9, 7]</w:t>
+      </w:r>
+    </w:p>
+    <w:p>
+      <w:r>
+        <w:t>• 2023: [9, 5, 4]</w:t>
+      </w:r>
+    </w:p>
+    <w:p>
+      <w:r>
+        <w:t>• 2024: [6, 5, 4]</w:t>
+      </w:r>
+    </w:p>
+    <w:p>
+      <w:r>
+        <w:t>• 2025: [6, 3, 3]</w:t>
+      </w:r>
+    </w:p>
+    <w:p>
+      <w:r>
+        <w:rPr>
+          <w:sz w:val="26"/>
+        </w:rPr>
+        <w:t>Parker Wotherspoon: 15</w:t>
+      </w:r>
+    </w:p>
+    <w:p>
+      <w:r>
+        <w:t>• 2022: []</w:t>
+      </w:r>
+    </w:p>
+    <w:p>
+      <w:r>
+        <w:t>• 2023: []</w:t>
+      </w:r>
+    </w:p>
+    <w:p>
+      <w:r>
+        <w:t>• 2024: []</w:t>
+      </w:r>
+    </w:p>
+    <w:p>
+      <w:r>
+        <w:t>• 2025: [28, 8]</w:t>
       </w:r>
     </w:p>
     <w:p>
@@ -14515,7 +14883,35 @@
           <w:color w:val="FF0000"/>
           <w:sz w:val="26"/>
         </w:rPr>
-        <w:t>Justin Brazeau: 3</w:t>
+        <w:t>Samuel Girard: 25</w:t>
+      </w:r>
+    </w:p>
+    <w:p>
+      <w:r>
+        <w:t>• 2022: [22, 12, 12]</w:t>
+      </w:r>
+    </w:p>
+    <w:p>
+      <w:r>
+        <w:t>• 2023: [15, 0]</w:t>
+      </w:r>
+    </w:p>
+    <w:p>
+      <w:r>
+        <w:t>• 2024: [29, 4]</w:t>
+      </w:r>
+    </w:p>
+    <w:p>
+      <w:r>
+        <w:t>• 2025: [2, 0]</w:t>
+      </w:r>
+    </w:p>
+    <w:p>
+      <w:r>
+        <w:rPr>
+          <w:sz w:val="26"/>
+        </w:rPr>
+        <w:t>Rutger McGroarty: 8</w:t>
       </w:r>
     </w:p>
     <w:p>
@@ -14525,62 +14921,6 @@
     </w:p>
     <w:p>
       <w:r>
-        <w:t>• 2023: [11, 0, 0]</w:t>
-      </w:r>
-    </w:p>
-    <w:p>
-      <w:r>
-        <w:t>• 2024: [24, 8, 8]</w:t>
-      </w:r>
-    </w:p>
-    <w:p>
-      <w:r>
-        <w:t>• 2025: [7, 6, 5]</w:t>
-      </w:r>
-    </w:p>
-    <w:p>
-      <w:r>
-        <w:rPr>
-          <w:sz w:val="26"/>
-        </w:rPr>
-        <w:t>Bryan Rust: 1</w:t>
-      </w:r>
-    </w:p>
-    <w:p>
-      <w:r>
-        <w:t>• 2022: [9, 9, 7]</w:t>
-      </w:r>
-    </w:p>
-    <w:p>
-      <w:r>
-        <w:t>• 2023: [9, 5, 4]</w:t>
-      </w:r>
-    </w:p>
-    <w:p>
-      <w:r>
-        <w:t>• 2024: [6, 5, 4]</w:t>
-      </w:r>
-    </w:p>
-    <w:p>
-      <w:r>
-        <w:t>• 2025: [6, 3, 3]</w:t>
-      </w:r>
-    </w:p>
-    <w:p>
-      <w:r>
-        <w:rPr>
-          <w:sz w:val="26"/>
-        </w:rPr>
-        <w:t>Parker Wotherspoon: 14</w:t>
-      </w:r>
-    </w:p>
-    <w:p>
-      <w:r>
-        <w:t>• 2022: []</w:t>
-      </w:r>
-    </w:p>
-    <w:p>
-      <w:r>
         <w:t>• 2023: []</w:t>
       </w:r>
     </w:p>
@@ -14591,7 +14931,7 @@
     </w:p>
     <w:p>
       <w:r>
-        <w:t>• 2025: [28, 8]</w:t>
+        <w:t>• 2025: [5]</w:t>
       </w:r>
     </w:p>
     <w:p>
@@ -14601,55 +14941,27 @@
           <w:color w:val="FF0000"/>
           <w:sz w:val="26"/>
         </w:rPr>
-        <w:t>Samuel Girard: 24</w:t>
-      </w:r>
-    </w:p>
-    <w:p>
-      <w:r>
-        <w:t>• 2022: [22, 12, 12]</w:t>
-      </w:r>
-    </w:p>
-    <w:p>
-      <w:r>
-        <w:t>• 2023: [15, 0]</w:t>
-      </w:r>
-    </w:p>
-    <w:p>
-      <w:r>
-        <w:t>• 2024: [29, 4]</w:t>
-      </w:r>
-    </w:p>
-    <w:p>
-      <w:r>
-        <w:t>• 2025: [2, 0]</w:t>
-      </w:r>
-    </w:p>
-    <w:p>
-      <w:r>
-        <w:rPr>
-          <w:sz w:val="26"/>
-        </w:rPr>
-        <w:t>Rutger McGroarty: 8</w:t>
-      </w:r>
-    </w:p>
-    <w:p>
-      <w:r>
-        <w:t>• 2022: []</w:t>
-      </w:r>
-    </w:p>
-    <w:p>
-      <w:r>
-        <w:t>• 2023: []</w:t>
-      </w:r>
-    </w:p>
-    <w:p>
-      <w:r>
-        <w:t>• 2024: []</w:t>
-      </w:r>
-    </w:p>
-    <w:p>
-      <w:r>
-        <w:t>• 2025: [5]</w:t>
+        <w:t>Kevin Hayes: 10</w:t>
+      </w:r>
+    </w:p>
+    <w:p>
+      <w:r>
+        <w:t>• 2022: [23, 10, 5]</w:t>
+      </w:r>
+    </w:p>
+    <w:p>
+      <w:r>
+        <w:t>• 2023: [19, 10, 8]</w:t>
+      </w:r>
+    </w:p>
+    <w:p>
+      <w:r>
+        <w:t>• 2024: [13, 8, 7]</w:t>
+      </w:r>
+    </w:p>
+    <w:p>
+      <w:r>
+        <w:t>• 2025: [4, 2]</w:t>
       </w:r>
     </w:p>
     <w:p>
@@ -14659,27 +14971,27 @@
           <w:color w:val="FF0000"/>
           <w:sz w:val="26"/>
         </w:rPr>
-        <w:t>Egor Chinakhov: 3</w:t>
-      </w:r>
-    </w:p>
-    <w:p>
-      <w:r>
-        <w:t>• 2022: [7, 2, 0]</w:t>
-      </w:r>
-    </w:p>
-    <w:p>
-      <w:r>
-        <w:t>• 2023: [7, 6, 5]</w:t>
-      </w:r>
-    </w:p>
-    <w:p>
-      <w:r>
-        <w:t>• 2024: [8, 3, 1]</w:t>
-      </w:r>
-    </w:p>
-    <w:p>
-      <w:r>
-        <w:t>• 2025: [19, 4, 2]</w:t>
+        <w:t>Blake Lizotte: 5</w:t>
+      </w:r>
+    </w:p>
+    <w:p>
+      <w:r>
+        <w:t>• 2022: [19, 10, 10]</w:t>
+      </w:r>
+    </w:p>
+    <w:p>
+      <w:r>
+        <w:t>• 2023: [27, 9, 6]</w:t>
+      </w:r>
+    </w:p>
+    <w:p>
+      <w:r>
+        <w:t>• 2024: [17, 16, 3]</w:t>
+      </w:r>
+    </w:p>
+    <w:p>
+      <w:r>
+        <w:t>• 2025: [11, 10, 9]</w:t>
       </w:r>
     </w:p>
     <w:p>
@@ -14689,27 +15001,83 @@
           <w:color w:val="FF0000"/>
           <w:sz w:val="26"/>
         </w:rPr>
-        <w:t>Kevin Hayes: 10</w:t>
-      </w:r>
-    </w:p>
-    <w:p>
-      <w:r>
-        <w:t>• 2022: [23, 10, 5]</w:t>
-      </w:r>
-    </w:p>
-    <w:p>
-      <w:r>
-        <w:t>• 2023: [19, 10, 8]</w:t>
-      </w:r>
-    </w:p>
-    <w:p>
-      <w:r>
-        <w:t>• 2024: [13, 8, 7]</w:t>
-      </w:r>
-    </w:p>
-    <w:p>
-      <w:r>
-        <w:t>• 2025: [4, 2]</w:t>
+        <w:t>Evgeni Malkin: 10</w:t>
+      </w:r>
+    </w:p>
+    <w:p>
+      <w:r>
+        <w:t>• 2022: [9, 7, 6]</w:t>
+      </w:r>
+    </w:p>
+    <w:p>
+      <w:r>
+        <w:t>• 2023: [13, 8, 6]</w:t>
+      </w:r>
+    </w:p>
+    <w:p>
+      <w:r>
+        <w:t>• 2024: [10, 6, 5]</w:t>
+      </w:r>
+    </w:p>
+    <w:p>
+      <w:r>
+        <w:t>• 2025: [7, 4, 3]</w:t>
+      </w:r>
+    </w:p>
+    <w:p>
+      <w:r>
+        <w:rPr>
+          <w:sz w:val="26"/>
+        </w:rPr>
+        <w:t>Ville Koivunen: 2</w:t>
+      </w:r>
+    </w:p>
+    <w:p>
+      <w:r>
+        <w:t>• 2022: []</w:t>
+      </w:r>
+    </w:p>
+    <w:p>
+      <w:r>
+        <w:t>• 2023: []</w:t>
+      </w:r>
+    </w:p>
+    <w:p>
+      <w:r>
+        <w:t>• 2024: []</w:t>
+      </w:r>
+    </w:p>
+    <w:p>
+      <w:r>
+        <w:t>• 2025: [10]</w:t>
+      </w:r>
+    </w:p>
+    <w:p>
+      <w:r>
+        <w:rPr>
+          <w:sz w:val="26"/>
+        </w:rPr>
+        <w:t>Ilya Solovyov: 9</w:t>
+      </w:r>
+    </w:p>
+    <w:p>
+      <w:r>
+        <w:t>• 2022: []</w:t>
+      </w:r>
+    </w:p>
+    <w:p>
+      <w:r>
+        <w:t>• 2023: []</w:t>
+      </w:r>
+    </w:p>
+    <w:p>
+      <w:r>
+        <w:t>• 2024: []</w:t>
+      </w:r>
+    </w:p>
+    <w:p>
+      <w:r>
+        <w:t>• 2025: []</w:t>
       </w:r>
     </w:p>
     <w:p>
@@ -14719,75 +15087,17 @@
           <w:color w:val="FF0000"/>
           <w:sz w:val="26"/>
         </w:rPr>
-        <w:t>Blake Lizotte: 4</w:t>
-      </w:r>
-    </w:p>
-    <w:p>
-      <w:r>
-        <w:t>• 2022: [19, 10, 10]</w:t>
-      </w:r>
-    </w:p>
-    <w:p>
-      <w:r>
-        <w:t>• 2023: [27, 9, 6]</w:t>
-      </w:r>
-    </w:p>
-    <w:p>
-      <w:r>
-        <w:t>• 2024: [17, 16, 3]</w:t>
-      </w:r>
-    </w:p>
-    <w:p>
-      <w:r>
-        <w:t>• 2025: [11, 10, 9]</w:t>
-      </w:r>
-    </w:p>
-    <w:p>
-      <w:r>
-        <w:rPr>
-          <w:b/>
-          <w:color w:val="FF0000"/>
-          <w:sz w:val="26"/>
-        </w:rPr>
-        <w:t>Evgeni Malkin: 10</w:t>
-      </w:r>
-    </w:p>
-    <w:p>
-      <w:r>
-        <w:t>• 2022: [9, 7, 6]</w:t>
-      </w:r>
-    </w:p>
-    <w:p>
-      <w:r>
-        <w:t>• 2023: [13, 8, 6]</w:t>
-      </w:r>
-    </w:p>
-    <w:p>
-      <w:r>
-        <w:t>• 2024: [10, 6, 5]</w:t>
-      </w:r>
-    </w:p>
-    <w:p>
-      <w:r>
-        <w:t>• 2025: [7, 4, 3]</w:t>
-      </w:r>
-    </w:p>
-    <w:p>
-      <w:r>
-        <w:rPr>
-          <w:sz w:val="26"/>
-        </w:rPr>
-        <w:t>Ville Koivunen: 1</w:t>
-      </w:r>
-    </w:p>
-    <w:p>
-      <w:r>
-        <w:t>• 2022: []</w:t>
-      </w:r>
-    </w:p>
-    <w:p>
-      <w:r>
-        <w:t>• 2023: []</w:t>
+        <w:t>Ryan Graves: 17</w:t>
+      </w:r>
+    </w:p>
+    <w:p>
+      <w:r>
+        <w:t>• 2022: [26, 22, 8]</w:t>
+      </w:r>
+    </w:p>
+    <w:p>
+      <w:r>
+        <w:t>• 2023: [19, 5]</w:t>
       </w:r>
     </w:p>
     <w:p>
@@ -14797,73 +15107,15 @@
     </w:p>
     <w:p>
       <w:r>
-        <w:t>• 2025: [10]</w:t>
-      </w:r>
-    </w:p>
-    <w:p>
-      <w:r>
-        <w:rPr>
-          <w:sz w:val="26"/>
-        </w:rPr>
-        <w:t>Ilya Solovyov: 8</w:t>
-      </w:r>
-    </w:p>
-    <w:p>
-      <w:r>
-        <w:t>• 2022: []</w:t>
-      </w:r>
-    </w:p>
-    <w:p>
-      <w:r>
-        <w:t>• 2023: []</w:t>
-      </w:r>
-    </w:p>
-    <w:p>
-      <w:r>
-        <w:t>• 2024: []</w:t>
-      </w:r>
-    </w:p>
-    <w:p>
-      <w:r>
         <w:t>• 2025: []</w:t>
       </w:r>
     </w:p>
     <w:p>
       <w:r>
         <w:rPr>
-          <w:b/>
-          <w:color w:val="FF0000"/>
-          <w:sz w:val="26"/>
-        </w:rPr>
-        <w:t>Ryan Graves: 17</w:t>
-      </w:r>
-    </w:p>
-    <w:p>
-      <w:r>
-        <w:t>• 2022: [26, 22, 8]</w:t>
-      </w:r>
-    </w:p>
-    <w:p>
-      <w:r>
-        <w:t>• 2023: [19, 5]</w:t>
-      </w:r>
-    </w:p>
-    <w:p>
-      <w:r>
-        <w:t>• 2024: []</w:t>
-      </w:r>
-    </w:p>
-    <w:p>
-      <w:r>
-        <w:t>• 2025: []</w:t>
-      </w:r>
-    </w:p>
-    <w:p>
-      <w:r>
-        <w:rPr>
-          <w:sz w:val="26"/>
-        </w:rPr>
-        <w:t>Ben Kindel: 3</w:t>
+          <w:sz w:val="26"/>
+        </w:rPr>
+        <w:t>Ben Kindel: 4</w:t>
       </w:r>
     </w:p>
     <w:p>
@@ -16277,7 +16529,7 @@
         <w:rPr>
           <w:sz w:val="26"/>
         </w:rPr>
-        <w:t>Logan Mailloux: 1</w:t>
+        <w:t>Logan Mailloux: 2</w:t>
       </w:r>
     </w:p>
     <w:p>
@@ -16365,27 +16617,55 @@
           <w:color w:val="FF0000"/>
           <w:sz w:val="26"/>
         </w:rPr>
-        <w:t>Justin Faulk: 19</w:t>
-      </w:r>
-    </w:p>
-    <w:p>
-      <w:r>
-        <w:t>• 2022: [21, 15, 14]</w:t>
-      </w:r>
-    </w:p>
-    <w:p>
-      <w:r>
-        <w:t>• 2023: [1]</w:t>
-      </w:r>
-    </w:p>
-    <w:p>
-      <w:r>
-        <w:t>• 2024: [34, 27, 2]</w:t>
-      </w:r>
-    </w:p>
-    <w:p>
-      <w:r>
-        <w:t>• 2025: [11, 5, 3]</w:t>
+        <w:t>Jonatan Berggren: 4</w:t>
+      </w:r>
+    </w:p>
+    <w:p>
+      <w:r>
+        <w:t>• 2022: [11, 7, 6]</w:t>
+      </w:r>
+    </w:p>
+    <w:p>
+      <w:r>
+        <w:t>• 2023: [0]</w:t>
+      </w:r>
+    </w:p>
+    <w:p>
+      <w:r>
+        <w:t>• 2024: [12, 10, 7]</w:t>
+      </w:r>
+    </w:p>
+    <w:p>
+      <w:r>
+        <w:t>• 2025: [11, 9, 4]</w:t>
+      </w:r>
+    </w:p>
+    <w:p>
+      <w:r>
+        <w:rPr>
+          <w:sz w:val="26"/>
+        </w:rPr>
+        <w:t>Colton Parayko: 2</w:t>
+      </w:r>
+    </w:p>
+    <w:p>
+      <w:r>
+        <w:t>• 2022: [22, 6, 4]</w:t>
+      </w:r>
+    </w:p>
+    <w:p>
+      <w:r>
+        <w:t>• 2023: [18, 9, 8]</w:t>
+      </w:r>
+    </w:p>
+    <w:p>
+      <w:r>
+        <w:t>• 2024: [12, 9, 4]</w:t>
+      </w:r>
+    </w:p>
+    <w:p>
+      <w:r>
+        <w:t>• 2025: []</w:t>
       </w:r>
     </w:p>
     <w:p>
@@ -16395,55 +16675,27 @@
           <w:color w:val="FF0000"/>
           <w:sz w:val="26"/>
         </w:rPr>
-        <w:t>Jonatan Berggren: 4</w:t>
-      </w:r>
-    </w:p>
-    <w:p>
-      <w:r>
-        <w:t>• 2022: [11, 7, 6]</w:t>
-      </w:r>
-    </w:p>
-    <w:p>
-      <w:r>
-        <w:t>• 2023: [0]</w:t>
-      </w:r>
-    </w:p>
-    <w:p>
-      <w:r>
-        <w:t>• 2024: [12, 10, 7]</w:t>
-      </w:r>
-    </w:p>
-    <w:p>
-      <w:r>
-        <w:t>• 2025: [11, 9, 4]</w:t>
-      </w:r>
-    </w:p>
-    <w:p>
-      <w:r>
-        <w:rPr>
-          <w:sz w:val="26"/>
-        </w:rPr>
-        <w:t>Colton Parayko: 2</w:t>
-      </w:r>
-    </w:p>
-    <w:p>
-      <w:r>
-        <w:t>• 2022: [22, 6, 4]</w:t>
-      </w:r>
-    </w:p>
-    <w:p>
-      <w:r>
-        <w:t>• 2023: [18, 9, 8]</w:t>
-      </w:r>
-    </w:p>
-    <w:p>
-      <w:r>
-        <w:t>• 2024: [12, 9, 4]</w:t>
-      </w:r>
-    </w:p>
-    <w:p>
-      <w:r>
-        <w:t>• 2025: []</w:t>
+        <w:t>Mathieu Joseph: 25</w:t>
+      </w:r>
+    </w:p>
+    <w:p>
+      <w:r>
+        <w:t>• 2022: [10, 9]</w:t>
+      </w:r>
+    </w:p>
+    <w:p>
+      <w:r>
+        <w:t>• 2023: [16, 8, 6]</w:t>
+      </w:r>
+    </w:p>
+    <w:p>
+      <w:r>
+        <w:t>• 2024: [30, 11, 1]</w:t>
+      </w:r>
+    </w:p>
+    <w:p>
+      <w:r>
+        <w:t>• 2025: [4]</w:t>
       </w:r>
     </w:p>
     <w:p>
@@ -16453,27 +16705,55 @@
           <w:color w:val="FF0000"/>
           <w:sz w:val="26"/>
         </w:rPr>
-        <w:t>Mathieu Joseph: 25</w:t>
-      </w:r>
-    </w:p>
-    <w:p>
-      <w:r>
-        <w:t>• 2022: [10, 9]</w:t>
-      </w:r>
-    </w:p>
-    <w:p>
-      <w:r>
-        <w:t>• 2023: [16, 8, 6]</w:t>
-      </w:r>
-    </w:p>
-    <w:p>
-      <w:r>
-        <w:t>• 2024: [30, 11, 1]</w:t>
-      </w:r>
-    </w:p>
-    <w:p>
-      <w:r>
-        <w:t>• 2025: [4]</w:t>
+        <w:t>Tyler Tucker: 8</w:t>
+      </w:r>
+    </w:p>
+    <w:p>
+      <w:r>
+        <w:t>• 2022: []</w:t>
+      </w:r>
+    </w:p>
+    <w:p>
+      <w:r>
+        <w:t>• 2023: []</w:t>
+      </w:r>
+    </w:p>
+    <w:p>
+      <w:r>
+        <w:t>• 2024: [13, 3]</w:t>
+      </w:r>
+    </w:p>
+    <w:p>
+      <w:r>
+        <w:t>• 2025: [34, 10]</w:t>
+      </w:r>
+    </w:p>
+    <w:p>
+      <w:r>
+        <w:rPr>
+          <w:sz w:val="26"/>
+        </w:rPr>
+        <w:t>Jack Finley: 16</w:t>
+      </w:r>
+    </w:p>
+    <w:p>
+      <w:r>
+        <w:t>• 2022: []</w:t>
+      </w:r>
+    </w:p>
+    <w:p>
+      <w:r>
+        <w:t>• 2023: []</w:t>
+      </w:r>
+    </w:p>
+    <w:p>
+      <w:r>
+        <w:t>• 2024: []</w:t>
+      </w:r>
+    </w:p>
+    <w:p>
+      <w:r>
+        <w:t>• 2025: [5]</w:t>
       </w:r>
     </w:p>
     <w:p>
@@ -16483,55 +16763,27 @@
           <w:color w:val="FF0000"/>
           <w:sz w:val="26"/>
         </w:rPr>
-        <w:t>Tyler Tucker: 7</w:t>
-      </w:r>
-    </w:p>
-    <w:p>
-      <w:r>
-        <w:t>• 2022: []</w:t>
-      </w:r>
-    </w:p>
-    <w:p>
-      <w:r>
-        <w:t>• 2023: []</w:t>
-      </w:r>
-    </w:p>
-    <w:p>
-      <w:r>
-        <w:t>• 2024: [13, 3]</w:t>
-      </w:r>
-    </w:p>
-    <w:p>
-      <w:r>
-        <w:t>• 2025: [34, 10]</w:t>
-      </w:r>
-    </w:p>
-    <w:p>
-      <w:r>
-        <w:rPr>
-          <w:sz w:val="26"/>
-        </w:rPr>
-        <w:t>Jack Finley: 15</w:t>
-      </w:r>
-    </w:p>
-    <w:p>
-      <w:r>
-        <w:t>• 2022: []</w:t>
-      </w:r>
-    </w:p>
-    <w:p>
-      <w:r>
-        <w:t>• 2023: []</w:t>
-      </w:r>
-    </w:p>
-    <w:p>
-      <w:r>
-        <w:t>• 2024: []</w:t>
-      </w:r>
-    </w:p>
-    <w:p>
-      <w:r>
-        <w:t>• 2025: [5]</w:t>
+        <w:t>Jake Neighbours: 7</w:t>
+      </w:r>
+    </w:p>
+    <w:p>
+      <w:r>
+        <w:t>• 2022: [17, 8, 5]</w:t>
+      </w:r>
+    </w:p>
+    <w:p>
+      <w:r>
+        <w:t>• 2023: [7, 6, 6]</w:t>
+      </w:r>
+    </w:p>
+    <w:p>
+      <w:r>
+        <w:t>• 2024: [11, 10, 9]</w:t>
+      </w:r>
+    </w:p>
+    <w:p>
+      <w:r>
+        <w:t>• 2025: [8, 8, 7]</w:t>
       </w:r>
     </w:p>
     <w:p>
@@ -16541,27 +16793,27 @@
           <w:color w:val="FF0000"/>
           <w:sz w:val="26"/>
         </w:rPr>
-        <w:t>Jake Neighbours: 6</w:t>
-      </w:r>
-    </w:p>
-    <w:p>
-      <w:r>
-        <w:t>• 2022: [17, 8, 5]</w:t>
-      </w:r>
-    </w:p>
-    <w:p>
-      <w:r>
-        <w:t>• 2023: [7, 6, 6]</w:t>
-      </w:r>
-    </w:p>
-    <w:p>
-      <w:r>
-        <w:t>• 2024: [11, 10, 9]</w:t>
-      </w:r>
-    </w:p>
-    <w:p>
-      <w:r>
-        <w:t>• 2025: [8, 8, 7]</w:t>
+        <w:t>Alexey Toropchenko: 6</w:t>
+      </w:r>
+    </w:p>
+    <w:p>
+      <w:r>
+        <w:t>• 2022: [18, 12, 7]</w:t>
+      </w:r>
+    </w:p>
+    <w:p>
+      <w:r>
+        <w:t>• 2023: [13, 7, 7]</w:t>
+      </w:r>
+    </w:p>
+    <w:p>
+      <w:r>
+        <w:t>• 2024: [50, 4, 1]</w:t>
+      </w:r>
+    </w:p>
+    <w:p>
+      <w:r>
+        <w:t>• 2025: [18, 14]</w:t>
       </w:r>
     </w:p>
     <w:p>
@@ -16571,12 +16823,40 @@
           <w:color w:val="FF0000"/>
           <w:sz w:val="26"/>
         </w:rPr>
-        <w:t>Alexey Toropchenko: 5</w:t>
-      </w:r>
-    </w:p>
-    <w:p>
-      <w:r>
-        <w:t>• 2022: [18, 12, 7]</w:t>
+        <w:t>Dylan Holloway: 2</w:t>
+      </w:r>
+    </w:p>
+    <w:p>
+      <w:r>
+        <w:t>• 2022: [18, 2]</w:t>
+      </w:r>
+    </w:p>
+    <w:p>
+      <w:r>
+        <w:t>• 2023: [10, 5, 2]</w:t>
+      </w:r>
+    </w:p>
+    <w:p>
+      <w:r>
+        <w:t>• 2024: [13, 7, 6]</w:t>
+      </w:r>
+    </w:p>
+    <w:p>
+      <w:r>
+        <w:t>• 2025: [6, 4, 4]</w:t>
+      </w:r>
+    </w:p>
+    <w:p>
+      <w:r>
+        <w:rPr>
+          <w:sz w:val="26"/>
+        </w:rPr>
+        <w:t>Pavel Buchnevich: 3</w:t>
+      </w:r>
+    </w:p>
+    <w:p>
+      <w:r>
+        <w:t>• 2022: [9, 5, 5]</w:t>
       </w:r>
     </w:p>
     <w:p>
@@ -16586,62 +16866,6 @@
     </w:p>
     <w:p>
       <w:r>
-        <w:t>• 2024: [50, 4, 1]</w:t>
-      </w:r>
-    </w:p>
-    <w:p>
-      <w:r>
-        <w:t>• 2025: [18, 14]</w:t>
-      </w:r>
-    </w:p>
-    <w:p>
-      <w:r>
-        <w:rPr>
-          <w:sz w:val="26"/>
-        </w:rPr>
-        <w:t>Dylan Holloway: 1</w:t>
-      </w:r>
-    </w:p>
-    <w:p>
-      <w:r>
-        <w:t>• 2022: [18, 2]</w:t>
-      </w:r>
-    </w:p>
-    <w:p>
-      <w:r>
-        <w:t>• 2023: [10, 5, 2]</w:t>
-      </w:r>
-    </w:p>
-    <w:p>
-      <w:r>
-        <w:t>• 2024: [13, 7, 6]</w:t>
-      </w:r>
-    </w:p>
-    <w:p>
-      <w:r>
-        <w:t>• 2025: [6, 4, 4]</w:t>
-      </w:r>
-    </w:p>
-    <w:p>
-      <w:r>
-        <w:rPr>
-          <w:sz w:val="26"/>
-        </w:rPr>
-        <w:t>Pavel Buchnevich: 2</w:t>
-      </w:r>
-    </w:p>
-    <w:p>
-      <w:r>
-        <w:t>• 2022: [9, 5, 5]</w:t>
-      </w:r>
-    </w:p>
-    <w:p>
-      <w:r>
-        <w:t>• 2023: [13, 7, 7]</w:t>
-      </w:r>
-    </w:p>
-    <w:p>
-      <w:r>
         <w:t>• 2024: [13, 8, 7]</w:t>
       </w:r>
     </w:p>
@@ -16655,7 +16879,7 @@
         <w:rPr>
           <w:sz w:val="26"/>
         </w:rPr>
-        <w:t>Matthew Kessel: 12</w:t>
+        <w:t>Matthew Kessel: 13</w:t>
       </w:r>
     </w:p>
     <w:p>
@@ -16741,7 +16965,7 @@
           <w:color w:val="FF0000"/>
           <w:sz w:val="26"/>
         </w:rPr>
-        <w:t>Cam Fowler: 38</w:t>
+        <w:t>Cam Fowler: 39</w:t>
       </w:r>
     </w:p>
     <w:p>
@@ -16797,7 +17021,7 @@
         <w:rPr>
           <w:sz w:val="26"/>
         </w:rPr>
-        <w:t>Philip Broberg: 6</w:t>
+        <w:t>Philip Broberg: 7</w:t>
       </w:r>
     </w:p>
     <w:p>
@@ -16825,35 +17049,35 @@
         <w:rPr>
           <w:sz w:val="26"/>
         </w:rPr>
-        <w:t>Pius Suter: 4</w:t>
-      </w:r>
-    </w:p>
-    <w:p>
-      <w:r>
-        <w:t>• 2022: [17, 11, 9]</w:t>
-      </w:r>
-    </w:p>
-    <w:p>
-      <w:r>
-        <w:t>• 2023: [17, 12, 9]</w:t>
-      </w:r>
-    </w:p>
-    <w:p>
-      <w:r>
-        <w:t>• 2024: [23, 6, 6]</w:t>
-      </w:r>
-    </w:p>
-    <w:p>
-      <w:r>
-        <w:t>• 2025: [14, 8, 3]</w:t>
-      </w:r>
-    </w:p>
-    <w:p>
-      <w:r>
-        <w:rPr>
-          <w:sz w:val="26"/>
-        </w:rPr>
-        <w:t>Dalibor Dvorsky: 10</w:t>
+        <w:t>Robert Thomas: 1</w:t>
+      </w:r>
+    </w:p>
+    <w:p>
+      <w:r>
+        <w:t>• 2022: [8, 7, 7]</w:t>
+      </w:r>
+    </w:p>
+    <w:p>
+      <w:r>
+        <w:t>• 2023: [9, 9, 6]</w:t>
+      </w:r>
+    </w:p>
+    <w:p>
+      <w:r>
+        <w:t>• 2024: [8, 7, 6]</w:t>
+      </w:r>
+    </w:p>
+    <w:p>
+      <w:r>
+        <w:t>• 2025: [6, 6, 5]</w:t>
+      </w:r>
+    </w:p>
+    <w:p>
+      <w:r>
+        <w:rPr>
+          <w:sz w:val="26"/>
+        </w:rPr>
+        <w:t>Dalibor Dvorsky: 11</w:t>
       </w:r>
     </w:p>
     <w:p>
@@ -16874,6 +17098,34 @@
     <w:p>
       <w:r>
         <w:t>• 2025: [13, 6, 5]</w:t>
+      </w:r>
+    </w:p>
+    <w:p>
+      <w:r>
+        <w:rPr>
+          <w:sz w:val="26"/>
+        </w:rPr>
+        <w:t>Matt Luff: 2</w:t>
+      </w:r>
+    </w:p>
+    <w:p>
+      <w:r>
+        <w:t>• 2022: [8]</w:t>
+      </w:r>
+    </w:p>
+    <w:p>
+      <w:r>
+        <w:t>• 2023: []</w:t>
+      </w:r>
+    </w:p>
+    <w:p>
+      <w:r>
+        <w:t>• 2024: []</w:t>
+      </w:r>
+    </w:p>
+    <w:p>
+      <w:r>
+        <w:t>• 2025: []</w:t>
       </w:r>
     </w:p>
     <w:p>
@@ -16883,65 +17135,7 @@
           <w:color w:val="FF0000"/>
           <w:sz w:val="26"/>
         </w:rPr>
-        <w:t>Jordan Kyrou: 4</w:t>
-      </w:r>
-    </w:p>
-    <w:p>
-      <w:r>
-        <w:t>• 2022: [6, 4, 4]</w:t>
-      </w:r>
-    </w:p>
-    <w:p>
-      <w:r>
-        <w:t>• 2023: [10, 7, 7]</w:t>
-      </w:r>
-    </w:p>
-    <w:p>
-      <w:r>
-        <w:t>• 2024: [10, 7, 6]</w:t>
-      </w:r>
-    </w:p>
-    <w:p>
-      <w:r>
-        <w:t>• 2025: [13, 6, 4]</w:t>
-      </w:r>
-    </w:p>
-    <w:p>
-      <w:r>
-        <w:rPr>
-          <w:sz w:val="26"/>
-        </w:rPr>
-        <w:t>Matt Luff: 2</w:t>
-      </w:r>
-    </w:p>
-    <w:p>
-      <w:r>
-        <w:t>• 2022: [8]</w:t>
-      </w:r>
-    </w:p>
-    <w:p>
-      <w:r>
-        <w:t>• 2023: []</w:t>
-      </w:r>
-    </w:p>
-    <w:p>
-      <w:r>
-        <w:t>• 2024: []</w:t>
-      </w:r>
-    </w:p>
-    <w:p>
-      <w:r>
-        <w:t>• 2025: []</w:t>
-      </w:r>
-    </w:p>
-    <w:p>
-      <w:r>
-        <w:rPr>
-          <w:b/>
-          <w:color w:val="FF0000"/>
-          <w:sz w:val="26"/>
-        </w:rPr>
-        <w:t>Oskar Sundqvist: 6</w:t>
+        <w:t>Oskar Sundqvist: 7</w:t>
       </w:r>
     </w:p>
     <w:p>
@@ -17005,7 +17199,7 @@
         <w:rPr>
           <w:sz w:val="26"/>
         </w:rPr>
-        <w:t>Scott Sabourin: 15</w:t>
+        <w:t>Scott Sabourin: 16</w:t>
       </w:r>
     </w:p>
     <w:p>
@@ -17063,7 +17257,7 @@
           <w:color w:val="FF0000"/>
           <w:sz w:val="26"/>
         </w:rPr>
-        <w:t>Erik Cernak: 6</w:t>
+        <w:t>Erik Cernak: 7</w:t>
       </w:r>
     </w:p>
     <w:p>
@@ -17091,7 +17285,7 @@
         <w:rPr>
           <w:sz w:val="26"/>
         </w:rPr>
-        <w:t>Charle-Edouard D'Astous: 26</w:t>
+        <w:t>Charle-Edouard D'Astous: 27</w:t>
       </w:r>
     </w:p>
     <w:p>
@@ -17119,27 +17313,27 @@
         <w:rPr>
           <w:sz w:val="26"/>
         </w:rPr>
-        <w:t>Brayden Point: 1</w:t>
-      </w:r>
-    </w:p>
-    <w:p>
-      <w:r>
-        <w:t>• 2022: [7, 5, 4]</w:t>
-      </w:r>
-    </w:p>
-    <w:p>
-      <w:r>
-        <w:t>• 2023: [6, 4, 4]</w:t>
-      </w:r>
-    </w:p>
-    <w:p>
-      <w:r>
-        <w:t>• 2024: [8, 4, 4]</w:t>
-      </w:r>
-    </w:p>
-    <w:p>
-      <w:r>
-        <w:t>• 2025: [9, 8, 3]</w:t>
+        <w:t>Ryan McDonagh: 1</w:t>
+      </w:r>
+    </w:p>
+    <w:p>
+      <w:r>
+        <w:t>• 2022: [26]</w:t>
+      </w:r>
+    </w:p>
+    <w:p>
+      <w:r>
+        <w:t>• 2023: [25, 8]</w:t>
+      </w:r>
+    </w:p>
+    <w:p>
+      <w:r>
+        <w:t>• 2024: [18, 18, 8]</w:t>
+      </w:r>
+    </w:p>
+    <w:p>
+      <w:r>
+        <w:t>• 2025: [10, 9, 3]</w:t>
       </w:r>
     </w:p>
     <w:p>
@@ -17149,7 +17343,7 @@
           <w:color w:val="FF0000"/>
           <w:sz w:val="26"/>
         </w:rPr>
-        <w:t>Darren Raddysh: 7</w:t>
+        <w:t>Darren Raddysh: 8</w:t>
       </w:r>
     </w:p>
     <w:p>
@@ -17170,34 +17364,6 @@
     <w:p>
       <w:r>
         <w:t>• 2025: [10, 8, 5]</w:t>
-      </w:r>
-    </w:p>
-    <w:p>
-      <w:r>
-        <w:rPr>
-          <w:sz w:val="26"/>
-        </w:rPr>
-        <w:t>Zemgus Girgensons: 6</w:t>
-      </w:r>
-    </w:p>
-    <w:p>
-      <w:r>
-        <w:t>• 2022: [21, 12, 9]</w:t>
-      </w:r>
-    </w:p>
-    <w:p>
-      <w:r>
-        <w:t>• 2023: [15, 14, 9]</w:t>
-      </w:r>
-    </w:p>
-    <w:p>
-      <w:r>
-        <w:t>• 2024: [9]</w:t>
-      </w:r>
-    </w:p>
-    <w:p>
-      <w:r>
-        <w:t>• 2025: [18, 12, 5]</w:t>
       </w:r>
     </w:p>
     <w:p>
@@ -17235,7 +17401,7 @@
           <w:color w:val="FF0000"/>
           <w:sz w:val="26"/>
         </w:rPr>
-        <w:t>Pontus Holmberg: 6</w:t>
+        <w:t>Pontus Holmberg: 7</w:t>
       </w:r>
     </w:p>
     <w:p>
@@ -17291,49 +17457,105 @@
     <w:p>
       <w:r>
         <w:rPr>
+          <w:sz w:val="26"/>
+        </w:rPr>
+        <w:t>Declan Carlile: 31</w:t>
+      </w:r>
+    </w:p>
+    <w:p>
+      <w:r>
+        <w:t>• 2022: []</w:t>
+      </w:r>
+    </w:p>
+    <w:p>
+      <w:r>
+        <w:t>• 2023: []</w:t>
+      </w:r>
+    </w:p>
+    <w:p>
+      <w:r>
+        <w:t>• 2024: []</w:t>
+      </w:r>
+    </w:p>
+    <w:p>
+      <w:r>
+        <w:t>• 2025: []</w:t>
+      </w:r>
+    </w:p>
+    <w:p>
+      <w:r>
+        <w:rPr>
+          <w:sz w:val="26"/>
+        </w:rPr>
+        <w:t>Max Crozier: 19</w:t>
+      </w:r>
+    </w:p>
+    <w:p>
+      <w:r>
+        <w:t>• 2022: []</w:t>
+      </w:r>
+    </w:p>
+    <w:p>
+      <w:r>
+        <w:t>• 2023: []</w:t>
+      </w:r>
+    </w:p>
+    <w:p>
+      <w:r>
+        <w:t>• 2024: []</w:t>
+      </w:r>
+    </w:p>
+    <w:p>
+      <w:r>
+        <w:t>• 2025: []</w:t>
+      </w:r>
+    </w:p>
+    <w:p>
+      <w:r>
+        <w:rPr>
+          <w:sz w:val="26"/>
+        </w:rPr>
+        <w:t>Curtis Douglas: 29</w:t>
+      </w:r>
+    </w:p>
+    <w:p>
+      <w:r>
+        <w:t>• 2022: []</w:t>
+      </w:r>
+    </w:p>
+    <w:p>
+      <w:r>
+        <w:t>• 2023: []</w:t>
+      </w:r>
+    </w:p>
+    <w:p>
+      <w:r>
+        <w:t>• 2024: []</w:t>
+      </w:r>
+    </w:p>
+    <w:p>
+      <w:r>
+        <w:t>• 2025: []</w:t>
+      </w:r>
+    </w:p>
+    <w:p>
+      <w:r>
+        <w:rPr>
           <w:b/>
           <w:color w:val="FF0000"/>
           <w:sz w:val="26"/>
         </w:rPr>
-        <w:t>J.J. Moser: 16</w:t>
-      </w:r>
-    </w:p>
-    <w:p>
-      <w:r>
-        <w:t>• 2022: [37, 14, 12]</w:t>
-      </w:r>
-    </w:p>
-    <w:p>
-      <w:r>
-        <w:t>• 2023: [26, 19, 7]</w:t>
-      </w:r>
-    </w:p>
-    <w:p>
-      <w:r>
-        <w:t>• 2024: [2]</w:t>
-      </w:r>
-    </w:p>
-    <w:p>
-      <w:r>
-        <w:t>• 2025: [26, 5, 5]</w:t>
-      </w:r>
-    </w:p>
-    <w:p>
-      <w:r>
-        <w:rPr>
-          <w:sz w:val="26"/>
-        </w:rPr>
-        <w:t>Declan Carlile: 31</w:t>
-      </w:r>
-    </w:p>
-    <w:p>
-      <w:r>
-        <w:t>• 2022: []</w:t>
-      </w:r>
-    </w:p>
-    <w:p>
-      <w:r>
-        <w:t>• 2023: []</w:t>
+        <w:t>Boris Katchouk: 12</w:t>
+      </w:r>
+    </w:p>
+    <w:p>
+      <w:r>
+        <w:t>• 2022: [17, 10, 7]</w:t>
+      </w:r>
+    </w:p>
+    <w:p>
+      <w:r>
+        <w:t>• 2023: [20, 5, 3]</w:t>
       </w:r>
     </w:p>
     <w:p>
@@ -17351,83 +17573,27 @@
         <w:rPr>
           <w:sz w:val="26"/>
         </w:rPr>
-        <w:t>Max Crozier: 19</w:t>
-      </w:r>
-    </w:p>
-    <w:p>
-      <w:r>
-        <w:t>• 2022: []</w:t>
-      </w:r>
-    </w:p>
-    <w:p>
-      <w:r>
-        <w:t>• 2023: []</w:t>
-      </w:r>
-    </w:p>
-    <w:p>
-      <w:r>
-        <w:t>• 2024: []</w:t>
-      </w:r>
-    </w:p>
-    <w:p>
-      <w:r>
-        <w:t>• 2025: []</w:t>
-      </w:r>
-    </w:p>
-    <w:p>
-      <w:r>
-        <w:rPr>
-          <w:sz w:val="26"/>
-        </w:rPr>
-        <w:t>Nikita Kucherov: 2</w:t>
-      </w:r>
-    </w:p>
-    <w:p>
-      <w:r>
-        <w:t>• 2022: [5, 5, 5]</w:t>
-      </w:r>
-    </w:p>
-    <w:p>
-      <w:r>
-        <w:t>• 2023: [6, 5, 5]</w:t>
-      </w:r>
-    </w:p>
-    <w:p>
-      <w:r>
-        <w:t>• 2024: [5, 5, 4]</w:t>
-      </w:r>
-    </w:p>
-    <w:p>
-      <w:r>
-        <w:t>• 2025: [5, 5, 3]</w:t>
-      </w:r>
-    </w:p>
-    <w:p>
-      <w:r>
-        <w:rPr>
-          <w:sz w:val="26"/>
-        </w:rPr>
-        <w:t>Curtis Douglas: 29</w:t>
-      </w:r>
-    </w:p>
-    <w:p>
-      <w:r>
-        <w:t>• 2022: []</w:t>
-      </w:r>
-    </w:p>
-    <w:p>
-      <w:r>
-        <w:t>• 2023: []</w:t>
-      </w:r>
-    </w:p>
-    <w:p>
-      <w:r>
-        <w:t>• 2024: []</w:t>
-      </w:r>
-    </w:p>
-    <w:p>
-      <w:r>
-        <w:t>• 2025: []</w:t>
+        <w:t>Oliver Bjorkstrand: 1</w:t>
+      </w:r>
+    </w:p>
+    <w:p>
+      <w:r>
+        <w:t>• 2022: [17, 9, 5]</w:t>
+      </w:r>
+    </w:p>
+    <w:p>
+      <w:r>
+        <w:t>• 2023: [9, 6, 6]</w:t>
+      </w:r>
+    </w:p>
+    <w:p>
+      <w:r>
+        <w:t>• 2024: [11, 9, 7]</w:t>
+      </w:r>
+    </w:p>
+    <w:p>
+      <w:r>
+        <w:t>• 2025: [19, 9, 9]</w:t>
       </w:r>
     </w:p>
     <w:p>
@@ -17437,22 +17603,22 @@
           <w:color w:val="FF0000"/>
           <w:sz w:val="26"/>
         </w:rPr>
-        <w:t>Boris Katchouk: 12</w:t>
-      </w:r>
-    </w:p>
-    <w:p>
-      <w:r>
-        <w:t>• 2022: [17, 10, 7]</w:t>
-      </w:r>
-    </w:p>
-    <w:p>
-      <w:r>
-        <w:t>• 2023: [20, 5, 3]</w:t>
-      </w:r>
-    </w:p>
-    <w:p>
-      <w:r>
-        <w:t>• 2024: []</w:t>
+        <w:t>Mitchell Chaffee: 16</w:t>
+      </w:r>
+    </w:p>
+    <w:p>
+      <w:r>
+        <w:t>• 2022: []</w:t>
+      </w:r>
+    </w:p>
+    <w:p>
+      <w:r>
+        <w:t>• 2023: [7, 5, 4]</w:t>
+      </w:r>
+    </w:p>
+    <w:p>
+      <w:r>
+        <w:t>• 2024: [11, 6, 5]</w:t>
       </w:r>
     </w:p>
     <w:p>
@@ -17467,7 +17633,7 @@
           <w:color w:val="FF0000"/>
           <w:sz w:val="26"/>
         </w:rPr>
-        <w:t>Mitchell Chaffee: 16</w:t>
+        <w:t>Conor Geekie: 11</w:t>
       </w:r>
     </w:p>
     <w:p>
@@ -17477,12 +17643,12 @@
     </w:p>
     <w:p>
       <w:r>
-        <w:t>• 2023: [7, 5, 4]</w:t>
-      </w:r>
-    </w:p>
-    <w:p>
-      <w:r>
-        <w:t>• 2024: [11, 6, 5]</w:t>
+        <w:t>• 2023: []</w:t>
+      </w:r>
+    </w:p>
+    <w:p>
+      <w:r>
+        <w:t>• 2024: [12, 9, 7]</w:t>
       </w:r>
     </w:p>
     <w:p>
@@ -17497,27 +17663,83 @@
           <w:color w:val="FF0000"/>
           <w:sz w:val="26"/>
         </w:rPr>
-        <w:t>Conor Geekie: 10</w:t>
-      </w:r>
-    </w:p>
-    <w:p>
-      <w:r>
-        <w:t>• 2022: []</w:t>
-      </w:r>
-    </w:p>
-    <w:p>
-      <w:r>
-        <w:t>• 2023: []</w:t>
-      </w:r>
-    </w:p>
-    <w:p>
-      <w:r>
-        <w:t>• 2024: [12, 9, 7]</w:t>
+        <w:t>Yanni Gourde: 10</w:t>
+      </w:r>
+    </w:p>
+    <w:p>
+      <w:r>
+        <w:t>• 2022: [14, 9, 9]</w:t>
+      </w:r>
+    </w:p>
+    <w:p>
+      <w:r>
+        <w:t>• 2023: [19, 18, 16]</w:t>
+      </w:r>
+    </w:p>
+    <w:p>
+      <w:r>
+        <w:t>• 2024: [17, 5, 3]</w:t>
+      </w:r>
+    </w:p>
+    <w:p>
+      <w:r>
+        <w:t>• 2025: [18, 11, 8]</w:t>
+      </w:r>
+    </w:p>
+    <w:p>
+      <w:r>
+        <w:rPr>
+          <w:sz w:val="26"/>
+        </w:rPr>
+        <w:t>Victor Hedman: 4</w:t>
+      </w:r>
+    </w:p>
+    <w:p>
+      <w:r>
+        <w:t>• 2022: [29, 8, 6]</w:t>
+      </w:r>
+    </w:p>
+    <w:p>
+      <w:r>
+        <w:t>• 2023: [12, 12, 8]</w:t>
+      </w:r>
+    </w:p>
+    <w:p>
+      <w:r>
+        <w:t>• 2024: [17, 12, 6]</w:t>
       </w:r>
     </w:p>
     <w:p>
       <w:r>
         <w:t>• 2025: []</w:t>
+      </w:r>
+    </w:p>
+    <w:p>
+      <w:r>
+        <w:rPr>
+          <w:sz w:val="26"/>
+        </w:rPr>
+        <w:t>Jake Guentzel: 1</w:t>
+      </w:r>
+    </w:p>
+    <w:p>
+      <w:r>
+        <w:t>• 2022: [8, 6, 5]</w:t>
+      </w:r>
+    </w:p>
+    <w:p>
+      <w:r>
+        <w:t>• 2023: [7, 6, 5]</w:t>
+      </w:r>
+    </w:p>
+    <w:p>
+      <w:r>
+        <w:t>• 2024: [7, 5, 4]</w:t>
+      </w:r>
+    </w:p>
+    <w:p>
+      <w:r>
+        <w:t>• 2025: [5, 5, 4]</w:t>
       </w:r>
     </w:p>
     <w:p>
@@ -17527,65 +17749,7 @@
           <w:color w:val="FF0000"/>
           <w:sz w:val="26"/>
         </w:rPr>
-        <w:t>Yanni Gourde: 9</w:t>
-      </w:r>
-    </w:p>
-    <w:p>
-      <w:r>
-        <w:t>• 2022: [14, 9, 9]</w:t>
-      </w:r>
-    </w:p>
-    <w:p>
-      <w:r>
-        <w:t>• 2023: [19, 18, 16]</w:t>
-      </w:r>
-    </w:p>
-    <w:p>
-      <w:r>
-        <w:t>• 2024: [17, 5, 3]</w:t>
-      </w:r>
-    </w:p>
-    <w:p>
-      <w:r>
-        <w:t>• 2025: [18, 11, 8]</w:t>
-      </w:r>
-    </w:p>
-    <w:p>
-      <w:r>
-        <w:rPr>
-          <w:sz w:val="26"/>
-        </w:rPr>
-        <w:t>Victor Hedman: 3</w:t>
-      </w:r>
-    </w:p>
-    <w:p>
-      <w:r>
-        <w:t>• 2022: [29, 8, 6]</w:t>
-      </w:r>
-    </w:p>
-    <w:p>
-      <w:r>
-        <w:t>• 2023: [12, 12, 8]</w:t>
-      </w:r>
-    </w:p>
-    <w:p>
-      <w:r>
-        <w:t>• 2024: [17, 12, 6]</w:t>
-      </w:r>
-    </w:p>
-    <w:p>
-      <w:r>
-        <w:t>• 2025: []</w:t>
-      </w:r>
-    </w:p>
-    <w:p>
-      <w:r>
-        <w:rPr>
-          <w:b/>
-          <w:color w:val="FF0000"/>
-          <w:sz w:val="26"/>
-        </w:rPr>
-        <w:t>Anthony Cirelli: 6</w:t>
+        <w:t>Anthony Cirelli: 7</w:t>
       </w:r>
     </w:p>
     <w:p>
@@ -19175,36 +19339,6 @@
     <w:p>
       <w:r>
         <w:rPr>
-          <w:b/>
-          <w:color w:val="FF0000"/>
-          <w:sz w:val="26"/>
-        </w:rPr>
-        <w:t>Tyler Myers: 51</w:t>
-      </w:r>
-    </w:p>
-    <w:p>
-      <w:r>
-        <w:t>• 2022: []</w:t>
-      </w:r>
-    </w:p>
-    <w:p>
-      <w:r>
-        <w:t>• 2023: [32, 19, 14]</w:t>
-      </w:r>
-    </w:p>
-    <w:p>
-      <w:r>
-        <w:t>• 2024: [21, 9, 8]</w:t>
-      </w:r>
-    </w:p>
-    <w:p>
-      <w:r>
-        <w:t>• 2025: []</w:t>
-      </w:r>
-    </w:p>
-    <w:p>
-      <w:r>
-        <w:rPr>
           <w:sz w:val="26"/>
         </w:rPr>
         <w:t>Braeden Cootes: 3</w:t>
@@ -19727,115 +19861,115 @@
     <w:p>
       <w:r>
         <w:rPr>
+          <w:sz w:val="26"/>
+        </w:rPr>
+        <w:t>Brett Howden: 2</w:t>
+      </w:r>
+    </w:p>
+    <w:p>
+      <w:r>
+        <w:t>• 2022: [22, 9, 9]</w:t>
+      </w:r>
+    </w:p>
+    <w:p>
+      <w:r>
+        <w:t>• 2023: [20, 14, 9]</w:t>
+      </w:r>
+    </w:p>
+    <w:p>
+      <w:r>
+        <w:t>• 2024: [12, 10, 6]</w:t>
+      </w:r>
+    </w:p>
+    <w:p>
+      <w:r>
+        <w:t>• 2025: [8, 6, 4]</w:t>
+      </w:r>
+    </w:p>
+    <w:p>
+      <w:r>
+        <w:rPr>
+          <w:sz w:val="26"/>
+        </w:rPr>
+        <w:t>Ivan Barbashev: 2</w:t>
+      </w:r>
+    </w:p>
+    <w:p>
+      <w:r>
+        <w:t>• 2022: [11, 10, 9]</w:t>
+      </w:r>
+    </w:p>
+    <w:p>
+      <w:r>
+        <w:t>• 2023: [10, 10, 10]</w:t>
+      </w:r>
+    </w:p>
+    <w:p>
+      <w:r>
+        <w:t>• 2024: [16, 8, 6]</w:t>
+      </w:r>
+    </w:p>
+    <w:p>
+      <w:r>
+        <w:t>• 2025: [16, 6, 6]</w:t>
+      </w:r>
+    </w:p>
+    <w:p>
+      <w:r>
+        <w:rPr>
+          <w:sz w:val="26"/>
+        </w:rPr>
+        <w:t>Reilly Smith: 1</w:t>
+      </w:r>
+    </w:p>
+    <w:p>
+      <w:r>
+        <w:t>• 2022: [13, 7, 5]</w:t>
+      </w:r>
+    </w:p>
+    <w:p>
+      <w:r>
+        <w:t>• 2023: [15, 13, 11]</w:t>
+      </w:r>
+    </w:p>
+    <w:p>
+      <w:r>
+        <w:t>• 2024: [22, 10, 6]</w:t>
+      </w:r>
+    </w:p>
+    <w:p>
+      <w:r>
+        <w:t>• 2025: [13, 11, 10]</w:t>
+      </w:r>
+    </w:p>
+    <w:p>
+      <w:r>
+        <w:rPr>
           <w:b/>
           <w:color w:val="FF0000"/>
           <w:sz w:val="26"/>
         </w:rPr>
-        <w:t>Noah Hanifin: 33</w:t>
-      </w:r>
-    </w:p>
-    <w:p>
-      <w:r>
-        <w:t>• 2022: [21, 16, 14]</w:t>
-      </w:r>
-    </w:p>
-    <w:p>
-      <w:r>
-        <w:t>• 2023: [15, 14, 7]</w:t>
-      </w:r>
-    </w:p>
-    <w:p>
-      <w:r>
-        <w:t>• 2024: [22, 19, 15]</w:t>
-      </w:r>
-    </w:p>
-    <w:p>
-      <w:r>
-        <w:t>• 2025: [11]</w:t>
-      </w:r>
-    </w:p>
-    <w:p>
-      <w:r>
-        <w:rPr>
-          <w:sz w:val="26"/>
-        </w:rPr>
-        <w:t>Brett Howden: 1</w:t>
-      </w:r>
-    </w:p>
-    <w:p>
-      <w:r>
-        <w:t>• 2022: [22, 9, 9]</w:t>
-      </w:r>
-    </w:p>
-    <w:p>
-      <w:r>
-        <w:t>• 2023: [20, 14, 9]</w:t>
-      </w:r>
-    </w:p>
-    <w:p>
-      <w:r>
-        <w:t>• 2024: [12, 10, 6]</w:t>
-      </w:r>
-    </w:p>
-    <w:p>
-      <w:r>
-        <w:t>• 2025: [8, 6, 4]</w:t>
-      </w:r>
-    </w:p>
-    <w:p>
-      <w:r>
-        <w:rPr>
-          <w:sz w:val="26"/>
-        </w:rPr>
-        <w:t>Ivan Barbashev: 1</w:t>
-      </w:r>
-    </w:p>
-    <w:p>
-      <w:r>
-        <w:t>• 2022: [11, 10, 9]</w:t>
-      </w:r>
-    </w:p>
-    <w:p>
-      <w:r>
-        <w:t>• 2023: [10, 10, 10]</w:t>
-      </w:r>
-    </w:p>
-    <w:p>
-      <w:r>
-        <w:t>• 2024: [16, 8, 6]</w:t>
-      </w:r>
-    </w:p>
-    <w:p>
-      <w:r>
-        <w:t>• 2025: [16, 6, 6]</w:t>
-      </w:r>
-    </w:p>
-    <w:p>
-      <w:r>
-        <w:rPr>
-          <w:sz w:val="26"/>
-        </w:rPr>
-        <w:t>Reilly Smith: 1</w:t>
-      </w:r>
-    </w:p>
-    <w:p>
-      <w:r>
-        <w:t>• 2022: [13, 7, 5]</w:t>
-      </w:r>
-    </w:p>
-    <w:p>
-      <w:r>
-        <w:t>• 2023: [15, 13, 11]</w:t>
-      </w:r>
-    </w:p>
-    <w:p>
-      <w:r>
-        <w:t>• 2024: [22, 10, 6]</w:t>
-      </w:r>
-    </w:p>
-    <w:p>
-      <w:r>
-        <w:t>• 2025: [13, 11, 10]</w:t>
+        <w:t>William Karlsson: 5</w:t>
+      </w:r>
+    </w:p>
+    <w:p>
+      <w:r>
+        <w:t>• 2022: [15, 11, 11]</w:t>
+      </w:r>
+    </w:p>
+    <w:p>
+      <w:r>
+        <w:t>• 2023: [4, 4, 3]</w:t>
+      </w:r>
+    </w:p>
+    <w:p>
+      <w:r>
+        <w:t>• 2024: [24, 8, 4]</w:t>
+      </w:r>
+    </w:p>
+    <w:p>
+      <w:r>
+        <w:t>• 2025: [1, 1]</w:t>
       </w:r>
     </w:p>
     <w:p>
@@ -19845,27 +19979,27 @@
           <w:color w:val="FF0000"/>
           <w:sz w:val="26"/>
         </w:rPr>
-        <w:t>William Karlsson: 5</w:t>
-      </w:r>
-    </w:p>
-    <w:p>
-      <w:r>
-        <w:t>• 2022: [15, 11, 11]</w:t>
-      </w:r>
-    </w:p>
-    <w:p>
-      <w:r>
-        <w:t>• 2023: [4, 4, 3]</w:t>
-      </w:r>
-    </w:p>
-    <w:p>
-      <w:r>
-        <w:t>• 2024: [24, 8, 4]</w:t>
-      </w:r>
-    </w:p>
-    <w:p>
-      <w:r>
-        <w:t>• 2025: [1, 1]</w:t>
+        <w:t>Keegan Kolesar: 11</w:t>
+      </w:r>
+    </w:p>
+    <w:p>
+      <w:r>
+        <w:t>• 2022: [19, 12, 7]</w:t>
+      </w:r>
+    </w:p>
+    <w:p>
+      <w:r>
+        <w:t>• 2023: [14, 13, 8]</w:t>
+      </w:r>
+    </w:p>
+    <w:p>
+      <w:r>
+        <w:t>• 2024: [15, 8, 7]</w:t>
+      </w:r>
+    </w:p>
+    <w:p>
+      <w:r>
+        <w:t>• 2025: [6, 2, 2]</w:t>
       </w:r>
     </w:p>
     <w:p>
@@ -19875,27 +20009,55 @@
           <w:color w:val="FF0000"/>
           <w:sz w:val="26"/>
         </w:rPr>
-        <w:t>Keegan Kolesar: 10</w:t>
-      </w:r>
-    </w:p>
-    <w:p>
-      <w:r>
-        <w:t>• 2022: [19, 12, 7]</w:t>
-      </w:r>
-    </w:p>
-    <w:p>
-      <w:r>
-        <w:t>• 2023: [14, 13, 8]</w:t>
-      </w:r>
-    </w:p>
-    <w:p>
-      <w:r>
-        <w:t>• 2024: [15, 8, 7]</w:t>
-      </w:r>
-    </w:p>
-    <w:p>
-      <w:r>
-        <w:t>• 2025: [6, 2, 2]</w:t>
+        <w:t>Nic Dowd: 8</w:t>
+      </w:r>
+    </w:p>
+    <w:p>
+      <w:r>
+        <w:t>• 2022: [19, 13, 4]</w:t>
+      </w:r>
+    </w:p>
+    <w:p>
+      <w:r>
+        <w:t>• 2023: [11, 10, 10]</w:t>
+      </w:r>
+    </w:p>
+    <w:p>
+      <w:r>
+        <w:t>• 2024: [16, 11, 8]</w:t>
+      </w:r>
+    </w:p>
+    <w:p>
+      <w:r>
+        <w:t>• 2025: [23, 15, 1]</w:t>
+      </w:r>
+    </w:p>
+    <w:p>
+      <w:r>
+        <w:rPr>
+          <w:sz w:val="26"/>
+        </w:rPr>
+        <w:t>Braeden Bowman: 5</w:t>
+      </w:r>
+    </w:p>
+    <w:p>
+      <w:r>
+        <w:t>• 2022: []</w:t>
+      </w:r>
+    </w:p>
+    <w:p>
+      <w:r>
+        <w:t>• 2023: []</w:t>
+      </w:r>
+    </w:p>
+    <w:p>
+      <w:r>
+        <w:t>• 2024: []</w:t>
+      </w:r>
+    </w:p>
+    <w:p>
+      <w:r>
+        <w:t>• 2025: [17, 8, 4]</w:t>
       </w:r>
     </w:p>
     <w:p>
@@ -19905,55 +20067,55 @@
           <w:color w:val="FF0000"/>
           <w:sz w:val="26"/>
         </w:rPr>
-        <w:t>Nic Dowd: 7</w:t>
-      </w:r>
-    </w:p>
-    <w:p>
-      <w:r>
-        <w:t>• 2022: [19, 13, 4]</w:t>
-      </w:r>
-    </w:p>
-    <w:p>
-      <w:r>
-        <w:t>• 2023: [11, 10, 10]</w:t>
-      </w:r>
-    </w:p>
-    <w:p>
-      <w:r>
-        <w:t>• 2024: [16, 11, 8]</w:t>
-      </w:r>
-    </w:p>
-    <w:p>
-      <w:r>
-        <w:t>• 2025: [23, 15, 1]</w:t>
-      </w:r>
-    </w:p>
-    <w:p>
-      <w:r>
-        <w:rPr>
-          <w:sz w:val="26"/>
-        </w:rPr>
-        <w:t>Braeden Bowman: 4</w:t>
-      </w:r>
-    </w:p>
-    <w:p>
-      <w:r>
-        <w:t>• 2022: []</w:t>
-      </w:r>
-    </w:p>
-    <w:p>
-      <w:r>
-        <w:t>• 2023: []</w:t>
-      </w:r>
-    </w:p>
-    <w:p>
-      <w:r>
-        <w:t>• 2024: []</w:t>
-      </w:r>
-    </w:p>
-    <w:p>
-      <w:r>
-        <w:t>• 2025: [17, 8, 4]</w:t>
+        <w:t>Brandon Saad: 6</w:t>
+      </w:r>
+    </w:p>
+    <w:p>
+      <w:r>
+        <w:t>• 2022: [7, 5, 5]</w:t>
+      </w:r>
+    </w:p>
+    <w:p>
+      <w:r>
+        <w:t>• 2023: [11, 7, 6]</w:t>
+      </w:r>
+    </w:p>
+    <w:p>
+      <w:r>
+        <w:t>• 2024: [19, 15, 10]</w:t>
+      </w:r>
+    </w:p>
+    <w:p>
+      <w:r>
+        <w:t>• 2025: [19, 2]</w:t>
+      </w:r>
+    </w:p>
+    <w:p>
+      <w:r>
+        <w:rPr>
+          <w:sz w:val="26"/>
+        </w:rPr>
+        <w:t>Mark Stone: 2</w:t>
+      </w:r>
+    </w:p>
+    <w:p>
+      <w:r>
+        <w:t>• 2022: [8, 6, 5]</w:t>
+      </w:r>
+    </w:p>
+    <w:p>
+      <w:r>
+        <w:t>• 2023: [8, 7, 5]</w:t>
+      </w:r>
+    </w:p>
+    <w:p>
+      <w:r>
+        <w:t>• 2024: [7, 6, 5]</w:t>
+      </w:r>
+    </w:p>
+    <w:p>
+      <w:r>
+        <w:t>• 2025: [6, 5, 2]</w:t>
       </w:r>
     </w:p>
     <w:p>
@@ -19963,55 +20125,83 @@
           <w:color w:val="FF0000"/>
           <w:sz w:val="26"/>
         </w:rPr>
-        <w:t>Brandon Saad: 5</w:t>
-      </w:r>
-    </w:p>
-    <w:p>
-      <w:r>
-        <w:t>• 2022: [7, 5, 5]</w:t>
-      </w:r>
-    </w:p>
-    <w:p>
-      <w:r>
-        <w:t>• 2023: [11, 7, 6]</w:t>
-      </w:r>
-    </w:p>
-    <w:p>
-      <w:r>
-        <w:t>• 2024: [19, 15, 10]</w:t>
-      </w:r>
-    </w:p>
-    <w:p>
-      <w:r>
-        <w:t>• 2025: [19, 2]</w:t>
-      </w:r>
-    </w:p>
-    <w:p>
-      <w:r>
-        <w:rPr>
-          <w:sz w:val="26"/>
-        </w:rPr>
-        <w:t>Mark Stone: 2</w:t>
-      </w:r>
-    </w:p>
-    <w:p>
-      <w:r>
-        <w:t>• 2022: [8, 6, 5]</w:t>
-      </w:r>
-    </w:p>
-    <w:p>
-      <w:r>
-        <w:t>• 2023: [8, 7, 5]</w:t>
-      </w:r>
-    </w:p>
-    <w:p>
-      <w:r>
-        <w:t>• 2024: [7, 6, 5]</w:t>
-      </w:r>
-    </w:p>
-    <w:p>
-      <w:r>
-        <w:t>• 2025: [6, 5, 2]</w:t>
+        <w:t>Rasmus Andersson: 13</w:t>
+      </w:r>
+    </w:p>
+    <w:p>
+      <w:r>
+        <w:t>• 2022: [16, 13, 8]</w:t>
+      </w:r>
+    </w:p>
+    <w:p>
+      <w:r>
+        <w:t>• 2023: [26, 7, 7]</w:t>
+      </w:r>
+    </w:p>
+    <w:p>
+      <w:r>
+        <w:t>• 2024: [20, 11, 10]</w:t>
+      </w:r>
+    </w:p>
+    <w:p>
+      <w:r>
+        <w:t>• 2025: [10, 8, 6]</w:t>
+      </w:r>
+    </w:p>
+    <w:p>
+      <w:r>
+        <w:rPr>
+          <w:sz w:val="26"/>
+        </w:rPr>
+        <w:t>Dylan Coghlan: 27</w:t>
+      </w:r>
+    </w:p>
+    <w:p>
+      <w:r>
+        <w:t>• 2022: []</w:t>
+      </w:r>
+    </w:p>
+    <w:p>
+      <w:r>
+        <w:t>• 2023: []</w:t>
+      </w:r>
+    </w:p>
+    <w:p>
+      <w:r>
+        <w:t>• 2024: []</w:t>
+      </w:r>
+    </w:p>
+    <w:p>
+      <w:r>
+        <w:t>• 2025: []</w:t>
+      </w:r>
+    </w:p>
+    <w:p>
+      <w:r>
+        <w:rPr>
+          <w:sz w:val="26"/>
+        </w:rPr>
+        <w:t>Mitch Marner: 1</w:t>
+      </w:r>
+    </w:p>
+    <w:p>
+      <w:r>
+        <w:t>• 2022: [6, 5, 4]</w:t>
+      </w:r>
+    </w:p>
+    <w:p>
+      <w:r>
+        <w:t>• 2023: [8, 6, 4]</w:t>
+      </w:r>
+    </w:p>
+    <w:p>
+      <w:r>
+        <w:t>• 2024: [8, 8, 7]</w:t>
+      </w:r>
+    </w:p>
+    <w:p>
+      <w:r>
+        <w:t>• 2025: [11, 7, 5]</w:t>
       </w:r>
     </w:p>
     <w:p>
@@ -20021,55 +20211,27 @@
           <w:color w:val="FF0000"/>
           <w:sz w:val="26"/>
         </w:rPr>
-        <w:t>Rasmus Andersson: 12</w:t>
-      </w:r>
-    </w:p>
-    <w:p>
-      <w:r>
-        <w:t>• 2022: [16, 13, 8]</w:t>
-      </w:r>
-    </w:p>
-    <w:p>
-      <w:r>
-        <w:t>• 2023: [26, 7, 7]</w:t>
-      </w:r>
-    </w:p>
-    <w:p>
-      <w:r>
-        <w:t>• 2024: [20, 11, 10]</w:t>
-      </w:r>
-    </w:p>
-    <w:p>
-      <w:r>
-        <w:t>• 2025: [10, 8, 6]</w:t>
-      </w:r>
-    </w:p>
-    <w:p>
-      <w:r>
-        <w:rPr>
-          <w:sz w:val="26"/>
-        </w:rPr>
-        <w:t>Dylan Coghlan: 27</w:t>
-      </w:r>
-    </w:p>
-    <w:p>
-      <w:r>
-        <w:t>• 2022: []</w:t>
-      </w:r>
-    </w:p>
-    <w:p>
-      <w:r>
-        <w:t>• 2023: []</w:t>
-      </w:r>
-    </w:p>
-    <w:p>
-      <w:r>
-        <w:t>• 2024: []</w:t>
-      </w:r>
-    </w:p>
-    <w:p>
-      <w:r>
-        <w:t>• 2025: []</w:t>
+        <w:t>Pavel Dorofeyev: 1</w:t>
+      </w:r>
+    </w:p>
+    <w:p>
+      <w:r>
+        <w:t>• 2022: [2, 1, 1]</w:t>
+      </w:r>
+    </w:p>
+    <w:p>
+      <w:r>
+        <w:t>• 2023: [9, 5, 5]</w:t>
+      </w:r>
+    </w:p>
+    <w:p>
+      <w:r>
+        <w:t>• 2024: [11, 4, 4]</w:t>
+      </w:r>
+    </w:p>
+    <w:p>
+      <w:r>
+        <w:t>• 2025: [10, 4, 4]</w:t>
       </w:r>
     </w:p>
     <w:p>
@@ -20107,7 +20269,7 @@
           <w:color w:val="FF0000"/>
           <w:sz w:val="26"/>
         </w:rPr>
-        <w:t>Jeremy Lauzon: 99</w:t>
+        <w:t>Jeremy Lauzon: 100</w:t>
       </w:r>
     </w:p>
     <w:p>
@@ -20137,7 +20299,7 @@
           <w:color w:val="FF0000"/>
           <w:sz w:val="26"/>
         </w:rPr>
-        <w:t>Shea Theodore: 15</w:t>
+        <w:t>Shea Theodore: 16</w:t>
       </w:r>
     </w:p>
     <w:p>
@@ -20165,7 +20327,7 @@
         <w:rPr>
           <w:sz w:val="26"/>
         </w:rPr>
-        <w:t>Brayden McNabb: 7</w:t>
+        <w:t>Brayden McNabb: 8</w:t>
       </w:r>
     </w:p>
     <w:p>
@@ -20186,6 +20348,34 @@
     <w:p>
       <w:r>
         <w:t>• 2025: [5]</w:t>
+      </w:r>
+    </w:p>
+    <w:p>
+      <w:r>
+        <w:rPr>
+          <w:sz w:val="26"/>
+        </w:rPr>
+        <w:t>Kaedan Korczak: 31</w:t>
+      </w:r>
+    </w:p>
+    <w:p>
+      <w:r>
+        <w:t>• 2022: []</w:t>
+      </w:r>
+    </w:p>
+    <w:p>
+      <w:r>
+        <w:t>• 2023: []</w:t>
+      </w:r>
+    </w:p>
+    <w:p>
+      <w:r>
+        <w:t>• 2024: []</w:t>
+      </w:r>
+    </w:p>
+    <w:p>
+      <w:r>
+        <w:t>• 2025: [18, 9]</w:t>
       </w:r>
     </w:p>
     <w:p>
@@ -20195,45 +20385,17 @@
           <w:color w:val="FF0000"/>
           <w:sz w:val="26"/>
         </w:rPr>
-        <w:t>Jack Eichel: 5</w:t>
-      </w:r>
-    </w:p>
-    <w:p>
-      <w:r>
-        <w:t>• 2022: [9, 7, 4]</w:t>
-      </w:r>
-    </w:p>
-    <w:p>
-      <w:r>
-        <w:t>• 2023: [6, 3, 3]</w:t>
-      </w:r>
-    </w:p>
-    <w:p>
-      <w:r>
-        <w:t>• 2024: [6, 6, 5]</w:t>
-      </w:r>
-    </w:p>
-    <w:p>
-      <w:r>
-        <w:t>• 2025: [9, 6, 5]</w:t>
-      </w:r>
-    </w:p>
-    <w:p>
-      <w:r>
-        <w:rPr>
-          <w:sz w:val="26"/>
-        </w:rPr>
-        <w:t>Kaedan Korczak: 30</w:t>
-      </w:r>
-    </w:p>
-    <w:p>
-      <w:r>
-        <w:t>• 2022: []</w:t>
-      </w:r>
-    </w:p>
-    <w:p>
-      <w:r>
-        <w:t>• 2023: []</w:t>
+        <w:t>Ben Hutton: 20</w:t>
+      </w:r>
+    </w:p>
+    <w:p>
+      <w:r>
+        <w:t>• 2022: [9, 4]</w:t>
+      </w:r>
+    </w:p>
+    <w:p>
+      <w:r>
+        <w:t>• 2023: [15]</w:t>
       </w:r>
     </w:p>
     <w:p>
@@ -20243,7 +20405,7 @@
     </w:p>
     <w:p>
       <w:r>
-        <w:t>• 2025: [18, 9]</w:t>
+        <w:t>• 2025: [5, 4, 4]</w:t>
       </w:r>
     </w:p>
     <w:p>
@@ -20253,27 +20415,27 @@
           <w:color w:val="FF0000"/>
           <w:sz w:val="26"/>
         </w:rPr>
-        <w:t>Ben Hutton: 20</w:t>
-      </w:r>
-    </w:p>
-    <w:p>
-      <w:r>
-        <w:t>• 2022: [9, 4]</w:t>
-      </w:r>
-    </w:p>
-    <w:p>
-      <w:r>
-        <w:t>• 2023: [15]</w:t>
-      </w:r>
-    </w:p>
-    <w:p>
-      <w:r>
-        <w:t>• 2024: []</w:t>
-      </w:r>
-    </w:p>
-    <w:p>
-      <w:r>
-        <w:t>• 2025: [5, 4, 4]</w:t>
+        <w:t>Colton Sissons: 6</w:t>
+      </w:r>
+    </w:p>
+    <w:p>
+      <w:r>
+        <w:t>• 2022: [13, 11, 7]</w:t>
+      </w:r>
+    </w:p>
+    <w:p>
+      <w:r>
+        <w:t>• 2023: [9, 8, 5]</w:t>
+      </w:r>
+    </w:p>
+    <w:p>
+      <w:r>
+        <w:t>• 2024: [21, 7, 5]</w:t>
+      </w:r>
+    </w:p>
+    <w:p>
+      <w:r>
+        <w:t>• 2025: [9, 7, 0]</w:t>
       </w:r>
     </w:p>
     <w:p>
@@ -20283,37 +20445,7 @@
           <w:color w:val="FF0000"/>
           <w:sz w:val="26"/>
         </w:rPr>
-        <w:t>Colton Sissons: 5</w:t>
-      </w:r>
-    </w:p>
-    <w:p>
-      <w:r>
-        <w:t>• 2022: [13, 11, 7]</w:t>
-      </w:r>
-    </w:p>
-    <w:p>
-      <w:r>
-        <w:t>• 2023: [9, 8, 5]</w:t>
-      </w:r>
-    </w:p>
-    <w:p>
-      <w:r>
-        <w:t>• 2024: [21, 7, 5]</w:t>
-      </w:r>
-    </w:p>
-    <w:p>
-      <w:r>
-        <w:t>• 2025: [9, 7, 0]</w:t>
-      </w:r>
-    </w:p>
-    <w:p>
-      <w:r>
-        <w:rPr>
-          <w:b/>
-          <w:color w:val="FF0000"/>
-          <w:sz w:val="26"/>
-        </w:rPr>
-        <w:t>Cole Smith: 13</w:t>
+        <w:t>Cole Smith: 14</w:t>
       </w:r>
     </w:p>
     <w:p>
@@ -20341,7 +20473,7 @@
         <w:rPr>
           <w:sz w:val="26"/>
         </w:rPr>
-        <w:t>Tomas Hertl: 1</w:t>
+        <w:t>Tomas Hertl: 2</w:t>
       </w:r>
     </w:p>
     <w:p>

--- a/reports/game_without_goal.docx
+++ b/reports/game_without_goal.docx
@@ -2803,7 +2803,7 @@
           <w:color w:val="FF0000"/>
           <w:sz w:val="26"/>
         </w:rPr>
-        <w:t>Zach Werenski: 3</w:t>
+        <w:t>Zach Werenski: 4</w:t>
       </w:r>
     </w:p>
     <w:p>
@@ -2824,6 +2824,34 @@
     <w:p>
       <w:r>
         <w:t>• 2025: [7, 7, 6]</w:t>
+      </w:r>
+    </w:p>
+    <w:p>
+      <w:r>
+        <w:rPr>
+          <w:sz w:val="26"/>
+        </w:rPr>
+        <w:t>Adam Fantilli: 1</w:t>
+      </w:r>
+    </w:p>
+    <w:p>
+      <w:r>
+        <w:t>• 2022: []</w:t>
+      </w:r>
+    </w:p>
+    <w:p>
+      <w:r>
+        <w:t>• 2023: [9, 8, 7]</w:t>
+      </w:r>
+    </w:p>
+    <w:p>
+      <w:r>
+        <w:t>• 2024: [13, 9, 6]</w:t>
+      </w:r>
+    </w:p>
+    <w:p>
+      <w:r>
+        <w:t>• 2025: [17, 8, 5]</w:t>
       </w:r>
     </w:p>
     <w:p>
@@ -2891,27 +2919,83 @@
           <w:color w:val="FF0000"/>
           <w:sz w:val="26"/>
         </w:rPr>
-        <w:t>Conor Garland: 24</w:t>
-      </w:r>
-    </w:p>
-    <w:p>
-      <w:r>
-        <w:t>• 2022: [17, 13, 6]</w:t>
-      </w:r>
-    </w:p>
-    <w:p>
-      <w:r>
-        <w:t>• 2023: [18, 13, 8]</w:t>
-      </w:r>
-    </w:p>
-    <w:p>
-      <w:r>
-        <w:t>• 2024: [12, 8, 7]</w:t>
-      </w:r>
-    </w:p>
-    <w:p>
-      <w:r>
-        <w:t>• 2025: [6, 3, 3]</w:t>
+        <w:t>Luca Del Bel Belluz: 21</w:t>
+      </w:r>
+    </w:p>
+    <w:p>
+      <w:r>
+        <w:t>• 2022: []</w:t>
+      </w:r>
+    </w:p>
+    <w:p>
+      <w:r>
+        <w:t>• 2023: []</w:t>
+      </w:r>
+    </w:p>
+    <w:p>
+      <w:r>
+        <w:t>• 2024: [5]</w:t>
+      </w:r>
+    </w:p>
+    <w:p>
+      <w:r>
+        <w:t>• 2025: []</w:t>
+      </w:r>
+    </w:p>
+    <w:p>
+      <w:r>
+        <w:rPr>
+          <w:sz w:val="26"/>
+        </w:rPr>
+        <w:t>Danton Heinen: 3</w:t>
+      </w:r>
+    </w:p>
+    <w:p>
+      <w:r>
+        <w:t>• 2022: [34, 14, 6]</w:t>
+      </w:r>
+    </w:p>
+    <w:p>
+      <w:r>
+        <w:t>• 2023: [9, 8, 8]</w:t>
+      </w:r>
+    </w:p>
+    <w:p>
+      <w:r>
+        <w:t>• 2024: [16, 13, 12]</w:t>
+      </w:r>
+    </w:p>
+    <w:p>
+      <w:r>
+        <w:t>• 2025: [8, 4]</w:t>
+      </w:r>
+    </w:p>
+    <w:p>
+      <w:r>
+        <w:rPr>
+          <w:sz w:val="26"/>
+        </w:rPr>
+        <w:t>Dysin Mayo: 18</w:t>
+      </w:r>
+    </w:p>
+    <w:p>
+      <w:r>
+        <w:t>• 2022: []</w:t>
+      </w:r>
+    </w:p>
+    <w:p>
+      <w:r>
+        <w:t>• 2023: []</w:t>
+      </w:r>
+    </w:p>
+    <w:p>
+      <w:r>
+        <w:t>• 2024: []</w:t>
+      </w:r>
+    </w:p>
+    <w:p>
+      <w:r>
+        <w:t>• 2025: []</w:t>
       </w:r>
     </w:p>
     <w:p>
@@ -2921,91 +3005,7 @@
           <w:color w:val="FF0000"/>
           <w:sz w:val="26"/>
         </w:rPr>
-        <w:t>Luca Del Bel Belluz: 21</w:t>
-      </w:r>
-    </w:p>
-    <w:p>
-      <w:r>
-        <w:t>• 2022: []</w:t>
-      </w:r>
-    </w:p>
-    <w:p>
-      <w:r>
-        <w:t>• 2023: []</w:t>
-      </w:r>
-    </w:p>
-    <w:p>
-      <w:r>
-        <w:t>• 2024: [5]</w:t>
-      </w:r>
-    </w:p>
-    <w:p>
-      <w:r>
-        <w:t>• 2025: []</w:t>
-      </w:r>
-    </w:p>
-    <w:p>
-      <w:r>
-        <w:rPr>
-          <w:sz w:val="26"/>
-        </w:rPr>
-        <w:t>Danton Heinen: 3</w:t>
-      </w:r>
-    </w:p>
-    <w:p>
-      <w:r>
-        <w:t>• 2022: [34, 14, 6]</w:t>
-      </w:r>
-    </w:p>
-    <w:p>
-      <w:r>
-        <w:t>• 2023: [9, 8, 8]</w:t>
-      </w:r>
-    </w:p>
-    <w:p>
-      <w:r>
-        <w:t>• 2024: [16, 13, 12]</w:t>
-      </w:r>
-    </w:p>
-    <w:p>
-      <w:r>
-        <w:t>• 2025: [8, 4]</w:t>
-      </w:r>
-    </w:p>
-    <w:p>
-      <w:r>
-        <w:rPr>
-          <w:sz w:val="26"/>
-        </w:rPr>
-        <w:t>Dysin Mayo: 18</w:t>
-      </w:r>
-    </w:p>
-    <w:p>
-      <w:r>
-        <w:t>• 2022: []</w:t>
-      </w:r>
-    </w:p>
-    <w:p>
-      <w:r>
-        <w:t>• 2023: []</w:t>
-      </w:r>
-    </w:p>
-    <w:p>
-      <w:r>
-        <w:t>• 2024: []</w:t>
-      </w:r>
-    </w:p>
-    <w:p>
-      <w:r>
-        <w:t>• 2025: []</w:t>
-      </w:r>
-    </w:p>
-    <w:p>
-      <w:r>
-        <w:rPr>
-          <w:sz w:val="26"/>
-        </w:rPr>
-        <w:t>Sean Monahan: 2</w:t>
+        <w:t>Sean Monahan: 3</w:t>
       </w:r>
     </w:p>
     <w:p>
@@ -3026,34 +3026,6 @@
     <w:p>
       <w:r>
         <w:t>• 2025: [11, 9, 6]</w:t>
-      </w:r>
-    </w:p>
-    <w:p>
-      <w:r>
-        <w:rPr>
-          <w:sz w:val="26"/>
-        </w:rPr>
-        <w:t>Kirill Marchenko: 3</w:t>
-      </w:r>
-    </w:p>
-    <w:p>
-      <w:r>
-        <w:t>• 2022: [7, 6, 5]</w:t>
-      </w:r>
-    </w:p>
-    <w:p>
-      <w:r>
-        <w:t>• 2023: [9, 9, 4]</w:t>
-      </w:r>
-    </w:p>
-    <w:p>
-      <w:r>
-        <w:t>• 2024: [6, 6, 5]</w:t>
-      </w:r>
-    </w:p>
-    <w:p>
-      <w:r>
-        <w:t>• 2025: [8, 7, 7]</w:t>
       </w:r>
     </w:p>
     <w:p>
@@ -3063,7 +3035,7 @@
           <w:color w:val="FF0000"/>
           <w:sz w:val="26"/>
         </w:rPr>
-        <w:t>Miles Wood: 21</w:t>
+        <w:t>Miles Wood: 22</w:t>
       </w:r>
     </w:p>
     <w:p>
@@ -3084,6 +3056,34 @@
     <w:p>
       <w:r>
         <w:t>• 2025: [6, 3, 2]</w:t>
+      </w:r>
+    </w:p>
+    <w:p>
+      <w:r>
+        <w:rPr>
+          <w:sz w:val="26"/>
+        </w:rPr>
+        <w:t>Mathieu Olivier: 1</w:t>
+      </w:r>
+    </w:p>
+    <w:p>
+      <w:r>
+        <w:t>• 2022: [22, 10, 3]</w:t>
+      </w:r>
+    </w:p>
+    <w:p>
+      <w:r>
+        <w:t>• 2023: [16, 9, 2]</w:t>
+      </w:r>
+    </w:p>
+    <w:p>
+      <w:r>
+        <w:t>• 2024: [17, 7, 7]</w:t>
+      </w:r>
+    </w:p>
+    <w:p>
+      <w:r>
+        <w:t>• 2025: [11, 9, 6]</w:t>
       </w:r>
     </w:p>
     <w:p>
@@ -3093,27 +3093,27 @@
           <w:color w:val="FF0000"/>
           <w:sz w:val="26"/>
         </w:rPr>
-        <w:t>Denton Mateychuk: 8</w:t>
-      </w:r>
-    </w:p>
-    <w:p>
-      <w:r>
-        <w:t>• 2022: []</w:t>
-      </w:r>
-    </w:p>
-    <w:p>
-      <w:r>
-        <w:t>• 2023: []</w:t>
-      </w:r>
-    </w:p>
-    <w:p>
-      <w:r>
-        <w:t>• 2024: [11, 10, 2]</w:t>
-      </w:r>
-    </w:p>
-    <w:p>
-      <w:r>
-        <w:t>• 2025: [11, 7, 5]</w:t>
+        <w:t>Boone Jenner: 2</w:t>
+      </w:r>
+    </w:p>
+    <w:p>
+      <w:r>
+        <w:t>• 2022: [5, 5, 4]</w:t>
+      </w:r>
+    </w:p>
+    <w:p>
+      <w:r>
+        <w:t>• 2023: [9, 5, 5]</w:t>
+      </w:r>
+    </w:p>
+    <w:p>
+      <w:r>
+        <w:t>• 2024: [3, 1, 0]</w:t>
+      </w:r>
+    </w:p>
+    <w:p>
+      <w:r>
+        <w:t>• 2025: [13, 8, 4]</w:t>
       </w:r>
     </w:p>
     <w:p>
@@ -3123,27 +3123,27 @@
           <w:color w:val="FF0000"/>
           <w:sz w:val="26"/>
         </w:rPr>
-        <w:t>Boone Jenner: 1</w:t>
-      </w:r>
-    </w:p>
-    <w:p>
-      <w:r>
-        <w:t>• 2022: [5, 5, 4]</w:t>
-      </w:r>
-    </w:p>
-    <w:p>
-      <w:r>
-        <w:t>• 2023: [9, 5, 5]</w:t>
-      </w:r>
-    </w:p>
-    <w:p>
-      <w:r>
-        <w:t>• 2024: [3, 1, 0]</w:t>
-      </w:r>
-    </w:p>
-    <w:p>
-      <w:r>
-        <w:t>• 2025: [13, 8, 4]</w:t>
+        <w:t>Kent Johnson: 7</w:t>
+      </w:r>
+    </w:p>
+    <w:p>
+      <w:r>
+        <w:t>• 2022: [15, 7, 7]</w:t>
+      </w:r>
+    </w:p>
+    <w:p>
+      <w:r>
+        <w:t>• 2023: [10, 3, 1]</w:t>
+      </w:r>
+    </w:p>
+    <w:p>
+      <w:r>
+        <w:t>• 2024: [9, 6, 6]</w:t>
+      </w:r>
+    </w:p>
+    <w:p>
+      <w:r>
+        <w:t>• 2025: [19, 15, 6]</w:t>
       </w:r>
     </w:p>
     <w:p>
@@ -3153,27 +3153,139 @@
           <w:color w:val="FF0000"/>
           <w:sz w:val="26"/>
         </w:rPr>
-        <w:t>Kent Johnson: 6</w:t>
-      </w:r>
-    </w:p>
-    <w:p>
-      <w:r>
-        <w:t>• 2022: [15, 7, 7]</w:t>
-      </w:r>
-    </w:p>
-    <w:p>
-      <w:r>
-        <w:t>• 2023: [10, 3, 1]</w:t>
-      </w:r>
-    </w:p>
-    <w:p>
-      <w:r>
-        <w:t>• 2024: [9, 6, 6]</w:t>
-      </w:r>
-    </w:p>
-    <w:p>
-      <w:r>
-        <w:t>• 2025: [19, 15, 6]</w:t>
+        <w:t>Isac Lundestrm: 5</w:t>
+      </w:r>
+    </w:p>
+    <w:p>
+      <w:r>
+        <w:t>• 2022: [19, 4, 1]</w:t>
+      </w:r>
+    </w:p>
+    <w:p>
+      <w:r>
+        <w:t>• 2023: [13, 8, 7]</w:t>
+      </w:r>
+    </w:p>
+    <w:p>
+      <w:r>
+        <w:t>• 2024: [12, 10, 4]</w:t>
+      </w:r>
+    </w:p>
+    <w:p>
+      <w:r>
+        <w:t>• 2025: [12, 3]</w:t>
+      </w:r>
+    </w:p>
+    <w:p>
+      <w:r>
+        <w:rPr>
+          <w:sz w:val="26"/>
+        </w:rPr>
+        <w:t>Zachary Aston-Reese: 1</w:t>
+      </w:r>
+    </w:p>
+    <w:p>
+      <w:r>
+        <w:t>• 2022: [18, 14, 8]</w:t>
+      </w:r>
+    </w:p>
+    <w:p>
+      <w:r>
+        <w:t>• 2023: []</w:t>
+      </w:r>
+    </w:p>
+    <w:p>
+      <w:r>
+        <w:t>• 2024: [57, 6, 2]</w:t>
+      </w:r>
+    </w:p>
+    <w:p>
+      <w:r>
+        <w:t>• 2025: []</w:t>
+      </w:r>
+    </w:p>
+    <w:p>
+      <w:r>
+        <w:rPr>
+          <w:sz w:val="26"/>
+        </w:rPr>
+        <w:t>Luca Pinelli: 3</w:t>
+      </w:r>
+    </w:p>
+    <w:p>
+      <w:r>
+        <w:t>• 2022: []</w:t>
+      </w:r>
+    </w:p>
+    <w:p>
+      <w:r>
+        <w:t>• 2023: []</w:t>
+      </w:r>
+    </w:p>
+    <w:p>
+      <w:r>
+        <w:t>• 2024: []</w:t>
+      </w:r>
+    </w:p>
+    <w:p>
+      <w:r>
+        <w:t>• 2025: []</w:t>
+      </w:r>
+    </w:p>
+    <w:p>
+      <w:r>
+        <w:rPr>
+          <w:sz w:val="26"/>
+        </w:rPr>
+        <w:t>Ivan Provorov: 2</w:t>
+      </w:r>
+    </w:p>
+    <w:p>
+      <w:r>
+        <w:t>• 2022: [25, 11, 11]</w:t>
+      </w:r>
+    </w:p>
+    <w:p>
+      <w:r>
+        <w:t>• 2023: [19, 13, 4]</w:t>
+      </w:r>
+    </w:p>
+    <w:p>
+      <w:r>
+        <w:t>• 2024: [19, 9, 9]</w:t>
+      </w:r>
+    </w:p>
+    <w:p>
+      <w:r>
+        <w:t>• 2025: [18, 11, 9]</w:t>
+      </w:r>
+    </w:p>
+    <w:p>
+      <w:r>
+        <w:rPr>
+          <w:sz w:val="26"/>
+        </w:rPr>
+        <w:t>Mason Marchment: 1</w:t>
+      </w:r>
+    </w:p>
+    <w:p>
+      <w:r>
+        <w:t>• 2022: [32, 6, 6]</w:t>
+      </w:r>
+    </w:p>
+    <w:p>
+      <w:r>
+        <w:t>• 2023: [9, 7, 6]</w:t>
+      </w:r>
+    </w:p>
+    <w:p>
+      <w:r>
+        <w:t>• 2024: [11, 8, 4]</w:t>
+      </w:r>
+    </w:p>
+    <w:p>
+      <w:r>
+        <w:t>• 2025: [18, 6, 3]</w:t>
       </w:r>
     </w:p>
     <w:p>
@@ -3183,111 +3295,27 @@
           <w:color w:val="FF0000"/>
           <w:sz w:val="26"/>
         </w:rPr>
-        <w:t>Isac Lundestrm: 4</w:t>
-      </w:r>
-    </w:p>
-    <w:p>
-      <w:r>
-        <w:t>• 2022: [19, 4, 1]</w:t>
-      </w:r>
-    </w:p>
-    <w:p>
-      <w:r>
-        <w:t>• 2023: [13, 8, 7]</w:t>
-      </w:r>
-    </w:p>
-    <w:p>
-      <w:r>
-        <w:t>• 2024: [12, 10, 4]</w:t>
-      </w:r>
-    </w:p>
-    <w:p>
-      <w:r>
-        <w:t>• 2025: [12, 3]</w:t>
-      </w:r>
-    </w:p>
-    <w:p>
-      <w:r>
-        <w:rPr>
-          <w:sz w:val="26"/>
-        </w:rPr>
-        <w:t>Zachary Aston-Reese: 1</w:t>
-      </w:r>
-    </w:p>
-    <w:p>
-      <w:r>
-        <w:t>• 2022: [18, 14, 8]</w:t>
-      </w:r>
-    </w:p>
-    <w:p>
-      <w:r>
-        <w:t>• 2023: []</w:t>
-      </w:r>
-    </w:p>
-    <w:p>
-      <w:r>
-        <w:t>• 2024: [57, 6, 2]</w:t>
-      </w:r>
-    </w:p>
-    <w:p>
-      <w:r>
-        <w:t>• 2025: []</w:t>
-      </w:r>
-    </w:p>
-    <w:p>
-      <w:r>
-        <w:rPr>
-          <w:sz w:val="26"/>
-        </w:rPr>
-        <w:t>Luca Pinelli: 3</w:t>
-      </w:r>
-    </w:p>
-    <w:p>
-      <w:r>
-        <w:t>• 2022: []</w:t>
-      </w:r>
-    </w:p>
-    <w:p>
-      <w:r>
-        <w:t>• 2023: []</w:t>
-      </w:r>
-    </w:p>
-    <w:p>
-      <w:r>
-        <w:t>• 2024: []</w:t>
-      </w:r>
-    </w:p>
-    <w:p>
-      <w:r>
-        <w:t>• 2025: []</w:t>
-      </w:r>
-    </w:p>
-    <w:p>
-      <w:r>
-        <w:rPr>
-          <w:sz w:val="26"/>
-        </w:rPr>
-        <w:t>Ivan Provorov: 1</w:t>
-      </w:r>
-    </w:p>
-    <w:p>
-      <w:r>
-        <w:t>• 2022: [25, 11, 11]</w:t>
-      </w:r>
-    </w:p>
-    <w:p>
-      <w:r>
-        <w:t>• 2023: [19, 13, 4]</w:t>
-      </w:r>
-    </w:p>
-    <w:p>
-      <w:r>
-        <w:t>• 2024: [19, 9, 9]</w:t>
-      </w:r>
-    </w:p>
-    <w:p>
-      <w:r>
-        <w:t>• 2025: [18, 11, 9]</w:t>
+        <w:t>Cole Sillinger: 12</w:t>
+      </w:r>
+    </w:p>
+    <w:p>
+      <w:r>
+        <w:t>• 2022: [45, 1]</w:t>
+      </w:r>
+    </w:p>
+    <w:p>
+      <w:r>
+        <w:t>• 2023: [12, 12, 7]</w:t>
+      </w:r>
+    </w:p>
+    <w:p>
+      <w:r>
+        <w:t>• 2024: [14, 9, 7]</w:t>
+      </w:r>
+    </w:p>
+    <w:p>
+      <w:r>
+        <w:t>• 2025: [16, 10, 8]</w:t>
       </w:r>
     </w:p>
     <w:p>
@@ -3297,27 +3325,27 @@
           <w:color w:val="FF0000"/>
           <w:sz w:val="26"/>
         </w:rPr>
-        <w:t>Cole Sillinger: 11</w:t>
-      </w:r>
-    </w:p>
-    <w:p>
-      <w:r>
-        <w:t>• 2022: [45, 1]</w:t>
-      </w:r>
-    </w:p>
-    <w:p>
-      <w:r>
-        <w:t>• 2023: [12, 12, 7]</w:t>
-      </w:r>
-    </w:p>
-    <w:p>
-      <w:r>
-        <w:t>• 2024: [14, 9, 7]</w:t>
-      </w:r>
-    </w:p>
-    <w:p>
-      <w:r>
-        <w:t>• 2025: [16, 10, 8]</w:t>
+        <w:t>Erik Gudbranson: 11</w:t>
+      </w:r>
+    </w:p>
+    <w:p>
+      <w:r>
+        <w:t>• 2022: []</w:t>
+      </w:r>
+    </w:p>
+    <w:p>
+      <w:r>
+        <w:t>• 2023: [27, 9, 9]</w:t>
+      </w:r>
+    </w:p>
+    <w:p>
+      <w:r>
+        <w:t>• 2024: []</w:t>
+      </w:r>
+    </w:p>
+    <w:p>
+      <w:r>
+        <w:t>• 2025: []</w:t>
       </w:r>
     </w:p>
     <w:p>
@@ -3327,37 +3355,7 @@
           <w:color w:val="FF0000"/>
           <w:sz w:val="26"/>
         </w:rPr>
-        <w:t>Erik Gudbranson: 10</w:t>
-      </w:r>
-    </w:p>
-    <w:p>
-      <w:r>
-        <w:t>• 2022: []</w:t>
-      </w:r>
-    </w:p>
-    <w:p>
-      <w:r>
-        <w:t>• 2023: [27, 9, 9]</w:t>
-      </w:r>
-    </w:p>
-    <w:p>
-      <w:r>
-        <w:t>• 2024: []</w:t>
-      </w:r>
-    </w:p>
-    <w:p>
-      <w:r>
-        <w:t>• 2025: []</w:t>
-      </w:r>
-    </w:p>
-    <w:p>
-      <w:r>
-        <w:rPr>
-          <w:b/>
-          <w:color w:val="FF0000"/>
-          <w:sz w:val="26"/>
-        </w:rPr>
-        <w:t>Dante Fabbro: 5</w:t>
+        <w:t>Dante Fabbro: 6</w:t>
       </w:r>
     </w:p>
     <w:p>
@@ -3385,7 +3383,35 @@
         <w:rPr>
           <w:sz w:val="26"/>
         </w:rPr>
-        <w:t>Charlie Coyle: 2</w:t>
+        <w:t>Damon Severson: 1</w:t>
+      </w:r>
+    </w:p>
+    <w:p>
+      <w:r>
+        <w:t>• 2022: [19, 17, 16]</w:t>
+      </w:r>
+    </w:p>
+    <w:p>
+      <w:r>
+        <w:t>• 2023: [22, 7, 6]</w:t>
+      </w:r>
+    </w:p>
+    <w:p>
+      <w:r>
+        <w:t>• 2024: [8, 4, 4]</w:t>
+      </w:r>
+    </w:p>
+    <w:p>
+      <w:r>
+        <w:t>• 2025: [22, 14, 9]</w:t>
+      </w:r>
+    </w:p>
+    <w:p>
+      <w:r>
+        <w:rPr>
+          <w:sz w:val="26"/>
+        </w:rPr>
+        <w:t>Charlie Coyle: 3</w:t>
       </w:r>
     </w:p>
     <w:p>
@@ -3453,7 +3479,7 @@
           <w:color w:val="FF0000"/>
           <w:sz w:val="26"/>
         </w:rPr>
-        <w:t>Brayden Pachal: 39</w:t>
+        <w:t>Brayden Pachal: 40</w:t>
       </w:r>
     </w:p>
     <w:p>
@@ -3539,7 +3565,7 @@
           <w:color w:val="FF0000"/>
           <w:sz w:val="26"/>
         </w:rPr>
-        <w:t>Kevin Bahl: 38</w:t>
+        <w:t>Kevin Bahl: 39</w:t>
       </w:r>
     </w:p>
     <w:p>
@@ -3567,7 +3593,7 @@
         <w:rPr>
           <w:sz w:val="26"/>
         </w:rPr>
-        <w:t>Zayne Parekh: 18</w:t>
+        <w:t>Zayne Parekh: 19</w:t>
       </w:r>
     </w:p>
     <w:p>
@@ -3597,7 +3623,7 @@
           <w:color w:val="FF0000"/>
           <w:sz w:val="26"/>
         </w:rPr>
-        <w:t>Joel Hanley: 63</w:t>
+        <w:t>Joel Hanley: 64</w:t>
       </w:r>
     </w:p>
     <w:p>
@@ -3627,7 +3653,7 @@
           <w:color w:val="FF0000"/>
           <w:sz w:val="26"/>
         </w:rPr>
-        <w:t>Adam Klapka: 14</w:t>
+        <w:t>Adam Klapka: 15</w:t>
       </w:r>
     </w:p>
     <w:p>
@@ -3655,7 +3681,7 @@
         <w:rPr>
           <w:sz w:val="26"/>
         </w:rPr>
-        <w:t>Mikael Backlund: 5</w:t>
+        <w:t>Mikael Backlund: 6</w:t>
       </w:r>
     </w:p>
     <w:p>
@@ -3727,62 +3753,6 @@
     <w:p>
       <w:r>
         <w:t>• 2024: []</w:t>
-      </w:r>
-    </w:p>
-    <w:p>
-      <w:r>
-        <w:t>• 2025: []</w:t>
-      </w:r>
-    </w:p>
-    <w:p>
-      <w:r>
-        <w:rPr>
-          <w:sz w:val="26"/>
-        </w:rPr>
-        <w:t>Matvei Gridin: 5</w:t>
-      </w:r>
-    </w:p>
-    <w:p>
-      <w:r>
-        <w:t>• 2022: []</w:t>
-      </w:r>
-    </w:p>
-    <w:p>
-      <w:r>
-        <w:t>• 2023: []</w:t>
-      </w:r>
-    </w:p>
-    <w:p>
-      <w:r>
-        <w:t>• 2024: []</w:t>
-      </w:r>
-    </w:p>
-    <w:p>
-      <w:r>
-        <w:t>• 2025: [9, 1]</w:t>
-      </w:r>
-    </w:p>
-    <w:p>
-      <w:r>
-        <w:rPr>
-          <w:sz w:val="26"/>
-        </w:rPr>
-        <w:t>Justin Kirkland: 4</w:t>
-      </w:r>
-    </w:p>
-    <w:p>
-      <w:r>
-        <w:t>• 2022: []</w:t>
-      </w:r>
-    </w:p>
-    <w:p>
-      <w:r>
-        <w:t>• 2023: []</w:t>
-      </w:r>
-    </w:p>
-    <w:p>
-      <w:r>
-        <w:t>• 2024: [11]</w:t>
       </w:r>
     </w:p>
     <w:p>
@@ -3797,111 +3767,55 @@
           <w:color w:val="FF0000"/>
           <w:sz w:val="26"/>
         </w:rPr>
-        <w:t>Daniil Miromanov: 5</w:t>
-      </w:r>
-    </w:p>
-    <w:p>
-      <w:r>
-        <w:t>• 2022: [3]</w:t>
-      </w:r>
-    </w:p>
-    <w:p>
-      <w:r>
-        <w:t>• 2023: [7, 1]</w:t>
-      </w:r>
-    </w:p>
-    <w:p>
-      <w:r>
-        <w:t>• 2024: [23]</w:t>
+        <w:t>Victor Olofsson: 5</w:t>
+      </w:r>
+    </w:p>
+    <w:p>
+      <w:r>
+        <w:t>• 2022: [15, 8, 7]</w:t>
+      </w:r>
+    </w:p>
+    <w:p>
+      <w:r>
+        <w:t>• 2023: [14, 8, 3]</w:t>
+      </w:r>
+    </w:p>
+    <w:p>
+      <w:r>
+        <w:t>• 2024: [20, 5, 4]</w:t>
+      </w:r>
+    </w:p>
+    <w:p>
+      <w:r>
+        <w:t>• 2025: [12, 11, 6]</w:t>
+      </w:r>
+    </w:p>
+    <w:p>
+      <w:r>
+        <w:rPr>
+          <w:sz w:val="26"/>
+        </w:rPr>
+        <w:t>Justin Kirkland: 4</w:t>
+      </w:r>
+    </w:p>
+    <w:p>
+      <w:r>
+        <w:t>• 2022: []</w:t>
+      </w:r>
+    </w:p>
+    <w:p>
+      <w:r>
+        <w:t>• 2023: []</w:t>
+      </w:r>
+    </w:p>
+    <w:p>
+      <w:r>
+        <w:t>• 2024: [11]</w:t>
       </w:r>
     </w:p>
     <w:p>
       <w:r>
         <w:t>• 2025: []</w:t>
-      </w:r>
-    </w:p>
-    <w:p>
-      <w:r>
-        <w:rPr>
-          <w:sz w:val="26"/>
-        </w:rPr>
-        <w:t>Rory Kerins: 7</w:t>
-      </w:r>
-    </w:p>
-    <w:p>
-      <w:r>
-        <w:t>• 2022: []</w:t>
-      </w:r>
-    </w:p>
-    <w:p>
-      <w:r>
-        <w:t>• 2023: []</w:t>
-      </w:r>
-    </w:p>
-    <w:p>
-      <w:r>
-        <w:t>• 2024: []</w:t>
-      </w:r>
-    </w:p>
-    <w:p>
-      <w:r>
-        <w:t>• 2025: []</w:t>
-      </w:r>
-    </w:p>
-    <w:p>
-      <w:r>
-        <w:rPr>
-          <w:sz w:val="26"/>
-        </w:rPr>
-        <w:t>Connor Zary: 5</w:t>
-      </w:r>
-    </w:p>
-    <w:p>
-      <w:r>
-        <w:t>• 2022: []</w:t>
-      </w:r>
-    </w:p>
-    <w:p>
-      <w:r>
-        <w:t>• 2023: [18, 8, 6]</w:t>
-      </w:r>
-    </w:p>
-    <w:p>
-      <w:r>
-        <w:t>• 2024: [9, 7, 6]</w:t>
-      </w:r>
-    </w:p>
-    <w:p>
-      <w:r>
-        <w:t>• 2025: [20, 10, 8]</w:t>
-      </w:r>
-    </w:p>
-    <w:p>
-      <w:r>
-        <w:rPr>
-          <w:sz w:val="26"/>
-        </w:rPr>
-        <w:t>Yegor Sharangovich: 3</w:t>
-      </w:r>
-    </w:p>
-    <w:p>
-      <w:r>
-        <w:t>• 2022: [13, 12, 9]</w:t>
-      </w:r>
-    </w:p>
-    <w:p>
-      <w:r>
-        <w:t>• 2023: [11, 7, 6]</w:t>
-      </w:r>
-    </w:p>
-    <w:p>
-      <w:r>
-        <w:t>• 2024: [15, 9, 6]</w:t>
-      </w:r>
-    </w:p>
-    <w:p>
-      <w:r>
-        <w:t>• 2025: [9, 8, 6]</w:t>
       </w:r>
     </w:p>
     <w:p>
@@ -3911,7 +3825,35 @@
           <w:color w:val="FF0000"/>
           <w:sz w:val="26"/>
         </w:rPr>
-        <w:t>John Beecher: 29</w:t>
+        <w:t>Daniil Miromanov: 5</w:t>
+      </w:r>
+    </w:p>
+    <w:p>
+      <w:r>
+        <w:t>• 2022: [3]</w:t>
+      </w:r>
+    </w:p>
+    <w:p>
+      <w:r>
+        <w:t>• 2023: [7, 1]</w:t>
+      </w:r>
+    </w:p>
+    <w:p>
+      <w:r>
+        <w:t>• 2024: [23]</w:t>
+      </w:r>
+    </w:p>
+    <w:p>
+      <w:r>
+        <w:t>• 2025: []</w:t>
+      </w:r>
+    </w:p>
+    <w:p>
+      <w:r>
+        <w:rPr>
+          <w:sz w:val="26"/>
+        </w:rPr>
+        <w:t>Rory Kerins: 7</w:t>
       </w:r>
     </w:p>
     <w:p>
@@ -3921,17 +3863,45 @@
     </w:p>
     <w:p>
       <w:r>
-        <w:t>• 2023: [14, 4, 4]</w:t>
-      </w:r>
-    </w:p>
-    <w:p>
-      <w:r>
-        <w:t>• 2024: [39, 0]</w:t>
+        <w:t>• 2023: []</w:t>
+      </w:r>
+    </w:p>
+    <w:p>
+      <w:r>
+        <w:t>• 2024: []</w:t>
       </w:r>
     </w:p>
     <w:p>
       <w:r>
         <w:t>• 2025: []</w:t>
+      </w:r>
+    </w:p>
+    <w:p>
+      <w:r>
+        <w:rPr>
+          <w:sz w:val="26"/>
+        </w:rPr>
+        <w:t>Ryan Strome: 1</w:t>
+      </w:r>
+    </w:p>
+    <w:p>
+      <w:r>
+        <w:t>• 2022: [17, 10, 8]</w:t>
+      </w:r>
+    </w:p>
+    <w:p>
+      <w:r>
+        <w:t>• 2023: [15, 12, 7]</w:t>
+      </w:r>
+    </w:p>
+    <w:p>
+      <w:r>
+        <w:t>• 2024: [19, 12, 7]</w:t>
+      </w:r>
+    </w:p>
+    <w:p>
+      <w:r>
+        <w:t>• 2025: [11, 9, 7]</w:t>
       </w:r>
     </w:p>
     <w:p>
@@ -3941,35 +3911,7 @@
           <w:color w:val="FF0000"/>
           <w:sz w:val="26"/>
         </w:rPr>
-        <w:t>Ryan Lomberg: 4</w:t>
-      </w:r>
-    </w:p>
-    <w:p>
-      <w:r>
-        <w:t>• 2022: [12, 11, 8]</w:t>
-      </w:r>
-    </w:p>
-    <w:p>
-      <w:r>
-        <w:t>• 2023: [35, 7, 3]</w:t>
-      </w:r>
-    </w:p>
-    <w:p>
-      <w:r>
-        <w:t>• 2024: [40, 5]</w:t>
-      </w:r>
-    </w:p>
-    <w:p>
-      <w:r>
-        <w:t>• 2025: [15, 1, 1]</w:t>
-      </w:r>
-    </w:p>
-    <w:p>
-      <w:r>
-        <w:rPr>
-          <w:sz w:val="26"/>
-        </w:rPr>
-        <w:t>Yan Kuznetsov: 14</w:t>
+        <w:t>Connor Zary: 6</w:t>
       </w:r>
     </w:p>
     <w:p>
@@ -3979,17 +3921,45 @@
     </w:p>
     <w:p>
       <w:r>
-        <w:t>• 2023: []</w:t>
-      </w:r>
-    </w:p>
-    <w:p>
-      <w:r>
-        <w:t>• 2024: []</w:t>
-      </w:r>
-    </w:p>
-    <w:p>
-      <w:r>
-        <w:t>• 2025: [9, 6, 4]</w:t>
+        <w:t>• 2023: [18, 8, 6]</w:t>
+      </w:r>
+    </w:p>
+    <w:p>
+      <w:r>
+        <w:t>• 2024: [9, 7, 6]</w:t>
+      </w:r>
+    </w:p>
+    <w:p>
+      <w:r>
+        <w:t>• 2025: [20, 10, 8]</w:t>
+      </w:r>
+    </w:p>
+    <w:p>
+      <w:r>
+        <w:rPr>
+          <w:sz w:val="26"/>
+        </w:rPr>
+        <w:t>Morgan Frost: 1</w:t>
+      </w:r>
+    </w:p>
+    <w:p>
+      <w:r>
+        <w:t>• 2022: [17, 10, 8]</w:t>
+      </w:r>
+    </w:p>
+    <w:p>
+      <w:r>
+        <w:t>• 2023: [11, 10, 8]</w:t>
+      </w:r>
+    </w:p>
+    <w:p>
+      <w:r>
+        <w:t>• 2024: [25, 8, 5]</w:t>
+      </w:r>
+    </w:p>
+    <w:p>
+      <w:r>
+        <w:t>• 2025: [12, 8, 6]</w:t>
       </w:r>
     </w:p>
     <w:p>
@@ -3999,7 +3969,7 @@
           <w:color w:val="FF0000"/>
           <w:sz w:val="26"/>
         </w:rPr>
-        <w:t>Matt Coronato: 10</w:t>
+        <w:t>John Beecher: 29</w:t>
       </w:r>
     </w:p>
     <w:p>
@@ -4009,17 +3979,17 @@
     </w:p>
     <w:p>
       <w:r>
-        <w:t>• 2023: [17, 11]</w:t>
-      </w:r>
-    </w:p>
-    <w:p>
-      <w:r>
-        <w:t>• 2024: [6, 6, 6]</w:t>
-      </w:r>
-    </w:p>
-    <w:p>
-      <w:r>
-        <w:t>• 2025: [9, 7, 5]</w:t>
+        <w:t>• 2023: [14, 4, 4]</w:t>
+      </w:r>
+    </w:p>
+    <w:p>
+      <w:r>
+        <w:t>• 2024: [39, 0]</w:t>
+      </w:r>
+    </w:p>
+    <w:p>
+      <w:r>
+        <w:t>• 2025: []</w:t>
       </w:r>
     </w:p>
     <w:p>
@@ -4029,7 +3999,95 @@
           <w:color w:val="FF0000"/>
           <w:sz w:val="26"/>
         </w:rPr>
-        <w:t>Olli Mtt: 49</w:t>
+        <w:t>Ryan Lomberg: 5</w:t>
+      </w:r>
+    </w:p>
+    <w:p>
+      <w:r>
+        <w:t>• 2022: [12, 11, 8]</w:t>
+      </w:r>
+    </w:p>
+    <w:p>
+      <w:r>
+        <w:t>• 2023: [35, 7, 3]</w:t>
+      </w:r>
+    </w:p>
+    <w:p>
+      <w:r>
+        <w:t>• 2024: [40, 5]</w:t>
+      </w:r>
+    </w:p>
+    <w:p>
+      <w:r>
+        <w:t>• 2025: [15, 1, 1]</w:t>
+      </w:r>
+    </w:p>
+    <w:p>
+      <w:r>
+        <w:rPr>
+          <w:sz w:val="26"/>
+        </w:rPr>
+        <w:t>Yan Kuznetsov: 15</w:t>
+      </w:r>
+    </w:p>
+    <w:p>
+      <w:r>
+        <w:t>• 2022: []</w:t>
+      </w:r>
+    </w:p>
+    <w:p>
+      <w:r>
+        <w:t>• 2023: []</w:t>
+      </w:r>
+    </w:p>
+    <w:p>
+      <w:r>
+        <w:t>• 2024: []</w:t>
+      </w:r>
+    </w:p>
+    <w:p>
+      <w:r>
+        <w:t>• 2025: [9, 6, 4]</w:t>
+      </w:r>
+    </w:p>
+    <w:p>
+      <w:r>
+        <w:rPr>
+          <w:b/>
+          <w:color w:val="FF0000"/>
+          <w:sz w:val="26"/>
+        </w:rPr>
+        <w:t>Matt Coronato: 11</w:t>
+      </w:r>
+    </w:p>
+    <w:p>
+      <w:r>
+        <w:t>• 2022: []</w:t>
+      </w:r>
+    </w:p>
+    <w:p>
+      <w:r>
+        <w:t>• 2023: [17, 11]</w:t>
+      </w:r>
+    </w:p>
+    <w:p>
+      <w:r>
+        <w:t>• 2024: [6, 6, 6]</w:t>
+      </w:r>
+    </w:p>
+    <w:p>
+      <w:r>
+        <w:t>• 2025: [9, 7, 5]</w:t>
+      </w:r>
+    </w:p>
+    <w:p>
+      <w:r>
+        <w:rPr>
+          <w:b/>
+          <w:color w:val="FF0000"/>
+          <w:sz w:val="26"/>
+        </w:rPr>
+        <w:t>Olli Mtt: 50</w:t>
       </w:r>
     </w:p>
     <w:p>
@@ -4050,6 +4108,34 @@
     <w:p>
       <w:r>
         <w:t>• 2025: []</w:t>
+      </w:r>
+    </w:p>
+    <w:p>
+      <w:r>
+        <w:rPr>
+          <w:sz w:val="26"/>
+        </w:rPr>
+        <w:t>Joel Farabee: 1</w:t>
+      </w:r>
+    </w:p>
+    <w:p>
+      <w:r>
+        <w:t>• 2022: [26, 11, 8]</w:t>
+      </w:r>
+    </w:p>
+    <w:p>
+      <w:r>
+        <w:t>• 2023: [14, 10, 7]</w:t>
+      </w:r>
+    </w:p>
+    <w:p>
+      <w:r>
+        <w:t>• 2024: [12, 8, 7]</w:t>
+      </w:r>
+    </w:p>
+    <w:p>
+      <w:r>
+        <w:t>• 2025: [10, 8, 6]</w:t>
       </w:r>
     </w:p>
     <w:p>
@@ -4183,7 +4269,7 @@
         <w:rPr>
           <w:sz w:val="26"/>
         </w:rPr>
-        <w:t>Artyom Levshunov: 20</w:t>
+        <w:t>Artyom Levshunov: 21</w:t>
       </w:r>
     </w:p>
     <w:p>
@@ -4213,7 +4299,7 @@
           <w:color w:val="FF0000"/>
           <w:sz w:val="26"/>
         </w:rPr>
-        <w:t>Matt Grzelcyk: 112</w:t>
+        <w:t>Matt Grzelcyk: 113</w:t>
       </w:r>
     </w:p>
     <w:p>
@@ -4243,7 +4329,7 @@
           <w:color w:val="FF0000"/>
           <w:sz w:val="26"/>
         </w:rPr>
-        <w:t>Alex Vlasic: 42</w:t>
+        <w:t>Alex Vlasic: 43</w:t>
       </w:r>
     </w:p>
     <w:p>
@@ -4273,7 +4359,7 @@
           <w:color w:val="FF0000"/>
           <w:sz w:val="26"/>
         </w:rPr>
-        <w:t>Wyatt Kaiser: 11</w:t>
+        <w:t>Wyatt Kaiser: 12</w:t>
       </w:r>
     </w:p>
     <w:p>
@@ -4301,7 +4387,35 @@
         <w:rPr>
           <w:sz w:val="26"/>
         </w:rPr>
-        <w:t>Ryan Greene: 2</w:t>
+        <w:t>Tyler Bertuzzi: 1</w:t>
+      </w:r>
+    </w:p>
+    <w:p>
+      <w:r>
+        <w:t>• 2022: [12, 10, 4]</w:t>
+      </w:r>
+    </w:p>
+    <w:p>
+      <w:r>
+        <w:t>• 2023: [19, 12, 5]</w:t>
+      </w:r>
+    </w:p>
+    <w:p>
+      <w:r>
+        <w:t>• 2024: [20, 12, 5]</w:t>
+      </w:r>
+    </w:p>
+    <w:p>
+      <w:r>
+        <w:t>• 2025: [6, 5, 5]</w:t>
+      </w:r>
+    </w:p>
+    <w:p>
+      <w:r>
+        <w:rPr>
+          <w:sz w:val="26"/>
+        </w:rPr>
+        <w:t>Connor Bedard: 1</w:t>
       </w:r>
     </w:p>
     <w:p>
@@ -4311,6 +4425,34 @@
     </w:p>
     <w:p>
       <w:r>
+        <w:t>• 2023: [8, 7, 6]</w:t>
+      </w:r>
+    </w:p>
+    <w:p>
+      <w:r>
+        <w:t>• 2024: [12, 8, 8]</w:t>
+      </w:r>
+    </w:p>
+    <w:p>
+      <w:r>
+        <w:t>• 2025: [5, 5, 4]</w:t>
+      </w:r>
+    </w:p>
+    <w:p>
+      <w:r>
+        <w:rPr>
+          <w:sz w:val="26"/>
+        </w:rPr>
+        <w:t>Ryan Greene: 3</w:t>
+      </w:r>
+    </w:p>
+    <w:p>
+      <w:r>
+        <w:t>• 2022: []</w:t>
+      </w:r>
+    </w:p>
+    <w:p>
+      <w:r>
         <w:t>• 2023: []</w:t>
       </w:r>
     </w:p>
@@ -4329,35 +4471,7 @@
         <w:rPr>
           <w:sz w:val="26"/>
         </w:rPr>
-        <w:t>Andrew Mangiapane: 3</w:t>
-      </w:r>
-    </w:p>
-    <w:p>
-      <w:r>
-        <w:t>• 2022: [14, 11, 10]</w:t>
-      </w:r>
-    </w:p>
-    <w:p>
-      <w:r>
-        <w:t>• 2023: [10, 9, 8]</w:t>
-      </w:r>
-    </w:p>
-    <w:p>
-      <w:r>
-        <w:t>• 2024: [15, 9, 8]</w:t>
-      </w:r>
-    </w:p>
-    <w:p>
-      <w:r>
-        <w:t>• 2025: [21, 7, 6]</w:t>
-      </w:r>
-    </w:p>
-    <w:p>
-      <w:r>
-        <w:rPr>
-          <w:sz w:val="26"/>
-        </w:rPr>
-        <w:t>Frank Nazar: 1</w:t>
+        <w:t>Nick Lardis: 4</w:t>
       </w:r>
     </w:p>
     <w:p>
@@ -4372,34 +4486,6 @@
     </w:p>
     <w:p>
       <w:r>
-        <w:t>• 2024: [8, 6, 5]</w:t>
-      </w:r>
-    </w:p>
-    <w:p>
-      <w:r>
-        <w:t>• 2025: [21, 6, 6]</w:t>
-      </w:r>
-    </w:p>
-    <w:p>
-      <w:r>
-        <w:rPr>
-          <w:sz w:val="26"/>
-        </w:rPr>
-        <w:t>Nick Lardis: 3</w:t>
-      </w:r>
-    </w:p>
-    <w:p>
-      <w:r>
-        <w:t>• 2022: []</w:t>
-      </w:r>
-    </w:p>
-    <w:p>
-      <w:r>
-        <w:t>• 2023: []</w:t>
-      </w:r>
-    </w:p>
-    <w:p>
-      <w:r>
         <w:t>• 2024: []</w:t>
       </w:r>
     </w:p>
@@ -4413,7 +4499,7 @@
         <w:rPr>
           <w:sz w:val="26"/>
         </w:rPr>
-        <w:t>Ryan Donato: 1</w:t>
+        <w:t>Ryan Donato: 2</w:t>
       </w:r>
     </w:p>
     <w:p>
@@ -4443,7 +4529,7 @@
           <w:color w:val="FF0000"/>
           <w:sz w:val="26"/>
         </w:rPr>
-        <w:t>Landon Slaggert: 3</w:t>
+        <w:t>Landon Slaggert: 4</w:t>
       </w:r>
     </w:p>
     <w:p>
@@ -4503,7 +4589,7 @@
           <w:color w:val="FF0000"/>
           <w:sz w:val="26"/>
         </w:rPr>
-        <w:t>Sam Lafferty: 14</w:t>
+        <w:t>Sam Lafferty: 15</w:t>
       </w:r>
     </w:p>
     <w:p>
@@ -4533,7 +4619,7 @@
           <w:color w:val="FF0000"/>
           <w:sz w:val="26"/>
         </w:rPr>
-        <w:t>Louis Crevier: 18</w:t>
+        <w:t>Louis Crevier: 19</w:t>
       </w:r>
     </w:p>
     <w:p>
@@ -4587,39 +4673,9 @@
     <w:p>
       <w:r>
         <w:rPr>
-          <w:b/>
-          <w:color w:val="FF0000"/>
-          <w:sz w:val="26"/>
-        </w:rPr>
-        <w:t>Andre Burakovsky: 19</w:t>
-      </w:r>
-    </w:p>
-    <w:p>
-      <w:r>
-        <w:t>• 2022: [10, 6, 4]</w:t>
-      </w:r>
-    </w:p>
-    <w:p>
-      <w:r>
-        <w:t>• 2023: [18, 5, 2]</w:t>
-      </w:r>
-    </w:p>
-    <w:p>
-      <w:r>
-        <w:t>• 2024: [13, 9, 8]</w:t>
-      </w:r>
-    </w:p>
-    <w:p>
-      <w:r>
-        <w:t>• 2025: [10, 7, 5]</w:t>
-      </w:r>
-    </w:p>
-    <w:p>
-      <w:r>
-        <w:rPr>
-          <w:sz w:val="26"/>
-        </w:rPr>
-        <w:t>Teuvo Teravainen: 2</w:t>
+          <w:sz w:val="26"/>
+        </w:rPr>
+        <w:t>Teuvo Teravainen: 3</w:t>
       </w:r>
     </w:p>
     <w:p>
@@ -4647,7 +4703,35 @@
         <w:rPr>
           <w:sz w:val="26"/>
         </w:rPr>
-        <w:t>Ilya Mikheyev: 1</w:t>
+        <w:t>Sam Rinzel: 1</w:t>
+      </w:r>
+    </w:p>
+    <w:p>
+      <w:r>
+        <w:t>• 2022: []</w:t>
+      </w:r>
+    </w:p>
+    <w:p>
+      <w:r>
+        <w:t>• 2023: []</w:t>
+      </w:r>
+    </w:p>
+    <w:p>
+      <w:r>
+        <w:t>• 2024: []</w:t>
+      </w:r>
+    </w:p>
+    <w:p>
+      <w:r>
+        <w:t>• 2025: [26, 4]</w:t>
+      </w:r>
+    </w:p>
+    <w:p>
+      <w:r>
+        <w:rPr>
+          <w:sz w:val="26"/>
+        </w:rPr>
+        <w:t>Ilya Mikheyev: 2</w:t>
       </w:r>
     </w:p>
     <w:p>
@@ -4885,36 +4969,6 @@
     <w:p>
       <w:r>
         <w:rPr>
-          <w:b/>
-          <w:color w:val="FF0000"/>
-          <w:sz w:val="26"/>
-        </w:rPr>
-        <w:t>Victor Olofsson: 4</w:t>
-      </w:r>
-    </w:p>
-    <w:p>
-      <w:r>
-        <w:t>• 2022: [15, 8, 7]</w:t>
-      </w:r>
-    </w:p>
-    <w:p>
-      <w:r>
-        <w:t>• 2023: [14, 8, 3]</w:t>
-      </w:r>
-    </w:p>
-    <w:p>
-      <w:r>
-        <w:t>• 2024: [20, 5, 4]</w:t>
-      </w:r>
-    </w:p>
-    <w:p>
-      <w:r>
-        <w:t>• 2025: [12, 11, 6]</w:t>
-      </w:r>
-    </w:p>
-    <w:p>
-      <w:r>
-        <w:rPr>
           <w:sz w:val="26"/>
         </w:rPr>
         <w:t>Joel Kiviranta: 7</w:t>
@@ -8093,7 +8147,7 @@
           <w:color w:val="FF0000"/>
           <w:sz w:val="26"/>
         </w:rPr>
-        <w:t>Cody Ceci: 54</w:t>
+        <w:t>Cody Ceci: 55</w:t>
       </w:r>
     </w:p>
     <w:p>
@@ -8121,7 +8175,7 @@
         <w:rPr>
           <w:sz w:val="26"/>
         </w:rPr>
-        <w:t>Taylor Ward: 11</w:t>
+        <w:t>Taylor Ward: 12</w:t>
       </w:r>
     </w:p>
     <w:p>
@@ -8149,7 +8203,7 @@
         <w:rPr>
           <w:sz w:val="26"/>
         </w:rPr>
-        <w:t>Jeff Malott: 22</w:t>
+        <w:t>Jeff Malott: 23</w:t>
       </w:r>
     </w:p>
     <w:p>
@@ -8209,7 +8263,7 @@
           <w:color w:val="FF0000"/>
           <w:sz w:val="26"/>
         </w:rPr>
-        <w:t>Drew Doughty: 22</w:t>
+        <w:t>Drew Doughty: 23</w:t>
       </w:r>
     </w:p>
     <w:p>
@@ -8230,34 +8284,6 @@
     <w:p>
       <w:r>
         <w:t>• 2025: [15, 2]</w:t>
-      </w:r>
-    </w:p>
-    <w:p>
-      <w:r>
-        <w:rPr>
-          <w:sz w:val="26"/>
-        </w:rPr>
-        <w:t>Adrian Kempe: 1</w:t>
-      </w:r>
-    </w:p>
-    <w:p>
-      <w:r>
-        <w:t>• 2022: [7, 7, 6]</w:t>
-      </w:r>
-    </w:p>
-    <w:p>
-      <w:r>
-        <w:t>• 2023: [8, 7, 6]</w:t>
-      </w:r>
-    </w:p>
-    <w:p>
-      <w:r>
-        <w:t>• 2024: [7, 5, 4]</w:t>
-      </w:r>
-    </w:p>
-    <w:p>
-      <w:r>
-        <w:t>• 2025: [6, 6, 5]</w:t>
       </w:r>
     </w:p>
     <w:p>
@@ -8267,7 +8293,7 @@
           <w:color w:val="FF0000"/>
           <w:sz w:val="26"/>
         </w:rPr>
-        <w:t>Joel Edmundson: 38</w:t>
+        <w:t>Joel Edmundson: 39</w:t>
       </w:r>
     </w:p>
     <w:p>
@@ -8288,6 +8314,34 @@
     <w:p>
       <w:r>
         <w:t>• 2025: [6]</w:t>
+      </w:r>
+    </w:p>
+    <w:p>
+      <w:r>
+        <w:rPr>
+          <w:sz w:val="26"/>
+        </w:rPr>
+        <w:t>Andrei Kuzmenko: 2</w:t>
+      </w:r>
+    </w:p>
+    <w:p>
+      <w:r>
+        <w:t>• 2022: [6, 5, 5]</w:t>
+      </w:r>
+    </w:p>
+    <w:p>
+      <w:r>
+        <w:t>• 2023: [13, 10, 8]</w:t>
+      </w:r>
+    </w:p>
+    <w:p>
+      <w:r>
+        <w:t>• 2024: [28, 8, 3]</w:t>
+      </w:r>
+    </w:p>
+    <w:p>
+      <w:r>
+        <w:t>• 2025: [11, 7, 6]</w:t>
       </w:r>
     </w:p>
     <w:p>
@@ -8297,55 +8351,27 @@
           <w:color w:val="FF0000"/>
           <w:sz w:val="26"/>
         </w:rPr>
-        <w:t>Brian Dumoulin: 12</w:t>
-      </w:r>
-    </w:p>
-    <w:p>
-      <w:r>
-        <w:t>• 2022: []</w:t>
-      </w:r>
-    </w:p>
-    <w:p>
-      <w:r>
-        <w:t>• 2023: [29, 25, 5]</w:t>
-      </w:r>
-    </w:p>
-    <w:p>
-      <w:r>
-        <w:t>• 2024: [17, 6]</w:t>
-      </w:r>
-    </w:p>
-    <w:p>
-      <w:r>
-        <w:t>• 2025: []</w:t>
-      </w:r>
-    </w:p>
-    <w:p>
-      <w:r>
-        <w:rPr>
-          <w:sz w:val="26"/>
-        </w:rPr>
-        <w:t>Andrei Kuzmenko: 2</w:t>
-      </w:r>
-    </w:p>
-    <w:p>
-      <w:r>
-        <w:t>• 2022: [6, 5, 5]</w:t>
-      </w:r>
-    </w:p>
-    <w:p>
-      <w:r>
-        <w:t>• 2023: [13, 10, 8]</w:t>
-      </w:r>
-    </w:p>
-    <w:p>
-      <w:r>
-        <w:t>• 2024: [28, 8, 3]</w:t>
-      </w:r>
-    </w:p>
-    <w:p>
-      <w:r>
-        <w:t>• 2025: [11, 7, 6]</w:t>
+        <w:t>Trevor Moore: 6</w:t>
+      </w:r>
+    </w:p>
+    <w:p>
+      <w:r>
+        <w:t>• 2022: [18, 8, 4]</w:t>
+      </w:r>
+    </w:p>
+    <w:p>
+      <w:r>
+        <w:t>• 2023: [12, 5, 5]</w:t>
+      </w:r>
+    </w:p>
+    <w:p>
+      <w:r>
+        <w:t>• 2024: [14, 13, 6]</w:t>
+      </w:r>
+    </w:p>
+    <w:p>
+      <w:r>
+        <w:t>• 2025: [16, 9, 5]</w:t>
       </w:r>
     </w:p>
     <w:p>
@@ -8355,27 +8381,167 @@
           <w:color w:val="FF0000"/>
           <w:sz w:val="26"/>
         </w:rPr>
-        <w:t>Trevor Moore: 5</w:t>
-      </w:r>
-    </w:p>
-    <w:p>
-      <w:r>
-        <w:t>• 2022: [18, 8, 4]</w:t>
-      </w:r>
-    </w:p>
-    <w:p>
-      <w:r>
-        <w:t>• 2023: [12, 5, 5]</w:t>
-      </w:r>
-    </w:p>
-    <w:p>
-      <w:r>
-        <w:t>• 2024: [14, 13, 6]</w:t>
-      </w:r>
-    </w:p>
-    <w:p>
-      <w:r>
-        <w:t>• 2025: [16, 9, 5]</w:t>
+        <w:t>Quinton Byfield: 4</w:t>
+      </w:r>
+    </w:p>
+    <w:p>
+      <w:r>
+        <w:t>• 2022: [19, 2]</w:t>
+      </w:r>
+    </w:p>
+    <w:p>
+      <w:r>
+        <w:t>• 2023: [19, 8, 8]</w:t>
+      </w:r>
+    </w:p>
+    <w:p>
+      <w:r>
+        <w:t>• 2024: [12, 8, 8]</w:t>
+      </w:r>
+    </w:p>
+    <w:p>
+      <w:r>
+        <w:t>• 2025: [17, 12, 5]</w:t>
+      </w:r>
+    </w:p>
+    <w:p>
+      <w:r>
+        <w:rPr>
+          <w:sz w:val="26"/>
+        </w:rPr>
+        <w:t>Brandt Clarke: 3</w:t>
+      </w:r>
+    </w:p>
+    <w:p>
+      <w:r>
+        <w:t>• 2022: []</w:t>
+      </w:r>
+    </w:p>
+    <w:p>
+      <w:r>
+        <w:t>• 2023: [4]</w:t>
+      </w:r>
+    </w:p>
+    <w:p>
+      <w:r>
+        <w:t>• 2024: [26, 8, 6]</w:t>
+      </w:r>
+    </w:p>
+    <w:p>
+      <w:r>
+        <w:t>• 2025: [17, 11, 10]</w:t>
+      </w:r>
+    </w:p>
+    <w:p>
+      <w:r>
+        <w:rPr>
+          <w:sz w:val="26"/>
+        </w:rPr>
+        <w:t>Anze Kopitar: 1</w:t>
+      </w:r>
+    </w:p>
+    <w:p>
+      <w:r>
+        <w:t>• 2022: [9, 9, 6]</w:t>
+      </w:r>
+    </w:p>
+    <w:p>
+      <w:r>
+        <w:t>• 2023: [12, 7, 6]</w:t>
+      </w:r>
+    </w:p>
+    <w:p>
+      <w:r>
+        <w:t>• 2024: [15, 9, 8]</w:t>
+      </w:r>
+    </w:p>
+    <w:p>
+      <w:r>
+        <w:t>• 2025: [21, 3, 3]</w:t>
+      </w:r>
+    </w:p>
+    <w:p>
+      <w:r>
+        <w:rPr>
+          <w:sz w:val="26"/>
+        </w:rPr>
+        <w:t>Jacob Moverare: 42</w:t>
+      </w:r>
+    </w:p>
+    <w:p>
+      <w:r>
+        <w:t>• 2022: []</w:t>
+      </w:r>
+    </w:p>
+    <w:p>
+      <w:r>
+        <w:t>• 2023: []</w:t>
+      </w:r>
+    </w:p>
+    <w:p>
+      <w:r>
+        <w:t>• 2024: []</w:t>
+      </w:r>
+    </w:p>
+    <w:p>
+      <w:r>
+        <w:t>• 2025: []</w:t>
+      </w:r>
+    </w:p>
+    <w:p>
+      <w:r>
+        <w:rPr>
+          <w:sz w:val="26"/>
+        </w:rPr>
+        <w:t>Alex Laferriere: 1</w:t>
+      </w:r>
+    </w:p>
+    <w:p>
+      <w:r>
+        <w:t>• 2022: []</w:t>
+      </w:r>
+    </w:p>
+    <w:p>
+      <w:r>
+        <w:t>• 2023: [16, 11, 9]</w:t>
+      </w:r>
+    </w:p>
+    <w:p>
+      <w:r>
+        <w:t>• 2024: [17, 14, 7]</w:t>
+      </w:r>
+    </w:p>
+    <w:p>
+      <w:r>
+        <w:t>• 2025: [8, 6, 5]</w:t>
+      </w:r>
+    </w:p>
+    <w:p>
+      <w:r>
+        <w:rPr>
+          <w:sz w:val="26"/>
+        </w:rPr>
+        <w:t>Andre Lee: 4</w:t>
+      </w:r>
+    </w:p>
+    <w:p>
+      <w:r>
+        <w:t>• 2022: []</w:t>
+      </w:r>
+    </w:p>
+    <w:p>
+      <w:r>
+        <w:t>• 2023: []</w:t>
+      </w:r>
+    </w:p>
+    <w:p>
+      <w:r>
+        <w:t>• 2024: []</w:t>
+      </w:r>
+    </w:p>
+    <w:p>
+      <w:r>
+        <w:t>• 2025: []</w:t>
       </w:r>
     </w:p>
     <w:p>
@@ -8385,139 +8551,27 @@
           <w:color w:val="FF0000"/>
           <w:sz w:val="26"/>
         </w:rPr>
-        <w:t>Quinton Byfield: 3</w:t>
-      </w:r>
-    </w:p>
-    <w:p>
-      <w:r>
-        <w:t>• 2022: [19, 2]</w:t>
-      </w:r>
-    </w:p>
-    <w:p>
-      <w:r>
-        <w:t>• 2023: [19, 8, 8]</w:t>
-      </w:r>
-    </w:p>
-    <w:p>
-      <w:r>
-        <w:t>• 2024: [12, 8, 8]</w:t>
-      </w:r>
-    </w:p>
-    <w:p>
-      <w:r>
-        <w:t>• 2025: [17, 12, 5]</w:t>
-      </w:r>
-    </w:p>
-    <w:p>
-      <w:r>
-        <w:rPr>
-          <w:sz w:val="26"/>
-        </w:rPr>
-        <w:t>Brandt Clarke: 2</w:t>
-      </w:r>
-    </w:p>
-    <w:p>
-      <w:r>
-        <w:t>• 2022: []</w:t>
-      </w:r>
-    </w:p>
-    <w:p>
-      <w:r>
-        <w:t>• 2023: [4]</w:t>
-      </w:r>
-    </w:p>
-    <w:p>
-      <w:r>
-        <w:t>• 2024: [26, 8, 6]</w:t>
-      </w:r>
-    </w:p>
-    <w:p>
-      <w:r>
-        <w:t>• 2025: [17, 11, 10]</w:t>
-      </w:r>
-    </w:p>
-    <w:p>
-      <w:r>
-        <w:rPr>
-          <w:sz w:val="26"/>
-        </w:rPr>
-        <w:t>Jacob Moverare: 42</w:t>
-      </w:r>
-    </w:p>
-    <w:p>
-      <w:r>
-        <w:t>• 2022: []</w:t>
-      </w:r>
-    </w:p>
-    <w:p>
-      <w:r>
-        <w:t>• 2023: []</w:t>
-      </w:r>
-    </w:p>
-    <w:p>
-      <w:r>
-        <w:t>• 2024: []</w:t>
-      </w:r>
-    </w:p>
-    <w:p>
-      <w:r>
-        <w:t>• 2025: []</w:t>
-      </w:r>
-    </w:p>
-    <w:p>
-      <w:r>
-        <w:rPr>
-          <w:sz w:val="26"/>
-        </w:rPr>
-        <w:t>Andre Lee: 4</w:t>
-      </w:r>
-    </w:p>
-    <w:p>
-      <w:r>
-        <w:t>• 2022: []</w:t>
-      </w:r>
-    </w:p>
-    <w:p>
-      <w:r>
-        <w:t>• 2023: []</w:t>
-      </w:r>
-    </w:p>
-    <w:p>
-      <w:r>
-        <w:t>• 2024: []</w:t>
-      </w:r>
-    </w:p>
-    <w:p>
-      <w:r>
-        <w:t>• 2025: []</w:t>
-      </w:r>
-    </w:p>
-    <w:p>
-      <w:r>
-        <w:rPr>
-          <w:sz w:val="26"/>
-        </w:rPr>
-        <w:t>Artemi Panarin: 1</w:t>
-      </w:r>
-    </w:p>
-    <w:p>
-      <w:r>
-        <w:t>• 2022: [12, 8, 8]</w:t>
-      </w:r>
-    </w:p>
-    <w:p>
-      <w:r>
-        <w:t>• 2023: [5, 5, 4]</w:t>
-      </w:r>
-    </w:p>
-    <w:p>
-      <w:r>
-        <w:t>• 2024: [7, 6, 5]</w:t>
-      </w:r>
-    </w:p>
-    <w:p>
-      <w:r>
-        <w:t>• 2025: [7, 6, 5]</w:t>
+        <w:t>Kevin Fiala: 7</w:t>
+      </w:r>
+    </w:p>
+    <w:p>
+      <w:r>
+        <w:t>• 2022: [7, 6, 6]</w:t>
+      </w:r>
+    </w:p>
+    <w:p>
+      <w:r>
+        <w:t>• 2023: [12, 6, 6]</w:t>
+      </w:r>
+    </w:p>
+    <w:p>
+      <w:r>
+        <w:t>• 2024: [8, 5, 5]</w:t>
+      </w:r>
+    </w:p>
+    <w:p>
+      <w:r>
+        <w:t>• 2025: [5, 5, 3]</w:t>
       </w:r>
     </w:p>
     <w:p>
@@ -8527,35 +8581,7 @@
           <w:color w:val="FF0000"/>
           <w:sz w:val="26"/>
         </w:rPr>
-        <w:t>Kevin Fiala: 7</w:t>
-      </w:r>
-    </w:p>
-    <w:p>
-      <w:r>
-        <w:t>• 2022: [7, 6, 6]</w:t>
-      </w:r>
-    </w:p>
-    <w:p>
-      <w:r>
-        <w:t>• 2023: [12, 6, 6]</w:t>
-      </w:r>
-    </w:p>
-    <w:p>
-      <w:r>
-        <w:t>• 2024: [8, 5, 5]</w:t>
-      </w:r>
-    </w:p>
-    <w:p>
-      <w:r>
-        <w:t>• 2025: [5, 5, 3]</w:t>
-      </w:r>
-    </w:p>
-    <w:p>
-      <w:r>
-        <w:rPr>
-          <w:sz w:val="26"/>
-        </w:rPr>
-        <w:t>Mikey Anderson: 1</w:t>
+        <w:t>Mikey Anderson: 2</w:t>
       </w:r>
     </w:p>
     <w:p>
@@ -8585,7 +8611,7 @@
           <w:color w:val="FF0000"/>
           <w:sz w:val="26"/>
         </w:rPr>
-        <w:t>Alex Turcotte: 14</w:t>
+        <w:t>Alex Turcotte: 15</w:t>
       </w:r>
     </w:p>
     <w:p>
@@ -8613,7 +8639,7 @@
         <w:rPr>
           <w:sz w:val="26"/>
         </w:rPr>
-        <w:t>Samuel Helenius: 1</w:t>
+        <w:t>Samuel Helenius: 2</w:t>
       </w:r>
     </w:p>
     <w:p>
@@ -12367,34 +12393,6 @@
         <w:rPr>
           <w:sz w:val="26"/>
         </w:rPr>
-        <w:t>Gabe Perreault: 2</w:t>
-      </w:r>
-    </w:p>
-    <w:p>
-      <w:r>
-        <w:t>• 2022: []</w:t>
-      </w:r>
-    </w:p>
-    <w:p>
-      <w:r>
-        <w:t>• 2023: []</w:t>
-      </w:r>
-    </w:p>
-    <w:p>
-      <w:r>
-        <w:t>• 2024: []</w:t>
-      </w:r>
-    </w:p>
-    <w:p>
-      <w:r>
-        <w:t>• 2025: [11, 10]</w:t>
-      </w:r>
-    </w:p>
-    <w:p>
-      <w:r>
-        <w:rPr>
-          <w:sz w:val="26"/>
-        </w:rPr>
         <w:t>Taylor Raddysh: 3</w:t>
       </w:r>
     </w:p>
@@ -12423,7 +12421,7 @@
         <w:rPr>
           <w:sz w:val="26"/>
         </w:rPr>
-        <w:t>Jaroslav Chmelar: 1</w:t>
+        <w:t>Jaroslav Chmelar: 2</w:t>
       </w:r>
     </w:p>
     <w:p>
@@ -12483,7 +12481,7 @@
           <w:color w:val="FF0000"/>
           <w:sz w:val="26"/>
         </w:rPr>
-        <w:t>Urho Vaakanainen: 47</w:t>
+        <w:t>Urho Vaakanainen: 48</w:t>
       </w:r>
     </w:p>
     <w:p>
@@ -12513,7 +12511,7 @@
           <w:color w:val="FF0000"/>
           <w:sz w:val="26"/>
         </w:rPr>
-        <w:t>Juuso Parssinen: 11</w:t>
+        <w:t>Juuso Parssinen: 12</w:t>
       </w:r>
     </w:p>
     <w:p>
@@ -12569,7 +12567,35 @@
         <w:rPr>
           <w:sz w:val="26"/>
         </w:rPr>
-        <w:t>Noah Laba: 14</w:t>
+        <w:t>Vladislav Gavrikov: 1</w:t>
+      </w:r>
+    </w:p>
+    <w:p>
+      <w:r>
+        <w:t>• 2022: [25, 13, 13]</w:t>
+      </w:r>
+    </w:p>
+    <w:p>
+      <w:r>
+        <w:t>• 2023: [22, 19, 15]</w:t>
+      </w:r>
+    </w:p>
+    <w:p>
+      <w:r>
+        <w:t>• 2024: [34, 16, 11]</w:t>
+      </w:r>
+    </w:p>
+    <w:p>
+      <w:r>
+        <w:t>• 2025: [11, 8, 5]</w:t>
+      </w:r>
+    </w:p>
+    <w:p>
+      <w:r>
+        <w:rPr>
+          <w:sz w:val="26"/>
+        </w:rPr>
+        <w:t>Will Cuylle: 1</w:t>
       </w:r>
     </w:p>
     <w:p>
@@ -12579,45 +12605,17 @@
     </w:p>
     <w:p>
       <w:r>
-        <w:t>• 2023: []</w:t>
-      </w:r>
-    </w:p>
-    <w:p>
-      <w:r>
-        <w:t>• 2024: []</w:t>
-      </w:r>
-    </w:p>
-    <w:p>
-      <w:r>
-        <w:t>• 2025: [11, 9, 7]</w:t>
-      </w:r>
-    </w:p>
-    <w:p>
-      <w:r>
-        <w:rPr>
-          <w:sz w:val="26"/>
-        </w:rPr>
-        <w:t>Mika Zibanejad: 1</w:t>
-      </w:r>
-    </w:p>
-    <w:p>
-      <w:r>
-        <w:t>• 2022: [8, 5, 5]</w:t>
-      </w:r>
-    </w:p>
-    <w:p>
-      <w:r>
-        <w:t>• 2023: [8, 8, 7]</w:t>
-      </w:r>
-    </w:p>
-    <w:p>
-      <w:r>
-        <w:t>• 2024: [8, 8, 7]</w:t>
-      </w:r>
-    </w:p>
-    <w:p>
-      <w:r>
-        <w:t>• 2025: [5, 5, 5]</w:t>
+        <w:t>• 2023: [11, 10, 7]</w:t>
+      </w:r>
+    </w:p>
+    <w:p>
+      <w:r>
+        <w:t>• 2024: [15, 10, 7]</w:t>
+      </w:r>
+    </w:p>
+    <w:p>
+      <w:r>
+        <w:t>• 2025: [11, 9, 6]</w:t>
       </w:r>
     </w:p>
     <w:p>
@@ -12655,27 +12653,27 @@
         <w:rPr>
           <w:sz w:val="26"/>
         </w:rPr>
-        <w:t>Alexis Lafrenire: 1</w:t>
-      </w:r>
-    </w:p>
-    <w:p>
-      <w:r>
-        <w:t>• 2022: [17, 11, 8]</w:t>
-      </w:r>
-    </w:p>
-    <w:p>
-      <w:r>
-        <w:t>• 2023: [12, 8, 6]</w:t>
-      </w:r>
-    </w:p>
-    <w:p>
-      <w:r>
-        <w:t>• 2024: [14, 13, 7]</w:t>
-      </w:r>
-    </w:p>
-    <w:p>
-      <w:r>
-        <w:t>• 2025: [12, 7, 7]</w:t>
+        <w:t>Will Borgen: 1</w:t>
+      </w:r>
+    </w:p>
+    <w:p>
+      <w:r>
+        <w:t>• 2022: [61, 8]</w:t>
+      </w:r>
+    </w:p>
+    <w:p>
+      <w:r>
+        <w:t>• 2023: [24, 13]</w:t>
+      </w:r>
+    </w:p>
+    <w:p>
+      <w:r>
+        <w:t>• 2024: [24, 11, 9]</w:t>
+      </w:r>
+    </w:p>
+    <w:p>
+      <w:r>
+        <w:t>• 2025: [23, 6, 3]</w:t>
       </w:r>
     </w:p>
     <w:p>
@@ -12685,7 +12683,7 @@
           <w:color w:val="FF0000"/>
           <w:sz w:val="26"/>
         </w:rPr>
-        <w:t>Braden Schneider: 20</w:t>
+        <w:t>Braden Schneider: 21</w:t>
       </w:r>
     </w:p>
     <w:p>
@@ -12745,7 +12743,7 @@
           <w:color w:val="FF0000"/>
           <w:sz w:val="26"/>
         </w:rPr>
-        <w:t>Jonny Brodzinski: 14</w:t>
+        <w:t>Jonny Brodzinski: 15</w:t>
       </w:r>
     </w:p>
     <w:p>
@@ -12773,7 +12771,7 @@
         <w:rPr>
           <w:sz w:val="26"/>
         </w:rPr>
-        <w:t>Matthew Robertson: 9</w:t>
+        <w:t>Matthew Robertson: 10</w:t>
       </w:r>
     </w:p>
     <w:p>
@@ -12803,7 +12801,7 @@
           <w:color w:val="FF0000"/>
           <w:sz w:val="26"/>
         </w:rPr>
-        <w:t>Conor Sheary: 15</w:t>
+        <w:t>Conor Sheary: 16</w:t>
       </w:r>
     </w:p>
     <w:p>
@@ -12861,7 +12859,7 @@
           <w:color w:val="FF0000"/>
           <w:sz w:val="26"/>
         </w:rPr>
-        <w:t>Adam Edstrom: 5</w:t>
+        <w:t>Adam Edstrom: 6</w:t>
       </w:r>
     </w:p>
     <w:p>
@@ -12891,7 +12889,7 @@
           <w:color w:val="FF0000"/>
           <w:sz w:val="26"/>
         </w:rPr>
-        <w:t>Vincent Trocheck: 5</w:t>
+        <w:t>Vincent Trocheck: 6</w:t>
       </w:r>
     </w:p>
     <w:p>
@@ -12977,7 +12975,7 @@
           <w:color w:val="FF0000"/>
           <w:sz w:val="26"/>
         </w:rPr>
-        <w:t>Adam Fox: 7</w:t>
+        <w:t>Adam Fox: 8</w:t>
       </w:r>
     </w:p>
     <w:p>
@@ -12998,34 +12996,6 @@
     <w:p>
       <w:r>
         <w:t>• 2025: [24, 0]</w:t>
-      </w:r>
-    </w:p>
-    <w:p>
-      <w:r>
-        <w:rPr>
-          <w:sz w:val="26"/>
-        </w:rPr>
-        <w:t>Tye Kartye: 5</w:t>
-      </w:r>
-    </w:p>
-    <w:p>
-      <w:r>
-        <w:t>• 2022: []</w:t>
-      </w:r>
-    </w:p>
-    <w:p>
-      <w:r>
-        <w:t>• 2023: [25, 14, 9]</w:t>
-      </w:r>
-    </w:p>
-    <w:p>
-      <w:r>
-        <w:t>• 2024: [23, 12, 10]</w:t>
-      </w:r>
-    </w:p>
-    <w:p>
-      <w:r>
-        <w:t>• 2025: [18, 10]</w:t>
       </w:r>
     </w:p>
     <w:p>
@@ -13043,7 +13013,7 @@
           <w:color w:val="FF0000"/>
           <w:sz w:val="26"/>
         </w:rPr>
-        <w:t>Fabian Zetterlund: 10</w:t>
+        <w:t>Fabian Zetterlund: 11</w:t>
       </w:r>
     </w:p>
     <w:p>
@@ -13101,7 +13071,7 @@
           <w:color w:val="FF0000"/>
           <w:sz w:val="26"/>
         </w:rPr>
-        <w:t>Jordan Spence: 10</w:t>
+        <w:t>Jordan Spence: 11</w:t>
       </w:r>
     </w:p>
     <w:p>
@@ -13131,7 +13101,7 @@
           <w:color w:val="FF0000"/>
           <w:sz w:val="26"/>
         </w:rPr>
-        <w:t>Nick Jensen: 10</w:t>
+        <w:t>Nick Jensen: 11</w:t>
       </w:r>
     </w:p>
     <w:p>
@@ -13159,7 +13129,35 @@
         <w:rPr>
           <w:sz w:val="26"/>
         </w:rPr>
-        <w:t>Drake Batherson: 2</w:t>
+        <w:t>Tim Sttzle: 1</w:t>
+      </w:r>
+    </w:p>
+    <w:p>
+      <w:r>
+        <w:t>• 2022: [6, 5, 5]</w:t>
+      </w:r>
+    </w:p>
+    <w:p>
+      <w:r>
+        <w:t>• 2023: [10, 8, 7]</w:t>
+      </w:r>
+    </w:p>
+    <w:p>
+      <w:r>
+        <w:t>• 2024: [9, 8, 7]</w:t>
+      </w:r>
+    </w:p>
+    <w:p>
+      <w:r>
+        <w:t>• 2025: [8, 7, 3]</w:t>
+      </w:r>
+    </w:p>
+    <w:p>
+      <w:r>
+        <w:rPr>
+          <w:sz w:val="26"/>
+        </w:rPr>
+        <w:t>Drake Batherson: 3</w:t>
       </w:r>
     </w:p>
     <w:p>
@@ -13217,7 +13215,7 @@
         <w:rPr>
           <w:sz w:val="26"/>
         </w:rPr>
-        <w:t>Thomas Chabot: 3</w:t>
+        <w:t>Thomas Chabot: 4</w:t>
       </w:r>
     </w:p>
     <w:p>
@@ -13273,7 +13271,35 @@
         <w:rPr>
           <w:sz w:val="26"/>
         </w:rPr>
-        <w:t>Nikolas Matinpalo: 34</w:t>
+        <w:t>Shane Pinto: 1</w:t>
+      </w:r>
+    </w:p>
+    <w:p>
+      <w:r>
+        <w:t>• 2022: [14, 8, 6]</w:t>
+      </w:r>
+    </w:p>
+    <w:p>
+      <w:r>
+        <w:t>• 2023: [8, 8, 5]</w:t>
+      </w:r>
+    </w:p>
+    <w:p>
+      <w:r>
+        <w:t>• 2024: [19, 9, 7]</w:t>
+      </w:r>
+    </w:p>
+    <w:p>
+      <w:r>
+        <w:t>• 2025: [8, 8, 6]</w:t>
+      </w:r>
+    </w:p>
+    <w:p>
+      <w:r>
+        <w:rPr>
+          <w:sz w:val="26"/>
+        </w:rPr>
+        <w:t>Nikolas Matinpalo: 35</w:t>
       </w:r>
     </w:p>
     <w:p>
@@ -13294,6 +13320,34 @@
     <w:p>
       <w:r>
         <w:t>• 2025: []</w:t>
+      </w:r>
+    </w:p>
+    <w:p>
+      <w:r>
+        <w:rPr>
+          <w:sz w:val="26"/>
+        </w:rPr>
+        <w:t>Michael Amadio: 1</w:t>
+      </w:r>
+    </w:p>
+    <w:p>
+      <w:r>
+        <w:t>• 2022: [16, 7, 6]</w:t>
+      </w:r>
+    </w:p>
+    <w:p>
+      <w:r>
+        <w:t>• 2023: [10, 10, 9]</w:t>
+      </w:r>
+    </w:p>
+    <w:p>
+      <w:r>
+        <w:t>• 2024: [26, 3, 3]</w:t>
+      </w:r>
+    </w:p>
+    <w:p>
+      <w:r>
+        <w:t>• 2025: [24, 13, 4]</w:t>
       </w:r>
     </w:p>
     <w:p>
@@ -13303,7 +13357,7 @@
           <w:color w:val="FF0000"/>
           <w:sz w:val="26"/>
         </w:rPr>
-        <w:t>Nick Cousins: 5</w:t>
+        <w:t>Nick Cousins: 6</w:t>
       </w:r>
     </w:p>
     <w:p>
@@ -13333,7 +13387,7 @@
           <w:color w:val="FF0000"/>
           <w:sz w:val="26"/>
         </w:rPr>
-        <w:t>Artem Zub: 17</w:t>
+        <w:t>Artem Zub: 18</w:t>
       </w:r>
     </w:p>
     <w:p>
@@ -13391,7 +13445,7 @@
         <w:rPr>
           <w:sz w:val="26"/>
         </w:rPr>
-        <w:t>Lars Eller: 1</w:t>
+        <w:t>Lars Eller: 2</w:t>
       </w:r>
     </w:p>
     <w:p>
@@ -13447,11 +13501,39 @@
     <w:p>
       <w:r>
         <w:rPr>
+          <w:sz w:val="26"/>
+        </w:rPr>
+        <w:t>Warren Foegele: 1</w:t>
+      </w:r>
+    </w:p>
+    <w:p>
+      <w:r>
+        <w:t>• 2022: [9, 8, 5]</w:t>
+      </w:r>
+    </w:p>
+    <w:p>
+      <w:r>
+        <w:t>• 2023: [16, 8, 8]</w:t>
+      </w:r>
+    </w:p>
+    <w:p>
+      <w:r>
+        <w:t>• 2024: [9, 8, 6]</w:t>
+      </w:r>
+    </w:p>
+    <w:p>
+      <w:r>
+        <w:t>• 2025: [12, 11, 6]</w:t>
+      </w:r>
+    </w:p>
+    <w:p>
+      <w:r>
+        <w:rPr>
           <w:b/>
           <w:color w:val="FF0000"/>
           <w:sz w:val="26"/>
         </w:rPr>
-        <w:t>Claude Giroux: 7</w:t>
+        <w:t>Claude Giroux: 8</w:t>
       </w:r>
     </w:p>
     <w:p>
@@ -13472,62 +13554,6 @@
     <w:p>
       <w:r>
         <w:t>• 2025: [11, 11, 8]</w:t>
-      </w:r>
-    </w:p>
-    <w:p>
-      <w:r>
-        <w:rPr>
-          <w:sz w:val="26"/>
-        </w:rPr>
-        <w:t>Xavier Bourgault: 2</w:t>
-      </w:r>
-    </w:p>
-    <w:p>
-      <w:r>
-        <w:t>• 2022: []</w:t>
-      </w:r>
-    </w:p>
-    <w:p>
-      <w:r>
-        <w:t>• 2023: []</w:t>
-      </w:r>
-    </w:p>
-    <w:p>
-      <w:r>
-        <w:t>• 2024: []</w:t>
-      </w:r>
-    </w:p>
-    <w:p>
-      <w:r>
-        <w:t>• 2025: []</w:t>
-      </w:r>
-    </w:p>
-    <w:p>
-      <w:r>
-        <w:rPr>
-          <w:sz w:val="26"/>
-        </w:rPr>
-        <w:t>Stephen Halliday: 4</w:t>
-      </w:r>
-    </w:p>
-    <w:p>
-      <w:r>
-        <w:t>• 2022: []</w:t>
-      </w:r>
-    </w:p>
-    <w:p>
-      <w:r>
-        <w:t>• 2023: []</w:t>
-      </w:r>
-    </w:p>
-    <w:p>
-      <w:r>
-        <w:t>• 2024: []</w:t>
-      </w:r>
-    </w:p>
-    <w:p>
-      <w:r>
-        <w:t>• 2025: [2, 1]</w:t>
       </w:r>
     </w:p>
     <w:p>
@@ -13537,22 +13563,50 @@
           <w:color w:val="FF0000"/>
           <w:sz w:val="26"/>
         </w:rPr>
-        <w:t>Arthur Kaliyev: 5</w:t>
-      </w:r>
-    </w:p>
-    <w:p>
-      <w:r>
-        <w:t>• 2022: [10, 9, 6]</w:t>
-      </w:r>
-    </w:p>
-    <w:p>
-      <w:r>
-        <w:t>• 2023: [27, 6, 5]</w:t>
-      </w:r>
-    </w:p>
-    <w:p>
-      <w:r>
-        <w:t>• 2024: [3, 2]</w:t>
+        <w:t>Tyler Kleven: 1</w:t>
+      </w:r>
+    </w:p>
+    <w:p>
+      <w:r>
+        <w:t>• 2022: []</w:t>
+      </w:r>
+    </w:p>
+    <w:p>
+      <w:r>
+        <w:t>• 2023: []</w:t>
+      </w:r>
+    </w:p>
+    <w:p>
+      <w:r>
+        <w:t>• 2024: [19, 18, 0]</w:t>
+      </w:r>
+    </w:p>
+    <w:p>
+      <w:r>
+        <w:t>• 2025: [12]</w:t>
+      </w:r>
+    </w:p>
+    <w:p>
+      <w:r>
+        <w:rPr>
+          <w:sz w:val="26"/>
+        </w:rPr>
+        <w:t>Xavier Bourgault: 2</w:t>
+      </w:r>
+    </w:p>
+    <w:p>
+      <w:r>
+        <w:t>• 2022: []</w:t>
+      </w:r>
+    </w:p>
+    <w:p>
+      <w:r>
+        <w:t>• 2023: []</w:t>
+      </w:r>
+    </w:p>
+    <w:p>
+      <w:r>
+        <w:t>• 2024: []</w:t>
       </w:r>
     </w:p>
     <w:p>
@@ -13565,7 +13619,7 @@
         <w:rPr>
           <w:sz w:val="26"/>
         </w:rPr>
-        <w:t>Dennis Gilbert: 38</w:t>
+        <w:t>Stephen Halliday: 4</w:t>
       </w:r>
     </w:p>
     <w:p>
@@ -13585,7 +13639,7 @@
     </w:p>
     <w:p>
       <w:r>
-        <w:t>• 2025: []</w:t>
+        <w:t>• 2025: [2, 1]</w:t>
       </w:r>
     </w:p>
     <w:p>
@@ -13595,27 +13649,83 @@
           <w:color w:val="FF0000"/>
           <w:sz w:val="26"/>
         </w:rPr>
-        <w:t>Ridly Greig: 9</w:t>
-      </w:r>
-    </w:p>
-    <w:p>
-      <w:r>
-        <w:t>• 2022: [10]</w:t>
-      </w:r>
-    </w:p>
-    <w:p>
-      <w:r>
-        <w:t>• 2023: [15, 10, 7]</w:t>
-      </w:r>
-    </w:p>
-    <w:p>
-      <w:r>
-        <w:t>• 2024: [19, 12, 8]</w:t>
-      </w:r>
-    </w:p>
-    <w:p>
-      <w:r>
-        <w:t>• 2025: [14, 12, 6]</w:t>
+        <w:t>Arthur Kaliyev: 5</w:t>
+      </w:r>
+    </w:p>
+    <w:p>
+      <w:r>
+        <w:t>• 2022: [10, 9, 6]</w:t>
+      </w:r>
+    </w:p>
+    <w:p>
+      <w:r>
+        <w:t>• 2023: [27, 6, 5]</w:t>
+      </w:r>
+    </w:p>
+    <w:p>
+      <w:r>
+        <w:t>• 2024: [3, 2]</w:t>
+      </w:r>
+    </w:p>
+    <w:p>
+      <w:r>
+        <w:t>• 2025: []</w:t>
+      </w:r>
+    </w:p>
+    <w:p>
+      <w:r>
+        <w:rPr>
+          <w:sz w:val="26"/>
+        </w:rPr>
+        <w:t>Dennis Gilbert: 38</w:t>
+      </w:r>
+    </w:p>
+    <w:p>
+      <w:r>
+        <w:t>• 2022: []</w:t>
+      </w:r>
+    </w:p>
+    <w:p>
+      <w:r>
+        <w:t>• 2023: []</w:t>
+      </w:r>
+    </w:p>
+    <w:p>
+      <w:r>
+        <w:t>• 2024: []</w:t>
+      </w:r>
+    </w:p>
+    <w:p>
+      <w:r>
+        <w:t>• 2025: []</w:t>
+      </w:r>
+    </w:p>
+    <w:p>
+      <w:r>
+        <w:rPr>
+          <w:sz w:val="26"/>
+        </w:rPr>
+        <w:t>Dylan Cozens: 1</w:t>
+      </w:r>
+    </w:p>
+    <w:p>
+      <w:r>
+        <w:t>• 2022: [10, 4, 3]</w:t>
+      </w:r>
+    </w:p>
+    <w:p>
+      <w:r>
+        <w:t>• 2023: [12, 11, 8]</w:t>
+      </w:r>
+    </w:p>
+    <w:p>
+      <w:r>
+        <w:t>• 2024: [10, 9, 8]</w:t>
+      </w:r>
+    </w:p>
+    <w:p>
+      <w:r>
+        <w:t>• 2025: [8, 5, 5]</w:t>
       </w:r>
     </w:p>
     <w:p>
@@ -13631,7 +13741,7 @@
         <w:rPr>
           <w:sz w:val="26"/>
         </w:rPr>
-        <w:t>Noah Juulsen: 20</w:t>
+        <w:t>Noah Juulsen: 21</w:t>
       </w:r>
     </w:p>
     <w:p>
@@ -13661,7 +13771,7 @@
           <w:color w:val="FF0000"/>
           <w:sz w:val="26"/>
         </w:rPr>
-        <w:t>Cam York: 13</w:t>
+        <w:t>Cam York: 14</w:t>
       </w:r>
     </w:p>
     <w:p>
@@ -13682,6 +13792,34 @@
     <w:p>
       <w:r>
         <w:t>• 2025: [15, 7, 7]</w:t>
+      </w:r>
+    </w:p>
+    <w:p>
+      <w:r>
+        <w:rPr>
+          <w:sz w:val="26"/>
+        </w:rPr>
+        <w:t>Owen Tippett: 1</w:t>
+      </w:r>
+    </w:p>
+    <w:p>
+      <w:r>
+        <w:t>• 2022: [8, 7, 5]</w:t>
+      </w:r>
+    </w:p>
+    <w:p>
+      <w:r>
+        <w:t>• 2023: [6, 6, 4]</w:t>
+      </w:r>
+    </w:p>
+    <w:p>
+      <w:r>
+        <w:t>• 2024: [13, 8, 5]</w:t>
+      </w:r>
+    </w:p>
+    <w:p>
+      <w:r>
+        <w:t>• 2025: [10, 7, 6]</w:t>
       </w:r>
     </w:p>
     <w:p>
@@ -13691,7 +13829,7 @@
           <w:color w:val="FF0000"/>
           <w:sz w:val="26"/>
         </w:rPr>
-        <w:t>Trevor Zegras: 4</w:t>
+        <w:t>Trevor Zegras: 5</w:t>
       </w:r>
     </w:p>
     <w:p>
@@ -13712,6 +13850,34 @@
     <w:p>
       <w:r>
         <w:t>• 2025: [6, 6, 6]</w:t>
+      </w:r>
+    </w:p>
+    <w:p>
+      <w:r>
+        <w:rPr>
+          <w:sz w:val="26"/>
+        </w:rPr>
+        <w:t>Denver Barkey: 1</w:t>
+      </w:r>
+    </w:p>
+    <w:p>
+      <w:r>
+        <w:t>• 2022: []</w:t>
+      </w:r>
+    </w:p>
+    <w:p>
+      <w:r>
+        <w:t>• 2023: []</w:t>
+      </w:r>
+    </w:p>
+    <w:p>
+      <w:r>
+        <w:t>• 2024: []</w:t>
+      </w:r>
+    </w:p>
+    <w:p>
+      <w:r>
+        <w:t>• 2025: [10, 8]</w:t>
       </w:r>
     </w:p>
     <w:p>
@@ -13809,7 +13975,7 @@
           <w:color w:val="FF0000"/>
           <w:sz w:val="26"/>
         </w:rPr>
-        <w:t>Luke Glendening: 74</w:t>
+        <w:t>Luke Glendening: 75</w:t>
       </w:r>
     </w:p>
     <w:p>
@@ -13837,7 +14003,7 @@
         <w:rPr>
           <w:sz w:val="26"/>
         </w:rPr>
-        <w:t>Noah Cates: 2</w:t>
+        <w:t>Noah Cates: 3</w:t>
       </w:r>
     </w:p>
     <w:p>
@@ -13865,7 +14031,7 @@
         <w:rPr>
           <w:sz w:val="26"/>
         </w:rPr>
-        <w:t>Matvei Michkov: 4</w:t>
+        <w:t>Jamie Drysdale: 4</w:t>
       </w:r>
     </w:p>
     <w:p>
@@ -13875,73 +14041,73 @@
     </w:p>
     <w:p>
       <w:r>
+        <w:t>• 2023: [10, 5]</w:t>
+      </w:r>
+    </w:p>
+    <w:p>
+      <w:r>
+        <w:t>• 2024: [26, 17, 5]</w:t>
+      </w:r>
+    </w:p>
+    <w:p>
+      <w:r>
+        <w:t>• 2025: [20, 15, 4]</w:t>
+      </w:r>
+    </w:p>
+    <w:p>
+      <w:r>
+        <w:rPr>
+          <w:sz w:val="26"/>
+        </w:rPr>
+        <w:t>Emil Andrae: 33</w:t>
+      </w:r>
+    </w:p>
+    <w:p>
+      <w:r>
+        <w:t>• 2022: []</w:t>
+      </w:r>
+    </w:p>
+    <w:p>
+      <w:r>
         <w:t>• 2023: []</w:t>
       </w:r>
     </w:p>
     <w:p>
       <w:r>
-        <w:t>• 2024: [10, 9, 8]</w:t>
-      </w:r>
-    </w:p>
-    <w:p>
-      <w:r>
-        <w:t>• 2025: [10, 9, 9]</w:t>
-      </w:r>
-    </w:p>
-    <w:p>
-      <w:r>
-        <w:rPr>
-          <w:sz w:val="26"/>
-        </w:rPr>
-        <w:t>Jamie Drysdale: 3</w:t>
-      </w:r>
-    </w:p>
-    <w:p>
-      <w:r>
-        <w:t>• 2022: []</w:t>
-      </w:r>
-    </w:p>
-    <w:p>
-      <w:r>
-        <w:t>• 2023: [10, 5]</w:t>
-      </w:r>
-    </w:p>
-    <w:p>
-      <w:r>
-        <w:t>• 2024: [26, 17, 5]</w:t>
-      </w:r>
-    </w:p>
-    <w:p>
-      <w:r>
-        <w:t>• 2025: [20, 15, 4]</w:t>
-      </w:r>
-    </w:p>
-    <w:p>
-      <w:r>
-        <w:rPr>
-          <w:sz w:val="26"/>
-        </w:rPr>
-        <w:t>Emil Andrae: 33</w:t>
-      </w:r>
-    </w:p>
-    <w:p>
-      <w:r>
-        <w:t>• 2022: []</w:t>
-      </w:r>
-    </w:p>
-    <w:p>
-      <w:r>
-        <w:t>• 2023: []</w:t>
-      </w:r>
-    </w:p>
-    <w:p>
-      <w:r>
         <w:t>• 2024: []</w:t>
       </w:r>
     </w:p>
     <w:p>
       <w:r>
         <w:t>• 2025: []</w:t>
+      </w:r>
+    </w:p>
+    <w:p>
+      <w:r>
+        <w:rPr>
+          <w:sz w:val="26"/>
+        </w:rPr>
+        <w:t>Travis Konecny: 1</w:t>
+      </w:r>
+    </w:p>
+    <w:p>
+      <w:r>
+        <w:t>• 2022: [13, 7, 5]</w:t>
+      </w:r>
+    </w:p>
+    <w:p>
+      <w:r>
+        <w:t>• 2023: [7, 6, 6]</w:t>
+      </w:r>
+    </w:p>
+    <w:p>
+      <w:r>
+        <w:t>• 2024: [13, 9, 5]</w:t>
+      </w:r>
+    </w:p>
+    <w:p>
+      <w:r>
+        <w:t>• 2025: [11, 4, 3]</w:t>
       </w:r>
     </w:p>
     <w:p>
@@ -13951,7 +14117,7 @@
           <w:color w:val="FF0000"/>
           <w:sz w:val="26"/>
         </w:rPr>
-        <w:t>Christian Dvorak: 2</w:t>
+        <w:t>Christian Dvorak: 3</w:t>
       </w:r>
     </w:p>
     <w:p>
@@ -13972,34 +14138,6 @@
     <w:p>
       <w:r>
         <w:t>• 2025: [10, 9, 5]</w:t>
-      </w:r>
-    </w:p>
-    <w:p>
-      <w:r>
-        <w:rPr>
-          <w:sz w:val="26"/>
-        </w:rPr>
-        <w:t>Sean Couturier: 3</w:t>
-      </w:r>
-    </w:p>
-    <w:p>
-      <w:r>
-        <w:t>• 2022: []</w:t>
-      </w:r>
-    </w:p>
-    <w:p>
-      <w:r>
-        <w:t>• 2023: [11, 5, 4]</w:t>
-      </w:r>
-    </w:p>
-    <w:p>
-      <w:r>
-        <w:t>• 2024: [11, 10, 10]</w:t>
-      </w:r>
-    </w:p>
-    <w:p>
-      <w:r>
-        <w:t>• 2025: [31, 17, 3]</w:t>
       </w:r>
     </w:p>
     <w:p>
@@ -14065,7 +14203,7 @@
           <w:color w:val="FF0000"/>
           <w:sz w:val="26"/>
         </w:rPr>
-        <w:t>Carl Grundstrom: 7</w:t>
+        <w:t>Carl Grundstrom: 8</w:t>
       </w:r>
     </w:p>
     <w:p>
@@ -14095,7 +14233,7 @@
           <w:color w:val="FF0000"/>
           <w:sz w:val="26"/>
         </w:rPr>
-        <w:t>Nick Seeler: 14</w:t>
+        <w:t>Nick Seeler: 15</w:t>
       </w:r>
     </w:p>
     <w:p>
@@ -14123,7 +14261,7 @@
         <w:rPr>
           <w:sz w:val="26"/>
         </w:rPr>
-        <w:t>Nikita Grebenkin: 9</w:t>
+        <w:t>Nikita Grebenkin: 10</w:t>
       </w:r>
     </w:p>
     <w:p>
@@ -14181,7 +14319,7 @@
           <w:color w:val="FF0000"/>
           <w:sz w:val="26"/>
         </w:rPr>
-        <w:t>Rasmus Ristolainen: 7</w:t>
+        <w:t>Rasmus Ristolainen: 8</w:t>
       </w:r>
     </w:p>
     <w:p>
@@ -14211,7 +14349,7 @@
           <w:color w:val="FF0000"/>
           <w:sz w:val="26"/>
         </w:rPr>
-        <w:t>Travis Sanheim: 15</w:t>
+        <w:t>Travis Sanheim: 16</w:t>
       </w:r>
     </w:p>
     <w:p>
@@ -17513,34 +17651,6 @@
     <w:p>
       <w:r>
         <w:rPr>
-          <w:sz w:val="26"/>
-        </w:rPr>
-        <w:t>Curtis Douglas: 29</w:t>
-      </w:r>
-    </w:p>
-    <w:p>
-      <w:r>
-        <w:t>• 2022: []</w:t>
-      </w:r>
-    </w:p>
-    <w:p>
-      <w:r>
-        <w:t>• 2023: []</w:t>
-      </w:r>
-    </w:p>
-    <w:p>
-      <w:r>
-        <w:t>• 2024: []</w:t>
-      </w:r>
-    </w:p>
-    <w:p>
-      <w:r>
-        <w:t>• 2025: []</w:t>
-      </w:r>
-    </w:p>
-    <w:p>
-      <w:r>
-        <w:rPr>
           <w:b/>
           <w:color w:val="FF0000"/>
           <w:sz w:val="26"/>
@@ -18493,7 +18603,7 @@
           <w:color w:val="FF0000"/>
           <w:sz w:val="26"/>
         </w:rPr>
-        <w:t>Nick DeSimone: 28</w:t>
+        <w:t>Nick DeSimone: 29</w:t>
       </w:r>
     </w:p>
     <w:p>
@@ -18521,7 +18631,7 @@
         <w:rPr>
           <w:sz w:val="26"/>
         </w:rPr>
-        <w:t>JJ Peterka: 2</w:t>
+        <w:t>JJ Peterka: 3</w:t>
       </w:r>
     </w:p>
     <w:p>
@@ -18542,6 +18652,34 @@
     <w:p>
       <w:r>
         <w:t>• 2025: [6, 5, 4]</w:t>
+      </w:r>
+    </w:p>
+    <w:p>
+      <w:r>
+        <w:rPr>
+          <w:sz w:val="26"/>
+        </w:rPr>
+        <w:t>Michael Carcone: 1</w:t>
+      </w:r>
+    </w:p>
+    <w:p>
+      <w:r>
+        <w:t>• 2022: [3]</w:t>
+      </w:r>
+    </w:p>
+    <w:p>
+      <w:r>
+        <w:t>• 2023: [14, 10, 8]</w:t>
+      </w:r>
+    </w:p>
+    <w:p>
+      <w:r>
+        <w:t>• 2024: [11, 8, 5]</w:t>
+      </w:r>
+    </w:p>
+    <w:p>
+      <w:r>
+        <w:t>• 2025: [9, 9, 7]</w:t>
       </w:r>
     </w:p>
     <w:p>
@@ -18551,7 +18689,7 @@
           <w:color w:val="FF0000"/>
           <w:sz w:val="26"/>
         </w:rPr>
-        <w:t>Nate Schmidt: 14</w:t>
+        <w:t>Nate Schmidt: 15</w:t>
       </w:r>
     </w:p>
     <w:p>
@@ -18609,7 +18747,7 @@
           <w:color w:val="FF0000"/>
           <w:sz w:val="26"/>
         </w:rPr>
-        <w:t>Kailer Yamamoto: 8</w:t>
+        <w:t>Kailer Yamamoto: 9</w:t>
       </w:r>
     </w:p>
     <w:p>
@@ -18639,7 +18777,7 @@
           <w:color w:val="FF0000"/>
           <w:sz w:val="26"/>
         </w:rPr>
-        <w:t>MacKenzie Weegar: 24</w:t>
+        <w:t>MacKenzie Weegar: 25</w:t>
       </w:r>
     </w:p>
     <w:p>
@@ -18667,7 +18805,7 @@
         <w:rPr>
           <w:sz w:val="26"/>
         </w:rPr>
-        <w:t>Nick Schmaltz: 1</w:t>
+        <w:t>Nick Schmaltz: 2</w:t>
       </w:r>
     </w:p>
     <w:p>
@@ -18697,7 +18835,7 @@
           <w:color w:val="FF0000"/>
           <w:sz w:val="26"/>
         </w:rPr>
-        <w:t>Ian Cole: 35</w:t>
+        <w:t>Ian Cole: 36</w:t>
       </w:r>
     </w:p>
     <w:p>
@@ -18787,7 +18925,7 @@
           <w:color w:val="FF0000"/>
           <w:sz w:val="26"/>
         </w:rPr>
-        <w:t>Kevin Stenlund: 14</w:t>
+        <w:t>Kevin Stenlund: 15</w:t>
       </w:r>
     </w:p>
     <w:p>
@@ -18817,7 +18955,7 @@
           <w:color w:val="FF0000"/>
           <w:sz w:val="26"/>
         </w:rPr>
-        <w:t>John Marino: 15</w:t>
+        <w:t>John Marino: 16</w:t>
       </w:r>
     </w:p>
     <w:p>
@@ -18845,6 +18983,34 @@
         <w:rPr>
           <w:sz w:val="26"/>
         </w:rPr>
+        <w:t>Alexander Kerfoot: 1</w:t>
+      </w:r>
+    </w:p>
+    <w:p>
+      <w:r>
+        <w:t>• 2022: [25, 21, 8]</w:t>
+      </w:r>
+    </w:p>
+    <w:p>
+      <w:r>
+        <w:t>• 2023: [11, 8, 8]</w:t>
+      </w:r>
+    </w:p>
+    <w:p>
+      <w:r>
+        <w:t>• 2024: [14, 13, 11]</w:t>
+      </w:r>
+    </w:p>
+    <w:p>
+      <w:r>
+        <w:t>• 2025: [12]</w:t>
+      </w:r>
+    </w:p>
+    <w:p>
+      <w:r>
+        <w:rPr>
+          <w:sz w:val="26"/>
+        </w:rPr>
         <w:t>Dmitri Simashev: 25</w:t>
       </w:r>
     </w:p>
@@ -18873,7 +19039,7 @@
         <w:rPr>
           <w:sz w:val="26"/>
         </w:rPr>
-        <w:t>Clayton Keller: 1</w:t>
+        <w:t>Clayton Keller: 2</w:t>
       </w:r>
     </w:p>
     <w:p>
@@ -18903,7 +19069,7 @@
           <w:color w:val="FF0000"/>
           <w:sz w:val="26"/>
         </w:rPr>
-        <w:t>Lawson Crouse: 4</w:t>
+        <w:t>Lawson Crouse: 5</w:t>
       </w:r>
     </w:p>
     <w:p>
@@ -18924,6 +19090,62 @@
     <w:p>
       <w:r>
         <w:t>• 2025: [9, 5, 4]</w:t>
+      </w:r>
+    </w:p>
+    <w:p>
+      <w:r>
+        <w:rPr>
+          <w:sz w:val="26"/>
+        </w:rPr>
+        <w:t>Daniil But: 8</w:t>
+      </w:r>
+    </w:p>
+    <w:p>
+      <w:r>
+        <w:t>• 2022: []</w:t>
+      </w:r>
+    </w:p>
+    <w:p>
+      <w:r>
+        <w:t>• 2023: []</w:t>
+      </w:r>
+    </w:p>
+    <w:p>
+      <w:r>
+        <w:t>• 2024: []</w:t>
+      </w:r>
+    </w:p>
+    <w:p>
+      <w:r>
+        <w:t>• 2025: [6, 2]</w:t>
+      </w:r>
+    </w:p>
+    <w:p>
+      <w:r>
+        <w:rPr>
+          <w:sz w:val="26"/>
+        </w:rPr>
+        <w:t>Logan Cooley: 1</w:t>
+      </w:r>
+    </w:p>
+    <w:p>
+      <w:r>
+        <w:t>• 2022: []</w:t>
+      </w:r>
+    </w:p>
+    <w:p>
+      <w:r>
+        <w:t>• 2023: [17, 7, 6]</w:t>
+      </w:r>
+    </w:p>
+    <w:p>
+      <w:r>
+        <w:t>• 2024: [6, 5, 4]</w:t>
+      </w:r>
+    </w:p>
+    <w:p>
+      <w:r>
+        <w:t>• 2025: [7, 5, 3]</w:t>
       </w:r>
     </w:p>
     <w:p>
@@ -18933,55 +19155,27 @@
           <w:color w:val="FF0000"/>
           <w:sz w:val="26"/>
         </w:rPr>
-        <w:t>Barrett Hayton: 4</w:t>
-      </w:r>
-    </w:p>
-    <w:p>
-      <w:r>
-        <w:t>• 2022: [7, 6, 4]</w:t>
-      </w:r>
-    </w:p>
-    <w:p>
-      <w:r>
-        <w:t>• 2023: [7, 3]</w:t>
-      </w:r>
-    </w:p>
-    <w:p>
-      <w:r>
-        <w:t>• 2024: [21, 10, 8]</w:t>
-      </w:r>
-    </w:p>
-    <w:p>
-      <w:r>
-        <w:t>• 2025: [13, 12, 7]</w:t>
-      </w:r>
-    </w:p>
-    <w:p>
-      <w:r>
-        <w:rPr>
-          <w:sz w:val="26"/>
-        </w:rPr>
-        <w:t>Daniil But: 8</w:t>
-      </w:r>
-    </w:p>
-    <w:p>
-      <w:r>
-        <w:t>• 2022: []</w:t>
-      </w:r>
-    </w:p>
-    <w:p>
-      <w:r>
-        <w:t>• 2023: []</w:t>
-      </w:r>
-    </w:p>
-    <w:p>
-      <w:r>
-        <w:t>• 2024: []</w:t>
-      </w:r>
-    </w:p>
-    <w:p>
-      <w:r>
-        <w:t>• 2025: [6, 2]</w:t>
+        <w:t>Sean Durzi: 7</w:t>
+      </w:r>
+    </w:p>
+    <w:p>
+      <w:r>
+        <w:t>• 2022: [16, 10, 9]</w:t>
+      </w:r>
+    </w:p>
+    <w:p>
+      <w:r>
+        <w:t>• 2023: [34, 13, 7]</w:t>
+      </w:r>
+    </w:p>
+    <w:p>
+      <w:r>
+        <w:t>• 2024: [7, 6, 4]</w:t>
+      </w:r>
+    </w:p>
+    <w:p>
+      <w:r>
+        <w:t>• 2025: [8, 7, 3]</w:t>
       </w:r>
     </w:p>
     <w:p>
@@ -18991,37 +19185,7 @@
           <w:color w:val="FF0000"/>
           <w:sz w:val="26"/>
         </w:rPr>
-        <w:t>Sean Durzi: 6</w:t>
-      </w:r>
-    </w:p>
-    <w:p>
-      <w:r>
-        <w:t>• 2022: [16, 10, 9]</w:t>
-      </w:r>
-    </w:p>
-    <w:p>
-      <w:r>
-        <w:t>• 2023: [34, 13, 7]</w:t>
-      </w:r>
-    </w:p>
-    <w:p>
-      <w:r>
-        <w:t>• 2024: [7, 6, 4]</w:t>
-      </w:r>
-    </w:p>
-    <w:p>
-      <w:r>
-        <w:t>• 2025: [8, 7, 3]</w:t>
-      </w:r>
-    </w:p>
-    <w:p>
-      <w:r>
-        <w:rPr>
-          <w:b/>
-          <w:color w:val="FF0000"/>
-          <w:sz w:val="26"/>
-        </w:rPr>
-        <w:t>Jack McBain: 16</w:t>
+        <w:t>Jack McBain: 17</w:t>
       </w:r>
     </w:p>
     <w:p>
@@ -19057,6 +19221,34 @@
         <w:rPr>
           <w:sz w:val="26"/>
         </w:rPr>
+        <w:t>Linus Karlsson: 1</w:t>
+      </w:r>
+    </w:p>
+    <w:p>
+      <w:r>
+        <w:t>• 2022: []</w:t>
+      </w:r>
+    </w:p>
+    <w:p>
+      <w:r>
+        <w:t>• 2023: []</w:t>
+      </w:r>
+    </w:p>
+    <w:p>
+      <w:r>
+        <w:t>• 2024: [7, 7]</w:t>
+      </w:r>
+    </w:p>
+    <w:p>
+      <w:r>
+        <w:t>• 2025: [11, 10, 7]</w:t>
+      </w:r>
+    </w:p>
+    <w:p>
+      <w:r>
+        <w:rPr>
+          <w:sz w:val="26"/>
+        </w:rPr>
         <w:t>Joseph LaBate: 7</w:t>
       </w:r>
     </w:p>
@@ -19085,7 +19277,7 @@
         <w:rPr>
           <w:sz w:val="26"/>
         </w:rPr>
-        <w:t>Filip Hronek: 2</w:t>
+        <w:t>Filip Hronek: 3</w:t>
       </w:r>
     </w:p>
     <w:p>
@@ -19113,7 +19305,7 @@
         <w:rPr>
           <w:sz w:val="26"/>
         </w:rPr>
-        <w:t>Max Sasson: 1</w:t>
+        <w:t>Max Sasson: 2</w:t>
       </w:r>
     </w:p>
     <w:p>
@@ -19141,7 +19333,7 @@
         <w:rPr>
           <w:sz w:val="26"/>
         </w:rPr>
-        <w:t>Elias Pettersson: 6</w:t>
+        <w:t>Elias Pettersson: 7</w:t>
       </w:r>
     </w:p>
     <w:p>
@@ -19162,62 +19354,6 @@
     <w:p>
       <w:r>
         <w:t>• 2025: [20]</w:t>
-      </w:r>
-    </w:p>
-    <w:p>
-      <w:r>
-        <w:rPr>
-          <w:sz w:val="26"/>
-        </w:rPr>
-        <w:t>Nils Hoglander: 2</w:t>
-      </w:r>
-    </w:p>
-    <w:p>
-      <w:r>
-        <w:t>• 2022: [7, 3]</w:t>
-      </w:r>
-    </w:p>
-    <w:p>
-      <w:r>
-        <w:t>• 2023: [6, 6, 5]</w:t>
-      </w:r>
-    </w:p>
-    <w:p>
-      <w:r>
-        <w:t>• 2024: [34, 9, 7]</w:t>
-      </w:r>
-    </w:p>
-    <w:p>
-      <w:r>
-        <w:t>• 2025: []</w:t>
-      </w:r>
-    </w:p>
-    <w:p>
-      <w:r>
-        <w:rPr>
-          <w:sz w:val="26"/>
-        </w:rPr>
-        <w:t>Jonathan Lekkerimki: 2</w:t>
-      </w:r>
-    </w:p>
-    <w:p>
-      <w:r>
-        <w:t>• 2022: []</w:t>
-      </w:r>
-    </w:p>
-    <w:p>
-      <w:r>
-        <w:t>• 2023: []</w:t>
-      </w:r>
-    </w:p>
-    <w:p>
-      <w:r>
-        <w:t>• 2024: [12, 3]</w:t>
-      </w:r>
-    </w:p>
-    <w:p>
-      <w:r>
-        <w:t>• 2025: [9]</w:t>
       </w:r>
     </w:p>
     <w:p>
@@ -19227,7 +19363,35 @@
           <w:color w:val="FF0000"/>
           <w:sz w:val="26"/>
         </w:rPr>
-        <w:t>Marcus Pettersson: 43</w:t>
+        <w:t>Nils Hoglander: 3</w:t>
+      </w:r>
+    </w:p>
+    <w:p>
+      <w:r>
+        <w:t>• 2022: [7, 3]</w:t>
+      </w:r>
+    </w:p>
+    <w:p>
+      <w:r>
+        <w:t>• 2023: [6, 6, 5]</w:t>
+      </w:r>
+    </w:p>
+    <w:p>
+      <w:r>
+        <w:t>• 2024: [34, 9, 7]</w:t>
+      </w:r>
+    </w:p>
+    <w:p>
+      <w:r>
+        <w:t>• 2025: []</w:t>
+      </w:r>
+    </w:p>
+    <w:p>
+      <w:r>
+        <w:rPr>
+          <w:sz w:val="26"/>
+        </w:rPr>
+        <w:t>Jonathan Lekkerimki: 2</w:t>
       </w:r>
     </w:p>
     <w:p>
@@ -19237,73 +19401,17 @@
     </w:p>
     <w:p>
       <w:r>
-        <w:t>• 2023: [14, 6, 5]</w:t>
-      </w:r>
-    </w:p>
-    <w:p>
-      <w:r>
-        <w:t>• 2024: [28, 24, 19]</w:t>
-      </w:r>
-    </w:p>
-    <w:p>
-      <w:r>
-        <w:t>• 2025: []</w:t>
-      </w:r>
-    </w:p>
-    <w:p>
-      <w:r>
-        <w:rPr>
-          <w:sz w:val="26"/>
-        </w:rPr>
-        <w:t>P.O Joseph: 3</w:t>
-      </w:r>
-    </w:p>
-    <w:p>
-      <w:r>
-        <w:t>• 2022: [17, 16, 4]</w:t>
-      </w:r>
-    </w:p>
-    <w:p>
-      <w:r>
-        <w:t>• 2023: [5]</w:t>
-      </w:r>
-    </w:p>
-    <w:p>
-      <w:r>
-        <w:t>• 2024: []</w:t>
-      </w:r>
-    </w:p>
-    <w:p>
-      <w:r>
-        <w:t>• 2025: []</w:t>
-      </w:r>
-    </w:p>
-    <w:p>
-      <w:r>
-        <w:rPr>
-          <w:sz w:val="26"/>
-        </w:rPr>
-        <w:t>Brock Boeser: 1</w:t>
-      </w:r>
-    </w:p>
-    <w:p>
-      <w:r>
-        <w:t>• 2022: [8, 6, 6]</w:t>
-      </w:r>
-    </w:p>
-    <w:p>
-      <w:r>
-        <w:t>• 2023: [7, 6, 5]</w:t>
-      </w:r>
-    </w:p>
-    <w:p>
-      <w:r>
-        <w:t>• 2024: [12, 6, 5]</w:t>
-      </w:r>
-    </w:p>
-    <w:p>
-      <w:r>
-        <w:t>• 2025: [21, 6, 4]</w:t>
+        <w:t>• 2023: []</w:t>
+      </w:r>
+    </w:p>
+    <w:p>
+      <w:r>
+        <w:t>• 2024: [12, 3]</w:t>
+      </w:r>
+    </w:p>
+    <w:p>
+      <w:r>
+        <w:t>• 2025: [9]</w:t>
       </w:r>
     </w:p>
     <w:p>
@@ -19313,35 +19421,7 @@
           <w:color w:val="FF0000"/>
           <w:sz w:val="26"/>
         </w:rPr>
-        <w:t>Aatu Raty: 21</w:t>
-      </w:r>
-    </w:p>
-    <w:p>
-      <w:r>
-        <w:t>• 2022: [3]</w:t>
-      </w:r>
-    </w:p>
-    <w:p>
-      <w:r>
-        <w:t>• 2023: []</w:t>
-      </w:r>
-    </w:p>
-    <w:p>
-      <w:r>
-        <w:t>• 2024: [8, 3, 3]</w:t>
-      </w:r>
-    </w:p>
-    <w:p>
-      <w:r>
-        <w:t>• 2025: [12]</w:t>
-      </w:r>
-    </w:p>
-    <w:p>
-      <w:r>
-        <w:rPr>
-          <w:sz w:val="26"/>
-        </w:rPr>
-        <w:t>Braeden Cootes: 3</w:t>
+        <w:t>Marcus Pettersson: 44</w:t>
       </w:r>
     </w:p>
     <w:p>
@@ -19351,7 +19431,35 @@
     </w:p>
     <w:p>
       <w:r>
-        <w:t>• 2023: []</w:t>
+        <w:t>• 2023: [14, 6, 5]</w:t>
+      </w:r>
+    </w:p>
+    <w:p>
+      <w:r>
+        <w:t>• 2024: [28, 24, 19]</w:t>
+      </w:r>
+    </w:p>
+    <w:p>
+      <w:r>
+        <w:t>• 2025: []</w:t>
+      </w:r>
+    </w:p>
+    <w:p>
+      <w:r>
+        <w:rPr>
+          <w:sz w:val="26"/>
+        </w:rPr>
+        <w:t>P.O Joseph: 3</w:t>
+      </w:r>
+    </w:p>
+    <w:p>
+      <w:r>
+        <w:t>• 2022: [17, 16, 4]</w:t>
+      </w:r>
+    </w:p>
+    <w:p>
+      <w:r>
+        <w:t>• 2023: [5]</w:t>
       </w:r>
     </w:p>
     <w:p>
@@ -19362,6 +19470,34 @@
     <w:p>
       <w:r>
         <w:t>• 2025: []</w:t>
+      </w:r>
+    </w:p>
+    <w:p>
+      <w:r>
+        <w:rPr>
+          <w:sz w:val="26"/>
+        </w:rPr>
+        <w:t>Brock Boeser: 2</w:t>
+      </w:r>
+    </w:p>
+    <w:p>
+      <w:r>
+        <w:t>• 2022: [8, 6, 6]</w:t>
+      </w:r>
+    </w:p>
+    <w:p>
+      <w:r>
+        <w:t>• 2023: [7, 6, 5]</w:t>
+      </w:r>
+    </w:p>
+    <w:p>
+      <w:r>
+        <w:t>• 2024: [12, 6, 5]</w:t>
+      </w:r>
+    </w:p>
+    <w:p>
+      <w:r>
+        <w:t>• 2025: [21, 6, 4]</w:t>
       </w:r>
     </w:p>
     <w:p>
@@ -19371,22 +19507,50 @@
           <w:color w:val="FF0000"/>
           <w:sz w:val="26"/>
         </w:rPr>
-        <w:t>Lukas Reichel: 17</w:t>
-      </w:r>
-    </w:p>
-    <w:p>
-      <w:r>
-        <w:t>• 2022: [4, 3, 3]</w:t>
-      </w:r>
-    </w:p>
-    <w:p>
-      <w:r>
-        <w:t>• 2023: [26, 8, 7]</w:t>
-      </w:r>
-    </w:p>
-    <w:p>
-      <w:r>
-        <w:t>• 2024: [17, 10, 10]</w:t>
+        <w:t>Aatu Raty: 22</w:t>
+      </w:r>
+    </w:p>
+    <w:p>
+      <w:r>
+        <w:t>• 2022: [3]</w:t>
+      </w:r>
+    </w:p>
+    <w:p>
+      <w:r>
+        <w:t>• 2023: []</w:t>
+      </w:r>
+    </w:p>
+    <w:p>
+      <w:r>
+        <w:t>• 2024: [8, 3, 3]</w:t>
+      </w:r>
+    </w:p>
+    <w:p>
+      <w:r>
+        <w:t>• 2025: [12]</w:t>
+      </w:r>
+    </w:p>
+    <w:p>
+      <w:r>
+        <w:rPr>
+          <w:sz w:val="26"/>
+        </w:rPr>
+        <w:t>Braeden Cootes: 3</w:t>
+      </w:r>
+    </w:p>
+    <w:p>
+      <w:r>
+        <w:t>• 2022: []</w:t>
+      </w:r>
+    </w:p>
+    <w:p>
+      <w:r>
+        <w:t>• 2023: []</w:t>
+      </w:r>
+    </w:p>
+    <w:p>
+      <w:r>
+        <w:t>• 2024: []</w:t>
       </w:r>
     </w:p>
     <w:p>
@@ -19399,7 +19563,7 @@
         <w:rPr>
           <w:sz w:val="26"/>
         </w:rPr>
-        <w:t>Zeev Buium: 7</w:t>
+        <w:t>Liam Ohgren: 1</w:t>
       </w:r>
     </w:p>
     <w:p>
@@ -19414,40 +19578,12 @@
     </w:p>
     <w:p>
       <w:r>
-        <w:t>• 2024: []</w:t>
-      </w:r>
-    </w:p>
-    <w:p>
-      <w:r>
-        <w:t>• 2025: [17, 17, 7]</w:t>
-      </w:r>
-    </w:p>
-    <w:p>
-      <w:r>
-        <w:rPr>
-          <w:sz w:val="26"/>
-        </w:rPr>
-        <w:t>Evander Kane: 2</w:t>
-      </w:r>
-    </w:p>
-    <w:p>
-      <w:r>
-        <w:t>• 2022: [7, 5, 4]</w:t>
-      </w:r>
-    </w:p>
-    <w:p>
-      <w:r>
-        <w:t>• 2023: [21, 8, 5]</w:t>
-      </w:r>
-    </w:p>
-    <w:p>
-      <w:r>
-        <w:t>• 2024: []</w:t>
-      </w:r>
-    </w:p>
-    <w:p>
-      <w:r>
-        <w:t>• 2025: [11, 8, 7]</w:t>
+        <w:t>• 2024: [8]</w:t>
+      </w:r>
+    </w:p>
+    <w:p>
+      <w:r>
+        <w:t>• 2025: [13, 6, 3]</w:t>
       </w:r>
     </w:p>
     <w:p>
@@ -19457,27 +19593,111 @@
           <w:color w:val="FF0000"/>
           <w:sz w:val="26"/>
         </w:rPr>
-        <w:t>David Kampf: 20</w:t>
-      </w:r>
-    </w:p>
-    <w:p>
-      <w:r>
-        <w:t>• 2022: [27, 19, 2]</w:t>
-      </w:r>
-    </w:p>
-    <w:p>
-      <w:r>
-        <w:t>• 2023: [25, 9, 7]</w:t>
-      </w:r>
-    </w:p>
-    <w:p>
-      <w:r>
-        <w:t>• 2024: [11, 8, 8]</w:t>
-      </w:r>
-    </w:p>
-    <w:p>
-      <w:r>
-        <w:t>• 2025: [3]</w:t>
+        <w:t>Lukas Reichel: 17</w:t>
+      </w:r>
+    </w:p>
+    <w:p>
+      <w:r>
+        <w:t>• 2022: [4, 3, 3]</w:t>
+      </w:r>
+    </w:p>
+    <w:p>
+      <w:r>
+        <w:t>• 2023: [26, 8, 7]</w:t>
+      </w:r>
+    </w:p>
+    <w:p>
+      <w:r>
+        <w:t>• 2024: [17, 10, 10]</w:t>
+      </w:r>
+    </w:p>
+    <w:p>
+      <w:r>
+        <w:t>• 2025: []</w:t>
+      </w:r>
+    </w:p>
+    <w:p>
+      <w:r>
+        <w:rPr>
+          <w:sz w:val="26"/>
+        </w:rPr>
+        <w:t>Zeev Buium: 8</w:t>
+      </w:r>
+    </w:p>
+    <w:p>
+      <w:r>
+        <w:t>• 2022: []</w:t>
+      </w:r>
+    </w:p>
+    <w:p>
+      <w:r>
+        <w:t>• 2023: []</w:t>
+      </w:r>
+    </w:p>
+    <w:p>
+      <w:r>
+        <w:t>• 2024: []</w:t>
+      </w:r>
+    </w:p>
+    <w:p>
+      <w:r>
+        <w:t>• 2025: [17, 17, 7]</w:t>
+      </w:r>
+    </w:p>
+    <w:p>
+      <w:r>
+        <w:rPr>
+          <w:sz w:val="26"/>
+        </w:rPr>
+        <w:t>Evander Kane: 2</w:t>
+      </w:r>
+    </w:p>
+    <w:p>
+      <w:r>
+        <w:t>• 2022: [7, 5, 4]</w:t>
+      </w:r>
+    </w:p>
+    <w:p>
+      <w:r>
+        <w:t>• 2023: [21, 8, 5]</w:t>
+      </w:r>
+    </w:p>
+    <w:p>
+      <w:r>
+        <w:t>• 2024: []</w:t>
+      </w:r>
+    </w:p>
+    <w:p>
+      <w:r>
+        <w:t>• 2025: [11, 8, 7]</w:t>
+      </w:r>
+    </w:p>
+    <w:p>
+      <w:r>
+        <w:rPr>
+          <w:sz w:val="26"/>
+        </w:rPr>
+        <w:t>Curtis Douglas: 30</w:t>
+      </w:r>
+    </w:p>
+    <w:p>
+      <w:r>
+        <w:t>• 2022: []</w:t>
+      </w:r>
+    </w:p>
+    <w:p>
+      <w:r>
+        <w:t>• 2023: []</w:t>
+      </w:r>
+    </w:p>
+    <w:p>
+      <w:r>
+        <w:t>• 2024: []</w:t>
+      </w:r>
+    </w:p>
+    <w:p>
+      <w:r>
+        <w:t>• 2025: []</w:t>
       </w:r>
     </w:p>
     <w:p>
@@ -19487,223 +19707,27 @@
           <w:color w:val="FF0000"/>
           <w:sz w:val="26"/>
         </w:rPr>
-        <w:t>Derek Forbort: 10</w:t>
-      </w:r>
-    </w:p>
-    <w:p>
-      <w:r>
-        <w:t>• 2022: [15, 14, 6]</w:t>
-      </w:r>
-    </w:p>
-    <w:p>
-      <w:r>
-        <w:t>• 2023: []</w:t>
-      </w:r>
-    </w:p>
-    <w:p>
-      <w:r>
-        <w:t>• 2024: [8]</w:t>
-      </w:r>
-    </w:p>
-    <w:p>
-      <w:r>
-        <w:t>• 2025: []</w:t>
-      </w:r>
-    </w:p>
-    <w:p>
-      <w:r>
-        <w:rPr>
-          <w:sz w:val="26"/>
-        </w:rPr>
-        <w:t>Arshdeep Bains: 5</w:t>
-      </w:r>
-    </w:p>
-    <w:p>
-      <w:r>
-        <w:t>• 2022: []</w:t>
-      </w:r>
-    </w:p>
-    <w:p>
-      <w:r>
-        <w:t>• 2023: []</w:t>
-      </w:r>
-    </w:p>
-    <w:p>
-      <w:r>
-        <w:t>• 2024: []</w:t>
-      </w:r>
-    </w:p>
-    <w:p>
-      <w:r>
-        <w:t>• 2025: []</w:t>
-      </w:r>
-    </w:p>
-    <w:p>
-      <w:r>
-        <w:rPr>
-          <w:sz w:val="26"/>
-        </w:rPr>
-        <w:t>Victor Mancini: 17</w:t>
-      </w:r>
-    </w:p>
-    <w:p>
-      <w:r>
-        <w:t>• 2022: []</w:t>
-      </w:r>
-    </w:p>
-    <w:p>
-      <w:r>
-        <w:t>• 2023: []</w:t>
-      </w:r>
-    </w:p>
-    <w:p>
-      <w:r>
-        <w:t>• 2024: [22]</w:t>
-      </w:r>
-    </w:p>
-    <w:p>
-      <w:r>
-        <w:t>• 2025: []</w:t>
-      </w:r>
-    </w:p>
-    <w:p>
-      <w:r>
-        <w:rPr>
-          <w:sz w:val="26"/>
-        </w:rPr>
-        <w:t>Teddy Blueger: 1</w:t>
-      </w:r>
-    </w:p>
-    <w:p>
-      <w:r>
-        <w:t>• 2022: [32, 7, 2]</w:t>
-      </w:r>
-    </w:p>
-    <w:p>
-      <w:r>
-        <w:t>• 2023: [40, 5, 3]</w:t>
-      </w:r>
-    </w:p>
-    <w:p>
-      <w:r>
-        <w:t>• 2024: [28, 12, 11]</w:t>
-      </w:r>
-    </w:p>
-    <w:p>
-      <w:r>
-        <w:t>• 2025: [5, 1, 1]</w:t>
-      </w:r>
-    </w:p>
-    <w:p>
-      <w:r>
-        <w:rPr>
-          <w:sz w:val="26"/>
-        </w:rPr>
-        <w:t>Jake DeBrusk: 1</w:t>
-      </w:r>
-    </w:p>
-    <w:p>
-      <w:r>
-        <w:t>• 2022: [7, 5, 5]</w:t>
-      </w:r>
-    </w:p>
-    <w:p>
-      <w:r>
-        <w:t>• 2023: [11, 9, 8]</w:t>
-      </w:r>
-    </w:p>
-    <w:p>
-      <w:r>
-        <w:t>• 2024: [11, 7, 6]</w:t>
-      </w:r>
-    </w:p>
-    <w:p>
-      <w:r>
-        <w:t>• 2025: [10, 9, 8]</w:t>
-      </w:r>
-    </w:p>
-    <w:p>
-      <w:r>
-        <w:rPr>
-          <w:sz w:val="26"/>
-        </w:rPr>
-        <w:t>Drew O'Connor: 1</w:t>
-      </w:r>
-    </w:p>
-    <w:p>
-      <w:r>
-        <w:t>• 2022: [8, 5, 3]</w:t>
-      </w:r>
-    </w:p>
-    <w:p>
-      <w:r>
-        <w:t>• 2023: [10, 9, 8]</w:t>
-      </w:r>
-    </w:p>
-    <w:p>
-      <w:r>
-        <w:t>• 2024: [32, 13, 11]</w:t>
-      </w:r>
-    </w:p>
-    <w:p>
-      <w:r>
-        <w:t>• 2025: [11, 9, 3]</w:t>
-      </w:r>
-    </w:p>
-    <w:p>
-      <w:r>
-        <w:rPr>
-          <w:sz w:val="26"/>
-        </w:rPr>
-        <w:t>Marco Rossi: 2</w:t>
-      </w:r>
-    </w:p>
-    <w:p>
-      <w:r>
-        <w:t>• 2022: []</w:t>
-      </w:r>
-    </w:p>
-    <w:p>
-      <w:r>
-        <w:t>• 2023: [11, 7, 6]</w:t>
-      </w:r>
-    </w:p>
-    <w:p>
-      <w:r>
-        <w:t>• 2024: [11, 7, 6]</w:t>
-      </w:r>
-    </w:p>
-    <w:p>
-      <w:r>
-        <w:t>• 2025: [7, 7, 5]</w:t>
-      </w:r>
-    </w:p>
-    <w:p>
-      <w:r>
-        <w:rPr>
-          <w:sz w:val="26"/>
-        </w:rPr>
-        <w:t>Mackenzie MacEachern: 3</w:t>
-      </w:r>
-    </w:p>
-    <w:p>
-      <w:r>
-        <w:t>• 2022: []</w:t>
-      </w:r>
-    </w:p>
-    <w:p>
-      <w:r>
-        <w:t>• 2023: []</w:t>
-      </w:r>
-    </w:p>
-    <w:p>
-      <w:r>
-        <w:t>• 2024: []</w:t>
-      </w:r>
-    </w:p>
-    <w:p>
-      <w:r>
-        <w:t>• 2025: []</w:t>
+        <w:t>David Kampf: 20</w:t>
+      </w:r>
+    </w:p>
+    <w:p>
+      <w:r>
+        <w:t>• 2022: [27, 19, 2]</w:t>
+      </w:r>
+    </w:p>
+    <w:p>
+      <w:r>
+        <w:t>• 2023: [25, 9, 7]</w:t>
+      </w:r>
+    </w:p>
+    <w:p>
+      <w:r>
+        <w:t>• 2024: [11, 8, 8]</w:t>
+      </w:r>
+    </w:p>
+    <w:p>
+      <w:r>
+        <w:t>• 2025: [3]</w:t>
       </w:r>
     </w:p>
     <w:p>
@@ -19713,22 +19737,78 @@
           <w:color w:val="FF0000"/>
           <w:sz w:val="26"/>
         </w:rPr>
-        <w:t>Nils Aman: 11</w:t>
-      </w:r>
-    </w:p>
-    <w:p>
-      <w:r>
-        <w:t>• 2022: [32, 9, 2]</w:t>
-      </w:r>
-    </w:p>
-    <w:p>
-      <w:r>
-        <w:t>• 2023: [23, 1]</w:t>
+        <w:t>Derek Forbort: 10</w:t>
+      </w:r>
+    </w:p>
+    <w:p>
+      <w:r>
+        <w:t>• 2022: [15, 14, 6]</w:t>
+      </w:r>
+    </w:p>
+    <w:p>
+      <w:r>
+        <w:t>• 2023: []</w:t>
+      </w:r>
+    </w:p>
+    <w:p>
+      <w:r>
+        <w:t>• 2024: [8]</w:t>
+      </w:r>
+    </w:p>
+    <w:p>
+      <w:r>
+        <w:t>• 2025: []</w:t>
+      </w:r>
+    </w:p>
+    <w:p>
+      <w:r>
+        <w:rPr>
+          <w:sz w:val="26"/>
+        </w:rPr>
+        <w:t>Arshdeep Bains: 5</w:t>
+      </w:r>
+    </w:p>
+    <w:p>
+      <w:r>
+        <w:t>• 2022: []</w:t>
+      </w:r>
+    </w:p>
+    <w:p>
+      <w:r>
+        <w:t>• 2023: []</w:t>
       </w:r>
     </w:p>
     <w:p>
       <w:r>
         <w:t>• 2024: []</w:t>
+      </w:r>
+    </w:p>
+    <w:p>
+      <w:r>
+        <w:t>• 2025: []</w:t>
+      </w:r>
+    </w:p>
+    <w:p>
+      <w:r>
+        <w:rPr>
+          <w:sz w:val="26"/>
+        </w:rPr>
+        <w:t>Victor Mancini: 18</w:t>
+      </w:r>
+    </w:p>
+    <w:p>
+      <w:r>
+        <w:t>• 2022: []</w:t>
+      </w:r>
+    </w:p>
+    <w:p>
+      <w:r>
+        <w:t>• 2023: []</w:t>
+      </w:r>
+    </w:p>
+    <w:p>
+      <w:r>
+        <w:t>• 2024: [22]</w:t>
       </w:r>
     </w:p>
     <w:p>
@@ -19743,6 +19823,178 @@
           <w:color w:val="FF0000"/>
           <w:sz w:val="26"/>
         </w:rPr>
+        <w:t>Teddy Blueger: 2</w:t>
+      </w:r>
+    </w:p>
+    <w:p>
+      <w:r>
+        <w:t>• 2022: [32, 7, 2]</w:t>
+      </w:r>
+    </w:p>
+    <w:p>
+      <w:r>
+        <w:t>• 2023: [40, 5, 3]</w:t>
+      </w:r>
+    </w:p>
+    <w:p>
+      <w:r>
+        <w:t>• 2024: [28, 12, 11]</w:t>
+      </w:r>
+    </w:p>
+    <w:p>
+      <w:r>
+        <w:t>• 2025: [5, 1, 1]</w:t>
+      </w:r>
+    </w:p>
+    <w:p>
+      <w:r>
+        <w:rPr>
+          <w:sz w:val="26"/>
+        </w:rPr>
+        <w:t>Jake DeBrusk: 2</w:t>
+      </w:r>
+    </w:p>
+    <w:p>
+      <w:r>
+        <w:t>• 2022: [7, 5, 5]</w:t>
+      </w:r>
+    </w:p>
+    <w:p>
+      <w:r>
+        <w:t>• 2023: [11, 9, 8]</w:t>
+      </w:r>
+    </w:p>
+    <w:p>
+      <w:r>
+        <w:t>• 2024: [11, 7, 6]</w:t>
+      </w:r>
+    </w:p>
+    <w:p>
+      <w:r>
+        <w:t>• 2025: [10, 9, 8]</w:t>
+      </w:r>
+    </w:p>
+    <w:p>
+      <w:r>
+        <w:rPr>
+          <w:sz w:val="26"/>
+        </w:rPr>
+        <w:t>Drew O'Connor: 2</w:t>
+      </w:r>
+    </w:p>
+    <w:p>
+      <w:r>
+        <w:t>• 2022: [8, 5, 3]</w:t>
+      </w:r>
+    </w:p>
+    <w:p>
+      <w:r>
+        <w:t>• 2023: [10, 9, 8]</w:t>
+      </w:r>
+    </w:p>
+    <w:p>
+      <w:r>
+        <w:t>• 2024: [32, 13, 11]</w:t>
+      </w:r>
+    </w:p>
+    <w:p>
+      <w:r>
+        <w:t>• 2025: [11, 9, 3]</w:t>
+      </w:r>
+    </w:p>
+    <w:p>
+      <w:r>
+        <w:rPr>
+          <w:sz w:val="26"/>
+        </w:rPr>
+        <w:t>Marco Rossi: 3</w:t>
+      </w:r>
+    </w:p>
+    <w:p>
+      <w:r>
+        <w:t>• 2022: []</w:t>
+      </w:r>
+    </w:p>
+    <w:p>
+      <w:r>
+        <w:t>• 2023: [11, 7, 6]</w:t>
+      </w:r>
+    </w:p>
+    <w:p>
+      <w:r>
+        <w:t>• 2024: [11, 7, 6]</w:t>
+      </w:r>
+    </w:p>
+    <w:p>
+      <w:r>
+        <w:t>• 2025: [7, 7, 5]</w:t>
+      </w:r>
+    </w:p>
+    <w:p>
+      <w:r>
+        <w:rPr>
+          <w:sz w:val="26"/>
+        </w:rPr>
+        <w:t>Mackenzie MacEachern: 3</w:t>
+      </w:r>
+    </w:p>
+    <w:p>
+      <w:r>
+        <w:t>• 2022: []</w:t>
+      </w:r>
+    </w:p>
+    <w:p>
+      <w:r>
+        <w:t>• 2023: []</w:t>
+      </w:r>
+    </w:p>
+    <w:p>
+      <w:r>
+        <w:t>• 2024: []</w:t>
+      </w:r>
+    </w:p>
+    <w:p>
+      <w:r>
+        <w:t>• 2025: []</w:t>
+      </w:r>
+    </w:p>
+    <w:p>
+      <w:r>
+        <w:rPr>
+          <w:b/>
+          <w:color w:val="FF0000"/>
+          <w:sz w:val="26"/>
+        </w:rPr>
+        <w:t>Nils Aman: 11</w:t>
+      </w:r>
+    </w:p>
+    <w:p>
+      <w:r>
+        <w:t>• 2022: [32, 9, 2]</w:t>
+      </w:r>
+    </w:p>
+    <w:p>
+      <w:r>
+        <w:t>• 2023: [23, 1]</w:t>
+      </w:r>
+    </w:p>
+    <w:p>
+      <w:r>
+        <w:t>• 2024: []</w:t>
+      </w:r>
+    </w:p>
+    <w:p>
+      <w:r>
+        <w:t>• 2025: []</w:t>
+      </w:r>
+    </w:p>
+    <w:p>
+      <w:r>
+        <w:rPr>
+          <w:b/>
+          <w:color w:val="FF0000"/>
+          <w:sz w:val="26"/>
+        </w:rPr>
         <w:t>Filip Chytil: 8</w:t>
       </w:r>
     </w:p>
@@ -19771,7 +20023,7 @@
         <w:rPr>
           <w:sz w:val="26"/>
         </w:rPr>
-        <w:t>Tom Willander: 8</w:t>
+        <w:t>Tom Willander: 9</w:t>
       </w:r>
     </w:p>
     <w:p>
@@ -21239,7 +21491,7 @@
           <w:color w:val="FF0000"/>
           <w:sz w:val="26"/>
         </w:rPr>
-        <w:t>Martin Fehrvry: 7</w:t>
+        <w:t>Martin Fehrvry: 8</w:t>
       </w:r>
     </w:p>
     <w:p>
@@ -21269,7 +21521,7 @@
           <w:color w:val="FF0000"/>
           <w:sz w:val="26"/>
         </w:rPr>
-        <w:t>Brandon Duhaime: 36</w:t>
+        <w:t>Brandon Duhaime: 37</w:t>
       </w:r>
     </w:p>
     <w:p>
@@ -21299,7 +21551,35 @@
           <w:color w:val="FF0000"/>
           <w:sz w:val="26"/>
         </w:rPr>
-        <w:t>Connor McMichael: 7</w:t>
+        <w:t>Sonny Milano: 14</w:t>
+      </w:r>
+    </w:p>
+    <w:p>
+      <w:r>
+        <w:t>• 2022: [12, 12, 7]</w:t>
+      </w:r>
+    </w:p>
+    <w:p>
+      <w:r>
+        <w:t>• 2023: [8, 7, 6]</w:t>
+      </w:r>
+    </w:p>
+    <w:p>
+      <w:r>
+        <w:t>• 2024: []</w:t>
+      </w:r>
+    </w:p>
+    <w:p>
+      <w:r>
+        <w:t>• 2025: [6, 3]</w:t>
+      </w:r>
+    </w:p>
+    <w:p>
+      <w:r>
+        <w:rPr>
+          <w:sz w:val="26"/>
+        </w:rPr>
+        <w:t>Dylan McIlrath: 38</w:t>
       </w:r>
     </w:p>
     <w:p>
@@ -21309,17 +21589,45 @@
     </w:p>
     <w:p>
       <w:r>
-        <w:t>• 2023: [15, 8, 7]</w:t>
-      </w:r>
-    </w:p>
-    <w:p>
-      <w:r>
-        <w:t>• 2024: [11, 11, 6]</w:t>
-      </w:r>
-    </w:p>
-    <w:p>
-      <w:r>
-        <w:t>• 2025: [13, 9, 5]</w:t>
+        <w:t>• 2023: []</w:t>
+      </w:r>
+    </w:p>
+    <w:p>
+      <w:r>
+        <w:t>• 2024: []</w:t>
+      </w:r>
+    </w:p>
+    <w:p>
+      <w:r>
+        <w:t>• 2025: []</w:t>
+      </w:r>
+    </w:p>
+    <w:p>
+      <w:r>
+        <w:rPr>
+          <w:sz w:val="26"/>
+        </w:rPr>
+        <w:t>John Carlson: 2</w:t>
+      </w:r>
+    </w:p>
+    <w:p>
+      <w:r>
+        <w:t>• 2022: [10, 5, 3]</w:t>
+      </w:r>
+    </w:p>
+    <w:p>
+      <w:r>
+        <w:t>• 2023: [32, 18, 9]</w:t>
+      </w:r>
+    </w:p>
+    <w:p>
+      <w:r>
+        <w:t>• 2024: [25, 21, 16]</w:t>
+      </w:r>
+    </w:p>
+    <w:p>
+      <w:r>
+        <w:t>• 2025: [13, 6, 6]</w:t>
       </w:r>
     </w:p>
     <w:p>
@@ -21329,17 +21637,45 @@
           <w:color w:val="FF0000"/>
           <w:sz w:val="26"/>
         </w:rPr>
-        <w:t>Sonny Milano: 14</w:t>
-      </w:r>
-    </w:p>
-    <w:p>
-      <w:r>
-        <w:t>• 2022: [12, 12, 7]</w:t>
-      </w:r>
-    </w:p>
-    <w:p>
-      <w:r>
-        <w:t>• 2023: [8, 7, 6]</w:t>
+        <w:t>Declan Chisholm: 6</w:t>
+      </w:r>
+    </w:p>
+    <w:p>
+      <w:r>
+        <w:t>• 2022: []</w:t>
+      </w:r>
+    </w:p>
+    <w:p>
+      <w:r>
+        <w:t>• 2023: [20, 4]</w:t>
+      </w:r>
+    </w:p>
+    <w:p>
+      <w:r>
+        <w:t>• 2024: [13]</w:t>
+      </w:r>
+    </w:p>
+    <w:p>
+      <w:r>
+        <w:t>• 2025: []</w:t>
+      </w:r>
+    </w:p>
+    <w:p>
+      <w:r>
+        <w:rPr>
+          <w:sz w:val="26"/>
+        </w:rPr>
+        <w:t>Trevor van Riemsdyk: 5</w:t>
+      </w:r>
+    </w:p>
+    <w:p>
+      <w:r>
+        <w:t>• 2022: [19, 18, 12]</w:t>
+      </w:r>
+    </w:p>
+    <w:p>
+      <w:r>
+        <w:t>• 2023: []</w:t>
       </w:r>
     </w:p>
     <w:p>
@@ -21349,63 +21685,7 @@
     </w:p>
     <w:p>
       <w:r>
-        <w:t>• 2025: [6, 3]</w:t>
-      </w:r>
-    </w:p>
-    <w:p>
-      <w:r>
-        <w:rPr>
-          <w:sz w:val="26"/>
-        </w:rPr>
-        <w:t>Dylan McIlrath: 38</w:t>
-      </w:r>
-    </w:p>
-    <w:p>
-      <w:r>
-        <w:t>• 2022: []</w:t>
-      </w:r>
-    </w:p>
-    <w:p>
-      <w:r>
-        <w:t>• 2023: []</w:t>
-      </w:r>
-    </w:p>
-    <w:p>
-      <w:r>
-        <w:t>• 2024: []</w:t>
-      </w:r>
-    </w:p>
-    <w:p>
-      <w:r>
-        <w:t>• 2025: []</w:t>
-      </w:r>
-    </w:p>
-    <w:p>
-      <w:r>
-        <w:rPr>
-          <w:sz w:val="26"/>
-        </w:rPr>
-        <w:t>John Carlson: 2</w:t>
-      </w:r>
-    </w:p>
-    <w:p>
-      <w:r>
-        <w:t>• 2022: [10, 5, 3]</w:t>
-      </w:r>
-    </w:p>
-    <w:p>
-      <w:r>
-        <w:t>• 2023: [32, 18, 9]</w:t>
-      </w:r>
-    </w:p>
-    <w:p>
-      <w:r>
-        <w:t>• 2024: [25, 21, 16]</w:t>
-      </w:r>
-    </w:p>
-    <w:p>
-      <w:r>
-        <w:t>• 2025: [13, 6, 6]</w:t>
+        <w:t>• 2025: [38]</w:t>
       </w:r>
     </w:p>
     <w:p>
@@ -21415,55 +21695,55 @@
           <w:color w:val="FF0000"/>
           <w:sz w:val="26"/>
         </w:rPr>
-        <w:t>Declan Chisholm: 5</w:t>
-      </w:r>
-    </w:p>
-    <w:p>
-      <w:r>
-        <w:t>• 2022: []</w:t>
-      </w:r>
-    </w:p>
-    <w:p>
-      <w:r>
-        <w:t>• 2023: [20, 4]</w:t>
-      </w:r>
-    </w:p>
-    <w:p>
-      <w:r>
-        <w:t>• 2024: [13]</w:t>
-      </w:r>
-    </w:p>
-    <w:p>
-      <w:r>
-        <w:t>• 2025: []</w:t>
-      </w:r>
-    </w:p>
-    <w:p>
-      <w:r>
-        <w:rPr>
-          <w:sz w:val="26"/>
-        </w:rPr>
-        <w:t>Trevor van Riemsdyk: 4</w:t>
-      </w:r>
-    </w:p>
-    <w:p>
-      <w:r>
-        <w:t>• 2022: [19, 18, 12]</w:t>
-      </w:r>
-    </w:p>
-    <w:p>
-      <w:r>
-        <w:t>• 2023: []</w:t>
-      </w:r>
-    </w:p>
-    <w:p>
-      <w:r>
-        <w:t>• 2024: []</w:t>
-      </w:r>
-    </w:p>
-    <w:p>
-      <w:r>
-        <w:t>• 2025: [38]</w:t>
+        <w:t>Dylan Strome: 9</w:t>
+      </w:r>
+    </w:p>
+    <w:p>
+      <w:r>
+        <w:t>• 2022: [9, 9, 8]</w:t>
+      </w:r>
+    </w:p>
+    <w:p>
+      <w:r>
+        <w:t>• 2023: [7, 7, 6]</w:t>
+      </w:r>
+    </w:p>
+    <w:p>
+      <w:r>
+        <w:t>• 2024: [10, 8, 6]</w:t>
+      </w:r>
+    </w:p>
+    <w:p>
+      <w:r>
+        <w:t>• 2025: [11, 8, 5]</w:t>
+      </w:r>
+    </w:p>
+    <w:p>
+      <w:r>
+        <w:rPr>
+          <w:sz w:val="26"/>
+        </w:rPr>
+        <w:t>Pierre-Luc Dubois: 2</w:t>
+      </w:r>
+    </w:p>
+    <w:p>
+      <w:r>
+        <w:t>• 2022: [8, 4, 4]</w:t>
+      </w:r>
+    </w:p>
+    <w:p>
+      <w:r>
+        <w:t>• 2023: [13, 13, 7]</w:t>
+      </w:r>
+    </w:p>
+    <w:p>
+      <w:r>
+        <w:t>• 2024: [12, 9, 4]</w:t>
+      </w:r>
+    </w:p>
+    <w:p>
+      <w:r>
+        <w:t>• 2025: [1, 1]</w:t>
       </w:r>
     </w:p>
     <w:p>
@@ -21473,55 +21753,27 @@
           <w:color w:val="FF0000"/>
           <w:sz w:val="26"/>
         </w:rPr>
-        <w:t>Dylan Strome: 8</w:t>
-      </w:r>
-    </w:p>
-    <w:p>
-      <w:r>
-        <w:t>• 2022: [9, 9, 8]</w:t>
-      </w:r>
-    </w:p>
-    <w:p>
-      <w:r>
-        <w:t>• 2023: [7, 7, 6]</w:t>
-      </w:r>
-    </w:p>
-    <w:p>
-      <w:r>
-        <w:t>• 2024: [10, 8, 6]</w:t>
-      </w:r>
-    </w:p>
-    <w:p>
-      <w:r>
-        <w:t>• 2025: [11, 8, 5]</w:t>
-      </w:r>
-    </w:p>
-    <w:p>
-      <w:r>
-        <w:rPr>
-          <w:sz w:val="26"/>
-        </w:rPr>
-        <w:t>Pierre-Luc Dubois: 1</w:t>
-      </w:r>
-    </w:p>
-    <w:p>
-      <w:r>
-        <w:t>• 2022: [8, 4, 4]</w:t>
-      </w:r>
-    </w:p>
-    <w:p>
-      <w:r>
-        <w:t>• 2023: [13, 13, 7]</w:t>
-      </w:r>
-    </w:p>
-    <w:p>
-      <w:r>
-        <w:t>• 2024: [12, 9, 4]</w:t>
-      </w:r>
-    </w:p>
-    <w:p>
-      <w:r>
-        <w:t>• 2025: [1, 1]</w:t>
+        <w:t>Rasmus Sandin: 5</w:t>
+      </w:r>
+    </w:p>
+    <w:p>
+      <w:r>
+        <w:t>• 2022: [14, 11, 10]</w:t>
+      </w:r>
+    </w:p>
+    <w:p>
+      <w:r>
+        <w:t>• 2023: [6, 0]</w:t>
+      </w:r>
+    </w:p>
+    <w:p>
+      <w:r>
+        <w:t>• 2024: [7, 1, 0]</w:t>
+      </w:r>
+    </w:p>
+    <w:p>
+      <w:r>
+        <w:t>• 2025: [40, 2]</w:t>
       </w:r>
     </w:p>
     <w:p>
@@ -21531,27 +21783,27 @@
           <w:color w:val="FF0000"/>
           <w:sz w:val="26"/>
         </w:rPr>
-        <w:t>Rasmus Sandin: 4</w:t>
-      </w:r>
-    </w:p>
-    <w:p>
-      <w:r>
-        <w:t>• 2022: [14, 11, 10]</w:t>
-      </w:r>
-    </w:p>
-    <w:p>
-      <w:r>
-        <w:t>• 2023: [6, 0]</w:t>
-      </w:r>
-    </w:p>
-    <w:p>
-      <w:r>
-        <w:t>• 2024: [7, 1, 0]</w:t>
-      </w:r>
-    </w:p>
-    <w:p>
-      <w:r>
-        <w:t>• 2025: [40, 2]</w:t>
+        <w:t>Aliaksei Protas: 1</w:t>
+      </w:r>
+    </w:p>
+    <w:p>
+      <w:r>
+        <w:t>• 2022: [36, 6, 1]</w:t>
+      </w:r>
+    </w:p>
+    <w:p>
+      <w:r>
+        <w:t>• 2023: [29, 16, 7]</w:t>
+      </w:r>
+    </w:p>
+    <w:p>
+      <w:r>
+        <w:t>• 2024: [6, 5, 5]</w:t>
+      </w:r>
+    </w:p>
+    <w:p>
+      <w:r>
+        <w:t>• 2025: [7, 7, 6]</w:t>
       </w:r>
     </w:p>
     <w:p>
@@ -21561,27 +21813,27 @@
           <w:color w:val="FF0000"/>
           <w:sz w:val="26"/>
         </w:rPr>
-        <w:t>Hendrix Lapierre: 6</w:t>
-      </w:r>
-    </w:p>
-    <w:p>
-      <w:r>
-        <w:t>• 2022: []</w:t>
-      </w:r>
-    </w:p>
-    <w:p>
-      <w:r>
-        <w:t>• 2023: [13, 6, 4]</w:t>
-      </w:r>
-    </w:p>
-    <w:p>
-      <w:r>
-        <w:t>• 2024: []</w:t>
-      </w:r>
-    </w:p>
-    <w:p>
-      <w:r>
-        <w:t>• 2025: [3]</w:t>
+        <w:t>Jakob Chychrun: 4</w:t>
+      </w:r>
+    </w:p>
+    <w:p>
+      <w:r>
+        <w:t>• 2022: [14, 10, 2]</w:t>
+      </w:r>
+    </w:p>
+    <w:p>
+      <w:r>
+        <w:t>• 2023: [18, 17, 12]</w:t>
+      </w:r>
+    </w:p>
+    <w:p>
+      <w:r>
+        <w:t>• 2024: [9, 7, 5]</w:t>
+      </w:r>
+    </w:p>
+    <w:p>
+      <w:r>
+        <w:t>• 2025: [8, 8, 5]</w:t>
       </w:r>
     </w:p>
     <w:p>
@@ -21591,27 +21843,27 @@
           <w:color w:val="FF0000"/>
           <w:sz w:val="26"/>
         </w:rPr>
-        <w:t>Ethen Frank: 14</w:t>
-      </w:r>
-    </w:p>
-    <w:p>
-      <w:r>
-        <w:t>• 2022: []</w:t>
-      </w:r>
-    </w:p>
-    <w:p>
-      <w:r>
-        <w:t>• 2023: []</w:t>
-      </w:r>
-    </w:p>
-    <w:p>
-      <w:r>
-        <w:t>• 2024: [7, 3, 0]</w:t>
-      </w:r>
-    </w:p>
-    <w:p>
-      <w:r>
-        <w:t>• 2025: [8, 6, 6]</w:t>
+        <w:t>Alex Ovechkin: 3</w:t>
+      </w:r>
+    </w:p>
+    <w:p>
+      <w:r>
+        <w:t>• 2022: [6, 4, 4]</w:t>
+      </w:r>
+    </w:p>
+    <w:p>
+      <w:r>
+        <w:t>• 2023: [14, 8, 6]</w:t>
+      </w:r>
+    </w:p>
+    <w:p>
+      <w:r>
+        <w:t>• 2024: [3, 2, 2]</w:t>
+      </w:r>
+    </w:p>
+    <w:p>
+      <w:r>
+        <w:t>• 2025: [9, 7, 5]</w:t>
       </w:r>
     </w:p>
     <w:p>
@@ -21621,27 +21873,27 @@
           <w:color w:val="FF0000"/>
           <w:sz w:val="26"/>
         </w:rPr>
-        <w:t>Jakob Chychrun: 3</w:t>
-      </w:r>
-    </w:p>
-    <w:p>
-      <w:r>
-        <w:t>• 2022: [14, 10, 2]</w:t>
-      </w:r>
-    </w:p>
-    <w:p>
-      <w:r>
-        <w:t>• 2023: [18, 17, 12]</w:t>
-      </w:r>
-    </w:p>
-    <w:p>
-      <w:r>
-        <w:t>• 2024: [9, 7, 5]</w:t>
-      </w:r>
-    </w:p>
-    <w:p>
-      <w:r>
-        <w:t>• 2025: [8, 8, 5]</w:t>
+        <w:t>Matt Roy: 43</w:t>
+      </w:r>
+    </w:p>
+    <w:p>
+      <w:r>
+        <w:t>• 2022: [22, 14, 7]</w:t>
+      </w:r>
+    </w:p>
+    <w:p>
+      <w:r>
+        <w:t>• 2023: [16, 13, 10]</w:t>
+      </w:r>
+    </w:p>
+    <w:p>
+      <w:r>
+        <w:t>• 2024: [26, 24]</w:t>
+      </w:r>
+    </w:p>
+    <w:p>
+      <w:r>
+        <w:t>• 2025: []</w:t>
       </w:r>
     </w:p>
     <w:p>
@@ -21651,153 +21903,7 @@
           <w:color w:val="FF0000"/>
           <w:sz w:val="26"/>
         </w:rPr>
-        <w:t>Alex Ovechkin: 2</w:t>
-      </w:r>
-    </w:p>
-    <w:p>
-      <w:r>
-        <w:t>• 2022: [6, 4, 4]</w:t>
-      </w:r>
-    </w:p>
-    <w:p>
-      <w:r>
-        <w:t>• 2023: [14, 8, 6]</w:t>
-      </w:r>
-    </w:p>
-    <w:p>
-      <w:r>
-        <w:t>• 2024: [3, 2, 2]</w:t>
-      </w:r>
-    </w:p>
-    <w:p>
-      <w:r>
-        <w:t>• 2025: [9, 7, 5]</w:t>
-      </w:r>
-    </w:p>
-    <w:p>
-      <w:r>
-        <w:rPr>
-          <w:b/>
-          <w:color w:val="FF0000"/>
-          <w:sz w:val="26"/>
-        </w:rPr>
-        <w:t>Tom Wilson: 4</w:t>
-      </w:r>
-    </w:p>
-    <w:p>
-      <w:r>
-        <w:t>• 2022: [5, 4, 4]</w:t>
-      </w:r>
-    </w:p>
-    <w:p>
-      <w:r>
-        <w:t>• 2023: [13, 8, 5]</w:t>
-      </w:r>
-    </w:p>
-    <w:p>
-      <w:r>
-        <w:t>• 2024: [12, 5, 4]</w:t>
-      </w:r>
-    </w:p>
-    <w:p>
-      <w:r>
-        <w:t>• 2025: [9, 8, 5]</w:t>
-      </w:r>
-    </w:p>
-    <w:p>
-      <w:r>
-        <w:rPr>
-          <w:sz w:val="26"/>
-        </w:rPr>
-        <w:t>Justin Sourdif: 8</w:t>
-      </w:r>
-    </w:p>
-    <w:p>
-      <w:r>
-        <w:t>• 2022: []</w:t>
-      </w:r>
-    </w:p>
-    <w:p>
-      <w:r>
-        <w:t>• 2023: []</w:t>
-      </w:r>
-    </w:p>
-    <w:p>
-      <w:r>
-        <w:t>• 2024: []</w:t>
-      </w:r>
-    </w:p>
-    <w:p>
-      <w:r>
-        <w:t>• 2025: [16, 8, 4]</w:t>
-      </w:r>
-    </w:p>
-    <w:p>
-      <w:r>
-        <w:rPr>
-          <w:b/>
-          <w:color w:val="FF0000"/>
-          <w:sz w:val="26"/>
-        </w:rPr>
-        <w:t>Matt Roy: 42</w:t>
-      </w:r>
-    </w:p>
-    <w:p>
-      <w:r>
-        <w:t>• 2022: [22, 14, 7]</w:t>
-      </w:r>
-    </w:p>
-    <w:p>
-      <w:r>
-        <w:t>• 2023: [16, 13, 10]</w:t>
-      </w:r>
-    </w:p>
-    <w:p>
-      <w:r>
-        <w:t>• 2024: [26, 24]</w:t>
-      </w:r>
-    </w:p>
-    <w:p>
-      <w:r>
-        <w:t>• 2025: []</w:t>
-      </w:r>
-    </w:p>
-    <w:p>
-      <w:r>
-        <w:rPr>
-          <w:sz w:val="26"/>
-        </w:rPr>
-        <w:t>Ryan Leonard: 1</w:t>
-      </w:r>
-    </w:p>
-    <w:p>
-      <w:r>
-        <w:t>• 2022: []</w:t>
-      </w:r>
-    </w:p>
-    <w:p>
-      <w:r>
-        <w:t>• 2023: []</w:t>
-      </w:r>
-    </w:p>
-    <w:p>
-      <w:r>
-        <w:t>• 2024: []</w:t>
-      </w:r>
-    </w:p>
-    <w:p>
-      <w:r>
-        <w:t>• 2025: [14, 12, 7]</w:t>
-      </w:r>
-    </w:p>
-    <w:p>
-      <w:r>
-        <w:rPr>
-          <w:b/>
-          <w:color w:val="FF0000"/>
-          <w:sz w:val="26"/>
-        </w:rPr>
-        <w:t>Anthony Beauvillier: 6</w:t>
+        <w:t>Anthony Beauvillier: 7</w:t>
       </w:r>
     </w:p>
     <w:p>

--- a/reports/game_without_goal.docx
+++ b/reports/game_without_goal.docx
@@ -9373,7 +9373,7 @@
           <w:color w:val="FF0000"/>
           <w:sz w:val="26"/>
         </w:rPr>
-        <w:t>Zachary Bolduc: 25</w:t>
+        <w:t>Zachary Bolduc: 26</w:t>
       </w:r>
     </w:p>
     <w:p>
@@ -9403,27 +9403,55 @@
           <w:color w:val="FF0000"/>
           <w:sz w:val="26"/>
         </w:rPr>
-        <w:t>Juraj Slafkovsk: 1</w:t>
-      </w:r>
-    </w:p>
-    <w:p>
-      <w:r>
-        <w:t>• 2022: [8, 2, 0]</w:t>
-      </w:r>
-    </w:p>
-    <w:p>
-      <w:r>
-        <w:t>• 2023: [13, 9, 6]</w:t>
-      </w:r>
-    </w:p>
-    <w:p>
-      <w:r>
-        <w:t>• 2024: [14, 10, 8]</w:t>
-      </w:r>
-    </w:p>
-    <w:p>
-      <w:r>
-        <w:t>• 2025: [10, 8, 6]</w:t>
+        <w:t>Arber Xhekaj: 26</w:t>
+      </w:r>
+    </w:p>
+    <w:p>
+      <w:r>
+        <w:t>• 2022: [11, 7, 4]</w:t>
+      </w:r>
+    </w:p>
+    <w:p>
+      <w:r>
+        <w:t>• 2023: [8, 0]</w:t>
+      </w:r>
+    </w:p>
+    <w:p>
+      <w:r>
+        <w:t>• 2024: []</w:t>
+      </w:r>
+    </w:p>
+    <w:p>
+      <w:r>
+        <w:t>• 2025: []</w:t>
+      </w:r>
+    </w:p>
+    <w:p>
+      <w:r>
+        <w:rPr>
+          <w:sz w:val="26"/>
+        </w:rPr>
+        <w:t>Phillip Danault: 1</w:t>
+      </w:r>
+    </w:p>
+    <w:p>
+      <w:r>
+        <w:t>• 2022: [10, 9, 7]</w:t>
+      </w:r>
+    </w:p>
+    <w:p>
+      <w:r>
+        <w:t>• 2023: [11, 10, 6]</w:t>
+      </w:r>
+    </w:p>
+    <w:p>
+      <w:r>
+        <w:t>• 2024: [14, 12, 10]</w:t>
+      </w:r>
+    </w:p>
+    <w:p>
+      <w:r>
+        <w:t>• 2025: [3, 2, 2]</w:t>
       </w:r>
     </w:p>
     <w:p>
@@ -9433,27 +9461,55 @@
           <w:color w:val="FF0000"/>
           <w:sz w:val="26"/>
         </w:rPr>
-        <w:t>Arber Xhekaj: 26</w:t>
-      </w:r>
-    </w:p>
-    <w:p>
-      <w:r>
-        <w:t>• 2022: [11, 7, 4]</w:t>
-      </w:r>
-    </w:p>
-    <w:p>
-      <w:r>
-        <w:t>• 2023: [8, 0]</w:t>
-      </w:r>
-    </w:p>
-    <w:p>
-      <w:r>
-        <w:t>• 2024: []</w:t>
+        <w:t>Joshua Roy: 5</w:t>
+      </w:r>
+    </w:p>
+    <w:p>
+      <w:r>
+        <w:t>• 2022: []</w:t>
+      </w:r>
+    </w:p>
+    <w:p>
+      <w:r>
+        <w:t>• 2023: [13, 1, 0]</w:t>
+      </w:r>
+    </w:p>
+    <w:p>
+      <w:r>
+        <w:t>• 2024: [0]</w:t>
       </w:r>
     </w:p>
     <w:p>
       <w:r>
         <w:t>• 2025: []</w:t>
+      </w:r>
+    </w:p>
+    <w:p>
+      <w:r>
+        <w:rPr>
+          <w:sz w:val="26"/>
+        </w:rPr>
+        <w:t>Alex Newhook: 4</w:t>
+      </w:r>
+    </w:p>
+    <w:p>
+      <w:r>
+        <w:t>• 2022: [20, 11, 8]</w:t>
+      </w:r>
+    </w:p>
+    <w:p>
+      <w:r>
+        <w:t>• 2023: [13, 6, 5]</w:t>
+      </w:r>
+    </w:p>
+    <w:p>
+      <w:r>
+        <w:t>• 2024: [9, 8, 7]</w:t>
+      </w:r>
+    </w:p>
+    <w:p>
+      <w:r>
+        <w:t>• 2025: [4, 4, 2]</w:t>
       </w:r>
     </w:p>
     <w:p>
@@ -9463,7 +9519,35 @@
           <w:color w:val="FF0000"/>
           <w:sz w:val="26"/>
         </w:rPr>
-        <w:t>Alexandre Texier: 9</w:t>
+        <w:t>Sammy Blais: 8</w:t>
+      </w:r>
+    </w:p>
+    <w:p>
+      <w:r>
+        <w:t>• 2022: [8, 7, 2]</w:t>
+      </w:r>
+    </w:p>
+    <w:p>
+      <w:r>
+        <w:t>• 2023: []</w:t>
+      </w:r>
+    </w:p>
+    <w:p>
+      <w:r>
+        <w:t>• 2024: []</w:t>
+      </w:r>
+    </w:p>
+    <w:p>
+      <w:r>
+        <w:t>• 2025: [8, 2]</w:t>
+      </w:r>
+    </w:p>
+    <w:p>
+      <w:r>
+        <w:rPr>
+          <w:sz w:val="26"/>
+        </w:rPr>
+        <w:t>Owen Beck: 7</w:t>
       </w:r>
     </w:p>
     <w:p>
@@ -9473,34 +9557,6 @@
     </w:p>
     <w:p>
       <w:r>
-        <w:t>• 2023: [14, 11, 9]</w:t>
-      </w:r>
-    </w:p>
-    <w:p>
-      <w:r>
-        <w:t>• 2024: [14, 5, 2]</w:t>
-      </w:r>
-    </w:p>
-    <w:p>
-      <w:r>
-        <w:t>• 2025: [9, 1, 0]</w:t>
-      </w:r>
-    </w:p>
-    <w:p>
-      <w:r>
-        <w:rPr>
-          <w:sz w:val="26"/>
-        </w:rPr>
-        <w:t>Ivan Demidov: 3</w:t>
-      </w:r>
-    </w:p>
-    <w:p>
-      <w:r>
-        <w:t>• 2022: []</w:t>
-      </w:r>
-    </w:p>
-    <w:p>
-      <w:r>
         <w:t>• 2023: []</w:t>
       </w:r>
     </w:p>
@@ -9511,7 +9567,7 @@
     </w:p>
     <w:p>
       <w:r>
-        <w:t>• 2025: [9, 8, 7]</w:t>
+        <w:t>• 2025: []</w:t>
       </w:r>
     </w:p>
     <w:p>
@@ -9521,7 +9577,7 @@
           <w:color w:val="FF0000"/>
           <w:sz w:val="26"/>
         </w:rPr>
-        <w:t>Joshua Roy: 5</w:t>
+        <w:t>Jayden Struble: 82</w:t>
       </w:r>
     </w:p>
     <w:p>
@@ -9531,7 +9587,7 @@
     </w:p>
     <w:p>
       <w:r>
-        <w:t>• 2023: [13, 1, 0]</w:t>
+        <w:t>• 2023: [26, 1]</w:t>
       </w:r>
     </w:p>
     <w:p>
@@ -9542,34 +9598,6 @@
     <w:p>
       <w:r>
         <w:t>• 2025: []</w:t>
-      </w:r>
-    </w:p>
-    <w:p>
-      <w:r>
-        <w:rPr>
-          <w:sz w:val="26"/>
-        </w:rPr>
-        <w:t>Alex Newhook: 3</w:t>
-      </w:r>
-    </w:p>
-    <w:p>
-      <w:r>
-        <w:t>• 2022: [20, 11, 8]</w:t>
-      </w:r>
-    </w:p>
-    <w:p>
-      <w:r>
-        <w:t>• 2023: [13, 6, 5]</w:t>
-      </w:r>
-    </w:p>
-    <w:p>
-      <w:r>
-        <w:t>• 2024: [9, 8, 7]</w:t>
-      </w:r>
-    </w:p>
-    <w:p>
-      <w:r>
-        <w:t>• 2025: [4, 4, 2]</w:t>
       </w:r>
     </w:p>
     <w:p>
@@ -9579,35 +9607,63 @@
           <w:color w:val="FF0000"/>
           <w:sz w:val="26"/>
         </w:rPr>
-        <w:t>Sammy Blais: 8</w:t>
-      </w:r>
-    </w:p>
-    <w:p>
-      <w:r>
-        <w:t>• 2022: [8, 7, 2]</w:t>
-      </w:r>
-    </w:p>
-    <w:p>
-      <w:r>
-        <w:t>• 2023: []</w:t>
-      </w:r>
-    </w:p>
-    <w:p>
-      <w:r>
-        <w:t>• 2024: []</w:t>
-      </w:r>
-    </w:p>
-    <w:p>
-      <w:r>
-        <w:t>• 2025: [8, 2]</w:t>
-      </w:r>
-    </w:p>
-    <w:p>
-      <w:r>
-        <w:rPr>
-          <w:sz w:val="26"/>
-        </w:rPr>
-        <w:t>Owen Beck: 7</w:t>
+        <w:t>Brendan Gallagher: 7</w:t>
+      </w:r>
+    </w:p>
+    <w:p>
+      <w:r>
+        <w:t>• 2022: [8, 7, 3]</w:t>
+      </w:r>
+    </w:p>
+    <w:p>
+      <w:r>
+        <w:t>• 2023: [24, 12, 6]</w:t>
+      </w:r>
+    </w:p>
+    <w:p>
+      <w:r>
+        <w:t>• 2024: [13, 9, 9]</w:t>
+      </w:r>
+    </w:p>
+    <w:p>
+      <w:r>
+        <w:t>• 2025: [11, 9, 8]</w:t>
+      </w:r>
+    </w:p>
+    <w:p>
+      <w:r>
+        <w:rPr>
+          <w:sz w:val="26"/>
+        </w:rPr>
+        <w:t>Jake Evans: 1</w:t>
+      </w:r>
+    </w:p>
+    <w:p>
+      <w:r>
+        <w:t>• 2022: [7]</w:t>
+      </w:r>
+    </w:p>
+    <w:p>
+      <w:r>
+        <w:t>• 2023: [26, 24, 10]</w:t>
+      </w:r>
+    </w:p>
+    <w:p>
+      <w:r>
+        <w:t>• 2024: [21, 12, 10]</w:t>
+      </w:r>
+    </w:p>
+    <w:p>
+      <w:r>
+        <w:t>• 2025: [8, 6, 6]</w:t>
+      </w:r>
+    </w:p>
+    <w:p>
+      <w:r>
+        <w:rPr>
+          <w:sz w:val="26"/>
+        </w:rPr>
+        <w:t>Adam Engstrom: 11</w:t>
       </w:r>
     </w:p>
     <w:p>
@@ -9637,7 +9693,35 @@
           <w:color w:val="FF0000"/>
           <w:sz w:val="26"/>
         </w:rPr>
-        <w:t>Jayden Struble: 81</w:t>
+        <w:t>Kaiden Guhle: 21</w:t>
+      </w:r>
+    </w:p>
+    <w:p>
+      <w:r>
+        <w:t>• 2022: [26, 2, 1]</w:t>
+      </w:r>
+    </w:p>
+    <w:p>
+      <w:r>
+        <w:t>• 2023: [18, 17, 11]</w:t>
+      </w:r>
+    </w:p>
+    <w:p>
+      <w:r>
+        <w:t>• 2024: [19, 12, 9]</w:t>
+      </w:r>
+    </w:p>
+    <w:p>
+      <w:r>
+        <w:t>• 2025: []</w:t>
+      </w:r>
+    </w:p>
+    <w:p>
+      <w:r>
+        <w:rPr>
+          <w:sz w:val="26"/>
+        </w:rPr>
+        <w:t>Florian Xhekaj: 5</w:t>
       </w:r>
     </w:p>
     <w:p>
@@ -9647,12 +9731,12 @@
     </w:p>
     <w:p>
       <w:r>
-        <w:t>• 2023: [26, 1]</w:t>
-      </w:r>
-    </w:p>
-    <w:p>
-      <w:r>
-        <w:t>• 2024: [0]</w:t>
+        <w:t>• 2023: []</w:t>
+      </w:r>
+    </w:p>
+    <w:p>
+      <w:r>
+        <w:t>• 2024: []</w:t>
       </w:r>
     </w:p>
     <w:p>
@@ -9667,55 +9751,27 @@
           <w:color w:val="FF0000"/>
           <w:sz w:val="26"/>
         </w:rPr>
-        <w:t>Brendan Gallagher: 6</w:t>
-      </w:r>
-    </w:p>
-    <w:p>
-      <w:r>
-        <w:t>• 2022: [8, 7, 3]</w:t>
-      </w:r>
-    </w:p>
-    <w:p>
-      <w:r>
-        <w:t>• 2023: [24, 12, 6]</w:t>
-      </w:r>
-    </w:p>
-    <w:p>
-      <w:r>
-        <w:t>• 2024: [13, 9, 9]</w:t>
-      </w:r>
-    </w:p>
-    <w:p>
-      <w:r>
-        <w:t>• 2025: [11, 9, 8]</w:t>
-      </w:r>
-    </w:p>
-    <w:p>
-      <w:r>
-        <w:rPr>
-          <w:sz w:val="26"/>
-        </w:rPr>
-        <w:t>Adam Engstrom: 11</w:t>
-      </w:r>
-    </w:p>
-    <w:p>
-      <w:r>
-        <w:t>• 2022: []</w:t>
-      </w:r>
-    </w:p>
-    <w:p>
-      <w:r>
-        <w:t>• 2023: []</w:t>
-      </w:r>
-    </w:p>
-    <w:p>
-      <w:r>
-        <w:t>• 2024: []</w:t>
-      </w:r>
-    </w:p>
-    <w:p>
-      <w:r>
-        <w:t>• 2025: []</w:t>
+        <w:t>Noah Dobson: 6</w:t>
+      </w:r>
+    </w:p>
+    <w:p>
+      <w:r>
+        <w:t>• 2022: [19, 9, 6]</w:t>
+      </w:r>
+    </w:p>
+    <w:p>
+      <w:r>
+        <w:t>• 2023: [18, 15, 13]</w:t>
+      </w:r>
+    </w:p>
+    <w:p>
+      <w:r>
+        <w:t>• 2024: [10, 9, 9]</w:t>
+      </w:r>
+    </w:p>
+    <w:p>
+      <w:r>
+        <w:t>• 2025: [14, 7, 6]</w:t>
       </w:r>
     </w:p>
     <w:p>
@@ -9725,83 +9781,27 @@
           <w:color w:val="FF0000"/>
           <w:sz w:val="26"/>
         </w:rPr>
-        <w:t>Kaiden Guhle: 20</w:t>
-      </w:r>
-    </w:p>
-    <w:p>
-      <w:r>
-        <w:t>• 2022: [26, 2, 1]</w:t>
-      </w:r>
-    </w:p>
-    <w:p>
-      <w:r>
-        <w:t>• 2023: [18, 17, 11]</w:t>
-      </w:r>
-    </w:p>
-    <w:p>
-      <w:r>
-        <w:t>• 2024: [19, 12, 9]</w:t>
-      </w:r>
-    </w:p>
-    <w:p>
-      <w:r>
-        <w:t>• 2025: []</w:t>
-      </w:r>
-    </w:p>
-    <w:p>
-      <w:r>
-        <w:rPr>
-          <w:sz w:val="26"/>
-        </w:rPr>
-        <w:t>Florian Xhekaj: 5</w:t>
-      </w:r>
-    </w:p>
-    <w:p>
-      <w:r>
-        <w:t>• 2022: []</w:t>
-      </w:r>
-    </w:p>
-    <w:p>
-      <w:r>
-        <w:t>• 2023: []</w:t>
-      </w:r>
-    </w:p>
-    <w:p>
-      <w:r>
-        <w:t>• 2024: []</w:t>
-      </w:r>
-    </w:p>
-    <w:p>
-      <w:r>
-        <w:t>• 2025: []</w:t>
-      </w:r>
-    </w:p>
-    <w:p>
-      <w:r>
-        <w:rPr>
-          <w:sz w:val="26"/>
-        </w:rPr>
-        <w:t>Noah Dobson: 5</w:t>
-      </w:r>
-    </w:p>
-    <w:p>
-      <w:r>
-        <w:t>• 2022: [19, 9, 6]</w:t>
-      </w:r>
-    </w:p>
-    <w:p>
-      <w:r>
-        <w:t>• 2023: [18, 15, 13]</w:t>
-      </w:r>
-    </w:p>
-    <w:p>
-      <w:r>
-        <w:t>• 2024: [10, 9, 9]</w:t>
-      </w:r>
-    </w:p>
-    <w:p>
-      <w:r>
-        <w:t>• 2025: [14, 7, 6]</w:t>
+        <w:t>Josh Anderson: 7</w:t>
+      </w:r>
+    </w:p>
+    <w:p>
+      <w:r>
+        <w:t>• 2022: [7, 7, 5]</w:t>
+      </w:r>
+    </w:p>
+    <w:p>
+      <w:r>
+        <w:t>• 2023: [16, 15, 6]</w:t>
+      </w:r>
+    </w:p>
+    <w:p>
+      <w:r>
+        <w:t>• 2024: [11, 11, 9]</w:t>
+      </w:r>
+    </w:p>
+    <w:p>
+      <w:r>
+        <w:t>• 2025: [9, 7, 6]</w:t>
       </w:r>
     </w:p>
     <w:p>
@@ -9811,27 +9811,83 @@
           <w:color w:val="FF0000"/>
           <w:sz w:val="26"/>
         </w:rPr>
-        <w:t>Josh Anderson: 6</w:t>
-      </w:r>
-    </w:p>
-    <w:p>
-      <w:r>
-        <w:t>• 2022: [7, 7, 5]</w:t>
-      </w:r>
-    </w:p>
-    <w:p>
-      <w:r>
-        <w:t>• 2023: [16, 15, 6]</w:t>
-      </w:r>
-    </w:p>
-    <w:p>
-      <w:r>
-        <w:t>• 2024: [11, 11, 9]</w:t>
-      </w:r>
-    </w:p>
-    <w:p>
-      <w:r>
-        <w:t>• 2025: [9, 7, 6]</w:t>
+        <w:t>Patrik Laine: 10</w:t>
+      </w:r>
+    </w:p>
+    <w:p>
+      <w:r>
+        <w:t>• 2022: [9, 7, 3]</w:t>
+      </w:r>
+    </w:p>
+    <w:p>
+      <w:r>
+        <w:t>• 2023: [4, 3, 3]</w:t>
+      </w:r>
+    </w:p>
+    <w:p>
+      <w:r>
+        <w:t>• 2024: [10, 4, 4]</w:t>
+      </w:r>
+    </w:p>
+    <w:p>
+      <w:r>
+        <w:t>• 2025: []</w:t>
+      </w:r>
+    </w:p>
+    <w:p>
+      <w:r>
+        <w:rPr>
+          <w:sz w:val="26"/>
+        </w:rPr>
+        <w:t>Lane Hutson: 3</w:t>
+      </w:r>
+    </w:p>
+    <w:p>
+      <w:r>
+        <w:t>• 2022: []</w:t>
+      </w:r>
+    </w:p>
+    <w:p>
+      <w:r>
+        <w:t>• 2023: []</w:t>
+      </w:r>
+    </w:p>
+    <w:p>
+      <w:r>
+        <w:t>• 2024: [17, 8, 8]</w:t>
+      </w:r>
+    </w:p>
+    <w:p>
+      <w:r>
+        <w:t>• 2025: [11, 11, 6]</w:t>
+      </w:r>
+    </w:p>
+    <w:p>
+      <w:r>
+        <w:rPr>
+          <w:sz w:val="26"/>
+        </w:rPr>
+        <w:t>Nick Suzuki: 2</w:t>
+      </w:r>
+    </w:p>
+    <w:p>
+      <w:r>
+        <w:t>• 2022: [11, 9, 8]</w:t>
+      </w:r>
+    </w:p>
+    <w:p>
+      <w:r>
+        <w:t>• 2023: [10, 9, 4]</w:t>
+      </w:r>
+    </w:p>
+    <w:p>
+      <w:r>
+        <w:t>• 2024: [10, 8, 4]</w:t>
+      </w:r>
+    </w:p>
+    <w:p>
+      <w:r>
+        <w:t>• 2025: [7, 6, 4]</w:t>
       </w:r>
     </w:p>
     <w:p>
@@ -9841,83 +9897,27 @@
           <w:color w:val="FF0000"/>
           <w:sz w:val="26"/>
         </w:rPr>
-        <w:t>Patrik Laine: 10</w:t>
-      </w:r>
-    </w:p>
-    <w:p>
-      <w:r>
-        <w:t>• 2022: [9, 7, 3]</w:t>
-      </w:r>
-    </w:p>
-    <w:p>
-      <w:r>
-        <w:t>• 2023: [4, 3, 3]</w:t>
-      </w:r>
-    </w:p>
-    <w:p>
-      <w:r>
-        <w:t>• 2024: [10, 4, 4]</w:t>
-      </w:r>
-    </w:p>
-    <w:p>
-      <w:r>
-        <w:t>• 2025: []</w:t>
-      </w:r>
-    </w:p>
-    <w:p>
-      <w:r>
-        <w:rPr>
-          <w:sz w:val="26"/>
-        </w:rPr>
-        <w:t>Lane Hutson: 2</w:t>
-      </w:r>
-    </w:p>
-    <w:p>
-      <w:r>
-        <w:t>• 2022: []</w:t>
-      </w:r>
-    </w:p>
-    <w:p>
-      <w:r>
-        <w:t>• 2023: []</w:t>
-      </w:r>
-    </w:p>
-    <w:p>
-      <w:r>
-        <w:t>• 2024: [17, 8, 8]</w:t>
-      </w:r>
-    </w:p>
-    <w:p>
-      <w:r>
-        <w:t>• 2025: [11, 11, 6]</w:t>
-      </w:r>
-    </w:p>
-    <w:p>
-      <w:r>
-        <w:rPr>
-          <w:sz w:val="26"/>
-        </w:rPr>
-        <w:t>Nick Suzuki: 1</w:t>
-      </w:r>
-    </w:p>
-    <w:p>
-      <w:r>
-        <w:t>• 2022: [11, 9, 8]</w:t>
-      </w:r>
-    </w:p>
-    <w:p>
-      <w:r>
-        <w:t>• 2023: [10, 9, 4]</w:t>
-      </w:r>
-    </w:p>
-    <w:p>
-      <w:r>
-        <w:t>• 2024: [10, 8, 4]</w:t>
-      </w:r>
-    </w:p>
-    <w:p>
-      <w:r>
-        <w:t>• 2025: [7, 6, 4]</w:t>
+        <w:t>Mike Matheson: 5</w:t>
+      </w:r>
+    </w:p>
+    <w:p>
+      <w:r>
+        <w:t>• 2022: [16, 4, 3]</w:t>
+      </w:r>
+    </w:p>
+    <w:p>
+      <w:r>
+        <w:t>• 2023: [14, 11, 10]</w:t>
+      </w:r>
+    </w:p>
+    <w:p>
+      <w:r>
+        <w:t>• 2024: [19, 10, 6]</w:t>
+      </w:r>
+    </w:p>
+    <w:p>
+      <w:r>
+        <w:t>• 2025: [22, 12, 9]</w:t>
       </w:r>
     </w:p>
     <w:p>
@@ -9927,27 +9927,27 @@
           <w:color w:val="FF0000"/>
           <w:sz w:val="26"/>
         </w:rPr>
-        <w:t>Mike Matheson: 4</w:t>
-      </w:r>
-    </w:p>
-    <w:p>
-      <w:r>
-        <w:t>• 2022: [16, 4, 3]</w:t>
-      </w:r>
-    </w:p>
-    <w:p>
-      <w:r>
-        <w:t>• 2023: [14, 11, 10]</w:t>
-      </w:r>
-    </w:p>
-    <w:p>
-      <w:r>
-        <w:t>• 2024: [19, 10, 6]</w:t>
-      </w:r>
-    </w:p>
-    <w:p>
-      <w:r>
-        <w:t>• 2025: [22, 12, 9]</w:t>
+        <w:t>Alexandre Carrier: 3</w:t>
+      </w:r>
+    </w:p>
+    <w:p>
+      <w:r>
+        <w:t>• 2022: [1]</w:t>
+      </w:r>
+    </w:p>
+    <w:p>
+      <w:r>
+        <w:t>• 2023: [18, 4, 1]</w:t>
+      </w:r>
+    </w:p>
+    <w:p>
+      <w:r>
+        <w:t>• 2024: [37, 4]</w:t>
+      </w:r>
+    </w:p>
+    <w:p>
+      <w:r>
+        <w:t>• 2025: [43, 6, 3]</w:t>
       </w:r>
     </w:p>
     <w:p>
@@ -9957,27 +9957,27 @@
           <w:color w:val="FF0000"/>
           <w:sz w:val="26"/>
         </w:rPr>
-        <w:t>Alexandre Carrier: 2</w:t>
-      </w:r>
-    </w:p>
-    <w:p>
-      <w:r>
-        <w:t>• 2022: [1]</w:t>
-      </w:r>
-    </w:p>
-    <w:p>
-      <w:r>
-        <w:t>• 2023: [18, 4, 1]</w:t>
-      </w:r>
-    </w:p>
-    <w:p>
-      <w:r>
-        <w:t>• 2024: [37, 4]</w:t>
-      </w:r>
-    </w:p>
-    <w:p>
-      <w:r>
-        <w:t>• 2025: [43, 6, 3]</w:t>
+        <w:t>Kirby Dach: 5</w:t>
+      </w:r>
+    </w:p>
+    <w:p>
+      <w:r>
+        <w:t>• 2022: [14, 10, 6]</w:t>
+      </w:r>
+    </w:p>
+    <w:p>
+      <w:r>
+        <w:t>• 2023: []</w:t>
+      </w:r>
+    </w:p>
+    <w:p>
+      <w:r>
+        <w:t>• 2024: [19, 6, 2]</w:t>
+      </w:r>
+    </w:p>
+    <w:p>
+      <w:r>
+        <w:t>• 2025: [7, 5, 2]</w:t>
       </w:r>
     </w:p>
     <w:p>
@@ -9987,12 +9987,40 @@
           <w:color w:val="FF0000"/>
           <w:sz w:val="26"/>
         </w:rPr>
-        <w:t>Kirby Dach: 4</w:t>
-      </w:r>
-    </w:p>
-    <w:p>
-      <w:r>
-        <w:t>• 2022: [14, 10, 6]</w:t>
+        <w:t>Joe Veleno: 22</w:t>
+      </w:r>
+    </w:p>
+    <w:p>
+      <w:r>
+        <w:t>• 2022: [25, 12, 10]</w:t>
+      </w:r>
+    </w:p>
+    <w:p>
+      <w:r>
+        <w:t>• 2023: [22, 13, 10]</w:t>
+      </w:r>
+    </w:p>
+    <w:p>
+      <w:r>
+        <w:t>• 2024: [26, 14, 7]</w:t>
+      </w:r>
+    </w:p>
+    <w:p>
+      <w:r>
+        <w:t>• 2025: [11]</w:t>
+      </w:r>
+    </w:p>
+    <w:p>
+      <w:r>
+        <w:rPr>
+          <w:sz w:val="26"/>
+        </w:rPr>
+        <w:t>Jared Davidson: 10</w:t>
+      </w:r>
+    </w:p>
+    <w:p>
+      <w:r>
+        <w:t>• 2022: []</w:t>
       </w:r>
     </w:p>
     <w:p>
@@ -10002,50 +10030,20 @@
     </w:p>
     <w:p>
       <w:r>
-        <w:t>• 2024: [19, 6, 2]</w:t>
-      </w:r>
-    </w:p>
-    <w:p>
-      <w:r>
-        <w:t>• 2025: [7, 5, 2]</w:t>
-      </w:r>
-    </w:p>
-    <w:p>
-      <w:r>
-        <w:rPr>
-          <w:b/>
-          <w:color w:val="FF0000"/>
-          <w:sz w:val="26"/>
-        </w:rPr>
-        <w:t>Joe Veleno: 22</w:t>
-      </w:r>
-    </w:p>
-    <w:p>
-      <w:r>
-        <w:t>• 2022: [25, 12, 10]</w:t>
-      </w:r>
-    </w:p>
-    <w:p>
-      <w:r>
-        <w:t>• 2023: [22, 13, 10]</w:t>
-      </w:r>
-    </w:p>
-    <w:p>
-      <w:r>
-        <w:t>• 2024: [26, 14, 7]</w:t>
-      </w:r>
-    </w:p>
-    <w:p>
-      <w:r>
-        <w:t>• 2025: [11]</w:t>
-      </w:r>
-    </w:p>
-    <w:p>
-      <w:r>
-        <w:rPr>
-          <w:sz w:val="26"/>
-        </w:rPr>
-        <w:t>Jared Davidson: 10</w:t>
+        <w:t>• 2024: []</w:t>
+      </w:r>
+    </w:p>
+    <w:p>
+      <w:r>
+        <w:t>• 2025: []</w:t>
+      </w:r>
+    </w:p>
+    <w:p>
+      <w:r>
+        <w:rPr>
+          <w:sz w:val="26"/>
+        </w:rPr>
+        <w:t>Oliver Kapanen: 1</w:t>
       </w:r>
     </w:p>
     <w:p>
@@ -10065,7 +10063,7 @@
     </w:p>
     <w:p>
       <w:r>
-        <w:t>• 2025: []</w:t>
+        <w:t>• 2025: [8, 6, 6]</w:t>
       </w:r>
     </w:p>
     <w:p>
@@ -12867,7 +12865,7 @@
           <w:color w:val="FF0000"/>
           <w:sz w:val="26"/>
         </w:rPr>
-        <w:t>Fabian Zetterlund: 11</w:t>
+        <w:t>Fabian Zetterlund: 12</w:t>
       </w:r>
     </w:p>
     <w:p>
@@ -12925,7 +12923,7 @@
           <w:color w:val="FF0000"/>
           <w:sz w:val="26"/>
         </w:rPr>
-        <w:t>Jordan Spence: 11</w:t>
+        <w:t>Jordan Spence: 12</w:t>
       </w:r>
     </w:p>
     <w:p>
@@ -12955,7 +12953,7 @@
           <w:color w:val="FF0000"/>
           <w:sz w:val="26"/>
         </w:rPr>
-        <w:t>Nick Jensen: 11</w:t>
+        <w:t>Nick Jensen: 12</w:t>
       </w:r>
     </w:p>
     <w:p>
@@ -12983,7 +12981,7 @@
         <w:rPr>
           <w:sz w:val="26"/>
         </w:rPr>
-        <w:t>Tim Sttzle: 1</w:t>
+        <w:t>Tim Sttzle: 2</w:t>
       </w:r>
     </w:p>
     <w:p>
@@ -13004,34 +13002,6 @@
     <w:p>
       <w:r>
         <w:t>• 2025: [8, 7, 3]</w:t>
-      </w:r>
-    </w:p>
-    <w:p>
-      <w:r>
-        <w:rPr>
-          <w:sz w:val="26"/>
-        </w:rPr>
-        <w:t>Drake Batherson: 3</w:t>
-      </w:r>
-    </w:p>
-    <w:p>
-      <w:r>
-        <w:t>• 2022: [9, 9, 8]</w:t>
-      </w:r>
-    </w:p>
-    <w:p>
-      <w:r>
-        <w:t>• 2023: [8, 6, 6]</w:t>
-      </w:r>
-    </w:p>
-    <w:p>
-      <w:r>
-        <w:t>• 2024: [10, 10, 10]</w:t>
-      </w:r>
-    </w:p>
-    <w:p>
-      <w:r>
-        <w:t>• 2025: [10, 4, 3]</w:t>
       </w:r>
     </w:p>
     <w:p>
@@ -13067,171 +13037,143 @@
     <w:p>
       <w:r>
         <w:rPr>
-          <w:sz w:val="26"/>
-        </w:rPr>
-        <w:t>Thomas Chabot: 4</w:t>
-      </w:r>
-    </w:p>
-    <w:p>
-      <w:r>
-        <w:t>• 2022: [17, 10, 9]</w:t>
-      </w:r>
-    </w:p>
-    <w:p>
-      <w:r>
-        <w:t>• 2023: [8, 6, 5]</w:t>
-      </w:r>
-    </w:p>
-    <w:p>
-      <w:r>
-        <w:t>• 2024: [26, 12, 10]</w:t>
-      </w:r>
-    </w:p>
-    <w:p>
-      <w:r>
-        <w:t>• 2025: [15, 12, 5]</w:t>
-      </w:r>
-    </w:p>
-    <w:p>
-      <w:r>
-        <w:rPr>
-          <w:sz w:val="26"/>
-        </w:rPr>
-        <w:t>Hayden Hodgson: 12</w:t>
-      </w:r>
-    </w:p>
-    <w:p>
-      <w:r>
-        <w:t>• 2022: []</w:t>
-      </w:r>
-    </w:p>
-    <w:p>
-      <w:r>
-        <w:t>• 2023: []</w:t>
-      </w:r>
-    </w:p>
-    <w:p>
-      <w:r>
-        <w:t>• 2024: []</w:t>
-      </w:r>
-    </w:p>
-    <w:p>
-      <w:r>
-        <w:t>• 2025: []</w:t>
-      </w:r>
-    </w:p>
-    <w:p>
-      <w:r>
-        <w:rPr>
-          <w:sz w:val="26"/>
-        </w:rPr>
-        <w:t>Shane Pinto: 1</w:t>
-      </w:r>
-    </w:p>
-    <w:p>
-      <w:r>
-        <w:t>• 2022: [14, 8, 6]</w:t>
-      </w:r>
-    </w:p>
-    <w:p>
-      <w:r>
-        <w:t>• 2023: [8, 8, 5]</w:t>
-      </w:r>
-    </w:p>
-    <w:p>
-      <w:r>
-        <w:t>• 2024: [19, 9, 7]</w:t>
-      </w:r>
-    </w:p>
-    <w:p>
-      <w:r>
-        <w:t>• 2025: [8, 8, 6]</w:t>
-      </w:r>
-    </w:p>
-    <w:p>
-      <w:r>
-        <w:rPr>
-          <w:sz w:val="26"/>
-        </w:rPr>
-        <w:t>Nikolas Matinpalo: 35</w:t>
-      </w:r>
-    </w:p>
-    <w:p>
-      <w:r>
-        <w:t>• 2022: []</w:t>
-      </w:r>
-    </w:p>
-    <w:p>
-      <w:r>
-        <w:t>• 2023: []</w:t>
-      </w:r>
-    </w:p>
-    <w:p>
-      <w:r>
-        <w:t>• 2024: []</w:t>
-      </w:r>
-    </w:p>
-    <w:p>
-      <w:r>
-        <w:t>• 2025: []</w:t>
-      </w:r>
-    </w:p>
-    <w:p>
-      <w:r>
-        <w:rPr>
-          <w:sz w:val="26"/>
-        </w:rPr>
-        <w:t>Michael Amadio: 1</w:t>
-      </w:r>
-    </w:p>
-    <w:p>
-      <w:r>
-        <w:t>• 2022: [16, 7, 6]</w:t>
-      </w:r>
-    </w:p>
-    <w:p>
-      <w:r>
-        <w:t>• 2023: [10, 10, 9]</w:t>
-      </w:r>
-    </w:p>
-    <w:p>
-      <w:r>
-        <w:t>• 2024: [26, 3, 3]</w:t>
-      </w:r>
-    </w:p>
-    <w:p>
-      <w:r>
-        <w:t>• 2025: [24, 13, 4]</w:t>
-      </w:r>
-    </w:p>
-    <w:p>
-      <w:r>
-        <w:rPr>
           <w:b/>
           <w:color w:val="FF0000"/>
           <w:sz w:val="26"/>
         </w:rPr>
-        <w:t>Nick Cousins: 6</w:t>
-      </w:r>
-    </w:p>
-    <w:p>
-      <w:r>
-        <w:t>• 2022: [15, 14, 12]</w:t>
-      </w:r>
-    </w:p>
-    <w:p>
-      <w:r>
-        <w:t>• 2023: [34, 12, 4]</w:t>
-      </w:r>
-    </w:p>
-    <w:p>
-      <w:r>
-        <w:t>• 2024: [16, 13, 5]</w:t>
-      </w:r>
-    </w:p>
-    <w:p>
-      <w:r>
-        <w:t>• 2025: [15, 10, 5]</w:t>
+        <w:t>Thomas Chabot: 5</w:t>
+      </w:r>
+    </w:p>
+    <w:p>
+      <w:r>
+        <w:t>• 2022: [17, 10, 9]</w:t>
+      </w:r>
+    </w:p>
+    <w:p>
+      <w:r>
+        <w:t>• 2023: [8, 6, 5]</w:t>
+      </w:r>
+    </w:p>
+    <w:p>
+      <w:r>
+        <w:t>• 2024: [26, 12, 10]</w:t>
+      </w:r>
+    </w:p>
+    <w:p>
+      <w:r>
+        <w:t>• 2025: [15, 12, 5]</w:t>
+      </w:r>
+    </w:p>
+    <w:p>
+      <w:r>
+        <w:rPr>
+          <w:sz w:val="26"/>
+        </w:rPr>
+        <w:t>Hayden Hodgson: 12</w:t>
+      </w:r>
+    </w:p>
+    <w:p>
+      <w:r>
+        <w:t>• 2022: []</w:t>
+      </w:r>
+    </w:p>
+    <w:p>
+      <w:r>
+        <w:t>• 2023: []</w:t>
+      </w:r>
+    </w:p>
+    <w:p>
+      <w:r>
+        <w:t>• 2024: []</w:t>
+      </w:r>
+    </w:p>
+    <w:p>
+      <w:r>
+        <w:t>• 2025: []</w:t>
+      </w:r>
+    </w:p>
+    <w:p>
+      <w:r>
+        <w:rPr>
+          <w:sz w:val="26"/>
+        </w:rPr>
+        <w:t>Shane Pinto: 2</w:t>
+      </w:r>
+    </w:p>
+    <w:p>
+      <w:r>
+        <w:t>• 2022: [14, 8, 6]</w:t>
+      </w:r>
+    </w:p>
+    <w:p>
+      <w:r>
+        <w:t>• 2023: [8, 8, 5]</w:t>
+      </w:r>
+    </w:p>
+    <w:p>
+      <w:r>
+        <w:t>• 2024: [19, 9, 7]</w:t>
+      </w:r>
+    </w:p>
+    <w:p>
+      <w:r>
+        <w:t>• 2025: [8, 8, 6]</w:t>
+      </w:r>
+    </w:p>
+    <w:p>
+      <w:r>
+        <w:rPr>
+          <w:sz w:val="26"/>
+        </w:rPr>
+        <w:t>Nikolas Matinpalo: 36</w:t>
+      </w:r>
+    </w:p>
+    <w:p>
+      <w:r>
+        <w:t>• 2022: []</w:t>
+      </w:r>
+    </w:p>
+    <w:p>
+      <w:r>
+        <w:t>• 2023: []</w:t>
+      </w:r>
+    </w:p>
+    <w:p>
+      <w:r>
+        <w:t>• 2024: []</w:t>
+      </w:r>
+    </w:p>
+    <w:p>
+      <w:r>
+        <w:t>• 2025: []</w:t>
+      </w:r>
+    </w:p>
+    <w:p>
+      <w:r>
+        <w:rPr>
+          <w:sz w:val="26"/>
+        </w:rPr>
+        <w:t>Michael Amadio: 2</w:t>
+      </w:r>
+    </w:p>
+    <w:p>
+      <w:r>
+        <w:t>• 2022: [16, 7, 6]</w:t>
+      </w:r>
+    </w:p>
+    <w:p>
+      <w:r>
+        <w:t>• 2023: [10, 10, 9]</w:t>
+      </w:r>
+    </w:p>
+    <w:p>
+      <w:r>
+        <w:t>• 2024: [26, 3, 3]</w:t>
+      </w:r>
+    </w:p>
+    <w:p>
+      <w:r>
+        <w:t>• 2025: [24, 13, 4]</w:t>
       </w:r>
     </w:p>
     <w:p>
@@ -13241,27 +13183,27 @@
           <w:color w:val="FF0000"/>
           <w:sz w:val="26"/>
         </w:rPr>
-        <w:t>Artem Zub: 18</w:t>
-      </w:r>
-    </w:p>
-    <w:p>
-      <w:r>
-        <w:t>• 2022: [8, 7]</w:t>
-      </w:r>
-    </w:p>
-    <w:p>
-      <w:r>
-        <w:t>• 2023: [32, 19, 10]</w:t>
-      </w:r>
-    </w:p>
-    <w:p>
-      <w:r>
-        <w:t>• 2024: [2]</w:t>
-      </w:r>
-    </w:p>
-    <w:p>
-      <w:r>
-        <w:t>• 2025: [17, 13, 10]</w:t>
+        <w:t>Nick Cousins: 7</w:t>
+      </w:r>
+    </w:p>
+    <w:p>
+      <w:r>
+        <w:t>• 2022: [15, 14, 12]</w:t>
+      </w:r>
+    </w:p>
+    <w:p>
+      <w:r>
+        <w:t>• 2023: [34, 12, 4]</w:t>
+      </w:r>
+    </w:p>
+    <w:p>
+      <w:r>
+        <w:t>• 2024: [16, 13, 5]</w:t>
+      </w:r>
+    </w:p>
+    <w:p>
+      <w:r>
+        <w:t>• 2025: [15, 10, 5]</w:t>
       </w:r>
     </w:p>
     <w:p>
@@ -13271,55 +13213,27 @@
           <w:color w:val="FF0000"/>
           <w:sz w:val="26"/>
         </w:rPr>
-        <w:t>David Perron: 2</w:t>
-      </w:r>
-    </w:p>
-    <w:p>
-      <w:r>
-        <w:t>• 2022: [15, 9, 8]</w:t>
-      </w:r>
-    </w:p>
-    <w:p>
-      <w:r>
-        <w:t>• 2023: [11, 9, 8]</w:t>
-      </w:r>
-    </w:p>
-    <w:p>
-      <w:r>
-        <w:t>• 2024: [5, 5, 2]</w:t>
-      </w:r>
-    </w:p>
-    <w:p>
-      <w:r>
-        <w:t>• 2025: [17, 6, 5]</w:t>
-      </w:r>
-    </w:p>
-    <w:p>
-      <w:r>
-        <w:rPr>
-          <w:sz w:val="26"/>
-        </w:rPr>
-        <w:t>Lars Eller: 2</w:t>
-      </w:r>
-    </w:p>
-    <w:p>
-      <w:r>
-        <w:t>• 2022: [32, 10, 9]</w:t>
-      </w:r>
-    </w:p>
-    <w:p>
-      <w:r>
-        <w:t>• 2023: [12, 8, 7]</w:t>
-      </w:r>
-    </w:p>
-    <w:p>
-      <w:r>
-        <w:t>• 2024: [15, 13, 10]</w:t>
-      </w:r>
-    </w:p>
-    <w:p>
-      <w:r>
-        <w:t>• 2025: [34, 7]</w:t>
+        <w:t>Artem Zub: 19</w:t>
+      </w:r>
+    </w:p>
+    <w:p>
+      <w:r>
+        <w:t>• 2022: [8, 7]</w:t>
+      </w:r>
+    </w:p>
+    <w:p>
+      <w:r>
+        <w:t>• 2023: [32, 19, 10]</w:t>
+      </w:r>
+    </w:p>
+    <w:p>
+      <w:r>
+        <w:t>• 2024: [2]</w:t>
+      </w:r>
+    </w:p>
+    <w:p>
+      <w:r>
+        <w:t>• 2025: [17, 13, 10]</w:t>
       </w:r>
     </w:p>
     <w:p>
@@ -13329,55 +13243,55 @@
           <w:color w:val="FF0000"/>
           <w:sz w:val="26"/>
         </w:rPr>
-        <w:t>Jake Sanderson: 6</w:t>
-      </w:r>
-    </w:p>
-    <w:p>
-      <w:r>
-        <w:t>• 2022: [15, 15, 2]</w:t>
-      </w:r>
-    </w:p>
-    <w:p>
-      <w:r>
-        <w:t>• 2023: [16, 16, 12]</w:t>
-      </w:r>
-    </w:p>
-    <w:p>
-      <w:r>
-        <w:t>• 2024: [29, 16, 8]</w:t>
-      </w:r>
-    </w:p>
-    <w:p>
-      <w:r>
-        <w:t>• 2025: [10, 8, 7]</w:t>
-      </w:r>
-    </w:p>
-    <w:p>
-      <w:r>
-        <w:rPr>
-          <w:sz w:val="26"/>
-        </w:rPr>
-        <w:t>Warren Foegele: 1</w:t>
-      </w:r>
-    </w:p>
-    <w:p>
-      <w:r>
-        <w:t>• 2022: [9, 8, 5]</w:t>
-      </w:r>
-    </w:p>
-    <w:p>
-      <w:r>
-        <w:t>• 2023: [16, 8, 8]</w:t>
-      </w:r>
-    </w:p>
-    <w:p>
-      <w:r>
-        <w:t>• 2024: [9, 8, 6]</w:t>
-      </w:r>
-    </w:p>
-    <w:p>
-      <w:r>
-        <w:t>• 2025: [12, 11, 6]</w:t>
+        <w:t>David Perron: 2</w:t>
+      </w:r>
+    </w:p>
+    <w:p>
+      <w:r>
+        <w:t>• 2022: [15, 9, 8]</w:t>
+      </w:r>
+    </w:p>
+    <w:p>
+      <w:r>
+        <w:t>• 2023: [11, 9, 8]</w:t>
+      </w:r>
+    </w:p>
+    <w:p>
+      <w:r>
+        <w:t>• 2024: [5, 5, 2]</w:t>
+      </w:r>
+    </w:p>
+    <w:p>
+      <w:r>
+        <w:t>• 2025: [17, 6, 5]</w:t>
+      </w:r>
+    </w:p>
+    <w:p>
+      <w:r>
+        <w:rPr>
+          <w:sz w:val="26"/>
+        </w:rPr>
+        <w:t>Lars Eller: 3</w:t>
+      </w:r>
+    </w:p>
+    <w:p>
+      <w:r>
+        <w:t>• 2022: [32, 10, 9]</w:t>
+      </w:r>
+    </w:p>
+    <w:p>
+      <w:r>
+        <w:t>• 2023: [12, 8, 7]</w:t>
+      </w:r>
+    </w:p>
+    <w:p>
+      <w:r>
+        <w:t>• 2024: [15, 13, 10]</w:t>
+      </w:r>
+    </w:p>
+    <w:p>
+      <w:r>
+        <w:t>• 2025: [34, 7]</w:t>
       </w:r>
     </w:p>
     <w:p>
@@ -13387,27 +13301,55 @@
           <w:color w:val="FF0000"/>
           <w:sz w:val="26"/>
         </w:rPr>
-        <w:t>Claude Giroux: 8</w:t>
-      </w:r>
-    </w:p>
-    <w:p>
-      <w:r>
-        <w:t>• 2022: [10, 9, 5]</w:t>
-      </w:r>
-    </w:p>
-    <w:p>
-      <w:r>
-        <w:t>• 2023: [13, 10, 7]</w:t>
-      </w:r>
-    </w:p>
-    <w:p>
-      <w:r>
-        <w:t>• 2024: [13, 11, 7]</w:t>
-      </w:r>
-    </w:p>
-    <w:p>
-      <w:r>
-        <w:t>• 2025: [11, 11, 8]</w:t>
+        <w:t>Jake Sanderson: 6</w:t>
+      </w:r>
+    </w:p>
+    <w:p>
+      <w:r>
+        <w:t>• 2022: [15, 15, 2]</w:t>
+      </w:r>
+    </w:p>
+    <w:p>
+      <w:r>
+        <w:t>• 2023: [16, 16, 12]</w:t>
+      </w:r>
+    </w:p>
+    <w:p>
+      <w:r>
+        <w:t>• 2024: [29, 16, 8]</w:t>
+      </w:r>
+    </w:p>
+    <w:p>
+      <w:r>
+        <w:t>• 2025: [10, 8, 7]</w:t>
+      </w:r>
+    </w:p>
+    <w:p>
+      <w:r>
+        <w:rPr>
+          <w:sz w:val="26"/>
+        </w:rPr>
+        <w:t>Warren Foegele: 2</w:t>
+      </w:r>
+    </w:p>
+    <w:p>
+      <w:r>
+        <w:t>• 2022: [9, 8, 5]</w:t>
+      </w:r>
+    </w:p>
+    <w:p>
+      <w:r>
+        <w:t>• 2023: [16, 8, 8]</w:t>
+      </w:r>
+    </w:p>
+    <w:p>
+      <w:r>
+        <w:t>• 2024: [9, 8, 6]</w:t>
+      </w:r>
+    </w:p>
+    <w:p>
+      <w:r>
+        <w:t>• 2025: [12, 11, 6]</w:t>
       </w:r>
     </w:p>
     <w:p>
@@ -13417,83 +13359,27 @@
           <w:color w:val="FF0000"/>
           <w:sz w:val="26"/>
         </w:rPr>
-        <w:t>Tyler Kleven: 1</w:t>
-      </w:r>
-    </w:p>
-    <w:p>
-      <w:r>
-        <w:t>• 2022: []</w:t>
-      </w:r>
-    </w:p>
-    <w:p>
-      <w:r>
-        <w:t>• 2023: []</w:t>
-      </w:r>
-    </w:p>
-    <w:p>
-      <w:r>
-        <w:t>• 2024: [19, 18, 0]</w:t>
-      </w:r>
-    </w:p>
-    <w:p>
-      <w:r>
-        <w:t>• 2025: [12]</w:t>
-      </w:r>
-    </w:p>
-    <w:p>
-      <w:r>
-        <w:rPr>
-          <w:sz w:val="26"/>
-        </w:rPr>
-        <w:t>Xavier Bourgault: 2</w:t>
-      </w:r>
-    </w:p>
-    <w:p>
-      <w:r>
-        <w:t>• 2022: []</w:t>
-      </w:r>
-    </w:p>
-    <w:p>
-      <w:r>
-        <w:t>• 2023: []</w:t>
-      </w:r>
-    </w:p>
-    <w:p>
-      <w:r>
-        <w:t>• 2024: []</w:t>
-      </w:r>
-    </w:p>
-    <w:p>
-      <w:r>
-        <w:t>• 2025: []</w:t>
-      </w:r>
-    </w:p>
-    <w:p>
-      <w:r>
-        <w:rPr>
-          <w:sz w:val="26"/>
-        </w:rPr>
-        <w:t>Stephen Halliday: 4</w:t>
-      </w:r>
-    </w:p>
-    <w:p>
-      <w:r>
-        <w:t>• 2022: []</w:t>
-      </w:r>
-    </w:p>
-    <w:p>
-      <w:r>
-        <w:t>• 2023: []</w:t>
-      </w:r>
-    </w:p>
-    <w:p>
-      <w:r>
-        <w:t>• 2024: []</w:t>
-      </w:r>
-    </w:p>
-    <w:p>
-      <w:r>
-        <w:t>• 2025: [2, 1]</w:t>
+        <w:t>Claude Giroux: 9</w:t>
+      </w:r>
+    </w:p>
+    <w:p>
+      <w:r>
+        <w:t>• 2022: [10, 9, 5]</w:t>
+      </w:r>
+    </w:p>
+    <w:p>
+      <w:r>
+        <w:t>• 2023: [13, 10, 7]</w:t>
+      </w:r>
+    </w:p>
+    <w:p>
+      <w:r>
+        <w:t>• 2024: [13, 11, 7]</w:t>
+      </w:r>
+    </w:p>
+    <w:p>
+      <w:r>
+        <w:t>• 2025: [11, 11, 8]</w:t>
       </w:r>
     </w:p>
     <w:p>
@@ -13503,6 +13389,120 @@
           <w:color w:val="FF0000"/>
           <w:sz w:val="26"/>
         </w:rPr>
+        <w:t>Tyler Kleven: 2</w:t>
+      </w:r>
+    </w:p>
+    <w:p>
+      <w:r>
+        <w:t>• 2022: []</w:t>
+      </w:r>
+    </w:p>
+    <w:p>
+      <w:r>
+        <w:t>• 2023: []</w:t>
+      </w:r>
+    </w:p>
+    <w:p>
+      <w:r>
+        <w:t>• 2024: [19, 18, 0]</w:t>
+      </w:r>
+    </w:p>
+    <w:p>
+      <w:r>
+        <w:t>• 2025: [12]</w:t>
+      </w:r>
+    </w:p>
+    <w:p>
+      <w:r>
+        <w:rPr>
+          <w:sz w:val="26"/>
+        </w:rPr>
+        <w:t>Xavier Bourgault: 2</w:t>
+      </w:r>
+    </w:p>
+    <w:p>
+      <w:r>
+        <w:t>• 2022: []</w:t>
+      </w:r>
+    </w:p>
+    <w:p>
+      <w:r>
+        <w:t>• 2023: []</w:t>
+      </w:r>
+    </w:p>
+    <w:p>
+      <w:r>
+        <w:t>• 2024: []</w:t>
+      </w:r>
+    </w:p>
+    <w:p>
+      <w:r>
+        <w:t>• 2025: []</w:t>
+      </w:r>
+    </w:p>
+    <w:p>
+      <w:r>
+        <w:rPr>
+          <w:sz w:val="26"/>
+        </w:rPr>
+        <w:t>Brady Tkachuk: 1</w:t>
+      </w:r>
+    </w:p>
+    <w:p>
+      <w:r>
+        <w:t>• 2022: [9, 7, 6]</w:t>
+      </w:r>
+    </w:p>
+    <w:p>
+      <w:r>
+        <w:t>• 2023: [6, 5, 5]</w:t>
+      </w:r>
+    </w:p>
+    <w:p>
+      <w:r>
+        <w:t>• 2024: [10, 4, 4]</w:t>
+      </w:r>
+    </w:p>
+    <w:p>
+      <w:r>
+        <w:t>• 2025: [6, 5, 3]</w:t>
+      </w:r>
+    </w:p>
+    <w:p>
+      <w:r>
+        <w:rPr>
+          <w:sz w:val="26"/>
+        </w:rPr>
+        <w:t>Stephen Halliday: 4</w:t>
+      </w:r>
+    </w:p>
+    <w:p>
+      <w:r>
+        <w:t>• 2022: []</w:t>
+      </w:r>
+    </w:p>
+    <w:p>
+      <w:r>
+        <w:t>• 2023: []</w:t>
+      </w:r>
+    </w:p>
+    <w:p>
+      <w:r>
+        <w:t>• 2024: []</w:t>
+      </w:r>
+    </w:p>
+    <w:p>
+      <w:r>
+        <w:t>• 2025: [2, 1]</w:t>
+      </w:r>
+    </w:p>
+    <w:p>
+      <w:r>
+        <w:rPr>
+          <w:b/>
+          <w:color w:val="FF0000"/>
+          <w:sz w:val="26"/>
+        </w:rPr>
         <w:t>Arthur Kaliyev: 5</w:t>
       </w:r>
     </w:p>
@@ -13559,7 +13559,7 @@
         <w:rPr>
           <w:sz w:val="26"/>
         </w:rPr>
-        <w:t>Dylan Cozens: 1</w:t>
+        <w:t>Dylan Cozens: 2</w:t>
       </w:r>
     </w:p>
     <w:p>
@@ -13580,6 +13580,34 @@
     <w:p>
       <w:r>
         <w:t>• 2025: [8, 5, 5]</w:t>
+      </w:r>
+    </w:p>
+    <w:p>
+      <w:r>
+        <w:rPr>
+          <w:sz w:val="26"/>
+        </w:rPr>
+        <w:t>Ridly Greig: 1</w:t>
+      </w:r>
+    </w:p>
+    <w:p>
+      <w:r>
+        <w:t>• 2022: [10]</w:t>
+      </w:r>
+    </w:p>
+    <w:p>
+      <w:r>
+        <w:t>• 2023: [15, 10, 7]</w:t>
+      </w:r>
+    </w:p>
+    <w:p>
+      <w:r>
+        <w:t>• 2024: [19, 12, 8]</w:t>
+      </w:r>
+    </w:p>
+    <w:p>
+      <w:r>
+        <w:t>• 2025: [14, 12, 9]</w:t>
       </w:r>
     </w:p>
     <w:p>
@@ -13595,7 +13623,7 @@
         <w:rPr>
           <w:sz w:val="26"/>
         </w:rPr>
-        <w:t>Noah Juulsen: 21</w:t>
+        <w:t>Noah Juulsen: 22</w:t>
       </w:r>
     </w:p>
     <w:p>
@@ -13625,7 +13653,7 @@
           <w:color w:val="FF0000"/>
           <w:sz w:val="26"/>
         </w:rPr>
-        <w:t>Cam York: 14</w:t>
+        <w:t>Cam York: 15</w:t>
       </w:r>
     </w:p>
     <w:p>
@@ -13653,27 +13681,55 @@
         <w:rPr>
           <w:sz w:val="26"/>
         </w:rPr>
-        <w:t>Owen Tippett: 1</w:t>
-      </w:r>
-    </w:p>
-    <w:p>
-      <w:r>
-        <w:t>• 2022: [8, 7, 5]</w:t>
-      </w:r>
-    </w:p>
-    <w:p>
-      <w:r>
-        <w:t>• 2023: [6, 6, 4]</w:t>
-      </w:r>
-    </w:p>
-    <w:p>
-      <w:r>
-        <w:t>• 2024: [13, 8, 5]</w:t>
-      </w:r>
-    </w:p>
-    <w:p>
-      <w:r>
-        <w:t>• 2025: [10, 7, 6]</w:t>
+        <w:t>Denver Barkey: 2</w:t>
+      </w:r>
+    </w:p>
+    <w:p>
+      <w:r>
+        <w:t>• 2022: []</w:t>
+      </w:r>
+    </w:p>
+    <w:p>
+      <w:r>
+        <w:t>• 2023: []</w:t>
+      </w:r>
+    </w:p>
+    <w:p>
+      <w:r>
+        <w:t>• 2024: []</w:t>
+      </w:r>
+    </w:p>
+    <w:p>
+      <w:r>
+        <w:t>• 2025: [10, 8]</w:t>
+      </w:r>
+    </w:p>
+    <w:p>
+      <w:r>
+        <w:rPr>
+          <w:sz w:val="26"/>
+        </w:rPr>
+        <w:t>Rodrigo Abols: 1</w:t>
+      </w:r>
+    </w:p>
+    <w:p>
+      <w:r>
+        <w:t>• 2022: []</w:t>
+      </w:r>
+    </w:p>
+    <w:p>
+      <w:r>
+        <w:t>• 2023: []</w:t>
+      </w:r>
+    </w:p>
+    <w:p>
+      <w:r>
+        <w:t>• 2024: [4]</w:t>
+      </w:r>
+    </w:p>
+    <w:p>
+      <w:r>
+        <w:t>• 2025: [14, 11]</w:t>
       </w:r>
     </w:p>
     <w:p>
@@ -13683,40 +13739,12 @@
           <w:color w:val="FF0000"/>
           <w:sz w:val="26"/>
         </w:rPr>
-        <w:t>Trevor Zegras: 5</w:t>
-      </w:r>
-    </w:p>
-    <w:p>
-      <w:r>
-        <w:t>• 2022: [11, 11, 8]</w:t>
-      </w:r>
-    </w:p>
-    <w:p>
-      <w:r>
-        <w:t>• 2023: [8, 5, 4]</w:t>
-      </w:r>
-    </w:p>
-    <w:p>
-      <w:r>
-        <w:t>• 2024: [14, 10, 5]</w:t>
-      </w:r>
-    </w:p>
-    <w:p>
-      <w:r>
-        <w:t>• 2025: [6, 6, 6]</w:t>
-      </w:r>
-    </w:p>
-    <w:p>
-      <w:r>
-        <w:rPr>
-          <w:sz w:val="26"/>
-        </w:rPr>
-        <w:t>Denver Barkey: 1</w:t>
-      </w:r>
-    </w:p>
-    <w:p>
-      <w:r>
-        <w:t>• 2022: []</w:t>
+        <w:t>Nicolas Deslauriers: 26</w:t>
+      </w:r>
+    </w:p>
+    <w:p>
+      <w:r>
+        <w:t>• 2022: [31, 11, 10]</w:t>
       </w:r>
     </w:p>
     <w:p>
@@ -13726,40 +13754,12 @@
     </w:p>
     <w:p>
       <w:r>
-        <w:t>• 2024: []</w:t>
-      </w:r>
-    </w:p>
-    <w:p>
-      <w:r>
-        <w:t>• 2025: [10, 8]</w:t>
-      </w:r>
-    </w:p>
-    <w:p>
-      <w:r>
-        <w:rPr>
-          <w:sz w:val="26"/>
-        </w:rPr>
-        <w:t>Rodrigo Abols: 1</w:t>
-      </w:r>
-    </w:p>
-    <w:p>
-      <w:r>
-        <w:t>• 2022: []</w:t>
-      </w:r>
-    </w:p>
-    <w:p>
-      <w:r>
-        <w:t>• 2023: []</w:t>
-      </w:r>
-    </w:p>
-    <w:p>
-      <w:r>
         <w:t>• 2024: [4]</w:t>
       </w:r>
     </w:p>
     <w:p>
       <w:r>
-        <w:t>• 2025: [14, 11]</w:t>
+        <w:t>• 2025: []</w:t>
       </w:r>
     </w:p>
     <w:p>
@@ -13769,22 +13769,22 @@
           <w:color w:val="FF0000"/>
           <w:sz w:val="26"/>
         </w:rPr>
-        <w:t>Nicolas Deslauriers: 26</w:t>
-      </w:r>
-    </w:p>
-    <w:p>
-      <w:r>
-        <w:t>• 2022: [31, 11, 10]</w:t>
-      </w:r>
-    </w:p>
-    <w:p>
-      <w:r>
-        <w:t>• 2023: []</w:t>
-      </w:r>
-    </w:p>
-    <w:p>
-      <w:r>
-        <w:t>• 2024: [4]</w:t>
+        <w:t>Garnet Hathaway: 16</w:t>
+      </w:r>
+    </w:p>
+    <w:p>
+      <w:r>
+        <w:t>• 2022: [15, 11, 9]</w:t>
+      </w:r>
+    </w:p>
+    <w:p>
+      <w:r>
+        <w:t>• 2023: [21, 20, 6]</w:t>
+      </w:r>
+    </w:p>
+    <w:p>
+      <w:r>
+        <w:t>• 2024: [16, 10, 5]</w:t>
       </w:r>
     </w:p>
     <w:p>
@@ -13799,22 +13799,106 @@
           <w:color w:val="FF0000"/>
           <w:sz w:val="26"/>
         </w:rPr>
-        <w:t>Garnet Hathaway: 16</w:t>
-      </w:r>
-    </w:p>
-    <w:p>
-      <w:r>
-        <w:t>• 2022: [15, 11, 9]</w:t>
-      </w:r>
-    </w:p>
-    <w:p>
-      <w:r>
-        <w:t>• 2023: [21, 20, 6]</w:t>
-      </w:r>
-    </w:p>
-    <w:p>
-      <w:r>
-        <w:t>• 2024: [16, 10, 5]</w:t>
+        <w:t>Luke Glendening: 76</w:t>
+      </w:r>
+    </w:p>
+    <w:p>
+      <w:r>
+        <w:t>• 2022: [47, 10]</w:t>
+      </w:r>
+    </w:p>
+    <w:p>
+      <w:r>
+        <w:t>• 2023: [11, 9, 9]</w:t>
+      </w:r>
+    </w:p>
+    <w:p>
+      <w:r>
+        <w:t>• 2024: [22, 8, 3]</w:t>
+      </w:r>
+    </w:p>
+    <w:p>
+      <w:r>
+        <w:t>• 2025: []</w:t>
+      </w:r>
+    </w:p>
+    <w:p>
+      <w:r>
+        <w:rPr>
+          <w:sz w:val="26"/>
+        </w:rPr>
+        <w:t>Noah Cates: 4</w:t>
+      </w:r>
+    </w:p>
+    <w:p>
+      <w:r>
+        <w:t>• 2022: [20, 8, 7]</w:t>
+      </w:r>
+    </w:p>
+    <w:p>
+      <w:r>
+        <w:t>• 2023: [22, 14, 8]</w:t>
+      </w:r>
+    </w:p>
+    <w:p>
+      <w:r>
+        <w:t>• 2024: [12, 12, 7]</w:t>
+      </w:r>
+    </w:p>
+    <w:p>
+      <w:r>
+        <w:t>• 2025: [18, 7, 5]</w:t>
+      </w:r>
+    </w:p>
+    <w:p>
+      <w:r>
+        <w:rPr>
+          <w:sz w:val="26"/>
+        </w:rPr>
+        <w:t>Matvei Michkov: 1</w:t>
+      </w:r>
+    </w:p>
+    <w:p>
+      <w:r>
+        <w:t>• 2022: []</w:t>
+      </w:r>
+    </w:p>
+    <w:p>
+      <w:r>
+        <w:t>• 2023: []</w:t>
+      </w:r>
+    </w:p>
+    <w:p>
+      <w:r>
+        <w:t>• 2024: [10, 9, 8]</w:t>
+      </w:r>
+    </w:p>
+    <w:p>
+      <w:r>
+        <w:t>• 2025: [10, 9, 9]</w:t>
+      </w:r>
+    </w:p>
+    <w:p>
+      <w:r>
+        <w:rPr>
+          <w:sz w:val="26"/>
+        </w:rPr>
+        <w:t>Emil Andrae: 33</w:t>
+      </w:r>
+    </w:p>
+    <w:p>
+      <w:r>
+        <w:t>• 2022: []</w:t>
+      </w:r>
+    </w:p>
+    <w:p>
+      <w:r>
+        <w:t>• 2023: []</w:t>
+      </w:r>
+    </w:p>
+    <w:p>
+      <w:r>
+        <w:t>• 2024: []</w:t>
       </w:r>
     </w:p>
     <w:p>
@@ -13829,22 +13913,78 @@
           <w:color w:val="FF0000"/>
           <w:sz w:val="26"/>
         </w:rPr>
-        <w:t>Luke Glendening: 75</w:t>
-      </w:r>
-    </w:p>
-    <w:p>
-      <w:r>
-        <w:t>• 2022: [47, 10]</w:t>
-      </w:r>
-    </w:p>
-    <w:p>
-      <w:r>
-        <w:t>• 2023: [11, 9, 9]</w:t>
-      </w:r>
-    </w:p>
-    <w:p>
-      <w:r>
-        <w:t>• 2024: [22, 8, 3]</w:t>
+        <w:t>Christian Dvorak: 4</w:t>
+      </w:r>
+    </w:p>
+    <w:p>
+      <w:r>
+        <w:t>• 2022: [20, 8, 6]</w:t>
+      </w:r>
+    </w:p>
+    <w:p>
+      <w:r>
+        <w:t>• 2023: [17, 4, 0]</w:t>
+      </w:r>
+    </w:p>
+    <w:p>
+      <w:r>
+        <w:t>• 2024: [19, 9, 9]</w:t>
+      </w:r>
+    </w:p>
+    <w:p>
+      <w:r>
+        <w:t>• 2025: [10, 9, 5]</w:t>
+      </w:r>
+    </w:p>
+    <w:p>
+      <w:r>
+        <w:rPr>
+          <w:sz w:val="26"/>
+        </w:rPr>
+        <w:t>Sean Couturier: 1</w:t>
+      </w:r>
+    </w:p>
+    <w:p>
+      <w:r>
+        <w:t>• 2022: []</w:t>
+      </w:r>
+    </w:p>
+    <w:p>
+      <w:r>
+        <w:t>• 2023: [11, 5, 4]</w:t>
+      </w:r>
+    </w:p>
+    <w:p>
+      <w:r>
+        <w:t>• 2024: [11, 10, 10]</w:t>
+      </w:r>
+    </w:p>
+    <w:p>
+      <w:r>
+        <w:t>• 2025: [31, 17, 3]</w:t>
+      </w:r>
+    </w:p>
+    <w:p>
+      <w:r>
+        <w:rPr>
+          <w:sz w:val="26"/>
+        </w:rPr>
+        <w:t>Adam Ginning: 6</w:t>
+      </w:r>
+    </w:p>
+    <w:p>
+      <w:r>
+        <w:t>• 2022: []</w:t>
+      </w:r>
+    </w:p>
+    <w:p>
+      <w:r>
+        <w:t>• 2023: []</w:t>
+      </w:r>
+    </w:p>
+    <w:p>
+      <w:r>
+        <w:t>• 2024: []</w:t>
       </w:r>
     </w:p>
     <w:p>
@@ -13857,35 +13997,7 @@
         <w:rPr>
           <w:sz w:val="26"/>
         </w:rPr>
-        <w:t>Noah Cates: 3</w:t>
-      </w:r>
-    </w:p>
-    <w:p>
-      <w:r>
-        <w:t>• 2022: [20, 8, 7]</w:t>
-      </w:r>
-    </w:p>
-    <w:p>
-      <w:r>
-        <w:t>• 2023: [22, 14, 8]</w:t>
-      </w:r>
-    </w:p>
-    <w:p>
-      <w:r>
-        <w:t>• 2024: [12, 12, 7]</w:t>
-      </w:r>
-    </w:p>
-    <w:p>
-      <w:r>
-        <w:t>• 2025: [18, 7, 5]</w:t>
-      </w:r>
-    </w:p>
-    <w:p>
-      <w:r>
-        <w:rPr>
-          <w:sz w:val="26"/>
-        </w:rPr>
-        <w:t>Jamie Drysdale: 4</w:t>
+        <w:t>Jett Luchanko: 8</w:t>
       </w:r>
     </w:p>
     <w:p>
@@ -13895,34 +14007,6 @@
     </w:p>
     <w:p>
       <w:r>
-        <w:t>• 2023: [10, 5]</w:t>
-      </w:r>
-    </w:p>
-    <w:p>
-      <w:r>
-        <w:t>• 2024: [26, 17, 5]</w:t>
-      </w:r>
-    </w:p>
-    <w:p>
-      <w:r>
-        <w:t>• 2025: [20, 15, 4]</w:t>
-      </w:r>
-    </w:p>
-    <w:p>
-      <w:r>
-        <w:rPr>
-          <w:sz w:val="26"/>
-        </w:rPr>
-        <w:t>Emil Andrae: 33</w:t>
-      </w:r>
-    </w:p>
-    <w:p>
-      <w:r>
-        <w:t>• 2022: []</w:t>
-      </w:r>
-    </w:p>
-    <w:p>
-      <w:r>
         <w:t>• 2023: []</w:t>
       </w:r>
     </w:p>
@@ -13934,34 +14018,6 @@
     <w:p>
       <w:r>
         <w:t>• 2025: []</w:t>
-      </w:r>
-    </w:p>
-    <w:p>
-      <w:r>
-        <w:rPr>
-          <w:sz w:val="26"/>
-        </w:rPr>
-        <w:t>Travis Konecny: 1</w:t>
-      </w:r>
-    </w:p>
-    <w:p>
-      <w:r>
-        <w:t>• 2022: [13, 7, 5]</w:t>
-      </w:r>
-    </w:p>
-    <w:p>
-      <w:r>
-        <w:t>• 2023: [7, 6, 6]</w:t>
-      </w:r>
-    </w:p>
-    <w:p>
-      <w:r>
-        <w:t>• 2024: [13, 9, 5]</w:t>
-      </w:r>
-    </w:p>
-    <w:p>
-      <w:r>
-        <w:t>• 2025: [11, 4, 3]</w:t>
       </w:r>
     </w:p>
     <w:p>
@@ -13971,83 +14027,27 @@
           <w:color w:val="FF0000"/>
           <w:sz w:val="26"/>
         </w:rPr>
-        <w:t>Christian Dvorak: 3</w:t>
-      </w:r>
-    </w:p>
-    <w:p>
-      <w:r>
-        <w:t>• 2022: [20, 8, 6]</w:t>
-      </w:r>
-    </w:p>
-    <w:p>
-      <w:r>
-        <w:t>• 2023: [17, 4, 0]</w:t>
-      </w:r>
-    </w:p>
-    <w:p>
-      <w:r>
-        <w:t>• 2024: [19, 9, 9]</w:t>
-      </w:r>
-    </w:p>
-    <w:p>
-      <w:r>
-        <w:t>• 2025: [10, 9, 5]</w:t>
-      </w:r>
-    </w:p>
-    <w:p>
-      <w:r>
-        <w:rPr>
-          <w:sz w:val="26"/>
-        </w:rPr>
-        <w:t>Adam Ginning: 6</w:t>
-      </w:r>
-    </w:p>
-    <w:p>
-      <w:r>
-        <w:t>• 2022: []</w:t>
-      </w:r>
-    </w:p>
-    <w:p>
-      <w:r>
-        <w:t>• 2023: []</w:t>
-      </w:r>
-    </w:p>
-    <w:p>
-      <w:r>
-        <w:t>• 2024: []</w:t>
-      </w:r>
-    </w:p>
-    <w:p>
-      <w:r>
-        <w:t>• 2025: []</w:t>
-      </w:r>
-    </w:p>
-    <w:p>
-      <w:r>
-        <w:rPr>
-          <w:sz w:val="26"/>
-        </w:rPr>
-        <w:t>Jett Luchanko: 8</w:t>
-      </w:r>
-    </w:p>
-    <w:p>
-      <w:r>
-        <w:t>• 2022: []</w:t>
-      </w:r>
-    </w:p>
-    <w:p>
-      <w:r>
-        <w:t>• 2023: []</w:t>
-      </w:r>
-    </w:p>
-    <w:p>
-      <w:r>
-        <w:t>• 2024: []</w:t>
-      </w:r>
-    </w:p>
-    <w:p>
-      <w:r>
-        <w:t>• 2025: []</w:t>
+        <w:t>Carl Grundstrom: 9</w:t>
+      </w:r>
+    </w:p>
+    <w:p>
+      <w:r>
+        <w:t>• 2022: [14, 7, 5]</w:t>
+      </w:r>
+    </w:p>
+    <w:p>
+      <w:r>
+        <w:t>• 2023: [28, 4, 4]</w:t>
+      </w:r>
+    </w:p>
+    <w:p>
+      <w:r>
+        <w:t>• 2024: [16, 7]</w:t>
+      </w:r>
+    </w:p>
+    <w:p>
+      <w:r>
+        <w:t>• 2025: [13, 2, 1]</w:t>
       </w:r>
     </w:p>
     <w:p>
@@ -14057,27 +14057,83 @@
           <w:color w:val="FF0000"/>
           <w:sz w:val="26"/>
         </w:rPr>
-        <w:t>Carl Grundstrom: 8</w:t>
-      </w:r>
-    </w:p>
-    <w:p>
-      <w:r>
-        <w:t>• 2022: [14, 7, 5]</w:t>
-      </w:r>
-    </w:p>
-    <w:p>
-      <w:r>
-        <w:t>• 2023: [28, 4, 4]</w:t>
-      </w:r>
-    </w:p>
-    <w:p>
-      <w:r>
-        <w:t>• 2024: [16, 7]</w:t>
-      </w:r>
-    </w:p>
-    <w:p>
-      <w:r>
-        <w:t>• 2025: [13, 2, 1]</w:t>
+        <w:t>Nick Seeler: 16</w:t>
+      </w:r>
+    </w:p>
+    <w:p>
+      <w:r>
+        <w:t>• 2022: [30, 16, 11]</w:t>
+      </w:r>
+    </w:p>
+    <w:p>
+      <w:r>
+        <w:t>• 2023: []</w:t>
+      </w:r>
+    </w:p>
+    <w:p>
+      <w:r>
+        <w:t>• 2024: [17, 11]</w:t>
+      </w:r>
+    </w:p>
+    <w:p>
+      <w:r>
+        <w:t>• 2025: [5]</w:t>
+      </w:r>
+    </w:p>
+    <w:p>
+      <w:r>
+        <w:rPr>
+          <w:sz w:val="26"/>
+        </w:rPr>
+        <w:t>Nikita Grebenkin: 11</w:t>
+      </w:r>
+    </w:p>
+    <w:p>
+      <w:r>
+        <w:t>• 2022: []</w:t>
+      </w:r>
+    </w:p>
+    <w:p>
+      <w:r>
+        <w:t>• 2023: []</w:t>
+      </w:r>
+    </w:p>
+    <w:p>
+      <w:r>
+        <w:t>• 2024: []</w:t>
+      </w:r>
+    </w:p>
+    <w:p>
+      <w:r>
+        <w:t>• 2025: [14, 9, 4]</w:t>
+      </w:r>
+    </w:p>
+    <w:p>
+      <w:r>
+        <w:rPr>
+          <w:sz w:val="26"/>
+        </w:rPr>
+        <w:t>Ty Murchison: 3</w:t>
+      </w:r>
+    </w:p>
+    <w:p>
+      <w:r>
+        <w:t>• 2022: []</w:t>
+      </w:r>
+    </w:p>
+    <w:p>
+      <w:r>
+        <w:t>• 2023: []</w:t>
+      </w:r>
+    </w:p>
+    <w:p>
+      <w:r>
+        <w:t>• 2024: []</w:t>
+      </w:r>
+    </w:p>
+    <w:p>
+      <w:r>
+        <w:t>• 2025: []</w:t>
       </w:r>
     </w:p>
     <w:p>
@@ -14087,12 +14143,12 @@
           <w:color w:val="FF0000"/>
           <w:sz w:val="26"/>
         </w:rPr>
-        <w:t>Nick Seeler: 15</w:t>
-      </w:r>
-    </w:p>
-    <w:p>
-      <w:r>
-        <w:t>• 2022: [30, 16, 11]</w:t>
+        <w:t>Rasmus Ristolainen: 9</w:t>
+      </w:r>
+    </w:p>
+    <w:p>
+      <w:r>
+        <w:t>• 2022: [21, 3]</w:t>
       </w:r>
     </w:p>
     <w:p>
@@ -14102,63 +14158,7 @@
     </w:p>
     <w:p>
       <w:r>
-        <w:t>• 2024: [17, 11]</w:t>
-      </w:r>
-    </w:p>
-    <w:p>
-      <w:r>
-        <w:t>• 2025: [5]</w:t>
-      </w:r>
-    </w:p>
-    <w:p>
-      <w:r>
-        <w:rPr>
-          <w:sz w:val="26"/>
-        </w:rPr>
-        <w:t>Nikita Grebenkin: 10</w:t>
-      </w:r>
-    </w:p>
-    <w:p>
-      <w:r>
-        <w:t>• 2022: []</w:t>
-      </w:r>
-    </w:p>
-    <w:p>
-      <w:r>
-        <w:t>• 2023: []</w:t>
-      </w:r>
-    </w:p>
-    <w:p>
-      <w:r>
-        <w:t>• 2024: []</w:t>
-      </w:r>
-    </w:p>
-    <w:p>
-      <w:r>
-        <w:t>• 2025: [14, 9, 4]</w:t>
-      </w:r>
-    </w:p>
-    <w:p>
-      <w:r>
-        <w:rPr>
-          <w:sz w:val="26"/>
-        </w:rPr>
-        <w:t>Ty Murchison: 3</w:t>
-      </w:r>
-    </w:p>
-    <w:p>
-      <w:r>
-        <w:t>• 2022: []</w:t>
-      </w:r>
-    </w:p>
-    <w:p>
-      <w:r>
-        <w:t>• 2023: []</w:t>
-      </w:r>
-    </w:p>
-    <w:p>
-      <w:r>
-        <w:t>• 2024: []</w:t>
+        <w:t>• 2024: [39, 6, 0]</w:t>
       </w:r>
     </w:p>
     <w:p>
@@ -14173,37 +14173,7 @@
           <w:color w:val="FF0000"/>
           <w:sz w:val="26"/>
         </w:rPr>
-        <w:t>Rasmus Ristolainen: 8</w:t>
-      </w:r>
-    </w:p>
-    <w:p>
-      <w:r>
-        <w:t>• 2022: [21, 3]</w:t>
-      </w:r>
-    </w:p>
-    <w:p>
-      <w:r>
-        <w:t>• 2023: []</w:t>
-      </w:r>
-    </w:p>
-    <w:p>
-      <w:r>
-        <w:t>• 2024: [39, 6, 0]</w:t>
-      </w:r>
-    </w:p>
-    <w:p>
-      <w:r>
-        <w:t>• 2025: []</w:t>
-      </w:r>
-    </w:p>
-    <w:p>
-      <w:r>
-        <w:rPr>
-          <w:b/>
-          <w:color w:val="FF0000"/>
-          <w:sz w:val="26"/>
-        </w:rPr>
-        <w:t>Travis Sanheim: 16</w:t>
+        <w:t>Travis Sanheim: 17</w:t>
       </w:r>
     </w:p>
     <w:p>
@@ -16511,34 +16481,6 @@
       </w:r>
     </w:p>
     <w:p>
-      <w:r>
-        <w:rPr>
-          <w:sz w:val="26"/>
-        </w:rPr>
-        <w:t>Timothy Liljegren: 1</w:t>
-      </w:r>
-    </w:p>
-    <w:p>
-      <w:r>
-        <w:t>• 2022: [26, 17, 10]</w:t>
-      </w:r>
-    </w:p>
-    <w:p>
-      <w:r>
-        <w:t>• 2023: [22, 5]</w:t>
-      </w:r>
-    </w:p>
-    <w:p>
-      <w:r>
-        <w:t>• 2024: [15, 15, 5]</w:t>
-      </w:r>
-    </w:p>
-    <w:p>
-      <w:r>
-        <w:t>• 2025: []</w:t>
-      </w:r>
-    </w:p>
-    <w:p>
       <w:pPr>
         <w:pStyle w:val="Heading2"/>
       </w:pPr>
@@ -21655,7 +21597,7 @@
           <w:color w:val="FF0000"/>
           <w:sz w:val="26"/>
         </w:rPr>
-        <w:t>Martin Fehrvry: 8</w:t>
+        <w:t>Martin Fehrvry: 9</w:t>
       </w:r>
     </w:p>
     <w:p>
@@ -21685,7 +21627,7 @@
           <w:color w:val="FF0000"/>
           <w:sz w:val="26"/>
         </w:rPr>
-        <w:t>Brandon Duhaime: 37</w:t>
+        <w:t>Brandon Duhaime: 38</w:t>
       </w:r>
     </w:p>
     <w:p>
@@ -21706,6 +21648,34 @@
     <w:p>
       <w:r>
         <w:t>• 2025: [10, 0, 0]</w:t>
+      </w:r>
+    </w:p>
+    <w:p>
+      <w:r>
+        <w:rPr>
+          <w:sz w:val="26"/>
+        </w:rPr>
+        <w:t>Connor McMichael: 1</w:t>
+      </w:r>
+    </w:p>
+    <w:p>
+      <w:r>
+        <w:t>• 2022: []</w:t>
+      </w:r>
+    </w:p>
+    <w:p>
+      <w:r>
+        <w:t>• 2023: [15, 8, 7]</w:t>
+      </w:r>
+    </w:p>
+    <w:p>
+      <w:r>
+        <w:t>• 2024: [11, 11, 6]</w:t>
+      </w:r>
+    </w:p>
+    <w:p>
+      <w:r>
+        <w:t>• 2025: [13, 9, 7]</w:t>
       </w:r>
     </w:p>
     <w:p>
@@ -21829,7 +21799,7 @@
         <w:rPr>
           <w:sz w:val="26"/>
         </w:rPr>
-        <w:t>Trevor van Riemsdyk: 5</w:t>
+        <w:t>Trevor van Riemsdyk: 6</w:t>
       </w:r>
     </w:p>
     <w:p>
@@ -21859,7 +21829,7 @@
           <w:color w:val="FF0000"/>
           <w:sz w:val="26"/>
         </w:rPr>
-        <w:t>Dylan Strome: 9</w:t>
+        <w:t>Dylan Strome: 10</w:t>
       </w:r>
     </w:p>
     <w:p>
@@ -21887,7 +21857,7 @@
         <w:rPr>
           <w:sz w:val="26"/>
         </w:rPr>
-        <w:t>Pierre-Luc Dubois: 2</w:t>
+        <w:t>Pierre-Luc Dubois: 3</w:t>
       </w:r>
     </w:p>
     <w:p>
@@ -21917,7 +21887,7 @@
           <w:color w:val="FF0000"/>
           <w:sz w:val="26"/>
         </w:rPr>
-        <w:t>Rasmus Sandin: 5</w:t>
+        <w:t>Rasmus Sandin: 6</w:t>
       </w:r>
     </w:p>
     <w:p>
@@ -21938,6 +21908,34 @@
     <w:p>
       <w:r>
         <w:t>• 2025: [40, 2]</w:t>
+      </w:r>
+    </w:p>
+    <w:p>
+      <w:r>
+        <w:rPr>
+          <w:sz w:val="26"/>
+        </w:rPr>
+        <w:t>Hendrix Lapierre: 1</w:t>
+      </w:r>
+    </w:p>
+    <w:p>
+      <w:r>
+        <w:t>• 2022: []</w:t>
+      </w:r>
+    </w:p>
+    <w:p>
+      <w:r>
+        <w:t>• 2023: [13, 6, 4]</w:t>
+      </w:r>
+    </w:p>
+    <w:p>
+      <w:r>
+        <w:t>• 2024: []</w:t>
+      </w:r>
+    </w:p>
+    <w:p>
+      <w:r>
+        <w:t>• 2025: [6, 3]</w:t>
       </w:r>
     </w:p>
     <w:p>
@@ -21947,7 +21945,7 @@
           <w:color w:val="FF0000"/>
           <w:sz w:val="26"/>
         </w:rPr>
-        <w:t>Aliaksei Protas: 1</w:t>
+        <w:t>Aliaksei Protas: 2</w:t>
       </w:r>
     </w:p>
     <w:p>
@@ -21977,27 +21975,27 @@
           <w:color w:val="FF0000"/>
           <w:sz w:val="26"/>
         </w:rPr>
-        <w:t>Jakob Chychrun: 4</w:t>
-      </w:r>
-    </w:p>
-    <w:p>
-      <w:r>
-        <w:t>• 2022: [14, 10, 2]</w:t>
-      </w:r>
-    </w:p>
-    <w:p>
-      <w:r>
-        <w:t>• 2023: [18, 17, 12]</w:t>
-      </w:r>
-    </w:p>
-    <w:p>
-      <w:r>
-        <w:t>• 2024: [9, 7, 5]</w:t>
-      </w:r>
-    </w:p>
-    <w:p>
-      <w:r>
-        <w:t>• 2025: [8, 8, 5]</w:t>
+        <w:t>Ethen Frank: 1</w:t>
+      </w:r>
+    </w:p>
+    <w:p>
+      <w:r>
+        <w:t>• 2022: []</w:t>
+      </w:r>
+    </w:p>
+    <w:p>
+      <w:r>
+        <w:t>• 2023: []</w:t>
+      </w:r>
+    </w:p>
+    <w:p>
+      <w:r>
+        <w:t>• 2024: [7, 3, 0]</w:t>
+      </w:r>
+    </w:p>
+    <w:p>
+      <w:r>
+        <w:t>• 2025: [14, 8, 6]</w:t>
       </w:r>
     </w:p>
     <w:p>
@@ -22007,27 +22005,27 @@
           <w:color w:val="FF0000"/>
           <w:sz w:val="26"/>
         </w:rPr>
-        <w:t>Alex Ovechkin: 3</w:t>
-      </w:r>
-    </w:p>
-    <w:p>
-      <w:r>
-        <w:t>• 2022: [6, 4, 4]</w:t>
-      </w:r>
-    </w:p>
-    <w:p>
-      <w:r>
-        <w:t>• 2023: [14, 8, 6]</w:t>
-      </w:r>
-    </w:p>
-    <w:p>
-      <w:r>
-        <w:t>• 2024: [3, 2, 2]</w:t>
-      </w:r>
-    </w:p>
-    <w:p>
-      <w:r>
-        <w:t>• 2025: [9, 7, 5]</w:t>
+        <w:t>Jakob Chychrun: 5</w:t>
+      </w:r>
+    </w:p>
+    <w:p>
+      <w:r>
+        <w:t>• 2022: [14, 10, 2]</w:t>
+      </w:r>
+    </w:p>
+    <w:p>
+      <w:r>
+        <w:t>• 2023: [18, 17, 12]</w:t>
+      </w:r>
+    </w:p>
+    <w:p>
+      <w:r>
+        <w:t>• 2024: [9, 7, 5]</w:t>
+      </w:r>
+    </w:p>
+    <w:p>
+      <w:r>
+        <w:t>• 2025: [8, 8, 5]</w:t>
       </w:r>
     </w:p>
     <w:p>
@@ -22037,27 +22035,83 @@
           <w:color w:val="FF0000"/>
           <w:sz w:val="26"/>
         </w:rPr>
-        <w:t>Matt Roy: 43</w:t>
-      </w:r>
-    </w:p>
-    <w:p>
-      <w:r>
-        <w:t>• 2022: [22, 14, 7]</w:t>
-      </w:r>
-    </w:p>
-    <w:p>
-      <w:r>
-        <w:t>• 2023: [16, 13, 10]</w:t>
-      </w:r>
-    </w:p>
-    <w:p>
-      <w:r>
-        <w:t>• 2024: [26, 24]</w:t>
-      </w:r>
-    </w:p>
-    <w:p>
-      <w:r>
-        <w:t>• 2025: []</w:t>
+        <w:t>Alex Ovechkin: 4</w:t>
+      </w:r>
+    </w:p>
+    <w:p>
+      <w:r>
+        <w:t>• 2022: [6, 4, 4]</w:t>
+      </w:r>
+    </w:p>
+    <w:p>
+      <w:r>
+        <w:t>• 2023: [14, 8, 6]</w:t>
+      </w:r>
+    </w:p>
+    <w:p>
+      <w:r>
+        <w:t>• 2024: [3, 2, 2]</w:t>
+      </w:r>
+    </w:p>
+    <w:p>
+      <w:r>
+        <w:t>• 2025: [9, 7, 5]</w:t>
+      </w:r>
+    </w:p>
+    <w:p>
+      <w:r>
+        <w:rPr>
+          <w:sz w:val="26"/>
+        </w:rPr>
+        <w:t>Tom Wilson: 1</w:t>
+      </w:r>
+    </w:p>
+    <w:p>
+      <w:r>
+        <w:t>• 2022: [5, 4, 4]</w:t>
+      </w:r>
+    </w:p>
+    <w:p>
+      <w:r>
+        <w:t>• 2023: [13, 8, 5]</w:t>
+      </w:r>
+    </w:p>
+    <w:p>
+      <w:r>
+        <w:t>• 2024: [12, 5, 4]</w:t>
+      </w:r>
+    </w:p>
+    <w:p>
+      <w:r>
+        <w:t>• 2025: [9, 8, 5]</w:t>
+      </w:r>
+    </w:p>
+    <w:p>
+      <w:r>
+        <w:rPr>
+          <w:sz w:val="26"/>
+        </w:rPr>
+        <w:t>Justin Sourdif: 1</w:t>
+      </w:r>
+    </w:p>
+    <w:p>
+      <w:r>
+        <w:t>• 2022: []</w:t>
+      </w:r>
+    </w:p>
+    <w:p>
+      <w:r>
+        <w:t>• 2023: []</w:t>
+      </w:r>
+    </w:p>
+    <w:p>
+      <w:r>
+        <w:t>• 2024: []</w:t>
+      </w:r>
+    </w:p>
+    <w:p>
+      <w:r>
+        <w:t>• 2025: [16, 8, 8]</w:t>
       </w:r>
     </w:p>
     <w:p>
@@ -22067,27 +22121,27 @@
           <w:color w:val="FF0000"/>
           <w:sz w:val="26"/>
         </w:rPr>
-        <w:t>Anthony Beauvillier: 7</w:t>
-      </w:r>
-    </w:p>
-    <w:p>
-      <w:r>
-        <w:t>• 2022: [10, 10, 8]</w:t>
-      </w:r>
-    </w:p>
-    <w:p>
-      <w:r>
-        <w:t>• 2023: [20, 15, 6]</w:t>
-      </w:r>
-    </w:p>
-    <w:p>
-      <w:r>
-        <w:t>• 2024: [7, 7, 7]</w:t>
-      </w:r>
-    </w:p>
-    <w:p>
-      <w:r>
-        <w:t>• 2025: [10, 9, 7]</w:t>
+        <w:t>Matt Roy: 44</w:t>
+      </w:r>
+    </w:p>
+    <w:p>
+      <w:r>
+        <w:t>• 2022: [22, 14, 7]</w:t>
+      </w:r>
+    </w:p>
+    <w:p>
+      <w:r>
+        <w:t>• 2023: [16, 13, 10]</w:t>
+      </w:r>
+    </w:p>
+    <w:p>
+      <w:r>
+        <w:t>• 2024: [26, 24]</w:t>
+      </w:r>
+    </w:p>
+    <w:p>
+      <w:r>
+        <w:t>• 2025: []</w:t>
       </w:r>
     </w:p>
     <w:p>
@@ -22097,27 +22151,27 @@
           <w:color w:val="FF0000"/>
           <w:sz w:val="26"/>
         </w:rPr>
-        <w:t>Brett Leason: 37</w:t>
-      </w:r>
-    </w:p>
-    <w:p>
-      <w:r>
-        <w:t>• 2022: [19, 13, 7]</w:t>
-      </w:r>
-    </w:p>
-    <w:p>
-      <w:r>
-        <w:t>• 2023: [13, 10, 5]</w:t>
-      </w:r>
-    </w:p>
-    <w:p>
-      <w:r>
-        <w:t>• 2024: [8, 5, 3]</w:t>
-      </w:r>
-    </w:p>
-    <w:p>
-      <w:r>
-        <w:t>• 2025: []</w:t>
+        <w:t>Anthony Beauvillier: 8</w:t>
+      </w:r>
+    </w:p>
+    <w:p>
+      <w:r>
+        <w:t>• 2022: [10, 10, 8]</w:t>
+      </w:r>
+    </w:p>
+    <w:p>
+      <w:r>
+        <w:t>• 2023: [20, 15, 6]</w:t>
+      </w:r>
+    </w:p>
+    <w:p>
+      <w:r>
+        <w:t>• 2024: [7, 7, 7]</w:t>
+      </w:r>
+    </w:p>
+    <w:p>
+      <w:r>
+        <w:t>• 2025: [10, 9, 7]</w:t>
       </w:r>
     </w:p>
     <w:p>
@@ -22127,6 +22181,36 @@
           <w:color w:val="FF0000"/>
           <w:sz w:val="26"/>
         </w:rPr>
+        <w:t>Brett Leason: 37</w:t>
+      </w:r>
+    </w:p>
+    <w:p>
+      <w:r>
+        <w:t>• 2022: [19, 13, 7]</w:t>
+      </w:r>
+    </w:p>
+    <w:p>
+      <w:r>
+        <w:t>• 2023: [13, 10, 5]</w:t>
+      </w:r>
+    </w:p>
+    <w:p>
+      <w:r>
+        <w:t>• 2024: [8, 5, 3]</w:t>
+      </w:r>
+    </w:p>
+    <w:p>
+      <w:r>
+        <w:t>• 2025: []</w:t>
+      </w:r>
+    </w:p>
+    <w:p>
+      <w:r>
+        <w:rPr>
+          <w:b/>
+          <w:color w:val="FF0000"/>
+          <w:sz w:val="26"/>
+        </w:rPr>
         <w:t>Ivan Miroshnichenko: 20</w:t>
       </w:r>
     </w:p>
@@ -22171,6 +22255,34 @@
     <w:p>
       <w:r>
         <w:t>• 2024: []</w:t>
+      </w:r>
+    </w:p>
+    <w:p>
+      <w:r>
+        <w:t>• 2025: []</w:t>
+      </w:r>
+    </w:p>
+    <w:p>
+      <w:r>
+        <w:rPr>
+          <w:sz w:val="26"/>
+        </w:rPr>
+        <w:t>Timothy Liljegren: 2</w:t>
+      </w:r>
+    </w:p>
+    <w:p>
+      <w:r>
+        <w:t>• 2022: [26, 17, 10]</w:t>
+      </w:r>
+    </w:p>
+    <w:p>
+      <w:r>
+        <w:t>• 2023: [22, 5]</w:t>
+      </w:r>
+    </w:p>
+    <w:p>
+      <w:r>
+        <w:t>• 2024: [15, 15, 5]</w:t>
       </w:r>
     </w:p>
     <w:p>

--- a/reports/game_without_goal.docx
+++ b/reports/game_without_goal.docx
@@ -6809,7 +6809,7 @@
           <w:color w:val="FF0000"/>
           <w:sz w:val="26"/>
         </w:rPr>
-        <w:t>Vasily Podkolzin: 2</w:t>
+        <w:t>Vasily Podkolzin: 3</w:t>
       </w:r>
     </w:p>
     <w:p>
@@ -6867,7 +6867,7 @@
           <w:color w:val="FF0000"/>
           <w:sz w:val="26"/>
         </w:rPr>
-        <w:t>Jake Walman: 5</w:t>
+        <w:t>Jake Walman: 6</w:t>
       </w:r>
     </w:p>
     <w:p>
@@ -6925,7 +6925,7 @@
           <w:color w:val="FF0000"/>
           <w:sz w:val="26"/>
         </w:rPr>
-        <w:t>Leon Draisaitl: 2</w:t>
+        <w:t>Leon Draisaitl: 3</w:t>
       </w:r>
     </w:p>
     <w:p>
@@ -6955,7 +6955,7 @@
           <w:color w:val="FF0000"/>
           <w:sz w:val="26"/>
         </w:rPr>
-        <w:t>Mattias Ekholm: 12</w:t>
+        <w:t>Mattias Ekholm: 13</w:t>
       </w:r>
     </w:p>
     <w:p>
@@ -6983,27 +6983,27 @@
         <w:rPr>
           <w:sz w:val="26"/>
         </w:rPr>
-        <w:t>Kasperi Kapanen: 2</w:t>
-      </w:r>
-    </w:p>
-    <w:p>
-      <w:r>
-        <w:t>• 2022: [13, 11, 8]</w:t>
-      </w:r>
-    </w:p>
-    <w:p>
-      <w:r>
-        <w:t>• 2023: [21, 20, 14]</w:t>
-      </w:r>
-    </w:p>
-    <w:p>
-      <w:r>
-        <w:t>• 2024: [10, 8, 4]</w:t>
-      </w:r>
-    </w:p>
-    <w:p>
-      <w:r>
-        <w:t>• 2025: [5, 4, 3]</w:t>
+        <w:t>Evan Bouchard: 1</w:t>
+      </w:r>
+    </w:p>
+    <w:p>
+      <w:r>
+        <w:t>• 2022: [43, 7, 5]</w:t>
+      </w:r>
+    </w:p>
+    <w:p>
+      <w:r>
+        <w:t>• 2023: [14, 8, 7]</w:t>
+      </w:r>
+    </w:p>
+    <w:p>
+      <w:r>
+        <w:t>• 2024: [13, 13, 8]</w:t>
+      </w:r>
+    </w:p>
+    <w:p>
+      <w:r>
+        <w:t>• 2025: [6, 6, 4]</w:t>
       </w:r>
     </w:p>
     <w:p>
@@ -7013,7 +7013,7 @@
           <w:color w:val="FF0000"/>
           <w:sz w:val="26"/>
         </w:rPr>
-        <w:t>Adam Henrique: 41</w:t>
+        <w:t>Adam Henrique: 42</w:t>
       </w:r>
     </w:p>
     <w:p>
@@ -7069,27 +7069,27 @@
         <w:rPr>
           <w:sz w:val="26"/>
         </w:rPr>
-        <w:t>Connor McDavid: 1</w:t>
-      </w:r>
-    </w:p>
-    <w:p>
-      <w:r>
-        <w:t>• 2022: [4, 3, 3]</w:t>
-      </w:r>
-    </w:p>
-    <w:p>
-      <w:r>
-        <w:t>• 2023: [10, 8, 4]</w:t>
-      </w:r>
-    </w:p>
-    <w:p>
-      <w:r>
-        <w:t>• 2024: [7, 7, 4]</w:t>
-      </w:r>
-    </w:p>
-    <w:p>
-      <w:r>
-        <w:t>• 2025: [7, 4, 4]</w:t>
+        <w:t>Jason Dickinson: 1</w:t>
+      </w:r>
+    </w:p>
+    <w:p>
+      <w:r>
+        <w:t>• 2022: [30, 13, 2]</w:t>
+      </w:r>
+    </w:p>
+    <w:p>
+      <w:r>
+        <w:t>• 2023: [11, 8, 7]</w:t>
+      </w:r>
+    </w:p>
+    <w:p>
+      <w:r>
+        <w:t>• 2024: [10, 6, 4]</w:t>
+      </w:r>
+    </w:p>
+    <w:p>
+      <w:r>
+        <w:t>• 2025: [14, 9, 5]</w:t>
       </w:r>
     </w:p>
     <w:p>
@@ -7129,7 +7129,7 @@
           <w:color w:val="FF0000"/>
           <w:sz w:val="26"/>
         </w:rPr>
-        <w:t>Zach Hyman: 3</w:t>
+        <w:t>Zach Hyman: 4</w:t>
       </w:r>
     </w:p>
     <w:p>
@@ -7187,7 +7187,7 @@
           <w:color w:val="FF0000"/>
           <w:sz w:val="26"/>
         </w:rPr>
-        <w:t>Darnell Nurse: 12</w:t>
+        <w:t>Darnell Nurse: 13</w:t>
       </w:r>
     </w:p>
     <w:p>
@@ -7271,7 +7271,7 @@
         <w:rPr>
           <w:sz w:val="26"/>
         </w:rPr>
-        <w:t>Connor Murphy: 8</w:t>
+        <w:t>Connor Murphy: 9</w:t>
       </w:r>
     </w:p>
     <w:p>
@@ -7299,7 +7299,7 @@
         <w:rPr>
           <w:sz w:val="26"/>
         </w:rPr>
-        <w:t>Matt Savoie: 7</w:t>
+        <w:t>Matt Savoie: 8</w:t>
       </w:r>
     </w:p>
     <w:p>
@@ -7327,7 +7327,7 @@
         <w:rPr>
           <w:sz w:val="26"/>
         </w:rPr>
-        <w:t>Spencer Stastney: 9</w:t>
+        <w:t>Spencer Stastney: 10</w:t>
       </w:r>
     </w:p>
     <w:p>
@@ -7355,7 +7355,7 @@
         <w:rPr>
           <w:sz w:val="26"/>
         </w:rPr>
-        <w:t>Jack Roslovic: 1</w:t>
+        <w:t>Jack Roslovic: 2</w:t>
       </w:r>
     </w:p>
     <w:p>
@@ -7383,7 +7383,7 @@
         <w:rPr>
           <w:sz w:val="26"/>
         </w:rPr>
-        <w:t>Trent Frederic: 2</w:t>
+        <w:t>Trent Frederic: 3</w:t>
       </w:r>
     </w:p>
     <w:p>
@@ -7411,7 +7411,7 @@
         <w:rPr>
           <w:sz w:val="26"/>
         </w:rPr>
-        <w:t>Max Jones: 1</w:t>
+        <w:t>Max Jones: 2</w:t>
       </w:r>
     </w:p>
     <w:p>
@@ -8251,7 +8251,7 @@
           <w:color w:val="FF0000"/>
           <w:sz w:val="26"/>
         </w:rPr>
-        <w:t>Cody Ceci: 56</w:t>
+        <w:t>Cody Ceci: 57</w:t>
       </w:r>
     </w:p>
     <w:p>
@@ -8279,7 +8279,7 @@
         <w:rPr>
           <w:sz w:val="26"/>
         </w:rPr>
-        <w:t>Taylor Ward: 13</w:t>
+        <w:t>Taylor Ward: 14</w:t>
       </w:r>
     </w:p>
     <w:p>
@@ -8307,7 +8307,7 @@
         <w:rPr>
           <w:sz w:val="26"/>
         </w:rPr>
-        <w:t>Jeff Malott: 24</w:t>
+        <w:t>Jeff Malott: 25</w:t>
       </w:r>
     </w:p>
     <w:p>
@@ -8365,27 +8365,27 @@
         <w:rPr>
           <w:sz w:val="26"/>
         </w:rPr>
-        <w:t>Adrian Kempe: 1</w:t>
-      </w:r>
-    </w:p>
-    <w:p>
-      <w:r>
-        <w:t>• 2022: [7, 7, 6]</w:t>
-      </w:r>
-    </w:p>
-    <w:p>
-      <w:r>
-        <w:t>• 2023: [8, 7, 6]</w:t>
-      </w:r>
-    </w:p>
-    <w:p>
-      <w:r>
-        <w:t>• 2024: [7, 5, 4]</w:t>
-      </w:r>
-    </w:p>
-    <w:p>
-      <w:r>
-        <w:t>• 2025: [6, 6, 5]</w:t>
+        <w:t>Drew Doughty: 1</w:t>
+      </w:r>
+    </w:p>
+    <w:p>
+      <w:r>
+        <w:t>• 2022: [30, 22, 9]</w:t>
+      </w:r>
+    </w:p>
+    <w:p>
+      <w:r>
+        <w:t>• 2023: [17, 14, 12]</w:t>
+      </w:r>
+    </w:p>
+    <w:p>
+      <w:r>
+        <w:t>• 2024: [7, 5, 5]</w:t>
+      </w:r>
+    </w:p>
+    <w:p>
+      <w:r>
+        <w:t>• 2025: [23, 15, 2]</w:t>
       </w:r>
     </w:p>
     <w:p>
@@ -8395,7 +8395,7 @@
           <w:color w:val="FF0000"/>
           <w:sz w:val="26"/>
         </w:rPr>
-        <w:t>Joel Edmundson: 40</w:t>
+        <w:t>Joel Edmundson: 41</w:t>
       </w:r>
     </w:p>
     <w:p>
@@ -8423,7 +8423,7 @@
         <w:rPr>
           <w:sz w:val="26"/>
         </w:rPr>
-        <w:t>Brian Dumoulin: 1</w:t>
+        <w:t>Brian Dumoulin: 2</w:t>
       </w:r>
     </w:p>
     <w:p>
@@ -8481,27 +8481,27 @@
           <w:color w:val="FF0000"/>
           <w:sz w:val="26"/>
         </w:rPr>
-        <w:t>Trevor Moore: 7</w:t>
-      </w:r>
-    </w:p>
-    <w:p>
-      <w:r>
-        <w:t>• 2022: [18, 8, 4]</w:t>
-      </w:r>
-    </w:p>
-    <w:p>
-      <w:r>
-        <w:t>• 2023: [12, 5, 5]</w:t>
-      </w:r>
-    </w:p>
-    <w:p>
-      <w:r>
-        <w:t>• 2024: [14, 13, 6]</w:t>
-      </w:r>
-    </w:p>
-    <w:p>
-      <w:r>
-        <w:t>• 2025: [16, 9, 5]</w:t>
+        <w:t>Quinton Byfield: 6</w:t>
+      </w:r>
+    </w:p>
+    <w:p>
+      <w:r>
+        <w:t>• 2022: [19, 2]</w:t>
+      </w:r>
+    </w:p>
+    <w:p>
+      <w:r>
+        <w:t>• 2023: [19, 8, 8]</w:t>
+      </w:r>
+    </w:p>
+    <w:p>
+      <w:r>
+        <w:t>• 2024: [12, 8, 8]</w:t>
+      </w:r>
+    </w:p>
+    <w:p>
+      <w:r>
+        <w:t>• 2025: [17, 12, 5]</w:t>
       </w:r>
     </w:p>
     <w:p>
@@ -8511,27 +8511,167 @@
           <w:color w:val="FF0000"/>
           <w:sz w:val="26"/>
         </w:rPr>
-        <w:t>Quinton Byfield: 5</w:t>
-      </w:r>
-    </w:p>
-    <w:p>
-      <w:r>
-        <w:t>• 2022: [19, 2]</w:t>
-      </w:r>
-    </w:p>
-    <w:p>
-      <w:r>
-        <w:t>• 2023: [19, 8, 8]</w:t>
-      </w:r>
-    </w:p>
-    <w:p>
-      <w:r>
-        <w:t>• 2024: [12, 8, 8]</w:t>
-      </w:r>
-    </w:p>
-    <w:p>
-      <w:r>
-        <w:t>• 2025: [17, 12, 5]</w:t>
+        <w:t>Brandt Clarke: 5</w:t>
+      </w:r>
+    </w:p>
+    <w:p>
+      <w:r>
+        <w:t>• 2022: []</w:t>
+      </w:r>
+    </w:p>
+    <w:p>
+      <w:r>
+        <w:t>• 2023: [4]</w:t>
+      </w:r>
+    </w:p>
+    <w:p>
+      <w:r>
+        <w:t>• 2024: [26, 8, 6]</w:t>
+      </w:r>
+    </w:p>
+    <w:p>
+      <w:r>
+        <w:t>• 2025: [17, 11, 10]</w:t>
+      </w:r>
+    </w:p>
+    <w:p>
+      <w:r>
+        <w:rPr>
+          <w:sz w:val="26"/>
+        </w:rPr>
+        <w:t>Scott Laughton: 2</w:t>
+      </w:r>
+    </w:p>
+    <w:p>
+      <w:r>
+        <w:t>• 2022: [16, 9, 6]</w:t>
+      </w:r>
+    </w:p>
+    <w:p>
+      <w:r>
+        <w:t>• 2023: [12, 10, 8]</w:t>
+      </w:r>
+    </w:p>
+    <w:p>
+      <w:r>
+        <w:t>• 2024: [18, 15, 9]</w:t>
+      </w:r>
+    </w:p>
+    <w:p>
+      <w:r>
+        <w:t>• 2025: [10, 7, 6]</w:t>
+      </w:r>
+    </w:p>
+    <w:p>
+      <w:r>
+        <w:rPr>
+          <w:sz w:val="26"/>
+        </w:rPr>
+        <w:t>Jacob Moverare: 42</w:t>
+      </w:r>
+    </w:p>
+    <w:p>
+      <w:r>
+        <w:t>• 2022: []</w:t>
+      </w:r>
+    </w:p>
+    <w:p>
+      <w:r>
+        <w:t>• 2023: []</w:t>
+      </w:r>
+    </w:p>
+    <w:p>
+      <w:r>
+        <w:t>• 2024: []</w:t>
+      </w:r>
+    </w:p>
+    <w:p>
+      <w:r>
+        <w:t>• 2025: []</w:t>
+      </w:r>
+    </w:p>
+    <w:p>
+      <w:r>
+        <w:rPr>
+          <w:sz w:val="26"/>
+        </w:rPr>
+        <w:t>Alex Laferriere: 3</w:t>
+      </w:r>
+    </w:p>
+    <w:p>
+      <w:r>
+        <w:t>• 2022: []</w:t>
+      </w:r>
+    </w:p>
+    <w:p>
+      <w:r>
+        <w:t>• 2023: [16, 11, 9]</w:t>
+      </w:r>
+    </w:p>
+    <w:p>
+      <w:r>
+        <w:t>• 2024: [17, 14, 7]</w:t>
+      </w:r>
+    </w:p>
+    <w:p>
+      <w:r>
+        <w:t>• 2025: [8, 6, 5]</w:t>
+      </w:r>
+    </w:p>
+    <w:p>
+      <w:r>
+        <w:rPr>
+          <w:sz w:val="26"/>
+        </w:rPr>
+        <w:t>Andre Lee: 4</w:t>
+      </w:r>
+    </w:p>
+    <w:p>
+      <w:r>
+        <w:t>• 2022: []</w:t>
+      </w:r>
+    </w:p>
+    <w:p>
+      <w:r>
+        <w:t>• 2023: []</w:t>
+      </w:r>
+    </w:p>
+    <w:p>
+      <w:r>
+        <w:t>• 2024: []</w:t>
+      </w:r>
+    </w:p>
+    <w:p>
+      <w:r>
+        <w:t>• 2025: []</w:t>
+      </w:r>
+    </w:p>
+    <w:p>
+      <w:r>
+        <w:rPr>
+          <w:sz w:val="26"/>
+        </w:rPr>
+        <w:t>Artemi Panarin: 2</w:t>
+      </w:r>
+    </w:p>
+    <w:p>
+      <w:r>
+        <w:t>• 2022: [12, 8, 8]</w:t>
+      </w:r>
+    </w:p>
+    <w:p>
+      <w:r>
+        <w:t>• 2023: [5, 5, 4]</w:t>
+      </w:r>
+    </w:p>
+    <w:p>
+      <w:r>
+        <w:t>• 2024: [7, 6, 5]</w:t>
+      </w:r>
+    </w:p>
+    <w:p>
+      <w:r>
+        <w:t>• 2025: [7, 6, 5]</w:t>
       </w:r>
     </w:p>
     <w:p>
@@ -8541,195 +8681,27 @@
           <w:color w:val="FF0000"/>
           <w:sz w:val="26"/>
         </w:rPr>
-        <w:t>Brandt Clarke: 4</w:t>
-      </w:r>
-    </w:p>
-    <w:p>
-      <w:r>
-        <w:t>• 2022: []</w:t>
-      </w:r>
-    </w:p>
-    <w:p>
-      <w:r>
-        <w:t>• 2023: [4]</w:t>
-      </w:r>
-    </w:p>
-    <w:p>
-      <w:r>
-        <w:t>• 2024: [26, 8, 6]</w:t>
-      </w:r>
-    </w:p>
-    <w:p>
-      <w:r>
-        <w:t>• 2025: [17, 11, 10]</w:t>
-      </w:r>
-    </w:p>
-    <w:p>
-      <w:r>
-        <w:rPr>
-          <w:sz w:val="26"/>
-        </w:rPr>
-        <w:t>Scott Laughton: 1</w:t>
-      </w:r>
-    </w:p>
-    <w:p>
-      <w:r>
-        <w:t>• 2022: [16, 9, 6]</w:t>
-      </w:r>
-    </w:p>
-    <w:p>
-      <w:r>
-        <w:t>• 2023: [12, 10, 8]</w:t>
-      </w:r>
-    </w:p>
-    <w:p>
-      <w:r>
-        <w:t>• 2024: [18, 15, 9]</w:t>
-      </w:r>
-    </w:p>
-    <w:p>
-      <w:r>
-        <w:t>• 2025: [10, 7, 6]</w:t>
-      </w:r>
-    </w:p>
-    <w:p>
-      <w:r>
-        <w:rPr>
-          <w:sz w:val="26"/>
-        </w:rPr>
-        <w:t>Anze Kopitar: 2</w:t>
-      </w:r>
-    </w:p>
-    <w:p>
-      <w:r>
-        <w:t>• 2022: [9, 9, 6]</w:t>
-      </w:r>
-    </w:p>
-    <w:p>
-      <w:r>
-        <w:t>• 2023: [12, 7, 6]</w:t>
-      </w:r>
-    </w:p>
-    <w:p>
-      <w:r>
-        <w:t>• 2024: [15, 9, 8]</w:t>
-      </w:r>
-    </w:p>
-    <w:p>
-      <w:r>
-        <w:t>• 2025: [21, 3, 3]</w:t>
-      </w:r>
-    </w:p>
-    <w:p>
-      <w:r>
-        <w:rPr>
-          <w:sz w:val="26"/>
-        </w:rPr>
-        <w:t>Jacob Moverare: 42</w:t>
-      </w:r>
-    </w:p>
-    <w:p>
-      <w:r>
-        <w:t>• 2022: []</w:t>
-      </w:r>
-    </w:p>
-    <w:p>
-      <w:r>
-        <w:t>• 2023: []</w:t>
-      </w:r>
-    </w:p>
-    <w:p>
-      <w:r>
-        <w:t>• 2024: []</w:t>
-      </w:r>
-    </w:p>
-    <w:p>
-      <w:r>
-        <w:t>• 2025: []</w:t>
-      </w:r>
-    </w:p>
-    <w:p>
-      <w:r>
-        <w:rPr>
-          <w:sz w:val="26"/>
-        </w:rPr>
-        <w:t>Alex Laferriere: 2</w:t>
-      </w:r>
-    </w:p>
-    <w:p>
-      <w:r>
-        <w:t>• 2022: []</w:t>
-      </w:r>
-    </w:p>
-    <w:p>
-      <w:r>
-        <w:t>• 2023: [16, 11, 9]</w:t>
-      </w:r>
-    </w:p>
-    <w:p>
-      <w:r>
-        <w:t>• 2024: [17, 14, 7]</w:t>
-      </w:r>
-    </w:p>
-    <w:p>
-      <w:r>
-        <w:t>• 2025: [8, 6, 5]</w:t>
-      </w:r>
-    </w:p>
-    <w:p>
-      <w:r>
-        <w:rPr>
-          <w:sz w:val="26"/>
-        </w:rPr>
-        <w:t>Andre Lee: 4</w:t>
-      </w:r>
-    </w:p>
-    <w:p>
-      <w:r>
-        <w:t>• 2022: []</w:t>
-      </w:r>
-    </w:p>
-    <w:p>
-      <w:r>
-        <w:t>• 2023: []</w:t>
-      </w:r>
-    </w:p>
-    <w:p>
-      <w:r>
-        <w:t>• 2024: []</w:t>
-      </w:r>
-    </w:p>
-    <w:p>
-      <w:r>
-        <w:t>• 2025: []</w:t>
-      </w:r>
-    </w:p>
-    <w:p>
-      <w:r>
-        <w:rPr>
-          <w:sz w:val="26"/>
-        </w:rPr>
-        <w:t>Artemi Panarin: 1</w:t>
-      </w:r>
-    </w:p>
-    <w:p>
-      <w:r>
-        <w:t>• 2022: [12, 8, 8]</w:t>
-      </w:r>
-    </w:p>
-    <w:p>
-      <w:r>
-        <w:t>• 2023: [5, 5, 4]</w:t>
-      </w:r>
-    </w:p>
-    <w:p>
-      <w:r>
-        <w:t>• 2024: [7, 6, 5]</w:t>
-      </w:r>
-    </w:p>
-    <w:p>
-      <w:r>
-        <w:t>• 2025: [7, 6, 5]</w:t>
+        <w:t>Kevin Fiala: 7</w:t>
+      </w:r>
+    </w:p>
+    <w:p>
+      <w:r>
+        <w:t>• 2022: [7, 6, 6]</w:t>
+      </w:r>
+    </w:p>
+    <w:p>
+      <w:r>
+        <w:t>• 2023: [12, 6, 6]</w:t>
+      </w:r>
+    </w:p>
+    <w:p>
+      <w:r>
+        <w:t>• 2024: [8, 5, 5]</w:t>
+      </w:r>
+    </w:p>
+    <w:p>
+      <w:r>
+        <w:t>• 2025: [5, 5, 3]</w:t>
       </w:r>
     </w:p>
     <w:p>
@@ -8739,27 +8711,27 @@
           <w:color w:val="FF0000"/>
           <w:sz w:val="26"/>
         </w:rPr>
-        <w:t>Kevin Fiala: 7</w:t>
-      </w:r>
-    </w:p>
-    <w:p>
-      <w:r>
-        <w:t>• 2022: [7, 6, 6]</w:t>
-      </w:r>
-    </w:p>
-    <w:p>
-      <w:r>
-        <w:t>• 2023: [12, 6, 6]</w:t>
-      </w:r>
-    </w:p>
-    <w:p>
-      <w:r>
-        <w:t>• 2024: [8, 5, 5]</w:t>
-      </w:r>
-    </w:p>
-    <w:p>
-      <w:r>
-        <w:t>• 2025: [5, 5, 3]</w:t>
+        <w:t>Mikey Anderson: 4</w:t>
+      </w:r>
+    </w:p>
+    <w:p>
+      <w:r>
+        <w:t>• 2022: [36, 3, 2]</w:t>
+      </w:r>
+    </w:p>
+    <w:p>
+      <w:r>
+        <w:t>• 2023: [54]</w:t>
+      </w:r>
+    </w:p>
+    <w:p>
+      <w:r>
+        <w:t>• 2024: [12, 11, 9]</w:t>
+      </w:r>
+    </w:p>
+    <w:p>
+      <w:r>
+        <w:t>• 2025: [30, 24]</w:t>
       </w:r>
     </w:p>
     <w:p>
@@ -8769,37 +8741,7 @@
           <w:color w:val="FF0000"/>
           <w:sz w:val="26"/>
         </w:rPr>
-        <w:t>Mikey Anderson: 3</w:t>
-      </w:r>
-    </w:p>
-    <w:p>
-      <w:r>
-        <w:t>• 2022: [36, 3, 2]</w:t>
-      </w:r>
-    </w:p>
-    <w:p>
-      <w:r>
-        <w:t>• 2023: [54]</w:t>
-      </w:r>
-    </w:p>
-    <w:p>
-      <w:r>
-        <w:t>• 2024: [12, 11, 9]</w:t>
-      </w:r>
-    </w:p>
-    <w:p>
-      <w:r>
-        <w:t>• 2025: [30, 24]</w:t>
-      </w:r>
-    </w:p>
-    <w:p>
-      <w:r>
-        <w:rPr>
-          <w:b/>
-          <w:color w:val="FF0000"/>
-          <w:sz w:val="26"/>
-        </w:rPr>
-        <w:t>Alex Turcotte: 16</w:t>
+        <w:t>Alex Turcotte: 17</w:t>
       </w:r>
     </w:p>
     <w:p>
@@ -8827,7 +8769,7 @@
         <w:rPr>
           <w:sz w:val="26"/>
         </w:rPr>
-        <w:t>Samuel Helenius: 3</w:t>
+        <w:t>Samuel Helenius: 4</w:t>
       </w:r>
     </w:p>
     <w:p>
@@ -11593,7 +11535,7 @@
           <w:color w:val="FF0000"/>
           <w:sz w:val="26"/>
         </w:rPr>
-        <w:t>Ondrej Palat: 12</w:t>
+        <w:t>Ondrej Palat: 13</w:t>
       </w:r>
     </w:p>
     <w:p>
@@ -11621,7 +11563,35 @@
         <w:rPr>
           <w:sz w:val="26"/>
         </w:rPr>
-        <w:t>Max Shabanov: 15</w:t>
+        <w:t>Calum Ritchie: 1</w:t>
+      </w:r>
+    </w:p>
+    <w:p>
+      <w:r>
+        <w:t>• 2022: []</w:t>
+      </w:r>
+    </w:p>
+    <w:p>
+      <w:r>
+        <w:t>• 2023: []</w:t>
+      </w:r>
+    </w:p>
+    <w:p>
+      <w:r>
+        <w:t>• 2024: []</w:t>
+      </w:r>
+    </w:p>
+    <w:p>
+      <w:r>
+        <w:t>• 2025: [15, 7, 5]</w:t>
+      </w:r>
+    </w:p>
+    <w:p>
+      <w:r>
+        <w:rPr>
+          <w:sz w:val="26"/>
+        </w:rPr>
+        <w:t>Max Shabanov: 16</w:t>
       </w:r>
     </w:p>
     <w:p>
@@ -11651,7 +11621,7 @@
           <w:color w:val="FF0000"/>
           <w:sz w:val="26"/>
         </w:rPr>
-        <w:t>Casey Cizikas: 7</w:t>
+        <w:t>Casey Cizikas: 8</w:t>
       </w:r>
     </w:p>
     <w:p>
@@ -11672,34 +11642,6 @@
     <w:p>
       <w:r>
         <w:t>• 2025: [21, 13, 11]</w:t>
-      </w:r>
-    </w:p>
-    <w:p>
-      <w:r>
-        <w:rPr>
-          <w:sz w:val="26"/>
-        </w:rPr>
-        <w:t>Simon Holmstrom: 5</w:t>
-      </w:r>
-    </w:p>
-    <w:p>
-      <w:r>
-        <w:t>• 2022: [9, 8, 6]</w:t>
-      </w:r>
-    </w:p>
-    <w:p>
-      <w:r>
-        <w:t>• 2023: [15, 11, 6]</w:t>
-      </w:r>
-    </w:p>
-    <w:p>
-      <w:r>
-        <w:t>• 2024: [11, 6, 6]</w:t>
-      </w:r>
-    </w:p>
-    <w:p>
-      <w:r>
-        <w:t>• 2025: [17, 6, 6]</w:t>
       </w:r>
     </w:p>
     <w:p>
@@ -11709,111 +11651,27 @@
           <w:color w:val="FF0000"/>
           <w:sz w:val="26"/>
         </w:rPr>
-        <w:t>Ryan Pulock: 7</w:t>
-      </w:r>
-    </w:p>
-    <w:p>
-      <w:r>
-        <w:t>• 2022: [29, 21, 13]</w:t>
-      </w:r>
-    </w:p>
-    <w:p>
-      <w:r>
-        <w:t>• 2023: [14, 13, 6]</w:t>
-      </w:r>
-    </w:p>
-    <w:p>
-      <w:r>
-        <w:t>• 2024: [10, 8, 7]</w:t>
-      </w:r>
-    </w:p>
-    <w:p>
-      <w:r>
-        <w:t>• 2025: [16, 5]</w:t>
-      </w:r>
-    </w:p>
-    <w:p>
-      <w:r>
-        <w:rPr>
-          <w:sz w:val="26"/>
-        </w:rPr>
-        <w:t>Matthew Schaefer: 4</w:t>
-      </w:r>
-    </w:p>
-    <w:p>
-      <w:r>
-        <w:t>• 2022: []</w:t>
-      </w:r>
-    </w:p>
-    <w:p>
-      <w:r>
-        <w:t>• 2023: []</w:t>
-      </w:r>
-    </w:p>
-    <w:p>
-      <w:r>
-        <w:t>• 2024: []</w:t>
-      </w:r>
-    </w:p>
-    <w:p>
-      <w:r>
-        <w:t>• 2025: [7, 7, 7]</w:t>
-      </w:r>
-    </w:p>
-    <w:p>
-      <w:r>
-        <w:rPr>
-          <w:sz w:val="26"/>
-        </w:rPr>
-        <w:t>Adam Pelech: 2</w:t>
-      </w:r>
-    </w:p>
-    <w:p>
-      <w:r>
-        <w:t>• 2022: [17, 15, 4]</w:t>
-      </w:r>
-    </w:p>
-    <w:p>
-      <w:r>
-        <w:t>• 2023: []</w:t>
-      </w:r>
-    </w:p>
-    <w:p>
-      <w:r>
-        <w:t>• 2024: []</w:t>
-      </w:r>
-    </w:p>
-    <w:p>
-      <w:r>
-        <w:t>• 2025: [20, 8, 4]</w:t>
-      </w:r>
-    </w:p>
-    <w:p>
-      <w:r>
-        <w:rPr>
-          <w:sz w:val="26"/>
-        </w:rPr>
-        <w:t>Scott Mayfield: 5</w:t>
-      </w:r>
-    </w:p>
-    <w:p>
-      <w:r>
-        <w:t>• 2022: [36, 26, 6]</w:t>
-      </w:r>
-    </w:p>
-    <w:p>
-      <w:r>
-        <w:t>• 2023: []</w:t>
-      </w:r>
-    </w:p>
-    <w:p>
-      <w:r>
-        <w:t>• 2024: [22, 20]</w:t>
-      </w:r>
-    </w:p>
-    <w:p>
-      <w:r>
-        <w:t>• 2025: [25]</w:t>
+        <w:t>Simon Holmstrom: 6</w:t>
+      </w:r>
+    </w:p>
+    <w:p>
+      <w:r>
+        <w:t>• 2022: [9, 8, 6]</w:t>
+      </w:r>
+    </w:p>
+    <w:p>
+      <w:r>
+        <w:t>• 2023: [15, 11, 6]</w:t>
+      </w:r>
+    </w:p>
+    <w:p>
+      <w:r>
+        <w:t>• 2024: [11, 6, 6]</w:t>
+      </w:r>
+    </w:p>
+    <w:p>
+      <w:r>
+        <w:t>• 2025: [17, 6, 6]</w:t>
       </w:r>
     </w:p>
     <w:p>
@@ -11823,12 +11681,40 @@
           <w:color w:val="FF0000"/>
           <w:sz w:val="26"/>
         </w:rPr>
-        <w:t>Adam Boqvist: 28</w:t>
-      </w:r>
-    </w:p>
-    <w:p>
-      <w:r>
-        <w:t>• 2022: [7, 4, 1]</w:t>
+        <w:t>Ryan Pulock: 8</w:t>
+      </w:r>
+    </w:p>
+    <w:p>
+      <w:r>
+        <w:t>• 2022: [29, 21, 13]</w:t>
+      </w:r>
+    </w:p>
+    <w:p>
+      <w:r>
+        <w:t>• 2023: [14, 13, 6]</w:t>
+      </w:r>
+    </w:p>
+    <w:p>
+      <w:r>
+        <w:t>• 2024: [10, 8, 7]</w:t>
+      </w:r>
+    </w:p>
+    <w:p>
+      <w:r>
+        <w:t>• 2025: [16, 5]</w:t>
+      </w:r>
+    </w:p>
+    <w:p>
+      <w:r>
+        <w:rPr>
+          <w:sz w:val="26"/>
+        </w:rPr>
+        <w:t>Matthew Schaefer: 5</w:t>
+      </w:r>
+    </w:p>
+    <w:p>
+      <w:r>
+        <w:t>• 2022: []</w:t>
       </w:r>
     </w:p>
     <w:p>
@@ -11838,12 +11724,40 @@
     </w:p>
     <w:p>
       <w:r>
-        <w:t>• 2024: [8, 6, 0]</w:t>
-      </w:r>
-    </w:p>
-    <w:p>
-      <w:r>
-        <w:t>• 2025: []</w:t>
+        <w:t>• 2024: []</w:t>
+      </w:r>
+    </w:p>
+    <w:p>
+      <w:r>
+        <w:t>• 2025: [7, 7, 7]</w:t>
+      </w:r>
+    </w:p>
+    <w:p>
+      <w:r>
+        <w:rPr>
+          <w:sz w:val="26"/>
+        </w:rPr>
+        <w:t>Adam Pelech: 3</w:t>
+      </w:r>
+    </w:p>
+    <w:p>
+      <w:r>
+        <w:t>• 2022: [17, 15, 4]</w:t>
+      </w:r>
+    </w:p>
+    <w:p>
+      <w:r>
+        <w:t>• 2023: []</w:t>
+      </w:r>
+    </w:p>
+    <w:p>
+      <w:r>
+        <w:t>• 2024: []</w:t>
+      </w:r>
+    </w:p>
+    <w:p>
+      <w:r>
+        <w:t>• 2025: [20, 8, 4]</w:t>
       </w:r>
     </w:p>
     <w:p>
@@ -11853,27 +11767,27 @@
           <w:color w:val="FF0000"/>
           <w:sz w:val="26"/>
         </w:rPr>
-        <w:t>Carson Soucy: 4</w:t>
-      </w:r>
-    </w:p>
-    <w:p>
-      <w:r>
-        <w:t>• 2022: [41, 19]</w:t>
-      </w:r>
-    </w:p>
-    <w:p>
-      <w:r>
-        <w:t>• 2023: [2]</w:t>
-      </w:r>
-    </w:p>
-    <w:p>
-      <w:r>
-        <w:t>• 2024: [22, 7, 0]</w:t>
-      </w:r>
-    </w:p>
-    <w:p>
-      <w:r>
-        <w:t>• 2025: [23, 19, 6]</w:t>
+        <w:t>Scott Mayfield: 6</w:t>
+      </w:r>
+    </w:p>
+    <w:p>
+      <w:r>
+        <w:t>• 2022: [36, 26, 6]</w:t>
+      </w:r>
+    </w:p>
+    <w:p>
+      <w:r>
+        <w:t>• 2023: []</w:t>
+      </w:r>
+    </w:p>
+    <w:p>
+      <w:r>
+        <w:t>• 2024: [22, 20]</w:t>
+      </w:r>
+    </w:p>
+    <w:p>
+      <w:r>
+        <w:t>• 2025: [25]</w:t>
       </w:r>
     </w:p>
     <w:p>
@@ -11883,22 +11797,22 @@
           <w:color w:val="FF0000"/>
           <w:sz w:val="26"/>
         </w:rPr>
-        <w:t>Alexander Romanov: 35</w:t>
-      </w:r>
-    </w:p>
-    <w:p>
-      <w:r>
-        <w:t>• 2022: [27]</w:t>
-      </w:r>
-    </w:p>
-    <w:p>
-      <w:r>
-        <w:t>• 2023: [15, 7, 7]</w:t>
-      </w:r>
-    </w:p>
-    <w:p>
-      <w:r>
-        <w:t>• 2024: [7, 0, 0]</w:t>
+        <w:t>Adam Boqvist: 28</w:t>
+      </w:r>
+    </w:p>
+    <w:p>
+      <w:r>
+        <w:t>• 2022: [7, 4, 1]</w:t>
+      </w:r>
+    </w:p>
+    <w:p>
+      <w:r>
+        <w:t>• 2023: []</w:t>
+      </w:r>
+    </w:p>
+    <w:p>
+      <w:r>
+        <w:t>• 2024: [8, 6, 0]</w:t>
       </w:r>
     </w:p>
     <w:p>
@@ -11911,55 +11825,27 @@
         <w:rPr>
           <w:sz w:val="26"/>
         </w:rPr>
-        <w:t>Marshall Warren: 8</w:t>
-      </w:r>
-    </w:p>
-    <w:p>
-      <w:r>
-        <w:t>• 2022: []</w:t>
-      </w:r>
-    </w:p>
-    <w:p>
-      <w:r>
-        <w:t>• 2023: []</w:t>
-      </w:r>
-    </w:p>
-    <w:p>
-      <w:r>
-        <w:t>• 2024: []</w:t>
-      </w:r>
-    </w:p>
-    <w:p>
-      <w:r>
-        <w:t>• 2025: []</w:t>
-      </w:r>
-    </w:p>
-    <w:p>
-      <w:r>
-        <w:rPr>
-          <w:sz w:val="26"/>
-        </w:rPr>
-        <w:t>Cole McWard: 7</w:t>
-      </w:r>
-    </w:p>
-    <w:p>
-      <w:r>
-        <w:t>• 2022: []</w:t>
-      </w:r>
-    </w:p>
-    <w:p>
-      <w:r>
-        <w:t>• 2023: []</w:t>
-      </w:r>
-    </w:p>
-    <w:p>
-      <w:r>
-        <w:t>• 2024: []</w:t>
-      </w:r>
-    </w:p>
-    <w:p>
-      <w:r>
-        <w:t>• 2025: []</w:t>
+        <w:t>Bo Horvat: 1</w:t>
+      </w:r>
+    </w:p>
+    <w:p>
+      <w:r>
+        <w:t>• 2022: [11, 4, 3]</w:t>
+      </w:r>
+    </w:p>
+    <w:p>
+      <w:r>
+        <w:t>• 2023: [6, 5, 5]</w:t>
+      </w:r>
+    </w:p>
+    <w:p>
+      <w:r>
+        <w:t>• 2024: [13, 5, 5]</w:t>
+      </w:r>
+    </w:p>
+    <w:p>
+      <w:r>
+        <w:t>• 2025: [7, 4, 3]</w:t>
       </w:r>
     </w:p>
     <w:p>
@@ -11969,27 +11855,27 @@
           <w:color w:val="FF0000"/>
           <w:sz w:val="26"/>
         </w:rPr>
-        <w:t>Anthony Duclair: 9</w:t>
-      </w:r>
-    </w:p>
-    <w:p>
-      <w:r>
-        <w:t>• 2022: [17]</w:t>
-      </w:r>
-    </w:p>
-    <w:p>
-      <w:r>
-        <w:t>• 2023: [9, 8, 6]</w:t>
-      </w:r>
-    </w:p>
-    <w:p>
-      <w:r>
-        <w:t>• 2024: [10, 7, 5]</w:t>
-      </w:r>
-    </w:p>
-    <w:p>
-      <w:r>
-        <w:t>• 2025: [13, 12, 5]</w:t>
+        <w:t>Carson Soucy: 5</w:t>
+      </w:r>
+    </w:p>
+    <w:p>
+      <w:r>
+        <w:t>• 2022: [41, 19]</w:t>
+      </w:r>
+    </w:p>
+    <w:p>
+      <w:r>
+        <w:t>• 2023: [2]</w:t>
+      </w:r>
+    </w:p>
+    <w:p>
+      <w:r>
+        <w:t>• 2024: [22, 7, 0]</w:t>
+      </w:r>
+    </w:p>
+    <w:p>
+      <w:r>
+        <w:t>• 2025: [23, 19, 6]</w:t>
       </w:r>
     </w:p>
     <w:p>
@@ -11999,7 +11885,35 @@
           <w:color w:val="FF0000"/>
           <w:sz w:val="26"/>
         </w:rPr>
-        <w:t>Marc Gatcomb: 31</w:t>
+        <w:t>Alexander Romanov: 35</w:t>
+      </w:r>
+    </w:p>
+    <w:p>
+      <w:r>
+        <w:t>• 2022: [27]</w:t>
+      </w:r>
+    </w:p>
+    <w:p>
+      <w:r>
+        <w:t>• 2023: [15, 7, 7]</w:t>
+      </w:r>
+    </w:p>
+    <w:p>
+      <w:r>
+        <w:t>• 2024: [7, 0, 0]</w:t>
+      </w:r>
+    </w:p>
+    <w:p>
+      <w:r>
+        <w:t>• 2025: []</w:t>
+      </w:r>
+    </w:p>
+    <w:p>
+      <w:r>
+        <w:rPr>
+          <w:sz w:val="26"/>
+        </w:rPr>
+        <w:t>Marshall Warren: 8</w:t>
       </w:r>
     </w:p>
     <w:p>
@@ -12014,7 +11928,7 @@
     </w:p>
     <w:p>
       <w:r>
-        <w:t>• 2024: [11, 3, 2]</w:t>
+        <w:t>• 2024: []</w:t>
       </w:r>
     </w:p>
     <w:p>
@@ -12027,7 +11941,35 @@
         <w:rPr>
           <w:sz w:val="26"/>
         </w:rPr>
-        <w:t>Emil Heineman: 2</w:t>
+        <w:t>Mathew Barzal: 1</w:t>
+      </w:r>
+    </w:p>
+    <w:p>
+      <w:r>
+        <w:t>• 2022: [10, 5, 5]</w:t>
+      </w:r>
+    </w:p>
+    <w:p>
+      <w:r>
+        <w:t>• 2023: [10, 7, 6]</w:t>
+      </w:r>
+    </w:p>
+    <w:p>
+      <w:r>
+        <w:t>• 2024: [7, 5, 3]</w:t>
+      </w:r>
+    </w:p>
+    <w:p>
+      <w:r>
+        <w:t>• 2025: [8, 6, 6]</w:t>
+      </w:r>
+    </w:p>
+    <w:p>
+      <w:r>
+        <w:rPr>
+          <w:sz w:val="26"/>
+        </w:rPr>
+        <w:t>Cole McWard: 7</w:t>
       </w:r>
     </w:p>
     <w:p>
@@ -12042,68 +11984,12 @@
     </w:p>
     <w:p>
       <w:r>
-        <w:t>• 2024: [11, 7, 3]</w:t>
-      </w:r>
-    </w:p>
-    <w:p>
-      <w:r>
-        <w:t>• 2025: [9, 8, 6]</w:t>
-      </w:r>
-    </w:p>
-    <w:p>
-      <w:r>
-        <w:rPr>
-          <w:sz w:val="26"/>
-        </w:rPr>
-        <w:t>Travis Mitchell: 2</w:t>
-      </w:r>
-    </w:p>
-    <w:p>
-      <w:r>
-        <w:t>• 2022: []</w:t>
-      </w:r>
-    </w:p>
-    <w:p>
-      <w:r>
-        <w:t>• 2023: []</w:t>
-      </w:r>
-    </w:p>
-    <w:p>
-      <w:r>
         <w:t>• 2024: []</w:t>
       </w:r>
     </w:p>
     <w:p>
       <w:r>
         <w:t>• 2025: []</w:t>
-      </w:r>
-    </w:p>
-    <w:p>
-      <w:r>
-        <w:rPr>
-          <w:sz w:val="26"/>
-        </w:rPr>
-        <w:t>Anders Lee: 3</w:t>
-      </w:r>
-    </w:p>
-    <w:p>
-      <w:r>
-        <w:t>• 2022: [13, 9, 6]</w:t>
-      </w:r>
-    </w:p>
-    <w:p>
-      <w:r>
-        <w:t>• 2023: [10, 9, 7]</w:t>
-      </w:r>
-    </w:p>
-    <w:p>
-      <w:r>
-        <w:t>• 2024: [6, 6, 5]</w:t>
-      </w:r>
-    </w:p>
-    <w:p>
-      <w:r>
-        <w:t>• 2025: [10, 9, 9]</w:t>
       </w:r>
     </w:p>
     <w:p>
@@ -12113,27 +11999,27 @@
           <w:color w:val="FF0000"/>
           <w:sz w:val="26"/>
         </w:rPr>
-        <w:t>Kyle Palmieri: 5</w:t>
-      </w:r>
-    </w:p>
-    <w:p>
-      <w:r>
-        <w:t>• 2022: [7, 5, 4]</w:t>
-      </w:r>
-    </w:p>
-    <w:p>
-      <w:r>
-        <w:t>• 2023: [12, 9, 6]</w:t>
-      </w:r>
-    </w:p>
-    <w:p>
-      <w:r>
-        <w:t>• 2024: [14, 6, 5]</w:t>
-      </w:r>
-    </w:p>
-    <w:p>
-      <w:r>
-        <w:t>• 2025: [6, 3, 3]</w:t>
+        <w:t>Anthony Duclair: 9</w:t>
+      </w:r>
+    </w:p>
+    <w:p>
+      <w:r>
+        <w:t>• 2022: [17]</w:t>
+      </w:r>
+    </w:p>
+    <w:p>
+      <w:r>
+        <w:t>• 2023: [9, 8, 6]</w:t>
+      </w:r>
+    </w:p>
+    <w:p>
+      <w:r>
+        <w:t>• 2024: [10, 7, 5]</w:t>
+      </w:r>
+    </w:p>
+    <w:p>
+      <w:r>
+        <w:t>• 2025: [13, 12, 5]</w:t>
       </w:r>
     </w:p>
     <w:p>
@@ -12143,27 +12029,111 @@
           <w:color w:val="FF0000"/>
           <w:sz w:val="26"/>
         </w:rPr>
-        <w:t>Brayden Schenn: 10</w:t>
-      </w:r>
-    </w:p>
-    <w:p>
-      <w:r>
-        <w:t>• 2022: [9, 8, 6]</w:t>
-      </w:r>
-    </w:p>
-    <w:p>
-      <w:r>
-        <w:t>• 2023: [18, 16, 5]</w:t>
-      </w:r>
-    </w:p>
-    <w:p>
-      <w:r>
-        <w:t>• 2024: [13, 9, 9]</w:t>
-      </w:r>
-    </w:p>
-    <w:p>
-      <w:r>
-        <w:t>• 2025: [11, 9, 8]</w:t>
+        <w:t>Marc Gatcomb: 32</w:t>
+      </w:r>
+    </w:p>
+    <w:p>
+      <w:r>
+        <w:t>• 2022: []</w:t>
+      </w:r>
+    </w:p>
+    <w:p>
+      <w:r>
+        <w:t>• 2023: []</w:t>
+      </w:r>
+    </w:p>
+    <w:p>
+      <w:r>
+        <w:t>• 2024: [11, 3, 2]</w:t>
+      </w:r>
+    </w:p>
+    <w:p>
+      <w:r>
+        <w:t>• 2025: []</w:t>
+      </w:r>
+    </w:p>
+    <w:p>
+      <w:r>
+        <w:rPr>
+          <w:sz w:val="26"/>
+        </w:rPr>
+        <w:t>Jean-Gabriel Pageau: 1</w:t>
+      </w:r>
+    </w:p>
+    <w:p>
+      <w:r>
+        <w:t>• 2022: [17, 9, 6]</w:t>
+      </w:r>
+    </w:p>
+    <w:p>
+      <w:r>
+        <w:t>• 2023: [8, 8, 8]</w:t>
+      </w:r>
+    </w:p>
+    <w:p>
+      <w:r>
+        <w:t>• 2024: [13, 12, 9]</w:t>
+      </w:r>
+    </w:p>
+    <w:p>
+      <w:r>
+        <w:t>• 2025: [19, 4, 3]</w:t>
+      </w:r>
+    </w:p>
+    <w:p>
+      <w:r>
+        <w:rPr>
+          <w:sz w:val="26"/>
+        </w:rPr>
+        <w:t>Travis Mitchell: 2</w:t>
+      </w:r>
+    </w:p>
+    <w:p>
+      <w:r>
+        <w:t>• 2022: []</w:t>
+      </w:r>
+    </w:p>
+    <w:p>
+      <w:r>
+        <w:t>• 2023: []</w:t>
+      </w:r>
+    </w:p>
+    <w:p>
+      <w:r>
+        <w:t>• 2024: []</w:t>
+      </w:r>
+    </w:p>
+    <w:p>
+      <w:r>
+        <w:t>• 2025: []</w:t>
+      </w:r>
+    </w:p>
+    <w:p>
+      <w:r>
+        <w:rPr>
+          <w:sz w:val="26"/>
+        </w:rPr>
+        <w:t>Anders Lee: 4</w:t>
+      </w:r>
+    </w:p>
+    <w:p>
+      <w:r>
+        <w:t>• 2022: [13, 9, 6]</w:t>
+      </w:r>
+    </w:p>
+    <w:p>
+      <w:r>
+        <w:t>• 2023: [10, 9, 7]</w:t>
+      </w:r>
+    </w:p>
+    <w:p>
+      <w:r>
+        <w:t>• 2024: [6, 6, 5]</w:t>
+      </w:r>
+    </w:p>
+    <w:p>
+      <w:r>
+        <w:t>• 2025: [10, 9, 9]</w:t>
       </w:r>
     </w:p>
     <w:p>
@@ -12173,27 +12143,27 @@
           <w:color w:val="FF0000"/>
           <w:sz w:val="26"/>
         </w:rPr>
-        <w:t>Kyle MacLean: 17</w:t>
-      </w:r>
-    </w:p>
-    <w:p>
-      <w:r>
-        <w:t>• 2022: []</w:t>
-      </w:r>
-    </w:p>
-    <w:p>
-      <w:r>
-        <w:t>• 2023: [18, 3, 1]</w:t>
-      </w:r>
-    </w:p>
-    <w:p>
-      <w:r>
-        <w:t>• 2024: [22, 15, 4]</w:t>
-      </w:r>
-    </w:p>
-    <w:p>
-      <w:r>
-        <w:t>• 2025: [15]</w:t>
+        <w:t>Kyle Palmieri: 5</w:t>
+      </w:r>
+    </w:p>
+    <w:p>
+      <w:r>
+        <w:t>• 2022: [7, 5, 4]</w:t>
+      </w:r>
+    </w:p>
+    <w:p>
+      <w:r>
+        <w:t>• 2023: [12, 9, 6]</w:t>
+      </w:r>
+    </w:p>
+    <w:p>
+      <w:r>
+        <w:t>• 2024: [14, 6, 5]</w:t>
+      </w:r>
+    </w:p>
+    <w:p>
+      <w:r>
+        <w:t>• 2025: [6, 3, 3]</w:t>
       </w:r>
     </w:p>
     <w:p>
@@ -12203,7 +12173,67 @@
           <w:color w:val="FF0000"/>
           <w:sz w:val="26"/>
         </w:rPr>
-        <w:t>Tony DeAngelo: 1</w:t>
+        <w:t>Brayden Schenn: 11</w:t>
+      </w:r>
+    </w:p>
+    <w:p>
+      <w:r>
+        <w:t>• 2022: [9, 8, 6]</w:t>
+      </w:r>
+    </w:p>
+    <w:p>
+      <w:r>
+        <w:t>• 2023: [18, 16, 5]</w:t>
+      </w:r>
+    </w:p>
+    <w:p>
+      <w:r>
+        <w:t>• 2024: [13, 9, 9]</w:t>
+      </w:r>
+    </w:p>
+    <w:p>
+      <w:r>
+        <w:t>• 2025: [11, 9, 8]</w:t>
+      </w:r>
+    </w:p>
+    <w:p>
+      <w:r>
+        <w:rPr>
+          <w:b/>
+          <w:color w:val="FF0000"/>
+          <w:sz w:val="26"/>
+        </w:rPr>
+        <w:t>Kyle MacLean: 17</w:t>
+      </w:r>
+    </w:p>
+    <w:p>
+      <w:r>
+        <w:t>• 2022: []</w:t>
+      </w:r>
+    </w:p>
+    <w:p>
+      <w:r>
+        <w:t>• 2023: [18, 3, 1]</w:t>
+      </w:r>
+    </w:p>
+    <w:p>
+      <w:r>
+        <w:t>• 2024: [22, 15, 4]</w:t>
+      </w:r>
+    </w:p>
+    <w:p>
+      <w:r>
+        <w:t>• 2025: [15]</w:t>
+      </w:r>
+    </w:p>
+    <w:p>
+      <w:r>
+        <w:rPr>
+          <w:b/>
+          <w:color w:val="FF0000"/>
+          <w:sz w:val="26"/>
+        </w:rPr>
+        <w:t>Tony DeAngelo: 2</w:t>
       </w:r>
     </w:p>
     <w:p>
@@ -16565,7 +16595,7 @@
           <w:color w:val="FF0000"/>
           <w:sz w:val="26"/>
         </w:rPr>
-        <w:t>Logan Mailloux: 4</w:t>
+        <w:t>Logan Mailloux: 5</w:t>
       </w:r>
     </w:p>
     <w:p>
@@ -16653,7 +16683,7 @@
           <w:color w:val="FF0000"/>
           <w:sz w:val="26"/>
         </w:rPr>
-        <w:t>Jonatan Berggren: 4</w:t>
+        <w:t>Jonatan Berggren: 5</w:t>
       </w:r>
     </w:p>
     <w:p>
@@ -16683,7 +16713,7 @@
           <w:color w:val="FF0000"/>
           <w:sz w:val="26"/>
         </w:rPr>
-        <w:t>Colton Parayko: 4</w:t>
+        <w:t>Colton Parayko: 5</w:t>
       </w:r>
     </w:p>
     <w:p>
@@ -16771,7 +16801,7 @@
         <w:rPr>
           <w:sz w:val="26"/>
         </w:rPr>
-        <w:t>Jack Finley: 18</w:t>
+        <w:t>Jack Finley: 19</w:t>
       </w:r>
     </w:p>
     <w:p>
@@ -16801,7 +16831,7 @@
           <w:color w:val="FF0000"/>
           <w:sz w:val="26"/>
         </w:rPr>
-        <w:t>Jake Neighbours: 9</w:t>
+        <w:t>Jake Neighbours: 10</w:t>
       </w:r>
     </w:p>
     <w:p>
@@ -16831,7 +16861,7 @@
           <w:color w:val="FF0000"/>
           <w:sz w:val="26"/>
         </w:rPr>
-        <w:t>Alexey Toropchenko: 8</w:t>
+        <w:t>Alexey Toropchenko: 9</w:t>
       </w:r>
     </w:p>
     <w:p>
@@ -16852,118 +16882,6 @@
     <w:p>
       <w:r>
         <w:t>• 2025: [18, 14]</w:t>
-      </w:r>
-    </w:p>
-    <w:p>
-      <w:r>
-        <w:rPr>
-          <w:sz w:val="26"/>
-        </w:rPr>
-        <w:t>Dylan Holloway: 1</w:t>
-      </w:r>
-    </w:p>
-    <w:p>
-      <w:r>
-        <w:t>• 2022: [18, 2]</w:t>
-      </w:r>
-    </w:p>
-    <w:p>
-      <w:r>
-        <w:t>• 2023: [10, 5, 2]</w:t>
-      </w:r>
-    </w:p>
-    <w:p>
-      <w:r>
-        <w:t>• 2024: [13, 7, 6]</w:t>
-      </w:r>
-    </w:p>
-    <w:p>
-      <w:r>
-        <w:t>• 2025: [6, 4, 4]</w:t>
-      </w:r>
-    </w:p>
-    <w:p>
-      <w:r>
-        <w:rPr>
-          <w:sz w:val="26"/>
-        </w:rPr>
-        <w:t>Matthew Kessel: 13</w:t>
-      </w:r>
-    </w:p>
-    <w:p>
-      <w:r>
-        <w:t>• 2022: []</w:t>
-      </w:r>
-    </w:p>
-    <w:p>
-      <w:r>
-        <w:t>• 2023: []</w:t>
-      </w:r>
-    </w:p>
-    <w:p>
-      <w:r>
-        <w:t>• 2024: []</w:t>
-      </w:r>
-    </w:p>
-    <w:p>
-      <w:r>
-        <w:t>• 2025: [5]</w:t>
-      </w:r>
-    </w:p>
-    <w:p>
-      <w:r>
-        <w:rPr>
-          <w:sz w:val="26"/>
-        </w:rPr>
-        <w:t>Hugh McGing: 2</w:t>
-      </w:r>
-    </w:p>
-    <w:p>
-      <w:r>
-        <w:t>• 2022: []</w:t>
-      </w:r>
-    </w:p>
-    <w:p>
-      <w:r>
-        <w:t>• 2023: []</w:t>
-      </w:r>
-    </w:p>
-    <w:p>
-      <w:r>
-        <w:t>• 2024: []</w:t>
-      </w:r>
-    </w:p>
-    <w:p>
-      <w:r>
-        <w:t>• 2025: []</w:t>
-      </w:r>
-    </w:p>
-    <w:p>
-      <w:r>
-        <w:rPr>
-          <w:sz w:val="26"/>
-        </w:rPr>
-        <w:t>Aleksanteri Kaskimaki: 5</w:t>
-      </w:r>
-    </w:p>
-    <w:p>
-      <w:r>
-        <w:t>• 2022: []</w:t>
-      </w:r>
-    </w:p>
-    <w:p>
-      <w:r>
-        <w:t>• 2023: []</w:t>
-      </w:r>
-    </w:p>
-    <w:p>
-      <w:r>
-        <w:t>• 2024: []</w:t>
-      </w:r>
-    </w:p>
-    <w:p>
-      <w:r>
-        <w:t>• 2025: []</w:t>
       </w:r>
     </w:p>
     <w:p>
@@ -16973,17 +16891,17 @@
           <w:color w:val="FF0000"/>
           <w:sz w:val="26"/>
         </w:rPr>
-        <w:t>Cam Fowler: 41</w:t>
-      </w:r>
-    </w:p>
-    <w:p>
-      <w:r>
-        <w:t>• 2022: [16, 13, 6]</w:t>
-      </w:r>
-    </w:p>
-    <w:p>
-      <w:r>
-        <w:t>• 2023: [35, 21, 12]</w:t>
+        <w:t>Dylan Holloway: 2</w:t>
+      </w:r>
+    </w:p>
+    <w:p>
+      <w:r>
+        <w:t>• 2022: [18, 2]</w:t>
+      </w:r>
+    </w:p>
+    <w:p>
+      <w:r>
+        <w:t>• 2023: [10, 5, 2]</w:t>
       </w:r>
     </w:p>
     <w:p>
@@ -16993,6 +16911,90 @@
     </w:p>
     <w:p>
       <w:r>
+        <w:t>• 2025: [6, 4, 4]</w:t>
+      </w:r>
+    </w:p>
+    <w:p>
+      <w:r>
+        <w:rPr>
+          <w:sz w:val="26"/>
+        </w:rPr>
+        <w:t>Pavel Buchnevich: 1</w:t>
+      </w:r>
+    </w:p>
+    <w:p>
+      <w:r>
+        <w:t>• 2022: [9, 5, 5]</w:t>
+      </w:r>
+    </w:p>
+    <w:p>
+      <w:r>
+        <w:t>• 2023: [13, 7, 7]</w:t>
+      </w:r>
+    </w:p>
+    <w:p>
+      <w:r>
+        <w:t>• 2024: [13, 8, 7]</w:t>
+      </w:r>
+    </w:p>
+    <w:p>
+      <w:r>
+        <w:t>• 2025: [16, 8, 5]</w:t>
+      </w:r>
+    </w:p>
+    <w:p>
+      <w:r>
+        <w:rPr>
+          <w:sz w:val="26"/>
+        </w:rPr>
+        <w:t>Matthew Kessel: 13</w:t>
+      </w:r>
+    </w:p>
+    <w:p>
+      <w:r>
+        <w:t>• 2022: []</w:t>
+      </w:r>
+    </w:p>
+    <w:p>
+      <w:r>
+        <w:t>• 2023: []</w:t>
+      </w:r>
+    </w:p>
+    <w:p>
+      <w:r>
+        <w:t>• 2024: []</w:t>
+      </w:r>
+    </w:p>
+    <w:p>
+      <w:r>
+        <w:t>• 2025: [5]</w:t>
+      </w:r>
+    </w:p>
+    <w:p>
+      <w:r>
+        <w:rPr>
+          <w:sz w:val="26"/>
+        </w:rPr>
+        <w:t>Hugh McGing: 2</w:t>
+      </w:r>
+    </w:p>
+    <w:p>
+      <w:r>
+        <w:t>• 2022: []</w:t>
+      </w:r>
+    </w:p>
+    <w:p>
+      <w:r>
+        <w:t>• 2023: []</w:t>
+      </w:r>
+    </w:p>
+    <w:p>
+      <w:r>
+        <w:t>• 2024: []</w:t>
+      </w:r>
+    </w:p>
+    <w:p>
+      <w:r>
         <w:t>• 2025: []</w:t>
       </w:r>
     </w:p>
@@ -17001,6 +17003,34 @@
         <w:rPr>
           <w:sz w:val="26"/>
         </w:rPr>
+        <w:t>Aleksanteri Kaskimaki: 5</w:t>
+      </w:r>
+    </w:p>
+    <w:p>
+      <w:r>
+        <w:t>• 2022: []</w:t>
+      </w:r>
+    </w:p>
+    <w:p>
+      <w:r>
+        <w:t>• 2023: []</w:t>
+      </w:r>
+    </w:p>
+    <w:p>
+      <w:r>
+        <w:t>• 2024: []</w:t>
+      </w:r>
+    </w:p>
+    <w:p>
+      <w:r>
+        <w:t>• 2025: []</w:t>
+      </w:r>
+    </w:p>
+    <w:p>
+      <w:r>
+        <w:rPr>
+          <w:sz w:val="26"/>
+        </w:rPr>
         <w:t>Jonathan Drouin: 1</w:t>
       </w:r>
     </w:p>
@@ -17029,7 +17059,7 @@
         <w:rPr>
           <w:sz w:val="26"/>
         </w:rPr>
-        <w:t>Otto Stenberg: 10</w:t>
+        <w:t>Otto Stenberg: 11</w:t>
       </w:r>
     </w:p>
     <w:p>
@@ -17057,7 +17087,7 @@
         <w:rPr>
           <w:sz w:val="26"/>
         </w:rPr>
-        <w:t>Philip Broberg: 1</w:t>
+        <w:t>Philip Broberg: 2</w:t>
       </w:r>
     </w:p>
     <w:p>
@@ -17085,55 +17115,27 @@
         <w:rPr>
           <w:sz w:val="26"/>
         </w:rPr>
-        <w:t>Pius Suter: 2</w:t>
-      </w:r>
-    </w:p>
-    <w:p>
-      <w:r>
-        <w:t>• 2022: [17, 11, 9]</w:t>
-      </w:r>
-    </w:p>
-    <w:p>
-      <w:r>
-        <w:t>• 2023: [17, 12, 9]</w:t>
-      </w:r>
-    </w:p>
-    <w:p>
-      <w:r>
-        <w:t>• 2024: [23, 6, 6]</w:t>
-      </w:r>
-    </w:p>
-    <w:p>
-      <w:r>
-        <w:t>• 2025: [14, 8, 4]</w:t>
-      </w:r>
-    </w:p>
-    <w:p>
-      <w:r>
-        <w:rPr>
-          <w:sz w:val="26"/>
-        </w:rPr>
-        <w:t>Robert Thomas: 3</w:t>
-      </w:r>
-    </w:p>
-    <w:p>
-      <w:r>
-        <w:t>• 2022: [8, 7, 7]</w:t>
-      </w:r>
-    </w:p>
-    <w:p>
-      <w:r>
-        <w:t>• 2023: [9, 9, 6]</w:t>
-      </w:r>
-    </w:p>
-    <w:p>
-      <w:r>
-        <w:t>• 2024: [8, 7, 6]</w:t>
-      </w:r>
-    </w:p>
-    <w:p>
-      <w:r>
-        <w:t>• 2025: [6, 6, 5]</w:t>
+        <w:t>Jimmy Snuggerud: 1</w:t>
+      </w:r>
+    </w:p>
+    <w:p>
+      <w:r>
+        <w:t>• 2022: []</w:t>
+      </w:r>
+    </w:p>
+    <w:p>
+      <w:r>
+        <w:t>• 2023: []</w:t>
+      </w:r>
+    </w:p>
+    <w:p>
+      <w:r>
+        <w:t>• 2024: []</w:t>
+      </w:r>
+    </w:p>
+    <w:p>
+      <w:r>
+        <w:t>• 2025: [9, 6, 6]</w:t>
       </w:r>
     </w:p>
     <w:p>
@@ -17169,7 +17171,7 @@
         <w:rPr>
           <w:sz w:val="26"/>
         </w:rPr>
-        <w:t>Jordan Kyrou: 2</w:t>
+        <w:t>Jordan Kyrou: 3</w:t>
       </w:r>
     </w:p>
     <w:p>
@@ -17227,7 +17229,7 @@
           <w:color w:val="FF0000"/>
           <w:sz w:val="26"/>
         </w:rPr>
-        <w:t>Oskar Sundqvist: 7</w:t>
+        <w:t>Oskar Sundqvist: 8</w:t>
       </w:r>
     </w:p>
     <w:p>

--- a/reports/game_without_goal.docx
+++ b/reports/game_without_goal.docx
@@ -21,39 +21,11 @@
     <w:p>
       <w:r>
         <w:rPr>
-          <w:sz w:val="26"/>
-        </w:rPr>
-        <w:t>Leo Carlsson: 4</w:t>
-      </w:r>
-    </w:p>
-    <w:p>
-      <w:r>
-        <w:t>• 2022: []</w:t>
-      </w:r>
-    </w:p>
-    <w:p>
-      <w:r>
-        <w:t>• 2023: [22, 9, 6]</w:t>
-      </w:r>
-    </w:p>
-    <w:p>
-      <w:r>
-        <w:t>• 2024: [9, 7, 7]</w:t>
-      </w:r>
-    </w:p>
-    <w:p>
-      <w:r>
-        <w:t>• 2025: [12, 6, 3]</w:t>
-      </w:r>
-    </w:p>
-    <w:p>
-      <w:r>
-        <w:rPr>
           <w:b/>
           <w:color w:val="FF0000"/>
           <w:sz w:val="26"/>
         </w:rPr>
-        <w:t>Olen Zellweger: 9</w:t>
+        <w:t>Olen Zellweger: 10</w:t>
       </w:r>
     </w:p>
     <w:p>
@@ -109,7 +81,7 @@
         <w:rPr>
           <w:sz w:val="26"/>
         </w:rPr>
-        <w:t>Alex Killorn: 1</w:t>
+        <w:t>Alex Killorn: 2</w:t>
       </w:r>
     </w:p>
     <w:p>
@@ -165,87 +137,59 @@
     <w:p>
       <w:r>
         <w:rPr>
-          <w:sz w:val="26"/>
-        </w:rPr>
-        <w:t>Ryan Poehling: 2</w:t>
-      </w:r>
-    </w:p>
-    <w:p>
-      <w:r>
-        <w:t>• 2022: [13, 12, 8]</w:t>
-      </w:r>
-    </w:p>
-    <w:p>
-      <w:r>
-        <w:t>• 2023: [12, 10, 10]</w:t>
-      </w:r>
-    </w:p>
-    <w:p>
-      <w:r>
-        <w:t>• 2024: [12, 11, 5]</w:t>
-      </w:r>
-    </w:p>
-    <w:p>
-      <w:r>
-        <w:t>• 2025: [19, 8, 6]</w:t>
-      </w:r>
-    </w:p>
-    <w:p>
-      <w:r>
-        <w:rPr>
           <w:b/>
           <w:color w:val="FF0000"/>
           <w:sz w:val="26"/>
         </w:rPr>
-        <w:t>Jansen Harkins: 21</w:t>
-      </w:r>
-    </w:p>
-    <w:p>
-      <w:r>
-        <w:t>• 2022: [10, 0]</w:t>
-      </w:r>
-    </w:p>
-    <w:p>
-      <w:r>
-        <w:t>• 2023: []</w:t>
-      </w:r>
-    </w:p>
-    <w:p>
-      <w:r>
-        <w:t>• 2024: [5]</w:t>
-      </w:r>
-    </w:p>
-    <w:p>
-      <w:r>
-        <w:t>• 2025: [7, 6]</w:t>
-      </w:r>
-    </w:p>
-    <w:p>
-      <w:r>
-        <w:rPr>
-          <w:sz w:val="26"/>
-        </w:rPr>
-        <w:t>Frank Vatrano: 3</w:t>
-      </w:r>
-    </w:p>
-    <w:p>
-      <w:r>
-        <w:t>• 2022: [20, 11, 9]</w:t>
-      </w:r>
-    </w:p>
-    <w:p>
-      <w:r>
-        <w:t>• 2023: [9, 9, 7]</w:t>
-      </w:r>
-    </w:p>
-    <w:p>
-      <w:r>
-        <w:t>• 2024: [13, 8, 7]</w:t>
-      </w:r>
-    </w:p>
-    <w:p>
-      <w:r>
-        <w:t>• 2025: [14, 9, 2]</w:t>
+        <w:t>John Carlson: 3</w:t>
+      </w:r>
+    </w:p>
+    <w:p>
+      <w:r>
+        <w:t>• 2022: [10, 5, 3]</w:t>
+      </w:r>
+    </w:p>
+    <w:p>
+      <w:r>
+        <w:t>• 2023: [32, 18, 9]</w:t>
+      </w:r>
+    </w:p>
+    <w:p>
+      <w:r>
+        <w:t>• 2024: [25, 21, 16]</w:t>
+      </w:r>
+    </w:p>
+    <w:p>
+      <w:r>
+        <w:t>• 2025: [13, 6, 6]</w:t>
+      </w:r>
+    </w:p>
+    <w:p>
+      <w:r>
+        <w:rPr>
+          <w:sz w:val="26"/>
+        </w:rPr>
+        <w:t>Ryan Poehling: 3</w:t>
+      </w:r>
+    </w:p>
+    <w:p>
+      <w:r>
+        <w:t>• 2022: [13, 12, 8]</w:t>
+      </w:r>
+    </w:p>
+    <w:p>
+      <w:r>
+        <w:t>• 2023: [12, 10, 10]</w:t>
+      </w:r>
+    </w:p>
+    <w:p>
+      <w:r>
+        <w:t>• 2024: [12, 11, 5]</w:t>
+      </w:r>
+    </w:p>
+    <w:p>
+      <w:r>
+        <w:t>• 2025: [19, 8, 6]</w:t>
       </w:r>
     </w:p>
     <w:p>
@@ -255,27 +199,55 @@
           <w:color w:val="FF0000"/>
           <w:sz w:val="26"/>
         </w:rPr>
-        <w:t>Chris Kreider: 4</w:t>
-      </w:r>
-    </w:p>
-    <w:p>
-      <w:r>
-        <w:t>• 2022: [6, 4, 4]</w:t>
-      </w:r>
-    </w:p>
-    <w:p>
-      <w:r>
-        <w:t>• 2023: [7, 5, 5]</w:t>
-      </w:r>
-    </w:p>
-    <w:p>
-      <w:r>
-        <w:t>• 2024: [7, 6, 5]</w:t>
-      </w:r>
-    </w:p>
-    <w:p>
-      <w:r>
-        <w:t>• 2025: [15, 6, 3]</w:t>
+        <w:t>Jansen Harkins: 22</w:t>
+      </w:r>
+    </w:p>
+    <w:p>
+      <w:r>
+        <w:t>• 2022: [10, 0]</w:t>
+      </w:r>
+    </w:p>
+    <w:p>
+      <w:r>
+        <w:t>• 2023: []</w:t>
+      </w:r>
+    </w:p>
+    <w:p>
+      <w:r>
+        <w:t>• 2024: [5]</w:t>
+      </w:r>
+    </w:p>
+    <w:p>
+      <w:r>
+        <w:t>• 2025: [7, 6]</w:t>
+      </w:r>
+    </w:p>
+    <w:p>
+      <w:r>
+        <w:rPr>
+          <w:sz w:val="26"/>
+        </w:rPr>
+        <w:t>Frank Vatrano: 4</w:t>
+      </w:r>
+    </w:p>
+    <w:p>
+      <w:r>
+        <w:t>• 2022: [20, 11, 9]</w:t>
+      </w:r>
+    </w:p>
+    <w:p>
+      <w:r>
+        <w:t>• 2023: [9, 9, 7]</w:t>
+      </w:r>
+    </w:p>
+    <w:p>
+      <w:r>
+        <w:t>• 2024: [13, 8, 7]</w:t>
+      </w:r>
+    </w:p>
+    <w:p>
+      <w:r>
+        <w:t>• 2025: [14, 9, 2]</w:t>
       </w:r>
     </w:p>
     <w:p>
@@ -285,55 +257,27 @@
           <w:color w:val="FF0000"/>
           <w:sz w:val="26"/>
         </w:rPr>
-        <w:t>Jacob Trouba: 8</w:t>
-      </w:r>
-    </w:p>
-    <w:p>
-      <w:r>
-        <w:t>• 2022: [12, 9, 5]</w:t>
-      </w:r>
-    </w:p>
-    <w:p>
-      <w:r>
-        <w:t>• 2023: [20, 14]</w:t>
-      </w:r>
-    </w:p>
-    <w:p>
-      <w:r>
-        <w:t>• 2024: []</w:t>
-      </w:r>
-    </w:p>
-    <w:p>
-      <w:r>
-        <w:t>• 2025: [14, 9, 6]</w:t>
-      </w:r>
-    </w:p>
-    <w:p>
-      <w:r>
-        <w:rPr>
-          <w:sz w:val="26"/>
-        </w:rPr>
-        <w:t>Jeffrey Viel: 16</w:t>
-      </w:r>
-    </w:p>
-    <w:p>
-      <w:r>
-        <w:t>• 2022: []</w:t>
-      </w:r>
-    </w:p>
-    <w:p>
-      <w:r>
-        <w:t>• 2023: []</w:t>
-      </w:r>
-    </w:p>
-    <w:p>
-      <w:r>
-        <w:t>• 2024: []</w:t>
-      </w:r>
-    </w:p>
-    <w:p>
-      <w:r>
-        <w:t>• 2025: [0]</w:t>
+        <w:t>Chris Kreider: 5</w:t>
+      </w:r>
+    </w:p>
+    <w:p>
+      <w:r>
+        <w:t>• 2022: [6, 4, 4]</w:t>
+      </w:r>
+    </w:p>
+    <w:p>
+      <w:r>
+        <w:t>• 2023: [7, 5, 5]</w:t>
+      </w:r>
+    </w:p>
+    <w:p>
+      <w:r>
+        <w:t>• 2024: [7, 6, 5]</w:t>
+      </w:r>
+    </w:p>
+    <w:p>
+      <w:r>
+        <w:t>• 2025: [15, 6, 3]</w:t>
       </w:r>
     </w:p>
     <w:p>
@@ -343,7 +287,35 @@
           <w:color w:val="FF0000"/>
           <w:sz w:val="26"/>
         </w:rPr>
-        <w:t>Drew Helleson: 46</w:t>
+        <w:t>Jacob Trouba: 9</w:t>
+      </w:r>
+    </w:p>
+    <w:p>
+      <w:r>
+        <w:t>• 2022: [12, 9, 5]</w:t>
+      </w:r>
+    </w:p>
+    <w:p>
+      <w:r>
+        <w:t>• 2023: [20, 14]</w:t>
+      </w:r>
+    </w:p>
+    <w:p>
+      <w:r>
+        <w:t>• 2024: []</w:t>
+      </w:r>
+    </w:p>
+    <w:p>
+      <w:r>
+        <w:t>• 2025: [14, 9, 6]</w:t>
+      </w:r>
+    </w:p>
+    <w:p>
+      <w:r>
+        <w:rPr>
+          <w:sz w:val="26"/>
+        </w:rPr>
+        <w:t>Jeffrey Viel: 17</w:t>
       </w:r>
     </w:p>
     <w:p>
@@ -358,208 +330,12 @@
     </w:p>
     <w:p>
       <w:r>
-        <w:t>• 2024: [23, 8, 0]</w:t>
-      </w:r>
-    </w:p>
-    <w:p>
-      <w:r>
-        <w:t>• 2025: [3]</w:t>
-      </w:r>
-    </w:p>
-    <w:p>
-      <w:r>
-        <w:rPr>
-          <w:sz w:val="26"/>
-        </w:rPr>
-        <w:t>Radko Gudas: 3</w:t>
-      </w:r>
-    </w:p>
-    <w:p>
-      <w:r>
-        <w:t>• 2022: [9]</w:t>
-      </w:r>
-    </w:p>
-    <w:p>
-      <w:r>
-        <w:t>• 2023: [9, 6, 4]</w:t>
-      </w:r>
-    </w:p>
-    <w:p>
-      <w:r>
         <w:t>• 2024: []</w:t>
       </w:r>
     </w:p>
     <w:p>
       <w:r>
-        <w:t>• 2025: [39]</w:t>
-      </w:r>
-    </w:p>
-    <w:p>
-      <w:r>
-        <w:rPr>
-          <w:sz w:val="26"/>
-        </w:rPr>
-        <w:t>Tim Washe: 2</w:t>
-      </w:r>
-    </w:p>
-    <w:p>
-      <w:r>
-        <w:t>• 2022: []</w:t>
-      </w:r>
-    </w:p>
-    <w:p>
-      <w:r>
-        <w:t>• 2023: []</w:t>
-      </w:r>
-    </w:p>
-    <w:p>
-      <w:r>
-        <w:t>• 2024: []</w:t>
-      </w:r>
-    </w:p>
-    <w:p>
-      <w:r>
-        <w:t>• 2025: [16]</w:t>
-      </w:r>
-    </w:p>
-    <w:p>
-      <w:r>
-        <w:rPr>
-          <w:sz w:val="26"/>
-        </w:rPr>
-        <w:t>Ian Moore: 1</w:t>
-      </w:r>
-    </w:p>
-    <w:p>
-      <w:r>
-        <w:t>• 2022: []</w:t>
-      </w:r>
-    </w:p>
-    <w:p>
-      <w:r>
-        <w:t>• 2023: []</w:t>
-      </w:r>
-    </w:p>
-    <w:p>
-      <w:r>
-        <w:t>• 2024: []</w:t>
-      </w:r>
-    </w:p>
-    <w:p>
-      <w:r>
-        <w:t>• 2025: [27, 7, 6]</w:t>
-      </w:r>
-    </w:p>
-    <w:p>
-      <w:r>
-        <w:rPr>
-          <w:sz w:val="26"/>
-        </w:rPr>
-        <w:t>Jackson LaCombe: 2</w:t>
-      </w:r>
-    </w:p>
-    <w:p>
-      <w:r>
-        <w:t>• 2022: []</w:t>
-      </w:r>
-    </w:p>
-    <w:p>
-      <w:r>
-        <w:t>• 2023: [29]</w:t>
-      </w:r>
-    </w:p>
-    <w:p>
-      <w:r>
-        <w:t>• 2024: [10, 9, 8]</w:t>
-      </w:r>
-    </w:p>
-    <w:p>
-      <w:r>
-        <w:t>• 2025: [27, 6, 2]</w:t>
-      </w:r>
-    </w:p>
-    <w:p>
-      <w:r>
-        <w:rPr>
-          <w:sz w:val="26"/>
-        </w:rPr>
-        <w:t>Beckett Sennecke: 5</w:t>
-      </w:r>
-    </w:p>
-    <w:p>
-      <w:r>
-        <w:t>• 2022: []</w:t>
-      </w:r>
-    </w:p>
-    <w:p>
-      <w:r>
-        <w:t>• 2023: []</w:t>
-      </w:r>
-    </w:p>
-    <w:p>
-      <w:r>
-        <w:t>• 2024: []</w:t>
-      </w:r>
-    </w:p>
-    <w:p>
-      <w:r>
-        <w:t>• 2025: [6, 5, 5]</w:t>
-      </w:r>
-    </w:p>
-    <w:p>
-      <w:r>
-        <w:rPr>
-          <w:sz w:val="26"/>
-        </w:rPr>
-        <w:t>Pavel Mintyukov: 1</w:t>
-      </w:r>
-    </w:p>
-    <w:p>
-      <w:r>
-        <w:t>• 2022: []</w:t>
-      </w:r>
-    </w:p>
-    <w:p>
-      <w:r>
-        <w:t>• 2023: [28, 17, 10]</w:t>
-      </w:r>
-    </w:p>
-    <w:p>
-      <w:r>
-        <w:t>• 2024: [23, 13, 10]</w:t>
-      </w:r>
-    </w:p>
-    <w:p>
-      <w:r>
-        <w:t>• 2025: [11, 6, 6]</w:t>
-      </w:r>
-    </w:p>
-    <w:p>
-      <w:r>
-        <w:rPr>
-          <w:sz w:val="26"/>
-        </w:rPr>
-        <w:t>Cutter Gauthier: 1</w:t>
-      </w:r>
-    </w:p>
-    <w:p>
-      <w:r>
-        <w:t>• 2022: []</w:t>
-      </w:r>
-    </w:p>
-    <w:p>
-      <w:r>
-        <w:t>• 2023: []</w:t>
-      </w:r>
-    </w:p>
-    <w:p>
-      <w:r>
-        <w:t>• 2024: [8, 7, 7]</w:t>
-      </w:r>
-    </w:p>
-    <w:p>
-      <w:r>
-        <w:t>• 2025: [5, 4, 4]</w:t>
+        <w:t>• 2025: [0]</w:t>
       </w:r>
     </w:p>
     <w:p>
@@ -569,27 +345,195 @@
           <w:color w:val="FF0000"/>
           <w:sz w:val="26"/>
         </w:rPr>
-        <w:t>Mason McTavish: 12</w:t>
-      </w:r>
-    </w:p>
-    <w:p>
-      <w:r>
-        <w:t>• 2022: [13, 11, 7]</w:t>
-      </w:r>
-    </w:p>
-    <w:p>
-      <w:r>
-        <w:t>• 2023: [14, 11, 6]</w:t>
-      </w:r>
-    </w:p>
-    <w:p>
-      <w:r>
-        <w:t>• 2024: [9, 6, 5]</w:t>
-      </w:r>
-    </w:p>
-    <w:p>
-      <w:r>
-        <w:t>• 2025: [7, 6, 4]</w:t>
+        <w:t>Drew Helleson: 46</w:t>
+      </w:r>
+    </w:p>
+    <w:p>
+      <w:r>
+        <w:t>• 2022: []</w:t>
+      </w:r>
+    </w:p>
+    <w:p>
+      <w:r>
+        <w:t>• 2023: []</w:t>
+      </w:r>
+    </w:p>
+    <w:p>
+      <w:r>
+        <w:t>• 2024: [23, 8, 0]</w:t>
+      </w:r>
+    </w:p>
+    <w:p>
+      <w:r>
+        <w:t>• 2025: [3]</w:t>
+      </w:r>
+    </w:p>
+    <w:p>
+      <w:r>
+        <w:rPr>
+          <w:sz w:val="26"/>
+        </w:rPr>
+        <w:t>Radko Gudas: 3</w:t>
+      </w:r>
+    </w:p>
+    <w:p>
+      <w:r>
+        <w:t>• 2022: [9]</w:t>
+      </w:r>
+    </w:p>
+    <w:p>
+      <w:r>
+        <w:t>• 2023: [9, 6, 4]</w:t>
+      </w:r>
+    </w:p>
+    <w:p>
+      <w:r>
+        <w:t>• 2024: []</w:t>
+      </w:r>
+    </w:p>
+    <w:p>
+      <w:r>
+        <w:t>• 2025: [39]</w:t>
+      </w:r>
+    </w:p>
+    <w:p>
+      <w:r>
+        <w:rPr>
+          <w:sz w:val="26"/>
+        </w:rPr>
+        <w:t>Tim Washe: 3</w:t>
+      </w:r>
+    </w:p>
+    <w:p>
+      <w:r>
+        <w:t>• 2022: []</w:t>
+      </w:r>
+    </w:p>
+    <w:p>
+      <w:r>
+        <w:t>• 2023: []</w:t>
+      </w:r>
+    </w:p>
+    <w:p>
+      <w:r>
+        <w:t>• 2024: []</w:t>
+      </w:r>
+    </w:p>
+    <w:p>
+      <w:r>
+        <w:t>• 2025: [16]</w:t>
+      </w:r>
+    </w:p>
+    <w:p>
+      <w:r>
+        <w:rPr>
+          <w:sz w:val="26"/>
+        </w:rPr>
+        <w:t>Ian Moore: 2</w:t>
+      </w:r>
+    </w:p>
+    <w:p>
+      <w:r>
+        <w:t>• 2022: []</w:t>
+      </w:r>
+    </w:p>
+    <w:p>
+      <w:r>
+        <w:t>• 2023: []</w:t>
+      </w:r>
+    </w:p>
+    <w:p>
+      <w:r>
+        <w:t>• 2024: []</w:t>
+      </w:r>
+    </w:p>
+    <w:p>
+      <w:r>
+        <w:t>• 2025: [27, 7, 6]</w:t>
+      </w:r>
+    </w:p>
+    <w:p>
+      <w:r>
+        <w:rPr>
+          <w:sz w:val="26"/>
+        </w:rPr>
+        <w:t>Jackson LaCombe: 3</w:t>
+      </w:r>
+    </w:p>
+    <w:p>
+      <w:r>
+        <w:t>• 2022: []</w:t>
+      </w:r>
+    </w:p>
+    <w:p>
+      <w:r>
+        <w:t>• 2023: [29]</w:t>
+      </w:r>
+    </w:p>
+    <w:p>
+      <w:r>
+        <w:t>• 2024: [10, 9, 8]</w:t>
+      </w:r>
+    </w:p>
+    <w:p>
+      <w:r>
+        <w:t>• 2025: [27, 6, 2]</w:t>
+      </w:r>
+    </w:p>
+    <w:p>
+      <w:r>
+        <w:rPr>
+          <w:sz w:val="26"/>
+        </w:rPr>
+        <w:t>Beckett Sennecke: 6</w:t>
+      </w:r>
+    </w:p>
+    <w:p>
+      <w:r>
+        <w:t>• 2022: []</w:t>
+      </w:r>
+    </w:p>
+    <w:p>
+      <w:r>
+        <w:t>• 2023: []</w:t>
+      </w:r>
+    </w:p>
+    <w:p>
+      <w:r>
+        <w:t>• 2024: []</w:t>
+      </w:r>
+    </w:p>
+    <w:p>
+      <w:r>
+        <w:t>• 2025: [6, 5, 5]</w:t>
+      </w:r>
+    </w:p>
+    <w:p>
+      <w:r>
+        <w:rPr>
+          <w:sz w:val="26"/>
+        </w:rPr>
+        <w:t>Pavel Mintyukov: 2</w:t>
+      </w:r>
+    </w:p>
+    <w:p>
+      <w:r>
+        <w:t>• 2022: []</w:t>
+      </w:r>
+    </w:p>
+    <w:p>
+      <w:r>
+        <w:t>• 2023: [28, 17, 10]</w:t>
+      </w:r>
+    </w:p>
+    <w:p>
+      <w:r>
+        <w:t>• 2024: [23, 13, 10]</w:t>
+      </w:r>
+    </w:p>
+    <w:p>
+      <w:r>
+        <w:t>• 2025: [11, 6, 6]</w:t>
       </w:r>
     </w:p>
     <w:p>
@@ -599,27 +543,27 @@
           <w:color w:val="FF0000"/>
           <w:sz w:val="26"/>
         </w:rPr>
-        <w:t>Sam Colangelo: 5</w:t>
-      </w:r>
-    </w:p>
-    <w:p>
-      <w:r>
-        <w:t>• 2022: []</w:t>
-      </w:r>
-    </w:p>
-    <w:p>
-      <w:r>
-        <w:t>• 2023: []</w:t>
-      </w:r>
-    </w:p>
-    <w:p>
-      <w:r>
-        <w:t>• 2024: [5, 5, 4]</w:t>
-      </w:r>
-    </w:p>
-    <w:p>
-      <w:r>
-        <w:t>• 2025: []</w:t>
+        <w:t>Mason McTavish: 12</w:t>
+      </w:r>
+    </w:p>
+    <w:p>
+      <w:r>
+        <w:t>• 2022: [13, 11, 7]</w:t>
+      </w:r>
+    </w:p>
+    <w:p>
+      <w:r>
+        <w:t>• 2023: [14, 11, 6]</w:t>
+      </w:r>
+    </w:p>
+    <w:p>
+      <w:r>
+        <w:t>• 2024: [9, 6, 5]</w:t>
+      </w:r>
+    </w:p>
+    <w:p>
+      <w:r>
+        <w:t>• 2025: [7, 6, 4]</w:t>
       </w:r>
     </w:p>
     <w:p>
@@ -629,27 +573,27 @@
           <w:color w:val="FF0000"/>
           <w:sz w:val="26"/>
         </w:rPr>
-        <w:t>Troy Terry: 5</w:t>
-      </w:r>
-    </w:p>
-    <w:p>
-      <w:r>
-        <w:t>• 2022: [16, 5, 4]</w:t>
-      </w:r>
-    </w:p>
-    <w:p>
-      <w:r>
-        <w:t>• 2023: [17, 8, 7]</w:t>
-      </w:r>
-    </w:p>
-    <w:p>
-      <w:r>
-        <w:t>• 2024: [9, 7, 6]</w:t>
-      </w:r>
-    </w:p>
-    <w:p>
-      <w:r>
-        <w:t>• 2025: [8, 7, 6]</w:t>
+        <w:t>Sam Colangelo: 5</w:t>
+      </w:r>
+    </w:p>
+    <w:p>
+      <w:r>
+        <w:t>• 2022: []</w:t>
+      </w:r>
+    </w:p>
+    <w:p>
+      <w:r>
+        <w:t>• 2023: []</w:t>
+      </w:r>
+    </w:p>
+    <w:p>
+      <w:r>
+        <w:t>• 2024: [5, 5, 4]</w:t>
+      </w:r>
+    </w:p>
+    <w:p>
+      <w:r>
+        <w:t>• 2025: []</w:t>
       </w:r>
     </w:p>
     <w:p>
@@ -659,7 +603,7 @@
           <w:color w:val="FF0000"/>
           <w:sz w:val="26"/>
         </w:rPr>
-        <w:t>Mikael Granlund: 7</w:t>
+        <w:t>Mikael Granlund: 8</w:t>
       </w:r>
     </w:p>
     <w:p>
@@ -7219,7 +7163,7 @@
           <w:color w:val="FF0000"/>
           <w:sz w:val="26"/>
         </w:rPr>
-        <w:t>Vasily Podkolzin: 3</w:t>
+        <w:t>Vasily Podkolzin: 4</w:t>
       </w:r>
     </w:p>
     <w:p>
@@ -7277,7 +7221,7 @@
           <w:color w:val="FF0000"/>
           <w:sz w:val="26"/>
         </w:rPr>
-        <w:t>Jake Walman: 6</w:t>
+        <w:t>Jake Walman: 7</w:t>
       </w:r>
     </w:p>
     <w:p>
@@ -7305,7 +7249,7 @@
         <w:rPr>
           <w:sz w:val="26"/>
         </w:rPr>
-        <w:t>Ryan Nugent-Hopkins: 1</w:t>
+        <w:t>Ryan Nugent-Hopkins: 2</w:t>
       </w:r>
     </w:p>
     <w:p>
@@ -7335,27 +7279,83 @@
           <w:color w:val="FF0000"/>
           <w:sz w:val="26"/>
         </w:rPr>
-        <w:t>Leon Draisaitl: 3</w:t>
-      </w:r>
-    </w:p>
-    <w:p>
-      <w:r>
-        <w:t>• 2022: [7, 4, 3]</w:t>
-      </w:r>
-    </w:p>
-    <w:p>
-      <w:r>
-        <w:t>• 2023: [7, 4, 3]</w:t>
-      </w:r>
-    </w:p>
-    <w:p>
-      <w:r>
-        <w:t>• 2024: [4, 2, 2]</w:t>
-      </w:r>
-    </w:p>
-    <w:p>
-      <w:r>
-        <w:t>• 2025: [8, 4, 4]</w:t>
+        <w:t>Mattias Ekholm: 14</w:t>
+      </w:r>
+    </w:p>
+    <w:p>
+      <w:r>
+        <w:t>• 2022: [19, 17, 9]</w:t>
+      </w:r>
+    </w:p>
+    <w:p>
+      <w:r>
+        <w:t>• 2023: [39, 6, 4]</w:t>
+      </w:r>
+    </w:p>
+    <w:p>
+      <w:r>
+        <w:t>• 2024: [15, 12, 5]</w:t>
+      </w:r>
+    </w:p>
+    <w:p>
+      <w:r>
+        <w:t>• 2025: [22, 12, 6]</w:t>
+      </w:r>
+    </w:p>
+    <w:p>
+      <w:r>
+        <w:rPr>
+          <w:sz w:val="26"/>
+        </w:rPr>
+        <w:t>Kasperi Kapanen: 1</w:t>
+      </w:r>
+    </w:p>
+    <w:p>
+      <w:r>
+        <w:t>• 2022: [13, 11, 8]</w:t>
+      </w:r>
+    </w:p>
+    <w:p>
+      <w:r>
+        <w:t>• 2023: [21, 20, 14]</w:t>
+      </w:r>
+    </w:p>
+    <w:p>
+      <w:r>
+        <w:t>• 2024: [10, 8, 4]</w:t>
+      </w:r>
+    </w:p>
+    <w:p>
+      <w:r>
+        <w:t>• 2025: [5, 4, 3]</w:t>
+      </w:r>
+    </w:p>
+    <w:p>
+      <w:r>
+        <w:rPr>
+          <w:sz w:val="26"/>
+        </w:rPr>
+        <w:t>Evan Bouchard: 2</w:t>
+      </w:r>
+    </w:p>
+    <w:p>
+      <w:r>
+        <w:t>• 2022: [43, 7, 5]</w:t>
+      </w:r>
+    </w:p>
+    <w:p>
+      <w:r>
+        <w:t>• 2023: [14, 8, 7]</w:t>
+      </w:r>
+    </w:p>
+    <w:p>
+      <w:r>
+        <w:t>• 2024: [13, 13, 8]</w:t>
+      </w:r>
+    </w:p>
+    <w:p>
+      <w:r>
+        <w:t>• 2025: [6, 6, 4]</w:t>
       </w:r>
     </w:p>
     <w:p>
@@ -7365,55 +7365,83 @@
           <w:color w:val="FF0000"/>
           <w:sz w:val="26"/>
         </w:rPr>
-        <w:t>Mattias Ekholm: 13</w:t>
-      </w:r>
-    </w:p>
-    <w:p>
-      <w:r>
-        <w:t>• 2022: [19, 17, 9]</w:t>
-      </w:r>
-    </w:p>
-    <w:p>
-      <w:r>
-        <w:t>• 2023: [39, 6, 4]</w:t>
-      </w:r>
-    </w:p>
-    <w:p>
-      <w:r>
-        <w:t>• 2024: [15, 12, 5]</w:t>
-      </w:r>
-    </w:p>
-    <w:p>
-      <w:r>
-        <w:t>• 2025: [22, 12, 6]</w:t>
-      </w:r>
-    </w:p>
-    <w:p>
-      <w:r>
-        <w:rPr>
-          <w:sz w:val="26"/>
-        </w:rPr>
-        <w:t>Evan Bouchard: 1</w:t>
-      </w:r>
-    </w:p>
-    <w:p>
-      <w:r>
-        <w:t>• 2022: [43, 7, 5]</w:t>
-      </w:r>
-    </w:p>
-    <w:p>
-      <w:r>
-        <w:t>• 2023: [14, 8, 7]</w:t>
-      </w:r>
-    </w:p>
-    <w:p>
-      <w:r>
-        <w:t>• 2024: [13, 13, 8]</w:t>
-      </w:r>
-    </w:p>
-    <w:p>
-      <w:r>
-        <w:t>• 2025: [6, 6, 4]</w:t>
+        <w:t>Adam Henrique: 43</w:t>
+      </w:r>
+    </w:p>
+    <w:p>
+      <w:r>
+        <w:t>• 2022: [8, 4, 4]</w:t>
+      </w:r>
+    </w:p>
+    <w:p>
+      <w:r>
+        <w:t>• 2023: [11, 8, 7]</w:t>
+      </w:r>
+    </w:p>
+    <w:p>
+      <w:r>
+        <w:t>• 2024: [15, 13, 10]</w:t>
+      </w:r>
+    </w:p>
+    <w:p>
+      <w:r>
+        <w:t>• 2025: [4]</w:t>
+      </w:r>
+    </w:p>
+    <w:p>
+      <w:r>
+        <w:rPr>
+          <w:sz w:val="26"/>
+        </w:rPr>
+        <w:t>Riley Stillman: 16</w:t>
+      </w:r>
+    </w:p>
+    <w:p>
+      <w:r>
+        <w:t>• 2022: []</w:t>
+      </w:r>
+    </w:p>
+    <w:p>
+      <w:r>
+        <w:t>• 2023: []</w:t>
+      </w:r>
+    </w:p>
+    <w:p>
+      <w:r>
+        <w:t>• 2024: []</w:t>
+      </w:r>
+    </w:p>
+    <w:p>
+      <w:r>
+        <w:t>• 2025: []</w:t>
+      </w:r>
+    </w:p>
+    <w:p>
+      <w:r>
+        <w:rPr>
+          <w:sz w:val="26"/>
+        </w:rPr>
+        <w:t>Connor McDavid: 1</w:t>
+      </w:r>
+    </w:p>
+    <w:p>
+      <w:r>
+        <w:t>• 2022: [4, 3, 3]</w:t>
+      </w:r>
+    </w:p>
+    <w:p>
+      <w:r>
+        <w:t>• 2023: [10, 8, 4]</w:t>
+      </w:r>
+    </w:p>
+    <w:p>
+      <w:r>
+        <w:t>• 2024: [7, 7, 4]</w:t>
+      </w:r>
+    </w:p>
+    <w:p>
+      <w:r>
+        <w:t>• 2025: [7, 4, 4]</w:t>
       </w:r>
     </w:p>
     <w:p>
@@ -7423,63 +7451,7 @@
           <w:color w:val="FF0000"/>
           <w:sz w:val="26"/>
         </w:rPr>
-        <w:t>Adam Henrique: 42</w:t>
-      </w:r>
-    </w:p>
-    <w:p>
-      <w:r>
-        <w:t>• 2022: [8, 4, 4]</w:t>
-      </w:r>
-    </w:p>
-    <w:p>
-      <w:r>
-        <w:t>• 2023: [11, 8, 7]</w:t>
-      </w:r>
-    </w:p>
-    <w:p>
-      <w:r>
-        <w:t>• 2024: [15, 13, 10]</w:t>
-      </w:r>
-    </w:p>
-    <w:p>
-      <w:r>
-        <w:t>• 2025: [4]</w:t>
-      </w:r>
-    </w:p>
-    <w:p>
-      <w:r>
-        <w:rPr>
-          <w:sz w:val="26"/>
-        </w:rPr>
-        <w:t>Riley Stillman: 16</w:t>
-      </w:r>
-    </w:p>
-    <w:p>
-      <w:r>
-        <w:t>• 2022: []</w:t>
-      </w:r>
-    </w:p>
-    <w:p>
-      <w:r>
-        <w:t>• 2023: []</w:t>
-      </w:r>
-    </w:p>
-    <w:p>
-      <w:r>
-        <w:t>• 2024: []</w:t>
-      </w:r>
-    </w:p>
-    <w:p>
-      <w:r>
-        <w:t>• 2025: []</w:t>
-      </w:r>
-    </w:p>
-    <w:p>
-      <w:r>
-        <w:rPr>
-          <w:sz w:val="26"/>
-        </w:rPr>
-        <w:t>Jason Dickinson: 1</w:t>
+        <w:t>Jason Dickinson: 2</w:t>
       </w:r>
     </w:p>
     <w:p>
@@ -7535,39 +7507,67 @@
     <w:p>
       <w:r>
         <w:rPr>
+          <w:sz w:val="26"/>
+        </w:rPr>
+        <w:t>David Tomasek: 3</w:t>
+      </w:r>
+    </w:p>
+    <w:p>
+      <w:r>
+        <w:t>• 2022: []</w:t>
+      </w:r>
+    </w:p>
+    <w:p>
+      <w:r>
+        <w:t>• 2023: []</w:t>
+      </w:r>
+    </w:p>
+    <w:p>
+      <w:r>
+        <w:t>• 2024: []</w:t>
+      </w:r>
+    </w:p>
+    <w:p>
+      <w:r>
+        <w:t>• 2025: [7, 3]</w:t>
+      </w:r>
+    </w:p>
+    <w:p>
+      <w:r>
+        <w:rPr>
           <w:b/>
           <w:color w:val="FF0000"/>
           <w:sz w:val="26"/>
         </w:rPr>
-        <w:t>Zach Hyman: 4</w:t>
-      </w:r>
-    </w:p>
-    <w:p>
-      <w:r>
-        <w:t>• 2022: [9, 6, 5]</w:t>
-      </w:r>
-    </w:p>
-    <w:p>
-      <w:r>
-        <w:t>• 2023: [4, 3, 3]</w:t>
-      </w:r>
-    </w:p>
-    <w:p>
-      <w:r>
-        <w:t>• 2024: [7, 6, 4]</w:t>
-      </w:r>
-    </w:p>
-    <w:p>
-      <w:r>
-        <w:t>• 2025: [3, 2, 2]</w:t>
-      </w:r>
-    </w:p>
-    <w:p>
-      <w:r>
-        <w:rPr>
-          <w:sz w:val="26"/>
-        </w:rPr>
-        <w:t>David Tomasek: 3</w:t>
+        <w:t>Darnell Nurse: 14</w:t>
+      </w:r>
+    </w:p>
+    <w:p>
+      <w:r>
+        <w:t>• 2022: [28, 12, 8]</w:t>
+      </w:r>
+    </w:p>
+    <w:p>
+      <w:r>
+        <w:t>• 2023: [24, 10, 10]</w:t>
+      </w:r>
+    </w:p>
+    <w:p>
+      <w:r>
+        <w:t>• 2024: [23, 15, 1]</w:t>
+      </w:r>
+    </w:p>
+    <w:p>
+      <w:r>
+        <w:t>• 2025: [21, 9, 9]</w:t>
+      </w:r>
+    </w:p>
+    <w:p>
+      <w:r>
+        <w:rPr>
+          <w:sz w:val="26"/>
+        </w:rPr>
+        <w:t>Alec Regula: 33</w:t>
       </w:r>
     </w:p>
     <w:p>
@@ -7587,45 +7587,15 @@
     </w:p>
     <w:p>
       <w:r>
-        <w:t>• 2025: [7, 3]</w:t>
-      </w:r>
-    </w:p>
-    <w:p>
-      <w:r>
-        <w:rPr>
-          <w:b/>
-          <w:color w:val="FF0000"/>
-          <w:sz w:val="26"/>
-        </w:rPr>
-        <w:t>Darnell Nurse: 13</w:t>
-      </w:r>
-    </w:p>
-    <w:p>
-      <w:r>
-        <w:t>• 2022: [28, 12, 8]</w:t>
-      </w:r>
-    </w:p>
-    <w:p>
-      <w:r>
-        <w:t>• 2023: [24, 10, 10]</w:t>
-      </w:r>
-    </w:p>
-    <w:p>
-      <w:r>
-        <w:t>• 2024: [23, 15, 1]</w:t>
-      </w:r>
-    </w:p>
-    <w:p>
-      <w:r>
-        <w:t>• 2025: [21, 9, 9]</w:t>
-      </w:r>
-    </w:p>
-    <w:p>
-      <w:r>
-        <w:rPr>
-          <w:sz w:val="26"/>
-        </w:rPr>
-        <w:t>Alec Regula: 33</w:t>
+        <w:t>• 2025: []</w:t>
+      </w:r>
+    </w:p>
+    <w:p>
+      <w:r>
+        <w:rPr>
+          <w:sz w:val="26"/>
+        </w:rPr>
+        <w:t>Quinn Hutson: 2</w:t>
       </w:r>
     </w:p>
     <w:p>
@@ -7653,7 +7623,35 @@
         <w:rPr>
           <w:sz w:val="26"/>
         </w:rPr>
-        <w:t>Quinn Hutson: 2</w:t>
+        <w:t>Connor Murphy: 10</w:t>
+      </w:r>
+    </w:p>
+    <w:p>
+      <w:r>
+        <w:t>• 2022: [23, 14, 11]</w:t>
+      </w:r>
+    </w:p>
+    <w:p>
+      <w:r>
+        <w:t>• 2023: [14]</w:t>
+      </w:r>
+    </w:p>
+    <w:p>
+      <w:r>
+        <w:t>• 2024: [30]</w:t>
+      </w:r>
+    </w:p>
+    <w:p>
+      <w:r>
+        <w:t>• 2025: [6, 3, 1]</w:t>
+      </w:r>
+    </w:p>
+    <w:p>
+      <w:r>
+        <w:rPr>
+          <w:sz w:val="26"/>
+        </w:rPr>
+        <w:t>Spencer Stastney: 11</w:t>
       </w:r>
     </w:p>
     <w:p>
@@ -7663,7 +7661,7 @@
     </w:p>
     <w:p>
       <w:r>
-        <w:t>• 2023: []</w:t>
+        <w:t>• 2023: [12]</w:t>
       </w:r>
     </w:p>
     <w:p>
@@ -7673,90 +7671,6 @@
     </w:p>
     <w:p>
       <w:r>
-        <w:t>• 2025: []</w:t>
-      </w:r>
-    </w:p>
-    <w:p>
-      <w:r>
-        <w:rPr>
-          <w:sz w:val="26"/>
-        </w:rPr>
-        <w:t>Connor Murphy: 9</w:t>
-      </w:r>
-    </w:p>
-    <w:p>
-      <w:r>
-        <w:t>• 2022: [23, 14, 11]</w:t>
-      </w:r>
-    </w:p>
-    <w:p>
-      <w:r>
-        <w:t>• 2023: [14]</w:t>
-      </w:r>
-    </w:p>
-    <w:p>
-      <w:r>
-        <w:t>• 2024: [30]</w:t>
-      </w:r>
-    </w:p>
-    <w:p>
-      <w:r>
-        <w:t>• 2025: [6, 3, 1]</w:t>
-      </w:r>
-    </w:p>
-    <w:p>
-      <w:r>
-        <w:rPr>
-          <w:sz w:val="26"/>
-        </w:rPr>
-        <w:t>Matt Savoie: 8</w:t>
-      </w:r>
-    </w:p>
-    <w:p>
-      <w:r>
-        <w:t>• 2022: []</w:t>
-      </w:r>
-    </w:p>
-    <w:p>
-      <w:r>
-        <w:t>• 2023: []</w:t>
-      </w:r>
-    </w:p>
-    <w:p>
-      <w:r>
-        <w:t>• 2024: []</w:t>
-      </w:r>
-    </w:p>
-    <w:p>
-      <w:r>
-        <w:t>• 2025: [16, 6, 6]</w:t>
-      </w:r>
-    </w:p>
-    <w:p>
-      <w:r>
-        <w:rPr>
-          <w:sz w:val="26"/>
-        </w:rPr>
-        <w:t>Spencer Stastney: 10</w:t>
-      </w:r>
-    </w:p>
-    <w:p>
-      <w:r>
-        <w:t>• 2022: []</w:t>
-      </w:r>
-    </w:p>
-    <w:p>
-      <w:r>
-        <w:t>• 2023: [12]</w:t>
-      </w:r>
-    </w:p>
-    <w:p>
-      <w:r>
-        <w:t>• 2024: []</w:t>
-      </w:r>
-    </w:p>
-    <w:p>
-      <w:r>
         <w:t>• 2025: [42]</w:t>
       </w:r>
     </w:p>
@@ -7765,7 +7679,7 @@
         <w:rPr>
           <w:sz w:val="26"/>
         </w:rPr>
-        <w:t>Jack Roslovic: 2</w:t>
+        <w:t>Jack Roslovic: 3</w:t>
       </w:r>
     </w:p>
     <w:p>
@@ -7793,7 +7707,7 @@
         <w:rPr>
           <w:sz w:val="26"/>
         </w:rPr>
-        <w:t>Trent Frederic: 3</w:t>
+        <w:t>Trent Frederic: 4</w:t>
       </w:r>
     </w:p>
     <w:p>
@@ -8005,7 +7919,7 @@
         <w:rPr>
           <w:sz w:val="26"/>
         </w:rPr>
-        <w:t>Donovan Sebrango: 28</w:t>
+        <w:t>Donovan Sebrango: 29</w:t>
       </w:r>
     </w:p>
     <w:p>
@@ -8033,7 +7947,7 @@
         <w:rPr>
           <w:sz w:val="26"/>
         </w:rPr>
-        <w:t>Cole Reinhardt: 6</w:t>
+        <w:t>Cole Reinhardt: 7</w:t>
       </w:r>
     </w:p>
     <w:p>
@@ -8054,6 +7968,34 @@
     <w:p>
       <w:r>
         <w:t>• 2025: [29, 6]</w:t>
+      </w:r>
+    </w:p>
+    <w:p>
+      <w:r>
+        <w:rPr>
+          <w:sz w:val="26"/>
+        </w:rPr>
+        <w:t>Cole Schwindt: 6</w:t>
+      </w:r>
+    </w:p>
+    <w:p>
+      <w:r>
+        <w:t>• 2022: []</w:t>
+      </w:r>
+    </w:p>
+    <w:p>
+      <w:r>
+        <w:t>• 2023: []</w:t>
+      </w:r>
+    </w:p>
+    <w:p>
+      <w:r>
+        <w:t>• 2024: []</w:t>
+      </w:r>
+    </w:p>
+    <w:p>
+      <w:r>
+        <w:t>• 2025: [7, 6]</w:t>
       </w:r>
     </w:p>
     <w:p>
@@ -8063,55 +8005,27 @@
           <w:color w:val="FF0000"/>
           <w:sz w:val="26"/>
         </w:rPr>
-        <w:t>Vinnie Hinostroza: 1</w:t>
-      </w:r>
-    </w:p>
-    <w:p>
-      <w:r>
-        <w:t>• 2022: [2]</w:t>
-      </w:r>
-    </w:p>
-    <w:p>
-      <w:r>
-        <w:t>• 2023: []</w:t>
-      </w:r>
-    </w:p>
-    <w:p>
-      <w:r>
-        <w:t>• 2024: [12, 2, 1]</w:t>
-      </w:r>
-    </w:p>
-    <w:p>
-      <w:r>
-        <w:t>• 2025: [24, 7, 2]</w:t>
-      </w:r>
-    </w:p>
-    <w:p>
-      <w:r>
-        <w:rPr>
-          <w:sz w:val="26"/>
-        </w:rPr>
-        <w:t>Cole Schwindt: 6</w:t>
-      </w:r>
-    </w:p>
-    <w:p>
-      <w:r>
-        <w:t>• 2022: []</w:t>
-      </w:r>
-    </w:p>
-    <w:p>
-      <w:r>
-        <w:t>• 2023: []</w:t>
-      </w:r>
-    </w:p>
-    <w:p>
-      <w:r>
-        <w:t>• 2024: []</w:t>
-      </w:r>
-    </w:p>
-    <w:p>
-      <w:r>
-        <w:t>• 2025: [7, 6]</w:t>
+        <w:t>Jesper Boqvist: 35</w:t>
+      </w:r>
+    </w:p>
+    <w:p>
+      <w:r>
+        <w:t>• 2022: [19, 15, 6]</w:t>
+      </w:r>
+    </w:p>
+    <w:p>
+      <w:r>
+        <w:t>• 2023: [15, 8, 7]</w:t>
+      </w:r>
+    </w:p>
+    <w:p>
+      <w:r>
+        <w:t>• 2024: [7, 6, 5]</w:t>
+      </w:r>
+    </w:p>
+    <w:p>
+      <w:r>
+        <w:t>• 2025: [14, 5]</w:t>
       </w:r>
     </w:p>
     <w:p>
@@ -8121,27 +8035,27 @@
           <w:color w:val="FF0000"/>
           <w:sz w:val="26"/>
         </w:rPr>
-        <w:t>Jesper Boqvist: 34</w:t>
-      </w:r>
-    </w:p>
-    <w:p>
-      <w:r>
-        <w:t>• 2022: [19, 15, 6]</w:t>
-      </w:r>
-    </w:p>
-    <w:p>
-      <w:r>
-        <w:t>• 2023: [15, 8, 7]</w:t>
-      </w:r>
-    </w:p>
-    <w:p>
-      <w:r>
-        <w:t>• 2024: [7, 6, 5]</w:t>
-      </w:r>
-    </w:p>
-    <w:p>
-      <w:r>
-        <w:t>• 2025: [14, 5]</w:t>
+        <w:t>A.J. Greer: 12</w:t>
+      </w:r>
+    </w:p>
+    <w:p>
+      <w:r>
+        <w:t>• 2022: [22, 8, 1]</w:t>
+      </w:r>
+    </w:p>
+    <w:p>
+      <w:r>
+        <w:t>• 2023: [8, 6, 3]</w:t>
+      </w:r>
+    </w:p>
+    <w:p>
+      <w:r>
+        <w:t>• 2024: [14, 13, 10]</w:t>
+      </w:r>
+    </w:p>
+    <w:p>
+      <w:r>
+        <w:t>• 2025: [12, 9, 8]</w:t>
       </w:r>
     </w:p>
     <w:p>
@@ -8151,27 +8065,27 @@
           <w:color w:val="FF0000"/>
           <w:sz w:val="26"/>
         </w:rPr>
-        <w:t>A.J. Greer: 11</w:t>
-      </w:r>
-    </w:p>
-    <w:p>
-      <w:r>
-        <w:t>• 2022: [22, 8, 1]</w:t>
-      </w:r>
-    </w:p>
-    <w:p>
-      <w:r>
-        <w:t>• 2023: [8, 6, 3]</w:t>
-      </w:r>
-    </w:p>
-    <w:p>
-      <w:r>
-        <w:t>• 2024: [14, 13, 10]</w:t>
-      </w:r>
-    </w:p>
-    <w:p>
-      <w:r>
-        <w:t>• 2025: [12, 9, 8]</w:t>
+        <w:t>Seth Jones: 4</w:t>
+      </w:r>
+    </w:p>
+    <w:p>
+      <w:r>
+        <w:t>• 2022: [17, 15, 10]</w:t>
+      </w:r>
+    </w:p>
+    <w:p>
+      <w:r>
+        <w:t>• 2023: [16, 4, 3]</w:t>
+      </w:r>
+    </w:p>
+    <w:p>
+      <w:r>
+        <w:t>• 2024: [9, 9, 9]</w:t>
+      </w:r>
+    </w:p>
+    <w:p>
+      <w:r>
+        <w:t>• 2025: [7, 7, 1]</w:t>
       </w:r>
     </w:p>
     <w:p>
@@ -8181,27 +8095,55 @@
           <w:color w:val="FF0000"/>
           <w:sz w:val="26"/>
         </w:rPr>
-        <w:t>Seth Jones: 4</w:t>
-      </w:r>
-    </w:p>
-    <w:p>
-      <w:r>
-        <w:t>• 2022: [17, 15, 10]</w:t>
-      </w:r>
-    </w:p>
-    <w:p>
-      <w:r>
-        <w:t>• 2023: [16, 4, 3]</w:t>
-      </w:r>
-    </w:p>
-    <w:p>
-      <w:r>
-        <w:t>• 2024: [9, 9, 9]</w:t>
-      </w:r>
-    </w:p>
-    <w:p>
-      <w:r>
-        <w:t>• 2025: [7, 7, 1]</w:t>
+        <w:t>Mackie Samoskevich: 9</w:t>
+      </w:r>
+    </w:p>
+    <w:p>
+      <w:r>
+        <w:t>• 2022: []</w:t>
+      </w:r>
+    </w:p>
+    <w:p>
+      <w:r>
+        <w:t>• 2023: []</w:t>
+      </w:r>
+    </w:p>
+    <w:p>
+      <w:r>
+        <w:t>• 2024: [14, 6, 5]</w:t>
+      </w:r>
+    </w:p>
+    <w:p>
+      <w:r>
+        <w:t>• 2025: [18, 12, 8]</w:t>
+      </w:r>
+    </w:p>
+    <w:p>
+      <w:r>
+        <w:rPr>
+          <w:sz w:val="26"/>
+        </w:rPr>
+        <w:t>Jack Devine: 6</w:t>
+      </w:r>
+    </w:p>
+    <w:p>
+      <w:r>
+        <w:t>• 2022: []</w:t>
+      </w:r>
+    </w:p>
+    <w:p>
+      <w:r>
+        <w:t>• 2023: []</w:t>
+      </w:r>
+    </w:p>
+    <w:p>
+      <w:r>
+        <w:t>• 2024: []</w:t>
+      </w:r>
+    </w:p>
+    <w:p>
+      <w:r>
+        <w:t>• 2025: []</w:t>
       </w:r>
     </w:p>
     <w:p>
@@ -8211,55 +8153,27 @@
           <w:color w:val="FF0000"/>
           <w:sz w:val="26"/>
         </w:rPr>
-        <w:t>Mackie Samoskevich: 8</w:t>
-      </w:r>
-    </w:p>
-    <w:p>
-      <w:r>
-        <w:t>• 2022: []</w:t>
-      </w:r>
-    </w:p>
-    <w:p>
-      <w:r>
-        <w:t>• 2023: []</w:t>
-      </w:r>
-    </w:p>
-    <w:p>
-      <w:r>
-        <w:t>• 2024: [14, 6, 5]</w:t>
-      </w:r>
-    </w:p>
-    <w:p>
-      <w:r>
-        <w:t>• 2025: [18, 12, 8]</w:t>
-      </w:r>
-    </w:p>
-    <w:p>
-      <w:r>
-        <w:rPr>
-          <w:sz w:val="26"/>
-        </w:rPr>
-        <w:t>Jack Devine: 6</w:t>
-      </w:r>
-    </w:p>
-    <w:p>
-      <w:r>
-        <w:t>• 2022: []</w:t>
-      </w:r>
-    </w:p>
-    <w:p>
-      <w:r>
-        <w:t>• 2023: []</w:t>
-      </w:r>
-    </w:p>
-    <w:p>
-      <w:r>
-        <w:t>• 2024: []</w:t>
-      </w:r>
-    </w:p>
-    <w:p>
-      <w:r>
-        <w:t>• 2025: []</w:t>
+        <w:t>Evan Rodrigues: 8</w:t>
+      </w:r>
+    </w:p>
+    <w:p>
+      <w:r>
+        <w:t>• 2022: [11, 7, 6]</w:t>
+      </w:r>
+    </w:p>
+    <w:p>
+      <w:r>
+        <w:t>• 2023: [12, 12, 10]</w:t>
+      </w:r>
+    </w:p>
+    <w:p>
+      <w:r>
+        <w:t>• 2024: [17, 15, 10]</w:t>
+      </w:r>
+    </w:p>
+    <w:p>
+      <w:r>
+        <w:t>• 2025: [16, 10, 6]</w:t>
       </w:r>
     </w:p>
     <w:p>
@@ -8269,27 +8183,55 @@
           <w:color w:val="FF0000"/>
           <w:sz w:val="26"/>
         </w:rPr>
-        <w:t>Evan Rodrigues: 7</w:t>
-      </w:r>
-    </w:p>
-    <w:p>
-      <w:r>
-        <w:t>• 2022: [11, 7, 6]</w:t>
-      </w:r>
-    </w:p>
-    <w:p>
-      <w:r>
-        <w:t>• 2023: [12, 12, 10]</w:t>
-      </w:r>
-    </w:p>
-    <w:p>
-      <w:r>
-        <w:t>• 2024: [17, 15, 10]</w:t>
-      </w:r>
-    </w:p>
-    <w:p>
-      <w:r>
-        <w:t>• 2025: [16, 10, 6]</w:t>
+        <w:t>Dmitry Kulikov: 14</w:t>
+      </w:r>
+    </w:p>
+    <w:p>
+      <w:r>
+        <w:t>• 2022: [36, 10]</w:t>
+      </w:r>
+    </w:p>
+    <w:p>
+      <w:r>
+        <w:t>• 2023: []</w:t>
+      </w:r>
+    </w:p>
+    <w:p>
+      <w:r>
+        <w:t>• 2024: [46, 9, 2]</w:t>
+      </w:r>
+    </w:p>
+    <w:p>
+      <w:r>
+        <w:t>• 2025: []</w:t>
+      </w:r>
+    </w:p>
+    <w:p>
+      <w:r>
+        <w:rPr>
+          <w:sz w:val="26"/>
+        </w:rPr>
+        <w:t>Carter Verhaeghe: 1</w:t>
+      </w:r>
+    </w:p>
+    <w:p>
+      <w:r>
+        <w:t>• 2022: [6, 4, 4]</w:t>
+      </w:r>
+    </w:p>
+    <w:p>
+      <w:r>
+        <w:t>• 2023: [14, 4, 3]</w:t>
+      </w:r>
+    </w:p>
+    <w:p>
+      <w:r>
+        <w:t>• 2024: [13, 8, 6]</w:t>
+      </w:r>
+    </w:p>
+    <w:p>
+      <w:r>
+        <w:t>• 2025: [13, 8, 6]</w:t>
       </w:r>
     </w:p>
     <w:p>
@@ -8299,12 +8241,40 @@
           <w:color w:val="FF0000"/>
           <w:sz w:val="26"/>
         </w:rPr>
-        <w:t>Dmitry Kulikov: 13</w:t>
-      </w:r>
-    </w:p>
-    <w:p>
-      <w:r>
-        <w:t>• 2022: [36, 10]</w:t>
+        <w:t>Aaron Ekblad: 24</w:t>
+      </w:r>
+    </w:p>
+    <w:p>
+      <w:r>
+        <w:t>• 2022: [18, 9, 8]</w:t>
+      </w:r>
+    </w:p>
+    <w:p>
+      <w:r>
+        <w:t>• 2023: [10, 7, 1]</w:t>
+      </w:r>
+    </w:p>
+    <w:p>
+      <w:r>
+        <w:t>• 2024: [8, 7]</w:t>
+      </w:r>
+    </w:p>
+    <w:p>
+      <w:r>
+        <w:t>• 2025: [33, 2]</w:t>
+      </w:r>
+    </w:p>
+    <w:p>
+      <w:r>
+        <w:rPr>
+          <w:sz w:val="26"/>
+        </w:rPr>
+        <w:t>Sandis Vilmanis: 2</w:t>
+      </w:r>
+    </w:p>
+    <w:p>
+      <w:r>
+        <w:t>• 2022: []</w:t>
       </w:r>
     </w:p>
     <w:p>
@@ -8314,12 +8284,12 @@
     </w:p>
     <w:p>
       <w:r>
-        <w:t>• 2024: [46, 9, 2]</w:t>
-      </w:r>
-    </w:p>
-    <w:p>
-      <w:r>
-        <w:t>• 2025: []</w:t>
+        <w:t>• 2024: []</w:t>
+      </w:r>
+    </w:p>
+    <w:p>
+      <w:r>
+        <w:t>• 2025: [4, 2]</w:t>
       </w:r>
     </w:p>
     <w:p>
@@ -8329,27 +8299,55 @@
           <w:color w:val="FF0000"/>
           <w:sz w:val="26"/>
         </w:rPr>
-        <w:t>Jeff Petry: 76</w:t>
-      </w:r>
-    </w:p>
-    <w:p>
-      <w:r>
-        <w:t>• 2022: [29, 8, 1]</w:t>
-      </w:r>
-    </w:p>
-    <w:p>
-      <w:r>
-        <w:t>• 2023: [39, 5]</w:t>
-      </w:r>
-    </w:p>
-    <w:p>
-      <w:r>
-        <w:t>• 2024: []</w:t>
-      </w:r>
-    </w:p>
-    <w:p>
-      <w:r>
-        <w:t>• 2025: []</w:t>
+        <w:t>Brad Marchand: 5</w:t>
+      </w:r>
+    </w:p>
+    <w:p>
+      <w:r>
+        <w:t>• 2022: [16, 6, 5]</w:t>
+      </w:r>
+    </w:p>
+    <w:p>
+      <w:r>
+        <w:t>• 2023: [10, 8, 8]</w:t>
+      </w:r>
+    </w:p>
+    <w:p>
+      <w:r>
+        <w:t>• 2024: [9, 9, 5]</w:t>
+      </w:r>
+    </w:p>
+    <w:p>
+      <w:r>
+        <w:t>• 2025: [4, 3, 3]</w:t>
+      </w:r>
+    </w:p>
+    <w:p>
+      <w:r>
+        <w:rPr>
+          <w:sz w:val="26"/>
+        </w:rPr>
+        <w:t>Niko Mikkola: 2</w:t>
+      </w:r>
+    </w:p>
+    <w:p>
+      <w:r>
+        <w:t>• 2022: []</w:t>
+      </w:r>
+    </w:p>
+    <w:p>
+      <w:r>
+        <w:t>• 2023: [14]</w:t>
+      </w:r>
+    </w:p>
+    <w:p>
+      <w:r>
+        <w:t>• 2024: [27, 7, 4]</w:t>
+      </w:r>
+    </w:p>
+    <w:p>
+      <w:r>
+        <w:t>• 2025: [25, 1]</w:t>
       </w:r>
     </w:p>
     <w:p>
@@ -8359,55 +8357,27 @@
           <w:color w:val="FF0000"/>
           <w:sz w:val="26"/>
         </w:rPr>
-        <w:t>Aaron Ekblad: 23</w:t>
-      </w:r>
-    </w:p>
-    <w:p>
-      <w:r>
-        <w:t>• 2022: [18, 9, 8]</w:t>
-      </w:r>
-    </w:p>
-    <w:p>
-      <w:r>
-        <w:t>• 2023: [10, 7, 1]</w:t>
-      </w:r>
-    </w:p>
-    <w:p>
-      <w:r>
-        <w:t>• 2024: [8, 7]</w:t>
-      </w:r>
-    </w:p>
-    <w:p>
-      <w:r>
-        <w:t>• 2025: [33, 2]</w:t>
-      </w:r>
-    </w:p>
-    <w:p>
-      <w:r>
-        <w:rPr>
-          <w:sz w:val="26"/>
-        </w:rPr>
-        <w:t>Sandis Vilmanis: 2</w:t>
-      </w:r>
-    </w:p>
-    <w:p>
-      <w:r>
-        <w:t>• 2022: []</w:t>
-      </w:r>
-    </w:p>
-    <w:p>
-      <w:r>
-        <w:t>• 2023: []</w:t>
-      </w:r>
-    </w:p>
-    <w:p>
-      <w:r>
-        <w:t>• 2024: []</w:t>
-      </w:r>
-    </w:p>
-    <w:p>
-      <w:r>
-        <w:t>• 2025: [4, 2]</w:t>
+        <w:t>Luke Kunin: 21</w:t>
+      </w:r>
+    </w:p>
+    <w:p>
+      <w:r>
+        <w:t>• 2022: [11, 5, 3]</w:t>
+      </w:r>
+    </w:p>
+    <w:p>
+      <w:r>
+        <w:t>• 2023: [19, 14, 10]</w:t>
+      </w:r>
+    </w:p>
+    <w:p>
+      <w:r>
+        <w:t>• 2024: [12, 10, 4]</w:t>
+      </w:r>
+    </w:p>
+    <w:p>
+      <w:r>
+        <w:t>• 2025: [11]</w:t>
       </w:r>
     </w:p>
     <w:p>
@@ -8417,35 +8387,7 @@
           <w:color w:val="FF0000"/>
           <w:sz w:val="26"/>
         </w:rPr>
-        <w:t>Brad Marchand: 5</w:t>
-      </w:r>
-    </w:p>
-    <w:p>
-      <w:r>
-        <w:t>• 2022: [16, 6, 5]</w:t>
-      </w:r>
-    </w:p>
-    <w:p>
-      <w:r>
-        <w:t>• 2023: [10, 8, 8]</w:t>
-      </w:r>
-    </w:p>
-    <w:p>
-      <w:r>
-        <w:t>• 2024: [9, 9, 5]</w:t>
-      </w:r>
-    </w:p>
-    <w:p>
-      <w:r>
-        <w:t>• 2025: [4, 3, 3]</w:t>
-      </w:r>
-    </w:p>
-    <w:p>
-      <w:r>
-        <w:rPr>
-          <w:sz w:val="26"/>
-        </w:rPr>
-        <w:t>Niko Mikkola: 1</w:t>
+        <w:t>Uvis Balinskis: 7</w:t>
       </w:r>
     </w:p>
     <w:p>
@@ -8455,17 +8397,17 @@
     </w:p>
     <w:p>
       <w:r>
-        <w:t>• 2023: [14]</w:t>
-      </w:r>
-    </w:p>
-    <w:p>
-      <w:r>
-        <w:t>• 2024: [27, 7, 4]</w:t>
-      </w:r>
-    </w:p>
-    <w:p>
-      <w:r>
-        <w:t>• 2025: [25, 1]</w:t>
+        <w:t>• 2023: []</w:t>
+      </w:r>
+    </w:p>
+    <w:p>
+      <w:r>
+        <w:t>• 2024: [11, 9, 3]</w:t>
+      </w:r>
+    </w:p>
+    <w:p>
+      <w:r>
+        <w:t>• 2025: [17, 7, 0]</w:t>
       </w:r>
     </w:p>
     <w:p>
@@ -8475,27 +8417,55 @@
           <w:color w:val="FF0000"/>
           <w:sz w:val="26"/>
         </w:rPr>
-        <w:t>Luke Kunin: 20</w:t>
-      </w:r>
-    </w:p>
-    <w:p>
-      <w:r>
-        <w:t>• 2022: [11, 5, 3]</w:t>
-      </w:r>
-    </w:p>
-    <w:p>
-      <w:r>
-        <w:t>• 2023: [19, 14, 10]</w:t>
-      </w:r>
-    </w:p>
-    <w:p>
-      <w:r>
-        <w:t>• 2024: [12, 10, 4]</w:t>
-      </w:r>
-    </w:p>
-    <w:p>
-      <w:r>
-        <w:t>• 2025: [11]</w:t>
+        <w:t>Jack Studnicka: 39</w:t>
+      </w:r>
+    </w:p>
+    <w:p>
+      <w:r>
+        <w:t>• 2022: [10, 4, 2]</w:t>
+      </w:r>
+    </w:p>
+    <w:p>
+      <w:r>
+        <w:t>• 2023: []</w:t>
+      </w:r>
+    </w:p>
+    <w:p>
+      <w:r>
+        <w:t>• 2024: []</w:t>
+      </w:r>
+    </w:p>
+    <w:p>
+      <w:r>
+        <w:t>• 2025: []</w:t>
+      </w:r>
+    </w:p>
+    <w:p>
+      <w:r>
+        <w:rPr>
+          <w:sz w:val="26"/>
+        </w:rPr>
+        <w:t>Anton Lundell: 4</w:t>
+      </w:r>
+    </w:p>
+    <w:p>
+      <w:r>
+        <w:t>• 2022: [13, 13, 12]</w:t>
+      </w:r>
+    </w:p>
+    <w:p>
+      <w:r>
+        <w:t>• 2023: [21, 13, 9]</w:t>
+      </w:r>
+    </w:p>
+    <w:p>
+      <w:r>
+        <w:t>• 2024: [14, 8, 6]</w:t>
+      </w:r>
+    </w:p>
+    <w:p>
+      <w:r>
+        <w:t>• 2025: [7, 6, 5]</w:t>
       </w:r>
     </w:p>
     <w:p>
@@ -8505,95 +8475,7 @@
           <w:color w:val="FF0000"/>
           <w:sz w:val="26"/>
         </w:rPr>
-        <w:t>Uvis Balinskis: 7</w:t>
-      </w:r>
-    </w:p>
-    <w:p>
-      <w:r>
-        <w:t>• 2022: []</w:t>
-      </w:r>
-    </w:p>
-    <w:p>
-      <w:r>
-        <w:t>• 2023: []</w:t>
-      </w:r>
-    </w:p>
-    <w:p>
-      <w:r>
-        <w:t>• 2024: [11, 9, 3]</w:t>
-      </w:r>
-    </w:p>
-    <w:p>
-      <w:r>
-        <w:t>• 2025: [17, 7, 0]</w:t>
-      </w:r>
-    </w:p>
-    <w:p>
-      <w:r>
-        <w:rPr>
-          <w:b/>
-          <w:color w:val="FF0000"/>
-          <w:sz w:val="26"/>
-        </w:rPr>
-        <w:t>Jack Studnicka: 39</w:t>
-      </w:r>
-    </w:p>
-    <w:p>
-      <w:r>
-        <w:t>• 2022: [10, 4, 2]</w:t>
-      </w:r>
-    </w:p>
-    <w:p>
-      <w:r>
-        <w:t>• 2023: []</w:t>
-      </w:r>
-    </w:p>
-    <w:p>
-      <w:r>
-        <w:t>• 2024: []</w:t>
-      </w:r>
-    </w:p>
-    <w:p>
-      <w:r>
-        <w:t>• 2025: []</w:t>
-      </w:r>
-    </w:p>
-    <w:p>
-      <w:r>
-        <w:rPr>
-          <w:sz w:val="26"/>
-        </w:rPr>
-        <w:t>Anton Lundell: 3</w:t>
-      </w:r>
-    </w:p>
-    <w:p>
-      <w:r>
-        <w:t>• 2022: [13, 13, 12]</w:t>
-      </w:r>
-    </w:p>
-    <w:p>
-      <w:r>
-        <w:t>• 2023: [21, 13, 9]</w:t>
-      </w:r>
-    </w:p>
-    <w:p>
-      <w:r>
-        <w:t>• 2024: [14, 8, 6]</w:t>
-      </w:r>
-    </w:p>
-    <w:p>
-      <w:r>
-        <w:t>• 2025: [7, 6, 5]</w:t>
-      </w:r>
-    </w:p>
-    <w:p>
-      <w:r>
-        <w:rPr>
-          <w:b/>
-          <w:color w:val="FF0000"/>
-          <w:sz w:val="26"/>
-        </w:rPr>
-        <w:t>Gustav Forsling: 21</w:t>
+        <w:t>Gustav Forsling: 22</w:t>
       </w:r>
     </w:p>
     <w:p>
@@ -8614,36 +8496,6 @@
     <w:p>
       <w:r>
         <w:t>• 2025: [21]</w:t>
-      </w:r>
-    </w:p>
-    <w:p>
-      <w:r>
-        <w:rPr>
-          <w:b/>
-          <w:color w:val="FF0000"/>
-          <w:sz w:val="26"/>
-        </w:rPr>
-        <w:t>Eetu Luostarinen: 9</w:t>
-      </w:r>
-    </w:p>
-    <w:p>
-      <w:r>
-        <w:t>• 2022: [12, 11, 8]</w:t>
-      </w:r>
-    </w:p>
-    <w:p>
-      <w:r>
-        <w:t>• 2023: [10, 8, 6]</w:t>
-      </w:r>
-    </w:p>
-    <w:p>
-      <w:r>
-        <w:t>• 2024: [25, 18, 15]</w:t>
-      </w:r>
-    </w:p>
-    <w:p>
-      <w:r>
-        <w:t>• 2025: [11, 10, 5]</w:t>
       </w:r>
     </w:p>
     <w:p>
@@ -9301,7 +9153,7 @@
         <w:rPr>
           <w:sz w:val="26"/>
         </w:rPr>
-        <w:t>Kirill Kaprizov: 1</w:t>
+        <w:t>Kirill Kaprizov: 2</w:t>
       </w:r>
     </w:p>
     <w:p>
@@ -9329,7 +9181,63 @@
         <w:rPr>
           <w:sz w:val="26"/>
         </w:rPr>
-        <w:t>Michael McCarron: 4</w:t>
+        <w:t>Danila Yurov: 1</w:t>
+      </w:r>
+    </w:p>
+    <w:p>
+      <w:r>
+        <w:t>• 2022: []</w:t>
+      </w:r>
+    </w:p>
+    <w:p>
+      <w:r>
+        <w:t>• 2023: []</w:t>
+      </w:r>
+    </w:p>
+    <w:p>
+      <w:r>
+        <w:t>• 2024: []</w:t>
+      </w:r>
+    </w:p>
+    <w:p>
+      <w:r>
+        <w:t>• 2025: [9, 8, 7]</w:t>
+      </w:r>
+    </w:p>
+    <w:p>
+      <w:r>
+        <w:rPr>
+          <w:sz w:val="26"/>
+        </w:rPr>
+        <w:t>Matt Boldy: 1</w:t>
+      </w:r>
+    </w:p>
+    <w:p>
+      <w:r>
+        <w:t>• 2022: [15, 11, 8]</w:t>
+      </w:r>
+    </w:p>
+    <w:p>
+      <w:r>
+        <w:t>• 2023: [10, 6, 6]</w:t>
+      </w:r>
+    </w:p>
+    <w:p>
+      <w:r>
+        <w:t>• 2024: [11, 9, 9]</w:t>
+      </w:r>
+    </w:p>
+    <w:p>
+      <w:r>
+        <w:t>• 2025: [6, 4, 3]</w:t>
+      </w:r>
+    </w:p>
+    <w:p>
+      <w:r>
+        <w:rPr>
+          <w:sz w:val="26"/>
+        </w:rPr>
+        <w:t>Michael McCarron: 5</w:t>
       </w:r>
     </w:p>
     <w:p>
@@ -9359,7 +9267,7 @@
           <w:color w:val="FF0000"/>
           <w:sz w:val="26"/>
         </w:rPr>
-        <w:t>Jake Middleton: 24</w:t>
+        <w:t>Jake Middleton: 25</w:t>
       </w:r>
     </w:p>
     <w:p>
@@ -9387,7 +9295,7 @@
         <w:rPr>
           <w:sz w:val="26"/>
         </w:rPr>
-        <w:t>Mats Zuccarello: 4</w:t>
+        <w:t>Mats Zuccarello: 5</w:t>
       </w:r>
     </w:p>
     <w:p>
@@ -9443,35 +9351,7 @@
         <w:rPr>
           <w:sz w:val="26"/>
         </w:rPr>
-        <w:t>Vladimir Tarasenko: 4</w:t>
-      </w:r>
-    </w:p>
-    <w:p>
-      <w:r>
-        <w:t>• 2022: [9, 6, 6]</w:t>
-      </w:r>
-    </w:p>
-    <w:p>
-      <w:r>
-        <w:t>• 2023: [13, 8, 5]</w:t>
-      </w:r>
-    </w:p>
-    <w:p>
-      <w:r>
-        <w:t>• 2024: [18, 16, 10]</w:t>
-      </w:r>
-    </w:p>
-    <w:p>
-      <w:r>
-        <w:t>• 2025: [9, 7, 6]</w:t>
-      </w:r>
-    </w:p>
-    <w:p>
-      <w:r>
-        <w:rPr>
-          <w:sz w:val="26"/>
-        </w:rPr>
-        <w:t>Ryan Hartman: 2</w:t>
+        <w:t>Ryan Hartman: 3</w:t>
       </w:r>
     </w:p>
     <w:p>
@@ -9527,87 +9407,31 @@
     <w:p>
       <w:r>
         <w:rPr>
-          <w:sz w:val="26"/>
-        </w:rPr>
-        <w:t>Nick Foligno: 5</w:t>
-      </w:r>
-    </w:p>
-    <w:p>
-      <w:r>
-        <w:t>• 2022: [13, 12, 6]</w:t>
-      </w:r>
-    </w:p>
-    <w:p>
-      <w:r>
-        <w:t>• 2023: [13, 8, 7]</w:t>
-      </w:r>
-    </w:p>
-    <w:p>
-      <w:r>
-        <w:t>• 2024: [16, 15, 9]</w:t>
-      </w:r>
-    </w:p>
-    <w:p>
-      <w:r>
-        <w:t>• 2025: [10, 8]</w:t>
-      </w:r>
-    </w:p>
-    <w:p>
-      <w:r>
-        <w:rPr>
           <w:b/>
           <w:color w:val="FF0000"/>
           <w:sz w:val="26"/>
         </w:rPr>
-        <w:t>Marcus Foligno: 8</w:t>
-      </w:r>
-    </w:p>
-    <w:p>
-      <w:r>
-        <w:t>• 2022: [18, 15, 11]</w:t>
-      </w:r>
-    </w:p>
-    <w:p>
-      <w:r>
-        <w:t>• 2023: [15, 8, 4]</w:t>
-      </w:r>
-    </w:p>
-    <w:p>
-      <w:r>
-        <w:t>• 2024: [15, 12, 11]</w:t>
-      </w:r>
-    </w:p>
-    <w:p>
-      <w:r>
-        <w:t>• 2025: [5, 1, 0]</w:t>
-      </w:r>
-    </w:p>
-    <w:p>
-      <w:r>
-        <w:rPr>
-          <w:sz w:val="26"/>
-        </w:rPr>
-        <w:t>Ben Jones: 5</w:t>
-      </w:r>
-    </w:p>
-    <w:p>
-      <w:r>
-        <w:t>• 2022: []</w:t>
-      </w:r>
-    </w:p>
-    <w:p>
-      <w:r>
-        <w:t>• 2023: []</w:t>
-      </w:r>
-    </w:p>
-    <w:p>
-      <w:r>
-        <w:t>• 2024: []</w:t>
-      </w:r>
-    </w:p>
-    <w:p>
-      <w:r>
-        <w:t>• 2025: []</w:t>
+        <w:t>Nick Foligno: 6</w:t>
+      </w:r>
+    </w:p>
+    <w:p>
+      <w:r>
+        <w:t>• 2022: [13, 12, 6]</w:t>
+      </w:r>
+    </w:p>
+    <w:p>
+      <w:r>
+        <w:t>• 2023: [13, 8, 7]</w:t>
+      </w:r>
+    </w:p>
+    <w:p>
+      <w:r>
+        <w:t>• 2024: [16, 15, 9]</w:t>
+      </w:r>
+    </w:p>
+    <w:p>
+      <w:r>
+        <w:t>• 2025: [10, 8]</w:t>
       </w:r>
     </w:p>
     <w:p>
@@ -9617,7 +9441,35 @@
           <w:color w:val="FF0000"/>
           <w:sz w:val="26"/>
         </w:rPr>
-        <w:t>Zach Bogosian: 4</w:t>
+        <w:t>Marcus Foligno: 8</w:t>
+      </w:r>
+    </w:p>
+    <w:p>
+      <w:r>
+        <w:t>• 2022: [18, 15, 11]</w:t>
+      </w:r>
+    </w:p>
+    <w:p>
+      <w:r>
+        <w:t>• 2023: [15, 8, 4]</w:t>
+      </w:r>
+    </w:p>
+    <w:p>
+      <w:r>
+        <w:t>• 2024: [15, 12, 11]</w:t>
+      </w:r>
+    </w:p>
+    <w:p>
+      <w:r>
+        <w:t>• 2025: [5, 1, 0]</w:t>
+      </w:r>
+    </w:p>
+    <w:p>
+      <w:r>
+        <w:rPr>
+          <w:sz w:val="26"/>
+        </w:rPr>
+        <w:t>Ben Jones: 5</w:t>
       </w:r>
     </w:p>
     <w:p>
@@ -9627,45 +9479,17 @@
     </w:p>
     <w:p>
       <w:r>
-        <w:t>• 2023: [22, 3]</w:t>
-      </w:r>
-    </w:p>
-    <w:p>
-      <w:r>
-        <w:t>• 2024: [27, 0, 0]</w:t>
-      </w:r>
-    </w:p>
-    <w:p>
-      <w:r>
-        <w:t>• 2025: [14]</w:t>
-      </w:r>
-    </w:p>
-    <w:p>
-      <w:r>
-        <w:rPr>
-          <w:sz w:val="26"/>
-        </w:rPr>
-        <w:t>Brock Faber: 5</w:t>
-      </w:r>
-    </w:p>
-    <w:p>
-      <w:r>
-        <w:t>• 2022: []</w:t>
-      </w:r>
-    </w:p>
-    <w:p>
-      <w:r>
-        <w:t>• 2023: [29, 15, 13]</w:t>
-      </w:r>
-    </w:p>
-    <w:p>
-      <w:r>
-        <w:t>• 2024: [15, 14, 12]</w:t>
-      </w:r>
-    </w:p>
-    <w:p>
-      <w:r>
-        <w:t>• 2025: [13, 5, 4]</w:t>
+        <w:t>• 2023: []</w:t>
+      </w:r>
+    </w:p>
+    <w:p>
+      <w:r>
+        <w:t>• 2024: []</w:t>
+      </w:r>
+    </w:p>
+    <w:p>
+      <w:r>
+        <w:t>• 2025: []</w:t>
       </w:r>
     </w:p>
     <w:p>
@@ -9675,27 +9499,55 @@
           <w:color w:val="FF0000"/>
           <w:sz w:val="26"/>
         </w:rPr>
-        <w:t>Jared Spurgeon: 9</w:t>
-      </w:r>
-    </w:p>
-    <w:p>
-      <w:r>
-        <w:t>• 2022: [17, 15, 11]</w:t>
-      </w:r>
-    </w:p>
-    <w:p>
-      <w:r>
-        <w:t>• 2023: []</w:t>
-      </w:r>
-    </w:p>
-    <w:p>
-      <w:r>
-        <w:t>• 2024: [10, 10, 5]</w:t>
-      </w:r>
-    </w:p>
-    <w:p>
-      <w:r>
-        <w:t>• 2025: [29, 9, 6]</w:t>
+        <w:t>Zach Bogosian: 4</w:t>
+      </w:r>
+    </w:p>
+    <w:p>
+      <w:r>
+        <w:t>• 2022: []</w:t>
+      </w:r>
+    </w:p>
+    <w:p>
+      <w:r>
+        <w:t>• 2023: [22, 3]</w:t>
+      </w:r>
+    </w:p>
+    <w:p>
+      <w:r>
+        <w:t>• 2024: [27, 0, 0]</w:t>
+      </w:r>
+    </w:p>
+    <w:p>
+      <w:r>
+        <w:t>• 2025: [14]</w:t>
+      </w:r>
+    </w:p>
+    <w:p>
+      <w:r>
+        <w:rPr>
+          <w:sz w:val="26"/>
+        </w:rPr>
+        <w:t>Brock Faber: 6</w:t>
+      </w:r>
+    </w:p>
+    <w:p>
+      <w:r>
+        <w:t>• 2022: []</w:t>
+      </w:r>
+    </w:p>
+    <w:p>
+      <w:r>
+        <w:t>• 2023: [29, 15, 13]</w:t>
+      </w:r>
+    </w:p>
+    <w:p>
+      <w:r>
+        <w:t>• 2024: [15, 14, 12]</w:t>
+      </w:r>
+    </w:p>
+    <w:p>
+      <w:r>
+        <w:t>• 2025: [13, 5, 4]</w:t>
       </w:r>
     </w:p>
     <w:p>
@@ -9705,27 +9557,27 @@
           <w:color w:val="FF0000"/>
           <w:sz w:val="26"/>
         </w:rPr>
-        <w:t>Jonas Brodin: 22</w:t>
-      </w:r>
-    </w:p>
-    <w:p>
-      <w:r>
-        <w:t>• 2022: [15, 5]</w:t>
-      </w:r>
-    </w:p>
-    <w:p>
-      <w:r>
-        <w:t>• 2023: [27, 5, 1]</w:t>
-      </w:r>
-    </w:p>
-    <w:p>
-      <w:r>
-        <w:t>• 2024: [9, 2, 1]</w:t>
-      </w:r>
-    </w:p>
-    <w:p>
-      <w:r>
-        <w:t>• 2025: [13, 5]</w:t>
+        <w:t>Jared Spurgeon: 10</w:t>
+      </w:r>
+    </w:p>
+    <w:p>
+      <w:r>
+        <w:t>• 2022: [17, 15, 11]</w:t>
+      </w:r>
+    </w:p>
+    <w:p>
+      <w:r>
+        <w:t>• 2023: []</w:t>
+      </w:r>
+    </w:p>
+    <w:p>
+      <w:r>
+        <w:t>• 2024: [10, 10, 5]</w:t>
+      </w:r>
+    </w:p>
+    <w:p>
+      <w:r>
+        <w:t>• 2025: [29, 9, 6]</w:t>
       </w:r>
     </w:p>
     <w:p>
@@ -9735,111 +9587,27 @@
           <w:color w:val="FF0000"/>
           <w:sz w:val="26"/>
         </w:rPr>
-        <w:t>Robby Fabbri: 6</w:t>
-      </w:r>
-    </w:p>
-    <w:p>
-      <w:r>
-        <w:t>• 2022: [6, 4, 0]</w:t>
-      </w:r>
-    </w:p>
-    <w:p>
-      <w:r>
-        <w:t>• 2023: [11, 10, 10]</w:t>
-      </w:r>
-    </w:p>
-    <w:p>
-      <w:r>
-        <w:t>• 2024: [9, 8, 5]</w:t>
-      </w:r>
-    </w:p>
-    <w:p>
-      <w:r>
-        <w:t>• 2025: []</w:t>
-      </w:r>
-    </w:p>
-    <w:p>
-      <w:r>
-        <w:rPr>
-          <w:sz w:val="26"/>
-        </w:rPr>
-        <w:t>Yakov Trenin: 5</w:t>
-      </w:r>
-    </w:p>
-    <w:p>
-      <w:r>
-        <w:t>• 2022: [13, 10, 8]</w:t>
-      </w:r>
-    </w:p>
-    <w:p>
-      <w:r>
-        <w:t>• 2023: [16, 8, 6]</w:t>
-      </w:r>
-    </w:p>
-    <w:p>
-      <w:r>
-        <w:t>• 2024: [23, 7, 6]</w:t>
-      </w:r>
-    </w:p>
-    <w:p>
-      <w:r>
-        <w:t>• 2025: [13, 11, 7]</w:t>
-      </w:r>
-    </w:p>
-    <w:p>
-      <w:r>
-        <w:rPr>
-          <w:sz w:val="26"/>
-        </w:rPr>
-        <w:t>Nico Sturm: 1</w:t>
-      </w:r>
-    </w:p>
-    <w:p>
-      <w:r>
-        <w:t>• 2022: [11, 9, 7]</w:t>
-      </w:r>
-    </w:p>
-    <w:p>
-      <w:r>
-        <w:t>• 2023: [8, 4, 2]</w:t>
-      </w:r>
-    </w:p>
-    <w:p>
-      <w:r>
-        <w:t>• 2024: [18, 5, 3]</w:t>
-      </w:r>
-    </w:p>
-    <w:p>
-      <w:r>
-        <w:t>• 2025: [20, 11, 5]</w:t>
-      </w:r>
-    </w:p>
-    <w:p>
-      <w:r>
-        <w:rPr>
-          <w:sz w:val="26"/>
-        </w:rPr>
-        <w:t>David Jiricek: 26</w:t>
-      </w:r>
-    </w:p>
-    <w:p>
-      <w:r>
-        <w:t>• 2022: []</w:t>
-      </w:r>
-    </w:p>
-    <w:p>
-      <w:r>
-        <w:t>• 2023: []</w:t>
-      </w:r>
-    </w:p>
-    <w:p>
-      <w:r>
-        <w:t>• 2024: []</w:t>
-      </w:r>
-    </w:p>
-    <w:p>
-      <w:r>
-        <w:t>• 2025: []</w:t>
+        <w:t>Jonas Brodin: 23</w:t>
+      </w:r>
+    </w:p>
+    <w:p>
+      <w:r>
+        <w:t>• 2022: [15, 5]</w:t>
+      </w:r>
+    </w:p>
+    <w:p>
+      <w:r>
+        <w:t>• 2023: [27, 5, 1]</w:t>
+      </w:r>
+    </w:p>
+    <w:p>
+      <w:r>
+        <w:t>• 2024: [9, 2, 1]</w:t>
+      </w:r>
+    </w:p>
+    <w:p>
+      <w:r>
+        <w:t>• 2025: [13, 5]</w:t>
       </w:r>
     </w:p>
     <w:p>
@@ -9849,45 +9617,17 @@
           <w:color w:val="FF0000"/>
           <w:sz w:val="26"/>
         </w:rPr>
-        <w:t>Joel Eriksson Ek: 8</w:t>
-      </w:r>
-    </w:p>
-    <w:p>
-      <w:r>
-        <w:t>• 2022: [10, 8, 5]</w:t>
-      </w:r>
-    </w:p>
-    <w:p>
-      <w:r>
-        <w:t>• 2023: [10, 7, 5]</w:t>
-      </w:r>
-    </w:p>
-    <w:p>
-      <w:r>
-        <w:t>• 2024: [17, 7, 6]</w:t>
-      </w:r>
-    </w:p>
-    <w:p>
-      <w:r>
-        <w:t>• 2025: [9, 8, 7]</w:t>
-      </w:r>
-    </w:p>
-    <w:p>
-      <w:r>
-        <w:rPr>
-          <w:sz w:val="26"/>
-        </w:rPr>
-        <w:t>Carson Lambos: 1</w:t>
-      </w:r>
-    </w:p>
-    <w:p>
-      <w:r>
-        <w:t>• 2022: []</w:t>
-      </w:r>
-    </w:p>
-    <w:p>
-      <w:r>
-        <w:t>• 2023: []</w:t>
+        <w:t>Jeff Petry: 77</w:t>
+      </w:r>
+    </w:p>
+    <w:p>
+      <w:r>
+        <w:t>• 2022: [29, 8, 1]</w:t>
+      </w:r>
+    </w:p>
+    <w:p>
+      <w:r>
+        <w:t>• 2023: [39, 5]</w:t>
       </w:r>
     </w:p>
     <w:p>
@@ -9907,50 +9647,22 @@
           <w:color w:val="FF0000"/>
           <w:sz w:val="26"/>
         </w:rPr>
-        <w:t>Quinn Hughes: 5</w:t>
-      </w:r>
-    </w:p>
-    <w:p>
-      <w:r>
-        <w:t>• 2022: [24, 5, 4]</w:t>
-      </w:r>
-    </w:p>
-    <w:p>
-      <w:r>
-        <w:t>• 2023: [17, 9, 9]</w:t>
-      </w:r>
-    </w:p>
-    <w:p>
-      <w:r>
-        <w:t>• 2024: [7, 6, 5]</w:t>
-      </w:r>
-    </w:p>
-    <w:p>
-      <w:r>
-        <w:t>• 2025: [15, 13, 8]</w:t>
-      </w:r>
-    </w:p>
-    <w:p>
-      <w:r>
-        <w:rPr>
-          <w:sz w:val="26"/>
-        </w:rPr>
-        <w:t>Matt Kiersted: 14</w:t>
-      </w:r>
-    </w:p>
-    <w:p>
-      <w:r>
-        <w:t>• 2022: []</w:t>
-      </w:r>
-    </w:p>
-    <w:p>
-      <w:r>
-        <w:t>• 2023: []</w:t>
-      </w:r>
-    </w:p>
-    <w:p>
-      <w:r>
-        <w:t>• 2024: []</w:t>
+        <w:t>Robby Fabbri: 6</w:t>
+      </w:r>
+    </w:p>
+    <w:p>
+      <w:r>
+        <w:t>• 2022: [6, 4, 0]</w:t>
+      </w:r>
+    </w:p>
+    <w:p>
+      <w:r>
+        <w:t>• 2023: [11, 10, 10]</w:t>
+      </w:r>
+    </w:p>
+    <w:p>
+      <w:r>
+        <w:t>• 2024: [9, 8, 5]</w:t>
       </w:r>
     </w:p>
     <w:p>
@@ -9965,7 +9677,211 @@
           <w:color w:val="FF0000"/>
           <w:sz w:val="26"/>
         </w:rPr>
-        <w:t>Marcus Johansson: 14</w:t>
+        <w:t>Yakov Trenin: 6</w:t>
+      </w:r>
+    </w:p>
+    <w:p>
+      <w:r>
+        <w:t>• 2022: [13, 10, 8]</w:t>
+      </w:r>
+    </w:p>
+    <w:p>
+      <w:r>
+        <w:t>• 2023: [16, 8, 6]</w:t>
+      </w:r>
+    </w:p>
+    <w:p>
+      <w:r>
+        <w:t>• 2024: [23, 7, 6]</w:t>
+      </w:r>
+    </w:p>
+    <w:p>
+      <w:r>
+        <w:t>• 2025: [13, 11, 7]</w:t>
+      </w:r>
+    </w:p>
+    <w:p>
+      <w:r>
+        <w:rPr>
+          <w:b/>
+          <w:color w:val="FF0000"/>
+          <w:sz w:val="26"/>
+        </w:rPr>
+        <w:t>Nico Sturm: 2</w:t>
+      </w:r>
+    </w:p>
+    <w:p>
+      <w:r>
+        <w:t>• 2022: [11, 9, 7]</w:t>
+      </w:r>
+    </w:p>
+    <w:p>
+      <w:r>
+        <w:t>• 2023: [8, 4, 2]</w:t>
+      </w:r>
+    </w:p>
+    <w:p>
+      <w:r>
+        <w:t>• 2024: [18, 5, 3]</w:t>
+      </w:r>
+    </w:p>
+    <w:p>
+      <w:r>
+        <w:t>• 2025: [20, 11, 5]</w:t>
+      </w:r>
+    </w:p>
+    <w:p>
+      <w:r>
+        <w:rPr>
+          <w:sz w:val="26"/>
+        </w:rPr>
+        <w:t>David Jiricek: 26</w:t>
+      </w:r>
+    </w:p>
+    <w:p>
+      <w:r>
+        <w:t>• 2022: []</w:t>
+      </w:r>
+    </w:p>
+    <w:p>
+      <w:r>
+        <w:t>• 2023: []</w:t>
+      </w:r>
+    </w:p>
+    <w:p>
+      <w:r>
+        <w:t>• 2024: []</w:t>
+      </w:r>
+    </w:p>
+    <w:p>
+      <w:r>
+        <w:t>• 2025: []</w:t>
+      </w:r>
+    </w:p>
+    <w:p>
+      <w:r>
+        <w:rPr>
+          <w:b/>
+          <w:color w:val="FF0000"/>
+          <w:sz w:val="26"/>
+        </w:rPr>
+        <w:t>Joel Eriksson Ek: 9</w:t>
+      </w:r>
+    </w:p>
+    <w:p>
+      <w:r>
+        <w:t>• 2022: [10, 8, 5]</w:t>
+      </w:r>
+    </w:p>
+    <w:p>
+      <w:r>
+        <w:t>• 2023: [10, 7, 5]</w:t>
+      </w:r>
+    </w:p>
+    <w:p>
+      <w:r>
+        <w:t>• 2024: [17, 7, 6]</w:t>
+      </w:r>
+    </w:p>
+    <w:p>
+      <w:r>
+        <w:t>• 2025: [9, 8, 7]</w:t>
+      </w:r>
+    </w:p>
+    <w:p>
+      <w:r>
+        <w:rPr>
+          <w:sz w:val="26"/>
+        </w:rPr>
+        <w:t>Carson Lambos: 1</w:t>
+      </w:r>
+    </w:p>
+    <w:p>
+      <w:r>
+        <w:t>• 2022: []</w:t>
+      </w:r>
+    </w:p>
+    <w:p>
+      <w:r>
+        <w:t>• 2023: []</w:t>
+      </w:r>
+    </w:p>
+    <w:p>
+      <w:r>
+        <w:t>• 2024: []</w:t>
+      </w:r>
+    </w:p>
+    <w:p>
+      <w:r>
+        <w:t>• 2025: []</w:t>
+      </w:r>
+    </w:p>
+    <w:p>
+      <w:r>
+        <w:rPr>
+          <w:b/>
+          <w:color w:val="FF0000"/>
+          <w:sz w:val="26"/>
+        </w:rPr>
+        <w:t>Quinn Hughes: 6</w:t>
+      </w:r>
+    </w:p>
+    <w:p>
+      <w:r>
+        <w:t>• 2022: [24, 5, 4]</w:t>
+      </w:r>
+    </w:p>
+    <w:p>
+      <w:r>
+        <w:t>• 2023: [17, 9, 9]</w:t>
+      </w:r>
+    </w:p>
+    <w:p>
+      <w:r>
+        <w:t>• 2024: [7, 6, 5]</w:t>
+      </w:r>
+    </w:p>
+    <w:p>
+      <w:r>
+        <w:t>• 2025: [15, 13, 8]</w:t>
+      </w:r>
+    </w:p>
+    <w:p>
+      <w:r>
+        <w:rPr>
+          <w:sz w:val="26"/>
+        </w:rPr>
+        <w:t>Matt Kiersted: 14</w:t>
+      </w:r>
+    </w:p>
+    <w:p>
+      <w:r>
+        <w:t>• 2022: []</w:t>
+      </w:r>
+    </w:p>
+    <w:p>
+      <w:r>
+        <w:t>• 2023: []</w:t>
+      </w:r>
+    </w:p>
+    <w:p>
+      <w:r>
+        <w:t>• 2024: []</w:t>
+      </w:r>
+    </w:p>
+    <w:p>
+      <w:r>
+        <w:t>• 2025: []</w:t>
+      </w:r>
+    </w:p>
+    <w:p>
+      <w:r>
+        <w:rPr>
+          <w:b/>
+          <w:color w:val="FF0000"/>
+          <w:sz w:val="26"/>
+        </w:rPr>
+        <w:t>Marcus Johansson: 15</w:t>
       </w:r>
     </w:p>
     <w:p>
@@ -10033,7 +9949,7 @@
           <w:color w:val="FF0000"/>
           <w:sz w:val="26"/>
         </w:rPr>
-        <w:t>Juraj Slafkovsk: 1</w:t>
+        <w:t>Juraj Slafkovsk: 2</w:t>
       </w:r>
     </w:p>
     <w:p>
@@ -10063,7 +9979,7 @@
           <w:color w:val="FF0000"/>
           <w:sz w:val="26"/>
         </w:rPr>
-        <w:t>Arber Xhekaj: 26</w:t>
+        <w:t>Arber Xhekaj: 27</w:t>
       </w:r>
     </w:p>
     <w:p>
@@ -10084,90 +10000,6 @@
     <w:p>
       <w:r>
         <w:t>• 2025: []</w:t>
-      </w:r>
-    </w:p>
-    <w:p>
-      <w:r>
-        <w:rPr>
-          <w:sz w:val="26"/>
-        </w:rPr>
-        <w:t>Alexandre Texier: 1</w:t>
-      </w:r>
-    </w:p>
-    <w:p>
-      <w:r>
-        <w:t>• 2022: []</w:t>
-      </w:r>
-    </w:p>
-    <w:p>
-      <w:r>
-        <w:t>• 2023: [14, 11, 9]</w:t>
-      </w:r>
-    </w:p>
-    <w:p>
-      <w:r>
-        <w:t>• 2024: [14, 5, 2]</w:t>
-      </w:r>
-    </w:p>
-    <w:p>
-      <w:r>
-        <w:t>• 2025: [9, 9, 1]</w:t>
-      </w:r>
-    </w:p>
-    <w:p>
-      <w:r>
-        <w:rPr>
-          <w:sz w:val="26"/>
-        </w:rPr>
-        <w:t>Phillip Danault: 2</w:t>
-      </w:r>
-    </w:p>
-    <w:p>
-      <w:r>
-        <w:t>• 2022: [10, 9, 7]</w:t>
-      </w:r>
-    </w:p>
-    <w:p>
-      <w:r>
-        <w:t>• 2023: [11, 10, 6]</w:t>
-      </w:r>
-    </w:p>
-    <w:p>
-      <w:r>
-        <w:t>• 2024: [14, 12, 10]</w:t>
-      </w:r>
-    </w:p>
-    <w:p>
-      <w:r>
-        <w:t>• 2025: [3, 2, 2]</w:t>
-      </w:r>
-    </w:p>
-    <w:p>
-      <w:r>
-        <w:rPr>
-          <w:sz w:val="26"/>
-        </w:rPr>
-        <w:t>Ivan Demidov: 1</w:t>
-      </w:r>
-    </w:p>
-    <w:p>
-      <w:r>
-        <w:t>• 2022: []</w:t>
-      </w:r>
-    </w:p>
-    <w:p>
-      <w:r>
-        <w:t>• 2023: []</w:t>
-      </w:r>
-    </w:p>
-    <w:p>
-      <w:r>
-        <w:t>• 2024: []</w:t>
-      </w:r>
-    </w:p>
-    <w:p>
-      <w:r>
-        <w:t>• 2025: [9, 8, 7]</w:t>
       </w:r>
     </w:p>
     <w:p>
@@ -10177,7 +10009,7 @@
           <w:color w:val="FF0000"/>
           <w:sz w:val="26"/>
         </w:rPr>
-        <w:t>Joshua Roy: 5</w:t>
+        <w:t>Alexandre Texier: 2</w:t>
       </w:r>
     </w:p>
     <w:p>
@@ -10187,17 +10019,73 @@
     </w:p>
     <w:p>
       <w:r>
-        <w:t>• 2023: [13, 1, 0]</w:t>
-      </w:r>
-    </w:p>
-    <w:p>
-      <w:r>
-        <w:t>• 2024: [0]</w:t>
-      </w:r>
-    </w:p>
-    <w:p>
-      <w:r>
-        <w:t>• 2025: []</w:t>
+        <w:t>• 2023: [14, 11, 9]</w:t>
+      </w:r>
+    </w:p>
+    <w:p>
+      <w:r>
+        <w:t>• 2024: [14, 5, 2]</w:t>
+      </w:r>
+    </w:p>
+    <w:p>
+      <w:r>
+        <w:t>• 2025: [9, 9, 1]</w:t>
+      </w:r>
+    </w:p>
+    <w:p>
+      <w:r>
+        <w:rPr>
+          <w:sz w:val="26"/>
+        </w:rPr>
+        <w:t>Phillip Danault: 3</w:t>
+      </w:r>
+    </w:p>
+    <w:p>
+      <w:r>
+        <w:t>• 2022: [10, 9, 7]</w:t>
+      </w:r>
+    </w:p>
+    <w:p>
+      <w:r>
+        <w:t>• 2023: [11, 10, 6]</w:t>
+      </w:r>
+    </w:p>
+    <w:p>
+      <w:r>
+        <w:t>• 2024: [14, 12, 10]</w:t>
+      </w:r>
+    </w:p>
+    <w:p>
+      <w:r>
+        <w:t>• 2025: [3, 2, 2]</w:t>
+      </w:r>
+    </w:p>
+    <w:p>
+      <w:r>
+        <w:rPr>
+          <w:sz w:val="26"/>
+        </w:rPr>
+        <w:t>Ivan Demidov: 2</w:t>
+      </w:r>
+    </w:p>
+    <w:p>
+      <w:r>
+        <w:t>• 2022: []</w:t>
+      </w:r>
+    </w:p>
+    <w:p>
+      <w:r>
+        <w:t>• 2023: []</w:t>
+      </w:r>
+    </w:p>
+    <w:p>
+      <w:r>
+        <w:t>• 2024: []</w:t>
+      </w:r>
+    </w:p>
+    <w:p>
+      <w:r>
+        <w:t>• 2025: [9, 8, 7]</w:t>
       </w:r>
     </w:p>
     <w:p>
@@ -10207,27 +10095,27 @@
           <w:color w:val="FF0000"/>
           <w:sz w:val="26"/>
         </w:rPr>
-        <w:t>Alex Newhook: 5</w:t>
-      </w:r>
-    </w:p>
-    <w:p>
-      <w:r>
-        <w:t>• 2022: [20, 11, 8]</w:t>
-      </w:r>
-    </w:p>
-    <w:p>
-      <w:r>
-        <w:t>• 2023: [13, 6, 5]</w:t>
-      </w:r>
-    </w:p>
-    <w:p>
-      <w:r>
-        <w:t>• 2024: [9, 8, 7]</w:t>
-      </w:r>
-    </w:p>
-    <w:p>
-      <w:r>
-        <w:t>• 2025: [4, 4, 2]</w:t>
+        <w:t>Joshua Roy: 5</w:t>
+      </w:r>
+    </w:p>
+    <w:p>
+      <w:r>
+        <w:t>• 2022: []</w:t>
+      </w:r>
+    </w:p>
+    <w:p>
+      <w:r>
+        <w:t>• 2023: [13, 1, 0]</w:t>
+      </w:r>
+    </w:p>
+    <w:p>
+      <w:r>
+        <w:t>• 2024: [0]</w:t>
+      </w:r>
+    </w:p>
+    <w:p>
+      <w:r>
+        <w:t>• 2025: []</w:t>
       </w:r>
     </w:p>
     <w:p>
@@ -10325,7 +10213,7 @@
           <w:color w:val="FF0000"/>
           <w:sz w:val="26"/>
         </w:rPr>
-        <w:t>Brendan Gallagher: 7</w:t>
+        <w:t>Brendan Gallagher: 8</w:t>
       </w:r>
     </w:p>
     <w:p>
@@ -10353,7 +10241,7 @@
         <w:rPr>
           <w:sz w:val="26"/>
         </w:rPr>
-        <w:t>Jake Evans: 2</w:t>
+        <w:t>Jake Evans: 3</w:t>
       </w:r>
     </w:p>
     <w:p>
@@ -10411,7 +10299,7 @@
           <w:color w:val="FF0000"/>
           <w:sz w:val="26"/>
         </w:rPr>
-        <w:t>Kaiden Guhle: 22</w:t>
+        <w:t>Kaiden Guhle: 23</w:t>
       </w:r>
     </w:p>
     <w:p>
@@ -10469,7 +10357,7 @@
           <w:color w:val="FF0000"/>
           <w:sz w:val="26"/>
         </w:rPr>
-        <w:t>Noah Dobson: 7</w:t>
+        <w:t>Noah Dobson: 8</w:t>
       </w:r>
     </w:p>
     <w:p>
@@ -10499,7 +10387,7 @@
           <w:color w:val="FF0000"/>
           <w:sz w:val="26"/>
         </w:rPr>
-        <w:t>Josh Anderson: 8</w:t>
+        <w:t>Josh Anderson: 9</w:t>
       </w:r>
     </w:p>
     <w:p>
@@ -10557,7 +10445,7 @@
         <w:rPr>
           <w:sz w:val="26"/>
         </w:rPr>
-        <w:t>Lane Hutson: 4</w:t>
+        <w:t>Lane Hutson: 5</w:t>
       </w:r>
     </w:p>
     <w:p>
@@ -10587,7 +10475,7 @@
           <w:color w:val="FF0000"/>
           <w:sz w:val="26"/>
         </w:rPr>
-        <w:t>Mike Matheson: 6</w:t>
+        <w:t>Mike Matheson: 7</w:t>
       </w:r>
     </w:p>
     <w:p>
@@ -10617,7 +10505,7 @@
           <w:color w:val="FF0000"/>
           <w:sz w:val="26"/>
         </w:rPr>
-        <w:t>Alexandre Carrier: 4</w:t>
+        <w:t>Alexandre Carrier: 5</w:t>
       </w:r>
     </w:p>
     <w:p>
@@ -10647,7 +10535,7 @@
           <w:color w:val="FF0000"/>
           <w:sz w:val="26"/>
         </w:rPr>
-        <w:t>Kirby Dach: 6</w:t>
+        <w:t>Kirby Dach: 7</w:t>
       </w:r>
     </w:p>
     <w:p>
@@ -10733,7 +10621,7 @@
         <w:rPr>
           <w:sz w:val="26"/>
         </w:rPr>
-        <w:t>Oliver Kapanen: 2</w:t>
+        <w:t>Oliver Kapanen: 3</w:t>
       </w:r>
     </w:p>
     <w:p>
@@ -11501,115 +11389,87 @@
     <w:p>
       <w:r>
         <w:rPr>
-          <w:sz w:val="26"/>
-        </w:rPr>
-        <w:t>Luke Evangelista: 3</w:t>
-      </w:r>
-    </w:p>
-    <w:p>
-      <w:r>
-        <w:t>• 2022: [6, 5, 4]</w:t>
-      </w:r>
-    </w:p>
-    <w:p>
-      <w:r>
-        <w:t>• 2023: [11, 11, 9]</w:t>
-      </w:r>
-    </w:p>
-    <w:p>
-      <w:r>
-        <w:t>• 2024: [12, 9, 9]</w:t>
-      </w:r>
-    </w:p>
-    <w:p>
-      <w:r>
-        <w:t>• 2025: [9, 8, 7]</w:t>
-      </w:r>
-    </w:p>
-    <w:p>
-      <w:r>
-        <w:rPr>
-          <w:sz w:val="26"/>
-        </w:rPr>
-        <w:t>Ozzy Wiesblatt: 11</w:t>
-      </w:r>
-    </w:p>
-    <w:p>
-      <w:r>
-        <w:t>• 2022: []</w:t>
-      </w:r>
-    </w:p>
-    <w:p>
-      <w:r>
-        <w:t>• 2023: []</w:t>
-      </w:r>
-    </w:p>
-    <w:p>
-      <w:r>
-        <w:t>• 2024: []</w:t>
-      </w:r>
-    </w:p>
-    <w:p>
-      <w:r>
-        <w:t>• 2025: []</w:t>
-      </w:r>
-    </w:p>
-    <w:p>
-      <w:r>
-        <w:rPr>
-          <w:sz w:val="26"/>
-        </w:rPr>
-        <w:t>Reid Schaefer: 1</w:t>
-      </w:r>
-    </w:p>
-    <w:p>
-      <w:r>
-        <w:t>• 2022: []</w:t>
-      </w:r>
-    </w:p>
-    <w:p>
-      <w:r>
-        <w:t>• 2023: []</w:t>
-      </w:r>
-    </w:p>
-    <w:p>
-      <w:r>
-        <w:t>• 2024: []</w:t>
-      </w:r>
-    </w:p>
-    <w:p>
-      <w:r>
-        <w:t>• 2025: [12, 6, 2]</w:t>
-      </w:r>
-    </w:p>
-    <w:p>
-      <w:r>
-        <w:rPr>
           <w:b/>
           <w:color w:val="FF0000"/>
           <w:sz w:val="26"/>
         </w:rPr>
-        <w:t>Nick Perbix: 26</w:t>
-      </w:r>
-    </w:p>
-    <w:p>
-      <w:r>
-        <w:t>• 2022: [32, 22, 1]</w:t>
-      </w:r>
-    </w:p>
-    <w:p>
-      <w:r>
-        <w:t>• 2023: [12]</w:t>
-      </w:r>
-    </w:p>
-    <w:p>
-      <w:r>
-        <w:t>• 2024: [39, 5, 4]</w:t>
-      </w:r>
-    </w:p>
-    <w:p>
-      <w:r>
-        <w:t>• 2025: [30, 0]</w:t>
+        <w:t>Luke Evangelista: 4</w:t>
+      </w:r>
+    </w:p>
+    <w:p>
+      <w:r>
+        <w:t>• 2022: [6, 5, 4]</w:t>
+      </w:r>
+    </w:p>
+    <w:p>
+      <w:r>
+        <w:t>• 2023: [11, 11, 9]</w:t>
+      </w:r>
+    </w:p>
+    <w:p>
+      <w:r>
+        <w:t>• 2024: [12, 9, 9]</w:t>
+      </w:r>
+    </w:p>
+    <w:p>
+      <w:r>
+        <w:t>• 2025: [9, 8, 7]</w:t>
+      </w:r>
+    </w:p>
+    <w:p>
+      <w:r>
+        <w:rPr>
+          <w:sz w:val="26"/>
+        </w:rPr>
+        <w:t>Ozzy Wiesblatt: 12</w:t>
+      </w:r>
+    </w:p>
+    <w:p>
+      <w:r>
+        <w:t>• 2022: []</w:t>
+      </w:r>
+    </w:p>
+    <w:p>
+      <w:r>
+        <w:t>• 2023: []</w:t>
+      </w:r>
+    </w:p>
+    <w:p>
+      <w:r>
+        <w:t>• 2024: []</w:t>
+      </w:r>
+    </w:p>
+    <w:p>
+      <w:r>
+        <w:t>• 2025: []</w:t>
+      </w:r>
+    </w:p>
+    <w:p>
+      <w:r>
+        <w:rPr>
+          <w:sz w:val="26"/>
+        </w:rPr>
+        <w:t>Reid Schaefer: 2</w:t>
+      </w:r>
+    </w:p>
+    <w:p>
+      <w:r>
+        <w:t>• 2022: []</w:t>
+      </w:r>
+    </w:p>
+    <w:p>
+      <w:r>
+        <w:t>• 2023: []</w:t>
+      </w:r>
+    </w:p>
+    <w:p>
+      <w:r>
+        <w:t>• 2024: []</w:t>
+      </w:r>
+    </w:p>
+    <w:p>
+      <w:r>
+        <w:t>• 2025: [12, 6, 2]</w:t>
       </w:r>
     </w:p>
     <w:p>
@@ -11619,55 +11479,55 @@
           <w:color w:val="FF0000"/>
           <w:sz w:val="26"/>
         </w:rPr>
-        <w:t>Brady Skjei: 36</w:t>
-      </w:r>
-    </w:p>
-    <w:p>
-      <w:r>
-        <w:t>• 2022: [14, 11, 8]</w:t>
-      </w:r>
-    </w:p>
-    <w:p>
-      <w:r>
-        <w:t>• 2023: [18, 11, 8]</w:t>
-      </w:r>
-    </w:p>
-    <w:p>
-      <w:r>
-        <w:t>• 2024: [25, 11, 7]</w:t>
-      </w:r>
-    </w:p>
-    <w:p>
-      <w:r>
-        <w:t>• 2025: []</w:t>
-      </w:r>
-    </w:p>
-    <w:p>
-      <w:r>
-        <w:rPr>
-          <w:sz w:val="26"/>
-        </w:rPr>
-        <w:t>Nicolas Hague: 3</w:t>
-      </w:r>
-    </w:p>
-    <w:p>
-      <w:r>
-        <w:t>• 2022: [35, 25]</w:t>
-      </w:r>
-    </w:p>
-    <w:p>
-      <w:r>
-        <w:t>• 2023: [41]</w:t>
-      </w:r>
-    </w:p>
-    <w:p>
-      <w:r>
-        <w:t>• 2024: [20, 13, 10]</w:t>
-      </w:r>
-    </w:p>
-    <w:p>
-      <w:r>
-        <w:t>• 2025: [23, 14]</w:t>
+        <w:t>Nick Perbix: 27</w:t>
+      </w:r>
+    </w:p>
+    <w:p>
+      <w:r>
+        <w:t>• 2022: [32, 22, 1]</w:t>
+      </w:r>
+    </w:p>
+    <w:p>
+      <w:r>
+        <w:t>• 2023: [12]</w:t>
+      </w:r>
+    </w:p>
+    <w:p>
+      <w:r>
+        <w:t>• 2024: [39, 5, 4]</w:t>
+      </w:r>
+    </w:p>
+    <w:p>
+      <w:r>
+        <w:t>• 2025: [30, 0]</w:t>
+      </w:r>
+    </w:p>
+    <w:p>
+      <w:r>
+        <w:rPr>
+          <w:sz w:val="26"/>
+        </w:rPr>
+        <w:t>Matthew Wood: 1</w:t>
+      </w:r>
+    </w:p>
+    <w:p>
+      <w:r>
+        <w:t>• 2022: []</w:t>
+      </w:r>
+    </w:p>
+    <w:p>
+      <w:r>
+        <w:t>• 2023: []</w:t>
+      </w:r>
+    </w:p>
+    <w:p>
+      <w:r>
+        <w:t>• 2024: []</w:t>
+      </w:r>
+    </w:p>
+    <w:p>
+      <w:r>
+        <w:t>• 2025: [22, 5, 3]</w:t>
       </w:r>
     </w:p>
     <w:p>
@@ -11677,55 +11537,55 @@
           <w:color w:val="FF0000"/>
           <w:sz w:val="26"/>
         </w:rPr>
-        <w:t>Roman Josi: 9</w:t>
-      </w:r>
-    </w:p>
-    <w:p>
-      <w:r>
-        <w:t>• 2022: [8, 7, 7]</w:t>
-      </w:r>
-    </w:p>
-    <w:p>
-      <w:r>
-        <w:t>• 2023: [8, 6, 6]</w:t>
-      </w:r>
-    </w:p>
-    <w:p>
-      <w:r>
-        <w:t>• 2024: [12, 7, 4]</w:t>
-      </w:r>
-    </w:p>
-    <w:p>
-      <w:r>
-        <w:t>• 2025: [12, 6, 5]</w:t>
-      </w:r>
-    </w:p>
-    <w:p>
-      <w:r>
-        <w:rPr>
-          <w:sz w:val="26"/>
-        </w:rPr>
-        <w:t>Erik Haula: 3</w:t>
-      </w:r>
-    </w:p>
-    <w:p>
-      <w:r>
-        <w:t>• 2022: [12, 11, 9]</w:t>
-      </w:r>
-    </w:p>
-    <w:p>
-      <w:r>
-        <w:t>• 2023: [10, 9, 7]</w:t>
-      </w:r>
-    </w:p>
-    <w:p>
-      <w:r>
-        <w:t>• 2024: [28, 11, 6]</w:t>
-      </w:r>
-    </w:p>
-    <w:p>
-      <w:r>
-        <w:t>• 2025: [10, 9, 9]</w:t>
+        <w:t>Brady Skjei: 37</w:t>
+      </w:r>
+    </w:p>
+    <w:p>
+      <w:r>
+        <w:t>• 2022: [14, 11, 8]</w:t>
+      </w:r>
+    </w:p>
+    <w:p>
+      <w:r>
+        <w:t>• 2023: [18, 11, 8]</w:t>
+      </w:r>
+    </w:p>
+    <w:p>
+      <w:r>
+        <w:t>• 2024: [25, 11, 7]</w:t>
+      </w:r>
+    </w:p>
+    <w:p>
+      <w:r>
+        <w:t>• 2025: []</w:t>
+      </w:r>
+    </w:p>
+    <w:p>
+      <w:r>
+        <w:rPr>
+          <w:sz w:val="26"/>
+        </w:rPr>
+        <w:t>Nicolas Hague: 4</w:t>
+      </w:r>
+    </w:p>
+    <w:p>
+      <w:r>
+        <w:t>• 2022: [35, 25]</w:t>
+      </w:r>
+    </w:p>
+    <w:p>
+      <w:r>
+        <w:t>• 2023: [41]</w:t>
+      </w:r>
+    </w:p>
+    <w:p>
+      <w:r>
+        <w:t>• 2024: [20, 13, 10]</w:t>
+      </w:r>
+    </w:p>
+    <w:p>
+      <w:r>
+        <w:t>• 2025: [23, 14]</w:t>
       </w:r>
     </w:p>
     <w:p>
@@ -11735,27 +11595,55 @@
           <w:color w:val="FF0000"/>
           <w:sz w:val="26"/>
         </w:rPr>
-        <w:t>Jonathan Marchessault: 5</w:t>
-      </w:r>
-    </w:p>
-    <w:p>
-      <w:r>
-        <w:t>• 2022: [13, 6, 5]</w:t>
-      </w:r>
-    </w:p>
-    <w:p>
-      <w:r>
-        <w:t>• 2023: [9, 6, 5]</w:t>
-      </w:r>
-    </w:p>
-    <w:p>
-      <w:r>
-        <w:t>• 2024: [14, 7, 6]</w:t>
-      </w:r>
-    </w:p>
-    <w:p>
-      <w:r>
-        <w:t>• 2025: [10, 5, 4]</w:t>
+        <w:t>Roman Josi: 10</w:t>
+      </w:r>
+    </w:p>
+    <w:p>
+      <w:r>
+        <w:t>• 2022: [8, 7, 7]</w:t>
+      </w:r>
+    </w:p>
+    <w:p>
+      <w:r>
+        <w:t>• 2023: [8, 6, 6]</w:t>
+      </w:r>
+    </w:p>
+    <w:p>
+      <w:r>
+        <w:t>• 2024: [12, 7, 4]</w:t>
+      </w:r>
+    </w:p>
+    <w:p>
+      <w:r>
+        <w:t>• 2025: [12, 6, 5]</w:t>
+      </w:r>
+    </w:p>
+    <w:p>
+      <w:r>
+        <w:rPr>
+          <w:sz w:val="26"/>
+        </w:rPr>
+        <w:t>Erik Haula: 4</w:t>
+      </w:r>
+    </w:p>
+    <w:p>
+      <w:r>
+        <w:t>• 2022: [12, 11, 9]</w:t>
+      </w:r>
+    </w:p>
+    <w:p>
+      <w:r>
+        <w:t>• 2023: [10, 9, 7]</w:t>
+      </w:r>
+    </w:p>
+    <w:p>
+      <w:r>
+        <w:t>• 2024: [28, 11, 6]</w:t>
+      </w:r>
+    </w:p>
+    <w:p>
+      <w:r>
+        <w:t>• 2025: [10, 9, 9]</w:t>
       </w:r>
     </w:p>
     <w:p>
@@ -11765,167 +11653,27 @@
           <w:color w:val="FF0000"/>
           <w:sz w:val="26"/>
         </w:rPr>
-        <w:t>Justin Barron: 38</w:t>
-      </w:r>
-    </w:p>
-    <w:p>
-      <w:r>
-        <w:t>• 2022: [18, 2, 1]</w:t>
-      </w:r>
-    </w:p>
-    <w:p>
-      <w:r>
-        <w:t>• 2023: [18, 8, 6]</w:t>
-      </w:r>
-    </w:p>
-    <w:p>
-      <w:r>
-        <w:t>• 2024: [19, 18, 7]</w:t>
-      </w:r>
-    </w:p>
-    <w:p>
-      <w:r>
-        <w:t>• 2025: []</w:t>
-      </w:r>
-    </w:p>
-    <w:p>
-      <w:r>
-        <w:rPr>
-          <w:sz w:val="26"/>
-        </w:rPr>
-        <w:t>Steven Stamkos: 1</w:t>
-      </w:r>
-    </w:p>
-    <w:p>
-      <w:r>
-        <w:t>• 2022: [10, 8, 6]</w:t>
-      </w:r>
-    </w:p>
-    <w:p>
-      <w:r>
-        <w:t>• 2023: [6, 5, 5]</w:t>
-      </w:r>
-    </w:p>
-    <w:p>
-      <w:r>
-        <w:t>• 2024: [13, 9, 7]</w:t>
-      </w:r>
-    </w:p>
-    <w:p>
-      <w:r>
-        <w:t>• 2025: [9, 5, 4]</w:t>
-      </w:r>
-    </w:p>
-    <w:p>
-      <w:r>
-        <w:rPr>
-          <w:sz w:val="26"/>
-        </w:rPr>
-        <w:t>Joakim Kemell: 7</w:t>
-      </w:r>
-    </w:p>
-    <w:p>
-      <w:r>
-        <w:t>• 2022: []</w:t>
-      </w:r>
-    </w:p>
-    <w:p>
-      <w:r>
-        <w:t>• 2023: []</w:t>
-      </w:r>
-    </w:p>
-    <w:p>
-      <w:r>
-        <w:t>• 2024: []</w:t>
-      </w:r>
-    </w:p>
-    <w:p>
-      <w:r>
-        <w:t>• 2025: []</w:t>
-      </w:r>
-    </w:p>
-    <w:p>
-      <w:r>
-        <w:rPr>
-          <w:sz w:val="26"/>
-        </w:rPr>
-        <w:t>Adam Wilsby: 21</w:t>
-      </w:r>
-    </w:p>
-    <w:p>
-      <w:r>
-        <w:t>• 2022: []</w:t>
-      </w:r>
-    </w:p>
-    <w:p>
-      <w:r>
-        <w:t>• 2023: []</w:t>
-      </w:r>
-    </w:p>
-    <w:p>
-      <w:r>
-        <w:t>• 2024: []</w:t>
-      </w:r>
-    </w:p>
-    <w:p>
-      <w:r>
-        <w:t>• 2025: []</w:t>
-      </w:r>
-    </w:p>
-    <w:p>
-      <w:r>
-        <w:rPr>
-          <w:sz w:val="26"/>
-        </w:rPr>
-        <w:t>Brady Martin: 3</w:t>
-      </w:r>
-    </w:p>
-    <w:p>
-      <w:r>
-        <w:t>• 2022: []</w:t>
-      </w:r>
-    </w:p>
-    <w:p>
-      <w:r>
-        <w:t>• 2023: []</w:t>
-      </w:r>
-    </w:p>
-    <w:p>
-      <w:r>
-        <w:t>• 2024: []</w:t>
-      </w:r>
-    </w:p>
-    <w:p>
-      <w:r>
-        <w:t>• 2025: []</w:t>
-      </w:r>
-    </w:p>
-    <w:p>
-      <w:r>
-        <w:rPr>
-          <w:sz w:val="26"/>
-        </w:rPr>
-        <w:t>Filip Forsberg: 3</w:t>
-      </w:r>
-    </w:p>
-    <w:p>
-      <w:r>
-        <w:t>• 2022: [6, 4, 4]</w:t>
-      </w:r>
-    </w:p>
-    <w:p>
-      <w:r>
-        <w:t>• 2023: [5, 5, 5]</w:t>
-      </w:r>
-    </w:p>
-    <w:p>
-      <w:r>
-        <w:t>• 2024: [18, 6, 4]</w:t>
-      </w:r>
-    </w:p>
-    <w:p>
-      <w:r>
-        <w:t>• 2025: [11, 5, 4]</w:t>
+        <w:t>Jonathan Marchessault: 6</w:t>
+      </w:r>
+    </w:p>
+    <w:p>
+      <w:r>
+        <w:t>• 2022: [13, 6, 5]</w:t>
+      </w:r>
+    </w:p>
+    <w:p>
+      <w:r>
+        <w:t>• 2023: [9, 6, 5]</w:t>
+      </w:r>
+    </w:p>
+    <w:p>
+      <w:r>
+        <w:t>• 2024: [14, 7, 6]</w:t>
+      </w:r>
+    </w:p>
+    <w:p>
+      <w:r>
+        <w:t>• 2025: [10, 5, 4]</w:t>
       </w:r>
     </w:p>
     <w:p>
@@ -11935,7 +11683,63 @@
           <w:color w:val="FF0000"/>
           <w:sz w:val="26"/>
         </w:rPr>
-        <w:t>Fedor Svechkov: 18</w:t>
+        <w:t>Justin Barron: 39</w:t>
+      </w:r>
+    </w:p>
+    <w:p>
+      <w:r>
+        <w:t>• 2022: [18, 2, 1]</w:t>
+      </w:r>
+    </w:p>
+    <w:p>
+      <w:r>
+        <w:t>• 2023: [18, 8, 6]</w:t>
+      </w:r>
+    </w:p>
+    <w:p>
+      <w:r>
+        <w:t>• 2024: [19, 18, 7]</w:t>
+      </w:r>
+    </w:p>
+    <w:p>
+      <w:r>
+        <w:t>• 2025: []</w:t>
+      </w:r>
+    </w:p>
+    <w:p>
+      <w:r>
+        <w:rPr>
+          <w:sz w:val="26"/>
+        </w:rPr>
+        <w:t>Steven Stamkos: 2</w:t>
+      </w:r>
+    </w:p>
+    <w:p>
+      <w:r>
+        <w:t>• 2022: [10, 8, 6]</w:t>
+      </w:r>
+    </w:p>
+    <w:p>
+      <w:r>
+        <w:t>• 2023: [6, 5, 5]</w:t>
+      </w:r>
+    </w:p>
+    <w:p>
+      <w:r>
+        <w:t>• 2024: [13, 9, 7]</w:t>
+      </w:r>
+    </w:p>
+    <w:p>
+      <w:r>
+        <w:t>• 2025: [9, 5, 4]</w:t>
+      </w:r>
+    </w:p>
+    <w:p>
+      <w:r>
+        <w:rPr>
+          <w:sz w:val="26"/>
+        </w:rPr>
+        <w:t>Joakim Kemell: 7</w:t>
       </w:r>
     </w:p>
     <w:p>
@@ -11950,20 +11754,136 @@
     </w:p>
     <w:p>
       <w:r>
-        <w:t>• 2024: [23, 5, 4]</w:t>
-      </w:r>
-    </w:p>
-    <w:p>
-      <w:r>
-        <w:t>• 2025: [14]</w:t>
-      </w:r>
-    </w:p>
-    <w:p>
-      <w:r>
-        <w:rPr>
-          <w:sz w:val="26"/>
-        </w:rPr>
-        <w:t>Ryan O'Reilly: 3</w:t>
+        <w:t>• 2024: []</w:t>
+      </w:r>
+    </w:p>
+    <w:p>
+      <w:r>
+        <w:t>• 2025: []</w:t>
+      </w:r>
+    </w:p>
+    <w:p>
+      <w:r>
+        <w:rPr>
+          <w:sz w:val="26"/>
+        </w:rPr>
+        <w:t>Adam Wilsby: 21</w:t>
+      </w:r>
+    </w:p>
+    <w:p>
+      <w:r>
+        <w:t>• 2022: []</w:t>
+      </w:r>
+    </w:p>
+    <w:p>
+      <w:r>
+        <w:t>• 2023: []</w:t>
+      </w:r>
+    </w:p>
+    <w:p>
+      <w:r>
+        <w:t>• 2024: []</w:t>
+      </w:r>
+    </w:p>
+    <w:p>
+      <w:r>
+        <w:t>• 2025: []</w:t>
+      </w:r>
+    </w:p>
+    <w:p>
+      <w:r>
+        <w:rPr>
+          <w:sz w:val="26"/>
+        </w:rPr>
+        <w:t>Brady Martin: 3</w:t>
+      </w:r>
+    </w:p>
+    <w:p>
+      <w:r>
+        <w:t>• 2022: []</w:t>
+      </w:r>
+    </w:p>
+    <w:p>
+      <w:r>
+        <w:t>• 2023: []</w:t>
+      </w:r>
+    </w:p>
+    <w:p>
+      <w:r>
+        <w:t>• 2024: []</w:t>
+      </w:r>
+    </w:p>
+    <w:p>
+      <w:r>
+        <w:t>• 2025: []</w:t>
+      </w:r>
+    </w:p>
+    <w:p>
+      <w:r>
+        <w:rPr>
+          <w:b/>
+          <w:color w:val="FF0000"/>
+          <w:sz w:val="26"/>
+        </w:rPr>
+        <w:t>Filip Forsberg: 4</w:t>
+      </w:r>
+    </w:p>
+    <w:p>
+      <w:r>
+        <w:t>• 2022: [6, 4, 4]</w:t>
+      </w:r>
+    </w:p>
+    <w:p>
+      <w:r>
+        <w:t>• 2023: [5, 5, 5]</w:t>
+      </w:r>
+    </w:p>
+    <w:p>
+      <w:r>
+        <w:t>• 2024: [18, 6, 4]</w:t>
+      </w:r>
+    </w:p>
+    <w:p>
+      <w:r>
+        <w:t>• 2025: [11, 5, 4]</w:t>
+      </w:r>
+    </w:p>
+    <w:p>
+      <w:r>
+        <w:rPr>
+          <w:b/>
+          <w:color w:val="FF0000"/>
+          <w:sz w:val="26"/>
+        </w:rPr>
+        <w:t>Tyson Jost: 1</w:t>
+      </w:r>
+    </w:p>
+    <w:p>
+      <w:r>
+        <w:t>• 2022: [12, 8, 7]</w:t>
+      </w:r>
+    </w:p>
+    <w:p>
+      <w:r>
+        <w:t>• 2023: [22, 12]</w:t>
+      </w:r>
+    </w:p>
+    <w:p>
+      <w:r>
+        <w:t>• 2024: [27, 8, 0]</w:t>
+      </w:r>
+    </w:p>
+    <w:p>
+      <w:r>
+        <w:t>• 2025: [23, 14, 4]</w:t>
+      </w:r>
+    </w:p>
+    <w:p>
+      <w:r>
+        <w:rPr>
+          <w:sz w:val="26"/>
+        </w:rPr>
+        <w:t>Ryan O'Reilly: 4</w:t>
       </w:r>
     </w:p>
     <w:p>
@@ -13375,39 +13295,39 @@
     <w:p>
       <w:r>
         <w:rPr>
+          <w:sz w:val="26"/>
+        </w:rPr>
+        <w:t>Olle Lycksell: 3</w:t>
+      </w:r>
+    </w:p>
+    <w:p>
+      <w:r>
+        <w:t>• 2022: []</w:t>
+      </w:r>
+    </w:p>
+    <w:p>
+      <w:r>
+        <w:t>• 2023: []</w:t>
+      </w:r>
+    </w:p>
+    <w:p>
+      <w:r>
+        <w:t>• 2024: []</w:t>
+      </w:r>
+    </w:p>
+    <w:p>
+      <w:r>
+        <w:t>• 2025: []</w:t>
+      </w:r>
+    </w:p>
+    <w:p>
+      <w:r>
+        <w:rPr>
           <w:b/>
           <w:color w:val="FF0000"/>
           <w:sz w:val="26"/>
         </w:rPr>
-        <w:t>Fabian Zetterlund: 13</w:t>
-      </w:r>
-    </w:p>
-    <w:p>
-      <w:r>
-        <w:t>• 2022: [22, 9, 2]</w:t>
-      </w:r>
-    </w:p>
-    <w:p>
-      <w:r>
-        <w:t>• 2023: [7, 6, 6]</w:t>
-      </w:r>
-    </w:p>
-    <w:p>
-      <w:r>
-        <w:t>• 2024: [15, 9, 8]</w:t>
-      </w:r>
-    </w:p>
-    <w:p>
-      <w:r>
-        <w:t>• 2025: [10, 7, 5]</w:t>
-      </w:r>
-    </w:p>
-    <w:p>
-      <w:r>
-        <w:rPr>
-          <w:sz w:val="26"/>
-        </w:rPr>
-        <w:t>Olle Lycksell: 3</w:t>
+        <w:t>Jordan Spence: 14</w:t>
       </w:r>
     </w:p>
     <w:p>
@@ -13417,17 +13337,17 @@
     </w:p>
     <w:p>
       <w:r>
-        <w:t>• 2023: []</w:t>
-      </w:r>
-    </w:p>
-    <w:p>
-      <w:r>
-        <w:t>• 2024: []</w:t>
-      </w:r>
-    </w:p>
-    <w:p>
-      <w:r>
-        <w:t>• 2025: []</w:t>
+        <w:t>• 2023: [2]</w:t>
+      </w:r>
+    </w:p>
+    <w:p>
+      <w:r>
+        <w:t>• 2024: [32, 20, 13]</w:t>
+      </w:r>
+    </w:p>
+    <w:p>
+      <w:r>
+        <w:t>• 2025: [20, 7, 6]</w:t>
       </w:r>
     </w:p>
     <w:p>
@@ -13437,27 +13357,55 @@
           <w:color w:val="FF0000"/>
           <w:sz w:val="26"/>
         </w:rPr>
-        <w:t>Jordan Spence: 13</w:t>
-      </w:r>
-    </w:p>
-    <w:p>
-      <w:r>
-        <w:t>• 2022: []</w:t>
-      </w:r>
-    </w:p>
-    <w:p>
-      <w:r>
-        <w:t>• 2023: [2]</w:t>
-      </w:r>
-    </w:p>
-    <w:p>
-      <w:r>
-        <w:t>• 2024: [32, 20, 13]</w:t>
-      </w:r>
-    </w:p>
-    <w:p>
-      <w:r>
-        <w:t>• 2025: [20, 7, 6]</w:t>
+        <w:t>Nick Jensen: 12</w:t>
+      </w:r>
+    </w:p>
+    <w:p>
+      <w:r>
+        <w:t>• 2022: [52, 8, 6]</w:t>
+      </w:r>
+    </w:p>
+    <w:p>
+      <w:r>
+        <w:t>• 2023: []</w:t>
+      </w:r>
+    </w:p>
+    <w:p>
+      <w:r>
+        <w:t>• 2024: [15, 15]</w:t>
+      </w:r>
+    </w:p>
+    <w:p>
+      <w:r>
+        <w:t>• 2025: [20, 5, 4]</w:t>
+      </w:r>
+    </w:p>
+    <w:p>
+      <w:r>
+        <w:rPr>
+          <w:sz w:val="26"/>
+        </w:rPr>
+        <w:t>Tim Sttzle: 4</w:t>
+      </w:r>
+    </w:p>
+    <w:p>
+      <w:r>
+        <w:t>• 2022: [6, 5, 5]</w:t>
+      </w:r>
+    </w:p>
+    <w:p>
+      <w:r>
+        <w:t>• 2023: [10, 8, 7]</w:t>
+      </w:r>
+    </w:p>
+    <w:p>
+      <w:r>
+        <w:t>• 2024: [9, 8, 7]</w:t>
+      </w:r>
+    </w:p>
+    <w:p>
+      <w:r>
+        <w:t>• 2025: [8, 7, 3]</w:t>
       </w:r>
     </w:p>
     <w:p>
@@ -13467,12 +13415,68 @@
           <w:color w:val="FF0000"/>
           <w:sz w:val="26"/>
         </w:rPr>
-        <w:t>Nick Jensen: 12</w:t>
-      </w:r>
-    </w:p>
-    <w:p>
-      <w:r>
-        <w:t>• 2022: [52, 8, 6]</w:t>
+        <w:t>Kurtis MacDermid: 79</w:t>
+      </w:r>
+    </w:p>
+    <w:p>
+      <w:r>
+        <w:t>• 2022: []</w:t>
+      </w:r>
+    </w:p>
+    <w:p>
+      <w:r>
+        <w:t>• 2023: [0]</w:t>
+      </w:r>
+    </w:p>
+    <w:p>
+      <w:r>
+        <w:t>• 2024: []</w:t>
+      </w:r>
+    </w:p>
+    <w:p>
+      <w:r>
+        <w:t>• 2025: []</w:t>
+      </w:r>
+    </w:p>
+    <w:p>
+      <w:r>
+        <w:rPr>
+          <w:sz w:val="26"/>
+        </w:rPr>
+        <w:t>Thomas Chabot: 1</w:t>
+      </w:r>
+    </w:p>
+    <w:p>
+      <w:r>
+        <w:t>• 2022: [17, 10, 9]</w:t>
+      </w:r>
+    </w:p>
+    <w:p>
+      <w:r>
+        <w:t>• 2023: [8, 6, 5]</w:t>
+      </w:r>
+    </w:p>
+    <w:p>
+      <w:r>
+        <w:t>• 2024: [26, 12, 10]</w:t>
+      </w:r>
+    </w:p>
+    <w:p>
+      <w:r>
+        <w:t>• 2025: [15, 12, 5]</w:t>
+      </w:r>
+    </w:p>
+    <w:p>
+      <w:r>
+        <w:rPr>
+          <w:sz w:val="26"/>
+        </w:rPr>
+        <w:t>Hayden Hodgson: 12</w:t>
+      </w:r>
+    </w:p>
+    <w:p>
+      <w:r>
+        <w:t>• 2022: []</w:t>
       </w:r>
     </w:p>
     <w:p>
@@ -13482,68 +13486,96 @@
     </w:p>
     <w:p>
       <w:r>
-        <w:t>• 2024: [15, 15]</w:t>
-      </w:r>
-    </w:p>
-    <w:p>
-      <w:r>
-        <w:t>• 2025: [20, 5, 4]</w:t>
-      </w:r>
-    </w:p>
-    <w:p>
-      <w:r>
-        <w:rPr>
-          <w:sz w:val="26"/>
-        </w:rPr>
-        <w:t>Tim Sttzle: 3</w:t>
-      </w:r>
-    </w:p>
-    <w:p>
-      <w:r>
-        <w:t>• 2022: [6, 5, 5]</w:t>
-      </w:r>
-    </w:p>
-    <w:p>
-      <w:r>
-        <w:t>• 2023: [10, 8, 7]</w:t>
-      </w:r>
-    </w:p>
-    <w:p>
-      <w:r>
-        <w:t>• 2024: [9, 8, 7]</w:t>
-      </w:r>
-    </w:p>
-    <w:p>
-      <w:r>
-        <w:t>• 2025: [8, 7, 3]</w:t>
-      </w:r>
-    </w:p>
-    <w:p>
-      <w:r>
-        <w:rPr>
-          <w:sz w:val="26"/>
-        </w:rPr>
-        <w:t>Drake Batherson: 1</w:t>
-      </w:r>
-    </w:p>
-    <w:p>
-      <w:r>
-        <w:t>• 2022: [9, 9, 8]</w:t>
-      </w:r>
-    </w:p>
-    <w:p>
-      <w:r>
-        <w:t>• 2023: [8, 6, 6]</w:t>
-      </w:r>
-    </w:p>
-    <w:p>
-      <w:r>
-        <w:t>• 2024: [10, 10, 10]</w:t>
-      </w:r>
-    </w:p>
-    <w:p>
-      <w:r>
-        <w:t>• 2025: [10, 4, 3]</w:t>
+        <w:t>• 2024: []</w:t>
+      </w:r>
+    </w:p>
+    <w:p>
+      <w:r>
+        <w:t>• 2025: []</w:t>
+      </w:r>
+    </w:p>
+    <w:p>
+      <w:r>
+        <w:rPr>
+          <w:sz w:val="26"/>
+        </w:rPr>
+        <w:t>Shane Pinto: 4</w:t>
+      </w:r>
+    </w:p>
+    <w:p>
+      <w:r>
+        <w:t>• 2022: [14, 8, 6]</w:t>
+      </w:r>
+    </w:p>
+    <w:p>
+      <w:r>
+        <w:t>• 2023: [8, 8, 5]</w:t>
+      </w:r>
+    </w:p>
+    <w:p>
+      <w:r>
+        <w:t>• 2024: [19, 9, 7]</w:t>
+      </w:r>
+    </w:p>
+    <w:p>
+      <w:r>
+        <w:t>• 2025: [8, 8, 6]</w:t>
+      </w:r>
+    </w:p>
+    <w:p>
+      <w:r>
+        <w:rPr>
+          <w:sz w:val="26"/>
+        </w:rPr>
+        <w:t>Nikolas Matinpalo: 38</w:t>
+      </w:r>
+    </w:p>
+    <w:p>
+      <w:r>
+        <w:t>• 2022: []</w:t>
+      </w:r>
+    </w:p>
+    <w:p>
+      <w:r>
+        <w:t>• 2023: []</w:t>
+      </w:r>
+    </w:p>
+    <w:p>
+      <w:r>
+        <w:t>• 2024: []</w:t>
+      </w:r>
+    </w:p>
+    <w:p>
+      <w:r>
+        <w:t>• 2025: []</w:t>
+      </w:r>
+    </w:p>
+    <w:p>
+      <w:r>
+        <w:rPr>
+          <w:sz w:val="26"/>
+        </w:rPr>
+        <w:t>Michael Amadio: 1</w:t>
+      </w:r>
+    </w:p>
+    <w:p>
+      <w:r>
+        <w:t>• 2022: [16, 7, 6]</w:t>
+      </w:r>
+    </w:p>
+    <w:p>
+      <w:r>
+        <w:t>• 2023: [10, 10, 9]</w:t>
+      </w:r>
+    </w:p>
+    <w:p>
+      <w:r>
+        <w:t>• 2024: [26, 3, 3]</w:t>
+      </w:r>
+    </w:p>
+    <w:p>
+      <w:r>
+        <w:t>• 2025: [24, 13, 4]</w:t>
       </w:r>
     </w:p>
     <w:p>
@@ -13553,111 +13585,27 @@
           <w:color w:val="FF0000"/>
           <w:sz w:val="26"/>
         </w:rPr>
-        <w:t>Kurtis MacDermid: 79</w:t>
-      </w:r>
-    </w:p>
-    <w:p>
-      <w:r>
-        <w:t>• 2022: []</w:t>
-      </w:r>
-    </w:p>
-    <w:p>
-      <w:r>
-        <w:t>• 2023: [0]</w:t>
-      </w:r>
-    </w:p>
-    <w:p>
-      <w:r>
-        <w:t>• 2024: []</w:t>
-      </w:r>
-    </w:p>
-    <w:p>
-      <w:r>
-        <w:t>• 2025: []</w:t>
-      </w:r>
-    </w:p>
-    <w:p>
-      <w:r>
-        <w:rPr>
-          <w:sz w:val="26"/>
-        </w:rPr>
-        <w:t>Hayden Hodgson: 12</w:t>
-      </w:r>
-    </w:p>
-    <w:p>
-      <w:r>
-        <w:t>• 2022: []</w:t>
-      </w:r>
-    </w:p>
-    <w:p>
-      <w:r>
-        <w:t>• 2023: []</w:t>
-      </w:r>
-    </w:p>
-    <w:p>
-      <w:r>
-        <w:t>• 2024: []</w:t>
-      </w:r>
-    </w:p>
-    <w:p>
-      <w:r>
-        <w:t>• 2025: []</w:t>
-      </w:r>
-    </w:p>
-    <w:p>
-      <w:r>
-        <w:rPr>
-          <w:sz w:val="26"/>
-        </w:rPr>
-        <w:t>Shane Pinto: 3</w:t>
-      </w:r>
-    </w:p>
-    <w:p>
-      <w:r>
-        <w:t>• 2022: [14, 8, 6]</w:t>
-      </w:r>
-    </w:p>
-    <w:p>
-      <w:r>
-        <w:t>• 2023: [8, 8, 5]</w:t>
-      </w:r>
-    </w:p>
-    <w:p>
-      <w:r>
-        <w:t>• 2024: [19, 9, 7]</w:t>
-      </w:r>
-    </w:p>
-    <w:p>
-      <w:r>
-        <w:t>• 2025: [8, 8, 6]</w:t>
-      </w:r>
-    </w:p>
-    <w:p>
-      <w:r>
-        <w:rPr>
-          <w:sz w:val="26"/>
-        </w:rPr>
-        <w:t>Nikolas Matinpalo: 37</w:t>
-      </w:r>
-    </w:p>
-    <w:p>
-      <w:r>
-        <w:t>• 2022: []</w:t>
-      </w:r>
-    </w:p>
-    <w:p>
-      <w:r>
-        <w:t>• 2023: []</w:t>
-      </w:r>
-    </w:p>
-    <w:p>
-      <w:r>
-        <w:t>• 2024: []</w:t>
-      </w:r>
-    </w:p>
-    <w:p>
-      <w:r>
-        <w:t>• 2025: []</w:t>
+        <w:t>Nick Cousins: 9</w:t>
+      </w:r>
+    </w:p>
+    <w:p>
+      <w:r>
+        <w:t>• 2022: [15, 14, 12]</w:t>
+      </w:r>
+    </w:p>
+    <w:p>
+      <w:r>
+        <w:t>• 2023: [34, 12, 4]</w:t>
+      </w:r>
+    </w:p>
+    <w:p>
+      <w:r>
+        <w:t>• 2024: [16, 13, 5]</w:t>
+      </w:r>
+    </w:p>
+    <w:p>
+      <w:r>
+        <w:t>• 2025: [15, 10, 5]</w:t>
       </w:r>
     </w:p>
     <w:p>
@@ -13667,27 +13615,55 @@
           <w:color w:val="FF0000"/>
           <w:sz w:val="26"/>
         </w:rPr>
-        <w:t>Nick Cousins: 8</w:t>
-      </w:r>
-    </w:p>
-    <w:p>
-      <w:r>
-        <w:t>• 2022: [15, 14, 12]</w:t>
-      </w:r>
-    </w:p>
-    <w:p>
-      <w:r>
-        <w:t>• 2023: [34, 12, 4]</w:t>
-      </w:r>
-    </w:p>
-    <w:p>
-      <w:r>
-        <w:t>• 2024: [16, 13, 5]</w:t>
-      </w:r>
-    </w:p>
-    <w:p>
-      <w:r>
-        <w:t>• 2025: [15, 10, 5]</w:t>
+        <w:t>Artem Zub: 21</w:t>
+      </w:r>
+    </w:p>
+    <w:p>
+      <w:r>
+        <w:t>• 2022: [8, 7]</w:t>
+      </w:r>
+    </w:p>
+    <w:p>
+      <w:r>
+        <w:t>• 2023: [32, 19, 10]</w:t>
+      </w:r>
+    </w:p>
+    <w:p>
+      <w:r>
+        <w:t>• 2024: [2]</w:t>
+      </w:r>
+    </w:p>
+    <w:p>
+      <w:r>
+        <w:t>• 2025: [17, 13, 10]</w:t>
+      </w:r>
+    </w:p>
+    <w:p>
+      <w:r>
+        <w:rPr>
+          <w:sz w:val="26"/>
+        </w:rPr>
+        <w:t>Lars Eller: 5</w:t>
+      </w:r>
+    </w:p>
+    <w:p>
+      <w:r>
+        <w:t>• 2022: [32, 10, 9]</w:t>
+      </w:r>
+    </w:p>
+    <w:p>
+      <w:r>
+        <w:t>• 2023: [12, 8, 7]</w:t>
+      </w:r>
+    </w:p>
+    <w:p>
+      <w:r>
+        <w:t>• 2024: [15, 13, 10]</w:t>
+      </w:r>
+    </w:p>
+    <w:p>
+      <w:r>
+        <w:t>• 2025: [34, 7]</w:t>
       </w:r>
     </w:p>
     <w:p>
@@ -13697,55 +13673,27 @@
           <w:color w:val="FF0000"/>
           <w:sz w:val="26"/>
         </w:rPr>
-        <w:t>Artem Zub: 20</w:t>
-      </w:r>
-    </w:p>
-    <w:p>
-      <w:r>
-        <w:t>• 2022: [8, 7]</w:t>
-      </w:r>
-    </w:p>
-    <w:p>
-      <w:r>
-        <w:t>• 2023: [32, 19, 10]</w:t>
-      </w:r>
-    </w:p>
-    <w:p>
-      <w:r>
-        <w:t>• 2024: [2]</w:t>
-      </w:r>
-    </w:p>
-    <w:p>
-      <w:r>
-        <w:t>• 2025: [17, 13, 10]</w:t>
-      </w:r>
-    </w:p>
-    <w:p>
-      <w:r>
-        <w:rPr>
-          <w:sz w:val="26"/>
-        </w:rPr>
-        <w:t>Lars Eller: 4</w:t>
-      </w:r>
-    </w:p>
-    <w:p>
-      <w:r>
-        <w:t>• 2022: [32, 10, 9]</w:t>
-      </w:r>
-    </w:p>
-    <w:p>
-      <w:r>
-        <w:t>• 2023: [12, 8, 7]</w:t>
-      </w:r>
-    </w:p>
-    <w:p>
-      <w:r>
-        <w:t>• 2024: [15, 13, 10]</w:t>
-      </w:r>
-    </w:p>
-    <w:p>
-      <w:r>
-        <w:t>• 2025: [34, 7]</w:t>
+        <w:t>Jake Sanderson: 6</w:t>
+      </w:r>
+    </w:p>
+    <w:p>
+      <w:r>
+        <w:t>• 2022: [15, 15, 2]</w:t>
+      </w:r>
+    </w:p>
+    <w:p>
+      <w:r>
+        <w:t>• 2023: [16, 16, 12]</w:t>
+      </w:r>
+    </w:p>
+    <w:p>
+      <w:r>
+        <w:t>• 2024: [29, 16, 8]</w:t>
+      </w:r>
+    </w:p>
+    <w:p>
+      <w:r>
+        <w:t>• 2025: [10, 8, 7]</w:t>
       </w:r>
     </w:p>
     <w:p>
@@ -13755,55 +13703,83 @@
           <w:color w:val="FF0000"/>
           <w:sz w:val="26"/>
         </w:rPr>
-        <w:t>Jake Sanderson: 6</w:t>
-      </w:r>
-    </w:p>
-    <w:p>
-      <w:r>
-        <w:t>• 2022: [15, 15, 2]</w:t>
-      </w:r>
-    </w:p>
-    <w:p>
-      <w:r>
-        <w:t>• 2023: [16, 16, 12]</w:t>
-      </w:r>
-    </w:p>
-    <w:p>
-      <w:r>
-        <w:t>• 2024: [29, 16, 8]</w:t>
-      </w:r>
-    </w:p>
-    <w:p>
-      <w:r>
-        <w:t>• 2025: [10, 8, 7]</w:t>
-      </w:r>
-    </w:p>
-    <w:p>
-      <w:r>
-        <w:rPr>
-          <w:sz w:val="26"/>
-        </w:rPr>
-        <w:t>Warren Foegele: 3</w:t>
-      </w:r>
-    </w:p>
-    <w:p>
-      <w:r>
-        <w:t>• 2022: [9, 8, 5]</w:t>
-      </w:r>
-    </w:p>
-    <w:p>
-      <w:r>
-        <w:t>• 2023: [16, 8, 8]</w:t>
-      </w:r>
-    </w:p>
-    <w:p>
-      <w:r>
-        <w:t>• 2024: [9, 8, 6]</w:t>
-      </w:r>
-    </w:p>
-    <w:p>
-      <w:r>
-        <w:t>• 2025: [12, 11, 6]</w:t>
+        <w:t>Claude Giroux: 11</w:t>
+      </w:r>
+    </w:p>
+    <w:p>
+      <w:r>
+        <w:t>• 2022: [10, 9, 5]</w:t>
+      </w:r>
+    </w:p>
+    <w:p>
+      <w:r>
+        <w:t>• 2023: [13, 10, 7]</w:t>
+      </w:r>
+    </w:p>
+    <w:p>
+      <w:r>
+        <w:t>• 2024: [13, 11, 7]</w:t>
+      </w:r>
+    </w:p>
+    <w:p>
+      <w:r>
+        <w:t>• 2025: [11, 11, 8]</w:t>
+      </w:r>
+    </w:p>
+    <w:p>
+      <w:r>
+        <w:rPr>
+          <w:sz w:val="26"/>
+        </w:rPr>
+        <w:t>Xavier Bourgault: 2</w:t>
+      </w:r>
+    </w:p>
+    <w:p>
+      <w:r>
+        <w:t>• 2022: []</w:t>
+      </w:r>
+    </w:p>
+    <w:p>
+      <w:r>
+        <w:t>• 2023: []</w:t>
+      </w:r>
+    </w:p>
+    <w:p>
+      <w:r>
+        <w:t>• 2024: []</w:t>
+      </w:r>
+    </w:p>
+    <w:p>
+      <w:r>
+        <w:t>• 2025: []</w:t>
+      </w:r>
+    </w:p>
+    <w:p>
+      <w:r>
+        <w:rPr>
+          <w:sz w:val="26"/>
+        </w:rPr>
+        <w:t>Stephen Halliday: 4</w:t>
+      </w:r>
+    </w:p>
+    <w:p>
+      <w:r>
+        <w:t>• 2022: []</w:t>
+      </w:r>
+    </w:p>
+    <w:p>
+      <w:r>
+        <w:t>• 2023: []</w:t>
+      </w:r>
+    </w:p>
+    <w:p>
+      <w:r>
+        <w:t>• 2024: []</w:t>
+      </w:r>
+    </w:p>
+    <w:p>
+      <w:r>
+        <w:t>• 2025: [2, 1]</w:t>
       </w:r>
     </w:p>
     <w:p>
@@ -13813,37 +13789,35 @@
           <w:color w:val="FF0000"/>
           <w:sz w:val="26"/>
         </w:rPr>
-        <w:t>Claude Giroux: 10</w:t>
-      </w:r>
-    </w:p>
-    <w:p>
-      <w:r>
-        <w:t>• 2022: [10, 9, 5]</w:t>
-      </w:r>
-    </w:p>
-    <w:p>
-      <w:r>
-        <w:t>• 2023: [13, 10, 7]</w:t>
-      </w:r>
-    </w:p>
-    <w:p>
-      <w:r>
-        <w:t>• 2024: [13, 11, 7]</w:t>
-      </w:r>
-    </w:p>
-    <w:p>
-      <w:r>
-        <w:t>• 2025: [11, 11, 8]</w:t>
-      </w:r>
-    </w:p>
-    <w:p>
-      <w:r>
-        <w:rPr>
-          <w:b/>
-          <w:color w:val="FF0000"/>
-          <w:sz w:val="26"/>
-        </w:rPr>
-        <w:t>Tyler Kleven: 3</w:t>
+        <w:t>Arthur Kaliyev: 5</w:t>
+      </w:r>
+    </w:p>
+    <w:p>
+      <w:r>
+        <w:t>• 2022: [10, 9, 6]</w:t>
+      </w:r>
+    </w:p>
+    <w:p>
+      <w:r>
+        <w:t>• 2023: [27, 6, 5]</w:t>
+      </w:r>
+    </w:p>
+    <w:p>
+      <w:r>
+        <w:t>• 2024: [3, 2]</w:t>
+      </w:r>
+    </w:p>
+    <w:p>
+      <w:r>
+        <w:t>• 2025: []</w:t>
+      </w:r>
+    </w:p>
+    <w:p>
+      <w:r>
+        <w:rPr>
+          <w:sz w:val="26"/>
+        </w:rPr>
+        <w:t>Dennis Gilbert: 40</w:t>
       </w:r>
     </w:p>
     <w:p>
@@ -13858,34 +13832,6 @@
     </w:p>
     <w:p>
       <w:r>
-        <w:t>• 2024: [19, 18, 0]</w:t>
-      </w:r>
-    </w:p>
-    <w:p>
-      <w:r>
-        <w:t>• 2025: [12]</w:t>
-      </w:r>
-    </w:p>
-    <w:p>
-      <w:r>
-        <w:rPr>
-          <w:sz w:val="26"/>
-        </w:rPr>
-        <w:t>Xavier Bourgault: 2</w:t>
-      </w:r>
-    </w:p>
-    <w:p>
-      <w:r>
-        <w:t>• 2022: []</w:t>
-      </w:r>
-    </w:p>
-    <w:p>
-      <w:r>
-        <w:t>• 2023: []</w:t>
-      </w:r>
-    </w:p>
-    <w:p>
-      <w:r>
         <w:t>• 2024: []</w:t>
       </w:r>
     </w:p>
@@ -13899,151 +13845,7 @@
         <w:rPr>
           <w:sz w:val="26"/>
         </w:rPr>
-        <w:t>Brady Tkachuk: 2</w:t>
-      </w:r>
-    </w:p>
-    <w:p>
-      <w:r>
-        <w:t>• 2022: [9, 7, 6]</w:t>
-      </w:r>
-    </w:p>
-    <w:p>
-      <w:r>
-        <w:t>• 2023: [6, 5, 5]</w:t>
-      </w:r>
-    </w:p>
-    <w:p>
-      <w:r>
-        <w:t>• 2024: [10, 4, 4]</w:t>
-      </w:r>
-    </w:p>
-    <w:p>
-      <w:r>
-        <w:t>• 2025: [6, 5, 3]</w:t>
-      </w:r>
-    </w:p>
-    <w:p>
-      <w:r>
-        <w:rPr>
-          <w:sz w:val="26"/>
-        </w:rPr>
-        <w:t>Stephen Halliday: 4</w:t>
-      </w:r>
-    </w:p>
-    <w:p>
-      <w:r>
-        <w:t>• 2022: []</w:t>
-      </w:r>
-    </w:p>
-    <w:p>
-      <w:r>
-        <w:t>• 2023: []</w:t>
-      </w:r>
-    </w:p>
-    <w:p>
-      <w:r>
-        <w:t>• 2024: []</w:t>
-      </w:r>
-    </w:p>
-    <w:p>
-      <w:r>
-        <w:t>• 2025: [2, 1]</w:t>
-      </w:r>
-    </w:p>
-    <w:p>
-      <w:r>
-        <w:rPr>
-          <w:b/>
-          <w:color w:val="FF0000"/>
-          <w:sz w:val="26"/>
-        </w:rPr>
-        <w:t>Arthur Kaliyev: 5</w:t>
-      </w:r>
-    </w:p>
-    <w:p>
-      <w:r>
-        <w:t>• 2022: [10, 9, 6]</w:t>
-      </w:r>
-    </w:p>
-    <w:p>
-      <w:r>
-        <w:t>• 2023: [27, 6, 5]</w:t>
-      </w:r>
-    </w:p>
-    <w:p>
-      <w:r>
-        <w:t>• 2024: [3, 2]</w:t>
-      </w:r>
-    </w:p>
-    <w:p>
-      <w:r>
-        <w:t>• 2025: []</w:t>
-      </w:r>
-    </w:p>
-    <w:p>
-      <w:r>
-        <w:rPr>
-          <w:sz w:val="26"/>
-        </w:rPr>
-        <w:t>Dennis Gilbert: 39</w:t>
-      </w:r>
-    </w:p>
-    <w:p>
-      <w:r>
-        <w:t>• 2022: []</w:t>
-      </w:r>
-    </w:p>
-    <w:p>
-      <w:r>
-        <w:t>• 2023: []</w:t>
-      </w:r>
-    </w:p>
-    <w:p>
-      <w:r>
-        <w:t>• 2024: []</w:t>
-      </w:r>
-    </w:p>
-    <w:p>
-      <w:r>
-        <w:t>• 2025: []</w:t>
-      </w:r>
-    </w:p>
-    <w:p>
-      <w:r>
-        <w:rPr>
-          <w:b/>
-          <w:color w:val="FF0000"/>
-          <w:sz w:val="26"/>
-        </w:rPr>
-        <w:t>Dylan Cozens: 3</w:t>
-      </w:r>
-    </w:p>
-    <w:p>
-      <w:r>
-        <w:t>• 2022: [10, 4, 3]</w:t>
-      </w:r>
-    </w:p>
-    <w:p>
-      <w:r>
-        <w:t>• 2023: [12, 11, 8]</w:t>
-      </w:r>
-    </w:p>
-    <w:p>
-      <w:r>
-        <w:t>• 2024: [10, 9, 8]</w:t>
-      </w:r>
-    </w:p>
-    <w:p>
-      <w:r>
-        <w:t>• 2025: [8, 5, 5]</w:t>
-      </w:r>
-    </w:p>
-    <w:p>
-      <w:r>
-        <w:rPr>
-          <w:sz w:val="26"/>
-        </w:rPr>
-        <w:t>Ridly Greig: 2</w:t>
+        <w:t>Ridly Greig: 3</w:t>
       </w:r>
     </w:p>
     <w:p>
@@ -15739,7 +15541,35 @@
         <w:rPr>
           <w:sz w:val="26"/>
         </w:rPr>
-        <w:t>Eeli Tolvanen: 3</w:t>
+        <w:t>Matty Beniers: 1</w:t>
+      </w:r>
+    </w:p>
+    <w:p>
+      <w:r>
+        <w:t>• 2022: [13, 10, 8]</w:t>
+      </w:r>
+    </w:p>
+    <w:p>
+      <w:r>
+        <w:t>• 2023: [9, 9, 7]</w:t>
+      </w:r>
+    </w:p>
+    <w:p>
+      <w:r>
+        <w:t>• 2024: [19, 5, 4]</w:t>
+      </w:r>
+    </w:p>
+    <w:p>
+      <w:r>
+        <w:t>• 2025: [9, 9, 8]</w:t>
+      </w:r>
+    </w:p>
+    <w:p>
+      <w:r>
+        <w:rPr>
+          <w:sz w:val="26"/>
+        </w:rPr>
+        <w:t>Eeli Tolvanen: 4</w:t>
       </w:r>
     </w:p>
     <w:p>
@@ -15769,7 +15599,7 @@
           <w:color w:val="FF0000"/>
           <w:sz w:val="26"/>
         </w:rPr>
-        <w:t>Shane Wright: 9</w:t>
+        <w:t>Shane Wright: 10</w:t>
       </w:r>
     </w:p>
     <w:p>
@@ -15790,6 +15620,34 @@
     <w:p>
       <w:r>
         <w:t>• 2025: [12, 10, 8]</w:t>
+      </w:r>
+    </w:p>
+    <w:p>
+      <w:r>
+        <w:rPr>
+          <w:sz w:val="26"/>
+        </w:rPr>
+        <w:t>Jared McCann: 1</w:t>
+      </w:r>
+    </w:p>
+    <w:p>
+      <w:r>
+        <w:t>• 2022: [4, 4, 4]</w:t>
+      </w:r>
+    </w:p>
+    <w:p>
+      <w:r>
+        <w:t>• 2023: [11, 9, 5]</w:t>
+      </w:r>
+    </w:p>
+    <w:p>
+      <w:r>
+        <w:t>• 2024: [9, 9, 6]</w:t>
+      </w:r>
+    </w:p>
+    <w:p>
+      <w:r>
+        <w:t>• 2025: [10, 4, 3]</w:t>
       </w:r>
     </w:p>
     <w:p>
@@ -15799,7 +15657,7 @@
           <w:color w:val="FF0000"/>
           <w:sz w:val="26"/>
         </w:rPr>
-        <w:t>Jordan Eberle: 6</w:t>
+        <w:t>Jordan Eberle: 7</w:t>
       </w:r>
     </w:p>
     <w:p>
@@ -15859,7 +15717,7 @@
           <w:color w:val="FF0000"/>
           <w:sz w:val="26"/>
         </w:rPr>
-        <w:t>Adam Larsson: 9</w:t>
+        <w:t>Adam Larsson: 10</w:t>
       </w:r>
     </w:p>
     <w:p>
@@ -15915,143 +15773,87 @@
     <w:p>
       <w:r>
         <w:rPr>
-          <w:sz w:val="26"/>
-        </w:rPr>
-        <w:t>Ryan Winterton: 25</w:t>
-      </w:r>
-    </w:p>
-    <w:p>
-      <w:r>
-        <w:t>• 2022: []</w:t>
-      </w:r>
-    </w:p>
-    <w:p>
-      <w:r>
-        <w:t>• 2023: []</w:t>
-      </w:r>
-    </w:p>
-    <w:p>
-      <w:r>
-        <w:t>• 2024: []</w:t>
-      </w:r>
-    </w:p>
-    <w:p>
-      <w:r>
-        <w:t>• 2025: [18, 2]</w:t>
-      </w:r>
-    </w:p>
-    <w:p>
-      <w:r>
-        <w:rPr>
-          <w:sz w:val="26"/>
-        </w:rPr>
-        <w:t>Vince Dunn: 4</w:t>
-      </w:r>
-    </w:p>
-    <w:p>
-      <w:r>
-        <w:t>• 2022: [15, 13, 9]</w:t>
-      </w:r>
-    </w:p>
-    <w:p>
-      <w:r>
-        <w:t>• 2023: [11, 8, 8]</w:t>
-      </w:r>
-    </w:p>
-    <w:p>
-      <w:r>
-        <w:t>• 2024: [10, 8, 5]</w:t>
-      </w:r>
-    </w:p>
-    <w:p>
-      <w:r>
-        <w:t>• 2025: [11, 10, 8]</w:t>
-      </w:r>
-    </w:p>
-    <w:p>
-      <w:r>
-        <w:rPr>
-          <w:sz w:val="26"/>
-        </w:rPr>
-        <w:t>Jaden Schwartz: 1</w:t>
-      </w:r>
-    </w:p>
-    <w:p>
-      <w:r>
-        <w:t>• 2022: [11, 8, 4]</w:t>
-      </w:r>
-    </w:p>
-    <w:p>
-      <w:r>
-        <w:t>• 2023: [8, 8, 7]</w:t>
-      </w:r>
-    </w:p>
-    <w:p>
-      <w:r>
-        <w:t>• 2024: [10, 7, 6]</w:t>
-      </w:r>
-    </w:p>
-    <w:p>
-      <w:r>
-        <w:t>• 2025: [10, 9, 6]</w:t>
-      </w:r>
-    </w:p>
-    <w:p>
-      <w:r>
-        <w:rPr>
-          <w:sz w:val="26"/>
-        </w:rPr>
-        <w:t>Brandon Montour: 3</w:t>
-      </w:r>
-    </w:p>
-    <w:p>
-      <w:r>
-        <w:t>• 2022: [11, 10, 8]</w:t>
-      </w:r>
-    </w:p>
-    <w:p>
-      <w:r>
-        <w:t>• 2023: [15, 13, 8]</w:t>
-      </w:r>
-    </w:p>
-    <w:p>
-      <w:r>
-        <w:t>• 2024: [20, 10, 9]</w:t>
-      </w:r>
-    </w:p>
-    <w:p>
-      <w:r>
-        <w:t>• 2025: [12, 9, 8]</w:t>
-      </w:r>
-    </w:p>
-    <w:p>
-      <w:r>
-        <w:rPr>
           <w:b/>
           <w:color w:val="FF0000"/>
           <w:sz w:val="26"/>
         </w:rPr>
-        <w:t>Frederick Gaudreau: 24</w:t>
-      </w:r>
-    </w:p>
-    <w:p>
-      <w:r>
-        <w:t>• 2022: [22, 7, 6]</w:t>
-      </w:r>
-    </w:p>
-    <w:p>
-      <w:r>
-        <w:t>• 2023: [23, 14, 7]</w:t>
-      </w:r>
-    </w:p>
-    <w:p>
-      <w:r>
-        <w:t>• 2024: [11, 9, 7]</w:t>
-      </w:r>
-    </w:p>
-    <w:p>
-      <w:r>
-        <w:t>• 2025: [8, 4, 0]</w:t>
+        <w:t>Vince Dunn: 5</w:t>
+      </w:r>
+    </w:p>
+    <w:p>
+      <w:r>
+        <w:t>• 2022: [15, 13, 9]</w:t>
+      </w:r>
+    </w:p>
+    <w:p>
+      <w:r>
+        <w:t>• 2023: [11, 8, 8]</w:t>
+      </w:r>
+    </w:p>
+    <w:p>
+      <w:r>
+        <w:t>• 2024: [10, 8, 5]</w:t>
+      </w:r>
+    </w:p>
+    <w:p>
+      <w:r>
+        <w:t>• 2025: [11, 10, 8]</w:t>
+      </w:r>
+    </w:p>
+    <w:p>
+      <w:r>
+        <w:rPr>
+          <w:sz w:val="26"/>
+        </w:rPr>
+        <w:t>Jaden Schwartz: 1</w:t>
+      </w:r>
+    </w:p>
+    <w:p>
+      <w:r>
+        <w:t>• 2022: [11, 8, 4]</w:t>
+      </w:r>
+    </w:p>
+    <w:p>
+      <w:r>
+        <w:t>• 2023: [8, 8, 7]</w:t>
+      </w:r>
+    </w:p>
+    <w:p>
+      <w:r>
+        <w:t>• 2024: [10, 7, 6]</w:t>
+      </w:r>
+    </w:p>
+    <w:p>
+      <w:r>
+        <w:t>• 2025: [10, 9, 6]</w:t>
+      </w:r>
+    </w:p>
+    <w:p>
+      <w:r>
+        <w:rPr>
+          <w:sz w:val="26"/>
+        </w:rPr>
+        <w:t>Brandon Montour: 4</w:t>
+      </w:r>
+    </w:p>
+    <w:p>
+      <w:r>
+        <w:t>• 2022: [11, 10, 8]</w:t>
+      </w:r>
+    </w:p>
+    <w:p>
+      <w:r>
+        <w:t>• 2023: [15, 13, 8]</w:t>
+      </w:r>
+    </w:p>
+    <w:p>
+      <w:r>
+        <w:t>• 2024: [20, 10, 9]</w:t>
+      </w:r>
+    </w:p>
+    <w:p>
+      <w:r>
+        <w:t>• 2025: [12, 9, 8]</w:t>
       </w:r>
     </w:p>
     <w:p>
@@ -16061,27 +15863,27 @@
           <w:color w:val="FF0000"/>
           <w:sz w:val="26"/>
         </w:rPr>
-        <w:t>Ben Meyers: 5</w:t>
-      </w:r>
-    </w:p>
-    <w:p>
-      <w:r>
-        <w:t>• 2022: [31, 2]</w:t>
-      </w:r>
-    </w:p>
-    <w:p>
-      <w:r>
-        <w:t>• 2023: []</w:t>
-      </w:r>
-    </w:p>
-    <w:p>
-      <w:r>
-        <w:t>• 2024: []</w:t>
-      </w:r>
-    </w:p>
-    <w:p>
-      <w:r>
-        <w:t>• 2025: [6, 5, 4]</w:t>
+        <w:t>Frederick Gaudreau: 25</w:t>
+      </w:r>
+    </w:p>
+    <w:p>
+      <w:r>
+        <w:t>• 2022: [22, 7, 6]</w:t>
+      </w:r>
+    </w:p>
+    <w:p>
+      <w:r>
+        <w:t>• 2023: [23, 14, 7]</w:t>
+      </w:r>
+    </w:p>
+    <w:p>
+      <w:r>
+        <w:t>• 2024: [11, 9, 7]</w:t>
+      </w:r>
+    </w:p>
+    <w:p>
+      <w:r>
+        <w:t>• 2025: [8, 4, 0]</w:t>
       </w:r>
     </w:p>
     <w:p>
@@ -16091,7 +15893,7 @@
           <w:color w:val="FF0000"/>
           <w:sz w:val="26"/>
         </w:rPr>
-        <w:t>Chandler Stephenson: 6</w:t>
+        <w:t>Chandler Stephenson: 7</w:t>
       </w:r>
     </w:p>
     <w:p>
@@ -16119,7 +15921,7 @@
         <w:rPr>
           <w:sz w:val="26"/>
         </w:rPr>
-        <w:t>Berkly Catton: 11</w:t>
+        <w:t>Oscar Fisker Molgaard: 3</w:t>
       </w:r>
     </w:p>
     <w:p>
@@ -16139,63 +15941,7 @@
     </w:p>
     <w:p>
       <w:r>
-        <w:t>• 2025: [6, 1, 0]</w:t>
-      </w:r>
-    </w:p>
-    <w:p>
-      <w:r>
-        <w:rPr>
-          <w:sz w:val="26"/>
-        </w:rPr>
-        <w:t>Oscar Fisker Molgaard: 3</w:t>
-      </w:r>
-    </w:p>
-    <w:p>
-      <w:r>
-        <w:t>• 2022: []</w:t>
-      </w:r>
-    </w:p>
-    <w:p>
-      <w:r>
-        <w:t>• 2023: []</w:t>
-      </w:r>
-    </w:p>
-    <w:p>
-      <w:r>
-        <w:t>• 2024: []</w:t>
-      </w:r>
-    </w:p>
-    <w:p>
-      <w:r>
         <w:t>• 2025: []</w:t>
-      </w:r>
-    </w:p>
-    <w:p>
-      <w:r>
-        <w:rPr>
-          <w:sz w:val="26"/>
-        </w:rPr>
-        <w:t>Kaapo Kakko: 2</w:t>
-      </w:r>
-    </w:p>
-    <w:p>
-      <w:r>
-        <w:t>• 2022: [16, 11, 8]</w:t>
-      </w:r>
-    </w:p>
-    <w:p>
-      <w:r>
-        <w:t>• 2023: [10, 6, 5]</w:t>
-      </w:r>
-    </w:p>
-    <w:p>
-      <w:r>
-        <w:t>• 2024: [9, 8, 8]</w:t>
-      </w:r>
-    </w:p>
-    <w:p>
-      <w:r>
-        <w:t>• 2025: [8, 8, 7]</w:t>
       </w:r>
     </w:p>
     <w:p>
@@ -16259,39 +16005,41 @@
     <w:p>
       <w:r>
         <w:rPr>
-          <w:sz w:val="26"/>
-        </w:rPr>
-        <w:t>Ryker Evans: 1</w:t>
-      </w:r>
-    </w:p>
-    <w:p>
-      <w:r>
-        <w:t>• 2022: []</w:t>
-      </w:r>
-    </w:p>
-    <w:p>
-      <w:r>
-        <w:t>• 2023: []</w:t>
-      </w:r>
-    </w:p>
-    <w:p>
-      <w:r>
-        <w:t>• 2024: [21, 8, 2]</w:t>
-      </w:r>
-    </w:p>
-    <w:p>
-      <w:r>
-        <w:t>• 2025: [16, 12, 6]</w:t>
-      </w:r>
-    </w:p>
-    <w:p>
-      <w:r>
-        <w:rPr>
           <w:b/>
           <w:color w:val="FF0000"/>
           <w:sz w:val="26"/>
         </w:rPr>
-        <w:t>Ryan Lindgren: 13</w:t>
+        <w:t>Ryker Evans: 2</w:t>
+      </w:r>
+    </w:p>
+    <w:p>
+      <w:r>
+        <w:t>• 2022: []</w:t>
+      </w:r>
+    </w:p>
+    <w:p>
+      <w:r>
+        <w:t>• 2023: []</w:t>
+      </w:r>
+    </w:p>
+    <w:p>
+      <w:r>
+        <w:t>• 2024: [21, 8, 2]</w:t>
+      </w:r>
+    </w:p>
+    <w:p>
+      <w:r>
+        <w:t>• 2025: [16, 12, 6]</w:t>
+      </w:r>
+    </w:p>
+    <w:p>
+      <w:r>
+        <w:rPr>
+          <w:b/>
+          <w:color w:val="FF0000"/>
+          <w:sz w:val="26"/>
+        </w:rPr>
+        <w:t>Ryan Lindgren: 14</w:t>
       </w:r>
     </w:p>
     <w:p>
@@ -16329,7 +16077,7 @@
           <w:color w:val="FF0000"/>
           <w:sz w:val="26"/>
         </w:rPr>
-        <w:t>William Eklund: 1</w:t>
+        <w:t>William Eklund: 2</w:t>
       </w:r>
     </w:p>
     <w:p>
@@ -16445,7 +16193,35 @@
         <w:rPr>
           <w:sz w:val="26"/>
         </w:rPr>
-        <w:t>Pavol Regenda: 5</w:t>
+        <w:t>Macklin Celebrini: 1</w:t>
+      </w:r>
+    </w:p>
+    <w:p>
+      <w:r>
+        <w:t>• 2022: []</w:t>
+      </w:r>
+    </w:p>
+    <w:p>
+      <w:r>
+        <w:t>• 2023: []</w:t>
+      </w:r>
+    </w:p>
+    <w:p>
+      <w:r>
+        <w:t>• 2024: [9, 7, 5]</w:t>
+      </w:r>
+    </w:p>
+    <w:p>
+      <w:r>
+        <w:t>• 2025: [6, 6, 3]</w:t>
+      </w:r>
+    </w:p>
+    <w:p>
+      <w:r>
+        <w:rPr>
+          <w:sz w:val="26"/>
+        </w:rPr>
+        <w:t>Pavol Regenda: 6</w:t>
       </w:r>
     </w:p>
     <w:p>
@@ -16475,7 +16251,7 @@
           <w:color w:val="FF0000"/>
           <w:sz w:val="26"/>
         </w:rPr>
-        <w:t>Philipp Kurashev: 6</w:t>
+        <w:t>Philipp Kurashev: 7</w:t>
       </w:r>
     </w:p>
     <w:p>
@@ -16524,34 +16300,6 @@
     <w:p>
       <w:r>
         <w:t>• 2025: []</w:t>
-      </w:r>
-    </w:p>
-    <w:p>
-      <w:r>
-        <w:rPr>
-          <w:sz w:val="26"/>
-        </w:rPr>
-        <w:t>Michael Misa: 1</w:t>
-      </w:r>
-    </w:p>
-    <w:p>
-      <w:r>
-        <w:t>• 2022: []</w:t>
-      </w:r>
-    </w:p>
-    <w:p>
-      <w:r>
-        <w:t>• 2023: []</w:t>
-      </w:r>
-    </w:p>
-    <w:p>
-      <w:r>
-        <w:t>• 2024: []</w:t>
-      </w:r>
-    </w:p>
-    <w:p>
-      <w:r>
-        <w:t>• 2025: [9, 4, 3]</w:t>
       </w:r>
     </w:p>
     <w:p>
@@ -16561,7 +16309,7 @@
           <w:color w:val="FF0000"/>
           <w:sz w:val="26"/>
         </w:rPr>
-        <w:t>Barclay Goodrow: 7</w:t>
+        <w:t>Barclay Goodrow: 8</w:t>
       </w:r>
     </w:p>
     <w:p>
@@ -16591,7 +16339,7 @@
           <w:color w:val="FF0000"/>
           <w:sz w:val="26"/>
         </w:rPr>
-        <w:t>Dmitry Orlov: 32</w:t>
+        <w:t>Dmitry Orlov: 33</w:t>
       </w:r>
     </w:p>
     <w:p>
@@ -16621,7 +16369,7 @@
           <w:color w:val="FF0000"/>
           <w:sz w:val="26"/>
         </w:rPr>
-        <w:t>John Klingberg: 12</w:t>
+        <w:t>John Klingberg: 13</w:t>
       </w:r>
     </w:p>
     <w:p>
@@ -16705,7 +16453,7 @@
         <w:rPr>
           <w:sz w:val="26"/>
         </w:rPr>
-        <w:t>Sam Dickinson: 44</w:t>
+        <w:t>Sam Dickinson: 45</w:t>
       </w:r>
     </w:p>
     <w:p>
@@ -16733,7 +16481,7 @@
         <w:rPr>
           <w:sz w:val="26"/>
         </w:rPr>
-        <w:t>Shakir Mukhamadullin: 7</w:t>
+        <w:t>Shakir Mukhamadullin: 8</w:t>
       </w:r>
     </w:p>
     <w:p>
@@ -16761,7 +16509,7 @@
         <w:rPr>
           <w:sz w:val="26"/>
         </w:rPr>
-        <w:t>Will Smith: 5</w:t>
+        <w:t>Will Smith: 6</w:t>
       </w:r>
     </w:p>
     <w:p>
@@ -16789,35 +16537,7 @@
         <w:rPr>
           <w:sz w:val="26"/>
         </w:rPr>
-        <w:t>Tyler Toffoli: 1</w:t>
-      </w:r>
-    </w:p>
-    <w:p>
-      <w:r>
-        <w:t>• 2022: [8, 5, 5]</w:t>
-      </w:r>
-    </w:p>
-    <w:p>
-      <w:r>
-        <w:t>• 2023: [7, 6, 6]</w:t>
-      </w:r>
-    </w:p>
-    <w:p>
-      <w:r>
-        <w:t>• 2024: [7, 7, 4]</w:t>
-      </w:r>
-    </w:p>
-    <w:p>
-      <w:r>
-        <w:t>• 2025: [12, 8, 6]</w:t>
-      </w:r>
-    </w:p>
-    <w:p>
-      <w:r>
-        <w:rPr>
-          <w:sz w:val="26"/>
-        </w:rPr>
-        <w:t>Adam Gaudette: 5</w:t>
+        <w:t>Adam Gaudette: 6</w:t>
       </w:r>
     </w:p>
     <w:p>
@@ -16845,7 +16565,7 @@
         <w:rPr>
           <w:sz w:val="26"/>
         </w:rPr>
-        <w:t>Vincent Desharnais: 16</w:t>
+        <w:t>Vincent Desharnais: 17</w:t>
       </w:r>
     </w:p>
     <w:p>
@@ -16873,7 +16593,7 @@
         <w:rPr>
           <w:sz w:val="26"/>
         </w:rPr>
-        <w:t>Zack Ostapchuk: 17</w:t>
+        <w:t>Zack Ostapchuk: 18</w:t>
       </w:r>
     </w:p>
     <w:p>
@@ -16931,7 +16651,7 @@
         <w:rPr>
           <w:sz w:val="26"/>
         </w:rPr>
-        <w:t>Kiefer Sherwood: 2</w:t>
+        <w:t>Kiefer Sherwood: 3</w:t>
       </w:r>
     </w:p>
     <w:p>
@@ -16997,7 +16717,7 @@
           <w:color w:val="FF0000"/>
           <w:sz w:val="26"/>
         </w:rPr>
-        <w:t>Logan Mailloux: 5</w:t>
+        <w:t>Logan Mailloux: 6</w:t>
       </w:r>
     </w:p>
     <w:p>
@@ -17085,7 +16805,7 @@
           <w:color w:val="FF0000"/>
           <w:sz w:val="26"/>
         </w:rPr>
-        <w:t>Jonatan Berggren: 5</w:t>
+        <w:t>Jonatan Berggren: 6</w:t>
       </w:r>
     </w:p>
     <w:p>
@@ -17115,7 +16835,7 @@
           <w:color w:val="FF0000"/>
           <w:sz w:val="26"/>
         </w:rPr>
-        <w:t>Colton Parayko: 5</w:t>
+        <w:t>Colton Parayko: 6</w:t>
       </w:r>
     </w:p>
     <w:p>
@@ -17173,7 +16893,7 @@
         <w:rPr>
           <w:sz w:val="26"/>
         </w:rPr>
-        <w:t>Jack Finley: 19</w:t>
+        <w:t>Jack Finley: 20</w:t>
       </w:r>
     </w:p>
     <w:p>
@@ -17203,7 +16923,7 @@
           <w:color w:val="FF0000"/>
           <w:sz w:val="26"/>
         </w:rPr>
-        <w:t>Jake Neighbours: 10</w:t>
+        <w:t>Jake Neighbours: 11</w:t>
       </w:r>
     </w:p>
     <w:p>
@@ -17233,7 +16953,7 @@
           <w:color w:val="FF0000"/>
           <w:sz w:val="26"/>
         </w:rPr>
-        <w:t>Alexey Toropchenko: 9</w:t>
+        <w:t>Alexey Toropchenko: 10</w:t>
       </w:r>
     </w:p>
     <w:p>
@@ -17254,6 +16974,314 @@
     <w:p>
       <w:r>
         <w:t>• 2025: [18, 14]</w:t>
+      </w:r>
+    </w:p>
+    <w:p>
+      <w:r>
+        <w:rPr>
+          <w:sz w:val="26"/>
+        </w:rPr>
+        <w:t>Pavel Buchnevich: 2</w:t>
+      </w:r>
+    </w:p>
+    <w:p>
+      <w:r>
+        <w:t>• 2022: [9, 5, 5]</w:t>
+      </w:r>
+    </w:p>
+    <w:p>
+      <w:r>
+        <w:t>• 2023: [13, 7, 7]</w:t>
+      </w:r>
+    </w:p>
+    <w:p>
+      <w:r>
+        <w:t>• 2024: [13, 8, 7]</w:t>
+      </w:r>
+    </w:p>
+    <w:p>
+      <w:r>
+        <w:t>• 2025: [16, 8, 5]</w:t>
+      </w:r>
+    </w:p>
+    <w:p>
+      <w:r>
+        <w:rPr>
+          <w:sz w:val="26"/>
+        </w:rPr>
+        <w:t>Matthew Kessel: 13</w:t>
+      </w:r>
+    </w:p>
+    <w:p>
+      <w:r>
+        <w:t>• 2022: []</w:t>
+      </w:r>
+    </w:p>
+    <w:p>
+      <w:r>
+        <w:t>• 2023: []</w:t>
+      </w:r>
+    </w:p>
+    <w:p>
+      <w:r>
+        <w:t>• 2024: []</w:t>
+      </w:r>
+    </w:p>
+    <w:p>
+      <w:r>
+        <w:t>• 2025: [5]</w:t>
+      </w:r>
+    </w:p>
+    <w:p>
+      <w:r>
+        <w:rPr>
+          <w:sz w:val="26"/>
+        </w:rPr>
+        <w:t>Hugh McGing: 2</w:t>
+      </w:r>
+    </w:p>
+    <w:p>
+      <w:r>
+        <w:t>• 2022: []</w:t>
+      </w:r>
+    </w:p>
+    <w:p>
+      <w:r>
+        <w:t>• 2023: []</w:t>
+      </w:r>
+    </w:p>
+    <w:p>
+      <w:r>
+        <w:t>• 2024: []</w:t>
+      </w:r>
+    </w:p>
+    <w:p>
+      <w:r>
+        <w:t>• 2025: []</w:t>
+      </w:r>
+    </w:p>
+    <w:p>
+      <w:r>
+        <w:rPr>
+          <w:sz w:val="26"/>
+        </w:rPr>
+        <w:t>Aleksanteri Kaskimaki: 5</w:t>
+      </w:r>
+    </w:p>
+    <w:p>
+      <w:r>
+        <w:t>• 2022: []</w:t>
+      </w:r>
+    </w:p>
+    <w:p>
+      <w:r>
+        <w:t>• 2023: []</w:t>
+      </w:r>
+    </w:p>
+    <w:p>
+      <w:r>
+        <w:t>• 2024: []</w:t>
+      </w:r>
+    </w:p>
+    <w:p>
+      <w:r>
+        <w:t>• 2025: []</w:t>
+      </w:r>
+    </w:p>
+    <w:p>
+      <w:r>
+        <w:rPr>
+          <w:sz w:val="26"/>
+        </w:rPr>
+        <w:t>Cam Fowler: 1</w:t>
+      </w:r>
+    </w:p>
+    <w:p>
+      <w:r>
+        <w:t>• 2022: [16, 13, 6]</w:t>
+      </w:r>
+    </w:p>
+    <w:p>
+      <w:r>
+        <w:t>• 2023: [35, 21, 12]</w:t>
+      </w:r>
+    </w:p>
+    <w:p>
+      <w:r>
+        <w:t>• 2024: [13, 7, 6]</w:t>
+      </w:r>
+    </w:p>
+    <w:p>
+      <w:r>
+        <w:t>• 2025: [41]</w:t>
+      </w:r>
+    </w:p>
+    <w:p>
+      <w:r>
+        <w:rPr>
+          <w:sz w:val="26"/>
+        </w:rPr>
+        <w:t>Jonathan Drouin: 1</w:t>
+      </w:r>
+    </w:p>
+    <w:p>
+      <w:r>
+        <w:t>• 2022: [7]</w:t>
+      </w:r>
+    </w:p>
+    <w:p>
+      <w:r>
+        <w:t>• 2023: [19, 9, 5]</w:t>
+      </w:r>
+    </w:p>
+    <w:p>
+      <w:r>
+        <w:t>• 2024: [7, 6, 5]</w:t>
+      </w:r>
+    </w:p>
+    <w:p>
+      <w:r>
+        <w:t>• 2025: [38, 12, 2]</w:t>
+      </w:r>
+    </w:p>
+    <w:p>
+      <w:r>
+        <w:rPr>
+          <w:sz w:val="26"/>
+        </w:rPr>
+        <w:t>Otto Stenberg: 11</w:t>
+      </w:r>
+    </w:p>
+    <w:p>
+      <w:r>
+        <w:t>• 2022: []</w:t>
+      </w:r>
+    </w:p>
+    <w:p>
+      <w:r>
+        <w:t>• 2023: []</w:t>
+      </w:r>
+    </w:p>
+    <w:p>
+      <w:r>
+        <w:t>• 2024: []</w:t>
+      </w:r>
+    </w:p>
+    <w:p>
+      <w:r>
+        <w:t>• 2025: []</w:t>
+      </w:r>
+    </w:p>
+    <w:p>
+      <w:r>
+        <w:rPr>
+          <w:sz w:val="26"/>
+        </w:rPr>
+        <w:t>Philip Broberg: 3</w:t>
+      </w:r>
+    </w:p>
+    <w:p>
+      <w:r>
+        <w:t>• 2022: []</w:t>
+      </w:r>
+    </w:p>
+    <w:p>
+      <w:r>
+        <w:t>• 2023: []</w:t>
+      </w:r>
+    </w:p>
+    <w:p>
+      <w:r>
+        <w:t>• 2024: [18, 15, 9]</w:t>
+      </w:r>
+    </w:p>
+    <w:p>
+      <w:r>
+        <w:t>• 2025: [35, 11, 7]</w:t>
+      </w:r>
+    </w:p>
+    <w:p>
+      <w:r>
+        <w:rPr>
+          <w:sz w:val="26"/>
+        </w:rPr>
+        <w:t>Pius Suter: 1</w:t>
+      </w:r>
+    </w:p>
+    <w:p>
+      <w:r>
+        <w:t>• 2022: [17, 11, 9]</w:t>
+      </w:r>
+    </w:p>
+    <w:p>
+      <w:r>
+        <w:t>• 2023: [17, 12, 9]</w:t>
+      </w:r>
+    </w:p>
+    <w:p>
+      <w:r>
+        <w:t>• 2024: [23, 6, 6]</w:t>
+      </w:r>
+    </w:p>
+    <w:p>
+      <w:r>
+        <w:t>• 2025: [14, 8, 4]</w:t>
+      </w:r>
+    </w:p>
+    <w:p>
+      <w:r>
+        <w:rPr>
+          <w:sz w:val="26"/>
+        </w:rPr>
+        <w:t>Jimmy Snuggerud: 2</w:t>
+      </w:r>
+    </w:p>
+    <w:p>
+      <w:r>
+        <w:t>• 2022: []</w:t>
+      </w:r>
+    </w:p>
+    <w:p>
+      <w:r>
+        <w:t>• 2023: []</w:t>
+      </w:r>
+    </w:p>
+    <w:p>
+      <w:r>
+        <w:t>• 2024: []</w:t>
+      </w:r>
+    </w:p>
+    <w:p>
+      <w:r>
+        <w:t>• 2025: [9, 6, 6]</w:t>
+      </w:r>
+    </w:p>
+    <w:p>
+      <w:r>
+        <w:rPr>
+          <w:sz w:val="26"/>
+        </w:rPr>
+        <w:t>Robert Thomas: 1</w:t>
+      </w:r>
+    </w:p>
+    <w:p>
+      <w:r>
+        <w:t>• 2022: [8, 7, 7]</w:t>
+      </w:r>
+    </w:p>
+    <w:p>
+      <w:r>
+        <w:t>• 2023: [9, 9, 6]</w:t>
+      </w:r>
+    </w:p>
+    <w:p>
+      <w:r>
+        <w:t>• 2024: [8, 7, 6]</w:t>
+      </w:r>
+    </w:p>
+    <w:p>
+      <w:r>
+        <w:t>• 2025: [6, 6, 5]</w:t>
       </w:r>
     </w:p>
     <w:p>
@@ -17263,287 +17291,7 @@
           <w:color w:val="FF0000"/>
           <w:sz w:val="26"/>
         </w:rPr>
-        <w:t>Dylan Holloway: 2</w:t>
-      </w:r>
-    </w:p>
-    <w:p>
-      <w:r>
-        <w:t>• 2022: [18, 2]</w:t>
-      </w:r>
-    </w:p>
-    <w:p>
-      <w:r>
-        <w:t>• 2023: [10, 5, 2]</w:t>
-      </w:r>
-    </w:p>
-    <w:p>
-      <w:r>
-        <w:t>• 2024: [13, 7, 6]</w:t>
-      </w:r>
-    </w:p>
-    <w:p>
-      <w:r>
-        <w:t>• 2025: [6, 4, 4]</w:t>
-      </w:r>
-    </w:p>
-    <w:p>
-      <w:r>
-        <w:rPr>
-          <w:sz w:val="26"/>
-        </w:rPr>
-        <w:t>Pavel Buchnevich: 1</w:t>
-      </w:r>
-    </w:p>
-    <w:p>
-      <w:r>
-        <w:t>• 2022: [9, 5, 5]</w:t>
-      </w:r>
-    </w:p>
-    <w:p>
-      <w:r>
-        <w:t>• 2023: [13, 7, 7]</w:t>
-      </w:r>
-    </w:p>
-    <w:p>
-      <w:r>
-        <w:t>• 2024: [13, 8, 7]</w:t>
-      </w:r>
-    </w:p>
-    <w:p>
-      <w:r>
-        <w:t>• 2025: [16, 8, 5]</w:t>
-      </w:r>
-    </w:p>
-    <w:p>
-      <w:r>
-        <w:rPr>
-          <w:sz w:val="26"/>
-        </w:rPr>
-        <w:t>Matthew Kessel: 13</w:t>
-      </w:r>
-    </w:p>
-    <w:p>
-      <w:r>
-        <w:t>• 2022: []</w:t>
-      </w:r>
-    </w:p>
-    <w:p>
-      <w:r>
-        <w:t>• 2023: []</w:t>
-      </w:r>
-    </w:p>
-    <w:p>
-      <w:r>
-        <w:t>• 2024: []</w:t>
-      </w:r>
-    </w:p>
-    <w:p>
-      <w:r>
-        <w:t>• 2025: [5]</w:t>
-      </w:r>
-    </w:p>
-    <w:p>
-      <w:r>
-        <w:rPr>
-          <w:sz w:val="26"/>
-        </w:rPr>
-        <w:t>Hugh McGing: 2</w:t>
-      </w:r>
-    </w:p>
-    <w:p>
-      <w:r>
-        <w:t>• 2022: []</w:t>
-      </w:r>
-    </w:p>
-    <w:p>
-      <w:r>
-        <w:t>• 2023: []</w:t>
-      </w:r>
-    </w:p>
-    <w:p>
-      <w:r>
-        <w:t>• 2024: []</w:t>
-      </w:r>
-    </w:p>
-    <w:p>
-      <w:r>
-        <w:t>• 2025: []</w:t>
-      </w:r>
-    </w:p>
-    <w:p>
-      <w:r>
-        <w:rPr>
-          <w:sz w:val="26"/>
-        </w:rPr>
-        <w:t>Aleksanteri Kaskimaki: 5</w:t>
-      </w:r>
-    </w:p>
-    <w:p>
-      <w:r>
-        <w:t>• 2022: []</w:t>
-      </w:r>
-    </w:p>
-    <w:p>
-      <w:r>
-        <w:t>• 2023: []</w:t>
-      </w:r>
-    </w:p>
-    <w:p>
-      <w:r>
-        <w:t>• 2024: []</w:t>
-      </w:r>
-    </w:p>
-    <w:p>
-      <w:r>
-        <w:t>• 2025: []</w:t>
-      </w:r>
-    </w:p>
-    <w:p>
-      <w:r>
-        <w:rPr>
-          <w:sz w:val="26"/>
-        </w:rPr>
-        <w:t>Jonathan Drouin: 1</w:t>
-      </w:r>
-    </w:p>
-    <w:p>
-      <w:r>
-        <w:t>• 2022: [7]</w:t>
-      </w:r>
-    </w:p>
-    <w:p>
-      <w:r>
-        <w:t>• 2023: [19, 9, 5]</w:t>
-      </w:r>
-    </w:p>
-    <w:p>
-      <w:r>
-        <w:t>• 2024: [7, 6, 5]</w:t>
-      </w:r>
-    </w:p>
-    <w:p>
-      <w:r>
-        <w:t>• 2025: [38, 12, 2]</w:t>
-      </w:r>
-    </w:p>
-    <w:p>
-      <w:r>
-        <w:rPr>
-          <w:sz w:val="26"/>
-        </w:rPr>
-        <w:t>Otto Stenberg: 11</w:t>
-      </w:r>
-    </w:p>
-    <w:p>
-      <w:r>
-        <w:t>• 2022: []</w:t>
-      </w:r>
-    </w:p>
-    <w:p>
-      <w:r>
-        <w:t>• 2023: []</w:t>
-      </w:r>
-    </w:p>
-    <w:p>
-      <w:r>
-        <w:t>• 2024: []</w:t>
-      </w:r>
-    </w:p>
-    <w:p>
-      <w:r>
-        <w:t>• 2025: []</w:t>
-      </w:r>
-    </w:p>
-    <w:p>
-      <w:r>
-        <w:rPr>
-          <w:sz w:val="26"/>
-        </w:rPr>
-        <w:t>Philip Broberg: 2</w:t>
-      </w:r>
-    </w:p>
-    <w:p>
-      <w:r>
-        <w:t>• 2022: []</w:t>
-      </w:r>
-    </w:p>
-    <w:p>
-      <w:r>
-        <w:t>• 2023: []</w:t>
-      </w:r>
-    </w:p>
-    <w:p>
-      <w:r>
-        <w:t>• 2024: [18, 15, 9]</w:t>
-      </w:r>
-    </w:p>
-    <w:p>
-      <w:r>
-        <w:t>• 2025: [35, 11, 7]</w:t>
-      </w:r>
-    </w:p>
-    <w:p>
-      <w:r>
-        <w:rPr>
-          <w:sz w:val="26"/>
-        </w:rPr>
-        <w:t>Jimmy Snuggerud: 1</w:t>
-      </w:r>
-    </w:p>
-    <w:p>
-      <w:r>
-        <w:t>• 2022: []</w:t>
-      </w:r>
-    </w:p>
-    <w:p>
-      <w:r>
-        <w:t>• 2023: []</w:t>
-      </w:r>
-    </w:p>
-    <w:p>
-      <w:r>
-        <w:t>• 2024: []</w:t>
-      </w:r>
-    </w:p>
-    <w:p>
-      <w:r>
-        <w:t>• 2025: [9, 6, 6]</w:t>
-      </w:r>
-    </w:p>
-    <w:p>
-      <w:r>
-        <w:rPr>
-          <w:sz w:val="26"/>
-        </w:rPr>
-        <w:t>Dalibor Dvorsky: 13</w:t>
-      </w:r>
-    </w:p>
-    <w:p>
-      <w:r>
-        <w:t>• 2022: []</w:t>
-      </w:r>
-    </w:p>
-    <w:p>
-      <w:r>
-        <w:t>• 2023: []</w:t>
-      </w:r>
-    </w:p>
-    <w:p>
-      <w:r>
-        <w:t>• 2024: []</w:t>
-      </w:r>
-    </w:p>
-    <w:p>
-      <w:r>
-        <w:t>• 2025: [13, 6, 5]</w:t>
-      </w:r>
-    </w:p>
-    <w:p>
-      <w:r>
-        <w:rPr>
-          <w:sz w:val="26"/>
-        </w:rPr>
-        <w:t>Jordan Kyrou: 3</w:t>
+        <w:t>Jordan Kyrou: 4</w:t>
       </w:r>
     </w:p>
     <w:p>
@@ -17601,7 +17349,7 @@
           <w:color w:val="FF0000"/>
           <w:sz w:val="26"/>
         </w:rPr>
-        <w:t>Oskar Sundqvist: 8</w:t>
+        <w:t>Oskar Sundqvist: 9</w:t>
       </w:r>
     </w:p>
     <w:p>
@@ -18395,7 +18143,7 @@
           <w:color w:val="FF0000"/>
           <w:sz w:val="26"/>
         </w:rPr>
-        <w:t>Simon Benoit: 77</w:t>
+        <w:t>Simon Benoit: 78</w:t>
       </w:r>
     </w:p>
     <w:p>
@@ -18423,7 +18171,7 @@
         <w:rPr>
           <w:sz w:val="26"/>
         </w:rPr>
-        <w:t>Nicholas Robertson: 3</w:t>
+        <w:t>Nicholas Robertson: 4</w:t>
       </w:r>
     </w:p>
     <w:p>
@@ -18453,7 +18201,7 @@
           <w:color w:val="FF0000"/>
           <w:sz w:val="26"/>
         </w:rPr>
-        <w:t>Brandon Carlo: 123</w:t>
+        <w:t>Brandon Carlo: 124</w:t>
       </w:r>
     </w:p>
     <w:p>
@@ -18481,7 +18229,7 @@
         <w:rPr>
           <w:sz w:val="26"/>
         </w:rPr>
-        <w:t>John Tavares: 1</w:t>
+        <w:t>John Tavares: 2</w:t>
       </w:r>
     </w:p>
     <w:p>
@@ -18537,11 +18285,39 @@
     <w:p>
       <w:r>
         <w:rPr>
+          <w:sz w:val="26"/>
+        </w:rPr>
+        <w:t>Max Domi: 1</w:t>
+      </w:r>
+    </w:p>
+    <w:p>
+      <w:r>
+        <w:t>• 2022: [11, 10, 10]</w:t>
+      </w:r>
+    </w:p>
+    <w:p>
+      <w:r>
+        <w:t>• 2023: [11, 9, 9]</w:t>
+      </w:r>
+    </w:p>
+    <w:p>
+      <w:r>
+        <w:t>• 2024: [26, 4, 3]</w:t>
+      </w:r>
+    </w:p>
+    <w:p>
+      <w:r>
+        <w:t>• 2025: [23, 11, 7]</w:t>
+      </w:r>
+    </w:p>
+    <w:p>
+      <w:r>
+        <w:rPr>
           <w:b/>
           <w:color w:val="FF0000"/>
           <w:sz w:val="26"/>
         </w:rPr>
-        <w:t>Troy Stecher: 8</w:t>
+        <w:t>Troy Stecher: 9</w:t>
       </w:r>
     </w:p>
     <w:p>
@@ -18569,7 +18345,7 @@
         <w:rPr>
           <w:sz w:val="26"/>
         </w:rPr>
-        <w:t>Matthew Knies: 1</w:t>
+        <w:t>Chris Tanev: 11</w:t>
       </w:r>
     </w:p>
     <w:p>
@@ -18579,17 +18355,129 @@
     </w:p>
     <w:p>
       <w:r>
-        <w:t>• 2023: [17, 8, 6]</w:t>
-      </w:r>
-    </w:p>
-    <w:p>
-      <w:r>
-        <w:t>• 2024: [9, 7, 5]</w:t>
-      </w:r>
-    </w:p>
-    <w:p>
-      <w:r>
-        <w:t>• 2025: [10, 9, 6]</w:t>
+        <w:t>• 2023: [34]</w:t>
+      </w:r>
+    </w:p>
+    <w:p>
+      <w:r>
+        <w:t>• 2024: [32, 18]</w:t>
+      </w:r>
+    </w:p>
+    <w:p>
+      <w:r>
+        <w:t>• 2025: []</w:t>
+      </w:r>
+    </w:p>
+    <w:p>
+      <w:r>
+        <w:rPr>
+          <w:sz w:val="26"/>
+        </w:rPr>
+        <w:t>Henry Thrun: 7</w:t>
+      </w:r>
+    </w:p>
+    <w:p>
+      <w:r>
+        <w:t>• 2022: []</w:t>
+      </w:r>
+    </w:p>
+    <w:p>
+      <w:r>
+        <w:t>• 2023: [18, 10]</w:t>
+      </w:r>
+    </w:p>
+    <w:p>
+      <w:r>
+        <w:t>• 2024: [14]</w:t>
+      </w:r>
+    </w:p>
+    <w:p>
+      <w:r>
+        <w:t>• 2025: []</w:t>
+      </w:r>
+    </w:p>
+    <w:p>
+      <w:r>
+        <w:rPr>
+          <w:sz w:val="26"/>
+        </w:rPr>
+        <w:t>Jacob Quillan: 11</w:t>
+      </w:r>
+    </w:p>
+    <w:p>
+      <w:r>
+        <w:t>• 2022: []</w:t>
+      </w:r>
+    </w:p>
+    <w:p>
+      <w:r>
+        <w:t>• 2023: []</w:t>
+      </w:r>
+    </w:p>
+    <w:p>
+      <w:r>
+        <w:t>• 2024: []</w:t>
+      </w:r>
+    </w:p>
+    <w:p>
+      <w:r>
+        <w:t>• 2025: []</w:t>
+      </w:r>
+    </w:p>
+    <w:p>
+      <w:r>
+        <w:rPr>
+          <w:sz w:val="26"/>
+        </w:rPr>
+        <w:t>Matias Maccelli: 2</w:t>
+      </w:r>
+    </w:p>
+    <w:p>
+      <w:r>
+        <w:t>• 2022: [11, 8, 6]</w:t>
+      </w:r>
+    </w:p>
+    <w:p>
+      <w:r>
+        <w:t>• 2023: [11, 11, 9]</w:t>
+      </w:r>
+    </w:p>
+    <w:p>
+      <w:r>
+        <w:t>• 2024: [23, 4, 3]</w:t>
+      </w:r>
+    </w:p>
+    <w:p>
+      <w:r>
+        <w:t>• 2025: [11, 10, 4]</w:t>
+      </w:r>
+    </w:p>
+    <w:p>
+      <w:r>
+        <w:rPr>
+          <w:sz w:val="26"/>
+        </w:rPr>
+        <w:t>Dakota Joshua: 1</w:t>
+      </w:r>
+    </w:p>
+    <w:p>
+      <w:r>
+        <w:t>• 2022: [19, 13, 7]</w:t>
+      </w:r>
+    </w:p>
+    <w:p>
+      <w:r>
+        <w:t>• 2023: [12, 8, 5]</w:t>
+      </w:r>
+    </w:p>
+    <w:p>
+      <w:r>
+        <w:t>• 2024: [11, 9, 5]</w:t>
+      </w:r>
+    </w:p>
+    <w:p>
+      <w:r>
+        <w:t>• 2025: [14, 8, 4]</w:t>
       </w:r>
     </w:p>
     <w:p>
@@ -18599,35 +18487,7 @@
           <w:color w:val="FF0000"/>
           <w:sz w:val="26"/>
         </w:rPr>
-        <w:t>Morgan Rielly: 7</w:t>
-      </w:r>
-    </w:p>
-    <w:p>
-      <w:r>
-        <w:t>• 2022: [12, 2, 0]</w:t>
-      </w:r>
-    </w:p>
-    <w:p>
-      <w:r>
-        <w:t>• 2023: [12, 9, 7]</w:t>
-      </w:r>
-    </w:p>
-    <w:p>
-      <w:r>
-        <w:t>• 2024: [26, 13, 4]</w:t>
-      </w:r>
-    </w:p>
-    <w:p>
-      <w:r>
-        <w:t>• 2025: [17, 11, 6]</w:t>
-      </w:r>
-    </w:p>
-    <w:p>
-      <w:r>
-        <w:rPr>
-          <w:sz w:val="26"/>
-        </w:rPr>
-        <w:t>Chris Tanev: 11</w:t>
+        <w:t>Philippe Myers: 33</w:t>
       </w:r>
     </w:p>
     <w:p>
@@ -18637,101 +18497,17 @@
     </w:p>
     <w:p>
       <w:r>
-        <w:t>• 2023: [34]</w:t>
-      </w:r>
-    </w:p>
-    <w:p>
-      <w:r>
-        <w:t>• 2024: [32, 18]</w:t>
+        <w:t>• 2023: []</w:t>
+      </w:r>
+    </w:p>
+    <w:p>
+      <w:r>
+        <w:t>• 2024: [13]</w:t>
       </w:r>
     </w:p>
     <w:p>
       <w:r>
         <w:t>• 2025: []</w:t>
-      </w:r>
-    </w:p>
-    <w:p>
-      <w:r>
-        <w:rPr>
-          <w:sz w:val="26"/>
-        </w:rPr>
-        <w:t>Henry Thrun: 7</w:t>
-      </w:r>
-    </w:p>
-    <w:p>
-      <w:r>
-        <w:t>• 2022: []</w:t>
-      </w:r>
-    </w:p>
-    <w:p>
-      <w:r>
-        <w:t>• 2023: [18, 10]</w:t>
-      </w:r>
-    </w:p>
-    <w:p>
-      <w:r>
-        <w:t>• 2024: [14]</w:t>
-      </w:r>
-    </w:p>
-    <w:p>
-      <w:r>
-        <w:t>• 2025: []</w:t>
-      </w:r>
-    </w:p>
-    <w:p>
-      <w:r>
-        <w:rPr>
-          <w:sz w:val="26"/>
-        </w:rPr>
-        <w:t>Jacob Quillan: 10</w:t>
-      </w:r>
-    </w:p>
-    <w:p>
-      <w:r>
-        <w:t>• 2022: []</w:t>
-      </w:r>
-    </w:p>
-    <w:p>
-      <w:r>
-        <w:t>• 2023: []</w:t>
-      </w:r>
-    </w:p>
-    <w:p>
-      <w:r>
-        <w:t>• 2024: []</w:t>
-      </w:r>
-    </w:p>
-    <w:p>
-      <w:r>
-        <w:t>• 2025: []</w:t>
-      </w:r>
-    </w:p>
-    <w:p>
-      <w:r>
-        <w:rPr>
-          <w:sz w:val="26"/>
-        </w:rPr>
-        <w:t>Matias Maccelli: 1</w:t>
-      </w:r>
-    </w:p>
-    <w:p>
-      <w:r>
-        <w:t>• 2022: [11, 8, 6]</w:t>
-      </w:r>
-    </w:p>
-    <w:p>
-      <w:r>
-        <w:t>• 2023: [11, 11, 9]</w:t>
-      </w:r>
-    </w:p>
-    <w:p>
-      <w:r>
-        <w:t>• 2024: [23, 4, 3]</w:t>
-      </w:r>
-    </w:p>
-    <w:p>
-      <w:r>
-        <w:t>• 2025: [11, 10, 4]</w:t>
       </w:r>
     </w:p>
     <w:p>
@@ -18741,7 +18517,35 @@
           <w:color w:val="FF0000"/>
           <w:sz w:val="26"/>
         </w:rPr>
-        <w:t>Philippe Myers: 32</w:t>
+        <w:t>Jake McCabe: 46</w:t>
+      </w:r>
+    </w:p>
+    <w:p>
+      <w:r>
+        <w:t>• 2022: [28, 28]</w:t>
+      </w:r>
+    </w:p>
+    <w:p>
+      <w:r>
+        <w:t>• 2023: [10, 10, 8]</w:t>
+      </w:r>
+    </w:p>
+    <w:p>
+      <w:r>
+        <w:t>• 2024: [12]</w:t>
+      </w:r>
+    </w:p>
+    <w:p>
+      <w:r>
+        <w:t>• 2025: [7, 7]</w:t>
+      </w:r>
+    </w:p>
+    <w:p>
+      <w:r>
+        <w:rPr>
+          <w:sz w:val="26"/>
+        </w:rPr>
+        <w:t>Matt Benning: 86</w:t>
       </w:r>
     </w:p>
     <w:p>
@@ -18756,12 +18560,40 @@
     </w:p>
     <w:p>
       <w:r>
-        <w:t>• 2024: [13]</w:t>
+        <w:t>• 2024: []</w:t>
       </w:r>
     </w:p>
     <w:p>
       <w:r>
         <w:t>• 2025: []</w:t>
+      </w:r>
+    </w:p>
+    <w:p>
+      <w:r>
+        <w:rPr>
+          <w:sz w:val="26"/>
+        </w:rPr>
+        <w:t>Easton Cowan: 5</w:t>
+      </w:r>
+    </w:p>
+    <w:p>
+      <w:r>
+        <w:t>• 2022: []</w:t>
+      </w:r>
+    </w:p>
+    <w:p>
+      <w:r>
+        <w:t>• 2023: []</w:t>
+      </w:r>
+    </w:p>
+    <w:p>
+      <w:r>
+        <w:t>• 2024: []</w:t>
+      </w:r>
+    </w:p>
+    <w:p>
+      <w:r>
+        <w:t>• 2025: [12, 7, 5]</w:t>
       </w:r>
     </w:p>
     <w:p>
@@ -18771,45 +18603,17 @@
           <w:color w:val="FF0000"/>
           <w:sz w:val="26"/>
         </w:rPr>
-        <w:t>Jake McCabe: 45</w:t>
-      </w:r>
-    </w:p>
-    <w:p>
-      <w:r>
-        <w:t>• 2022: [28, 28]</w:t>
-      </w:r>
-    </w:p>
-    <w:p>
-      <w:r>
-        <w:t>• 2023: [10, 10, 8]</w:t>
-      </w:r>
-    </w:p>
-    <w:p>
-      <w:r>
-        <w:t>• 2024: [12]</w:t>
-      </w:r>
-    </w:p>
-    <w:p>
-      <w:r>
-        <w:t>• 2025: [7, 7]</w:t>
-      </w:r>
-    </w:p>
-    <w:p>
-      <w:r>
-        <w:rPr>
-          <w:sz w:val="26"/>
-        </w:rPr>
-        <w:t>Matt Benning: 86</w:t>
-      </w:r>
-    </w:p>
-    <w:p>
-      <w:r>
-        <w:t>• 2022: []</w:t>
-      </w:r>
-    </w:p>
-    <w:p>
-      <w:r>
-        <w:t>• 2023: []</w:t>
+        <w:t>Calle Jarnkrok: 16</w:t>
+      </w:r>
+    </w:p>
+    <w:p>
+      <w:r>
+        <w:t>• 2022: [9, 7, 5]</w:t>
+      </w:r>
+    </w:p>
+    <w:p>
+      <w:r>
+        <w:t>• 2023: [9, 4, 4]</w:t>
       </w:r>
     </w:p>
     <w:p>
@@ -18819,35 +18623,7 @@
     </w:p>
     <w:p>
       <w:r>
-        <w:t>• 2025: []</w:t>
-      </w:r>
-    </w:p>
-    <w:p>
-      <w:r>
-        <w:rPr>
-          <w:sz w:val="26"/>
-        </w:rPr>
-        <w:t>Easton Cowan: 4</w:t>
-      </w:r>
-    </w:p>
-    <w:p>
-      <w:r>
-        <w:t>• 2022: []</w:t>
-      </w:r>
-    </w:p>
-    <w:p>
-      <w:r>
-        <w:t>• 2023: []</w:t>
-      </w:r>
-    </w:p>
-    <w:p>
-      <w:r>
-        <w:t>• 2024: []</w:t>
-      </w:r>
-    </w:p>
-    <w:p>
-      <w:r>
-        <w:t>• 2025: [12, 7, 5]</w:t>
+        <w:t>• 2025: [13, 5, 4]</w:t>
       </w:r>
     </w:p>
     <w:p>
@@ -18857,27 +18633,27 @@
           <w:color w:val="FF0000"/>
           <w:sz w:val="26"/>
         </w:rPr>
-        <w:t>Calle Jarnkrok: 15</w:t>
-      </w:r>
-    </w:p>
-    <w:p>
-      <w:r>
-        <w:t>• 2022: [9, 7, 5]</w:t>
-      </w:r>
-    </w:p>
-    <w:p>
-      <w:r>
-        <w:t>• 2023: [9, 4, 4]</w:t>
-      </w:r>
-    </w:p>
-    <w:p>
-      <w:r>
-        <w:t>• 2024: []</w:t>
-      </w:r>
-    </w:p>
-    <w:p>
-      <w:r>
-        <w:t>• 2025: [13, 5, 4]</w:t>
+        <w:t>Oliver Ekman-Larsson: 17</w:t>
+      </w:r>
+    </w:p>
+    <w:p>
+      <w:r>
+        <w:t>• 2022: [37]</w:t>
+      </w:r>
+    </w:p>
+    <w:p>
+      <w:r>
+        <w:t>• 2023: [12, 9, 5]</w:t>
+      </w:r>
+    </w:p>
+    <w:p>
+      <w:r>
+        <w:t>• 2024: [31, 11, 5]</w:t>
+      </w:r>
+    </w:p>
+    <w:p>
+      <w:r>
+        <w:t>• 2025: [12, 7, 7]</w:t>
       </w:r>
     </w:p>
     <w:p>
@@ -18887,37 +18663,7 @@
           <w:color w:val="FF0000"/>
           <w:sz w:val="26"/>
         </w:rPr>
-        <w:t>Oliver Ekman-Larsson: 17</w:t>
-      </w:r>
-    </w:p>
-    <w:p>
-      <w:r>
-        <w:t>• 2022: [37]</w:t>
-      </w:r>
-    </w:p>
-    <w:p>
-      <w:r>
-        <w:t>• 2023: [12, 9, 5]</w:t>
-      </w:r>
-    </w:p>
-    <w:p>
-      <w:r>
-        <w:t>• 2024: [31, 11, 5]</w:t>
-      </w:r>
-    </w:p>
-    <w:p>
-      <w:r>
-        <w:t>• 2025: [12, 7, 7]</w:t>
-      </w:r>
-    </w:p>
-    <w:p>
-      <w:r>
-        <w:rPr>
-          <w:b/>
-          <w:color w:val="FF0000"/>
-          <w:sz w:val="26"/>
-        </w:rPr>
-        <w:t>Steven Lorentz: 28</w:t>
+        <w:t>Steven Lorentz: 29</w:t>
       </w:r>
     </w:p>
     <w:p>
@@ -18945,7 +18691,7 @@
         <w:rPr>
           <w:sz w:val="26"/>
         </w:rPr>
-        <w:t>William Nylander: 1</w:t>
+        <w:t>William Nylander: 2</w:t>
       </w:r>
     </w:p>
     <w:p>
@@ -21093,7 +20839,7 @@
         <w:rPr>
           <w:sz w:val="26"/>
         </w:rPr>
-        <w:t>Morgan Barron: 2</w:t>
+        <w:t>Morgan Barron: 3</w:t>
       </w:r>
     </w:p>
     <w:p>
@@ -21151,7 +20897,7 @@
         <w:rPr>
           <w:sz w:val="26"/>
         </w:rPr>
-        <w:t>Haydn Fleury: 80</w:t>
+        <w:t>Parker Ford: 13</w:t>
       </w:r>
     </w:p>
     <w:p>
@@ -21179,35 +20925,7 @@
         <w:rPr>
           <w:sz w:val="26"/>
         </w:rPr>
-        <w:t>Parker Ford: 13</w:t>
-      </w:r>
-    </w:p>
-    <w:p>
-      <w:r>
-        <w:t>• 2022: []</w:t>
-      </w:r>
-    </w:p>
-    <w:p>
-      <w:r>
-        <w:t>• 2023: []</w:t>
-      </w:r>
-    </w:p>
-    <w:p>
-      <w:r>
-        <w:t>• 2024: []</w:t>
-      </w:r>
-    </w:p>
-    <w:p>
-      <w:r>
-        <w:t>• 2025: []</w:t>
-      </w:r>
-    </w:p>
-    <w:p>
-      <w:r>
-        <w:rPr>
-          <w:sz w:val="26"/>
-        </w:rPr>
-        <w:t>Gustav Nyquist: 4</w:t>
+        <w:t>Gustav Nyquist: 5</w:t>
       </w:r>
     </w:p>
     <w:p>
@@ -21297,7 +21015,7 @@
           <w:color w:val="FF0000"/>
           <w:sz w:val="26"/>
         </w:rPr>
-        <w:t>Jonathan Toews: 19</w:t>
+        <w:t>Jonathan Toews: 20</w:t>
       </w:r>
     </w:p>
     <w:p>
@@ -21325,7 +21043,35 @@
         <w:rPr>
           <w:sz w:val="26"/>
         </w:rPr>
-        <w:t>Isak Rosen: 1</w:t>
+        <w:t>Cole Perfetti: 1</w:t>
+      </w:r>
+    </w:p>
+    <w:p>
+      <w:r>
+        <w:t>• 2022: [15, 10, 8]</w:t>
+      </w:r>
+    </w:p>
+    <w:p>
+      <w:r>
+        <w:t>• 2023: [23, 7, 7]</w:t>
+      </w:r>
+    </w:p>
+    <w:p>
+      <w:r>
+        <w:t>• 2024: [14, 11, 10]</w:t>
+      </w:r>
+    </w:p>
+    <w:p>
+      <w:r>
+        <w:t>• 2025: [16, 8, 5]</w:t>
+      </w:r>
+    </w:p>
+    <w:p>
+      <w:r>
+        <w:rPr>
+          <w:sz w:val="26"/>
+        </w:rPr>
+        <w:t>Isak Rosen: 2</w:t>
       </w:r>
     </w:p>
     <w:p>
@@ -21355,7 +21101,7 @@
           <w:color w:val="FF0000"/>
           <w:sz w:val="26"/>
         </w:rPr>
-        <w:t>Dylan DeMelo: 20</w:t>
+        <w:t>Dylan DeMelo: 21</w:t>
       </w:r>
     </w:p>
     <w:p>
@@ -21411,35 +21157,7 @@
         <w:rPr>
           <w:sz w:val="26"/>
         </w:rPr>
-        <w:t>Mark Scheifele: 3</w:t>
-      </w:r>
-    </w:p>
-    <w:p>
-      <w:r>
-        <w:t>• 2022: [9, 5, 4]</w:t>
-      </w:r>
-    </w:p>
-    <w:p>
-      <w:r>
-        <w:t>• 2023: [7, 6, 5]</w:t>
-      </w:r>
-    </w:p>
-    <w:p>
-      <w:r>
-        <w:t>• 2024: [9, 6, 4]</w:t>
-      </w:r>
-    </w:p>
-    <w:p>
-      <w:r>
-        <w:t>• 2025: [5, 5, 4]</w:t>
-      </w:r>
-    </w:p>
-    <w:p>
-      <w:r>
-        <w:rPr>
-          <w:sz w:val="26"/>
-        </w:rPr>
-        <w:t>Brad Lambert: 5</w:t>
+        <w:t>Brad Lambert: 6</w:t>
       </w:r>
     </w:p>
     <w:p>
@@ -21467,7 +21185,7 @@
         <w:rPr>
           <w:sz w:val="26"/>
         </w:rPr>
-        <w:t>Elias Salomonsson: 7</w:t>
+        <w:t>Elias Salomonsson: 8</w:t>
       </w:r>
     </w:p>
     <w:p>
@@ -21488,62 +21206,6 @@
     <w:p>
       <w:r>
         <w:t>• 2025: []</w:t>
-      </w:r>
-    </w:p>
-    <w:p>
-      <w:r>
-        <w:rPr>
-          <w:sz w:val="26"/>
-        </w:rPr>
-        <w:t>Dylan Samberg: 5</w:t>
-      </w:r>
-    </w:p>
-    <w:p>
-      <w:r>
-        <w:t>• 2022: [15]</w:t>
-      </w:r>
-    </w:p>
-    <w:p>
-      <w:r>
-        <w:t>• 2023: []</w:t>
-      </w:r>
-    </w:p>
-    <w:p>
-      <w:r>
-        <w:t>• 2024: [20, 11, 6]</w:t>
-      </w:r>
-    </w:p>
-    <w:p>
-      <w:r>
-        <w:t>• 2025: []</w:t>
-      </w:r>
-    </w:p>
-    <w:p>
-      <w:r>
-        <w:rPr>
-          <w:sz w:val="26"/>
-        </w:rPr>
-        <w:t>Nino Niederreiter: 4</w:t>
-      </w:r>
-    </w:p>
-    <w:p>
-      <w:r>
-        <w:t>• 2022: [8, 7, 6]</w:t>
-      </w:r>
-    </w:p>
-    <w:p>
-      <w:r>
-        <w:t>• 2023: [15, 7, 6]</w:t>
-      </w:r>
-    </w:p>
-    <w:p>
-      <w:r>
-        <w:t>• 2024: [15, 13, 7]</w:t>
-      </w:r>
-    </w:p>
-    <w:p>
-      <w:r>
-        <w:t>• 2025: [21, 7, 5]</w:t>
       </w:r>
     </w:p>
     <w:p>
@@ -21553,12 +21215,12 @@
           <w:color w:val="FF0000"/>
           <w:sz w:val="26"/>
         </w:rPr>
-        <w:t>Nikita Chibrikov: 10</w:t>
-      </w:r>
-    </w:p>
-    <w:p>
-      <w:r>
-        <w:t>• 2022: []</w:t>
+        <w:t>Dylan Samberg: 6</w:t>
+      </w:r>
+    </w:p>
+    <w:p>
+      <w:r>
+        <w:t>• 2022: [15]</w:t>
       </w:r>
     </w:p>
     <w:p>
@@ -21568,7 +21230,7 @@
     </w:p>
     <w:p>
       <w:r>
-        <w:t>• 2024: [0]</w:t>
+        <w:t>• 2024: [20, 11, 6]</w:t>
       </w:r>
     </w:p>
     <w:p>
@@ -21581,27 +21243,27 @@
         <w:rPr>
           <w:sz w:val="26"/>
         </w:rPr>
-        <w:t>Jacob Bryson: 11</w:t>
-      </w:r>
-    </w:p>
-    <w:p>
-      <w:r>
-        <w:t>• 2022: []</w:t>
-      </w:r>
-    </w:p>
-    <w:p>
-      <w:r>
-        <w:t>• 2023: []</w:t>
-      </w:r>
-    </w:p>
-    <w:p>
-      <w:r>
-        <w:t>• 2024: []</w:t>
-      </w:r>
-    </w:p>
-    <w:p>
-      <w:r>
-        <w:t>• 2025: [16]</w:t>
+        <w:t>Nino Niederreiter: 4</w:t>
+      </w:r>
+    </w:p>
+    <w:p>
+      <w:r>
+        <w:t>• 2022: [8, 7, 6]</w:t>
+      </w:r>
+    </w:p>
+    <w:p>
+      <w:r>
+        <w:t>• 2023: [15, 7, 6]</w:t>
+      </w:r>
+    </w:p>
+    <w:p>
+      <w:r>
+        <w:t>• 2024: [15, 13, 7]</w:t>
+      </w:r>
+    </w:p>
+    <w:p>
+      <w:r>
+        <w:t>• 2025: [21, 7, 5]</w:t>
       </w:r>
     </w:p>
     <w:p>
@@ -21611,7 +21273,7 @@
           <w:color w:val="FF0000"/>
           <w:sz w:val="26"/>
         </w:rPr>
-        <w:t>Cole Koepke: 13</w:t>
+        <w:t>Nikita Chibrikov: 10</w:t>
       </w:r>
     </w:p>
     <w:p>
@@ -21626,68 +21288,68 @@
     </w:p>
     <w:p>
       <w:r>
-        <w:t>• 2024: [15, 13, 10]</w:t>
-      </w:r>
-    </w:p>
-    <w:p>
-      <w:r>
-        <w:t>• 2025: [8, 6, 0]</w:t>
-      </w:r>
-    </w:p>
-    <w:p>
-      <w:r>
-        <w:rPr>
-          <w:sz w:val="26"/>
-        </w:rPr>
-        <w:t>Gabriel Vilardi: 1</w:t>
-      </w:r>
-    </w:p>
-    <w:p>
-      <w:r>
-        <w:t>• 2022: [10, 6, 5]</w:t>
-      </w:r>
-    </w:p>
-    <w:p>
-      <w:r>
-        <w:t>• 2023: [6, 4, 4]</w:t>
-      </w:r>
-    </w:p>
-    <w:p>
-      <w:r>
-        <w:t>• 2024: [8, 6, 4]</w:t>
-      </w:r>
-    </w:p>
-    <w:p>
-      <w:r>
-        <w:t>• 2025: [7, 5, 4]</w:t>
-      </w:r>
-    </w:p>
-    <w:p>
-      <w:r>
-        <w:rPr>
-          <w:sz w:val="26"/>
-        </w:rPr>
-        <w:t>Josh Morrissey: 3</w:t>
-      </w:r>
-    </w:p>
-    <w:p>
-      <w:r>
-        <w:t>• 2022: [13, 10, 9]</w:t>
-      </w:r>
-    </w:p>
-    <w:p>
-      <w:r>
-        <w:t>• 2023: [19, 14, 11]</w:t>
-      </w:r>
-    </w:p>
-    <w:p>
-      <w:r>
-        <w:t>• 2024: [19, 11, 9]</w:t>
-      </w:r>
-    </w:p>
-    <w:p>
-      <w:r>
-        <w:t>• 2025: [15, 7, 5]</w:t>
+        <w:t>• 2024: [0]</w:t>
+      </w:r>
+    </w:p>
+    <w:p>
+      <w:r>
+        <w:t>• 2025: []</w:t>
+      </w:r>
+    </w:p>
+    <w:p>
+      <w:r>
+        <w:rPr>
+          <w:sz w:val="26"/>
+        </w:rPr>
+        <w:t>Alex Iafallo: 1</w:t>
+      </w:r>
+    </w:p>
+    <w:p>
+      <w:r>
+        <w:t>• 2022: [9, 8, 8]</w:t>
+      </w:r>
+    </w:p>
+    <w:p>
+      <w:r>
+        <w:t>• 2023: [20, 18, 11]</w:t>
+      </w:r>
+    </w:p>
+    <w:p>
+      <w:r>
+        <w:t>• 2024: [13, 9, 7]</w:t>
+      </w:r>
+    </w:p>
+    <w:p>
+      <w:r>
+        <w:t>• 2025: [12, 10, 7]</w:t>
+      </w:r>
+    </w:p>
+    <w:p>
+      <w:r>
+        <w:rPr>
+          <w:sz w:val="26"/>
+        </w:rPr>
+        <w:t>Jacob Bryson: 12</w:t>
+      </w:r>
+    </w:p>
+    <w:p>
+      <w:r>
+        <w:t>• 2022: []</w:t>
+      </w:r>
+    </w:p>
+    <w:p>
+      <w:r>
+        <w:t>• 2023: []</w:t>
+      </w:r>
+    </w:p>
+    <w:p>
+      <w:r>
+        <w:t>• 2024: []</w:t>
+      </w:r>
+    </w:p>
+    <w:p>
+      <w:r>
+        <w:t>• 2025: [16]</w:t>
       </w:r>
     </w:p>
     <w:p>
@@ -21697,7 +21359,93 @@
           <w:color w:val="FF0000"/>
           <w:sz w:val="26"/>
         </w:rPr>
-        <w:t>Adam Lowry: 20</w:t>
+        <w:t>Cole Koepke: 14</w:t>
+      </w:r>
+    </w:p>
+    <w:p>
+      <w:r>
+        <w:t>• 2022: []</w:t>
+      </w:r>
+    </w:p>
+    <w:p>
+      <w:r>
+        <w:t>• 2023: []</w:t>
+      </w:r>
+    </w:p>
+    <w:p>
+      <w:r>
+        <w:t>• 2024: [15, 13, 10]</w:t>
+      </w:r>
+    </w:p>
+    <w:p>
+      <w:r>
+        <w:t>• 2025: [8, 6, 0]</w:t>
+      </w:r>
+    </w:p>
+    <w:p>
+      <w:r>
+        <w:rPr>
+          <w:sz w:val="26"/>
+        </w:rPr>
+        <w:t>Gabriel Vilardi: 2</w:t>
+      </w:r>
+    </w:p>
+    <w:p>
+      <w:r>
+        <w:t>• 2022: [10, 6, 5]</w:t>
+      </w:r>
+    </w:p>
+    <w:p>
+      <w:r>
+        <w:t>• 2023: [6, 4, 4]</w:t>
+      </w:r>
+    </w:p>
+    <w:p>
+      <w:r>
+        <w:t>• 2024: [8, 6, 4]</w:t>
+      </w:r>
+    </w:p>
+    <w:p>
+      <w:r>
+        <w:t>• 2025: [7, 5, 4]</w:t>
+      </w:r>
+    </w:p>
+    <w:p>
+      <w:r>
+        <w:rPr>
+          <w:sz w:val="26"/>
+        </w:rPr>
+        <w:t>Josh Morrissey: 4</w:t>
+      </w:r>
+    </w:p>
+    <w:p>
+      <w:r>
+        <w:t>• 2022: [13, 10, 9]</w:t>
+      </w:r>
+    </w:p>
+    <w:p>
+      <w:r>
+        <w:t>• 2023: [19, 14, 11]</w:t>
+      </w:r>
+    </w:p>
+    <w:p>
+      <w:r>
+        <w:t>• 2024: [19, 11, 9]</w:t>
+      </w:r>
+    </w:p>
+    <w:p>
+      <w:r>
+        <w:t>• 2025: [15, 7, 5]</w:t>
+      </w:r>
+    </w:p>
+    <w:p>
+      <w:r>
+        <w:rPr>
+          <w:b/>
+          <w:color w:val="FF0000"/>
+          <w:sz w:val="26"/>
+        </w:rPr>
+        <w:t>Adam Lowry: 21</w:t>
       </w:r>
     </w:p>
     <w:p>
@@ -21872,34 +21620,6 @@
     <w:p>
       <w:r>
         <w:t>• 2025: []</w:t>
-      </w:r>
-    </w:p>
-    <w:p>
-      <w:r>
-        <w:rPr>
-          <w:sz w:val="26"/>
-        </w:rPr>
-        <w:t>John Carlson: 2</w:t>
-      </w:r>
-    </w:p>
-    <w:p>
-      <w:r>
-        <w:t>• 2022: [10, 5, 3]</w:t>
-      </w:r>
-    </w:p>
-    <w:p>
-      <w:r>
-        <w:t>• 2023: [32, 18, 9]</w:t>
-      </w:r>
-    </w:p>
-    <w:p>
-      <w:r>
-        <w:t>• 2024: [25, 21, 16]</w:t>
-      </w:r>
-    </w:p>
-    <w:p>
-      <w:r>
-        <w:t>• 2025: [13, 6, 6]</w:t>
       </w:r>
     </w:p>
     <w:p>

--- a/reports/game_without_goal.docx
+++ b/reports/game_without_goal.docx
@@ -669,7 +669,7 @@
           <w:color w:val="FF0000"/>
           <w:sz w:val="26"/>
         </w:rPr>
-        <w:t>Nikita Zadorov: 60</w:t>
+        <w:t>Nikita Zadorov: 61</w:t>
       </w:r>
     </w:p>
     <w:p>
@@ -727,7 +727,7 @@
         <w:rPr>
           <w:sz w:val="26"/>
         </w:rPr>
-        <w:t>Elias Lindholm: 4</w:t>
+        <w:t>Elias Lindholm: 5</w:t>
       </w:r>
     </w:p>
     <w:p>
@@ -757,7 +757,7 @@
           <w:color w:val="FF0000"/>
           <w:sz w:val="26"/>
         </w:rPr>
-        <w:t>Viktor Arvidsson: 4</w:t>
+        <w:t>Viktor Arvidsson: 5</w:t>
       </w:r>
     </w:p>
     <w:p>
@@ -785,7 +785,7 @@
         <w:rPr>
           <w:sz w:val="26"/>
         </w:rPr>
-        <w:t>Fraser Minten: 1</w:t>
+        <w:t>Fraser Minten: 2</w:t>
       </w:r>
     </w:p>
     <w:p>
@@ -897,7 +897,7 @@
         <w:rPr>
           <w:sz w:val="26"/>
         </w:rPr>
-        <w:t>Jonathan Aspirot: 24</w:t>
+        <w:t>Jonathan Aspirot: 25</w:t>
       </w:r>
     </w:p>
     <w:p>
@@ -957,7 +957,7 @@
           <w:color w:val="FF0000"/>
           <w:sz w:val="26"/>
         </w:rPr>
-        <w:t>Tanner Jeannot: 11</w:t>
+        <w:t>Tanner Jeannot: 12</w:t>
       </w:r>
     </w:p>
     <w:p>
@@ -978,34 +978,6 @@
     <w:p>
       <w:r>
         <w:t>• 2025: [19, 10, 10]</w:t>
-      </w:r>
-    </w:p>
-    <w:p>
-      <w:r>
-        <w:rPr>
-          <w:sz w:val="26"/>
-        </w:rPr>
-        <w:t>Pavel Zacha: 3</w:t>
-      </w:r>
-    </w:p>
-    <w:p>
-      <w:r>
-        <w:t>• 2022: [17, 11, 7]</w:t>
-      </w:r>
-    </w:p>
-    <w:p>
-      <w:r>
-        <w:t>• 2023: [11, 9, 8]</w:t>
-      </w:r>
-    </w:p>
-    <w:p>
-      <w:r>
-        <w:t>• 2024: [13, 11, 8]</w:t>
-      </w:r>
-    </w:p>
-    <w:p>
-      <w:r>
-        <w:t>• 2025: [9, 8, 7]</w:t>
       </w:r>
     </w:p>
     <w:p>
@@ -1015,7 +987,7 @@
           <w:color w:val="FF0000"/>
           <w:sz w:val="26"/>
         </w:rPr>
-        <w:t>Henri Jokiharju: 54</w:t>
+        <w:t>Henri Jokiharju: 55</w:t>
       </w:r>
     </w:p>
     <w:p>
@@ -1071,27 +1043,27 @@
         <w:rPr>
           <w:sz w:val="26"/>
         </w:rPr>
-        <w:t>David Pastrnak: 1</w:t>
-      </w:r>
-    </w:p>
-    <w:p>
-      <w:r>
-        <w:t>• 2022: [3, 3, 3]</w:t>
-      </w:r>
-    </w:p>
-    <w:p>
-      <w:r>
-        <w:t>• 2023: [4, 4, 2]</w:t>
-      </w:r>
-    </w:p>
-    <w:p>
-      <w:r>
-        <w:t>• 2024: [7, 7, 5]</w:t>
-      </w:r>
-    </w:p>
-    <w:p>
-      <w:r>
-        <w:t>• 2025: [8, 7, 4]</w:t>
+        <w:t>Charlie McAvoy: 1</w:t>
+      </w:r>
+    </w:p>
+    <w:p>
+      <w:r>
+        <w:t>• 2022: [23, 13, 8]</w:t>
+      </w:r>
+    </w:p>
+    <w:p>
+      <w:r>
+        <w:t>• 2023: [17, 15, 6]</w:t>
+      </w:r>
+    </w:p>
+    <w:p>
+      <w:r>
+        <w:t>• 2024: [20, 14, 8]</w:t>
+      </w:r>
+    </w:p>
+    <w:p>
+      <w:r>
+        <w:t>• 2025: [7, 7, 3]</w:t>
       </w:r>
     </w:p>
     <w:p>
@@ -1101,7 +1073,7 @@
           <w:color w:val="FF0000"/>
           <w:sz w:val="26"/>
         </w:rPr>
-        <w:t>Casey Mittelstadt: 6</w:t>
+        <w:t>Casey Mittelstadt: 7</w:t>
       </w:r>
     </w:p>
     <w:p>
@@ -1131,7 +1103,7 @@
           <w:color w:val="FF0000"/>
           <w:sz w:val="26"/>
         </w:rPr>
-        <w:t>Hampus Lindholm: 12</w:t>
+        <w:t>Hampus Lindholm: 13</w:t>
       </w:r>
     </w:p>
     <w:p>
@@ -1189,7 +1161,7 @@
         <w:rPr>
           <w:sz w:val="26"/>
         </w:rPr>
-        <w:t>Alex Steeves: 3</w:t>
+        <w:t>Alex Steeves: 4</w:t>
       </w:r>
     </w:p>
     <w:p>
@@ -1245,7 +1217,7 @@
         <w:rPr>
           <w:sz w:val="26"/>
         </w:rPr>
-        <w:t>Marat Khusnutdinov: 6</w:t>
+        <w:t>Marat Khusnutdinov: 7</w:t>
       </w:r>
     </w:p>
     <w:p>
@@ -1275,7 +1247,7 @@
           <w:color w:val="FF0000"/>
           <w:sz w:val="26"/>
         </w:rPr>
-        <w:t>Mark Kastelic: 9</w:t>
+        <w:t>Mark Kastelic: 10</w:t>
       </w:r>
     </w:p>
     <w:p>
@@ -1305,7 +1277,7 @@
           <w:color w:val="FF0000"/>
           <w:sz w:val="26"/>
         </w:rPr>
-        <w:t>Morgan Geekie: 5</w:t>
+        <w:t>Morgan Geekie: 6</w:t>
       </w:r>
     </w:p>
     <w:p>
@@ -1326,34 +1298,6 @@
     <w:p>
       <w:r>
         <w:t>• 2025: [12, 3, 3]</w:t>
-      </w:r>
-    </w:p>
-    <w:p>
-      <w:r>
-        <w:rPr>
-          <w:sz w:val="26"/>
-        </w:rPr>
-        <w:t>Mason Lohrei: 2</w:t>
-      </w:r>
-    </w:p>
-    <w:p>
-      <w:r>
-        <w:t>• 2022: []</w:t>
-      </w:r>
-    </w:p>
-    <w:p>
-      <w:r>
-        <w:t>• 2023: [13, 10, 3]</w:t>
-      </w:r>
-    </w:p>
-    <w:p>
-      <w:r>
-        <w:t>• 2024: [35, 8, 7]</w:t>
-      </w:r>
-    </w:p>
-    <w:p>
-      <w:r>
-        <w:t>• 2025: [22, 14, 5]</w:t>
       </w:r>
     </w:p>
     <w:p>
@@ -1363,7 +1307,37 @@
           <w:color w:val="FF0000"/>
           <w:sz w:val="26"/>
         </w:rPr>
-        <w:t>Sean Kuraly: 8</w:t>
+        <w:t>Mason Lohrei: 3</w:t>
+      </w:r>
+    </w:p>
+    <w:p>
+      <w:r>
+        <w:t>• 2022: []</w:t>
+      </w:r>
+    </w:p>
+    <w:p>
+      <w:r>
+        <w:t>• 2023: [13, 10, 3]</w:t>
+      </w:r>
+    </w:p>
+    <w:p>
+      <w:r>
+        <w:t>• 2024: [35, 8, 7]</w:t>
+      </w:r>
+    </w:p>
+    <w:p>
+      <w:r>
+        <w:t>• 2025: [22, 14, 5]</w:t>
+      </w:r>
+    </w:p>
+    <w:p>
+      <w:r>
+        <w:rPr>
+          <w:b/>
+          <w:color w:val="FF0000"/>
+          <w:sz w:val="26"/>
+        </w:rPr>
+        <w:t>Sean Kuraly: 9</w:t>
       </w:r>
     </w:p>
     <w:p>
@@ -3783,7 +3757,7 @@
         <w:rPr>
           <w:sz w:val="26"/>
         </w:rPr>
-        <w:t>Kevin Bahl: 1</w:t>
+        <w:t>Kevin Bahl: 2</w:t>
       </w:r>
     </w:p>
     <w:p>
@@ -3811,7 +3785,7 @@
         <w:rPr>
           <w:sz w:val="26"/>
         </w:rPr>
-        <w:t>Zayne Parekh: 21</w:t>
+        <w:t>Zayne Parekh: 22</w:t>
       </w:r>
     </w:p>
     <w:p>
@@ -3841,7 +3815,7 @@
           <w:color w:val="FF0000"/>
           <w:sz w:val="26"/>
         </w:rPr>
-        <w:t>Joel Hanley: 67</w:t>
+        <w:t>Joel Hanley: 68</w:t>
       </w:r>
     </w:p>
     <w:p>
@@ -3899,6 +3873,34 @@
         <w:rPr>
           <w:sz w:val="26"/>
         </w:rPr>
+        <w:t>Mikael Backlund: 1</w:t>
+      </w:r>
+    </w:p>
+    <w:p>
+      <w:r>
+        <w:t>• 2022: [18, 10, 8]</w:t>
+      </w:r>
+    </w:p>
+    <w:p>
+      <w:r>
+        <w:t>• 2023: [8, 7, 7]</w:t>
+      </w:r>
+    </w:p>
+    <w:p>
+      <w:r>
+        <w:t>• 2024: [15, 14, 9]</w:t>
+      </w:r>
+    </w:p>
+    <w:p>
+      <w:r>
+        <w:t>• 2025: [9, 8, 7]</w:t>
+      </w:r>
+    </w:p>
+    <w:p>
+      <w:r>
+        <w:rPr>
+          <w:sz w:val="26"/>
+        </w:rPr>
         <w:t>William Stromgren: 3</w:t>
       </w:r>
     </w:p>
@@ -3927,7 +3929,7 @@
         <w:rPr>
           <w:sz w:val="26"/>
         </w:rPr>
-        <w:t>Hunter Brzustewicz: 2</w:t>
+        <w:t>Hunter Brzustewicz: 3</w:t>
       </w:r>
     </w:p>
     <w:p>
@@ -3955,7 +3957,7 @@
         <w:rPr>
           <w:sz w:val="26"/>
         </w:rPr>
-        <w:t>Matvei Gridin: 3</w:t>
+        <w:t>Matvei Gridin: 4</w:t>
       </w:r>
     </w:p>
     <w:p>
@@ -3985,7 +3987,7 @@
           <w:color w:val="FF0000"/>
           <w:sz w:val="26"/>
         </w:rPr>
-        <w:t>Victor Olofsson: 8</w:t>
+        <w:t>Victor Olofsson: 9</w:t>
       </w:r>
     </w:p>
     <w:p>
@@ -4099,7 +4101,7 @@
         <w:rPr>
           <w:sz w:val="26"/>
         </w:rPr>
-        <w:t>Ryan Strome: 4</w:t>
+        <w:t>Ryan Strome: 5</w:t>
       </w:r>
     </w:p>
     <w:p>
@@ -4129,7 +4131,7 @@
           <w:color w:val="FF0000"/>
           <w:sz w:val="26"/>
         </w:rPr>
-        <w:t>Connor Zary: 9</w:t>
+        <w:t>Connor Zary: 10</w:t>
       </w:r>
     </w:p>
     <w:p>
@@ -4157,35 +4159,7 @@
         <w:rPr>
           <w:sz w:val="26"/>
         </w:rPr>
-        <w:t>Morgan Frost: 4</w:t>
-      </w:r>
-    </w:p>
-    <w:p>
-      <w:r>
-        <w:t>• 2022: [17, 10, 8]</w:t>
-      </w:r>
-    </w:p>
-    <w:p>
-      <w:r>
-        <w:t>• 2023: [11, 10, 8]</w:t>
-      </w:r>
-    </w:p>
-    <w:p>
-      <w:r>
-        <w:t>• 2024: [25, 8, 5]</w:t>
-      </w:r>
-    </w:p>
-    <w:p>
-      <w:r>
-        <w:t>• 2025: [12, 8, 6]</w:t>
-      </w:r>
-    </w:p>
-    <w:p>
-      <w:r>
-        <w:rPr>
-          <w:sz w:val="26"/>
-        </w:rPr>
-        <w:t>Yegor Sharangovich: 1</w:t>
+        <w:t>Yegor Sharangovich: 2</w:t>
       </w:r>
     </w:p>
     <w:p>
@@ -4206,6 +4180,34 @@
     <w:p>
       <w:r>
         <w:t>• 2025: [9, 8, 6]</w:t>
+      </w:r>
+    </w:p>
+    <w:p>
+      <w:r>
+        <w:rPr>
+          <w:sz w:val="26"/>
+        </w:rPr>
+        <w:t>Blake Coleman: 1</w:t>
+      </w:r>
+    </w:p>
+    <w:p>
+      <w:r>
+        <w:t>• 2022: [11, 8, 7]</w:t>
+      </w:r>
+    </w:p>
+    <w:p>
+      <w:r>
+        <w:t>• 2023: [7, 6, 5]</w:t>
+      </w:r>
+    </w:p>
+    <w:p>
+      <w:r>
+        <w:t>• 2024: [14, 9, 6]</w:t>
+      </w:r>
+    </w:p>
+    <w:p>
+      <w:r>
+        <w:t>• 2025: [8, 8, 4]</w:t>
       </w:r>
     </w:p>
     <w:p>
@@ -4245,7 +4247,7 @@
           <w:color w:val="FF0000"/>
           <w:sz w:val="26"/>
         </w:rPr>
-        <w:t>Ryan Lomberg: 5</w:t>
+        <w:t>Ryan Lomberg: 6</w:t>
       </w:r>
     </w:p>
     <w:p>
@@ -4303,27 +4305,55 @@
           <w:color w:val="FF0000"/>
           <w:sz w:val="26"/>
         </w:rPr>
-        <w:t>Matt Coronato: 14</w:t>
-      </w:r>
-    </w:p>
-    <w:p>
-      <w:r>
-        <w:t>• 2022: []</w:t>
-      </w:r>
-    </w:p>
-    <w:p>
-      <w:r>
-        <w:t>• 2023: [17, 11]</w:t>
-      </w:r>
-    </w:p>
-    <w:p>
-      <w:r>
-        <w:t>• 2024: [6, 6, 6]</w:t>
-      </w:r>
-    </w:p>
-    <w:p>
-      <w:r>
-        <w:t>• 2025: [9, 7, 5]</w:t>
+        <w:t>Olli Mtt: 54</w:t>
+      </w:r>
+    </w:p>
+    <w:p>
+      <w:r>
+        <w:t>• 2022: [22, 18, 11]</w:t>
+      </w:r>
+    </w:p>
+    <w:p>
+      <w:r>
+        <w:t>• 2023: [18, 6]</w:t>
+      </w:r>
+    </w:p>
+    <w:p>
+      <w:r>
+        <w:t>• 2024: [7]</w:t>
+      </w:r>
+    </w:p>
+    <w:p>
+      <w:r>
+        <w:t>• 2025: []</w:t>
+      </w:r>
+    </w:p>
+    <w:p>
+      <w:r>
+        <w:rPr>
+          <w:sz w:val="26"/>
+        </w:rPr>
+        <w:t>Joel Farabee: 5</w:t>
+      </w:r>
+    </w:p>
+    <w:p>
+      <w:r>
+        <w:t>• 2022: [26, 11, 8]</w:t>
+      </w:r>
+    </w:p>
+    <w:p>
+      <w:r>
+        <w:t>• 2023: [14, 10, 7]</w:t>
+      </w:r>
+    </w:p>
+    <w:p>
+      <w:r>
+        <w:t>• 2024: [12, 8, 7]</w:t>
+      </w:r>
+    </w:p>
+    <w:p>
+      <w:r>
+        <w:t>• 2025: [10, 8, 6]</w:t>
       </w:r>
     </w:p>
     <w:p>
@@ -4333,65 +4363,7 @@
           <w:color w:val="FF0000"/>
           <w:sz w:val="26"/>
         </w:rPr>
-        <w:t>Olli Mtt: 53</w:t>
-      </w:r>
-    </w:p>
-    <w:p>
-      <w:r>
-        <w:t>• 2022: [22, 18, 11]</w:t>
-      </w:r>
-    </w:p>
-    <w:p>
-      <w:r>
-        <w:t>• 2023: [18, 6]</w:t>
-      </w:r>
-    </w:p>
-    <w:p>
-      <w:r>
-        <w:t>• 2024: [7]</w:t>
-      </w:r>
-    </w:p>
-    <w:p>
-      <w:r>
-        <w:t>• 2025: []</w:t>
-      </w:r>
-    </w:p>
-    <w:p>
-      <w:r>
-        <w:rPr>
-          <w:sz w:val="26"/>
-        </w:rPr>
-        <w:t>Joel Farabee: 4</w:t>
-      </w:r>
-    </w:p>
-    <w:p>
-      <w:r>
-        <w:t>• 2022: [26, 11, 8]</w:t>
-      </w:r>
-    </w:p>
-    <w:p>
-      <w:r>
-        <w:t>• 2023: [14, 10, 7]</w:t>
-      </w:r>
-    </w:p>
-    <w:p>
-      <w:r>
-        <w:t>• 2024: [12, 8, 7]</w:t>
-      </w:r>
-    </w:p>
-    <w:p>
-      <w:r>
-        <w:t>• 2025: [10, 8, 6]</w:t>
-      </w:r>
-    </w:p>
-    <w:p>
-      <w:r>
-        <w:rPr>
-          <w:b/>
-          <w:color w:val="FF0000"/>
-          <w:sz w:val="26"/>
-        </w:rPr>
-        <w:t>Zach Whitecloud: 18</w:t>
+        <w:t>Zach Whitecloud: 19</w:t>
       </w:r>
     </w:p>
     <w:p>
@@ -5105,7 +5077,7 @@
           <w:color w:val="FF0000"/>
           <w:sz w:val="26"/>
         </w:rPr>
-        <w:t>Brock Nelson: 9</w:t>
+        <w:t>Brock Nelson: 10</w:t>
       </w:r>
     </w:p>
     <w:p>
@@ -5133,34 +5105,6 @@
         <w:rPr>
           <w:sz w:val="26"/>
         </w:rPr>
-        <w:t>Nathan MacKinnon: 1</w:t>
-      </w:r>
-    </w:p>
-    <w:p>
-      <w:r>
-        <w:t>• 2022: [6, 6, 3]</w:t>
-      </w:r>
-    </w:p>
-    <w:p>
-      <w:r>
-        <w:t>• 2023: [7, 5, 4]</w:t>
-      </w:r>
-    </w:p>
-    <w:p>
-      <w:r>
-        <w:t>• 2024: [10, 7, 5]</w:t>
-      </w:r>
-    </w:p>
-    <w:p>
-      <w:r>
-        <w:t>• 2025: [5, 4, 3]</w:t>
-      </w:r>
-    </w:p>
-    <w:p>
-      <w:r>
-        <w:rPr>
-          <w:sz w:val="26"/>
-        </w:rPr>
         <w:t>Tristen Nielsen: 4</w:t>
       </w:r>
     </w:p>
@@ -5189,7 +5133,7 @@
         <w:rPr>
           <w:sz w:val="26"/>
         </w:rPr>
-        <w:t>Nazem Kadri: 1</w:t>
+        <w:t>Nazem Kadri: 2</w:t>
       </w:r>
     </w:p>
     <w:p>
@@ -5219,7 +5163,7 @@
           <w:color w:val="FF0000"/>
           <w:sz w:val="26"/>
         </w:rPr>
-        <w:t>Nick Blankenburg: 9</w:t>
+        <w:t>Nick Blankenburg: 10</w:t>
       </w:r>
     </w:p>
     <w:p>
@@ -5277,27 +5221,111 @@
           <w:color w:val="FF0000"/>
           <w:sz w:val="26"/>
         </w:rPr>
-        <w:t>Brent Burns: 12</w:t>
-      </w:r>
-    </w:p>
-    <w:p>
-      <w:r>
-        <w:t>• 2022: [13, 13, 9]</w:t>
-      </w:r>
-    </w:p>
-    <w:p>
-      <w:r>
-        <w:t>• 2023: [16, 15, 8]</w:t>
-      </w:r>
-    </w:p>
-    <w:p>
-      <w:r>
-        <w:t>• 2024: [24, 11, 6]</w:t>
-      </w:r>
-    </w:p>
-    <w:p>
-      <w:r>
-        <w:t>• 2025: [8, 8, 8]</w:t>
+        <w:t>Jack Drury: 16</w:t>
+      </w:r>
+    </w:p>
+    <w:p>
+      <w:r>
+        <w:t>• 2022: [5]</w:t>
+      </w:r>
+    </w:p>
+    <w:p>
+      <w:r>
+        <w:t>• 2023: [5, 5, 3]</w:t>
+      </w:r>
+    </w:p>
+    <w:p>
+      <w:r>
+        <w:t>• 2024: [19, 18, 8]</w:t>
+      </w:r>
+    </w:p>
+    <w:p>
+      <w:r>
+        <w:t>• 2025: [10, 9, 7]</w:t>
+      </w:r>
+    </w:p>
+    <w:p>
+      <w:r>
+        <w:rPr>
+          <w:sz w:val="26"/>
+        </w:rPr>
+        <w:t>T.J. Tynan: 10</w:t>
+      </w:r>
+    </w:p>
+    <w:p>
+      <w:r>
+        <w:t>• 2022: []</w:t>
+      </w:r>
+    </w:p>
+    <w:p>
+      <w:r>
+        <w:t>• 2023: []</w:t>
+      </w:r>
+    </w:p>
+    <w:p>
+      <w:r>
+        <w:t>• 2024: []</w:t>
+      </w:r>
+    </w:p>
+    <w:p>
+      <w:r>
+        <w:t>• 2025: []</w:t>
+      </w:r>
+    </w:p>
+    <w:p>
+      <w:r>
+        <w:rPr>
+          <w:sz w:val="26"/>
+        </w:rPr>
+        <w:t>Nicolas Roy: 2</w:t>
+      </w:r>
+    </w:p>
+    <w:p>
+      <w:r>
+        <w:t>• 2022: [17, 5, 5]</w:t>
+      </w:r>
+    </w:p>
+    <w:p>
+      <w:r>
+        <w:t>• 2023: [16, 12, 7]</w:t>
+      </w:r>
+    </w:p>
+    <w:p>
+      <w:r>
+        <w:t>• 2024: [15, 11, 7]</w:t>
+      </w:r>
+    </w:p>
+    <w:p>
+      <w:r>
+        <w:t>• 2025: [19, 15, 8]</w:t>
+      </w:r>
+    </w:p>
+    <w:p>
+      <w:r>
+        <w:rPr>
+          <w:sz w:val="26"/>
+        </w:rPr>
+        <w:t>Joel Kiviranta: 2</w:t>
+      </w:r>
+    </w:p>
+    <w:p>
+      <w:r>
+        <w:t>• 2022: [15, 12, 10]</w:t>
+      </w:r>
+    </w:p>
+    <w:p>
+      <w:r>
+        <w:t>• 2023: [31, 10]</w:t>
+      </w:r>
+    </w:p>
+    <w:p>
+      <w:r>
+        <w:t>• 2024: [17, 16, 9]</w:t>
+      </w:r>
+    </w:p>
+    <w:p>
+      <w:r>
+        <w:t>• 2025: [18, 8]</w:t>
       </w:r>
     </w:p>
     <w:p>
@@ -5307,111 +5335,27 @@
           <w:color w:val="FF0000"/>
           <w:sz w:val="26"/>
         </w:rPr>
-        <w:t>Jack Drury: 15</w:t>
-      </w:r>
-    </w:p>
-    <w:p>
-      <w:r>
-        <w:t>• 2022: [5]</w:t>
-      </w:r>
-    </w:p>
-    <w:p>
-      <w:r>
-        <w:t>• 2023: [5, 5, 3]</w:t>
-      </w:r>
-    </w:p>
-    <w:p>
-      <w:r>
-        <w:t>• 2024: [19, 18, 8]</w:t>
-      </w:r>
-    </w:p>
-    <w:p>
-      <w:r>
-        <w:t>• 2025: [10, 9, 7]</w:t>
-      </w:r>
-    </w:p>
-    <w:p>
-      <w:r>
-        <w:rPr>
-          <w:sz w:val="26"/>
-        </w:rPr>
-        <w:t>T.J. Tynan: 10</w:t>
-      </w:r>
-    </w:p>
-    <w:p>
-      <w:r>
-        <w:t>• 2022: []</w:t>
-      </w:r>
-    </w:p>
-    <w:p>
-      <w:r>
-        <w:t>• 2023: []</w:t>
-      </w:r>
-    </w:p>
-    <w:p>
-      <w:r>
-        <w:t>• 2024: []</w:t>
-      </w:r>
-    </w:p>
-    <w:p>
-      <w:r>
-        <w:t>• 2025: []</w:t>
-      </w:r>
-    </w:p>
-    <w:p>
-      <w:r>
-        <w:rPr>
-          <w:sz w:val="26"/>
-        </w:rPr>
-        <w:t>Nicolas Roy: 1</w:t>
-      </w:r>
-    </w:p>
-    <w:p>
-      <w:r>
-        <w:t>• 2022: [17, 5, 5]</w:t>
-      </w:r>
-    </w:p>
-    <w:p>
-      <w:r>
-        <w:t>• 2023: [16, 12, 7]</w:t>
-      </w:r>
-    </w:p>
-    <w:p>
-      <w:r>
-        <w:t>• 2024: [15, 11, 7]</w:t>
-      </w:r>
-    </w:p>
-    <w:p>
-      <w:r>
-        <w:t>• 2025: [19, 15, 8]</w:t>
-      </w:r>
-    </w:p>
-    <w:p>
-      <w:r>
-        <w:rPr>
-          <w:sz w:val="26"/>
-        </w:rPr>
-        <w:t>Joel Kiviranta: 1</w:t>
-      </w:r>
-    </w:p>
-    <w:p>
-      <w:r>
-        <w:t>• 2022: [15, 12, 10]</w:t>
-      </w:r>
-    </w:p>
-    <w:p>
-      <w:r>
-        <w:t>• 2023: [31, 10]</w:t>
-      </w:r>
-    </w:p>
-    <w:p>
-      <w:r>
-        <w:t>• 2024: [17, 16, 9]</w:t>
-      </w:r>
-    </w:p>
-    <w:p>
-      <w:r>
-        <w:t>• 2025: [18, 8]</w:t>
+        <w:t>Valeri Nichushkin: 3</w:t>
+      </w:r>
+    </w:p>
+    <w:p>
+      <w:r>
+        <w:t>• 2022: [10, 7, 4]</w:t>
+      </w:r>
+    </w:p>
+    <w:p>
+      <w:r>
+        <w:t>• 2023: [8, 7, 5]</w:t>
+      </w:r>
+    </w:p>
+    <w:p>
+      <w:r>
+        <w:t>• 2024: [6, 3, 2]</w:t>
+      </w:r>
+    </w:p>
+    <w:p>
+      <w:r>
+        <w:t>• 2025: [10, 9, 8]</w:t>
       </w:r>
     </w:p>
     <w:p>
@@ -5421,27 +5365,55 @@
           <w:color w:val="FF0000"/>
           <w:sz w:val="26"/>
         </w:rPr>
-        <w:t>Valeri Nichushkin: 2</w:t>
-      </w:r>
-    </w:p>
-    <w:p>
-      <w:r>
-        <w:t>• 2022: [10, 7, 4]</w:t>
-      </w:r>
-    </w:p>
-    <w:p>
-      <w:r>
-        <w:t>• 2023: [8, 7, 5]</w:t>
-      </w:r>
-    </w:p>
-    <w:p>
-      <w:r>
-        <w:t>• 2024: [6, 3, 2]</w:t>
-      </w:r>
-    </w:p>
-    <w:p>
-      <w:r>
-        <w:t>• 2025: [10, 9, 8]</w:t>
+        <w:t>Artturi Lehkonen: 4</w:t>
+      </w:r>
+    </w:p>
+    <w:p>
+      <w:r>
+        <w:t>• 2022: [9, 9, 6]</w:t>
+      </w:r>
+    </w:p>
+    <w:p>
+      <w:r>
+        <w:t>• 2023: [9, 5, 3]</w:t>
+      </w:r>
+    </w:p>
+    <w:p>
+      <w:r>
+        <w:t>• 2024: [6, 4, 4]</w:t>
+      </w:r>
+    </w:p>
+    <w:p>
+      <w:r>
+        <w:t>• 2025: [6, 6, 5]</w:t>
+      </w:r>
+    </w:p>
+    <w:p>
+      <w:r>
+        <w:rPr>
+          <w:sz w:val="26"/>
+        </w:rPr>
+        <w:t>Martin Necas: 1</w:t>
+      </w:r>
+    </w:p>
+    <w:p>
+      <w:r>
+        <w:t>• 2022: [8, 6, 6]</w:t>
+      </w:r>
+    </w:p>
+    <w:p>
+      <w:r>
+        <w:t>• 2023: [8, 5, 4]</w:t>
+      </w:r>
+    </w:p>
+    <w:p>
+      <w:r>
+        <w:t>• 2024: [11, 7, 6]</w:t>
+      </w:r>
+    </w:p>
+    <w:p>
+      <w:r>
+        <w:t>• 2025: [7, 6, 6]</w:t>
       </w:r>
     </w:p>
     <w:p>
@@ -5451,27 +5423,83 @@
           <w:color w:val="FF0000"/>
           <w:sz w:val="26"/>
         </w:rPr>
-        <w:t>Artturi Lehkonen: 4</w:t>
-      </w:r>
-    </w:p>
-    <w:p>
-      <w:r>
-        <w:t>• 2022: [9, 9, 6]</w:t>
-      </w:r>
-    </w:p>
-    <w:p>
-      <w:r>
-        <w:t>• 2023: [9, 5, 3]</w:t>
-      </w:r>
-    </w:p>
-    <w:p>
-      <w:r>
-        <w:t>• 2024: [6, 4, 4]</w:t>
-      </w:r>
-    </w:p>
-    <w:p>
-      <w:r>
-        <w:t>• 2025: [6, 6, 5]</w:t>
+        <w:t>Sam Malinski: 35</w:t>
+      </w:r>
+    </w:p>
+    <w:p>
+      <w:r>
+        <w:t>• 2022: []</w:t>
+      </w:r>
+    </w:p>
+    <w:p>
+      <w:r>
+        <w:t>• 2023: [7, 3]</w:t>
+      </w:r>
+    </w:p>
+    <w:p>
+      <w:r>
+        <w:t>• 2024: [39, 9, 6]</w:t>
+      </w:r>
+    </w:p>
+    <w:p>
+      <w:r>
+        <w:t>• 2025: [21, 7]</w:t>
+      </w:r>
+    </w:p>
+    <w:p>
+      <w:r>
+        <w:rPr>
+          <w:sz w:val="26"/>
+        </w:rPr>
+        <w:t>Devon Toews: 7</w:t>
+      </w:r>
+    </w:p>
+    <w:p>
+      <w:r>
+        <w:t>• 2022: [16, 15, 15]</w:t>
+      </w:r>
+    </w:p>
+    <w:p>
+      <w:r>
+        <w:t>• 2023: [12, 11, 10]</w:t>
+      </w:r>
+    </w:p>
+    <w:p>
+      <w:r>
+        <w:t>• 2024: [21, 13, 12]</w:t>
+      </w:r>
+    </w:p>
+    <w:p>
+      <w:r>
+        <w:t>• 2025: [20]</w:t>
+      </w:r>
+    </w:p>
+    <w:p>
+      <w:r>
+        <w:rPr>
+          <w:sz w:val="26"/>
+        </w:rPr>
+        <w:t>Gavin Brindley: 8</w:t>
+      </w:r>
+    </w:p>
+    <w:p>
+      <w:r>
+        <w:t>• 2022: []</w:t>
+      </w:r>
+    </w:p>
+    <w:p>
+      <w:r>
+        <w:t>• 2023: []</w:t>
+      </w:r>
+    </w:p>
+    <w:p>
+      <w:r>
+        <w:t>• 2024: []</w:t>
+      </w:r>
+    </w:p>
+    <w:p>
+      <w:r>
+        <w:t>• 2025: [25, 9, 2]</w:t>
       </w:r>
     </w:p>
     <w:p>
@@ -5481,7 +5509,7 @@
           <w:color w:val="FF0000"/>
           <w:sz w:val="26"/>
         </w:rPr>
-        <w:t>Sam Malinski: 34</w:t>
+        <w:t>Ivan Ivan: 25</w:t>
       </w:r>
     </w:p>
     <w:p>
@@ -5491,53 +5519,25 @@
     </w:p>
     <w:p>
       <w:r>
-        <w:t>• 2023: [7, 3]</w:t>
-      </w:r>
-    </w:p>
-    <w:p>
-      <w:r>
-        <w:t>• 2024: [39, 9, 6]</w:t>
-      </w:r>
-    </w:p>
-    <w:p>
-      <w:r>
-        <w:t>• 2025: [21, 7]</w:t>
-      </w:r>
-    </w:p>
-    <w:p>
-      <w:r>
-        <w:rPr>
-          <w:sz w:val="26"/>
-        </w:rPr>
-        <w:t>Devon Toews: 6</w:t>
-      </w:r>
-    </w:p>
-    <w:p>
-      <w:r>
-        <w:t>• 2022: [16, 15, 15]</w:t>
-      </w:r>
-    </w:p>
-    <w:p>
-      <w:r>
-        <w:t>• 2023: [12, 11, 10]</w:t>
-      </w:r>
-    </w:p>
-    <w:p>
-      <w:r>
-        <w:t>• 2024: [21, 13, 12]</w:t>
-      </w:r>
-    </w:p>
-    <w:p>
-      <w:r>
-        <w:t>• 2025: [20]</w:t>
-      </w:r>
-    </w:p>
-    <w:p>
-      <w:r>
-        <w:rPr>
-          <w:sz w:val="26"/>
-        </w:rPr>
-        <w:t>Gavin Brindley: 7</w:t>
+        <w:t>• 2023: []</w:t>
+      </w:r>
+    </w:p>
+    <w:p>
+      <w:r>
+        <w:t>• 2024: [8, 2, 1]</w:t>
+      </w:r>
+    </w:p>
+    <w:p>
+      <w:r>
+        <w:t>• 2025: []</w:t>
+      </w:r>
+    </w:p>
+    <w:p>
+      <w:r>
+        <w:rPr>
+          <w:sz w:val="26"/>
+        </w:rPr>
+        <w:t>Jason Polin: 7</w:t>
       </w:r>
     </w:p>
     <w:p>
@@ -5557,7 +5557,7 @@
     </w:p>
     <w:p>
       <w:r>
-        <w:t>• 2025: [25, 9, 2]</w:t>
+        <w:t>• 2025: []</w:t>
       </w:r>
     </w:p>
     <w:p>
@@ -5567,7 +5567,35 @@
           <w:color w:val="FF0000"/>
           <w:sz w:val="26"/>
         </w:rPr>
-        <w:t>Ivan Ivan: 25</w:t>
+        <w:t>Brett Kulak: 19</w:t>
+      </w:r>
+    </w:p>
+    <w:p>
+      <w:r>
+        <w:t>• 2022: [47, 0]</w:t>
+      </w:r>
+    </w:p>
+    <w:p>
+      <w:r>
+        <w:t>• 2023: [25, 23]</w:t>
+      </w:r>
+    </w:p>
+    <w:p>
+      <w:r>
+        <w:t>• 2024: [20, 13, 8]</w:t>
+      </w:r>
+    </w:p>
+    <w:p>
+      <w:r>
+        <w:t>• 2025: []</w:t>
+      </w:r>
+    </w:p>
+    <w:p>
+      <w:r>
+        <w:rPr>
+          <w:sz w:val="26"/>
+        </w:rPr>
+        <w:t>Jack Ahcan: 11</w:t>
       </w:r>
     </w:p>
     <w:p>
@@ -5582,7 +5610,7 @@
     </w:p>
     <w:p>
       <w:r>
-        <w:t>• 2024: [8, 2, 1]</w:t>
+        <w:t>• 2024: []</w:t>
       </w:r>
     </w:p>
     <w:p>
@@ -5595,7 +5623,7 @@
         <w:rPr>
           <w:sz w:val="26"/>
         </w:rPr>
-        <w:t>Jason Polin: 7</w:t>
+        <w:t>Taylor Makar: 12</w:t>
       </w:r>
     </w:p>
     <w:p>
@@ -5625,83 +5653,27 @@
           <w:color w:val="FF0000"/>
           <w:sz w:val="26"/>
         </w:rPr>
-        <w:t>Brett Kulak: 18</w:t>
-      </w:r>
-    </w:p>
-    <w:p>
-      <w:r>
-        <w:t>• 2022: [47, 0]</w:t>
-      </w:r>
-    </w:p>
-    <w:p>
-      <w:r>
-        <w:t>• 2023: [25, 23]</w:t>
-      </w:r>
-    </w:p>
-    <w:p>
-      <w:r>
-        <w:t>• 2024: [20, 13, 8]</w:t>
-      </w:r>
-    </w:p>
-    <w:p>
-      <w:r>
-        <w:t>• 2025: []</w:t>
-      </w:r>
-    </w:p>
-    <w:p>
-      <w:r>
-        <w:rPr>
-          <w:sz w:val="26"/>
-        </w:rPr>
-        <w:t>Jack Ahcan: 11</w:t>
-      </w:r>
-    </w:p>
-    <w:p>
-      <w:r>
-        <w:t>• 2022: []</w:t>
-      </w:r>
-    </w:p>
-    <w:p>
-      <w:r>
-        <w:t>• 2023: []</w:t>
-      </w:r>
-    </w:p>
-    <w:p>
-      <w:r>
-        <w:t>• 2024: []</w:t>
-      </w:r>
-    </w:p>
-    <w:p>
-      <w:r>
-        <w:t>• 2025: []</w:t>
-      </w:r>
-    </w:p>
-    <w:p>
-      <w:r>
-        <w:rPr>
-          <w:sz w:val="26"/>
-        </w:rPr>
-        <w:t>Taylor Makar: 12</w:t>
-      </w:r>
-    </w:p>
-    <w:p>
-      <w:r>
-        <w:t>• 2022: []</w:t>
-      </w:r>
-    </w:p>
-    <w:p>
-      <w:r>
-        <w:t>• 2023: []</w:t>
-      </w:r>
-    </w:p>
-    <w:p>
-      <w:r>
-        <w:t>• 2024: []</w:t>
-      </w:r>
-    </w:p>
-    <w:p>
-      <w:r>
-        <w:t>• 2025: []</w:t>
+        <w:t>Cale Makar: 5</w:t>
+      </w:r>
+    </w:p>
+    <w:p>
+      <w:r>
+        <w:t>• 2022: [10, 6, 3]</w:t>
+      </w:r>
+    </w:p>
+    <w:p>
+      <w:r>
+        <w:t>• 2023: [11, 8, 7]</w:t>
+      </w:r>
+    </w:p>
+    <w:p>
+      <w:r>
+        <w:t>• 2024: [8, 7, 6]</w:t>
+      </w:r>
+    </w:p>
+    <w:p>
+      <w:r>
+        <w:t>• 2025: [8, 7, 4]</w:t>
       </w:r>
     </w:p>
     <w:p>
@@ -5711,27 +5683,55 @@
           <w:color w:val="FF0000"/>
           <w:sz w:val="26"/>
         </w:rPr>
-        <w:t>Cale Makar: 4</w:t>
-      </w:r>
-    </w:p>
-    <w:p>
-      <w:r>
-        <w:t>• 2022: [10, 6, 3]</w:t>
-      </w:r>
-    </w:p>
-    <w:p>
-      <w:r>
-        <w:t>• 2023: [11, 8, 7]</w:t>
-      </w:r>
-    </w:p>
-    <w:p>
-      <w:r>
-        <w:t>• 2024: [8, 7, 6]</w:t>
-      </w:r>
-    </w:p>
-    <w:p>
-      <w:r>
-        <w:t>• 2025: [8, 7, 4]</w:t>
+        <w:t>Josh Manson: 11</w:t>
+      </w:r>
+    </w:p>
+    <w:p>
+      <w:r>
+        <w:t>• 2022: [15]</w:t>
+      </w:r>
+    </w:p>
+    <w:p>
+      <w:r>
+        <w:t>• 2023: [15, 15, 6]</w:t>
+      </w:r>
+    </w:p>
+    <w:p>
+      <w:r>
+        <w:t>• 2024: []</w:t>
+      </w:r>
+    </w:p>
+    <w:p>
+      <w:r>
+        <w:t>• 2025: [19, 16, 11]</w:t>
+      </w:r>
+    </w:p>
+    <w:p>
+      <w:r>
+        <w:rPr>
+          <w:sz w:val="26"/>
+        </w:rPr>
+        <w:t>Zakhar Bardakov: 46</w:t>
+      </w:r>
+    </w:p>
+    <w:p>
+      <w:r>
+        <w:t>• 2022: []</w:t>
+      </w:r>
+    </w:p>
+    <w:p>
+      <w:r>
+        <w:t>• 2023: []</w:t>
+      </w:r>
+    </w:p>
+    <w:p>
+      <w:r>
+        <w:t>• 2024: []</w:t>
+      </w:r>
+    </w:p>
+    <w:p>
+      <w:r>
+        <w:t>• 2025: []</w:t>
       </w:r>
     </w:p>
     <w:p>
@@ -5741,65 +5741,7 @@
           <w:color w:val="FF0000"/>
           <w:sz w:val="26"/>
         </w:rPr>
-        <w:t>Josh Manson: 10</w:t>
-      </w:r>
-    </w:p>
-    <w:p>
-      <w:r>
-        <w:t>• 2022: [15]</w:t>
-      </w:r>
-    </w:p>
-    <w:p>
-      <w:r>
-        <w:t>• 2023: [15, 15, 6]</w:t>
-      </w:r>
-    </w:p>
-    <w:p>
-      <w:r>
-        <w:t>• 2024: []</w:t>
-      </w:r>
-    </w:p>
-    <w:p>
-      <w:r>
-        <w:t>• 2025: [19, 16, 11]</w:t>
-      </w:r>
-    </w:p>
-    <w:p>
-      <w:r>
-        <w:rPr>
-          <w:sz w:val="26"/>
-        </w:rPr>
-        <w:t>Zakhar Bardakov: 45</w:t>
-      </w:r>
-    </w:p>
-    <w:p>
-      <w:r>
-        <w:t>• 2022: []</w:t>
-      </w:r>
-    </w:p>
-    <w:p>
-      <w:r>
-        <w:t>• 2023: []</w:t>
-      </w:r>
-    </w:p>
-    <w:p>
-      <w:r>
-        <w:t>• 2024: []</w:t>
-      </w:r>
-    </w:p>
-    <w:p>
-      <w:r>
-        <w:t>• 2025: []</w:t>
-      </w:r>
-    </w:p>
-    <w:p>
-      <w:r>
-        <w:rPr>
-          <w:b/>
-          <w:color w:val="FF0000"/>
-          <w:sz w:val="26"/>
-        </w:rPr>
-        <w:t>Parker Kelly: 5</w:t>
+        <w:t>Parker Kelly: 6</w:t>
       </w:r>
     </w:p>
     <w:p>
@@ -5835,7 +5777,7 @@
         <w:rPr>
           <w:sz w:val="26"/>
         </w:rPr>
-        <w:t>Mavrik Bourque: 3</w:t>
+        <w:t>Mavrik Bourque: 4</w:t>
       </w:r>
     </w:p>
     <w:p>
@@ -5923,7 +5865,7 @@
         <w:rPr>
           <w:sz w:val="26"/>
         </w:rPr>
-        <w:t>Matt Duchene: 1</w:t>
+        <w:t>Matt Duchene: 2</w:t>
       </w:r>
     </w:p>
     <w:p>
@@ -5953,7 +5895,7 @@
           <w:color w:val="FF0000"/>
           <w:sz w:val="26"/>
         </w:rPr>
-        <w:t>Lian Bichsel: 6</w:t>
+        <w:t>Lian Bichsel: 7</w:t>
       </w:r>
     </w:p>
     <w:p>
@@ -5983,7 +5925,7 @@
           <w:color w:val="FF0000"/>
           <w:sz w:val="26"/>
         </w:rPr>
-        <w:t>Tyler Myers: 55</w:t>
+        <w:t>Tyler Myers: 56</w:t>
       </w:r>
     </w:p>
     <w:p>
@@ -6013,7 +5955,7 @@
           <w:color w:val="FF0000"/>
           <w:sz w:val="26"/>
         </w:rPr>
-        <w:t>Nils Lundkvist: 10</w:t>
+        <w:t>Nils Lundkvist: 11</w:t>
       </w:r>
     </w:p>
     <w:p>
@@ -6034,34 +5976,6 @@
     <w:p>
       <w:r>
         <w:t>• 2025: [16, 10]</w:t>
-      </w:r>
-    </w:p>
-    <w:p>
-      <w:r>
-        <w:rPr>
-          <w:sz w:val="26"/>
-        </w:rPr>
-        <w:t>Sam Steel: 1</w:t>
-      </w:r>
-    </w:p>
-    <w:p>
-      <w:r>
-        <w:t>• 2022: [18, 13, 9]</w:t>
-      </w:r>
-    </w:p>
-    <w:p>
-      <w:r>
-        <w:t>• 2023: [16, 12, 6]</w:t>
-      </w:r>
-    </w:p>
-    <w:p>
-      <w:r>
-        <w:t>• 2024: [24, 14, 7]</w:t>
-      </w:r>
-    </w:p>
-    <w:p>
-      <w:r>
-        <w:t>• 2025: [13, 7, 6]</w:t>
       </w:r>
     </w:p>
     <w:p>
@@ -6071,7 +5985,7 @@
           <w:color w:val="FF0000"/>
           <w:sz w:val="26"/>
         </w:rPr>
-        <w:t>Colin Blackwell: 6</w:t>
+        <w:t>Colin Blackwell: 7</w:t>
       </w:r>
     </w:p>
     <w:p>
@@ -6099,7 +6013,7 @@
         <w:rPr>
           <w:sz w:val="26"/>
         </w:rPr>
-        <w:t>Oskar Bck: 2</w:t>
+        <w:t>Oskar Bck: 3</w:t>
       </w:r>
     </w:p>
     <w:p>
@@ -6187,7 +6101,7 @@
           <w:color w:val="FF0000"/>
           <w:sz w:val="26"/>
         </w:rPr>
-        <w:t>Esa Lindell: 16</w:t>
+        <w:t>Esa Lindell: 17</w:t>
       </w:r>
     </w:p>
     <w:p>
@@ -6243,16 +6157,44 @@
     <w:p>
       <w:r>
         <w:rPr>
+          <w:sz w:val="26"/>
+        </w:rPr>
+        <w:t>Jason Robertson: 2</w:t>
+      </w:r>
+    </w:p>
+    <w:p>
+      <w:r>
+        <w:t>• 2022: [7, 4, 4]</w:t>
+      </w:r>
+    </w:p>
+    <w:p>
+      <w:r>
+        <w:t>• 2023: [5, 5, 5]</w:t>
+      </w:r>
+    </w:p>
+    <w:p>
+      <w:r>
+        <w:t>• 2024: [9, 8, 5]</w:t>
+      </w:r>
+    </w:p>
+    <w:p>
+      <w:r>
+        <w:t>• 2025: [9, 4, 4]</w:t>
+      </w:r>
+    </w:p>
+    <w:p>
+      <w:r>
+        <w:rPr>
           <w:b/>
           <w:color w:val="FF0000"/>
           <w:sz w:val="26"/>
         </w:rPr>
-        <w:t>Adam Erne: 5</w:t>
-      </w:r>
-    </w:p>
-    <w:p>
-      <w:r>
-        <w:t>• 2022: [13, 11, 4]</w:t>
+        <w:t>Ilya Lyubushkin: 19</w:t>
+      </w:r>
+    </w:p>
+    <w:p>
+      <w:r>
+        <w:t>• 2022: [10]</w:t>
       </w:r>
     </w:p>
     <w:p>
@@ -6267,35 +6209,35 @@
     </w:p>
     <w:p>
       <w:r>
-        <w:t>• 2025: [11, 3, 2]</w:t>
-      </w:r>
-    </w:p>
-    <w:p>
-      <w:r>
-        <w:rPr>
-          <w:sz w:val="26"/>
-        </w:rPr>
-        <w:t>Jason Robertson: 1</w:t>
-      </w:r>
-    </w:p>
-    <w:p>
-      <w:r>
-        <w:t>• 2022: [7, 4, 4]</w:t>
-      </w:r>
-    </w:p>
-    <w:p>
-      <w:r>
-        <w:t>• 2023: [5, 5, 5]</w:t>
-      </w:r>
-    </w:p>
-    <w:p>
-      <w:r>
-        <w:t>• 2024: [9, 8, 5]</w:t>
-      </w:r>
-    </w:p>
-    <w:p>
-      <w:r>
-        <w:t>• 2025: [9, 4, 4]</w:t>
+        <w:t>• 2025: []</w:t>
+      </w:r>
+    </w:p>
+    <w:p>
+      <w:r>
+        <w:rPr>
+          <w:sz w:val="26"/>
+        </w:rPr>
+        <w:t>Michael Bunting: 1</w:t>
+      </w:r>
+    </w:p>
+    <w:p>
+      <w:r>
+        <w:t>• 2022: [11, 10, 6]</w:t>
+      </w:r>
+    </w:p>
+    <w:p>
+      <w:r>
+        <w:t>• 2023: [8, 7, 6]</w:t>
+      </w:r>
+    </w:p>
+    <w:p>
+      <w:r>
+        <w:t>• 2024: [14, 6, 5]</w:t>
+      </w:r>
+    </w:p>
+    <w:p>
+      <w:r>
+        <w:t>• 2025: [11, 8, 6]</w:t>
       </w:r>
     </w:p>
     <w:p>
@@ -6305,12 +6247,40 @@
           <w:color w:val="FF0000"/>
           <w:sz w:val="26"/>
         </w:rPr>
-        <w:t>Ilya Lyubushkin: 19</w:t>
-      </w:r>
-    </w:p>
-    <w:p>
-      <w:r>
-        <w:t>• 2022: [10]</w:t>
+        <w:t>Radek Faksa: 13</w:t>
+      </w:r>
+    </w:p>
+    <w:p>
+      <w:r>
+        <w:t>• 2022: [25, 9, 4]</w:t>
+      </w:r>
+    </w:p>
+    <w:p>
+      <w:r>
+        <w:t>• 2023: [22, 11, 9]</w:t>
+      </w:r>
+    </w:p>
+    <w:p>
+      <w:r>
+        <w:t>• 2024: [22, 15, 14]</w:t>
+      </w:r>
+    </w:p>
+    <w:p>
+      <w:r>
+        <w:t>• 2025: [39]</w:t>
+      </w:r>
+    </w:p>
+    <w:p>
+      <w:r>
+        <w:rPr>
+          <w:sz w:val="26"/>
+        </w:rPr>
+        <w:t>Alexander Petrovic: 22</w:t>
+      </w:r>
+    </w:p>
+    <w:p>
+      <w:r>
+        <w:t>• 2022: []</w:t>
       </w:r>
     </w:p>
     <w:p>
@@ -6325,7 +6295,91 @@
     </w:p>
     <w:p>
       <w:r>
-        <w:t>• 2025: []</w:t>
+        <w:t>• 2025: [12]</w:t>
+      </w:r>
+    </w:p>
+    <w:p>
+      <w:r>
+        <w:rPr>
+          <w:sz w:val="26"/>
+        </w:rPr>
+        <w:t>Thomas Harley: 1</w:t>
+      </w:r>
+    </w:p>
+    <w:p>
+      <w:r>
+        <w:t>• 2022: []</w:t>
+      </w:r>
+    </w:p>
+    <w:p>
+      <w:r>
+        <w:t>• 2023: [16, 13, 5]</w:t>
+      </w:r>
+    </w:p>
+    <w:p>
+      <w:r>
+        <w:t>• 2024: [12, 8, 7]</w:t>
+      </w:r>
+    </w:p>
+    <w:p>
+      <w:r>
+        <w:t>• 2025: [21, 16, 9]</w:t>
+      </w:r>
+    </w:p>
+    <w:p>
+      <w:r>
+        <w:rPr>
+          <w:sz w:val="26"/>
+        </w:rPr>
+        <w:t>Justin Hryckowian: 4</w:t>
+      </w:r>
+    </w:p>
+    <w:p>
+      <w:r>
+        <w:t>• 2022: []</w:t>
+      </w:r>
+    </w:p>
+    <w:p>
+      <w:r>
+        <w:t>• 2023: []</w:t>
+      </w:r>
+    </w:p>
+    <w:p>
+      <w:r>
+        <w:t>• 2024: []</w:t>
+      </w:r>
+    </w:p>
+    <w:p>
+      <w:r>
+        <w:t>• 2025: [11, 11, 7]</w:t>
+      </w:r>
+    </w:p>
+    <w:p>
+      <w:r>
+        <w:rPr>
+          <w:sz w:val="26"/>
+        </w:rPr>
+        <w:t>Jamie Benn: 2</w:t>
+      </w:r>
+    </w:p>
+    <w:p>
+      <w:r>
+        <w:t>• 2022: [6, 6, 4]</w:t>
+      </w:r>
+    </w:p>
+    <w:p>
+      <w:r>
+        <w:t>• 2023: [12, 12, 11]</w:t>
+      </w:r>
+    </w:p>
+    <w:p>
+      <w:r>
+        <w:t>• 2024: [8, 7, 6]</w:t>
+      </w:r>
+    </w:p>
+    <w:p>
+      <w:r>
+        <w:t>• 2025: [15, 4, 3]</w:t>
       </w:r>
     </w:p>
     <w:p>
@@ -6335,121 +6389,7 @@
           <w:color w:val="FF0000"/>
           <w:sz w:val="26"/>
         </w:rPr>
-        <w:t>Radek Faksa: 13</w:t>
-      </w:r>
-    </w:p>
-    <w:p>
-      <w:r>
-        <w:t>• 2022: [25, 9, 4]</w:t>
-      </w:r>
-    </w:p>
-    <w:p>
-      <w:r>
-        <w:t>• 2023: [22, 11, 9]</w:t>
-      </w:r>
-    </w:p>
-    <w:p>
-      <w:r>
-        <w:t>• 2024: [22, 15, 14]</w:t>
-      </w:r>
-    </w:p>
-    <w:p>
-      <w:r>
-        <w:t>• 2025: [39]</w:t>
-      </w:r>
-    </w:p>
-    <w:p>
-      <w:r>
-        <w:rPr>
-          <w:sz w:val="26"/>
-        </w:rPr>
-        <w:t>Alexander Petrovic: 22</w:t>
-      </w:r>
-    </w:p>
-    <w:p>
-      <w:r>
-        <w:t>• 2022: []</w:t>
-      </w:r>
-    </w:p>
-    <w:p>
-      <w:r>
-        <w:t>• 2023: []</w:t>
-      </w:r>
-    </w:p>
-    <w:p>
-      <w:r>
-        <w:t>• 2024: []</w:t>
-      </w:r>
-    </w:p>
-    <w:p>
-      <w:r>
-        <w:t>• 2025: [12]</w:t>
-      </w:r>
-    </w:p>
-    <w:p>
-      <w:r>
-        <w:rPr>
-          <w:sz w:val="26"/>
-        </w:rPr>
-        <w:t>Justin Hryckowian: 3</w:t>
-      </w:r>
-    </w:p>
-    <w:p>
-      <w:r>
-        <w:t>• 2022: []</w:t>
-      </w:r>
-    </w:p>
-    <w:p>
-      <w:r>
-        <w:t>• 2023: []</w:t>
-      </w:r>
-    </w:p>
-    <w:p>
-      <w:r>
-        <w:t>• 2024: []</w:t>
-      </w:r>
-    </w:p>
-    <w:p>
-      <w:r>
-        <w:t>• 2025: [11, 11, 7]</w:t>
-      </w:r>
-    </w:p>
-    <w:p>
-      <w:r>
-        <w:rPr>
-          <w:sz w:val="26"/>
-        </w:rPr>
-        <w:t>Jamie Benn: 1</w:t>
-      </w:r>
-    </w:p>
-    <w:p>
-      <w:r>
-        <w:t>• 2022: [6, 6, 4]</w:t>
-      </w:r>
-    </w:p>
-    <w:p>
-      <w:r>
-        <w:t>• 2023: [12, 12, 11]</w:t>
-      </w:r>
-    </w:p>
-    <w:p>
-      <w:r>
-        <w:t>• 2024: [8, 7, 6]</w:t>
-      </w:r>
-    </w:p>
-    <w:p>
-      <w:r>
-        <w:t>• 2025: [15, 4, 3]</w:t>
-      </w:r>
-    </w:p>
-    <w:p>
-      <w:r>
-        <w:rPr>
-          <w:b/>
-          <w:color w:val="FF0000"/>
-          <w:sz w:val="26"/>
-        </w:rPr>
-        <w:t>Miro Heiskanen: 3</w:t>
+        <w:t>Miro Heiskanen: 4</w:t>
       </w:r>
     </w:p>
     <w:p>
@@ -6513,35 +6453,7 @@
         <w:rPr>
           <w:sz w:val="26"/>
         </w:rPr>
-        <w:t>Moritz Seider: 3</w:t>
-      </w:r>
-    </w:p>
-    <w:p>
-      <w:r>
-        <w:t>• 2022: [18, 12, 12]</w:t>
-      </w:r>
-    </w:p>
-    <w:p>
-      <w:r>
-        <w:t>• 2023: [19, 15, 13]</w:t>
-      </w:r>
-    </w:p>
-    <w:p>
-      <w:r>
-        <w:t>• 2024: [23, 16, 14]</w:t>
-      </w:r>
-    </w:p>
-    <w:p>
-      <w:r>
-        <w:t>• 2025: [23, 8, 4]</w:t>
-      </w:r>
-    </w:p>
-    <w:p>
-      <w:r>
-        <w:rPr>
-          <w:sz w:val="26"/>
-        </w:rPr>
-        <w:t>J.T. Compher: 1</w:t>
+        <w:t>J.T. Compher: 2</w:t>
       </w:r>
     </w:p>
     <w:p>
@@ -6601,7 +6513,7 @@
           <w:color w:val="FF0000"/>
           <w:sz w:val="26"/>
         </w:rPr>
-        <w:t>Justin Faulk: 2</w:t>
+        <w:t>Justin Faulk: 3</w:t>
       </w:r>
     </w:p>
     <w:p>
@@ -6629,7 +6541,7 @@
         <w:rPr>
           <w:sz w:val="26"/>
         </w:rPr>
-        <w:t>John Leonard: 6</w:t>
+        <w:t>John Leonard: 7</w:t>
       </w:r>
     </w:p>
     <w:p>
@@ -6650,34 +6562,6 @@
     <w:p>
       <w:r>
         <w:t>• 2025: [0]</w:t>
-      </w:r>
-    </w:p>
-    <w:p>
-      <w:r>
-        <w:rPr>
-          <w:sz w:val="26"/>
-        </w:rPr>
-        <w:t>Patrick Kane: 2</w:t>
-      </w:r>
-    </w:p>
-    <w:p>
-      <w:r>
-        <w:t>• 2022: [10, 8, 7]</w:t>
-      </w:r>
-    </w:p>
-    <w:p>
-      <w:r>
-        <w:t>• 2023: [6, 6, 5]</w:t>
-      </w:r>
-    </w:p>
-    <w:p>
-      <w:r>
-        <w:t>• 2024: [10, 7, 5]</w:t>
-      </w:r>
-    </w:p>
-    <w:p>
-      <w:r>
-        <w:t>• 2025: [14, 9, 5]</w:t>
       </w:r>
     </w:p>
     <w:p>
@@ -6715,7 +6599,7 @@
         <w:rPr>
           <w:sz w:val="26"/>
         </w:rPr>
-        <w:t>Albert Johansson: 6</w:t>
+        <w:t>Albert Johansson: 7</w:t>
       </w:r>
     </w:p>
     <w:p>
@@ -6775,7 +6659,7 @@
           <w:color w:val="FF0000"/>
           <w:sz w:val="26"/>
         </w:rPr>
-        <w:t>David Perron: 3</w:t>
+        <w:t>David Perron: 4</w:t>
       </w:r>
     </w:p>
     <w:p>
@@ -6824,6 +6708,34 @@
     <w:p>
       <w:r>
         <w:t>• 2025: []</w:t>
+      </w:r>
+    </w:p>
+    <w:p>
+      <w:r>
+        <w:rPr>
+          <w:sz w:val="26"/>
+        </w:rPr>
+        <w:t>Lucas Raymond: 1</w:t>
+      </w:r>
+    </w:p>
+    <w:p>
+      <w:r>
+        <w:t>• 2022: [12, 10, 9]</w:t>
+      </w:r>
+    </w:p>
+    <w:p>
+      <w:r>
+        <w:t>• 2023: [7, 6, 6]</w:t>
+      </w:r>
+    </w:p>
+    <w:p>
+      <w:r>
+        <w:t>• 2024: [10, 7, 6]</w:t>
+      </w:r>
+    </w:p>
+    <w:p>
+      <w:r>
+        <w:t>• 2025: [8, 7, 6]</w:t>
       </w:r>
     </w:p>
     <w:p>
@@ -6833,7 +6745,7 @@
           <w:color w:val="FF0000"/>
           <w:sz w:val="26"/>
         </w:rPr>
-        <w:t>Alex DeBrincat: 4</w:t>
+        <w:t>Alex DeBrincat: 5</w:t>
       </w:r>
     </w:p>
     <w:p>
@@ -6889,7 +6801,7 @@
         <w:rPr>
           <w:sz w:val="26"/>
         </w:rPr>
-        <w:t>James van Riemsdyk: 3</w:t>
+        <w:t>James van Riemsdyk: 4</w:t>
       </w:r>
     </w:p>
     <w:p>
@@ -6947,12 +6859,12 @@
         <w:rPr>
           <w:sz w:val="26"/>
         </w:rPr>
-        <w:t>Emmitt Finnie: 5</w:t>
-      </w:r>
-    </w:p>
-    <w:p>
-      <w:r>
-        <w:t>• 2022: []</w:t>
+        <w:t>Simon Edvinsson: 1</w:t>
+      </w:r>
+    </w:p>
+    <w:p>
+      <w:r>
+        <w:t>• 2022: [3]</w:t>
       </w:r>
     </w:p>
     <w:p>
@@ -6962,20 +6874,20 @@
     </w:p>
     <w:p>
       <w:r>
-        <w:t>• 2024: []</w:t>
-      </w:r>
-    </w:p>
-    <w:p>
-      <w:r>
-        <w:t>• 2025: [22, 10, 8]</w:t>
-      </w:r>
-    </w:p>
-    <w:p>
-      <w:r>
-        <w:rPr>
-          <w:sz w:val="26"/>
-        </w:rPr>
-        <w:t>Marco Kasper: 2</w:t>
+        <w:t>• 2024: [16, 10, 9]</w:t>
+      </w:r>
+    </w:p>
+    <w:p>
+      <w:r>
+        <w:t>• 2025: [19, 10, 7]</w:t>
+      </w:r>
+    </w:p>
+    <w:p>
+      <w:r>
+        <w:rPr>
+          <w:sz w:val="26"/>
+        </w:rPr>
+        <w:t>Marco Kasper: 3</w:t>
       </w:r>
     </w:p>
     <w:p>
@@ -7005,7 +6917,7 @@
           <w:color w:val="FF0000"/>
           <w:sz w:val="26"/>
         </w:rPr>
-        <w:t>Ben Chiarot: 12</w:t>
+        <w:t>Ben Chiarot: 13</w:t>
       </w:r>
     </w:p>
     <w:p>
@@ -7035,7 +6947,7 @@
           <w:color w:val="FF0000"/>
           <w:sz w:val="26"/>
         </w:rPr>
-        <w:t>Jacob Bernard-Docker: 63</w:t>
+        <w:t>Jacob Bernard-Docker: 64</w:t>
       </w:r>
     </w:p>
     <w:p>
@@ -7065,7 +6977,7 @@
           <w:color w:val="FF0000"/>
           <w:sz w:val="26"/>
         </w:rPr>
-        <w:t>Mason Appleton: 26</w:t>
+        <w:t>Mason Appleton: 27</w:t>
       </w:r>
     </w:p>
     <w:p>
@@ -8513,7 +8425,7 @@
           <w:color w:val="FF0000"/>
           <w:sz w:val="26"/>
         </w:rPr>
-        <w:t>Cody Ceci: 58</w:t>
+        <w:t>Cody Ceci: 59</w:t>
       </w:r>
     </w:p>
     <w:p>
@@ -8541,7 +8453,35 @@
         <w:rPr>
           <w:sz w:val="26"/>
         </w:rPr>
-        <w:t>Jeff Malott: 26</w:t>
+        <w:t>Taylor Ward: 1</w:t>
+      </w:r>
+    </w:p>
+    <w:p>
+      <w:r>
+        <w:t>• 2022: []</w:t>
+      </w:r>
+    </w:p>
+    <w:p>
+      <w:r>
+        <w:t>• 2023: []</w:t>
+      </w:r>
+    </w:p>
+    <w:p>
+      <w:r>
+        <w:t>• 2024: []</w:t>
+      </w:r>
+    </w:p>
+    <w:p>
+      <w:r>
+        <w:t>• 2025: [14, 0]</w:t>
+      </w:r>
+    </w:p>
+    <w:p>
+      <w:r>
+        <w:rPr>
+          <w:sz w:val="26"/>
+        </w:rPr>
+        <w:t>Jeff Malott: 27</w:t>
       </w:r>
     </w:p>
     <w:p>
@@ -8599,34 +8539,6 @@
         <w:rPr>
           <w:sz w:val="26"/>
         </w:rPr>
-        <w:t>Drew Doughty: 2</w:t>
-      </w:r>
-    </w:p>
-    <w:p>
-      <w:r>
-        <w:t>• 2022: [30, 22, 9]</w:t>
-      </w:r>
-    </w:p>
-    <w:p>
-      <w:r>
-        <w:t>• 2023: [17, 14, 12]</w:t>
-      </w:r>
-    </w:p>
-    <w:p>
-      <w:r>
-        <w:t>• 2024: [7, 5, 5]</w:t>
-      </w:r>
-    </w:p>
-    <w:p>
-      <w:r>
-        <w:t>• 2025: [23, 15, 2]</w:t>
-      </w:r>
-    </w:p>
-    <w:p>
-      <w:r>
-        <w:rPr>
-          <w:sz w:val="26"/>
-        </w:rPr>
         <w:t>Adrian Kempe: 1</w:t>
       </w:r>
     </w:p>
@@ -8657,7 +8569,7 @@
           <w:color w:val="FF0000"/>
           <w:sz w:val="26"/>
         </w:rPr>
-        <w:t>Joel Edmundson: 42</w:t>
+        <w:t>Joel Edmundson: 43</w:t>
       </w:r>
     </w:p>
     <w:p>
@@ -8687,7 +8599,7 @@
           <w:color w:val="FF0000"/>
           <w:sz w:val="26"/>
         </w:rPr>
-        <w:t>Mathieu Joseph: 26</w:t>
+        <w:t>Mathieu Joseph: 27</w:t>
       </w:r>
     </w:p>
     <w:p>
@@ -8715,7 +8627,7 @@
         <w:rPr>
           <w:sz w:val="26"/>
         </w:rPr>
-        <w:t>Brian Dumoulin: 3</w:t>
+        <w:t>Brian Dumoulin: 4</w:t>
       </w:r>
     </w:p>
     <w:p>
@@ -8764,34 +8676,6 @@
     <w:p>
       <w:r>
         <w:t>• 2025: [11, 7, 6]</w:t>
-      </w:r>
-    </w:p>
-    <w:p>
-      <w:r>
-        <w:rPr>
-          <w:sz w:val="26"/>
-        </w:rPr>
-        <w:t>Trevor Moore: 1</w:t>
-      </w:r>
-    </w:p>
-    <w:p>
-      <w:r>
-        <w:t>• 2022: [18, 8, 4]</w:t>
-      </w:r>
-    </w:p>
-    <w:p>
-      <w:r>
-        <w:t>• 2023: [12, 5, 5]</w:t>
-      </w:r>
-    </w:p>
-    <w:p>
-      <w:r>
-        <w:t>• 2024: [14, 13, 6]</w:t>
-      </w:r>
-    </w:p>
-    <w:p>
-      <w:r>
-        <w:t>• 2025: [16, 9, 7]</w:t>
       </w:r>
     </w:p>
     <w:p>
@@ -8801,7 +8685,7 @@
           <w:color w:val="FF0000"/>
           <w:sz w:val="26"/>
         </w:rPr>
-        <w:t>Quinton Byfield: 7</w:t>
+        <w:t>Quinton Byfield: 8</w:t>
       </w:r>
     </w:p>
     <w:p>
@@ -8831,7 +8715,7 @@
           <w:color w:val="FF0000"/>
           <w:sz w:val="26"/>
         </w:rPr>
-        <w:t>Brandt Clarke: 6</w:t>
+        <w:t>Brandt Clarke: 7</w:t>
       </w:r>
     </w:p>
     <w:p>
@@ -8859,7 +8743,7 @@
         <w:rPr>
           <w:sz w:val="26"/>
         </w:rPr>
-        <w:t>Scott Laughton: 3</w:t>
+        <w:t>Scott Laughton: 4</w:t>
       </w:r>
     </w:p>
     <w:p>
@@ -8887,6 +8771,34 @@
         <w:rPr>
           <w:sz w:val="26"/>
         </w:rPr>
+        <w:t>Anze Kopitar: 1</w:t>
+      </w:r>
+    </w:p>
+    <w:p>
+      <w:r>
+        <w:t>• 2022: [9, 9, 6]</w:t>
+      </w:r>
+    </w:p>
+    <w:p>
+      <w:r>
+        <w:t>• 2023: [12, 7, 6]</w:t>
+      </w:r>
+    </w:p>
+    <w:p>
+      <w:r>
+        <w:t>• 2024: [15, 9, 8]</w:t>
+      </w:r>
+    </w:p>
+    <w:p>
+      <w:r>
+        <w:t>• 2025: [21, 3, 3]</w:t>
+      </w:r>
+    </w:p>
+    <w:p>
+      <w:r>
+        <w:rPr>
+          <w:sz w:val="26"/>
+        </w:rPr>
         <w:t>Jacob Moverare: 42</w:t>
       </w:r>
     </w:p>
@@ -8915,7 +8827,7 @@
         <w:rPr>
           <w:sz w:val="26"/>
         </w:rPr>
-        <w:t>Alex Laferriere: 4</w:t>
+        <w:t>Andre Lee: 4</w:t>
       </w:r>
     </w:p>
     <w:p>
@@ -8925,34 +8837,6 @@
     </w:p>
     <w:p>
       <w:r>
-        <w:t>• 2023: [16, 11, 9]</w:t>
-      </w:r>
-    </w:p>
-    <w:p>
-      <w:r>
-        <w:t>• 2024: [17, 14, 7]</w:t>
-      </w:r>
-    </w:p>
-    <w:p>
-      <w:r>
-        <w:t>• 2025: [8, 6, 5]</w:t>
-      </w:r>
-    </w:p>
-    <w:p>
-      <w:r>
-        <w:rPr>
-          <w:sz w:val="26"/>
-        </w:rPr>
-        <w:t>Andre Lee: 4</w:t>
-      </w:r>
-    </w:p>
-    <w:p>
-      <w:r>
-        <w:t>• 2022: []</w:t>
-      </w:r>
-    </w:p>
-    <w:p>
-      <w:r>
         <w:t>• 2023: []</w:t>
       </w:r>
     </w:p>
@@ -8964,6 +8848,34 @@
     <w:p>
       <w:r>
         <w:t>• 2025: []</w:t>
+      </w:r>
+    </w:p>
+    <w:p>
+      <w:r>
+        <w:rPr>
+          <w:sz w:val="26"/>
+        </w:rPr>
+        <w:t>Artemi Panarin: 1</w:t>
+      </w:r>
+    </w:p>
+    <w:p>
+      <w:r>
+        <w:t>• 2022: [12, 8, 8]</w:t>
+      </w:r>
+    </w:p>
+    <w:p>
+      <w:r>
+        <w:t>• 2023: [5, 5, 4]</w:t>
+      </w:r>
+    </w:p>
+    <w:p>
+      <w:r>
+        <w:t>• 2024: [7, 6, 5]</w:t>
+      </w:r>
+    </w:p>
+    <w:p>
+      <w:r>
+        <w:t>• 2025: [7, 6, 5]</w:t>
       </w:r>
     </w:p>
     <w:p>
@@ -9003,37 +8915,7 @@
           <w:color w:val="FF0000"/>
           <w:sz w:val="26"/>
         </w:rPr>
-        <w:t>Mikey Anderson: 5</w:t>
-      </w:r>
-    </w:p>
-    <w:p>
-      <w:r>
-        <w:t>• 2022: [36, 3, 2]</w:t>
-      </w:r>
-    </w:p>
-    <w:p>
-      <w:r>
-        <w:t>• 2023: [54]</w:t>
-      </w:r>
-    </w:p>
-    <w:p>
-      <w:r>
-        <w:t>• 2024: [12, 11, 9]</w:t>
-      </w:r>
-    </w:p>
-    <w:p>
-      <w:r>
-        <w:t>• 2025: [30, 24]</w:t>
-      </w:r>
-    </w:p>
-    <w:p>
-      <w:r>
-        <w:rPr>
-          <w:b/>
-          <w:color w:val="FF0000"/>
-          <w:sz w:val="26"/>
-        </w:rPr>
-        <w:t>Alex Turcotte: 17</w:t>
+        <w:t>Alex Turcotte: 18</w:t>
       </w:r>
     </w:p>
     <w:p>
@@ -9061,7 +8943,7 @@
         <w:rPr>
           <w:sz w:val="26"/>
         </w:rPr>
-        <w:t>Samuel Helenius: 5</w:t>
+        <w:t>Samuel Helenius: 6</w:t>
       </w:r>
     </w:p>
     <w:p>
@@ -10685,11 +10567,67 @@
     <w:p>
       <w:r>
         <w:rPr>
+          <w:sz w:val="26"/>
+        </w:rPr>
+        <w:t>Timo Meier: 1</w:t>
+      </w:r>
+    </w:p>
+    <w:p>
+      <w:r>
+        <w:t>• 2022: [6, 5, 3]</w:t>
+      </w:r>
+    </w:p>
+    <w:p>
+      <w:r>
+        <w:t>• 2023: [12, 9, 4]</w:t>
+      </w:r>
+    </w:p>
+    <w:p>
+      <w:r>
+        <w:t>• 2024: [11, 8, 5]</w:t>
+      </w:r>
+    </w:p>
+    <w:p>
+      <w:r>
+        <w:t>• 2025: [9, 6, 6]</w:t>
+      </w:r>
+    </w:p>
+    <w:p>
+      <w:r>
+        <w:rPr>
+          <w:sz w:val="26"/>
+        </w:rPr>
+        <w:t>Dawson Mercer: 4</w:t>
+      </w:r>
+    </w:p>
+    <w:p>
+      <w:r>
+        <w:t>• 2022: [12, 8, 8]</w:t>
+      </w:r>
+    </w:p>
+    <w:p>
+      <w:r>
+        <w:t>• 2023: [9, 8, 7]</w:t>
+      </w:r>
+    </w:p>
+    <w:p>
+      <w:r>
+        <w:t>• 2024: [10, 7, 7]</w:t>
+      </w:r>
+    </w:p>
+    <w:p>
+      <w:r>
+        <w:t>• 2025: [16, 11, 7]</w:t>
+      </w:r>
+    </w:p>
+    <w:p>
+      <w:r>
+        <w:rPr>
           <w:b/>
           <w:color w:val="FF0000"/>
           <w:sz w:val="26"/>
         </w:rPr>
-        <w:t>Connor Brown: 4</w:t>
+        <w:t>Dennis Cholowski: 33</w:t>
       </w:r>
     </w:p>
     <w:p>
@@ -10699,45 +10637,45 @@
     </w:p>
     <w:p>
       <w:r>
-        <w:t>• 2023: [4, 2, 1]</w:t>
-      </w:r>
-    </w:p>
-    <w:p>
-      <w:r>
-        <w:t>• 2024: [21, 13, 11]</w:t>
-      </w:r>
-    </w:p>
-    <w:p>
-      <w:r>
-        <w:t>• 2025: [15, 10, 9]</w:t>
-      </w:r>
-    </w:p>
-    <w:p>
-      <w:r>
-        <w:rPr>
-          <w:sz w:val="26"/>
-        </w:rPr>
-        <w:t>Dawson Mercer: 3</w:t>
-      </w:r>
-    </w:p>
-    <w:p>
-      <w:r>
-        <w:t>• 2022: [12, 8, 8]</w:t>
-      </w:r>
-    </w:p>
-    <w:p>
-      <w:r>
-        <w:t>• 2023: [9, 8, 7]</w:t>
-      </w:r>
-    </w:p>
-    <w:p>
-      <w:r>
-        <w:t>• 2024: [10, 7, 7]</w:t>
-      </w:r>
-    </w:p>
-    <w:p>
-      <w:r>
-        <w:t>• 2025: [16, 11, 7]</w:t>
+        <w:t>• 2023: []</w:t>
+      </w:r>
+    </w:p>
+    <w:p>
+      <w:r>
+        <w:t>• 2024: [13, 5]</w:t>
+      </w:r>
+    </w:p>
+    <w:p>
+      <w:r>
+        <w:t>• 2025: []</w:t>
+      </w:r>
+    </w:p>
+    <w:p>
+      <w:r>
+        <w:rPr>
+          <w:sz w:val="26"/>
+        </w:rPr>
+        <w:t>Jack Hughes: 1</w:t>
+      </w:r>
+    </w:p>
+    <w:p>
+      <w:r>
+        <w:t>• 2022: [6, 5, 5]</w:t>
+      </w:r>
+    </w:p>
+    <w:p>
+      <w:r>
+        <w:t>• 2023: [7, 5, 5]</w:t>
+      </w:r>
+    </w:p>
+    <w:p>
+      <w:r>
+        <w:t>• 2024: [6, 6, 3]</w:t>
+      </w:r>
+    </w:p>
+    <w:p>
+      <w:r>
+        <w:t>• 2025: [15, 7, 4]</w:t>
       </w:r>
     </w:p>
     <w:p>
@@ -10747,7 +10685,35 @@
           <w:color w:val="FF0000"/>
           <w:sz w:val="26"/>
         </w:rPr>
-        <w:t>Dennis Cholowski: 33</w:t>
+        <w:t>Johnathan Kovacevic: 99</w:t>
+      </w:r>
+    </w:p>
+    <w:p>
+      <w:r>
+        <w:t>• 2022: [28, 22]</w:t>
+      </w:r>
+    </w:p>
+    <w:p>
+      <w:r>
+        <w:t>• 2023: [10, 4, 2]</w:t>
+      </w:r>
+    </w:p>
+    <w:p>
+      <w:r>
+        <w:t>• 2024: []</w:t>
+      </w:r>
+    </w:p>
+    <w:p>
+      <w:r>
+        <w:t>• 2025: []</w:t>
+      </w:r>
+    </w:p>
+    <w:p>
+      <w:r>
+        <w:rPr>
+          <w:sz w:val="26"/>
+        </w:rPr>
+        <w:t>Nathan Lgar: 4</w:t>
       </w:r>
     </w:p>
     <w:p>
@@ -10762,7 +10728,7 @@
     </w:p>
     <w:p>
       <w:r>
-        <w:t>• 2024: [13, 5]</w:t>
+        <w:t>• 2024: []</w:t>
       </w:r>
     </w:p>
     <w:p>
@@ -10777,17 +10743,17 @@
           <w:color w:val="FF0000"/>
           <w:sz w:val="26"/>
         </w:rPr>
-        <w:t>Johnathan Kovacevic: 98</w:t>
-      </w:r>
-    </w:p>
-    <w:p>
-      <w:r>
-        <w:t>• 2022: [28, 22]</w:t>
-      </w:r>
-    </w:p>
-    <w:p>
-      <w:r>
-        <w:t>• 2023: [10, 4, 2]</w:t>
+        <w:t>Zack MacEwen: 22</w:t>
+      </w:r>
+    </w:p>
+    <w:p>
+      <w:r>
+        <w:t>• 2022: [27, 3, 1]</w:t>
+      </w:r>
+    </w:p>
+    <w:p>
+      <w:r>
+        <w:t>• 2023: [7]</w:t>
       </w:r>
     </w:p>
     <w:p>
@@ -10805,7 +10771,7 @@
         <w:rPr>
           <w:sz w:val="26"/>
         </w:rPr>
-        <w:t>Nathan Lgar: 4</w:t>
+        <w:t>Angus Crookshank: 4</w:t>
       </w:r>
     </w:p>
     <w:p>
@@ -10815,6 +10781,34 @@
     </w:p>
     <w:p>
       <w:r>
+        <w:t>• 2023: [5]</w:t>
+      </w:r>
+    </w:p>
+    <w:p>
+      <w:r>
+        <w:t>• 2024: []</w:t>
+      </w:r>
+    </w:p>
+    <w:p>
+      <w:r>
+        <w:t>• 2025: []</w:t>
+      </w:r>
+    </w:p>
+    <w:p>
+      <w:r>
+        <w:rPr>
+          <w:sz w:val="26"/>
+        </w:rPr>
+        <w:t>Brian Halonen: 1</w:t>
+      </w:r>
+    </w:p>
+    <w:p>
+      <w:r>
+        <w:t>• 2022: []</w:t>
+      </w:r>
+    </w:p>
+    <w:p>
+      <w:r>
         <w:t>• 2023: []</w:t>
       </w:r>
     </w:p>
@@ -10833,27 +10827,27 @@
         <w:rPr>
           <w:sz w:val="26"/>
         </w:rPr>
-        <w:t>Jesper Bratt: 3</w:t>
-      </w:r>
-    </w:p>
-    <w:p>
-      <w:r>
-        <w:t>• 2022: [6, 6, 4]</w:t>
-      </w:r>
-    </w:p>
-    <w:p>
-      <w:r>
-        <w:t>• 2023: [11, 8, 7]</w:t>
-      </w:r>
-    </w:p>
-    <w:p>
-      <w:r>
-        <w:t>• 2024: [9, 8, 7]</w:t>
-      </w:r>
-    </w:p>
-    <w:p>
-      <w:r>
-        <w:t>• 2025: [16, 8, 6]</w:t>
+        <w:t>Cody Glass: 1</w:t>
+      </w:r>
+    </w:p>
+    <w:p>
+      <w:r>
+        <w:t>• 2022: [12, 8, 8]</w:t>
+      </w:r>
+    </w:p>
+    <w:p>
+      <w:r>
+        <w:t>• 2023: [13, 6, 5]</w:t>
+      </w:r>
+    </w:p>
+    <w:p>
+      <w:r>
+        <w:t>• 2024: [16, 13, 2]</w:t>
+      </w:r>
+    </w:p>
+    <w:p>
+      <w:r>
+        <w:t>• 2025: [8, 7, 6]</w:t>
       </w:r>
     </w:p>
     <w:p>
@@ -10863,17 +10857,45 @@
           <w:color w:val="FF0000"/>
           <w:sz w:val="26"/>
         </w:rPr>
-        <w:t>Zack MacEwen: 22</w:t>
-      </w:r>
-    </w:p>
-    <w:p>
-      <w:r>
-        <w:t>• 2022: [27, 3, 1]</w:t>
-      </w:r>
-    </w:p>
-    <w:p>
-      <w:r>
-        <w:t>• 2023: [7]</w:t>
+        <w:t>Seamus Casey: 7</w:t>
+      </w:r>
+    </w:p>
+    <w:p>
+      <w:r>
+        <w:t>• 2022: []</w:t>
+      </w:r>
+    </w:p>
+    <w:p>
+      <w:r>
+        <w:t>• 2023: []</w:t>
+      </w:r>
+    </w:p>
+    <w:p>
+      <w:r>
+        <w:t>• 2024: [3, 1, 0]</w:t>
+      </w:r>
+    </w:p>
+    <w:p>
+      <w:r>
+        <w:t>• 2025: []</w:t>
+      </w:r>
+    </w:p>
+    <w:p>
+      <w:r>
+        <w:rPr>
+          <w:sz w:val="26"/>
+        </w:rPr>
+        <w:t>Arseny Gritsyuk: 1</w:t>
+      </w:r>
+    </w:p>
+    <w:p>
+      <w:r>
+        <w:t>• 2022: []</w:t>
+      </w:r>
+    </w:p>
+    <w:p>
+      <w:r>
+        <w:t>• 2023: []</w:t>
       </w:r>
     </w:p>
     <w:p>
@@ -10883,35 +10905,7 @@
     </w:p>
     <w:p>
       <w:r>
-        <w:t>• 2025: []</w:t>
-      </w:r>
-    </w:p>
-    <w:p>
-      <w:r>
-        <w:rPr>
-          <w:sz w:val="26"/>
-        </w:rPr>
-        <w:t>Angus Crookshank: 4</w:t>
-      </w:r>
-    </w:p>
-    <w:p>
-      <w:r>
-        <w:t>• 2022: []</w:t>
-      </w:r>
-    </w:p>
-    <w:p>
-      <w:r>
-        <w:t>• 2023: [5]</w:t>
-      </w:r>
-    </w:p>
-    <w:p>
-      <w:r>
-        <w:t>• 2024: []</w:t>
-      </w:r>
-    </w:p>
-    <w:p>
-      <w:r>
-        <w:t>• 2025: []</w:t>
+        <w:t>• 2025: [10, 9, 5]</w:t>
       </w:r>
     </w:p>
     <w:p>
@@ -10921,50 +10915,22 @@
           <w:color w:val="FF0000"/>
           <w:sz w:val="26"/>
         </w:rPr>
-        <w:t>Paul Cotter: 7</w:t>
-      </w:r>
-    </w:p>
-    <w:p>
-      <w:r>
-        <w:t>• 2022: [11, 9, 5]</w:t>
-      </w:r>
-    </w:p>
-    <w:p>
-      <w:r>
-        <w:t>• 2023: [17, 15, 8]</w:t>
-      </w:r>
-    </w:p>
-    <w:p>
-      <w:r>
-        <w:t>• 2024: [19, 10, 7]</w:t>
-      </w:r>
-    </w:p>
-    <w:p>
-      <w:r>
-        <w:t>• 2025: [23, 16, 5]</w:t>
-      </w:r>
-    </w:p>
-    <w:p>
-      <w:r>
-        <w:rPr>
-          <w:sz w:val="26"/>
-        </w:rPr>
-        <w:t>Brian Halonen: 1</w:t>
-      </w:r>
-    </w:p>
-    <w:p>
-      <w:r>
-        <w:t>• 2022: []</w:t>
-      </w:r>
-    </w:p>
-    <w:p>
-      <w:r>
-        <w:t>• 2023: []</w:t>
-      </w:r>
-    </w:p>
-    <w:p>
-      <w:r>
-        <w:t>• 2024: []</w:t>
+        <w:t>Brett Pesce: 24</w:t>
+      </w:r>
+    </w:p>
+    <w:p>
+      <w:r>
+        <w:t>• 2022: [37, 18, 0]</w:t>
+      </w:r>
+    </w:p>
+    <w:p>
+      <w:r>
+        <w:t>• 2023: [29]</w:t>
+      </w:r>
+    </w:p>
+    <w:p>
+      <w:r>
+        <w:t>• 2024: [30, 3]</w:t>
       </w:r>
     </w:p>
     <w:p>
@@ -10979,7 +10945,35 @@
           <w:color w:val="FF0000"/>
           <w:sz w:val="26"/>
         </w:rPr>
-        <w:t>Seamus Casey: 7</w:t>
+        <w:t>Brenden Dillon: 43</w:t>
+      </w:r>
+    </w:p>
+    <w:p>
+      <w:r>
+        <w:t>• 2022: [23]</w:t>
+      </w:r>
+    </w:p>
+    <w:p>
+      <w:r>
+        <w:t>• 2023: [13, 13, 12]</w:t>
+      </w:r>
+    </w:p>
+    <w:p>
+      <w:r>
+        <w:t>• 2024: [10]</w:t>
+      </w:r>
+    </w:p>
+    <w:p>
+      <w:r>
+        <w:t>• 2025: [16, 0]</w:t>
+      </w:r>
+    </w:p>
+    <w:p>
+      <w:r>
+        <w:rPr>
+          <w:sz w:val="26"/>
+        </w:rPr>
+        <w:t>Xavier Parent: 5</w:t>
       </w:r>
     </w:p>
     <w:p>
@@ -10994,7 +10988,91 @@
     </w:p>
     <w:p>
       <w:r>
-        <w:t>• 2024: [3, 1, 0]</w:t>
+        <w:t>• 2024: []</w:t>
+      </w:r>
+    </w:p>
+    <w:p>
+      <w:r>
+        <w:t>• 2025: []</w:t>
+      </w:r>
+    </w:p>
+    <w:p>
+      <w:r>
+        <w:rPr>
+          <w:sz w:val="26"/>
+        </w:rPr>
+        <w:t>Nico Hischier: 1</w:t>
+      </w:r>
+    </w:p>
+    <w:p>
+      <w:r>
+        <w:t>• 2022: [9, 6, 6]</w:t>
+      </w:r>
+    </w:p>
+    <w:p>
+      <w:r>
+        <w:t>• 2023: [6, 4, 4]</w:t>
+      </w:r>
+    </w:p>
+    <w:p>
+      <w:r>
+        <w:t>• 2024: [10, 5, 3]</w:t>
+      </w:r>
+    </w:p>
+    <w:p>
+      <w:r>
+        <w:t>• 2025: [13, 7, 6]</w:t>
+      </w:r>
+    </w:p>
+    <w:p>
+      <w:r>
+        <w:rPr>
+          <w:sz w:val="26"/>
+        </w:rPr>
+        <w:t>Maxim Tsyplakov: 2</w:t>
+      </w:r>
+    </w:p>
+    <w:p>
+      <w:r>
+        <w:t>• 2022: []</w:t>
+      </w:r>
+    </w:p>
+    <w:p>
+      <w:r>
+        <w:t>• 2023: []</w:t>
+      </w:r>
+    </w:p>
+    <w:p>
+      <w:r>
+        <w:t>• 2024: [26, 11, 10]</w:t>
+      </w:r>
+    </w:p>
+    <w:p>
+      <w:r>
+        <w:t>• 2025: [31]</w:t>
+      </w:r>
+    </w:p>
+    <w:p>
+      <w:r>
+        <w:rPr>
+          <w:sz w:val="26"/>
+        </w:rPr>
+        <w:t>Juho Lammikko: 24</w:t>
+      </w:r>
+    </w:p>
+    <w:p>
+      <w:r>
+        <w:t>• 2022: []</w:t>
+      </w:r>
+    </w:p>
+    <w:p>
+      <w:r>
+        <w:t>• 2023: []</w:t>
+      </w:r>
+    </w:p>
+    <w:p>
+      <w:r>
+        <w:t>• 2024: []</w:t>
       </w:r>
     </w:p>
     <w:p>
@@ -11009,22 +11087,22 @@
           <w:color w:val="FF0000"/>
           <w:sz w:val="26"/>
         </w:rPr>
-        <w:t>Brett Pesce: 24</w:t>
-      </w:r>
-    </w:p>
-    <w:p>
-      <w:r>
-        <w:t>• 2022: [37, 18, 0]</w:t>
-      </w:r>
-    </w:p>
-    <w:p>
-      <w:r>
-        <w:t>• 2023: [29]</w:t>
-      </w:r>
-    </w:p>
-    <w:p>
-      <w:r>
-        <w:t>• 2024: [30, 3]</w:t>
+        <w:t>Evgenii Dadonov: 19</w:t>
+      </w:r>
+    </w:p>
+    <w:p>
+      <w:r>
+        <w:t>• 2022: [15, 14, 7]</w:t>
+      </w:r>
+    </w:p>
+    <w:p>
+      <w:r>
+        <w:t>• 2023: [7, 7, 5]</w:t>
+      </w:r>
+    </w:p>
+    <w:p>
+      <w:r>
+        <w:t>• 2024: [17, 6, 6]</w:t>
       </w:r>
     </w:p>
     <w:p>
@@ -11039,40 +11117,12 @@
           <w:color w:val="FF0000"/>
           <w:sz w:val="26"/>
         </w:rPr>
-        <w:t>Brenden Dillon: 42</w:t>
-      </w:r>
-    </w:p>
-    <w:p>
-      <w:r>
-        <w:t>• 2022: [23]</w:t>
-      </w:r>
-    </w:p>
-    <w:p>
-      <w:r>
-        <w:t>• 2023: [13, 13, 12]</w:t>
-      </w:r>
-    </w:p>
-    <w:p>
-      <w:r>
-        <w:t>• 2024: [10]</w:t>
-      </w:r>
-    </w:p>
-    <w:p>
-      <w:r>
-        <w:t>• 2025: [16, 0]</w:t>
-      </w:r>
-    </w:p>
-    <w:p>
-      <w:r>
-        <w:rPr>
-          <w:sz w:val="26"/>
-        </w:rPr>
-        <w:t>Xavier Parent: 5</w:t>
-      </w:r>
-    </w:p>
-    <w:p>
-      <w:r>
-        <w:t>• 2022: []</w:t>
+        <w:t>Jonas Siegenthaler: 82</w:t>
+      </w:r>
+    </w:p>
+    <w:p>
+      <w:r>
+        <w:t>• 2022: [31, 20, 16]</w:t>
       </w:r>
     </w:p>
     <w:p>
@@ -11082,63 +11132,7 @@
     </w:p>
     <w:p>
       <w:r>
-        <w:t>• 2024: []</w:t>
-      </w:r>
-    </w:p>
-    <w:p>
-      <w:r>
-        <w:t>• 2025: []</w:t>
-      </w:r>
-    </w:p>
-    <w:p>
-      <w:r>
-        <w:rPr>
-          <w:sz w:val="26"/>
-        </w:rPr>
-        <w:t>Maxim Tsyplakov: 1</w:t>
-      </w:r>
-    </w:p>
-    <w:p>
-      <w:r>
-        <w:t>• 2022: []</w:t>
-      </w:r>
-    </w:p>
-    <w:p>
-      <w:r>
-        <w:t>• 2023: []</w:t>
-      </w:r>
-    </w:p>
-    <w:p>
-      <w:r>
-        <w:t>• 2024: [26, 11, 10]</w:t>
-      </w:r>
-    </w:p>
-    <w:p>
-      <w:r>
-        <w:t>• 2025: [31]</w:t>
-      </w:r>
-    </w:p>
-    <w:p>
-      <w:r>
-        <w:rPr>
-          <w:sz w:val="26"/>
-        </w:rPr>
-        <w:t>Juho Lammikko: 24</w:t>
-      </w:r>
-    </w:p>
-    <w:p>
-      <w:r>
-        <w:t>• 2022: []</w:t>
-      </w:r>
-    </w:p>
-    <w:p>
-      <w:r>
-        <w:t>• 2023: []</w:t>
-      </w:r>
-    </w:p>
-    <w:p>
-      <w:r>
-        <w:t>• 2024: []</w:t>
+        <w:t>• 2024: [23]</w:t>
       </w:r>
     </w:p>
     <w:p>
@@ -11153,27 +11147,27 @@
           <w:color w:val="FF0000"/>
           <w:sz w:val="26"/>
         </w:rPr>
-        <w:t>Evgenii Dadonov: 19</w:t>
-      </w:r>
-    </w:p>
-    <w:p>
-      <w:r>
-        <w:t>• 2022: [15, 14, 7]</w:t>
-      </w:r>
-    </w:p>
-    <w:p>
-      <w:r>
-        <w:t>• 2023: [7, 7, 5]</w:t>
-      </w:r>
-    </w:p>
-    <w:p>
-      <w:r>
-        <w:t>• 2024: [17, 6, 6]</w:t>
-      </w:r>
-    </w:p>
-    <w:p>
-      <w:r>
-        <w:t>• 2025: []</w:t>
+        <w:t>Dougie Hamilton: 6</w:t>
+      </w:r>
+    </w:p>
+    <w:p>
+      <w:r>
+        <w:t>• 2022: [12, 9, 9]</w:t>
+      </w:r>
+    </w:p>
+    <w:p>
+      <w:r>
+        <w:t>• 2023: [4, 2, 1]</w:t>
+      </w:r>
+    </w:p>
+    <w:p>
+      <w:r>
+        <w:t>• 2024: [19, 13, 6]</w:t>
+      </w:r>
+    </w:p>
+    <w:p>
+      <w:r>
+        <w:t>• 2025: [26, 9, 6]</w:t>
       </w:r>
     </w:p>
     <w:p>
@@ -11183,12 +11177,40 @@
           <w:color w:val="FF0000"/>
           <w:sz w:val="26"/>
         </w:rPr>
-        <w:t>Jonas Siegenthaler: 81</w:t>
-      </w:r>
-    </w:p>
-    <w:p>
-      <w:r>
-        <w:t>• 2022: [31, 20, 16]</w:t>
+        <w:t>Nick Bjugstad: 19</w:t>
+      </w:r>
+    </w:p>
+    <w:p>
+      <w:r>
+        <w:t>• 2022: [8, 7, 7]</w:t>
+      </w:r>
+    </w:p>
+    <w:p>
+      <w:r>
+        <w:t>• 2023: [16, 9, 7]</w:t>
+      </w:r>
+    </w:p>
+    <w:p>
+      <w:r>
+        <w:t>• 2024: [25, 22, 1]</w:t>
+      </w:r>
+    </w:p>
+    <w:p>
+      <w:r>
+        <w:t>• 2025: [10, 5, 2]</w:t>
+      </w:r>
+    </w:p>
+    <w:p>
+      <w:r>
+        <w:rPr>
+          <w:sz w:val="26"/>
+        </w:rPr>
+        <w:t>Colton White: 69</w:t>
+      </w:r>
+    </w:p>
+    <w:p>
+      <w:r>
+        <w:t>• 2022: []</w:t>
       </w:r>
     </w:p>
     <w:p>
@@ -11198,7 +11220,7 @@
     </w:p>
     <w:p>
       <w:r>
-        <w:t>• 2024: [23]</w:t>
+        <w:t>• 2024: []</w:t>
       </w:r>
     </w:p>
     <w:p>
@@ -11209,69 +11231,9 @@
     <w:p>
       <w:r>
         <w:rPr>
-          <w:b/>
-          <w:color w:val="FF0000"/>
-          <w:sz w:val="26"/>
-        </w:rPr>
-        <w:t>Dougie Hamilton: 5</w:t>
-      </w:r>
-    </w:p>
-    <w:p>
-      <w:r>
-        <w:t>• 2022: [12, 9, 9]</w:t>
-      </w:r>
-    </w:p>
-    <w:p>
-      <w:r>
-        <w:t>• 2023: [4, 2, 1]</w:t>
-      </w:r>
-    </w:p>
-    <w:p>
-      <w:r>
-        <w:t>• 2024: [19, 13, 6]</w:t>
-      </w:r>
-    </w:p>
-    <w:p>
-      <w:r>
-        <w:t>• 2025: [26, 9, 6]</w:t>
-      </w:r>
-    </w:p>
-    <w:p>
-      <w:r>
-        <w:rPr>
-          <w:b/>
-          <w:color w:val="FF0000"/>
-          <w:sz w:val="26"/>
-        </w:rPr>
-        <w:t>Nick Bjugstad: 18</w:t>
-      </w:r>
-    </w:p>
-    <w:p>
-      <w:r>
-        <w:t>• 2022: [8, 7, 7]</w:t>
-      </w:r>
-    </w:p>
-    <w:p>
-      <w:r>
-        <w:t>• 2023: [16, 9, 7]</w:t>
-      </w:r>
-    </w:p>
-    <w:p>
-      <w:r>
-        <w:t>• 2024: [25, 22, 1]</w:t>
-      </w:r>
-    </w:p>
-    <w:p>
-      <w:r>
-        <w:t>• 2025: [10, 5, 2]</w:t>
-      </w:r>
-    </w:p>
-    <w:p>
-      <w:r>
-        <w:rPr>
-          <w:sz w:val="26"/>
-        </w:rPr>
-        <w:t>Colton White: 69</w:t>
+          <w:sz w:val="26"/>
+        </w:rPr>
+        <w:t>Shane Lachance: 1</w:t>
       </w:r>
     </w:p>
     <w:p>
@@ -11299,7 +11261,7 @@
         <w:rPr>
           <w:sz w:val="26"/>
         </w:rPr>
-        <w:t>Shane Lachance: 1</w:t>
+        <w:t>Simon Nemec: 2</w:t>
       </w:r>
     </w:p>
     <w:p>
@@ -11309,34 +11271,6 @@
     </w:p>
     <w:p>
       <w:r>
-        <w:t>• 2023: []</w:t>
-      </w:r>
-    </w:p>
-    <w:p>
-      <w:r>
-        <w:t>• 2024: []</w:t>
-      </w:r>
-    </w:p>
-    <w:p>
-      <w:r>
-        <w:t>• 2025: []</w:t>
-      </w:r>
-    </w:p>
-    <w:p>
-      <w:r>
-        <w:rPr>
-          <w:sz w:val="26"/>
-        </w:rPr>
-        <w:t>Simon Nemec: 1</w:t>
-      </w:r>
-    </w:p>
-    <w:p>
-      <w:r>
-        <w:t>• 2022: []</w:t>
-      </w:r>
-    </w:p>
-    <w:p>
-      <w:r>
         <w:t>• 2023: [26, 12]</w:t>
       </w:r>
     </w:p>
@@ -11355,7 +11289,7 @@
         <w:rPr>
           <w:sz w:val="26"/>
         </w:rPr>
-        <w:t>Luke Hughes: 1</w:t>
+        <w:t>Luke Hughes: 2</w:t>
       </w:r>
     </w:p>
     <w:p>
@@ -12657,7 +12591,7 @@
         <w:rPr>
           <w:sz w:val="26"/>
         </w:rPr>
-        <w:t>Gabe Perreault: 1</w:t>
+        <w:t>Gabe Perreault: 2</w:t>
       </w:r>
     </w:p>
     <w:p>
@@ -12678,34 +12612,6 @@
     <w:p>
       <w:r>
         <w:t>• 2025: [11, 10, 2]</w:t>
-      </w:r>
-    </w:p>
-    <w:p>
-      <w:r>
-        <w:rPr>
-          <w:sz w:val="26"/>
-        </w:rPr>
-        <w:t>Taylor Raddysh: 4</w:t>
-      </w:r>
-    </w:p>
-    <w:p>
-      <w:r>
-        <w:t>• 2022: [15, 7, 6]</w:t>
-      </w:r>
-    </w:p>
-    <w:p>
-      <w:r>
-        <w:t>• 2023: [7, 6, 5]</w:t>
-      </w:r>
-    </w:p>
-    <w:p>
-      <w:r>
-        <w:t>• 2024: [27, 10, 8]</w:t>
-      </w:r>
-    </w:p>
-    <w:p>
-      <w:r>
-        <w:t>• 2025: [23, 14, 5]</w:t>
       </w:r>
     </w:p>
     <w:p>
@@ -12715,7 +12621,35 @@
           <w:color w:val="FF0000"/>
           <w:sz w:val="26"/>
         </w:rPr>
-        <w:t>Brett Berard: 14</w:t>
+        <w:t>Taylor Raddysh: 5</w:t>
+      </w:r>
+    </w:p>
+    <w:p>
+      <w:r>
+        <w:t>• 2022: [15, 7, 6]</w:t>
+      </w:r>
+    </w:p>
+    <w:p>
+      <w:r>
+        <w:t>• 2023: [7, 6, 5]</w:t>
+      </w:r>
+    </w:p>
+    <w:p>
+      <w:r>
+        <w:t>• 2024: [27, 10, 8]</w:t>
+      </w:r>
+    </w:p>
+    <w:p>
+      <w:r>
+        <w:t>• 2025: [23, 14, 5]</w:t>
+      </w:r>
+    </w:p>
+    <w:p>
+      <w:r>
+        <w:rPr>
+          <w:sz w:val="26"/>
+        </w:rPr>
+        <w:t>Jaroslav Chmelar: 1</w:t>
       </w:r>
     </w:p>
     <w:p>
@@ -12730,12 +12664,12 @@
     </w:p>
     <w:p>
       <w:r>
-        <w:t>• 2024: [13, 6, 5]</w:t>
-      </w:r>
-    </w:p>
-    <w:p>
-      <w:r>
-        <w:t>• 2025: []</w:t>
+        <w:t>• 2024: []</w:t>
+      </w:r>
+    </w:p>
+    <w:p>
+      <w:r>
+        <w:t>• 2025: [4]</w:t>
       </w:r>
     </w:p>
     <w:p>
@@ -12745,7 +12679,7 @@
           <w:color w:val="FF0000"/>
           <w:sz w:val="26"/>
         </w:rPr>
-        <w:t>Urho Vaakanainen: 51</w:t>
+        <w:t>Brett Berard: 14</w:t>
       </w:r>
     </w:p>
     <w:p>
@@ -12760,7 +12694,7 @@
     </w:p>
     <w:p>
       <w:r>
-        <w:t>• 2024: [2]</w:t>
+        <w:t>• 2024: [13, 6, 5]</w:t>
       </w:r>
     </w:p>
     <w:p>
@@ -12775,35 +12709,7 @@
           <w:color w:val="FF0000"/>
           <w:sz w:val="26"/>
         </w:rPr>
-        <w:t>Juuso Parssinen: 14</w:t>
-      </w:r>
-    </w:p>
-    <w:p>
-      <w:r>
-        <w:t>• 2022: [23, 14, 1]</w:t>
-      </w:r>
-    </w:p>
-    <w:p>
-      <w:r>
-        <w:t>• 2023: [14, 10, 3]</w:t>
-      </w:r>
-    </w:p>
-    <w:p>
-      <w:r>
-        <w:t>• 2024: [16, 13, 8]</w:t>
-      </w:r>
-    </w:p>
-    <w:p>
-      <w:r>
-        <w:t>• 2025: [2]</w:t>
-      </w:r>
-    </w:p>
-    <w:p>
-      <w:r>
-        <w:rPr>
-          <w:sz w:val="26"/>
-        </w:rPr>
-        <w:t>Brennan Othmann: 8</w:t>
+        <w:t>Urho Vaakanainen: 52</w:t>
       </w:r>
     </w:p>
     <w:p>
@@ -12818,68 +12724,12 @@
     </w:p>
     <w:p>
       <w:r>
-        <w:t>• 2024: []</w:t>
+        <w:t>• 2024: [2]</w:t>
       </w:r>
     </w:p>
     <w:p>
       <w:r>
         <w:t>• 2025: []</w:t>
-      </w:r>
-    </w:p>
-    <w:p>
-      <w:r>
-        <w:rPr>
-          <w:sz w:val="26"/>
-        </w:rPr>
-        <w:t>Will Cuylle: 4</w:t>
-      </w:r>
-    </w:p>
-    <w:p>
-      <w:r>
-        <w:t>• 2022: []</w:t>
-      </w:r>
-    </w:p>
-    <w:p>
-      <w:r>
-        <w:t>• 2023: [11, 10, 7]</w:t>
-      </w:r>
-    </w:p>
-    <w:p>
-      <w:r>
-        <w:t>• 2024: [15, 10, 7]</w:t>
-      </w:r>
-    </w:p>
-    <w:p>
-      <w:r>
-        <w:t>• 2025: [11, 9, 6]</w:t>
-      </w:r>
-    </w:p>
-    <w:p>
-      <w:r>
-        <w:rPr>
-          <w:sz w:val="26"/>
-        </w:rPr>
-        <w:t>Mika Zibanejad: 3</w:t>
-      </w:r>
-    </w:p>
-    <w:p>
-      <w:r>
-        <w:t>• 2022: [8, 5, 5]</w:t>
-      </w:r>
-    </w:p>
-    <w:p>
-      <w:r>
-        <w:t>• 2023: [8, 8, 7]</w:t>
-      </w:r>
-    </w:p>
-    <w:p>
-      <w:r>
-        <w:t>• 2024: [8, 8, 7]</w:t>
-      </w:r>
-    </w:p>
-    <w:p>
-      <w:r>
-        <w:t>• 2025: [5, 5, 5]</w:t>
       </w:r>
     </w:p>
     <w:p>
@@ -12889,7 +12739,35 @@
           <w:color w:val="FF0000"/>
           <w:sz w:val="26"/>
         </w:rPr>
-        <w:t>Matt Rempe: 23</w:t>
+        <w:t>Juuso Parssinen: 14</w:t>
+      </w:r>
+    </w:p>
+    <w:p>
+      <w:r>
+        <w:t>• 2022: [23, 14, 1]</w:t>
+      </w:r>
+    </w:p>
+    <w:p>
+      <w:r>
+        <w:t>• 2023: [14, 10, 3]</w:t>
+      </w:r>
+    </w:p>
+    <w:p>
+      <w:r>
+        <w:t>• 2024: [16, 13, 8]</w:t>
+      </w:r>
+    </w:p>
+    <w:p>
+      <w:r>
+        <w:t>• 2025: [2]</w:t>
+      </w:r>
+    </w:p>
+    <w:p>
+      <w:r>
+        <w:rPr>
+          <w:sz w:val="26"/>
+        </w:rPr>
+        <w:t>Brennan Othmann: 8</w:t>
       </w:r>
     </w:p>
     <w:p>
@@ -12904,7 +12782,7 @@
     </w:p>
     <w:p>
       <w:r>
-        <w:t>• 2024: [17, 10]</w:t>
+        <w:t>• 2024: []</w:t>
       </w:r>
     </w:p>
     <w:p>
@@ -12917,55 +12795,111 @@
         <w:rPr>
           <w:sz w:val="26"/>
         </w:rPr>
-        <w:t>Will Borgen: 4</w:t>
-      </w:r>
-    </w:p>
-    <w:p>
-      <w:r>
-        <w:t>• 2022: [61, 8]</w:t>
-      </w:r>
-    </w:p>
-    <w:p>
-      <w:r>
-        <w:t>• 2023: [24, 13]</w:t>
-      </w:r>
-    </w:p>
-    <w:p>
-      <w:r>
-        <w:t>• 2024: [24, 11, 9]</w:t>
-      </w:r>
-    </w:p>
-    <w:p>
-      <w:r>
-        <w:t>• 2025: [23, 6, 3]</w:t>
-      </w:r>
-    </w:p>
-    <w:p>
-      <w:r>
-        <w:rPr>
-          <w:sz w:val="26"/>
-        </w:rPr>
-        <w:t>Alexis Lafrenire: 1</w:t>
-      </w:r>
-    </w:p>
-    <w:p>
-      <w:r>
-        <w:t>• 2022: [17, 11, 8]</w:t>
-      </w:r>
-    </w:p>
-    <w:p>
-      <w:r>
-        <w:t>• 2023: [12, 8, 6]</w:t>
-      </w:r>
-    </w:p>
-    <w:p>
-      <w:r>
-        <w:t>• 2024: [14, 13, 7]</w:t>
-      </w:r>
-    </w:p>
-    <w:p>
-      <w:r>
-        <w:t>• 2025: [12, 7, 7]</w:t>
+        <w:t>Vladislav Gavrikov: 1</w:t>
+      </w:r>
+    </w:p>
+    <w:p>
+      <w:r>
+        <w:t>• 2022: [25, 13, 13]</w:t>
+      </w:r>
+    </w:p>
+    <w:p>
+      <w:r>
+        <w:t>• 2023: [22, 19, 15]</w:t>
+      </w:r>
+    </w:p>
+    <w:p>
+      <w:r>
+        <w:t>• 2024: [34, 16, 11]</w:t>
+      </w:r>
+    </w:p>
+    <w:p>
+      <w:r>
+        <w:t>• 2025: [11, 8, 5]</w:t>
+      </w:r>
+    </w:p>
+    <w:p>
+      <w:r>
+        <w:rPr>
+          <w:sz w:val="26"/>
+        </w:rPr>
+        <w:t>Will Cuylle: 5</w:t>
+      </w:r>
+    </w:p>
+    <w:p>
+      <w:r>
+        <w:t>• 2022: []</w:t>
+      </w:r>
+    </w:p>
+    <w:p>
+      <w:r>
+        <w:t>• 2023: [11, 10, 7]</w:t>
+      </w:r>
+    </w:p>
+    <w:p>
+      <w:r>
+        <w:t>• 2024: [15, 10, 7]</w:t>
+      </w:r>
+    </w:p>
+    <w:p>
+      <w:r>
+        <w:t>• 2025: [11, 9, 6]</w:t>
+      </w:r>
+    </w:p>
+    <w:p>
+      <w:r>
+        <w:rPr>
+          <w:sz w:val="26"/>
+        </w:rPr>
+        <w:t>Noah Laba: 1</w:t>
+      </w:r>
+    </w:p>
+    <w:p>
+      <w:r>
+        <w:t>• 2022: []</w:t>
+      </w:r>
+    </w:p>
+    <w:p>
+      <w:r>
+        <w:t>• 2023: []</w:t>
+      </w:r>
+    </w:p>
+    <w:p>
+      <w:r>
+        <w:t>• 2024: []</w:t>
+      </w:r>
+    </w:p>
+    <w:p>
+      <w:r>
+        <w:t>• 2025: [14, 11, 9]</w:t>
+      </w:r>
+    </w:p>
+    <w:p>
+      <w:r>
+        <w:rPr>
+          <w:sz w:val="26"/>
+        </w:rPr>
+        <w:t>Mika Zibanejad: 4</w:t>
+      </w:r>
+    </w:p>
+    <w:p>
+      <w:r>
+        <w:t>• 2022: [8, 5, 5]</w:t>
+      </w:r>
+    </w:p>
+    <w:p>
+      <w:r>
+        <w:t>• 2023: [8, 8, 7]</w:t>
+      </w:r>
+    </w:p>
+    <w:p>
+      <w:r>
+        <w:t>• 2024: [8, 8, 7]</w:t>
+      </w:r>
+    </w:p>
+    <w:p>
+      <w:r>
+        <w:t>• 2025: [5, 5, 5]</w:t>
       </w:r>
     </w:p>
     <w:p>
@@ -12975,27 +12909,83 @@
           <w:color w:val="FF0000"/>
           <w:sz w:val="26"/>
         </w:rPr>
-        <w:t>Braden Schneider: 24</w:t>
-      </w:r>
-    </w:p>
-    <w:p>
-      <w:r>
-        <w:t>• 2022: [10, 5, 1]</w:t>
-      </w:r>
-    </w:p>
-    <w:p>
-      <w:r>
-        <w:t>• 2023: [32, 22, 14]</w:t>
-      </w:r>
-    </w:p>
-    <w:p>
-      <w:r>
-        <w:t>• 2024: [41, 15, 8]</w:t>
-      </w:r>
-    </w:p>
-    <w:p>
-      <w:r>
-        <w:t>• 2025: [29]</w:t>
+        <w:t>Matt Rempe: 23</w:t>
+      </w:r>
+    </w:p>
+    <w:p>
+      <w:r>
+        <w:t>• 2022: []</w:t>
+      </w:r>
+    </w:p>
+    <w:p>
+      <w:r>
+        <w:t>• 2023: []</w:t>
+      </w:r>
+    </w:p>
+    <w:p>
+      <w:r>
+        <w:t>• 2024: [17, 10]</w:t>
+      </w:r>
+    </w:p>
+    <w:p>
+      <w:r>
+        <w:t>• 2025: []</w:t>
+      </w:r>
+    </w:p>
+    <w:p>
+      <w:r>
+        <w:rPr>
+          <w:sz w:val="26"/>
+        </w:rPr>
+        <w:t>Will Borgen: 5</w:t>
+      </w:r>
+    </w:p>
+    <w:p>
+      <w:r>
+        <w:t>• 2022: [61, 8]</w:t>
+      </w:r>
+    </w:p>
+    <w:p>
+      <w:r>
+        <w:t>• 2023: [24, 13]</w:t>
+      </w:r>
+    </w:p>
+    <w:p>
+      <w:r>
+        <w:t>• 2024: [24, 11, 9]</w:t>
+      </w:r>
+    </w:p>
+    <w:p>
+      <w:r>
+        <w:t>• 2025: [23, 6, 3]</w:t>
+      </w:r>
+    </w:p>
+    <w:p>
+      <w:r>
+        <w:rPr>
+          <w:sz w:val="26"/>
+        </w:rPr>
+        <w:t>Alexis Lafrenire: 2</w:t>
+      </w:r>
+    </w:p>
+    <w:p>
+      <w:r>
+        <w:t>• 2022: [17, 11, 8]</w:t>
+      </w:r>
+    </w:p>
+    <w:p>
+      <w:r>
+        <w:t>• 2023: [12, 8, 6]</w:t>
+      </w:r>
+    </w:p>
+    <w:p>
+      <w:r>
+        <w:t>• 2024: [14, 13, 7]</w:t>
+      </w:r>
+    </w:p>
+    <w:p>
+      <w:r>
+        <w:t>• 2025: [12, 7, 7]</w:t>
       </w:r>
     </w:p>
     <w:p>
@@ -13005,27 +12995,27 @@
           <w:color w:val="FF0000"/>
           <w:sz w:val="26"/>
         </w:rPr>
-        <w:t>J.T. Miller: 8</w:t>
-      </w:r>
-    </w:p>
-    <w:p>
-      <w:r>
-        <w:t>• 2022: [11, 8, 6]</w:t>
-      </w:r>
-    </w:p>
-    <w:p>
-      <w:r>
-        <w:t>• 2023: [8, 5, 5]</w:t>
-      </w:r>
-    </w:p>
-    <w:p>
-      <w:r>
-        <w:t>• 2024: [12, 9, 9]</w:t>
-      </w:r>
-    </w:p>
-    <w:p>
-      <w:r>
-        <w:t>• 2025: [5, 5, 4]</w:t>
+        <w:t>Braden Schneider: 25</w:t>
+      </w:r>
+    </w:p>
+    <w:p>
+      <w:r>
+        <w:t>• 2022: [10, 5, 1]</w:t>
+      </w:r>
+    </w:p>
+    <w:p>
+      <w:r>
+        <w:t>• 2023: [32, 22, 14]</w:t>
+      </w:r>
+    </w:p>
+    <w:p>
+      <w:r>
+        <w:t>• 2024: [41, 15, 8]</w:t>
+      </w:r>
+    </w:p>
+    <w:p>
+      <w:r>
+        <w:t>• 2025: [29]</w:t>
       </w:r>
     </w:p>
     <w:p>
@@ -13035,55 +13025,27 @@
           <w:color w:val="FF0000"/>
           <w:sz w:val="26"/>
         </w:rPr>
-        <w:t>Jonny Brodzinski: 17</w:t>
-      </w:r>
-    </w:p>
-    <w:p>
-      <w:r>
-        <w:t>• 2022: []</w:t>
-      </w:r>
-    </w:p>
-    <w:p>
-      <w:r>
-        <w:t>• 2023: [22, 13, 2]</w:t>
-      </w:r>
-    </w:p>
-    <w:p>
-      <w:r>
-        <w:t>• 2024: [7, 7, 5]</w:t>
-      </w:r>
-    </w:p>
-    <w:p>
-      <w:r>
-        <w:t>• 2025: [12, 5, 2]</w:t>
-      </w:r>
-    </w:p>
-    <w:p>
-      <w:r>
-        <w:rPr>
-          <w:sz w:val="26"/>
-        </w:rPr>
-        <w:t>Matthew Robertson: 13</w:t>
-      </w:r>
-    </w:p>
-    <w:p>
-      <w:r>
-        <w:t>• 2022: []</w:t>
-      </w:r>
-    </w:p>
-    <w:p>
-      <w:r>
-        <w:t>• 2023: []</w:t>
-      </w:r>
-    </w:p>
-    <w:p>
-      <w:r>
-        <w:t>• 2024: []</w:t>
-      </w:r>
-    </w:p>
-    <w:p>
-      <w:r>
-        <w:t>• 2025: [20, 14, 2]</w:t>
+        <w:t>J.T. Miller: 9</w:t>
+      </w:r>
+    </w:p>
+    <w:p>
+      <w:r>
+        <w:t>• 2022: [11, 8, 6]</w:t>
+      </w:r>
+    </w:p>
+    <w:p>
+      <w:r>
+        <w:t>• 2023: [8, 5, 5]</w:t>
+      </w:r>
+    </w:p>
+    <w:p>
+      <w:r>
+        <w:t>• 2024: [12, 9, 9]</w:t>
+      </w:r>
+    </w:p>
+    <w:p>
+      <w:r>
+        <w:t>• 2025: [5, 5, 4]</w:t>
       </w:r>
     </w:p>
     <w:p>
@@ -13093,7 +13055,65 @@
           <w:color w:val="FF0000"/>
           <w:sz w:val="26"/>
         </w:rPr>
-        <w:t>Conor Sheary: 2</w:t>
+        <w:t>Jonny Brodzinski: 17</w:t>
+      </w:r>
+    </w:p>
+    <w:p>
+      <w:r>
+        <w:t>• 2022: []</w:t>
+      </w:r>
+    </w:p>
+    <w:p>
+      <w:r>
+        <w:t>• 2023: [22, 13, 2]</w:t>
+      </w:r>
+    </w:p>
+    <w:p>
+      <w:r>
+        <w:t>• 2024: [7, 7, 5]</w:t>
+      </w:r>
+    </w:p>
+    <w:p>
+      <w:r>
+        <w:t>• 2025: [12, 5, 2]</w:t>
+      </w:r>
+    </w:p>
+    <w:p>
+      <w:r>
+        <w:rPr>
+          <w:sz w:val="26"/>
+        </w:rPr>
+        <w:t>Matthew Robertson: 14</w:t>
+      </w:r>
+    </w:p>
+    <w:p>
+      <w:r>
+        <w:t>• 2022: []</w:t>
+      </w:r>
+    </w:p>
+    <w:p>
+      <w:r>
+        <w:t>• 2023: []</w:t>
+      </w:r>
+    </w:p>
+    <w:p>
+      <w:r>
+        <w:t>• 2024: []</w:t>
+      </w:r>
+    </w:p>
+    <w:p>
+      <w:r>
+        <w:t>• 2025: [20, 14, 2]</w:t>
+      </w:r>
+    </w:p>
+    <w:p>
+      <w:r>
+        <w:rPr>
+          <w:b/>
+          <w:color w:val="FF0000"/>
+          <w:sz w:val="26"/>
+        </w:rPr>
+        <w:t>Conor Sheary: 3</w:t>
       </w:r>
     </w:p>
     <w:p>
@@ -13149,7 +13169,7 @@
         <w:rPr>
           <w:sz w:val="26"/>
         </w:rPr>
-        <w:t>Adam Edstrom: 1</w:t>
+        <w:t>Adam Edstrom: 2</w:t>
       </w:r>
     </w:p>
     <w:p>
@@ -13233,7 +13253,7 @@
         <w:rPr>
           <w:sz w:val="26"/>
         </w:rPr>
-        <w:t>Adam Fox: 1</w:t>
+        <w:t>Adam Fox: 2</w:t>
       </w:r>
     </w:p>
     <w:p>
@@ -13261,7 +13281,7 @@
         <w:rPr>
           <w:sz w:val="26"/>
         </w:rPr>
-        <w:t>Tye Kartye: 1</w:t>
+        <w:t>Tye Kartye: 2</w:t>
       </w:r>
     </w:p>
     <w:p>
@@ -14607,7 +14627,7 @@
         <w:rPr>
           <w:sz w:val="26"/>
         </w:rPr>
-        <w:t>Ryan Shea: 8</w:t>
+        <w:t>Ryan Shea: 9</w:t>
       </w:r>
     </w:p>
     <w:p>
@@ -14635,6 +14655,34 @@
         <w:rPr>
           <w:sz w:val="26"/>
         </w:rPr>
+        <w:t>Tommy Novak: 1</w:t>
+      </w:r>
+    </w:p>
+    <w:p>
+      <w:r>
+        <w:t>• 2022: [12, 5, 5]</w:t>
+      </w:r>
+    </w:p>
+    <w:p>
+      <w:r>
+        <w:t>• 2023: [19, 9, 5]</w:t>
+      </w:r>
+    </w:p>
+    <w:p>
+      <w:r>
+        <w:t>• 2024: [15, 13, 3]</w:t>
+      </w:r>
+    </w:p>
+    <w:p>
+      <w:r>
+        <w:t>• 2025: [9, 7, 7]</w:t>
+      </w:r>
+    </w:p>
+    <w:p>
+      <w:r>
+        <w:rPr>
+          <w:sz w:val="26"/>
+        </w:rPr>
         <w:t>Jack St. Ivany: 50</w:t>
       </w:r>
     </w:p>
@@ -14663,7 +14711,7 @@
         <w:rPr>
           <w:sz w:val="26"/>
         </w:rPr>
-        <w:t>Rickard Rakell: 1</w:t>
+        <w:t>Rickard Rakell: 2</w:t>
       </w:r>
     </w:p>
     <w:p>
@@ -14684,6 +14732,90 @@
     <w:p>
       <w:r>
         <w:t>• 2025: [6, 5, 4]</w:t>
+      </w:r>
+    </w:p>
+    <w:p>
+      <w:r>
+        <w:rPr>
+          <w:sz w:val="26"/>
+        </w:rPr>
+        <w:t>Bokondji Imama: 4</w:t>
+      </w:r>
+    </w:p>
+    <w:p>
+      <w:r>
+        <w:t>• 2022: []</w:t>
+      </w:r>
+    </w:p>
+    <w:p>
+      <w:r>
+        <w:t>• 2023: []</w:t>
+      </w:r>
+    </w:p>
+    <w:p>
+      <w:r>
+        <w:t>• 2024: []</w:t>
+      </w:r>
+    </w:p>
+    <w:p>
+      <w:r>
+        <w:t>• 2025: []</w:t>
+      </w:r>
+    </w:p>
+    <w:p>
+      <w:r>
+        <w:rPr>
+          <w:sz w:val="26"/>
+        </w:rPr>
+        <w:t>Owen Pickering: 23</w:t>
+      </w:r>
+    </w:p>
+    <w:p>
+      <w:r>
+        <w:t>• 2022: []</w:t>
+      </w:r>
+    </w:p>
+    <w:p>
+      <w:r>
+        <w:t>• 2023: []</w:t>
+      </w:r>
+    </w:p>
+    <w:p>
+      <w:r>
+        <w:t>• 2024: []</w:t>
+      </w:r>
+    </w:p>
+    <w:p>
+      <w:r>
+        <w:t>• 2025: []</w:t>
+      </w:r>
+    </w:p>
+    <w:p>
+      <w:r>
+        <w:rPr>
+          <w:sz w:val="26"/>
+        </w:rPr>
+        <w:t>Sam Poulin: 15</w:t>
+      </w:r>
+    </w:p>
+    <w:p>
+      <w:r>
+        <w:t>• 2022: []</w:t>
+      </w:r>
+    </w:p>
+    <w:p>
+      <w:r>
+        <w:t>• 2023: []</w:t>
+      </w:r>
+    </w:p>
+    <w:p>
+      <w:r>
+        <w:t>• 2024: []</w:t>
+      </w:r>
+    </w:p>
+    <w:p>
+      <w:r>
+        <w:t>• 2025: []</w:t>
       </w:r>
     </w:p>
     <w:p>
@@ -14693,101 +14825,17 @@
           <w:color w:val="FF0000"/>
           <w:sz w:val="26"/>
         </w:rPr>
-        <w:t>Elmer Soderblom: 20</w:t>
-      </w:r>
-    </w:p>
-    <w:p>
-      <w:r>
-        <w:t>• 2022: [8, 3, 2]</w:t>
-      </w:r>
-    </w:p>
-    <w:p>
-      <w:r>
-        <w:t>• 2023: []</w:t>
-      </w:r>
-    </w:p>
-    <w:p>
-      <w:r>
-        <w:t>• 2024: [7, 6, 3]</w:t>
-      </w:r>
-    </w:p>
-    <w:p>
-      <w:r>
-        <w:t>• 2025: [17]</w:t>
-      </w:r>
-    </w:p>
-    <w:p>
-      <w:r>
-        <w:rPr>
-          <w:sz w:val="26"/>
-        </w:rPr>
-        <w:t>Bokondji Imama: 4</w:t>
-      </w:r>
-    </w:p>
-    <w:p>
-      <w:r>
-        <w:t>• 2022: []</w:t>
-      </w:r>
-    </w:p>
-    <w:p>
-      <w:r>
-        <w:t>• 2023: []</w:t>
-      </w:r>
-    </w:p>
-    <w:p>
-      <w:r>
-        <w:t>• 2024: []</w:t>
-      </w:r>
-    </w:p>
-    <w:p>
-      <w:r>
-        <w:t>• 2025: []</w:t>
-      </w:r>
-    </w:p>
-    <w:p>
-      <w:r>
-        <w:rPr>
-          <w:sz w:val="26"/>
-        </w:rPr>
-        <w:t>Owen Pickering: 23</w:t>
-      </w:r>
-    </w:p>
-    <w:p>
-      <w:r>
-        <w:t>• 2022: []</w:t>
-      </w:r>
-    </w:p>
-    <w:p>
-      <w:r>
-        <w:t>• 2023: []</w:t>
-      </w:r>
-    </w:p>
-    <w:p>
-      <w:r>
-        <w:t>• 2024: []</w:t>
-      </w:r>
-    </w:p>
-    <w:p>
-      <w:r>
-        <w:t>• 2025: []</w:t>
-      </w:r>
-    </w:p>
-    <w:p>
-      <w:r>
-        <w:rPr>
-          <w:sz w:val="26"/>
-        </w:rPr>
-        <w:t>Sam Poulin: 15</w:t>
-      </w:r>
-    </w:p>
-    <w:p>
-      <w:r>
-        <w:t>• 2022: []</w:t>
-      </w:r>
-    </w:p>
-    <w:p>
-      <w:r>
-        <w:t>• 2023: []</w:t>
+        <w:t>Mathew Dumba: 3</w:t>
+      </w:r>
+    </w:p>
+    <w:p>
+      <w:r>
+        <w:t>• 2022: [11, 6, 3]</w:t>
+      </w:r>
+    </w:p>
+    <w:p>
+      <w:r>
+        <w:t>• 2023: [29, 15, 2]</w:t>
       </w:r>
     </w:p>
     <w:p>
@@ -14807,22 +14855,22 @@
           <w:color w:val="FF0000"/>
           <w:sz w:val="26"/>
         </w:rPr>
-        <w:t>Mathew Dumba: 3</w:t>
-      </w:r>
-    </w:p>
-    <w:p>
-      <w:r>
-        <w:t>• 2022: [11, 6, 3]</w:t>
-      </w:r>
-    </w:p>
-    <w:p>
-      <w:r>
-        <w:t>• 2023: [29, 15, 2]</w:t>
-      </w:r>
-    </w:p>
-    <w:p>
-      <w:r>
-        <w:t>• 2024: []</w:t>
+        <w:t>Philip Tomasino: 9</w:t>
+      </w:r>
+    </w:p>
+    <w:p>
+      <w:r>
+        <w:t>• 2022: [5, 4, 4]</w:t>
+      </w:r>
+    </w:p>
+    <w:p>
+      <w:r>
+        <w:t>• 2023: [15, 7, 5]</w:t>
+      </w:r>
+    </w:p>
+    <w:p>
+      <w:r>
+        <w:t>• 2024: [9, 7, 6]</w:t>
       </w:r>
     </w:p>
     <w:p>
@@ -14837,22 +14885,22 @@
           <w:color w:val="FF0000"/>
           <w:sz w:val="26"/>
         </w:rPr>
-        <w:t>Philip Tomasino: 9</w:t>
-      </w:r>
-    </w:p>
-    <w:p>
-      <w:r>
-        <w:t>• 2022: [5, 4, 4]</w:t>
-      </w:r>
-    </w:p>
-    <w:p>
-      <w:r>
-        <w:t>• 2023: [15, 7, 5]</w:t>
-      </w:r>
-    </w:p>
-    <w:p>
-      <w:r>
-        <w:t>• 2024: [9, 7, 6]</w:t>
+        <w:t>Caleb Jones: 51</w:t>
+      </w:r>
+    </w:p>
+    <w:p>
+      <w:r>
+        <w:t>• 2022: [23, 14, 3]</w:t>
+      </w:r>
+    </w:p>
+    <w:p>
+      <w:r>
+        <w:t>• 2023: []</w:t>
+      </w:r>
+    </w:p>
+    <w:p>
+      <w:r>
+        <w:t>• 2024: []</w:t>
       </w:r>
     </w:p>
     <w:p>
@@ -14867,12 +14915,40 @@
           <w:color w:val="FF0000"/>
           <w:sz w:val="26"/>
         </w:rPr>
-        <w:t>Caleb Jones: 51</w:t>
-      </w:r>
-    </w:p>
-    <w:p>
-      <w:r>
-        <w:t>• 2022: [23, 14, 3]</w:t>
+        <w:t>Connor Clifton: 9</w:t>
+      </w:r>
+    </w:p>
+    <w:p>
+      <w:r>
+        <w:t>• 2022: [14, 14, 13]</w:t>
+      </w:r>
+    </w:p>
+    <w:p>
+      <w:r>
+        <w:t>• 2023: [8, 5, 0]</w:t>
+      </w:r>
+    </w:p>
+    <w:p>
+      <w:r>
+        <w:t>• 2024: []</w:t>
+      </w:r>
+    </w:p>
+    <w:p>
+      <w:r>
+        <w:t>• 2025: [7]</w:t>
+      </w:r>
+    </w:p>
+    <w:p>
+      <w:r>
+        <w:rPr>
+          <w:sz w:val="26"/>
+        </w:rPr>
+        <w:t>Filip Hallander: 9</w:t>
+      </w:r>
+    </w:p>
+    <w:p>
+      <w:r>
+        <w:t>• 2022: []</w:t>
       </w:r>
     </w:p>
     <w:p>
@@ -14897,35 +14973,35 @@
           <w:color w:val="FF0000"/>
           <w:sz w:val="26"/>
         </w:rPr>
-        <w:t>Connor Clifton: 8</w:t>
-      </w:r>
-    </w:p>
-    <w:p>
-      <w:r>
-        <w:t>• 2022: [14, 14, 13]</w:t>
-      </w:r>
-    </w:p>
-    <w:p>
-      <w:r>
-        <w:t>• 2023: [8, 5, 0]</w:t>
-      </w:r>
-    </w:p>
-    <w:p>
-      <w:r>
-        <w:t>• 2024: []</w:t>
-      </w:r>
-    </w:p>
-    <w:p>
-      <w:r>
-        <w:t>• 2025: [7]</w:t>
-      </w:r>
-    </w:p>
-    <w:p>
-      <w:r>
-        <w:rPr>
-          <w:sz w:val="26"/>
-        </w:rPr>
-        <w:t>Filip Hallander: 9</w:t>
+        <w:t>Sidney Crosby: 6</w:t>
+      </w:r>
+    </w:p>
+    <w:p>
+      <w:r>
+        <w:t>• 2022: [7, 5, 5]</w:t>
+      </w:r>
+    </w:p>
+    <w:p>
+      <w:r>
+        <w:t>• 2023: [11, 4, 3]</w:t>
+      </w:r>
+    </w:p>
+    <w:p>
+      <w:r>
+        <w:t>• 2024: [10, 6, 5]</w:t>
+      </w:r>
+    </w:p>
+    <w:p>
+      <w:r>
+        <w:t>• 2025: [4, 4, 4]</w:t>
+      </w:r>
+    </w:p>
+    <w:p>
+      <w:r>
+        <w:rPr>
+          <w:sz w:val="26"/>
+        </w:rPr>
+        <w:t>Joona Koppanen: 20</w:t>
       </w:r>
     </w:p>
     <w:p>
@@ -14955,35 +15031,35 @@
           <w:color w:val="FF0000"/>
           <w:sz w:val="26"/>
         </w:rPr>
-        <w:t>Sidney Crosby: 6</w:t>
-      </w:r>
-    </w:p>
-    <w:p>
-      <w:r>
-        <w:t>• 2022: [7, 5, 5]</w:t>
-      </w:r>
-    </w:p>
-    <w:p>
-      <w:r>
-        <w:t>• 2023: [11, 4, 3]</w:t>
-      </w:r>
-    </w:p>
-    <w:p>
-      <w:r>
-        <w:t>• 2024: [10, 6, 5]</w:t>
-      </w:r>
-    </w:p>
-    <w:p>
-      <w:r>
-        <w:t>• 2025: [4, 4, 4]</w:t>
-      </w:r>
-    </w:p>
-    <w:p>
-      <w:r>
-        <w:rPr>
-          <w:sz w:val="26"/>
-        </w:rPr>
-        <w:t>Joona Koppanen: 20</w:t>
+        <w:t>Kris Letang: 22</w:t>
+      </w:r>
+    </w:p>
+    <w:p>
+      <w:r>
+        <w:t>• 2022: [11, 7, 5]</w:t>
+      </w:r>
+    </w:p>
+    <w:p>
+      <w:r>
+        <w:t>• 2023: [14, 14, 12]</w:t>
+      </w:r>
+    </w:p>
+    <w:p>
+      <w:r>
+        <w:t>• 2024: [21, 20, 18]</w:t>
+      </w:r>
+    </w:p>
+    <w:p>
+      <w:r>
+        <w:t>• 2025: [15, 13]</w:t>
+      </w:r>
+    </w:p>
+    <w:p>
+      <w:r>
+        <w:rPr>
+          <w:sz w:val="26"/>
+        </w:rPr>
+        <w:t>Tristan Broz: 1</w:t>
       </w:r>
     </w:p>
     <w:p>
@@ -15013,83 +15089,27 @@
           <w:color w:val="FF0000"/>
           <w:sz w:val="26"/>
         </w:rPr>
-        <w:t>Kris Letang: 21</w:t>
-      </w:r>
-    </w:p>
-    <w:p>
-      <w:r>
-        <w:t>• 2022: [11, 7, 5]</w:t>
-      </w:r>
-    </w:p>
-    <w:p>
-      <w:r>
-        <w:t>• 2023: [14, 14, 12]</w:t>
-      </w:r>
-    </w:p>
-    <w:p>
-      <w:r>
-        <w:t>• 2024: [21, 20, 18]</w:t>
-      </w:r>
-    </w:p>
-    <w:p>
-      <w:r>
-        <w:t>• 2025: [15, 13]</w:t>
-      </w:r>
-    </w:p>
-    <w:p>
-      <w:r>
-        <w:rPr>
-          <w:sz w:val="26"/>
-        </w:rPr>
-        <w:t>Tristan Broz: 1</w:t>
-      </w:r>
-    </w:p>
-    <w:p>
-      <w:r>
-        <w:t>• 2022: []</w:t>
-      </w:r>
-    </w:p>
-    <w:p>
-      <w:r>
-        <w:t>• 2023: []</w:t>
-      </w:r>
-    </w:p>
-    <w:p>
-      <w:r>
-        <w:t>• 2024: []</w:t>
-      </w:r>
-    </w:p>
-    <w:p>
-      <w:r>
-        <w:t>• 2025: []</w:t>
-      </w:r>
-    </w:p>
-    <w:p>
-      <w:r>
-        <w:rPr>
-          <w:sz w:val="26"/>
-        </w:rPr>
-        <w:t>Erik Karlsson: 4</w:t>
-      </w:r>
-    </w:p>
-    <w:p>
-      <w:r>
-        <w:t>• 2022: [10, 9, 6]</w:t>
-      </w:r>
-    </w:p>
-    <w:p>
-      <w:r>
-        <w:t>• 2023: [18, 18, 16]</w:t>
-      </w:r>
-    </w:p>
-    <w:p>
-      <w:r>
-        <w:t>• 2024: [17, 13, 11]</w:t>
-      </w:r>
-    </w:p>
-    <w:p>
-      <w:r>
-        <w:t>• 2025: [14, 12, 9]</w:t>
+        <w:t>Connor Dewar: 4</w:t>
+      </w:r>
+    </w:p>
+    <w:p>
+      <w:r>
+        <w:t>• 2022: [34, 7, 4]</w:t>
+      </w:r>
+    </w:p>
+    <w:p>
+      <w:r>
+        <w:t>• 2023: [17, 16, 9]</w:t>
+      </w:r>
+    </w:p>
+    <w:p>
+      <w:r>
+        <w:t>• 2024: [6, 0]</w:t>
+      </w:r>
+    </w:p>
+    <w:p>
+      <w:r>
+        <w:t>• 2025: [12, 10, 6]</w:t>
       </w:r>
     </w:p>
     <w:p>
@@ -15099,27 +15119,55 @@
           <w:color w:val="FF0000"/>
           <w:sz w:val="26"/>
         </w:rPr>
-        <w:t>Connor Dewar: 3</w:t>
-      </w:r>
-    </w:p>
-    <w:p>
-      <w:r>
-        <w:t>• 2022: [34, 7, 4]</w:t>
-      </w:r>
-    </w:p>
-    <w:p>
-      <w:r>
-        <w:t>• 2023: [17, 16, 9]</w:t>
-      </w:r>
-    </w:p>
-    <w:p>
-      <w:r>
-        <w:t>• 2024: [6, 0]</w:t>
-      </w:r>
-    </w:p>
-    <w:p>
-      <w:r>
-        <w:t>• 2025: [12, 10, 6]</w:t>
+        <w:t>Justin Brazeau: 4</w:t>
+      </w:r>
+    </w:p>
+    <w:p>
+      <w:r>
+        <w:t>• 2022: []</w:t>
+      </w:r>
+    </w:p>
+    <w:p>
+      <w:r>
+        <w:t>• 2023: [11, 0, 0]</w:t>
+      </w:r>
+    </w:p>
+    <w:p>
+      <w:r>
+        <w:t>• 2024: [24, 8, 8]</w:t>
+      </w:r>
+    </w:p>
+    <w:p>
+      <w:r>
+        <w:t>• 2025: [7, 6, 5]</w:t>
+      </w:r>
+    </w:p>
+    <w:p>
+      <w:r>
+        <w:rPr>
+          <w:sz w:val="26"/>
+        </w:rPr>
+        <w:t>Parker Wotherspoon: 19</w:t>
+      </w:r>
+    </w:p>
+    <w:p>
+      <w:r>
+        <w:t>• 2022: []</w:t>
+      </w:r>
+    </w:p>
+    <w:p>
+      <w:r>
+        <w:t>• 2023: []</w:t>
+      </w:r>
+    </w:p>
+    <w:p>
+      <w:r>
+        <w:t>• 2024: []</w:t>
+      </w:r>
+    </w:p>
+    <w:p>
+      <w:r>
+        <w:t>• 2025: [28, 8]</w:t>
       </w:r>
     </w:p>
     <w:p>
@@ -15129,7 +15177,35 @@
           <w:color w:val="FF0000"/>
           <w:sz w:val="26"/>
         </w:rPr>
-        <w:t>Justin Brazeau: 3</w:t>
+        <w:t>Samuel Girard: 25</w:t>
+      </w:r>
+    </w:p>
+    <w:p>
+      <w:r>
+        <w:t>• 2022: [22, 12, 12]</w:t>
+      </w:r>
+    </w:p>
+    <w:p>
+      <w:r>
+        <w:t>• 2023: [15, 0]</w:t>
+      </w:r>
+    </w:p>
+    <w:p>
+      <w:r>
+        <w:t>• 2024: [29, 4]</w:t>
+      </w:r>
+    </w:p>
+    <w:p>
+      <w:r>
+        <w:t>• 2025: [2, 0]</w:t>
+      </w:r>
+    </w:p>
+    <w:p>
+      <w:r>
+        <w:rPr>
+          <w:sz w:val="26"/>
+        </w:rPr>
+        <w:t>Rutger McGroarty: 8</w:t>
       </w:r>
     </w:p>
     <w:p>
@@ -15139,34 +15215,6 @@
     </w:p>
     <w:p>
       <w:r>
-        <w:t>• 2023: [11, 0, 0]</w:t>
-      </w:r>
-    </w:p>
-    <w:p>
-      <w:r>
-        <w:t>• 2024: [24, 8, 8]</w:t>
-      </w:r>
-    </w:p>
-    <w:p>
-      <w:r>
-        <w:t>• 2025: [7, 6, 5]</w:t>
-      </w:r>
-    </w:p>
-    <w:p>
-      <w:r>
-        <w:rPr>
-          <w:sz w:val="26"/>
-        </w:rPr>
-        <w:t>Parker Wotherspoon: 18</w:t>
-      </w:r>
-    </w:p>
-    <w:p>
-      <w:r>
-        <w:t>• 2022: []</w:t>
-      </w:r>
-    </w:p>
-    <w:p>
-      <w:r>
         <w:t>• 2023: []</w:t>
       </w:r>
     </w:p>
@@ -15177,7 +15225,7 @@
     </w:p>
     <w:p>
       <w:r>
-        <w:t>• 2025: [28, 8]</w:t>
+        <w:t>• 2025: [5]</w:t>
       </w:r>
     </w:p>
     <w:p>
@@ -15187,55 +15235,27 @@
           <w:color w:val="FF0000"/>
           <w:sz w:val="26"/>
         </w:rPr>
-        <w:t>Samuel Girard: 25</w:t>
-      </w:r>
-    </w:p>
-    <w:p>
-      <w:r>
-        <w:t>• 2022: [22, 12, 12]</w:t>
-      </w:r>
-    </w:p>
-    <w:p>
-      <w:r>
-        <w:t>• 2023: [15, 0]</w:t>
-      </w:r>
-    </w:p>
-    <w:p>
-      <w:r>
-        <w:t>• 2024: [29, 4]</w:t>
-      </w:r>
-    </w:p>
-    <w:p>
-      <w:r>
-        <w:t>• 2025: [2, 0]</w:t>
-      </w:r>
-    </w:p>
-    <w:p>
-      <w:r>
-        <w:rPr>
-          <w:sz w:val="26"/>
-        </w:rPr>
-        <w:t>Rutger McGroarty: 8</w:t>
-      </w:r>
-    </w:p>
-    <w:p>
-      <w:r>
-        <w:t>• 2022: []</w:t>
-      </w:r>
-    </w:p>
-    <w:p>
-      <w:r>
-        <w:t>• 2023: []</w:t>
-      </w:r>
-    </w:p>
-    <w:p>
-      <w:r>
-        <w:t>• 2024: []</w:t>
-      </w:r>
-    </w:p>
-    <w:p>
-      <w:r>
-        <w:t>• 2025: [5]</w:t>
+        <w:t>Egor Chinakhov: 4</w:t>
+      </w:r>
+    </w:p>
+    <w:p>
+      <w:r>
+        <w:t>• 2022: [7, 2, 0]</w:t>
+      </w:r>
+    </w:p>
+    <w:p>
+      <w:r>
+        <w:t>• 2023: [7, 6, 5]</w:t>
+      </w:r>
+    </w:p>
+    <w:p>
+      <w:r>
+        <w:t>• 2024: [8, 3, 1]</w:t>
+      </w:r>
+    </w:p>
+    <w:p>
+      <w:r>
+        <w:t>• 2025: [19, 4, 3]</w:t>
       </w:r>
     </w:p>
     <w:p>
@@ -15245,27 +15265,27 @@
           <w:color w:val="FF0000"/>
           <w:sz w:val="26"/>
         </w:rPr>
-        <w:t>Egor Chinakhov: 3</w:t>
-      </w:r>
-    </w:p>
-    <w:p>
-      <w:r>
-        <w:t>• 2022: [7, 2, 0]</w:t>
-      </w:r>
-    </w:p>
-    <w:p>
-      <w:r>
-        <w:t>• 2023: [7, 6, 5]</w:t>
-      </w:r>
-    </w:p>
-    <w:p>
-      <w:r>
-        <w:t>• 2024: [8, 3, 1]</w:t>
-      </w:r>
-    </w:p>
-    <w:p>
-      <w:r>
-        <w:t>• 2025: [19, 4, 3]</w:t>
+        <w:t>Kevin Hayes: 10</w:t>
+      </w:r>
+    </w:p>
+    <w:p>
+      <w:r>
+        <w:t>• 2022: [23, 10, 5]</w:t>
+      </w:r>
+    </w:p>
+    <w:p>
+      <w:r>
+        <w:t>• 2023: [19, 10, 8]</w:t>
+      </w:r>
+    </w:p>
+    <w:p>
+      <w:r>
+        <w:t>• 2024: [13, 8, 7]</w:t>
+      </w:r>
+    </w:p>
+    <w:p>
+      <w:r>
+        <w:t>• 2025: [4, 2]</w:t>
       </w:r>
     </w:p>
     <w:p>
@@ -15275,27 +15295,83 @@
           <w:color w:val="FF0000"/>
           <w:sz w:val="26"/>
         </w:rPr>
-        <w:t>Kevin Hayes: 10</w:t>
-      </w:r>
-    </w:p>
-    <w:p>
-      <w:r>
-        <w:t>• 2022: [23, 10, 5]</w:t>
-      </w:r>
-    </w:p>
-    <w:p>
-      <w:r>
-        <w:t>• 2023: [19, 10, 8]</w:t>
-      </w:r>
-    </w:p>
-    <w:p>
-      <w:r>
-        <w:t>• 2024: [13, 8, 7]</w:t>
-      </w:r>
-    </w:p>
-    <w:p>
-      <w:r>
-        <w:t>• 2025: [4, 2]</w:t>
+        <w:t>Blake Lizotte: 8</w:t>
+      </w:r>
+    </w:p>
+    <w:p>
+      <w:r>
+        <w:t>• 2022: [19, 10, 10]</w:t>
+      </w:r>
+    </w:p>
+    <w:p>
+      <w:r>
+        <w:t>• 2023: [27, 9, 6]</w:t>
+      </w:r>
+    </w:p>
+    <w:p>
+      <w:r>
+        <w:t>• 2024: [17, 16, 3]</w:t>
+      </w:r>
+    </w:p>
+    <w:p>
+      <w:r>
+        <w:t>• 2025: [11, 10, 9]</w:t>
+      </w:r>
+    </w:p>
+    <w:p>
+      <w:r>
+        <w:rPr>
+          <w:sz w:val="26"/>
+        </w:rPr>
+        <w:t>Ville Koivunen: 6</w:t>
+      </w:r>
+    </w:p>
+    <w:p>
+      <w:r>
+        <w:t>• 2022: []</w:t>
+      </w:r>
+    </w:p>
+    <w:p>
+      <w:r>
+        <w:t>• 2023: []</w:t>
+      </w:r>
+    </w:p>
+    <w:p>
+      <w:r>
+        <w:t>• 2024: []</w:t>
+      </w:r>
+    </w:p>
+    <w:p>
+      <w:r>
+        <w:t>• 2025: [10]</w:t>
+      </w:r>
+    </w:p>
+    <w:p>
+      <w:r>
+        <w:rPr>
+          <w:sz w:val="26"/>
+        </w:rPr>
+        <w:t>Ilya Solovyov: 13</w:t>
+      </w:r>
+    </w:p>
+    <w:p>
+      <w:r>
+        <w:t>• 2022: []</w:t>
+      </w:r>
+    </w:p>
+    <w:p>
+      <w:r>
+        <w:t>• 2023: []</w:t>
+      </w:r>
+    </w:p>
+    <w:p>
+      <w:r>
+        <w:t>• 2024: []</w:t>
+      </w:r>
+    </w:p>
+    <w:p>
+      <w:r>
+        <w:t>• 2025: []</w:t>
       </w:r>
     </w:p>
     <w:p>
@@ -15305,75 +15381,17 @@
           <w:color w:val="FF0000"/>
           <w:sz w:val="26"/>
         </w:rPr>
-        <w:t>Blake Lizotte: 8</w:t>
-      </w:r>
-    </w:p>
-    <w:p>
-      <w:r>
-        <w:t>• 2022: [19, 10, 10]</w:t>
-      </w:r>
-    </w:p>
-    <w:p>
-      <w:r>
-        <w:t>• 2023: [27, 9, 6]</w:t>
-      </w:r>
-    </w:p>
-    <w:p>
-      <w:r>
-        <w:t>• 2024: [17, 16, 3]</w:t>
-      </w:r>
-    </w:p>
-    <w:p>
-      <w:r>
-        <w:t>• 2025: [11, 10, 9]</w:t>
-      </w:r>
-    </w:p>
-    <w:p>
-      <w:r>
-        <w:rPr>
-          <w:b/>
-          <w:color w:val="FF0000"/>
-          <w:sz w:val="26"/>
-        </w:rPr>
-        <w:t>Evgeni Malkin: 10</w:t>
-      </w:r>
-    </w:p>
-    <w:p>
-      <w:r>
-        <w:t>• 2022: [9, 7, 6]</w:t>
-      </w:r>
-    </w:p>
-    <w:p>
-      <w:r>
-        <w:t>• 2023: [13, 8, 6]</w:t>
-      </w:r>
-    </w:p>
-    <w:p>
-      <w:r>
-        <w:t>• 2024: [10, 6, 5]</w:t>
-      </w:r>
-    </w:p>
-    <w:p>
-      <w:r>
-        <w:t>• 2025: [7, 4, 3]</w:t>
-      </w:r>
-    </w:p>
-    <w:p>
-      <w:r>
-        <w:rPr>
-          <w:sz w:val="26"/>
-        </w:rPr>
-        <w:t>Ville Koivunen: 5</w:t>
-      </w:r>
-    </w:p>
-    <w:p>
-      <w:r>
-        <w:t>• 2022: []</w:t>
-      </w:r>
-    </w:p>
-    <w:p>
-      <w:r>
-        <w:t>• 2023: []</w:t>
+        <w:t>Ryan Graves: 17</w:t>
+      </w:r>
+    </w:p>
+    <w:p>
+      <w:r>
+        <w:t>• 2022: [26, 22, 8]</w:t>
+      </w:r>
+    </w:p>
+    <w:p>
+      <w:r>
+        <w:t>• 2023: [19, 5]</w:t>
       </w:r>
     </w:p>
     <w:p>
@@ -15383,73 +15401,15 @@
     </w:p>
     <w:p>
       <w:r>
-        <w:t>• 2025: [10]</w:t>
-      </w:r>
-    </w:p>
-    <w:p>
-      <w:r>
-        <w:rPr>
-          <w:sz w:val="26"/>
-        </w:rPr>
-        <w:t>Ilya Solovyov: 12</w:t>
-      </w:r>
-    </w:p>
-    <w:p>
-      <w:r>
-        <w:t>• 2022: []</w:t>
-      </w:r>
-    </w:p>
-    <w:p>
-      <w:r>
-        <w:t>• 2023: []</w:t>
-      </w:r>
-    </w:p>
-    <w:p>
-      <w:r>
-        <w:t>• 2024: []</w:t>
-      </w:r>
-    </w:p>
-    <w:p>
-      <w:r>
         <w:t>• 2025: []</w:t>
       </w:r>
     </w:p>
     <w:p>
       <w:r>
         <w:rPr>
-          <w:b/>
-          <w:color w:val="FF0000"/>
-          <w:sz w:val="26"/>
-        </w:rPr>
-        <w:t>Ryan Graves: 17</w:t>
-      </w:r>
-    </w:p>
-    <w:p>
-      <w:r>
-        <w:t>• 2022: [26, 22, 8]</w:t>
-      </w:r>
-    </w:p>
-    <w:p>
-      <w:r>
-        <w:t>• 2023: [19, 5]</w:t>
-      </w:r>
-    </w:p>
-    <w:p>
-      <w:r>
-        <w:t>• 2024: []</w:t>
-      </w:r>
-    </w:p>
-    <w:p>
-      <w:r>
-        <w:t>• 2025: []</w:t>
-      </w:r>
-    </w:p>
-    <w:p>
-      <w:r>
-        <w:rPr>
-          <w:sz w:val="26"/>
-        </w:rPr>
-        <w:t>Ben Kindel: 1</w:t>
+          <w:sz w:val="26"/>
+        </w:rPr>
+        <w:t>Ben Kindel: 2</w:t>
       </w:r>
     </w:p>
     <w:p>
@@ -18785,7 +18745,7 @@
         <w:rPr>
           <w:sz w:val="26"/>
         </w:rPr>
-        <w:t>JJ Peterka: 1</w:t>
+        <w:t>JJ Peterka: 2</w:t>
       </w:r>
     </w:p>
     <w:p>
@@ -18806,6 +18766,62 @@
     <w:p>
       <w:r>
         <w:t>• 2025: [6, 5, 4]</w:t>
+      </w:r>
+    </w:p>
+    <w:p>
+      <w:r>
+        <w:rPr>
+          <w:sz w:val="26"/>
+        </w:rPr>
+        <w:t>Dylan Guenther: 1</w:t>
+      </w:r>
+    </w:p>
+    <w:p>
+      <w:r>
+        <w:t>• 2022: [10, 7, 2]</w:t>
+      </w:r>
+    </w:p>
+    <w:p>
+      <w:r>
+        <w:t>• 2023: [6, 3, 3]</w:t>
+      </w:r>
+    </w:p>
+    <w:p>
+      <w:r>
+        <w:t>• 2024: [8, 7, 6]</w:t>
+      </w:r>
+    </w:p>
+    <w:p>
+      <w:r>
+        <w:t>• 2025: [4, 4, 3]</w:t>
+      </w:r>
+    </w:p>
+    <w:p>
+      <w:r>
+        <w:rPr>
+          <w:sz w:val="26"/>
+        </w:rPr>
+        <w:t>Maveric Lamoureux: 16</w:t>
+      </w:r>
+    </w:p>
+    <w:p>
+      <w:r>
+        <w:t>• 2022: []</w:t>
+      </w:r>
+    </w:p>
+    <w:p>
+      <w:r>
+        <w:t>• 2023: []</w:t>
+      </w:r>
+    </w:p>
+    <w:p>
+      <w:r>
+        <w:t>• 2024: []</w:t>
+      </w:r>
+    </w:p>
+    <w:p>
+      <w:r>
+        <w:t>• 2025: []</w:t>
       </w:r>
     </w:p>
     <w:p>
@@ -18815,27 +18831,27 @@
           <w:color w:val="FF0000"/>
           <w:sz w:val="26"/>
         </w:rPr>
-        <w:t>Michael Carcone: 4</w:t>
-      </w:r>
-    </w:p>
-    <w:p>
-      <w:r>
-        <w:t>• 2022: [3]</w:t>
-      </w:r>
-    </w:p>
-    <w:p>
-      <w:r>
-        <w:t>• 2023: [14, 10, 8]</w:t>
-      </w:r>
-    </w:p>
-    <w:p>
-      <w:r>
-        <w:t>• 2024: [11, 8, 5]</w:t>
-      </w:r>
-    </w:p>
-    <w:p>
-      <w:r>
-        <w:t>• 2025: [9, 9, 7]</w:t>
+        <w:t>MacKenzie Weegar: 29</w:t>
+      </w:r>
+    </w:p>
+    <w:p>
+      <w:r>
+        <w:t>• 2022: [30, 3, 0]</w:t>
+      </w:r>
+    </w:p>
+    <w:p>
+      <w:r>
+        <w:t>• 2023: [15, 8, 7]</w:t>
+      </w:r>
+    </w:p>
+    <w:p>
+      <w:r>
+        <w:t>• 2024: [20, 17, 12]</w:t>
+      </w:r>
+    </w:p>
+    <w:p>
+      <w:r>
+        <w:t>• 2025: [5, 4]</w:t>
       </w:r>
     </w:p>
     <w:p>
@@ -18845,45 +18861,45 @@
           <w:color w:val="FF0000"/>
           <w:sz w:val="26"/>
         </w:rPr>
-        <w:t>Nate Schmidt: 18</w:t>
-      </w:r>
-    </w:p>
-    <w:p>
-      <w:r>
-        <w:t>• 2022: [12, 11, 8]</w:t>
-      </w:r>
-    </w:p>
-    <w:p>
-      <w:r>
-        <w:t>• 2023: [22]</w:t>
-      </w:r>
-    </w:p>
-    <w:p>
-      <w:r>
-        <w:t>• 2024: [30, 11, 9]</w:t>
-      </w:r>
-    </w:p>
-    <w:p>
-      <w:r>
-        <w:t>• 2025: [14, 12]</w:t>
-      </w:r>
-    </w:p>
-    <w:p>
-      <w:r>
-        <w:rPr>
-          <w:sz w:val="26"/>
-        </w:rPr>
-        <w:t>Maveric Lamoureux: 16</w:t>
-      </w:r>
-    </w:p>
-    <w:p>
-      <w:r>
-        <w:t>• 2022: []</w:t>
-      </w:r>
-    </w:p>
-    <w:p>
-      <w:r>
-        <w:t>• 2023: []</w:t>
+        <w:t>Nick Schmaltz: 6</w:t>
+      </w:r>
+    </w:p>
+    <w:p>
+      <w:r>
+        <w:t>• 2022: [13, 13, 4]</w:t>
+      </w:r>
+    </w:p>
+    <w:p>
+      <w:r>
+        <w:t>• 2023: [8, 7, 7]</w:t>
+      </w:r>
+    </w:p>
+    <w:p>
+      <w:r>
+        <w:t>• 2024: [8, 7, 5]</w:t>
+      </w:r>
+    </w:p>
+    <w:p>
+      <w:r>
+        <w:t>• 2025: [11, 7, 4]</w:t>
+      </w:r>
+    </w:p>
+    <w:p>
+      <w:r>
+        <w:rPr>
+          <w:sz w:val="26"/>
+        </w:rPr>
+        <w:t>Ian Cole: 1</w:t>
+      </w:r>
+    </w:p>
+    <w:p>
+      <w:r>
+        <w:t>• 2022: [6, 4]</w:t>
+      </w:r>
+    </w:p>
+    <w:p>
+      <w:r>
+        <w:t>• 2023: [18]</w:t>
       </w:r>
     </w:p>
     <w:p>
@@ -18893,7 +18909,7 @@
     </w:p>
     <w:p>
       <w:r>
-        <w:t>• 2025: []</w:t>
+        <w:t>• 2025: [38, 19]</w:t>
       </w:r>
     </w:p>
     <w:p>
@@ -18903,27 +18919,27 @@
           <w:color w:val="FF0000"/>
           <w:sz w:val="26"/>
         </w:rPr>
-        <w:t>Kailer Yamamoto: 12</w:t>
-      </w:r>
-    </w:p>
-    <w:p>
-      <w:r>
-        <w:t>• 2022: [8, 6, 4]</w:t>
-      </w:r>
-    </w:p>
-    <w:p>
-      <w:r>
-        <w:t>• 2023: [20, 11, 7]</w:t>
-      </w:r>
-    </w:p>
-    <w:p>
-      <w:r>
-        <w:t>• 2024: [3]</w:t>
-      </w:r>
-    </w:p>
-    <w:p>
-      <w:r>
-        <w:t>• 2025: [6, 6, 5]</w:t>
+        <w:t>Brandon Tanev: 58</w:t>
+      </w:r>
+    </w:p>
+    <w:p>
+      <w:r>
+        <w:t>• 2022: [14, 10, 7]</w:t>
+      </w:r>
+    </w:p>
+    <w:p>
+      <w:r>
+        <w:t>• 2023: [14, 12, 12]</w:t>
+      </w:r>
+    </w:p>
+    <w:p>
+      <w:r>
+        <w:t>• 2024: [14, 12, 10]</w:t>
+      </w:r>
+    </w:p>
+    <w:p>
+      <w:r>
+        <w:t>• 2025: []</w:t>
       </w:r>
     </w:p>
     <w:p>
@@ -18933,27 +18949,27 @@
           <w:color w:val="FF0000"/>
           <w:sz w:val="26"/>
         </w:rPr>
-        <w:t>MacKenzie Weegar: 28</w:t>
-      </w:r>
-    </w:p>
-    <w:p>
-      <w:r>
-        <w:t>• 2022: [30, 3, 0]</w:t>
-      </w:r>
-    </w:p>
-    <w:p>
-      <w:r>
-        <w:t>• 2023: [15, 8, 7]</w:t>
-      </w:r>
-    </w:p>
-    <w:p>
-      <w:r>
-        <w:t>• 2024: [20, 17, 12]</w:t>
-      </w:r>
-    </w:p>
-    <w:p>
-      <w:r>
-        <w:t>• 2025: [5, 4]</w:t>
+        <w:t>Liam O'Brien: 23</w:t>
+      </w:r>
+    </w:p>
+    <w:p>
+      <w:r>
+        <w:t>• 2022: [43]</w:t>
+      </w:r>
+    </w:p>
+    <w:p>
+      <w:r>
+        <w:t>• 2023: [39, 18, 4]</w:t>
+      </w:r>
+    </w:p>
+    <w:p>
+      <w:r>
+        <w:t>• 2024: []</w:t>
+      </w:r>
+    </w:p>
+    <w:p>
+      <w:r>
+        <w:t>• 2025: [7]</w:t>
       </w:r>
     </w:p>
     <w:p>
@@ -18963,27 +18979,27 @@
           <w:color w:val="FF0000"/>
           <w:sz w:val="26"/>
         </w:rPr>
-        <w:t>Nick Schmaltz: 5</w:t>
-      </w:r>
-    </w:p>
-    <w:p>
-      <w:r>
-        <w:t>• 2022: [13, 13, 4]</w:t>
-      </w:r>
-    </w:p>
-    <w:p>
-      <w:r>
-        <w:t>• 2023: [8, 7, 7]</w:t>
-      </w:r>
-    </w:p>
-    <w:p>
-      <w:r>
-        <w:t>• 2024: [8, 7, 5]</w:t>
-      </w:r>
-    </w:p>
-    <w:p>
-      <w:r>
-        <w:t>• 2025: [11, 7, 4]</w:t>
+        <w:t>Kevin Stenlund: 18</w:t>
+      </w:r>
+    </w:p>
+    <w:p>
+      <w:r>
+        <w:t>• 2022: [20, 12, 12]</w:t>
+      </w:r>
+    </w:p>
+    <w:p>
+      <w:r>
+        <w:t>• 2023: [16, 15, 14]</w:t>
+      </w:r>
+    </w:p>
+    <w:p>
+      <w:r>
+        <w:t>• 2024: [23, 22, 5]</w:t>
+      </w:r>
+    </w:p>
+    <w:p>
+      <w:r>
+        <w:t>• 2025: [24, 11, 6]</w:t>
       </w:r>
     </w:p>
     <w:p>
@@ -18993,22 +19009,78 @@
           <w:color w:val="FF0000"/>
           <w:sz w:val="26"/>
         </w:rPr>
-        <w:t>Brandon Tanev: 57</w:t>
-      </w:r>
-    </w:p>
-    <w:p>
-      <w:r>
-        <w:t>• 2022: [14, 10, 7]</w:t>
-      </w:r>
-    </w:p>
-    <w:p>
-      <w:r>
-        <w:t>• 2023: [14, 12, 12]</w:t>
-      </w:r>
-    </w:p>
-    <w:p>
-      <w:r>
-        <w:t>• 2024: [14, 12, 10]</w:t>
+        <w:t>John Marino: 20</w:t>
+      </w:r>
+    </w:p>
+    <w:p>
+      <w:r>
+        <w:t>• 2022: [14, 6, 2]</w:t>
+      </w:r>
+    </w:p>
+    <w:p>
+      <w:r>
+        <w:t>• 2023: [25, 4, 2]</w:t>
+      </w:r>
+    </w:p>
+    <w:p>
+      <w:r>
+        <w:t>• 2024: []</w:t>
+      </w:r>
+    </w:p>
+    <w:p>
+      <w:r>
+        <w:t>• 2025: [19, 14, 3]</w:t>
+      </w:r>
+    </w:p>
+    <w:p>
+      <w:r>
+        <w:rPr>
+          <w:sz w:val="26"/>
+        </w:rPr>
+        <w:t>Alexander Kerfoot: 5</w:t>
+      </w:r>
+    </w:p>
+    <w:p>
+      <w:r>
+        <w:t>• 2022: [25, 21, 8]</w:t>
+      </w:r>
+    </w:p>
+    <w:p>
+      <w:r>
+        <w:t>• 2023: [11, 8, 8]</w:t>
+      </w:r>
+    </w:p>
+    <w:p>
+      <w:r>
+        <w:t>• 2024: [14, 13, 11]</w:t>
+      </w:r>
+    </w:p>
+    <w:p>
+      <w:r>
+        <w:t>• 2025: [12]</w:t>
+      </w:r>
+    </w:p>
+    <w:p>
+      <w:r>
+        <w:rPr>
+          <w:sz w:val="26"/>
+        </w:rPr>
+        <w:t>Dmitri Simashev: 25</w:t>
+      </w:r>
+    </w:p>
+    <w:p>
+      <w:r>
+        <w:t>• 2022: []</w:t>
+      </w:r>
+    </w:p>
+    <w:p>
+      <w:r>
+        <w:t>• 2023: []</w:t>
+      </w:r>
+    </w:p>
+    <w:p>
+      <w:r>
+        <w:t>• 2024: []</w:t>
       </w:r>
     </w:p>
     <w:p>
@@ -19023,17 +19095,45 @@
           <w:color w:val="FF0000"/>
           <w:sz w:val="26"/>
         </w:rPr>
-        <w:t>Liam O'Brien: 23</w:t>
-      </w:r>
-    </w:p>
-    <w:p>
-      <w:r>
-        <w:t>• 2022: [43]</w:t>
-      </w:r>
-    </w:p>
-    <w:p>
-      <w:r>
-        <w:t>• 2023: [39, 18, 4]</w:t>
+        <w:t>Barrett Hayton: 4</w:t>
+      </w:r>
+    </w:p>
+    <w:p>
+      <w:r>
+        <w:t>• 2022: [7, 6, 4]</w:t>
+      </w:r>
+    </w:p>
+    <w:p>
+      <w:r>
+        <w:t>• 2023: [7, 3]</w:t>
+      </w:r>
+    </w:p>
+    <w:p>
+      <w:r>
+        <w:t>• 2024: [21, 10, 8]</w:t>
+      </w:r>
+    </w:p>
+    <w:p>
+      <w:r>
+        <w:t>• 2025: [13, 12, 7]</w:t>
+      </w:r>
+    </w:p>
+    <w:p>
+      <w:r>
+        <w:rPr>
+          <w:sz w:val="26"/>
+        </w:rPr>
+        <w:t>Daniil But: 8</w:t>
+      </w:r>
+    </w:p>
+    <w:p>
+      <w:r>
+        <w:t>• 2022: []</w:t>
+      </w:r>
+    </w:p>
+    <w:p>
+      <w:r>
+        <w:t>• 2023: []</w:t>
       </w:r>
     </w:p>
     <w:p>
@@ -19043,7 +19143,7 @@
     </w:p>
     <w:p>
       <w:r>
-        <w:t>• 2025: [7]</w:t>
+        <w:t>• 2025: [6, 2]</w:t>
       </w:r>
     </w:p>
     <w:p>
@@ -19053,27 +19153,27 @@
           <w:color w:val="FF0000"/>
           <w:sz w:val="26"/>
         </w:rPr>
-        <w:t>Kevin Stenlund: 18</w:t>
-      </w:r>
-    </w:p>
-    <w:p>
-      <w:r>
-        <w:t>• 2022: [20, 12, 12]</w:t>
-      </w:r>
-    </w:p>
-    <w:p>
-      <w:r>
-        <w:t>• 2023: [16, 15, 14]</w:t>
-      </w:r>
-    </w:p>
-    <w:p>
-      <w:r>
-        <w:t>• 2024: [23, 22, 5]</w:t>
-      </w:r>
-    </w:p>
-    <w:p>
-      <w:r>
-        <w:t>• 2025: [24, 11, 6]</w:t>
+        <w:t>Logan Cooley: 5</w:t>
+      </w:r>
+    </w:p>
+    <w:p>
+      <w:r>
+        <w:t>• 2022: []</w:t>
+      </w:r>
+    </w:p>
+    <w:p>
+      <w:r>
+        <w:t>• 2023: [17, 7, 6]</w:t>
+      </w:r>
+    </w:p>
+    <w:p>
+      <w:r>
+        <w:t>• 2024: [6, 5, 4]</w:t>
+      </w:r>
+    </w:p>
+    <w:p>
+      <w:r>
+        <w:t>• 2025: [7, 5, 3]</w:t>
       </w:r>
     </w:p>
     <w:p>
@@ -19083,83 +19183,27 @@
           <w:color w:val="FF0000"/>
           <w:sz w:val="26"/>
         </w:rPr>
-        <w:t>John Marino: 19</w:t>
-      </w:r>
-    </w:p>
-    <w:p>
-      <w:r>
-        <w:t>• 2022: [14, 6, 2]</w:t>
-      </w:r>
-    </w:p>
-    <w:p>
-      <w:r>
-        <w:t>• 2023: [25, 4, 2]</w:t>
-      </w:r>
-    </w:p>
-    <w:p>
-      <w:r>
-        <w:t>• 2024: []</w:t>
-      </w:r>
-    </w:p>
-    <w:p>
-      <w:r>
-        <w:t>• 2025: [19, 14, 3]</w:t>
-      </w:r>
-    </w:p>
-    <w:p>
-      <w:r>
-        <w:rPr>
-          <w:sz w:val="26"/>
-        </w:rPr>
-        <w:t>Alexander Kerfoot: 4</w:t>
-      </w:r>
-    </w:p>
-    <w:p>
-      <w:r>
-        <w:t>• 2022: [25, 21, 8]</w:t>
-      </w:r>
-    </w:p>
-    <w:p>
-      <w:r>
-        <w:t>• 2023: [11, 8, 8]</w:t>
-      </w:r>
-    </w:p>
-    <w:p>
-      <w:r>
-        <w:t>• 2024: [14, 13, 11]</w:t>
-      </w:r>
-    </w:p>
-    <w:p>
-      <w:r>
-        <w:t>• 2025: [12]</w:t>
-      </w:r>
-    </w:p>
-    <w:p>
-      <w:r>
-        <w:rPr>
-          <w:sz w:val="26"/>
-        </w:rPr>
-        <w:t>Dmitri Simashev: 25</w:t>
-      </w:r>
-    </w:p>
-    <w:p>
-      <w:r>
-        <w:t>• 2022: []</w:t>
-      </w:r>
-    </w:p>
-    <w:p>
-      <w:r>
-        <w:t>• 2023: []</w:t>
-      </w:r>
-    </w:p>
-    <w:p>
-      <w:r>
-        <w:t>• 2024: []</w:t>
-      </w:r>
-    </w:p>
-    <w:p>
-      <w:r>
-        <w:t>• 2025: []</w:t>
+        <w:t>Mikhail Sergachev: 3</w:t>
+      </w:r>
+    </w:p>
+    <w:p>
+      <w:r>
+        <w:t>• 2022: [21, 15, 11]</w:t>
+      </w:r>
+    </w:p>
+    <w:p>
+      <w:r>
+        <w:t>• 2023: [0]</w:t>
+      </w:r>
+    </w:p>
+    <w:p>
+      <w:r>
+        <w:t>• 2024: [13, 7, 7]</w:t>
+      </w:r>
+    </w:p>
+    <w:p>
+      <w:r>
+        <w:t>• 2025: [14, 10, 6]</w:t>
       </w:r>
     </w:p>
     <w:p>
@@ -19169,185 +19213,7 @@
           <w:color w:val="FF0000"/>
           <w:sz w:val="26"/>
         </w:rPr>
-        <w:t>Clayton Keller: 5</w:t>
-      </w:r>
-    </w:p>
-    <w:p>
-      <w:r>
-        <w:t>• 2022: [9, 6, 5]</w:t>
-      </w:r>
-    </w:p>
-    <w:p>
-      <w:r>
-        <w:t>• 2023: [5, 5, 5]</w:t>
-      </w:r>
-    </w:p>
-    <w:p>
-      <w:r>
-        <w:t>• 2024: [12, 7, 6]</w:t>
-      </w:r>
-    </w:p>
-    <w:p>
-      <w:r>
-        <w:t>• 2025: [8, 5, 5]</w:t>
-      </w:r>
-    </w:p>
-    <w:p>
-      <w:r>
-        <w:rPr>
-          <w:b/>
-          <w:color w:val="FF0000"/>
-          <w:sz w:val="26"/>
-        </w:rPr>
-        <w:t>Lawson Crouse: 8</w:t>
-      </w:r>
-    </w:p>
-    <w:p>
-      <w:r>
-        <w:t>• 2022: [8, 7, 7]</w:t>
-      </w:r>
-    </w:p>
-    <w:p>
-      <w:r>
-        <w:t>• 2023: [19, 6, 4]</w:t>
-      </w:r>
-    </w:p>
-    <w:p>
-      <w:r>
-        <w:t>• 2024: [14, 14, 13]</w:t>
-      </w:r>
-    </w:p>
-    <w:p>
-      <w:r>
-        <w:t>• 2025: [9, 5, 4]</w:t>
-      </w:r>
-    </w:p>
-    <w:p>
-      <w:r>
-        <w:rPr>
-          <w:b/>
-          <w:color w:val="FF0000"/>
-          <w:sz w:val="26"/>
-        </w:rPr>
-        <w:t>Barrett Hayton: 3</w:t>
-      </w:r>
-    </w:p>
-    <w:p>
-      <w:r>
-        <w:t>• 2022: [7, 6, 4]</w:t>
-      </w:r>
-    </w:p>
-    <w:p>
-      <w:r>
-        <w:t>• 2023: [7, 3]</w:t>
-      </w:r>
-    </w:p>
-    <w:p>
-      <w:r>
-        <w:t>• 2024: [21, 10, 8]</w:t>
-      </w:r>
-    </w:p>
-    <w:p>
-      <w:r>
-        <w:t>• 2025: [13, 12, 7]</w:t>
-      </w:r>
-    </w:p>
-    <w:p>
-      <w:r>
-        <w:rPr>
-          <w:sz w:val="26"/>
-        </w:rPr>
-        <w:t>Daniil But: 8</w:t>
-      </w:r>
-    </w:p>
-    <w:p>
-      <w:r>
-        <w:t>• 2022: []</w:t>
-      </w:r>
-    </w:p>
-    <w:p>
-      <w:r>
-        <w:t>• 2023: []</w:t>
-      </w:r>
-    </w:p>
-    <w:p>
-      <w:r>
-        <w:t>• 2024: []</w:t>
-      </w:r>
-    </w:p>
-    <w:p>
-      <w:r>
-        <w:t>• 2025: [6, 2]</w:t>
-      </w:r>
-    </w:p>
-    <w:p>
-      <w:r>
-        <w:rPr>
-          <w:b/>
-          <w:color w:val="FF0000"/>
-          <w:sz w:val="26"/>
-        </w:rPr>
-        <w:t>Logan Cooley: 4</w:t>
-      </w:r>
-    </w:p>
-    <w:p>
-      <w:r>
-        <w:t>• 2022: []</w:t>
-      </w:r>
-    </w:p>
-    <w:p>
-      <w:r>
-        <w:t>• 2023: [17, 7, 6]</w:t>
-      </w:r>
-    </w:p>
-    <w:p>
-      <w:r>
-        <w:t>• 2024: [6, 5, 4]</w:t>
-      </w:r>
-    </w:p>
-    <w:p>
-      <w:r>
-        <w:t>• 2025: [7, 5, 3]</w:t>
-      </w:r>
-    </w:p>
-    <w:p>
-      <w:r>
-        <w:rPr>
-          <w:b/>
-          <w:color w:val="FF0000"/>
-          <w:sz w:val="26"/>
-        </w:rPr>
-        <w:t>Mikhail Sergachev: 2</w:t>
-      </w:r>
-    </w:p>
-    <w:p>
-      <w:r>
-        <w:t>• 2022: [21, 15, 11]</w:t>
-      </w:r>
-    </w:p>
-    <w:p>
-      <w:r>
-        <w:t>• 2023: [0]</w:t>
-      </w:r>
-    </w:p>
-    <w:p>
-      <w:r>
-        <w:t>• 2024: [13, 7, 7]</w:t>
-      </w:r>
-    </w:p>
-    <w:p>
-      <w:r>
-        <w:t>• 2025: [14, 10, 6]</w:t>
-      </w:r>
-    </w:p>
-    <w:p>
-      <w:r>
-        <w:rPr>
-          <w:b/>
-          <w:color w:val="FF0000"/>
-          <w:sz w:val="26"/>
-        </w:rPr>
-        <w:t>Sean Durzi: 10</w:t>
+        <w:t>Sean Durzi: 11</w:t>
       </w:r>
     </w:p>
     <w:p>
@@ -19368,36 +19234,6 @@
     <w:p>
       <w:r>
         <w:t>• 2025: [8, 7, 3]</w:t>
-      </w:r>
-    </w:p>
-    <w:p>
-      <w:r>
-        <w:rPr>
-          <w:b/>
-          <w:color w:val="FF0000"/>
-          <w:sz w:val="26"/>
-        </w:rPr>
-        <w:t>Jack McBain: 20</w:t>
-      </w:r>
-    </w:p>
-    <w:p>
-      <w:r>
-        <w:t>• 2022: [16, 14, 10]</w:t>
-      </w:r>
-    </w:p>
-    <w:p>
-      <w:r>
-        <w:t>• 2023: [29, 8, 7]</w:t>
-      </w:r>
-    </w:p>
-    <w:p>
-      <w:r>
-        <w:t>• 2024: [18, 10, 10]</w:t>
-      </w:r>
-    </w:p>
-    <w:p>
-      <w:r>
-        <w:t>• 2025: [22, 9, 6]</w:t>
       </w:r>
     </w:p>
     <w:p>

--- a/reports/game_without_goal.docx
+++ b/reports/game_without_goal.docx
@@ -25,7 +25,7 @@
           <w:color w:val="FF0000"/>
           <w:sz w:val="26"/>
         </w:rPr>
-        <w:t>Olen Zellweger: 10</w:t>
+        <w:t>Olen Zellweger: 11</w:t>
       </w:r>
     </w:p>
     <w:p>
@@ -74,34 +74,6 @@
     <w:p>
       <w:r>
         <w:t>• 2025: [26, 21]</w:t>
-      </w:r>
-    </w:p>
-    <w:p>
-      <w:r>
-        <w:rPr>
-          <w:sz w:val="26"/>
-        </w:rPr>
-        <w:t>Alex Killorn: 2</w:t>
-      </w:r>
-    </w:p>
-    <w:p>
-      <w:r>
-        <w:t>• 2022: [16, 7, 3]</w:t>
-      </w:r>
-    </w:p>
-    <w:p>
-      <w:r>
-        <w:t>• 2023: [12, 5, 3]</w:t>
-      </w:r>
-    </w:p>
-    <w:p>
-      <w:r>
-        <w:t>• 2024: [8, 8, 7]</w:t>
-      </w:r>
-    </w:p>
-    <w:p>
-      <w:r>
-        <w:t>• 2025: [26, 12, 6]</w:t>
       </w:r>
     </w:p>
     <w:p>
@@ -111,27 +83,27 @@
           <w:color w:val="FF0000"/>
           <w:sz w:val="26"/>
         </w:rPr>
-        <w:t>Nikita Nesterenko: 19</w:t>
-      </w:r>
-    </w:p>
-    <w:p>
-      <w:r>
-        <w:t>• 2022: []</w:t>
-      </w:r>
-    </w:p>
-    <w:p>
-      <w:r>
-        <w:t>• 2023: []</w:t>
-      </w:r>
-    </w:p>
-    <w:p>
-      <w:r>
-        <w:t>• 2024: [5, 1, 0]</w:t>
-      </w:r>
-    </w:p>
-    <w:p>
-      <w:r>
-        <w:t>• 2025: []</w:t>
+        <w:t>Alex Killorn: 3</w:t>
+      </w:r>
+    </w:p>
+    <w:p>
+      <w:r>
+        <w:t>• 2022: [16, 7, 3]</w:t>
+      </w:r>
+    </w:p>
+    <w:p>
+      <w:r>
+        <w:t>• 2023: [12, 5, 3]</w:t>
+      </w:r>
+    </w:p>
+    <w:p>
+      <w:r>
+        <w:t>• 2024: [8, 8, 7]</w:t>
+      </w:r>
+    </w:p>
+    <w:p>
+      <w:r>
+        <w:t>• 2025: [26, 12, 6]</w:t>
       </w:r>
     </w:p>
     <w:p>
@@ -141,55 +113,27 @@
           <w:color w:val="FF0000"/>
           <w:sz w:val="26"/>
         </w:rPr>
-        <w:t>John Carlson: 3</w:t>
-      </w:r>
-    </w:p>
-    <w:p>
-      <w:r>
-        <w:t>• 2022: [10, 5, 3]</w:t>
-      </w:r>
-    </w:p>
-    <w:p>
-      <w:r>
-        <w:t>• 2023: [32, 18, 9]</w:t>
-      </w:r>
-    </w:p>
-    <w:p>
-      <w:r>
-        <w:t>• 2024: [25, 21, 16]</w:t>
-      </w:r>
-    </w:p>
-    <w:p>
-      <w:r>
-        <w:t>• 2025: [13, 6, 6]</w:t>
-      </w:r>
-    </w:p>
-    <w:p>
-      <w:r>
-        <w:rPr>
-          <w:sz w:val="26"/>
-        </w:rPr>
-        <w:t>Ryan Poehling: 3</w:t>
-      </w:r>
-    </w:p>
-    <w:p>
-      <w:r>
-        <w:t>• 2022: [13, 12, 8]</w:t>
-      </w:r>
-    </w:p>
-    <w:p>
-      <w:r>
-        <w:t>• 2023: [12, 10, 10]</w:t>
-      </w:r>
-    </w:p>
-    <w:p>
-      <w:r>
-        <w:t>• 2024: [12, 11, 5]</w:t>
-      </w:r>
-    </w:p>
-    <w:p>
-      <w:r>
-        <w:t>• 2025: [19, 8, 6]</w:t>
+        <w:t>Nikita Nesterenko: 19</w:t>
+      </w:r>
+    </w:p>
+    <w:p>
+      <w:r>
+        <w:t>• 2022: []</w:t>
+      </w:r>
+    </w:p>
+    <w:p>
+      <w:r>
+        <w:t>• 2023: []</w:t>
+      </w:r>
+    </w:p>
+    <w:p>
+      <w:r>
+        <w:t>• 2024: [5, 1, 0]</w:t>
+      </w:r>
+    </w:p>
+    <w:p>
+      <w:r>
+        <w:t>• 2025: []</w:t>
       </w:r>
     </w:p>
     <w:p>
@@ -199,55 +143,55 @@
           <w:color w:val="FF0000"/>
           <w:sz w:val="26"/>
         </w:rPr>
-        <w:t>Jansen Harkins: 22</w:t>
-      </w:r>
-    </w:p>
-    <w:p>
-      <w:r>
-        <w:t>• 2022: [10, 0]</w:t>
-      </w:r>
-    </w:p>
-    <w:p>
-      <w:r>
-        <w:t>• 2023: []</w:t>
-      </w:r>
-    </w:p>
-    <w:p>
-      <w:r>
-        <w:t>• 2024: [5]</w:t>
-      </w:r>
-    </w:p>
-    <w:p>
-      <w:r>
-        <w:t>• 2025: [7, 6]</w:t>
-      </w:r>
-    </w:p>
-    <w:p>
-      <w:r>
-        <w:rPr>
-          <w:sz w:val="26"/>
-        </w:rPr>
-        <w:t>Frank Vatrano: 4</w:t>
-      </w:r>
-    </w:p>
-    <w:p>
-      <w:r>
-        <w:t>• 2022: [20, 11, 9]</w:t>
-      </w:r>
-    </w:p>
-    <w:p>
-      <w:r>
-        <w:t>• 2023: [9, 9, 7]</w:t>
-      </w:r>
-    </w:p>
-    <w:p>
-      <w:r>
-        <w:t>• 2024: [13, 8, 7]</w:t>
-      </w:r>
-    </w:p>
-    <w:p>
-      <w:r>
-        <w:t>• 2025: [14, 9, 2]</w:t>
+        <w:t>John Carlson: 4</w:t>
+      </w:r>
+    </w:p>
+    <w:p>
+      <w:r>
+        <w:t>• 2022: [10, 5, 3]</w:t>
+      </w:r>
+    </w:p>
+    <w:p>
+      <w:r>
+        <w:t>• 2023: [32, 18, 9]</w:t>
+      </w:r>
+    </w:p>
+    <w:p>
+      <w:r>
+        <w:t>• 2024: [25, 21, 16]</w:t>
+      </w:r>
+    </w:p>
+    <w:p>
+      <w:r>
+        <w:t>• 2025: [13, 6, 6]</w:t>
+      </w:r>
+    </w:p>
+    <w:p>
+      <w:r>
+        <w:rPr>
+          <w:sz w:val="26"/>
+        </w:rPr>
+        <w:t>Ryan Poehling: 4</w:t>
+      </w:r>
+    </w:p>
+    <w:p>
+      <w:r>
+        <w:t>• 2022: [13, 12, 8]</w:t>
+      </w:r>
+    </w:p>
+    <w:p>
+      <w:r>
+        <w:t>• 2023: [12, 10, 10]</w:t>
+      </w:r>
+    </w:p>
+    <w:p>
+      <w:r>
+        <w:t>• 2024: [12, 11, 5]</w:t>
+      </w:r>
+    </w:p>
+    <w:p>
+      <w:r>
+        <w:t>• 2025: [19, 8, 6]</w:t>
       </w:r>
     </w:p>
     <w:p>
@@ -257,27 +201,55 @@
           <w:color w:val="FF0000"/>
           <w:sz w:val="26"/>
         </w:rPr>
-        <w:t>Chris Kreider: 5</w:t>
-      </w:r>
-    </w:p>
-    <w:p>
-      <w:r>
-        <w:t>• 2022: [6, 4, 4]</w:t>
-      </w:r>
-    </w:p>
-    <w:p>
-      <w:r>
-        <w:t>• 2023: [7, 5, 5]</w:t>
-      </w:r>
-    </w:p>
-    <w:p>
-      <w:r>
-        <w:t>• 2024: [7, 6, 5]</w:t>
-      </w:r>
-    </w:p>
-    <w:p>
-      <w:r>
-        <w:t>• 2025: [15, 6, 3]</w:t>
+        <w:t>Jansen Harkins: 23</w:t>
+      </w:r>
+    </w:p>
+    <w:p>
+      <w:r>
+        <w:t>• 2022: [10, 0]</w:t>
+      </w:r>
+    </w:p>
+    <w:p>
+      <w:r>
+        <w:t>• 2023: []</w:t>
+      </w:r>
+    </w:p>
+    <w:p>
+      <w:r>
+        <w:t>• 2024: [5]</w:t>
+      </w:r>
+    </w:p>
+    <w:p>
+      <w:r>
+        <w:t>• 2025: [7, 6]</w:t>
+      </w:r>
+    </w:p>
+    <w:p>
+      <w:r>
+        <w:rPr>
+          <w:sz w:val="26"/>
+        </w:rPr>
+        <w:t>Frank Vatrano: 5</w:t>
+      </w:r>
+    </w:p>
+    <w:p>
+      <w:r>
+        <w:t>• 2022: [20, 11, 9]</w:t>
+      </w:r>
+    </w:p>
+    <w:p>
+      <w:r>
+        <w:t>• 2023: [9, 9, 7]</w:t>
+      </w:r>
+    </w:p>
+    <w:p>
+      <w:r>
+        <w:t>• 2024: [13, 8, 7]</w:t>
+      </w:r>
+    </w:p>
+    <w:p>
+      <w:r>
+        <w:t>• 2025: [14, 9, 2]</w:t>
       </w:r>
     </w:p>
     <w:p>
@@ -287,55 +259,27 @@
           <w:color w:val="FF0000"/>
           <w:sz w:val="26"/>
         </w:rPr>
-        <w:t>Jacob Trouba: 9</w:t>
-      </w:r>
-    </w:p>
-    <w:p>
-      <w:r>
-        <w:t>• 2022: [12, 9, 5]</w:t>
-      </w:r>
-    </w:p>
-    <w:p>
-      <w:r>
-        <w:t>• 2023: [20, 14]</w:t>
-      </w:r>
-    </w:p>
-    <w:p>
-      <w:r>
-        <w:t>• 2024: []</w:t>
-      </w:r>
-    </w:p>
-    <w:p>
-      <w:r>
-        <w:t>• 2025: [14, 9, 6]</w:t>
-      </w:r>
-    </w:p>
-    <w:p>
-      <w:r>
-        <w:rPr>
-          <w:sz w:val="26"/>
-        </w:rPr>
-        <w:t>Jeffrey Viel: 17</w:t>
-      </w:r>
-    </w:p>
-    <w:p>
-      <w:r>
-        <w:t>• 2022: []</w:t>
-      </w:r>
-    </w:p>
-    <w:p>
-      <w:r>
-        <w:t>• 2023: []</w:t>
-      </w:r>
-    </w:p>
-    <w:p>
-      <w:r>
-        <w:t>• 2024: []</w:t>
-      </w:r>
-    </w:p>
-    <w:p>
-      <w:r>
-        <w:t>• 2025: [0]</w:t>
+        <w:t>Chris Kreider: 6</w:t>
+      </w:r>
+    </w:p>
+    <w:p>
+      <w:r>
+        <w:t>• 2022: [6, 4, 4]</w:t>
+      </w:r>
+    </w:p>
+    <w:p>
+      <w:r>
+        <w:t>• 2023: [7, 5, 5]</w:t>
+      </w:r>
+    </w:p>
+    <w:p>
+      <w:r>
+        <w:t>• 2024: [7, 6, 5]</w:t>
+      </w:r>
+    </w:p>
+    <w:p>
+      <w:r>
+        <w:t>• 2025: [15, 6, 3]</w:t>
       </w:r>
     </w:p>
     <w:p>
@@ -345,7 +289,35 @@
           <w:color w:val="FF0000"/>
           <w:sz w:val="26"/>
         </w:rPr>
-        <w:t>Drew Helleson: 46</w:t>
+        <w:t>Jacob Trouba: 10</w:t>
+      </w:r>
+    </w:p>
+    <w:p>
+      <w:r>
+        <w:t>• 2022: [12, 9, 5]</w:t>
+      </w:r>
+    </w:p>
+    <w:p>
+      <w:r>
+        <w:t>• 2023: [20, 14]</w:t>
+      </w:r>
+    </w:p>
+    <w:p>
+      <w:r>
+        <w:t>• 2024: []</w:t>
+      </w:r>
+    </w:p>
+    <w:p>
+      <w:r>
+        <w:t>• 2025: [14, 9, 6]</w:t>
+      </w:r>
+    </w:p>
+    <w:p>
+      <w:r>
+        <w:rPr>
+          <w:sz w:val="26"/>
+        </w:rPr>
+        <w:t>Jeffrey Viel: 18</w:t>
       </w:r>
     </w:p>
     <w:p>
@@ -360,180 +332,12 @@
     </w:p>
     <w:p>
       <w:r>
-        <w:t>• 2024: [23, 8, 0]</w:t>
-      </w:r>
-    </w:p>
-    <w:p>
-      <w:r>
-        <w:t>• 2025: [3]</w:t>
-      </w:r>
-    </w:p>
-    <w:p>
-      <w:r>
-        <w:rPr>
-          <w:sz w:val="26"/>
-        </w:rPr>
-        <w:t>Radko Gudas: 3</w:t>
-      </w:r>
-    </w:p>
-    <w:p>
-      <w:r>
-        <w:t>• 2022: [9]</w:t>
-      </w:r>
-    </w:p>
-    <w:p>
-      <w:r>
-        <w:t>• 2023: [9, 6, 4]</w:t>
-      </w:r>
-    </w:p>
-    <w:p>
-      <w:r>
         <w:t>• 2024: []</w:t>
       </w:r>
     </w:p>
     <w:p>
       <w:r>
-        <w:t>• 2025: [39]</w:t>
-      </w:r>
-    </w:p>
-    <w:p>
-      <w:r>
-        <w:rPr>
-          <w:sz w:val="26"/>
-        </w:rPr>
-        <w:t>Tim Washe: 3</w:t>
-      </w:r>
-    </w:p>
-    <w:p>
-      <w:r>
-        <w:t>• 2022: []</w:t>
-      </w:r>
-    </w:p>
-    <w:p>
-      <w:r>
-        <w:t>• 2023: []</w:t>
-      </w:r>
-    </w:p>
-    <w:p>
-      <w:r>
-        <w:t>• 2024: []</w:t>
-      </w:r>
-    </w:p>
-    <w:p>
-      <w:r>
-        <w:t>• 2025: [16]</w:t>
-      </w:r>
-    </w:p>
-    <w:p>
-      <w:r>
-        <w:rPr>
-          <w:sz w:val="26"/>
-        </w:rPr>
-        <w:t>Ian Moore: 2</w:t>
-      </w:r>
-    </w:p>
-    <w:p>
-      <w:r>
-        <w:t>• 2022: []</w:t>
-      </w:r>
-    </w:p>
-    <w:p>
-      <w:r>
-        <w:t>• 2023: []</w:t>
-      </w:r>
-    </w:p>
-    <w:p>
-      <w:r>
-        <w:t>• 2024: []</w:t>
-      </w:r>
-    </w:p>
-    <w:p>
-      <w:r>
-        <w:t>• 2025: [27, 7, 6]</w:t>
-      </w:r>
-    </w:p>
-    <w:p>
-      <w:r>
-        <w:rPr>
-          <w:sz w:val="26"/>
-        </w:rPr>
-        <w:t>Jackson LaCombe: 3</w:t>
-      </w:r>
-    </w:p>
-    <w:p>
-      <w:r>
-        <w:t>• 2022: []</w:t>
-      </w:r>
-    </w:p>
-    <w:p>
-      <w:r>
-        <w:t>• 2023: [29]</w:t>
-      </w:r>
-    </w:p>
-    <w:p>
-      <w:r>
-        <w:t>• 2024: [10, 9, 8]</w:t>
-      </w:r>
-    </w:p>
-    <w:p>
-      <w:r>
-        <w:t>• 2025: [27, 6, 2]</w:t>
-      </w:r>
-    </w:p>
-    <w:p>
-      <w:r>
-        <w:rPr>
-          <w:sz w:val="26"/>
-        </w:rPr>
-        <w:t>Beckett Sennecke: 6</w:t>
-      </w:r>
-    </w:p>
-    <w:p>
-      <w:r>
-        <w:t>• 2022: []</w:t>
-      </w:r>
-    </w:p>
-    <w:p>
-      <w:r>
-        <w:t>• 2023: []</w:t>
-      </w:r>
-    </w:p>
-    <w:p>
-      <w:r>
-        <w:t>• 2024: []</w:t>
-      </w:r>
-    </w:p>
-    <w:p>
-      <w:r>
-        <w:t>• 2025: [6, 5, 5]</w:t>
-      </w:r>
-    </w:p>
-    <w:p>
-      <w:r>
-        <w:rPr>
-          <w:sz w:val="26"/>
-        </w:rPr>
-        <w:t>Pavel Mintyukov: 2</w:t>
-      </w:r>
-    </w:p>
-    <w:p>
-      <w:r>
-        <w:t>• 2022: []</w:t>
-      </w:r>
-    </w:p>
-    <w:p>
-      <w:r>
-        <w:t>• 2023: [28, 17, 10]</w:t>
-      </w:r>
-    </w:p>
-    <w:p>
-      <w:r>
-        <w:t>• 2024: [23, 13, 10]</w:t>
-      </w:r>
-    </w:p>
-    <w:p>
-      <w:r>
-        <w:t>• 2025: [11, 6, 6]</w:t>
+        <w:t>• 2025: [0]</w:t>
       </w:r>
     </w:p>
     <w:p>
@@ -543,27 +347,195 @@
           <w:color w:val="FF0000"/>
           <w:sz w:val="26"/>
         </w:rPr>
-        <w:t>Mason McTavish: 12</w:t>
-      </w:r>
-    </w:p>
-    <w:p>
-      <w:r>
-        <w:t>• 2022: [13, 11, 7]</w:t>
-      </w:r>
-    </w:p>
-    <w:p>
-      <w:r>
-        <w:t>• 2023: [14, 11, 6]</w:t>
-      </w:r>
-    </w:p>
-    <w:p>
-      <w:r>
-        <w:t>• 2024: [9, 6, 5]</w:t>
-      </w:r>
-    </w:p>
-    <w:p>
-      <w:r>
-        <w:t>• 2025: [7, 6, 4]</w:t>
+        <w:t>Drew Helleson: 46</w:t>
+      </w:r>
+    </w:p>
+    <w:p>
+      <w:r>
+        <w:t>• 2022: []</w:t>
+      </w:r>
+    </w:p>
+    <w:p>
+      <w:r>
+        <w:t>• 2023: []</w:t>
+      </w:r>
+    </w:p>
+    <w:p>
+      <w:r>
+        <w:t>• 2024: [23, 8, 0]</w:t>
+      </w:r>
+    </w:p>
+    <w:p>
+      <w:r>
+        <w:t>• 2025: [3]</w:t>
+      </w:r>
+    </w:p>
+    <w:p>
+      <w:r>
+        <w:rPr>
+          <w:sz w:val="26"/>
+        </w:rPr>
+        <w:t>Radko Gudas: 3</w:t>
+      </w:r>
+    </w:p>
+    <w:p>
+      <w:r>
+        <w:t>• 2022: [9]</w:t>
+      </w:r>
+    </w:p>
+    <w:p>
+      <w:r>
+        <w:t>• 2023: [9, 6, 4]</w:t>
+      </w:r>
+    </w:p>
+    <w:p>
+      <w:r>
+        <w:t>• 2024: []</w:t>
+      </w:r>
+    </w:p>
+    <w:p>
+      <w:r>
+        <w:t>• 2025: [39]</w:t>
+      </w:r>
+    </w:p>
+    <w:p>
+      <w:r>
+        <w:rPr>
+          <w:sz w:val="26"/>
+        </w:rPr>
+        <w:t>Tim Washe: 4</w:t>
+      </w:r>
+    </w:p>
+    <w:p>
+      <w:r>
+        <w:t>• 2022: []</w:t>
+      </w:r>
+    </w:p>
+    <w:p>
+      <w:r>
+        <w:t>• 2023: []</w:t>
+      </w:r>
+    </w:p>
+    <w:p>
+      <w:r>
+        <w:t>• 2024: []</w:t>
+      </w:r>
+    </w:p>
+    <w:p>
+      <w:r>
+        <w:t>• 2025: [16]</w:t>
+      </w:r>
+    </w:p>
+    <w:p>
+      <w:r>
+        <w:rPr>
+          <w:sz w:val="26"/>
+        </w:rPr>
+        <w:t>Ian Moore: 3</w:t>
+      </w:r>
+    </w:p>
+    <w:p>
+      <w:r>
+        <w:t>• 2022: []</w:t>
+      </w:r>
+    </w:p>
+    <w:p>
+      <w:r>
+        <w:t>• 2023: []</w:t>
+      </w:r>
+    </w:p>
+    <w:p>
+      <w:r>
+        <w:t>• 2024: []</w:t>
+      </w:r>
+    </w:p>
+    <w:p>
+      <w:r>
+        <w:t>• 2025: [27, 7, 6]</w:t>
+      </w:r>
+    </w:p>
+    <w:p>
+      <w:r>
+        <w:rPr>
+          <w:sz w:val="26"/>
+        </w:rPr>
+        <w:t>Jackson LaCombe: 4</w:t>
+      </w:r>
+    </w:p>
+    <w:p>
+      <w:r>
+        <w:t>• 2022: []</w:t>
+      </w:r>
+    </w:p>
+    <w:p>
+      <w:r>
+        <w:t>• 2023: [29]</w:t>
+      </w:r>
+    </w:p>
+    <w:p>
+      <w:r>
+        <w:t>• 2024: [10, 9, 8]</w:t>
+      </w:r>
+    </w:p>
+    <w:p>
+      <w:r>
+        <w:t>• 2025: [27, 6, 2]</w:t>
+      </w:r>
+    </w:p>
+    <w:p>
+      <w:r>
+        <w:rPr>
+          <w:sz w:val="26"/>
+        </w:rPr>
+        <w:t>Beckett Sennecke: 7</w:t>
+      </w:r>
+    </w:p>
+    <w:p>
+      <w:r>
+        <w:t>• 2022: []</w:t>
+      </w:r>
+    </w:p>
+    <w:p>
+      <w:r>
+        <w:t>• 2023: []</w:t>
+      </w:r>
+    </w:p>
+    <w:p>
+      <w:r>
+        <w:t>• 2024: []</w:t>
+      </w:r>
+    </w:p>
+    <w:p>
+      <w:r>
+        <w:t>• 2025: [6, 5, 5]</w:t>
+      </w:r>
+    </w:p>
+    <w:p>
+      <w:r>
+        <w:rPr>
+          <w:sz w:val="26"/>
+        </w:rPr>
+        <w:t>Pavel Mintyukov: 3</w:t>
+      </w:r>
+    </w:p>
+    <w:p>
+      <w:r>
+        <w:t>• 2022: []</w:t>
+      </w:r>
+    </w:p>
+    <w:p>
+      <w:r>
+        <w:t>• 2023: [28, 17, 10]</w:t>
+      </w:r>
+    </w:p>
+    <w:p>
+      <w:r>
+        <w:t>• 2024: [23, 13, 10]</w:t>
+      </w:r>
+    </w:p>
+    <w:p>
+      <w:r>
+        <w:t>• 2025: [11, 6, 6]</w:t>
       </w:r>
     </w:p>
     <w:p>
@@ -573,27 +545,27 @@
           <w:color w:val="FF0000"/>
           <w:sz w:val="26"/>
         </w:rPr>
-        <w:t>Sam Colangelo: 5</w:t>
-      </w:r>
-    </w:p>
-    <w:p>
-      <w:r>
-        <w:t>• 2022: []</w:t>
-      </w:r>
-    </w:p>
-    <w:p>
-      <w:r>
-        <w:t>• 2023: []</w:t>
-      </w:r>
-    </w:p>
-    <w:p>
-      <w:r>
-        <w:t>• 2024: [5, 5, 4]</w:t>
-      </w:r>
-    </w:p>
-    <w:p>
-      <w:r>
-        <w:t>• 2025: []</w:t>
+        <w:t>Mason McTavish: 12</w:t>
+      </w:r>
+    </w:p>
+    <w:p>
+      <w:r>
+        <w:t>• 2022: [13, 11, 7]</w:t>
+      </w:r>
+    </w:p>
+    <w:p>
+      <w:r>
+        <w:t>• 2023: [14, 11, 6]</w:t>
+      </w:r>
+    </w:p>
+    <w:p>
+      <w:r>
+        <w:t>• 2024: [9, 6, 5]</w:t>
+      </w:r>
+    </w:p>
+    <w:p>
+      <w:r>
+        <w:t>• 2025: [7, 6, 4]</w:t>
       </w:r>
     </w:p>
     <w:p>
@@ -603,7 +575,65 @@
           <w:color w:val="FF0000"/>
           <w:sz w:val="26"/>
         </w:rPr>
-        <w:t>Mikael Granlund: 8</w:t>
+        <w:t>Sam Colangelo: 5</w:t>
+      </w:r>
+    </w:p>
+    <w:p>
+      <w:r>
+        <w:t>• 2022: []</w:t>
+      </w:r>
+    </w:p>
+    <w:p>
+      <w:r>
+        <w:t>• 2023: []</w:t>
+      </w:r>
+    </w:p>
+    <w:p>
+      <w:r>
+        <w:t>• 2024: [5, 5, 4]</w:t>
+      </w:r>
+    </w:p>
+    <w:p>
+      <w:r>
+        <w:t>• 2025: []</w:t>
+      </w:r>
+    </w:p>
+    <w:p>
+      <w:r>
+        <w:rPr>
+          <w:sz w:val="26"/>
+        </w:rPr>
+        <w:t>Troy Terry: 1</w:t>
+      </w:r>
+    </w:p>
+    <w:p>
+      <w:r>
+        <w:t>• 2022: [16, 5, 4]</w:t>
+      </w:r>
+    </w:p>
+    <w:p>
+      <w:r>
+        <w:t>• 2023: [17, 8, 7]</w:t>
+      </w:r>
+    </w:p>
+    <w:p>
+      <w:r>
+        <w:t>• 2024: [9, 7, 6]</w:t>
+      </w:r>
+    </w:p>
+    <w:p>
+      <w:r>
+        <w:t>• 2025: [8, 7, 6]</w:t>
+      </w:r>
+    </w:p>
+    <w:p>
+      <w:r>
+        <w:rPr>
+          <w:b/>
+          <w:color w:val="FF0000"/>
+          <w:sz w:val="26"/>
+        </w:rPr>
+        <w:t>Mikael Granlund: 9</w:t>
       </w:r>
     </w:p>
     <w:p>
@@ -2229,7 +2259,7 @@
           <w:color w:val="FF0000"/>
           <w:sz w:val="26"/>
         </w:rPr>
-        <w:t>Jalen Chatfield: 23</w:t>
+        <w:t>Jalen Chatfield: 24</w:t>
       </w:r>
     </w:p>
     <w:p>
@@ -2341,39 +2371,11 @@
     <w:p>
       <w:r>
         <w:rPr>
-          <w:sz w:val="26"/>
-        </w:rPr>
-        <w:t>Sean Walker: 4</w:t>
-      </w:r>
-    </w:p>
-    <w:p>
-      <w:r>
-        <w:t>• 2022: [15, 13]</w:t>
-      </w:r>
-    </w:p>
-    <w:p>
-      <w:r>
-        <w:t>• 2023: [16, 14, 11]</w:t>
-      </w:r>
-    </w:p>
-    <w:p>
-      <w:r>
-        <w:t>• 2024: [41, 13, 5]</w:t>
-      </w:r>
-    </w:p>
-    <w:p>
-      <w:r>
-        <w:t>• 2025: [45, 8, 1]</w:t>
-      </w:r>
-    </w:p>
-    <w:p>
-      <w:r>
-        <w:rPr>
           <w:b/>
           <w:color w:val="FF0000"/>
           <w:sz w:val="26"/>
         </w:rPr>
-        <w:t>Mike Reilly: 27</w:t>
+        <w:t>Mike Reilly: 28</w:t>
       </w:r>
     </w:p>
     <w:p>
@@ -2461,7 +2463,7 @@
           <w:color w:val="FF0000"/>
           <w:sz w:val="26"/>
         </w:rPr>
-        <w:t>Mark Jankowski: 2</w:t>
+        <w:t>Mark Jankowski: 3</w:t>
       </w:r>
     </w:p>
     <w:p>
@@ -2482,6 +2484,62 @@
     <w:p>
       <w:r>
         <w:t>• 2025: [17, 8, 5]</w:t>
+      </w:r>
+    </w:p>
+    <w:p>
+      <w:r>
+        <w:rPr>
+          <w:sz w:val="26"/>
+        </w:rPr>
+        <w:t>Alexander Nikishin: 4</w:t>
+      </w:r>
+    </w:p>
+    <w:p>
+      <w:r>
+        <w:t>• 2022: []</w:t>
+      </w:r>
+    </w:p>
+    <w:p>
+      <w:r>
+        <w:t>• 2023: []</w:t>
+      </w:r>
+    </w:p>
+    <w:p>
+      <w:r>
+        <w:t>• 2024: []</w:t>
+      </w:r>
+    </w:p>
+    <w:p>
+      <w:r>
+        <w:t>• 2025: [11, 8, 7]</w:t>
+      </w:r>
+    </w:p>
+    <w:p>
+      <w:r>
+        <w:rPr>
+          <w:sz w:val="26"/>
+        </w:rPr>
+        <w:t>Bradly Nadeau: 1</w:t>
+      </w:r>
+    </w:p>
+    <w:p>
+      <w:r>
+        <w:t>• 2022: []</w:t>
+      </w:r>
+    </w:p>
+    <w:p>
+      <w:r>
+        <w:t>• 2023: []</w:t>
+      </w:r>
+    </w:p>
+    <w:p>
+      <w:r>
+        <w:t>• 2024: []</w:t>
+      </w:r>
+    </w:p>
+    <w:p>
+      <w:r>
+        <w:t>• 2025: [3]</w:t>
       </w:r>
     </w:p>
     <w:p>
@@ -2491,83 +2549,55 @@
           <w:color w:val="FF0000"/>
           <w:sz w:val="26"/>
         </w:rPr>
-        <w:t>Jackson Blake: 5</w:t>
-      </w:r>
-    </w:p>
-    <w:p>
-      <w:r>
-        <w:t>• 2022: []</w:t>
-      </w:r>
-    </w:p>
-    <w:p>
-      <w:r>
-        <w:t>• 2023: []</w:t>
-      </w:r>
-    </w:p>
-    <w:p>
-      <w:r>
-        <w:t>• 2024: [22, 13, 5]</w:t>
-      </w:r>
-    </w:p>
-    <w:p>
-      <w:r>
-        <w:t>• 2025: [7, 6, 6]</w:t>
-      </w:r>
-    </w:p>
-    <w:p>
-      <w:r>
-        <w:rPr>
-          <w:sz w:val="26"/>
-        </w:rPr>
-        <w:t>Alexander Nikishin: 3</w:t>
-      </w:r>
-    </w:p>
-    <w:p>
-      <w:r>
-        <w:t>• 2022: []</w:t>
-      </w:r>
-    </w:p>
-    <w:p>
-      <w:r>
-        <w:t>• 2023: []</w:t>
-      </w:r>
-    </w:p>
-    <w:p>
-      <w:r>
-        <w:t>• 2024: []</w:t>
-      </w:r>
-    </w:p>
-    <w:p>
-      <w:r>
-        <w:t>• 2025: [11, 8, 7]</w:t>
-      </w:r>
-    </w:p>
-    <w:p>
-      <w:r>
-        <w:rPr>
-          <w:sz w:val="26"/>
-        </w:rPr>
-        <w:t>Bradly Nadeau: 1</w:t>
-      </w:r>
-    </w:p>
-    <w:p>
-      <w:r>
-        <w:t>• 2022: []</w:t>
-      </w:r>
-    </w:p>
-    <w:p>
-      <w:r>
-        <w:t>• 2023: []</w:t>
-      </w:r>
-    </w:p>
-    <w:p>
-      <w:r>
-        <w:t>• 2024: []</w:t>
-      </w:r>
-    </w:p>
-    <w:p>
-      <w:r>
-        <w:t>• 2025: [3]</w:t>
+        <w:t>Eric Robinson: 8</w:t>
+      </w:r>
+    </w:p>
+    <w:p>
+      <w:r>
+        <w:t>• 2022: [18, 10, 8]</w:t>
+      </w:r>
+    </w:p>
+    <w:p>
+      <w:r>
+        <w:t>• 2023: [23, 6]</w:t>
+      </w:r>
+    </w:p>
+    <w:p>
+      <w:r>
+        <w:t>• 2024: [12, 8, 8]</w:t>
+      </w:r>
+    </w:p>
+    <w:p>
+      <w:r>
+        <w:t>• 2025: [10, 10, 5]</w:t>
+      </w:r>
+    </w:p>
+    <w:p>
+      <w:r>
+        <w:rPr>
+          <w:sz w:val="26"/>
+        </w:rPr>
+        <w:t>Andrei Svechnikov: 1</w:t>
+      </w:r>
+    </w:p>
+    <w:p>
+      <w:r>
+        <w:t>• 2022: [19, 4, 4]</w:t>
+      </w:r>
+    </w:p>
+    <w:p>
+      <w:r>
+        <w:t>• 2023: [10, 4, 4]</w:t>
+      </w:r>
+    </w:p>
+    <w:p>
+      <w:r>
+        <w:t>• 2024: [9, 7, 7]</w:t>
+      </w:r>
+    </w:p>
+    <w:p>
+      <w:r>
+        <w:t>• 2025: [13, 6, 3]</w:t>
       </w:r>
     </w:p>
     <w:p>
@@ -2577,27 +2607,27 @@
           <w:color w:val="FF0000"/>
           <w:sz w:val="26"/>
         </w:rPr>
-        <w:t>Eric Robinson: 7</w:t>
-      </w:r>
-    </w:p>
-    <w:p>
-      <w:r>
-        <w:t>• 2022: [18, 10, 8]</w:t>
-      </w:r>
-    </w:p>
-    <w:p>
-      <w:r>
-        <w:t>• 2023: [23, 6]</w:t>
-      </w:r>
-    </w:p>
-    <w:p>
-      <w:r>
-        <w:t>• 2024: [12, 8, 8]</w:t>
-      </w:r>
-    </w:p>
-    <w:p>
-      <w:r>
-        <w:t>• 2025: [10, 10, 5]</w:t>
+        <w:t>Jaccob Slavin: 47</w:t>
+      </w:r>
+    </w:p>
+    <w:p>
+      <w:r>
+        <w:t>• 2022: [13, 11, 8]</w:t>
+      </w:r>
+    </w:p>
+    <w:p>
+      <w:r>
+        <w:t>• 2023: [36, 27, 8]</w:t>
+      </w:r>
+    </w:p>
+    <w:p>
+      <w:r>
+        <w:t>• 2024: [25, 6, 6]</w:t>
+      </w:r>
+    </w:p>
+    <w:p>
+      <w:r>
+        <w:t>• 2025: []</w:t>
       </w:r>
     </w:p>
     <w:p>
@@ -2607,27 +2637,27 @@
           <w:color w:val="FF0000"/>
           <w:sz w:val="26"/>
         </w:rPr>
-        <w:t>Logan Stankoven: 1</w:t>
-      </w:r>
-    </w:p>
-    <w:p>
-      <w:r>
-        <w:t>• 2022: []</w:t>
-      </w:r>
-    </w:p>
-    <w:p>
-      <w:r>
-        <w:t>• 2023: [5, 1, 0]</w:t>
-      </w:r>
-    </w:p>
-    <w:p>
-      <w:r>
-        <w:t>• 2024: [25, 8, 8]</w:t>
-      </w:r>
-    </w:p>
-    <w:p>
-      <w:r>
-        <w:t>• 2025: [14, 12, 11]</w:t>
+        <w:t>Nikolaj Ehlers: 6</w:t>
+      </w:r>
+    </w:p>
+    <w:p>
+      <w:r>
+        <w:t>• 2022: [10, 7, 3]</w:t>
+      </w:r>
+    </w:p>
+    <w:p>
+      <w:r>
+        <w:t>• 2023: [10, 6, 5]</w:t>
+      </w:r>
+    </w:p>
+    <w:p>
+      <w:r>
+        <w:t>• 2024: [10, 5, 4]</w:t>
+      </w:r>
+    </w:p>
+    <w:p>
+      <w:r>
+        <w:t>• 2025: [9, 8, 6]</w:t>
       </w:r>
     </w:p>
     <w:p>
@@ -2637,22 +2667,78 @@
           <w:color w:val="FF0000"/>
           <w:sz w:val="26"/>
         </w:rPr>
-        <w:t>Jaccob Slavin: 46</w:t>
-      </w:r>
-    </w:p>
-    <w:p>
-      <w:r>
-        <w:t>• 2022: [13, 11, 8]</w:t>
-      </w:r>
-    </w:p>
-    <w:p>
-      <w:r>
-        <w:t>• 2023: [36, 27, 8]</w:t>
-      </w:r>
-    </w:p>
-    <w:p>
-      <w:r>
-        <w:t>• 2024: [25, 6, 6]</w:t>
+        <w:t>Seth Jarvis: 4</w:t>
+      </w:r>
+    </w:p>
+    <w:p>
+      <w:r>
+        <w:t>• 2022: [21, 11, 11]</w:t>
+      </w:r>
+    </w:p>
+    <w:p>
+      <w:r>
+        <w:t>• 2023: [8, 6, 5]</w:t>
+      </w:r>
+    </w:p>
+    <w:p>
+      <w:r>
+        <w:t>• 2024: [7, 5, 4]</w:t>
+      </w:r>
+    </w:p>
+    <w:p>
+      <w:r>
+        <w:t>• 2025: [5, 4, 4]</w:t>
+      </w:r>
+    </w:p>
+    <w:p>
+      <w:r>
+        <w:rPr>
+          <w:sz w:val="26"/>
+        </w:rPr>
+        <w:t>Sebastian Aho: 2</w:t>
+      </w:r>
+    </w:p>
+    <w:p>
+      <w:r>
+        <w:t>• 2022: [7, 6, 5]</w:t>
+      </w:r>
+    </w:p>
+    <w:p>
+      <w:r>
+        <w:t>• 2023: [6, 6, 4]</w:t>
+      </w:r>
+    </w:p>
+    <w:p>
+      <w:r>
+        <w:t>• 2024: [8, 7, 6]</w:t>
+      </w:r>
+    </w:p>
+    <w:p>
+      <w:r>
+        <w:t>• 2025: [12, 6, 5]</w:t>
+      </w:r>
+    </w:p>
+    <w:p>
+      <w:r>
+        <w:rPr>
+          <w:sz w:val="26"/>
+        </w:rPr>
+        <w:t>Charles Alexis Legault: 1</w:t>
+      </w:r>
+    </w:p>
+    <w:p>
+      <w:r>
+        <w:t>• 2022: []</w:t>
+      </w:r>
+    </w:p>
+    <w:p>
+      <w:r>
+        <w:t>• 2023: []</w:t>
+      </w:r>
+    </w:p>
+    <w:p>
+      <w:r>
+        <w:t>• 2024: []</w:t>
       </w:r>
     </w:p>
     <w:p>
@@ -2667,111 +2753,27 @@
           <w:color w:val="FF0000"/>
           <w:sz w:val="26"/>
         </w:rPr>
-        <w:t>Nikolaj Ehlers: 5</w:t>
-      </w:r>
-    </w:p>
-    <w:p>
-      <w:r>
-        <w:t>• 2022: [10, 7, 3]</w:t>
-      </w:r>
-    </w:p>
-    <w:p>
-      <w:r>
-        <w:t>• 2023: [10, 6, 5]</w:t>
-      </w:r>
-    </w:p>
-    <w:p>
-      <w:r>
-        <w:t>• 2024: [10, 5, 4]</w:t>
-      </w:r>
-    </w:p>
-    <w:p>
-      <w:r>
-        <w:t>• 2025: [9, 8, 6]</w:t>
-      </w:r>
-    </w:p>
-    <w:p>
-      <w:r>
-        <w:rPr>
-          <w:sz w:val="26"/>
-        </w:rPr>
-        <w:t>Jordan Martinook: 1</w:t>
-      </w:r>
-    </w:p>
-    <w:p>
-      <w:r>
-        <w:t>• 2022: [24, 9, 8]</w:t>
-      </w:r>
-    </w:p>
-    <w:p>
-      <w:r>
-        <w:t>• 2023: [10, 9, 8]</w:t>
-      </w:r>
-    </w:p>
-    <w:p>
-      <w:r>
-        <w:t>• 2024: [17, 13, 7]</w:t>
-      </w:r>
-    </w:p>
-    <w:p>
-      <w:r>
-        <w:t>• 2025: [16, 13, 6]</w:t>
-      </w:r>
-    </w:p>
-    <w:p>
-      <w:r>
-        <w:rPr>
-          <w:sz w:val="26"/>
-        </w:rPr>
-        <w:t>Seth Jarvis: 3</w:t>
-      </w:r>
-    </w:p>
-    <w:p>
-      <w:r>
-        <w:t>• 2022: [21, 11, 11]</w:t>
-      </w:r>
-    </w:p>
-    <w:p>
-      <w:r>
-        <w:t>• 2023: [8, 6, 5]</w:t>
-      </w:r>
-    </w:p>
-    <w:p>
-      <w:r>
-        <w:t>• 2024: [7, 5, 4]</w:t>
-      </w:r>
-    </w:p>
-    <w:p>
-      <w:r>
-        <w:t>• 2025: [5, 4, 4]</w:t>
-      </w:r>
-    </w:p>
-    <w:p>
-      <w:r>
-        <w:rPr>
-          <w:sz w:val="26"/>
-        </w:rPr>
-        <w:t>Sebastian Aho: 1</w:t>
-      </w:r>
-    </w:p>
-    <w:p>
-      <w:r>
-        <w:t>• 2022: [7, 6, 5]</w:t>
-      </w:r>
-    </w:p>
-    <w:p>
-      <w:r>
-        <w:t>• 2023: [6, 6, 4]</w:t>
-      </w:r>
-    </w:p>
-    <w:p>
-      <w:r>
-        <w:t>• 2024: [8, 7, 6]</w:t>
-      </w:r>
-    </w:p>
-    <w:p>
-      <w:r>
-        <w:t>• 2025: [12, 6, 5]</w:t>
+        <w:t>Jordan Staal: 6</w:t>
+      </w:r>
+    </w:p>
+    <w:p>
+      <w:r>
+        <w:t>• 2022: [11, 7, 5]</w:t>
+      </w:r>
+    </w:p>
+    <w:p>
+      <w:r>
+        <w:t>• 2023: [20, 15, 14]</w:t>
+      </w:r>
+    </w:p>
+    <w:p>
+      <w:r>
+        <w:t>• 2024: [15, 12, 11]</w:t>
+      </w:r>
+    </w:p>
+    <w:p>
+      <w:r>
+        <w:t>• 2025: [16, 12, 4]</w:t>
       </w:r>
     </w:p>
     <w:p>
@@ -2781,125 +2783,7 @@
           <w:color w:val="FF0000"/>
           <w:sz w:val="26"/>
         </w:rPr>
-        <w:t>K'Andre Miller: 24</w:t>
-      </w:r>
-    </w:p>
-    <w:p>
-      <w:r>
-        <w:t>• 2022: [12, 10, 6]</w:t>
-      </w:r>
-    </w:p>
-    <w:p>
-      <w:r>
-        <w:t>• 2023: [33, 10, 6]</w:t>
-      </w:r>
-    </w:p>
-    <w:p>
-      <w:r>
-        <w:t>• 2024: [23, 15, 10]</w:t>
-      </w:r>
-    </w:p>
-    <w:p>
-      <w:r>
-        <w:t>• 2025: [33]</w:t>
-      </w:r>
-    </w:p>
-    <w:p>
-      <w:r>
-        <w:rPr>
-          <w:sz w:val="26"/>
-        </w:rPr>
-        <w:t>Charles Alexis Legault: 1</w:t>
-      </w:r>
-    </w:p>
-    <w:p>
-      <w:r>
-        <w:t>• 2022: []</w:t>
-      </w:r>
-    </w:p>
-    <w:p>
-      <w:r>
-        <w:t>• 2023: []</w:t>
-      </w:r>
-    </w:p>
-    <w:p>
-      <w:r>
-        <w:t>• 2024: []</w:t>
-      </w:r>
-    </w:p>
-    <w:p>
-      <w:r>
-        <w:t>• 2025: []</w:t>
-      </w:r>
-    </w:p>
-    <w:p>
-      <w:r>
-        <w:rPr>
-          <w:b/>
-          <w:color w:val="FF0000"/>
-          <w:sz w:val="26"/>
-        </w:rPr>
-        <w:t>Jordan Staal: 5</w:t>
-      </w:r>
-    </w:p>
-    <w:p>
-      <w:r>
-        <w:t>• 2022: [11, 7, 5]</w:t>
-      </w:r>
-    </w:p>
-    <w:p>
-      <w:r>
-        <w:t>• 2023: [20, 15, 14]</w:t>
-      </w:r>
-    </w:p>
-    <w:p>
-      <w:r>
-        <w:t>• 2024: [15, 12, 11]</w:t>
-      </w:r>
-    </w:p>
-    <w:p>
-      <w:r>
-        <w:t>• 2025: [16, 12, 4]</w:t>
-      </w:r>
-    </w:p>
-    <w:p>
-      <w:r>
-        <w:rPr>
-          <w:b/>
-          <w:color w:val="FF0000"/>
-          <w:sz w:val="26"/>
-        </w:rPr>
-        <w:t>Taylor Hall: 8</w:t>
-      </w:r>
-    </w:p>
-    <w:p>
-      <w:r>
-        <w:t>• 2022: [16, 7, 3]</w:t>
-      </w:r>
-    </w:p>
-    <w:p>
-      <w:r>
-        <w:t>• 2023: [0]</w:t>
-      </w:r>
-    </w:p>
-    <w:p>
-      <w:r>
-        <w:t>• 2024: [13, 9, 7]</w:t>
-      </w:r>
-    </w:p>
-    <w:p>
-      <w:r>
-        <w:t>• 2025: [12, 9, 7]</w:t>
-      </w:r>
-    </w:p>
-    <w:p>
-      <w:r>
-        <w:rPr>
-          <w:b/>
-          <w:color w:val="FF0000"/>
-          <w:sz w:val="26"/>
-        </w:rPr>
-        <w:t>William Carrier: 15</w:t>
+        <w:t>William Carrier: 16</w:t>
       </w:r>
     </w:p>
     <w:p>
@@ -3789,7 +3673,7 @@
         <w:rPr>
           <w:sz w:val="26"/>
         </w:rPr>
-        <w:t>Kevin Bahl: 2</w:t>
+        <w:t>Kevin Bahl: 3</w:t>
       </w:r>
     </w:p>
     <w:p>
@@ -3817,7 +3701,7 @@
         <w:rPr>
           <w:sz w:val="26"/>
         </w:rPr>
-        <w:t>Zayne Parekh: 22</w:t>
+        <w:t>Zayne Parekh: 23</w:t>
       </w:r>
     </w:p>
     <w:p>
@@ -3847,7 +3731,7 @@
           <w:color w:val="FF0000"/>
           <w:sz w:val="26"/>
         </w:rPr>
-        <w:t>Joel Hanley: 68</w:t>
+        <w:t>Joel Hanley: 69</w:t>
       </w:r>
     </w:p>
     <w:p>
@@ -3877,7 +3761,7 @@
           <w:color w:val="FF0000"/>
           <w:sz w:val="26"/>
         </w:rPr>
-        <w:t>Adam Klapka: 18</w:t>
+        <w:t>Adam Klapka: 19</w:t>
       </w:r>
     </w:p>
     <w:p>
@@ -3905,7 +3789,7 @@
         <w:rPr>
           <w:sz w:val="26"/>
         </w:rPr>
-        <w:t>Mikael Backlund: 1</w:t>
+        <w:t>Mikael Backlund: 2</w:t>
       </w:r>
     </w:p>
     <w:p>
@@ -3961,7 +3845,7 @@
         <w:rPr>
           <w:sz w:val="26"/>
         </w:rPr>
-        <w:t>Hunter Brzustewicz: 3</w:t>
+        <w:t>Hunter Brzustewicz: 4</w:t>
       </w:r>
     </w:p>
     <w:p>
@@ -3989,7 +3873,7 @@
         <w:rPr>
           <w:sz w:val="26"/>
         </w:rPr>
-        <w:t>Matvei Gridin: 4</w:t>
+        <w:t>Matvei Gridin: 5</w:t>
       </w:r>
     </w:p>
     <w:p>
@@ -4019,7 +3903,7 @@
           <w:color w:val="FF0000"/>
           <w:sz w:val="26"/>
         </w:rPr>
-        <w:t>Victor Olofsson: 9</w:t>
+        <w:t>Victor Olofsson: 10</w:t>
       </w:r>
     </w:p>
     <w:p>
@@ -4133,7 +4017,7 @@
         <w:rPr>
           <w:sz w:val="26"/>
         </w:rPr>
-        <w:t>Ryan Strome: 5</w:t>
+        <w:t>Ryan Strome: 6</w:t>
       </w:r>
     </w:p>
     <w:p>
@@ -4154,6 +4038,90 @@
     <w:p>
       <w:r>
         <w:t>• 2025: [11, 9, 7]</w:t>
+      </w:r>
+    </w:p>
+    <w:p>
+      <w:r>
+        <w:rPr>
+          <w:sz w:val="26"/>
+        </w:rPr>
+        <w:t>Morgan Frost: 1</w:t>
+      </w:r>
+    </w:p>
+    <w:p>
+      <w:r>
+        <w:t>• 2022: [17, 10, 8]</w:t>
+      </w:r>
+    </w:p>
+    <w:p>
+      <w:r>
+        <w:t>• 2023: [11, 10, 8]</w:t>
+      </w:r>
+    </w:p>
+    <w:p>
+      <w:r>
+        <w:t>• 2024: [25, 8, 5]</w:t>
+      </w:r>
+    </w:p>
+    <w:p>
+      <w:r>
+        <w:t>• 2025: [12, 8, 6]</w:t>
+      </w:r>
+    </w:p>
+    <w:p>
+      <w:r>
+        <w:rPr>
+          <w:sz w:val="26"/>
+        </w:rPr>
+        <w:t>Yegor Sharangovich: 3</w:t>
+      </w:r>
+    </w:p>
+    <w:p>
+      <w:r>
+        <w:t>• 2022: [13, 12, 9]</w:t>
+      </w:r>
+    </w:p>
+    <w:p>
+      <w:r>
+        <w:t>• 2023: [11, 7, 6]</w:t>
+      </w:r>
+    </w:p>
+    <w:p>
+      <w:r>
+        <w:t>• 2024: [15, 9, 6]</w:t>
+      </w:r>
+    </w:p>
+    <w:p>
+      <w:r>
+        <w:t>• 2025: [9, 8, 6]</w:t>
+      </w:r>
+    </w:p>
+    <w:p>
+      <w:r>
+        <w:rPr>
+          <w:sz w:val="26"/>
+        </w:rPr>
+        <w:t>Blake Coleman: 2</w:t>
+      </w:r>
+    </w:p>
+    <w:p>
+      <w:r>
+        <w:t>• 2022: [11, 8, 7]</w:t>
+      </w:r>
+    </w:p>
+    <w:p>
+      <w:r>
+        <w:t>• 2023: [7, 6, 5]</w:t>
+      </w:r>
+    </w:p>
+    <w:p>
+      <w:r>
+        <w:t>• 2024: [14, 9, 6]</w:t>
+      </w:r>
+    </w:p>
+    <w:p>
+      <w:r>
+        <w:t>• 2025: [8, 8, 4]</w:t>
       </w:r>
     </w:p>
     <w:p>
@@ -4163,7 +4131,7 @@
           <w:color w:val="FF0000"/>
           <w:sz w:val="26"/>
         </w:rPr>
-        <w:t>Connor Zary: 10</w:t>
+        <w:t>John Beecher: 1</w:t>
       </w:r>
     </w:p>
     <w:p>
@@ -4173,73 +4141,17 @@
     </w:p>
     <w:p>
       <w:r>
-        <w:t>• 2023: [18, 8, 6]</w:t>
-      </w:r>
-    </w:p>
-    <w:p>
-      <w:r>
-        <w:t>• 2024: [9, 7, 6]</w:t>
-      </w:r>
-    </w:p>
-    <w:p>
-      <w:r>
-        <w:t>• 2025: [20, 10, 8]</w:t>
-      </w:r>
-    </w:p>
-    <w:p>
-      <w:r>
-        <w:rPr>
-          <w:sz w:val="26"/>
-        </w:rPr>
-        <w:t>Yegor Sharangovich: 2</w:t>
-      </w:r>
-    </w:p>
-    <w:p>
-      <w:r>
-        <w:t>• 2022: [13, 12, 9]</w:t>
-      </w:r>
-    </w:p>
-    <w:p>
-      <w:r>
-        <w:t>• 2023: [11, 7, 6]</w:t>
-      </w:r>
-    </w:p>
-    <w:p>
-      <w:r>
-        <w:t>• 2024: [15, 9, 6]</w:t>
-      </w:r>
-    </w:p>
-    <w:p>
-      <w:r>
-        <w:t>• 2025: [9, 8, 6]</w:t>
-      </w:r>
-    </w:p>
-    <w:p>
-      <w:r>
-        <w:rPr>
-          <w:sz w:val="26"/>
-        </w:rPr>
-        <w:t>Blake Coleman: 1</w:t>
-      </w:r>
-    </w:p>
-    <w:p>
-      <w:r>
-        <w:t>• 2022: [11, 8, 7]</w:t>
-      </w:r>
-    </w:p>
-    <w:p>
-      <w:r>
-        <w:t>• 2023: [7, 6, 5]</w:t>
-      </w:r>
-    </w:p>
-    <w:p>
-      <w:r>
-        <w:t>• 2024: [14, 9, 6]</w:t>
-      </w:r>
-    </w:p>
-    <w:p>
-      <w:r>
-        <w:t>• 2025: [8, 8, 4]</w:t>
+        <w:t>• 2023: [14, 4, 4]</w:t>
+      </w:r>
+    </w:p>
+    <w:p>
+      <w:r>
+        <w:t>• 2024: [39, 0]</w:t>
+      </w:r>
+    </w:p>
+    <w:p>
+      <w:r>
+        <w:t>• 2025: [29]</w:t>
       </w:r>
     </w:p>
     <w:p>
@@ -4249,7 +4161,35 @@
           <w:color w:val="FF0000"/>
           <w:sz w:val="26"/>
         </w:rPr>
-        <w:t>John Beecher: 1</w:t>
+        <w:t>Ryan Lomberg: 6</w:t>
+      </w:r>
+    </w:p>
+    <w:p>
+      <w:r>
+        <w:t>• 2022: [12, 11, 8]</w:t>
+      </w:r>
+    </w:p>
+    <w:p>
+      <w:r>
+        <w:t>• 2023: [35, 7, 3]</w:t>
+      </w:r>
+    </w:p>
+    <w:p>
+      <w:r>
+        <w:t>• 2024: [40, 5]</w:t>
+      </w:r>
+    </w:p>
+    <w:p>
+      <w:r>
+        <w:t>• 2025: [15, 1, 1]</w:t>
+      </w:r>
+    </w:p>
+    <w:p>
+      <w:r>
+        <w:rPr>
+          <w:sz w:val="26"/>
+        </w:rPr>
+        <w:t>Yan Kuznetsov: 18</w:t>
       </w:r>
     </w:p>
     <w:p>
@@ -4259,17 +4199,45 @@
     </w:p>
     <w:p>
       <w:r>
-        <w:t>• 2023: [14, 4, 4]</w:t>
-      </w:r>
-    </w:p>
-    <w:p>
-      <w:r>
-        <w:t>• 2024: [39, 0]</w:t>
-      </w:r>
-    </w:p>
-    <w:p>
-      <w:r>
-        <w:t>• 2025: [29]</w:t>
+        <w:t>• 2023: []</w:t>
+      </w:r>
+    </w:p>
+    <w:p>
+      <w:r>
+        <w:t>• 2024: []</w:t>
+      </w:r>
+    </w:p>
+    <w:p>
+      <w:r>
+        <w:t>• 2025: [9, 6, 4]</w:t>
+      </w:r>
+    </w:p>
+    <w:p>
+      <w:r>
+        <w:rPr>
+          <w:sz w:val="26"/>
+        </w:rPr>
+        <w:t>Matt Coronato: 1</w:t>
+      </w:r>
+    </w:p>
+    <w:p>
+      <w:r>
+        <w:t>• 2022: []</w:t>
+      </w:r>
+    </w:p>
+    <w:p>
+      <w:r>
+        <w:t>• 2023: [17, 11]</w:t>
+      </w:r>
+    </w:p>
+    <w:p>
+      <w:r>
+        <w:t>• 2024: [6, 6, 6]</w:t>
+      </w:r>
+    </w:p>
+    <w:p>
+      <w:r>
+        <w:t>• 2025: [14, 9, 7]</w:t>
       </w:r>
     </w:p>
     <w:p>
@@ -4279,55 +4247,55 @@
           <w:color w:val="FF0000"/>
           <w:sz w:val="26"/>
         </w:rPr>
-        <w:t>Ryan Lomberg: 6</w:t>
-      </w:r>
-    </w:p>
-    <w:p>
-      <w:r>
-        <w:t>• 2022: [12, 11, 8]</w:t>
-      </w:r>
-    </w:p>
-    <w:p>
-      <w:r>
-        <w:t>• 2023: [35, 7, 3]</w:t>
-      </w:r>
-    </w:p>
-    <w:p>
-      <w:r>
-        <w:t>• 2024: [40, 5]</w:t>
-      </w:r>
-    </w:p>
-    <w:p>
-      <w:r>
-        <w:t>• 2025: [15, 1, 1]</w:t>
-      </w:r>
-    </w:p>
-    <w:p>
-      <w:r>
-        <w:rPr>
-          <w:sz w:val="26"/>
-        </w:rPr>
-        <w:t>Yan Kuznetsov: 18</w:t>
-      </w:r>
-    </w:p>
-    <w:p>
-      <w:r>
-        <w:t>• 2022: []</w:t>
-      </w:r>
-    </w:p>
-    <w:p>
-      <w:r>
-        <w:t>• 2023: []</w:t>
-      </w:r>
-    </w:p>
-    <w:p>
-      <w:r>
-        <w:t>• 2024: []</w:t>
-      </w:r>
-    </w:p>
-    <w:p>
-      <w:r>
-        <w:t>• 2025: [9, 6, 4]</w:t>
+        <w:t>Olli Mtt: 55</w:t>
+      </w:r>
+    </w:p>
+    <w:p>
+      <w:r>
+        <w:t>• 2022: [22, 18, 11]</w:t>
+      </w:r>
+    </w:p>
+    <w:p>
+      <w:r>
+        <w:t>• 2023: [18, 6]</w:t>
+      </w:r>
+    </w:p>
+    <w:p>
+      <w:r>
+        <w:t>• 2024: [7]</w:t>
+      </w:r>
+    </w:p>
+    <w:p>
+      <w:r>
+        <w:t>• 2025: []</w:t>
+      </w:r>
+    </w:p>
+    <w:p>
+      <w:r>
+        <w:rPr>
+          <w:sz w:val="26"/>
+        </w:rPr>
+        <w:t>Joel Farabee: 6</w:t>
+      </w:r>
+    </w:p>
+    <w:p>
+      <w:r>
+        <w:t>• 2022: [26, 11, 8]</w:t>
+      </w:r>
+    </w:p>
+    <w:p>
+      <w:r>
+        <w:t>• 2023: [14, 10, 7]</w:t>
+      </w:r>
+    </w:p>
+    <w:p>
+      <w:r>
+        <w:t>• 2024: [12, 8, 7]</w:t>
+      </w:r>
+    </w:p>
+    <w:p>
+      <w:r>
+        <w:t>• 2025: [10, 8, 6]</w:t>
       </w:r>
     </w:p>
     <w:p>
@@ -4337,65 +4305,7 @@
           <w:color w:val="FF0000"/>
           <w:sz w:val="26"/>
         </w:rPr>
-        <w:t>Olli Mtt: 54</w:t>
-      </w:r>
-    </w:p>
-    <w:p>
-      <w:r>
-        <w:t>• 2022: [22, 18, 11]</w:t>
-      </w:r>
-    </w:p>
-    <w:p>
-      <w:r>
-        <w:t>• 2023: [18, 6]</w:t>
-      </w:r>
-    </w:p>
-    <w:p>
-      <w:r>
-        <w:t>• 2024: [7]</w:t>
-      </w:r>
-    </w:p>
-    <w:p>
-      <w:r>
-        <w:t>• 2025: []</w:t>
-      </w:r>
-    </w:p>
-    <w:p>
-      <w:r>
-        <w:rPr>
-          <w:sz w:val="26"/>
-        </w:rPr>
-        <w:t>Joel Farabee: 5</w:t>
-      </w:r>
-    </w:p>
-    <w:p>
-      <w:r>
-        <w:t>• 2022: [26, 11, 8]</w:t>
-      </w:r>
-    </w:p>
-    <w:p>
-      <w:r>
-        <w:t>• 2023: [14, 10, 7]</w:t>
-      </w:r>
-    </w:p>
-    <w:p>
-      <w:r>
-        <w:t>• 2024: [12, 8, 7]</w:t>
-      </w:r>
-    </w:p>
-    <w:p>
-      <w:r>
-        <w:t>• 2025: [10, 8, 6]</w:t>
-      </w:r>
-    </w:p>
-    <w:p>
-      <w:r>
-        <w:rPr>
-          <w:b/>
-          <w:color w:val="FF0000"/>
-          <w:sz w:val="26"/>
-        </w:rPr>
-        <w:t>Zach Whitecloud: 19</w:t>
+        <w:t>Zach Whitecloud: 20</w:t>
       </w:r>
     </w:p>
     <w:p>
@@ -5023,7 +4933,7 @@
           <w:color w:val="FF0000"/>
           <w:sz w:val="26"/>
         </w:rPr>
-        <w:t>Brock Nelson: 10</w:t>
+        <w:t>Brock Nelson: 11</w:t>
       </w:r>
     </w:p>
     <w:p>
@@ -5051,6 +4961,34 @@
         <w:rPr>
           <w:sz w:val="26"/>
         </w:rPr>
+        <w:t>Nathan MacKinnon: 1</w:t>
+      </w:r>
+    </w:p>
+    <w:p>
+      <w:r>
+        <w:t>• 2022: [6, 6, 3]</w:t>
+      </w:r>
+    </w:p>
+    <w:p>
+      <w:r>
+        <w:t>• 2023: [7, 5, 4]</w:t>
+      </w:r>
+    </w:p>
+    <w:p>
+      <w:r>
+        <w:t>• 2024: [10, 7, 5]</w:t>
+      </w:r>
+    </w:p>
+    <w:p>
+      <w:r>
+        <w:t>• 2025: [5, 4, 3]</w:t>
+      </w:r>
+    </w:p>
+    <w:p>
+      <w:r>
+        <w:rPr>
+          <w:sz w:val="26"/>
+        </w:rPr>
         <w:t>Tristen Nielsen: 4</w:t>
       </w:r>
     </w:p>
@@ -5079,7 +5017,7 @@
         <w:rPr>
           <w:sz w:val="26"/>
         </w:rPr>
-        <w:t>Nazem Kadri: 2</w:t>
+        <w:t>Nazem Kadri: 3</w:t>
       </w:r>
     </w:p>
     <w:p>
@@ -5163,11 +5101,39 @@
     <w:p>
       <w:r>
         <w:rPr>
+          <w:sz w:val="26"/>
+        </w:rPr>
+        <w:t>Brent Burns: 1</w:t>
+      </w:r>
+    </w:p>
+    <w:p>
+      <w:r>
+        <w:t>• 2022: [13, 13, 9]</w:t>
+      </w:r>
+    </w:p>
+    <w:p>
+      <w:r>
+        <w:t>• 2023: [16, 15, 8]</w:t>
+      </w:r>
+    </w:p>
+    <w:p>
+      <w:r>
+        <w:t>• 2024: [24, 11, 6]</w:t>
+      </w:r>
+    </w:p>
+    <w:p>
+      <w:r>
+        <w:t>• 2025: [12, 8, 8]</w:t>
+      </w:r>
+    </w:p>
+    <w:p>
+      <w:r>
+        <w:rPr>
           <w:b/>
           <w:color w:val="FF0000"/>
           <w:sz w:val="26"/>
         </w:rPr>
-        <w:t>Jack Drury: 16</w:t>
+        <w:t>Jack Drury: 17</w:t>
       </w:r>
     </w:p>
     <w:p>
@@ -5223,7 +5189,7 @@
         <w:rPr>
           <w:sz w:val="26"/>
         </w:rPr>
-        <w:t>Nicolas Roy: 2</w:t>
+        <w:t>Nicolas Roy: 3</w:t>
       </w:r>
     </w:p>
     <w:p>
@@ -5251,7 +5217,7 @@
         <w:rPr>
           <w:sz w:val="26"/>
         </w:rPr>
-        <w:t>Joel Kiviranta: 2</w:t>
+        <w:t>Joel Kiviranta: 3</w:t>
       </w:r>
     </w:p>
     <w:p>
@@ -5281,7 +5247,7 @@
           <w:color w:val="FF0000"/>
           <w:sz w:val="26"/>
         </w:rPr>
-        <w:t>Valeri Nichushkin: 3</w:t>
+        <w:t>Valeri Nichushkin: 4</w:t>
       </w:r>
     </w:p>
     <w:p>
@@ -5339,7 +5305,7 @@
         <w:rPr>
           <w:sz w:val="26"/>
         </w:rPr>
-        <w:t>Martin Necas: 1</w:t>
+        <w:t>Martin Necas: 2</w:t>
       </w:r>
     </w:p>
     <w:p>
@@ -5369,7 +5335,7 @@
           <w:color w:val="FF0000"/>
           <w:sz w:val="26"/>
         </w:rPr>
-        <w:t>Sam Malinski: 35</w:t>
+        <w:t>Sam Malinski: 36</w:t>
       </w:r>
     </w:p>
     <w:p>
@@ -5397,7 +5363,7 @@
         <w:rPr>
           <w:sz w:val="26"/>
         </w:rPr>
-        <w:t>Devon Toews: 7</w:t>
+        <w:t>Devon Toews: 8</w:t>
       </w:r>
     </w:p>
     <w:p>
@@ -5425,7 +5391,7 @@
         <w:rPr>
           <w:sz w:val="26"/>
         </w:rPr>
-        <w:t>Gavin Brindley: 8</w:t>
+        <w:t>Gavin Brindley: 9</w:t>
       </w:r>
     </w:p>
     <w:p>
@@ -5455,7 +5421,7 @@
           <w:color w:val="FF0000"/>
           <w:sz w:val="26"/>
         </w:rPr>
-        <w:t>Ivan Ivan: 25</w:t>
+        <w:t>Ivan Ivan: 26</w:t>
       </w:r>
     </w:p>
     <w:p>
@@ -5513,7 +5479,7 @@
           <w:color w:val="FF0000"/>
           <w:sz w:val="26"/>
         </w:rPr>
-        <w:t>Brett Kulak: 19</w:t>
+        <w:t>Brett Kulak: 20</w:t>
       </w:r>
     </w:p>
     <w:p>
@@ -5599,27 +5565,55 @@
           <w:color w:val="FF0000"/>
           <w:sz w:val="26"/>
         </w:rPr>
-        <w:t>Cale Makar: 5</w:t>
-      </w:r>
-    </w:p>
-    <w:p>
-      <w:r>
-        <w:t>• 2022: [10, 6, 3]</w:t>
-      </w:r>
-    </w:p>
-    <w:p>
-      <w:r>
-        <w:t>• 2023: [11, 8, 7]</w:t>
-      </w:r>
-    </w:p>
-    <w:p>
-      <w:r>
-        <w:t>• 2024: [8, 7, 6]</w:t>
-      </w:r>
-    </w:p>
-    <w:p>
-      <w:r>
-        <w:t>• 2025: [8, 7, 4]</w:t>
+        <w:t>Josh Manson: 12</w:t>
+      </w:r>
+    </w:p>
+    <w:p>
+      <w:r>
+        <w:t>• 2022: [15]</w:t>
+      </w:r>
+    </w:p>
+    <w:p>
+      <w:r>
+        <w:t>• 2023: [15, 15, 6]</w:t>
+      </w:r>
+    </w:p>
+    <w:p>
+      <w:r>
+        <w:t>• 2024: []</w:t>
+      </w:r>
+    </w:p>
+    <w:p>
+      <w:r>
+        <w:t>• 2025: [19, 16, 11]</w:t>
+      </w:r>
+    </w:p>
+    <w:p>
+      <w:r>
+        <w:rPr>
+          <w:sz w:val="26"/>
+        </w:rPr>
+        <w:t>Zakhar Bardakov: 47</w:t>
+      </w:r>
+    </w:p>
+    <w:p>
+      <w:r>
+        <w:t>• 2022: []</w:t>
+      </w:r>
+    </w:p>
+    <w:p>
+      <w:r>
+        <w:t>• 2023: []</w:t>
+      </w:r>
+    </w:p>
+    <w:p>
+      <w:r>
+        <w:t>• 2024: []</w:t>
+      </w:r>
+    </w:p>
+    <w:p>
+      <w:r>
+        <w:t>• 2025: []</w:t>
       </w:r>
     </w:p>
     <w:p>
@@ -5629,65 +5623,7 @@
           <w:color w:val="FF0000"/>
           <w:sz w:val="26"/>
         </w:rPr>
-        <w:t>Josh Manson: 11</w:t>
-      </w:r>
-    </w:p>
-    <w:p>
-      <w:r>
-        <w:t>• 2022: [15]</w:t>
-      </w:r>
-    </w:p>
-    <w:p>
-      <w:r>
-        <w:t>• 2023: [15, 15, 6]</w:t>
-      </w:r>
-    </w:p>
-    <w:p>
-      <w:r>
-        <w:t>• 2024: []</w:t>
-      </w:r>
-    </w:p>
-    <w:p>
-      <w:r>
-        <w:t>• 2025: [19, 16, 11]</w:t>
-      </w:r>
-    </w:p>
-    <w:p>
-      <w:r>
-        <w:rPr>
-          <w:sz w:val="26"/>
-        </w:rPr>
-        <w:t>Zakhar Bardakov: 46</w:t>
-      </w:r>
-    </w:p>
-    <w:p>
-      <w:r>
-        <w:t>• 2022: []</w:t>
-      </w:r>
-    </w:p>
-    <w:p>
-      <w:r>
-        <w:t>• 2023: []</w:t>
-      </w:r>
-    </w:p>
-    <w:p>
-      <w:r>
-        <w:t>• 2024: []</w:t>
-      </w:r>
-    </w:p>
-    <w:p>
-      <w:r>
-        <w:t>• 2025: []</w:t>
-      </w:r>
-    </w:p>
-    <w:p>
-      <w:r>
-        <w:rPr>
-          <w:b/>
-          <w:color w:val="FF0000"/>
-          <w:sz w:val="26"/>
-        </w:rPr>
-        <w:t>Parker Kelly: 6</w:t>
+        <w:t>Parker Kelly: 7</w:t>
       </w:r>
     </w:p>
     <w:p>
@@ -5723,7 +5659,7 @@
         <w:rPr>
           <w:sz w:val="26"/>
         </w:rPr>
-        <w:t>Mavrik Bourque: 4</w:t>
+        <w:t>Mavrik Bourque: 5</w:t>
       </w:r>
     </w:p>
     <w:p>
@@ -5753,7 +5689,7 @@
           <w:color w:val="FF0000"/>
           <w:sz w:val="26"/>
         </w:rPr>
-        <w:t>Nathan Bastian: 1</w:t>
+        <w:t>Nathan Bastian: 2</w:t>
       </w:r>
     </w:p>
     <w:p>
@@ -5811,7 +5747,7 @@
         <w:rPr>
           <w:sz w:val="26"/>
         </w:rPr>
-        <w:t>Matt Duchene: 2</w:t>
+        <w:t>Matt Duchene: 3</w:t>
       </w:r>
     </w:p>
     <w:p>
@@ -5832,6 +5768,34 @@
     <w:p>
       <w:r>
         <w:t>• 2025: [6, 5, 5]</w:t>
+      </w:r>
+    </w:p>
+    <w:p>
+      <w:r>
+        <w:rPr>
+          <w:sz w:val="26"/>
+        </w:rPr>
+        <w:t>Wyatt Johnston: 1</w:t>
+      </w:r>
+    </w:p>
+    <w:p>
+      <w:r>
+        <w:t>• 2022: [10, 9, 9]</w:t>
+      </w:r>
+    </w:p>
+    <w:p>
+      <w:r>
+        <w:t>• 2023: [16, 4, 4]</w:t>
+      </w:r>
+    </w:p>
+    <w:p>
+      <w:r>
+        <w:t>• 2024: [10, 6, 5]</w:t>
+      </w:r>
+    </w:p>
+    <w:p>
+      <w:r>
+        <w:t>• 2025: [7, 4, 3]</w:t>
       </w:r>
     </w:p>
     <w:p>
@@ -5841,7 +5805,7 @@
           <w:color w:val="FF0000"/>
           <w:sz w:val="26"/>
         </w:rPr>
-        <w:t>Lian Bichsel: 7</w:t>
+        <w:t>Lian Bichsel: 8</w:t>
       </w:r>
     </w:p>
     <w:p>
@@ -5871,7 +5835,7 @@
           <w:color w:val="FF0000"/>
           <w:sz w:val="26"/>
         </w:rPr>
-        <w:t>Tyler Myers: 56</w:t>
+        <w:t>Tyler Myers: 57</w:t>
       </w:r>
     </w:p>
     <w:p>
@@ -5901,7 +5865,7 @@
           <w:color w:val="FF0000"/>
           <w:sz w:val="26"/>
         </w:rPr>
-        <w:t>Nils Lundkvist: 11</w:t>
+        <w:t>Nils Lundkvist: 12</w:t>
       </w:r>
     </w:p>
     <w:p>
@@ -5922,6 +5886,34 @@
     <w:p>
       <w:r>
         <w:t>• 2025: [16, 10]</w:t>
+      </w:r>
+    </w:p>
+    <w:p>
+      <w:r>
+        <w:rPr>
+          <w:sz w:val="26"/>
+        </w:rPr>
+        <w:t>Sam Steel: 1</w:t>
+      </w:r>
+    </w:p>
+    <w:p>
+      <w:r>
+        <w:t>• 2022: [18, 13, 9]</w:t>
+      </w:r>
+    </w:p>
+    <w:p>
+      <w:r>
+        <w:t>• 2023: [16, 12, 6]</w:t>
+      </w:r>
+    </w:p>
+    <w:p>
+      <w:r>
+        <w:t>• 2024: [24, 14, 7]</w:t>
+      </w:r>
+    </w:p>
+    <w:p>
+      <w:r>
+        <w:t>• 2025: [13, 7, 6]</w:t>
       </w:r>
     </w:p>
     <w:p>
@@ -5931,7 +5923,7 @@
           <w:color w:val="FF0000"/>
           <w:sz w:val="26"/>
         </w:rPr>
-        <w:t>Colin Blackwell: 7</w:t>
+        <w:t>Colin Blackwell: 8</w:t>
       </w:r>
     </w:p>
     <w:p>
@@ -5959,7 +5951,7 @@
         <w:rPr>
           <w:sz w:val="26"/>
         </w:rPr>
-        <w:t>Oskar Bck: 3</w:t>
+        <w:t>Oskar Bck: 4</w:t>
       </w:r>
     </w:p>
     <w:p>
@@ -6047,7 +6039,7 @@
           <w:color w:val="FF0000"/>
           <w:sz w:val="26"/>
         </w:rPr>
-        <w:t>Esa Lindell: 17</w:t>
+        <w:t>Esa Lindell: 18</w:t>
       </w:r>
     </w:p>
     <w:p>
@@ -6105,27 +6097,27 @@
         <w:rPr>
           <w:sz w:val="26"/>
         </w:rPr>
-        <w:t>Jason Robertson: 2</w:t>
-      </w:r>
-    </w:p>
-    <w:p>
-      <w:r>
-        <w:t>• 2022: [7, 4, 4]</w:t>
-      </w:r>
-    </w:p>
-    <w:p>
-      <w:r>
-        <w:t>• 2023: [5, 5, 5]</w:t>
-      </w:r>
-    </w:p>
-    <w:p>
-      <w:r>
-        <w:t>• 2024: [9, 8, 5]</w:t>
-      </w:r>
-    </w:p>
-    <w:p>
-      <w:r>
-        <w:t>• 2025: [9, 4, 4]</w:t>
+        <w:t>Adam Erne: 1</w:t>
+      </w:r>
+    </w:p>
+    <w:p>
+      <w:r>
+        <w:t>• 2022: [13, 11, 4]</w:t>
+      </w:r>
+    </w:p>
+    <w:p>
+      <w:r>
+        <w:t>• 2023: []</w:t>
+      </w:r>
+    </w:p>
+    <w:p>
+      <w:r>
+        <w:t>• 2024: []</w:t>
+      </w:r>
+    </w:p>
+    <w:p>
+      <w:r>
+        <w:t>• 2025: [11, 5, 3]</w:t>
       </w:r>
     </w:p>
     <w:p>
@@ -6163,7 +6155,7 @@
         <w:rPr>
           <w:sz w:val="26"/>
         </w:rPr>
-        <w:t>Michael Bunting: 1</w:t>
+        <w:t>Michael Bunting: 2</w:t>
       </w:r>
     </w:p>
     <w:p>
@@ -6249,7 +6241,7 @@
         <w:rPr>
           <w:sz w:val="26"/>
         </w:rPr>
-        <w:t>Thomas Harley: 1</w:t>
+        <w:t>Thomas Harley: 2</w:t>
       </w:r>
     </w:p>
     <w:p>
@@ -6277,7 +6269,7 @@
         <w:rPr>
           <w:sz w:val="26"/>
         </w:rPr>
-        <w:t>Justin Hryckowian: 4</w:t>
+        <w:t>Justin Hryckowian: 5</w:t>
       </w:r>
     </w:p>
     <w:p>
@@ -6305,7 +6297,7 @@
         <w:rPr>
           <w:sz w:val="26"/>
         </w:rPr>
-        <w:t>Jamie Benn: 2</w:t>
+        <w:t>Jamie Benn: 3</w:t>
       </w:r>
     </w:p>
     <w:p>
@@ -6335,7 +6327,7 @@
           <w:color w:val="FF0000"/>
           <w:sz w:val="26"/>
         </w:rPr>
-        <w:t>Miro Heiskanen: 4</w:t>
+        <w:t>Miro Heiskanen: 5</w:t>
       </w:r>
     </w:p>
     <w:p>
@@ -10375,35 +10367,7 @@
         <w:rPr>
           <w:sz w:val="26"/>
         </w:rPr>
-        <w:t>Timo Meier: 1</w:t>
-      </w:r>
-    </w:p>
-    <w:p>
-      <w:r>
-        <w:t>• 2022: [6, 5, 3]</w:t>
-      </w:r>
-    </w:p>
-    <w:p>
-      <w:r>
-        <w:t>• 2023: [12, 9, 4]</w:t>
-      </w:r>
-    </w:p>
-    <w:p>
-      <w:r>
-        <w:t>• 2024: [11, 8, 5]</w:t>
-      </w:r>
-    </w:p>
-    <w:p>
-      <w:r>
-        <w:t>• 2025: [9, 6, 6]</w:t>
-      </w:r>
-    </w:p>
-    <w:p>
-      <w:r>
-        <w:rPr>
-          <w:sz w:val="26"/>
-        </w:rPr>
-        <w:t>Dawson Mercer: 4</w:t>
+        <w:t>Dawson Mercer: 5</w:t>
       </w:r>
     </w:p>
     <w:p>
@@ -10459,39 +10423,11 @@
     <w:p>
       <w:r>
         <w:rPr>
-          <w:sz w:val="26"/>
-        </w:rPr>
-        <w:t>Jack Hughes: 1</w:t>
-      </w:r>
-    </w:p>
-    <w:p>
-      <w:r>
-        <w:t>• 2022: [6, 5, 5]</w:t>
-      </w:r>
-    </w:p>
-    <w:p>
-      <w:r>
-        <w:t>• 2023: [7, 5, 5]</w:t>
-      </w:r>
-    </w:p>
-    <w:p>
-      <w:r>
-        <w:t>• 2024: [6, 6, 3]</w:t>
-      </w:r>
-    </w:p>
-    <w:p>
-      <w:r>
-        <w:t>• 2025: [15, 7, 4]</w:t>
-      </w:r>
-    </w:p>
-    <w:p>
-      <w:r>
-        <w:rPr>
           <w:b/>
           <w:color w:val="FF0000"/>
           <w:sz w:val="26"/>
         </w:rPr>
-        <w:t>Johnathan Kovacevic: 99</w:t>
+        <w:t>Johnathan Kovacevic: 100</w:t>
       </w:r>
     </w:p>
     <w:p>
@@ -10605,6 +10541,34 @@
         <w:rPr>
           <w:sz w:val="26"/>
         </w:rPr>
+        <w:t>Paul Cotter: 1</w:t>
+      </w:r>
+    </w:p>
+    <w:p>
+      <w:r>
+        <w:t>• 2022: [11, 9, 5]</w:t>
+      </w:r>
+    </w:p>
+    <w:p>
+      <w:r>
+        <w:t>• 2023: [17, 15, 8]</w:t>
+      </w:r>
+    </w:p>
+    <w:p>
+      <w:r>
+        <w:t>• 2024: [19, 10, 7]</w:t>
+      </w:r>
+    </w:p>
+    <w:p>
+      <w:r>
+        <w:t>• 2025: [23, 16, 7]</w:t>
+      </w:r>
+    </w:p>
+    <w:p>
+      <w:r>
+        <w:rPr>
+          <w:sz w:val="26"/>
+        </w:rPr>
         <w:t>Brian Halonen: 1</w:t>
       </w:r>
     </w:p>
@@ -10626,34 +10590,6 @@
     <w:p>
       <w:r>
         <w:t>• 2025: []</w:t>
-      </w:r>
-    </w:p>
-    <w:p>
-      <w:r>
-        <w:rPr>
-          <w:sz w:val="26"/>
-        </w:rPr>
-        <w:t>Cody Glass: 1</w:t>
-      </w:r>
-    </w:p>
-    <w:p>
-      <w:r>
-        <w:t>• 2022: [12, 8, 8]</w:t>
-      </w:r>
-    </w:p>
-    <w:p>
-      <w:r>
-        <w:t>• 2023: [13, 6, 5]</w:t>
-      </w:r>
-    </w:p>
-    <w:p>
-      <w:r>
-        <w:t>• 2024: [16, 13, 2]</w:t>
-      </w:r>
-    </w:p>
-    <w:p>
-      <w:r>
-        <w:t>• 2025: [8, 7, 6]</w:t>
       </w:r>
     </w:p>
     <w:p>
@@ -10663,55 +10599,27 @@
           <w:color w:val="FF0000"/>
           <w:sz w:val="26"/>
         </w:rPr>
-        <w:t>Seamus Casey: 7</w:t>
-      </w:r>
-    </w:p>
-    <w:p>
-      <w:r>
-        <w:t>• 2022: []</w:t>
-      </w:r>
-    </w:p>
-    <w:p>
-      <w:r>
-        <w:t>• 2023: []</w:t>
-      </w:r>
-    </w:p>
-    <w:p>
-      <w:r>
-        <w:t>• 2024: [3, 1, 0]</w:t>
-      </w:r>
-    </w:p>
-    <w:p>
-      <w:r>
-        <w:t>• 2025: []</w:t>
-      </w:r>
-    </w:p>
-    <w:p>
-      <w:r>
-        <w:rPr>
-          <w:sz w:val="26"/>
-        </w:rPr>
-        <w:t>Arseny Gritsyuk: 1</w:t>
-      </w:r>
-    </w:p>
-    <w:p>
-      <w:r>
-        <w:t>• 2022: []</w:t>
-      </w:r>
-    </w:p>
-    <w:p>
-      <w:r>
-        <w:t>• 2023: []</w:t>
-      </w:r>
-    </w:p>
-    <w:p>
-      <w:r>
-        <w:t>• 2024: []</w:t>
-      </w:r>
-    </w:p>
-    <w:p>
-      <w:r>
-        <w:t>• 2025: [10, 9, 5]</w:t>
+        <w:t>Cody Glass: 2</w:t>
+      </w:r>
+    </w:p>
+    <w:p>
+      <w:r>
+        <w:t>• 2022: [12, 8, 8]</w:t>
+      </w:r>
+    </w:p>
+    <w:p>
+      <w:r>
+        <w:t>• 2023: [13, 6, 5]</w:t>
+      </w:r>
+    </w:p>
+    <w:p>
+      <w:r>
+        <w:t>• 2024: [16, 13, 2]</w:t>
+      </w:r>
+    </w:p>
+    <w:p>
+      <w:r>
+        <w:t>• 2025: [8, 7, 6]</w:t>
       </w:r>
     </w:p>
     <w:p>
@@ -10721,22 +10629,22 @@
           <w:color w:val="FF0000"/>
           <w:sz w:val="26"/>
         </w:rPr>
-        <w:t>Brett Pesce: 24</w:t>
-      </w:r>
-    </w:p>
-    <w:p>
-      <w:r>
-        <w:t>• 2022: [37, 18, 0]</w:t>
-      </w:r>
-    </w:p>
-    <w:p>
-      <w:r>
-        <w:t>• 2023: [29]</w:t>
-      </w:r>
-    </w:p>
-    <w:p>
-      <w:r>
-        <w:t>• 2024: [30, 3]</w:t>
+        <w:t>Seamus Casey: 7</w:t>
+      </w:r>
+    </w:p>
+    <w:p>
+      <w:r>
+        <w:t>• 2022: []</w:t>
+      </w:r>
+    </w:p>
+    <w:p>
+      <w:r>
+        <w:t>• 2023: []</w:t>
+      </w:r>
+    </w:p>
+    <w:p>
+      <w:r>
+        <w:t>• 2024: [3, 1, 0]</w:t>
       </w:r>
     </w:p>
     <w:p>
@@ -10751,134 +10659,22 @@
           <w:color w:val="FF0000"/>
           <w:sz w:val="26"/>
         </w:rPr>
-        <w:t>Brenden Dillon: 43</w:t>
-      </w:r>
-    </w:p>
-    <w:p>
-      <w:r>
-        <w:t>• 2022: [23]</w:t>
-      </w:r>
-    </w:p>
-    <w:p>
-      <w:r>
-        <w:t>• 2023: [13, 13, 12]</w:t>
-      </w:r>
-    </w:p>
-    <w:p>
-      <w:r>
-        <w:t>• 2024: [10]</w:t>
-      </w:r>
-    </w:p>
-    <w:p>
-      <w:r>
-        <w:t>• 2025: [16, 0]</w:t>
-      </w:r>
-    </w:p>
-    <w:p>
-      <w:r>
-        <w:rPr>
-          <w:sz w:val="26"/>
-        </w:rPr>
-        <w:t>Xavier Parent: 5</w:t>
-      </w:r>
-    </w:p>
-    <w:p>
-      <w:r>
-        <w:t>• 2022: []</w:t>
-      </w:r>
-    </w:p>
-    <w:p>
-      <w:r>
-        <w:t>• 2023: []</w:t>
-      </w:r>
-    </w:p>
-    <w:p>
-      <w:r>
-        <w:t>• 2024: []</w:t>
-      </w:r>
-    </w:p>
-    <w:p>
-      <w:r>
-        <w:t>• 2025: []</w:t>
-      </w:r>
-    </w:p>
-    <w:p>
-      <w:r>
-        <w:rPr>
-          <w:sz w:val="26"/>
-        </w:rPr>
-        <w:t>Nico Hischier: 1</w:t>
-      </w:r>
-    </w:p>
-    <w:p>
-      <w:r>
-        <w:t>• 2022: [9, 6, 6]</w:t>
-      </w:r>
-    </w:p>
-    <w:p>
-      <w:r>
-        <w:t>• 2023: [6, 4, 4]</w:t>
-      </w:r>
-    </w:p>
-    <w:p>
-      <w:r>
-        <w:t>• 2024: [10, 5, 3]</w:t>
-      </w:r>
-    </w:p>
-    <w:p>
-      <w:r>
-        <w:t>• 2025: [13, 7, 6]</w:t>
-      </w:r>
-    </w:p>
-    <w:p>
-      <w:r>
-        <w:rPr>
-          <w:sz w:val="26"/>
-        </w:rPr>
-        <w:t>Maxim Tsyplakov: 2</w:t>
-      </w:r>
-    </w:p>
-    <w:p>
-      <w:r>
-        <w:t>• 2022: []</w:t>
-      </w:r>
-    </w:p>
-    <w:p>
-      <w:r>
-        <w:t>• 2023: []</w:t>
-      </w:r>
-    </w:p>
-    <w:p>
-      <w:r>
-        <w:t>• 2024: [26, 11, 10]</w:t>
-      </w:r>
-    </w:p>
-    <w:p>
-      <w:r>
-        <w:t>• 2025: [31]</w:t>
-      </w:r>
-    </w:p>
-    <w:p>
-      <w:r>
-        <w:rPr>
-          <w:sz w:val="26"/>
-        </w:rPr>
-        <w:t>Juho Lammikko: 24</w:t>
-      </w:r>
-    </w:p>
-    <w:p>
-      <w:r>
-        <w:t>• 2022: []</w:t>
-      </w:r>
-    </w:p>
-    <w:p>
-      <w:r>
-        <w:t>• 2023: []</w:t>
-      </w:r>
-    </w:p>
-    <w:p>
-      <w:r>
-        <w:t>• 2024: []</w:t>
+        <w:t>Brett Pesce: 24</w:t>
+      </w:r>
+    </w:p>
+    <w:p>
+      <w:r>
+        <w:t>• 2022: [37, 18, 0]</w:t>
+      </w:r>
+    </w:p>
+    <w:p>
+      <w:r>
+        <w:t>• 2023: [29]</w:t>
+      </w:r>
+    </w:p>
+    <w:p>
+      <w:r>
+        <w:t>• 2024: [30, 3]</w:t>
       </w:r>
     </w:p>
     <w:p>
@@ -10893,22 +10689,106 @@
           <w:color w:val="FF0000"/>
           <w:sz w:val="26"/>
         </w:rPr>
-        <w:t>Evgenii Dadonov: 19</w:t>
-      </w:r>
-    </w:p>
-    <w:p>
-      <w:r>
-        <w:t>• 2022: [15, 14, 7]</w:t>
-      </w:r>
-    </w:p>
-    <w:p>
-      <w:r>
-        <w:t>• 2023: [7, 7, 5]</w:t>
-      </w:r>
-    </w:p>
-    <w:p>
-      <w:r>
-        <w:t>• 2024: [17, 6, 6]</w:t>
+        <w:t>Brenden Dillon: 44</w:t>
+      </w:r>
+    </w:p>
+    <w:p>
+      <w:r>
+        <w:t>• 2022: [23]</w:t>
+      </w:r>
+    </w:p>
+    <w:p>
+      <w:r>
+        <w:t>• 2023: [13, 13, 12]</w:t>
+      </w:r>
+    </w:p>
+    <w:p>
+      <w:r>
+        <w:t>• 2024: [10]</w:t>
+      </w:r>
+    </w:p>
+    <w:p>
+      <w:r>
+        <w:t>• 2025: [16, 0]</w:t>
+      </w:r>
+    </w:p>
+    <w:p>
+      <w:r>
+        <w:rPr>
+          <w:sz w:val="26"/>
+        </w:rPr>
+        <w:t>Xavier Parent: 5</w:t>
+      </w:r>
+    </w:p>
+    <w:p>
+      <w:r>
+        <w:t>• 2022: []</w:t>
+      </w:r>
+    </w:p>
+    <w:p>
+      <w:r>
+        <w:t>• 2023: []</w:t>
+      </w:r>
+    </w:p>
+    <w:p>
+      <w:r>
+        <w:t>• 2024: []</w:t>
+      </w:r>
+    </w:p>
+    <w:p>
+      <w:r>
+        <w:t>• 2025: []</w:t>
+      </w:r>
+    </w:p>
+    <w:p>
+      <w:r>
+        <w:rPr>
+          <w:sz w:val="26"/>
+        </w:rPr>
+        <w:t>Maxim Tsyplakov: 3</w:t>
+      </w:r>
+    </w:p>
+    <w:p>
+      <w:r>
+        <w:t>• 2022: []</w:t>
+      </w:r>
+    </w:p>
+    <w:p>
+      <w:r>
+        <w:t>• 2023: []</w:t>
+      </w:r>
+    </w:p>
+    <w:p>
+      <w:r>
+        <w:t>• 2024: [26, 11, 10]</w:t>
+      </w:r>
+    </w:p>
+    <w:p>
+      <w:r>
+        <w:t>• 2025: [31]</w:t>
+      </w:r>
+    </w:p>
+    <w:p>
+      <w:r>
+        <w:rPr>
+          <w:sz w:val="26"/>
+        </w:rPr>
+        <w:t>Juho Lammikko: 24</w:t>
+      </w:r>
+    </w:p>
+    <w:p>
+      <w:r>
+        <w:t>• 2022: []</w:t>
+      </w:r>
+    </w:p>
+    <w:p>
+      <w:r>
+        <w:t>• 2023: []</w:t>
+      </w:r>
+    </w:p>
+    <w:p>
+      <w:r>
+        <w:t>• 2024: []</w:t>
       </w:r>
     </w:p>
     <w:p>
@@ -10923,22 +10803,22 @@
           <w:color w:val="FF0000"/>
           <w:sz w:val="26"/>
         </w:rPr>
-        <w:t>Jonas Siegenthaler: 82</w:t>
-      </w:r>
-    </w:p>
-    <w:p>
-      <w:r>
-        <w:t>• 2022: [31, 20, 16]</w:t>
-      </w:r>
-    </w:p>
-    <w:p>
-      <w:r>
-        <w:t>• 2023: []</w:t>
-      </w:r>
-    </w:p>
-    <w:p>
-      <w:r>
-        <w:t>• 2024: [23]</w:t>
+        <w:t>Evgenii Dadonov: 19</w:t>
+      </w:r>
+    </w:p>
+    <w:p>
+      <w:r>
+        <w:t>• 2022: [15, 14, 7]</w:t>
+      </w:r>
+    </w:p>
+    <w:p>
+      <w:r>
+        <w:t>• 2023: [7, 7, 5]</w:t>
+      </w:r>
+    </w:p>
+    <w:p>
+      <w:r>
+        <w:t>• 2024: [17, 6, 6]</w:t>
       </w:r>
     </w:p>
     <w:p>
@@ -10953,27 +10833,27 @@
           <w:color w:val="FF0000"/>
           <w:sz w:val="26"/>
         </w:rPr>
-        <w:t>Dougie Hamilton: 6</w:t>
-      </w:r>
-    </w:p>
-    <w:p>
-      <w:r>
-        <w:t>• 2022: [12, 9, 9]</w:t>
-      </w:r>
-    </w:p>
-    <w:p>
-      <w:r>
-        <w:t>• 2023: [4, 2, 1]</w:t>
-      </w:r>
-    </w:p>
-    <w:p>
-      <w:r>
-        <w:t>• 2024: [19, 13, 6]</w:t>
-      </w:r>
-    </w:p>
-    <w:p>
-      <w:r>
-        <w:t>• 2025: [26, 9, 6]</w:t>
+        <w:t>Jonas Siegenthaler: 83</w:t>
+      </w:r>
+    </w:p>
+    <w:p>
+      <w:r>
+        <w:t>• 2022: [31, 20, 16]</w:t>
+      </w:r>
+    </w:p>
+    <w:p>
+      <w:r>
+        <w:t>• 2023: []</w:t>
+      </w:r>
+    </w:p>
+    <w:p>
+      <w:r>
+        <w:t>• 2024: [23]</w:t>
+      </w:r>
+    </w:p>
+    <w:p>
+      <w:r>
+        <w:t>• 2025: []</w:t>
       </w:r>
     </w:p>
     <w:p>
@@ -10983,7 +10863,37 @@
           <w:color w:val="FF0000"/>
           <w:sz w:val="26"/>
         </w:rPr>
-        <w:t>Nick Bjugstad: 19</w:t>
+        <w:t>Dougie Hamilton: 7</w:t>
+      </w:r>
+    </w:p>
+    <w:p>
+      <w:r>
+        <w:t>• 2022: [12, 9, 9]</w:t>
+      </w:r>
+    </w:p>
+    <w:p>
+      <w:r>
+        <w:t>• 2023: [4, 2, 1]</w:t>
+      </w:r>
+    </w:p>
+    <w:p>
+      <w:r>
+        <w:t>• 2024: [19, 13, 6]</w:t>
+      </w:r>
+    </w:p>
+    <w:p>
+      <w:r>
+        <w:t>• 2025: [26, 9, 6]</w:t>
+      </w:r>
+    </w:p>
+    <w:p>
+      <w:r>
+        <w:rPr>
+          <w:b/>
+          <w:color w:val="FF0000"/>
+          <w:sz w:val="26"/>
+        </w:rPr>
+        <w:t>Nick Bjugstad: 20</w:t>
       </w:r>
     </w:p>
     <w:p>
@@ -11067,7 +10977,7 @@
         <w:rPr>
           <w:sz w:val="26"/>
         </w:rPr>
-        <w:t>Simon Nemec: 2</w:t>
+        <w:t>Simon Nemec: 3</w:t>
       </w:r>
     </w:p>
     <w:p>
@@ -11095,7 +11005,7 @@
         <w:rPr>
           <w:sz w:val="26"/>
         </w:rPr>
-        <w:t>Luke Hughes: 2</w:t>
+        <w:t>Luke Hughes: 3</w:t>
       </w:r>
     </w:p>
     <w:p>
@@ -12315,7 +12225,7 @@
         <w:rPr>
           <w:sz w:val="26"/>
         </w:rPr>
-        <w:t>Gabe Perreault: 2</w:t>
+        <w:t>Gabe Perreault: 3</w:t>
       </w:r>
     </w:p>
     <w:p>
@@ -12345,7 +12255,7 @@
           <w:color w:val="FF0000"/>
           <w:sz w:val="26"/>
         </w:rPr>
-        <w:t>Taylor Raddysh: 5</w:t>
+        <w:t>Taylor Raddysh: 6</w:t>
       </w:r>
     </w:p>
     <w:p>
@@ -12373,7 +12283,7 @@
         <w:rPr>
           <w:sz w:val="26"/>
         </w:rPr>
-        <w:t>Jaroslav Chmelar: 1</w:t>
+        <w:t>Jaroslav Chmelar: 2</w:t>
       </w:r>
     </w:p>
     <w:p>
@@ -12433,7 +12343,7 @@
           <w:color w:val="FF0000"/>
           <w:sz w:val="26"/>
         </w:rPr>
-        <w:t>Urho Vaakanainen: 52</w:t>
+        <w:t>Urho Vaakanainen: 53</w:t>
       </w:r>
     </w:p>
     <w:p>
@@ -12519,35 +12429,7 @@
         <w:rPr>
           <w:sz w:val="26"/>
         </w:rPr>
-        <w:t>Vladislav Gavrikov: 1</w:t>
-      </w:r>
-    </w:p>
-    <w:p>
-      <w:r>
-        <w:t>• 2022: [25, 13, 13]</w:t>
-      </w:r>
-    </w:p>
-    <w:p>
-      <w:r>
-        <w:t>• 2023: [22, 19, 15]</w:t>
-      </w:r>
-    </w:p>
-    <w:p>
-      <w:r>
-        <w:t>• 2024: [34, 16, 11]</w:t>
-      </w:r>
-    </w:p>
-    <w:p>
-      <w:r>
-        <w:t>• 2025: [11, 8, 5]</w:t>
-      </w:r>
-    </w:p>
-    <w:p>
-      <w:r>
-        <w:rPr>
-          <w:sz w:val="26"/>
-        </w:rPr>
-        <w:t>Will Cuylle: 5</w:t>
+        <w:t>Will Cuylle: 6</w:t>
       </w:r>
     </w:p>
     <w:p>
@@ -12575,7 +12457,7 @@
         <w:rPr>
           <w:sz w:val="26"/>
         </w:rPr>
-        <w:t>Noah Laba: 1</w:t>
+        <w:t>Noah Laba: 2</w:t>
       </w:r>
     </w:p>
     <w:p>
@@ -12596,34 +12478,6 @@
     <w:p>
       <w:r>
         <w:t>• 2025: [14, 11, 9]</w:t>
-      </w:r>
-    </w:p>
-    <w:p>
-      <w:r>
-        <w:rPr>
-          <w:sz w:val="26"/>
-        </w:rPr>
-        <w:t>Mika Zibanejad: 4</w:t>
-      </w:r>
-    </w:p>
-    <w:p>
-      <w:r>
-        <w:t>• 2022: [8, 5, 5]</w:t>
-      </w:r>
-    </w:p>
-    <w:p>
-      <w:r>
-        <w:t>• 2023: [8, 8, 7]</w:t>
-      </w:r>
-    </w:p>
-    <w:p>
-      <w:r>
-        <w:t>• 2024: [8, 8, 7]</w:t>
-      </w:r>
-    </w:p>
-    <w:p>
-      <w:r>
-        <w:t>• 2025: [5, 5, 5]</w:t>
       </w:r>
     </w:p>
     <w:p>
@@ -12661,7 +12515,7 @@
         <w:rPr>
           <w:sz w:val="26"/>
         </w:rPr>
-        <w:t>Will Borgen: 5</w:t>
+        <w:t>Will Borgen: 6</w:t>
       </w:r>
     </w:p>
     <w:p>
@@ -12689,7 +12543,7 @@
         <w:rPr>
           <w:sz w:val="26"/>
         </w:rPr>
-        <w:t>Alexis Lafrenire: 2</w:t>
+        <w:t>Alexis Lafrenire: 3</w:t>
       </w:r>
     </w:p>
     <w:p>
@@ -12719,7 +12573,7 @@
           <w:color w:val="FF0000"/>
           <w:sz w:val="26"/>
         </w:rPr>
-        <w:t>Braden Schneider: 25</w:t>
+        <w:t>Braden Schneider: 26</w:t>
       </w:r>
     </w:p>
     <w:p>
@@ -12749,7 +12603,7 @@
           <w:color w:val="FF0000"/>
           <w:sz w:val="26"/>
         </w:rPr>
-        <w:t>J.T. Miller: 9</w:t>
+        <w:t>J.T. Miller: 10</w:t>
       </w:r>
     </w:p>
     <w:p>
@@ -12807,7 +12661,7 @@
         <w:rPr>
           <w:sz w:val="26"/>
         </w:rPr>
-        <w:t>Matthew Robertson: 14</w:t>
+        <w:t>Matthew Robertson: 15</w:t>
       </w:r>
     </w:p>
     <w:p>
@@ -12833,21 +12687,19 @@
     <w:p>
       <w:r>
         <w:rPr>
-          <w:b/>
-          <w:color w:val="FF0000"/>
-          <w:sz w:val="26"/>
-        </w:rPr>
-        <w:t>Conor Sheary: 3</w:t>
-      </w:r>
-    </w:p>
-    <w:p>
-      <w:r>
-        <w:t>• 2022: [21, 12, 8]</w:t>
-      </w:r>
-    </w:p>
-    <w:p>
-      <w:r>
-        <w:t>• 2023: [35, 6, 0]</w:t>
+          <w:sz w:val="26"/>
+        </w:rPr>
+        <w:t>Scott Morrow: 37</w:t>
+      </w:r>
+    </w:p>
+    <w:p>
+      <w:r>
+        <w:t>• 2022: []</w:t>
+      </w:r>
+    </w:p>
+    <w:p>
+      <w:r>
+        <w:t>• 2023: []</w:t>
       </w:r>
     </w:p>
     <w:p>
@@ -12857,15 +12709,15 @@
     </w:p>
     <w:p>
       <w:r>
-        <w:t>• 2025: [16]</w:t>
-      </w:r>
-    </w:p>
-    <w:p>
-      <w:r>
-        <w:rPr>
-          <w:sz w:val="26"/>
-        </w:rPr>
-        <w:t>Scott Morrow: 37</w:t>
+        <w:t>• 2025: []</w:t>
+      </w:r>
+    </w:p>
+    <w:p>
+      <w:r>
+        <w:rPr>
+          <w:sz w:val="26"/>
+        </w:rPr>
+        <w:t>Adam Edstrom: 3</w:t>
       </w:r>
     </w:p>
     <w:p>
@@ -12875,6 +12727,62 @@
     </w:p>
     <w:p>
       <w:r>
+        <w:t>• 2023: [6]</w:t>
+      </w:r>
+    </w:p>
+    <w:p>
+      <w:r>
+        <w:t>• 2024: [20, 9, 4]</w:t>
+      </w:r>
+    </w:p>
+    <w:p>
+      <w:r>
+        <w:t>• 2025: [7, 1]</w:t>
+      </w:r>
+    </w:p>
+    <w:p>
+      <w:r>
+        <w:rPr>
+          <w:sz w:val="26"/>
+        </w:rPr>
+        <w:t>Vincent Trocheck: 1</w:t>
+      </w:r>
+    </w:p>
+    <w:p>
+      <w:r>
+        <w:t>• 2022: [13, 10, 4]</w:t>
+      </w:r>
+    </w:p>
+    <w:p>
+      <w:r>
+        <w:t>• 2023: [8, 7, 7]</w:t>
+      </w:r>
+    </w:p>
+    <w:p>
+      <w:r>
+        <w:t>• 2024: [11, 6, 6]</w:t>
+      </w:r>
+    </w:p>
+    <w:p>
+      <w:r>
+        <w:t>• 2025: [11, 10, 8]</w:t>
+      </w:r>
+    </w:p>
+    <w:p>
+      <w:r>
+        <w:rPr>
+          <w:sz w:val="26"/>
+        </w:rPr>
+        <w:t>Anton Blidh: 19</w:t>
+      </w:r>
+    </w:p>
+    <w:p>
+      <w:r>
+        <w:t>• 2022: []</w:t>
+      </w:r>
+    </w:p>
+    <w:p>
+      <w:r>
         <w:t>• 2023: []</w:t>
       </w:r>
     </w:p>
@@ -12893,7 +12801,7 @@
         <w:rPr>
           <w:sz w:val="26"/>
         </w:rPr>
-        <w:t>Adam Edstrom: 2</w:t>
+        <w:t>Vincent Iorio: 35</w:t>
       </w:r>
     </w:p>
     <w:p>
@@ -12903,34 +12811,6 @@
     </w:p>
     <w:p>
       <w:r>
-        <w:t>• 2023: [6]</w:t>
-      </w:r>
-    </w:p>
-    <w:p>
-      <w:r>
-        <w:t>• 2024: [20, 9, 4]</w:t>
-      </w:r>
-    </w:p>
-    <w:p>
-      <w:r>
-        <w:t>• 2025: [7, 1]</w:t>
-      </w:r>
-    </w:p>
-    <w:p>
-      <w:r>
-        <w:rPr>
-          <w:sz w:val="26"/>
-        </w:rPr>
-        <w:t>Anton Blidh: 19</w:t>
-      </w:r>
-    </w:p>
-    <w:p>
-      <w:r>
-        <w:t>• 2022: []</w:t>
-      </w:r>
-    </w:p>
-    <w:p>
-      <w:r>
         <w:t>• 2023: []</w:t>
       </w:r>
     </w:p>
@@ -12949,35 +12829,7 @@
         <w:rPr>
           <w:sz w:val="26"/>
         </w:rPr>
-        <w:t>Vincent Iorio: 35</w:t>
-      </w:r>
-    </w:p>
-    <w:p>
-      <w:r>
-        <w:t>• 2022: []</w:t>
-      </w:r>
-    </w:p>
-    <w:p>
-      <w:r>
-        <w:t>• 2023: []</w:t>
-      </w:r>
-    </w:p>
-    <w:p>
-      <w:r>
-        <w:t>• 2024: []</w:t>
-      </w:r>
-    </w:p>
-    <w:p>
-      <w:r>
-        <w:t>• 2025: []</w:t>
-      </w:r>
-    </w:p>
-    <w:p>
-      <w:r>
-        <w:rPr>
-          <w:sz w:val="26"/>
-        </w:rPr>
-        <w:t>Adam Fox: 2</w:t>
+        <w:t>Adam Fox: 3</w:t>
       </w:r>
     </w:p>
     <w:p>
@@ -13005,7 +12857,7 @@
         <w:rPr>
           <w:sz w:val="26"/>
         </w:rPr>
-        <w:t>Tye Kartye: 2</w:t>
+        <w:t>Tye Kartye: 3</w:t>
       </w:r>
     </w:p>
     <w:p>
@@ -13041,6 +12893,34 @@
         <w:rPr>
           <w:sz w:val="26"/>
         </w:rPr>
+        <w:t>Fabian Zetterlund: 1</w:t>
+      </w:r>
+    </w:p>
+    <w:p>
+      <w:r>
+        <w:t>• 2022: [22, 9, 2]</w:t>
+      </w:r>
+    </w:p>
+    <w:p>
+      <w:r>
+        <w:t>• 2023: [7, 6, 6]</w:t>
+      </w:r>
+    </w:p>
+    <w:p>
+      <w:r>
+        <w:t>• 2024: [15, 9, 8]</w:t>
+      </w:r>
+    </w:p>
+    <w:p>
+      <w:r>
+        <w:t>• 2025: [13, 10, 7]</w:t>
+      </w:r>
+    </w:p>
+    <w:p>
+      <w:r>
+        <w:rPr>
+          <w:sz w:val="26"/>
+        </w:rPr>
         <w:t>Olle Lycksell: 3</w:t>
       </w:r>
     </w:p>
@@ -13071,7 +12951,7 @@
           <w:color w:val="FF0000"/>
           <w:sz w:val="26"/>
         </w:rPr>
-        <w:t>Jordan Spence: 14</w:t>
+        <w:t>Jordan Spence: 15</w:t>
       </w:r>
     </w:p>
     <w:p>
@@ -13129,27 +13009,27 @@
         <w:rPr>
           <w:sz w:val="26"/>
         </w:rPr>
-        <w:t>Tim Sttzle: 4</w:t>
-      </w:r>
-    </w:p>
-    <w:p>
-      <w:r>
-        <w:t>• 2022: [6, 5, 5]</w:t>
-      </w:r>
-    </w:p>
-    <w:p>
-      <w:r>
-        <w:t>• 2023: [10, 8, 7]</w:t>
-      </w:r>
-    </w:p>
-    <w:p>
-      <w:r>
-        <w:t>• 2024: [9, 8, 7]</w:t>
-      </w:r>
-    </w:p>
-    <w:p>
-      <w:r>
-        <w:t>• 2025: [8, 7, 3]</w:t>
+        <w:t>Drake Batherson: 1</w:t>
+      </w:r>
+    </w:p>
+    <w:p>
+      <w:r>
+        <w:t>• 2022: [9, 9, 8]</w:t>
+      </w:r>
+    </w:p>
+    <w:p>
+      <w:r>
+        <w:t>• 2023: [8, 6, 6]</w:t>
+      </w:r>
+    </w:p>
+    <w:p>
+      <w:r>
+        <w:t>• 2024: [10, 10, 10]</w:t>
+      </w:r>
+    </w:p>
+    <w:p>
+      <w:r>
+        <w:t>• 2025: [10, 4, 3]</w:t>
       </w:r>
     </w:p>
     <w:p>
@@ -13187,7 +13067,7 @@
         <w:rPr>
           <w:sz w:val="26"/>
         </w:rPr>
-        <w:t>Thomas Chabot: 1</w:t>
+        <w:t>Thomas Chabot: 2</w:t>
       </w:r>
     </w:p>
     <w:p>
@@ -13236,90 +13116,6 @@
     <w:p>
       <w:r>
         <w:t>• 2025: []</w:t>
-      </w:r>
-    </w:p>
-    <w:p>
-      <w:r>
-        <w:rPr>
-          <w:sz w:val="26"/>
-        </w:rPr>
-        <w:t>Shane Pinto: 4</w:t>
-      </w:r>
-    </w:p>
-    <w:p>
-      <w:r>
-        <w:t>• 2022: [14, 8, 6]</w:t>
-      </w:r>
-    </w:p>
-    <w:p>
-      <w:r>
-        <w:t>• 2023: [8, 8, 5]</w:t>
-      </w:r>
-    </w:p>
-    <w:p>
-      <w:r>
-        <w:t>• 2024: [19, 9, 7]</w:t>
-      </w:r>
-    </w:p>
-    <w:p>
-      <w:r>
-        <w:t>• 2025: [8, 8, 6]</w:t>
-      </w:r>
-    </w:p>
-    <w:p>
-      <w:r>
-        <w:rPr>
-          <w:sz w:val="26"/>
-        </w:rPr>
-        <w:t>Nikolas Matinpalo: 38</w:t>
-      </w:r>
-    </w:p>
-    <w:p>
-      <w:r>
-        <w:t>• 2022: []</w:t>
-      </w:r>
-    </w:p>
-    <w:p>
-      <w:r>
-        <w:t>• 2023: []</w:t>
-      </w:r>
-    </w:p>
-    <w:p>
-      <w:r>
-        <w:t>• 2024: []</w:t>
-      </w:r>
-    </w:p>
-    <w:p>
-      <w:r>
-        <w:t>• 2025: []</w:t>
-      </w:r>
-    </w:p>
-    <w:p>
-      <w:r>
-        <w:rPr>
-          <w:sz w:val="26"/>
-        </w:rPr>
-        <w:t>Michael Amadio: 1</w:t>
-      </w:r>
-    </w:p>
-    <w:p>
-      <w:r>
-        <w:t>• 2022: [16, 7, 6]</w:t>
-      </w:r>
-    </w:p>
-    <w:p>
-      <w:r>
-        <w:t>• 2023: [10, 10, 9]</w:t>
-      </w:r>
-    </w:p>
-    <w:p>
-      <w:r>
-        <w:t>• 2024: [26, 3, 3]</w:t>
-      </w:r>
-    </w:p>
-    <w:p>
-      <w:r>
-        <w:t>• 2025: [24, 13, 4]</w:t>
       </w:r>
     </w:p>
     <w:p>
@@ -13329,27 +13125,83 @@
           <w:color w:val="FF0000"/>
           <w:sz w:val="26"/>
         </w:rPr>
-        <w:t>Nick Cousins: 9</w:t>
-      </w:r>
-    </w:p>
-    <w:p>
-      <w:r>
-        <w:t>• 2022: [15, 14, 12]</w:t>
-      </w:r>
-    </w:p>
-    <w:p>
-      <w:r>
-        <w:t>• 2023: [34, 12, 4]</w:t>
-      </w:r>
-    </w:p>
-    <w:p>
-      <w:r>
-        <w:t>• 2024: [16, 13, 5]</w:t>
-      </w:r>
-    </w:p>
-    <w:p>
-      <w:r>
-        <w:t>• 2025: [15, 10, 5]</w:t>
+        <w:t>Shane Pinto: 5</w:t>
+      </w:r>
+    </w:p>
+    <w:p>
+      <w:r>
+        <w:t>• 2022: [14, 8, 6]</w:t>
+      </w:r>
+    </w:p>
+    <w:p>
+      <w:r>
+        <w:t>• 2023: [8, 8, 5]</w:t>
+      </w:r>
+    </w:p>
+    <w:p>
+      <w:r>
+        <w:t>• 2024: [19, 9, 7]</w:t>
+      </w:r>
+    </w:p>
+    <w:p>
+      <w:r>
+        <w:t>• 2025: [8, 8, 6]</w:t>
+      </w:r>
+    </w:p>
+    <w:p>
+      <w:r>
+        <w:rPr>
+          <w:sz w:val="26"/>
+        </w:rPr>
+        <w:t>Nikolas Matinpalo: 39</w:t>
+      </w:r>
+    </w:p>
+    <w:p>
+      <w:r>
+        <w:t>• 2022: []</w:t>
+      </w:r>
+    </w:p>
+    <w:p>
+      <w:r>
+        <w:t>• 2023: []</w:t>
+      </w:r>
+    </w:p>
+    <w:p>
+      <w:r>
+        <w:t>• 2024: []</w:t>
+      </w:r>
+    </w:p>
+    <w:p>
+      <w:r>
+        <w:t>• 2025: []</w:t>
+      </w:r>
+    </w:p>
+    <w:p>
+      <w:r>
+        <w:rPr>
+          <w:sz w:val="26"/>
+        </w:rPr>
+        <w:t>Michael Amadio: 2</w:t>
+      </w:r>
+    </w:p>
+    <w:p>
+      <w:r>
+        <w:t>• 2022: [16, 7, 6]</w:t>
+      </w:r>
+    </w:p>
+    <w:p>
+      <w:r>
+        <w:t>• 2023: [10, 10, 9]</w:t>
+      </w:r>
+    </w:p>
+    <w:p>
+      <w:r>
+        <w:t>• 2024: [26, 3, 3]</w:t>
+      </w:r>
+    </w:p>
+    <w:p>
+      <w:r>
+        <w:t>• 2025: [24, 13, 4]</w:t>
       </w:r>
     </w:p>
     <w:p>
@@ -13359,55 +13211,27 @@
           <w:color w:val="FF0000"/>
           <w:sz w:val="26"/>
         </w:rPr>
-        <w:t>Artem Zub: 21</w:t>
-      </w:r>
-    </w:p>
-    <w:p>
-      <w:r>
-        <w:t>• 2022: [8, 7]</w:t>
-      </w:r>
-    </w:p>
-    <w:p>
-      <w:r>
-        <w:t>• 2023: [32, 19, 10]</w:t>
-      </w:r>
-    </w:p>
-    <w:p>
-      <w:r>
-        <w:t>• 2024: [2]</w:t>
-      </w:r>
-    </w:p>
-    <w:p>
-      <w:r>
-        <w:t>• 2025: [17, 13, 10]</w:t>
-      </w:r>
-    </w:p>
-    <w:p>
-      <w:r>
-        <w:rPr>
-          <w:sz w:val="26"/>
-        </w:rPr>
-        <w:t>Lars Eller: 5</w:t>
-      </w:r>
-    </w:p>
-    <w:p>
-      <w:r>
-        <w:t>• 2022: [32, 10, 9]</w:t>
-      </w:r>
-    </w:p>
-    <w:p>
-      <w:r>
-        <w:t>• 2023: [12, 8, 7]</w:t>
-      </w:r>
-    </w:p>
-    <w:p>
-      <w:r>
-        <w:t>• 2024: [15, 13, 10]</w:t>
-      </w:r>
-    </w:p>
-    <w:p>
-      <w:r>
-        <w:t>• 2025: [34, 7]</w:t>
+        <w:t>Nick Cousins: 10</w:t>
+      </w:r>
+    </w:p>
+    <w:p>
+      <w:r>
+        <w:t>• 2022: [15, 14, 12]</w:t>
+      </w:r>
+    </w:p>
+    <w:p>
+      <w:r>
+        <w:t>• 2023: [34, 12, 4]</w:t>
+      </w:r>
+    </w:p>
+    <w:p>
+      <w:r>
+        <w:t>• 2024: [16, 13, 5]</w:t>
+      </w:r>
+    </w:p>
+    <w:p>
+      <w:r>
+        <w:t>• 2025: [15, 10, 5]</w:t>
       </w:r>
     </w:p>
     <w:p>
@@ -13417,27 +13241,55 @@
           <w:color w:val="FF0000"/>
           <w:sz w:val="26"/>
         </w:rPr>
-        <w:t>Jake Sanderson: 6</w:t>
-      </w:r>
-    </w:p>
-    <w:p>
-      <w:r>
-        <w:t>• 2022: [15, 15, 2]</w:t>
-      </w:r>
-    </w:p>
-    <w:p>
-      <w:r>
-        <w:t>• 2023: [16, 16, 12]</w:t>
-      </w:r>
-    </w:p>
-    <w:p>
-      <w:r>
-        <w:t>• 2024: [29, 16, 8]</w:t>
-      </w:r>
-    </w:p>
-    <w:p>
-      <w:r>
-        <w:t>• 2025: [10, 8, 7]</w:t>
+        <w:t>Artem Zub: 22</w:t>
+      </w:r>
+    </w:p>
+    <w:p>
+      <w:r>
+        <w:t>• 2022: [8, 7]</w:t>
+      </w:r>
+    </w:p>
+    <w:p>
+      <w:r>
+        <w:t>• 2023: [32, 19, 10]</w:t>
+      </w:r>
+    </w:p>
+    <w:p>
+      <w:r>
+        <w:t>• 2024: [2]</w:t>
+      </w:r>
+    </w:p>
+    <w:p>
+      <w:r>
+        <w:t>• 2025: [17, 13, 10]</w:t>
+      </w:r>
+    </w:p>
+    <w:p>
+      <w:r>
+        <w:rPr>
+          <w:sz w:val="26"/>
+        </w:rPr>
+        <w:t>Lars Eller: 6</w:t>
+      </w:r>
+    </w:p>
+    <w:p>
+      <w:r>
+        <w:t>• 2022: [32, 10, 9]</w:t>
+      </w:r>
+    </w:p>
+    <w:p>
+      <w:r>
+        <w:t>• 2023: [12, 8, 7]</w:t>
+      </w:r>
+    </w:p>
+    <w:p>
+      <w:r>
+        <w:t>• 2024: [15, 13, 10]</w:t>
+      </w:r>
+    </w:p>
+    <w:p>
+      <w:r>
+        <w:t>• 2025: [34, 7]</w:t>
       </w:r>
     </w:p>
     <w:p>
@@ -13447,83 +13299,55 @@
           <w:color w:val="FF0000"/>
           <w:sz w:val="26"/>
         </w:rPr>
-        <w:t>Claude Giroux: 11</w:t>
-      </w:r>
-    </w:p>
-    <w:p>
-      <w:r>
-        <w:t>• 2022: [10, 9, 5]</w:t>
-      </w:r>
-    </w:p>
-    <w:p>
-      <w:r>
-        <w:t>• 2023: [13, 10, 7]</w:t>
-      </w:r>
-    </w:p>
-    <w:p>
-      <w:r>
-        <w:t>• 2024: [13, 11, 7]</w:t>
-      </w:r>
-    </w:p>
-    <w:p>
-      <w:r>
-        <w:t>• 2025: [11, 11, 8]</w:t>
-      </w:r>
-    </w:p>
-    <w:p>
-      <w:r>
-        <w:rPr>
-          <w:sz w:val="26"/>
-        </w:rPr>
-        <w:t>Xavier Bourgault: 2</w:t>
-      </w:r>
-    </w:p>
-    <w:p>
-      <w:r>
-        <w:t>• 2022: []</w:t>
-      </w:r>
-    </w:p>
-    <w:p>
-      <w:r>
-        <w:t>• 2023: []</w:t>
-      </w:r>
-    </w:p>
-    <w:p>
-      <w:r>
-        <w:t>• 2024: []</w:t>
-      </w:r>
-    </w:p>
-    <w:p>
-      <w:r>
-        <w:t>• 2025: []</w:t>
-      </w:r>
-    </w:p>
-    <w:p>
-      <w:r>
-        <w:rPr>
-          <w:sz w:val="26"/>
-        </w:rPr>
-        <w:t>Stephen Halliday: 4</w:t>
-      </w:r>
-    </w:p>
-    <w:p>
-      <w:r>
-        <w:t>• 2022: []</w:t>
-      </w:r>
-    </w:p>
-    <w:p>
-      <w:r>
-        <w:t>• 2023: []</w:t>
-      </w:r>
-    </w:p>
-    <w:p>
-      <w:r>
-        <w:t>• 2024: []</w:t>
-      </w:r>
-    </w:p>
-    <w:p>
-      <w:r>
-        <w:t>• 2025: [2, 1]</w:t>
+        <w:t>Jake Sanderson: 6</w:t>
+      </w:r>
+    </w:p>
+    <w:p>
+      <w:r>
+        <w:t>• 2022: [15, 15, 2]</w:t>
+      </w:r>
+    </w:p>
+    <w:p>
+      <w:r>
+        <w:t>• 2023: [16, 16, 12]</w:t>
+      </w:r>
+    </w:p>
+    <w:p>
+      <w:r>
+        <w:t>• 2024: [29, 16, 8]</w:t>
+      </w:r>
+    </w:p>
+    <w:p>
+      <w:r>
+        <w:t>• 2025: [10, 8, 7]</w:t>
+      </w:r>
+    </w:p>
+    <w:p>
+      <w:r>
+        <w:rPr>
+          <w:sz w:val="26"/>
+        </w:rPr>
+        <w:t>Warren Foegele: 1</w:t>
+      </w:r>
+    </w:p>
+    <w:p>
+      <w:r>
+        <w:t>• 2022: [9, 8, 5]</w:t>
+      </w:r>
+    </w:p>
+    <w:p>
+      <w:r>
+        <w:t>• 2023: [16, 8, 8]</w:t>
+      </w:r>
+    </w:p>
+    <w:p>
+      <w:r>
+        <w:t>• 2024: [9, 8, 6]</w:t>
+      </w:r>
+    </w:p>
+    <w:p>
+      <w:r>
+        <w:t>• 2025: [12, 11, 6]</w:t>
       </w:r>
     </w:p>
     <w:p>
@@ -13533,6 +13357,150 @@
           <w:color w:val="FF0000"/>
           <w:sz w:val="26"/>
         </w:rPr>
+        <w:t>Claude Giroux: 12</w:t>
+      </w:r>
+    </w:p>
+    <w:p>
+      <w:r>
+        <w:t>• 2022: [10, 9, 5]</w:t>
+      </w:r>
+    </w:p>
+    <w:p>
+      <w:r>
+        <w:t>• 2023: [13, 10, 7]</w:t>
+      </w:r>
+    </w:p>
+    <w:p>
+      <w:r>
+        <w:t>• 2024: [13, 11, 7]</w:t>
+      </w:r>
+    </w:p>
+    <w:p>
+      <w:r>
+        <w:t>• 2025: [11, 11, 8]</w:t>
+      </w:r>
+    </w:p>
+    <w:p>
+      <w:r>
+        <w:rPr>
+          <w:b/>
+          <w:color w:val="FF0000"/>
+          <w:sz w:val="26"/>
+        </w:rPr>
+        <w:t>Tyler Kleven: 1</w:t>
+      </w:r>
+    </w:p>
+    <w:p>
+      <w:r>
+        <w:t>• 2022: []</w:t>
+      </w:r>
+    </w:p>
+    <w:p>
+      <w:r>
+        <w:t>• 2023: []</w:t>
+      </w:r>
+    </w:p>
+    <w:p>
+      <w:r>
+        <w:t>• 2024: [19, 18, 0]</w:t>
+      </w:r>
+    </w:p>
+    <w:p>
+      <w:r>
+        <w:t>• 2025: [12, 3]</w:t>
+      </w:r>
+    </w:p>
+    <w:p>
+      <w:r>
+        <w:rPr>
+          <w:sz w:val="26"/>
+        </w:rPr>
+        <w:t>Xavier Bourgault: 2</w:t>
+      </w:r>
+    </w:p>
+    <w:p>
+      <w:r>
+        <w:t>• 2022: []</w:t>
+      </w:r>
+    </w:p>
+    <w:p>
+      <w:r>
+        <w:t>• 2023: []</w:t>
+      </w:r>
+    </w:p>
+    <w:p>
+      <w:r>
+        <w:t>• 2024: []</w:t>
+      </w:r>
+    </w:p>
+    <w:p>
+      <w:r>
+        <w:t>• 2025: []</w:t>
+      </w:r>
+    </w:p>
+    <w:p>
+      <w:r>
+        <w:rPr>
+          <w:sz w:val="26"/>
+        </w:rPr>
+        <w:t>Brady Tkachuk: 1</w:t>
+      </w:r>
+    </w:p>
+    <w:p>
+      <w:r>
+        <w:t>• 2022: [9, 7, 6]</w:t>
+      </w:r>
+    </w:p>
+    <w:p>
+      <w:r>
+        <w:t>• 2023: [6, 5, 5]</w:t>
+      </w:r>
+    </w:p>
+    <w:p>
+      <w:r>
+        <w:t>• 2024: [10, 4, 4]</w:t>
+      </w:r>
+    </w:p>
+    <w:p>
+      <w:r>
+        <w:t>• 2025: [6, 5, 3]</w:t>
+      </w:r>
+    </w:p>
+    <w:p>
+      <w:r>
+        <w:rPr>
+          <w:sz w:val="26"/>
+        </w:rPr>
+        <w:t>Stephen Halliday: 4</w:t>
+      </w:r>
+    </w:p>
+    <w:p>
+      <w:r>
+        <w:t>• 2022: []</w:t>
+      </w:r>
+    </w:p>
+    <w:p>
+      <w:r>
+        <w:t>• 2023: []</w:t>
+      </w:r>
+    </w:p>
+    <w:p>
+      <w:r>
+        <w:t>• 2024: []</w:t>
+      </w:r>
+    </w:p>
+    <w:p>
+      <w:r>
+        <w:t>• 2025: [2, 1]</w:t>
+      </w:r>
+    </w:p>
+    <w:p>
+      <w:r>
+        <w:rPr>
+          <w:b/>
+          <w:color w:val="FF0000"/>
+          <w:sz w:val="26"/>
+        </w:rPr>
         <w:t>Arthur Kaliyev: 5</w:t>
       </w:r>
     </w:p>
@@ -13561,7 +13529,7 @@
         <w:rPr>
           <w:sz w:val="26"/>
         </w:rPr>
-        <w:t>Dennis Gilbert: 40</w:t>
+        <w:t>Dennis Gilbert: 41</w:t>
       </w:r>
     </w:p>
     <w:p>
@@ -13589,7 +13557,35 @@
         <w:rPr>
           <w:sz w:val="26"/>
         </w:rPr>
-        <w:t>Ridly Greig: 3</w:t>
+        <w:t>Dylan Cozens: 1</w:t>
+      </w:r>
+    </w:p>
+    <w:p>
+      <w:r>
+        <w:t>• 2022: [10, 4, 3]</w:t>
+      </w:r>
+    </w:p>
+    <w:p>
+      <w:r>
+        <w:t>• 2023: [12, 11, 8]</w:t>
+      </w:r>
+    </w:p>
+    <w:p>
+      <w:r>
+        <w:t>• 2024: [10, 9, 8]</w:t>
+      </w:r>
+    </w:p>
+    <w:p>
+      <w:r>
+        <w:t>• 2025: [8, 5, 5]</w:t>
+      </w:r>
+    </w:p>
+    <w:p>
+      <w:r>
+        <w:rPr>
+          <w:sz w:val="26"/>
+        </w:rPr>
+        <w:t>Ridly Greig: 4</w:t>
       </w:r>
     </w:p>
     <w:p>
@@ -13655,7 +13651,7 @@
           <w:color w:val="FF0000"/>
           <w:sz w:val="26"/>
         </w:rPr>
-        <w:t>Cam York: 17</w:t>
+        <w:t>Cam York: 18</w:t>
       </w:r>
     </w:p>
     <w:p>
@@ -13683,35 +13679,7 @@
         <w:rPr>
           <w:sz w:val="26"/>
         </w:rPr>
-        <w:t>Owen Tippett: 1</w:t>
-      </w:r>
-    </w:p>
-    <w:p>
-      <w:r>
-        <w:t>• 2022: [8, 7, 5]</w:t>
-      </w:r>
-    </w:p>
-    <w:p>
-      <w:r>
-        <w:t>• 2023: [6, 6, 4]</w:t>
-      </w:r>
-    </w:p>
-    <w:p>
-      <w:r>
-        <w:t>• 2024: [13, 8, 5]</w:t>
-      </w:r>
-    </w:p>
-    <w:p>
-      <w:r>
-        <w:t>• 2025: [10, 7, 6]</w:t>
-      </w:r>
-    </w:p>
-    <w:p>
-      <w:r>
-        <w:rPr>
-          <w:sz w:val="26"/>
-        </w:rPr>
-        <w:t>Trevor Zegras: 2</w:t>
+        <w:t>Trevor Zegras: 3</w:t>
       </w:r>
     </w:p>
     <w:p>
@@ -13739,7 +13707,7 @@
         <w:rPr>
           <w:sz w:val="26"/>
         </w:rPr>
-        <w:t>Denver Barkey: 4</w:t>
+        <w:t>Denver Barkey: 5</w:t>
       </w:r>
     </w:p>
     <w:p>
@@ -13797,7 +13765,7 @@
           <w:color w:val="FF0000"/>
           <w:sz w:val="26"/>
         </w:rPr>
-        <w:t>Garnet Hathaway: 17</w:t>
+        <w:t>Garnet Hathaway: 18</w:t>
       </w:r>
     </w:p>
     <w:p>
@@ -13818,6 +13786,118 @@
     <w:p>
       <w:r>
         <w:t>• 2025: []</w:t>
+      </w:r>
+    </w:p>
+    <w:p>
+      <w:r>
+        <w:rPr>
+          <w:sz w:val="26"/>
+        </w:rPr>
+        <w:t>Matvei Michkov: 4</w:t>
+      </w:r>
+    </w:p>
+    <w:p>
+      <w:r>
+        <w:t>• 2022: []</w:t>
+      </w:r>
+    </w:p>
+    <w:p>
+      <w:r>
+        <w:t>• 2023: []</w:t>
+      </w:r>
+    </w:p>
+    <w:p>
+      <w:r>
+        <w:t>• 2024: [10, 9, 8]</w:t>
+      </w:r>
+    </w:p>
+    <w:p>
+      <w:r>
+        <w:t>• 2025: [10, 9, 9]</w:t>
+      </w:r>
+    </w:p>
+    <w:p>
+      <w:r>
+        <w:rPr>
+          <w:sz w:val="26"/>
+        </w:rPr>
+        <w:t>Jamie Drysdale: 3</w:t>
+      </w:r>
+    </w:p>
+    <w:p>
+      <w:r>
+        <w:t>• 2022: []</w:t>
+      </w:r>
+    </w:p>
+    <w:p>
+      <w:r>
+        <w:t>• 2023: [10, 5]</w:t>
+      </w:r>
+    </w:p>
+    <w:p>
+      <w:r>
+        <w:t>• 2024: [26, 17, 5]</w:t>
+      </w:r>
+    </w:p>
+    <w:p>
+      <w:r>
+        <w:t>• 2025: [20, 15, 4]</w:t>
+      </w:r>
+    </w:p>
+    <w:p>
+      <w:r>
+        <w:rPr>
+          <w:sz w:val="26"/>
+        </w:rPr>
+        <w:t>Emil Andrae: 2</w:t>
+      </w:r>
+    </w:p>
+    <w:p>
+      <w:r>
+        <w:t>• 2022: []</w:t>
+      </w:r>
+    </w:p>
+    <w:p>
+      <w:r>
+        <w:t>• 2023: []</w:t>
+      </w:r>
+    </w:p>
+    <w:p>
+      <w:r>
+        <w:t>• 2024: []</w:t>
+      </w:r>
+    </w:p>
+    <w:p>
+      <w:r>
+        <w:t>• 2025: [33]</w:t>
+      </w:r>
+    </w:p>
+    <w:p>
+      <w:r>
+        <w:rPr>
+          <w:sz w:val="26"/>
+        </w:rPr>
+        <w:t>Travis Konecny: 3</w:t>
+      </w:r>
+    </w:p>
+    <w:p>
+      <w:r>
+        <w:t>• 2022: [13, 7, 5]</w:t>
+      </w:r>
+    </w:p>
+    <w:p>
+      <w:r>
+        <w:t>• 2023: [7, 6, 6]</w:t>
+      </w:r>
+    </w:p>
+    <w:p>
+      <w:r>
+        <w:t>• 2024: [13, 9, 5]</w:t>
+      </w:r>
+    </w:p>
+    <w:p>
+      <w:r>
+        <w:t>• 2025: [11, 4, 3]</w:t>
       </w:r>
     </w:p>
     <w:p>
@@ -13827,167 +13907,27 @@
           <w:color w:val="FF0000"/>
           <w:sz w:val="26"/>
         </w:rPr>
-        <w:t>Luke Glendening: 77</w:t>
-      </w:r>
-    </w:p>
-    <w:p>
-      <w:r>
-        <w:t>• 2022: [47, 10]</w:t>
-      </w:r>
-    </w:p>
-    <w:p>
-      <w:r>
-        <w:t>• 2023: [11, 9, 9]</w:t>
-      </w:r>
-    </w:p>
-    <w:p>
-      <w:r>
-        <w:t>• 2024: [22, 8, 3]</w:t>
-      </w:r>
-    </w:p>
-    <w:p>
-      <w:r>
-        <w:t>• 2025: []</w:t>
-      </w:r>
-    </w:p>
-    <w:p>
-      <w:r>
-        <w:rPr>
-          <w:sz w:val="26"/>
-        </w:rPr>
-        <w:t>Noah Cates: 6</w:t>
-      </w:r>
-    </w:p>
-    <w:p>
-      <w:r>
-        <w:t>• 2022: [20, 8, 7]</w:t>
-      </w:r>
-    </w:p>
-    <w:p>
-      <w:r>
-        <w:t>• 2023: [22, 14, 8]</w:t>
-      </w:r>
-    </w:p>
-    <w:p>
-      <w:r>
-        <w:t>• 2024: [12, 12, 7]</w:t>
-      </w:r>
-    </w:p>
-    <w:p>
-      <w:r>
-        <w:t>• 2025: [18, 7, 5]</w:t>
-      </w:r>
-    </w:p>
-    <w:p>
-      <w:r>
-        <w:rPr>
-          <w:sz w:val="26"/>
-        </w:rPr>
-        <w:t>Matvei Michkov: 3</w:t>
-      </w:r>
-    </w:p>
-    <w:p>
-      <w:r>
-        <w:t>• 2022: []</w:t>
-      </w:r>
-    </w:p>
-    <w:p>
-      <w:r>
-        <w:t>• 2023: []</w:t>
-      </w:r>
-    </w:p>
-    <w:p>
-      <w:r>
-        <w:t>• 2024: [10, 9, 8]</w:t>
-      </w:r>
-    </w:p>
-    <w:p>
-      <w:r>
-        <w:t>• 2025: [10, 9, 9]</w:t>
-      </w:r>
-    </w:p>
-    <w:p>
-      <w:r>
-        <w:rPr>
-          <w:sz w:val="26"/>
-        </w:rPr>
-        <w:t>Jamie Drysdale: 2</w:t>
-      </w:r>
-    </w:p>
-    <w:p>
-      <w:r>
-        <w:t>• 2022: []</w:t>
-      </w:r>
-    </w:p>
-    <w:p>
-      <w:r>
-        <w:t>• 2023: [10, 5]</w:t>
-      </w:r>
-    </w:p>
-    <w:p>
-      <w:r>
-        <w:t>• 2024: [26, 17, 5]</w:t>
-      </w:r>
-    </w:p>
-    <w:p>
-      <w:r>
-        <w:t>• 2025: [20, 15, 4]</w:t>
-      </w:r>
-    </w:p>
-    <w:p>
-      <w:r>
-        <w:rPr>
-          <w:sz w:val="26"/>
-        </w:rPr>
-        <w:t>Emil Andrae: 1</w:t>
-      </w:r>
-    </w:p>
-    <w:p>
-      <w:r>
-        <w:t>• 2022: []</w:t>
-      </w:r>
-    </w:p>
-    <w:p>
-      <w:r>
-        <w:t>• 2023: []</w:t>
-      </w:r>
-    </w:p>
-    <w:p>
-      <w:r>
-        <w:t>• 2024: []</w:t>
-      </w:r>
-    </w:p>
-    <w:p>
-      <w:r>
-        <w:t>• 2025: [33]</w:t>
-      </w:r>
-    </w:p>
-    <w:p>
-      <w:r>
-        <w:rPr>
-          <w:sz w:val="26"/>
-        </w:rPr>
-        <w:t>Travis Konecny: 2</w:t>
-      </w:r>
-    </w:p>
-    <w:p>
-      <w:r>
-        <w:t>• 2022: [13, 7, 5]</w:t>
-      </w:r>
-    </w:p>
-    <w:p>
-      <w:r>
-        <w:t>• 2023: [7, 6, 6]</w:t>
-      </w:r>
-    </w:p>
-    <w:p>
-      <w:r>
-        <w:t>• 2024: [13, 9, 5]</w:t>
-      </w:r>
-    </w:p>
-    <w:p>
-      <w:r>
-        <w:t>• 2025: [11, 4, 3]</w:t>
+        <w:t>Christian Dvorak: 7</w:t>
+      </w:r>
+    </w:p>
+    <w:p>
+      <w:r>
+        <w:t>• 2022: [20, 8, 6]</w:t>
+      </w:r>
+    </w:p>
+    <w:p>
+      <w:r>
+        <w:t>• 2023: [17, 4, 0]</w:t>
+      </w:r>
+    </w:p>
+    <w:p>
+      <w:r>
+        <w:t>• 2024: [19, 9, 9]</w:t>
+      </w:r>
+    </w:p>
+    <w:p>
+      <w:r>
+        <w:t>• 2025: [10, 9, 5]</w:t>
       </w:r>
     </w:p>
     <w:p>
@@ -13997,35 +13937,7 @@
           <w:color w:val="FF0000"/>
           <w:sz w:val="26"/>
         </w:rPr>
-        <w:t>Christian Dvorak: 6</w:t>
-      </w:r>
-    </w:p>
-    <w:p>
-      <w:r>
-        <w:t>• 2022: [20, 8, 6]</w:t>
-      </w:r>
-    </w:p>
-    <w:p>
-      <w:r>
-        <w:t>• 2023: [17, 4, 0]</w:t>
-      </w:r>
-    </w:p>
-    <w:p>
-      <w:r>
-        <w:t>• 2024: [19, 9, 9]</w:t>
-      </w:r>
-    </w:p>
-    <w:p>
-      <w:r>
-        <w:t>• 2025: [10, 9, 5]</w:t>
-      </w:r>
-    </w:p>
-    <w:p>
-      <w:r>
-        <w:rPr>
-          <w:sz w:val="26"/>
-        </w:rPr>
-        <w:t>Sean Couturier: 3</w:t>
+        <w:t>Sean Couturier: 4</w:t>
       </w:r>
     </w:p>
     <w:p>
@@ -14141,7 +14053,7 @@
           <w:color w:val="FF0000"/>
           <w:sz w:val="26"/>
         </w:rPr>
-        <w:t>Nick Seeler: 18</w:t>
+        <w:t>Nick Seeler: 19</w:t>
       </w:r>
     </w:p>
     <w:p>
@@ -14169,7 +14081,7 @@
         <w:rPr>
           <w:sz w:val="26"/>
         </w:rPr>
-        <w:t>Nikita Grebenkin: 13</w:t>
+        <w:t>Nikita Grebenkin: 14</w:t>
       </w:r>
     </w:p>
     <w:p>
@@ -14227,7 +14139,7 @@
           <w:color w:val="FF0000"/>
           <w:sz w:val="26"/>
         </w:rPr>
-        <w:t>Rasmus Ristolainen: 11</w:t>
+        <w:t>Rasmus Ristolainen: 12</w:t>
       </w:r>
     </w:p>
     <w:p>
@@ -14257,7 +14169,7 @@
           <w:color w:val="FF0000"/>
           <w:sz w:val="26"/>
         </w:rPr>
-        <w:t>Travis Sanheim: 19</w:t>
+        <w:t>Travis Sanheim: 20</w:t>
       </w:r>
     </w:p>
     <w:p>
@@ -14321,7 +14233,7 @@
         <w:rPr>
           <w:sz w:val="26"/>
         </w:rPr>
-        <w:t>Ryan Shea: 9</w:t>
+        <w:t>Ryan Shea: 10</w:t>
       </w:r>
     </w:p>
     <w:p>
@@ -14349,7 +14261,35 @@
         <w:rPr>
           <w:sz w:val="26"/>
         </w:rPr>
-        <w:t>Tommy Novak: 1</w:t>
+        <w:t>Noel Acciari: 1</w:t>
+      </w:r>
+    </w:p>
+    <w:p>
+      <w:r>
+        <w:t>• 2022: [12, 10, 10]</w:t>
+      </w:r>
+    </w:p>
+    <w:p>
+      <w:r>
+        <w:t>• 2023: [21, 7, 2]</w:t>
+      </w:r>
+    </w:p>
+    <w:p>
+      <w:r>
+        <w:t>• 2024: [33, 14, 7]</w:t>
+      </w:r>
+    </w:p>
+    <w:p>
+      <w:r>
+        <w:t>• 2025: [11, 9, 6]</w:t>
+      </w:r>
+    </w:p>
+    <w:p>
+      <w:r>
+        <w:rPr>
+          <w:sz w:val="26"/>
+        </w:rPr>
+        <w:t>Tommy Novak: 2</w:t>
       </w:r>
     </w:p>
     <w:p>
@@ -14370,146 +14310,6 @@
     <w:p>
       <w:r>
         <w:t>• 2025: [9, 7, 7]</w:t>
-      </w:r>
-    </w:p>
-    <w:p>
-      <w:r>
-        <w:rPr>
-          <w:sz w:val="26"/>
-        </w:rPr>
-        <w:t>Jack St. Ivany: 50</w:t>
-      </w:r>
-    </w:p>
-    <w:p>
-      <w:r>
-        <w:t>• 2022: []</w:t>
-      </w:r>
-    </w:p>
-    <w:p>
-      <w:r>
-        <w:t>• 2023: []</w:t>
-      </w:r>
-    </w:p>
-    <w:p>
-      <w:r>
-        <w:t>• 2024: []</w:t>
-      </w:r>
-    </w:p>
-    <w:p>
-      <w:r>
-        <w:t>• 2025: []</w:t>
-      </w:r>
-    </w:p>
-    <w:p>
-      <w:r>
-        <w:rPr>
-          <w:sz w:val="26"/>
-        </w:rPr>
-        <w:t>Rickard Rakell: 2</w:t>
-      </w:r>
-    </w:p>
-    <w:p>
-      <w:r>
-        <w:t>• 2022: [10, 8, 6]</w:t>
-      </w:r>
-    </w:p>
-    <w:p>
-      <w:r>
-        <w:t>• 2023: [15, 4, 3]</w:t>
-      </w:r>
-    </w:p>
-    <w:p>
-      <w:r>
-        <w:t>• 2024: [9, 6, 5]</w:t>
-      </w:r>
-    </w:p>
-    <w:p>
-      <w:r>
-        <w:t>• 2025: [6, 5, 4]</w:t>
-      </w:r>
-    </w:p>
-    <w:p>
-      <w:r>
-        <w:rPr>
-          <w:sz w:val="26"/>
-        </w:rPr>
-        <w:t>Bokondji Imama: 4</w:t>
-      </w:r>
-    </w:p>
-    <w:p>
-      <w:r>
-        <w:t>• 2022: []</w:t>
-      </w:r>
-    </w:p>
-    <w:p>
-      <w:r>
-        <w:t>• 2023: []</w:t>
-      </w:r>
-    </w:p>
-    <w:p>
-      <w:r>
-        <w:t>• 2024: []</w:t>
-      </w:r>
-    </w:p>
-    <w:p>
-      <w:r>
-        <w:t>• 2025: []</w:t>
-      </w:r>
-    </w:p>
-    <w:p>
-      <w:r>
-        <w:rPr>
-          <w:sz w:val="26"/>
-        </w:rPr>
-        <w:t>Owen Pickering: 23</w:t>
-      </w:r>
-    </w:p>
-    <w:p>
-      <w:r>
-        <w:t>• 2022: []</w:t>
-      </w:r>
-    </w:p>
-    <w:p>
-      <w:r>
-        <w:t>• 2023: []</w:t>
-      </w:r>
-    </w:p>
-    <w:p>
-      <w:r>
-        <w:t>• 2024: []</w:t>
-      </w:r>
-    </w:p>
-    <w:p>
-      <w:r>
-        <w:t>• 2025: []</w:t>
-      </w:r>
-    </w:p>
-    <w:p>
-      <w:r>
-        <w:rPr>
-          <w:sz w:val="26"/>
-        </w:rPr>
-        <w:t>Sam Poulin: 15</w:t>
-      </w:r>
-    </w:p>
-    <w:p>
-      <w:r>
-        <w:t>• 2022: []</w:t>
-      </w:r>
-    </w:p>
-    <w:p>
-      <w:r>
-        <w:t>• 2023: []</w:t>
-      </w:r>
-    </w:p>
-    <w:p>
-      <w:r>
-        <w:t>• 2024: []</w:t>
-      </w:r>
-    </w:p>
-    <w:p>
-      <w:r>
-        <w:t>• 2025: []</w:t>
       </w:r>
     </w:p>
     <w:p>
@@ -14519,17 +14319,45 @@
           <w:color w:val="FF0000"/>
           <w:sz w:val="26"/>
         </w:rPr>
-        <w:t>Mathew Dumba: 3</w:t>
-      </w:r>
-    </w:p>
-    <w:p>
-      <w:r>
-        <w:t>• 2022: [11, 6, 3]</w:t>
-      </w:r>
-    </w:p>
-    <w:p>
-      <w:r>
-        <w:t>• 2023: [29, 15, 2]</w:t>
+        <w:t>Anthony Mantha: 1</w:t>
+      </w:r>
+    </w:p>
+    <w:p>
+      <w:r>
+        <w:t>• 2022: [19, 7, 7]</w:t>
+      </w:r>
+    </w:p>
+    <w:p>
+      <w:r>
+        <w:t>• 2023: [8, 7, 4]</w:t>
+      </w:r>
+    </w:p>
+    <w:p>
+      <w:r>
+        <w:t>• 2024: [6, 1, 1]</w:t>
+      </w:r>
+    </w:p>
+    <w:p>
+      <w:r>
+        <w:t>• 2025: [11, 10, 5]</w:t>
+      </w:r>
+    </w:p>
+    <w:p>
+      <w:r>
+        <w:rPr>
+          <w:sz w:val="26"/>
+        </w:rPr>
+        <w:t>Jack St. Ivany: 50</w:t>
+      </w:r>
+    </w:p>
+    <w:p>
+      <w:r>
+        <w:t>• 2022: []</w:t>
+      </w:r>
+    </w:p>
+    <w:p>
+      <w:r>
+        <w:t>• 2023: []</w:t>
       </w:r>
     </w:p>
     <w:p>
@@ -14549,22 +14377,134 @@
           <w:color w:val="FF0000"/>
           <w:sz w:val="26"/>
         </w:rPr>
-        <w:t>Philip Tomasino: 9</w:t>
-      </w:r>
-    </w:p>
-    <w:p>
-      <w:r>
-        <w:t>• 2022: [5, 4, 4]</w:t>
-      </w:r>
-    </w:p>
-    <w:p>
-      <w:r>
-        <w:t>• 2023: [15, 7, 5]</w:t>
-      </w:r>
-    </w:p>
-    <w:p>
-      <w:r>
-        <w:t>• 2024: [9, 7, 6]</w:t>
+        <w:t>Rickard Rakell: 3</w:t>
+      </w:r>
+    </w:p>
+    <w:p>
+      <w:r>
+        <w:t>• 2022: [10, 8, 6]</w:t>
+      </w:r>
+    </w:p>
+    <w:p>
+      <w:r>
+        <w:t>• 2023: [15, 4, 3]</w:t>
+      </w:r>
+    </w:p>
+    <w:p>
+      <w:r>
+        <w:t>• 2024: [9, 6, 5]</w:t>
+      </w:r>
+    </w:p>
+    <w:p>
+      <w:r>
+        <w:t>• 2025: [6, 5, 4]</w:t>
+      </w:r>
+    </w:p>
+    <w:p>
+      <w:r>
+        <w:rPr>
+          <w:sz w:val="26"/>
+        </w:rPr>
+        <w:t>Elmer Soderblom: 1</w:t>
+      </w:r>
+    </w:p>
+    <w:p>
+      <w:r>
+        <w:t>• 2022: [8, 3, 2]</w:t>
+      </w:r>
+    </w:p>
+    <w:p>
+      <w:r>
+        <w:t>• 2023: []</w:t>
+      </w:r>
+    </w:p>
+    <w:p>
+      <w:r>
+        <w:t>• 2024: [7, 6, 3]</w:t>
+      </w:r>
+    </w:p>
+    <w:p>
+      <w:r>
+        <w:t>• 2025: [20, 17]</w:t>
+      </w:r>
+    </w:p>
+    <w:p>
+      <w:r>
+        <w:rPr>
+          <w:sz w:val="26"/>
+        </w:rPr>
+        <w:t>Bokondji Imama: 4</w:t>
+      </w:r>
+    </w:p>
+    <w:p>
+      <w:r>
+        <w:t>• 2022: []</w:t>
+      </w:r>
+    </w:p>
+    <w:p>
+      <w:r>
+        <w:t>• 2023: []</w:t>
+      </w:r>
+    </w:p>
+    <w:p>
+      <w:r>
+        <w:t>• 2024: []</w:t>
+      </w:r>
+    </w:p>
+    <w:p>
+      <w:r>
+        <w:t>• 2025: []</w:t>
+      </w:r>
+    </w:p>
+    <w:p>
+      <w:r>
+        <w:rPr>
+          <w:sz w:val="26"/>
+        </w:rPr>
+        <w:t>Owen Pickering: 23</w:t>
+      </w:r>
+    </w:p>
+    <w:p>
+      <w:r>
+        <w:t>• 2022: []</w:t>
+      </w:r>
+    </w:p>
+    <w:p>
+      <w:r>
+        <w:t>• 2023: []</w:t>
+      </w:r>
+    </w:p>
+    <w:p>
+      <w:r>
+        <w:t>• 2024: []</w:t>
+      </w:r>
+    </w:p>
+    <w:p>
+      <w:r>
+        <w:t>• 2025: []</w:t>
+      </w:r>
+    </w:p>
+    <w:p>
+      <w:r>
+        <w:rPr>
+          <w:sz w:val="26"/>
+        </w:rPr>
+        <w:t>Sam Poulin: 15</w:t>
+      </w:r>
+    </w:p>
+    <w:p>
+      <w:r>
+        <w:t>• 2022: []</w:t>
+      </w:r>
+    </w:p>
+    <w:p>
+      <w:r>
+        <w:t>• 2023: []</w:t>
+      </w:r>
+    </w:p>
+    <w:p>
+      <w:r>
+        <w:t>• 2024: []</w:t>
       </w:r>
     </w:p>
     <w:p>
@@ -14579,17 +14519,17 @@
           <w:color w:val="FF0000"/>
           <w:sz w:val="26"/>
         </w:rPr>
-        <w:t>Caleb Jones: 51</w:t>
-      </w:r>
-    </w:p>
-    <w:p>
-      <w:r>
-        <w:t>• 2022: [23, 14, 3]</w:t>
-      </w:r>
-    </w:p>
-    <w:p>
-      <w:r>
-        <w:t>• 2023: []</w:t>
+        <w:t>Mathew Dumba: 3</w:t>
+      </w:r>
+    </w:p>
+    <w:p>
+      <w:r>
+        <w:t>• 2022: [11, 6, 3]</w:t>
+      </w:r>
+    </w:p>
+    <w:p>
+      <w:r>
+        <w:t>• 2023: [29, 15, 2]</w:t>
       </w:r>
     </w:p>
     <w:p>
@@ -14609,50 +14549,22 @@
           <w:color w:val="FF0000"/>
           <w:sz w:val="26"/>
         </w:rPr>
-        <w:t>Connor Clifton: 9</w:t>
-      </w:r>
-    </w:p>
-    <w:p>
-      <w:r>
-        <w:t>• 2022: [14, 14, 13]</w:t>
-      </w:r>
-    </w:p>
-    <w:p>
-      <w:r>
-        <w:t>• 2023: [8, 5, 0]</w:t>
-      </w:r>
-    </w:p>
-    <w:p>
-      <w:r>
-        <w:t>• 2024: []</w:t>
-      </w:r>
-    </w:p>
-    <w:p>
-      <w:r>
-        <w:t>• 2025: [7]</w:t>
-      </w:r>
-    </w:p>
-    <w:p>
-      <w:r>
-        <w:rPr>
-          <w:sz w:val="26"/>
-        </w:rPr>
-        <w:t>Filip Hallander: 9</w:t>
-      </w:r>
-    </w:p>
-    <w:p>
-      <w:r>
-        <w:t>• 2022: []</w:t>
-      </w:r>
-    </w:p>
-    <w:p>
-      <w:r>
-        <w:t>• 2023: []</w:t>
-      </w:r>
-    </w:p>
-    <w:p>
-      <w:r>
-        <w:t>• 2024: []</w:t>
+        <w:t>Philip Tomasino: 9</w:t>
+      </w:r>
+    </w:p>
+    <w:p>
+      <w:r>
+        <w:t>• 2022: [5, 4, 4]</w:t>
+      </w:r>
+    </w:p>
+    <w:p>
+      <w:r>
+        <w:t>• 2023: [15, 7, 5]</w:t>
+      </w:r>
+    </w:p>
+    <w:p>
+      <w:r>
+        <w:t>• 2024: [9, 7, 6]</w:t>
       </w:r>
     </w:p>
     <w:p>
@@ -14667,40 +14579,12 @@
           <w:color w:val="FF0000"/>
           <w:sz w:val="26"/>
         </w:rPr>
-        <w:t>Sidney Crosby: 6</w:t>
-      </w:r>
-    </w:p>
-    <w:p>
-      <w:r>
-        <w:t>• 2022: [7, 5, 5]</w:t>
-      </w:r>
-    </w:p>
-    <w:p>
-      <w:r>
-        <w:t>• 2023: [11, 4, 3]</w:t>
-      </w:r>
-    </w:p>
-    <w:p>
-      <w:r>
-        <w:t>• 2024: [10, 6, 5]</w:t>
-      </w:r>
-    </w:p>
-    <w:p>
-      <w:r>
-        <w:t>• 2025: [4, 4, 4]</w:t>
-      </w:r>
-    </w:p>
-    <w:p>
-      <w:r>
-        <w:rPr>
-          <w:sz w:val="26"/>
-        </w:rPr>
-        <w:t>Joona Koppanen: 20</w:t>
-      </w:r>
-    </w:p>
-    <w:p>
-      <w:r>
-        <w:t>• 2022: []</w:t>
+        <w:t>Caleb Jones: 51</w:t>
+      </w:r>
+    </w:p>
+    <w:p>
+      <w:r>
+        <w:t>• 2022: [23, 14, 3]</w:t>
       </w:r>
     </w:p>
     <w:p>
@@ -14725,35 +14609,63 @@
           <w:color w:val="FF0000"/>
           <w:sz w:val="26"/>
         </w:rPr>
-        <w:t>Kris Letang: 22</w:t>
-      </w:r>
-    </w:p>
-    <w:p>
-      <w:r>
-        <w:t>• 2022: [11, 7, 5]</w:t>
-      </w:r>
-    </w:p>
-    <w:p>
-      <w:r>
-        <w:t>• 2023: [14, 14, 12]</w:t>
-      </w:r>
-    </w:p>
-    <w:p>
-      <w:r>
-        <w:t>• 2024: [21, 20, 18]</w:t>
-      </w:r>
-    </w:p>
-    <w:p>
-      <w:r>
-        <w:t>• 2025: [15, 13]</w:t>
-      </w:r>
-    </w:p>
-    <w:p>
-      <w:r>
-        <w:rPr>
-          <w:sz w:val="26"/>
-        </w:rPr>
-        <w:t>Tristan Broz: 1</w:t>
+        <w:t>Connor Clifton: 10</w:t>
+      </w:r>
+    </w:p>
+    <w:p>
+      <w:r>
+        <w:t>• 2022: [14, 14, 13]</w:t>
+      </w:r>
+    </w:p>
+    <w:p>
+      <w:r>
+        <w:t>• 2023: [8, 5, 0]</w:t>
+      </w:r>
+    </w:p>
+    <w:p>
+      <w:r>
+        <w:t>• 2024: []</w:t>
+      </w:r>
+    </w:p>
+    <w:p>
+      <w:r>
+        <w:t>• 2025: [7]</w:t>
+      </w:r>
+    </w:p>
+    <w:p>
+      <w:r>
+        <w:rPr>
+          <w:sz w:val="26"/>
+        </w:rPr>
+        <w:t>Filip Hallander: 9</w:t>
+      </w:r>
+    </w:p>
+    <w:p>
+      <w:r>
+        <w:t>• 2022: []</w:t>
+      </w:r>
+    </w:p>
+    <w:p>
+      <w:r>
+        <w:t>• 2023: []</w:t>
+      </w:r>
+    </w:p>
+    <w:p>
+      <w:r>
+        <w:t>• 2024: []</w:t>
+      </w:r>
+    </w:p>
+    <w:p>
+      <w:r>
+        <w:t>• 2025: []</w:t>
+      </w:r>
+    </w:p>
+    <w:p>
+      <w:r>
+        <w:rPr>
+          <w:sz w:val="26"/>
+        </w:rPr>
+        <w:t>Joona Koppanen: 20</w:t>
       </w:r>
     </w:p>
     <w:p>
@@ -14783,27 +14695,55 @@
           <w:color w:val="FF0000"/>
           <w:sz w:val="26"/>
         </w:rPr>
-        <w:t>Connor Dewar: 4</w:t>
-      </w:r>
-    </w:p>
-    <w:p>
-      <w:r>
-        <w:t>• 2022: [34, 7, 4]</w:t>
-      </w:r>
-    </w:p>
-    <w:p>
-      <w:r>
-        <w:t>• 2023: [17, 16, 9]</w:t>
-      </w:r>
-    </w:p>
-    <w:p>
-      <w:r>
-        <w:t>• 2024: [6, 0]</w:t>
-      </w:r>
-    </w:p>
-    <w:p>
-      <w:r>
-        <w:t>• 2025: [12, 10, 6]</w:t>
+        <w:t>Kris Letang: 23</w:t>
+      </w:r>
+    </w:p>
+    <w:p>
+      <w:r>
+        <w:t>• 2022: [11, 7, 5]</w:t>
+      </w:r>
+    </w:p>
+    <w:p>
+      <w:r>
+        <w:t>• 2023: [14, 14, 12]</w:t>
+      </w:r>
+    </w:p>
+    <w:p>
+      <w:r>
+        <w:t>• 2024: [21, 20, 18]</w:t>
+      </w:r>
+    </w:p>
+    <w:p>
+      <w:r>
+        <w:t>• 2025: [15, 13]</w:t>
+      </w:r>
+    </w:p>
+    <w:p>
+      <w:r>
+        <w:rPr>
+          <w:sz w:val="26"/>
+        </w:rPr>
+        <w:t>Tristan Broz: 1</w:t>
+      </w:r>
+    </w:p>
+    <w:p>
+      <w:r>
+        <w:t>• 2022: []</w:t>
+      </w:r>
+    </w:p>
+    <w:p>
+      <w:r>
+        <w:t>• 2023: []</w:t>
+      </w:r>
+    </w:p>
+    <w:p>
+      <w:r>
+        <w:t>• 2024: []</w:t>
+      </w:r>
+    </w:p>
+    <w:p>
+      <w:r>
+        <w:t>• 2025: []</w:t>
       </w:r>
     </w:p>
     <w:p>
@@ -14813,55 +14753,27 @@
           <w:color w:val="FF0000"/>
           <w:sz w:val="26"/>
         </w:rPr>
-        <w:t>Justin Brazeau: 4</w:t>
-      </w:r>
-    </w:p>
-    <w:p>
-      <w:r>
-        <w:t>• 2022: []</w:t>
-      </w:r>
-    </w:p>
-    <w:p>
-      <w:r>
-        <w:t>• 2023: [11, 0, 0]</w:t>
-      </w:r>
-    </w:p>
-    <w:p>
-      <w:r>
-        <w:t>• 2024: [24, 8, 8]</w:t>
-      </w:r>
-    </w:p>
-    <w:p>
-      <w:r>
-        <w:t>• 2025: [7, 6, 5]</w:t>
-      </w:r>
-    </w:p>
-    <w:p>
-      <w:r>
-        <w:rPr>
-          <w:sz w:val="26"/>
-        </w:rPr>
-        <w:t>Parker Wotherspoon: 19</w:t>
-      </w:r>
-    </w:p>
-    <w:p>
-      <w:r>
-        <w:t>• 2022: []</w:t>
-      </w:r>
-    </w:p>
-    <w:p>
-      <w:r>
-        <w:t>• 2023: []</w:t>
-      </w:r>
-    </w:p>
-    <w:p>
-      <w:r>
-        <w:t>• 2024: []</w:t>
-      </w:r>
-    </w:p>
-    <w:p>
-      <w:r>
-        <w:t>• 2025: [28, 8]</w:t>
+        <w:t>Connor Dewar: 5</w:t>
+      </w:r>
+    </w:p>
+    <w:p>
+      <w:r>
+        <w:t>• 2022: [34, 7, 4]</w:t>
+      </w:r>
+    </w:p>
+    <w:p>
+      <w:r>
+        <w:t>• 2023: [17, 16, 9]</w:t>
+      </w:r>
+    </w:p>
+    <w:p>
+      <w:r>
+        <w:t>• 2024: [6, 0]</w:t>
+      </w:r>
+    </w:p>
+    <w:p>
+      <w:r>
+        <w:t>• 2025: [12, 10, 6]</w:t>
       </w:r>
     </w:p>
     <w:p>
@@ -14871,35 +14783,7 @@
           <w:color w:val="FF0000"/>
           <w:sz w:val="26"/>
         </w:rPr>
-        <w:t>Samuel Girard: 25</w:t>
-      </w:r>
-    </w:p>
-    <w:p>
-      <w:r>
-        <w:t>• 2022: [22, 12, 12]</w:t>
-      </w:r>
-    </w:p>
-    <w:p>
-      <w:r>
-        <w:t>• 2023: [15, 0]</w:t>
-      </w:r>
-    </w:p>
-    <w:p>
-      <w:r>
-        <w:t>• 2024: [29, 4]</w:t>
-      </w:r>
-    </w:p>
-    <w:p>
-      <w:r>
-        <w:t>• 2025: [2, 0]</w:t>
-      </w:r>
-    </w:p>
-    <w:p>
-      <w:r>
-        <w:rPr>
-          <w:sz w:val="26"/>
-        </w:rPr>
-        <w:t>Rutger McGroarty: 8</w:t>
+        <w:t>Justin Brazeau: 5</w:t>
       </w:r>
     </w:p>
     <w:p>
@@ -14909,6 +14793,34 @@
     </w:p>
     <w:p>
       <w:r>
+        <w:t>• 2023: [11, 0, 0]</w:t>
+      </w:r>
+    </w:p>
+    <w:p>
+      <w:r>
+        <w:t>• 2024: [24, 8, 8]</w:t>
+      </w:r>
+    </w:p>
+    <w:p>
+      <w:r>
+        <w:t>• 2025: [7, 6, 5]</w:t>
+      </w:r>
+    </w:p>
+    <w:p>
+      <w:r>
+        <w:rPr>
+          <w:sz w:val="26"/>
+        </w:rPr>
+        <w:t>Parker Wotherspoon: 20</w:t>
+      </w:r>
+    </w:p>
+    <w:p>
+      <w:r>
+        <w:t>• 2022: []</w:t>
+      </w:r>
+    </w:p>
+    <w:p>
+      <w:r>
         <w:t>• 2023: []</w:t>
       </w:r>
     </w:p>
@@ -14919,7 +14831,7 @@
     </w:p>
     <w:p>
       <w:r>
-        <w:t>• 2025: [5]</w:t>
+        <w:t>• 2025: [28, 8]</w:t>
       </w:r>
     </w:p>
     <w:p>
@@ -14929,27 +14841,55 @@
           <w:color w:val="FF0000"/>
           <w:sz w:val="26"/>
         </w:rPr>
-        <w:t>Egor Chinakhov: 4</w:t>
-      </w:r>
-    </w:p>
-    <w:p>
-      <w:r>
-        <w:t>• 2022: [7, 2, 0]</w:t>
-      </w:r>
-    </w:p>
-    <w:p>
-      <w:r>
-        <w:t>• 2023: [7, 6, 5]</w:t>
-      </w:r>
-    </w:p>
-    <w:p>
-      <w:r>
-        <w:t>• 2024: [8, 3, 1]</w:t>
-      </w:r>
-    </w:p>
-    <w:p>
-      <w:r>
-        <w:t>• 2025: [19, 4, 3]</w:t>
+        <w:t>Samuel Girard: 25</w:t>
+      </w:r>
+    </w:p>
+    <w:p>
+      <w:r>
+        <w:t>• 2022: [22, 12, 12]</w:t>
+      </w:r>
+    </w:p>
+    <w:p>
+      <w:r>
+        <w:t>• 2023: [15, 0]</w:t>
+      </w:r>
+    </w:p>
+    <w:p>
+      <w:r>
+        <w:t>• 2024: [29, 4]</w:t>
+      </w:r>
+    </w:p>
+    <w:p>
+      <w:r>
+        <w:t>• 2025: [2, 0]</w:t>
+      </w:r>
+    </w:p>
+    <w:p>
+      <w:r>
+        <w:rPr>
+          <w:sz w:val="26"/>
+        </w:rPr>
+        <w:t>Rutger McGroarty: 8</w:t>
+      </w:r>
+    </w:p>
+    <w:p>
+      <w:r>
+        <w:t>• 2022: []</w:t>
+      </w:r>
+    </w:p>
+    <w:p>
+      <w:r>
+        <w:t>• 2023: []</w:t>
+      </w:r>
+    </w:p>
+    <w:p>
+      <w:r>
+        <w:t>• 2024: []</w:t>
+      </w:r>
+    </w:p>
+    <w:p>
+      <w:r>
+        <w:t>• 2025: [5]</w:t>
       </w:r>
     </w:p>
     <w:p>
@@ -14959,27 +14899,27 @@
           <w:color w:val="FF0000"/>
           <w:sz w:val="26"/>
         </w:rPr>
-        <w:t>Kevin Hayes: 10</w:t>
-      </w:r>
-    </w:p>
-    <w:p>
-      <w:r>
-        <w:t>• 2022: [23, 10, 5]</w:t>
-      </w:r>
-    </w:p>
-    <w:p>
-      <w:r>
-        <w:t>• 2023: [19, 10, 8]</w:t>
-      </w:r>
-    </w:p>
-    <w:p>
-      <w:r>
-        <w:t>• 2024: [13, 8, 7]</w:t>
-      </w:r>
-    </w:p>
-    <w:p>
-      <w:r>
-        <w:t>• 2025: [4, 2]</w:t>
+        <w:t>Egor Chinakhov: 5</w:t>
+      </w:r>
+    </w:p>
+    <w:p>
+      <w:r>
+        <w:t>• 2022: [7, 2, 0]</w:t>
+      </w:r>
+    </w:p>
+    <w:p>
+      <w:r>
+        <w:t>• 2023: [7, 6, 5]</w:t>
+      </w:r>
+    </w:p>
+    <w:p>
+      <w:r>
+        <w:t>• 2024: [8, 3, 1]</w:t>
+      </w:r>
+    </w:p>
+    <w:p>
+      <w:r>
+        <w:t>• 2025: [19, 4, 3]</w:t>
       </w:r>
     </w:p>
     <w:p>
@@ -14989,83 +14929,27 @@
           <w:color w:val="FF0000"/>
           <w:sz w:val="26"/>
         </w:rPr>
-        <w:t>Blake Lizotte: 8</w:t>
-      </w:r>
-    </w:p>
-    <w:p>
-      <w:r>
-        <w:t>• 2022: [19, 10, 10]</w:t>
-      </w:r>
-    </w:p>
-    <w:p>
-      <w:r>
-        <w:t>• 2023: [27, 9, 6]</w:t>
-      </w:r>
-    </w:p>
-    <w:p>
-      <w:r>
-        <w:t>• 2024: [17, 16, 3]</w:t>
-      </w:r>
-    </w:p>
-    <w:p>
-      <w:r>
-        <w:t>• 2025: [11, 10, 9]</w:t>
-      </w:r>
-    </w:p>
-    <w:p>
-      <w:r>
-        <w:rPr>
-          <w:sz w:val="26"/>
-        </w:rPr>
-        <w:t>Ville Koivunen: 6</w:t>
-      </w:r>
-    </w:p>
-    <w:p>
-      <w:r>
-        <w:t>• 2022: []</w:t>
-      </w:r>
-    </w:p>
-    <w:p>
-      <w:r>
-        <w:t>• 2023: []</w:t>
-      </w:r>
-    </w:p>
-    <w:p>
-      <w:r>
-        <w:t>• 2024: []</w:t>
-      </w:r>
-    </w:p>
-    <w:p>
-      <w:r>
-        <w:t>• 2025: [10]</w:t>
-      </w:r>
-    </w:p>
-    <w:p>
-      <w:r>
-        <w:rPr>
-          <w:sz w:val="26"/>
-        </w:rPr>
-        <w:t>Ilya Solovyov: 13</w:t>
-      </w:r>
-    </w:p>
-    <w:p>
-      <w:r>
-        <w:t>• 2022: []</w:t>
-      </w:r>
-    </w:p>
-    <w:p>
-      <w:r>
-        <w:t>• 2023: []</w:t>
-      </w:r>
-    </w:p>
-    <w:p>
-      <w:r>
-        <w:t>• 2024: []</w:t>
-      </w:r>
-    </w:p>
-    <w:p>
-      <w:r>
-        <w:t>• 2025: []</w:t>
+        <w:t>Kevin Hayes: 10</w:t>
+      </w:r>
+    </w:p>
+    <w:p>
+      <w:r>
+        <w:t>• 2022: [23, 10, 5]</w:t>
+      </w:r>
+    </w:p>
+    <w:p>
+      <w:r>
+        <w:t>• 2023: [19, 10, 8]</w:t>
+      </w:r>
+    </w:p>
+    <w:p>
+      <w:r>
+        <w:t>• 2024: [13, 8, 7]</w:t>
+      </w:r>
+    </w:p>
+    <w:p>
+      <w:r>
+        <w:t>• 2025: [4, 2]</w:t>
       </w:r>
     </w:p>
     <w:p>
@@ -15075,6 +14959,120 @@
           <w:color w:val="FF0000"/>
           <w:sz w:val="26"/>
         </w:rPr>
+        <w:t>Blake Lizotte: 8</w:t>
+      </w:r>
+    </w:p>
+    <w:p>
+      <w:r>
+        <w:t>• 2022: [19, 10, 10]</w:t>
+      </w:r>
+    </w:p>
+    <w:p>
+      <w:r>
+        <w:t>• 2023: [27, 9, 6]</w:t>
+      </w:r>
+    </w:p>
+    <w:p>
+      <w:r>
+        <w:t>• 2024: [17, 16, 3]</w:t>
+      </w:r>
+    </w:p>
+    <w:p>
+      <w:r>
+        <w:t>• 2025: [11, 10, 9]</w:t>
+      </w:r>
+    </w:p>
+    <w:p>
+      <w:r>
+        <w:rPr>
+          <w:sz w:val="26"/>
+        </w:rPr>
+        <w:t>Evgeni Malkin: 1</w:t>
+      </w:r>
+    </w:p>
+    <w:p>
+      <w:r>
+        <w:t>• 2022: [9, 7, 6]</w:t>
+      </w:r>
+    </w:p>
+    <w:p>
+      <w:r>
+        <w:t>• 2023: [13, 8, 6]</w:t>
+      </w:r>
+    </w:p>
+    <w:p>
+      <w:r>
+        <w:t>• 2024: [10, 6, 5]</w:t>
+      </w:r>
+    </w:p>
+    <w:p>
+      <w:r>
+        <w:t>• 2025: [10, 7, 4]</w:t>
+      </w:r>
+    </w:p>
+    <w:p>
+      <w:r>
+        <w:rPr>
+          <w:sz w:val="26"/>
+        </w:rPr>
+        <w:t>Ville Koivunen: 6</w:t>
+      </w:r>
+    </w:p>
+    <w:p>
+      <w:r>
+        <w:t>• 2022: []</w:t>
+      </w:r>
+    </w:p>
+    <w:p>
+      <w:r>
+        <w:t>• 2023: []</w:t>
+      </w:r>
+    </w:p>
+    <w:p>
+      <w:r>
+        <w:t>• 2024: []</w:t>
+      </w:r>
+    </w:p>
+    <w:p>
+      <w:r>
+        <w:t>• 2025: [10]</w:t>
+      </w:r>
+    </w:p>
+    <w:p>
+      <w:r>
+        <w:rPr>
+          <w:sz w:val="26"/>
+        </w:rPr>
+        <w:t>Ilya Solovyov: 14</w:t>
+      </w:r>
+    </w:p>
+    <w:p>
+      <w:r>
+        <w:t>• 2022: []</w:t>
+      </w:r>
+    </w:p>
+    <w:p>
+      <w:r>
+        <w:t>• 2023: []</w:t>
+      </w:r>
+    </w:p>
+    <w:p>
+      <w:r>
+        <w:t>• 2024: []</w:t>
+      </w:r>
+    </w:p>
+    <w:p>
+      <w:r>
+        <w:t>• 2025: []</w:t>
+      </w:r>
+    </w:p>
+    <w:p>
+      <w:r>
+        <w:rPr>
+          <w:b/>
+          <w:color w:val="FF0000"/>
+          <w:sz w:val="26"/>
+        </w:rPr>
         <w:t>Ryan Graves: 17</w:t>
       </w:r>
     </w:p>
@@ -15096,34 +15094,6 @@
     <w:p>
       <w:r>
         <w:t>• 2025: []</w:t>
-      </w:r>
-    </w:p>
-    <w:p>
-      <w:r>
-        <w:rPr>
-          <w:sz w:val="26"/>
-        </w:rPr>
-        <w:t>Ben Kindel: 2</w:t>
-      </w:r>
-    </w:p>
-    <w:p>
-      <w:r>
-        <w:t>• 2022: []</w:t>
-      </w:r>
-    </w:p>
-    <w:p>
-      <w:r>
-        <w:t>• 2023: []</w:t>
-      </w:r>
-    </w:p>
-    <w:p>
-      <w:r>
-        <w:t>• 2024: []</w:t>
-      </w:r>
-    </w:p>
-    <w:p>
-      <w:r>
-        <w:t>• 2025: [19, 8, 5]</w:t>
       </w:r>
     </w:p>
     <w:p>
@@ -16513,7 +16483,7 @@
           <w:color w:val="FF0000"/>
           <w:sz w:val="26"/>
         </w:rPr>
-        <w:t>Logan Mailloux: 6</w:t>
+        <w:t>Logan Mailloux: 7</w:t>
       </w:r>
     </w:p>
     <w:p>
@@ -16631,7 +16601,7 @@
           <w:color w:val="FF0000"/>
           <w:sz w:val="26"/>
         </w:rPr>
-        <w:t>Colton Parayko: 6</w:t>
+        <w:t>Colton Parayko: 7</w:t>
       </w:r>
     </w:p>
     <w:p>
@@ -16661,7 +16631,7 @@
           <w:color w:val="FF0000"/>
           <w:sz w:val="26"/>
         </w:rPr>
-        <w:t>Tyler Tucker: 10</w:t>
+        <w:t>Tyler Tucker: 11</w:t>
       </w:r>
     </w:p>
     <w:p>
@@ -16689,7 +16659,7 @@
         <w:rPr>
           <w:sz w:val="26"/>
         </w:rPr>
-        <w:t>Jack Finley: 20</w:t>
+        <w:t>Jack Finley: 21</w:t>
       </w:r>
     </w:p>
     <w:p>
@@ -16719,7 +16689,7 @@
           <w:color w:val="FF0000"/>
           <w:sz w:val="26"/>
         </w:rPr>
-        <w:t>Jake Neighbours: 11</w:t>
+        <w:t>Jake Neighbours: 12</w:t>
       </w:r>
     </w:p>
     <w:p>
@@ -16749,7 +16719,7 @@
           <w:color w:val="FF0000"/>
           <w:sz w:val="26"/>
         </w:rPr>
-        <w:t>Alexey Toropchenko: 10</w:t>
+        <w:t>Alexey Toropchenko: 11</w:t>
       </w:r>
     </w:p>
     <w:p>
@@ -16777,7 +16747,7 @@
         <w:rPr>
           <w:sz w:val="26"/>
         </w:rPr>
-        <w:t>Pavel Buchnevich: 2</w:t>
+        <w:t>Pavel Buchnevich: 3</w:t>
       </w:r>
     </w:p>
     <w:p>
@@ -16889,7 +16859,7 @@
         <w:rPr>
           <w:sz w:val="26"/>
         </w:rPr>
-        <w:t>Cam Fowler: 1</w:t>
+        <w:t>Cam Fowler: 2</w:t>
       </w:r>
     </w:p>
     <w:p>
@@ -16917,7 +16887,7 @@
         <w:rPr>
           <w:sz w:val="26"/>
         </w:rPr>
-        <w:t>Jonathan Drouin: 1</w:t>
+        <w:t>Jonathan Drouin: 2</w:t>
       </w:r>
     </w:p>
     <w:p>
@@ -16945,7 +16915,7 @@
         <w:rPr>
           <w:sz w:val="26"/>
         </w:rPr>
-        <w:t>Otto Stenberg: 11</w:t>
+        <w:t>Otto Stenberg: 12</w:t>
       </w:r>
     </w:p>
     <w:p>
@@ -16973,7 +16943,7 @@
         <w:rPr>
           <w:sz w:val="26"/>
         </w:rPr>
-        <w:t>Philip Broberg: 3</w:t>
+        <w:t>Philip Broberg: 4</w:t>
       </w:r>
     </w:p>
     <w:p>
@@ -17001,7 +16971,7 @@
         <w:rPr>
           <w:sz w:val="26"/>
         </w:rPr>
-        <w:t>Pius Suter: 1</w:t>
+        <w:t>Pius Suter: 2</w:t>
       </w:r>
     </w:p>
     <w:p>
@@ -17029,7 +16999,7 @@
         <w:rPr>
           <w:sz w:val="26"/>
         </w:rPr>
-        <w:t>Jimmy Snuggerud: 2</w:t>
+        <w:t>Jimmy Snuggerud: 3</w:t>
       </w:r>
     </w:p>
     <w:p>
@@ -17057,7 +17027,7 @@
         <w:rPr>
           <w:sz w:val="26"/>
         </w:rPr>
-        <w:t>Robert Thomas: 1</w:t>
+        <w:t>Robert Thomas: 2</w:t>
       </w:r>
     </w:p>
     <w:p>
@@ -17078,6 +17048,34 @@
     <w:p>
       <w:r>
         <w:t>• 2025: [6, 6, 5]</w:t>
+      </w:r>
+    </w:p>
+    <w:p>
+      <w:r>
+        <w:rPr>
+          <w:sz w:val="26"/>
+        </w:rPr>
+        <w:t>Dalibor Dvorsky: 1</w:t>
+      </w:r>
+    </w:p>
+    <w:p>
+      <w:r>
+        <w:t>• 2022: []</w:t>
+      </w:r>
+    </w:p>
+    <w:p>
+      <w:r>
+        <w:t>• 2023: []</w:t>
+      </w:r>
+    </w:p>
+    <w:p>
+      <w:r>
+        <w:t>• 2024: []</w:t>
+      </w:r>
+    </w:p>
+    <w:p>
+      <w:r>
+        <w:t>• 2025: [13, 13, 6]</w:t>
       </w:r>
     </w:p>
     <w:p>
@@ -17087,7 +17085,7 @@
           <w:color w:val="FF0000"/>
           <w:sz w:val="26"/>
         </w:rPr>
-        <w:t>Jordan Kyrou: 4</w:t>
+        <w:t>Jordan Kyrou: 5</w:t>
       </w:r>
     </w:p>
     <w:p>
@@ -21193,7 +21191,7 @@
           <w:color w:val="FF0000"/>
           <w:sz w:val="26"/>
         </w:rPr>
-        <w:t>Martin Fehrvry: 11</w:t>
+        <w:t>Martin Fehrvry: 12</w:t>
       </w:r>
     </w:p>
     <w:p>
@@ -21223,7 +21221,7 @@
           <w:color w:val="FF0000"/>
           <w:sz w:val="26"/>
         </w:rPr>
-        <w:t>Brandon Duhaime: 40</w:t>
+        <w:t>Brandon Duhaime: 41</w:t>
       </w:r>
     </w:p>
     <w:p>
@@ -21251,7 +21249,7 @@
         <w:rPr>
           <w:sz w:val="26"/>
         </w:rPr>
-        <w:t>Connor McMichael: 3</w:t>
+        <w:t>Connor McMichael: 4</w:t>
       </w:r>
     </w:p>
     <w:p>
@@ -21367,7 +21365,7 @@
         <w:rPr>
           <w:sz w:val="26"/>
         </w:rPr>
-        <w:t>Trevor van Riemsdyk: 8</w:t>
+        <w:t>Trevor van Riemsdyk: 9</w:t>
       </w:r>
     </w:p>
     <w:p>
@@ -21397,7 +21395,7 @@
           <w:color w:val="FF0000"/>
           <w:sz w:val="26"/>
         </w:rPr>
-        <w:t>Dylan Strome: 12</w:t>
+        <w:t>Dylan Strome: 13</w:t>
       </w:r>
     </w:p>
     <w:p>
@@ -21427,7 +21425,7 @@
           <w:color w:val="FF0000"/>
           <w:sz w:val="26"/>
         </w:rPr>
-        <w:t>Pierre-Luc Dubois: 5</w:t>
+        <w:t>Pierre-Luc Dubois: 6</w:t>
       </w:r>
     </w:p>
     <w:p>
@@ -21448,34 +21446,6 @@
     <w:p>
       <w:r>
         <w:t>• 2025: [1, 1]</w:t>
-      </w:r>
-    </w:p>
-    <w:p>
-      <w:r>
-        <w:rPr>
-          <w:sz w:val="26"/>
-        </w:rPr>
-        <w:t>Hendrix Lapierre: 3</w:t>
-      </w:r>
-    </w:p>
-    <w:p>
-      <w:r>
-        <w:t>• 2022: []</w:t>
-      </w:r>
-    </w:p>
-    <w:p>
-      <w:r>
-        <w:t>• 2023: [13, 6, 4]</w:t>
-      </w:r>
-    </w:p>
-    <w:p>
-      <w:r>
-        <w:t>• 2024: []</w:t>
-      </w:r>
-    </w:p>
-    <w:p>
-      <w:r>
-        <w:t>• 2025: [6, 3]</w:t>
       </w:r>
     </w:p>
     <w:p>
@@ -21485,27 +21455,27 @@
           <w:color w:val="FF0000"/>
           <w:sz w:val="26"/>
         </w:rPr>
-        <w:t>Aliaksei Protas: 4</w:t>
-      </w:r>
-    </w:p>
-    <w:p>
-      <w:r>
-        <w:t>• 2022: [36, 6, 1]</w:t>
-      </w:r>
-    </w:p>
-    <w:p>
-      <w:r>
-        <w:t>• 2023: [29, 16, 7]</w:t>
-      </w:r>
-    </w:p>
-    <w:p>
-      <w:r>
-        <w:t>• 2024: [6, 5, 5]</w:t>
-      </w:r>
-    </w:p>
-    <w:p>
-      <w:r>
-        <w:t>• 2025: [7, 7, 6]</w:t>
+        <w:t>Rasmus Sandin: 1</w:t>
+      </w:r>
+    </w:p>
+    <w:p>
+      <w:r>
+        <w:t>• 2022: [14, 11, 10]</w:t>
+      </w:r>
+    </w:p>
+    <w:p>
+      <w:r>
+        <w:t>• 2023: [6, 0]</w:t>
+      </w:r>
+    </w:p>
+    <w:p>
+      <w:r>
+        <w:t>• 2024: [7, 1, 0]</w:t>
+      </w:r>
+    </w:p>
+    <w:p>
+      <w:r>
+        <w:t>• 2025: [40, 7, 2]</w:t>
       </w:r>
     </w:p>
     <w:p>
@@ -21515,7 +21485,7 @@
           <w:color w:val="FF0000"/>
           <w:sz w:val="26"/>
         </w:rPr>
-        <w:t>Ethen Frank: 3</w:t>
+        <w:t>Hendrix Lapierre: 4</w:t>
       </w:r>
     </w:p>
     <w:p>
@@ -21525,45 +21495,17 @@
     </w:p>
     <w:p>
       <w:r>
-        <w:t>• 2023: []</w:t>
-      </w:r>
-    </w:p>
-    <w:p>
-      <w:r>
-        <w:t>• 2024: [7, 3, 0]</w:t>
-      </w:r>
-    </w:p>
-    <w:p>
-      <w:r>
-        <w:t>• 2025: [14, 8, 6]</w:t>
-      </w:r>
-    </w:p>
-    <w:p>
-      <w:r>
-        <w:rPr>
-          <w:sz w:val="26"/>
-        </w:rPr>
-        <w:t>Jakob Chychrun: 1</w:t>
-      </w:r>
-    </w:p>
-    <w:p>
-      <w:r>
-        <w:t>• 2022: [14, 10, 2]</w:t>
-      </w:r>
-    </w:p>
-    <w:p>
-      <w:r>
-        <w:t>• 2023: [18, 17, 12]</w:t>
-      </w:r>
-    </w:p>
-    <w:p>
-      <w:r>
-        <w:t>• 2024: [9, 7, 5]</w:t>
-      </w:r>
-    </w:p>
-    <w:p>
-      <w:r>
-        <w:t>• 2025: [8, 8, 5]</w:t>
+        <w:t>• 2023: [13, 6, 4]</w:t>
+      </w:r>
+    </w:p>
+    <w:p>
+      <w:r>
+        <w:t>• 2024: []</w:t>
+      </w:r>
+    </w:p>
+    <w:p>
+      <w:r>
+        <w:t>• 2025: [6, 3]</w:t>
       </w:r>
     </w:p>
     <w:p>
@@ -21573,63 +21515,7 @@
           <w:color w:val="FF0000"/>
           <w:sz w:val="26"/>
         </w:rPr>
-        <w:t>Alex Ovechkin: 6</w:t>
-      </w:r>
-    </w:p>
-    <w:p>
-      <w:r>
-        <w:t>• 2022: [6, 4, 4]</w:t>
-      </w:r>
-    </w:p>
-    <w:p>
-      <w:r>
-        <w:t>• 2023: [14, 8, 6]</w:t>
-      </w:r>
-    </w:p>
-    <w:p>
-      <w:r>
-        <w:t>• 2024: [3, 2, 2]</w:t>
-      </w:r>
-    </w:p>
-    <w:p>
-      <w:r>
-        <w:t>• 2025: [9, 7, 5]</w:t>
-      </w:r>
-    </w:p>
-    <w:p>
-      <w:r>
-        <w:rPr>
-          <w:sz w:val="26"/>
-        </w:rPr>
-        <w:t>Tom Wilson: 3</w:t>
-      </w:r>
-    </w:p>
-    <w:p>
-      <w:r>
-        <w:t>• 2022: [5, 4, 4]</w:t>
-      </w:r>
-    </w:p>
-    <w:p>
-      <w:r>
-        <w:t>• 2023: [13, 8, 5]</w:t>
-      </w:r>
-    </w:p>
-    <w:p>
-      <w:r>
-        <w:t>• 2024: [12, 5, 4]</w:t>
-      </w:r>
-    </w:p>
-    <w:p>
-      <w:r>
-        <w:t>• 2025: [9, 8, 5]</w:t>
-      </w:r>
-    </w:p>
-    <w:p>
-      <w:r>
-        <w:rPr>
-          <w:sz w:val="26"/>
-        </w:rPr>
-        <w:t>Justin Sourdif: 3</w:t>
+        <w:t>Ethen Frank: 4</w:t>
       </w:r>
     </w:p>
     <w:p>
@@ -21644,40 +21530,12 @@
     </w:p>
     <w:p>
       <w:r>
-        <w:t>• 2024: []</w:t>
-      </w:r>
-    </w:p>
-    <w:p>
-      <w:r>
-        <w:t>• 2025: [16, 8, 8]</w:t>
-      </w:r>
-    </w:p>
-    <w:p>
-      <w:r>
-        <w:rPr>
-          <w:sz w:val="26"/>
-        </w:rPr>
-        <w:t>Ryan Leonard: 1</w:t>
-      </w:r>
-    </w:p>
-    <w:p>
-      <w:r>
-        <w:t>• 2022: []</w:t>
-      </w:r>
-    </w:p>
-    <w:p>
-      <w:r>
-        <w:t>• 2023: []</w:t>
-      </w:r>
-    </w:p>
-    <w:p>
-      <w:r>
-        <w:t>• 2024: []</w:t>
-      </w:r>
-    </w:p>
-    <w:p>
-      <w:r>
-        <w:t>• 2025: [14, 12, 7]</w:t>
+        <w:t>• 2024: [7, 3, 0]</w:t>
+      </w:r>
+    </w:p>
+    <w:p>
+      <w:r>
+        <w:t>• 2025: [14, 8, 6]</w:t>
       </w:r>
     </w:p>
     <w:p>
@@ -21687,7 +21545,121 @@
           <w:color w:val="FF0000"/>
           <w:sz w:val="26"/>
         </w:rPr>
-        <w:t>Anthony Beauvillier: 10</w:t>
+        <w:t>Jakob Chychrun: 2</w:t>
+      </w:r>
+    </w:p>
+    <w:p>
+      <w:r>
+        <w:t>• 2022: [14, 10, 2]</w:t>
+      </w:r>
+    </w:p>
+    <w:p>
+      <w:r>
+        <w:t>• 2023: [18, 17, 12]</w:t>
+      </w:r>
+    </w:p>
+    <w:p>
+      <w:r>
+        <w:t>• 2024: [9, 7, 5]</w:t>
+      </w:r>
+    </w:p>
+    <w:p>
+      <w:r>
+        <w:t>• 2025: [8, 8, 5]</w:t>
+      </w:r>
+    </w:p>
+    <w:p>
+      <w:r>
+        <w:rPr>
+          <w:sz w:val="26"/>
+        </w:rPr>
+        <w:t>Justin Sourdif: 4</w:t>
+      </w:r>
+    </w:p>
+    <w:p>
+      <w:r>
+        <w:t>• 2022: []</w:t>
+      </w:r>
+    </w:p>
+    <w:p>
+      <w:r>
+        <w:t>• 2023: []</w:t>
+      </w:r>
+    </w:p>
+    <w:p>
+      <w:r>
+        <w:t>• 2024: []</w:t>
+      </w:r>
+    </w:p>
+    <w:p>
+      <w:r>
+        <w:t>• 2025: [16, 8, 8]</w:t>
+      </w:r>
+    </w:p>
+    <w:p>
+      <w:r>
+        <w:rPr>
+          <w:sz w:val="26"/>
+        </w:rPr>
+        <w:t>Matt Roy: 1</w:t>
+      </w:r>
+    </w:p>
+    <w:p>
+      <w:r>
+        <w:t>• 2022: [22, 14, 7]</w:t>
+      </w:r>
+    </w:p>
+    <w:p>
+      <w:r>
+        <w:t>• 2023: [16, 13, 10]</w:t>
+      </w:r>
+    </w:p>
+    <w:p>
+      <w:r>
+        <w:t>• 2024: [26, 24]</w:t>
+      </w:r>
+    </w:p>
+    <w:p>
+      <w:r>
+        <w:t>• 2025: [45]</w:t>
+      </w:r>
+    </w:p>
+    <w:p>
+      <w:r>
+        <w:rPr>
+          <w:sz w:val="26"/>
+        </w:rPr>
+        <w:t>Ryan Leonard: 2</w:t>
+      </w:r>
+    </w:p>
+    <w:p>
+      <w:r>
+        <w:t>• 2022: []</w:t>
+      </w:r>
+    </w:p>
+    <w:p>
+      <w:r>
+        <w:t>• 2023: []</w:t>
+      </w:r>
+    </w:p>
+    <w:p>
+      <w:r>
+        <w:t>• 2024: []</w:t>
+      </w:r>
+    </w:p>
+    <w:p>
+      <w:r>
+        <w:t>• 2025: [14, 12, 7]</w:t>
+      </w:r>
+    </w:p>
+    <w:p>
+      <w:r>
+        <w:rPr>
+          <w:b/>
+          <w:color w:val="FF0000"/>
+          <w:sz w:val="26"/>
+        </w:rPr>
+        <w:t>Anthony Beauvillier: 11</w:t>
       </w:r>
     </w:p>
     <w:p>

--- a/reports/game_without_goal.docx
+++ b/reports/game_without_goal.docx
@@ -21,11 +21,39 @@
     <w:p>
       <w:r>
         <w:rPr>
+          <w:sz w:val="26"/>
+        </w:rPr>
+        <w:t>Leo Carlsson: 1</w:t>
+      </w:r>
+    </w:p>
+    <w:p>
+      <w:r>
+        <w:t>• 2022: []</w:t>
+      </w:r>
+    </w:p>
+    <w:p>
+      <w:r>
+        <w:t>• 2023: [22, 9, 6]</w:t>
+      </w:r>
+    </w:p>
+    <w:p>
+      <w:r>
+        <w:t>• 2024: [9, 7, 7]</w:t>
+      </w:r>
+    </w:p>
+    <w:p>
+      <w:r>
+        <w:t>• 2025: [12, 6, 4]</w:t>
+      </w:r>
+    </w:p>
+    <w:p>
+      <w:r>
+        <w:rPr>
           <w:b/>
           <w:color w:val="FF0000"/>
           <w:sz w:val="26"/>
         </w:rPr>
-        <w:t>Olen Zellweger: 11</w:t>
+        <w:t>Olen Zellweger: 12</w:t>
       </w:r>
     </w:p>
     <w:p>
@@ -83,27 +111,27 @@
           <w:color w:val="FF0000"/>
           <w:sz w:val="26"/>
         </w:rPr>
-        <w:t>Alex Killorn: 3</w:t>
-      </w:r>
-    </w:p>
-    <w:p>
-      <w:r>
-        <w:t>• 2022: [16, 7, 3]</w:t>
-      </w:r>
-    </w:p>
-    <w:p>
-      <w:r>
-        <w:t>• 2023: [12, 5, 3]</w:t>
-      </w:r>
-    </w:p>
-    <w:p>
-      <w:r>
-        <w:t>• 2024: [8, 8, 7]</w:t>
-      </w:r>
-    </w:p>
-    <w:p>
-      <w:r>
-        <w:t>• 2025: [26, 12, 6]</w:t>
+        <w:t>Nikita Nesterenko: 19</w:t>
+      </w:r>
+    </w:p>
+    <w:p>
+      <w:r>
+        <w:t>• 2022: []</w:t>
+      </w:r>
+    </w:p>
+    <w:p>
+      <w:r>
+        <w:t>• 2023: []</w:t>
+      </w:r>
+    </w:p>
+    <w:p>
+      <w:r>
+        <w:t>• 2024: [5, 1, 0]</w:t>
+      </w:r>
+    </w:p>
+    <w:p>
+      <w:r>
+        <w:t>• 2025: []</w:t>
       </w:r>
     </w:p>
     <w:p>
@@ -113,27 +141,27 @@
           <w:color w:val="FF0000"/>
           <w:sz w:val="26"/>
         </w:rPr>
-        <w:t>Nikita Nesterenko: 19</w:t>
-      </w:r>
-    </w:p>
-    <w:p>
-      <w:r>
-        <w:t>• 2022: []</w:t>
-      </w:r>
-    </w:p>
-    <w:p>
-      <w:r>
-        <w:t>• 2023: []</w:t>
-      </w:r>
-    </w:p>
-    <w:p>
-      <w:r>
-        <w:t>• 2024: [5, 1, 0]</w:t>
-      </w:r>
-    </w:p>
-    <w:p>
-      <w:r>
-        <w:t>• 2025: []</w:t>
+        <w:t>John Carlson: 5</w:t>
+      </w:r>
+    </w:p>
+    <w:p>
+      <w:r>
+        <w:t>• 2022: [10, 5, 3]</w:t>
+      </w:r>
+    </w:p>
+    <w:p>
+      <w:r>
+        <w:t>• 2023: [32, 18, 9]</w:t>
+      </w:r>
+    </w:p>
+    <w:p>
+      <w:r>
+        <w:t>• 2024: [25, 21, 16]</w:t>
+      </w:r>
+    </w:p>
+    <w:p>
+      <w:r>
+        <w:t>• 2025: [13, 6, 6]</w:t>
       </w:r>
     </w:p>
     <w:p>
@@ -143,55 +171,55 @@
           <w:color w:val="FF0000"/>
           <w:sz w:val="26"/>
         </w:rPr>
-        <w:t>John Carlson: 4</w:t>
-      </w:r>
-    </w:p>
-    <w:p>
-      <w:r>
-        <w:t>• 2022: [10, 5, 3]</w:t>
-      </w:r>
-    </w:p>
-    <w:p>
-      <w:r>
-        <w:t>• 2023: [32, 18, 9]</w:t>
-      </w:r>
-    </w:p>
-    <w:p>
-      <w:r>
-        <w:t>• 2024: [25, 21, 16]</w:t>
-      </w:r>
-    </w:p>
-    <w:p>
-      <w:r>
-        <w:t>• 2025: [13, 6, 6]</w:t>
-      </w:r>
-    </w:p>
-    <w:p>
-      <w:r>
-        <w:rPr>
-          <w:sz w:val="26"/>
-        </w:rPr>
-        <w:t>Ryan Poehling: 4</w:t>
-      </w:r>
-    </w:p>
-    <w:p>
-      <w:r>
-        <w:t>• 2022: [13, 12, 8]</w:t>
-      </w:r>
-    </w:p>
-    <w:p>
-      <w:r>
-        <w:t>• 2023: [12, 10, 10]</w:t>
-      </w:r>
-    </w:p>
-    <w:p>
-      <w:r>
-        <w:t>• 2024: [12, 11, 5]</w:t>
-      </w:r>
-    </w:p>
-    <w:p>
-      <w:r>
-        <w:t>• 2025: [19, 8, 6]</w:t>
+        <w:t>Jansen Harkins: 24</w:t>
+      </w:r>
+    </w:p>
+    <w:p>
+      <w:r>
+        <w:t>• 2022: [10, 0]</w:t>
+      </w:r>
+    </w:p>
+    <w:p>
+      <w:r>
+        <w:t>• 2023: []</w:t>
+      </w:r>
+    </w:p>
+    <w:p>
+      <w:r>
+        <w:t>• 2024: [5]</w:t>
+      </w:r>
+    </w:p>
+    <w:p>
+      <w:r>
+        <w:t>• 2025: [7, 6]</w:t>
+      </w:r>
+    </w:p>
+    <w:p>
+      <w:r>
+        <w:rPr>
+          <w:sz w:val="26"/>
+        </w:rPr>
+        <w:t>Frank Vatrano: 5</w:t>
+      </w:r>
+    </w:p>
+    <w:p>
+      <w:r>
+        <w:t>• 2022: [20, 11, 9]</w:t>
+      </w:r>
+    </w:p>
+    <w:p>
+      <w:r>
+        <w:t>• 2023: [9, 9, 7]</w:t>
+      </w:r>
+    </w:p>
+    <w:p>
+      <w:r>
+        <w:t>• 2024: [13, 8, 7]</w:t>
+      </w:r>
+    </w:p>
+    <w:p>
+      <w:r>
+        <w:t>• 2025: [14, 9, 2]</w:t>
       </w:r>
     </w:p>
     <w:p>
@@ -201,55 +229,27 @@
           <w:color w:val="FF0000"/>
           <w:sz w:val="26"/>
         </w:rPr>
-        <w:t>Jansen Harkins: 23</w:t>
-      </w:r>
-    </w:p>
-    <w:p>
-      <w:r>
-        <w:t>• 2022: [10, 0]</w:t>
-      </w:r>
-    </w:p>
-    <w:p>
-      <w:r>
-        <w:t>• 2023: []</w:t>
-      </w:r>
-    </w:p>
-    <w:p>
-      <w:r>
-        <w:t>• 2024: [5]</w:t>
-      </w:r>
-    </w:p>
-    <w:p>
-      <w:r>
-        <w:t>• 2025: [7, 6]</w:t>
-      </w:r>
-    </w:p>
-    <w:p>
-      <w:r>
-        <w:rPr>
-          <w:sz w:val="26"/>
-        </w:rPr>
-        <w:t>Frank Vatrano: 5</w:t>
-      </w:r>
-    </w:p>
-    <w:p>
-      <w:r>
-        <w:t>• 2022: [20, 11, 9]</w:t>
-      </w:r>
-    </w:p>
-    <w:p>
-      <w:r>
-        <w:t>• 2023: [9, 9, 7]</w:t>
-      </w:r>
-    </w:p>
-    <w:p>
-      <w:r>
-        <w:t>• 2024: [13, 8, 7]</w:t>
-      </w:r>
-    </w:p>
-    <w:p>
-      <w:r>
-        <w:t>• 2025: [14, 9, 2]</w:t>
+        <w:t>Chris Kreider: 7</w:t>
+      </w:r>
+    </w:p>
+    <w:p>
+      <w:r>
+        <w:t>• 2022: [6, 4, 4]</w:t>
+      </w:r>
+    </w:p>
+    <w:p>
+      <w:r>
+        <w:t>• 2023: [7, 5, 5]</w:t>
+      </w:r>
+    </w:p>
+    <w:p>
+      <w:r>
+        <w:t>• 2024: [7, 6, 5]</w:t>
+      </w:r>
+    </w:p>
+    <w:p>
+      <w:r>
+        <w:t>• 2025: [15, 6, 3]</w:t>
       </w:r>
     </w:p>
     <w:p>
@@ -259,27 +259,55 @@
           <w:color w:val="FF0000"/>
           <w:sz w:val="26"/>
         </w:rPr>
-        <w:t>Chris Kreider: 6</w:t>
-      </w:r>
-    </w:p>
-    <w:p>
-      <w:r>
-        <w:t>• 2022: [6, 4, 4]</w:t>
-      </w:r>
-    </w:p>
-    <w:p>
-      <w:r>
-        <w:t>• 2023: [7, 5, 5]</w:t>
-      </w:r>
-    </w:p>
-    <w:p>
-      <w:r>
-        <w:t>• 2024: [7, 6, 5]</w:t>
-      </w:r>
-    </w:p>
-    <w:p>
-      <w:r>
-        <w:t>• 2025: [15, 6, 3]</w:t>
+        <w:t>Jacob Trouba: 11</w:t>
+      </w:r>
+    </w:p>
+    <w:p>
+      <w:r>
+        <w:t>• 2022: [12, 9, 5]</w:t>
+      </w:r>
+    </w:p>
+    <w:p>
+      <w:r>
+        <w:t>• 2023: [20, 14]</w:t>
+      </w:r>
+    </w:p>
+    <w:p>
+      <w:r>
+        <w:t>• 2024: []</w:t>
+      </w:r>
+    </w:p>
+    <w:p>
+      <w:r>
+        <w:t>• 2025: [14, 9, 6]</w:t>
+      </w:r>
+    </w:p>
+    <w:p>
+      <w:r>
+        <w:rPr>
+          <w:sz w:val="26"/>
+        </w:rPr>
+        <w:t>Jeffrey Viel: 19</w:t>
+      </w:r>
+    </w:p>
+    <w:p>
+      <w:r>
+        <w:t>• 2022: []</w:t>
+      </w:r>
+    </w:p>
+    <w:p>
+      <w:r>
+        <w:t>• 2023: []</w:t>
+      </w:r>
+    </w:p>
+    <w:p>
+      <w:r>
+        <w:t>• 2024: []</w:t>
+      </w:r>
+    </w:p>
+    <w:p>
+      <w:r>
+        <w:t>• 2025: [0]</w:t>
       </w:r>
     </w:p>
     <w:p>
@@ -289,17 +317,45 @@
           <w:color w:val="FF0000"/>
           <w:sz w:val="26"/>
         </w:rPr>
-        <w:t>Jacob Trouba: 10</w:t>
-      </w:r>
-    </w:p>
-    <w:p>
-      <w:r>
-        <w:t>• 2022: [12, 9, 5]</w:t>
-      </w:r>
-    </w:p>
-    <w:p>
-      <w:r>
-        <w:t>• 2023: [20, 14]</w:t>
+        <w:t>Drew Helleson: 46</w:t>
+      </w:r>
+    </w:p>
+    <w:p>
+      <w:r>
+        <w:t>• 2022: []</w:t>
+      </w:r>
+    </w:p>
+    <w:p>
+      <w:r>
+        <w:t>• 2023: []</w:t>
+      </w:r>
+    </w:p>
+    <w:p>
+      <w:r>
+        <w:t>• 2024: [23, 8, 0]</w:t>
+      </w:r>
+    </w:p>
+    <w:p>
+      <w:r>
+        <w:t>• 2025: [3]</w:t>
+      </w:r>
+    </w:p>
+    <w:p>
+      <w:r>
+        <w:rPr>
+          <w:sz w:val="26"/>
+        </w:rPr>
+        <w:t>Radko Gudas: 3</w:t>
+      </w:r>
+    </w:p>
+    <w:p>
+      <w:r>
+        <w:t>• 2022: [9]</w:t>
+      </w:r>
+    </w:p>
+    <w:p>
+      <w:r>
+        <w:t>• 2023: [9, 6, 4]</w:t>
       </w:r>
     </w:p>
     <w:p>
@@ -309,15 +365,15 @@
     </w:p>
     <w:p>
       <w:r>
-        <w:t>• 2025: [14, 9, 6]</w:t>
-      </w:r>
-    </w:p>
-    <w:p>
-      <w:r>
-        <w:rPr>
-          <w:sz w:val="26"/>
-        </w:rPr>
-        <w:t>Jeffrey Viel: 18</w:t>
+        <w:t>• 2025: [39]</w:t>
+      </w:r>
+    </w:p>
+    <w:p>
+      <w:r>
+        <w:rPr>
+          <w:sz w:val="26"/>
+        </w:rPr>
+        <w:t>Tim Washe: 5</w:t>
       </w:r>
     </w:p>
     <w:p>
@@ -337,7 +393,119 @@
     </w:p>
     <w:p>
       <w:r>
-        <w:t>• 2025: [0]</w:t>
+        <w:t>• 2025: [16]</w:t>
+      </w:r>
+    </w:p>
+    <w:p>
+      <w:r>
+        <w:rPr>
+          <w:sz w:val="26"/>
+        </w:rPr>
+        <w:t>Ian Moore: 4</w:t>
+      </w:r>
+    </w:p>
+    <w:p>
+      <w:r>
+        <w:t>• 2022: []</w:t>
+      </w:r>
+    </w:p>
+    <w:p>
+      <w:r>
+        <w:t>• 2023: []</w:t>
+      </w:r>
+    </w:p>
+    <w:p>
+      <w:r>
+        <w:t>• 2024: []</w:t>
+      </w:r>
+    </w:p>
+    <w:p>
+      <w:r>
+        <w:t>• 2025: [27, 7, 6]</w:t>
+      </w:r>
+    </w:p>
+    <w:p>
+      <w:r>
+        <w:rPr>
+          <w:sz w:val="26"/>
+        </w:rPr>
+        <w:t>Jackson LaCombe: 5</w:t>
+      </w:r>
+    </w:p>
+    <w:p>
+      <w:r>
+        <w:t>• 2022: []</w:t>
+      </w:r>
+    </w:p>
+    <w:p>
+      <w:r>
+        <w:t>• 2023: [29]</w:t>
+      </w:r>
+    </w:p>
+    <w:p>
+      <w:r>
+        <w:t>• 2024: [10, 9, 8]</w:t>
+      </w:r>
+    </w:p>
+    <w:p>
+      <w:r>
+        <w:t>• 2025: [27, 6, 2]</w:t>
+      </w:r>
+    </w:p>
+    <w:p>
+      <w:r>
+        <w:rPr>
+          <w:sz w:val="26"/>
+        </w:rPr>
+        <w:t>Beckett Sennecke: 8</w:t>
+      </w:r>
+    </w:p>
+    <w:p>
+      <w:r>
+        <w:t>• 2022: []</w:t>
+      </w:r>
+    </w:p>
+    <w:p>
+      <w:r>
+        <w:t>• 2023: []</w:t>
+      </w:r>
+    </w:p>
+    <w:p>
+      <w:r>
+        <w:t>• 2024: []</w:t>
+      </w:r>
+    </w:p>
+    <w:p>
+      <w:r>
+        <w:t>• 2025: [6, 5, 5]</w:t>
+      </w:r>
+    </w:p>
+    <w:p>
+      <w:r>
+        <w:rPr>
+          <w:sz w:val="26"/>
+        </w:rPr>
+        <w:t>Pavel Mintyukov: 4</w:t>
+      </w:r>
+    </w:p>
+    <w:p>
+      <w:r>
+        <w:t>• 2022: []</w:t>
+      </w:r>
+    </w:p>
+    <w:p>
+      <w:r>
+        <w:t>• 2023: [28, 17, 10]</w:t>
+      </w:r>
+    </w:p>
+    <w:p>
+      <w:r>
+        <w:t>• 2024: [23, 13, 10]</w:t>
+      </w:r>
+    </w:p>
+    <w:p>
+      <w:r>
+        <w:t>• 2025: [11, 6, 6]</w:t>
       </w:r>
     </w:p>
     <w:p>
@@ -347,195 +515,27 @@
           <w:color w:val="FF0000"/>
           <w:sz w:val="26"/>
         </w:rPr>
-        <w:t>Drew Helleson: 46</w:t>
-      </w:r>
-    </w:p>
-    <w:p>
-      <w:r>
-        <w:t>• 2022: []</w:t>
-      </w:r>
-    </w:p>
-    <w:p>
-      <w:r>
-        <w:t>• 2023: []</w:t>
-      </w:r>
-    </w:p>
-    <w:p>
-      <w:r>
-        <w:t>• 2024: [23, 8, 0]</w:t>
-      </w:r>
-    </w:p>
-    <w:p>
-      <w:r>
-        <w:t>• 2025: [3]</w:t>
-      </w:r>
-    </w:p>
-    <w:p>
-      <w:r>
-        <w:rPr>
-          <w:sz w:val="26"/>
-        </w:rPr>
-        <w:t>Radko Gudas: 3</w:t>
-      </w:r>
-    </w:p>
-    <w:p>
-      <w:r>
-        <w:t>• 2022: [9]</w:t>
-      </w:r>
-    </w:p>
-    <w:p>
-      <w:r>
-        <w:t>• 2023: [9, 6, 4]</w:t>
-      </w:r>
-    </w:p>
-    <w:p>
-      <w:r>
-        <w:t>• 2024: []</w:t>
-      </w:r>
-    </w:p>
-    <w:p>
-      <w:r>
-        <w:t>• 2025: [39]</w:t>
-      </w:r>
-    </w:p>
-    <w:p>
-      <w:r>
-        <w:rPr>
-          <w:sz w:val="26"/>
-        </w:rPr>
-        <w:t>Tim Washe: 4</w:t>
-      </w:r>
-    </w:p>
-    <w:p>
-      <w:r>
-        <w:t>• 2022: []</w:t>
-      </w:r>
-    </w:p>
-    <w:p>
-      <w:r>
-        <w:t>• 2023: []</w:t>
-      </w:r>
-    </w:p>
-    <w:p>
-      <w:r>
-        <w:t>• 2024: []</w:t>
-      </w:r>
-    </w:p>
-    <w:p>
-      <w:r>
-        <w:t>• 2025: [16]</w:t>
-      </w:r>
-    </w:p>
-    <w:p>
-      <w:r>
-        <w:rPr>
-          <w:sz w:val="26"/>
-        </w:rPr>
-        <w:t>Ian Moore: 3</w:t>
-      </w:r>
-    </w:p>
-    <w:p>
-      <w:r>
-        <w:t>• 2022: []</w:t>
-      </w:r>
-    </w:p>
-    <w:p>
-      <w:r>
-        <w:t>• 2023: []</w:t>
-      </w:r>
-    </w:p>
-    <w:p>
-      <w:r>
-        <w:t>• 2024: []</w:t>
-      </w:r>
-    </w:p>
-    <w:p>
-      <w:r>
-        <w:t>• 2025: [27, 7, 6]</w:t>
-      </w:r>
-    </w:p>
-    <w:p>
-      <w:r>
-        <w:rPr>
-          <w:sz w:val="26"/>
-        </w:rPr>
-        <w:t>Jackson LaCombe: 4</w:t>
-      </w:r>
-    </w:p>
-    <w:p>
-      <w:r>
-        <w:t>• 2022: []</w:t>
-      </w:r>
-    </w:p>
-    <w:p>
-      <w:r>
-        <w:t>• 2023: [29]</w:t>
-      </w:r>
-    </w:p>
-    <w:p>
-      <w:r>
-        <w:t>• 2024: [10, 9, 8]</w:t>
-      </w:r>
-    </w:p>
-    <w:p>
-      <w:r>
-        <w:t>• 2025: [27, 6, 2]</w:t>
-      </w:r>
-    </w:p>
-    <w:p>
-      <w:r>
-        <w:rPr>
-          <w:sz w:val="26"/>
-        </w:rPr>
-        <w:t>Beckett Sennecke: 7</w:t>
-      </w:r>
-    </w:p>
-    <w:p>
-      <w:r>
-        <w:t>• 2022: []</w:t>
-      </w:r>
-    </w:p>
-    <w:p>
-      <w:r>
-        <w:t>• 2023: []</w:t>
-      </w:r>
-    </w:p>
-    <w:p>
-      <w:r>
-        <w:t>• 2024: []</w:t>
-      </w:r>
-    </w:p>
-    <w:p>
-      <w:r>
-        <w:t>• 2025: [6, 5, 5]</w:t>
-      </w:r>
-    </w:p>
-    <w:p>
-      <w:r>
-        <w:rPr>
-          <w:sz w:val="26"/>
-        </w:rPr>
-        <w:t>Pavel Mintyukov: 3</w:t>
-      </w:r>
-    </w:p>
-    <w:p>
-      <w:r>
-        <w:t>• 2022: []</w:t>
-      </w:r>
-    </w:p>
-    <w:p>
-      <w:r>
-        <w:t>• 2023: [28, 17, 10]</w:t>
-      </w:r>
-    </w:p>
-    <w:p>
-      <w:r>
-        <w:t>• 2024: [23, 13, 10]</w:t>
-      </w:r>
-    </w:p>
-    <w:p>
-      <w:r>
-        <w:t>• 2025: [11, 6, 6]</w:t>
+        <w:t>Mason McTavish: 13</w:t>
+      </w:r>
+    </w:p>
+    <w:p>
+      <w:r>
+        <w:t>• 2022: [13, 11, 7]</w:t>
+      </w:r>
+    </w:p>
+    <w:p>
+      <w:r>
+        <w:t>• 2023: [14, 11, 6]</w:t>
+      </w:r>
+    </w:p>
+    <w:p>
+      <w:r>
+        <w:t>• 2024: [9, 6, 5]</w:t>
+      </w:r>
+    </w:p>
+    <w:p>
+      <w:r>
+        <w:t>• 2025: [7, 6, 4]</w:t>
       </w:r>
     </w:p>
     <w:p>
@@ -545,36 +545,6 @@
           <w:color w:val="FF0000"/>
           <w:sz w:val="26"/>
         </w:rPr>
-        <w:t>Mason McTavish: 12</w:t>
-      </w:r>
-    </w:p>
-    <w:p>
-      <w:r>
-        <w:t>• 2022: [13, 11, 7]</w:t>
-      </w:r>
-    </w:p>
-    <w:p>
-      <w:r>
-        <w:t>• 2023: [14, 11, 6]</w:t>
-      </w:r>
-    </w:p>
-    <w:p>
-      <w:r>
-        <w:t>• 2024: [9, 6, 5]</w:t>
-      </w:r>
-    </w:p>
-    <w:p>
-      <w:r>
-        <w:t>• 2025: [7, 6, 4]</w:t>
-      </w:r>
-    </w:p>
-    <w:p>
-      <w:r>
-        <w:rPr>
-          <w:b/>
-          <w:color w:val="FF0000"/>
-          <w:sz w:val="26"/>
-        </w:rPr>
         <w:t>Sam Colangelo: 5</w:t>
       </w:r>
     </w:p>
@@ -603,7 +573,7 @@
         <w:rPr>
           <w:sz w:val="26"/>
         </w:rPr>
-        <w:t>Troy Terry: 1</w:t>
+        <w:t>Troy Terry: 2</w:t>
       </w:r>
     </w:p>
     <w:p>
@@ -624,36 +594,6 @@
     <w:p>
       <w:r>
         <w:t>• 2025: [8, 7, 6]</w:t>
-      </w:r>
-    </w:p>
-    <w:p>
-      <w:r>
-        <w:rPr>
-          <w:b/>
-          <w:color w:val="FF0000"/>
-          <w:sz w:val="26"/>
-        </w:rPr>
-        <w:t>Mikael Granlund: 9</w:t>
-      </w:r>
-    </w:p>
-    <w:p>
-      <w:r>
-        <w:t>• 2022: [22, 10, 6]</w:t>
-      </w:r>
-    </w:p>
-    <w:p>
-      <w:r>
-        <w:t>• 2023: [6, 6, 6]</w:t>
-      </w:r>
-    </w:p>
-    <w:p>
-      <w:r>
-        <w:t>• 2024: [13, 12, 6]</w:t>
-      </w:r>
-    </w:p>
-    <w:p>
-      <w:r>
-        <w:t>• 2025: [6, 6, 4]</w:t>
       </w:r>
     </w:p>
     <w:p>
@@ -2087,7 +2027,7 @@
           <w:color w:val="FF0000"/>
           <w:sz w:val="26"/>
         </w:rPr>
-        <w:t>Jalen Chatfield: 24</w:t>
+        <w:t>Jalen Chatfield: 25</w:t>
       </w:r>
     </w:p>
     <w:p>
@@ -2199,11 +2139,39 @@
     <w:p>
       <w:r>
         <w:rPr>
+          <w:sz w:val="26"/>
+        </w:rPr>
+        <w:t>Sean Walker: 1</w:t>
+      </w:r>
+    </w:p>
+    <w:p>
+      <w:r>
+        <w:t>• 2022: [15, 13]</w:t>
+      </w:r>
+    </w:p>
+    <w:p>
+      <w:r>
+        <w:t>• 2023: [16, 14, 11]</w:t>
+      </w:r>
+    </w:p>
+    <w:p>
+      <w:r>
+        <w:t>• 2024: [41, 13, 5]</w:t>
+      </w:r>
+    </w:p>
+    <w:p>
+      <w:r>
+        <w:t>• 2025: [45, 8, 4]</w:t>
+      </w:r>
+    </w:p>
+    <w:p>
+      <w:r>
+        <w:rPr>
           <w:b/>
           <w:color w:val="FF0000"/>
           <w:sz w:val="26"/>
         </w:rPr>
-        <w:t>Mike Reilly: 28</w:t>
+        <w:t>Mike Reilly: 29</w:t>
       </w:r>
     </w:p>
     <w:p>
@@ -2291,7 +2259,7 @@
           <w:color w:val="FF0000"/>
           <w:sz w:val="26"/>
         </w:rPr>
-        <w:t>Mark Jankowski: 3</w:t>
+        <w:t>Mark Jankowski: 4</w:t>
       </w:r>
     </w:p>
     <w:p>
@@ -2319,7 +2287,7 @@
         <w:rPr>
           <w:sz w:val="26"/>
         </w:rPr>
-        <w:t>Alexander Nikishin: 4</w:t>
+        <w:t>Jackson Blake: 1</w:t>
       </w:r>
     </w:p>
     <w:p>
@@ -2334,40 +2302,68 @@
     </w:p>
     <w:p>
       <w:r>
+        <w:t>• 2024: [22, 13, 5]</w:t>
+      </w:r>
+    </w:p>
+    <w:p>
+      <w:r>
+        <w:t>• 2025: [7, 6, 6]</w:t>
+      </w:r>
+    </w:p>
+    <w:p>
+      <w:r>
+        <w:rPr>
+          <w:sz w:val="26"/>
+        </w:rPr>
+        <w:t>Bradly Nadeau: 1</w:t>
+      </w:r>
+    </w:p>
+    <w:p>
+      <w:r>
+        <w:t>• 2022: []</w:t>
+      </w:r>
+    </w:p>
+    <w:p>
+      <w:r>
+        <w:t>• 2023: []</w:t>
+      </w:r>
+    </w:p>
+    <w:p>
+      <w:r>
         <w:t>• 2024: []</w:t>
       </w:r>
     </w:p>
     <w:p>
       <w:r>
-        <w:t>• 2025: [11, 8, 7]</w:t>
-      </w:r>
-    </w:p>
-    <w:p>
-      <w:r>
-        <w:rPr>
-          <w:sz w:val="26"/>
-        </w:rPr>
-        <w:t>Bradly Nadeau: 1</w:t>
-      </w:r>
-    </w:p>
-    <w:p>
-      <w:r>
-        <w:t>• 2022: []</w:t>
-      </w:r>
-    </w:p>
-    <w:p>
-      <w:r>
-        <w:t>• 2023: []</w:t>
-      </w:r>
-    </w:p>
-    <w:p>
-      <w:r>
-        <w:t>• 2024: []</w:t>
-      </w:r>
-    </w:p>
-    <w:p>
-      <w:r>
         <w:t>• 2025: [3]</w:t>
+      </w:r>
+    </w:p>
+    <w:p>
+      <w:r>
+        <w:rPr>
+          <w:sz w:val="26"/>
+        </w:rPr>
+        <w:t>Andrei Svechnikov: 2</w:t>
+      </w:r>
+    </w:p>
+    <w:p>
+      <w:r>
+        <w:t>• 2022: [19, 4, 4]</w:t>
+      </w:r>
+    </w:p>
+    <w:p>
+      <w:r>
+        <w:t>• 2023: [10, 4, 4]</w:t>
+      </w:r>
+    </w:p>
+    <w:p>
+      <w:r>
+        <w:t>• 2024: [9, 7, 7]</w:t>
+      </w:r>
+    </w:p>
+    <w:p>
+      <w:r>
+        <w:t>• 2025: [13, 6, 3]</w:t>
       </w:r>
     </w:p>
     <w:p>
@@ -2377,55 +2373,27 @@
           <w:color w:val="FF0000"/>
           <w:sz w:val="26"/>
         </w:rPr>
-        <w:t>Eric Robinson: 8</w:t>
-      </w:r>
-    </w:p>
-    <w:p>
-      <w:r>
-        <w:t>• 2022: [18, 10, 8]</w:t>
-      </w:r>
-    </w:p>
-    <w:p>
-      <w:r>
-        <w:t>• 2023: [23, 6]</w:t>
-      </w:r>
-    </w:p>
-    <w:p>
-      <w:r>
-        <w:t>• 2024: [12, 8, 8]</w:t>
-      </w:r>
-    </w:p>
-    <w:p>
-      <w:r>
-        <w:t>• 2025: [10, 10, 5]</w:t>
-      </w:r>
-    </w:p>
-    <w:p>
-      <w:r>
-        <w:rPr>
-          <w:sz w:val="26"/>
-        </w:rPr>
-        <w:t>Andrei Svechnikov: 1</w:t>
-      </w:r>
-    </w:p>
-    <w:p>
-      <w:r>
-        <w:t>• 2022: [19, 4, 4]</w:t>
-      </w:r>
-    </w:p>
-    <w:p>
-      <w:r>
-        <w:t>• 2023: [10, 4, 4]</w:t>
-      </w:r>
-    </w:p>
-    <w:p>
-      <w:r>
-        <w:t>• 2024: [9, 7, 7]</w:t>
-      </w:r>
-    </w:p>
-    <w:p>
-      <w:r>
-        <w:t>• 2025: [13, 6, 3]</w:t>
+        <w:t>Logan Stankoven: 1</w:t>
+      </w:r>
+    </w:p>
+    <w:p>
+      <w:r>
+        <w:t>• 2022: []</w:t>
+      </w:r>
+    </w:p>
+    <w:p>
+      <w:r>
+        <w:t>• 2023: [5, 1, 0]</w:t>
+      </w:r>
+    </w:p>
+    <w:p>
+      <w:r>
+        <w:t>• 2024: [25, 8, 8]</w:t>
+      </w:r>
+    </w:p>
+    <w:p>
+      <w:r>
+        <w:t>• 2025: [14, 12, 11]</w:t>
       </w:r>
     </w:p>
     <w:p>
@@ -2435,7 +2403,7 @@
           <w:color w:val="FF0000"/>
           <w:sz w:val="26"/>
         </w:rPr>
-        <w:t>Jaccob Slavin: 47</w:t>
+        <w:t>Jaccob Slavin: 48</w:t>
       </w:r>
     </w:p>
     <w:p>
@@ -2465,7 +2433,7 @@
           <w:color w:val="FF0000"/>
           <w:sz w:val="26"/>
         </w:rPr>
-        <w:t>Nikolaj Ehlers: 6</w:t>
+        <w:t>Nikolaj Ehlers: 7</w:t>
       </w:r>
     </w:p>
     <w:p>
@@ -2486,6 +2454,34 @@
     <w:p>
       <w:r>
         <w:t>• 2025: [9, 8, 6]</w:t>
+      </w:r>
+    </w:p>
+    <w:p>
+      <w:r>
+        <w:rPr>
+          <w:sz w:val="26"/>
+        </w:rPr>
+        <w:t>Jordan Martinook: 1</w:t>
+      </w:r>
+    </w:p>
+    <w:p>
+      <w:r>
+        <w:t>• 2022: [24, 9, 8]</w:t>
+      </w:r>
+    </w:p>
+    <w:p>
+      <w:r>
+        <w:t>• 2023: [10, 9, 8]</w:t>
+      </w:r>
+    </w:p>
+    <w:p>
+      <w:r>
+        <w:t>• 2024: [17, 13, 7]</w:t>
+      </w:r>
+    </w:p>
+    <w:p>
+      <w:r>
+        <w:t>• 2025: [16, 13, 6]</w:t>
       </w:r>
     </w:p>
     <w:p>
@@ -2495,7 +2491,7 @@
           <w:color w:val="FF0000"/>
           <w:sz w:val="26"/>
         </w:rPr>
-        <w:t>Seth Jarvis: 4</w:t>
+        <w:t>Seth Jarvis: 5</w:t>
       </w:r>
     </w:p>
     <w:p>
@@ -2523,7 +2519,7 @@
         <w:rPr>
           <w:sz w:val="26"/>
         </w:rPr>
-        <w:t>Sebastian Aho: 2</w:t>
+        <w:t>Sebastian Aho: 3</w:t>
       </w:r>
     </w:p>
     <w:p>
@@ -2581,27 +2577,27 @@
           <w:color w:val="FF0000"/>
           <w:sz w:val="26"/>
         </w:rPr>
-        <w:t>Jordan Staal: 6</w:t>
-      </w:r>
-    </w:p>
-    <w:p>
-      <w:r>
-        <w:t>• 2022: [11, 7, 5]</w:t>
-      </w:r>
-    </w:p>
-    <w:p>
-      <w:r>
-        <w:t>• 2023: [20, 15, 14]</w:t>
-      </w:r>
-    </w:p>
-    <w:p>
-      <w:r>
-        <w:t>• 2024: [15, 12, 11]</w:t>
-      </w:r>
-    </w:p>
-    <w:p>
-      <w:r>
-        <w:t>• 2025: [16, 12, 4]</w:t>
+        <w:t>Taylor Hall: 1</w:t>
+      </w:r>
+    </w:p>
+    <w:p>
+      <w:r>
+        <w:t>• 2022: [16, 7, 3]</w:t>
+      </w:r>
+    </w:p>
+    <w:p>
+      <w:r>
+        <w:t>• 2023: [0]</w:t>
+      </w:r>
+    </w:p>
+    <w:p>
+      <w:r>
+        <w:t>• 2024: [13, 9, 7]</w:t>
+      </w:r>
+    </w:p>
+    <w:p>
+      <w:r>
+        <w:t>• 2025: [12, 9, 8]</w:t>
       </w:r>
     </w:p>
     <w:p>
@@ -2611,7 +2607,7 @@
           <w:color w:val="FF0000"/>
           <w:sz w:val="26"/>
         </w:rPr>
-        <w:t>William Carrier: 16</w:t>
+        <w:t>William Carrier: 17</w:t>
       </w:r>
     </w:p>
     <w:p>
@@ -3499,7 +3495,7 @@
         <w:rPr>
           <w:sz w:val="26"/>
         </w:rPr>
-        <w:t>Kevin Bahl: 3</w:t>
+        <w:t>Kevin Bahl: 4</w:t>
       </w:r>
     </w:p>
     <w:p>
@@ -3527,7 +3523,7 @@
         <w:rPr>
           <w:sz w:val="26"/>
         </w:rPr>
-        <w:t>Zayne Parekh: 23</w:t>
+        <w:t>Zayne Parekh: 24</w:t>
       </w:r>
     </w:p>
     <w:p>
@@ -3557,7 +3553,7 @@
           <w:color w:val="FF0000"/>
           <w:sz w:val="26"/>
         </w:rPr>
-        <w:t>Joel Hanley: 69</w:t>
+        <w:t>Joel Hanley: 70</w:t>
       </w:r>
     </w:p>
     <w:p>
@@ -3587,7 +3583,7 @@
           <w:color w:val="FF0000"/>
           <w:sz w:val="26"/>
         </w:rPr>
-        <w:t>Adam Klapka: 19</w:t>
+        <w:t>Adam Klapka: 20</w:t>
       </w:r>
     </w:p>
     <w:p>
@@ -3615,7 +3611,7 @@
         <w:rPr>
           <w:sz w:val="26"/>
         </w:rPr>
-        <w:t>Mikael Backlund: 2</w:t>
+        <w:t>Mikael Backlund: 3</w:t>
       </w:r>
     </w:p>
     <w:p>
@@ -3671,7 +3667,7 @@
         <w:rPr>
           <w:sz w:val="26"/>
         </w:rPr>
-        <w:t>Hunter Brzustewicz: 4</w:t>
+        <w:t>Hunter Brzustewicz: 5</w:t>
       </w:r>
     </w:p>
     <w:p>
@@ -3699,7 +3695,7 @@
         <w:rPr>
           <w:sz w:val="26"/>
         </w:rPr>
-        <w:t>Matvei Gridin: 5</w:t>
+        <w:t>Matvei Gridin: 6</w:t>
       </w:r>
     </w:p>
     <w:p>
@@ -3720,6 +3716,34 @@
     <w:p>
       <w:r>
         <w:t>• 2025: [9, 5, 1]</w:t>
+      </w:r>
+    </w:p>
+    <w:p>
+      <w:r>
+        <w:rPr>
+          <w:sz w:val="26"/>
+        </w:rPr>
+        <w:t>Justin Kirkland: 4</w:t>
+      </w:r>
+    </w:p>
+    <w:p>
+      <w:r>
+        <w:t>• 2022: []</w:t>
+      </w:r>
+    </w:p>
+    <w:p>
+      <w:r>
+        <w:t>• 2023: []</w:t>
+      </w:r>
+    </w:p>
+    <w:p>
+      <w:r>
+        <w:t>• 2024: [11]</w:t>
+      </w:r>
+    </w:p>
+    <w:p>
+      <w:r>
+        <w:t>• 2025: []</w:t>
       </w:r>
     </w:p>
     <w:p>
@@ -3729,35 +3753,35 @@
           <w:color w:val="FF0000"/>
           <w:sz w:val="26"/>
         </w:rPr>
-        <w:t>Victor Olofsson: 10</w:t>
-      </w:r>
-    </w:p>
-    <w:p>
-      <w:r>
-        <w:t>• 2022: [15, 8, 7]</w:t>
-      </w:r>
-    </w:p>
-    <w:p>
-      <w:r>
-        <w:t>• 2023: [14, 8, 3]</w:t>
-      </w:r>
-    </w:p>
-    <w:p>
-      <w:r>
-        <w:t>• 2024: [20, 5, 4]</w:t>
-      </w:r>
-    </w:p>
-    <w:p>
-      <w:r>
-        <w:t>• 2025: [12, 11, 6]</w:t>
-      </w:r>
-    </w:p>
-    <w:p>
-      <w:r>
-        <w:rPr>
-          <w:sz w:val="26"/>
-        </w:rPr>
-        <w:t>Justin Kirkland: 4</w:t>
+        <w:t>Daniil Miromanov: 5</w:t>
+      </w:r>
+    </w:p>
+    <w:p>
+      <w:r>
+        <w:t>• 2022: [3]</w:t>
+      </w:r>
+    </w:p>
+    <w:p>
+      <w:r>
+        <w:t>• 2023: [7, 1]</w:t>
+      </w:r>
+    </w:p>
+    <w:p>
+      <w:r>
+        <w:t>• 2024: [23]</w:t>
+      </w:r>
+    </w:p>
+    <w:p>
+      <w:r>
+        <w:t>• 2025: []</w:t>
+      </w:r>
+    </w:p>
+    <w:p>
+      <w:r>
+        <w:rPr>
+          <w:sz w:val="26"/>
+        </w:rPr>
+        <w:t>Rory Kerins: 7</w:t>
       </w:r>
     </w:p>
     <w:p>
@@ -3772,7 +3796,7 @@
     </w:p>
     <w:p>
       <w:r>
-        <w:t>• 2024: [11]</w:t>
+        <w:t>• 2024: []</w:t>
       </w:r>
     </w:p>
     <w:p>
@@ -3787,35 +3811,35 @@
           <w:color w:val="FF0000"/>
           <w:sz w:val="26"/>
         </w:rPr>
-        <w:t>Daniil Miromanov: 5</w:t>
-      </w:r>
-    </w:p>
-    <w:p>
-      <w:r>
-        <w:t>• 2022: [3]</w:t>
-      </w:r>
-    </w:p>
-    <w:p>
-      <w:r>
-        <w:t>• 2023: [7, 1]</w:t>
-      </w:r>
-    </w:p>
-    <w:p>
-      <w:r>
-        <w:t>• 2024: [23]</w:t>
-      </w:r>
-    </w:p>
-    <w:p>
-      <w:r>
-        <w:t>• 2025: []</w:t>
-      </w:r>
-    </w:p>
-    <w:p>
-      <w:r>
-        <w:rPr>
-          <w:sz w:val="26"/>
-        </w:rPr>
-        <w:t>Rory Kerins: 7</w:t>
+        <w:t>Ryan Strome: 7</w:t>
+      </w:r>
+    </w:p>
+    <w:p>
+      <w:r>
+        <w:t>• 2022: [17, 10, 8]</w:t>
+      </w:r>
+    </w:p>
+    <w:p>
+      <w:r>
+        <w:t>• 2023: [15, 12, 7]</w:t>
+      </w:r>
+    </w:p>
+    <w:p>
+      <w:r>
+        <w:t>• 2024: [19, 12, 7]</w:t>
+      </w:r>
+    </w:p>
+    <w:p>
+      <w:r>
+        <w:t>• 2025: [11, 9, 7]</w:t>
+      </w:r>
+    </w:p>
+    <w:p>
+      <w:r>
+        <w:rPr>
+          <w:sz w:val="26"/>
+        </w:rPr>
+        <w:t>Connor Zary: 1</w:t>
       </w:r>
     </w:p>
     <w:p>
@@ -3825,81 +3849,25 @@
     </w:p>
     <w:p>
       <w:r>
-        <w:t>• 2023: []</w:t>
-      </w:r>
-    </w:p>
-    <w:p>
-      <w:r>
-        <w:t>• 2024: []</w:t>
-      </w:r>
-    </w:p>
-    <w:p>
-      <w:r>
-        <w:t>• 2025: []</w:t>
-      </w:r>
-    </w:p>
-    <w:p>
-      <w:r>
-        <w:rPr>
-          <w:sz w:val="26"/>
-        </w:rPr>
-        <w:t>Ryan Strome: 6</w:t>
-      </w:r>
-    </w:p>
-    <w:p>
-      <w:r>
-        <w:t>• 2022: [17, 10, 8]</w:t>
-      </w:r>
-    </w:p>
-    <w:p>
-      <w:r>
-        <w:t>• 2023: [15, 12, 7]</w:t>
-      </w:r>
-    </w:p>
-    <w:p>
-      <w:r>
-        <w:t>• 2024: [19, 12, 7]</w:t>
-      </w:r>
-    </w:p>
-    <w:p>
-      <w:r>
-        <w:t>• 2025: [11, 9, 7]</w:t>
-      </w:r>
-    </w:p>
-    <w:p>
-      <w:r>
-        <w:rPr>
-          <w:sz w:val="26"/>
-        </w:rPr>
-        <w:t>Morgan Frost: 1</w:t>
-      </w:r>
-    </w:p>
-    <w:p>
-      <w:r>
-        <w:t>• 2022: [17, 10, 8]</w:t>
-      </w:r>
-    </w:p>
-    <w:p>
-      <w:r>
-        <w:t>• 2023: [11, 10, 8]</w:t>
-      </w:r>
-    </w:p>
-    <w:p>
-      <w:r>
-        <w:t>• 2024: [25, 8, 5]</w:t>
-      </w:r>
-    </w:p>
-    <w:p>
-      <w:r>
-        <w:t>• 2025: [12, 8, 6]</w:t>
-      </w:r>
-    </w:p>
-    <w:p>
-      <w:r>
-        <w:rPr>
-          <w:sz w:val="26"/>
-        </w:rPr>
-        <w:t>Yegor Sharangovich: 3</w:t>
+        <w:t>• 2023: [18, 8, 6]</w:t>
+      </w:r>
+    </w:p>
+    <w:p>
+      <w:r>
+        <w:t>• 2024: [9, 7, 6]</w:t>
+      </w:r>
+    </w:p>
+    <w:p>
+      <w:r>
+        <w:t>• 2025: [20, 10, 10]</w:t>
+      </w:r>
+    </w:p>
+    <w:p>
+      <w:r>
+        <w:rPr>
+          <w:sz w:val="26"/>
+        </w:rPr>
+        <w:t>Yegor Sharangovich: 4</w:t>
       </w:r>
     </w:p>
     <w:p>
@@ -3927,7 +3895,7 @@
         <w:rPr>
           <w:sz w:val="26"/>
         </w:rPr>
-        <w:t>Blake Coleman: 2</w:t>
+        <w:t>Blake Coleman: 3</w:t>
       </w:r>
     </w:p>
     <w:p>
@@ -4041,39 +4009,11 @@
     <w:p>
       <w:r>
         <w:rPr>
-          <w:sz w:val="26"/>
-        </w:rPr>
-        <w:t>Matt Coronato: 1</w:t>
-      </w:r>
-    </w:p>
-    <w:p>
-      <w:r>
-        <w:t>• 2022: []</w:t>
-      </w:r>
-    </w:p>
-    <w:p>
-      <w:r>
-        <w:t>• 2023: [17, 11]</w:t>
-      </w:r>
-    </w:p>
-    <w:p>
-      <w:r>
-        <w:t>• 2024: [6, 6, 6]</w:t>
-      </w:r>
-    </w:p>
-    <w:p>
-      <w:r>
-        <w:t>• 2025: [14, 9, 7]</w:t>
-      </w:r>
-    </w:p>
-    <w:p>
-      <w:r>
-        <w:rPr>
           <w:b/>
           <w:color w:val="FF0000"/>
           <w:sz w:val="26"/>
         </w:rPr>
-        <w:t>Olli Mtt: 55</w:t>
+        <w:t>Olli Mtt: 56</w:t>
       </w:r>
     </w:p>
     <w:p>
@@ -4094,34 +4034,6 @@
     <w:p>
       <w:r>
         <w:t>• 2025: []</w:t>
-      </w:r>
-    </w:p>
-    <w:p>
-      <w:r>
-        <w:rPr>
-          <w:sz w:val="26"/>
-        </w:rPr>
-        <w:t>Joel Farabee: 6</w:t>
-      </w:r>
-    </w:p>
-    <w:p>
-      <w:r>
-        <w:t>• 2022: [26, 11, 8]</w:t>
-      </w:r>
-    </w:p>
-    <w:p>
-      <w:r>
-        <w:t>• 2023: [14, 10, 7]</w:t>
-      </w:r>
-    </w:p>
-    <w:p>
-      <w:r>
-        <w:t>• 2024: [12, 8, 7]</w:t>
-      </w:r>
-    </w:p>
-    <w:p>
-      <w:r>
-        <w:t>• 2025: [10, 8, 6]</w:t>
       </w:r>
     </w:p>
     <w:p>
@@ -4131,7 +4043,7 @@
           <w:color w:val="FF0000"/>
           <w:sz w:val="26"/>
         </w:rPr>
-        <w:t>Zach Whitecloud: 20</w:t>
+        <w:t>Zach Whitecloud: 21</w:t>
       </w:r>
     </w:p>
     <w:p>
@@ -4227,7 +4139,7 @@
           <w:color w:val="FF0000"/>
           <w:sz w:val="26"/>
         </w:rPr>
-        <w:t>Ethan Del Mastro: 20</w:t>
+        <w:t>Ethan Del Mastro: 21</w:t>
       </w:r>
     </w:p>
     <w:p>
@@ -4255,7 +4167,7 @@
         <w:rPr>
           <w:sz w:val="26"/>
         </w:rPr>
-        <w:t>Artyom Levshunov: 25</w:t>
+        <w:t>Artyom Levshunov: 26</w:t>
       </w:r>
     </w:p>
     <w:p>
@@ -4285,7 +4197,7 @@
           <w:color w:val="FF0000"/>
           <w:sz w:val="26"/>
         </w:rPr>
-        <w:t>Matt Grzelcyk: 116</w:t>
+        <w:t>Matt Grzelcyk: 117</w:t>
       </w:r>
     </w:p>
     <w:p>
@@ -4315,7 +4227,7 @@
           <w:color w:val="FF0000"/>
           <w:sz w:val="26"/>
         </w:rPr>
-        <w:t>Alex Vlasic: 47</w:t>
+        <w:t>Alex Vlasic: 48</w:t>
       </w:r>
     </w:p>
     <w:p>
@@ -4345,7 +4257,35 @@
           <w:color w:val="FF0000"/>
           <w:sz w:val="26"/>
         </w:rPr>
-        <w:t>Wyatt Kaiser: 15</w:t>
+        <w:t>Tyler Bertuzzi: 4</w:t>
+      </w:r>
+    </w:p>
+    <w:p>
+      <w:r>
+        <w:t>• 2022: [12, 10, 4]</w:t>
+      </w:r>
+    </w:p>
+    <w:p>
+      <w:r>
+        <w:t>• 2023: [19, 12, 5]</w:t>
+      </w:r>
+    </w:p>
+    <w:p>
+      <w:r>
+        <w:t>• 2024: [20, 12, 5]</w:t>
+      </w:r>
+    </w:p>
+    <w:p>
+      <w:r>
+        <w:t>• 2025: [6, 5, 5]</w:t>
+      </w:r>
+    </w:p>
+    <w:p>
+      <w:r>
+        <w:rPr>
+          <w:sz w:val="26"/>
+        </w:rPr>
+        <w:t>Connor Bedard: 1</w:t>
       </w:r>
     </w:p>
     <w:p>
@@ -4355,53 +4295,81 @@
     </w:p>
     <w:p>
       <w:r>
+        <w:t>• 2023: [8, 7, 6]</w:t>
+      </w:r>
+    </w:p>
+    <w:p>
+      <w:r>
+        <w:t>• 2024: [12, 8, 8]</w:t>
+      </w:r>
+    </w:p>
+    <w:p>
+      <w:r>
+        <w:t>• 2025: [5, 5, 4]</w:t>
+      </w:r>
+    </w:p>
+    <w:p>
+      <w:r>
+        <w:rPr>
+          <w:sz w:val="26"/>
+        </w:rPr>
+        <w:t>Ryan Greene: 2</w:t>
+      </w:r>
+    </w:p>
+    <w:p>
+      <w:r>
+        <w:t>• 2022: []</w:t>
+      </w:r>
+    </w:p>
+    <w:p>
+      <w:r>
         <w:t>• 2023: []</w:t>
       </w:r>
     </w:p>
     <w:p>
       <w:r>
-        <w:t>• 2024: [5, 3, 2]</w:t>
-      </w:r>
-    </w:p>
-    <w:p>
-      <w:r>
-        <w:t>• 2025: [9, 4, 3]</w:t>
-      </w:r>
-    </w:p>
-    <w:p>
-      <w:r>
-        <w:rPr>
-          <w:sz w:val="26"/>
-        </w:rPr>
-        <w:t>Tyler Bertuzzi: 3</w:t>
-      </w:r>
-    </w:p>
-    <w:p>
-      <w:r>
-        <w:t>• 2022: [12, 10, 4]</w:t>
-      </w:r>
-    </w:p>
-    <w:p>
-      <w:r>
-        <w:t>• 2023: [19, 12, 5]</w:t>
-      </w:r>
-    </w:p>
-    <w:p>
-      <w:r>
-        <w:t>• 2024: [20, 12, 5]</w:t>
-      </w:r>
-    </w:p>
-    <w:p>
-      <w:r>
-        <w:t>• 2025: [6, 5, 5]</w:t>
-      </w:r>
-    </w:p>
-    <w:p>
-      <w:r>
-        <w:rPr>
-          <w:sz w:val="26"/>
-        </w:rPr>
-        <w:t>Ryan Greene: 1</w:t>
+        <w:t>• 2024: []</w:t>
+      </w:r>
+    </w:p>
+    <w:p>
+      <w:r>
+        <w:t>• 2025: [19, 12, 8]</w:t>
+      </w:r>
+    </w:p>
+    <w:p>
+      <w:r>
+        <w:rPr>
+          <w:sz w:val="26"/>
+        </w:rPr>
+        <w:t>Andrew Mangiapane: 4</w:t>
+      </w:r>
+    </w:p>
+    <w:p>
+      <w:r>
+        <w:t>• 2022: [14, 11, 10]</w:t>
+      </w:r>
+    </w:p>
+    <w:p>
+      <w:r>
+        <w:t>• 2023: [10, 9, 8]</w:t>
+      </w:r>
+    </w:p>
+    <w:p>
+      <w:r>
+        <w:t>• 2024: [15, 9, 8]</w:t>
+      </w:r>
+    </w:p>
+    <w:p>
+      <w:r>
+        <w:t>• 2025: [21, 7, 6]</w:t>
+      </w:r>
+    </w:p>
+    <w:p>
+      <w:r>
+        <w:rPr>
+          <w:sz w:val="26"/>
+        </w:rPr>
+        <w:t>Frank Nazar: 2</w:t>
       </w:r>
     </w:p>
     <w:p>
@@ -4416,95 +4384,39 @@
     </w:p>
     <w:p>
       <w:r>
+        <w:t>• 2024: [8, 6, 5]</w:t>
+      </w:r>
+    </w:p>
+    <w:p>
+      <w:r>
+        <w:t>• 2025: [21, 6, 6]</w:t>
+      </w:r>
+    </w:p>
+    <w:p>
+      <w:r>
+        <w:rPr>
+          <w:sz w:val="26"/>
+        </w:rPr>
+        <w:t>Nick Lardis: 9</w:t>
+      </w:r>
+    </w:p>
+    <w:p>
+      <w:r>
+        <w:t>• 2022: []</w:t>
+      </w:r>
+    </w:p>
+    <w:p>
+      <w:r>
+        <w:t>• 2023: []</w:t>
+      </w:r>
+    </w:p>
+    <w:p>
+      <w:r>
         <w:t>• 2024: []</w:t>
       </w:r>
     </w:p>
     <w:p>
       <w:r>
-        <w:t>• 2025: [19, 12, 8]</w:t>
-      </w:r>
-    </w:p>
-    <w:p>
-      <w:r>
-        <w:rPr>
-          <w:sz w:val="26"/>
-        </w:rPr>
-        <w:t>Andrew Mangiapane: 4</w:t>
-      </w:r>
-    </w:p>
-    <w:p>
-      <w:r>
-        <w:t>• 2022: [14, 11, 10]</w:t>
-      </w:r>
-    </w:p>
-    <w:p>
-      <w:r>
-        <w:t>• 2023: [10, 9, 8]</w:t>
-      </w:r>
-    </w:p>
-    <w:p>
-      <w:r>
-        <w:t>• 2024: [15, 9, 8]</w:t>
-      </w:r>
-    </w:p>
-    <w:p>
-      <w:r>
-        <w:t>• 2025: [21, 7, 6]</w:t>
-      </w:r>
-    </w:p>
-    <w:p>
-      <w:r>
-        <w:rPr>
-          <w:sz w:val="26"/>
-        </w:rPr>
-        <w:t>Frank Nazar: 1</w:t>
-      </w:r>
-    </w:p>
-    <w:p>
-      <w:r>
-        <w:t>• 2022: []</w:t>
-      </w:r>
-    </w:p>
-    <w:p>
-      <w:r>
-        <w:t>• 2023: []</w:t>
-      </w:r>
-    </w:p>
-    <w:p>
-      <w:r>
-        <w:t>• 2024: [8, 6, 5]</w:t>
-      </w:r>
-    </w:p>
-    <w:p>
-      <w:r>
-        <w:t>• 2025: [21, 6, 6]</w:t>
-      </w:r>
-    </w:p>
-    <w:p>
-      <w:r>
-        <w:rPr>
-          <w:sz w:val="26"/>
-        </w:rPr>
-        <w:t>Nick Lardis: 8</w:t>
-      </w:r>
-    </w:p>
-    <w:p>
-      <w:r>
-        <w:t>• 2022: []</w:t>
-      </w:r>
-    </w:p>
-    <w:p>
-      <w:r>
-        <w:t>• 2023: []</w:t>
-      </w:r>
-    </w:p>
-    <w:p>
-      <w:r>
-        <w:t>• 2024: []</w:t>
-      </w:r>
-    </w:p>
-    <w:p>
-      <w:r>
         <w:t>• 2025: [4, 3, 3]</w:t>
       </w:r>
     </w:p>
@@ -4513,7 +4425,7 @@
         <w:rPr>
           <w:sz w:val="26"/>
         </w:rPr>
-        <w:t>Ryan Donato: 6</w:t>
+        <w:t>Ryan Donato: 7</w:t>
       </w:r>
     </w:p>
     <w:p>
@@ -4543,7 +4455,7 @@
           <w:color w:val="FF0000"/>
           <w:sz w:val="26"/>
         </w:rPr>
-        <w:t>Landon Slaggert: 8</w:t>
+        <w:t>Landon Slaggert: 9</w:t>
       </w:r>
     </w:p>
     <w:p>
@@ -4659,7 +4571,7 @@
         <w:rPr>
           <w:sz w:val="26"/>
         </w:rPr>
-        <w:t>Dominic Toninato: 22</w:t>
+        <w:t>Dominic Toninato: 23</w:t>
       </w:r>
     </w:p>
     <w:p>
@@ -4689,7 +4601,7 @@
           <w:color w:val="FF0000"/>
           <w:sz w:val="26"/>
         </w:rPr>
-        <w:t>Andre Burakovsky: 4</w:t>
+        <w:t>Andre Burakovsky: 5</w:t>
       </w:r>
     </w:p>
     <w:p>
@@ -4719,7 +4631,7 @@
           <w:color w:val="FF0000"/>
           <w:sz w:val="26"/>
         </w:rPr>
-        <w:t>Teuvo Teravainen: 7</w:t>
+        <w:t>Teuvo Teravainen: 8</w:t>
       </w:r>
     </w:p>
     <w:p>
@@ -4747,7 +4659,7 @@
         <w:rPr>
           <w:sz w:val="26"/>
         </w:rPr>
-        <w:t>Sam Rinzel: 5</w:t>
+        <w:t>Sam Rinzel: 6</w:t>
       </w:r>
     </w:p>
     <w:p>
@@ -4768,6 +4680,34 @@
     <w:p>
       <w:r>
         <w:t>• 2025: [26, 4]</w:t>
+      </w:r>
+    </w:p>
+    <w:p>
+      <w:r>
+        <w:rPr>
+          <w:sz w:val="26"/>
+        </w:rPr>
+        <w:t>Ilya Mikheyev: 1</w:t>
+      </w:r>
+    </w:p>
+    <w:p>
+      <w:r>
+        <w:t>• 2022: [14, 6, 3]</w:t>
+      </w:r>
+    </w:p>
+    <w:p>
+      <w:r>
+        <w:t>• 2023: [34, 5, 3]</w:t>
+      </w:r>
+    </w:p>
+    <w:p>
+      <w:r>
+        <w:t>• 2024: [12, 9, 6]</w:t>
+      </w:r>
+    </w:p>
+    <w:p>
+      <w:r>
+        <w:t>• 2025: [20, 8, 6]</w:t>
       </w:r>
     </w:p>
     <w:p>
@@ -4781,67 +4721,95 @@
     <w:p>
       <w:r>
         <w:rPr>
+          <w:sz w:val="26"/>
+        </w:rPr>
+        <w:t>Nathan MacKinnon: 2</w:t>
+      </w:r>
+    </w:p>
+    <w:p>
+      <w:r>
+        <w:t>• 2022: [6, 6, 3]</w:t>
+      </w:r>
+    </w:p>
+    <w:p>
+      <w:r>
+        <w:t>• 2023: [7, 5, 4]</w:t>
+      </w:r>
+    </w:p>
+    <w:p>
+      <w:r>
+        <w:t>• 2024: [10, 7, 5]</w:t>
+      </w:r>
+    </w:p>
+    <w:p>
+      <w:r>
+        <w:t>• 2025: [5, 4, 3]</w:t>
+      </w:r>
+    </w:p>
+    <w:p>
+      <w:r>
+        <w:rPr>
+          <w:sz w:val="26"/>
+        </w:rPr>
+        <w:t>Tristen Nielsen: 4</w:t>
+      </w:r>
+    </w:p>
+    <w:p>
+      <w:r>
+        <w:t>• 2022: []</w:t>
+      </w:r>
+    </w:p>
+    <w:p>
+      <w:r>
+        <w:t>• 2023: []</w:t>
+      </w:r>
+    </w:p>
+    <w:p>
+      <w:r>
+        <w:t>• 2024: []</w:t>
+      </w:r>
+    </w:p>
+    <w:p>
+      <w:r>
+        <w:t>• 2025: []</w:t>
+      </w:r>
+    </w:p>
+    <w:p>
+      <w:r>
+        <w:rPr>
           <w:b/>
           <w:color w:val="FF0000"/>
           <w:sz w:val="26"/>
         </w:rPr>
-        <w:t>Brock Nelson: 11</w:t>
-      </w:r>
-    </w:p>
-    <w:p>
-      <w:r>
-        <w:t>• 2022: [14, 5, 4]</w:t>
-      </w:r>
-    </w:p>
-    <w:p>
-      <w:r>
-        <w:t>• 2023: [10, 5, 5]</w:t>
-      </w:r>
-    </w:p>
-    <w:p>
-      <w:r>
-        <w:t>• 2024: [17, 6, 5]</w:t>
-      </w:r>
-    </w:p>
-    <w:p>
-      <w:r>
-        <w:t>• 2025: [5, 4, 4]</w:t>
-      </w:r>
-    </w:p>
-    <w:p>
-      <w:r>
-        <w:rPr>
-          <w:sz w:val="26"/>
-        </w:rPr>
-        <w:t>Nathan MacKinnon: 1</w:t>
-      </w:r>
-    </w:p>
-    <w:p>
-      <w:r>
-        <w:t>• 2022: [6, 6, 3]</w:t>
-      </w:r>
-    </w:p>
-    <w:p>
-      <w:r>
-        <w:t>• 2023: [7, 5, 4]</w:t>
-      </w:r>
-    </w:p>
-    <w:p>
-      <w:r>
-        <w:t>• 2024: [10, 7, 5]</w:t>
-      </w:r>
-    </w:p>
-    <w:p>
-      <w:r>
-        <w:t>• 2025: [5, 4, 3]</w:t>
-      </w:r>
-    </w:p>
-    <w:p>
-      <w:r>
-        <w:rPr>
-          <w:sz w:val="26"/>
-        </w:rPr>
-        <w:t>Tristen Nielsen: 4</w:t>
+        <w:t>Nick Blankenburg: 10</w:t>
+      </w:r>
+    </w:p>
+    <w:p>
+      <w:r>
+        <w:t>• 2022: [19, 4, 4]</w:t>
+      </w:r>
+    </w:p>
+    <w:p>
+      <w:r>
+        <w:t>• 2023: []</w:t>
+      </w:r>
+    </w:p>
+    <w:p>
+      <w:r>
+        <w:t>• 2024: [32, 9, 1]</w:t>
+      </w:r>
+    </w:p>
+    <w:p>
+      <w:r>
+        <w:t>• 2025: [16, 9, 7]</w:t>
+      </w:r>
+    </w:p>
+    <w:p>
+      <w:r>
+        <w:rPr>
+          <w:sz w:val="26"/>
+        </w:rPr>
+        <w:t>Gabriel Landeskog: 1</w:t>
       </w:r>
     </w:p>
     <w:p>
@@ -4861,35 +4829,35 @@
     </w:p>
     <w:p>
       <w:r>
-        <w:t>• 2025: []</w:t>
-      </w:r>
-    </w:p>
-    <w:p>
-      <w:r>
-        <w:rPr>
-          <w:sz w:val="26"/>
-        </w:rPr>
-        <w:t>Nazem Kadri: 3</w:t>
-      </w:r>
-    </w:p>
-    <w:p>
-      <w:r>
-        <w:t>• 2022: [16, 8, 5]</w:t>
-      </w:r>
-    </w:p>
-    <w:p>
-      <w:r>
-        <w:t>• 2023: [8, 6, 5]</w:t>
-      </w:r>
-    </w:p>
-    <w:p>
-      <w:r>
-        <w:t>• 2024: [7, 5, 5]</w:t>
-      </w:r>
-    </w:p>
-    <w:p>
-      <w:r>
-        <w:t>• 2025: [13, 10, 6]</w:t>
+        <w:t>• 2025: [8, 5, 5]</w:t>
+      </w:r>
+    </w:p>
+    <w:p>
+      <w:r>
+        <w:rPr>
+          <w:sz w:val="26"/>
+        </w:rPr>
+        <w:t>Brent Burns: 2</w:t>
+      </w:r>
+    </w:p>
+    <w:p>
+      <w:r>
+        <w:t>• 2022: [13, 13, 9]</w:t>
+      </w:r>
+    </w:p>
+    <w:p>
+      <w:r>
+        <w:t>• 2023: [16, 15, 8]</w:t>
+      </w:r>
+    </w:p>
+    <w:p>
+      <w:r>
+        <w:t>• 2024: [24, 11, 6]</w:t>
+      </w:r>
+    </w:p>
+    <w:p>
+      <w:r>
+        <w:t>• 2025: [12, 8, 8]</w:t>
       </w:r>
     </w:p>
     <w:p>
@@ -4899,12 +4867,40 @@
           <w:color w:val="FF0000"/>
           <w:sz w:val="26"/>
         </w:rPr>
-        <w:t>Nick Blankenburg: 10</w:t>
-      </w:r>
-    </w:p>
-    <w:p>
-      <w:r>
-        <w:t>• 2022: [19, 4, 4]</w:t>
+        <w:t>Jack Drury: 18</w:t>
+      </w:r>
+    </w:p>
+    <w:p>
+      <w:r>
+        <w:t>• 2022: [5]</w:t>
+      </w:r>
+    </w:p>
+    <w:p>
+      <w:r>
+        <w:t>• 2023: [5, 5, 3]</w:t>
+      </w:r>
+    </w:p>
+    <w:p>
+      <w:r>
+        <w:t>• 2024: [19, 18, 8]</w:t>
+      </w:r>
+    </w:p>
+    <w:p>
+      <w:r>
+        <w:t>• 2025: [10, 9, 7]</w:t>
+      </w:r>
+    </w:p>
+    <w:p>
+      <w:r>
+        <w:rPr>
+          <w:sz w:val="26"/>
+        </w:rPr>
+        <w:t>T.J. Tynan: 10</w:t>
+      </w:r>
+    </w:p>
+    <w:p>
+      <w:r>
+        <w:t>• 2022: []</w:t>
       </w:r>
     </w:p>
     <w:p>
@@ -4914,68 +4910,68 @@
     </w:p>
     <w:p>
       <w:r>
-        <w:t>• 2024: [32, 9, 1]</w:t>
-      </w:r>
-    </w:p>
-    <w:p>
-      <w:r>
-        <w:t>• 2025: [16, 9, 7]</w:t>
-      </w:r>
-    </w:p>
-    <w:p>
-      <w:r>
-        <w:rPr>
-          <w:sz w:val="26"/>
-        </w:rPr>
-        <w:t>Gabriel Landeskog: 1</w:t>
-      </w:r>
-    </w:p>
-    <w:p>
-      <w:r>
-        <w:t>• 2022: []</w:t>
-      </w:r>
-    </w:p>
-    <w:p>
-      <w:r>
-        <w:t>• 2023: []</w:t>
-      </w:r>
-    </w:p>
-    <w:p>
-      <w:r>
         <w:t>• 2024: []</w:t>
       </w:r>
     </w:p>
     <w:p>
       <w:r>
-        <w:t>• 2025: [8, 5, 5]</w:t>
-      </w:r>
-    </w:p>
-    <w:p>
-      <w:r>
-        <w:rPr>
-          <w:sz w:val="26"/>
-        </w:rPr>
-        <w:t>Brent Burns: 1</w:t>
-      </w:r>
-    </w:p>
-    <w:p>
-      <w:r>
-        <w:t>• 2022: [13, 13, 9]</w:t>
-      </w:r>
-    </w:p>
-    <w:p>
-      <w:r>
-        <w:t>• 2023: [16, 15, 8]</w:t>
-      </w:r>
-    </w:p>
-    <w:p>
-      <w:r>
-        <w:t>• 2024: [24, 11, 6]</w:t>
-      </w:r>
-    </w:p>
-    <w:p>
-      <w:r>
-        <w:t>• 2025: [12, 8, 8]</w:t>
+        <w:t>• 2025: []</w:t>
+      </w:r>
+    </w:p>
+    <w:p>
+      <w:r>
+        <w:rPr>
+          <w:sz w:val="26"/>
+        </w:rPr>
+        <w:t>Nicolas Roy: 4</w:t>
+      </w:r>
+    </w:p>
+    <w:p>
+      <w:r>
+        <w:t>• 2022: [17, 5, 5]</w:t>
+      </w:r>
+    </w:p>
+    <w:p>
+      <w:r>
+        <w:t>• 2023: [16, 12, 7]</w:t>
+      </w:r>
+    </w:p>
+    <w:p>
+      <w:r>
+        <w:t>• 2024: [15, 11, 7]</w:t>
+      </w:r>
+    </w:p>
+    <w:p>
+      <w:r>
+        <w:t>• 2025: [19, 15, 8]</w:t>
+      </w:r>
+    </w:p>
+    <w:p>
+      <w:r>
+        <w:rPr>
+          <w:sz w:val="26"/>
+        </w:rPr>
+        <w:t>Joel Kiviranta: 4</w:t>
+      </w:r>
+    </w:p>
+    <w:p>
+      <w:r>
+        <w:t>• 2022: [15, 12, 10]</w:t>
+      </w:r>
+    </w:p>
+    <w:p>
+      <w:r>
+        <w:t>• 2023: [31, 10]</w:t>
+      </w:r>
+    </w:p>
+    <w:p>
+      <w:r>
+        <w:t>• 2024: [17, 16, 9]</w:t>
+      </w:r>
+    </w:p>
+    <w:p>
+      <w:r>
+        <w:t>• 2025: [18, 8]</w:t>
       </w:r>
     </w:p>
     <w:p>
@@ -4985,111 +4981,27 @@
           <w:color w:val="FF0000"/>
           <w:sz w:val="26"/>
         </w:rPr>
-        <w:t>Jack Drury: 17</w:t>
-      </w:r>
-    </w:p>
-    <w:p>
-      <w:r>
-        <w:t>• 2022: [5]</w:t>
-      </w:r>
-    </w:p>
-    <w:p>
-      <w:r>
-        <w:t>• 2023: [5, 5, 3]</w:t>
-      </w:r>
-    </w:p>
-    <w:p>
-      <w:r>
-        <w:t>• 2024: [19, 18, 8]</w:t>
-      </w:r>
-    </w:p>
-    <w:p>
-      <w:r>
-        <w:t>• 2025: [10, 9, 7]</w:t>
-      </w:r>
-    </w:p>
-    <w:p>
-      <w:r>
-        <w:rPr>
-          <w:sz w:val="26"/>
-        </w:rPr>
-        <w:t>T.J. Tynan: 10</w:t>
-      </w:r>
-    </w:p>
-    <w:p>
-      <w:r>
-        <w:t>• 2022: []</w:t>
-      </w:r>
-    </w:p>
-    <w:p>
-      <w:r>
-        <w:t>• 2023: []</w:t>
-      </w:r>
-    </w:p>
-    <w:p>
-      <w:r>
-        <w:t>• 2024: []</w:t>
-      </w:r>
-    </w:p>
-    <w:p>
-      <w:r>
-        <w:t>• 2025: []</w:t>
-      </w:r>
-    </w:p>
-    <w:p>
-      <w:r>
-        <w:rPr>
-          <w:sz w:val="26"/>
-        </w:rPr>
-        <w:t>Nicolas Roy: 3</w:t>
-      </w:r>
-    </w:p>
-    <w:p>
-      <w:r>
-        <w:t>• 2022: [17, 5, 5]</w:t>
-      </w:r>
-    </w:p>
-    <w:p>
-      <w:r>
-        <w:t>• 2023: [16, 12, 7]</w:t>
-      </w:r>
-    </w:p>
-    <w:p>
-      <w:r>
-        <w:t>• 2024: [15, 11, 7]</w:t>
-      </w:r>
-    </w:p>
-    <w:p>
-      <w:r>
-        <w:t>• 2025: [19, 15, 8]</w:t>
-      </w:r>
-    </w:p>
-    <w:p>
-      <w:r>
-        <w:rPr>
-          <w:sz w:val="26"/>
-        </w:rPr>
-        <w:t>Joel Kiviranta: 3</w:t>
-      </w:r>
-    </w:p>
-    <w:p>
-      <w:r>
-        <w:t>• 2022: [15, 12, 10]</w:t>
-      </w:r>
-    </w:p>
-    <w:p>
-      <w:r>
-        <w:t>• 2023: [31, 10]</w:t>
-      </w:r>
-    </w:p>
-    <w:p>
-      <w:r>
-        <w:t>• 2024: [17, 16, 9]</w:t>
-      </w:r>
-    </w:p>
-    <w:p>
-      <w:r>
-        <w:t>• 2025: [18, 8]</w:t>
+        <w:t>Artturi Lehkonen: 4</w:t>
+      </w:r>
+    </w:p>
+    <w:p>
+      <w:r>
+        <w:t>• 2022: [9, 9, 6]</w:t>
+      </w:r>
+    </w:p>
+    <w:p>
+      <w:r>
+        <w:t>• 2023: [9, 5, 3]</w:t>
+      </w:r>
+    </w:p>
+    <w:p>
+      <w:r>
+        <w:t>• 2024: [6, 4, 4]</w:t>
+      </w:r>
+    </w:p>
+    <w:p>
+      <w:r>
+        <w:t>• 2025: [6, 6, 5]</w:t>
       </w:r>
     </w:p>
     <w:p>
@@ -5099,27 +5011,83 @@
           <w:color w:val="FF0000"/>
           <w:sz w:val="26"/>
         </w:rPr>
-        <w:t>Valeri Nichushkin: 4</w:t>
-      </w:r>
-    </w:p>
-    <w:p>
-      <w:r>
-        <w:t>• 2022: [10, 7, 4]</w:t>
-      </w:r>
-    </w:p>
-    <w:p>
-      <w:r>
-        <w:t>• 2023: [8, 7, 5]</w:t>
-      </w:r>
-    </w:p>
-    <w:p>
-      <w:r>
-        <w:t>• 2024: [6, 3, 2]</w:t>
-      </w:r>
-    </w:p>
-    <w:p>
-      <w:r>
-        <w:t>• 2025: [10, 9, 8]</w:t>
+        <w:t>Sam Malinski: 37</w:t>
+      </w:r>
+    </w:p>
+    <w:p>
+      <w:r>
+        <w:t>• 2022: []</w:t>
+      </w:r>
+    </w:p>
+    <w:p>
+      <w:r>
+        <w:t>• 2023: [7, 3]</w:t>
+      </w:r>
+    </w:p>
+    <w:p>
+      <w:r>
+        <w:t>• 2024: [39, 9, 6]</w:t>
+      </w:r>
+    </w:p>
+    <w:p>
+      <w:r>
+        <w:t>• 2025: [21, 7]</w:t>
+      </w:r>
+    </w:p>
+    <w:p>
+      <w:r>
+        <w:rPr>
+          <w:sz w:val="26"/>
+        </w:rPr>
+        <w:t>Devon Toews: 9</w:t>
+      </w:r>
+    </w:p>
+    <w:p>
+      <w:r>
+        <w:t>• 2022: [16, 15, 15]</w:t>
+      </w:r>
+    </w:p>
+    <w:p>
+      <w:r>
+        <w:t>• 2023: [12, 11, 10]</w:t>
+      </w:r>
+    </w:p>
+    <w:p>
+      <w:r>
+        <w:t>• 2024: [21, 13, 12]</w:t>
+      </w:r>
+    </w:p>
+    <w:p>
+      <w:r>
+        <w:t>• 2025: [20]</w:t>
+      </w:r>
+    </w:p>
+    <w:p>
+      <w:r>
+        <w:rPr>
+          <w:sz w:val="26"/>
+        </w:rPr>
+        <w:t>Gavin Brindley: 10</w:t>
+      </w:r>
+    </w:p>
+    <w:p>
+      <w:r>
+        <w:t>• 2022: []</w:t>
+      </w:r>
+    </w:p>
+    <w:p>
+      <w:r>
+        <w:t>• 2023: []</w:t>
+      </w:r>
+    </w:p>
+    <w:p>
+      <w:r>
+        <w:t>• 2024: []</w:t>
+      </w:r>
+    </w:p>
+    <w:p>
+      <w:r>
+        <w:t>• 2025: [25, 9, 2]</w:t>
       </w:r>
     </w:p>
     <w:p>
@@ -5129,55 +5097,55 @@
           <w:color w:val="FF0000"/>
           <w:sz w:val="26"/>
         </w:rPr>
-        <w:t>Artturi Lehkonen: 4</w:t>
-      </w:r>
-    </w:p>
-    <w:p>
-      <w:r>
-        <w:t>• 2022: [9, 9, 6]</w:t>
-      </w:r>
-    </w:p>
-    <w:p>
-      <w:r>
-        <w:t>• 2023: [9, 5, 3]</w:t>
-      </w:r>
-    </w:p>
-    <w:p>
-      <w:r>
-        <w:t>• 2024: [6, 4, 4]</w:t>
-      </w:r>
-    </w:p>
-    <w:p>
-      <w:r>
-        <w:t>• 2025: [6, 6, 5]</w:t>
-      </w:r>
-    </w:p>
-    <w:p>
-      <w:r>
-        <w:rPr>
-          <w:sz w:val="26"/>
-        </w:rPr>
-        <w:t>Martin Necas: 2</w:t>
-      </w:r>
-    </w:p>
-    <w:p>
-      <w:r>
-        <w:t>• 2022: [8, 6, 6]</w:t>
-      </w:r>
-    </w:p>
-    <w:p>
-      <w:r>
-        <w:t>• 2023: [8, 5, 4]</w:t>
-      </w:r>
-    </w:p>
-    <w:p>
-      <w:r>
-        <w:t>• 2024: [11, 7, 6]</w:t>
-      </w:r>
-    </w:p>
-    <w:p>
-      <w:r>
-        <w:t>• 2025: [7, 6, 6]</w:t>
+        <w:t>Ivan Ivan: 27</w:t>
+      </w:r>
+    </w:p>
+    <w:p>
+      <w:r>
+        <w:t>• 2022: []</w:t>
+      </w:r>
+    </w:p>
+    <w:p>
+      <w:r>
+        <w:t>• 2023: []</w:t>
+      </w:r>
+    </w:p>
+    <w:p>
+      <w:r>
+        <w:t>• 2024: [8, 2, 1]</w:t>
+      </w:r>
+    </w:p>
+    <w:p>
+      <w:r>
+        <w:t>• 2025: []</w:t>
+      </w:r>
+    </w:p>
+    <w:p>
+      <w:r>
+        <w:rPr>
+          <w:sz w:val="26"/>
+        </w:rPr>
+        <w:t>Jason Polin: 7</w:t>
+      </w:r>
+    </w:p>
+    <w:p>
+      <w:r>
+        <w:t>• 2022: []</w:t>
+      </w:r>
+    </w:p>
+    <w:p>
+      <w:r>
+        <w:t>• 2023: []</w:t>
+      </w:r>
+    </w:p>
+    <w:p>
+      <w:r>
+        <w:t>• 2024: []</w:t>
+      </w:r>
+    </w:p>
+    <w:p>
+      <w:r>
+        <w:t>• 2025: []</w:t>
       </w:r>
     </w:p>
     <w:p>
@@ -5187,7 +5155,35 @@
           <w:color w:val="FF0000"/>
           <w:sz w:val="26"/>
         </w:rPr>
-        <w:t>Sam Malinski: 36</w:t>
+        <w:t>Brett Kulak: 21</w:t>
+      </w:r>
+    </w:p>
+    <w:p>
+      <w:r>
+        <w:t>• 2022: [47, 0]</w:t>
+      </w:r>
+    </w:p>
+    <w:p>
+      <w:r>
+        <w:t>• 2023: [25, 23]</w:t>
+      </w:r>
+    </w:p>
+    <w:p>
+      <w:r>
+        <w:t>• 2024: [20, 13, 8]</w:t>
+      </w:r>
+    </w:p>
+    <w:p>
+      <w:r>
+        <w:t>• 2025: []</w:t>
+      </w:r>
+    </w:p>
+    <w:p>
+      <w:r>
+        <w:rPr>
+          <w:sz w:val="26"/>
+        </w:rPr>
+        <w:t>Jack Ahcan: 11</w:t>
       </w:r>
     </w:p>
     <w:p>
@@ -5197,53 +5193,25 @@
     </w:p>
     <w:p>
       <w:r>
-        <w:t>• 2023: [7, 3]</w:t>
-      </w:r>
-    </w:p>
-    <w:p>
-      <w:r>
-        <w:t>• 2024: [39, 9, 6]</w:t>
-      </w:r>
-    </w:p>
-    <w:p>
-      <w:r>
-        <w:t>• 2025: [21, 7]</w:t>
-      </w:r>
-    </w:p>
-    <w:p>
-      <w:r>
-        <w:rPr>
-          <w:sz w:val="26"/>
-        </w:rPr>
-        <w:t>Devon Toews: 8</w:t>
-      </w:r>
-    </w:p>
-    <w:p>
-      <w:r>
-        <w:t>• 2022: [16, 15, 15]</w:t>
-      </w:r>
-    </w:p>
-    <w:p>
-      <w:r>
-        <w:t>• 2023: [12, 11, 10]</w:t>
-      </w:r>
-    </w:p>
-    <w:p>
-      <w:r>
-        <w:t>• 2024: [21, 13, 12]</w:t>
-      </w:r>
-    </w:p>
-    <w:p>
-      <w:r>
-        <w:t>• 2025: [20]</w:t>
-      </w:r>
-    </w:p>
-    <w:p>
-      <w:r>
-        <w:rPr>
-          <w:sz w:val="26"/>
-        </w:rPr>
-        <w:t>Gavin Brindley: 9</w:t>
+        <w:t>• 2023: []</w:t>
+      </w:r>
+    </w:p>
+    <w:p>
+      <w:r>
+        <w:t>• 2024: []</w:t>
+      </w:r>
+    </w:p>
+    <w:p>
+      <w:r>
+        <w:t>• 2025: []</w:t>
+      </w:r>
+    </w:p>
+    <w:p>
+      <w:r>
+        <w:rPr>
+          <w:sz w:val="26"/>
+        </w:rPr>
+        <w:t>Taylor Makar: 12</w:t>
       </w:r>
     </w:p>
     <w:p>
@@ -5263,7 +5231,35 @@
     </w:p>
     <w:p>
       <w:r>
-        <w:t>• 2025: [25, 9, 2]</w:t>
+        <w:t>• 2025: []</w:t>
+      </w:r>
+    </w:p>
+    <w:p>
+      <w:r>
+        <w:rPr>
+          <w:sz w:val="26"/>
+        </w:rPr>
+        <w:t>Cale Makar: 1</w:t>
+      </w:r>
+    </w:p>
+    <w:p>
+      <w:r>
+        <w:t>• 2022: [10, 6, 3]</w:t>
+      </w:r>
+    </w:p>
+    <w:p>
+      <w:r>
+        <w:t>• 2023: [11, 8, 7]</w:t>
+      </w:r>
+    </w:p>
+    <w:p>
+      <w:r>
+        <w:t>• 2024: [8, 7, 6]</w:t>
+      </w:r>
+    </w:p>
+    <w:p>
+      <w:r>
+        <w:t>• 2025: [8, 7, 5]</w:t>
       </w:r>
     </w:p>
     <w:p>
@@ -5273,35 +5269,35 @@
           <w:color w:val="FF0000"/>
           <w:sz w:val="26"/>
         </w:rPr>
-        <w:t>Ivan Ivan: 26</w:t>
-      </w:r>
-    </w:p>
-    <w:p>
-      <w:r>
-        <w:t>• 2022: []</w:t>
-      </w:r>
-    </w:p>
-    <w:p>
-      <w:r>
-        <w:t>• 2023: []</w:t>
-      </w:r>
-    </w:p>
-    <w:p>
-      <w:r>
-        <w:t>• 2024: [8, 2, 1]</w:t>
-      </w:r>
-    </w:p>
-    <w:p>
-      <w:r>
-        <w:t>• 2025: []</w:t>
-      </w:r>
-    </w:p>
-    <w:p>
-      <w:r>
-        <w:rPr>
-          <w:sz w:val="26"/>
-        </w:rPr>
-        <w:t>Jason Polin: 7</w:t>
+        <w:t>Josh Manson: 13</w:t>
+      </w:r>
+    </w:p>
+    <w:p>
+      <w:r>
+        <w:t>• 2022: [15]</w:t>
+      </w:r>
+    </w:p>
+    <w:p>
+      <w:r>
+        <w:t>• 2023: [15, 15, 6]</w:t>
+      </w:r>
+    </w:p>
+    <w:p>
+      <w:r>
+        <w:t>• 2024: []</w:t>
+      </w:r>
+    </w:p>
+    <w:p>
+      <w:r>
+        <w:t>• 2025: [19, 16, 11]</w:t>
+      </w:r>
+    </w:p>
+    <w:p>
+      <w:r>
+        <w:rPr>
+          <w:sz w:val="26"/>
+        </w:rPr>
+        <w:t>Zakhar Bardakov: 48</w:t>
       </w:r>
     </w:p>
     <w:p>
@@ -5331,151 +5327,7 @@
           <w:color w:val="FF0000"/>
           <w:sz w:val="26"/>
         </w:rPr>
-        <w:t>Brett Kulak: 20</w:t>
-      </w:r>
-    </w:p>
-    <w:p>
-      <w:r>
-        <w:t>• 2022: [47, 0]</w:t>
-      </w:r>
-    </w:p>
-    <w:p>
-      <w:r>
-        <w:t>• 2023: [25, 23]</w:t>
-      </w:r>
-    </w:p>
-    <w:p>
-      <w:r>
-        <w:t>• 2024: [20, 13, 8]</w:t>
-      </w:r>
-    </w:p>
-    <w:p>
-      <w:r>
-        <w:t>• 2025: []</w:t>
-      </w:r>
-    </w:p>
-    <w:p>
-      <w:r>
-        <w:rPr>
-          <w:sz w:val="26"/>
-        </w:rPr>
-        <w:t>Jack Ahcan: 11</w:t>
-      </w:r>
-    </w:p>
-    <w:p>
-      <w:r>
-        <w:t>• 2022: []</w:t>
-      </w:r>
-    </w:p>
-    <w:p>
-      <w:r>
-        <w:t>• 2023: []</w:t>
-      </w:r>
-    </w:p>
-    <w:p>
-      <w:r>
-        <w:t>• 2024: []</w:t>
-      </w:r>
-    </w:p>
-    <w:p>
-      <w:r>
-        <w:t>• 2025: []</w:t>
-      </w:r>
-    </w:p>
-    <w:p>
-      <w:r>
-        <w:rPr>
-          <w:sz w:val="26"/>
-        </w:rPr>
-        <w:t>Taylor Makar: 12</w:t>
-      </w:r>
-    </w:p>
-    <w:p>
-      <w:r>
-        <w:t>• 2022: []</w:t>
-      </w:r>
-    </w:p>
-    <w:p>
-      <w:r>
-        <w:t>• 2023: []</w:t>
-      </w:r>
-    </w:p>
-    <w:p>
-      <w:r>
-        <w:t>• 2024: []</w:t>
-      </w:r>
-    </w:p>
-    <w:p>
-      <w:r>
-        <w:t>• 2025: []</w:t>
-      </w:r>
-    </w:p>
-    <w:p>
-      <w:r>
-        <w:rPr>
-          <w:b/>
-          <w:color w:val="FF0000"/>
-          <w:sz w:val="26"/>
-        </w:rPr>
-        <w:t>Josh Manson: 12</w:t>
-      </w:r>
-    </w:p>
-    <w:p>
-      <w:r>
-        <w:t>• 2022: [15]</w:t>
-      </w:r>
-    </w:p>
-    <w:p>
-      <w:r>
-        <w:t>• 2023: [15, 15, 6]</w:t>
-      </w:r>
-    </w:p>
-    <w:p>
-      <w:r>
-        <w:t>• 2024: []</w:t>
-      </w:r>
-    </w:p>
-    <w:p>
-      <w:r>
-        <w:t>• 2025: [19, 16, 11]</w:t>
-      </w:r>
-    </w:p>
-    <w:p>
-      <w:r>
-        <w:rPr>
-          <w:sz w:val="26"/>
-        </w:rPr>
-        <w:t>Zakhar Bardakov: 47</w:t>
-      </w:r>
-    </w:p>
-    <w:p>
-      <w:r>
-        <w:t>• 2022: []</w:t>
-      </w:r>
-    </w:p>
-    <w:p>
-      <w:r>
-        <w:t>• 2023: []</w:t>
-      </w:r>
-    </w:p>
-    <w:p>
-      <w:r>
-        <w:t>• 2024: []</w:t>
-      </w:r>
-    </w:p>
-    <w:p>
-      <w:r>
-        <w:t>• 2025: []</w:t>
-      </w:r>
-    </w:p>
-    <w:p>
-      <w:r>
-        <w:rPr>
-          <w:b/>
-          <w:color w:val="FF0000"/>
-          <w:sz w:val="26"/>
-        </w:rPr>
-        <w:t>Parker Kelly: 7</w:t>
+        <w:t>Parker Kelly: 8</w:t>
       </w:r>
     </w:p>
     <w:p>
@@ -7679,7 +7531,7 @@
         <w:rPr>
           <w:sz w:val="26"/>
         </w:rPr>
-        <w:t>Donovan Sebrango: 30</w:t>
+        <w:t>Donovan Sebrango: 31</w:t>
       </w:r>
     </w:p>
     <w:p>
@@ -7700,6 +7552,34 @@
     <w:p>
       <w:r>
         <w:t>• 2025: []</w:t>
+      </w:r>
+    </w:p>
+    <w:p>
+      <w:r>
+        <w:rPr>
+          <w:sz w:val="26"/>
+        </w:rPr>
+        <w:t>Cole Reinhardt: 1</w:t>
+      </w:r>
+    </w:p>
+    <w:p>
+      <w:r>
+        <w:t>• 2022: []</w:t>
+      </w:r>
+    </w:p>
+    <w:p>
+      <w:r>
+        <w:t>• 2023: []</w:t>
+      </w:r>
+    </w:p>
+    <w:p>
+      <w:r>
+        <w:t>• 2024: []</w:t>
+      </w:r>
+    </w:p>
+    <w:p>
+      <w:r>
+        <w:t>• 2025: [29, 8, 6]</w:t>
       </w:r>
     </w:p>
     <w:p>
@@ -7709,7 +7589,7 @@
           <w:color w:val="FF0000"/>
           <w:sz w:val="26"/>
         </w:rPr>
-        <w:t>Vinnie Hinostroza: 1</w:t>
+        <w:t>Vinnie Hinostroza: 2</w:t>
       </w:r>
     </w:p>
     <w:p>
@@ -7767,7 +7647,7 @@
           <w:color w:val="FF0000"/>
           <w:sz w:val="26"/>
         </w:rPr>
-        <w:t>Jesper Boqvist: 37</w:t>
+        <w:t>Jesper Boqvist: 38</w:t>
       </w:r>
     </w:p>
     <w:p>
@@ -7797,7 +7677,7 @@
           <w:color w:val="FF0000"/>
           <w:sz w:val="26"/>
         </w:rPr>
-        <w:t>Seth Jones: 6</w:t>
+        <w:t>Seth Jones: 7</w:t>
       </w:r>
     </w:p>
     <w:p>
@@ -7855,7 +7735,7 @@
         <w:rPr>
           <w:sz w:val="26"/>
         </w:rPr>
-        <w:t>Sam Bennett: 1</w:t>
+        <w:t>Sam Bennett: 2</w:t>
       </w:r>
     </w:p>
     <w:p>
@@ -7913,7 +7793,7 @@
           <w:color w:val="FF0000"/>
           <w:sz w:val="26"/>
         </w:rPr>
-        <w:t>Evan Rodrigues: 9</w:t>
+        <w:t>Evan Rodrigues: 10</w:t>
       </w:r>
     </w:p>
     <w:p>
@@ -7943,7 +7823,7 @@
           <w:color w:val="FF0000"/>
           <w:sz w:val="26"/>
         </w:rPr>
-        <w:t>Dmitry Kulikov: 16</w:t>
+        <w:t>Dmitry Kulikov: 17</w:t>
       </w:r>
     </w:p>
     <w:p>
@@ -7964,6 +7844,34 @@
     <w:p>
       <w:r>
         <w:t>• 2025: []</w:t>
+      </w:r>
+    </w:p>
+    <w:p>
+      <w:r>
+        <w:rPr>
+          <w:sz w:val="26"/>
+        </w:rPr>
+        <w:t>Carter Verhaeghe: 1</w:t>
+      </w:r>
+    </w:p>
+    <w:p>
+      <w:r>
+        <w:t>• 2022: [6, 4, 4]</w:t>
+      </w:r>
+    </w:p>
+    <w:p>
+      <w:r>
+        <w:t>• 2023: [14, 4, 3]</w:t>
+      </w:r>
+    </w:p>
+    <w:p>
+      <w:r>
+        <w:t>• 2024: [13, 8, 6]</w:t>
+      </w:r>
+    </w:p>
+    <w:p>
+      <w:r>
+        <w:t>• 2025: [13, 8, 6]</w:t>
       </w:r>
     </w:p>
     <w:p>
@@ -7973,7 +7881,7 @@
           <w:color w:val="FF0000"/>
           <w:sz w:val="26"/>
         </w:rPr>
-        <w:t>Aaron Ekblad: 26</w:t>
+        <w:t>Aaron Ekblad: 27</w:t>
       </w:r>
     </w:p>
     <w:p>
@@ -8057,59 +7965,31 @@
     <w:p>
       <w:r>
         <w:rPr>
-          <w:sz w:val="26"/>
-        </w:rPr>
-        <w:t>Niko Mikkola: 3</w:t>
-      </w:r>
-    </w:p>
-    <w:p>
-      <w:r>
-        <w:t>• 2022: []</w:t>
-      </w:r>
-    </w:p>
-    <w:p>
-      <w:r>
-        <w:t>• 2023: [14]</w:t>
-      </w:r>
-    </w:p>
-    <w:p>
-      <w:r>
-        <w:t>• 2024: [27, 7, 4]</w:t>
-      </w:r>
-    </w:p>
-    <w:p>
-      <w:r>
-        <w:t>• 2025: [25, 1]</w:t>
-      </w:r>
-    </w:p>
-    <w:p>
-      <w:r>
-        <w:rPr>
           <w:b/>
           <w:color w:val="FF0000"/>
           <w:sz w:val="26"/>
         </w:rPr>
-        <w:t>Luke Kunin: 23</w:t>
-      </w:r>
-    </w:p>
-    <w:p>
-      <w:r>
-        <w:t>• 2022: [11, 5, 3]</w:t>
-      </w:r>
-    </w:p>
-    <w:p>
-      <w:r>
-        <w:t>• 2023: [19, 14, 10]</w:t>
-      </w:r>
-    </w:p>
-    <w:p>
-      <w:r>
-        <w:t>• 2024: [12, 10, 4]</w:t>
-      </w:r>
-    </w:p>
-    <w:p>
-      <w:r>
-        <w:t>• 2025: [11]</w:t>
+        <w:t>Niko Mikkola: 4</w:t>
+      </w:r>
+    </w:p>
+    <w:p>
+      <w:r>
+        <w:t>• 2022: []</w:t>
+      </w:r>
+    </w:p>
+    <w:p>
+      <w:r>
+        <w:t>• 2023: [14]</w:t>
+      </w:r>
+    </w:p>
+    <w:p>
+      <w:r>
+        <w:t>• 2024: [27, 7, 4]</w:t>
+      </w:r>
+    </w:p>
+    <w:p>
+      <w:r>
+        <w:t>• 2025: [25, 1]</w:t>
       </w:r>
     </w:p>
     <w:p>
@@ -8119,27 +7999,27 @@
           <w:color w:val="FF0000"/>
           <w:sz w:val="26"/>
         </w:rPr>
-        <w:t>Uvis Balinskis: 7</w:t>
-      </w:r>
-    </w:p>
-    <w:p>
-      <w:r>
-        <w:t>• 2022: []</w:t>
-      </w:r>
-    </w:p>
-    <w:p>
-      <w:r>
-        <w:t>• 2023: []</w:t>
-      </w:r>
-    </w:p>
-    <w:p>
-      <w:r>
-        <w:t>• 2024: [11, 9, 3]</w:t>
-      </w:r>
-    </w:p>
-    <w:p>
-      <w:r>
-        <w:t>• 2025: [17, 7, 0]</w:t>
+        <w:t>Luke Kunin: 24</w:t>
+      </w:r>
+    </w:p>
+    <w:p>
+      <w:r>
+        <w:t>• 2022: [11, 5, 3]</w:t>
+      </w:r>
+    </w:p>
+    <w:p>
+      <w:r>
+        <w:t>• 2023: [19, 14, 10]</w:t>
+      </w:r>
+    </w:p>
+    <w:p>
+      <w:r>
+        <w:t>• 2024: [12, 10, 4]</w:t>
+      </w:r>
+    </w:p>
+    <w:p>
+      <w:r>
+        <w:t>• 2025: [11]</w:t>
       </w:r>
     </w:p>
     <w:p>
@@ -8149,12 +8029,12 @@
           <w:color w:val="FF0000"/>
           <w:sz w:val="26"/>
         </w:rPr>
-        <w:t>Jack Studnicka: 39</w:t>
-      </w:r>
-    </w:p>
-    <w:p>
-      <w:r>
-        <w:t>• 2022: [10, 4, 2]</w:t>
+        <w:t>Uvis Balinskis: 7</w:t>
+      </w:r>
+    </w:p>
+    <w:p>
+      <w:r>
+        <w:t>• 2022: []</w:t>
       </w:r>
     </w:p>
     <w:p>
@@ -8164,12 +8044,12 @@
     </w:p>
     <w:p>
       <w:r>
-        <w:t>• 2024: []</w:t>
-      </w:r>
-    </w:p>
-    <w:p>
-      <w:r>
-        <w:t>• 2025: []</w:t>
+        <w:t>• 2024: [11, 9, 3]</w:t>
+      </w:r>
+    </w:p>
+    <w:p>
+      <w:r>
+        <w:t>• 2025: [17, 7, 0]</w:t>
       </w:r>
     </w:p>
     <w:p>
@@ -8179,6 +8059,36 @@
           <w:color w:val="FF0000"/>
           <w:sz w:val="26"/>
         </w:rPr>
+        <w:t>Jack Studnicka: 39</w:t>
+      </w:r>
+    </w:p>
+    <w:p>
+      <w:r>
+        <w:t>• 2022: [10, 4, 2]</w:t>
+      </w:r>
+    </w:p>
+    <w:p>
+      <w:r>
+        <w:t>• 2023: []</w:t>
+      </w:r>
+    </w:p>
+    <w:p>
+      <w:r>
+        <w:t>• 2024: []</w:t>
+      </w:r>
+    </w:p>
+    <w:p>
+      <w:r>
+        <w:t>• 2025: []</w:t>
+      </w:r>
+    </w:p>
+    <w:p>
+      <w:r>
+        <w:rPr>
+          <w:b/>
+          <w:color w:val="FF0000"/>
+          <w:sz w:val="26"/>
+        </w:rPr>
         <w:t>Gustav Forsling: 24</w:t>
       </w:r>
     </w:p>
@@ -8207,7 +8117,7 @@
         <w:rPr>
           <w:sz w:val="26"/>
         </w:rPr>
-        <w:t>Eetu Luostarinen: 1</w:t>
+        <w:t>Eetu Luostarinen: 2</w:t>
       </w:r>
     </w:p>
     <w:p>
@@ -10467,27 +10377,27 @@
         <w:rPr>
           <w:sz w:val="26"/>
         </w:rPr>
-        <w:t>Dawson Mercer: 5</w:t>
-      </w:r>
-    </w:p>
-    <w:p>
-      <w:r>
-        <w:t>• 2022: [12, 8, 8]</w:t>
-      </w:r>
-    </w:p>
-    <w:p>
-      <w:r>
-        <w:t>• 2023: [9, 8, 7]</w:t>
-      </w:r>
-    </w:p>
-    <w:p>
-      <w:r>
-        <w:t>• 2024: [10, 7, 7]</w:t>
-      </w:r>
-    </w:p>
-    <w:p>
-      <w:r>
-        <w:t>• 2025: [16, 11, 7]</w:t>
+        <w:t>Timo Meier: 1</w:t>
+      </w:r>
+    </w:p>
+    <w:p>
+      <w:r>
+        <w:t>• 2022: [6, 5, 3]</w:t>
+      </w:r>
+    </w:p>
+    <w:p>
+      <w:r>
+        <w:t>• 2023: [12, 9, 4]</w:t>
+      </w:r>
+    </w:p>
+    <w:p>
+      <w:r>
+        <w:t>• 2024: [11, 8, 5]</w:t>
+      </w:r>
+    </w:p>
+    <w:p>
+      <w:r>
+        <w:t>• 2025: [9, 6, 6]</w:t>
       </w:r>
     </w:p>
     <w:p>
@@ -10497,7 +10407,7 @@
           <w:color w:val="FF0000"/>
           <w:sz w:val="26"/>
         </w:rPr>
-        <w:t>Dennis Cholowski: 33</w:t>
+        <w:t>Connor Brown: 1</w:t>
       </w:r>
     </w:p>
     <w:p>
@@ -10507,17 +10417,45 @@
     </w:p>
     <w:p>
       <w:r>
-        <w:t>• 2023: []</w:t>
-      </w:r>
-    </w:p>
-    <w:p>
-      <w:r>
-        <w:t>• 2024: [13, 5]</w:t>
-      </w:r>
-    </w:p>
-    <w:p>
-      <w:r>
-        <w:t>• 2025: []</w:t>
+        <w:t>• 2023: [4, 2, 1]</w:t>
+      </w:r>
+    </w:p>
+    <w:p>
+      <w:r>
+        <w:t>• 2024: [21, 13, 11]</w:t>
+      </w:r>
+    </w:p>
+    <w:p>
+      <w:r>
+        <w:t>• 2025: [15, 10, 9]</w:t>
+      </w:r>
+    </w:p>
+    <w:p>
+      <w:r>
+        <w:rPr>
+          <w:sz w:val="26"/>
+        </w:rPr>
+        <w:t>Dawson Mercer: 6</w:t>
+      </w:r>
+    </w:p>
+    <w:p>
+      <w:r>
+        <w:t>• 2022: [12, 8, 8]</w:t>
+      </w:r>
+    </w:p>
+    <w:p>
+      <w:r>
+        <w:t>• 2023: [9, 8, 7]</w:t>
+      </w:r>
+    </w:p>
+    <w:p>
+      <w:r>
+        <w:t>• 2024: [10, 7, 7]</w:t>
+      </w:r>
+    </w:p>
+    <w:p>
+      <w:r>
+        <w:t>• 2025: [16, 11, 7]</w:t>
       </w:r>
     </w:p>
     <w:p>
@@ -10527,22 +10465,22 @@
           <w:color w:val="FF0000"/>
           <w:sz w:val="26"/>
         </w:rPr>
-        <w:t>Johnathan Kovacevic: 100</w:t>
-      </w:r>
-    </w:p>
-    <w:p>
-      <w:r>
-        <w:t>• 2022: [28, 22]</w:t>
-      </w:r>
-    </w:p>
-    <w:p>
-      <w:r>
-        <w:t>• 2023: [10, 4, 2]</w:t>
-      </w:r>
-    </w:p>
-    <w:p>
-      <w:r>
-        <w:t>• 2024: []</w:t>
+        <w:t>Dennis Cholowski: 33</w:t>
+      </w:r>
+    </w:p>
+    <w:p>
+      <w:r>
+        <w:t>• 2022: []</w:t>
+      </w:r>
+    </w:p>
+    <w:p>
+      <w:r>
+        <w:t>• 2023: []</w:t>
+      </w:r>
+    </w:p>
+    <w:p>
+      <w:r>
+        <w:t>• 2024: [13, 5]</w:t>
       </w:r>
     </w:p>
     <w:p>
@@ -10555,27 +10493,27 @@
         <w:rPr>
           <w:sz w:val="26"/>
         </w:rPr>
-        <w:t>Nathan Lgar: 4</w:t>
-      </w:r>
-    </w:p>
-    <w:p>
-      <w:r>
-        <w:t>• 2022: []</w:t>
-      </w:r>
-    </w:p>
-    <w:p>
-      <w:r>
-        <w:t>• 2023: []</w:t>
-      </w:r>
-    </w:p>
-    <w:p>
-      <w:r>
-        <w:t>• 2024: []</w:t>
-      </w:r>
-    </w:p>
-    <w:p>
-      <w:r>
-        <w:t>• 2025: []</w:t>
+        <w:t>Jack Hughes: 1</w:t>
+      </w:r>
+    </w:p>
+    <w:p>
+      <w:r>
+        <w:t>• 2022: [6, 5, 5]</w:t>
+      </w:r>
+    </w:p>
+    <w:p>
+      <w:r>
+        <w:t>• 2023: [7, 5, 5]</w:t>
+      </w:r>
+    </w:p>
+    <w:p>
+      <w:r>
+        <w:t>• 2024: [6, 6, 3]</w:t>
+      </w:r>
+    </w:p>
+    <w:p>
+      <w:r>
+        <w:t>• 2025: [15, 7, 4]</w:t>
       </w:r>
     </w:p>
     <w:p>
@@ -10585,17 +10523,17 @@
           <w:color w:val="FF0000"/>
           <w:sz w:val="26"/>
         </w:rPr>
-        <w:t>Zack MacEwen: 22</w:t>
-      </w:r>
-    </w:p>
-    <w:p>
-      <w:r>
-        <w:t>• 2022: [27, 3, 1]</w:t>
-      </w:r>
-    </w:p>
-    <w:p>
-      <w:r>
-        <w:t>• 2023: [7]</w:t>
+        <w:t>Johnathan Kovacevic: 101</w:t>
+      </w:r>
+    </w:p>
+    <w:p>
+      <w:r>
+        <w:t>• 2022: [28, 22]</w:t>
+      </w:r>
+    </w:p>
+    <w:p>
+      <w:r>
+        <w:t>• 2023: [10, 4, 2]</w:t>
       </w:r>
     </w:p>
     <w:p>
@@ -10613,63 +10551,7 @@
         <w:rPr>
           <w:sz w:val="26"/>
         </w:rPr>
-        <w:t>Angus Crookshank: 4</w:t>
-      </w:r>
-    </w:p>
-    <w:p>
-      <w:r>
-        <w:t>• 2022: []</w:t>
-      </w:r>
-    </w:p>
-    <w:p>
-      <w:r>
-        <w:t>• 2023: [5]</w:t>
-      </w:r>
-    </w:p>
-    <w:p>
-      <w:r>
-        <w:t>• 2024: []</w:t>
-      </w:r>
-    </w:p>
-    <w:p>
-      <w:r>
-        <w:t>• 2025: []</w:t>
-      </w:r>
-    </w:p>
-    <w:p>
-      <w:r>
-        <w:rPr>
-          <w:sz w:val="26"/>
-        </w:rPr>
-        <w:t>Paul Cotter: 1</w:t>
-      </w:r>
-    </w:p>
-    <w:p>
-      <w:r>
-        <w:t>• 2022: [11, 9, 5]</w:t>
-      </w:r>
-    </w:p>
-    <w:p>
-      <w:r>
-        <w:t>• 2023: [17, 15, 8]</w:t>
-      </w:r>
-    </w:p>
-    <w:p>
-      <w:r>
-        <w:t>• 2024: [19, 10, 7]</w:t>
-      </w:r>
-    </w:p>
-    <w:p>
-      <w:r>
-        <w:t>• 2025: [23, 16, 7]</w:t>
-      </w:r>
-    </w:p>
-    <w:p>
-      <w:r>
-        <w:rPr>
-          <w:sz w:val="26"/>
-        </w:rPr>
-        <w:t>Brian Halonen: 1</w:t>
+        <w:t>Nathan Lgar: 4</w:t>
       </w:r>
     </w:p>
     <w:p>
@@ -10699,27 +10581,111 @@
           <w:color w:val="FF0000"/>
           <w:sz w:val="26"/>
         </w:rPr>
-        <w:t>Cody Glass: 2</w:t>
-      </w:r>
-    </w:p>
-    <w:p>
-      <w:r>
-        <w:t>• 2022: [12, 8, 8]</w:t>
-      </w:r>
-    </w:p>
-    <w:p>
-      <w:r>
-        <w:t>• 2023: [13, 6, 5]</w:t>
-      </w:r>
-    </w:p>
-    <w:p>
-      <w:r>
-        <w:t>• 2024: [16, 13, 2]</w:t>
-      </w:r>
-    </w:p>
-    <w:p>
-      <w:r>
-        <w:t>• 2025: [8, 7, 6]</w:t>
+        <w:t>Zack MacEwen: 22</w:t>
+      </w:r>
+    </w:p>
+    <w:p>
+      <w:r>
+        <w:t>• 2022: [27, 3, 1]</w:t>
+      </w:r>
+    </w:p>
+    <w:p>
+      <w:r>
+        <w:t>• 2023: [7]</w:t>
+      </w:r>
+    </w:p>
+    <w:p>
+      <w:r>
+        <w:t>• 2024: []</w:t>
+      </w:r>
+    </w:p>
+    <w:p>
+      <w:r>
+        <w:t>• 2025: []</w:t>
+      </w:r>
+    </w:p>
+    <w:p>
+      <w:r>
+        <w:rPr>
+          <w:sz w:val="26"/>
+        </w:rPr>
+        <w:t>Angus Crookshank: 4</w:t>
+      </w:r>
+    </w:p>
+    <w:p>
+      <w:r>
+        <w:t>• 2022: []</w:t>
+      </w:r>
+    </w:p>
+    <w:p>
+      <w:r>
+        <w:t>• 2023: [5]</w:t>
+      </w:r>
+    </w:p>
+    <w:p>
+      <w:r>
+        <w:t>• 2024: []</w:t>
+      </w:r>
+    </w:p>
+    <w:p>
+      <w:r>
+        <w:t>• 2025: []</w:t>
+      </w:r>
+    </w:p>
+    <w:p>
+      <w:r>
+        <w:rPr>
+          <w:sz w:val="26"/>
+        </w:rPr>
+        <w:t>Paul Cotter: 2</w:t>
+      </w:r>
+    </w:p>
+    <w:p>
+      <w:r>
+        <w:t>• 2022: [11, 9, 5]</w:t>
+      </w:r>
+    </w:p>
+    <w:p>
+      <w:r>
+        <w:t>• 2023: [17, 15, 8]</w:t>
+      </w:r>
+    </w:p>
+    <w:p>
+      <w:r>
+        <w:t>• 2024: [19, 10, 7]</w:t>
+      </w:r>
+    </w:p>
+    <w:p>
+      <w:r>
+        <w:t>• 2025: [23, 16, 7]</w:t>
+      </w:r>
+    </w:p>
+    <w:p>
+      <w:r>
+        <w:rPr>
+          <w:sz w:val="26"/>
+        </w:rPr>
+        <w:t>Brian Halonen: 1</w:t>
+      </w:r>
+    </w:p>
+    <w:p>
+      <w:r>
+        <w:t>• 2022: []</w:t>
+      </w:r>
+    </w:p>
+    <w:p>
+      <w:r>
+        <w:t>• 2023: []</w:t>
+      </w:r>
+    </w:p>
+    <w:p>
+      <w:r>
+        <w:t>• 2024: []</w:t>
+      </w:r>
+    </w:p>
+    <w:p>
+      <w:r>
+        <w:t>• 2025: []</w:t>
       </w:r>
     </w:p>
     <w:p>
@@ -10729,27 +10695,27 @@
           <w:color w:val="FF0000"/>
           <w:sz w:val="26"/>
         </w:rPr>
-        <w:t>Seamus Casey: 7</w:t>
-      </w:r>
-    </w:p>
-    <w:p>
-      <w:r>
-        <w:t>• 2022: []</w:t>
-      </w:r>
-    </w:p>
-    <w:p>
-      <w:r>
-        <w:t>• 2023: []</w:t>
-      </w:r>
-    </w:p>
-    <w:p>
-      <w:r>
-        <w:t>• 2024: [3, 1, 0]</w:t>
-      </w:r>
-    </w:p>
-    <w:p>
-      <w:r>
-        <w:t>• 2025: []</w:t>
+        <w:t>Cody Glass: 3</w:t>
+      </w:r>
+    </w:p>
+    <w:p>
+      <w:r>
+        <w:t>• 2022: [12, 8, 8]</w:t>
+      </w:r>
+    </w:p>
+    <w:p>
+      <w:r>
+        <w:t>• 2023: [13, 6, 5]</w:t>
+      </w:r>
+    </w:p>
+    <w:p>
+      <w:r>
+        <w:t>• 2024: [16, 13, 2]</w:t>
+      </w:r>
+    </w:p>
+    <w:p>
+      <w:r>
+        <w:t>• 2025: [8, 7, 6]</w:t>
       </w:r>
     </w:p>
     <w:p>
@@ -10759,27 +10725,55 @@
           <w:color w:val="FF0000"/>
           <w:sz w:val="26"/>
         </w:rPr>
-        <w:t>Brett Pesce: 24</w:t>
-      </w:r>
-    </w:p>
-    <w:p>
-      <w:r>
-        <w:t>• 2022: [37, 18, 0]</w:t>
-      </w:r>
-    </w:p>
-    <w:p>
-      <w:r>
-        <w:t>• 2023: [29]</w:t>
-      </w:r>
-    </w:p>
-    <w:p>
-      <w:r>
-        <w:t>• 2024: [30, 3]</w:t>
+        <w:t>Seamus Casey: 7</w:t>
+      </w:r>
+    </w:p>
+    <w:p>
+      <w:r>
+        <w:t>• 2022: []</w:t>
+      </w:r>
+    </w:p>
+    <w:p>
+      <w:r>
+        <w:t>• 2023: []</w:t>
+      </w:r>
+    </w:p>
+    <w:p>
+      <w:r>
+        <w:t>• 2024: [3, 1, 0]</w:t>
       </w:r>
     </w:p>
     <w:p>
       <w:r>
         <w:t>• 2025: []</w:t>
+      </w:r>
+    </w:p>
+    <w:p>
+      <w:r>
+        <w:rPr>
+          <w:sz w:val="26"/>
+        </w:rPr>
+        <w:t>Arseny Gritsyuk: 1</w:t>
+      </w:r>
+    </w:p>
+    <w:p>
+      <w:r>
+        <w:t>• 2022: []</w:t>
+      </w:r>
+    </w:p>
+    <w:p>
+      <w:r>
+        <w:t>• 2023: []</w:t>
+      </w:r>
+    </w:p>
+    <w:p>
+      <w:r>
+        <w:t>• 2024: []</w:t>
+      </w:r>
+    </w:p>
+    <w:p>
+      <w:r>
+        <w:t>• 2025: [10, 9, 5]</w:t>
       </w:r>
     </w:p>
     <w:p>
@@ -10789,106 +10783,22 @@
           <w:color w:val="FF0000"/>
           <w:sz w:val="26"/>
         </w:rPr>
-        <w:t>Brenden Dillon: 44</w:t>
-      </w:r>
-    </w:p>
-    <w:p>
-      <w:r>
-        <w:t>• 2022: [23]</w:t>
-      </w:r>
-    </w:p>
-    <w:p>
-      <w:r>
-        <w:t>• 2023: [13, 13, 12]</w:t>
-      </w:r>
-    </w:p>
-    <w:p>
-      <w:r>
-        <w:t>• 2024: [10]</w:t>
-      </w:r>
-    </w:p>
-    <w:p>
-      <w:r>
-        <w:t>• 2025: [16, 0]</w:t>
-      </w:r>
-    </w:p>
-    <w:p>
-      <w:r>
-        <w:rPr>
-          <w:sz w:val="26"/>
-        </w:rPr>
-        <w:t>Xavier Parent: 5</w:t>
-      </w:r>
-    </w:p>
-    <w:p>
-      <w:r>
-        <w:t>• 2022: []</w:t>
-      </w:r>
-    </w:p>
-    <w:p>
-      <w:r>
-        <w:t>• 2023: []</w:t>
-      </w:r>
-    </w:p>
-    <w:p>
-      <w:r>
-        <w:t>• 2024: []</w:t>
-      </w:r>
-    </w:p>
-    <w:p>
-      <w:r>
-        <w:t>• 2025: []</w:t>
-      </w:r>
-    </w:p>
-    <w:p>
-      <w:r>
-        <w:rPr>
-          <w:sz w:val="26"/>
-        </w:rPr>
-        <w:t>Maxim Tsyplakov: 3</w:t>
-      </w:r>
-    </w:p>
-    <w:p>
-      <w:r>
-        <w:t>• 2022: []</w:t>
-      </w:r>
-    </w:p>
-    <w:p>
-      <w:r>
-        <w:t>• 2023: []</w:t>
-      </w:r>
-    </w:p>
-    <w:p>
-      <w:r>
-        <w:t>• 2024: [26, 11, 10]</w:t>
-      </w:r>
-    </w:p>
-    <w:p>
-      <w:r>
-        <w:t>• 2025: [31]</w:t>
-      </w:r>
-    </w:p>
-    <w:p>
-      <w:r>
-        <w:rPr>
-          <w:sz w:val="26"/>
-        </w:rPr>
-        <w:t>Juho Lammikko: 24</w:t>
-      </w:r>
-    </w:p>
-    <w:p>
-      <w:r>
-        <w:t>• 2022: []</w:t>
-      </w:r>
-    </w:p>
-    <w:p>
-      <w:r>
-        <w:t>• 2023: []</w:t>
-      </w:r>
-    </w:p>
-    <w:p>
-      <w:r>
-        <w:t>• 2024: []</w:t>
+        <w:t>Brett Pesce: 24</w:t>
+      </w:r>
+    </w:p>
+    <w:p>
+      <w:r>
+        <w:t>• 2022: [37, 18, 0]</w:t>
+      </w:r>
+    </w:p>
+    <w:p>
+      <w:r>
+        <w:t>• 2023: [29]</w:t>
+      </w:r>
+    </w:p>
+    <w:p>
+      <w:r>
+        <w:t>• 2024: [30, 3]</w:t>
       </w:r>
     </w:p>
     <w:p>
@@ -10903,22 +10813,134 @@
           <w:color w:val="FF0000"/>
           <w:sz w:val="26"/>
         </w:rPr>
-        <w:t>Evgenii Dadonov: 19</w:t>
-      </w:r>
-    </w:p>
-    <w:p>
-      <w:r>
-        <w:t>• 2022: [15, 14, 7]</w:t>
-      </w:r>
-    </w:p>
-    <w:p>
-      <w:r>
-        <w:t>• 2023: [7, 7, 5]</w:t>
-      </w:r>
-    </w:p>
-    <w:p>
-      <w:r>
-        <w:t>• 2024: [17, 6, 6]</w:t>
+        <w:t>Brenden Dillon: 45</w:t>
+      </w:r>
+    </w:p>
+    <w:p>
+      <w:r>
+        <w:t>• 2022: [23]</w:t>
+      </w:r>
+    </w:p>
+    <w:p>
+      <w:r>
+        <w:t>• 2023: [13, 13, 12]</w:t>
+      </w:r>
+    </w:p>
+    <w:p>
+      <w:r>
+        <w:t>• 2024: [10]</w:t>
+      </w:r>
+    </w:p>
+    <w:p>
+      <w:r>
+        <w:t>• 2025: [16, 0]</w:t>
+      </w:r>
+    </w:p>
+    <w:p>
+      <w:r>
+        <w:rPr>
+          <w:sz w:val="26"/>
+        </w:rPr>
+        <w:t>Xavier Parent: 5</w:t>
+      </w:r>
+    </w:p>
+    <w:p>
+      <w:r>
+        <w:t>• 2022: []</w:t>
+      </w:r>
+    </w:p>
+    <w:p>
+      <w:r>
+        <w:t>• 2023: []</w:t>
+      </w:r>
+    </w:p>
+    <w:p>
+      <w:r>
+        <w:t>• 2024: []</w:t>
+      </w:r>
+    </w:p>
+    <w:p>
+      <w:r>
+        <w:t>• 2025: []</w:t>
+      </w:r>
+    </w:p>
+    <w:p>
+      <w:r>
+        <w:rPr>
+          <w:sz w:val="26"/>
+        </w:rPr>
+        <w:t>Nico Hischier: 1</w:t>
+      </w:r>
+    </w:p>
+    <w:p>
+      <w:r>
+        <w:t>• 2022: [9, 6, 6]</w:t>
+      </w:r>
+    </w:p>
+    <w:p>
+      <w:r>
+        <w:t>• 2023: [6, 4, 4]</w:t>
+      </w:r>
+    </w:p>
+    <w:p>
+      <w:r>
+        <w:t>• 2024: [10, 5, 3]</w:t>
+      </w:r>
+    </w:p>
+    <w:p>
+      <w:r>
+        <w:t>• 2025: [13, 7, 6]</w:t>
+      </w:r>
+    </w:p>
+    <w:p>
+      <w:r>
+        <w:rPr>
+          <w:sz w:val="26"/>
+        </w:rPr>
+        <w:t>Maxim Tsyplakov: 4</w:t>
+      </w:r>
+    </w:p>
+    <w:p>
+      <w:r>
+        <w:t>• 2022: []</w:t>
+      </w:r>
+    </w:p>
+    <w:p>
+      <w:r>
+        <w:t>• 2023: []</w:t>
+      </w:r>
+    </w:p>
+    <w:p>
+      <w:r>
+        <w:t>• 2024: [26, 11, 10]</w:t>
+      </w:r>
+    </w:p>
+    <w:p>
+      <w:r>
+        <w:t>• 2025: [31]</w:t>
+      </w:r>
+    </w:p>
+    <w:p>
+      <w:r>
+        <w:rPr>
+          <w:sz w:val="26"/>
+        </w:rPr>
+        <w:t>Juho Lammikko: 24</w:t>
+      </w:r>
+    </w:p>
+    <w:p>
+      <w:r>
+        <w:t>• 2022: []</w:t>
+      </w:r>
+    </w:p>
+    <w:p>
+      <w:r>
+        <w:t>• 2023: []</w:t>
+      </w:r>
+    </w:p>
+    <w:p>
+      <w:r>
+        <w:t>• 2024: []</w:t>
       </w:r>
     </w:p>
     <w:p>
@@ -10933,22 +10955,22 @@
           <w:color w:val="FF0000"/>
           <w:sz w:val="26"/>
         </w:rPr>
-        <w:t>Jonas Siegenthaler: 83</w:t>
-      </w:r>
-    </w:p>
-    <w:p>
-      <w:r>
-        <w:t>• 2022: [31, 20, 16]</w:t>
-      </w:r>
-    </w:p>
-    <w:p>
-      <w:r>
-        <w:t>• 2023: []</w:t>
-      </w:r>
-    </w:p>
-    <w:p>
-      <w:r>
-        <w:t>• 2024: [23]</w:t>
+        <w:t>Evgenii Dadonov: 19</w:t>
+      </w:r>
+    </w:p>
+    <w:p>
+      <w:r>
+        <w:t>• 2022: [15, 14, 7]</w:t>
+      </w:r>
+    </w:p>
+    <w:p>
+      <w:r>
+        <w:t>• 2023: [7, 7, 5]</w:t>
+      </w:r>
+    </w:p>
+    <w:p>
+      <w:r>
+        <w:t>• 2024: [17, 6, 6]</w:t>
       </w:r>
     </w:p>
     <w:p>
@@ -10963,27 +10985,27 @@
           <w:color w:val="FF0000"/>
           <w:sz w:val="26"/>
         </w:rPr>
-        <w:t>Dougie Hamilton: 7</w:t>
-      </w:r>
-    </w:p>
-    <w:p>
-      <w:r>
-        <w:t>• 2022: [12, 9, 9]</w:t>
-      </w:r>
-    </w:p>
-    <w:p>
-      <w:r>
-        <w:t>• 2023: [4, 2, 1]</w:t>
-      </w:r>
-    </w:p>
-    <w:p>
-      <w:r>
-        <w:t>• 2024: [19, 13, 6]</w:t>
-      </w:r>
-    </w:p>
-    <w:p>
-      <w:r>
-        <w:t>• 2025: [26, 9, 6]</w:t>
+        <w:t>Jonas Siegenthaler: 84</w:t>
+      </w:r>
+    </w:p>
+    <w:p>
+      <w:r>
+        <w:t>• 2022: [31, 20, 16]</w:t>
+      </w:r>
+    </w:p>
+    <w:p>
+      <w:r>
+        <w:t>• 2023: []</w:t>
+      </w:r>
+    </w:p>
+    <w:p>
+      <w:r>
+        <w:t>• 2024: [23]</w:t>
+      </w:r>
+    </w:p>
+    <w:p>
+      <w:r>
+        <w:t>• 2025: []</w:t>
       </w:r>
     </w:p>
     <w:p>
@@ -10993,7 +11015,37 @@
           <w:color w:val="FF0000"/>
           <w:sz w:val="26"/>
         </w:rPr>
-        <w:t>Nick Bjugstad: 20</w:t>
+        <w:t>Dougie Hamilton: 8</w:t>
+      </w:r>
+    </w:p>
+    <w:p>
+      <w:r>
+        <w:t>• 2022: [12, 9, 9]</w:t>
+      </w:r>
+    </w:p>
+    <w:p>
+      <w:r>
+        <w:t>• 2023: [4, 2, 1]</w:t>
+      </w:r>
+    </w:p>
+    <w:p>
+      <w:r>
+        <w:t>• 2024: [19, 13, 6]</w:t>
+      </w:r>
+    </w:p>
+    <w:p>
+      <w:r>
+        <w:t>• 2025: [26, 9, 6]</w:t>
+      </w:r>
+    </w:p>
+    <w:p>
+      <w:r>
+        <w:rPr>
+          <w:b/>
+          <w:color w:val="FF0000"/>
+          <w:sz w:val="26"/>
+        </w:rPr>
+        <w:t>Nick Bjugstad: 21</w:t>
       </w:r>
     </w:p>
     <w:p>
@@ -11077,7 +11129,7 @@
         <w:rPr>
           <w:sz w:val="26"/>
         </w:rPr>
-        <w:t>Simon Nemec: 3</w:t>
+        <w:t>Simon Nemec: 4</w:t>
       </w:r>
     </w:p>
     <w:p>
@@ -11105,7 +11157,7 @@
         <w:rPr>
           <w:sz w:val="26"/>
         </w:rPr>
-        <w:t>Luke Hughes: 3</w:t>
+        <w:t>Luke Hughes: 4</w:t>
       </w:r>
     </w:p>
     <w:p>
@@ -18027,7 +18079,7 @@
           <w:color w:val="FF0000"/>
           <w:sz w:val="26"/>
         </w:rPr>
-        <w:t>Simon Benoit: 78</w:t>
+        <w:t>Simon Benoit: 79</w:t>
       </w:r>
     </w:p>
     <w:p>
@@ -18048,34 +18100,6 @@
     <w:p>
       <w:r>
         <w:t>• 2025: []</w:t>
-      </w:r>
-    </w:p>
-    <w:p>
-      <w:r>
-        <w:rPr>
-          <w:sz w:val="26"/>
-        </w:rPr>
-        <w:t>Nicholas Robertson: 5</w:t>
-      </w:r>
-    </w:p>
-    <w:p>
-      <w:r>
-        <w:t>• 2022: []</w:t>
-      </w:r>
-    </w:p>
-    <w:p>
-      <w:r>
-        <w:t>• 2023: [14, 7, 6]</w:t>
-      </w:r>
-    </w:p>
-    <w:p>
-      <w:r>
-        <w:t>• 2024: [12, 9, 6]</w:t>
-      </w:r>
-    </w:p>
-    <w:p>
-      <w:r>
-        <w:t>• 2025: [10, 8, 5]</w:t>
       </w:r>
     </w:p>
     <w:p>
@@ -18085,55 +18109,27 @@
           <w:color w:val="FF0000"/>
           <w:sz w:val="26"/>
         </w:rPr>
-        <w:t>Brandon Carlo: 125</w:t>
-      </w:r>
-    </w:p>
-    <w:p>
-      <w:r>
-        <w:t>• 2022: [19, 5]</w:t>
-      </w:r>
-    </w:p>
-    <w:p>
-      <w:r>
-        <w:t>• 2023: [19, 15, 8]</w:t>
-      </w:r>
-    </w:p>
-    <w:p>
-      <w:r>
-        <w:t>• 2024: []</w:t>
-      </w:r>
-    </w:p>
-    <w:p>
-      <w:r>
-        <w:t>• 2025: []</w:t>
-      </w:r>
-    </w:p>
-    <w:p>
-      <w:r>
-        <w:rPr>
-          <w:sz w:val="26"/>
-        </w:rPr>
-        <w:t>John Tavares: 3</w:t>
-      </w:r>
-    </w:p>
-    <w:p>
-      <w:r>
-        <w:t>• 2022: [7, 5, 5]</w:t>
-      </w:r>
-    </w:p>
-    <w:p>
-      <w:r>
-        <w:t>• 2023: [10, 8, 5]</w:t>
-      </w:r>
-    </w:p>
-    <w:p>
-      <w:r>
-        <w:t>• 2024: [5, 4, 4]</w:t>
-      </w:r>
-    </w:p>
-    <w:p>
-      <w:r>
-        <w:t>• 2025: [7, 6, 6]</w:t>
+        <w:t>Nicholas Robertson: 6</w:t>
+      </w:r>
+    </w:p>
+    <w:p>
+      <w:r>
+        <w:t>• 2022: []</w:t>
+      </w:r>
+    </w:p>
+    <w:p>
+      <w:r>
+        <w:t>• 2023: [14, 7, 6]</w:t>
+      </w:r>
+    </w:p>
+    <w:p>
+      <w:r>
+        <w:t>• 2024: [12, 9, 6]</w:t>
+      </w:r>
+    </w:p>
+    <w:p>
+      <w:r>
+        <w:t>• 2025: [10, 8, 5]</w:t>
       </w:r>
     </w:p>
     <w:p>
@@ -18143,17 +18139,17 @@
           <w:color w:val="FF0000"/>
           <w:sz w:val="26"/>
         </w:rPr>
-        <w:t>Dakota Mermis: 5</w:t>
-      </w:r>
-    </w:p>
-    <w:p>
-      <w:r>
-        <w:t>• 2022: []</w:t>
-      </w:r>
-    </w:p>
-    <w:p>
-      <w:r>
-        <w:t>• 2023: [34, 1]</w:t>
+        <w:t>Brandon Carlo: 126</w:t>
+      </w:r>
+    </w:p>
+    <w:p>
+      <w:r>
+        <w:t>• 2022: [19, 5]</w:t>
+      </w:r>
+    </w:p>
+    <w:p>
+      <w:r>
+        <w:t>• 2023: [19, 15, 8]</w:t>
       </w:r>
     </w:p>
     <w:p>
@@ -18164,34 +18160,6 @@
     <w:p>
       <w:r>
         <w:t>• 2025: []</w:t>
-      </w:r>
-    </w:p>
-    <w:p>
-      <w:r>
-        <w:rPr>
-          <w:sz w:val="26"/>
-        </w:rPr>
-        <w:t>Max Domi: 2</w:t>
-      </w:r>
-    </w:p>
-    <w:p>
-      <w:r>
-        <w:t>• 2022: [11, 10, 10]</w:t>
-      </w:r>
-    </w:p>
-    <w:p>
-      <w:r>
-        <w:t>• 2023: [11, 9, 9]</w:t>
-      </w:r>
-    </w:p>
-    <w:p>
-      <w:r>
-        <w:t>• 2024: [26, 4, 3]</w:t>
-      </w:r>
-    </w:p>
-    <w:p>
-      <w:r>
-        <w:t>• 2025: [23, 11, 7]</w:t>
       </w:r>
     </w:p>
     <w:p>
@@ -18201,35 +18169,7 @@
           <w:color w:val="FF0000"/>
           <w:sz w:val="26"/>
         </w:rPr>
-        <w:t>Troy Stecher: 10</w:t>
-      </w:r>
-    </w:p>
-    <w:p>
-      <w:r>
-        <w:t>• 2022: [4, 3]</w:t>
-      </w:r>
-    </w:p>
-    <w:p>
-      <w:r>
-        <w:t>• 2023: []</w:t>
-      </w:r>
-    </w:p>
-    <w:p>
-      <w:r>
-        <w:t>• 2024: [7, 1]</w:t>
-      </w:r>
-    </w:p>
-    <w:p>
-      <w:r>
-        <w:t>• 2025: [15, 13]</w:t>
-      </w:r>
-    </w:p>
-    <w:p>
-      <w:r>
-        <w:rPr>
-          <w:sz w:val="26"/>
-        </w:rPr>
-        <w:t>Matthew Knies: 1</w:t>
+        <w:t>Dakota Mermis: 5</w:t>
       </w:r>
     </w:p>
     <w:p>
@@ -18239,17 +18179,17 @@
     </w:p>
     <w:p>
       <w:r>
-        <w:t>• 2023: [17, 8, 6]</w:t>
-      </w:r>
-    </w:p>
-    <w:p>
-      <w:r>
-        <w:t>• 2024: [9, 7, 5]</w:t>
-      </w:r>
-    </w:p>
-    <w:p>
-      <w:r>
-        <w:t>• 2025: [10, 9, 6]</w:t>
+        <w:t>• 2023: [34, 1]</w:t>
+      </w:r>
+    </w:p>
+    <w:p>
+      <w:r>
+        <w:t>• 2024: []</w:t>
+      </w:r>
+    </w:p>
+    <w:p>
+      <w:r>
+        <w:t>• 2025: []</w:t>
       </w:r>
     </w:p>
     <w:p>
@@ -18259,111 +18199,27 @@
           <w:color w:val="FF0000"/>
           <w:sz w:val="26"/>
         </w:rPr>
-        <w:t>Morgan Rielly: 1</w:t>
-      </w:r>
-    </w:p>
-    <w:p>
-      <w:r>
-        <w:t>• 2022: [12, 2, 0]</w:t>
-      </w:r>
-    </w:p>
-    <w:p>
-      <w:r>
-        <w:t>• 2023: [12, 9, 7]</w:t>
-      </w:r>
-    </w:p>
-    <w:p>
-      <w:r>
-        <w:t>• 2024: [26, 13, 4]</w:t>
-      </w:r>
-    </w:p>
-    <w:p>
-      <w:r>
-        <w:t>• 2025: [17, 11, 7]</w:t>
-      </w:r>
-    </w:p>
-    <w:p>
-      <w:r>
-        <w:rPr>
-          <w:sz w:val="26"/>
-        </w:rPr>
-        <w:t>Chris Tanev: 11</w:t>
-      </w:r>
-    </w:p>
-    <w:p>
-      <w:r>
-        <w:t>• 2022: []</w:t>
-      </w:r>
-    </w:p>
-    <w:p>
-      <w:r>
-        <w:t>• 2023: [34]</w:t>
-      </w:r>
-    </w:p>
-    <w:p>
-      <w:r>
-        <w:t>• 2024: [32, 18]</w:t>
-      </w:r>
-    </w:p>
-    <w:p>
-      <w:r>
-        <w:t>• 2025: []</w:t>
-      </w:r>
-    </w:p>
-    <w:p>
-      <w:r>
-        <w:rPr>
-          <w:sz w:val="26"/>
-        </w:rPr>
-        <w:t>Henry Thrun: 7</w:t>
-      </w:r>
-    </w:p>
-    <w:p>
-      <w:r>
-        <w:t>• 2022: []</w:t>
-      </w:r>
-    </w:p>
-    <w:p>
-      <w:r>
-        <w:t>• 2023: [18, 10]</w:t>
-      </w:r>
-    </w:p>
-    <w:p>
-      <w:r>
-        <w:t>• 2024: [14]</w:t>
-      </w:r>
-    </w:p>
-    <w:p>
-      <w:r>
-        <w:t>• 2025: []</w:t>
-      </w:r>
-    </w:p>
-    <w:p>
-      <w:r>
-        <w:rPr>
-          <w:sz w:val="26"/>
-        </w:rPr>
-        <w:t>Jacob Quillan: 12</w:t>
-      </w:r>
-    </w:p>
-    <w:p>
-      <w:r>
-        <w:t>• 2022: []</w:t>
-      </w:r>
-    </w:p>
-    <w:p>
-      <w:r>
-        <w:t>• 2023: []</w:t>
-      </w:r>
-    </w:p>
-    <w:p>
-      <w:r>
-        <w:t>• 2024: []</w:t>
-      </w:r>
-    </w:p>
-    <w:p>
-      <w:r>
-        <w:t>• 2025: []</w:t>
+        <w:t>Max Domi: 3</w:t>
+      </w:r>
+    </w:p>
+    <w:p>
+      <w:r>
+        <w:t>• 2022: [11, 10, 10]</w:t>
+      </w:r>
+    </w:p>
+    <w:p>
+      <w:r>
+        <w:t>• 2023: [11, 9, 9]</w:t>
+      </w:r>
+    </w:p>
+    <w:p>
+      <w:r>
+        <w:t>• 2024: [26, 4, 3]</w:t>
+      </w:r>
+    </w:p>
+    <w:p>
+      <w:r>
+        <w:t>• 2025: [23, 11, 7]</w:t>
       </w:r>
     </w:p>
     <w:p>
@@ -18373,55 +18229,55 @@
           <w:color w:val="FF0000"/>
           <w:sz w:val="26"/>
         </w:rPr>
-        <w:t>Matias Maccelli: 3</w:t>
-      </w:r>
-    </w:p>
-    <w:p>
-      <w:r>
-        <w:t>• 2022: [11, 8, 6]</w:t>
-      </w:r>
-    </w:p>
-    <w:p>
-      <w:r>
-        <w:t>• 2023: [11, 11, 9]</w:t>
-      </w:r>
-    </w:p>
-    <w:p>
-      <w:r>
-        <w:t>• 2024: [23, 4, 3]</w:t>
-      </w:r>
-    </w:p>
-    <w:p>
-      <w:r>
-        <w:t>• 2025: [11, 10, 4]</w:t>
-      </w:r>
-    </w:p>
-    <w:p>
-      <w:r>
-        <w:rPr>
-          <w:sz w:val="26"/>
-        </w:rPr>
-        <w:t>Dakota Joshua: 2</w:t>
-      </w:r>
-    </w:p>
-    <w:p>
-      <w:r>
-        <w:t>• 2022: [19, 13, 7]</w:t>
-      </w:r>
-    </w:p>
-    <w:p>
-      <w:r>
-        <w:t>• 2023: [12, 8, 5]</w:t>
-      </w:r>
-    </w:p>
-    <w:p>
-      <w:r>
-        <w:t>• 2024: [11, 9, 5]</w:t>
-      </w:r>
-    </w:p>
-    <w:p>
-      <w:r>
-        <w:t>• 2025: [14, 8, 4]</w:t>
+        <w:t>Troy Stecher: 11</w:t>
+      </w:r>
+    </w:p>
+    <w:p>
+      <w:r>
+        <w:t>• 2022: [4, 3]</w:t>
+      </w:r>
+    </w:p>
+    <w:p>
+      <w:r>
+        <w:t>• 2023: []</w:t>
+      </w:r>
+    </w:p>
+    <w:p>
+      <w:r>
+        <w:t>• 2024: [7, 1]</w:t>
+      </w:r>
+    </w:p>
+    <w:p>
+      <w:r>
+        <w:t>• 2025: [15, 13]</w:t>
+      </w:r>
+    </w:p>
+    <w:p>
+      <w:r>
+        <w:rPr>
+          <w:sz w:val="26"/>
+        </w:rPr>
+        <w:t>Matthew Knies: 2</w:t>
+      </w:r>
+    </w:p>
+    <w:p>
+      <w:r>
+        <w:t>• 2022: []</w:t>
+      </w:r>
+    </w:p>
+    <w:p>
+      <w:r>
+        <w:t>• 2023: [17, 8, 6]</w:t>
+      </w:r>
+    </w:p>
+    <w:p>
+      <w:r>
+        <w:t>• 2024: [9, 7, 5]</w:t>
+      </w:r>
+    </w:p>
+    <w:p>
+      <w:r>
+        <w:t>• 2025: [10, 9, 6]</w:t>
       </w:r>
     </w:p>
     <w:p>
@@ -18431,7 +18287,35 @@
           <w:color w:val="FF0000"/>
           <w:sz w:val="26"/>
         </w:rPr>
-        <w:t>Philippe Myers: 34</w:t>
+        <w:t>Morgan Rielly: 2</w:t>
+      </w:r>
+    </w:p>
+    <w:p>
+      <w:r>
+        <w:t>• 2022: [12, 2, 0]</w:t>
+      </w:r>
+    </w:p>
+    <w:p>
+      <w:r>
+        <w:t>• 2023: [12, 9, 7]</w:t>
+      </w:r>
+    </w:p>
+    <w:p>
+      <w:r>
+        <w:t>• 2024: [26, 13, 4]</w:t>
+      </w:r>
+    </w:p>
+    <w:p>
+      <w:r>
+        <w:t>• 2025: [17, 11, 7]</w:t>
+      </w:r>
+    </w:p>
+    <w:p>
+      <w:r>
+        <w:rPr>
+          <w:sz w:val="26"/>
+        </w:rPr>
+        <w:t>Chris Tanev: 11</w:t>
       </w:r>
     </w:p>
     <w:p>
@@ -18441,12 +18325,68 @@
     </w:p>
     <w:p>
       <w:r>
+        <w:t>• 2023: [34]</w:t>
+      </w:r>
+    </w:p>
+    <w:p>
+      <w:r>
+        <w:t>• 2024: [32, 18]</w:t>
+      </w:r>
+    </w:p>
+    <w:p>
+      <w:r>
+        <w:t>• 2025: []</w:t>
+      </w:r>
+    </w:p>
+    <w:p>
+      <w:r>
+        <w:rPr>
+          <w:sz w:val="26"/>
+        </w:rPr>
+        <w:t>Henry Thrun: 7</w:t>
+      </w:r>
+    </w:p>
+    <w:p>
+      <w:r>
+        <w:t>• 2022: []</w:t>
+      </w:r>
+    </w:p>
+    <w:p>
+      <w:r>
+        <w:t>• 2023: [18, 10]</w:t>
+      </w:r>
+    </w:p>
+    <w:p>
+      <w:r>
+        <w:t>• 2024: [14]</w:t>
+      </w:r>
+    </w:p>
+    <w:p>
+      <w:r>
+        <w:t>• 2025: []</w:t>
+      </w:r>
+    </w:p>
+    <w:p>
+      <w:r>
+        <w:rPr>
+          <w:sz w:val="26"/>
+        </w:rPr>
+        <w:t>Jacob Quillan: 13</w:t>
+      </w:r>
+    </w:p>
+    <w:p>
+      <w:r>
+        <w:t>• 2022: []</w:t>
+      </w:r>
+    </w:p>
+    <w:p>
+      <w:r>
         <w:t>• 2023: []</w:t>
       </w:r>
     </w:p>
     <w:p>
       <w:r>
-        <w:t>• 2024: [13]</w:t>
+        <w:t>• 2024: []</w:t>
       </w:r>
     </w:p>
     <w:p>
@@ -18461,83 +18401,27 @@
           <w:color w:val="FF0000"/>
           <w:sz w:val="26"/>
         </w:rPr>
-        <w:t>Jake McCabe: 47</w:t>
-      </w:r>
-    </w:p>
-    <w:p>
-      <w:r>
-        <w:t>• 2022: [28, 28]</w:t>
-      </w:r>
-    </w:p>
-    <w:p>
-      <w:r>
-        <w:t>• 2023: [10, 10, 8]</w:t>
-      </w:r>
-    </w:p>
-    <w:p>
-      <w:r>
-        <w:t>• 2024: [12]</w:t>
-      </w:r>
-    </w:p>
-    <w:p>
-      <w:r>
-        <w:t>• 2025: [7, 7]</w:t>
-      </w:r>
-    </w:p>
-    <w:p>
-      <w:r>
-        <w:rPr>
-          <w:sz w:val="26"/>
-        </w:rPr>
-        <w:t>Matt Benning: 86</w:t>
-      </w:r>
-    </w:p>
-    <w:p>
-      <w:r>
-        <w:t>• 2022: []</w:t>
-      </w:r>
-    </w:p>
-    <w:p>
-      <w:r>
-        <w:t>• 2023: []</w:t>
-      </w:r>
-    </w:p>
-    <w:p>
-      <w:r>
-        <w:t>• 2024: []</w:t>
-      </w:r>
-    </w:p>
-    <w:p>
-      <w:r>
-        <w:t>• 2025: []</w:t>
-      </w:r>
-    </w:p>
-    <w:p>
-      <w:r>
-        <w:rPr>
-          <w:sz w:val="26"/>
-        </w:rPr>
-        <w:t>Easton Cowan: 6</w:t>
-      </w:r>
-    </w:p>
-    <w:p>
-      <w:r>
-        <w:t>• 2022: []</w:t>
-      </w:r>
-    </w:p>
-    <w:p>
-      <w:r>
-        <w:t>• 2023: []</w:t>
-      </w:r>
-    </w:p>
-    <w:p>
-      <w:r>
-        <w:t>• 2024: []</w:t>
-      </w:r>
-    </w:p>
-    <w:p>
-      <w:r>
-        <w:t>• 2025: [12, 7, 5]</w:t>
+        <w:t>Matias Maccelli: 4</w:t>
+      </w:r>
+    </w:p>
+    <w:p>
+      <w:r>
+        <w:t>• 2022: [11, 8, 6]</w:t>
+      </w:r>
+    </w:p>
+    <w:p>
+      <w:r>
+        <w:t>• 2023: [11, 11, 9]</w:t>
+      </w:r>
+    </w:p>
+    <w:p>
+      <w:r>
+        <w:t>• 2024: [23, 4, 3]</w:t>
+      </w:r>
+    </w:p>
+    <w:p>
+      <w:r>
+        <w:t>• 2025: [11, 10, 4]</w:t>
       </w:r>
     </w:p>
     <w:p>
@@ -18547,27 +18431,27 @@
           <w:color w:val="FF0000"/>
           <w:sz w:val="26"/>
         </w:rPr>
-        <w:t>Calle Jarnkrok: 17</w:t>
-      </w:r>
-    </w:p>
-    <w:p>
-      <w:r>
-        <w:t>• 2022: [9, 7, 5]</w:t>
-      </w:r>
-    </w:p>
-    <w:p>
-      <w:r>
-        <w:t>• 2023: [9, 4, 4]</w:t>
-      </w:r>
-    </w:p>
-    <w:p>
-      <w:r>
-        <w:t>• 2024: []</w:t>
-      </w:r>
-    </w:p>
-    <w:p>
-      <w:r>
-        <w:t>• 2025: [13, 5, 4]</w:t>
+        <w:t>Philippe Myers: 34</w:t>
+      </w:r>
+    </w:p>
+    <w:p>
+      <w:r>
+        <w:t>• 2022: []</w:t>
+      </w:r>
+    </w:p>
+    <w:p>
+      <w:r>
+        <w:t>• 2023: []</w:t>
+      </w:r>
+    </w:p>
+    <w:p>
+      <w:r>
+        <w:t>• 2024: [13]</w:t>
+      </w:r>
+    </w:p>
+    <w:p>
+      <w:r>
+        <w:t>• 2025: []</w:t>
       </w:r>
     </w:p>
     <w:p>
@@ -18577,27 +18461,83 @@
           <w:color w:val="FF0000"/>
           <w:sz w:val="26"/>
         </w:rPr>
-        <w:t>Oliver Ekman-Larsson: 18</w:t>
-      </w:r>
-    </w:p>
-    <w:p>
-      <w:r>
-        <w:t>• 2022: [37]</w:t>
-      </w:r>
-    </w:p>
-    <w:p>
-      <w:r>
-        <w:t>• 2023: [12, 9, 5]</w:t>
-      </w:r>
-    </w:p>
-    <w:p>
-      <w:r>
-        <w:t>• 2024: [31, 11, 5]</w:t>
-      </w:r>
-    </w:p>
-    <w:p>
-      <w:r>
-        <w:t>• 2025: [12, 7, 7]</w:t>
+        <w:t>Jake McCabe: 48</w:t>
+      </w:r>
+    </w:p>
+    <w:p>
+      <w:r>
+        <w:t>• 2022: [28, 28]</w:t>
+      </w:r>
+    </w:p>
+    <w:p>
+      <w:r>
+        <w:t>• 2023: [10, 10, 8]</w:t>
+      </w:r>
+    </w:p>
+    <w:p>
+      <w:r>
+        <w:t>• 2024: [12]</w:t>
+      </w:r>
+    </w:p>
+    <w:p>
+      <w:r>
+        <w:t>• 2025: [7, 7]</w:t>
+      </w:r>
+    </w:p>
+    <w:p>
+      <w:r>
+        <w:rPr>
+          <w:sz w:val="26"/>
+        </w:rPr>
+        <w:t>Matt Benning: 86</w:t>
+      </w:r>
+    </w:p>
+    <w:p>
+      <w:r>
+        <w:t>• 2022: []</w:t>
+      </w:r>
+    </w:p>
+    <w:p>
+      <w:r>
+        <w:t>• 2023: []</w:t>
+      </w:r>
+    </w:p>
+    <w:p>
+      <w:r>
+        <w:t>• 2024: []</w:t>
+      </w:r>
+    </w:p>
+    <w:p>
+      <w:r>
+        <w:t>• 2025: []</w:t>
+      </w:r>
+    </w:p>
+    <w:p>
+      <w:r>
+        <w:rPr>
+          <w:sz w:val="26"/>
+        </w:rPr>
+        <w:t>Easton Cowan: 7</w:t>
+      </w:r>
+    </w:p>
+    <w:p>
+      <w:r>
+        <w:t>• 2022: []</w:t>
+      </w:r>
+    </w:p>
+    <w:p>
+      <w:r>
+        <w:t>• 2023: []</w:t>
+      </w:r>
+    </w:p>
+    <w:p>
+      <w:r>
+        <w:t>• 2024: []</w:t>
+      </w:r>
+    </w:p>
+    <w:p>
+      <w:r>
+        <w:t>• 2025: [12, 7, 5]</w:t>
       </w:r>
     </w:p>
     <w:p>
@@ -18607,27 +18547,85 @@
           <w:color w:val="FF0000"/>
           <w:sz w:val="26"/>
         </w:rPr>
-        <w:t>William Nylander: 3</w:t>
-      </w:r>
-    </w:p>
-    <w:p>
-      <w:r>
-        <w:t>• 2022: [6, 5, 5]</w:t>
-      </w:r>
-    </w:p>
-    <w:p>
-      <w:r>
-        <w:t>• 2023: [6, 5, 4]</w:t>
-      </w:r>
-    </w:p>
-    <w:p>
-      <w:r>
-        <w:t>• 2024: [8, 5, 3]</w:t>
-      </w:r>
-    </w:p>
-    <w:p>
-      <w:r>
-        <w:t>• 2025: [11, 3, 3]</w:t>
+        <w:t>Calle Jarnkrok: 18</w:t>
+      </w:r>
+    </w:p>
+    <w:p>
+      <w:r>
+        <w:t>• 2022: [9, 7, 5]</w:t>
+      </w:r>
+    </w:p>
+    <w:p>
+      <w:r>
+        <w:t>• 2023: [9, 4, 4]</w:t>
+      </w:r>
+    </w:p>
+    <w:p>
+      <w:r>
+        <w:t>• 2024: []</w:t>
+      </w:r>
+    </w:p>
+    <w:p>
+      <w:r>
+        <w:t>• 2025: [13, 5, 4]</w:t>
+      </w:r>
+    </w:p>
+    <w:p>
+      <w:r>
+        <w:rPr>
+          <w:b/>
+          <w:color w:val="FF0000"/>
+          <w:sz w:val="26"/>
+        </w:rPr>
+        <w:t>Oliver Ekman-Larsson: 19</w:t>
+      </w:r>
+    </w:p>
+    <w:p>
+      <w:r>
+        <w:t>• 2022: [37]</w:t>
+      </w:r>
+    </w:p>
+    <w:p>
+      <w:r>
+        <w:t>• 2023: [12, 9, 5]</w:t>
+      </w:r>
+    </w:p>
+    <w:p>
+      <w:r>
+        <w:t>• 2024: [31, 11, 5]</w:t>
+      </w:r>
+    </w:p>
+    <w:p>
+      <w:r>
+        <w:t>• 2025: [12, 7, 7]</w:t>
+      </w:r>
+    </w:p>
+    <w:p>
+      <w:r>
+        <w:rPr>
+          <w:sz w:val="26"/>
+        </w:rPr>
+        <w:t>Steven Lorentz: 1</w:t>
+      </w:r>
+    </w:p>
+    <w:p>
+      <w:r>
+        <w:t>• 2022: [15, 11, 9]</w:t>
+      </w:r>
+    </w:p>
+    <w:p>
+      <w:r>
+        <w:t>• 2023: []</w:t>
+      </w:r>
+    </w:p>
+    <w:p>
+      <w:r>
+        <w:t>• 2024: [23, 18, 9]</w:t>
+      </w:r>
+    </w:p>
+    <w:p>
+      <w:r>
+        <w:t>• 2025: [29, 10, 3]</w:t>
       </w:r>
     </w:p>
     <w:p>
@@ -18699,67 +18697,39 @@
     <w:p>
       <w:r>
         <w:rPr>
-          <w:sz w:val="26"/>
-        </w:rPr>
-        <w:t>JJ Peterka: 3</w:t>
-      </w:r>
-    </w:p>
-    <w:p>
-      <w:r>
-        <w:t>• 2022: [26, 8, 6]</w:t>
-      </w:r>
-    </w:p>
-    <w:p>
-      <w:r>
-        <w:t>• 2023: [12, 9, 4]</w:t>
-      </w:r>
-    </w:p>
-    <w:p>
-      <w:r>
-        <w:t>• 2024: [12, 8, 7]</w:t>
-      </w:r>
-    </w:p>
-    <w:p>
-      <w:r>
-        <w:t>• 2025: [6, 5, 4]</w:t>
-      </w:r>
-    </w:p>
-    <w:p>
-      <w:r>
-        <w:rPr>
           <w:b/>
           <w:color w:val="FF0000"/>
           <w:sz w:val="26"/>
         </w:rPr>
-        <w:t>Dylan Guenther: 2</w:t>
-      </w:r>
-    </w:p>
-    <w:p>
-      <w:r>
-        <w:t>• 2022: [10, 7, 2]</w:t>
-      </w:r>
-    </w:p>
-    <w:p>
-      <w:r>
-        <w:t>• 2023: [6, 3, 3]</w:t>
-      </w:r>
-    </w:p>
-    <w:p>
-      <w:r>
-        <w:t>• 2024: [8, 7, 6]</w:t>
-      </w:r>
-    </w:p>
-    <w:p>
-      <w:r>
-        <w:t>• 2025: [4, 4, 3]</w:t>
-      </w:r>
-    </w:p>
-    <w:p>
-      <w:r>
-        <w:rPr>
-          <w:sz w:val="26"/>
-        </w:rPr>
-        <w:t>Michael Carcone: 1</w:t>
+        <w:t>JJ Peterka: 4</w:t>
+      </w:r>
+    </w:p>
+    <w:p>
+      <w:r>
+        <w:t>• 2022: [26, 8, 6]</w:t>
+      </w:r>
+    </w:p>
+    <w:p>
+      <w:r>
+        <w:t>• 2023: [12, 9, 4]</w:t>
+      </w:r>
+    </w:p>
+    <w:p>
+      <w:r>
+        <w:t>• 2024: [12, 8, 7]</w:t>
+      </w:r>
+    </w:p>
+    <w:p>
+      <w:r>
+        <w:t>• 2025: [6, 5, 4]</w:t>
+      </w:r>
+    </w:p>
+    <w:p>
+      <w:r>
+        <w:rPr>
+          <w:sz w:val="26"/>
+        </w:rPr>
+        <w:t>Michael Carcone: 2</w:t>
       </w:r>
     </w:p>
     <w:p>
@@ -18787,7 +18757,7 @@
         <w:rPr>
           <w:sz w:val="26"/>
         </w:rPr>
-        <w:t>Nate Schmidt: 1</w:t>
+        <w:t>Nate Schmidt: 2</w:t>
       </w:r>
     </w:p>
     <w:p>
@@ -18843,7 +18813,7 @@
         <w:rPr>
           <w:sz w:val="26"/>
         </w:rPr>
-        <w:t>Kailer Yamamoto: 1</w:t>
+        <w:t>Kailer Yamamoto: 2</w:t>
       </w:r>
     </w:p>
     <w:p>
@@ -18873,7 +18843,7 @@
           <w:color w:val="FF0000"/>
           <w:sz w:val="26"/>
         </w:rPr>
-        <w:t>MacKenzie Weegar: 30</w:t>
+        <w:t>MacKenzie Weegar: 31</w:t>
       </w:r>
     </w:p>
     <w:p>
@@ -18903,7 +18873,7 @@
           <w:color w:val="FF0000"/>
           <w:sz w:val="26"/>
         </w:rPr>
-        <w:t>Nick Schmaltz: 7</w:t>
+        <w:t>Nick Schmaltz: 8</w:t>
       </w:r>
     </w:p>
     <w:p>
@@ -18931,7 +18901,7 @@
         <w:rPr>
           <w:sz w:val="26"/>
         </w:rPr>
-        <w:t>Ian Cole: 2</w:t>
+        <w:t>Ian Cole: 3</w:t>
       </w:r>
     </w:p>
     <w:p>
@@ -19021,7 +18991,7 @@
           <w:color w:val="FF0000"/>
           <w:sz w:val="26"/>
         </w:rPr>
-        <w:t>Kevin Stenlund: 19</w:t>
+        <w:t>Kevin Stenlund: 20</w:t>
       </w:r>
     </w:p>
     <w:p>
@@ -19051,7 +19021,7 @@
           <w:color w:val="FF0000"/>
           <w:sz w:val="26"/>
         </w:rPr>
-        <w:t>John Marino: 21</w:t>
+        <w:t>John Marino: 22</w:t>
       </w:r>
     </w:p>
     <w:p>
@@ -19079,7 +19049,7 @@
         <w:rPr>
           <w:sz w:val="26"/>
         </w:rPr>
-        <w:t>Alexander Kerfoot: 6</w:t>
+        <w:t>Alexander Kerfoot: 7</w:t>
       </w:r>
     </w:p>
     <w:p>
@@ -19135,7 +19105,35 @@
         <w:rPr>
           <w:sz w:val="26"/>
         </w:rPr>
-        <w:t>Lawson Crouse: 1</w:t>
+        <w:t>Clayton Keller: 1</w:t>
+      </w:r>
+    </w:p>
+    <w:p>
+      <w:r>
+        <w:t>• 2022: [9, 6, 5]</w:t>
+      </w:r>
+    </w:p>
+    <w:p>
+      <w:r>
+        <w:t>• 2023: [5, 5, 5]</w:t>
+      </w:r>
+    </w:p>
+    <w:p>
+      <w:r>
+        <w:t>• 2024: [12, 7, 6]</w:t>
+      </w:r>
+    </w:p>
+    <w:p>
+      <w:r>
+        <w:t>• 2025: [8, 5, 5]</w:t>
+      </w:r>
+    </w:p>
+    <w:p>
+      <w:r>
+        <w:rPr>
+          <w:sz w:val="26"/>
+        </w:rPr>
+        <w:t>Lawson Crouse: 2</w:t>
       </w:r>
     </w:p>
     <w:p>
@@ -19156,6 +19154,34 @@
     <w:p>
       <w:r>
         <w:t>• 2025: [9, 8, 5]</w:t>
+      </w:r>
+    </w:p>
+    <w:p>
+      <w:r>
+        <w:rPr>
+          <w:sz w:val="26"/>
+        </w:rPr>
+        <w:t>Barrett Hayton: 1</w:t>
+      </w:r>
+    </w:p>
+    <w:p>
+      <w:r>
+        <w:t>• 2022: [7, 6, 4]</w:t>
+      </w:r>
+    </w:p>
+    <w:p>
+      <w:r>
+        <w:t>• 2023: [7, 3]</w:t>
+      </w:r>
+    </w:p>
+    <w:p>
+      <w:r>
+        <w:t>• 2024: [21, 10, 8]</w:t>
+      </w:r>
+    </w:p>
+    <w:p>
+      <w:r>
+        <w:t>• 2025: [13, 12, 7]</w:t>
       </w:r>
     </w:p>
     <w:p>
@@ -19193,7 +19219,7 @@
           <w:color w:val="FF0000"/>
           <w:sz w:val="26"/>
         </w:rPr>
-        <w:t>Logan Cooley: 6</w:t>
+        <w:t>Logan Cooley: 7</w:t>
       </w:r>
     </w:p>
     <w:p>
@@ -19223,7 +19249,7 @@
           <w:color w:val="FF0000"/>
           <w:sz w:val="26"/>
         </w:rPr>
-        <w:t>Mikhail Sergachev: 4</w:t>
+        <w:t>Mikhail Sergachev: 5</w:t>
       </w:r>
     </w:p>
     <w:p>
@@ -19253,7 +19279,7 @@
           <w:color w:val="FF0000"/>
           <w:sz w:val="26"/>
         </w:rPr>
-        <w:t>Sean Durzi: 12</w:t>
+        <w:t>Sean Durzi: 13</w:t>
       </w:r>
     </w:p>
     <w:p>
@@ -19274,6 +19300,34 @@
     <w:p>
       <w:r>
         <w:t>• 2025: [8, 7, 3]</w:t>
+      </w:r>
+    </w:p>
+    <w:p>
+      <w:r>
+        <w:rPr>
+          <w:sz w:val="26"/>
+        </w:rPr>
+        <w:t>Jack McBain: 1</w:t>
+      </w:r>
+    </w:p>
+    <w:p>
+      <w:r>
+        <w:t>• 2022: [16, 14, 10]</w:t>
+      </w:r>
+    </w:p>
+    <w:p>
+      <w:r>
+        <w:t>• 2023: [29, 8, 7]</w:t>
+      </w:r>
+    </w:p>
+    <w:p>
+      <w:r>
+        <w:t>• 2024: [18, 10, 10]</w:t>
+      </w:r>
+    </w:p>
+    <w:p>
+      <w:r>
+        <w:t>• 2025: [22, 20, 9]</w:t>
       </w:r>
     </w:p>
     <w:p>
@@ -21479,7 +21533,7 @@
           <w:color w:val="FF0000"/>
           <w:sz w:val="26"/>
         </w:rPr>
-        <w:t>Martin Fehrvry: 12</w:t>
+        <w:t>Martin Fehrvry: 13</w:t>
       </w:r>
     </w:p>
     <w:p>
@@ -21509,7 +21563,7 @@
           <w:color w:val="FF0000"/>
           <w:sz w:val="26"/>
         </w:rPr>
-        <w:t>Brandon Duhaime: 41</w:t>
+        <w:t>Brandon Duhaime: 42</w:t>
       </w:r>
     </w:p>
     <w:p>
@@ -21537,7 +21591,7 @@
         <w:rPr>
           <w:sz w:val="26"/>
         </w:rPr>
-        <w:t>Connor McMichael: 4</w:t>
+        <w:t>Connor McMichael: 5</w:t>
       </w:r>
     </w:p>
     <w:p>
@@ -21653,7 +21707,7 @@
         <w:rPr>
           <w:sz w:val="26"/>
         </w:rPr>
-        <w:t>Trevor van Riemsdyk: 9</w:t>
+        <w:t>Trevor van Riemsdyk: 10</w:t>
       </w:r>
     </w:p>
     <w:p>
@@ -21683,7 +21737,7 @@
           <w:color w:val="FF0000"/>
           <w:sz w:val="26"/>
         </w:rPr>
-        <w:t>Dylan Strome: 13</w:t>
+        <w:t>Dylan Strome: 14</w:t>
       </w:r>
     </w:p>
     <w:p>
@@ -21713,7 +21767,7 @@
           <w:color w:val="FF0000"/>
           <w:sz w:val="26"/>
         </w:rPr>
-        <w:t>Pierre-Luc Dubois: 6</w:t>
+        <w:t>Pierre-Luc Dubois: 7</w:t>
       </w:r>
     </w:p>
     <w:p>
@@ -21743,7 +21797,7 @@
           <w:color w:val="FF0000"/>
           <w:sz w:val="26"/>
         </w:rPr>
-        <w:t>Rasmus Sandin: 1</w:t>
+        <w:t>Rasmus Sandin: 2</w:t>
       </w:r>
     </w:p>
     <w:p>
@@ -21773,7 +21827,7 @@
           <w:color w:val="FF0000"/>
           <w:sz w:val="26"/>
         </w:rPr>
-        <w:t>Hendrix Lapierre: 4</w:t>
+        <w:t>Hendrix Lapierre: 5</w:t>
       </w:r>
     </w:p>
     <w:p>
@@ -21803,7 +21857,7 @@
           <w:color w:val="FF0000"/>
           <w:sz w:val="26"/>
         </w:rPr>
-        <w:t>Ethen Frank: 4</w:t>
+        <w:t>Ethen Frank: 5</w:t>
       </w:r>
     </w:p>
     <w:p>
@@ -21833,7 +21887,7 @@
           <w:color w:val="FF0000"/>
           <w:sz w:val="26"/>
         </w:rPr>
-        <w:t>Jakob Chychrun: 2</w:t>
+        <w:t>Jakob Chychrun: 3</w:t>
       </w:r>
     </w:p>
     <w:p>
@@ -21861,7 +21915,63 @@
         <w:rPr>
           <w:sz w:val="26"/>
         </w:rPr>
-        <w:t>Justin Sourdif: 4</w:t>
+        <w:t>Alex Ovechkin: 1</w:t>
+      </w:r>
+    </w:p>
+    <w:p>
+      <w:r>
+        <w:t>• 2022: [6, 4, 4]</w:t>
+      </w:r>
+    </w:p>
+    <w:p>
+      <w:r>
+        <w:t>• 2023: [14, 8, 6]</w:t>
+      </w:r>
+    </w:p>
+    <w:p>
+      <w:r>
+        <w:t>• 2024: [3, 2, 2]</w:t>
+      </w:r>
+    </w:p>
+    <w:p>
+      <w:r>
+        <w:t>• 2025: [9, 7, 6]</w:t>
+      </w:r>
+    </w:p>
+    <w:p>
+      <w:r>
+        <w:rPr>
+          <w:sz w:val="26"/>
+        </w:rPr>
+        <w:t>Tom Wilson: 1</w:t>
+      </w:r>
+    </w:p>
+    <w:p>
+      <w:r>
+        <w:t>• 2022: [5, 4, 4]</w:t>
+      </w:r>
+    </w:p>
+    <w:p>
+      <w:r>
+        <w:t>• 2023: [13, 8, 5]</w:t>
+      </w:r>
+    </w:p>
+    <w:p>
+      <w:r>
+        <w:t>• 2024: [12, 5, 4]</w:t>
+      </w:r>
+    </w:p>
+    <w:p>
+      <w:r>
+        <w:t>• 2025: [9, 8, 5]</w:t>
+      </w:r>
+    </w:p>
+    <w:p>
+      <w:r>
+        <w:rPr>
+          <w:sz w:val="26"/>
+        </w:rPr>
+        <w:t>Justin Sourdif: 5</w:t>
       </w:r>
     </w:p>
     <w:p>
@@ -21889,7 +21999,7 @@
         <w:rPr>
           <w:sz w:val="26"/>
         </w:rPr>
-        <w:t>Matt Roy: 1</w:t>
+        <w:t>Matt Roy: 2</w:t>
       </w:r>
     </w:p>
     <w:p>
@@ -21910,34 +22020,6 @@
     <w:p>
       <w:r>
         <w:t>• 2025: [45]</w:t>
-      </w:r>
-    </w:p>
-    <w:p>
-      <w:r>
-        <w:rPr>
-          <w:sz w:val="26"/>
-        </w:rPr>
-        <w:t>Ryan Leonard: 2</w:t>
-      </w:r>
-    </w:p>
-    <w:p>
-      <w:r>
-        <w:t>• 2022: []</w:t>
-      </w:r>
-    </w:p>
-    <w:p>
-      <w:r>
-        <w:t>• 2023: []</w:t>
-      </w:r>
-    </w:p>
-    <w:p>
-      <w:r>
-        <w:t>• 2024: []</w:t>
-      </w:r>
-    </w:p>
-    <w:p>
-      <w:r>
-        <w:t>• 2025: [14, 12, 7]</w:t>
       </w:r>
     </w:p>
     <w:p>
@@ -21947,7 +22029,7 @@
           <w:color w:val="FF0000"/>
           <w:sz w:val="26"/>
         </w:rPr>
-        <w:t>Anthony Beauvillier: 11</w:t>
+        <w:t>Anthony Beauvillier: 12</w:t>
       </w:r>
     </w:p>
     <w:p>

--- a/reports/game_without_goal.docx
+++ b/reports/game_without_goal.docx
@@ -12447,7 +12447,7 @@
         <w:rPr>
           <w:sz w:val="26"/>
         </w:rPr>
-        <w:t>Gabe Perreault: 5</w:t>
+        <w:t>Gabe Perreault: 6</w:t>
       </w:r>
     </w:p>
     <w:p>
@@ -12477,7 +12477,7 @@
           <w:color w:val="FF0000"/>
           <w:sz w:val="26"/>
         </w:rPr>
-        <w:t>Taylor Raddysh: 8</w:t>
+        <w:t>Taylor Raddysh: 9</w:t>
       </w:r>
     </w:p>
     <w:p>
@@ -12505,7 +12505,7 @@
         <w:rPr>
           <w:sz w:val="26"/>
         </w:rPr>
-        <w:t>Jaroslav Chmelar: 4</w:t>
+        <w:t>Jaroslav Chmelar: 5</w:t>
       </w:r>
     </w:p>
     <w:p>
@@ -12595,7 +12595,7 @@
           <w:color w:val="FF0000"/>
           <w:sz w:val="26"/>
         </w:rPr>
-        <w:t>Juuso Parssinen: 14</w:t>
+        <w:t>Juuso Parssinen: 15</w:t>
       </w:r>
     </w:p>
     <w:p>
@@ -12651,7 +12651,7 @@
         <w:rPr>
           <w:sz w:val="26"/>
         </w:rPr>
-        <w:t>Vladislav Gavrikov: 2</w:t>
+        <w:t>Vladislav Gavrikov: 3</w:t>
       </w:r>
     </w:p>
     <w:p>
@@ -12681,7 +12681,7 @@
           <w:color w:val="FF0000"/>
           <w:sz w:val="26"/>
         </w:rPr>
-        <w:t>Will Cuylle: 8</w:t>
+        <w:t>Will Cuylle: 9</w:t>
       </w:r>
     </w:p>
     <w:p>
@@ -12730,6 +12730,34 @@
     <w:p>
       <w:r>
         <w:t>• 2025: [14, 11, 9]</w:t>
+      </w:r>
+    </w:p>
+    <w:p>
+      <w:r>
+        <w:rPr>
+          <w:sz w:val="26"/>
+        </w:rPr>
+        <w:t>Mika Zibanejad: 1</w:t>
+      </w:r>
+    </w:p>
+    <w:p>
+      <w:r>
+        <w:t>• 2022: [8, 5, 5]</w:t>
+      </w:r>
+    </w:p>
+    <w:p>
+      <w:r>
+        <w:t>• 2023: [8, 8, 7]</w:t>
+      </w:r>
+    </w:p>
+    <w:p>
+      <w:r>
+        <w:t>• 2024: [8, 8, 7]</w:t>
+      </w:r>
+    </w:p>
+    <w:p>
+      <w:r>
+        <w:t>• 2025: [5, 5, 5]</w:t>
       </w:r>
     </w:p>
     <w:p>
@@ -12769,7 +12797,7 @@
           <w:color w:val="FF0000"/>
           <w:sz w:val="26"/>
         </w:rPr>
-        <w:t>Will Borgen: 8</w:t>
+        <w:t>Will Borgen: 9</w:t>
       </w:r>
     </w:p>
     <w:p>
@@ -12797,7 +12825,7 @@
         <w:rPr>
           <w:sz w:val="26"/>
         </w:rPr>
-        <w:t>Alexis Lafrenire: 1</w:t>
+        <w:t>Alexis Lafrenire: 2</w:t>
       </w:r>
     </w:p>
     <w:p>
@@ -12827,7 +12855,7 @@
           <w:color w:val="FF0000"/>
           <w:sz w:val="26"/>
         </w:rPr>
-        <w:t>Braden Schneider: 28</w:t>
+        <w:t>Braden Schneider: 29</w:t>
       </w:r>
     </w:p>
     <w:p>
@@ -12857,7 +12885,7 @@
           <w:color w:val="FF0000"/>
           <w:sz w:val="26"/>
         </w:rPr>
-        <w:t>J.T. Miller: 12</w:t>
+        <w:t>J.T. Miller: 13</w:t>
       </w:r>
     </w:p>
     <w:p>
@@ -12915,7 +12943,7 @@
         <w:rPr>
           <w:sz w:val="26"/>
         </w:rPr>
-        <w:t>Matthew Robertson: 17</w:t>
+        <w:t>Matthew Robertson: 18</w:t>
       </w:r>
     </w:p>
     <w:p>
@@ -12936,6 +12964,34 @@
     <w:p>
       <w:r>
         <w:t>• 2025: [20, 14, 2]</w:t>
+      </w:r>
+    </w:p>
+    <w:p>
+      <w:r>
+        <w:rPr>
+          <w:sz w:val="26"/>
+        </w:rPr>
+        <w:t>Scott Morrow: 37</w:t>
+      </w:r>
+    </w:p>
+    <w:p>
+      <w:r>
+        <w:t>• 2022: []</w:t>
+      </w:r>
+    </w:p>
+    <w:p>
+      <w:r>
+        <w:t>• 2023: []</w:t>
+      </w:r>
+    </w:p>
+    <w:p>
+      <w:r>
+        <w:t>• 2024: []</w:t>
+      </w:r>
+    </w:p>
+    <w:p>
+      <w:r>
+        <w:t>• 2025: []</w:t>
       </w:r>
     </w:p>
     <w:p>
@@ -12945,17 +13001,73 @@
           <w:color w:val="FF0000"/>
           <w:sz w:val="26"/>
         </w:rPr>
-        <w:t>Conor Sheary: 2</w:t>
-      </w:r>
-    </w:p>
-    <w:p>
-      <w:r>
-        <w:t>• 2022: [21, 12, 8]</w:t>
-      </w:r>
-    </w:p>
-    <w:p>
-      <w:r>
-        <w:t>• 2023: [35, 6, 0]</w:t>
+        <w:t>Adam Edstrom: 6</w:t>
+      </w:r>
+    </w:p>
+    <w:p>
+      <w:r>
+        <w:t>• 2022: []</w:t>
+      </w:r>
+    </w:p>
+    <w:p>
+      <w:r>
+        <w:t>• 2023: [6]</w:t>
+      </w:r>
+    </w:p>
+    <w:p>
+      <w:r>
+        <w:t>• 2024: [20, 9, 4]</w:t>
+      </w:r>
+    </w:p>
+    <w:p>
+      <w:r>
+        <w:t>• 2025: [7, 1]</w:t>
+      </w:r>
+    </w:p>
+    <w:p>
+      <w:r>
+        <w:rPr>
+          <w:sz w:val="26"/>
+        </w:rPr>
+        <w:t>Vincent Trocheck: 2</w:t>
+      </w:r>
+    </w:p>
+    <w:p>
+      <w:r>
+        <w:t>• 2022: [13, 10, 4]</w:t>
+      </w:r>
+    </w:p>
+    <w:p>
+      <w:r>
+        <w:t>• 2023: [8, 7, 7]</w:t>
+      </w:r>
+    </w:p>
+    <w:p>
+      <w:r>
+        <w:t>• 2024: [11, 6, 6]</w:t>
+      </w:r>
+    </w:p>
+    <w:p>
+      <w:r>
+        <w:t>• 2025: [11, 10, 8]</w:t>
+      </w:r>
+    </w:p>
+    <w:p>
+      <w:r>
+        <w:rPr>
+          <w:sz w:val="26"/>
+        </w:rPr>
+        <w:t>Anton Blidh: 19</w:t>
+      </w:r>
+    </w:p>
+    <w:p>
+      <w:r>
+        <w:t>• 2022: []</w:t>
+      </w:r>
+    </w:p>
+    <w:p>
+      <w:r>
+        <w:t>• 2023: []</w:t>
       </w:r>
     </w:p>
     <w:p>
@@ -12965,15 +13077,15 @@
     </w:p>
     <w:p>
       <w:r>
-        <w:t>• 2025: [16, 3]</w:t>
-      </w:r>
-    </w:p>
-    <w:p>
-      <w:r>
-        <w:rPr>
-          <w:sz w:val="26"/>
-        </w:rPr>
-        <w:t>Scott Morrow: 37</w:t>
+        <w:t>• 2025: []</w:t>
+      </w:r>
+    </w:p>
+    <w:p>
+      <w:r>
+        <w:rPr>
+          <w:sz w:val="26"/>
+        </w:rPr>
+        <w:t>Vincent Iorio: 35</w:t>
       </w:r>
     </w:p>
     <w:p>
@@ -13003,7 +13115,35 @@
           <w:color w:val="FF0000"/>
           <w:sz w:val="26"/>
         </w:rPr>
-        <w:t>Adam Edstrom: 5</w:t>
+        <w:t>Adam Fox: 6</w:t>
+      </w:r>
+    </w:p>
+    <w:p>
+      <w:r>
+        <w:t>• 2022: [24, 14, 7]</w:t>
+      </w:r>
+    </w:p>
+    <w:p>
+      <w:r>
+        <w:t>• 2023: [19, 8, 6]</w:t>
+      </w:r>
+    </w:p>
+    <w:p>
+      <w:r>
+        <w:t>• 2024: [12, 6, 5]</w:t>
+      </w:r>
+    </w:p>
+    <w:p>
+      <w:r>
+        <w:t>• 2025: [24, 9, 0]</w:t>
+      </w:r>
+    </w:p>
+    <w:p>
+      <w:r>
+        <w:rPr>
+          <w:sz w:val="26"/>
+        </w:rPr>
+        <w:t>Tye Kartye: 1</w:t>
       </w:r>
     </w:p>
     <w:p>
@@ -13013,131 +13153,17 @@
     </w:p>
     <w:p>
       <w:r>
-        <w:t>• 2023: [6]</w:t>
-      </w:r>
-    </w:p>
-    <w:p>
-      <w:r>
-        <w:t>• 2024: [20, 9, 4]</w:t>
-      </w:r>
-    </w:p>
-    <w:p>
-      <w:r>
-        <w:t>• 2025: [7, 1]</w:t>
-      </w:r>
-    </w:p>
-    <w:p>
-      <w:r>
-        <w:rPr>
-          <w:sz w:val="26"/>
-        </w:rPr>
-        <w:t>Vincent Trocheck: 1</w:t>
-      </w:r>
-    </w:p>
-    <w:p>
-      <w:r>
-        <w:t>• 2022: [13, 10, 4]</w:t>
-      </w:r>
-    </w:p>
-    <w:p>
-      <w:r>
-        <w:t>• 2023: [8, 7, 7]</w:t>
-      </w:r>
-    </w:p>
-    <w:p>
-      <w:r>
-        <w:t>• 2024: [11, 6, 6]</w:t>
-      </w:r>
-    </w:p>
-    <w:p>
-      <w:r>
-        <w:t>• 2025: [11, 10, 8]</w:t>
-      </w:r>
-    </w:p>
-    <w:p>
-      <w:r>
-        <w:rPr>
-          <w:sz w:val="26"/>
-        </w:rPr>
-        <w:t>Anton Blidh: 19</w:t>
-      </w:r>
-    </w:p>
-    <w:p>
-      <w:r>
-        <w:t>• 2022: []</w:t>
-      </w:r>
-    </w:p>
-    <w:p>
-      <w:r>
-        <w:t>• 2023: []</w:t>
-      </w:r>
-    </w:p>
-    <w:p>
-      <w:r>
-        <w:t>• 2024: []</w:t>
-      </w:r>
-    </w:p>
-    <w:p>
-      <w:r>
-        <w:t>• 2025: []</w:t>
-      </w:r>
-    </w:p>
-    <w:p>
-      <w:r>
-        <w:rPr>
-          <w:sz w:val="26"/>
-        </w:rPr>
-        <w:t>Vincent Iorio: 35</w:t>
-      </w:r>
-    </w:p>
-    <w:p>
-      <w:r>
-        <w:t>• 2022: []</w:t>
-      </w:r>
-    </w:p>
-    <w:p>
-      <w:r>
-        <w:t>• 2023: []</w:t>
-      </w:r>
-    </w:p>
-    <w:p>
-      <w:r>
-        <w:t>• 2024: []</w:t>
-      </w:r>
-    </w:p>
-    <w:p>
-      <w:r>
-        <w:t>• 2025: []</w:t>
-      </w:r>
-    </w:p>
-    <w:p>
-      <w:r>
-        <w:rPr>
-          <w:b/>
-          <w:color w:val="FF0000"/>
-          <w:sz w:val="26"/>
-        </w:rPr>
-        <w:t>Adam Fox: 5</w:t>
-      </w:r>
-    </w:p>
-    <w:p>
-      <w:r>
-        <w:t>• 2022: [24, 14, 7]</w:t>
-      </w:r>
-    </w:p>
-    <w:p>
-      <w:r>
-        <w:t>• 2023: [19, 8, 6]</w:t>
-      </w:r>
-    </w:p>
-    <w:p>
-      <w:r>
-        <w:t>• 2024: [12, 6, 5]</w:t>
-      </w:r>
-    </w:p>
-    <w:p>
-      <w:r>
-        <w:t>• 2025: [24, 9, 0]</w:t>
+        <w:t>• 2023: [25, 14, 9]</w:t>
+      </w:r>
+    </w:p>
+    <w:p>
+      <w:r>
+        <w:t>• 2024: [23, 12, 10]</w:t>
+      </w:r>
+    </w:p>
+    <w:p>
+      <w:r>
+        <w:t>• 2025: [18, 10, 5]</w:t>
       </w:r>
     </w:p>
     <w:p>
@@ -13155,7 +13181,7 @@
           <w:color w:val="FF0000"/>
           <w:sz w:val="26"/>
         </w:rPr>
-        <w:t>Fabian Zetterlund: 3</w:t>
+        <w:t>Fabian Zetterlund: 4</w:t>
       </w:r>
     </w:p>
     <w:p>
@@ -13213,7 +13239,7 @@
           <w:color w:val="FF0000"/>
           <w:sz w:val="26"/>
         </w:rPr>
-        <w:t>Jordan Spence: 17</w:t>
+        <w:t>Jordan Spence: 18</w:t>
       </w:r>
     </w:p>
     <w:p>
@@ -13271,7 +13297,35 @@
         <w:rPr>
           <w:sz w:val="26"/>
         </w:rPr>
-        <w:t>Drake Batherson: 3</w:t>
+        <w:t>Tim Sttzle: 1</w:t>
+      </w:r>
+    </w:p>
+    <w:p>
+      <w:r>
+        <w:t>• 2022: [6, 5, 5]</w:t>
+      </w:r>
+    </w:p>
+    <w:p>
+      <w:r>
+        <w:t>• 2023: [10, 8, 7]</w:t>
+      </w:r>
+    </w:p>
+    <w:p>
+      <w:r>
+        <w:t>• 2024: [9, 8, 7]</w:t>
+      </w:r>
+    </w:p>
+    <w:p>
+      <w:r>
+        <w:t>• 2025: [8, 7, 4]</w:t>
+      </w:r>
+    </w:p>
+    <w:p>
+      <w:r>
+        <w:rPr>
+          <w:sz w:val="26"/>
+        </w:rPr>
+        <w:t>Drake Batherson: 4</w:t>
       </w:r>
     </w:p>
     <w:p>
@@ -13327,143 +13381,115 @@
     <w:p>
       <w:r>
         <w:rPr>
-          <w:sz w:val="26"/>
-        </w:rPr>
-        <w:t>Thomas Chabot: 4</w:t>
-      </w:r>
-    </w:p>
-    <w:p>
-      <w:r>
-        <w:t>• 2022: [17, 10, 9]</w:t>
-      </w:r>
-    </w:p>
-    <w:p>
-      <w:r>
-        <w:t>• 2023: [8, 6, 5]</w:t>
-      </w:r>
-    </w:p>
-    <w:p>
-      <w:r>
-        <w:t>• 2024: [26, 12, 10]</w:t>
-      </w:r>
-    </w:p>
-    <w:p>
-      <w:r>
-        <w:t>• 2025: [15, 12, 5]</w:t>
-      </w:r>
-    </w:p>
-    <w:p>
-      <w:r>
-        <w:rPr>
-          <w:sz w:val="26"/>
-        </w:rPr>
-        <w:t>Hayden Hodgson: 12</w:t>
-      </w:r>
-    </w:p>
-    <w:p>
-      <w:r>
-        <w:t>• 2022: []</w:t>
-      </w:r>
-    </w:p>
-    <w:p>
-      <w:r>
-        <w:t>• 2023: []</w:t>
-      </w:r>
-    </w:p>
-    <w:p>
-      <w:r>
-        <w:t>• 2024: []</w:t>
-      </w:r>
-    </w:p>
-    <w:p>
-      <w:r>
-        <w:t>• 2025: []</w:t>
-      </w:r>
-    </w:p>
-    <w:p>
-      <w:r>
-        <w:rPr>
-          <w:sz w:val="26"/>
-        </w:rPr>
-        <w:t>Shane Pinto: 1</w:t>
-      </w:r>
-    </w:p>
-    <w:p>
-      <w:r>
-        <w:t>• 2022: [14, 8, 6]</w:t>
-      </w:r>
-    </w:p>
-    <w:p>
-      <w:r>
-        <w:t>• 2023: [8, 8, 5]</w:t>
-      </w:r>
-    </w:p>
-    <w:p>
-      <w:r>
-        <w:t>• 2024: [19, 9, 7]</w:t>
-      </w:r>
-    </w:p>
-    <w:p>
-      <w:r>
-        <w:t>• 2025: [8, 8, 6]</w:t>
-      </w:r>
-    </w:p>
-    <w:p>
-      <w:r>
-        <w:rPr>
-          <w:sz w:val="26"/>
-        </w:rPr>
-        <w:t>Nikolas Matinpalo: 41</w:t>
-      </w:r>
-    </w:p>
-    <w:p>
-      <w:r>
-        <w:t>• 2022: []</w:t>
-      </w:r>
-    </w:p>
-    <w:p>
-      <w:r>
-        <w:t>• 2023: []</w:t>
-      </w:r>
-    </w:p>
-    <w:p>
-      <w:r>
-        <w:t>• 2024: []</w:t>
-      </w:r>
-    </w:p>
-    <w:p>
-      <w:r>
-        <w:t>• 2025: []</w:t>
-      </w:r>
-    </w:p>
-    <w:p>
-      <w:r>
-        <w:rPr>
           <w:b/>
           <w:color w:val="FF0000"/>
           <w:sz w:val="26"/>
         </w:rPr>
-        <w:t>Nick Cousins: 12</w:t>
-      </w:r>
-    </w:p>
-    <w:p>
-      <w:r>
-        <w:t>• 2022: [15, 14, 12]</w:t>
-      </w:r>
-    </w:p>
-    <w:p>
-      <w:r>
-        <w:t>• 2023: [34, 12, 4]</w:t>
-      </w:r>
-    </w:p>
-    <w:p>
-      <w:r>
-        <w:t>• 2024: [16, 13, 5]</w:t>
-      </w:r>
-    </w:p>
-    <w:p>
-      <w:r>
-        <w:t>• 2025: [15, 10, 5]</w:t>
+        <w:t>Thomas Chabot: 5</w:t>
+      </w:r>
+    </w:p>
+    <w:p>
+      <w:r>
+        <w:t>• 2022: [17, 10, 9]</w:t>
+      </w:r>
+    </w:p>
+    <w:p>
+      <w:r>
+        <w:t>• 2023: [8, 6, 5]</w:t>
+      </w:r>
+    </w:p>
+    <w:p>
+      <w:r>
+        <w:t>• 2024: [26, 12, 10]</w:t>
+      </w:r>
+    </w:p>
+    <w:p>
+      <w:r>
+        <w:t>• 2025: [15, 12, 5]</w:t>
+      </w:r>
+    </w:p>
+    <w:p>
+      <w:r>
+        <w:rPr>
+          <w:sz w:val="26"/>
+        </w:rPr>
+        <w:t>Hayden Hodgson: 12</w:t>
+      </w:r>
+    </w:p>
+    <w:p>
+      <w:r>
+        <w:t>• 2022: []</w:t>
+      </w:r>
+    </w:p>
+    <w:p>
+      <w:r>
+        <w:t>• 2023: []</w:t>
+      </w:r>
+    </w:p>
+    <w:p>
+      <w:r>
+        <w:t>• 2024: []</w:t>
+      </w:r>
+    </w:p>
+    <w:p>
+      <w:r>
+        <w:t>• 2025: []</w:t>
+      </w:r>
+    </w:p>
+    <w:p>
+      <w:r>
+        <w:rPr>
+          <w:sz w:val="26"/>
+        </w:rPr>
+        <w:t>Nikolas Matinpalo: 42</w:t>
+      </w:r>
+    </w:p>
+    <w:p>
+      <w:r>
+        <w:t>• 2022: []</w:t>
+      </w:r>
+    </w:p>
+    <w:p>
+      <w:r>
+        <w:t>• 2023: []</w:t>
+      </w:r>
+    </w:p>
+    <w:p>
+      <w:r>
+        <w:t>• 2024: []</w:t>
+      </w:r>
+    </w:p>
+    <w:p>
+      <w:r>
+        <w:t>• 2025: []</w:t>
+      </w:r>
+    </w:p>
+    <w:p>
+      <w:r>
+        <w:rPr>
+          <w:sz w:val="26"/>
+        </w:rPr>
+        <w:t>Michael Amadio: 1</w:t>
+      </w:r>
+    </w:p>
+    <w:p>
+      <w:r>
+        <w:t>• 2022: [16, 7, 6]</w:t>
+      </w:r>
+    </w:p>
+    <w:p>
+      <w:r>
+        <w:t>• 2023: [10, 10, 9]</w:t>
+      </w:r>
+    </w:p>
+    <w:p>
+      <w:r>
+        <w:t>• 2024: [26, 3, 3]</w:t>
+      </w:r>
+    </w:p>
+    <w:p>
+      <w:r>
+        <w:t>• 2025: [24, 13, 4]</w:t>
       </w:r>
     </w:p>
     <w:p>
@@ -13473,27 +13499,27 @@
           <w:color w:val="FF0000"/>
           <w:sz w:val="26"/>
         </w:rPr>
-        <w:t>Artem Zub: 24</w:t>
-      </w:r>
-    </w:p>
-    <w:p>
-      <w:r>
-        <w:t>• 2022: [8, 7]</w:t>
-      </w:r>
-    </w:p>
-    <w:p>
-      <w:r>
-        <w:t>• 2023: [32, 19, 10]</w:t>
-      </w:r>
-    </w:p>
-    <w:p>
-      <w:r>
-        <w:t>• 2024: [2]</w:t>
-      </w:r>
-    </w:p>
-    <w:p>
-      <w:r>
-        <w:t>• 2025: [17, 13, 10]</w:t>
+        <w:t>Nick Cousins: 13</w:t>
+      </w:r>
+    </w:p>
+    <w:p>
+      <w:r>
+        <w:t>• 2022: [15, 14, 12]</w:t>
+      </w:r>
+    </w:p>
+    <w:p>
+      <w:r>
+        <w:t>• 2023: [34, 12, 4]</w:t>
+      </w:r>
+    </w:p>
+    <w:p>
+      <w:r>
+        <w:t>• 2024: [16, 13, 5]</w:t>
+      </w:r>
+    </w:p>
+    <w:p>
+      <w:r>
+        <w:t>• 2025: [15, 10, 5]</w:t>
       </w:r>
     </w:p>
     <w:p>
@@ -13503,27 +13529,27 @@
           <w:color w:val="FF0000"/>
           <w:sz w:val="26"/>
         </w:rPr>
-        <w:t>Lars Eller: 8</w:t>
-      </w:r>
-    </w:p>
-    <w:p>
-      <w:r>
-        <w:t>• 2022: [32, 10, 9]</w:t>
-      </w:r>
-    </w:p>
-    <w:p>
-      <w:r>
-        <w:t>• 2023: [12, 8, 7]</w:t>
-      </w:r>
-    </w:p>
-    <w:p>
-      <w:r>
-        <w:t>• 2024: [15, 13, 10]</w:t>
-      </w:r>
-    </w:p>
-    <w:p>
-      <w:r>
-        <w:t>• 2025: [34, 7]</w:t>
+        <w:t>Artem Zub: 25</w:t>
+      </w:r>
+    </w:p>
+    <w:p>
+      <w:r>
+        <w:t>• 2022: [8, 7]</w:t>
+      </w:r>
+    </w:p>
+    <w:p>
+      <w:r>
+        <w:t>• 2023: [32, 19, 10]</w:t>
+      </w:r>
+    </w:p>
+    <w:p>
+      <w:r>
+        <w:t>• 2024: [2]</w:t>
+      </w:r>
+    </w:p>
+    <w:p>
+      <w:r>
+        <w:t>• 2025: [17, 13, 10]</w:t>
       </w:r>
     </w:p>
     <w:p>
@@ -13533,27 +13559,27 @@
           <w:color w:val="FF0000"/>
           <w:sz w:val="26"/>
         </w:rPr>
-        <w:t>Jake Sanderson: 6</w:t>
-      </w:r>
-    </w:p>
-    <w:p>
-      <w:r>
-        <w:t>• 2022: [15, 15, 2]</w:t>
-      </w:r>
-    </w:p>
-    <w:p>
-      <w:r>
-        <w:t>• 2023: [16, 16, 12]</w:t>
-      </w:r>
-    </w:p>
-    <w:p>
-      <w:r>
-        <w:t>• 2024: [29, 16, 8]</w:t>
-      </w:r>
-    </w:p>
-    <w:p>
-      <w:r>
-        <w:t>• 2025: [10, 8, 7]</w:t>
+        <w:t>Lars Eller: 9</w:t>
+      </w:r>
+    </w:p>
+    <w:p>
+      <w:r>
+        <w:t>• 2022: [32, 10, 9]</w:t>
+      </w:r>
+    </w:p>
+    <w:p>
+      <w:r>
+        <w:t>• 2023: [12, 8, 7]</w:t>
+      </w:r>
+    </w:p>
+    <w:p>
+      <w:r>
+        <w:t>• 2024: [15, 13, 10]</w:t>
+      </w:r>
+    </w:p>
+    <w:p>
+      <w:r>
+        <w:t>• 2025: [34, 7]</w:t>
       </w:r>
     </w:p>
     <w:p>
@@ -13563,111 +13589,55 @@
           <w:color w:val="FF0000"/>
           <w:sz w:val="26"/>
         </w:rPr>
-        <w:t>Tyler Kleven: 3</w:t>
-      </w:r>
-    </w:p>
-    <w:p>
-      <w:r>
-        <w:t>• 2022: []</w:t>
-      </w:r>
-    </w:p>
-    <w:p>
-      <w:r>
-        <w:t>• 2023: []</w:t>
-      </w:r>
-    </w:p>
-    <w:p>
-      <w:r>
-        <w:t>• 2024: [19, 18, 0]</w:t>
-      </w:r>
-    </w:p>
-    <w:p>
-      <w:r>
-        <w:t>• 2025: [12, 3]</w:t>
-      </w:r>
-    </w:p>
-    <w:p>
-      <w:r>
-        <w:rPr>
-          <w:sz w:val="26"/>
-        </w:rPr>
-        <w:t>Xavier Bourgault: 2</w:t>
-      </w:r>
-    </w:p>
-    <w:p>
-      <w:r>
-        <w:t>• 2022: []</w:t>
-      </w:r>
-    </w:p>
-    <w:p>
-      <w:r>
-        <w:t>• 2023: []</w:t>
-      </w:r>
-    </w:p>
-    <w:p>
-      <w:r>
-        <w:t>• 2024: []</w:t>
-      </w:r>
-    </w:p>
-    <w:p>
-      <w:r>
-        <w:t>• 2025: []</w:t>
-      </w:r>
-    </w:p>
-    <w:p>
-      <w:r>
-        <w:rPr>
-          <w:sz w:val="26"/>
-        </w:rPr>
-        <w:t>Brady Tkachuk: 1</w:t>
-      </w:r>
-    </w:p>
-    <w:p>
-      <w:r>
-        <w:t>• 2022: [9, 7, 6]</w:t>
-      </w:r>
-    </w:p>
-    <w:p>
-      <w:r>
-        <w:t>• 2023: [6, 5, 5]</w:t>
-      </w:r>
-    </w:p>
-    <w:p>
-      <w:r>
-        <w:t>• 2024: [10, 4, 4]</w:t>
-      </w:r>
-    </w:p>
-    <w:p>
-      <w:r>
-        <w:t>• 2025: [6, 5, 3]</w:t>
-      </w:r>
-    </w:p>
-    <w:p>
-      <w:r>
-        <w:rPr>
-          <w:sz w:val="26"/>
-        </w:rPr>
-        <w:t>Stephen Halliday: 4</w:t>
-      </w:r>
-    </w:p>
-    <w:p>
-      <w:r>
-        <w:t>• 2022: []</w:t>
-      </w:r>
-    </w:p>
-    <w:p>
-      <w:r>
-        <w:t>• 2023: []</w:t>
-      </w:r>
-    </w:p>
-    <w:p>
-      <w:r>
-        <w:t>• 2024: []</w:t>
-      </w:r>
-    </w:p>
-    <w:p>
-      <w:r>
-        <w:t>• 2025: [2, 1]</w:t>
+        <w:t>Jake Sanderson: 6</w:t>
+      </w:r>
+    </w:p>
+    <w:p>
+      <w:r>
+        <w:t>• 2022: [15, 15, 2]</w:t>
+      </w:r>
+    </w:p>
+    <w:p>
+      <w:r>
+        <w:t>• 2023: [16, 16, 12]</w:t>
+      </w:r>
+    </w:p>
+    <w:p>
+      <w:r>
+        <w:t>• 2024: [29, 16, 8]</w:t>
+      </w:r>
+    </w:p>
+    <w:p>
+      <w:r>
+        <w:t>• 2025: [10, 8, 7]</w:t>
+      </w:r>
+    </w:p>
+    <w:p>
+      <w:r>
+        <w:rPr>
+          <w:sz w:val="26"/>
+        </w:rPr>
+        <w:t>Claude Giroux: 1</w:t>
+      </w:r>
+    </w:p>
+    <w:p>
+      <w:r>
+        <w:t>• 2022: [10, 9, 5]</w:t>
+      </w:r>
+    </w:p>
+    <w:p>
+      <w:r>
+        <w:t>• 2023: [13, 10, 7]</w:t>
+      </w:r>
+    </w:p>
+    <w:p>
+      <w:r>
+        <w:t>• 2024: [13, 11, 7]</w:t>
+      </w:r>
+    </w:p>
+    <w:p>
+      <w:r>
+        <w:t>• 2025: [13, 11, 11]</w:t>
       </w:r>
     </w:p>
     <w:p>
@@ -13677,22 +13647,50 @@
           <w:color w:val="FF0000"/>
           <w:sz w:val="26"/>
         </w:rPr>
-        <w:t>Arthur Kaliyev: 5</w:t>
-      </w:r>
-    </w:p>
-    <w:p>
-      <w:r>
-        <w:t>• 2022: [10, 9, 6]</w:t>
-      </w:r>
-    </w:p>
-    <w:p>
-      <w:r>
-        <w:t>• 2023: [27, 6, 5]</w:t>
-      </w:r>
-    </w:p>
-    <w:p>
-      <w:r>
-        <w:t>• 2024: [3, 2]</w:t>
+        <w:t>Tyler Kleven: 4</w:t>
+      </w:r>
+    </w:p>
+    <w:p>
+      <w:r>
+        <w:t>• 2022: []</w:t>
+      </w:r>
+    </w:p>
+    <w:p>
+      <w:r>
+        <w:t>• 2023: []</w:t>
+      </w:r>
+    </w:p>
+    <w:p>
+      <w:r>
+        <w:t>• 2024: [19, 18, 0]</w:t>
+      </w:r>
+    </w:p>
+    <w:p>
+      <w:r>
+        <w:t>• 2025: [12, 3]</w:t>
+      </w:r>
+    </w:p>
+    <w:p>
+      <w:r>
+        <w:rPr>
+          <w:sz w:val="26"/>
+        </w:rPr>
+        <w:t>Xavier Bourgault: 2</w:t>
+      </w:r>
+    </w:p>
+    <w:p>
+      <w:r>
+        <w:t>• 2022: []</w:t>
+      </w:r>
+    </w:p>
+    <w:p>
+      <w:r>
+        <w:t>• 2023: []</w:t>
+      </w:r>
+    </w:p>
+    <w:p>
+      <w:r>
+        <w:t>• 2024: []</w:t>
       </w:r>
     </w:p>
     <w:p>
@@ -13705,7 +13703,35 @@
         <w:rPr>
           <w:sz w:val="26"/>
         </w:rPr>
-        <w:t>Dennis Gilbert: 43</w:t>
+        <w:t>Brady Tkachuk: 2</w:t>
+      </w:r>
+    </w:p>
+    <w:p>
+      <w:r>
+        <w:t>• 2022: [9, 7, 6]</w:t>
+      </w:r>
+    </w:p>
+    <w:p>
+      <w:r>
+        <w:t>• 2023: [6, 5, 5]</w:t>
+      </w:r>
+    </w:p>
+    <w:p>
+      <w:r>
+        <w:t>• 2024: [10, 4, 4]</w:t>
+      </w:r>
+    </w:p>
+    <w:p>
+      <w:r>
+        <w:t>• 2025: [6, 5, 3]</w:t>
+      </w:r>
+    </w:p>
+    <w:p>
+      <w:r>
+        <w:rPr>
+          <w:sz w:val="26"/>
+        </w:rPr>
+        <w:t>Stephen Halliday: 4</w:t>
       </w:r>
     </w:p>
     <w:p>
@@ -13725,7 +13751,7 @@
     </w:p>
     <w:p>
       <w:r>
-        <w:t>• 2025: []</w:t>
+        <w:t>• 2025: [2, 1]</w:t>
       </w:r>
     </w:p>
     <w:p>
@@ -13735,7 +13761,65 @@
           <w:color w:val="FF0000"/>
           <w:sz w:val="26"/>
         </w:rPr>
-        <w:t>Dylan Cozens: 3</w:t>
+        <w:t>Arthur Kaliyev: 5</w:t>
+      </w:r>
+    </w:p>
+    <w:p>
+      <w:r>
+        <w:t>• 2022: [10, 9, 6]</w:t>
+      </w:r>
+    </w:p>
+    <w:p>
+      <w:r>
+        <w:t>• 2023: [27, 6, 5]</w:t>
+      </w:r>
+    </w:p>
+    <w:p>
+      <w:r>
+        <w:t>• 2024: [3, 2]</w:t>
+      </w:r>
+    </w:p>
+    <w:p>
+      <w:r>
+        <w:t>• 2025: []</w:t>
+      </w:r>
+    </w:p>
+    <w:p>
+      <w:r>
+        <w:rPr>
+          <w:sz w:val="26"/>
+        </w:rPr>
+        <w:t>Dennis Gilbert: 43</w:t>
+      </w:r>
+    </w:p>
+    <w:p>
+      <w:r>
+        <w:t>• 2022: []</w:t>
+      </w:r>
+    </w:p>
+    <w:p>
+      <w:r>
+        <w:t>• 2023: []</w:t>
+      </w:r>
+    </w:p>
+    <w:p>
+      <w:r>
+        <w:t>• 2024: []</w:t>
+      </w:r>
+    </w:p>
+    <w:p>
+      <w:r>
+        <w:t>• 2025: []</w:t>
+      </w:r>
+    </w:p>
+    <w:p>
+      <w:r>
+        <w:rPr>
+          <w:b/>
+          <w:color w:val="FF0000"/>
+          <w:sz w:val="26"/>
+        </w:rPr>
+        <w:t>Dylan Cozens: 4</w:t>
       </w:r>
     </w:p>
     <w:p>
@@ -13756,6 +13840,34 @@
     <w:p>
       <w:r>
         <w:t>• 2025: [8, 5, 5]</w:t>
+      </w:r>
+    </w:p>
+    <w:p>
+      <w:r>
+        <w:rPr>
+          <w:sz w:val="26"/>
+        </w:rPr>
+        <w:t>Ridly Greig: 1</w:t>
+      </w:r>
+    </w:p>
+    <w:p>
+      <w:r>
+        <w:t>• 2022: [10]</w:t>
+      </w:r>
+    </w:p>
+    <w:p>
+      <w:r>
+        <w:t>• 2023: [15, 10, 7]</w:t>
+      </w:r>
+    </w:p>
+    <w:p>
+      <w:r>
+        <w:t>• 2024: [19, 12, 8]</w:t>
+      </w:r>
+    </w:p>
+    <w:p>
+      <w:r>
+        <w:t>• 2025: [14, 12, 9]</w:t>
       </w:r>
     </w:p>
     <w:p>

--- a/reports/game_without_goal.docx
+++ b/reports/game_without_goal.docx
@@ -633,59 +633,31 @@
     <w:p>
       <w:r>
         <w:rPr>
-          <w:sz w:val="26"/>
-        </w:rPr>
-        <w:t>Nikita Zadorov: 1</w:t>
-      </w:r>
-    </w:p>
-    <w:p>
-      <w:r>
-        <w:t>• 2022: [21, 13, 12]</w:t>
-      </w:r>
-    </w:p>
-    <w:p>
-      <w:r>
-        <w:t>• 2023: [36, 9, 2]</w:t>
-      </w:r>
-    </w:p>
-    <w:p>
-      <w:r>
-        <w:t>• 2024: [29, 7, 2]</w:t>
-      </w:r>
-    </w:p>
-    <w:p>
-      <w:r>
-        <w:t>• 2025: [63]</w:t>
-      </w:r>
-    </w:p>
-    <w:p>
-      <w:r>
-        <w:rPr>
           <w:b/>
           <w:color w:val="FF0000"/>
           <w:sz w:val="26"/>
         </w:rPr>
-        <w:t>Andrew Peeke: 26</w:t>
-      </w:r>
-    </w:p>
-    <w:p>
-      <w:r>
-        <w:t>• 2022: [29, 23, 8]</w:t>
-      </w:r>
-    </w:p>
-    <w:p>
-      <w:r>
-        <w:t>• 2023: []</w:t>
-      </w:r>
-    </w:p>
-    <w:p>
-      <w:r>
-        <w:t>• 2024: []</w:t>
-      </w:r>
-    </w:p>
-    <w:p>
-      <w:r>
-        <w:t>• 2025: [3, 2, 2]</w:t>
+        <w:t>Nikita Zadorov: 2</w:t>
+      </w:r>
+    </w:p>
+    <w:p>
+      <w:r>
+        <w:t>• 2022: [21, 13, 12]</w:t>
+      </w:r>
+    </w:p>
+    <w:p>
+      <w:r>
+        <w:t>• 2023: [36, 9, 2]</w:t>
+      </w:r>
+    </w:p>
+    <w:p>
+      <w:r>
+        <w:t>• 2024: [29, 7, 2]</w:t>
+      </w:r>
+    </w:p>
+    <w:p>
+      <w:r>
+        <w:t>• 2025: [63]</w:t>
       </w:r>
     </w:p>
     <w:p>
@@ -695,40 +667,12 @@
           <w:color w:val="FF0000"/>
           <w:sz w:val="26"/>
         </w:rPr>
-        <w:t>Viktor Arvidsson: 2</w:t>
-      </w:r>
-    </w:p>
-    <w:p>
-      <w:r>
-        <w:t>• 2022: [8, 7, 5]</w:t>
-      </w:r>
-    </w:p>
-    <w:p>
-      <w:r>
-        <w:t>• 2023: [4, 4, 2]</w:t>
-      </w:r>
-    </w:p>
-    <w:p>
-      <w:r>
-        <w:t>• 2024: [8, 8, 4]</w:t>
-      </w:r>
-    </w:p>
-    <w:p>
-      <w:r>
-        <w:t>• 2025: [8, 6, 2]</w:t>
-      </w:r>
-    </w:p>
-    <w:p>
-      <w:r>
-        <w:rPr>
-          <w:sz w:val="26"/>
-        </w:rPr>
-        <w:t>Fraser Minten: 2</w:t>
-      </w:r>
-    </w:p>
-    <w:p>
-      <w:r>
-        <w:t>• 2022: []</w:t>
+        <w:t>Andrew Peeke: 27</w:t>
+      </w:r>
+    </w:p>
+    <w:p>
+      <w:r>
+        <w:t>• 2022: [29, 23, 8]</w:t>
       </w:r>
     </w:p>
     <w:p>
@@ -738,124 +682,40 @@
     </w:p>
     <w:p>
       <w:r>
-        <w:t>• 2024: [12, 3]</w:t>
-      </w:r>
-    </w:p>
-    <w:p>
-      <w:r>
-        <w:t>• 2025: [12, 10, 9]</w:t>
-      </w:r>
-    </w:p>
-    <w:p>
-      <w:r>
-        <w:rPr>
-          <w:sz w:val="26"/>
-        </w:rPr>
-        <w:t>Riley Tufte: 3</w:t>
-      </w:r>
-    </w:p>
-    <w:p>
-      <w:r>
-        <w:t>• 2022: []</w:t>
-      </w:r>
-    </w:p>
-    <w:p>
-      <w:r>
-        <w:t>• 2023: []</w:t>
-      </w:r>
-    </w:p>
-    <w:p>
-      <w:r>
         <w:t>• 2024: []</w:t>
       </w:r>
     </w:p>
     <w:p>
       <w:r>
-        <w:t>• 2025: []</w:t>
-      </w:r>
-    </w:p>
-    <w:p>
-      <w:r>
-        <w:rPr>
-          <w:sz w:val="26"/>
-        </w:rPr>
-        <w:t>Matj  Blmel: 5</w:t>
-      </w:r>
-    </w:p>
-    <w:p>
-      <w:r>
-        <w:t>• 2022: []</w:t>
-      </w:r>
-    </w:p>
-    <w:p>
-      <w:r>
-        <w:t>• 2023: []</w:t>
-      </w:r>
-    </w:p>
-    <w:p>
-      <w:r>
-        <w:t>• 2024: []</w:t>
-      </w:r>
-    </w:p>
-    <w:p>
-      <w:r>
-        <w:t>• 2025: []</w:t>
-      </w:r>
-    </w:p>
-    <w:p>
-      <w:r>
-        <w:rPr>
-          <w:sz w:val="26"/>
-        </w:rPr>
-        <w:t>Jordan Harris: 4</w:t>
-      </w:r>
-    </w:p>
-    <w:p>
-      <w:r>
-        <w:t>• 2022: [31, 12]</w:t>
-      </w:r>
-    </w:p>
-    <w:p>
-      <w:r>
-        <w:t>• 2023: [18, 14]</w:t>
-      </w:r>
-    </w:p>
-    <w:p>
-      <w:r>
-        <w:t>• 2024: []</w:t>
-      </w:r>
-    </w:p>
-    <w:p>
-      <w:r>
-        <w:t>• 2025: []</w:t>
-      </w:r>
-    </w:p>
-    <w:p>
-      <w:r>
-        <w:rPr>
-          <w:sz w:val="26"/>
-        </w:rPr>
-        <w:t>Jonathan Aspirot: 2</w:t>
-      </w:r>
-    </w:p>
-    <w:p>
-      <w:r>
-        <w:t>• 2022: []</w:t>
-      </w:r>
-    </w:p>
-    <w:p>
-      <w:r>
-        <w:t>• 2023: []</w:t>
-      </w:r>
-    </w:p>
-    <w:p>
-      <w:r>
-        <w:t>• 2024: []</w:t>
-      </w:r>
-    </w:p>
-    <w:p>
-      <w:r>
-        <w:t>• 2025: [26, 5]</w:t>
+        <w:t>• 2025: [3, 2, 2]</w:t>
+      </w:r>
+    </w:p>
+    <w:p>
+      <w:r>
+        <w:rPr>
+          <w:sz w:val="26"/>
+        </w:rPr>
+        <w:t>Elias Lindholm: 1</w:t>
+      </w:r>
+    </w:p>
+    <w:p>
+      <w:r>
+        <w:t>• 2022: [7, 7, 6]</w:t>
+      </w:r>
+    </w:p>
+    <w:p>
+      <w:r>
+        <w:t>• 2023: [15, 15, 10]</w:t>
+      </w:r>
+    </w:p>
+    <w:p>
+      <w:r>
+        <w:t>• 2024: [17, 11, 9]</w:t>
+      </w:r>
+    </w:p>
+    <w:p>
+      <w:r>
+        <w:t>• 2025: [9, 8, 7]</w:t>
       </w:r>
     </w:p>
     <w:p>
@@ -865,7 +725,7 @@
           <w:color w:val="FF0000"/>
           <w:sz w:val="26"/>
         </w:rPr>
-        <w:t>Vladislav Kolyachonok: 8</w:t>
+        <w:t>Fraser Minten: 3</w:t>
       </w:r>
     </w:p>
     <w:p>
@@ -880,12 +740,124 @@
     </w:p>
     <w:p>
       <w:r>
-        <w:t>• 2024: [7]</w:t>
+        <w:t>• 2024: [12, 3]</w:t>
+      </w:r>
+    </w:p>
+    <w:p>
+      <w:r>
+        <w:t>• 2025: [12, 10, 9]</w:t>
+      </w:r>
+    </w:p>
+    <w:p>
+      <w:r>
+        <w:rPr>
+          <w:sz w:val="26"/>
+        </w:rPr>
+        <w:t>Riley Tufte: 3</w:t>
+      </w:r>
+    </w:p>
+    <w:p>
+      <w:r>
+        <w:t>• 2022: []</w:t>
+      </w:r>
+    </w:p>
+    <w:p>
+      <w:r>
+        <w:t>• 2023: []</w:t>
+      </w:r>
+    </w:p>
+    <w:p>
+      <w:r>
+        <w:t>• 2024: []</w:t>
       </w:r>
     </w:p>
     <w:p>
       <w:r>
         <w:t>• 2025: []</w:t>
+      </w:r>
+    </w:p>
+    <w:p>
+      <w:r>
+        <w:rPr>
+          <w:sz w:val="26"/>
+        </w:rPr>
+        <w:t>Matj  Blmel: 5</w:t>
+      </w:r>
+    </w:p>
+    <w:p>
+      <w:r>
+        <w:t>• 2022: []</w:t>
+      </w:r>
+    </w:p>
+    <w:p>
+      <w:r>
+        <w:t>• 2023: []</w:t>
+      </w:r>
+    </w:p>
+    <w:p>
+      <w:r>
+        <w:t>• 2024: []</w:t>
+      </w:r>
+    </w:p>
+    <w:p>
+      <w:r>
+        <w:t>• 2025: []</w:t>
+      </w:r>
+    </w:p>
+    <w:p>
+      <w:r>
+        <w:rPr>
+          <w:sz w:val="26"/>
+        </w:rPr>
+        <w:t>Jordan Harris: 4</w:t>
+      </w:r>
+    </w:p>
+    <w:p>
+      <w:r>
+        <w:t>• 2022: [31, 12]</w:t>
+      </w:r>
+    </w:p>
+    <w:p>
+      <w:r>
+        <w:t>• 2023: [18, 14]</w:t>
+      </w:r>
+    </w:p>
+    <w:p>
+      <w:r>
+        <w:t>• 2024: []</w:t>
+      </w:r>
+    </w:p>
+    <w:p>
+      <w:r>
+        <w:t>• 2025: []</w:t>
+      </w:r>
+    </w:p>
+    <w:p>
+      <w:r>
+        <w:rPr>
+          <w:sz w:val="26"/>
+        </w:rPr>
+        <w:t>Jonathan Aspirot: 3</w:t>
+      </w:r>
+    </w:p>
+    <w:p>
+      <w:r>
+        <w:t>• 2022: []</w:t>
+      </w:r>
+    </w:p>
+    <w:p>
+      <w:r>
+        <w:t>• 2023: []</w:t>
+      </w:r>
+    </w:p>
+    <w:p>
+      <w:r>
+        <w:t>• 2024: []</w:t>
+      </w:r>
+    </w:p>
+    <w:p>
+      <w:r>
+        <w:t>• 2025: [26, 5]</w:t>
       </w:r>
     </w:p>
     <w:p>
@@ -895,55 +867,27 @@
           <w:color w:val="FF0000"/>
           <w:sz w:val="26"/>
         </w:rPr>
-        <w:t>Tanner Jeannot: 16</w:t>
-      </w:r>
-    </w:p>
-    <w:p>
-      <w:r>
-        <w:t>• 2022: [38, 25, 1]</w:t>
-      </w:r>
-    </w:p>
-    <w:p>
-      <w:r>
-        <w:t>• 2023: [27, 8, 5]</w:t>
-      </w:r>
-    </w:p>
-    <w:p>
-      <w:r>
-        <w:t>• 2024: [32, 12, 6]</w:t>
-      </w:r>
-    </w:p>
-    <w:p>
-      <w:r>
-        <w:t>• 2025: [19, 10, 10]</w:t>
-      </w:r>
-    </w:p>
-    <w:p>
-      <w:r>
-        <w:rPr>
-          <w:sz w:val="26"/>
-        </w:rPr>
-        <w:t>Pavel Zacha: 2</w:t>
-      </w:r>
-    </w:p>
-    <w:p>
-      <w:r>
-        <w:t>• 2022: [17, 11, 7]</w:t>
-      </w:r>
-    </w:p>
-    <w:p>
-      <w:r>
-        <w:t>• 2023: [11, 9, 8]</w:t>
-      </w:r>
-    </w:p>
-    <w:p>
-      <w:r>
-        <w:t>• 2024: [13, 11, 8]</w:t>
-      </w:r>
-    </w:p>
-    <w:p>
-      <w:r>
-        <w:t>• 2025: [9, 8, 7]</w:t>
+        <w:t>Vladislav Kolyachonok: 8</w:t>
+      </w:r>
+    </w:p>
+    <w:p>
+      <w:r>
+        <w:t>• 2022: []</w:t>
+      </w:r>
+    </w:p>
+    <w:p>
+      <w:r>
+        <w:t>• 2023: []</w:t>
+      </w:r>
+    </w:p>
+    <w:p>
+      <w:r>
+        <w:t>• 2024: [7]</w:t>
+      </w:r>
+    </w:p>
+    <w:p>
+      <w:r>
+        <w:t>• 2025: []</w:t>
       </w:r>
     </w:p>
     <w:p>
@@ -953,111 +897,27 @@
           <w:color w:val="FF0000"/>
           <w:sz w:val="26"/>
         </w:rPr>
-        <w:t>Henri Jokiharju: 56</w:t>
-      </w:r>
-    </w:p>
-    <w:p>
-      <w:r>
-        <w:t>• 2022: [46, 3]</w:t>
-      </w:r>
-    </w:p>
-    <w:p>
-      <w:r>
-        <w:t>• 2023: [31, 2]</w:t>
-      </w:r>
-    </w:p>
-    <w:p>
-      <w:r>
-        <w:t>• 2024: [35, 0]</w:t>
-      </w:r>
-    </w:p>
-    <w:p>
-      <w:r>
-        <w:t>• 2025: []</w:t>
-      </w:r>
-    </w:p>
-    <w:p>
-      <w:r>
-        <w:rPr>
-          <w:sz w:val="26"/>
-        </w:rPr>
-        <w:t>Lukas Reichel: 2</w:t>
-      </w:r>
-    </w:p>
-    <w:p>
-      <w:r>
-        <w:t>• 2022: [4, 3, 3]</w:t>
-      </w:r>
-    </w:p>
-    <w:p>
-      <w:r>
-        <w:t>• 2023: [26, 8, 7]</w:t>
-      </w:r>
-    </w:p>
-    <w:p>
-      <w:r>
-        <w:t>• 2024: [17, 10, 10]</w:t>
-      </w:r>
-    </w:p>
-    <w:p>
-      <w:r>
-        <w:t>• 2025: [17]</w:t>
-      </w:r>
-    </w:p>
-    <w:p>
-      <w:r>
-        <w:rPr>
-          <w:sz w:val="26"/>
-        </w:rPr>
-        <w:t>Michael Callahan: 6</w:t>
-      </w:r>
-    </w:p>
-    <w:p>
-      <w:r>
-        <w:t>• 2022: []</w:t>
-      </w:r>
-    </w:p>
-    <w:p>
-      <w:r>
-        <w:t>• 2023: []</w:t>
-      </w:r>
-    </w:p>
-    <w:p>
-      <w:r>
-        <w:t>• 2024: []</w:t>
-      </w:r>
-    </w:p>
-    <w:p>
-      <w:r>
-        <w:t>• 2025: []</w:t>
-      </w:r>
-    </w:p>
-    <w:p>
-      <w:r>
-        <w:rPr>
-          <w:sz w:val="26"/>
-        </w:rPr>
-        <w:t>David Pastrnak: 1</w:t>
-      </w:r>
-    </w:p>
-    <w:p>
-      <w:r>
-        <w:t>• 2022: [3, 3, 3]</w:t>
-      </w:r>
-    </w:p>
-    <w:p>
-      <w:r>
-        <w:t>• 2023: [4, 4, 2]</w:t>
-      </w:r>
-    </w:p>
-    <w:p>
-      <w:r>
-        <w:t>• 2024: [7, 7, 5]</w:t>
-      </w:r>
-    </w:p>
-    <w:p>
-      <w:r>
-        <w:t>• 2025: [8, 7, 4]</w:t>
+        <w:t>Tanner Jeannot: 17</w:t>
+      </w:r>
+    </w:p>
+    <w:p>
+      <w:r>
+        <w:t>• 2022: [38, 25, 1]</w:t>
+      </w:r>
+    </w:p>
+    <w:p>
+      <w:r>
+        <w:t>• 2023: [27, 8, 5]</w:t>
+      </w:r>
+    </w:p>
+    <w:p>
+      <w:r>
+        <w:t>• 2024: [32, 12, 6]</w:t>
+      </w:r>
+    </w:p>
+    <w:p>
+      <w:r>
+        <w:t>• 2025: [19, 10, 10]</w:t>
       </w:r>
     </w:p>
     <w:p>
@@ -1067,27 +927,27 @@
           <w:color w:val="FF0000"/>
           <w:sz w:val="26"/>
         </w:rPr>
-        <w:t>Casey Mittelstadt: 11</w:t>
-      </w:r>
-    </w:p>
-    <w:p>
-      <w:r>
-        <w:t>• 2022: [17, 17, 14]</w:t>
-      </w:r>
-    </w:p>
-    <w:p>
-      <w:r>
-        <w:t>• 2023: [11, 9, 6]</w:t>
-      </w:r>
-    </w:p>
-    <w:p>
-      <w:r>
-        <w:t>• 2024: [18, 12, 8]</w:t>
-      </w:r>
-    </w:p>
-    <w:p>
-      <w:r>
-        <w:t>• 2025: [10, 6, 4]</w:t>
+        <w:t>Henri Jokiharju: 56</w:t>
+      </w:r>
+    </w:p>
+    <w:p>
+      <w:r>
+        <w:t>• 2022: [46, 3]</w:t>
+      </w:r>
+    </w:p>
+    <w:p>
+      <w:r>
+        <w:t>• 2023: [31, 2]</w:t>
+      </w:r>
+    </w:p>
+    <w:p>
+      <w:r>
+        <w:t>• 2024: [35, 0]</w:t>
+      </w:r>
+    </w:p>
+    <w:p>
+      <w:r>
+        <w:t>• 2025: []</w:t>
       </w:r>
     </w:p>
     <w:p>
@@ -1097,27 +957,83 @@
           <w:color w:val="FF0000"/>
           <w:sz w:val="26"/>
         </w:rPr>
-        <w:t>Hampus Lindholm: 17</w:t>
-      </w:r>
-    </w:p>
-    <w:p>
-      <w:r>
-        <w:t>• 2022: [28, 11, 5]</w:t>
-      </w:r>
-    </w:p>
-    <w:p>
-      <w:r>
-        <w:t>• 2023: [50, 1]</w:t>
-      </w:r>
-    </w:p>
-    <w:p>
-      <w:r>
-        <w:t>• 2024: [5, 3]</w:t>
-      </w:r>
-    </w:p>
-    <w:p>
-      <w:r>
-        <w:t>• 2025: [13, 8, 6]</w:t>
+        <w:t>Lukas Reichel: 3</w:t>
+      </w:r>
+    </w:p>
+    <w:p>
+      <w:r>
+        <w:t>• 2022: [4, 3, 3]</w:t>
+      </w:r>
+    </w:p>
+    <w:p>
+      <w:r>
+        <w:t>• 2023: [26, 8, 7]</w:t>
+      </w:r>
+    </w:p>
+    <w:p>
+      <w:r>
+        <w:t>• 2024: [17, 10, 10]</w:t>
+      </w:r>
+    </w:p>
+    <w:p>
+      <w:r>
+        <w:t>• 2025: [17]</w:t>
+      </w:r>
+    </w:p>
+    <w:p>
+      <w:r>
+        <w:rPr>
+          <w:sz w:val="26"/>
+        </w:rPr>
+        <w:t>Michael Callahan: 6</w:t>
+      </w:r>
+    </w:p>
+    <w:p>
+      <w:r>
+        <w:t>• 2022: []</w:t>
+      </w:r>
+    </w:p>
+    <w:p>
+      <w:r>
+        <w:t>• 2023: []</w:t>
+      </w:r>
+    </w:p>
+    <w:p>
+      <w:r>
+        <w:t>• 2024: []</w:t>
+      </w:r>
+    </w:p>
+    <w:p>
+      <w:r>
+        <w:t>• 2025: []</w:t>
+      </w:r>
+    </w:p>
+    <w:p>
+      <w:r>
+        <w:rPr>
+          <w:sz w:val="26"/>
+        </w:rPr>
+        <w:t>Charlie McAvoy: 1</w:t>
+      </w:r>
+    </w:p>
+    <w:p>
+      <w:r>
+        <w:t>• 2022: [23, 13, 8]</w:t>
+      </w:r>
+    </w:p>
+    <w:p>
+      <w:r>
+        <w:t>• 2023: [17, 15, 6]</w:t>
+      </w:r>
+    </w:p>
+    <w:p>
+      <w:r>
+        <w:t>• 2024: [20, 14, 8]</w:t>
+      </w:r>
+    </w:p>
+    <w:p>
+      <w:r>
+        <w:t>• 2025: [7, 7, 4]</w:t>
       </w:r>
     </w:p>
     <w:p>
@@ -1127,111 +1043,27 @@
           <w:color w:val="FF0000"/>
           <w:sz w:val="26"/>
         </w:rPr>
-        <w:t>Michael Eyssimont: 8</w:t>
-      </w:r>
-    </w:p>
-    <w:p>
-      <w:r>
-        <w:t>• 2022: [23, 17, 6]</w:t>
-      </w:r>
-    </w:p>
-    <w:p>
-      <w:r>
-        <w:t>• 2023: [19, 15, 8]</w:t>
-      </w:r>
-    </w:p>
-    <w:p>
-      <w:r>
-        <w:t>• 2024: [15, 14, 7]</w:t>
-      </w:r>
-    </w:p>
-    <w:p>
-      <w:r>
-        <w:t>• 2025: [11, 9, 4]</w:t>
-      </w:r>
-    </w:p>
-    <w:p>
-      <w:r>
-        <w:rPr>
-          <w:sz w:val="26"/>
-        </w:rPr>
-        <w:t>Alex Steeves: 4</w:t>
-      </w:r>
-    </w:p>
-    <w:p>
-      <w:r>
-        <w:t>• 2022: []</w:t>
-      </w:r>
-    </w:p>
-    <w:p>
-      <w:r>
-        <w:t>• 2023: []</w:t>
-      </w:r>
-    </w:p>
-    <w:p>
-      <w:r>
-        <w:t>• 2024: []</w:t>
-      </w:r>
-    </w:p>
-    <w:p>
-      <w:r>
-        <w:t>• 2025: [15, 6, 3]</w:t>
-      </w:r>
-    </w:p>
-    <w:p>
-      <w:r>
-        <w:rPr>
-          <w:sz w:val="26"/>
-        </w:rPr>
-        <w:t>Georgii Merkulov: 11</w:t>
-      </w:r>
-    </w:p>
-    <w:p>
-      <w:r>
-        <w:t>• 2022: []</w:t>
-      </w:r>
-    </w:p>
-    <w:p>
-      <w:r>
-        <w:t>• 2023: []</w:t>
-      </w:r>
-    </w:p>
-    <w:p>
-      <w:r>
-        <w:t>• 2024: []</w:t>
-      </w:r>
-    </w:p>
-    <w:p>
-      <w:r>
-        <w:t>• 2025: []</w:t>
-      </w:r>
-    </w:p>
-    <w:p>
-      <w:r>
-        <w:rPr>
-          <w:sz w:val="26"/>
-        </w:rPr>
-        <w:t>Marat Khusnutdinov: 1</w:t>
-      </w:r>
-    </w:p>
-    <w:p>
-      <w:r>
-        <w:t>• 2022: []</w:t>
-      </w:r>
-    </w:p>
-    <w:p>
-      <w:r>
-        <w:t>• 2023: []</w:t>
-      </w:r>
-    </w:p>
-    <w:p>
-      <w:r>
-        <w:t>• 2024: [22, 13, 11]</w:t>
-      </w:r>
-    </w:p>
-    <w:p>
-      <w:r>
-        <w:t>• 2025: [9, 9, 7]</w:t>
+        <w:t>Hampus Lindholm: 18</w:t>
+      </w:r>
+    </w:p>
+    <w:p>
+      <w:r>
+        <w:t>• 2022: [28, 11, 5]</w:t>
+      </w:r>
+    </w:p>
+    <w:p>
+      <w:r>
+        <w:t>• 2023: [50, 1]</w:t>
+      </w:r>
+    </w:p>
+    <w:p>
+      <w:r>
+        <w:t>• 2024: [5, 3]</w:t>
+      </w:r>
+    </w:p>
+    <w:p>
+      <w:r>
+        <w:t>• 2025: [13, 8, 6]</w:t>
       </w:r>
     </w:p>
     <w:p>
@@ -1241,27 +1073,111 @@
           <w:color w:val="FF0000"/>
           <w:sz w:val="26"/>
         </w:rPr>
-        <w:t>Mark Kastelic: 14</w:t>
-      </w:r>
-    </w:p>
-    <w:p>
-      <w:r>
-        <w:t>• 2022: [22, 17, 9]</w:t>
-      </w:r>
-    </w:p>
-    <w:p>
-      <w:r>
-        <w:t>• 2023: [12, 11, 8]</w:t>
-      </w:r>
-    </w:p>
-    <w:p>
-      <w:r>
-        <w:t>• 2024: [23, 22, 6]</w:t>
-      </w:r>
-    </w:p>
-    <w:p>
-      <w:r>
-        <w:t>• 2025: [15, 11, 8]</w:t>
+        <w:t>Michael Eyssimont: 8</w:t>
+      </w:r>
+    </w:p>
+    <w:p>
+      <w:r>
+        <w:t>• 2022: [23, 17, 6]</w:t>
+      </w:r>
+    </w:p>
+    <w:p>
+      <w:r>
+        <w:t>• 2023: [19, 15, 8]</w:t>
+      </w:r>
+    </w:p>
+    <w:p>
+      <w:r>
+        <w:t>• 2024: [15, 14, 7]</w:t>
+      </w:r>
+    </w:p>
+    <w:p>
+      <w:r>
+        <w:t>• 2025: [11, 9, 4]</w:t>
+      </w:r>
+    </w:p>
+    <w:p>
+      <w:r>
+        <w:rPr>
+          <w:sz w:val="26"/>
+        </w:rPr>
+        <w:t>Alex Steeves: 4</w:t>
+      </w:r>
+    </w:p>
+    <w:p>
+      <w:r>
+        <w:t>• 2022: []</w:t>
+      </w:r>
+    </w:p>
+    <w:p>
+      <w:r>
+        <w:t>• 2023: []</w:t>
+      </w:r>
+    </w:p>
+    <w:p>
+      <w:r>
+        <w:t>• 2024: []</w:t>
+      </w:r>
+    </w:p>
+    <w:p>
+      <w:r>
+        <w:t>• 2025: [15, 6, 3]</w:t>
+      </w:r>
+    </w:p>
+    <w:p>
+      <w:r>
+        <w:rPr>
+          <w:sz w:val="26"/>
+        </w:rPr>
+        <w:t>Georgii Merkulov: 11</w:t>
+      </w:r>
+    </w:p>
+    <w:p>
+      <w:r>
+        <w:t>• 2022: []</w:t>
+      </w:r>
+    </w:p>
+    <w:p>
+      <w:r>
+        <w:t>• 2023: []</w:t>
+      </w:r>
+    </w:p>
+    <w:p>
+      <w:r>
+        <w:t>• 2024: []</w:t>
+      </w:r>
+    </w:p>
+    <w:p>
+      <w:r>
+        <w:t>• 2025: []</w:t>
+      </w:r>
+    </w:p>
+    <w:p>
+      <w:r>
+        <w:rPr>
+          <w:sz w:val="26"/>
+        </w:rPr>
+        <w:t>Marat Khusnutdinov: 2</w:t>
+      </w:r>
+    </w:p>
+    <w:p>
+      <w:r>
+        <w:t>• 2022: []</w:t>
+      </w:r>
+    </w:p>
+    <w:p>
+      <w:r>
+        <w:t>• 2023: []</w:t>
+      </w:r>
+    </w:p>
+    <w:p>
+      <w:r>
+        <w:t>• 2024: [22, 13, 11]</w:t>
+      </w:r>
+    </w:p>
+    <w:p>
+      <w:r>
+        <w:t>• 2025: [9, 9, 7]</w:t>
       </w:r>
     </w:p>
     <w:p>
@@ -1271,27 +1187,27 @@
           <w:color w:val="FF0000"/>
           <w:sz w:val="26"/>
         </w:rPr>
-        <w:t>Morgan Geekie: 10</w:t>
-      </w:r>
-    </w:p>
-    <w:p>
-      <w:r>
-        <w:t>• 2022: [29, 13, 10]</w:t>
-      </w:r>
-    </w:p>
-    <w:p>
-      <w:r>
-        <w:t>• 2023: [12, 10, 9]</w:t>
-      </w:r>
-    </w:p>
-    <w:p>
-      <w:r>
-        <w:t>• 2024: [6, 4, 3]</w:t>
-      </w:r>
-    </w:p>
-    <w:p>
-      <w:r>
-        <w:t>• 2025: [12, 3, 3]</w:t>
+        <w:t>Mark Kastelic: 15</w:t>
+      </w:r>
+    </w:p>
+    <w:p>
+      <w:r>
+        <w:t>• 2022: [22, 17, 9]</w:t>
+      </w:r>
+    </w:p>
+    <w:p>
+      <w:r>
+        <w:t>• 2023: [12, 11, 8]</w:t>
+      </w:r>
+    </w:p>
+    <w:p>
+      <w:r>
+        <w:t>• 2024: [23, 22, 6]</w:t>
+      </w:r>
+    </w:p>
+    <w:p>
+      <w:r>
+        <w:t>• 2025: [15, 11, 8]</w:t>
       </w:r>
     </w:p>
     <w:p>
@@ -1301,27 +1217,27 @@
           <w:color w:val="FF0000"/>
           <w:sz w:val="26"/>
         </w:rPr>
-        <w:t>Mason Lohrei: 7</w:t>
-      </w:r>
-    </w:p>
-    <w:p>
-      <w:r>
-        <w:t>• 2022: []</w:t>
-      </w:r>
-    </w:p>
-    <w:p>
-      <w:r>
-        <w:t>• 2023: [13, 10, 3]</w:t>
-      </w:r>
-    </w:p>
-    <w:p>
-      <w:r>
-        <w:t>• 2024: [35, 8, 7]</w:t>
-      </w:r>
-    </w:p>
-    <w:p>
-      <w:r>
-        <w:t>• 2025: [22, 14, 5]</w:t>
+        <w:t>Morgan Geekie: 11</w:t>
+      </w:r>
+    </w:p>
+    <w:p>
+      <w:r>
+        <w:t>• 2022: [29, 13, 10]</w:t>
+      </w:r>
+    </w:p>
+    <w:p>
+      <w:r>
+        <w:t>• 2023: [12, 10, 9]</w:t>
+      </w:r>
+    </w:p>
+    <w:p>
+      <w:r>
+        <w:t>• 2024: [6, 4, 3]</w:t>
+      </w:r>
+    </w:p>
+    <w:p>
+      <w:r>
+        <w:t>• 2025: [12, 3, 3]</w:t>
       </w:r>
     </w:p>
     <w:p>
@@ -1331,7 +1247,37 @@
           <w:color w:val="FF0000"/>
           <w:sz w:val="26"/>
         </w:rPr>
-        <w:t>Sean Kuraly: 13</w:t>
+        <w:t>Mason Lohrei: 8</w:t>
+      </w:r>
+    </w:p>
+    <w:p>
+      <w:r>
+        <w:t>• 2022: []</w:t>
+      </w:r>
+    </w:p>
+    <w:p>
+      <w:r>
+        <w:t>• 2023: [13, 10, 3]</w:t>
+      </w:r>
+    </w:p>
+    <w:p>
+      <w:r>
+        <w:t>• 2024: [35, 8, 7]</w:t>
+      </w:r>
+    </w:p>
+    <w:p>
+      <w:r>
+        <w:t>• 2025: [22, 14, 5]</w:t>
+      </w:r>
+    </w:p>
+    <w:p>
+      <w:r>
+        <w:rPr>
+          <w:b/>
+          <w:color w:val="FF0000"/>
+          <w:sz w:val="26"/>
+        </w:rPr>
+        <w:t>Sean Kuraly: 14</w:t>
       </w:r>
     </w:p>
     <w:p>
@@ -1395,111 +1341,27 @@
         <w:rPr>
           <w:sz w:val="26"/>
         </w:rPr>
-        <w:t>Sam Carrick: 1</w:t>
-      </w:r>
-    </w:p>
-    <w:p>
-      <w:r>
-        <w:t>• 2022: [4, 4]</w:t>
-      </w:r>
-    </w:p>
-    <w:p>
-      <w:r>
-        <w:t>• 2023: [18, 10, 9]</w:t>
-      </w:r>
-    </w:p>
-    <w:p>
-      <w:r>
-        <w:t>• 2024: [36, 12, 5]</w:t>
-      </w:r>
-    </w:p>
-    <w:p>
-      <w:r>
-        <w:t>• 2025: [35, 5, 4]</w:t>
-      </w:r>
-    </w:p>
-    <w:p>
-      <w:r>
-        <w:rPr>
-          <w:sz w:val="26"/>
-        </w:rPr>
-        <w:t>Noah Ostlund: 2</w:t>
-      </w:r>
-    </w:p>
-    <w:p>
-      <w:r>
-        <w:t>• 2022: []</w:t>
-      </w:r>
-    </w:p>
-    <w:p>
-      <w:r>
-        <w:t>• 2023: []</w:t>
-      </w:r>
-    </w:p>
-    <w:p>
-      <w:r>
-        <w:t>• 2024: []</w:t>
-      </w:r>
-    </w:p>
-    <w:p>
-      <w:r>
-        <w:t>• 2025: [14, 9, 9]</w:t>
-      </w:r>
-    </w:p>
-    <w:p>
-      <w:r>
-        <w:rPr>
-          <w:sz w:val="26"/>
-        </w:rPr>
-        <w:t>Zach Metsa: 9</w:t>
-      </w:r>
-    </w:p>
-    <w:p>
-      <w:r>
-        <w:t>• 2022: []</w:t>
-      </w:r>
-    </w:p>
-    <w:p>
-      <w:r>
-        <w:t>• 2023: []</w:t>
-      </w:r>
-    </w:p>
-    <w:p>
-      <w:r>
-        <w:t>• 2024: []</w:t>
-      </w:r>
-    </w:p>
-    <w:p>
-      <w:r>
-        <w:t>• 2025: [16]</w:t>
-      </w:r>
-    </w:p>
-    <w:p>
-      <w:r>
-        <w:rPr>
-          <w:sz w:val="26"/>
-        </w:rPr>
-        <w:t>Rasmus Dahlin: 1</w:t>
-      </w:r>
-    </w:p>
-    <w:p>
-      <w:r>
-        <w:t>• 2022: [28, 6, 6]</w:t>
-      </w:r>
-    </w:p>
-    <w:p>
-      <w:r>
-        <w:t>• 2023: [9, 7, 6]</w:t>
-      </w:r>
-    </w:p>
-    <w:p>
-      <w:r>
-        <w:t>• 2024: [24, 3, 3]</w:t>
-      </w:r>
-    </w:p>
-    <w:p>
-      <w:r>
-        <w:t>• 2025: [14, 9, 7]</w:t>
+        <w:t>Jack Quinn: 1</w:t>
+      </w:r>
+    </w:p>
+    <w:p>
+      <w:r>
+        <w:t>• 2022: [13, 7, 7]</w:t>
+      </w:r>
+    </w:p>
+    <w:p>
+      <w:r>
+        <w:t>• 2023: [8, 5, 2]</w:t>
+      </w:r>
+    </w:p>
+    <w:p>
+      <w:r>
+        <w:t>• 2024: [16, 13, 8]</w:t>
+      </w:r>
+    </w:p>
+    <w:p>
+      <w:r>
+        <w:t>• 2025: [13, 12, 9]</w:t>
       </w:r>
     </w:p>
     <w:p>
@@ -1509,7 +1371,63 @@
           <w:color w:val="FF0000"/>
           <w:sz w:val="26"/>
         </w:rPr>
-        <w:t>Beck Malenstyn: 6</w:t>
+        <w:t>Owen Power: 1</w:t>
+      </w:r>
+    </w:p>
+    <w:p>
+      <w:r>
+        <w:t>• 2022: [5, 0, 0]</w:t>
+      </w:r>
+    </w:p>
+    <w:p>
+      <w:r>
+        <w:t>• 2023: [23, 17, 4]</w:t>
+      </w:r>
+    </w:p>
+    <w:p>
+      <w:r>
+        <w:t>• 2024: [20, 17, 11]</w:t>
+      </w:r>
+    </w:p>
+    <w:p>
+      <w:r>
+        <w:t>• 2025: [24, 13, 9]</w:t>
+      </w:r>
+    </w:p>
+    <w:p>
+      <w:r>
+        <w:rPr>
+          <w:sz w:val="26"/>
+        </w:rPr>
+        <w:t>Sam Carrick: 2</w:t>
+      </w:r>
+    </w:p>
+    <w:p>
+      <w:r>
+        <w:t>• 2022: [4, 4]</w:t>
+      </w:r>
+    </w:p>
+    <w:p>
+      <w:r>
+        <w:t>• 2023: [18, 10, 9]</w:t>
+      </w:r>
+    </w:p>
+    <w:p>
+      <w:r>
+        <w:t>• 2024: [36, 12, 5]</w:t>
+      </w:r>
+    </w:p>
+    <w:p>
+      <w:r>
+        <w:t>• 2025: [35, 5, 4]</w:t>
+      </w:r>
+    </w:p>
+    <w:p>
+      <w:r>
+        <w:rPr>
+          <w:sz w:val="26"/>
+        </w:rPr>
+        <w:t>Noah Ostlund: 3</w:t>
       </w:r>
     </w:p>
     <w:p>
@@ -1519,17 +1437,73 @@
     </w:p>
     <w:p>
       <w:r>
-        <w:t>• 2023: [19, 15, 4]</w:t>
-      </w:r>
-    </w:p>
-    <w:p>
-      <w:r>
-        <w:t>• 2024: [17, 9, 2]</w:t>
-      </w:r>
-    </w:p>
-    <w:p>
-      <w:r>
-        <w:t>• 2025: [24, 8, 5]</w:t>
+        <w:t>• 2023: []</w:t>
+      </w:r>
+    </w:p>
+    <w:p>
+      <w:r>
+        <w:t>• 2024: []</w:t>
+      </w:r>
+    </w:p>
+    <w:p>
+      <w:r>
+        <w:t>• 2025: [14, 9, 9]</w:t>
+      </w:r>
+    </w:p>
+    <w:p>
+      <w:r>
+        <w:rPr>
+          <w:sz w:val="26"/>
+        </w:rPr>
+        <w:t>Zach Metsa: 9</w:t>
+      </w:r>
+    </w:p>
+    <w:p>
+      <w:r>
+        <w:t>• 2022: []</w:t>
+      </w:r>
+    </w:p>
+    <w:p>
+      <w:r>
+        <w:t>• 2023: []</w:t>
+      </w:r>
+    </w:p>
+    <w:p>
+      <w:r>
+        <w:t>• 2024: []</w:t>
+      </w:r>
+    </w:p>
+    <w:p>
+      <w:r>
+        <w:t>• 2025: [16]</w:t>
+      </w:r>
+    </w:p>
+    <w:p>
+      <w:r>
+        <w:rPr>
+          <w:sz w:val="26"/>
+        </w:rPr>
+        <w:t>Rasmus Dahlin: 2</w:t>
+      </w:r>
+    </w:p>
+    <w:p>
+      <w:r>
+        <w:t>• 2022: [28, 6, 6]</w:t>
+      </w:r>
+    </w:p>
+    <w:p>
+      <w:r>
+        <w:t>• 2023: [9, 7, 6]</w:t>
+      </w:r>
+    </w:p>
+    <w:p>
+      <w:r>
+        <w:t>• 2024: [24, 3, 3]</w:t>
+      </w:r>
+    </w:p>
+    <w:p>
+      <w:r>
+        <w:t>• 2025: [14, 9, 7]</w:t>
       </w:r>
     </w:p>
     <w:p>
@@ -1539,27 +1513,27 @@
           <w:color w:val="FF0000"/>
           <w:sz w:val="26"/>
         </w:rPr>
-        <w:t>Josh Norris: 3</w:t>
-      </w:r>
-    </w:p>
-    <w:p>
-      <w:r>
-        <w:t>• 2022: [2]</w:t>
-      </w:r>
-    </w:p>
-    <w:p>
-      <w:r>
-        <w:t>• 2023: [14, 6, 5]</w:t>
-      </w:r>
-    </w:p>
-    <w:p>
-      <w:r>
-        <w:t>• 2024: [5, 5, 4]</w:t>
-      </w:r>
-    </w:p>
-    <w:p>
-      <w:r>
-        <w:t>• 2025: [5, 5, 4]</w:t>
+        <w:t>Beck Malenstyn: 7</w:t>
+      </w:r>
+    </w:p>
+    <w:p>
+      <w:r>
+        <w:t>• 2022: []</w:t>
+      </w:r>
+    </w:p>
+    <w:p>
+      <w:r>
+        <w:t>• 2023: [19, 15, 4]</w:t>
+      </w:r>
+    </w:p>
+    <w:p>
+      <w:r>
+        <w:t>• 2024: [17, 9, 2]</w:t>
+      </w:r>
+    </w:p>
+    <w:p>
+      <w:r>
+        <w:t>• 2025: [24, 8, 5]</w:t>
       </w:r>
     </w:p>
     <w:p>
@@ -1569,27 +1543,27 @@
           <w:color w:val="FF0000"/>
           <w:sz w:val="26"/>
         </w:rPr>
-        <w:t>Jordan Greenway: 26</w:t>
-      </w:r>
-    </w:p>
-    <w:p>
-      <w:r>
-        <w:t>• 2022: [27, 11, 5]</w:t>
-      </w:r>
-    </w:p>
-    <w:p>
-      <w:r>
-        <w:t>• 2023: [23, 9, 9]</w:t>
-      </w:r>
-    </w:p>
-    <w:p>
-      <w:r>
-        <w:t>• 2024: [7, 0]</w:t>
-      </w:r>
-    </w:p>
-    <w:p>
-      <w:r>
-        <w:t>• 2025: []</w:t>
+        <w:t>Josh Norris: 4</w:t>
+      </w:r>
+    </w:p>
+    <w:p>
+      <w:r>
+        <w:t>• 2022: [2]</w:t>
+      </w:r>
+    </w:p>
+    <w:p>
+      <w:r>
+        <w:t>• 2023: [14, 6, 5]</w:t>
+      </w:r>
+    </w:p>
+    <w:p>
+      <w:r>
+        <w:t>• 2024: [5, 5, 4]</w:t>
+      </w:r>
+    </w:p>
+    <w:p>
+      <w:r>
+        <w:t>• 2025: [5, 5, 4]</w:t>
       </w:r>
     </w:p>
     <w:p>
@@ -1599,83 +1573,27 @@
           <w:color w:val="FF0000"/>
           <w:sz w:val="26"/>
         </w:rPr>
-        <w:t>Bowen Byram: 28</w:t>
-      </w:r>
-    </w:p>
-    <w:p>
-      <w:r>
-        <w:t>• 2022: [10, 8, 3]</w:t>
-      </w:r>
-    </w:p>
-    <w:p>
-      <w:r>
-        <w:t>• 2023: [12, 10, 10]</w:t>
-      </w:r>
-    </w:p>
-    <w:p>
-      <w:r>
-        <w:t>• 2024: [15, 13, 9]</w:t>
-      </w:r>
-    </w:p>
-    <w:p>
-      <w:r>
-        <w:t>• 2025: [8, 7, 4]</w:t>
-      </w:r>
-    </w:p>
-    <w:p>
-      <w:r>
-        <w:rPr>
-          <w:sz w:val="26"/>
-        </w:rPr>
-        <w:t>Josh Dunne: 27</w:t>
-      </w:r>
-    </w:p>
-    <w:p>
-      <w:r>
-        <w:t>• 2022: []</w:t>
-      </w:r>
-    </w:p>
-    <w:p>
-      <w:r>
-        <w:t>• 2023: []</w:t>
-      </w:r>
-    </w:p>
-    <w:p>
-      <w:r>
-        <w:t>• 2024: []</w:t>
+        <w:t>Jordan Greenway: 26</w:t>
+      </w:r>
+    </w:p>
+    <w:p>
+      <w:r>
+        <w:t>• 2022: [27, 11, 5]</w:t>
+      </w:r>
+    </w:p>
+    <w:p>
+      <w:r>
+        <w:t>• 2023: [23, 9, 9]</w:t>
+      </w:r>
+    </w:p>
+    <w:p>
+      <w:r>
+        <w:t>• 2024: [7, 0]</w:t>
       </w:r>
     </w:p>
     <w:p>
       <w:r>
         <w:t>• 2025: []</w:t>
-      </w:r>
-    </w:p>
-    <w:p>
-      <w:r>
-        <w:rPr>
-          <w:sz w:val="26"/>
-        </w:rPr>
-        <w:t>Jason Zucker: 6</w:t>
-      </w:r>
-    </w:p>
-    <w:p>
-      <w:r>
-        <w:t>• 2022: [8, 7, 7]</w:t>
-      </w:r>
-    </w:p>
-    <w:p>
-      <w:r>
-        <w:t>• 2023: [11, 9, 7]</w:t>
-      </w:r>
-    </w:p>
-    <w:p>
-      <w:r>
-        <w:t>• 2024: [8, 7, 7]</w:t>
-      </w:r>
-    </w:p>
-    <w:p>
-      <w:r>
-        <w:t>• 2025: [7, 5, 3]</w:t>
       </w:r>
     </w:p>
     <w:p>
@@ -1685,22 +1603,50 @@
           <w:color w:val="FF0000"/>
           <w:sz w:val="26"/>
         </w:rPr>
-        <w:t>Justin Danforth: 9</w:t>
-      </w:r>
-    </w:p>
-    <w:p>
-      <w:r>
-        <w:t>• 2022: [0]</w:t>
-      </w:r>
-    </w:p>
-    <w:p>
-      <w:r>
-        <w:t>• 2023: [24, 9, 7]</w:t>
-      </w:r>
-    </w:p>
-    <w:p>
-      <w:r>
-        <w:t>• 2024: [18, 8, 7]</w:t>
+        <w:t>Bowen Byram: 29</w:t>
+      </w:r>
+    </w:p>
+    <w:p>
+      <w:r>
+        <w:t>• 2022: [10, 8, 3]</w:t>
+      </w:r>
+    </w:p>
+    <w:p>
+      <w:r>
+        <w:t>• 2023: [12, 10, 10]</w:t>
+      </w:r>
+    </w:p>
+    <w:p>
+      <w:r>
+        <w:t>• 2024: [15, 13, 9]</w:t>
+      </w:r>
+    </w:p>
+    <w:p>
+      <w:r>
+        <w:t>• 2025: [8, 7, 4]</w:t>
+      </w:r>
+    </w:p>
+    <w:p>
+      <w:r>
+        <w:rPr>
+          <w:sz w:val="26"/>
+        </w:rPr>
+        <w:t>Josh Dunne: 27</w:t>
+      </w:r>
+    </w:p>
+    <w:p>
+      <w:r>
+        <w:t>• 2022: []</w:t>
+      </w:r>
+    </w:p>
+    <w:p>
+      <w:r>
+        <w:t>• 2023: []</w:t>
+      </w:r>
+    </w:p>
+    <w:p>
+      <w:r>
+        <w:t>• 2024: []</w:t>
       </w:r>
     </w:p>
     <w:p>
@@ -1715,78 +1661,22 @@
           <w:color w:val="FF0000"/>
           <w:sz w:val="26"/>
         </w:rPr>
-        <w:t>Tanner Pearson: 13</w:t>
-      </w:r>
-    </w:p>
-    <w:p>
-      <w:r>
-        <w:t>• 2022: []</w:t>
-      </w:r>
-    </w:p>
-    <w:p>
-      <w:r>
-        <w:t>• 2023: [19, 14, 1]</w:t>
-      </w:r>
-    </w:p>
-    <w:p>
-      <w:r>
-        <w:t>• 2024: [11, 11, 9]</w:t>
-      </w:r>
-    </w:p>
-    <w:p>
-      <w:r>
-        <w:t>• 2025: [13, 10, 6]</w:t>
-      </w:r>
-    </w:p>
-    <w:p>
-      <w:r>
-        <w:rPr>
-          <w:sz w:val="26"/>
-        </w:rPr>
-        <w:t>Trevor Kuntar: 1</w:t>
-      </w:r>
-    </w:p>
-    <w:p>
-      <w:r>
-        <w:t>• 2022: []</w:t>
-      </w:r>
-    </w:p>
-    <w:p>
-      <w:r>
-        <w:t>• 2023: []</w:t>
-      </w:r>
-    </w:p>
-    <w:p>
-      <w:r>
-        <w:t>• 2024: []</w:t>
-      </w:r>
-    </w:p>
-    <w:p>
-      <w:r>
-        <w:t>• 2025: []</w:t>
-      </w:r>
-    </w:p>
-    <w:p>
-      <w:r>
-        <w:rPr>
-          <w:sz w:val="26"/>
-        </w:rPr>
-        <w:t>Mason Geertsen: 5</w:t>
-      </w:r>
-    </w:p>
-    <w:p>
-      <w:r>
-        <w:t>• 2022: []</w:t>
-      </w:r>
-    </w:p>
-    <w:p>
-      <w:r>
-        <w:t>• 2023: []</w:t>
-      </w:r>
-    </w:p>
-    <w:p>
-      <w:r>
-        <w:t>• 2024: []</w:t>
+        <w:t>Justin Danforth: 9</w:t>
+      </w:r>
+    </w:p>
+    <w:p>
+      <w:r>
+        <w:t>• 2022: [0]</w:t>
+      </w:r>
+    </w:p>
+    <w:p>
+      <w:r>
+        <w:t>• 2023: [24, 9, 7]</w:t>
+      </w:r>
+    </w:p>
+    <w:p>
+      <w:r>
+        <w:t>• 2024: [18, 8, 7]</w:t>
       </w:r>
     </w:p>
     <w:p>
@@ -1801,27 +1691,83 @@
           <w:color w:val="FF0000"/>
           <w:sz w:val="26"/>
         </w:rPr>
-        <w:t>Peyton Krebs: 12</w:t>
-      </w:r>
-    </w:p>
-    <w:p>
-      <w:r>
-        <w:t>• 2022: [28, 11, 6]</w:t>
-      </w:r>
-    </w:p>
-    <w:p>
-      <w:r>
-        <w:t>• 2023: [29, 12, 5]</w:t>
-      </w:r>
-    </w:p>
-    <w:p>
-      <w:r>
-        <w:t>• 2024: [23, 15, 7]</w:t>
-      </w:r>
-    </w:p>
-    <w:p>
-      <w:r>
-        <w:t>• 2025: [8, 4, 2]</w:t>
+        <w:t>Tanner Pearson: 13</w:t>
+      </w:r>
+    </w:p>
+    <w:p>
+      <w:r>
+        <w:t>• 2022: []</w:t>
+      </w:r>
+    </w:p>
+    <w:p>
+      <w:r>
+        <w:t>• 2023: [19, 14, 1]</w:t>
+      </w:r>
+    </w:p>
+    <w:p>
+      <w:r>
+        <w:t>• 2024: [11, 11, 9]</w:t>
+      </w:r>
+    </w:p>
+    <w:p>
+      <w:r>
+        <w:t>• 2025: [13, 10, 6]</w:t>
+      </w:r>
+    </w:p>
+    <w:p>
+      <w:r>
+        <w:rPr>
+          <w:sz w:val="26"/>
+        </w:rPr>
+        <w:t>Trevor Kuntar: 1</w:t>
+      </w:r>
+    </w:p>
+    <w:p>
+      <w:r>
+        <w:t>• 2022: []</w:t>
+      </w:r>
+    </w:p>
+    <w:p>
+      <w:r>
+        <w:t>• 2023: []</w:t>
+      </w:r>
+    </w:p>
+    <w:p>
+      <w:r>
+        <w:t>• 2024: []</w:t>
+      </w:r>
+    </w:p>
+    <w:p>
+      <w:r>
+        <w:t>• 2025: []</w:t>
+      </w:r>
+    </w:p>
+    <w:p>
+      <w:r>
+        <w:rPr>
+          <w:sz w:val="26"/>
+        </w:rPr>
+        <w:t>Mason Geertsen: 5</w:t>
+      </w:r>
+    </w:p>
+    <w:p>
+      <w:r>
+        <w:t>• 2022: []</w:t>
+      </w:r>
+    </w:p>
+    <w:p>
+      <w:r>
+        <w:t>• 2023: []</w:t>
+      </w:r>
+    </w:p>
+    <w:p>
+      <w:r>
+        <w:t>• 2024: []</w:t>
+      </w:r>
+    </w:p>
+    <w:p>
+      <w:r>
+        <w:t>• 2025: []</w:t>
       </w:r>
     </w:p>
     <w:p>
@@ -1831,55 +1777,27 @@
           <w:color w:val="FF0000"/>
           <w:sz w:val="26"/>
         </w:rPr>
-        <w:t>Luke Schenn: 20</w:t>
-      </w:r>
-    </w:p>
-    <w:p>
-      <w:r>
-        <w:t>• 2022: [30, 18, 4]</w:t>
-      </w:r>
-    </w:p>
-    <w:p>
-      <w:r>
-        <w:t>• 2023: []</w:t>
-      </w:r>
-    </w:p>
-    <w:p>
-      <w:r>
-        <w:t>• 2024: []</w:t>
-      </w:r>
-    </w:p>
-    <w:p>
-      <w:r>
-        <w:t>• 2025: []</w:t>
-      </w:r>
-    </w:p>
-    <w:p>
-      <w:r>
-        <w:rPr>
-          <w:sz w:val="26"/>
-        </w:rPr>
-        <w:t>Mattias Samuelsson: 8</w:t>
-      </w:r>
-    </w:p>
-    <w:p>
-      <w:r>
-        <w:t>• 2022: [44]</w:t>
-      </w:r>
-    </w:p>
-    <w:p>
-      <w:r>
-        <w:t>• 2023: []</w:t>
-      </w:r>
-    </w:p>
-    <w:p>
-      <w:r>
-        <w:t>• 2024: [19, 13, 12]</w:t>
-      </w:r>
-    </w:p>
-    <w:p>
-      <w:r>
-        <w:t>• 2025: [15, 9, 7]</w:t>
+        <w:t>Peyton Krebs: 13</w:t>
+      </w:r>
+    </w:p>
+    <w:p>
+      <w:r>
+        <w:t>• 2022: [28, 11, 6]</w:t>
+      </w:r>
+    </w:p>
+    <w:p>
+      <w:r>
+        <w:t>• 2023: [29, 12, 5]</w:t>
+      </w:r>
+    </w:p>
+    <w:p>
+      <w:r>
+        <w:t>• 2024: [23, 15, 7]</w:t>
+      </w:r>
+    </w:p>
+    <w:p>
+      <w:r>
+        <w:t>• 2025: [8, 4, 2]</w:t>
       </w:r>
     </w:p>
     <w:p>
@@ -1889,12 +1807,12 @@
           <w:color w:val="FF0000"/>
           <w:sz w:val="26"/>
         </w:rPr>
-        <w:t>Conor Timmins: 47</w:t>
-      </w:r>
-    </w:p>
-    <w:p>
-      <w:r>
-        <w:t>• 2022: [6]</w:t>
+        <w:t>Luke Schenn: 20</w:t>
+      </w:r>
+    </w:p>
+    <w:p>
+      <w:r>
+        <w:t>• 2022: [30, 18, 4]</w:t>
       </w:r>
     </w:p>
     <w:p>
@@ -1904,12 +1822,40 @@
     </w:p>
     <w:p>
       <w:r>
-        <w:t>• 2024: [34, 4]</w:t>
+        <w:t>• 2024: []</w:t>
       </w:r>
     </w:p>
     <w:p>
       <w:r>
         <w:t>• 2025: []</w:t>
+      </w:r>
+    </w:p>
+    <w:p>
+      <w:r>
+        <w:rPr>
+          <w:sz w:val="26"/>
+        </w:rPr>
+        <w:t>Mattias Samuelsson: 9</w:t>
+      </w:r>
+    </w:p>
+    <w:p>
+      <w:r>
+        <w:t>• 2022: [44]</w:t>
+      </w:r>
+    </w:p>
+    <w:p>
+      <w:r>
+        <w:t>• 2023: []</w:t>
+      </w:r>
+    </w:p>
+    <w:p>
+      <w:r>
+        <w:t>• 2024: [19, 13, 12]</w:t>
+      </w:r>
+    </w:p>
+    <w:p>
+      <w:r>
+        <w:t>• 2025: [15, 9, 7]</w:t>
       </w:r>
     </w:p>
     <w:p>
@@ -1919,40 +1865,12 @@
           <w:color w:val="FF0000"/>
           <w:sz w:val="26"/>
         </w:rPr>
-        <w:t>Ryan McLeod: 9</w:t>
-      </w:r>
-    </w:p>
-    <w:p>
-      <w:r>
-        <w:t>• 2022: [22, 12, 2]</w:t>
-      </w:r>
-    </w:p>
-    <w:p>
-      <w:r>
-        <w:t>• 2023: [16, 6, 4]</w:t>
-      </w:r>
-    </w:p>
-    <w:p>
-      <w:r>
-        <w:t>• 2024: [23, 9, 8]</w:t>
-      </w:r>
-    </w:p>
-    <w:p>
-      <w:r>
-        <w:t>• 2025: [14, 11, 7]</w:t>
-      </w:r>
-    </w:p>
-    <w:p>
-      <w:r>
-        <w:rPr>
-          <w:sz w:val="26"/>
-        </w:rPr>
-        <w:t>Logan Stanley: 12</w:t>
-      </w:r>
-    </w:p>
-    <w:p>
-      <w:r>
-        <w:t>• 2022: []</w:t>
+        <w:t>Conor Timmins: 48</w:t>
+      </w:r>
+    </w:p>
+    <w:p>
+      <w:r>
+        <w:t>• 2022: [6]</w:t>
       </w:r>
     </w:p>
     <w:p>
@@ -1962,40 +1880,12 @@
     </w:p>
     <w:p>
       <w:r>
-        <w:t>• 2024: []</w:t>
-      </w:r>
-    </w:p>
-    <w:p>
-      <w:r>
-        <w:t>• 2025: [13, 9, 8]</w:t>
-      </w:r>
-    </w:p>
-    <w:p>
-      <w:r>
-        <w:rPr>
-          <w:sz w:val="26"/>
-        </w:rPr>
-        <w:t>Jiri Kulich: 4</w:t>
-      </w:r>
-    </w:p>
-    <w:p>
-      <w:r>
-        <w:t>• 2022: []</w:t>
-      </w:r>
-    </w:p>
-    <w:p>
-      <w:r>
-        <w:t>• 2023: []</w:t>
-      </w:r>
-    </w:p>
-    <w:p>
-      <w:r>
-        <w:t>• 2024: [8, 6, 6]</w:t>
-      </w:r>
-    </w:p>
-    <w:p>
-      <w:r>
-        <w:t>• 2025: [1, 1]</w:t>
+        <w:t>• 2024: [34, 4]</w:t>
+      </w:r>
+    </w:p>
+    <w:p>
+      <w:r>
+        <w:t>• 2025: []</w:t>
       </w:r>
     </w:p>
     <w:p>
@@ -2005,7 +1895,35 @@
           <w:color w:val="FF0000"/>
           <w:sz w:val="26"/>
         </w:rPr>
-        <w:t>Tyson Kozak: 34</w:t>
+        <w:t>Ryan McLeod: 10</w:t>
+      </w:r>
+    </w:p>
+    <w:p>
+      <w:r>
+        <w:t>• 2022: [22, 12, 2]</w:t>
+      </w:r>
+    </w:p>
+    <w:p>
+      <w:r>
+        <w:t>• 2023: [16, 6, 4]</w:t>
+      </w:r>
+    </w:p>
+    <w:p>
+      <w:r>
+        <w:t>• 2024: [23, 9, 8]</w:t>
+      </w:r>
+    </w:p>
+    <w:p>
+      <w:r>
+        <w:t>• 2025: [14, 11, 7]</w:t>
+      </w:r>
+    </w:p>
+    <w:p>
+      <w:r>
+        <w:rPr>
+          <w:sz w:val="26"/>
+        </w:rPr>
+        <w:t>Logan Stanley: 13</w:t>
       </w:r>
     </w:p>
     <w:p>
@@ -2020,12 +1938,68 @@
     </w:p>
     <w:p>
       <w:r>
-        <w:t>• 2024: [13, 1]</w:t>
-      </w:r>
-    </w:p>
-    <w:p>
-      <w:r>
-        <w:t>• 2025: [0]</w:t>
+        <w:t>• 2024: []</w:t>
+      </w:r>
+    </w:p>
+    <w:p>
+      <w:r>
+        <w:t>• 2025: [13, 9, 8]</w:t>
+      </w:r>
+    </w:p>
+    <w:p>
+      <w:r>
+        <w:rPr>
+          <w:sz w:val="26"/>
+        </w:rPr>
+        <w:t>Jiri Kulich: 4</w:t>
+      </w:r>
+    </w:p>
+    <w:p>
+      <w:r>
+        <w:t>• 2022: []</w:t>
+      </w:r>
+    </w:p>
+    <w:p>
+      <w:r>
+        <w:t>• 2023: []</w:t>
+      </w:r>
+    </w:p>
+    <w:p>
+      <w:r>
+        <w:t>• 2024: [8, 6, 6]</w:t>
+      </w:r>
+    </w:p>
+    <w:p>
+      <w:r>
+        <w:t>• 2025: [1, 1]</w:t>
+      </w:r>
+    </w:p>
+    <w:p>
+      <w:r>
+        <w:rPr>
+          <w:sz w:val="26"/>
+        </w:rPr>
+        <w:t>Alex Tuch: 1</w:t>
+      </w:r>
+    </w:p>
+    <w:p>
+      <w:r>
+        <w:t>• 2022: [6, 5, 4]</w:t>
+      </w:r>
+    </w:p>
+    <w:p>
+      <w:r>
+        <w:t>• 2023: [8, 6, 5]</w:t>
+      </w:r>
+    </w:p>
+    <w:p>
+      <w:r>
+        <w:t>• 2024: [7, 4, 4]</w:t>
+      </w:r>
+    </w:p>
+    <w:p>
+      <w:r>
+        <w:t>• 2025: [6, 5, 3]</w:t>
       </w:r>
     </w:p>
     <w:p>
@@ -2035,6 +2009,36 @@
           <w:color w:val="FF0000"/>
           <w:sz w:val="26"/>
         </w:rPr>
+        <w:t>Tyson Kozak: 34</w:t>
+      </w:r>
+    </w:p>
+    <w:p>
+      <w:r>
+        <w:t>• 2022: []</w:t>
+      </w:r>
+    </w:p>
+    <w:p>
+      <w:r>
+        <w:t>• 2023: []</w:t>
+      </w:r>
+    </w:p>
+    <w:p>
+      <w:r>
+        <w:t>• 2024: [13, 1]</w:t>
+      </w:r>
+    </w:p>
+    <w:p>
+      <w:r>
+        <w:t>• 2025: [0]</w:t>
+      </w:r>
+    </w:p>
+    <w:p>
+      <w:r>
+        <w:rPr>
+          <w:b/>
+          <w:color w:val="FF0000"/>
+          <w:sz w:val="26"/>
+        </w:rPr>
         <w:t>Michael Kesselring: 33</w:t>
       </w:r>
     </w:p>
@@ -2061,9 +2065,39 @@
     <w:p>
       <w:r>
         <w:rPr>
-          <w:sz w:val="26"/>
-        </w:rPr>
-        <w:t>Tage Thompson: 1</w:t>
+          <w:b/>
+          <w:color w:val="FF0000"/>
+          <w:sz w:val="26"/>
+        </w:rPr>
+        <w:t>Josh Doan: 1</w:t>
+      </w:r>
+    </w:p>
+    <w:p>
+      <w:r>
+        <w:t>• 2022: []</w:t>
+      </w:r>
+    </w:p>
+    <w:p>
+      <w:r>
+        <w:t>• 2023: [3, 3, 0]</w:t>
+      </w:r>
+    </w:p>
+    <w:p>
+      <w:r>
+        <w:t>• 2024: [13, 11, 9]</w:t>
+      </w:r>
+    </w:p>
+    <w:p>
+      <w:r>
+        <w:t>• 2025: [8, 6, 6]</w:t>
+      </w:r>
+    </w:p>
+    <w:p>
+      <w:r>
+        <w:rPr>
+          <w:sz w:val="26"/>
+        </w:rPr>
+        <w:t>Tage Thompson: 2</w:t>
       </w:r>
     </w:p>
     <w:p>
@@ -12083,7 +12117,7 @@
         <w:rPr>
           <w:sz w:val="26"/>
         </w:rPr>
-        <w:t>Gabe Perreault: 6</w:t>
+        <w:t>Gabe Perreault: 7</w:t>
       </w:r>
     </w:p>
     <w:p>
@@ -12113,7 +12147,7 @@
           <w:color w:val="FF0000"/>
           <w:sz w:val="26"/>
         </w:rPr>
-        <w:t>Taylor Raddysh: 9</w:t>
+        <w:t>Taylor Raddysh: 10</w:t>
       </w:r>
     </w:p>
     <w:p>
@@ -12141,7 +12175,7 @@
         <w:rPr>
           <w:sz w:val="26"/>
         </w:rPr>
-        <w:t>Jaroslav Chmelar: 5</w:t>
+        <w:t>Jaroslav Chmelar: 6</w:t>
       </w:r>
     </w:p>
     <w:p>
@@ -12287,7 +12321,7 @@
         <w:rPr>
           <w:sz w:val="26"/>
         </w:rPr>
-        <w:t>Vladislav Gavrikov: 3</w:t>
+        <w:t>Vladislav Gavrikov: 4</w:t>
       </w:r>
     </w:p>
     <w:p>
@@ -12317,7 +12351,7 @@
           <w:color w:val="FF0000"/>
           <w:sz w:val="26"/>
         </w:rPr>
-        <w:t>Will Cuylle: 9</w:t>
+        <w:t>Will Cuylle: 10</w:t>
       </w:r>
     </w:p>
     <w:p>
@@ -12366,34 +12400,6 @@
     <w:p>
       <w:r>
         <w:t>• 2025: [14, 11, 9]</w:t>
-      </w:r>
-    </w:p>
-    <w:p>
-      <w:r>
-        <w:rPr>
-          <w:sz w:val="26"/>
-        </w:rPr>
-        <w:t>Mika Zibanejad: 1</w:t>
-      </w:r>
-    </w:p>
-    <w:p>
-      <w:r>
-        <w:t>• 2022: [8, 5, 5]</w:t>
-      </w:r>
-    </w:p>
-    <w:p>
-      <w:r>
-        <w:t>• 2023: [8, 8, 7]</w:t>
-      </w:r>
-    </w:p>
-    <w:p>
-      <w:r>
-        <w:t>• 2024: [8, 8, 7]</w:t>
-      </w:r>
-    </w:p>
-    <w:p>
-      <w:r>
-        <w:t>• 2025: [5, 5, 5]</w:t>
       </w:r>
     </w:p>
     <w:p>
@@ -12433,7 +12439,7 @@
           <w:color w:val="FF0000"/>
           <w:sz w:val="26"/>
         </w:rPr>
-        <w:t>Will Borgen: 9</w:t>
+        <w:t>Will Borgen: 10</w:t>
       </w:r>
     </w:p>
     <w:p>
@@ -12454,34 +12460,6 @@
     <w:p>
       <w:r>
         <w:t>• 2025: [23, 6, 3]</w:t>
-      </w:r>
-    </w:p>
-    <w:p>
-      <w:r>
-        <w:rPr>
-          <w:sz w:val="26"/>
-        </w:rPr>
-        <w:t>Alexis Lafrenire: 2</w:t>
-      </w:r>
-    </w:p>
-    <w:p>
-      <w:r>
-        <w:t>• 2022: [17, 11, 8]</w:t>
-      </w:r>
-    </w:p>
-    <w:p>
-      <w:r>
-        <w:t>• 2023: [12, 8, 6]</w:t>
-      </w:r>
-    </w:p>
-    <w:p>
-      <w:r>
-        <w:t>• 2024: [14, 13, 7]</w:t>
-      </w:r>
-    </w:p>
-    <w:p>
-      <w:r>
-        <w:t>• 2025: [12, 7, 7]</w:t>
       </w:r>
     </w:p>
     <w:p>
@@ -12491,7 +12469,7 @@
           <w:color w:val="FF0000"/>
           <w:sz w:val="26"/>
         </w:rPr>
-        <w:t>Braden Schneider: 29</w:t>
+        <w:t>Braden Schneider: 30</w:t>
       </w:r>
     </w:p>
     <w:p>
@@ -12521,7 +12499,7 @@
           <w:color w:val="FF0000"/>
           <w:sz w:val="26"/>
         </w:rPr>
-        <w:t>J.T. Miller: 13</w:t>
+        <w:t>J.T. Miller: 14</w:t>
       </w:r>
     </w:p>
     <w:p>
@@ -12551,7 +12529,7 @@
           <w:color w:val="FF0000"/>
           <w:sz w:val="26"/>
         </w:rPr>
-        <w:t>Jonny Brodzinski: 19</w:t>
+        <w:t>Jonny Brodzinski: 20</w:t>
       </w:r>
     </w:p>
     <w:p>
@@ -12579,7 +12557,7 @@
         <w:rPr>
           <w:sz w:val="26"/>
         </w:rPr>
-        <w:t>Matthew Robertson: 18</w:t>
+        <w:t>Matthew Robertson: 19</w:t>
       </w:r>
     </w:p>
     <w:p>
@@ -12600,34 +12578,6 @@
     <w:p>
       <w:r>
         <w:t>• 2025: [20, 14, 2]</w:t>
-      </w:r>
-    </w:p>
-    <w:p>
-      <w:r>
-        <w:rPr>
-          <w:sz w:val="26"/>
-        </w:rPr>
-        <w:t>Scott Morrow: 37</w:t>
-      </w:r>
-    </w:p>
-    <w:p>
-      <w:r>
-        <w:t>• 2022: []</w:t>
-      </w:r>
-    </w:p>
-    <w:p>
-      <w:r>
-        <w:t>• 2023: []</w:t>
-      </w:r>
-    </w:p>
-    <w:p>
-      <w:r>
-        <w:t>• 2024: []</w:t>
-      </w:r>
-    </w:p>
-    <w:p>
-      <w:r>
-        <w:t>• 2025: []</w:t>
       </w:r>
     </w:p>
     <w:p>
@@ -12637,73 +12587,17 @@
           <w:color w:val="FF0000"/>
           <w:sz w:val="26"/>
         </w:rPr>
-        <w:t>Adam Edstrom: 6</w:t>
-      </w:r>
-    </w:p>
-    <w:p>
-      <w:r>
-        <w:t>• 2022: []</w:t>
-      </w:r>
-    </w:p>
-    <w:p>
-      <w:r>
-        <w:t>• 2023: [6]</w:t>
-      </w:r>
-    </w:p>
-    <w:p>
-      <w:r>
-        <w:t>• 2024: [20, 9, 4]</w:t>
-      </w:r>
-    </w:p>
-    <w:p>
-      <w:r>
-        <w:t>• 2025: [7, 1]</w:t>
-      </w:r>
-    </w:p>
-    <w:p>
-      <w:r>
-        <w:rPr>
-          <w:sz w:val="26"/>
-        </w:rPr>
-        <w:t>Vincent Trocheck: 2</w:t>
-      </w:r>
-    </w:p>
-    <w:p>
-      <w:r>
-        <w:t>• 2022: [13, 10, 4]</w:t>
-      </w:r>
-    </w:p>
-    <w:p>
-      <w:r>
-        <w:t>• 2023: [8, 7, 7]</w:t>
-      </w:r>
-    </w:p>
-    <w:p>
-      <w:r>
-        <w:t>• 2024: [11, 6, 6]</w:t>
-      </w:r>
-    </w:p>
-    <w:p>
-      <w:r>
-        <w:t>• 2025: [11, 10, 8]</w:t>
-      </w:r>
-    </w:p>
-    <w:p>
-      <w:r>
-        <w:rPr>
-          <w:sz w:val="26"/>
-        </w:rPr>
-        <w:t>Anton Blidh: 19</w:t>
-      </w:r>
-    </w:p>
-    <w:p>
-      <w:r>
-        <w:t>• 2022: []</w:t>
-      </w:r>
-    </w:p>
-    <w:p>
-      <w:r>
-        <w:t>• 2023: []</w:t>
+        <w:t>Conor Sheary: 1</w:t>
+      </w:r>
+    </w:p>
+    <w:p>
+      <w:r>
+        <w:t>• 2022: [21, 12, 8]</w:t>
+      </w:r>
+    </w:p>
+    <w:p>
+      <w:r>
+        <w:t>• 2023: [35, 6, 0]</w:t>
       </w:r>
     </w:p>
     <w:p>
@@ -12713,15 +12607,15 @@
     </w:p>
     <w:p>
       <w:r>
-        <w:t>• 2025: []</w:t>
-      </w:r>
-    </w:p>
-    <w:p>
-      <w:r>
-        <w:rPr>
-          <w:sz w:val="26"/>
-        </w:rPr>
-        <w:t>Vincent Iorio: 35</w:t>
+        <w:t>• 2025: [16, 3, 2]</w:t>
+      </w:r>
+    </w:p>
+    <w:p>
+      <w:r>
+        <w:rPr>
+          <w:sz w:val="26"/>
+        </w:rPr>
+        <w:t>Scott Morrow: 37</w:t>
       </w:r>
     </w:p>
     <w:p>
@@ -12751,7 +12645,121 @@
           <w:color w:val="FF0000"/>
           <w:sz w:val="26"/>
         </w:rPr>
-        <w:t>Adam Fox: 6</w:t>
+        <w:t>Adam Edstrom: 6</w:t>
+      </w:r>
+    </w:p>
+    <w:p>
+      <w:r>
+        <w:t>• 2022: []</w:t>
+      </w:r>
+    </w:p>
+    <w:p>
+      <w:r>
+        <w:t>• 2023: [6]</w:t>
+      </w:r>
+    </w:p>
+    <w:p>
+      <w:r>
+        <w:t>• 2024: [20, 9, 4]</w:t>
+      </w:r>
+    </w:p>
+    <w:p>
+      <w:r>
+        <w:t>• 2025: [7, 1]</w:t>
+      </w:r>
+    </w:p>
+    <w:p>
+      <w:r>
+        <w:rPr>
+          <w:sz w:val="26"/>
+        </w:rPr>
+        <w:t>Vincent Trocheck: 3</w:t>
+      </w:r>
+    </w:p>
+    <w:p>
+      <w:r>
+        <w:t>• 2022: [13, 10, 4]</w:t>
+      </w:r>
+    </w:p>
+    <w:p>
+      <w:r>
+        <w:t>• 2023: [8, 7, 7]</w:t>
+      </w:r>
+    </w:p>
+    <w:p>
+      <w:r>
+        <w:t>• 2024: [11, 6, 6]</w:t>
+      </w:r>
+    </w:p>
+    <w:p>
+      <w:r>
+        <w:t>• 2025: [11, 10, 8]</w:t>
+      </w:r>
+    </w:p>
+    <w:p>
+      <w:r>
+        <w:rPr>
+          <w:sz w:val="26"/>
+        </w:rPr>
+        <w:t>Anton Blidh: 19</w:t>
+      </w:r>
+    </w:p>
+    <w:p>
+      <w:r>
+        <w:t>• 2022: []</w:t>
+      </w:r>
+    </w:p>
+    <w:p>
+      <w:r>
+        <w:t>• 2023: []</w:t>
+      </w:r>
+    </w:p>
+    <w:p>
+      <w:r>
+        <w:t>• 2024: []</w:t>
+      </w:r>
+    </w:p>
+    <w:p>
+      <w:r>
+        <w:t>• 2025: []</w:t>
+      </w:r>
+    </w:p>
+    <w:p>
+      <w:r>
+        <w:rPr>
+          <w:sz w:val="26"/>
+        </w:rPr>
+        <w:t>Vincent Iorio: 36</w:t>
+      </w:r>
+    </w:p>
+    <w:p>
+      <w:r>
+        <w:t>• 2022: []</w:t>
+      </w:r>
+    </w:p>
+    <w:p>
+      <w:r>
+        <w:t>• 2023: []</w:t>
+      </w:r>
+    </w:p>
+    <w:p>
+      <w:r>
+        <w:t>• 2024: []</w:t>
+      </w:r>
+    </w:p>
+    <w:p>
+      <w:r>
+        <w:t>• 2025: []</w:t>
+      </w:r>
+    </w:p>
+    <w:p>
+      <w:r>
+        <w:rPr>
+          <w:b/>
+          <w:color w:val="FF0000"/>
+          <w:sz w:val="26"/>
+        </w:rPr>
+        <w:t>Adam Fox: 7</w:t>
       </w:r>
     </w:p>
     <w:p>
@@ -12779,7 +12787,7 @@
         <w:rPr>
           <w:sz w:val="26"/>
         </w:rPr>
-        <w:t>Tye Kartye: 1</w:t>
+        <w:t>Tye Kartye: 2</w:t>
       </w:r>
     </w:p>
     <w:p>
@@ -17729,7 +17737,7 @@
           <w:color w:val="FF0000"/>
           <w:sz w:val="26"/>
         </w:rPr>
-        <w:t>Simon Benoit: 81</w:t>
+        <w:t>Simon Benoit: 82</w:t>
       </w:r>
     </w:p>
     <w:p>
@@ -17759,27 +17767,27 @@
           <w:color w:val="FF0000"/>
           <w:sz w:val="26"/>
         </w:rPr>
-        <w:t>Nicholas Robertson: 8</w:t>
-      </w:r>
-    </w:p>
-    <w:p>
-      <w:r>
-        <w:t>• 2022: []</w:t>
-      </w:r>
-    </w:p>
-    <w:p>
-      <w:r>
-        <w:t>• 2023: [14, 7, 6]</w:t>
-      </w:r>
-    </w:p>
-    <w:p>
-      <w:r>
-        <w:t>• 2024: [12, 9, 6]</w:t>
-      </w:r>
-    </w:p>
-    <w:p>
-      <w:r>
-        <w:t>• 2025: [10, 8, 5]</w:t>
+        <w:t>Brandon Carlo: 129</w:t>
+      </w:r>
+    </w:p>
+    <w:p>
+      <w:r>
+        <w:t>• 2022: [19, 5]</w:t>
+      </w:r>
+    </w:p>
+    <w:p>
+      <w:r>
+        <w:t>• 2023: [19, 15, 8]</w:t>
+      </w:r>
+    </w:p>
+    <w:p>
+      <w:r>
+        <w:t>• 2024: []</w:t>
+      </w:r>
+    </w:p>
+    <w:p>
+      <w:r>
+        <w:t>• 2025: []</w:t>
       </w:r>
     </w:p>
     <w:p>
@@ -17789,17 +17797,17 @@
           <w:color w:val="FF0000"/>
           <w:sz w:val="26"/>
         </w:rPr>
-        <w:t>Brandon Carlo: 128</w:t>
-      </w:r>
-    </w:p>
-    <w:p>
-      <w:r>
-        <w:t>• 2022: [19, 5]</w:t>
-      </w:r>
-    </w:p>
-    <w:p>
-      <w:r>
-        <w:t>• 2023: [19, 15, 8]</w:t>
+        <w:t>Dakota Mermis: 5</w:t>
+      </w:r>
+    </w:p>
+    <w:p>
+      <w:r>
+        <w:t>• 2022: []</w:t>
+      </w:r>
+    </w:p>
+    <w:p>
+      <w:r>
+        <w:t>• 2023: [34, 1]</w:t>
       </w:r>
     </w:p>
     <w:p>
@@ -17817,27 +17825,27 @@
         <w:rPr>
           <w:sz w:val="26"/>
         </w:rPr>
-        <w:t>John Tavares: 1</w:t>
-      </w:r>
-    </w:p>
-    <w:p>
-      <w:r>
-        <w:t>• 2022: [7, 5, 5]</w:t>
-      </w:r>
-    </w:p>
-    <w:p>
-      <w:r>
-        <w:t>• 2023: [10, 8, 5]</w:t>
-      </w:r>
-    </w:p>
-    <w:p>
-      <w:r>
-        <w:t>• 2024: [5, 4, 4]</w:t>
-      </w:r>
-    </w:p>
-    <w:p>
-      <w:r>
-        <w:t>• 2025: [7, 6, 6]</w:t>
+        <w:t>Max Domi: 1</w:t>
+      </w:r>
+    </w:p>
+    <w:p>
+      <w:r>
+        <w:t>• 2022: [11, 10, 10]</w:t>
+      </w:r>
+    </w:p>
+    <w:p>
+      <w:r>
+        <w:t>• 2023: [11, 9, 9]</w:t>
+      </w:r>
+    </w:p>
+    <w:p>
+      <w:r>
+        <w:t>• 2024: [26, 4, 3]</w:t>
+      </w:r>
+    </w:p>
+    <w:p>
+      <w:r>
+        <w:t>• 2025: [23, 11, 7]</w:t>
       </w:r>
     </w:p>
     <w:p>
@@ -17847,7 +17855,35 @@
           <w:color w:val="FF0000"/>
           <w:sz w:val="26"/>
         </w:rPr>
-        <w:t>Dakota Mermis: 5</w:t>
+        <w:t>Troy Stecher: 14</w:t>
+      </w:r>
+    </w:p>
+    <w:p>
+      <w:r>
+        <w:t>• 2022: [4, 3]</w:t>
+      </w:r>
+    </w:p>
+    <w:p>
+      <w:r>
+        <w:t>• 2023: []</w:t>
+      </w:r>
+    </w:p>
+    <w:p>
+      <w:r>
+        <w:t>• 2024: [7, 1]</w:t>
+      </w:r>
+    </w:p>
+    <w:p>
+      <w:r>
+        <w:t>• 2025: [15, 13]</w:t>
+      </w:r>
+    </w:p>
+    <w:p>
+      <w:r>
+        <w:rPr>
+          <w:sz w:val="26"/>
+        </w:rPr>
+        <w:t>Matthew Knies: 1</w:t>
       </w:r>
     </w:p>
     <w:p>
@@ -17857,17 +17893,17 @@
     </w:p>
     <w:p>
       <w:r>
-        <w:t>• 2023: [34, 1]</w:t>
-      </w:r>
-    </w:p>
-    <w:p>
-      <w:r>
-        <w:t>• 2024: []</w:t>
-      </w:r>
-    </w:p>
-    <w:p>
-      <w:r>
-        <w:t>• 2025: []</w:t>
+        <w:t>• 2023: [17, 8, 6]</w:t>
+      </w:r>
+    </w:p>
+    <w:p>
+      <w:r>
+        <w:t>• 2024: [9, 7, 5]</w:t>
+      </w:r>
+    </w:p>
+    <w:p>
+      <w:r>
+        <w:t>• 2025: [10, 9, 6]</w:t>
       </w:r>
     </w:p>
     <w:p>
@@ -17877,12 +17913,96 @@
           <w:color w:val="FF0000"/>
           <w:sz w:val="26"/>
         </w:rPr>
-        <w:t>Troy Stecher: 13</w:t>
-      </w:r>
-    </w:p>
-    <w:p>
-      <w:r>
-        <w:t>• 2022: [4, 3]</w:t>
+        <w:t>Morgan Rielly: 4</w:t>
+      </w:r>
+    </w:p>
+    <w:p>
+      <w:r>
+        <w:t>• 2022: [12, 2, 0]</w:t>
+      </w:r>
+    </w:p>
+    <w:p>
+      <w:r>
+        <w:t>• 2023: [12, 9, 7]</w:t>
+      </w:r>
+    </w:p>
+    <w:p>
+      <w:r>
+        <w:t>• 2024: [26, 13, 4]</w:t>
+      </w:r>
+    </w:p>
+    <w:p>
+      <w:r>
+        <w:t>• 2025: [17, 11, 7]</w:t>
+      </w:r>
+    </w:p>
+    <w:p>
+      <w:r>
+        <w:rPr>
+          <w:sz w:val="26"/>
+        </w:rPr>
+        <w:t>Chris Tanev: 11</w:t>
+      </w:r>
+    </w:p>
+    <w:p>
+      <w:r>
+        <w:t>• 2022: []</w:t>
+      </w:r>
+    </w:p>
+    <w:p>
+      <w:r>
+        <w:t>• 2023: [34]</w:t>
+      </w:r>
+    </w:p>
+    <w:p>
+      <w:r>
+        <w:t>• 2024: [32, 18]</w:t>
+      </w:r>
+    </w:p>
+    <w:p>
+      <w:r>
+        <w:t>• 2025: []</w:t>
+      </w:r>
+    </w:p>
+    <w:p>
+      <w:r>
+        <w:rPr>
+          <w:sz w:val="26"/>
+        </w:rPr>
+        <w:t>Henry Thrun: 7</w:t>
+      </w:r>
+    </w:p>
+    <w:p>
+      <w:r>
+        <w:t>• 2022: []</w:t>
+      </w:r>
+    </w:p>
+    <w:p>
+      <w:r>
+        <w:t>• 2023: [18, 10]</w:t>
+      </w:r>
+    </w:p>
+    <w:p>
+      <w:r>
+        <w:t>• 2024: [14]</w:t>
+      </w:r>
+    </w:p>
+    <w:p>
+      <w:r>
+        <w:t>• 2025: []</w:t>
+      </w:r>
+    </w:p>
+    <w:p>
+      <w:r>
+        <w:rPr>
+          <w:sz w:val="26"/>
+        </w:rPr>
+        <w:t>Jacob Quillan: 16</w:t>
+      </w:r>
+    </w:p>
+    <w:p>
+      <w:r>
+        <w:t>• 2022: []</w:t>
       </w:r>
     </w:p>
     <w:p>
@@ -17892,12 +18012,12 @@
     </w:p>
     <w:p>
       <w:r>
-        <w:t>• 2024: [7, 1]</w:t>
-      </w:r>
-    </w:p>
-    <w:p>
-      <w:r>
-        <w:t>• 2025: [15, 13]</w:t>
+        <w:t>• 2024: []</w:t>
+      </w:r>
+    </w:p>
+    <w:p>
+      <w:r>
+        <w:t>• 2025: []</w:t>
       </w:r>
     </w:p>
     <w:p>
@@ -17907,111 +18027,27 @@
           <w:color w:val="FF0000"/>
           <w:sz w:val="26"/>
         </w:rPr>
-        <w:t>Morgan Rielly: 3</w:t>
-      </w:r>
-    </w:p>
-    <w:p>
-      <w:r>
-        <w:t>• 2022: [12, 2, 0]</w:t>
-      </w:r>
-    </w:p>
-    <w:p>
-      <w:r>
-        <w:t>• 2023: [12, 9, 7]</w:t>
-      </w:r>
-    </w:p>
-    <w:p>
-      <w:r>
-        <w:t>• 2024: [26, 13, 4]</w:t>
-      </w:r>
-    </w:p>
-    <w:p>
-      <w:r>
-        <w:t>• 2025: [17, 11, 7]</w:t>
-      </w:r>
-    </w:p>
-    <w:p>
-      <w:r>
-        <w:rPr>
-          <w:sz w:val="26"/>
-        </w:rPr>
-        <w:t>Chris Tanev: 11</w:t>
-      </w:r>
-    </w:p>
-    <w:p>
-      <w:r>
-        <w:t>• 2022: []</w:t>
-      </w:r>
-    </w:p>
-    <w:p>
-      <w:r>
-        <w:t>• 2023: [34]</w:t>
-      </w:r>
-    </w:p>
-    <w:p>
-      <w:r>
-        <w:t>• 2024: [32, 18]</w:t>
-      </w:r>
-    </w:p>
-    <w:p>
-      <w:r>
-        <w:t>• 2025: []</w:t>
-      </w:r>
-    </w:p>
-    <w:p>
-      <w:r>
-        <w:rPr>
-          <w:sz w:val="26"/>
-        </w:rPr>
-        <w:t>Henry Thrun: 7</w:t>
-      </w:r>
-    </w:p>
-    <w:p>
-      <w:r>
-        <w:t>• 2022: []</w:t>
-      </w:r>
-    </w:p>
-    <w:p>
-      <w:r>
-        <w:t>• 2023: [18, 10]</w:t>
-      </w:r>
-    </w:p>
-    <w:p>
-      <w:r>
-        <w:t>• 2024: [14]</w:t>
-      </w:r>
-    </w:p>
-    <w:p>
-      <w:r>
-        <w:t>• 2025: []</w:t>
-      </w:r>
-    </w:p>
-    <w:p>
-      <w:r>
-        <w:rPr>
-          <w:sz w:val="26"/>
-        </w:rPr>
-        <w:t>Jacob Quillan: 15</w:t>
-      </w:r>
-    </w:p>
-    <w:p>
-      <w:r>
-        <w:t>• 2022: []</w:t>
-      </w:r>
-    </w:p>
-    <w:p>
-      <w:r>
-        <w:t>• 2023: []</w:t>
-      </w:r>
-    </w:p>
-    <w:p>
-      <w:r>
-        <w:t>• 2024: []</w:t>
-      </w:r>
-    </w:p>
-    <w:p>
-      <w:r>
-        <w:t>• 2025: []</w:t>
+        <w:t>Matias Maccelli: 7</w:t>
+      </w:r>
+    </w:p>
+    <w:p>
+      <w:r>
+        <w:t>• 2022: [11, 8, 6]</w:t>
+      </w:r>
+    </w:p>
+    <w:p>
+      <w:r>
+        <w:t>• 2023: [11, 11, 9]</w:t>
+      </w:r>
+    </w:p>
+    <w:p>
+      <w:r>
+        <w:t>• 2024: [23, 4, 3]</w:t>
+      </w:r>
+    </w:p>
+    <w:p>
+      <w:r>
+        <w:t>• 2025: [11, 10, 4]</w:t>
       </w:r>
     </w:p>
     <w:p>
@@ -18021,55 +18057,83 @@
           <w:color w:val="FF0000"/>
           <w:sz w:val="26"/>
         </w:rPr>
-        <w:t>Matias Maccelli: 6</w:t>
-      </w:r>
-    </w:p>
-    <w:p>
-      <w:r>
-        <w:t>• 2022: [11, 8, 6]</w:t>
-      </w:r>
-    </w:p>
-    <w:p>
-      <w:r>
-        <w:t>• 2023: [11, 11, 9]</w:t>
-      </w:r>
-    </w:p>
-    <w:p>
-      <w:r>
-        <w:t>• 2024: [23, 4, 3]</w:t>
-      </w:r>
-    </w:p>
-    <w:p>
-      <w:r>
-        <w:t>• 2025: [11, 10, 4]</w:t>
-      </w:r>
-    </w:p>
-    <w:p>
-      <w:r>
-        <w:rPr>
-          <w:sz w:val="26"/>
-        </w:rPr>
-        <w:t>Dakota Joshua: 2</w:t>
-      </w:r>
-    </w:p>
-    <w:p>
-      <w:r>
-        <w:t>• 2022: [19, 13, 7]</w:t>
-      </w:r>
-    </w:p>
-    <w:p>
-      <w:r>
-        <w:t>• 2023: [12, 8, 5]</w:t>
-      </w:r>
-    </w:p>
-    <w:p>
-      <w:r>
-        <w:t>• 2024: [11, 9, 5]</w:t>
-      </w:r>
-    </w:p>
-    <w:p>
-      <w:r>
-        <w:t>• 2025: [14, 8, 4]</w:t>
+        <w:t>Philippe Myers: 35</w:t>
+      </w:r>
+    </w:p>
+    <w:p>
+      <w:r>
+        <w:t>• 2022: []</w:t>
+      </w:r>
+    </w:p>
+    <w:p>
+      <w:r>
+        <w:t>• 2023: []</w:t>
+      </w:r>
+    </w:p>
+    <w:p>
+      <w:r>
+        <w:t>• 2024: [13]</w:t>
+      </w:r>
+    </w:p>
+    <w:p>
+      <w:r>
+        <w:t>• 2025: []</w:t>
+      </w:r>
+    </w:p>
+    <w:p>
+      <w:r>
+        <w:rPr>
+          <w:sz w:val="26"/>
+        </w:rPr>
+        <w:t>Matt Benning: 86</w:t>
+      </w:r>
+    </w:p>
+    <w:p>
+      <w:r>
+        <w:t>• 2022: []</w:t>
+      </w:r>
+    </w:p>
+    <w:p>
+      <w:r>
+        <w:t>• 2023: []</w:t>
+      </w:r>
+    </w:p>
+    <w:p>
+      <w:r>
+        <w:t>• 2024: []</w:t>
+      </w:r>
+    </w:p>
+    <w:p>
+      <w:r>
+        <w:t>• 2025: []</w:t>
+      </w:r>
+    </w:p>
+    <w:p>
+      <w:r>
+        <w:rPr>
+          <w:sz w:val="26"/>
+        </w:rPr>
+        <w:t>Easton Cowan: 2</w:t>
+      </w:r>
+    </w:p>
+    <w:p>
+      <w:r>
+        <w:t>• 2022: []</w:t>
+      </w:r>
+    </w:p>
+    <w:p>
+      <w:r>
+        <w:t>• 2023: []</w:t>
+      </w:r>
+    </w:p>
+    <w:p>
+      <w:r>
+        <w:t>• 2024: []</w:t>
+      </w:r>
+    </w:p>
+    <w:p>
+      <w:r>
+        <w:t>• 2025: [12, 7, 7]</w:t>
       </w:r>
     </w:p>
     <w:p>
@@ -18079,27 +18143,27 @@
           <w:color w:val="FF0000"/>
           <w:sz w:val="26"/>
         </w:rPr>
-        <w:t>Philippe Myers: 35</w:t>
-      </w:r>
-    </w:p>
-    <w:p>
-      <w:r>
-        <w:t>• 2022: []</w:t>
-      </w:r>
-    </w:p>
-    <w:p>
-      <w:r>
-        <w:t>• 2023: []</w:t>
-      </w:r>
-    </w:p>
-    <w:p>
-      <w:r>
-        <w:t>• 2024: [13]</w:t>
-      </w:r>
-    </w:p>
-    <w:p>
-      <w:r>
-        <w:t>• 2025: []</w:t>
+        <w:t>Calle Jarnkrok: 20</w:t>
+      </w:r>
+    </w:p>
+    <w:p>
+      <w:r>
+        <w:t>• 2022: [9, 7, 5]</w:t>
+      </w:r>
+    </w:p>
+    <w:p>
+      <w:r>
+        <w:t>• 2023: [9, 4, 4]</w:t>
+      </w:r>
+    </w:p>
+    <w:p>
+      <w:r>
+        <w:t>• 2024: []</w:t>
+      </w:r>
+    </w:p>
+    <w:p>
+      <w:r>
+        <w:t>• 2025: [13, 5, 4]</w:t>
       </w:r>
     </w:p>
     <w:p>
@@ -18109,40 +18173,40 @@
           <w:color w:val="FF0000"/>
           <w:sz w:val="26"/>
         </w:rPr>
-        <w:t>Jake McCabe: 50</w:t>
-      </w:r>
-    </w:p>
-    <w:p>
-      <w:r>
-        <w:t>• 2022: [28, 28]</w:t>
-      </w:r>
-    </w:p>
-    <w:p>
-      <w:r>
-        <w:t>• 2023: [10, 10, 8]</w:t>
-      </w:r>
-    </w:p>
-    <w:p>
-      <w:r>
-        <w:t>• 2024: [12]</w:t>
-      </w:r>
-    </w:p>
-    <w:p>
-      <w:r>
-        <w:t>• 2025: [7, 7]</w:t>
-      </w:r>
-    </w:p>
-    <w:p>
-      <w:r>
-        <w:rPr>
-          <w:sz w:val="26"/>
-        </w:rPr>
-        <w:t>Matt Benning: 86</w:t>
-      </w:r>
-    </w:p>
-    <w:p>
-      <w:r>
-        <w:t>• 2022: []</w:t>
+        <w:t>Oliver Ekman-Larsson: 22</w:t>
+      </w:r>
+    </w:p>
+    <w:p>
+      <w:r>
+        <w:t>• 2022: [37]</w:t>
+      </w:r>
+    </w:p>
+    <w:p>
+      <w:r>
+        <w:t>• 2023: [12, 9, 5]</w:t>
+      </w:r>
+    </w:p>
+    <w:p>
+      <w:r>
+        <w:t>• 2024: [31, 11, 5]</w:t>
+      </w:r>
+    </w:p>
+    <w:p>
+      <w:r>
+        <w:t>• 2025: [12, 7, 7]</w:t>
+      </w:r>
+    </w:p>
+    <w:p>
+      <w:r>
+        <w:rPr>
+          <w:sz w:val="26"/>
+        </w:rPr>
+        <w:t>Steven Lorentz: 4</w:t>
+      </w:r>
+    </w:p>
+    <w:p>
+      <w:r>
+        <w:t>• 2022: [15, 11, 9]</w:t>
       </w:r>
     </w:p>
     <w:p>
@@ -18152,128 +18216,40 @@
     </w:p>
     <w:p>
       <w:r>
-        <w:t>• 2024: []</w:t>
-      </w:r>
-    </w:p>
-    <w:p>
-      <w:r>
-        <w:t>• 2025: []</w:t>
-      </w:r>
-    </w:p>
-    <w:p>
-      <w:r>
-        <w:rPr>
-          <w:sz w:val="26"/>
-        </w:rPr>
-        <w:t>Easton Cowan: 1</w:t>
-      </w:r>
-    </w:p>
-    <w:p>
-      <w:r>
-        <w:t>• 2022: []</w:t>
-      </w:r>
-    </w:p>
-    <w:p>
-      <w:r>
-        <w:t>• 2023: []</w:t>
-      </w:r>
-    </w:p>
-    <w:p>
-      <w:r>
-        <w:t>• 2024: []</w:t>
-      </w:r>
-    </w:p>
-    <w:p>
-      <w:r>
-        <w:t>• 2025: [12, 7, 7]</w:t>
-      </w:r>
-    </w:p>
-    <w:p>
-      <w:r>
-        <w:rPr>
-          <w:b/>
-          <w:color w:val="FF0000"/>
-          <w:sz w:val="26"/>
-        </w:rPr>
-        <w:t>Calle Jarnkrok: 19</w:t>
-      </w:r>
-    </w:p>
-    <w:p>
-      <w:r>
-        <w:t>• 2022: [9, 7, 5]</w:t>
-      </w:r>
-    </w:p>
-    <w:p>
-      <w:r>
-        <w:t>• 2023: [9, 4, 4]</w:t>
-      </w:r>
-    </w:p>
-    <w:p>
-      <w:r>
-        <w:t>• 2024: []</w:t>
-      </w:r>
-    </w:p>
-    <w:p>
-      <w:r>
-        <w:t>• 2025: [13, 5, 4]</w:t>
-      </w:r>
-    </w:p>
-    <w:p>
-      <w:r>
-        <w:rPr>
-          <w:b/>
-          <w:color w:val="FF0000"/>
-          <w:sz w:val="26"/>
-        </w:rPr>
-        <w:t>Oliver Ekman-Larsson: 21</w:t>
-      </w:r>
-    </w:p>
-    <w:p>
-      <w:r>
-        <w:t>• 2022: [37]</w:t>
-      </w:r>
-    </w:p>
-    <w:p>
-      <w:r>
-        <w:t>• 2023: [12, 9, 5]</w:t>
-      </w:r>
-    </w:p>
-    <w:p>
-      <w:r>
-        <w:t>• 2024: [31, 11, 5]</w:t>
-      </w:r>
-    </w:p>
-    <w:p>
-      <w:r>
-        <w:t>• 2025: [12, 7, 7]</w:t>
-      </w:r>
-    </w:p>
-    <w:p>
-      <w:r>
-        <w:rPr>
-          <w:sz w:val="26"/>
-        </w:rPr>
-        <w:t>Steven Lorentz: 3</w:t>
-      </w:r>
-    </w:p>
-    <w:p>
-      <w:r>
-        <w:t>• 2022: [15, 11, 9]</w:t>
-      </w:r>
-    </w:p>
-    <w:p>
-      <w:r>
-        <w:t>• 2023: []</w:t>
-      </w:r>
-    </w:p>
-    <w:p>
-      <w:r>
         <w:t>• 2024: [23, 18, 9]</w:t>
       </w:r>
     </w:p>
     <w:p>
       <w:r>
         <w:t>• 2025: [29, 10, 3]</w:t>
+      </w:r>
+    </w:p>
+    <w:p>
+      <w:r>
+        <w:rPr>
+          <w:sz w:val="26"/>
+        </w:rPr>
+        <w:t>William Nylander: 1</w:t>
+      </w:r>
+    </w:p>
+    <w:p>
+      <w:r>
+        <w:t>• 2022: [6, 5, 5]</w:t>
+      </w:r>
+    </w:p>
+    <w:p>
+      <w:r>
+        <w:t>• 2023: [6, 5, 4]</w:t>
+      </w:r>
+    </w:p>
+    <w:p>
+      <w:r>
+        <w:t>• 2024: [8, 5, 3]</w:t>
+      </w:r>
+    </w:p>
+    <w:p>
+      <w:r>
+        <w:t>• 2025: [11, 3, 3]</w:t>
       </w:r>
     </w:p>
     <w:p>

--- a/reports/game_without_goal.docx
+++ b/reports/game_without_goal.docx
@@ -1367,199 +1367,31 @@
     <w:p>
       <w:r>
         <w:rPr>
-          <w:sz w:val="26"/>
-        </w:rPr>
-        <w:t>Jack Quinn: 1</w:t>
-      </w:r>
-    </w:p>
-    <w:p>
-      <w:r>
-        <w:t>• 2022: [13, 7, 7]</w:t>
-      </w:r>
-    </w:p>
-    <w:p>
-      <w:r>
-        <w:t>• 2023: [8, 5, 2]</w:t>
-      </w:r>
-    </w:p>
-    <w:p>
-      <w:r>
-        <w:t>• 2024: [16, 13, 8]</w:t>
-      </w:r>
-    </w:p>
-    <w:p>
-      <w:r>
-        <w:t>• 2025: [13, 12, 9]</w:t>
-      </w:r>
-    </w:p>
-    <w:p>
-      <w:r>
-        <w:rPr>
           <w:b/>
           <w:color w:val="FF0000"/>
           <w:sz w:val="26"/>
         </w:rPr>
-        <w:t>Tyson Kozak: 34</w:t>
-      </w:r>
-    </w:p>
-    <w:p>
-      <w:r>
-        <w:t>• 2022: []</w:t>
-      </w:r>
-    </w:p>
-    <w:p>
-      <w:r>
-        <w:t>• 2023: []</w:t>
-      </w:r>
-    </w:p>
-    <w:p>
-      <w:r>
-        <w:t>• 2024: [13, 1]</w:t>
-      </w:r>
-    </w:p>
-    <w:p>
-      <w:r>
-        <w:t>• 2025: [0]</w:t>
-      </w:r>
-    </w:p>
-    <w:p>
-      <w:r>
-        <w:rPr>
-          <w:sz w:val="26"/>
-        </w:rPr>
-        <w:t>Mattias Samuelsson: 9</w:t>
-      </w:r>
-    </w:p>
-    <w:p>
-      <w:r>
-        <w:t>• 2022: [44]</w:t>
-      </w:r>
-    </w:p>
-    <w:p>
-      <w:r>
-        <w:t>• 2023: []</w:t>
-      </w:r>
-    </w:p>
-    <w:p>
-      <w:r>
-        <w:t>• 2024: [19, 13, 12]</w:t>
-      </w:r>
-    </w:p>
-    <w:p>
-      <w:r>
-        <w:t>• 2025: [15, 9, 7]</w:t>
-      </w:r>
-    </w:p>
-    <w:p>
-      <w:r>
-        <w:rPr>
-          <w:sz w:val="26"/>
-        </w:rPr>
-        <w:t>Rasmus Dahlin: 2</w:t>
-      </w:r>
-    </w:p>
-    <w:p>
-      <w:r>
-        <w:t>• 2022: [28, 6, 6]</w:t>
-      </w:r>
-    </w:p>
-    <w:p>
-      <w:r>
-        <w:t>• 2023: [9, 7, 6]</w:t>
-      </w:r>
-    </w:p>
-    <w:p>
-      <w:r>
-        <w:t>• 2024: [24, 3, 3]</w:t>
-      </w:r>
-    </w:p>
-    <w:p>
-      <w:r>
-        <w:t>• 2025: [14, 9, 7]</w:t>
-      </w:r>
-    </w:p>
-    <w:p>
-      <w:r>
-        <w:rPr>
-          <w:sz w:val="26"/>
-        </w:rPr>
-        <w:t>Jiri Kulich: 4</w:t>
-      </w:r>
-    </w:p>
-    <w:p>
-      <w:r>
-        <w:t>• 2022: []</w:t>
-      </w:r>
-    </w:p>
-    <w:p>
-      <w:r>
-        <w:t>• 2023: []</w:t>
-      </w:r>
-    </w:p>
-    <w:p>
-      <w:r>
-        <w:t>• 2024: [8, 6, 6]</w:t>
-      </w:r>
-    </w:p>
-    <w:p>
-      <w:r>
-        <w:t>• 2025: [1, 1]</w:t>
-      </w:r>
-    </w:p>
-    <w:p>
-      <w:r>
-        <w:rPr>
-          <w:sz w:val="26"/>
-        </w:rPr>
-        <w:t>Josh Dunne: 27</w:t>
-      </w:r>
-    </w:p>
-    <w:p>
-      <w:r>
-        <w:t>• 2022: []</w:t>
-      </w:r>
-    </w:p>
-    <w:p>
-      <w:r>
-        <w:t>• 2023: []</w:t>
-      </w:r>
-    </w:p>
-    <w:p>
-      <w:r>
-        <w:t>• 2024: []</w:t>
-      </w:r>
-    </w:p>
-    <w:p>
-      <w:r>
-        <w:t>• 2025: []</w:t>
-      </w:r>
-    </w:p>
-    <w:p>
-      <w:r>
-        <w:rPr>
-          <w:sz w:val="26"/>
-        </w:rPr>
-        <w:t>Ryan Johnson: 47</w:t>
-      </w:r>
-    </w:p>
-    <w:p>
-      <w:r>
-        <w:t>• 2022: []</w:t>
-      </w:r>
-    </w:p>
-    <w:p>
-      <w:r>
-        <w:t>• 2023: []</w:t>
-      </w:r>
-    </w:p>
-    <w:p>
-      <w:r>
-        <w:t>• 2024: []</w:t>
-      </w:r>
-    </w:p>
-    <w:p>
-      <w:r>
-        <w:t>• 2025: []</w:t>
+        <w:t>Jack Quinn: 2</w:t>
+      </w:r>
+    </w:p>
+    <w:p>
+      <w:r>
+        <w:t>• 2022: [13, 7, 7]</w:t>
+      </w:r>
+    </w:p>
+    <w:p>
+      <w:r>
+        <w:t>• 2023: [8, 5, 2]</w:t>
+      </w:r>
+    </w:p>
+    <w:p>
+      <w:r>
+        <w:t>• 2024: [16, 13, 8]</w:t>
+      </w:r>
+    </w:p>
+    <w:p>
+      <w:r>
+        <w:t>• 2025: [13, 12, 9]</w:t>
       </w:r>
     </w:p>
     <w:p>
@@ -1569,27 +1401,139 @@
           <w:color w:val="FF0000"/>
           <w:sz w:val="26"/>
         </w:rPr>
-        <w:t>Owen Power: 1</w:t>
-      </w:r>
-    </w:p>
-    <w:p>
-      <w:r>
-        <w:t>• 2022: [5, 0, 0]</w:t>
-      </w:r>
-    </w:p>
-    <w:p>
-      <w:r>
-        <w:t>• 2023: [23, 17, 4]</w:t>
-      </w:r>
-    </w:p>
-    <w:p>
-      <w:r>
-        <w:t>• 2024: [20, 17, 11]</w:t>
-      </w:r>
-    </w:p>
-    <w:p>
-      <w:r>
-        <w:t>• 2025: [24, 13, 9]</w:t>
+        <w:t>Tyson Kozak: 34</w:t>
+      </w:r>
+    </w:p>
+    <w:p>
+      <w:r>
+        <w:t>• 2022: []</w:t>
+      </w:r>
+    </w:p>
+    <w:p>
+      <w:r>
+        <w:t>• 2023: []</w:t>
+      </w:r>
+    </w:p>
+    <w:p>
+      <w:r>
+        <w:t>• 2024: [13, 1]</w:t>
+      </w:r>
+    </w:p>
+    <w:p>
+      <w:r>
+        <w:t>• 2025: [0]</w:t>
+      </w:r>
+    </w:p>
+    <w:p>
+      <w:r>
+        <w:rPr>
+          <w:sz w:val="26"/>
+        </w:rPr>
+        <w:t>Mattias Samuelsson: 10</w:t>
+      </w:r>
+    </w:p>
+    <w:p>
+      <w:r>
+        <w:t>• 2022: [44]</w:t>
+      </w:r>
+    </w:p>
+    <w:p>
+      <w:r>
+        <w:t>• 2023: []</w:t>
+      </w:r>
+    </w:p>
+    <w:p>
+      <w:r>
+        <w:t>• 2024: [19, 13, 12]</w:t>
+      </w:r>
+    </w:p>
+    <w:p>
+      <w:r>
+        <w:t>• 2025: [15, 9, 7]</w:t>
+      </w:r>
+    </w:p>
+    <w:p>
+      <w:r>
+        <w:rPr>
+          <w:sz w:val="26"/>
+        </w:rPr>
+        <w:t>Jiri Kulich: 4</w:t>
+      </w:r>
+    </w:p>
+    <w:p>
+      <w:r>
+        <w:t>• 2022: []</w:t>
+      </w:r>
+    </w:p>
+    <w:p>
+      <w:r>
+        <w:t>• 2023: []</w:t>
+      </w:r>
+    </w:p>
+    <w:p>
+      <w:r>
+        <w:t>• 2024: [8, 6, 6]</w:t>
+      </w:r>
+    </w:p>
+    <w:p>
+      <w:r>
+        <w:t>• 2025: [1, 1]</w:t>
+      </w:r>
+    </w:p>
+    <w:p>
+      <w:r>
+        <w:rPr>
+          <w:sz w:val="26"/>
+        </w:rPr>
+        <w:t>Josh Dunne: 27</w:t>
+      </w:r>
+    </w:p>
+    <w:p>
+      <w:r>
+        <w:t>• 2022: []</w:t>
+      </w:r>
+    </w:p>
+    <w:p>
+      <w:r>
+        <w:t>• 2023: []</w:t>
+      </w:r>
+    </w:p>
+    <w:p>
+      <w:r>
+        <w:t>• 2024: []</w:t>
+      </w:r>
+    </w:p>
+    <w:p>
+      <w:r>
+        <w:t>• 2025: []</w:t>
+      </w:r>
+    </w:p>
+    <w:p>
+      <w:r>
+        <w:rPr>
+          <w:sz w:val="26"/>
+        </w:rPr>
+        <w:t>Ryan Johnson: 47</w:t>
+      </w:r>
+    </w:p>
+    <w:p>
+      <w:r>
+        <w:t>• 2022: []</w:t>
+      </w:r>
+    </w:p>
+    <w:p>
+      <w:r>
+        <w:t>• 2023: []</w:t>
+      </w:r>
+    </w:p>
+    <w:p>
+      <w:r>
+        <w:t>• 2024: []</w:t>
+      </w:r>
+    </w:p>
+    <w:p>
+      <w:r>
+        <w:t>• 2025: []</w:t>
       </w:r>
     </w:p>
     <w:p>
@@ -1599,27 +1543,27 @@
           <w:color w:val="FF0000"/>
           <w:sz w:val="26"/>
         </w:rPr>
-        <w:t>Luke Schenn: 20</w:t>
-      </w:r>
-    </w:p>
-    <w:p>
-      <w:r>
-        <w:t>• 2022: [30, 18, 4]</w:t>
-      </w:r>
-    </w:p>
-    <w:p>
-      <w:r>
-        <w:t>• 2023: []</w:t>
-      </w:r>
-    </w:p>
-    <w:p>
-      <w:r>
-        <w:t>• 2024: []</w:t>
-      </w:r>
-    </w:p>
-    <w:p>
-      <w:r>
-        <w:t>• 2025: []</w:t>
+        <w:t>Owen Power: 2</w:t>
+      </w:r>
+    </w:p>
+    <w:p>
+      <w:r>
+        <w:t>• 2022: [5, 0, 0]</w:t>
+      </w:r>
+    </w:p>
+    <w:p>
+      <w:r>
+        <w:t>• 2023: [23, 17, 4]</w:t>
+      </w:r>
+    </w:p>
+    <w:p>
+      <w:r>
+        <w:t>• 2024: [20, 17, 11]</w:t>
+      </w:r>
+    </w:p>
+    <w:p>
+      <w:r>
+        <w:t>• 2025: [24, 13, 9]</w:t>
       </w:r>
     </w:p>
     <w:p>
@@ -1629,22 +1573,22 @@
           <w:color w:val="FF0000"/>
           <w:sz w:val="26"/>
         </w:rPr>
-        <w:t>Michael Kesselring: 33</w:t>
-      </w:r>
-    </w:p>
-    <w:p>
-      <w:r>
-        <w:t>• 2022: []</w:t>
-      </w:r>
-    </w:p>
-    <w:p>
-      <w:r>
-        <w:t>• 2023: [25, 3, 1]</w:t>
-      </w:r>
-    </w:p>
-    <w:p>
-      <w:r>
-        <w:t>• 2024: [28, 18, 11]</w:t>
+        <w:t>Luke Schenn: 20</w:t>
+      </w:r>
+    </w:p>
+    <w:p>
+      <w:r>
+        <w:t>• 2022: [30, 18, 4]</w:t>
+      </w:r>
+    </w:p>
+    <w:p>
+      <w:r>
+        <w:t>• 2023: []</w:t>
+      </w:r>
+    </w:p>
+    <w:p>
+      <w:r>
+        <w:t>• 2024: []</w:t>
       </w:r>
     </w:p>
     <w:p>
@@ -1659,7 +1603,7 @@
           <w:color w:val="FF0000"/>
           <w:sz w:val="26"/>
         </w:rPr>
-        <w:t>Josh Doan: 1</w:t>
+        <w:t>Michael Kesselring: 33</w:t>
       </w:r>
     </w:p>
     <w:p>
@@ -1669,45 +1613,17 @@
     </w:p>
     <w:p>
       <w:r>
-        <w:t>• 2023: [3, 3, 0]</w:t>
-      </w:r>
-    </w:p>
-    <w:p>
-      <w:r>
-        <w:t>• 2024: [13, 11, 9]</w:t>
-      </w:r>
-    </w:p>
-    <w:p>
-      <w:r>
-        <w:t>• 2025: [8, 6, 6]</w:t>
-      </w:r>
-    </w:p>
-    <w:p>
-      <w:r>
-        <w:rPr>
-          <w:sz w:val="26"/>
-        </w:rPr>
-        <w:t>Tage Thompson: 2</w:t>
-      </w:r>
-    </w:p>
-    <w:p>
-      <w:r>
-        <w:t>• 2022: [8, 5, 4]</w:t>
-      </w:r>
-    </w:p>
-    <w:p>
-      <w:r>
-        <w:t>• 2023: [7, 5, 5]</w:t>
-      </w:r>
-    </w:p>
-    <w:p>
-      <w:r>
-        <w:t>• 2024: [5, 5, 4]</w:t>
-      </w:r>
-    </w:p>
-    <w:p>
-      <w:r>
-        <w:t>• 2025: [6, 5, 4]</w:t>
+        <w:t>• 2023: [25, 3, 1]</w:t>
+      </w:r>
+    </w:p>
+    <w:p>
+      <w:r>
+        <w:t>• 2024: [28, 18, 11]</w:t>
+      </w:r>
+    </w:p>
+    <w:p>
+      <w:r>
+        <w:t>• 2025: []</w:t>
       </w:r>
     </w:p>
     <w:p>
@@ -1717,35 +1633,7 @@
           <w:color w:val="FF0000"/>
           <w:sz w:val="26"/>
         </w:rPr>
-        <w:t>Josh Norris: 4</w:t>
-      </w:r>
-    </w:p>
-    <w:p>
-      <w:r>
-        <w:t>• 2022: [2]</w:t>
-      </w:r>
-    </w:p>
-    <w:p>
-      <w:r>
-        <w:t>• 2023: [14, 6, 5]</w:t>
-      </w:r>
-    </w:p>
-    <w:p>
-      <w:r>
-        <w:t>• 2024: [5, 5, 4]</w:t>
-      </w:r>
-    </w:p>
-    <w:p>
-      <w:r>
-        <w:t>• 2025: [5, 5, 4]</w:t>
-      </w:r>
-    </w:p>
-    <w:p>
-      <w:r>
-        <w:rPr>
-          <w:sz w:val="26"/>
-        </w:rPr>
-        <w:t>Zach Metsa: 9</w:t>
+        <w:t>Josh Doan: 2</w:t>
       </w:r>
     </w:p>
     <w:p>
@@ -1755,17 +1643,17 @@
     </w:p>
     <w:p>
       <w:r>
-        <w:t>• 2023: []</w:t>
-      </w:r>
-    </w:p>
-    <w:p>
-      <w:r>
-        <w:t>• 2024: []</w:t>
-      </w:r>
-    </w:p>
-    <w:p>
-      <w:r>
-        <w:t>• 2025: [16]</w:t>
+        <w:t>• 2023: [3, 3, 0]</w:t>
+      </w:r>
+    </w:p>
+    <w:p>
+      <w:r>
+        <w:t>• 2024: [13, 11, 9]</w:t>
+      </w:r>
+    </w:p>
+    <w:p>
+      <w:r>
+        <w:t>• 2025: [8, 6, 6]</w:t>
       </w:r>
     </w:p>
     <w:p>
@@ -1775,7 +1663,35 @@
           <w:color w:val="FF0000"/>
           <w:sz w:val="26"/>
         </w:rPr>
-        <w:t>Beck Malenstyn: 7</w:t>
+        <w:t>Josh Norris: 5</w:t>
+      </w:r>
+    </w:p>
+    <w:p>
+      <w:r>
+        <w:t>• 2022: [2]</w:t>
+      </w:r>
+    </w:p>
+    <w:p>
+      <w:r>
+        <w:t>• 2023: [14, 6, 5]</w:t>
+      </w:r>
+    </w:p>
+    <w:p>
+      <w:r>
+        <w:t>• 2024: [5, 5, 4]</w:t>
+      </w:r>
+    </w:p>
+    <w:p>
+      <w:r>
+        <w:t>• 2025: [5, 5, 4]</w:t>
+      </w:r>
+    </w:p>
+    <w:p>
+      <w:r>
+        <w:rPr>
+          <w:sz w:val="26"/>
+        </w:rPr>
+        <w:t>Zach Benson: 1</w:t>
       </w:r>
     </w:p>
     <w:p>
@@ -1785,17 +1701,45 @@
     </w:p>
     <w:p>
       <w:r>
-        <w:t>• 2023: [19, 15, 4]</w:t>
-      </w:r>
-    </w:p>
-    <w:p>
-      <w:r>
-        <w:t>• 2024: [17, 9, 2]</w:t>
-      </w:r>
-    </w:p>
-    <w:p>
-      <w:r>
-        <w:t>• 2025: [24, 8, 5]</w:t>
+        <w:t>• 2023: [19, 12, 10]</w:t>
+      </w:r>
+    </w:p>
+    <w:p>
+      <w:r>
+        <w:t>• 2024: [13, 10, 6]</w:t>
+      </w:r>
+    </w:p>
+    <w:p>
+      <w:r>
+        <w:t>• 2025: [10, 5, 5]</w:t>
+      </w:r>
+    </w:p>
+    <w:p>
+      <w:r>
+        <w:rPr>
+          <w:sz w:val="26"/>
+        </w:rPr>
+        <w:t>Zach Metsa: 9</w:t>
+      </w:r>
+    </w:p>
+    <w:p>
+      <w:r>
+        <w:t>• 2022: []</w:t>
+      </w:r>
+    </w:p>
+    <w:p>
+      <w:r>
+        <w:t>• 2023: []</w:t>
+      </w:r>
+    </w:p>
+    <w:p>
+      <w:r>
+        <w:t>• 2024: []</w:t>
+      </w:r>
+    </w:p>
+    <w:p>
+      <w:r>
+        <w:t>• 2025: [16]</w:t>
       </w:r>
     </w:p>
     <w:p>
@@ -1805,27 +1749,27 @@
           <w:color w:val="FF0000"/>
           <w:sz w:val="26"/>
         </w:rPr>
-        <w:t>Conor Timmins: 48</w:t>
-      </w:r>
-    </w:p>
-    <w:p>
-      <w:r>
-        <w:t>• 2022: [6]</w:t>
-      </w:r>
-    </w:p>
-    <w:p>
-      <w:r>
-        <w:t>• 2023: []</w:t>
-      </w:r>
-    </w:p>
-    <w:p>
-      <w:r>
-        <w:t>• 2024: [34, 4]</w:t>
-      </w:r>
-    </w:p>
-    <w:p>
-      <w:r>
-        <w:t>• 2025: []</w:t>
+        <w:t>Beck Malenstyn: 8</w:t>
+      </w:r>
+    </w:p>
+    <w:p>
+      <w:r>
+        <w:t>• 2022: []</w:t>
+      </w:r>
+    </w:p>
+    <w:p>
+      <w:r>
+        <w:t>• 2023: [19, 15, 4]</w:t>
+      </w:r>
+    </w:p>
+    <w:p>
+      <w:r>
+        <w:t>• 2024: [17, 9, 2]</w:t>
+      </w:r>
+    </w:p>
+    <w:p>
+      <w:r>
+        <w:t>• 2025: [24, 8, 5]</w:t>
       </w:r>
     </w:p>
     <w:p>
@@ -1835,40 +1779,12 @@
           <w:color w:val="FF0000"/>
           <w:sz w:val="26"/>
         </w:rPr>
-        <w:t>Bowen Byram: 29</w:t>
-      </w:r>
-    </w:p>
-    <w:p>
-      <w:r>
-        <w:t>• 2022: [10, 8, 3]</w:t>
-      </w:r>
-    </w:p>
-    <w:p>
-      <w:r>
-        <w:t>• 2023: [12, 10, 10]</w:t>
-      </w:r>
-    </w:p>
-    <w:p>
-      <w:r>
-        <w:t>• 2024: [15, 13, 9]</w:t>
-      </w:r>
-    </w:p>
-    <w:p>
-      <w:r>
-        <w:t>• 2025: [8, 7, 4]</w:t>
-      </w:r>
-    </w:p>
-    <w:p>
-      <w:r>
-        <w:rPr>
-          <w:sz w:val="26"/>
-        </w:rPr>
-        <w:t>Mason Geertsen: 5</w:t>
-      </w:r>
-    </w:p>
-    <w:p>
-      <w:r>
-        <w:t>• 2022: []</w:t>
+        <w:t>Conor Timmins: 49</w:t>
+      </w:r>
+    </w:p>
+    <w:p>
+      <w:r>
+        <w:t>• 2022: [6]</w:t>
       </w:r>
     </w:p>
     <w:p>
@@ -1878,7 +1794,7 @@
     </w:p>
     <w:p>
       <w:r>
-        <w:t>• 2024: []</w:t>
+        <w:t>• 2024: [34, 4]</w:t>
       </w:r>
     </w:p>
     <w:p>
@@ -1893,27 +1809,55 @@
           <w:color w:val="FF0000"/>
           <w:sz w:val="26"/>
         </w:rPr>
-        <w:t>Ryan McLeod: 10</w:t>
-      </w:r>
-    </w:p>
-    <w:p>
-      <w:r>
-        <w:t>• 2022: [22, 12, 2]</w:t>
-      </w:r>
-    </w:p>
-    <w:p>
-      <w:r>
-        <w:t>• 2023: [16, 6, 4]</w:t>
-      </w:r>
-    </w:p>
-    <w:p>
-      <w:r>
-        <w:t>• 2024: [23, 9, 8]</w:t>
-      </w:r>
-    </w:p>
-    <w:p>
-      <w:r>
-        <w:t>• 2025: [14, 11, 7]</w:t>
+        <w:t>Bowen Byram: 30</w:t>
+      </w:r>
+    </w:p>
+    <w:p>
+      <w:r>
+        <w:t>• 2022: [10, 8, 3]</w:t>
+      </w:r>
+    </w:p>
+    <w:p>
+      <w:r>
+        <w:t>• 2023: [12, 10, 10]</w:t>
+      </w:r>
+    </w:p>
+    <w:p>
+      <w:r>
+        <w:t>• 2024: [15, 13, 9]</w:t>
+      </w:r>
+    </w:p>
+    <w:p>
+      <w:r>
+        <w:t>• 2025: [8, 7, 4]</w:t>
+      </w:r>
+    </w:p>
+    <w:p>
+      <w:r>
+        <w:rPr>
+          <w:sz w:val="26"/>
+        </w:rPr>
+        <w:t>Mason Geertsen: 5</w:t>
+      </w:r>
+    </w:p>
+    <w:p>
+      <w:r>
+        <w:t>• 2022: []</w:t>
+      </w:r>
+    </w:p>
+    <w:p>
+      <w:r>
+        <w:t>• 2023: []</w:t>
+      </w:r>
+    </w:p>
+    <w:p>
+      <w:r>
+        <w:t>• 2024: []</w:t>
+      </w:r>
+    </w:p>
+    <w:p>
+      <w:r>
+        <w:t>• 2025: []</w:t>
       </w:r>
     </w:p>
     <w:p>
@@ -1923,27 +1867,27 @@
           <w:color w:val="FF0000"/>
           <w:sz w:val="26"/>
         </w:rPr>
-        <w:t>Peyton Krebs: 13</w:t>
-      </w:r>
-    </w:p>
-    <w:p>
-      <w:r>
-        <w:t>• 2022: [28, 11, 6]</w:t>
-      </w:r>
-    </w:p>
-    <w:p>
-      <w:r>
-        <w:t>• 2023: [29, 12, 5]</w:t>
-      </w:r>
-    </w:p>
-    <w:p>
-      <w:r>
-        <w:t>• 2024: [23, 15, 7]</w:t>
-      </w:r>
-    </w:p>
-    <w:p>
-      <w:r>
-        <w:t>• 2025: [8, 4, 2]</w:t>
+        <w:t>Ryan McLeod: 11</w:t>
+      </w:r>
+    </w:p>
+    <w:p>
+      <w:r>
+        <w:t>• 2022: [22, 12, 2]</w:t>
+      </w:r>
+    </w:p>
+    <w:p>
+      <w:r>
+        <w:t>• 2023: [16, 6, 4]</w:t>
+      </w:r>
+    </w:p>
+    <w:p>
+      <w:r>
+        <w:t>• 2024: [23, 9, 8]</w:t>
+      </w:r>
+    </w:p>
+    <w:p>
+      <w:r>
+        <w:t>• 2025: [14, 11, 7]</w:t>
       </w:r>
     </w:p>
     <w:p>
@@ -1953,111 +1897,27 @@
           <w:color w:val="FF0000"/>
           <w:sz w:val="26"/>
         </w:rPr>
-        <w:t>Justin Danforth: 9</w:t>
-      </w:r>
-    </w:p>
-    <w:p>
-      <w:r>
-        <w:t>• 2022: [0]</w:t>
-      </w:r>
-    </w:p>
-    <w:p>
-      <w:r>
-        <w:t>• 2023: [24, 9, 7]</w:t>
-      </w:r>
-    </w:p>
-    <w:p>
-      <w:r>
-        <w:t>• 2024: [18, 8, 7]</w:t>
-      </w:r>
-    </w:p>
-    <w:p>
-      <w:r>
-        <w:t>• 2025: []</w:t>
-      </w:r>
-    </w:p>
-    <w:p>
-      <w:r>
-        <w:rPr>
-          <w:sz w:val="26"/>
-        </w:rPr>
-        <w:t>Alex Tuch: 1</w:t>
-      </w:r>
-    </w:p>
-    <w:p>
-      <w:r>
-        <w:t>• 2022: [6, 5, 4]</w:t>
-      </w:r>
-    </w:p>
-    <w:p>
-      <w:r>
-        <w:t>• 2023: [8, 6, 5]</w:t>
-      </w:r>
-    </w:p>
-    <w:p>
-      <w:r>
-        <w:t>• 2024: [7, 4, 4]</w:t>
-      </w:r>
-    </w:p>
-    <w:p>
-      <w:r>
-        <w:t>• 2025: [6, 5, 3]</w:t>
-      </w:r>
-    </w:p>
-    <w:p>
-      <w:r>
-        <w:rPr>
-          <w:sz w:val="26"/>
-        </w:rPr>
-        <w:t>Logan Stanley: 13</w:t>
-      </w:r>
-    </w:p>
-    <w:p>
-      <w:r>
-        <w:t>• 2022: []</w:t>
-      </w:r>
-    </w:p>
-    <w:p>
-      <w:r>
-        <w:t>• 2023: []</w:t>
-      </w:r>
-    </w:p>
-    <w:p>
-      <w:r>
-        <w:t>• 2024: []</w:t>
-      </w:r>
-    </w:p>
-    <w:p>
-      <w:r>
-        <w:t>• 2025: [13, 9, 8]</w:t>
-      </w:r>
-    </w:p>
-    <w:p>
-      <w:r>
-        <w:rPr>
-          <w:sz w:val="26"/>
-        </w:rPr>
-        <w:t>Noah Ostlund: 3</w:t>
-      </w:r>
-    </w:p>
-    <w:p>
-      <w:r>
-        <w:t>• 2022: []</w:t>
-      </w:r>
-    </w:p>
-    <w:p>
-      <w:r>
-        <w:t>• 2023: []</w:t>
-      </w:r>
-    </w:p>
-    <w:p>
-      <w:r>
-        <w:t>• 2024: []</w:t>
-      </w:r>
-    </w:p>
-    <w:p>
-      <w:r>
-        <w:t>• 2025: [14, 9, 9]</w:t>
+        <w:t>Peyton Krebs: 14</w:t>
+      </w:r>
+    </w:p>
+    <w:p>
+      <w:r>
+        <w:t>• 2022: [28, 11, 6]</w:t>
+      </w:r>
+    </w:p>
+    <w:p>
+      <w:r>
+        <w:t>• 2023: [29, 12, 5]</w:t>
+      </w:r>
+    </w:p>
+    <w:p>
+      <w:r>
+        <w:t>• 2024: [23, 15, 7]</w:t>
+      </w:r>
+    </w:p>
+    <w:p>
+      <w:r>
+        <w:t>• 2025: [8, 4, 2]</w:t>
       </w:r>
     </w:p>
     <w:p>
@@ -2067,7 +1927,63 @@
           <w:color w:val="FF0000"/>
           <w:sz w:val="26"/>
         </w:rPr>
-        <w:t>Tanner Pearson: 13</w:t>
+        <w:t>Justin Danforth: 9</w:t>
+      </w:r>
+    </w:p>
+    <w:p>
+      <w:r>
+        <w:t>• 2022: [0]</w:t>
+      </w:r>
+    </w:p>
+    <w:p>
+      <w:r>
+        <w:t>• 2023: [24, 9, 7]</w:t>
+      </w:r>
+    </w:p>
+    <w:p>
+      <w:r>
+        <w:t>• 2024: [18, 8, 7]</w:t>
+      </w:r>
+    </w:p>
+    <w:p>
+      <w:r>
+        <w:t>• 2025: []</w:t>
+      </w:r>
+    </w:p>
+    <w:p>
+      <w:r>
+        <w:rPr>
+          <w:sz w:val="26"/>
+        </w:rPr>
+        <w:t>Alex Tuch: 2</w:t>
+      </w:r>
+    </w:p>
+    <w:p>
+      <w:r>
+        <w:t>• 2022: [6, 5, 4]</w:t>
+      </w:r>
+    </w:p>
+    <w:p>
+      <w:r>
+        <w:t>• 2023: [8, 6, 5]</w:t>
+      </w:r>
+    </w:p>
+    <w:p>
+      <w:r>
+        <w:t>• 2024: [7, 4, 4]</w:t>
+      </w:r>
+    </w:p>
+    <w:p>
+      <w:r>
+        <w:t>• 2025: [6, 5, 3]</w:t>
+      </w:r>
+    </w:p>
+    <w:p>
+      <w:r>
+        <w:rPr>
+          <w:sz w:val="26"/>
+        </w:rPr>
+        <w:t>Logan Stanley: 14</w:t>
       </w:r>
     </w:p>
     <w:p>
@@ -2077,25 +1993,53 @@
     </w:p>
     <w:p>
       <w:r>
-        <w:t>• 2023: [19, 14, 1]</w:t>
-      </w:r>
-    </w:p>
-    <w:p>
-      <w:r>
-        <w:t>• 2024: [11, 11, 9]</w:t>
-      </w:r>
-    </w:p>
-    <w:p>
-      <w:r>
-        <w:t>• 2025: [13, 10, 6]</w:t>
-      </w:r>
-    </w:p>
-    <w:p>
-      <w:r>
-        <w:rPr>
-          <w:sz w:val="26"/>
-        </w:rPr>
-        <w:t>Trevor Kuntar: 1</w:t>
+        <w:t>• 2023: []</w:t>
+      </w:r>
+    </w:p>
+    <w:p>
+      <w:r>
+        <w:t>• 2024: []</w:t>
+      </w:r>
+    </w:p>
+    <w:p>
+      <w:r>
+        <w:t>• 2025: [13, 9, 8]</w:t>
+      </w:r>
+    </w:p>
+    <w:p>
+      <w:r>
+        <w:rPr>
+          <w:sz w:val="26"/>
+        </w:rPr>
+        <w:t>Jason Zucker: 1</w:t>
+      </w:r>
+    </w:p>
+    <w:p>
+      <w:r>
+        <w:t>• 2022: [8, 7, 7]</w:t>
+      </w:r>
+    </w:p>
+    <w:p>
+      <w:r>
+        <w:t>• 2023: [11, 9, 7]</w:t>
+      </w:r>
+    </w:p>
+    <w:p>
+      <w:r>
+        <w:t>• 2024: [8, 7, 7]</w:t>
+      </w:r>
+    </w:p>
+    <w:p>
+      <w:r>
+        <w:t>• 2025: [7, 6, 5]</w:t>
+      </w:r>
+    </w:p>
+    <w:p>
+      <w:r>
+        <w:rPr>
+          <w:sz w:val="26"/>
+        </w:rPr>
+        <w:t>Noah Ostlund: 3</w:t>
       </w:r>
     </w:p>
     <w:p>
@@ -2115,7 +2059,7 @@
     </w:p>
     <w:p>
       <w:r>
-        <w:t>• 2025: []</w:t>
+        <w:t>• 2025: [14, 9, 9]</w:t>
       </w:r>
     </w:p>
     <w:p>
@@ -2125,6 +2069,64 @@
           <w:color w:val="FF0000"/>
           <w:sz w:val="26"/>
         </w:rPr>
+        <w:t>Tanner Pearson: 14</w:t>
+      </w:r>
+    </w:p>
+    <w:p>
+      <w:r>
+        <w:t>• 2022: []</w:t>
+      </w:r>
+    </w:p>
+    <w:p>
+      <w:r>
+        <w:t>• 2023: [19, 14, 1]</w:t>
+      </w:r>
+    </w:p>
+    <w:p>
+      <w:r>
+        <w:t>• 2024: [11, 11, 9]</w:t>
+      </w:r>
+    </w:p>
+    <w:p>
+      <w:r>
+        <w:t>• 2025: [13, 10, 6]</w:t>
+      </w:r>
+    </w:p>
+    <w:p>
+      <w:r>
+        <w:rPr>
+          <w:sz w:val="26"/>
+        </w:rPr>
+        <w:t>Trevor Kuntar: 1</w:t>
+      </w:r>
+    </w:p>
+    <w:p>
+      <w:r>
+        <w:t>• 2022: []</w:t>
+      </w:r>
+    </w:p>
+    <w:p>
+      <w:r>
+        <w:t>• 2023: []</w:t>
+      </w:r>
+    </w:p>
+    <w:p>
+      <w:r>
+        <w:t>• 2024: []</w:t>
+      </w:r>
+    </w:p>
+    <w:p>
+      <w:r>
+        <w:t>• 2025: []</w:t>
+      </w:r>
+    </w:p>
+    <w:p>
+      <w:r>
+        <w:rPr>
+          <w:b/>
+          <w:color w:val="FF0000"/>
+          <w:sz w:val="26"/>
+        </w:rPr>
         <w:t>Jordan Greenway: 26</w:t>
       </w:r>
     </w:p>
@@ -2153,7 +2155,7 @@
         <w:rPr>
           <w:sz w:val="26"/>
         </w:rPr>
-        <w:t>Sam Carrick: 2</w:t>
+        <w:t>Sam Carrick: 3</w:t>
       </w:r>
     </w:p>
     <w:p>
@@ -4523,7 +4525,7 @@
         <w:rPr>
           <w:sz w:val="26"/>
         </w:rPr>
-        <w:t>Ryan Greene: 5</w:t>
+        <w:t>Ryan Greene: 6</w:t>
       </w:r>
     </w:p>
     <w:p>
@@ -4572,6 +4574,34 @@
     <w:p>
       <w:r>
         <w:t>• 2025: [21, 7, 6]</w:t>
+      </w:r>
+    </w:p>
+    <w:p>
+      <w:r>
+        <w:rPr>
+          <w:sz w:val="26"/>
+        </w:rPr>
+        <w:t>Connor Bedard: 1</w:t>
+      </w:r>
+    </w:p>
+    <w:p>
+      <w:r>
+        <w:t>• 2022: []</w:t>
+      </w:r>
+    </w:p>
+    <w:p>
+      <w:r>
+        <w:t>• 2023: [8, 7, 6]</w:t>
+      </w:r>
+    </w:p>
+    <w:p>
+      <w:r>
+        <w:t>• 2024: [12, 8, 8]</w:t>
+      </w:r>
+    </w:p>
+    <w:p>
+      <w:r>
+        <w:t>• 2025: [5, 5, 4]</w:t>
       </w:r>
     </w:p>
     <w:p>
@@ -4581,7 +4611,7 @@
           <w:color w:val="FF0000"/>
           <w:sz w:val="26"/>
         </w:rPr>
-        <w:t>Alex Vlasic: 51</w:t>
+        <w:t>Alex Vlasic: 52</w:t>
       </w:r>
     </w:p>
     <w:p>
@@ -4611,7 +4641,7 @@
           <w:color w:val="FF0000"/>
           <w:sz w:val="26"/>
         </w:rPr>
-        <w:t>Ethan Del Mastro: 23</w:t>
+        <w:t>Ethan Del Mastro: 24</w:t>
       </w:r>
     </w:p>
     <w:p>
@@ -4667,7 +4697,7 @@
         <w:rPr>
           <w:sz w:val="26"/>
         </w:rPr>
-        <w:t>Sam Rinzel: 9</w:t>
+        <w:t>Sam Rinzel: 10</w:t>
       </w:r>
     </w:p>
     <w:p>
@@ -4695,7 +4725,7 @@
         <w:rPr>
           <w:sz w:val="26"/>
         </w:rPr>
-        <w:t>Frank Nazar: 1</w:t>
+        <w:t>Frank Nazar: 2</w:t>
       </w:r>
     </w:p>
     <w:p>
@@ -4725,7 +4755,7 @@
           <w:color w:val="FF0000"/>
           <w:sz w:val="26"/>
         </w:rPr>
-        <w:t>Teuvo Teravainen: 11</w:t>
+        <w:t>Teuvo Teravainen: 12</w:t>
       </w:r>
     </w:p>
     <w:p>
@@ -4785,7 +4815,7 @@
           <w:color w:val="FF0000"/>
           <w:sz w:val="26"/>
         </w:rPr>
-        <w:t>Landon Slaggert: 12</w:t>
+        <w:t>Landon Slaggert: 13</w:t>
       </w:r>
     </w:p>
     <w:p>
@@ -4806,34 +4836,6 @@
     <w:p>
       <w:r>
         <w:t>• 2025: [14, 10]</w:t>
-      </w:r>
-    </w:p>
-    <w:p>
-      <w:r>
-        <w:rPr>
-          <w:sz w:val="26"/>
-        </w:rPr>
-        <w:t>Nick Lardis: 1</w:t>
-      </w:r>
-    </w:p>
-    <w:p>
-      <w:r>
-        <w:t>• 2022: []</w:t>
-      </w:r>
-    </w:p>
-    <w:p>
-      <w:r>
-        <w:t>• 2023: []</w:t>
-      </w:r>
-    </w:p>
-    <w:p>
-      <w:r>
-        <w:t>• 2024: []</w:t>
-      </w:r>
-    </w:p>
-    <w:p>
-      <w:r>
-        <w:t>• 2025: [9, 4, 3]</w:t>
       </w:r>
     </w:p>
     <w:p>
@@ -4843,7 +4845,7 @@
           <w:color w:val="FF0000"/>
           <w:sz w:val="26"/>
         </w:rPr>
-        <w:t>Louis Crevier: 4</w:t>
+        <w:t>Louis Crevier: 5</w:t>
       </w:r>
     </w:p>
     <w:p>
@@ -4901,7 +4903,7 @@
         <w:rPr>
           <w:sz w:val="26"/>
         </w:rPr>
-        <w:t>Ilya Mikheyev: 1</w:t>
+        <w:t>Ilya Mikheyev: 2</w:t>
       </w:r>
     </w:p>
     <w:p>
@@ -4929,7 +4931,7 @@
         <w:rPr>
           <w:sz w:val="26"/>
         </w:rPr>
-        <w:t>Artyom Levshunov: 29</w:t>
+        <w:t>Artyom Levshunov: 30</w:t>
       </w:r>
     </w:p>
     <w:p>
@@ -4959,7 +4961,7 @@
           <w:color w:val="FF0000"/>
           <w:sz w:val="26"/>
         </w:rPr>
-        <w:t>Ryan Donato: 10</w:t>
+        <w:t>Ryan Donato: 11</w:t>
       </w:r>
     </w:p>
     <w:p>
@@ -4989,7 +4991,7 @@
           <w:color w:val="FF0000"/>
           <w:sz w:val="26"/>
         </w:rPr>
-        <w:t>Wyatt Kaiser: 3</w:t>
+        <w:t>Wyatt Kaiser: 4</w:t>
       </w:r>
     </w:p>
     <w:p>
@@ -5019,7 +5021,7 @@
           <w:color w:val="FF0000"/>
           <w:sz w:val="26"/>
         </w:rPr>
-        <w:t>Andre Burakovsky: 8</w:t>
+        <w:t>Andre Burakovsky: 9</w:t>
       </w:r>
     </w:p>
     <w:p>
@@ -5077,7 +5079,7 @@
         <w:rPr>
           <w:sz w:val="26"/>
         </w:rPr>
-        <w:t>Tyler Bertuzzi: 1</w:t>
+        <w:t>Tyler Bertuzzi: 2</w:t>
       </w:r>
     </w:p>
     <w:p>
@@ -6551,7 +6553,7 @@
           <w:color w:val="FF0000"/>
           <w:sz w:val="26"/>
         </w:rPr>
-        <w:t>Mason Appleton: 30</w:t>
+        <w:t>Mason Appleton: 31</w:t>
       </w:r>
     </w:p>
     <w:p>
@@ -6609,7 +6611,7 @@
         <w:rPr>
           <w:sz w:val="26"/>
         </w:rPr>
-        <w:t>J.T. Compher: 2</w:t>
+        <w:t>J.T. Compher: 3</w:t>
       </w:r>
     </w:p>
     <w:p>
@@ -6637,7 +6639,7 @@
         <w:rPr>
           <w:sz w:val="26"/>
         </w:rPr>
-        <w:t>Andrew Copp: 2</w:t>
+        <w:t>Andrew Copp: 3</w:t>
       </w:r>
     </w:p>
     <w:p>
@@ -6667,7 +6669,7 @@
           <w:color w:val="FF0000"/>
           <w:sz w:val="26"/>
         </w:rPr>
-        <w:t>David Perron: 7</w:t>
+        <w:t>David Perron: 8</w:t>
       </w:r>
     </w:p>
     <w:p>
@@ -6697,7 +6699,7 @@
           <w:color w:val="FF0000"/>
           <w:sz w:val="26"/>
         </w:rPr>
-        <w:t>Ben Chiarot: 16</w:t>
+        <w:t>Ben Chiarot: 17</w:t>
       </w:r>
     </w:p>
     <w:p>
@@ -6774,62 +6776,6 @@
     <w:p>
       <w:r>
         <w:t>• 2025: [0]</w:t>
-      </w:r>
-    </w:p>
-    <w:p>
-      <w:r>
-        <w:rPr>
-          <w:sz w:val="26"/>
-        </w:rPr>
-        <w:t>Lucas Raymond: 1</w:t>
-      </w:r>
-    </w:p>
-    <w:p>
-      <w:r>
-        <w:t>• 2022: [12, 10, 9]</w:t>
-      </w:r>
-    </w:p>
-    <w:p>
-      <w:r>
-        <w:t>• 2023: [7, 6, 6]</w:t>
-      </w:r>
-    </w:p>
-    <w:p>
-      <w:r>
-        <w:t>• 2024: [10, 7, 6]</w:t>
-      </w:r>
-    </w:p>
-    <w:p>
-      <w:r>
-        <w:t>• 2025: [8, 7, 6]</w:t>
-      </w:r>
-    </w:p>
-    <w:p>
-      <w:r>
-        <w:rPr>
-          <w:sz w:val="26"/>
-        </w:rPr>
-        <w:t>Alex DeBrincat: 1</w:t>
-      </w:r>
-    </w:p>
-    <w:p>
-      <w:r>
-        <w:t>• 2022: [7, 6, 5]</w:t>
-      </w:r>
-    </w:p>
-    <w:p>
-      <w:r>
-        <w:t>• 2023: [12, 10, 7]</w:t>
-      </w:r>
-    </w:p>
-    <w:p>
-      <w:r>
-        <w:t>• 2024: [5, 5, 4]</w:t>
-      </w:r>
-    </w:p>
-    <w:p>
-      <w:r>
-        <w:t>• 2025: [7, 5, 5]</w:t>
       </w:r>
     </w:p>
     <w:p>
@@ -6839,22 +6785,22 @@
           <w:color w:val="FF0000"/>
           <w:sz w:val="26"/>
         </w:rPr>
-        <w:t>Jacob Bernard-Docker: 67</w:t>
-      </w:r>
-    </w:p>
-    <w:p>
-      <w:r>
-        <w:t>• 2022: []</w:t>
-      </w:r>
-    </w:p>
-    <w:p>
-      <w:r>
-        <w:t>• 2023: [6, 3, 2]</w:t>
-      </w:r>
-    </w:p>
-    <w:p>
-      <w:r>
-        <w:t>• 2024: [11]</w:t>
+        <w:t>Erik Gustafsson: 28</w:t>
+      </w:r>
+    </w:p>
+    <w:p>
+      <w:r>
+        <w:t>• 2022: [3, 2, 1]</w:t>
+      </w:r>
+    </w:p>
+    <w:p>
+      <w:r>
+        <w:t>• 2023: [31, 10, 8]</w:t>
+      </w:r>
+    </w:p>
+    <w:p>
+      <w:r>
+        <w:t>• 2024: [3]</w:t>
       </w:r>
     </w:p>
     <w:p>
@@ -6869,27 +6815,55 @@
           <w:color w:val="FF0000"/>
           <w:sz w:val="26"/>
         </w:rPr>
-        <w:t>Erik Gustafsson: 28</w:t>
-      </w:r>
-    </w:p>
-    <w:p>
-      <w:r>
-        <w:t>• 2022: [3, 2, 1]</w:t>
-      </w:r>
-    </w:p>
-    <w:p>
-      <w:r>
-        <w:t>• 2023: [31, 10, 8]</w:t>
-      </w:r>
-    </w:p>
-    <w:p>
-      <w:r>
-        <w:t>• 2024: [3]</w:t>
+        <w:t>Travis Hamonic: 31</w:t>
+      </w:r>
+    </w:p>
+    <w:p>
+      <w:r>
+        <w:t>• 2022: [35, 12, 5]</w:t>
+      </w:r>
+    </w:p>
+    <w:p>
+      <w:r>
+        <w:t>• 2023: [11]</w:t>
+      </w:r>
+    </w:p>
+    <w:p>
+      <w:r>
+        <w:t>• 2024: []</w:t>
       </w:r>
     </w:p>
     <w:p>
       <w:r>
         <w:t>• 2025: []</w:t>
+      </w:r>
+    </w:p>
+    <w:p>
+      <w:r>
+        <w:rPr>
+          <w:sz w:val="26"/>
+        </w:rPr>
+        <w:t>Dylan Larkin: 1</w:t>
+      </w:r>
+    </w:p>
+    <w:p>
+      <w:r>
+        <w:t>• 2022: [7, 6, 6]</w:t>
+      </w:r>
+    </w:p>
+    <w:p>
+      <w:r>
+        <w:t>• 2023: [5, 4, 3]</w:t>
+      </w:r>
+    </w:p>
+    <w:p>
+      <w:r>
+        <w:t>• 2024: [15, 8, 5]</w:t>
+      </w:r>
+    </w:p>
+    <w:p>
+      <w:r>
+        <w:t>• 2025: [6, 5, 4]</w:t>
       </w:r>
     </w:p>
     <w:p>
@@ -6899,27 +6873,27 @@
           <w:color w:val="FF0000"/>
           <w:sz w:val="26"/>
         </w:rPr>
-        <w:t>Travis Hamonic: 31</w:t>
-      </w:r>
-    </w:p>
-    <w:p>
-      <w:r>
-        <w:t>• 2022: [35, 12, 5]</w:t>
-      </w:r>
-    </w:p>
-    <w:p>
-      <w:r>
-        <w:t>• 2023: [11]</w:t>
-      </w:r>
-    </w:p>
-    <w:p>
-      <w:r>
-        <w:t>• 2024: []</w:t>
-      </w:r>
-    </w:p>
-    <w:p>
-      <w:r>
-        <w:t>• 2025: []</w:t>
+        <w:t>Justin Faulk: 7</w:t>
+      </w:r>
+    </w:p>
+    <w:p>
+      <w:r>
+        <w:t>• 2022: [21, 15, 14]</w:t>
+      </w:r>
+    </w:p>
+    <w:p>
+      <w:r>
+        <w:t>• 2023: [1]</w:t>
+      </w:r>
+    </w:p>
+    <w:p>
+      <w:r>
+        <w:t>• 2024: [34, 27, 2]</w:t>
+      </w:r>
+    </w:p>
+    <w:p>
+      <w:r>
+        <w:t>• 2025: [20, 11, 5]</w:t>
       </w:r>
     </w:p>
     <w:p>
@@ -6929,27 +6903,83 @@
           <w:color w:val="FF0000"/>
           <w:sz w:val="26"/>
         </w:rPr>
-        <w:t>Justin Faulk: 6</w:t>
-      </w:r>
-    </w:p>
-    <w:p>
-      <w:r>
-        <w:t>• 2022: [21, 15, 14]</w:t>
-      </w:r>
-    </w:p>
-    <w:p>
-      <w:r>
-        <w:t>• 2023: [1]</w:t>
-      </w:r>
-    </w:p>
-    <w:p>
-      <w:r>
-        <w:t>• 2024: [34, 27, 2]</w:t>
-      </w:r>
-    </w:p>
-    <w:p>
-      <w:r>
-        <w:t>• 2025: [20, 11, 5]</w:t>
+        <w:t>James van Riemsdyk: 8</w:t>
+      </w:r>
+    </w:p>
+    <w:p>
+      <w:r>
+        <w:t>• 2022: [11, 8, 6]</w:t>
+      </w:r>
+    </w:p>
+    <w:p>
+      <w:r>
+        <w:t>• 2023: [10, 10, 7]</w:t>
+      </w:r>
+    </w:p>
+    <w:p>
+      <w:r>
+        <w:t>• 2024: [14, 9, 8]</w:t>
+      </w:r>
+    </w:p>
+    <w:p>
+      <w:r>
+        <w:t>• 2025: [16, 11, 4]</w:t>
+      </w:r>
+    </w:p>
+    <w:p>
+      <w:r>
+        <w:rPr>
+          <w:sz w:val="26"/>
+        </w:rPr>
+        <w:t>Moritz Seider: 4</w:t>
+      </w:r>
+    </w:p>
+    <w:p>
+      <w:r>
+        <w:t>• 2022: [18, 12, 12]</w:t>
+      </w:r>
+    </w:p>
+    <w:p>
+      <w:r>
+        <w:t>• 2023: [19, 15, 13]</w:t>
+      </w:r>
+    </w:p>
+    <w:p>
+      <w:r>
+        <w:t>• 2024: [23, 16, 14]</w:t>
+      </w:r>
+    </w:p>
+    <w:p>
+      <w:r>
+        <w:t>• 2025: [23, 8, 4]</w:t>
+      </w:r>
+    </w:p>
+    <w:p>
+      <w:r>
+        <w:rPr>
+          <w:sz w:val="26"/>
+        </w:rPr>
+        <w:t>Michael Brandsegg-Nygrd: 12</w:t>
+      </w:r>
+    </w:p>
+    <w:p>
+      <w:r>
+        <w:t>• 2022: []</w:t>
+      </w:r>
+    </w:p>
+    <w:p>
+      <w:r>
+        <w:t>• 2023: []</w:t>
+      </w:r>
+    </w:p>
+    <w:p>
+      <w:r>
+        <w:t>• 2024: []</w:t>
+      </w:r>
+    </w:p>
+    <w:p>
+      <w:r>
+        <w:t>• 2025: []</w:t>
       </w:r>
     </w:p>
     <w:p>
@@ -6959,63 +6989,35 @@
           <w:color w:val="FF0000"/>
           <w:sz w:val="26"/>
         </w:rPr>
-        <w:t>James van Riemsdyk: 7</w:t>
-      </w:r>
-    </w:p>
-    <w:p>
-      <w:r>
-        <w:t>• 2022: [11, 8, 6]</w:t>
-      </w:r>
-    </w:p>
-    <w:p>
-      <w:r>
-        <w:t>• 2023: [10, 10, 7]</w:t>
-      </w:r>
-    </w:p>
-    <w:p>
-      <w:r>
-        <w:t>• 2024: [14, 9, 8]</w:t>
-      </w:r>
-    </w:p>
-    <w:p>
-      <w:r>
-        <w:t>• 2025: [16, 11, 4]</w:t>
-      </w:r>
-    </w:p>
-    <w:p>
-      <w:r>
-        <w:rPr>
-          <w:sz w:val="26"/>
-        </w:rPr>
-        <w:t>Moritz Seider: 3</w:t>
-      </w:r>
-    </w:p>
-    <w:p>
-      <w:r>
-        <w:t>• 2022: [18, 12, 12]</w:t>
-      </w:r>
-    </w:p>
-    <w:p>
-      <w:r>
-        <w:t>• 2023: [19, 15, 13]</w:t>
-      </w:r>
-    </w:p>
-    <w:p>
-      <w:r>
-        <w:t>• 2024: [23, 16, 14]</w:t>
-      </w:r>
-    </w:p>
-    <w:p>
-      <w:r>
-        <w:t>• 2025: [23, 8, 4]</w:t>
-      </w:r>
-    </w:p>
-    <w:p>
-      <w:r>
-        <w:rPr>
-          <w:sz w:val="26"/>
-        </w:rPr>
-        <w:t>Michael Brandsegg-Nygrd: 12</w:t>
+        <w:t>Simon Edvinsson: 5</w:t>
+      </w:r>
+    </w:p>
+    <w:p>
+      <w:r>
+        <w:t>• 2022: [3]</w:t>
+      </w:r>
+    </w:p>
+    <w:p>
+      <w:r>
+        <w:t>• 2023: []</w:t>
+      </w:r>
+    </w:p>
+    <w:p>
+      <w:r>
+        <w:t>• 2024: [16, 10, 9]</w:t>
+      </w:r>
+    </w:p>
+    <w:p>
+      <w:r>
+        <w:t>• 2025: [19, 10, 7]</w:t>
+      </w:r>
+    </w:p>
+    <w:p>
+      <w:r>
+        <w:rPr>
+          <w:sz w:val="26"/>
+        </w:rPr>
+        <w:t>Emmitt Finnie: 4</w:t>
       </w:r>
     </w:p>
     <w:p>
@@ -7035,22 +7037,20 @@
     </w:p>
     <w:p>
       <w:r>
-        <w:t>• 2025: []</w:t>
-      </w:r>
-    </w:p>
-    <w:p>
-      <w:r>
-        <w:rPr>
-          <w:b/>
-          <w:color w:val="FF0000"/>
-          <w:sz w:val="26"/>
-        </w:rPr>
-        <w:t>Simon Edvinsson: 4</w:t>
-      </w:r>
-    </w:p>
-    <w:p>
-      <w:r>
-        <w:t>• 2022: [3]</w:t>
+        <w:t>• 2025: [22, 10, 8]</w:t>
+      </w:r>
+    </w:p>
+    <w:p>
+      <w:r>
+        <w:rPr>
+          <w:sz w:val="26"/>
+        </w:rPr>
+        <w:t>Albert Johansson: 11</w:t>
+      </w:r>
+    </w:p>
+    <w:p>
+      <w:r>
+        <w:t>• 2022: []</w:t>
       </w:r>
     </w:p>
     <w:p>
@@ -7060,126 +7060,12 @@
     </w:p>
     <w:p>
       <w:r>
-        <w:t>• 2024: [16, 10, 9]</w:t>
-      </w:r>
-    </w:p>
-    <w:p>
-      <w:r>
-        <w:t>• 2025: [19, 10, 7]</w:t>
-      </w:r>
-    </w:p>
-    <w:p>
-      <w:r>
-        <w:rPr>
-          <w:sz w:val="26"/>
-        </w:rPr>
-        <w:t>Patrick Kane: 3</w:t>
-      </w:r>
-    </w:p>
-    <w:p>
-      <w:r>
-        <w:t>• 2022: [10, 8, 7]</w:t>
-      </w:r>
-    </w:p>
-    <w:p>
-      <w:r>
-        <w:t>• 2023: [6, 6, 5]</w:t>
-      </w:r>
-    </w:p>
-    <w:p>
-      <w:r>
-        <w:t>• 2024: [10, 7, 5]</w:t>
-      </w:r>
-    </w:p>
-    <w:p>
-      <w:r>
-        <w:t>• 2025: [14, 9, 5]</w:t>
-      </w:r>
-    </w:p>
-    <w:p>
-      <w:r>
-        <w:rPr>
-          <w:sz w:val="26"/>
-        </w:rPr>
-        <w:t>Emmitt Finnie: 3</w:t>
-      </w:r>
-    </w:p>
-    <w:p>
-      <w:r>
-        <w:t>• 2022: []</w:t>
-      </w:r>
-    </w:p>
-    <w:p>
-      <w:r>
-        <w:t>• 2023: []</w:t>
-      </w:r>
-    </w:p>
-    <w:p>
-      <w:r>
-        <w:t>• 2024: []</w:t>
-      </w:r>
-    </w:p>
-    <w:p>
-      <w:r>
-        <w:t>• 2025: [22, 10, 8]</w:t>
-      </w:r>
-    </w:p>
-    <w:p>
-      <w:r>
-        <w:rPr>
-          <w:sz w:val="26"/>
-        </w:rPr>
-        <w:t>Albert Johansson: 10</w:t>
-      </w:r>
-    </w:p>
-    <w:p>
-      <w:r>
-        <w:t>• 2022: []</w:t>
-      </w:r>
-    </w:p>
-    <w:p>
-      <w:r>
-        <w:t>• 2023: []</w:t>
-      </w:r>
-    </w:p>
-    <w:p>
-      <w:r>
         <w:t>• 2024: [25, 12]</w:t>
       </w:r>
     </w:p>
     <w:p>
       <w:r>
         <w:t>• 2025: [13]</w:t>
-      </w:r>
-    </w:p>
-    <w:p>
-      <w:r>
-        <w:rPr>
-          <w:b/>
-          <w:color w:val="FF0000"/>
-          <w:sz w:val="26"/>
-        </w:rPr>
-        <w:t>Marco Kasper: 6</w:t>
-      </w:r>
-    </w:p>
-    <w:p>
-      <w:r>
-        <w:t>• 2022: []</w:t>
-      </w:r>
-    </w:p>
-    <w:p>
-      <w:r>
-        <w:t>• 2023: []</w:t>
-      </w:r>
-    </w:p>
-    <w:p>
-      <w:r>
-        <w:t>• 2024: [21, 7, 6]</w:t>
-      </w:r>
-    </w:p>
-    <w:p>
-      <w:r>
-        <w:t>• 2025: [36, 8, 7]</w:t>
       </w:r>
     </w:p>
     <w:p>
@@ -12651,7 +12537,7 @@
           <w:color w:val="FF0000"/>
           <w:sz w:val="26"/>
         </w:rPr>
-        <w:t>Taylor Raddysh: 10</w:t>
+        <w:t>Taylor Raddysh: 11</w:t>
       </w:r>
     </w:p>
     <w:p>
@@ -12769,7 +12655,7 @@
         <w:rPr>
           <w:sz w:val="26"/>
         </w:rPr>
-        <w:t>Gabe Perreault: 7</w:t>
+        <w:t>Gabe Perreault: 8</w:t>
       </w:r>
     </w:p>
     <w:p>
@@ -12855,7 +12741,7 @@
           <w:color w:val="FF0000"/>
           <w:sz w:val="26"/>
         </w:rPr>
-        <w:t>Adam Fox: 7</w:t>
+        <w:t>Adam Fox: 8</w:t>
       </w:r>
     </w:p>
     <w:p>
@@ -12913,7 +12799,7 @@
           <w:color w:val="FF0000"/>
           <w:sz w:val="26"/>
         </w:rPr>
-        <w:t>Will Cuylle: 10</w:t>
+        <w:t>Will Cuylle: 11</w:t>
       </w:r>
     </w:p>
     <w:p>
@@ -12943,7 +12829,7 @@
           <w:color w:val="FF0000"/>
           <w:sz w:val="26"/>
         </w:rPr>
-        <w:t>Will Borgen: 10</w:t>
+        <w:t>Will Borgen: 11</w:t>
       </w:r>
     </w:p>
     <w:p>
@@ -12973,7 +12859,7 @@
           <w:color w:val="FF0000"/>
           <w:sz w:val="26"/>
         </w:rPr>
-        <w:t>Conor Sheary: 1</w:t>
+        <w:t>Conor Sheary: 2</w:t>
       </w:r>
     </w:p>
     <w:p>
@@ -13003,27 +12889,83 @@
           <w:color w:val="FF0000"/>
           <w:sz w:val="26"/>
         </w:rPr>
-        <w:t>J.T. Miller: 14</w:t>
-      </w:r>
-    </w:p>
-    <w:p>
-      <w:r>
-        <w:t>• 2022: [11, 8, 6]</w:t>
-      </w:r>
-    </w:p>
-    <w:p>
-      <w:r>
-        <w:t>• 2023: [8, 5, 5]</w:t>
-      </w:r>
-    </w:p>
-    <w:p>
-      <w:r>
-        <w:t>• 2024: [12, 9, 9]</w:t>
-      </w:r>
-    </w:p>
-    <w:p>
-      <w:r>
-        <w:t>• 2025: [5, 5, 4]</w:t>
+        <w:t>Braden Schneider: 31</w:t>
+      </w:r>
+    </w:p>
+    <w:p>
+      <w:r>
+        <w:t>• 2022: [10, 5, 1]</w:t>
+      </w:r>
+    </w:p>
+    <w:p>
+      <w:r>
+        <w:t>• 2023: [32, 22, 14]</w:t>
+      </w:r>
+    </w:p>
+    <w:p>
+      <w:r>
+        <w:t>• 2024: [41, 15, 8]</w:t>
+      </w:r>
+    </w:p>
+    <w:p>
+      <w:r>
+        <w:t>• 2025: [29]</w:t>
+      </w:r>
+    </w:p>
+    <w:p>
+      <w:r>
+        <w:rPr>
+          <w:sz w:val="26"/>
+        </w:rPr>
+        <w:t>Mika Zibanejad: 1</w:t>
+      </w:r>
+    </w:p>
+    <w:p>
+      <w:r>
+        <w:t>• 2022: [8, 5, 5]</w:t>
+      </w:r>
+    </w:p>
+    <w:p>
+      <w:r>
+        <w:t>• 2023: [8, 8, 7]</w:t>
+      </w:r>
+    </w:p>
+    <w:p>
+      <w:r>
+        <w:t>• 2024: [8, 8, 7]</w:t>
+      </w:r>
+    </w:p>
+    <w:p>
+      <w:r>
+        <w:t>• 2025: [5, 5, 5]</w:t>
+      </w:r>
+    </w:p>
+    <w:p>
+      <w:r>
+        <w:rPr>
+          <w:sz w:val="26"/>
+        </w:rPr>
+        <w:t>Jaroslav Chmelar: 7</w:t>
+      </w:r>
+    </w:p>
+    <w:p>
+      <w:r>
+        <w:t>• 2022: []</w:t>
+      </w:r>
+    </w:p>
+    <w:p>
+      <w:r>
+        <w:t>• 2023: []</w:t>
+      </w:r>
+    </w:p>
+    <w:p>
+      <w:r>
+        <w:t>• 2024: []</w:t>
+      </w:r>
+    </w:p>
+    <w:p>
+      <w:r>
+        <w:t>• 2025: [4]</w:t>
       </w:r>
     </w:p>
     <w:p>
@@ -13033,55 +12975,27 @@
           <w:color w:val="FF0000"/>
           <w:sz w:val="26"/>
         </w:rPr>
-        <w:t>Braden Schneider: 30</w:t>
-      </w:r>
-    </w:p>
-    <w:p>
-      <w:r>
-        <w:t>• 2022: [10, 5, 1]</w:t>
-      </w:r>
-    </w:p>
-    <w:p>
-      <w:r>
-        <w:t>• 2023: [32, 22, 14]</w:t>
-      </w:r>
-    </w:p>
-    <w:p>
-      <w:r>
-        <w:t>• 2024: [41, 15, 8]</w:t>
-      </w:r>
-    </w:p>
-    <w:p>
-      <w:r>
-        <w:t>• 2025: [29]</w:t>
-      </w:r>
-    </w:p>
-    <w:p>
-      <w:r>
-        <w:rPr>
-          <w:sz w:val="26"/>
-        </w:rPr>
-        <w:t>Matthew Robertson: 19</w:t>
-      </w:r>
-    </w:p>
-    <w:p>
-      <w:r>
-        <w:t>• 2022: []</w:t>
-      </w:r>
-    </w:p>
-    <w:p>
-      <w:r>
-        <w:t>• 2023: []</w:t>
-      </w:r>
-    </w:p>
-    <w:p>
-      <w:r>
-        <w:t>• 2024: []</w:t>
-      </w:r>
-    </w:p>
-    <w:p>
-      <w:r>
-        <w:t>• 2025: [20, 14, 2]</w:t>
+        <w:t>Juuso Parssinen: 15</w:t>
+      </w:r>
+    </w:p>
+    <w:p>
+      <w:r>
+        <w:t>• 2022: [23, 14, 1]</w:t>
+      </w:r>
+    </w:p>
+    <w:p>
+      <w:r>
+        <w:t>• 2023: [14, 10, 3]</w:t>
+      </w:r>
+    </w:p>
+    <w:p>
+      <w:r>
+        <w:t>• 2024: [16, 13, 8]</w:t>
+      </w:r>
+    </w:p>
+    <w:p>
+      <w:r>
+        <w:t>• 2025: [2]</w:t>
       </w:r>
     </w:p>
     <w:p>
@@ -13091,7 +13005,7 @@
           <w:color w:val="FF0000"/>
           <w:sz w:val="26"/>
         </w:rPr>
-        <w:t>Jonny Brodzinski: 20</w:t>
+        <w:t>Justin Dowling: 39</w:t>
       </w:r>
     </w:p>
     <w:p>
@@ -13101,25 +13015,25 @@
     </w:p>
     <w:p>
       <w:r>
-        <w:t>• 2023: [22, 13, 2]</w:t>
-      </w:r>
-    </w:p>
-    <w:p>
-      <w:r>
-        <w:t>• 2024: [7, 7, 5]</w:t>
-      </w:r>
-    </w:p>
-    <w:p>
-      <w:r>
-        <w:t>• 2025: [12, 5, 2]</w:t>
-      </w:r>
-    </w:p>
-    <w:p>
-      <w:r>
-        <w:rPr>
-          <w:sz w:val="26"/>
-        </w:rPr>
-        <w:t>Jaroslav Chmelar: 6</w:t>
+        <w:t>• 2023: []</w:t>
+      </w:r>
+    </w:p>
+    <w:p>
+      <w:r>
+        <w:t>• 2024: [2]</w:t>
+      </w:r>
+    </w:p>
+    <w:p>
+      <w:r>
+        <w:t>• 2025: []</w:t>
+      </w:r>
+    </w:p>
+    <w:p>
+      <w:r>
+        <w:rPr>
+          <w:sz w:val="26"/>
+        </w:rPr>
+        <w:t>Tye Kartye: 3</w:t>
       </w:r>
     </w:p>
     <w:p>
@@ -13129,17 +13043,17 @@
     </w:p>
     <w:p>
       <w:r>
-        <w:t>• 2023: []</w:t>
-      </w:r>
-    </w:p>
-    <w:p>
-      <w:r>
-        <w:t>• 2024: []</w:t>
-      </w:r>
-    </w:p>
-    <w:p>
-      <w:r>
-        <w:t>• 2025: [4]</w:t>
+        <w:t>• 2023: [25, 14, 9]</w:t>
+      </w:r>
+    </w:p>
+    <w:p>
+      <w:r>
+        <w:t>• 2024: [23, 12, 10]</w:t>
+      </w:r>
+    </w:p>
+    <w:p>
+      <w:r>
+        <w:t>• 2025: [18, 10, 5]</w:t>
       </w:r>
     </w:p>
     <w:p>
@@ -13149,37 +13063,35 @@
           <w:color w:val="FF0000"/>
           <w:sz w:val="26"/>
         </w:rPr>
-        <w:t>Juuso Parssinen: 15</w:t>
-      </w:r>
-    </w:p>
-    <w:p>
-      <w:r>
-        <w:t>• 2022: [23, 14, 1]</w:t>
-      </w:r>
-    </w:p>
-    <w:p>
-      <w:r>
-        <w:t>• 2023: [14, 10, 3]</w:t>
-      </w:r>
-    </w:p>
-    <w:p>
-      <w:r>
-        <w:t>• 2024: [16, 13, 8]</w:t>
-      </w:r>
-    </w:p>
-    <w:p>
-      <w:r>
-        <w:t>• 2025: [2]</w:t>
-      </w:r>
-    </w:p>
-    <w:p>
-      <w:r>
-        <w:rPr>
-          <w:b/>
-          <w:color w:val="FF0000"/>
-          <w:sz w:val="26"/>
-        </w:rPr>
-        <w:t>Justin Dowling: 39</w:t>
+        <w:t>Vincent Trocheck: 4</w:t>
+      </w:r>
+    </w:p>
+    <w:p>
+      <w:r>
+        <w:t>• 2022: [13, 10, 4]</w:t>
+      </w:r>
+    </w:p>
+    <w:p>
+      <w:r>
+        <w:t>• 2023: [8, 7, 7]</w:t>
+      </w:r>
+    </w:p>
+    <w:p>
+      <w:r>
+        <w:t>• 2024: [11, 6, 6]</w:t>
+      </w:r>
+    </w:p>
+    <w:p>
+      <w:r>
+        <w:t>• 2025: [11, 10, 8]</w:t>
+      </w:r>
+    </w:p>
+    <w:p>
+      <w:r>
+        <w:rPr>
+          <w:sz w:val="26"/>
+        </w:rPr>
+        <w:t>Scott Morrow: 37</w:t>
       </w:r>
     </w:p>
     <w:p>
@@ -13194,7 +13106,7 @@
     </w:p>
     <w:p>
       <w:r>
-        <w:t>• 2024: [2]</w:t>
+        <w:t>• 2024: []</w:t>
       </w:r>
     </w:p>
     <w:p>
@@ -13207,91 +13119,7 @@
         <w:rPr>
           <w:sz w:val="26"/>
         </w:rPr>
-        <w:t>Tye Kartye: 2</w:t>
-      </w:r>
-    </w:p>
-    <w:p>
-      <w:r>
-        <w:t>• 2022: []</w:t>
-      </w:r>
-    </w:p>
-    <w:p>
-      <w:r>
-        <w:t>• 2023: [25, 14, 9]</w:t>
-      </w:r>
-    </w:p>
-    <w:p>
-      <w:r>
-        <w:t>• 2024: [23, 12, 10]</w:t>
-      </w:r>
-    </w:p>
-    <w:p>
-      <w:r>
-        <w:t>• 2025: [18, 10, 5]</w:t>
-      </w:r>
-    </w:p>
-    <w:p>
-      <w:r>
-        <w:rPr>
-          <w:sz w:val="26"/>
-        </w:rPr>
-        <w:t>Vincent Trocheck: 3</w:t>
-      </w:r>
-    </w:p>
-    <w:p>
-      <w:r>
-        <w:t>• 2022: [13, 10, 4]</w:t>
-      </w:r>
-    </w:p>
-    <w:p>
-      <w:r>
-        <w:t>• 2023: [8, 7, 7]</w:t>
-      </w:r>
-    </w:p>
-    <w:p>
-      <w:r>
-        <w:t>• 2024: [11, 6, 6]</w:t>
-      </w:r>
-    </w:p>
-    <w:p>
-      <w:r>
-        <w:t>• 2025: [11, 10, 8]</w:t>
-      </w:r>
-    </w:p>
-    <w:p>
-      <w:r>
-        <w:rPr>
-          <w:sz w:val="26"/>
-        </w:rPr>
-        <w:t>Scott Morrow: 37</w:t>
-      </w:r>
-    </w:p>
-    <w:p>
-      <w:r>
-        <w:t>• 2022: []</w:t>
-      </w:r>
-    </w:p>
-    <w:p>
-      <w:r>
-        <w:t>• 2023: []</w:t>
-      </w:r>
-    </w:p>
-    <w:p>
-      <w:r>
-        <w:t>• 2024: []</w:t>
-      </w:r>
-    </w:p>
-    <w:p>
-      <w:r>
-        <w:t>• 2025: []</w:t>
-      </w:r>
-    </w:p>
-    <w:p>
-      <w:r>
-        <w:rPr>
-          <w:sz w:val="26"/>
-        </w:rPr>
-        <w:t>Vladislav Gavrikov: 4</w:t>
+        <w:t>Vladislav Gavrikov: 5</w:t>
       </w:r>
     </w:p>
     <w:p>

--- a/reports/game_without_goal.docx
+++ b/reports/game_without_goal.docx
@@ -51,171 +51,59 @@
     <w:p>
       <w:r>
         <w:rPr>
-          <w:sz w:val="26"/>
-        </w:rPr>
-        <w:t>Alex Killorn: 2</w:t>
-      </w:r>
-    </w:p>
-    <w:p>
-      <w:r>
-        <w:t>• 2022: [16, 7, 3]</w:t>
-      </w:r>
-    </w:p>
-    <w:p>
-      <w:r>
-        <w:t>• 2023: [12, 5, 3]</w:t>
-      </w:r>
-    </w:p>
-    <w:p>
-      <w:r>
-        <w:t>• 2024: [8, 8, 7]</w:t>
-      </w:r>
-    </w:p>
-    <w:p>
-      <w:r>
-        <w:t>• 2025: [26, 12, 6]</w:t>
-      </w:r>
-    </w:p>
-    <w:p>
-      <w:r>
-        <w:rPr>
-          <w:sz w:val="26"/>
-        </w:rPr>
-        <w:t>Mikael Granlund: 1</w:t>
-      </w:r>
-    </w:p>
-    <w:p>
-      <w:r>
-        <w:t>• 2022: [22, 10, 6]</w:t>
-      </w:r>
-    </w:p>
-    <w:p>
-      <w:r>
-        <w:t>• 2023: [6, 6, 6]</w:t>
-      </w:r>
-    </w:p>
-    <w:p>
-      <w:r>
-        <w:t>• 2024: [13, 12, 6]</w:t>
-      </w:r>
-    </w:p>
-    <w:p>
-      <w:r>
-        <w:t>• 2025: [9, 6, 6]</w:t>
-      </w:r>
-    </w:p>
-    <w:p>
-      <w:r>
-        <w:rPr>
           <w:b/>
           <w:color w:val="FF0000"/>
           <w:sz w:val="26"/>
         </w:rPr>
-        <w:t>Sam Colangelo: 5</w:t>
-      </w:r>
-    </w:p>
-    <w:p>
-      <w:r>
-        <w:t>• 2022: []</w:t>
-      </w:r>
-    </w:p>
-    <w:p>
-      <w:r>
-        <w:t>• 2023: []</w:t>
-      </w:r>
-    </w:p>
-    <w:p>
-      <w:r>
-        <w:t>• 2024: [5, 5, 4]</w:t>
-      </w:r>
-    </w:p>
-    <w:p>
-      <w:r>
-        <w:t>• 2025: []</w:t>
-      </w:r>
-    </w:p>
-    <w:p>
-      <w:r>
-        <w:rPr>
-          <w:sz w:val="26"/>
-        </w:rPr>
-        <w:t>Troy Terry: 1</w:t>
-      </w:r>
-    </w:p>
-    <w:p>
-      <w:r>
-        <w:t>• 2022: [16, 5, 4]</w:t>
-      </w:r>
-    </w:p>
-    <w:p>
-      <w:r>
-        <w:t>• 2023: [17, 8, 7]</w:t>
-      </w:r>
-    </w:p>
-    <w:p>
-      <w:r>
-        <w:t>• 2024: [9, 7, 6]</w:t>
-      </w:r>
-    </w:p>
-    <w:p>
-      <w:r>
-        <w:t>• 2025: [8, 7, 6]</w:t>
-      </w:r>
-    </w:p>
-    <w:p>
-      <w:r>
-        <w:rPr>
-          <w:sz w:val="26"/>
-        </w:rPr>
-        <w:t>Chris Kreider: 3</w:t>
-      </w:r>
-    </w:p>
-    <w:p>
-      <w:r>
-        <w:t>• 2022: [6, 4, 4]</w:t>
-      </w:r>
-    </w:p>
-    <w:p>
-      <w:r>
-        <w:t>• 2023: [7, 5, 5]</w:t>
-      </w:r>
-    </w:p>
-    <w:p>
-      <w:r>
-        <w:t>• 2024: [7, 6, 5]</w:t>
-      </w:r>
-    </w:p>
-    <w:p>
-      <w:r>
-        <w:t>• 2025: [15, 7, 6]</w:t>
-      </w:r>
-    </w:p>
-    <w:p>
-      <w:r>
-        <w:rPr>
-          <w:sz w:val="26"/>
-        </w:rPr>
-        <w:t>Mason McTavish: 2</w:t>
-      </w:r>
-    </w:p>
-    <w:p>
-      <w:r>
-        <w:t>• 2022: [13, 11, 7]</w:t>
-      </w:r>
-    </w:p>
-    <w:p>
-      <w:r>
-        <w:t>• 2023: [14, 11, 6]</w:t>
-      </w:r>
-    </w:p>
-    <w:p>
-      <w:r>
-        <w:t>• 2024: [9, 6, 5]</w:t>
-      </w:r>
-    </w:p>
-    <w:p>
-      <w:r>
-        <w:t>• 2025: [14, 7, 6]</w:t>
+        <w:t>Alex Killorn: 3</w:t>
+      </w:r>
+    </w:p>
+    <w:p>
+      <w:r>
+        <w:t>• 2022: [16, 7, 3]</w:t>
+      </w:r>
+    </w:p>
+    <w:p>
+      <w:r>
+        <w:t>• 2023: [12, 5, 3]</w:t>
+      </w:r>
+    </w:p>
+    <w:p>
+      <w:r>
+        <w:t>• 2024: [8, 8, 7]</w:t>
+      </w:r>
+    </w:p>
+    <w:p>
+      <w:r>
+        <w:t>• 2025: [26, 12, 6]</w:t>
+      </w:r>
+    </w:p>
+    <w:p>
+      <w:r>
+        <w:rPr>
+          <w:sz w:val="26"/>
+        </w:rPr>
+        <w:t>Mikael Granlund: 2</w:t>
+      </w:r>
+    </w:p>
+    <w:p>
+      <w:r>
+        <w:t>• 2022: [22, 10, 6]</w:t>
+      </w:r>
+    </w:p>
+    <w:p>
+      <w:r>
+        <w:t>• 2023: [6, 6, 6]</w:t>
+      </w:r>
+    </w:p>
+    <w:p>
+      <w:r>
+        <w:t>• 2024: [13, 12, 6]</w:t>
+      </w:r>
+    </w:p>
+    <w:p>
+      <w:r>
+        <w:t>• 2025: [9, 6, 6]</w:t>
       </w:r>
     </w:p>
     <w:p>
@@ -225,7 +113,7 @@
           <w:color w:val="FF0000"/>
           <w:sz w:val="26"/>
         </w:rPr>
-        <w:t>Olen Zellweger: 15</w:t>
+        <w:t>Sam Colangelo: 5</w:t>
       </w:r>
     </w:p>
     <w:p>
@@ -235,101 +123,45 @@
     </w:p>
     <w:p>
       <w:r>
-        <w:t>• 2023: [4]</w:t>
-      </w:r>
-    </w:p>
-    <w:p>
-      <w:r>
-        <w:t>• 2024: [26, 10, 4]</w:t>
-      </w:r>
-    </w:p>
-    <w:p>
-      <w:r>
-        <w:t>• 2025: [18, 11, 5]</w:t>
-      </w:r>
-    </w:p>
-    <w:p>
-      <w:r>
-        <w:rPr>
-          <w:sz w:val="26"/>
-        </w:rPr>
-        <w:t>Ryan Poehling: 4</w:t>
-      </w:r>
-    </w:p>
-    <w:p>
-      <w:r>
-        <w:t>• 2022: [13, 12, 8]</w:t>
-      </w:r>
-    </w:p>
-    <w:p>
-      <w:r>
-        <w:t>• 2023: [12, 10, 10]</w:t>
-      </w:r>
-    </w:p>
-    <w:p>
-      <w:r>
-        <w:t>• 2024: [12, 11, 5]</w:t>
-      </w:r>
-    </w:p>
-    <w:p>
-      <w:r>
-        <w:t>• 2025: [19, 8, 6]</w:t>
-      </w:r>
-    </w:p>
-    <w:p>
-      <w:r>
-        <w:rPr>
-          <w:sz w:val="26"/>
-        </w:rPr>
-        <w:t>Ross Johnston: 8</w:t>
-      </w:r>
-    </w:p>
-    <w:p>
-      <w:r>
-        <w:t>• 2022: []</w:t>
-      </w:r>
-    </w:p>
-    <w:p>
-      <w:r>
         <w:t>• 2023: []</w:t>
       </w:r>
     </w:p>
     <w:p>
       <w:r>
-        <w:t>• 2024: []</w:t>
-      </w:r>
-    </w:p>
-    <w:p>
-      <w:r>
-        <w:t>• 2025: [26, 21]</w:t>
-      </w:r>
-    </w:p>
-    <w:p>
-      <w:r>
-        <w:rPr>
-          <w:sz w:val="26"/>
-        </w:rPr>
-        <w:t>Jeffrey Viel: 23</w:t>
-      </w:r>
-    </w:p>
-    <w:p>
-      <w:r>
-        <w:t>• 2022: []</w:t>
-      </w:r>
-    </w:p>
-    <w:p>
-      <w:r>
-        <w:t>• 2023: []</w:t>
-      </w:r>
-    </w:p>
-    <w:p>
-      <w:r>
-        <w:t>• 2024: []</w:t>
-      </w:r>
-    </w:p>
-    <w:p>
-      <w:r>
-        <w:t>• 2025: [0]</w:t>
+        <w:t>• 2024: [5, 5, 4]</w:t>
+      </w:r>
+    </w:p>
+    <w:p>
+      <w:r>
+        <w:t>• 2025: []</w:t>
+      </w:r>
+    </w:p>
+    <w:p>
+      <w:r>
+        <w:rPr>
+          <w:sz w:val="26"/>
+        </w:rPr>
+        <w:t>Troy Terry: 2</w:t>
+      </w:r>
+    </w:p>
+    <w:p>
+      <w:r>
+        <w:t>• 2022: [16, 5, 4]</w:t>
+      </w:r>
+    </w:p>
+    <w:p>
+      <w:r>
+        <w:t>• 2023: [17, 8, 7]</w:t>
+      </w:r>
+    </w:p>
+    <w:p>
+      <w:r>
+        <w:t>• 2024: [9, 7, 6]</w:t>
+      </w:r>
+    </w:p>
+    <w:p>
+      <w:r>
+        <w:t>• 2025: [8, 7, 6]</w:t>
       </w:r>
     </w:p>
     <w:p>
@@ -339,55 +171,55 @@
           <w:color w:val="FF0000"/>
           <w:sz w:val="26"/>
         </w:rPr>
-        <w:t>Jacob Trouba: 15</w:t>
-      </w:r>
-    </w:p>
-    <w:p>
-      <w:r>
-        <w:t>• 2022: [12, 9, 5]</w:t>
-      </w:r>
-    </w:p>
-    <w:p>
-      <w:r>
-        <w:t>• 2023: [20, 14]</w:t>
-      </w:r>
-    </w:p>
-    <w:p>
-      <w:r>
-        <w:t>• 2024: []</w:t>
-      </w:r>
-    </w:p>
-    <w:p>
-      <w:r>
-        <w:t>• 2025: [14, 9, 6]</w:t>
-      </w:r>
-    </w:p>
-    <w:p>
-      <w:r>
-        <w:rPr>
-          <w:sz w:val="26"/>
-        </w:rPr>
-        <w:t>Pavel Mintyukov: 7</w:t>
-      </w:r>
-    </w:p>
-    <w:p>
-      <w:r>
-        <w:t>• 2022: []</w:t>
-      </w:r>
-    </w:p>
-    <w:p>
-      <w:r>
-        <w:t>• 2023: [28, 17, 10]</w:t>
-      </w:r>
-    </w:p>
-    <w:p>
-      <w:r>
-        <w:t>• 2024: [23, 13, 10]</w:t>
-      </w:r>
-    </w:p>
-    <w:p>
-      <w:r>
-        <w:t>• 2025: [11, 6, 6]</w:t>
+        <w:t>Chris Kreider: 4</w:t>
+      </w:r>
+    </w:p>
+    <w:p>
+      <w:r>
+        <w:t>• 2022: [6, 4, 4]</w:t>
+      </w:r>
+    </w:p>
+    <w:p>
+      <w:r>
+        <w:t>• 2023: [7, 5, 5]</w:t>
+      </w:r>
+    </w:p>
+    <w:p>
+      <w:r>
+        <w:t>• 2024: [7, 6, 5]</w:t>
+      </w:r>
+    </w:p>
+    <w:p>
+      <w:r>
+        <w:t>• 2025: [15, 7, 6]</w:t>
+      </w:r>
+    </w:p>
+    <w:p>
+      <w:r>
+        <w:rPr>
+          <w:sz w:val="26"/>
+        </w:rPr>
+        <w:t>Mason McTavish: 3</w:t>
+      </w:r>
+    </w:p>
+    <w:p>
+      <w:r>
+        <w:t>• 2022: [13, 11, 7]</w:t>
+      </w:r>
+    </w:p>
+    <w:p>
+      <w:r>
+        <w:t>• 2023: [14, 11, 6]</w:t>
+      </w:r>
+    </w:p>
+    <w:p>
+      <w:r>
+        <w:t>• 2024: [9, 6, 5]</w:t>
+      </w:r>
+    </w:p>
+    <w:p>
+      <w:r>
+        <w:t>• 2025: [14, 7, 6]</w:t>
       </w:r>
     </w:p>
     <w:p>
@@ -397,27 +229,27 @@
           <w:color w:val="FF0000"/>
           <w:sz w:val="26"/>
         </w:rPr>
-        <w:t>John Carlson: 9</w:t>
-      </w:r>
-    </w:p>
-    <w:p>
-      <w:r>
-        <w:t>• 2022: [10, 5, 3]</w:t>
-      </w:r>
-    </w:p>
-    <w:p>
-      <w:r>
-        <w:t>• 2023: [32, 18, 9]</w:t>
-      </w:r>
-    </w:p>
-    <w:p>
-      <w:r>
-        <w:t>• 2024: [25, 21, 16]</w:t>
-      </w:r>
-    </w:p>
-    <w:p>
-      <w:r>
-        <w:t>• 2025: [13, 6, 6]</w:t>
+        <w:t>Olen Zellweger: 16</w:t>
+      </w:r>
+    </w:p>
+    <w:p>
+      <w:r>
+        <w:t>• 2022: []</w:t>
+      </w:r>
+    </w:p>
+    <w:p>
+      <w:r>
+        <w:t>• 2023: [4]</w:t>
+      </w:r>
+    </w:p>
+    <w:p>
+      <w:r>
+        <w:t>• 2024: [26, 10, 4]</w:t>
+      </w:r>
+    </w:p>
+    <w:p>
+      <w:r>
+        <w:t>• 2025: [18, 11, 5]</w:t>
       </w:r>
     </w:p>
     <w:p>
@@ -427,27 +259,83 @@
           <w:color w:val="FF0000"/>
           <w:sz w:val="26"/>
         </w:rPr>
-        <w:t>Frank Vatrano: 7</w:t>
-      </w:r>
-    </w:p>
-    <w:p>
-      <w:r>
-        <w:t>• 2022: [20, 11, 9]</w:t>
-      </w:r>
-    </w:p>
-    <w:p>
-      <w:r>
-        <w:t>• 2023: [9, 9, 7]</w:t>
-      </w:r>
-    </w:p>
-    <w:p>
-      <w:r>
-        <w:t>• 2024: [13, 8, 7]</w:t>
-      </w:r>
-    </w:p>
-    <w:p>
-      <w:r>
-        <w:t>• 2025: [14, 9, 2]</w:t>
+        <w:t>Ryan Poehling: 5</w:t>
+      </w:r>
+    </w:p>
+    <w:p>
+      <w:r>
+        <w:t>• 2022: [13, 12, 8]</w:t>
+      </w:r>
+    </w:p>
+    <w:p>
+      <w:r>
+        <w:t>• 2023: [12, 10, 10]</w:t>
+      </w:r>
+    </w:p>
+    <w:p>
+      <w:r>
+        <w:t>• 2024: [12, 11, 5]</w:t>
+      </w:r>
+    </w:p>
+    <w:p>
+      <w:r>
+        <w:t>• 2025: [19, 8, 6]</w:t>
+      </w:r>
+    </w:p>
+    <w:p>
+      <w:r>
+        <w:rPr>
+          <w:sz w:val="26"/>
+        </w:rPr>
+        <w:t>Ross Johnston: 8</w:t>
+      </w:r>
+    </w:p>
+    <w:p>
+      <w:r>
+        <w:t>• 2022: []</w:t>
+      </w:r>
+    </w:p>
+    <w:p>
+      <w:r>
+        <w:t>• 2023: []</w:t>
+      </w:r>
+    </w:p>
+    <w:p>
+      <w:r>
+        <w:t>• 2024: []</w:t>
+      </w:r>
+    </w:p>
+    <w:p>
+      <w:r>
+        <w:t>• 2025: [26, 21]</w:t>
+      </w:r>
+    </w:p>
+    <w:p>
+      <w:r>
+        <w:rPr>
+          <w:sz w:val="26"/>
+        </w:rPr>
+        <w:t>Jeffrey Viel: 24</w:t>
+      </w:r>
+    </w:p>
+    <w:p>
+      <w:r>
+        <w:t>• 2022: []</w:t>
+      </w:r>
+    </w:p>
+    <w:p>
+      <w:r>
+        <w:t>• 2023: []</w:t>
+      </w:r>
+    </w:p>
+    <w:p>
+      <w:r>
+        <w:t>• 2024: []</w:t>
+      </w:r>
+    </w:p>
+    <w:p>
+      <w:r>
+        <w:t>• 2025: [0]</w:t>
       </w:r>
     </w:p>
     <w:p>
@@ -457,7 +345,35 @@
           <w:color w:val="FF0000"/>
           <w:sz w:val="26"/>
         </w:rPr>
-        <w:t>Drew Helleson: 47</w:t>
+        <w:t>Jacob Trouba: 16</w:t>
+      </w:r>
+    </w:p>
+    <w:p>
+      <w:r>
+        <w:t>• 2022: [12, 9, 5]</w:t>
+      </w:r>
+    </w:p>
+    <w:p>
+      <w:r>
+        <w:t>• 2023: [20, 14]</w:t>
+      </w:r>
+    </w:p>
+    <w:p>
+      <w:r>
+        <w:t>• 2024: []</w:t>
+      </w:r>
+    </w:p>
+    <w:p>
+      <w:r>
+        <w:t>• 2025: [14, 9, 6]</w:t>
+      </w:r>
+    </w:p>
+    <w:p>
+      <w:r>
+        <w:rPr>
+          <w:sz w:val="26"/>
+        </w:rPr>
+        <w:t>Pavel Mintyukov: 8</w:t>
       </w:r>
     </w:p>
     <w:p>
@@ -467,45 +383,17 @@
     </w:p>
     <w:p>
       <w:r>
-        <w:t>• 2023: []</w:t>
-      </w:r>
-    </w:p>
-    <w:p>
-      <w:r>
-        <w:t>• 2024: [23, 8, 0]</w:t>
-      </w:r>
-    </w:p>
-    <w:p>
-      <w:r>
-        <w:t>• 2025: [3]</w:t>
-      </w:r>
-    </w:p>
-    <w:p>
-      <w:r>
-        <w:rPr>
-          <w:sz w:val="26"/>
-        </w:rPr>
-        <w:t>Tim Washe: 9</w:t>
-      </w:r>
-    </w:p>
-    <w:p>
-      <w:r>
-        <w:t>• 2022: []</w:t>
-      </w:r>
-    </w:p>
-    <w:p>
-      <w:r>
-        <w:t>• 2023: []</w:t>
-      </w:r>
-    </w:p>
-    <w:p>
-      <w:r>
-        <w:t>• 2024: []</w:t>
-      </w:r>
-    </w:p>
-    <w:p>
-      <w:r>
-        <w:t>• 2025: [16]</w:t>
+        <w:t>• 2023: [28, 17, 10]</w:t>
+      </w:r>
+    </w:p>
+    <w:p>
+      <w:r>
+        <w:t>• 2024: [23, 13, 10]</w:t>
+      </w:r>
+    </w:p>
+    <w:p>
+      <w:r>
+        <w:t>• 2025: [11, 6, 6]</w:t>
       </w:r>
     </w:p>
     <w:p>
@@ -515,12 +403,40 @@
           <w:color w:val="FF0000"/>
           <w:sz w:val="26"/>
         </w:rPr>
-        <w:t>Jansen Harkins: 26</w:t>
-      </w:r>
-    </w:p>
-    <w:p>
-      <w:r>
-        <w:t>• 2022: [10, 0]</w:t>
+        <w:t>Frank Vatrano: 7</w:t>
+      </w:r>
+    </w:p>
+    <w:p>
+      <w:r>
+        <w:t>• 2022: [20, 11, 9]</w:t>
+      </w:r>
+    </w:p>
+    <w:p>
+      <w:r>
+        <w:t>• 2023: [9, 9, 7]</w:t>
+      </w:r>
+    </w:p>
+    <w:p>
+      <w:r>
+        <w:t>• 2024: [13, 8, 7]</w:t>
+      </w:r>
+    </w:p>
+    <w:p>
+      <w:r>
+        <w:t>• 2025: [14, 9, 2]</w:t>
+      </w:r>
+    </w:p>
+    <w:p>
+      <w:r>
+        <w:rPr>
+          <w:sz w:val="26"/>
+        </w:rPr>
+        <w:t>Beckett Sennecke: 1</w:t>
+      </w:r>
+    </w:p>
+    <w:p>
+      <w:r>
+        <w:t>• 2022: []</w:t>
       </w:r>
     </w:p>
     <w:p>
@@ -530,12 +446,12 @@
     </w:p>
     <w:p>
       <w:r>
-        <w:t>• 2024: [5]</w:t>
-      </w:r>
-    </w:p>
-    <w:p>
-      <w:r>
-        <w:t>• 2025: [7, 6]</w:t>
+        <w:t>• 2024: []</w:t>
+      </w:r>
+    </w:p>
+    <w:p>
+      <w:r>
+        <w:t>• 2025: [8, 6, 5]</w:t>
       </w:r>
     </w:p>
     <w:p>
@@ -545,7 +461,95 @@
           <w:color w:val="FF0000"/>
           <w:sz w:val="26"/>
         </w:rPr>
-        <w:t>Radko Gudas: 5</w:t>
+        <w:t>Drew Helleson: 47</w:t>
+      </w:r>
+    </w:p>
+    <w:p>
+      <w:r>
+        <w:t>• 2022: []</w:t>
+      </w:r>
+    </w:p>
+    <w:p>
+      <w:r>
+        <w:t>• 2023: []</w:t>
+      </w:r>
+    </w:p>
+    <w:p>
+      <w:r>
+        <w:t>• 2024: [23, 8, 0]</w:t>
+      </w:r>
+    </w:p>
+    <w:p>
+      <w:r>
+        <w:t>• 2025: [3]</w:t>
+      </w:r>
+    </w:p>
+    <w:p>
+      <w:r>
+        <w:rPr>
+          <w:sz w:val="26"/>
+        </w:rPr>
+        <w:t>Tim Washe: 10</w:t>
+      </w:r>
+    </w:p>
+    <w:p>
+      <w:r>
+        <w:t>• 2022: []</w:t>
+      </w:r>
+    </w:p>
+    <w:p>
+      <w:r>
+        <w:t>• 2023: []</w:t>
+      </w:r>
+    </w:p>
+    <w:p>
+      <w:r>
+        <w:t>• 2024: []</w:t>
+      </w:r>
+    </w:p>
+    <w:p>
+      <w:r>
+        <w:t>• 2025: [16]</w:t>
+      </w:r>
+    </w:p>
+    <w:p>
+      <w:r>
+        <w:rPr>
+          <w:b/>
+          <w:color w:val="FF0000"/>
+          <w:sz w:val="26"/>
+        </w:rPr>
+        <w:t>Jansen Harkins: 26</w:t>
+      </w:r>
+    </w:p>
+    <w:p>
+      <w:r>
+        <w:t>• 2022: [10, 0]</w:t>
+      </w:r>
+    </w:p>
+    <w:p>
+      <w:r>
+        <w:t>• 2023: []</w:t>
+      </w:r>
+    </w:p>
+    <w:p>
+      <w:r>
+        <w:t>• 2024: [5]</w:t>
+      </w:r>
+    </w:p>
+    <w:p>
+      <w:r>
+        <w:t>• 2025: [7, 6]</w:t>
+      </w:r>
+    </w:p>
+    <w:p>
+      <w:r>
+        <w:rPr>
+          <w:b/>
+          <w:color w:val="FF0000"/>
+          <w:sz w:val="26"/>
+        </w:rPr>
+        <w:t>Radko Gudas: 6</w:t>
       </w:r>
     </w:p>
     <w:p>
@@ -573,7 +577,7 @@
         <w:rPr>
           <w:sz w:val="26"/>
         </w:rPr>
-        <w:t>Leo Carlsson: 5</w:t>
+        <w:t>Ian Moore: 9</w:t>
       </w:r>
     </w:p>
     <w:p>
@@ -583,34 +587,6 @@
     </w:p>
     <w:p>
       <w:r>
-        <w:t>• 2023: [22, 9, 6]</w:t>
-      </w:r>
-    </w:p>
-    <w:p>
-      <w:r>
-        <w:t>• 2024: [9, 7, 7]</w:t>
-      </w:r>
-    </w:p>
-    <w:p>
-      <w:r>
-        <w:t>• 2025: [12, 6, 4]</w:t>
-      </w:r>
-    </w:p>
-    <w:p>
-      <w:r>
-        <w:rPr>
-          <w:sz w:val="26"/>
-        </w:rPr>
-        <w:t>Ian Moore: 8</w:t>
-      </w:r>
-    </w:p>
-    <w:p>
-      <w:r>
-        <w:t>• 2022: []</w:t>
-      </w:r>
-    </w:p>
-    <w:p>
-      <w:r>
         <w:t>• 2023: []</w:t>
       </w:r>
     </w:p>
@@ -629,7 +605,7 @@
         <w:rPr>
           <w:sz w:val="26"/>
         </w:rPr>
-        <w:t>Jackson LaCombe: 3</w:t>
+        <w:t>Jackson LaCombe: 4</w:t>
       </w:r>
     </w:p>
     <w:p>
@@ -1043,7 +1019,7 @@
         <w:rPr>
           <w:sz w:val="26"/>
         </w:rPr>
-        <w:t>Casey Mittelstadt: 1</w:t>
+        <w:t>Casey Mittelstadt: 2</w:t>
       </w:r>
     </w:p>
     <w:p>
@@ -3749,11 +3725,39 @@
     <w:p>
       <w:r>
         <w:rPr>
+          <w:sz w:val="26"/>
+        </w:rPr>
+        <w:t>Matt Coronato: 1</w:t>
+      </w:r>
+    </w:p>
+    <w:p>
+      <w:r>
+        <w:t>• 2022: []</w:t>
+      </w:r>
+    </w:p>
+    <w:p>
+      <w:r>
+        <w:t>• 2023: [17, 11]</w:t>
+      </w:r>
+    </w:p>
+    <w:p>
+      <w:r>
+        <w:t>• 2024: [6, 6, 6]</w:t>
+      </w:r>
+    </w:p>
+    <w:p>
+      <w:r>
+        <w:t>• 2025: [14, 9, 7]</w:t>
+      </w:r>
+    </w:p>
+    <w:p>
+      <w:r>
+        <w:rPr>
           <w:b/>
           <w:color w:val="FF0000"/>
           <w:sz w:val="26"/>
         </w:rPr>
-        <w:t>Brayden Pachal: 43</w:t>
+        <w:t>Brayden Pachal: 44</w:t>
       </w:r>
     </w:p>
     <w:p>
@@ -3781,7 +3785,7 @@
         <w:rPr>
           <w:sz w:val="26"/>
         </w:rPr>
-        <w:t>Matvei Gridin: 1</w:t>
+        <w:t>Matvei Gridin: 2</w:t>
       </w:r>
     </w:p>
     <w:p>
@@ -3809,7 +3813,7 @@
         <w:rPr>
           <w:sz w:val="26"/>
         </w:rPr>
-        <w:t>Kevin Bahl: 8</w:t>
+        <w:t>Kevin Bahl: 9</w:t>
       </w:r>
     </w:p>
     <w:p>
@@ -3895,7 +3899,7 @@
           <w:color w:val="FF0000"/>
           <w:sz w:val="26"/>
         </w:rPr>
-        <w:t>Victor Olofsson: 3</w:t>
+        <w:t>Victor Olofsson: 4</w:t>
       </w:r>
     </w:p>
     <w:p>
@@ -3925,7 +3929,7 @@
           <w:color w:val="FF0000"/>
           <w:sz w:val="26"/>
         </w:rPr>
-        <w:t>Zach Whitecloud: 25</w:t>
+        <w:t>Zach Whitecloud: 26</w:t>
       </w:r>
     </w:p>
     <w:p>
@@ -3953,7 +3957,7 @@
         <w:rPr>
           <w:sz w:val="26"/>
         </w:rPr>
-        <w:t>Hunter Brzustewicz: 9</w:t>
+        <w:t>Adam Klapka: 1</w:t>
       </w:r>
     </w:p>
     <w:p>
@@ -3968,6 +3972,34 @@
     </w:p>
     <w:p>
       <w:r>
+        <w:t>• 2024: [10, 3, 2]</w:t>
+      </w:r>
+    </w:p>
+    <w:p>
+      <w:r>
+        <w:t>• 2025: [23, 20, 5]</w:t>
+      </w:r>
+    </w:p>
+    <w:p>
+      <w:r>
+        <w:rPr>
+          <w:sz w:val="26"/>
+        </w:rPr>
+        <w:t>Hunter Brzustewicz: 10</w:t>
+      </w:r>
+    </w:p>
+    <w:p>
+      <w:r>
+        <w:t>• 2022: []</w:t>
+      </w:r>
+    </w:p>
+    <w:p>
+      <w:r>
+        <w:t>• 2023: []</w:t>
+      </w:r>
+    </w:p>
+    <w:p>
+      <w:r>
         <w:t>• 2024: []</w:t>
       </w:r>
     </w:p>
@@ -3981,7 +4013,7 @@
         <w:rPr>
           <w:sz w:val="26"/>
         </w:rPr>
-        <w:t>Mikael Backlund: 3</w:t>
+        <w:t>Mikael Backlund: 4</w:t>
       </w:r>
     </w:p>
     <w:p>
@@ -4009,7 +4041,7 @@
         <w:rPr>
           <w:sz w:val="26"/>
         </w:rPr>
-        <w:t>Blake Coleman: 1</w:t>
+        <w:t>Blake Coleman: 2</w:t>
       </w:r>
     </w:p>
     <w:p>
@@ -4095,34 +4127,6 @@
         <w:rPr>
           <w:sz w:val="26"/>
         </w:rPr>
-        <w:t>Brennan Othmann: 9</w:t>
-      </w:r>
-    </w:p>
-    <w:p>
-      <w:r>
-        <w:t>• 2022: []</w:t>
-      </w:r>
-    </w:p>
-    <w:p>
-      <w:r>
-        <w:t>• 2023: []</w:t>
-      </w:r>
-    </w:p>
-    <w:p>
-      <w:r>
-        <w:t>• 2024: []</w:t>
-      </w:r>
-    </w:p>
-    <w:p>
-      <w:r>
-        <w:t>• 2025: []</w:t>
-      </w:r>
-    </w:p>
-    <w:p>
-      <w:r>
-        <w:rPr>
-          <w:sz w:val="26"/>
-        </w:rPr>
         <w:t>Connor Zary: 1</w:t>
       </w:r>
     </w:p>
@@ -4181,6 +4185,62 @@
         <w:rPr>
           <w:sz w:val="26"/>
         </w:rPr>
+        <w:t>Joel Farabee: 1</w:t>
+      </w:r>
+    </w:p>
+    <w:p>
+      <w:r>
+        <w:t>• 2022: [26, 11, 8]</w:t>
+      </w:r>
+    </w:p>
+    <w:p>
+      <w:r>
+        <w:t>• 2023: [14, 10, 7]</w:t>
+      </w:r>
+    </w:p>
+    <w:p>
+      <w:r>
+        <w:t>• 2024: [12, 8, 7]</w:t>
+      </w:r>
+    </w:p>
+    <w:p>
+      <w:r>
+        <w:t>• 2025: [10, 8, 6]</w:t>
+      </w:r>
+    </w:p>
+    <w:p>
+      <w:r>
+        <w:rPr>
+          <w:sz w:val="26"/>
+        </w:rPr>
+        <w:t>Morgan Frost: 1</w:t>
+      </w:r>
+    </w:p>
+    <w:p>
+      <w:r>
+        <w:t>• 2022: [17, 10, 8]</w:t>
+      </w:r>
+    </w:p>
+    <w:p>
+      <w:r>
+        <w:t>• 2023: [11, 10, 8]</w:t>
+      </w:r>
+    </w:p>
+    <w:p>
+      <w:r>
+        <w:t>• 2024: [25, 8, 5]</w:t>
+      </w:r>
+    </w:p>
+    <w:p>
+      <w:r>
+        <w:t>• 2025: [12, 8, 6]</w:t>
+      </w:r>
+    </w:p>
+    <w:p>
+      <w:r>
+        <w:rPr>
+          <w:sz w:val="26"/>
+        </w:rPr>
         <w:t>Justin Kirkland: 4</w:t>
       </w:r>
     </w:p>
@@ -4202,6 +4262,34 @@
     <w:p>
       <w:r>
         <w:t>• 2025: []</w:t>
+      </w:r>
+    </w:p>
+    <w:p>
+      <w:r>
+        <w:rPr>
+          <w:sz w:val="26"/>
+        </w:rPr>
+        <w:t>Olli Mtt: 1</w:t>
+      </w:r>
+    </w:p>
+    <w:p>
+      <w:r>
+        <w:t>• 2022: [22, 18, 11]</w:t>
+      </w:r>
+    </w:p>
+    <w:p>
+      <w:r>
+        <w:t>• 2023: [18, 6]</w:t>
+      </w:r>
+    </w:p>
+    <w:p>
+      <w:r>
+        <w:t>• 2024: [7]</w:t>
+      </w:r>
+    </w:p>
+    <w:p>
+      <w:r>
+        <w:t>• 2025: [1]</w:t>
       </w:r>
     </w:p>
     <w:p>
@@ -4211,7 +4299,7 @@
           <w:color w:val="FF0000"/>
           <w:sz w:val="26"/>
         </w:rPr>
-        <w:t>John Beecher: 2</w:t>
+        <w:t>John Beecher: 3</w:t>
       </w:r>
     </w:p>
     <w:p>
@@ -4297,11 +4385,39 @@
     <w:p>
       <w:r>
         <w:rPr>
+          <w:sz w:val="26"/>
+        </w:rPr>
+        <w:t>Zayne Parekh: 1</w:t>
+      </w:r>
+    </w:p>
+    <w:p>
+      <w:r>
+        <w:t>• 2022: []</w:t>
+      </w:r>
+    </w:p>
+    <w:p>
+      <w:r>
+        <w:t>• 2023: []</w:t>
+      </w:r>
+    </w:p>
+    <w:p>
+      <w:r>
+        <w:t>• 2024: []</w:t>
+      </w:r>
+    </w:p>
+    <w:p>
+      <w:r>
+        <w:t>• 2025: [1]</w:t>
+      </w:r>
+    </w:p>
+    <w:p>
+      <w:r>
+        <w:rPr>
           <w:b/>
           <w:color w:val="FF0000"/>
           <w:sz w:val="26"/>
         </w:rPr>
-        <w:t>Yegor Sharangovich: 8</w:t>
+        <w:t>Yegor Sharangovich: 9</w:t>
       </w:r>
     </w:p>
     <w:p>
@@ -5071,111 +5187,55 @@
           <w:color w:val="FF0000"/>
           <w:sz w:val="26"/>
         </w:rPr>
-        <w:t>Artturi Lehkonen: 6</w:t>
-      </w:r>
-    </w:p>
-    <w:p>
-      <w:r>
-        <w:t>• 2022: [9, 9, 6]</w:t>
-      </w:r>
-    </w:p>
-    <w:p>
-      <w:r>
-        <w:t>• 2023: [9, 5, 3]</w:t>
-      </w:r>
-    </w:p>
-    <w:p>
-      <w:r>
-        <w:t>• 2024: [6, 4, 4]</w:t>
-      </w:r>
-    </w:p>
-    <w:p>
-      <w:r>
-        <w:t>• 2025: [6, 6, 5]</w:t>
-      </w:r>
-    </w:p>
-    <w:p>
-      <w:r>
-        <w:rPr>
-          <w:sz w:val="26"/>
-        </w:rPr>
-        <w:t>Nazem Kadri: 4</w:t>
-      </w:r>
-    </w:p>
-    <w:p>
-      <w:r>
-        <w:t>• 2022: [16, 8, 5]</w:t>
-      </w:r>
-    </w:p>
-    <w:p>
-      <w:r>
-        <w:t>• 2023: [8, 6, 5]</w:t>
-      </w:r>
-    </w:p>
-    <w:p>
-      <w:r>
-        <w:t>• 2024: [7, 5, 5]</w:t>
-      </w:r>
-    </w:p>
-    <w:p>
-      <w:r>
-        <w:t>• 2025: [13, 10, 6]</w:t>
-      </w:r>
-    </w:p>
-    <w:p>
-      <w:r>
-        <w:rPr>
-          <w:sz w:val="26"/>
-        </w:rPr>
-        <w:t>Jack Drury: 1</w:t>
-      </w:r>
-    </w:p>
-    <w:p>
-      <w:r>
-        <w:t>• 2022: [5]</w:t>
-      </w:r>
-    </w:p>
-    <w:p>
-      <w:r>
-        <w:t>• 2023: [5, 5, 3]</w:t>
-      </w:r>
-    </w:p>
-    <w:p>
-      <w:r>
-        <w:t>• 2024: [19, 18, 8]</w:t>
-      </w:r>
-    </w:p>
-    <w:p>
-      <w:r>
-        <w:t>• 2025: [20, 10, 9]</w:t>
-      </w:r>
-    </w:p>
-    <w:p>
-      <w:r>
-        <w:rPr>
-          <w:sz w:val="26"/>
-        </w:rPr>
-        <w:t>Martin Necas: 2</w:t>
-      </w:r>
-    </w:p>
-    <w:p>
-      <w:r>
-        <w:t>• 2022: [8, 6, 6]</w:t>
-      </w:r>
-    </w:p>
-    <w:p>
-      <w:r>
-        <w:t>• 2023: [8, 5, 4]</w:t>
-      </w:r>
-    </w:p>
-    <w:p>
-      <w:r>
-        <w:t>• 2024: [11, 7, 6]</w:t>
-      </w:r>
-    </w:p>
-    <w:p>
-      <w:r>
-        <w:t>• 2025: [7, 6, 6]</w:t>
+        <w:t>Nick Blankenburg: 10</w:t>
+      </w:r>
+    </w:p>
+    <w:p>
+      <w:r>
+        <w:t>• 2022: [19, 4, 4]</w:t>
+      </w:r>
+    </w:p>
+    <w:p>
+      <w:r>
+        <w:t>• 2023: []</w:t>
+      </w:r>
+    </w:p>
+    <w:p>
+      <w:r>
+        <w:t>• 2024: [32, 9, 1]</w:t>
+      </w:r>
+    </w:p>
+    <w:p>
+      <w:r>
+        <w:t>• 2025: [16, 9, 7]</w:t>
+      </w:r>
+    </w:p>
+    <w:p>
+      <w:r>
+        <w:rPr>
+          <w:sz w:val="26"/>
+        </w:rPr>
+        <w:t>Gavin Brindley: 11</w:t>
+      </w:r>
+    </w:p>
+    <w:p>
+      <w:r>
+        <w:t>• 2022: []</w:t>
+      </w:r>
+    </w:p>
+    <w:p>
+      <w:r>
+        <w:t>• 2023: []</w:t>
+      </w:r>
+    </w:p>
+    <w:p>
+      <w:r>
+        <w:t>• 2024: []</w:t>
+      </w:r>
+    </w:p>
+    <w:p>
+      <w:r>
+        <w:t>• 2025: [25, 9, 2]</w:t>
       </w:r>
     </w:p>
     <w:p>
@@ -5185,55 +5245,27 @@
           <w:color w:val="FF0000"/>
           <w:sz w:val="26"/>
         </w:rPr>
-        <w:t>Nick Blankenburg: 10</w:t>
-      </w:r>
-    </w:p>
-    <w:p>
-      <w:r>
-        <w:t>• 2022: [19, 4, 4]</w:t>
-      </w:r>
-    </w:p>
-    <w:p>
-      <w:r>
-        <w:t>• 2023: []</w:t>
-      </w:r>
-    </w:p>
-    <w:p>
-      <w:r>
-        <w:t>• 2024: [32, 9, 1]</w:t>
-      </w:r>
-    </w:p>
-    <w:p>
-      <w:r>
-        <w:t>• 2025: [16, 9, 7]</w:t>
-      </w:r>
-    </w:p>
-    <w:p>
-      <w:r>
-        <w:rPr>
-          <w:sz w:val="26"/>
-        </w:rPr>
-        <w:t>Gavin Brindley: 11</w:t>
-      </w:r>
-    </w:p>
-    <w:p>
-      <w:r>
-        <w:t>• 2022: []</w:t>
-      </w:r>
-    </w:p>
-    <w:p>
-      <w:r>
-        <w:t>• 2023: []</w:t>
-      </w:r>
-    </w:p>
-    <w:p>
-      <w:r>
-        <w:t>• 2024: []</w:t>
-      </w:r>
-    </w:p>
-    <w:p>
-      <w:r>
-        <w:t>• 2025: [25, 9, 2]</w:t>
+        <w:t>Cale Makar: 6</w:t>
+      </w:r>
+    </w:p>
+    <w:p>
+      <w:r>
+        <w:t>• 2022: [10, 6, 3]</w:t>
+      </w:r>
+    </w:p>
+    <w:p>
+      <w:r>
+        <w:t>• 2023: [11, 8, 7]</w:t>
+      </w:r>
+    </w:p>
+    <w:p>
+      <w:r>
+        <w:t>• 2024: [8, 7, 6]</w:t>
+      </w:r>
+    </w:p>
+    <w:p>
+      <w:r>
+        <w:t>• 2025: [8, 7, 5]</w:t>
       </w:r>
     </w:p>
     <w:p>
@@ -5243,35 +5275,7 @@
           <w:color w:val="FF0000"/>
           <w:sz w:val="26"/>
         </w:rPr>
-        <w:t>Cale Makar: 5</w:t>
-      </w:r>
-    </w:p>
-    <w:p>
-      <w:r>
-        <w:t>• 2022: [10, 6, 3]</w:t>
-      </w:r>
-    </w:p>
-    <w:p>
-      <w:r>
-        <w:t>• 2023: [11, 8, 7]</w:t>
-      </w:r>
-    </w:p>
-    <w:p>
-      <w:r>
-        <w:t>• 2024: [8, 7, 6]</w:t>
-      </w:r>
-    </w:p>
-    <w:p>
-      <w:r>
-        <w:t>• 2025: [8, 7, 5]</w:t>
-      </w:r>
-    </w:p>
-    <w:p>
-      <w:r>
-        <w:rPr>
-          <w:sz w:val="26"/>
-        </w:rPr>
-        <w:t>Joel Kiviranta: 8</w:t>
+        <w:t>Joel Kiviranta: 9</w:t>
       </w:r>
     </w:p>
     <w:p>
@@ -5329,7 +5333,7 @@
           <w:color w:val="FF0000"/>
           <w:sz w:val="26"/>
         </w:rPr>
-        <w:t>Josh Manson: 17</w:t>
+        <w:t>Josh Manson: 18</w:t>
       </w:r>
     </w:p>
     <w:p>
@@ -5357,27 +5361,27 @@
         <w:rPr>
           <w:sz w:val="26"/>
         </w:rPr>
-        <w:t>Gabriel Landeskog: 3</w:t>
-      </w:r>
-    </w:p>
-    <w:p>
-      <w:r>
-        <w:t>• 2022: []</w:t>
-      </w:r>
-    </w:p>
-    <w:p>
-      <w:r>
-        <w:t>• 2023: []</w:t>
-      </w:r>
-    </w:p>
-    <w:p>
-      <w:r>
-        <w:t>• 2024: []</w:t>
-      </w:r>
-    </w:p>
-    <w:p>
-      <w:r>
-        <w:t>• 2025: [8, 5, 5]</w:t>
+        <w:t>Brock Nelson: 1</w:t>
+      </w:r>
+    </w:p>
+    <w:p>
+      <w:r>
+        <w:t>• 2022: [14, 5, 4]</w:t>
+      </w:r>
+    </w:p>
+    <w:p>
+      <w:r>
+        <w:t>• 2023: [10, 5, 5]</w:t>
+      </w:r>
+    </w:p>
+    <w:p>
+      <w:r>
+        <w:t>• 2024: [17, 6, 5]</w:t>
+      </w:r>
+    </w:p>
+    <w:p>
+      <w:r>
+        <w:t>• 2025: [11, 5, 4]</w:t>
       </w:r>
     </w:p>
     <w:p>
@@ -5387,7 +5391,7 @@
           <w:color w:val="FF0000"/>
           <w:sz w:val="26"/>
         </w:rPr>
-        <w:t>Brett Kulak: 25</w:t>
+        <w:t>Brett Kulak: 26</w:t>
       </w:r>
     </w:p>
     <w:p>
@@ -5415,7 +5419,7 @@
         <w:rPr>
           <w:sz w:val="26"/>
         </w:rPr>
-        <w:t>Ross Colton: 2</w:t>
+        <w:t>Ross Colton: 3</w:t>
       </w:r>
     </w:p>
     <w:p>
@@ -5436,34 +5440,6 @@
     <w:p>
       <w:r>
         <w:t>• 2025: [25, 11, 9]</w:t>
-      </w:r>
-    </w:p>
-    <w:p>
-      <w:r>
-        <w:rPr>
-          <w:sz w:val="26"/>
-        </w:rPr>
-        <w:t>Sam Malinski: 2</w:t>
-      </w:r>
-    </w:p>
-    <w:p>
-      <w:r>
-        <w:t>• 2022: []</w:t>
-      </w:r>
-    </w:p>
-    <w:p>
-      <w:r>
-        <w:t>• 2023: [7, 3]</w:t>
-      </w:r>
-    </w:p>
-    <w:p>
-      <w:r>
-        <w:t>• 2024: [39, 9, 6]</w:t>
-      </w:r>
-    </w:p>
-    <w:p>
-      <w:r>
-        <w:t>• 2025: [38, 21, 7]</w:t>
       </w:r>
     </w:p>
     <w:p>
@@ -5473,7 +5449,7 @@
           <w:color w:val="FF0000"/>
           <w:sz w:val="26"/>
         </w:rPr>
-        <w:t>Valeri Nichushkin: 4</w:t>
+        <w:t>Valeri Nichushkin: 5</w:t>
       </w:r>
     </w:p>
     <w:p>
@@ -5533,7 +5509,7 @@
           <w:color w:val="FF0000"/>
           <w:sz w:val="26"/>
         </w:rPr>
-        <w:t>Brent Burns: 6</w:t>
+        <w:t>Brent Burns: 7</w:t>
       </w:r>
     </w:p>
     <w:p>
@@ -5563,7 +5539,7 @@
           <w:color w:val="FF0000"/>
           <w:sz w:val="26"/>
         </w:rPr>
-        <w:t>Devon Toews: 13</w:t>
+        <w:t>Devon Toews: 14</w:t>
       </w:r>
     </w:p>
     <w:p>
@@ -5584,34 +5560,6 @@
     <w:p>
       <w:r>
         <w:t>• 2025: [20]</w:t>
-      </w:r>
-    </w:p>
-    <w:p>
-      <w:r>
-        <w:rPr>
-          <w:sz w:val="26"/>
-        </w:rPr>
-        <w:t>Nathan MacKinnon: 1</w:t>
-      </w:r>
-    </w:p>
-    <w:p>
-      <w:r>
-        <w:t>• 2022: [6, 6, 3]</w:t>
-      </w:r>
-    </w:p>
-    <w:p>
-      <w:r>
-        <w:t>• 2023: [7, 5, 4]</w:t>
-      </w:r>
-    </w:p>
-    <w:p>
-      <w:r>
-        <w:t>• 2024: [10, 7, 5]</w:t>
-      </w:r>
-    </w:p>
-    <w:p>
-      <w:r>
-        <w:t>• 2025: [5, 4, 3]</w:t>
       </w:r>
     </w:p>
     <w:p>
@@ -11901,11 +11849,39 @@
     <w:p>
       <w:r>
         <w:rPr>
+          <w:sz w:val="26"/>
+        </w:rPr>
+        <w:t>Emil Heineman: 1</w:t>
+      </w:r>
+    </w:p>
+    <w:p>
+      <w:r>
+        <w:t>• 2022: []</w:t>
+      </w:r>
+    </w:p>
+    <w:p>
+      <w:r>
+        <w:t>• 2023: []</w:t>
+      </w:r>
+    </w:p>
+    <w:p>
+      <w:r>
+        <w:t>• 2024: [11, 7, 3]</w:t>
+      </w:r>
+    </w:p>
+    <w:p>
+      <w:r>
+        <w:t>• 2025: [9, 8, 6]</w:t>
+      </w:r>
+    </w:p>
+    <w:p>
+      <w:r>
+        <w:rPr>
           <w:b/>
           <w:color w:val="FF0000"/>
           <w:sz w:val="26"/>
         </w:rPr>
-        <w:t>Adam Pelech: 11</w:t>
+        <w:t>Adam Pelech: 12</w:t>
       </w:r>
     </w:p>
     <w:p>
@@ -11963,7 +11939,7 @@
           <w:color w:val="FF0000"/>
           <w:sz w:val="26"/>
         </w:rPr>
-        <w:t>Jean-Gabriel Pageau: 9</w:t>
+        <w:t>Jean-Gabriel Pageau: 10</w:t>
       </w:r>
     </w:p>
     <w:p>
@@ -11991,7 +11967,7 @@
         <w:rPr>
           <w:sz w:val="26"/>
         </w:rPr>
-        <w:t>Bo Horvat: 1</w:t>
+        <w:t>Bo Horvat: 2</w:t>
       </w:r>
     </w:p>
     <w:p>
@@ -12049,7 +12025,7 @@
           <w:color w:val="FF0000"/>
           <w:sz w:val="26"/>
         </w:rPr>
-        <w:t>Adam Boqvist: 32</w:t>
+        <w:t>Adam Boqvist: 33</w:t>
       </w:r>
     </w:p>
     <w:p>
@@ -12077,7 +12053,7 @@
         <w:rPr>
           <w:sz w:val="26"/>
         </w:rPr>
-        <w:t>Calum Ritchie: 1</w:t>
+        <w:t>Calum Ritchie: 2</w:t>
       </w:r>
     </w:p>
     <w:p>
@@ -12098,6 +12074,34 @@
     <w:p>
       <w:r>
         <w:t>• 2025: [15, 7, 5]</w:t>
+      </w:r>
+    </w:p>
+    <w:p>
+      <w:r>
+        <w:rPr>
+          <w:sz w:val="26"/>
+        </w:rPr>
+        <w:t>Casey Cizikas: 1</w:t>
+      </w:r>
+    </w:p>
+    <w:p>
+      <w:r>
+        <w:t>• 2022: [21, 14, 7]</w:t>
+      </w:r>
+    </w:p>
+    <w:p>
+      <w:r>
+        <w:t>• 2023: [15, 11, 10]</w:t>
+      </w:r>
+    </w:p>
+    <w:p>
+      <w:r>
+        <w:t>• 2024: [23, 17, 11]</w:t>
+      </w:r>
+    </w:p>
+    <w:p>
+      <w:r>
+        <w:t>• 2025: [21, 13, 11]</w:t>
       </w:r>
     </w:p>
     <w:p>
@@ -12107,55 +12111,55 @@
           <w:color w:val="FF0000"/>
           <w:sz w:val="26"/>
         </w:rPr>
-        <w:t>Mathew Barzal: 9</w:t>
-      </w:r>
-    </w:p>
-    <w:p>
-      <w:r>
-        <w:t>• 2022: [10, 5, 5]</w:t>
-      </w:r>
-    </w:p>
-    <w:p>
-      <w:r>
-        <w:t>• 2023: [10, 7, 6]</w:t>
-      </w:r>
-    </w:p>
-    <w:p>
-      <w:r>
-        <w:t>• 2024: [7, 5, 3]</w:t>
-      </w:r>
-    </w:p>
-    <w:p>
-      <w:r>
-        <w:t>• 2025: [8, 6, 6]</w:t>
-      </w:r>
-    </w:p>
-    <w:p>
-      <w:r>
-        <w:rPr>
-          <w:sz w:val="26"/>
-        </w:rPr>
-        <w:t>Anders Lee: 2</w:t>
-      </w:r>
-    </w:p>
-    <w:p>
-      <w:r>
-        <w:t>• 2022: [13, 9, 6]</w:t>
-      </w:r>
-    </w:p>
-    <w:p>
-      <w:r>
-        <w:t>• 2023: [10, 9, 7]</w:t>
-      </w:r>
-    </w:p>
-    <w:p>
-      <w:r>
-        <w:t>• 2024: [6, 6, 5]</w:t>
-      </w:r>
-    </w:p>
-    <w:p>
-      <w:r>
-        <w:t>• 2025: [10, 9, 9]</w:t>
+        <w:t>Scott Mayfield: 15</w:t>
+      </w:r>
+    </w:p>
+    <w:p>
+      <w:r>
+        <w:t>• 2022: [36, 26, 6]</w:t>
+      </w:r>
+    </w:p>
+    <w:p>
+      <w:r>
+        <w:t>• 2023: []</w:t>
+      </w:r>
+    </w:p>
+    <w:p>
+      <w:r>
+        <w:t>• 2024: [22, 20]</w:t>
+      </w:r>
+    </w:p>
+    <w:p>
+      <w:r>
+        <w:t>• 2025: [25]</w:t>
+      </w:r>
+    </w:p>
+    <w:p>
+      <w:r>
+        <w:rPr>
+          <w:sz w:val="26"/>
+        </w:rPr>
+        <w:t>Cole McWard: 7</w:t>
+      </w:r>
+    </w:p>
+    <w:p>
+      <w:r>
+        <w:t>• 2022: []</w:t>
+      </w:r>
+    </w:p>
+    <w:p>
+      <w:r>
+        <w:t>• 2023: []</w:t>
+      </w:r>
+    </w:p>
+    <w:p>
+      <w:r>
+        <w:t>• 2024: []</w:t>
+      </w:r>
+    </w:p>
+    <w:p>
+      <w:r>
+        <w:t>• 2025: []</w:t>
       </w:r>
     </w:p>
     <w:p>
@@ -12165,55 +12169,27 @@
           <w:color w:val="FF0000"/>
           <w:sz w:val="26"/>
         </w:rPr>
-        <w:t>Scott Mayfield: 14</w:t>
-      </w:r>
-    </w:p>
-    <w:p>
-      <w:r>
-        <w:t>• 2022: [36, 26, 6]</w:t>
-      </w:r>
-    </w:p>
-    <w:p>
-      <w:r>
-        <w:t>• 2023: []</w:t>
-      </w:r>
-    </w:p>
-    <w:p>
-      <w:r>
-        <w:t>• 2024: [22, 20]</w:t>
-      </w:r>
-    </w:p>
-    <w:p>
-      <w:r>
-        <w:t>• 2025: [25]</w:t>
-      </w:r>
-    </w:p>
-    <w:p>
-      <w:r>
-        <w:rPr>
-          <w:sz w:val="26"/>
-        </w:rPr>
-        <w:t>Cole McWard: 7</w:t>
-      </w:r>
-    </w:p>
-    <w:p>
-      <w:r>
-        <w:t>• 2022: []</w:t>
-      </w:r>
-    </w:p>
-    <w:p>
-      <w:r>
-        <w:t>• 2023: []</w:t>
-      </w:r>
-    </w:p>
-    <w:p>
-      <w:r>
-        <w:t>• 2024: []</w:t>
-      </w:r>
-    </w:p>
-    <w:p>
-      <w:r>
-        <w:t>• 2025: []</w:t>
+        <w:t>Anthony Duclair: 13</w:t>
+      </w:r>
+    </w:p>
+    <w:p>
+      <w:r>
+        <w:t>• 2022: [17]</w:t>
+      </w:r>
+    </w:p>
+    <w:p>
+      <w:r>
+        <w:t>• 2023: [9, 8, 6]</w:t>
+      </w:r>
+    </w:p>
+    <w:p>
+      <w:r>
+        <w:t>• 2024: [10, 7, 5]</w:t>
+      </w:r>
+    </w:p>
+    <w:p>
+      <w:r>
+        <w:t>• 2025: [13, 12, 5]</w:t>
       </w:r>
     </w:p>
     <w:p>
@@ -12223,27 +12199,55 @@
           <w:color w:val="FF0000"/>
           <w:sz w:val="26"/>
         </w:rPr>
-        <w:t>Anthony Duclair: 13</w:t>
-      </w:r>
-    </w:p>
-    <w:p>
-      <w:r>
-        <w:t>• 2022: [17]</w:t>
-      </w:r>
-    </w:p>
-    <w:p>
-      <w:r>
-        <w:t>• 2023: [9, 8, 6]</w:t>
-      </w:r>
-    </w:p>
-    <w:p>
-      <w:r>
-        <w:t>• 2024: [10, 7, 5]</w:t>
-      </w:r>
-    </w:p>
-    <w:p>
-      <w:r>
-        <w:t>• 2025: [13, 12, 5]</w:t>
+        <w:t>Ryan Pulock: 15</w:t>
+      </w:r>
+    </w:p>
+    <w:p>
+      <w:r>
+        <w:t>• 2022: [29, 21, 13]</w:t>
+      </w:r>
+    </w:p>
+    <w:p>
+      <w:r>
+        <w:t>• 2023: [14, 13, 6]</w:t>
+      </w:r>
+    </w:p>
+    <w:p>
+      <w:r>
+        <w:t>• 2024: [10, 8, 7]</w:t>
+      </w:r>
+    </w:p>
+    <w:p>
+      <w:r>
+        <w:t>• 2025: [16, 5]</w:t>
+      </w:r>
+    </w:p>
+    <w:p>
+      <w:r>
+        <w:rPr>
+          <w:sz w:val="26"/>
+        </w:rPr>
+        <w:t>Simon Holmstrom: 1</w:t>
+      </w:r>
+    </w:p>
+    <w:p>
+      <w:r>
+        <w:t>• 2022: [9, 8, 6]</w:t>
+      </w:r>
+    </w:p>
+    <w:p>
+      <w:r>
+        <w:t>• 2023: [15, 11, 6]</w:t>
+      </w:r>
+    </w:p>
+    <w:p>
+      <w:r>
+        <w:t>• 2024: [11, 6, 6]</w:t>
+      </w:r>
+    </w:p>
+    <w:p>
+      <w:r>
+        <w:t>• 2025: [17, 6, 6]</w:t>
       </w:r>
     </w:p>
     <w:p>
@@ -12253,27 +12257,27 @@
           <w:color w:val="FF0000"/>
           <w:sz w:val="26"/>
         </w:rPr>
-        <w:t>Ryan Pulock: 14</w:t>
-      </w:r>
-    </w:p>
-    <w:p>
-      <w:r>
-        <w:t>• 2022: [29, 21, 13]</w:t>
-      </w:r>
-    </w:p>
-    <w:p>
-      <w:r>
-        <w:t>• 2023: [14, 13, 6]</w:t>
-      </w:r>
-    </w:p>
-    <w:p>
-      <w:r>
-        <w:t>• 2024: [10, 8, 7]</w:t>
-      </w:r>
-    </w:p>
-    <w:p>
-      <w:r>
-        <w:t>• 2025: [16, 5]</w:t>
+        <w:t>Tony DeAngelo: 8</w:t>
+      </w:r>
+    </w:p>
+    <w:p>
+      <w:r>
+        <w:t>• 2022: [13, 13, 11]</w:t>
+      </w:r>
+    </w:p>
+    <w:p>
+      <w:r>
+        <w:t>• 2023: [7, 5]</w:t>
+      </w:r>
+    </w:p>
+    <w:p>
+      <w:r>
+        <w:t>• 2024: [11, 7, 0]</w:t>
+      </w:r>
+    </w:p>
+    <w:p>
+      <w:r>
+        <w:t>• 2025: [35, 11, 5]</w:t>
       </w:r>
     </w:p>
     <w:p>
@@ -12283,27 +12287,27 @@
           <w:color w:val="FF0000"/>
           <w:sz w:val="26"/>
         </w:rPr>
-        <w:t>Tony DeAngelo: 8</w:t>
-      </w:r>
-    </w:p>
-    <w:p>
-      <w:r>
-        <w:t>• 2022: [13, 13, 11]</w:t>
-      </w:r>
-    </w:p>
-    <w:p>
-      <w:r>
-        <w:t>• 2023: [7, 5]</w:t>
-      </w:r>
-    </w:p>
-    <w:p>
-      <w:r>
-        <w:t>• 2024: [11, 7, 0]</w:t>
-      </w:r>
-    </w:p>
-    <w:p>
-      <w:r>
-        <w:t>• 2025: [35, 11, 5]</w:t>
+        <w:t>Kyle MacLean: 25</w:t>
+      </w:r>
+    </w:p>
+    <w:p>
+      <w:r>
+        <w:t>• 2022: []</w:t>
+      </w:r>
+    </w:p>
+    <w:p>
+      <w:r>
+        <w:t>• 2023: [18, 3, 1]</w:t>
+      </w:r>
+    </w:p>
+    <w:p>
+      <w:r>
+        <w:t>• 2024: [22, 15, 4]</w:t>
+      </w:r>
+    </w:p>
+    <w:p>
+      <w:r>
+        <w:t>• 2025: [15]</w:t>
       </w:r>
     </w:p>
     <w:p>
@@ -12313,27 +12317,27 @@
           <w:color w:val="FF0000"/>
           <w:sz w:val="26"/>
         </w:rPr>
-        <w:t>Kyle MacLean: 24</w:t>
-      </w:r>
-    </w:p>
-    <w:p>
-      <w:r>
-        <w:t>• 2022: []</w:t>
-      </w:r>
-    </w:p>
-    <w:p>
-      <w:r>
-        <w:t>• 2023: [18, 3, 1]</w:t>
-      </w:r>
-    </w:p>
-    <w:p>
-      <w:r>
-        <w:t>• 2024: [22, 15, 4]</w:t>
-      </w:r>
-    </w:p>
-    <w:p>
-      <w:r>
-        <w:t>• 2025: [15]</w:t>
+        <w:t>Kyle Palmieri: 5</w:t>
+      </w:r>
+    </w:p>
+    <w:p>
+      <w:r>
+        <w:t>• 2022: [7, 5, 4]</w:t>
+      </w:r>
+    </w:p>
+    <w:p>
+      <w:r>
+        <w:t>• 2023: [12, 9, 6]</w:t>
+      </w:r>
+    </w:p>
+    <w:p>
+      <w:r>
+        <w:t>• 2024: [14, 6, 5]</w:t>
+      </w:r>
+    </w:p>
+    <w:p>
+      <w:r>
+        <w:t>• 2025: [6, 3, 3]</w:t>
       </w:r>
     </w:p>
     <w:p>
@@ -12343,27 +12347,83 @@
           <w:color w:val="FF0000"/>
           <w:sz w:val="26"/>
         </w:rPr>
-        <w:t>Kyle Palmieri: 5</w:t>
-      </w:r>
-    </w:p>
-    <w:p>
-      <w:r>
-        <w:t>• 2022: [7, 5, 4]</w:t>
-      </w:r>
-    </w:p>
-    <w:p>
-      <w:r>
-        <w:t>• 2023: [12, 9, 6]</w:t>
-      </w:r>
-    </w:p>
-    <w:p>
-      <w:r>
-        <w:t>• 2024: [14, 6, 5]</w:t>
-      </w:r>
-    </w:p>
-    <w:p>
-      <w:r>
-        <w:t>• 2025: [6, 3, 3]</w:t>
+        <w:t>Ondrej Palat: 22</w:t>
+      </w:r>
+    </w:p>
+    <w:p>
+      <w:r>
+        <w:t>• 2022: [10, 9, 2]</w:t>
+      </w:r>
+    </w:p>
+    <w:p>
+      <w:r>
+        <w:t>• 2023: [17, 8, 7]</w:t>
+      </w:r>
+    </w:p>
+    <w:p>
+      <w:r>
+        <w:t>• 2024: [11, 11, 6]</w:t>
+      </w:r>
+    </w:p>
+    <w:p>
+      <w:r>
+        <w:t>• 2025: [19, 11, 5]</w:t>
+      </w:r>
+    </w:p>
+    <w:p>
+      <w:r>
+        <w:rPr>
+          <w:sz w:val="26"/>
+        </w:rPr>
+        <w:t>Travis Mitchell: 2</w:t>
+      </w:r>
+    </w:p>
+    <w:p>
+      <w:r>
+        <w:t>• 2022: []</w:t>
+      </w:r>
+    </w:p>
+    <w:p>
+      <w:r>
+        <w:t>• 2023: []</w:t>
+      </w:r>
+    </w:p>
+    <w:p>
+      <w:r>
+        <w:t>• 2024: []</w:t>
+      </w:r>
+    </w:p>
+    <w:p>
+      <w:r>
+        <w:t>• 2025: []</w:t>
+      </w:r>
+    </w:p>
+    <w:p>
+      <w:r>
+        <w:rPr>
+          <w:sz w:val="26"/>
+        </w:rPr>
+        <w:t>Matthew Schaefer: 5</w:t>
+      </w:r>
+    </w:p>
+    <w:p>
+      <w:r>
+        <w:t>• 2022: []</w:t>
+      </w:r>
+    </w:p>
+    <w:p>
+      <w:r>
+        <w:t>• 2023: []</w:t>
+      </w:r>
+    </w:p>
+    <w:p>
+      <w:r>
+        <w:t>• 2024: []</w:t>
+      </w:r>
+    </w:p>
+    <w:p>
+      <w:r>
+        <w:t>• 2025: [7, 7, 7]</w:t>
       </w:r>
     </w:p>
     <w:p>
@@ -12373,35 +12433,35 @@
           <w:color w:val="FF0000"/>
           <w:sz w:val="26"/>
         </w:rPr>
-        <w:t>Ondrej Palat: 21</w:t>
-      </w:r>
-    </w:p>
-    <w:p>
-      <w:r>
-        <w:t>• 2022: [10, 9, 2]</w:t>
-      </w:r>
-    </w:p>
-    <w:p>
-      <w:r>
-        <w:t>• 2023: [17, 8, 7]</w:t>
-      </w:r>
-    </w:p>
-    <w:p>
-      <w:r>
-        <w:t>• 2024: [11, 11, 6]</w:t>
-      </w:r>
-    </w:p>
-    <w:p>
-      <w:r>
-        <w:t>• 2025: [19, 11, 5]</w:t>
-      </w:r>
-    </w:p>
-    <w:p>
-      <w:r>
-        <w:rPr>
-          <w:sz w:val="26"/>
-        </w:rPr>
-        <w:t>Travis Mitchell: 2</w:t>
+        <w:t>Carson Soucy: 14</w:t>
+      </w:r>
+    </w:p>
+    <w:p>
+      <w:r>
+        <w:t>• 2022: [41, 19]</w:t>
+      </w:r>
+    </w:p>
+    <w:p>
+      <w:r>
+        <w:t>• 2023: [2]</w:t>
+      </w:r>
+    </w:p>
+    <w:p>
+      <w:r>
+        <w:t>• 2024: [22, 7, 0]</w:t>
+      </w:r>
+    </w:p>
+    <w:p>
+      <w:r>
+        <w:t>• 2025: [23, 19, 6]</w:t>
+      </w:r>
+    </w:p>
+    <w:p>
+      <w:r>
+        <w:rPr>
+          <w:sz w:val="26"/>
+        </w:rPr>
+        <w:t>Marc Gatcomb: 1</w:t>
       </w:r>
     </w:p>
     <w:p>
@@ -12416,70 +12476,12 @@
     </w:p>
     <w:p>
       <w:r>
-        <w:t>• 2024: []</w:t>
-      </w:r>
-    </w:p>
-    <w:p>
-      <w:r>
-        <w:t>• 2025: []</w:t>
-      </w:r>
-    </w:p>
-    <w:p>
-      <w:r>
-        <w:rPr>
-          <w:sz w:val="26"/>
-        </w:rPr>
-        <w:t>Matthew Schaefer: 4</w:t>
-      </w:r>
-    </w:p>
-    <w:p>
-      <w:r>
-        <w:t>• 2022: []</w:t>
-      </w:r>
-    </w:p>
-    <w:p>
-      <w:r>
-        <w:t>• 2023: []</w:t>
-      </w:r>
-    </w:p>
-    <w:p>
-      <w:r>
-        <w:t>• 2024: []</w:t>
-      </w:r>
-    </w:p>
-    <w:p>
-      <w:r>
-        <w:t>• 2025: [7, 7, 7]</w:t>
-      </w:r>
-    </w:p>
-    <w:p>
-      <w:r>
-        <w:rPr>
-          <w:b/>
-          <w:color w:val="FF0000"/>
-          <w:sz w:val="26"/>
-        </w:rPr>
-        <w:t>Carson Soucy: 13</w:t>
-      </w:r>
-    </w:p>
-    <w:p>
-      <w:r>
-        <w:t>• 2022: [41, 19]</w:t>
-      </w:r>
-    </w:p>
-    <w:p>
-      <w:r>
-        <w:t>• 2023: [2]</w:t>
-      </w:r>
-    </w:p>
-    <w:p>
-      <w:r>
-        <w:t>• 2024: [22, 7, 0]</w:t>
-      </w:r>
-    </w:p>
-    <w:p>
-      <w:r>
-        <w:t>• 2025: [23, 19, 6]</w:t>
+        <w:t>• 2024: [11, 3, 2]</w:t>
+      </w:r>
+    </w:p>
+    <w:p>
+      <w:r>
+        <w:t>• 2025: [36]</w:t>
       </w:r>
     </w:p>
     <w:p>
@@ -14591,95 +14593,123 @@
     <w:p>
       <w:r>
         <w:rPr>
+          <w:sz w:val="26"/>
+        </w:rPr>
+        <w:t>Jack St. Ivany: 50</w:t>
+      </w:r>
+    </w:p>
+    <w:p>
+      <w:r>
+        <w:t>• 2022: []</w:t>
+      </w:r>
+    </w:p>
+    <w:p>
+      <w:r>
+        <w:t>• 2023: []</w:t>
+      </w:r>
+    </w:p>
+    <w:p>
+      <w:r>
+        <w:t>• 2024: []</w:t>
+      </w:r>
+    </w:p>
+    <w:p>
+      <w:r>
+        <w:t>• 2025: []</w:t>
+      </w:r>
+    </w:p>
+    <w:p>
+      <w:r>
+        <w:rPr>
+          <w:sz w:val="26"/>
+        </w:rPr>
+        <w:t>Erik Karlsson: 1</w:t>
+      </w:r>
+    </w:p>
+    <w:p>
+      <w:r>
+        <w:t>• 2022: [10, 9, 6]</w:t>
+      </w:r>
+    </w:p>
+    <w:p>
+      <w:r>
+        <w:t>• 2023: [18, 18, 16]</w:t>
+      </w:r>
+    </w:p>
+    <w:p>
+      <w:r>
+        <w:t>• 2024: [17, 13, 11]</w:t>
+      </w:r>
+    </w:p>
+    <w:p>
+      <w:r>
+        <w:t>• 2025: [14, 12, 9]</w:t>
+      </w:r>
+    </w:p>
+    <w:p>
+      <w:r>
+        <w:rPr>
+          <w:sz w:val="26"/>
+        </w:rPr>
+        <w:t>Harrison Brunicke: 7</w:t>
+      </w:r>
+    </w:p>
+    <w:p>
+      <w:r>
+        <w:t>• 2022: []</w:t>
+      </w:r>
+    </w:p>
+    <w:p>
+      <w:r>
+        <w:t>• 2023: []</w:t>
+      </w:r>
+    </w:p>
+    <w:p>
+      <w:r>
+        <w:t>• 2024: []</w:t>
+      </w:r>
+    </w:p>
+    <w:p>
+      <w:r>
+        <w:t>• 2025: []</w:t>
+      </w:r>
+    </w:p>
+    <w:p>
+      <w:r>
+        <w:rPr>
           <w:b/>
           <w:color w:val="FF0000"/>
           <w:sz w:val="26"/>
         </w:rPr>
-        <w:t>Elmer Soderblom: 6</w:t>
-      </w:r>
-    </w:p>
-    <w:p>
-      <w:r>
-        <w:t>• 2022: [8, 3, 2]</w:t>
-      </w:r>
-    </w:p>
-    <w:p>
-      <w:r>
-        <w:t>• 2023: []</w:t>
-      </w:r>
-    </w:p>
-    <w:p>
-      <w:r>
-        <w:t>• 2024: [7, 6, 3]</w:t>
-      </w:r>
-    </w:p>
-    <w:p>
-      <w:r>
-        <w:t>• 2025: [20, 17]</w:t>
-      </w:r>
-    </w:p>
-    <w:p>
-      <w:r>
-        <w:rPr>
-          <w:sz w:val="26"/>
-        </w:rPr>
-        <w:t>Jack St. Ivany: 50</w:t>
-      </w:r>
-    </w:p>
-    <w:p>
-      <w:r>
-        <w:t>• 2022: []</w:t>
-      </w:r>
-    </w:p>
-    <w:p>
-      <w:r>
-        <w:t>• 2023: []</w:t>
-      </w:r>
-    </w:p>
-    <w:p>
-      <w:r>
-        <w:t>• 2024: []</w:t>
-      </w:r>
-    </w:p>
-    <w:p>
-      <w:r>
-        <w:t>• 2025: []</w:t>
-      </w:r>
-    </w:p>
-    <w:p>
-      <w:r>
-        <w:rPr>
-          <w:sz w:val="26"/>
-        </w:rPr>
-        <w:t>Ryan Shea: 14</w:t>
-      </w:r>
-    </w:p>
-    <w:p>
-      <w:r>
-        <w:t>• 2022: []</w:t>
-      </w:r>
-    </w:p>
-    <w:p>
-      <w:r>
-        <w:t>• 2023: []</w:t>
-      </w:r>
-    </w:p>
-    <w:p>
-      <w:r>
-        <w:t>• 2024: []</w:t>
-      </w:r>
-    </w:p>
-    <w:p>
-      <w:r>
-        <w:t>• 2025: [39, 5, 2]</w:t>
-      </w:r>
-    </w:p>
-    <w:p>
-      <w:r>
-        <w:rPr>
-          <w:sz w:val="26"/>
-        </w:rPr>
-        <w:t>Harrison Brunicke: 7</w:t>
+        <w:t>Egor Chinakhov: 3</w:t>
+      </w:r>
+    </w:p>
+    <w:p>
+      <w:r>
+        <w:t>• 2022: [7, 2, 0]</w:t>
+      </w:r>
+    </w:p>
+    <w:p>
+      <w:r>
+        <w:t>• 2023: [7, 6, 5]</w:t>
+      </w:r>
+    </w:p>
+    <w:p>
+      <w:r>
+        <w:t>• 2024: [8, 3, 1]</w:t>
+      </w:r>
+    </w:p>
+    <w:p>
+      <w:r>
+        <w:t>• 2025: [19, 5, 4]</w:t>
+      </w:r>
+    </w:p>
+    <w:p>
+      <w:r>
+        <w:rPr>
+          <w:sz w:val="26"/>
+        </w:rPr>
+        <w:t>Joona Koppanen: 20</w:t>
       </w:r>
     </w:p>
     <w:p>
@@ -14709,45 +14739,17 @@
           <w:color w:val="FF0000"/>
           <w:sz w:val="26"/>
         </w:rPr>
-        <w:t>Egor Chinakhov: 2</w:t>
-      </w:r>
-    </w:p>
-    <w:p>
-      <w:r>
-        <w:t>• 2022: [7, 2, 0]</w:t>
-      </w:r>
-    </w:p>
-    <w:p>
-      <w:r>
-        <w:t>• 2023: [7, 6, 5]</w:t>
-      </w:r>
-    </w:p>
-    <w:p>
-      <w:r>
-        <w:t>• 2024: [8, 3, 1]</w:t>
-      </w:r>
-    </w:p>
-    <w:p>
-      <w:r>
-        <w:t>• 2025: [19, 5, 4]</w:t>
-      </w:r>
-    </w:p>
-    <w:p>
-      <w:r>
-        <w:rPr>
-          <w:sz w:val="26"/>
-        </w:rPr>
-        <w:t>Joona Koppanen: 20</w:t>
-      </w:r>
-    </w:p>
-    <w:p>
-      <w:r>
-        <w:t>• 2022: []</w:t>
-      </w:r>
-    </w:p>
-    <w:p>
-      <w:r>
-        <w:t>• 2023: []</w:t>
+        <w:t>Ryan Graves: 18</w:t>
+      </w:r>
+    </w:p>
+    <w:p>
+      <w:r>
+        <w:t>• 2022: [26, 22, 8]</w:t>
+      </w:r>
+    </w:p>
+    <w:p>
+      <w:r>
+        <w:t>• 2023: [19, 5]</w:t>
       </w:r>
     </w:p>
     <w:p>
@@ -14767,17 +14769,129 @@
           <w:color w:val="FF0000"/>
           <w:sz w:val="26"/>
         </w:rPr>
-        <w:t>Ryan Graves: 18</w:t>
-      </w:r>
-    </w:p>
-    <w:p>
-      <w:r>
-        <w:t>• 2022: [26, 22, 8]</w:t>
-      </w:r>
-    </w:p>
-    <w:p>
-      <w:r>
-        <w:t>• 2023: [19, 5]</w:t>
+        <w:t>Kris Letang: 29</w:t>
+      </w:r>
+    </w:p>
+    <w:p>
+      <w:r>
+        <w:t>• 2022: [11, 7, 5]</w:t>
+      </w:r>
+    </w:p>
+    <w:p>
+      <w:r>
+        <w:t>• 2023: [14, 14, 12]</w:t>
+      </w:r>
+    </w:p>
+    <w:p>
+      <w:r>
+        <w:t>• 2024: [21, 20, 18]</w:t>
+      </w:r>
+    </w:p>
+    <w:p>
+      <w:r>
+        <w:t>• 2025: [15, 13]</w:t>
+      </w:r>
+    </w:p>
+    <w:p>
+      <w:r>
+        <w:rPr>
+          <w:sz w:val="26"/>
+        </w:rPr>
+        <w:t>Ville Koivunen: 9</w:t>
+      </w:r>
+    </w:p>
+    <w:p>
+      <w:r>
+        <w:t>• 2022: []</w:t>
+      </w:r>
+    </w:p>
+    <w:p>
+      <w:r>
+        <w:t>• 2023: []</w:t>
+      </w:r>
+    </w:p>
+    <w:p>
+      <w:r>
+        <w:t>• 2024: []</w:t>
+      </w:r>
+    </w:p>
+    <w:p>
+      <w:r>
+        <w:t>• 2025: [10]</w:t>
+      </w:r>
+    </w:p>
+    <w:p>
+      <w:r>
+        <w:rPr>
+          <w:sz w:val="26"/>
+        </w:rPr>
+        <w:t>Ben Kindel: 6</w:t>
+      </w:r>
+    </w:p>
+    <w:p>
+      <w:r>
+        <w:t>• 2022: []</w:t>
+      </w:r>
+    </w:p>
+    <w:p>
+      <w:r>
+        <w:t>• 2023: []</w:t>
+      </w:r>
+    </w:p>
+    <w:p>
+      <w:r>
+        <w:t>• 2024: []</w:t>
+      </w:r>
+    </w:p>
+    <w:p>
+      <w:r>
+        <w:t>• 2025: [19, 8, 5]</w:t>
+      </w:r>
+    </w:p>
+    <w:p>
+      <w:r>
+        <w:rPr>
+          <w:sz w:val="26"/>
+        </w:rPr>
+        <w:t>Parker Wotherspoon: 26</w:t>
+      </w:r>
+    </w:p>
+    <w:p>
+      <w:r>
+        <w:t>• 2022: []</w:t>
+      </w:r>
+    </w:p>
+    <w:p>
+      <w:r>
+        <w:t>• 2023: []</w:t>
+      </w:r>
+    </w:p>
+    <w:p>
+      <w:r>
+        <w:t>• 2024: []</w:t>
+      </w:r>
+    </w:p>
+    <w:p>
+      <w:r>
+        <w:t>• 2025: [28, 8]</w:t>
+      </w:r>
+    </w:p>
+    <w:p>
+      <w:r>
+        <w:rPr>
+          <w:sz w:val="26"/>
+        </w:rPr>
+        <w:t>Tristan Broz: 1</w:t>
+      </w:r>
+    </w:p>
+    <w:p>
+      <w:r>
+        <w:t>• 2022: []</w:t>
+      </w:r>
+    </w:p>
+    <w:p>
+      <w:r>
+        <w:t>• 2023: []</w:t>
       </w:r>
     </w:p>
     <w:p>
@@ -14797,35 +14911,35 @@
           <w:color w:val="FF0000"/>
           <w:sz w:val="26"/>
         </w:rPr>
-        <w:t>Kris Letang: 28</w:t>
-      </w:r>
-    </w:p>
-    <w:p>
-      <w:r>
-        <w:t>• 2022: [11, 7, 5]</w:t>
-      </w:r>
-    </w:p>
-    <w:p>
-      <w:r>
-        <w:t>• 2023: [14, 14, 12]</w:t>
-      </w:r>
-    </w:p>
-    <w:p>
-      <w:r>
-        <w:t>• 2024: [21, 20, 18]</w:t>
-      </w:r>
-    </w:p>
-    <w:p>
-      <w:r>
-        <w:t>• 2025: [15, 13]</w:t>
-      </w:r>
-    </w:p>
-    <w:p>
-      <w:r>
-        <w:rPr>
-          <w:sz w:val="26"/>
-        </w:rPr>
-        <w:t>Ville Koivunen: 9</w:t>
+        <w:t>Connor Clifton: 16</w:t>
+      </w:r>
+    </w:p>
+    <w:p>
+      <w:r>
+        <w:t>• 2022: [14, 14, 13]</w:t>
+      </w:r>
+    </w:p>
+    <w:p>
+      <w:r>
+        <w:t>• 2023: [8, 5, 0]</w:t>
+      </w:r>
+    </w:p>
+    <w:p>
+      <w:r>
+        <w:t>• 2024: []</w:t>
+      </w:r>
+    </w:p>
+    <w:p>
+      <w:r>
+        <w:t>• 2025: [7]</w:t>
+      </w:r>
+    </w:p>
+    <w:p>
+      <w:r>
+        <w:rPr>
+          <w:sz w:val="26"/>
+        </w:rPr>
+        <w:t>Rutger McGroarty: 9</w:t>
       </w:r>
     </w:p>
     <w:p>
@@ -14845,63 +14959,7 @@
     </w:p>
     <w:p>
       <w:r>
-        <w:t>• 2025: [10]</w:t>
-      </w:r>
-    </w:p>
-    <w:p>
-      <w:r>
-        <w:rPr>
-          <w:sz w:val="26"/>
-        </w:rPr>
-        <w:t>Ben Kindel: 5</w:t>
-      </w:r>
-    </w:p>
-    <w:p>
-      <w:r>
-        <w:t>• 2022: []</w:t>
-      </w:r>
-    </w:p>
-    <w:p>
-      <w:r>
-        <w:t>• 2023: []</w:t>
-      </w:r>
-    </w:p>
-    <w:p>
-      <w:r>
-        <w:t>• 2024: []</w:t>
-      </w:r>
-    </w:p>
-    <w:p>
-      <w:r>
-        <w:t>• 2025: [19, 8, 5]</w:t>
-      </w:r>
-    </w:p>
-    <w:p>
-      <w:r>
-        <w:rPr>
-          <w:sz w:val="26"/>
-        </w:rPr>
-        <w:t>Parker Wotherspoon: 25</w:t>
-      </w:r>
-    </w:p>
-    <w:p>
-      <w:r>
-        <w:t>• 2022: []</w:t>
-      </w:r>
-    </w:p>
-    <w:p>
-      <w:r>
-        <w:t>• 2023: []</w:t>
-      </w:r>
-    </w:p>
-    <w:p>
-      <w:r>
-        <w:t>• 2024: []</w:t>
-      </w:r>
-    </w:p>
-    <w:p>
-      <w:r>
-        <w:t>• 2025: [28, 8]</w:t>
+        <w:t>• 2025: [5]</w:t>
       </w:r>
     </w:p>
     <w:p>
@@ -14911,55 +14969,27 @@
           <w:color w:val="FF0000"/>
           <w:sz w:val="26"/>
         </w:rPr>
-        <w:t>Bryan Rust: 5</w:t>
-      </w:r>
-    </w:p>
-    <w:p>
-      <w:r>
-        <w:t>• 2022: [9, 9, 7]</w:t>
-      </w:r>
-    </w:p>
-    <w:p>
-      <w:r>
-        <w:t>• 2023: [9, 5, 4]</w:t>
-      </w:r>
-    </w:p>
-    <w:p>
-      <w:r>
-        <w:t>• 2024: [6, 5, 4]</w:t>
-      </w:r>
-    </w:p>
-    <w:p>
-      <w:r>
-        <w:t>• 2025: [6, 3, 3]</w:t>
-      </w:r>
-    </w:p>
-    <w:p>
-      <w:r>
-        <w:rPr>
-          <w:sz w:val="26"/>
-        </w:rPr>
-        <w:t>Tristan Broz: 1</w:t>
-      </w:r>
-    </w:p>
-    <w:p>
-      <w:r>
-        <w:t>• 2022: []</w:t>
-      </w:r>
-    </w:p>
-    <w:p>
-      <w:r>
-        <w:t>• 2023: []</w:t>
-      </w:r>
-    </w:p>
-    <w:p>
-      <w:r>
-        <w:t>• 2024: []</w:t>
-      </w:r>
-    </w:p>
-    <w:p>
-      <w:r>
-        <w:t>• 2025: []</w:t>
+        <w:t>Tommy Novak: 8</w:t>
+      </w:r>
+    </w:p>
+    <w:p>
+      <w:r>
+        <w:t>• 2022: [12, 5, 5]</w:t>
+      </w:r>
+    </w:p>
+    <w:p>
+      <w:r>
+        <w:t>• 2023: [19, 9, 5]</w:t>
+      </w:r>
+    </w:p>
+    <w:p>
+      <w:r>
+        <w:t>• 2024: [15, 13, 3]</w:t>
+      </w:r>
+    </w:p>
+    <w:p>
+      <w:r>
+        <w:t>• 2025: [9, 7, 7]</w:t>
       </w:r>
     </w:p>
     <w:p>
@@ -14969,17 +14999,17 @@
           <w:color w:val="FF0000"/>
           <w:sz w:val="26"/>
         </w:rPr>
-        <w:t>Connor Clifton: 15</w:t>
-      </w:r>
-    </w:p>
-    <w:p>
-      <w:r>
-        <w:t>• 2022: [14, 14, 13]</w:t>
-      </w:r>
-    </w:p>
-    <w:p>
-      <w:r>
-        <w:t>• 2023: [8, 5, 0]</w:t>
+        <w:t>Mathew Dumba: 3</w:t>
+      </w:r>
+    </w:p>
+    <w:p>
+      <w:r>
+        <w:t>• 2022: [11, 6, 3]</w:t>
+      </w:r>
+    </w:p>
+    <w:p>
+      <w:r>
+        <w:t>• 2023: [29, 15, 2]</w:t>
       </w:r>
     </w:p>
     <w:p>
@@ -14989,35 +15019,7 @@
     </w:p>
     <w:p>
       <w:r>
-        <w:t>• 2025: [7]</w:t>
-      </w:r>
-    </w:p>
-    <w:p>
-      <w:r>
-        <w:rPr>
-          <w:sz w:val="26"/>
-        </w:rPr>
-        <w:t>Rutger McGroarty: 9</w:t>
-      </w:r>
-    </w:p>
-    <w:p>
-      <w:r>
-        <w:t>• 2022: []</w:t>
-      </w:r>
-    </w:p>
-    <w:p>
-      <w:r>
-        <w:t>• 2023: []</w:t>
-      </w:r>
-    </w:p>
-    <w:p>
-      <w:r>
-        <w:t>• 2024: []</w:t>
-      </w:r>
-    </w:p>
-    <w:p>
-      <w:r>
-        <w:t>• 2025: [5]</w:t>
+        <w:t>• 2025: []</w:t>
       </w:r>
     </w:p>
     <w:p>
@@ -15027,27 +15029,27 @@
           <w:color w:val="FF0000"/>
           <w:sz w:val="26"/>
         </w:rPr>
-        <w:t>Tommy Novak: 7</w:t>
-      </w:r>
-    </w:p>
-    <w:p>
-      <w:r>
-        <w:t>• 2022: [12, 5, 5]</w:t>
-      </w:r>
-    </w:p>
-    <w:p>
-      <w:r>
-        <w:t>• 2023: [19, 9, 5]</w:t>
-      </w:r>
-    </w:p>
-    <w:p>
-      <w:r>
-        <w:t>• 2024: [15, 13, 3]</w:t>
-      </w:r>
-    </w:p>
-    <w:p>
-      <w:r>
-        <w:t>• 2025: [9, 7, 7]</w:t>
+        <w:t>Justin Brazeau: 11</w:t>
+      </w:r>
+    </w:p>
+    <w:p>
+      <w:r>
+        <w:t>• 2022: []</w:t>
+      </w:r>
+    </w:p>
+    <w:p>
+      <w:r>
+        <w:t>• 2023: [11, 0, 0]</w:t>
+      </w:r>
+    </w:p>
+    <w:p>
+      <w:r>
+        <w:t>• 2024: [24, 8, 8]</w:t>
+      </w:r>
+    </w:p>
+    <w:p>
+      <w:r>
+        <w:t>• 2025: [7, 6, 5]</w:t>
       </w:r>
     </w:p>
     <w:p>
@@ -15057,27 +15059,27 @@
           <w:color w:val="FF0000"/>
           <w:sz w:val="26"/>
         </w:rPr>
-        <w:t>Mathew Dumba: 3</w:t>
-      </w:r>
-    </w:p>
-    <w:p>
-      <w:r>
-        <w:t>• 2022: [11, 6, 3]</w:t>
-      </w:r>
-    </w:p>
-    <w:p>
-      <w:r>
-        <w:t>• 2023: [29, 15, 2]</w:t>
-      </w:r>
-    </w:p>
-    <w:p>
-      <w:r>
-        <w:t>• 2024: []</w:t>
-      </w:r>
-    </w:p>
-    <w:p>
-      <w:r>
-        <w:t>• 2025: []</w:t>
+        <w:t>Blake Lizotte: 8</w:t>
+      </w:r>
+    </w:p>
+    <w:p>
+      <w:r>
+        <w:t>• 2022: [19, 10, 10]</w:t>
+      </w:r>
+    </w:p>
+    <w:p>
+      <w:r>
+        <w:t>• 2023: [27, 9, 6]</w:t>
+      </w:r>
+    </w:p>
+    <w:p>
+      <w:r>
+        <w:t>• 2024: [17, 16, 3]</w:t>
+      </w:r>
+    </w:p>
+    <w:p>
+      <w:r>
+        <w:t>• 2025: [11, 10, 9]</w:t>
       </w:r>
     </w:p>
     <w:p>
@@ -15087,27 +15089,83 @@
           <w:color w:val="FF0000"/>
           <w:sz w:val="26"/>
         </w:rPr>
-        <w:t>Justin Brazeau: 10</w:t>
-      </w:r>
-    </w:p>
-    <w:p>
-      <w:r>
-        <w:t>• 2022: []</w:t>
-      </w:r>
-    </w:p>
-    <w:p>
-      <w:r>
-        <w:t>• 2023: [11, 0, 0]</w:t>
-      </w:r>
-    </w:p>
-    <w:p>
-      <w:r>
-        <w:t>• 2024: [24, 8, 8]</w:t>
-      </w:r>
-    </w:p>
-    <w:p>
-      <w:r>
-        <w:t>• 2025: [7, 6, 5]</w:t>
+        <w:t>Connor Dewar: 11</w:t>
+      </w:r>
+    </w:p>
+    <w:p>
+      <w:r>
+        <w:t>• 2022: [34, 7, 4]</w:t>
+      </w:r>
+    </w:p>
+    <w:p>
+      <w:r>
+        <w:t>• 2023: [17, 16, 9]</w:t>
+      </w:r>
+    </w:p>
+    <w:p>
+      <w:r>
+        <w:t>• 2024: [6, 0]</w:t>
+      </w:r>
+    </w:p>
+    <w:p>
+      <w:r>
+        <w:t>• 2025: [12, 10, 6]</w:t>
+      </w:r>
+    </w:p>
+    <w:p>
+      <w:r>
+        <w:rPr>
+          <w:sz w:val="26"/>
+        </w:rPr>
+        <w:t>Evgeni Malkin: 3</w:t>
+      </w:r>
+    </w:p>
+    <w:p>
+      <w:r>
+        <w:t>• 2022: [9, 7, 6]</w:t>
+      </w:r>
+    </w:p>
+    <w:p>
+      <w:r>
+        <w:t>• 2023: [13, 8, 6]</w:t>
+      </w:r>
+    </w:p>
+    <w:p>
+      <w:r>
+        <w:t>• 2024: [10, 6, 5]</w:t>
+      </w:r>
+    </w:p>
+    <w:p>
+      <w:r>
+        <w:t>• 2025: [10, 7, 4]</w:t>
+      </w:r>
+    </w:p>
+    <w:p>
+      <w:r>
+        <w:rPr>
+          <w:sz w:val="26"/>
+        </w:rPr>
+        <w:t>Noel Acciari: 1</w:t>
+      </w:r>
+    </w:p>
+    <w:p>
+      <w:r>
+        <w:t>• 2022: [12, 10, 10]</w:t>
+      </w:r>
+    </w:p>
+    <w:p>
+      <w:r>
+        <w:t>• 2023: [21, 7, 2]</w:t>
+      </w:r>
+    </w:p>
+    <w:p>
+      <w:r>
+        <w:t>• 2024: [33, 14, 7]</w:t>
+      </w:r>
+    </w:p>
+    <w:p>
+      <w:r>
+        <w:t>• 2025: [11, 9, 6]</w:t>
       </w:r>
     </w:p>
     <w:p>
@@ -15117,55 +15175,27 @@
           <w:color w:val="FF0000"/>
           <w:sz w:val="26"/>
         </w:rPr>
-        <w:t>Blake Lizotte: 8</w:t>
-      </w:r>
-    </w:p>
-    <w:p>
-      <w:r>
-        <w:t>• 2022: [19, 10, 10]</w:t>
-      </w:r>
-    </w:p>
-    <w:p>
-      <w:r>
-        <w:t>• 2023: [27, 9, 6]</w:t>
-      </w:r>
-    </w:p>
-    <w:p>
-      <w:r>
-        <w:t>• 2024: [17, 16, 3]</w:t>
-      </w:r>
-    </w:p>
-    <w:p>
-      <w:r>
-        <w:t>• 2025: [11, 10, 9]</w:t>
-      </w:r>
-    </w:p>
-    <w:p>
-      <w:r>
-        <w:rPr>
-          <w:sz w:val="26"/>
-        </w:rPr>
-        <w:t>Rickard Rakell: 1</w:t>
-      </w:r>
-    </w:p>
-    <w:p>
-      <w:r>
-        <w:t>• 2022: [10, 8, 6]</w:t>
-      </w:r>
-    </w:p>
-    <w:p>
-      <w:r>
-        <w:t>• 2023: [15, 4, 3]</w:t>
-      </w:r>
-    </w:p>
-    <w:p>
-      <w:r>
-        <w:t>• 2024: [9, 6, 5]</w:t>
-      </w:r>
-    </w:p>
-    <w:p>
-      <w:r>
-        <w:t>• 2025: [6, 5, 4]</w:t>
+        <w:t>Samuel Girard: 31</w:t>
+      </w:r>
+    </w:p>
+    <w:p>
+      <w:r>
+        <w:t>• 2022: [22, 12, 12]</w:t>
+      </w:r>
+    </w:p>
+    <w:p>
+      <w:r>
+        <w:t>• 2023: [15, 0]</w:t>
+      </w:r>
+    </w:p>
+    <w:p>
+      <w:r>
+        <w:t>• 2024: [29, 4]</w:t>
+      </w:r>
+    </w:p>
+    <w:p>
+      <w:r>
+        <w:t>• 2025: [2, 0]</w:t>
       </w:r>
     </w:p>
     <w:p>
@@ -15175,55 +15205,27 @@
           <w:color w:val="FF0000"/>
           <w:sz w:val="26"/>
         </w:rPr>
-        <w:t>Connor Dewar: 10</w:t>
-      </w:r>
-    </w:p>
-    <w:p>
-      <w:r>
-        <w:t>• 2022: [34, 7, 4]</w:t>
-      </w:r>
-    </w:p>
-    <w:p>
-      <w:r>
-        <w:t>• 2023: [17, 16, 9]</w:t>
-      </w:r>
-    </w:p>
-    <w:p>
-      <w:r>
-        <w:t>• 2024: [6, 0]</w:t>
-      </w:r>
-    </w:p>
-    <w:p>
-      <w:r>
-        <w:t>• 2025: [12, 10, 6]</w:t>
-      </w:r>
-    </w:p>
-    <w:p>
-      <w:r>
-        <w:rPr>
-          <w:sz w:val="26"/>
-        </w:rPr>
-        <w:t>Evgeni Malkin: 3</w:t>
-      </w:r>
-    </w:p>
-    <w:p>
-      <w:r>
-        <w:t>• 2022: [9, 7, 6]</w:t>
-      </w:r>
-    </w:p>
-    <w:p>
-      <w:r>
-        <w:t>• 2023: [13, 8, 6]</w:t>
-      </w:r>
-    </w:p>
-    <w:p>
-      <w:r>
-        <w:t>• 2024: [10, 6, 5]</w:t>
-      </w:r>
-    </w:p>
-    <w:p>
-      <w:r>
-        <w:t>• 2025: [10, 7, 4]</w:t>
+        <w:t>Philip Tomasino: 9</w:t>
+      </w:r>
+    </w:p>
+    <w:p>
+      <w:r>
+        <w:t>• 2022: [5, 4, 4]</w:t>
+      </w:r>
+    </w:p>
+    <w:p>
+      <w:r>
+        <w:t>• 2023: [15, 7, 5]</w:t>
+      </w:r>
+    </w:p>
+    <w:p>
+      <w:r>
+        <w:t>• 2024: [9, 7, 6]</w:t>
+      </w:r>
+    </w:p>
+    <w:p>
+      <w:r>
+        <w:t>• 2025: []</w:t>
       </w:r>
     </w:p>
     <w:p>
@@ -15233,27 +15235,111 @@
           <w:color w:val="FF0000"/>
           <w:sz w:val="26"/>
         </w:rPr>
-        <w:t>Samuel Girard: 30</w:t>
-      </w:r>
-    </w:p>
-    <w:p>
-      <w:r>
-        <w:t>• 2022: [22, 12, 12]</w:t>
-      </w:r>
-    </w:p>
-    <w:p>
-      <w:r>
-        <w:t>• 2023: [15, 0]</w:t>
-      </w:r>
-    </w:p>
-    <w:p>
-      <w:r>
-        <w:t>• 2024: [29, 4]</w:t>
-      </w:r>
-    </w:p>
-    <w:p>
-      <w:r>
-        <w:t>• 2025: [2, 0]</w:t>
+        <w:t>Kevin Hayes: 10</w:t>
+      </w:r>
+    </w:p>
+    <w:p>
+      <w:r>
+        <w:t>• 2022: [23, 10, 5]</w:t>
+      </w:r>
+    </w:p>
+    <w:p>
+      <w:r>
+        <w:t>• 2023: [19, 10, 8]</w:t>
+      </w:r>
+    </w:p>
+    <w:p>
+      <w:r>
+        <w:t>• 2024: [13, 8, 7]</w:t>
+      </w:r>
+    </w:p>
+    <w:p>
+      <w:r>
+        <w:t>• 2025: [4, 2]</w:t>
+      </w:r>
+    </w:p>
+    <w:p>
+      <w:r>
+        <w:rPr>
+          <w:sz w:val="26"/>
+        </w:rPr>
+        <w:t>Filip Hallander: 9</w:t>
+      </w:r>
+    </w:p>
+    <w:p>
+      <w:r>
+        <w:t>• 2022: []</w:t>
+      </w:r>
+    </w:p>
+    <w:p>
+      <w:r>
+        <w:t>• 2023: []</w:t>
+      </w:r>
+    </w:p>
+    <w:p>
+      <w:r>
+        <w:t>• 2024: []</w:t>
+      </w:r>
+    </w:p>
+    <w:p>
+      <w:r>
+        <w:t>• 2025: []</w:t>
+      </w:r>
+    </w:p>
+    <w:p>
+      <w:r>
+        <w:rPr>
+          <w:sz w:val="26"/>
+        </w:rPr>
+        <w:t>Sam Poulin: 15</w:t>
+      </w:r>
+    </w:p>
+    <w:p>
+      <w:r>
+        <w:t>• 2022: []</w:t>
+      </w:r>
+    </w:p>
+    <w:p>
+      <w:r>
+        <w:t>• 2023: []</w:t>
+      </w:r>
+    </w:p>
+    <w:p>
+      <w:r>
+        <w:t>• 2024: []</w:t>
+      </w:r>
+    </w:p>
+    <w:p>
+      <w:r>
+        <w:t>• 2025: []</w:t>
+      </w:r>
+    </w:p>
+    <w:p>
+      <w:r>
+        <w:rPr>
+          <w:sz w:val="26"/>
+        </w:rPr>
+        <w:t>Owen Pickering: 23</w:t>
+      </w:r>
+    </w:p>
+    <w:p>
+      <w:r>
+        <w:t>• 2022: []</w:t>
+      </w:r>
+    </w:p>
+    <w:p>
+      <w:r>
+        <w:t>• 2023: []</w:t>
+      </w:r>
+    </w:p>
+    <w:p>
+      <w:r>
+        <w:t>• 2024: []</w:t>
+      </w:r>
+    </w:p>
+    <w:p>
+      <w:r>
+        <w:t>• 2025: []</w:t>
       </w:r>
     </w:p>
     <w:p>
@@ -15263,151 +15349,7 @@
           <w:color w:val="FF0000"/>
           <w:sz w:val="26"/>
         </w:rPr>
-        <w:t>Philip Tomasino: 9</w:t>
-      </w:r>
-    </w:p>
-    <w:p>
-      <w:r>
-        <w:t>• 2022: [5, 4, 4]</w:t>
-      </w:r>
-    </w:p>
-    <w:p>
-      <w:r>
-        <w:t>• 2023: [15, 7, 5]</w:t>
-      </w:r>
-    </w:p>
-    <w:p>
-      <w:r>
-        <w:t>• 2024: [9, 7, 6]</w:t>
-      </w:r>
-    </w:p>
-    <w:p>
-      <w:r>
-        <w:t>• 2025: []</w:t>
-      </w:r>
-    </w:p>
-    <w:p>
-      <w:r>
-        <w:rPr>
-          <w:b/>
-          <w:color w:val="FF0000"/>
-          <w:sz w:val="26"/>
-        </w:rPr>
-        <w:t>Kevin Hayes: 10</w:t>
-      </w:r>
-    </w:p>
-    <w:p>
-      <w:r>
-        <w:t>• 2022: [23, 10, 5]</w:t>
-      </w:r>
-    </w:p>
-    <w:p>
-      <w:r>
-        <w:t>• 2023: [19, 10, 8]</w:t>
-      </w:r>
-    </w:p>
-    <w:p>
-      <w:r>
-        <w:t>• 2024: [13, 8, 7]</w:t>
-      </w:r>
-    </w:p>
-    <w:p>
-      <w:r>
-        <w:t>• 2025: [4, 2]</w:t>
-      </w:r>
-    </w:p>
-    <w:p>
-      <w:r>
-        <w:rPr>
-          <w:sz w:val="26"/>
-        </w:rPr>
-        <w:t>Filip Hallander: 9</w:t>
-      </w:r>
-    </w:p>
-    <w:p>
-      <w:r>
-        <w:t>• 2022: []</w:t>
-      </w:r>
-    </w:p>
-    <w:p>
-      <w:r>
-        <w:t>• 2023: []</w:t>
-      </w:r>
-    </w:p>
-    <w:p>
-      <w:r>
-        <w:t>• 2024: []</w:t>
-      </w:r>
-    </w:p>
-    <w:p>
-      <w:r>
-        <w:t>• 2025: []</w:t>
-      </w:r>
-    </w:p>
-    <w:p>
-      <w:r>
-        <w:rPr>
-          <w:sz w:val="26"/>
-        </w:rPr>
-        <w:t>Sam Poulin: 15</w:t>
-      </w:r>
-    </w:p>
-    <w:p>
-      <w:r>
-        <w:t>• 2022: []</w:t>
-      </w:r>
-    </w:p>
-    <w:p>
-      <w:r>
-        <w:t>• 2023: []</w:t>
-      </w:r>
-    </w:p>
-    <w:p>
-      <w:r>
-        <w:t>• 2024: []</w:t>
-      </w:r>
-    </w:p>
-    <w:p>
-      <w:r>
-        <w:t>• 2025: []</w:t>
-      </w:r>
-    </w:p>
-    <w:p>
-      <w:r>
-        <w:rPr>
-          <w:sz w:val="26"/>
-        </w:rPr>
-        <w:t>Owen Pickering: 23</w:t>
-      </w:r>
-    </w:p>
-    <w:p>
-      <w:r>
-        <w:t>• 2022: []</w:t>
-      </w:r>
-    </w:p>
-    <w:p>
-      <w:r>
-        <w:t>• 2023: []</w:t>
-      </w:r>
-    </w:p>
-    <w:p>
-      <w:r>
-        <w:t>• 2024: []</w:t>
-      </w:r>
-    </w:p>
-    <w:p>
-      <w:r>
-        <w:t>• 2025: []</w:t>
-      </w:r>
-    </w:p>
-    <w:p>
-      <w:r>
-        <w:rPr>
-          <w:b/>
-          <w:color w:val="FF0000"/>
-          <w:sz w:val="26"/>
-        </w:rPr>
-        <w:t>Sidney Crosby: 4</w:t>
+        <w:t>Sidney Crosby: 5</w:t>
       </w:r>
     </w:p>
     <w:p>
@@ -16149,7 +16091,7 @@
           <w:color w:val="FF0000"/>
           <w:sz w:val="26"/>
         </w:rPr>
-        <w:t>Mario Ferraro: 6</w:t>
+        <w:t>Mario Ferraro: 7</w:t>
       </w:r>
     </w:p>
     <w:p>
@@ -16179,7 +16121,7 @@
           <w:color w:val="FF0000"/>
           <w:sz w:val="26"/>
         </w:rPr>
-        <w:t>Kiefer Sherwood: 5</w:t>
+        <w:t>Kiefer Sherwood: 6</w:t>
       </w:r>
     </w:p>
     <w:p>
@@ -16207,7 +16149,7 @@
         <w:rPr>
           <w:sz w:val="26"/>
         </w:rPr>
-        <w:t>Vincent Desharnais: 22</w:t>
+        <w:t>Vincent Desharnais: 23</w:t>
       </w:r>
     </w:p>
     <w:p>
@@ -16235,7 +16177,7 @@
         <w:rPr>
           <w:sz w:val="26"/>
         </w:rPr>
-        <w:t>Shakir Mukhamadullin: 13</w:t>
+        <w:t>Shakir Mukhamadullin: 14</w:t>
       </w:r>
     </w:p>
     <w:p>
@@ -16319,6 +16261,34 @@
     <w:p>
       <w:r>
         <w:rPr>
+          <w:sz w:val="26"/>
+        </w:rPr>
+        <w:t>Igor Chernyshov: 1</w:t>
+      </w:r>
+    </w:p>
+    <w:p>
+      <w:r>
+        <w:t>• 2022: []</w:t>
+      </w:r>
+    </w:p>
+    <w:p>
+      <w:r>
+        <w:t>• 2023: []</w:t>
+      </w:r>
+    </w:p>
+    <w:p>
+      <w:r>
+        <w:t>• 2024: []</w:t>
+      </w:r>
+    </w:p>
+    <w:p>
+      <w:r>
+        <w:t>• 2025: [11, 0, 0]</w:t>
+      </w:r>
+    </w:p>
+    <w:p>
+      <w:r>
+        <w:rPr>
           <w:b/>
           <w:color w:val="FF0000"/>
           <w:sz w:val="26"/>
@@ -16349,34 +16319,6 @@
     <w:p>
       <w:r>
         <w:rPr>
-          <w:sz w:val="26"/>
-        </w:rPr>
-        <w:t>Alexander Wennberg: 1</w:t>
-      </w:r>
-    </w:p>
-    <w:p>
-      <w:r>
-        <w:t>• 2022: [12, 10, 9]</w:t>
-      </w:r>
-    </w:p>
-    <w:p>
-      <w:r>
-        <w:t>• 2023: [11, 7, 6]</w:t>
-      </w:r>
-    </w:p>
-    <w:p>
-      <w:r>
-        <w:t>• 2024: [32, 7, 4]</w:t>
-      </w:r>
-    </w:p>
-    <w:p>
-      <w:r>
-        <w:t>• 2025: [11, 10, 9]</w:t>
-      </w:r>
-    </w:p>
-    <w:p>
-      <w:r>
-        <w:rPr>
           <w:b/>
           <w:color w:val="FF0000"/>
           <w:sz w:val="26"/>
@@ -16437,34 +16379,6 @@
         <w:rPr>
           <w:sz w:val="26"/>
         </w:rPr>
-        <w:t>Adam Gaudette: 2</w:t>
-      </w:r>
-    </w:p>
-    <w:p>
-      <w:r>
-        <w:t>• 2022: []</w:t>
-      </w:r>
-    </w:p>
-    <w:p>
-      <w:r>
-        <w:t>• 2023: []</w:t>
-      </w:r>
-    </w:p>
-    <w:p>
-      <w:r>
-        <w:t>• 2024: [23, 15, 7]</w:t>
-      </w:r>
-    </w:p>
-    <w:p>
-      <w:r>
-        <w:t>• 2025: [9, 7, 5]</w:t>
-      </w:r>
-    </w:p>
-    <w:p>
-      <w:r>
-        <w:rPr>
-          <w:sz w:val="26"/>
-        </w:rPr>
         <w:t>Jeff Skinner: 1</w:t>
       </w:r>
     </w:p>
@@ -16495,7 +16409,7 @@
           <w:color w:val="FF0000"/>
           <w:sz w:val="26"/>
         </w:rPr>
-        <w:t>Barclay Goodrow: 14</w:t>
+        <w:t>Barclay Goodrow: 15</w:t>
       </w:r>
     </w:p>
     <w:p>
@@ -16581,7 +16495,7 @@
         <w:rPr>
           <w:sz w:val="26"/>
         </w:rPr>
-        <w:t>Sam Dickinson: 51</w:t>
+        <w:t>Sam Dickinson: 52</w:t>
       </w:r>
     </w:p>
     <w:p>
@@ -16609,7 +16523,7 @@
         <w:rPr>
           <w:sz w:val="26"/>
         </w:rPr>
-        <w:t>Will Smith: 2</w:t>
+        <w:t>Will Smith: 3</w:t>
       </w:r>
     </w:p>
     <w:p>
@@ -16639,7 +16553,7 @@
           <w:color w:val="FF0000"/>
           <w:sz w:val="26"/>
         </w:rPr>
-        <w:t>Collin Graf: 6</w:t>
+        <w:t>Collin Graf: 7</w:t>
       </w:r>
     </w:p>
     <w:p>
@@ -16667,7 +16581,7 @@
         <w:rPr>
           <w:sz w:val="26"/>
         </w:rPr>
-        <w:t>Zack Ostapchuk: 24</w:t>
+        <w:t>Zack Ostapchuk: 25</w:t>
       </w:r>
     </w:p>
     <w:p>
@@ -16695,7 +16609,7 @@
         <w:rPr>
           <w:sz w:val="26"/>
         </w:rPr>
-        <w:t>Michael Misa: 6</w:t>
+        <w:t>Michael Misa: 7</w:t>
       </w:r>
     </w:p>
     <w:p>
@@ -16725,7 +16639,7 @@
           <w:color w:val="FF0000"/>
           <w:sz w:val="26"/>
         </w:rPr>
-        <w:t>Tyler Toffoli: 4</w:t>
+        <w:t>Tyler Toffoli: 5</w:t>
       </w:r>
     </w:p>
     <w:p>
@@ -16755,7 +16669,7 @@
           <w:color w:val="FF0000"/>
           <w:sz w:val="26"/>
         </w:rPr>
-        <w:t>William Eklund: 8</w:t>
+        <w:t>William Eklund: 9</w:t>
       </w:r>
     </w:p>
     <w:p>
@@ -16785,7 +16699,7 @@
           <w:color w:val="FF0000"/>
           <w:sz w:val="26"/>
         </w:rPr>
-        <w:t>Dmitry Orlov: 3</w:t>
+        <w:t>Dmitry Orlov: 4</w:t>
       </w:r>
     </w:p>
     <w:p>
@@ -16815,7 +16729,7 @@
           <w:color w:val="FF0000"/>
           <w:sz w:val="26"/>
         </w:rPr>
-        <w:t>Nick Leddy: 25</w:t>
+        <w:t>Nick Leddy: 26</w:t>
       </w:r>
     </w:p>
     <w:p>
@@ -16853,35 +16767,7 @@
           <w:color w:val="FF0000"/>
           <w:sz w:val="26"/>
         </w:rPr>
-        <w:t>Cam Fowler: 6</w:t>
-      </w:r>
-    </w:p>
-    <w:p>
-      <w:r>
-        <w:t>• 2022: [16, 13, 6]</w:t>
-      </w:r>
-    </w:p>
-    <w:p>
-      <w:r>
-        <w:t>• 2023: [35, 21, 12]</w:t>
-      </w:r>
-    </w:p>
-    <w:p>
-      <w:r>
-        <w:t>• 2024: [13, 7, 6]</w:t>
-      </w:r>
-    </w:p>
-    <w:p>
-      <w:r>
-        <w:t>• 2025: [41]</w:t>
-      </w:r>
-    </w:p>
-    <w:p>
-      <w:r>
-        <w:rPr>
-          <w:sz w:val="26"/>
-        </w:rPr>
-        <w:t>Robert Thomas: 5</w:t>
+        <w:t>Robert Thomas: 6</w:t>
       </w:r>
     </w:p>
     <w:p>
@@ -16967,7 +16853,7 @@
           <w:color w:val="FF0000"/>
           <w:sz w:val="26"/>
         </w:rPr>
-        <w:t>Jake Neighbours: 16</w:t>
+        <w:t>Jake Neighbours: 17</w:t>
       </w:r>
     </w:p>
     <w:p>
@@ -16988,34 +16874,6 @@
     <w:p>
       <w:r>
         <w:t>• 2025: [8, 8, 7]</w:t>
-      </w:r>
-    </w:p>
-    <w:p>
-      <w:r>
-        <w:rPr>
-          <w:sz w:val="26"/>
-        </w:rPr>
-        <w:t>Pavel Buchnevich: 3</w:t>
-      </w:r>
-    </w:p>
-    <w:p>
-      <w:r>
-        <w:t>• 2022: [9, 5, 5]</w:t>
-      </w:r>
-    </w:p>
-    <w:p>
-      <w:r>
-        <w:t>• 2023: [13, 7, 7]</w:t>
-      </w:r>
-    </w:p>
-    <w:p>
-      <w:r>
-        <w:t>• 2024: [13, 8, 7]</w:t>
-      </w:r>
-    </w:p>
-    <w:p>
-      <w:r>
-        <w:t>• 2025: [16, 8, 5]</w:t>
       </w:r>
     </w:p>
     <w:p>
@@ -17025,7 +16883,7 @@
           <w:color w:val="FF0000"/>
           <w:sz w:val="26"/>
         </w:rPr>
-        <w:t>Jonatan Berggren: 9</w:t>
+        <w:t>Jonatan Berggren: 10</w:t>
       </w:r>
     </w:p>
     <w:p>
@@ -17083,7 +16941,7 @@
         <w:rPr>
           <w:sz w:val="26"/>
         </w:rPr>
-        <w:t>Jordan Kyrou: 2</w:t>
+        <w:t>Jordan Kyrou: 3</w:t>
       </w:r>
     </w:p>
     <w:p>
@@ -17141,7 +16999,7 @@
           <w:color w:val="FF0000"/>
           <w:sz w:val="26"/>
         </w:rPr>
-        <w:t>Colton Parayko: 11</w:t>
+        <w:t>Colton Parayko: 12</w:t>
       </w:r>
     </w:p>
     <w:p>
@@ -17169,7 +17027,7 @@
         <w:rPr>
           <w:sz w:val="26"/>
         </w:rPr>
-        <w:t>Jack Finley: 25</w:t>
+        <w:t>Jack Finley: 26</w:t>
       </w:r>
     </w:p>
     <w:p>
@@ -17197,7 +17055,35 @@
         <w:rPr>
           <w:sz w:val="26"/>
         </w:rPr>
-        <w:t>Dalibor Dvorsky: 1</w:t>
+        <w:t>Dylan Holloway: 1</w:t>
+      </w:r>
+    </w:p>
+    <w:p>
+      <w:r>
+        <w:t>• 2022: [18, 2]</w:t>
+      </w:r>
+    </w:p>
+    <w:p>
+      <w:r>
+        <w:t>• 2023: [10, 5, 2]</w:t>
+      </w:r>
+    </w:p>
+    <w:p>
+      <w:r>
+        <w:t>• 2024: [13, 7, 6]</w:t>
+      </w:r>
+    </w:p>
+    <w:p>
+      <w:r>
+        <w:t>• 2025: [6, 4, 4]</w:t>
+      </w:r>
+    </w:p>
+    <w:p>
+      <w:r>
+        <w:rPr>
+          <w:sz w:val="26"/>
+        </w:rPr>
+        <w:t>Dalibor Dvorsky: 2</w:t>
       </w:r>
     </w:p>
     <w:p>
@@ -17255,7 +17141,7 @@
           <w:color w:val="FF0000"/>
           <w:sz w:val="26"/>
         </w:rPr>
-        <w:t>Alexey Toropchenko: 15</w:t>
+        <w:t>Alexey Toropchenko: 16</w:t>
       </w:r>
     </w:p>
     <w:p>
@@ -17313,7 +17199,7 @@
         <w:rPr>
           <w:sz w:val="26"/>
         </w:rPr>
-        <w:t>Otto Stenberg: 2</w:t>
+        <w:t>Otto Stenberg: 3</w:t>
       </w:r>
     </w:p>
     <w:p>
@@ -17334,6 +17220,34 @@
     <w:p>
       <w:r>
         <w:t>• 2025: [13]</w:t>
+      </w:r>
+    </w:p>
+    <w:p>
+      <w:r>
+        <w:rPr>
+          <w:sz w:val="26"/>
+        </w:rPr>
+        <w:t>Jimmy Snuggerud: 1</w:t>
+      </w:r>
+    </w:p>
+    <w:p>
+      <w:r>
+        <w:t>• 2022: []</w:t>
+      </w:r>
+    </w:p>
+    <w:p>
+      <w:r>
+        <w:t>• 2023: []</w:t>
+      </w:r>
+    </w:p>
+    <w:p>
+      <w:r>
+        <w:t>• 2024: []</w:t>
+      </w:r>
+    </w:p>
+    <w:p>
+      <w:r>
+        <w:t>• 2025: [9, 6, 6]</w:t>
       </w:r>
     </w:p>
     <w:p>
@@ -17373,7 +17287,7 @@
           <w:color w:val="FF0000"/>
           <w:sz w:val="26"/>
         </w:rPr>
-        <w:t>Logan Mailloux: 11</w:t>
+        <w:t>Logan Mailloux: 12</w:t>
       </w:r>
     </w:p>
     <w:p>
@@ -17450,6 +17364,34 @@
     <w:p>
       <w:r>
         <w:t>• 2025: [38, 12, 2]</w:t>
+      </w:r>
+    </w:p>
+    <w:p>
+      <w:r>
+        <w:rPr>
+          <w:sz w:val="26"/>
+        </w:rPr>
+        <w:t>Pius Suter: 1</w:t>
+      </w:r>
+    </w:p>
+    <w:p>
+      <w:r>
+        <w:t>• 2022: [17, 11, 9]</w:t>
+      </w:r>
+    </w:p>
+    <w:p>
+      <w:r>
+        <w:t>• 2023: [17, 12, 9]</w:t>
+      </w:r>
+    </w:p>
+    <w:p>
+      <w:r>
+        <w:t>• 2024: [23, 6, 6]</w:t>
+      </w:r>
+    </w:p>
+    <w:p>
+      <w:r>
+        <w:t>• 2025: [14, 8, 4]</w:t>
       </w:r>
     </w:p>
     <w:p>
@@ -18199,7 +18141,7 @@
         <w:rPr>
           <w:sz w:val="26"/>
         </w:rPr>
-        <w:t>Easton Cowan: 3</w:t>
+        <w:t>Easton Cowan: 4</w:t>
       </w:r>
     </w:p>
     <w:p>
@@ -18229,7 +18171,7 @@
           <w:color w:val="FF0000"/>
           <w:sz w:val="26"/>
         </w:rPr>
-        <w:t>Simon Benoit: 83</w:t>
+        <w:t>Simon Benoit: 84</w:t>
       </w:r>
     </w:p>
     <w:p>
@@ -18257,7 +18199,7 @@
         <w:rPr>
           <w:sz w:val="26"/>
         </w:rPr>
-        <w:t>Jacob Quillan: 17</w:t>
+        <w:t>Jacob Quillan: 18</w:t>
       </w:r>
     </w:p>
     <w:p>
@@ -18285,7 +18227,7 @@
         <w:rPr>
           <w:sz w:val="26"/>
         </w:rPr>
-        <w:t>Nicholas Robertson: 1</w:t>
+        <w:t>Nicholas Robertson: 2</w:t>
       </w:r>
     </w:p>
     <w:p>
@@ -18315,35 +18257,7 @@
           <w:color w:val="FF0000"/>
           <w:sz w:val="26"/>
         </w:rPr>
-        <w:t>Morgan Rielly: 5</w:t>
-      </w:r>
-    </w:p>
-    <w:p>
-      <w:r>
-        <w:t>• 2022: [12, 2, 0]</w:t>
-      </w:r>
-    </w:p>
-    <w:p>
-      <w:r>
-        <w:t>• 2023: [12, 9, 7]</w:t>
-      </w:r>
-    </w:p>
-    <w:p>
-      <w:r>
-        <w:t>• 2024: [26, 13, 4]</w:t>
-      </w:r>
-    </w:p>
-    <w:p>
-      <w:r>
-        <w:t>• 2025: [17, 11, 7]</w:t>
-      </w:r>
-    </w:p>
-    <w:p>
-      <w:r>
-        <w:rPr>
-          <w:sz w:val="26"/>
-        </w:rPr>
-        <w:t>Max Domi: 2</w:t>
+        <w:t>Max Domi: 3</w:t>
       </w:r>
     </w:p>
     <w:p>
@@ -18371,7 +18285,35 @@
         <w:rPr>
           <w:sz w:val="26"/>
         </w:rPr>
-        <w:t>Dakota Joshua: 1</w:t>
+        <w:t>Jake McCabe: 1</w:t>
+      </w:r>
+    </w:p>
+    <w:p>
+      <w:r>
+        <w:t>• 2022: [28, 28]</w:t>
+      </w:r>
+    </w:p>
+    <w:p>
+      <w:r>
+        <w:t>• 2023: [10, 10, 8]</w:t>
+      </w:r>
+    </w:p>
+    <w:p>
+      <w:r>
+        <w:t>• 2024: [12]</w:t>
+      </w:r>
+    </w:p>
+    <w:p>
+      <w:r>
+        <w:t>• 2025: [50, 7, 7]</w:t>
+      </w:r>
+    </w:p>
+    <w:p>
+      <w:r>
+        <w:rPr>
+          <w:sz w:val="26"/>
+        </w:rPr>
+        <w:t>Dakota Joshua: 2</w:t>
       </w:r>
     </w:p>
     <w:p>
@@ -18401,7 +18343,7 @@
           <w:color w:val="FF0000"/>
           <w:sz w:val="26"/>
         </w:rPr>
-        <w:t>Oliver Ekman-Larsson: 23</w:t>
+        <w:t>Oliver Ekman-Larsson: 24</w:t>
       </w:r>
     </w:p>
     <w:p>
@@ -18431,7 +18373,7 @@
           <w:color w:val="FF0000"/>
           <w:sz w:val="26"/>
         </w:rPr>
-        <w:t>Brandon Carlo: 130</w:t>
+        <w:t>Brandon Carlo: 131</w:t>
       </w:r>
     </w:p>
     <w:p>
@@ -18461,7 +18403,7 @@
           <w:color w:val="FF0000"/>
           <w:sz w:val="26"/>
         </w:rPr>
-        <w:t>Troy Stecher: 15</w:t>
+        <w:t>Troy Stecher: 16</w:t>
       </w:r>
     </w:p>
     <w:p>
@@ -18489,34 +18431,6 @@
         <w:rPr>
           <w:sz w:val="26"/>
         </w:rPr>
-        <w:t>Matthew Knies: 2</w:t>
-      </w:r>
-    </w:p>
-    <w:p>
-      <w:r>
-        <w:t>• 2022: []</w:t>
-      </w:r>
-    </w:p>
-    <w:p>
-      <w:r>
-        <w:t>• 2023: [17, 8, 6]</w:t>
-      </w:r>
-    </w:p>
-    <w:p>
-      <w:r>
-        <w:t>• 2024: [9, 7, 5]</w:t>
-      </w:r>
-    </w:p>
-    <w:p>
-      <w:r>
-        <w:t>• 2025: [10, 9, 6]</w:t>
-      </w:r>
-    </w:p>
-    <w:p>
-      <w:r>
-        <w:rPr>
-          <w:sz w:val="26"/>
-        </w:rPr>
         <w:t>Steven Lorentz: 5</w:t>
       </w:r>
     </w:p>
@@ -18538,34 +18452,6 @@
     <w:p>
       <w:r>
         <w:t>• 2025: [29, 10, 3]</w:t>
-      </w:r>
-    </w:p>
-    <w:p>
-      <w:r>
-        <w:rPr>
-          <w:sz w:val="26"/>
-        </w:rPr>
-        <w:t>John Tavares: 1</w:t>
-      </w:r>
-    </w:p>
-    <w:p>
-      <w:r>
-        <w:t>• 2022: [7, 5, 5]</w:t>
-      </w:r>
-    </w:p>
-    <w:p>
-      <w:r>
-        <w:t>• 2023: [10, 8, 5]</w:t>
-      </w:r>
-    </w:p>
-    <w:p>
-      <w:r>
-        <w:t>• 2024: [5, 4, 4]</w:t>
-      </w:r>
-    </w:p>
-    <w:p>
-      <w:r>
-        <w:t>• 2025: [7, 6, 6]</w:t>
       </w:r>
     </w:p>
     <w:p>
@@ -18575,7 +18461,7 @@
           <w:color w:val="FF0000"/>
           <w:sz w:val="26"/>
         </w:rPr>
-        <w:t>Calle Jarnkrok: 21</w:t>
+        <w:t>Calle Jarnkrok: 22</w:t>
       </w:r>
     </w:p>
     <w:p>
@@ -18745,39 +18631,11 @@
     <w:p>
       <w:r>
         <w:rPr>
-          <w:sz w:val="26"/>
-        </w:rPr>
-        <w:t>William Nylander: 2</w:t>
-      </w:r>
-    </w:p>
-    <w:p>
-      <w:r>
-        <w:t>• 2022: [6, 5, 5]</w:t>
-      </w:r>
-    </w:p>
-    <w:p>
-      <w:r>
-        <w:t>• 2023: [6, 5, 4]</w:t>
-      </w:r>
-    </w:p>
-    <w:p>
-      <w:r>
-        <w:t>• 2024: [8, 5, 3]</w:t>
-      </w:r>
-    </w:p>
-    <w:p>
-      <w:r>
-        <w:t>• 2025: [11, 3, 3]</w:t>
-      </w:r>
-    </w:p>
-    <w:p>
-      <w:r>
-        <w:rPr>
           <w:b/>
           <w:color w:val="FF0000"/>
           <w:sz w:val="26"/>
         </w:rPr>
-        <w:t>Matias Maccelli: 8</w:t>
+        <w:t>Matias Maccelli: 9</w:t>
       </w:r>
     </w:p>
     <w:p>
@@ -19463,11 +19321,39 @@
     <w:p>
       <w:r>
         <w:rPr>
+          <w:sz w:val="26"/>
+        </w:rPr>
+        <w:t>Jake DeBrusk: 1</w:t>
+      </w:r>
+    </w:p>
+    <w:p>
+      <w:r>
+        <w:t>• 2022: [7, 5, 5]</w:t>
+      </w:r>
+    </w:p>
+    <w:p>
+      <w:r>
+        <w:t>• 2023: [11, 9, 8]</w:t>
+      </w:r>
+    </w:p>
+    <w:p>
+      <w:r>
+        <w:t>• 2024: [11, 7, 6]</w:t>
+      </w:r>
+    </w:p>
+    <w:p>
+      <w:r>
+        <w:t>• 2025: [10, 9, 8]</w:t>
+      </w:r>
+    </w:p>
+    <w:p>
+      <w:r>
+        <w:rPr>
           <w:b/>
           <w:color w:val="FF0000"/>
           <w:sz w:val="26"/>
         </w:rPr>
-        <w:t>Teddy Blueger: 10</w:t>
+        <w:t>Teddy Blueger: 11</w:t>
       </w:r>
     </w:p>
     <w:p>
@@ -19488,34 +19374,6 @@
     <w:p>
       <w:r>
         <w:t>• 2025: [5, 1, 1]</w:t>
-      </w:r>
-    </w:p>
-    <w:p>
-      <w:r>
-        <w:rPr>
-          <w:sz w:val="26"/>
-        </w:rPr>
-        <w:t>Brock Boeser: 2</w:t>
-      </w:r>
-    </w:p>
-    <w:p>
-      <w:r>
-        <w:t>• 2022: [8, 6, 6]</w:t>
-      </w:r>
-    </w:p>
-    <w:p>
-      <w:r>
-        <w:t>• 2023: [7, 6, 5]</w:t>
-      </w:r>
-    </w:p>
-    <w:p>
-      <w:r>
-        <w:t>• 2024: [12, 6, 5]</w:t>
-      </w:r>
-    </w:p>
-    <w:p>
-      <w:r>
-        <w:t>• 2025: [21, 6, 4]</w:t>
       </w:r>
     </w:p>
     <w:p>
@@ -19525,7 +19383,7 @@
           <w:color w:val="FF0000"/>
           <w:sz w:val="26"/>
         </w:rPr>
-        <w:t>Aatu Raty: 5</w:t>
+        <w:t>Aatu Raty: 6</w:t>
       </w:r>
     </w:p>
     <w:p>
@@ -19574,6 +19432,34 @@
     <w:p>
       <w:r>
         <w:t>• 2025: []</w:t>
+      </w:r>
+    </w:p>
+    <w:p>
+      <w:r>
+        <w:rPr>
+          <w:sz w:val="26"/>
+        </w:rPr>
+        <w:t>Nils Hoglander: 1</w:t>
+      </w:r>
+    </w:p>
+    <w:p>
+      <w:r>
+        <w:t>• 2022: [7, 3]</w:t>
+      </w:r>
+    </w:p>
+    <w:p>
+      <w:r>
+        <w:t>• 2023: [6, 6, 5]</w:t>
+      </w:r>
+    </w:p>
+    <w:p>
+      <w:r>
+        <w:t>• 2024: [34, 9, 7]</w:t>
+      </w:r>
+    </w:p>
+    <w:p>
+      <w:r>
+        <w:t>• 2025: [7]</w:t>
       </w:r>
     </w:p>
     <w:p>
@@ -19583,7 +19469,7 @@
           <w:color w:val="FF0000"/>
           <w:sz w:val="26"/>
         </w:rPr>
-        <w:t>Marcus Pettersson: 52</w:t>
+        <w:t>Marcus Pettersson: 53</w:t>
       </w:r>
     </w:p>
     <w:p>
@@ -19611,7 +19497,35 @@
         <w:rPr>
           <w:sz w:val="26"/>
         </w:rPr>
-        <w:t>Zeev Buium: 16</w:t>
+        <w:t>Liam Ohgren: 1</w:t>
+      </w:r>
+    </w:p>
+    <w:p>
+      <w:r>
+        <w:t>• 2022: []</w:t>
+      </w:r>
+    </w:p>
+    <w:p>
+      <w:r>
+        <w:t>• 2023: []</w:t>
+      </w:r>
+    </w:p>
+    <w:p>
+      <w:r>
+        <w:t>• 2024: [8]</w:t>
+      </w:r>
+    </w:p>
+    <w:p>
+      <w:r>
+        <w:t>• 2025: [13, 6, 4]</w:t>
+      </w:r>
+    </w:p>
+    <w:p>
+      <w:r>
+        <w:rPr>
+          <w:sz w:val="26"/>
+        </w:rPr>
+        <w:t>Zeev Buium: 17</w:t>
       </w:r>
     </w:p>
     <w:p>
@@ -19669,7 +19583,7 @@
         <w:rPr>
           <w:sz w:val="26"/>
         </w:rPr>
-        <w:t>Elias Pettersson: 14</w:t>
+        <w:t>Elias Pettersson: 15</w:t>
       </w:r>
     </w:p>
     <w:p>
@@ -19699,7 +19613,7 @@
           <w:color w:val="FF0000"/>
           <w:sz w:val="26"/>
         </w:rPr>
-        <w:t>Victor Mancini: 24</w:t>
+        <w:t>Victor Mancini: 25</w:t>
       </w:r>
     </w:p>
     <w:p>
@@ -19727,7 +19641,7 @@
         <w:rPr>
           <w:sz w:val="26"/>
         </w:rPr>
-        <w:t>Curtis Douglas: 35</w:t>
+        <w:t>Curtis Douglas: 36</w:t>
       </w:r>
     </w:p>
     <w:p>
@@ -19811,87 +19725,31 @@
     <w:p>
       <w:r>
         <w:rPr>
-          <w:sz w:val="26"/>
-        </w:rPr>
-        <w:t>Marco Rossi: 5</w:t>
-      </w:r>
-    </w:p>
-    <w:p>
-      <w:r>
-        <w:t>• 2022: []</w:t>
-      </w:r>
-    </w:p>
-    <w:p>
-      <w:r>
-        <w:t>• 2023: [11, 7, 6]</w:t>
-      </w:r>
-    </w:p>
-    <w:p>
-      <w:r>
-        <w:t>• 2024: [11, 7, 6]</w:t>
-      </w:r>
-    </w:p>
-    <w:p>
-      <w:r>
-        <w:t>• 2025: [7, 7, 5]</w:t>
-      </w:r>
-    </w:p>
-    <w:p>
-      <w:r>
-        <w:rPr>
           <w:b/>
           <w:color w:val="FF0000"/>
           <w:sz w:val="26"/>
         </w:rPr>
-        <w:t>Nils Aman: 11</w:t>
-      </w:r>
-    </w:p>
-    <w:p>
-      <w:r>
-        <w:t>• 2022: [32, 9, 2]</w:t>
-      </w:r>
-    </w:p>
-    <w:p>
-      <w:r>
-        <w:t>• 2023: [23, 1]</w:t>
-      </w:r>
-    </w:p>
-    <w:p>
-      <w:r>
-        <w:t>• 2024: []</w:t>
-      </w:r>
-    </w:p>
-    <w:p>
-      <w:r>
-        <w:t>• 2025: []</w:t>
-      </w:r>
-    </w:p>
-    <w:p>
-      <w:r>
-        <w:rPr>
-          <w:sz w:val="26"/>
-        </w:rPr>
-        <w:t>Filip Hronek: 3</w:t>
-      </w:r>
-    </w:p>
-    <w:p>
-      <w:r>
-        <w:t>• 2022: [20, 9, 5]</w:t>
-      </w:r>
-    </w:p>
-    <w:p>
-      <w:r>
-        <w:t>• 2023: [18, 10, 7]</w:t>
-      </w:r>
-    </w:p>
-    <w:p>
-      <w:r>
-        <w:t>• 2024: [12, 11, 8]</w:t>
-      </w:r>
-    </w:p>
-    <w:p>
-      <w:r>
-        <w:t>• 2025: [17, 8, 7]</w:t>
+        <w:t>Marco Rossi: 6</w:t>
+      </w:r>
+    </w:p>
+    <w:p>
+      <w:r>
+        <w:t>• 2022: []</w:t>
+      </w:r>
+    </w:p>
+    <w:p>
+      <w:r>
+        <w:t>• 2023: [11, 7, 6]</w:t>
+      </w:r>
+    </w:p>
+    <w:p>
+      <w:r>
+        <w:t>• 2024: [11, 7, 6]</w:t>
+      </w:r>
+    </w:p>
+    <w:p>
+      <w:r>
+        <w:t>• 2025: [7, 7, 5]</w:t>
       </w:r>
     </w:p>
     <w:p>
@@ -19901,22 +19759,22 @@
           <w:color w:val="FF0000"/>
           <w:sz w:val="26"/>
         </w:rPr>
-        <w:t>Derek Forbort: 10</w:t>
-      </w:r>
-    </w:p>
-    <w:p>
-      <w:r>
-        <w:t>• 2022: [15, 14, 6]</w:t>
-      </w:r>
-    </w:p>
-    <w:p>
-      <w:r>
-        <w:t>• 2023: []</w:t>
-      </w:r>
-    </w:p>
-    <w:p>
-      <w:r>
-        <w:t>• 2024: [8]</w:t>
+        <w:t>Nils Aman: 11</w:t>
+      </w:r>
+    </w:p>
+    <w:p>
+      <w:r>
+        <w:t>• 2022: [32, 9, 2]</w:t>
+      </w:r>
+    </w:p>
+    <w:p>
+      <w:r>
+        <w:t>• 2023: [23, 1]</w:t>
+      </w:r>
+    </w:p>
+    <w:p>
+      <w:r>
+        <w:t>• 2024: []</w:t>
       </w:r>
     </w:p>
     <w:p>
@@ -19929,27 +19787,27 @@
         <w:rPr>
           <w:sz w:val="26"/>
         </w:rPr>
-        <w:t>Linus Karlsson: 4</w:t>
-      </w:r>
-    </w:p>
-    <w:p>
-      <w:r>
-        <w:t>• 2022: []</w:t>
-      </w:r>
-    </w:p>
-    <w:p>
-      <w:r>
-        <w:t>• 2023: []</w:t>
-      </w:r>
-    </w:p>
-    <w:p>
-      <w:r>
-        <w:t>• 2024: [7, 7]</w:t>
-      </w:r>
-    </w:p>
-    <w:p>
-      <w:r>
-        <w:t>• 2025: [11, 10, 7]</w:t>
+        <w:t>Filip Hronek: 4</w:t>
+      </w:r>
+    </w:p>
+    <w:p>
+      <w:r>
+        <w:t>• 2022: [20, 9, 5]</w:t>
+      </w:r>
+    </w:p>
+    <w:p>
+      <w:r>
+        <w:t>• 2023: [18, 10, 7]</w:t>
+      </w:r>
+    </w:p>
+    <w:p>
+      <w:r>
+        <w:t>• 2024: [12, 11, 8]</w:t>
+      </w:r>
+    </w:p>
+    <w:p>
+      <w:r>
+        <w:t>• 2025: [17, 8, 7]</w:t>
       </w:r>
     </w:p>
     <w:p>
@@ -19959,27 +19817,55 @@
           <w:color w:val="FF0000"/>
           <w:sz w:val="26"/>
         </w:rPr>
-        <w:t>David Kampf: 20</w:t>
-      </w:r>
-    </w:p>
-    <w:p>
-      <w:r>
-        <w:t>• 2022: [27, 19, 2]</w:t>
-      </w:r>
-    </w:p>
-    <w:p>
-      <w:r>
-        <w:t>• 2023: [25, 9, 7]</w:t>
-      </w:r>
-    </w:p>
-    <w:p>
-      <w:r>
-        <w:t>• 2024: [11, 8, 8]</w:t>
-      </w:r>
-    </w:p>
-    <w:p>
-      <w:r>
-        <w:t>• 2025: [3]</w:t>
+        <w:t>Derek Forbort: 10</w:t>
+      </w:r>
+    </w:p>
+    <w:p>
+      <w:r>
+        <w:t>• 2022: [15, 14, 6]</w:t>
+      </w:r>
+    </w:p>
+    <w:p>
+      <w:r>
+        <w:t>• 2023: []</w:t>
+      </w:r>
+    </w:p>
+    <w:p>
+      <w:r>
+        <w:t>• 2024: [8]</w:t>
+      </w:r>
+    </w:p>
+    <w:p>
+      <w:r>
+        <w:t>• 2025: []</w:t>
+      </w:r>
+    </w:p>
+    <w:p>
+      <w:r>
+        <w:rPr>
+          <w:sz w:val="26"/>
+        </w:rPr>
+        <w:t>Linus Karlsson: 5</w:t>
+      </w:r>
+    </w:p>
+    <w:p>
+      <w:r>
+        <w:t>• 2022: []</w:t>
+      </w:r>
+    </w:p>
+    <w:p>
+      <w:r>
+        <w:t>• 2023: []</w:t>
+      </w:r>
+    </w:p>
+    <w:p>
+      <w:r>
+        <w:t>• 2024: [7, 7]</w:t>
+      </w:r>
+    </w:p>
+    <w:p>
+      <w:r>
+        <w:t>• 2025: [11, 10, 7]</w:t>
       </w:r>
     </w:p>
     <w:p>
@@ -19989,27 +19875,27 @@
           <w:color w:val="FF0000"/>
           <w:sz w:val="26"/>
         </w:rPr>
-        <w:t>P.O Joseph: 6</w:t>
-      </w:r>
-    </w:p>
-    <w:p>
-      <w:r>
-        <w:t>• 2022: [17, 16, 4]</w:t>
-      </w:r>
-    </w:p>
-    <w:p>
-      <w:r>
-        <w:t>• 2023: [5]</w:t>
-      </w:r>
-    </w:p>
-    <w:p>
-      <w:r>
-        <w:t>• 2024: []</w:t>
-      </w:r>
-    </w:p>
-    <w:p>
-      <w:r>
-        <w:t>• 2025: []</w:t>
+        <w:t>David Kampf: 20</w:t>
+      </w:r>
+    </w:p>
+    <w:p>
+      <w:r>
+        <w:t>• 2022: [27, 19, 2]</w:t>
+      </w:r>
+    </w:p>
+    <w:p>
+      <w:r>
+        <w:t>• 2023: [25, 9, 7]</w:t>
+      </w:r>
+    </w:p>
+    <w:p>
+      <w:r>
+        <w:t>• 2024: [11, 8, 8]</w:t>
+      </w:r>
+    </w:p>
+    <w:p>
+      <w:r>
+        <w:t>• 2025: [3]</w:t>
       </w:r>
     </w:p>
     <w:p>
@@ -20019,17 +19905,17 @@
           <w:color w:val="FF0000"/>
           <w:sz w:val="26"/>
         </w:rPr>
-        <w:t>Evander Kane: 6</w:t>
-      </w:r>
-    </w:p>
-    <w:p>
-      <w:r>
-        <w:t>• 2022: [7, 5, 4]</w:t>
-      </w:r>
-    </w:p>
-    <w:p>
-      <w:r>
-        <w:t>• 2023: [21, 8, 5]</w:t>
+        <w:t>P.O Joseph: 6</w:t>
+      </w:r>
+    </w:p>
+    <w:p>
+      <w:r>
+        <w:t>• 2022: [17, 16, 4]</w:t>
+      </w:r>
+    </w:p>
+    <w:p>
+      <w:r>
+        <w:t>• 2023: [5]</w:t>
       </w:r>
     </w:p>
     <w:p>
@@ -20039,15 +19925,17 @@
     </w:p>
     <w:p>
       <w:r>
-        <w:t>• 2025: [11, 8, 7]</w:t>
-      </w:r>
-    </w:p>
-    <w:p>
-      <w:r>
-        <w:rPr>
-          <w:sz w:val="26"/>
-        </w:rPr>
-        <w:t>Drew O'Connor: 2</w:t>
+        <w:t>• 2025: []</w:t>
+      </w:r>
+    </w:p>
+    <w:p>
+      <w:r>
+        <w:rPr>
+          <w:b/>
+          <w:color w:val="FF0000"/>
+          <w:sz w:val="26"/>
+        </w:rPr>
+        <w:t>Drew O'Connor: 3</w:t>
       </w:r>
     </w:p>
     <w:p>
@@ -20075,7 +19963,7 @@
         <w:rPr>
           <w:sz w:val="26"/>
         </w:rPr>
-        <w:t>Tom Willander: 17</w:t>
+        <w:t>Tom Willander: 18</w:t>
       </w:r>
     </w:p>
     <w:p>
@@ -20167,35 +20055,7 @@
         <w:rPr>
           <w:sz w:val="26"/>
         </w:rPr>
-        <w:t>Reilly Smith: 3</w:t>
-      </w:r>
-    </w:p>
-    <w:p>
-      <w:r>
-        <w:t>• 2022: [13, 7, 5]</w:t>
-      </w:r>
-    </w:p>
-    <w:p>
-      <w:r>
-        <w:t>• 2023: [15, 13, 11]</w:t>
-      </w:r>
-    </w:p>
-    <w:p>
-      <w:r>
-        <w:t>• 2024: [22, 10, 6]</w:t>
-      </w:r>
-    </w:p>
-    <w:p>
-      <w:r>
-        <w:t>• 2025: [13, 11, 10]</w:t>
-      </w:r>
-    </w:p>
-    <w:p>
-      <w:r>
-        <w:rPr>
-          <w:sz w:val="26"/>
-        </w:rPr>
-        <w:t>Mark Stone: 1</w:t>
+        <w:t>Mark Stone: 2</w:t>
       </w:r>
     </w:p>
     <w:p>
@@ -20225,7 +20085,7 @@
           <w:color w:val="FF0000"/>
           <w:sz w:val="26"/>
         </w:rPr>
-        <w:t>Noah Hanifin: 10</w:t>
+        <w:t>Noah Hanifin: 11</w:t>
       </w:r>
     </w:p>
     <w:p>
@@ -20255,7 +20115,7 @@
           <w:color w:val="FF0000"/>
           <w:sz w:val="26"/>
         </w:rPr>
-        <w:t>Colton Sissons: 8</w:t>
+        <w:t>Colton Sissons: 9</w:t>
       </w:r>
     </w:p>
     <w:p>
@@ -20285,7 +20145,7 @@
           <w:color w:val="FF0000"/>
           <w:sz w:val="26"/>
         </w:rPr>
-        <w:t>Tomas Hertl: 12</w:t>
+        <w:t>Tomas Hertl: 13</w:t>
       </w:r>
     </w:p>
     <w:p>
@@ -20313,7 +20173,7 @@
         <w:rPr>
           <w:sz w:val="26"/>
         </w:rPr>
-        <w:t>Brayden McNabb: 3</w:t>
+        <w:t>Brayden McNabb: 4</w:t>
       </w:r>
     </w:p>
     <w:p>
@@ -20343,27 +20203,27 @@
           <w:color w:val="FF0000"/>
           <w:sz w:val="26"/>
         </w:rPr>
-        <w:t>Cole Smith: 24</w:t>
-      </w:r>
-    </w:p>
-    <w:p>
-      <w:r>
-        <w:t>• 2022: [17, 6, 1]</w:t>
-      </w:r>
-    </w:p>
-    <w:p>
-      <w:r>
-        <w:t>• 2023: [20, 15, 12]</w:t>
-      </w:r>
-    </w:p>
-    <w:p>
-      <w:r>
-        <w:t>• 2024: [30, 8]</w:t>
-      </w:r>
-    </w:p>
-    <w:p>
-      <w:r>
-        <w:t>• 2025: [10, 5, 4]</w:t>
+        <w:t>William Karlsson: 5</w:t>
+      </w:r>
+    </w:p>
+    <w:p>
+      <w:r>
+        <w:t>• 2022: [15, 11, 11]</w:t>
+      </w:r>
+    </w:p>
+    <w:p>
+      <w:r>
+        <w:t>• 2023: [4, 4, 3]</w:t>
+      </w:r>
+    </w:p>
+    <w:p>
+      <w:r>
+        <w:t>• 2024: [24, 8, 4]</w:t>
+      </w:r>
+    </w:p>
+    <w:p>
+      <w:r>
+        <w:t>• 2025: [1, 1]</w:t>
       </w:r>
     </w:p>
     <w:p>
@@ -20373,27 +20233,27 @@
           <w:color w:val="FF0000"/>
           <w:sz w:val="26"/>
         </w:rPr>
-        <w:t>William Karlsson: 5</w:t>
-      </w:r>
-    </w:p>
-    <w:p>
-      <w:r>
-        <w:t>• 2022: [15, 11, 11]</w:t>
-      </w:r>
-    </w:p>
-    <w:p>
-      <w:r>
-        <w:t>• 2023: [4, 4, 3]</w:t>
-      </w:r>
-    </w:p>
-    <w:p>
-      <w:r>
-        <w:t>• 2024: [24, 8, 4]</w:t>
-      </w:r>
-    </w:p>
-    <w:p>
-      <w:r>
-        <w:t>• 2025: [1, 1]</w:t>
+        <w:t>Brett Howden: 13</w:t>
+      </w:r>
+    </w:p>
+    <w:p>
+      <w:r>
+        <w:t>• 2022: [22, 9, 9]</w:t>
+      </w:r>
+    </w:p>
+    <w:p>
+      <w:r>
+        <w:t>• 2023: [20, 14, 9]</w:t>
+      </w:r>
+    </w:p>
+    <w:p>
+      <w:r>
+        <w:t>• 2024: [12, 10, 6]</w:t>
+      </w:r>
+    </w:p>
+    <w:p>
+      <w:r>
+        <w:t>• 2025: [8, 6, 4]</w:t>
       </w:r>
     </w:p>
     <w:p>
@@ -20403,27 +20263,27 @@
           <w:color w:val="FF0000"/>
           <w:sz w:val="26"/>
         </w:rPr>
-        <w:t>Brett Howden: 12</w:t>
-      </w:r>
-    </w:p>
-    <w:p>
-      <w:r>
-        <w:t>• 2022: [22, 9, 9]</w:t>
-      </w:r>
-    </w:p>
-    <w:p>
-      <w:r>
-        <w:t>• 2023: [20, 14, 9]</w:t>
-      </w:r>
-    </w:p>
-    <w:p>
-      <w:r>
-        <w:t>• 2024: [12, 10, 6]</w:t>
-      </w:r>
-    </w:p>
-    <w:p>
-      <w:r>
-        <w:t>• 2025: [8, 6, 4]</w:t>
+        <w:t>Pavel Dorofeyev: 8</w:t>
+      </w:r>
+    </w:p>
+    <w:p>
+      <w:r>
+        <w:t>• 2022: [2, 1, 1]</w:t>
+      </w:r>
+    </w:p>
+    <w:p>
+      <w:r>
+        <w:t>• 2023: [9, 5, 5]</w:t>
+      </w:r>
+    </w:p>
+    <w:p>
+      <w:r>
+        <w:t>• 2024: [11, 4, 4]</w:t>
+      </w:r>
+    </w:p>
+    <w:p>
+      <w:r>
+        <w:t>• 2025: [10, 4, 4]</w:t>
       </w:r>
     </w:p>
     <w:p>
@@ -20433,27 +20293,27 @@
           <w:color w:val="FF0000"/>
           <w:sz w:val="26"/>
         </w:rPr>
-        <w:t>Pavel Dorofeyev: 7</w:t>
-      </w:r>
-    </w:p>
-    <w:p>
-      <w:r>
-        <w:t>• 2022: [2, 1, 1]</w:t>
-      </w:r>
-    </w:p>
-    <w:p>
-      <w:r>
-        <w:t>• 2023: [9, 5, 5]</w:t>
-      </w:r>
-    </w:p>
-    <w:p>
-      <w:r>
-        <w:t>• 2024: [11, 4, 4]</w:t>
-      </w:r>
-    </w:p>
-    <w:p>
-      <w:r>
-        <w:t>• 2025: [10, 4, 4]</w:t>
+        <w:t>Jeremy Lauzon: 111</w:t>
+      </w:r>
+    </w:p>
+    <w:p>
+      <w:r>
+        <w:t>• 2022: [3, 2]</w:t>
+      </w:r>
+    </w:p>
+    <w:p>
+      <w:r>
+        <w:t>• 2023: [12, 9, 9]</w:t>
+      </w:r>
+    </w:p>
+    <w:p>
+      <w:r>
+        <w:t>• 2024: []</w:t>
+      </w:r>
+    </w:p>
+    <w:p>
+      <w:r>
+        <w:t>• 2025: []</w:t>
       </w:r>
     </w:p>
     <w:p>
@@ -20463,27 +20323,55 @@
           <w:color w:val="FF0000"/>
           <w:sz w:val="26"/>
         </w:rPr>
-        <w:t>Jeremy Lauzon: 110</w:t>
-      </w:r>
-    </w:p>
-    <w:p>
-      <w:r>
-        <w:t>• 2022: [3, 2]</w:t>
-      </w:r>
-    </w:p>
-    <w:p>
-      <w:r>
-        <w:t>• 2023: [12, 9, 9]</w:t>
-      </w:r>
-    </w:p>
-    <w:p>
-      <w:r>
-        <w:t>• 2024: []</w:t>
-      </w:r>
-    </w:p>
-    <w:p>
-      <w:r>
-        <w:t>• 2025: []</w:t>
+        <w:t>Keegan Kolesar: 8</w:t>
+      </w:r>
+    </w:p>
+    <w:p>
+      <w:r>
+        <w:t>• 2022: [19, 12, 7]</w:t>
+      </w:r>
+    </w:p>
+    <w:p>
+      <w:r>
+        <w:t>• 2023: [14, 13, 8]</w:t>
+      </w:r>
+    </w:p>
+    <w:p>
+      <w:r>
+        <w:t>• 2024: [15, 8, 7]</w:t>
+      </w:r>
+    </w:p>
+    <w:p>
+      <w:r>
+        <w:t>• 2025: [13, 6, 2]</w:t>
+      </w:r>
+    </w:p>
+    <w:p>
+      <w:r>
+        <w:rPr>
+          <w:sz w:val="26"/>
+        </w:rPr>
+        <w:t>Mitch Marner: 1</w:t>
+      </w:r>
+    </w:p>
+    <w:p>
+      <w:r>
+        <w:t>• 2022: [6, 5, 4]</w:t>
+      </w:r>
+    </w:p>
+    <w:p>
+      <w:r>
+        <w:t>• 2023: [8, 6, 4]</w:t>
+      </w:r>
+    </w:p>
+    <w:p>
+      <w:r>
+        <w:t>• 2024: [8, 8, 7]</w:t>
+      </w:r>
+    </w:p>
+    <w:p>
+      <w:r>
+        <w:t>• 2025: [11, 7, 7]</w:t>
       </w:r>
     </w:p>
     <w:p>
@@ -20493,27 +20381,167 @@
           <w:color w:val="FF0000"/>
           <w:sz w:val="26"/>
         </w:rPr>
-        <w:t>Keegan Kolesar: 7</w:t>
-      </w:r>
-    </w:p>
-    <w:p>
-      <w:r>
-        <w:t>• 2022: [19, 12, 7]</w:t>
-      </w:r>
-    </w:p>
-    <w:p>
-      <w:r>
-        <w:t>• 2023: [14, 13, 8]</w:t>
-      </w:r>
-    </w:p>
-    <w:p>
-      <w:r>
-        <w:t>• 2024: [15, 8, 7]</w:t>
-      </w:r>
-    </w:p>
-    <w:p>
-      <w:r>
-        <w:t>• 2025: [13, 6, 2]</w:t>
+        <w:t>Ben Hutton: 22</w:t>
+      </w:r>
+    </w:p>
+    <w:p>
+      <w:r>
+        <w:t>• 2022: [9, 4]</w:t>
+      </w:r>
+    </w:p>
+    <w:p>
+      <w:r>
+        <w:t>• 2023: [15]</w:t>
+      </w:r>
+    </w:p>
+    <w:p>
+      <w:r>
+        <w:t>• 2024: []</w:t>
+      </w:r>
+    </w:p>
+    <w:p>
+      <w:r>
+        <w:t>• 2025: [5, 4, 4]</w:t>
+      </w:r>
+    </w:p>
+    <w:p>
+      <w:r>
+        <w:rPr>
+          <w:sz w:val="26"/>
+        </w:rPr>
+        <w:t>Nic Dowd: 1</w:t>
+      </w:r>
+    </w:p>
+    <w:p>
+      <w:r>
+        <w:t>• 2022: [19, 13, 4]</w:t>
+      </w:r>
+    </w:p>
+    <w:p>
+      <w:r>
+        <w:t>• 2023: [11, 10, 10]</w:t>
+      </w:r>
+    </w:p>
+    <w:p>
+      <w:r>
+        <w:t>• 2024: [16, 11, 8]</w:t>
+      </w:r>
+    </w:p>
+    <w:p>
+      <w:r>
+        <w:t>• 2025: [23, 17, 15]</w:t>
+      </w:r>
+    </w:p>
+    <w:p>
+      <w:r>
+        <w:rPr>
+          <w:sz w:val="26"/>
+        </w:rPr>
+        <w:t>Jack Eichel: 1</w:t>
+      </w:r>
+    </w:p>
+    <w:p>
+      <w:r>
+        <w:t>• 2022: [9, 7, 4]</w:t>
+      </w:r>
+    </w:p>
+    <w:p>
+      <w:r>
+        <w:t>• 2023: [6, 3, 3]</w:t>
+      </w:r>
+    </w:p>
+    <w:p>
+      <w:r>
+        <w:t>• 2024: [6, 6, 5]</w:t>
+      </w:r>
+    </w:p>
+    <w:p>
+      <w:r>
+        <w:t>• 2025: [9, 7, 6]</w:t>
+      </w:r>
+    </w:p>
+    <w:p>
+      <w:r>
+        <w:rPr>
+          <w:sz w:val="26"/>
+        </w:rPr>
+        <w:t>Dylan Coghlan: 27</w:t>
+      </w:r>
+    </w:p>
+    <w:p>
+      <w:r>
+        <w:t>• 2022: []</w:t>
+      </w:r>
+    </w:p>
+    <w:p>
+      <w:r>
+        <w:t>• 2023: []</w:t>
+      </w:r>
+    </w:p>
+    <w:p>
+      <w:r>
+        <w:t>• 2024: []</w:t>
+      </w:r>
+    </w:p>
+    <w:p>
+      <w:r>
+        <w:t>• 2025: []</w:t>
+      </w:r>
+    </w:p>
+    <w:p>
+      <w:r>
+        <w:rPr>
+          <w:sz w:val="26"/>
+        </w:rPr>
+        <w:t>Ivan Barbashev: 2</w:t>
+      </w:r>
+    </w:p>
+    <w:p>
+      <w:r>
+        <w:t>• 2022: [11, 10, 9]</w:t>
+      </w:r>
+    </w:p>
+    <w:p>
+      <w:r>
+        <w:t>• 2023: [10, 10, 10]</w:t>
+      </w:r>
+    </w:p>
+    <w:p>
+      <w:r>
+        <w:t>• 2024: [16, 8, 6]</w:t>
+      </w:r>
+    </w:p>
+    <w:p>
+      <w:r>
+        <w:t>• 2025: [16, 8, 6]</w:t>
+      </w:r>
+    </w:p>
+    <w:p>
+      <w:r>
+        <w:rPr>
+          <w:sz w:val="26"/>
+        </w:rPr>
+        <w:t>Alexander Holtz: 3</w:t>
+      </w:r>
+    </w:p>
+    <w:p>
+      <w:r>
+        <w:t>• 2022: [9, 4]</w:t>
+      </w:r>
+    </w:p>
+    <w:p>
+      <w:r>
+        <w:t>• 2023: [11, 11, 10]</w:t>
+      </w:r>
+    </w:p>
+    <w:p>
+      <w:r>
+        <w:t>• 2024: [19, 12, 10]</w:t>
+      </w:r>
+    </w:p>
+    <w:p>
+      <w:r>
+        <w:t>• 2025: [7, 6]</w:t>
       </w:r>
     </w:p>
     <w:p>
@@ -20523,150 +20551,6 @@
           <w:color w:val="FF0000"/>
           <w:sz w:val="26"/>
         </w:rPr>
-        <w:t>Ben Hutton: 22</w:t>
-      </w:r>
-    </w:p>
-    <w:p>
-      <w:r>
-        <w:t>• 2022: [9, 4]</w:t>
-      </w:r>
-    </w:p>
-    <w:p>
-      <w:r>
-        <w:t>• 2023: [15]</w:t>
-      </w:r>
-    </w:p>
-    <w:p>
-      <w:r>
-        <w:t>• 2024: []</w:t>
-      </w:r>
-    </w:p>
-    <w:p>
-      <w:r>
-        <w:t>• 2025: [5, 4, 4]</w:t>
-      </w:r>
-    </w:p>
-    <w:p>
-      <w:r>
-        <w:rPr>
-          <w:b/>
-          <w:color w:val="FF0000"/>
-          <w:sz w:val="26"/>
-        </w:rPr>
-        <w:t>Shea Theodore: 4</w:t>
-      </w:r>
-    </w:p>
-    <w:p>
-      <w:r>
-        <w:t>• 2022: [13, 8, 6]</w:t>
-      </w:r>
-    </w:p>
-    <w:p>
-      <w:r>
-        <w:t>• 2023: [19, 8, 3]</w:t>
-      </w:r>
-    </w:p>
-    <w:p>
-      <w:r>
-        <w:t>• 2024: [23, 13, 5]</w:t>
-      </w:r>
-    </w:p>
-    <w:p>
-      <w:r>
-        <w:t>• 2025: [21, 5, 4]</w:t>
-      </w:r>
-    </w:p>
-    <w:p>
-      <w:r>
-        <w:rPr>
-          <w:sz w:val="26"/>
-        </w:rPr>
-        <w:t>Dylan Coghlan: 27</w:t>
-      </w:r>
-    </w:p>
-    <w:p>
-      <w:r>
-        <w:t>• 2022: []</w:t>
-      </w:r>
-    </w:p>
-    <w:p>
-      <w:r>
-        <w:t>• 2023: []</w:t>
-      </w:r>
-    </w:p>
-    <w:p>
-      <w:r>
-        <w:t>• 2024: []</w:t>
-      </w:r>
-    </w:p>
-    <w:p>
-      <w:r>
-        <w:t>• 2025: []</w:t>
-      </w:r>
-    </w:p>
-    <w:p>
-      <w:r>
-        <w:rPr>
-          <w:sz w:val="26"/>
-        </w:rPr>
-        <w:t>Ivan Barbashev: 1</w:t>
-      </w:r>
-    </w:p>
-    <w:p>
-      <w:r>
-        <w:t>• 2022: [11, 10, 9]</w:t>
-      </w:r>
-    </w:p>
-    <w:p>
-      <w:r>
-        <w:t>• 2023: [10, 10, 10]</w:t>
-      </w:r>
-    </w:p>
-    <w:p>
-      <w:r>
-        <w:t>• 2024: [16, 8, 6]</w:t>
-      </w:r>
-    </w:p>
-    <w:p>
-      <w:r>
-        <w:t>• 2025: [16, 8, 6]</w:t>
-      </w:r>
-    </w:p>
-    <w:p>
-      <w:r>
-        <w:rPr>
-          <w:sz w:val="26"/>
-        </w:rPr>
-        <w:t>Alexander Holtz: 3</w:t>
-      </w:r>
-    </w:p>
-    <w:p>
-      <w:r>
-        <w:t>• 2022: [9, 4]</w:t>
-      </w:r>
-    </w:p>
-    <w:p>
-      <w:r>
-        <w:t>• 2023: [11, 11, 10]</w:t>
-      </w:r>
-    </w:p>
-    <w:p>
-      <w:r>
-        <w:t>• 2024: [19, 12, 10]</w:t>
-      </w:r>
-    </w:p>
-    <w:p>
-      <w:r>
-        <w:t>• 2025: [7, 6]</w:t>
-      </w:r>
-    </w:p>
-    <w:p>
-      <w:r>
-        <w:rPr>
-          <w:b/>
-          <w:color w:val="FF0000"/>
-          <w:sz w:val="26"/>
-        </w:rPr>
         <w:t>Brandon Saad: 6</w:t>
       </w:r>
     </w:p>
@@ -20695,7 +20579,7 @@
         <w:rPr>
           <w:sz w:val="26"/>
         </w:rPr>
-        <w:t>Kaedan Korczak: 39</w:t>
+        <w:t>Kaedan Korczak: 40</w:t>
       </w:r>
     </w:p>
     <w:p>

--- a/reports/game_without_goal.docx
+++ b/reports/game_without_goal.docx
@@ -51,59 +51,59 @@
     <w:p>
       <w:r>
         <w:rPr>
+          <w:sz w:val="26"/>
+        </w:rPr>
+        <w:t>Mikael Granlund: 3</w:t>
+      </w:r>
+    </w:p>
+    <w:p>
+      <w:r>
+        <w:t>• 2022: [22, 10, 6]</w:t>
+      </w:r>
+    </w:p>
+    <w:p>
+      <w:r>
+        <w:t>• 2023: [6, 6, 6]</w:t>
+      </w:r>
+    </w:p>
+    <w:p>
+      <w:r>
+        <w:t>• 2024: [13, 12, 6]</w:t>
+      </w:r>
+    </w:p>
+    <w:p>
+      <w:r>
+        <w:t>• 2025: [9, 6, 6]</w:t>
+      </w:r>
+    </w:p>
+    <w:p>
+      <w:r>
+        <w:rPr>
           <w:b/>
           <w:color w:val="FF0000"/>
           <w:sz w:val="26"/>
         </w:rPr>
-        <w:t>Alex Killorn: 3</w:t>
-      </w:r>
-    </w:p>
-    <w:p>
-      <w:r>
-        <w:t>• 2022: [16, 7, 3]</w:t>
-      </w:r>
-    </w:p>
-    <w:p>
-      <w:r>
-        <w:t>• 2023: [12, 5, 3]</w:t>
-      </w:r>
-    </w:p>
-    <w:p>
-      <w:r>
-        <w:t>• 2024: [8, 8, 7]</w:t>
-      </w:r>
-    </w:p>
-    <w:p>
-      <w:r>
-        <w:t>• 2025: [26, 12, 6]</w:t>
-      </w:r>
-    </w:p>
-    <w:p>
-      <w:r>
-        <w:rPr>
-          <w:sz w:val="26"/>
-        </w:rPr>
-        <w:t>Mikael Granlund: 2</w:t>
-      </w:r>
-    </w:p>
-    <w:p>
-      <w:r>
-        <w:t>• 2022: [22, 10, 6]</w:t>
-      </w:r>
-    </w:p>
-    <w:p>
-      <w:r>
-        <w:t>• 2023: [6, 6, 6]</w:t>
-      </w:r>
-    </w:p>
-    <w:p>
-      <w:r>
-        <w:t>• 2024: [13, 12, 6]</w:t>
-      </w:r>
-    </w:p>
-    <w:p>
-      <w:r>
-        <w:t>• 2025: [9, 6, 6]</w:t>
+        <w:t>Sam Colangelo: 5</w:t>
+      </w:r>
+    </w:p>
+    <w:p>
+      <w:r>
+        <w:t>• 2022: []</w:t>
+      </w:r>
+    </w:p>
+    <w:p>
+      <w:r>
+        <w:t>• 2023: []</w:t>
+      </w:r>
+    </w:p>
+    <w:p>
+      <w:r>
+        <w:t>• 2024: [5, 5, 4]</w:t>
+      </w:r>
+    </w:p>
+    <w:p>
+      <w:r>
+        <w:t>• 2025: []</w:t>
       </w:r>
     </w:p>
     <w:p>
@@ -113,55 +113,55 @@
           <w:color w:val="FF0000"/>
           <w:sz w:val="26"/>
         </w:rPr>
-        <w:t>Sam Colangelo: 5</w:t>
-      </w:r>
-    </w:p>
-    <w:p>
-      <w:r>
-        <w:t>• 2022: []</w:t>
-      </w:r>
-    </w:p>
-    <w:p>
-      <w:r>
-        <w:t>• 2023: []</w:t>
-      </w:r>
-    </w:p>
-    <w:p>
-      <w:r>
-        <w:t>• 2024: [5, 5, 4]</w:t>
-      </w:r>
-    </w:p>
-    <w:p>
-      <w:r>
-        <w:t>• 2025: []</w:t>
-      </w:r>
-    </w:p>
-    <w:p>
-      <w:r>
-        <w:rPr>
-          <w:sz w:val="26"/>
-        </w:rPr>
-        <w:t>Troy Terry: 2</w:t>
-      </w:r>
-    </w:p>
-    <w:p>
-      <w:r>
-        <w:t>• 2022: [16, 5, 4]</w:t>
-      </w:r>
-    </w:p>
-    <w:p>
-      <w:r>
-        <w:t>• 2023: [17, 8, 7]</w:t>
-      </w:r>
-    </w:p>
-    <w:p>
-      <w:r>
-        <w:t>• 2024: [9, 7, 6]</w:t>
-      </w:r>
-    </w:p>
-    <w:p>
-      <w:r>
-        <w:t>• 2025: [8, 7, 6]</w:t>
+        <w:t>Chris Kreider: 5</w:t>
+      </w:r>
+    </w:p>
+    <w:p>
+      <w:r>
+        <w:t>• 2022: [6, 4, 4]</w:t>
+      </w:r>
+    </w:p>
+    <w:p>
+      <w:r>
+        <w:t>• 2023: [7, 5, 5]</w:t>
+      </w:r>
+    </w:p>
+    <w:p>
+      <w:r>
+        <w:t>• 2024: [7, 6, 5]</w:t>
+      </w:r>
+    </w:p>
+    <w:p>
+      <w:r>
+        <w:t>• 2025: [15, 7, 6]</w:t>
+      </w:r>
+    </w:p>
+    <w:p>
+      <w:r>
+        <w:rPr>
+          <w:sz w:val="26"/>
+        </w:rPr>
+        <w:t>Mason McTavish: 4</w:t>
+      </w:r>
+    </w:p>
+    <w:p>
+      <w:r>
+        <w:t>• 2022: [13, 11, 7]</w:t>
+      </w:r>
+    </w:p>
+    <w:p>
+      <w:r>
+        <w:t>• 2023: [14, 11, 6]</w:t>
+      </w:r>
+    </w:p>
+    <w:p>
+      <w:r>
+        <w:t>• 2024: [9, 6, 5]</w:t>
+      </w:r>
+    </w:p>
+    <w:p>
+      <w:r>
+        <w:t>• 2025: [14, 7, 6]</w:t>
       </w:r>
     </w:p>
     <w:p>
@@ -171,55 +171,83 @@
           <w:color w:val="FF0000"/>
           <w:sz w:val="26"/>
         </w:rPr>
-        <w:t>Chris Kreider: 4</w:t>
-      </w:r>
-    </w:p>
-    <w:p>
-      <w:r>
-        <w:t>• 2022: [6, 4, 4]</w:t>
-      </w:r>
-    </w:p>
-    <w:p>
-      <w:r>
-        <w:t>• 2023: [7, 5, 5]</w:t>
-      </w:r>
-    </w:p>
-    <w:p>
-      <w:r>
-        <w:t>• 2024: [7, 6, 5]</w:t>
-      </w:r>
-    </w:p>
-    <w:p>
-      <w:r>
-        <w:t>• 2025: [15, 7, 6]</w:t>
-      </w:r>
-    </w:p>
-    <w:p>
-      <w:r>
-        <w:rPr>
-          <w:sz w:val="26"/>
-        </w:rPr>
-        <w:t>Mason McTavish: 3</w:t>
-      </w:r>
-    </w:p>
-    <w:p>
-      <w:r>
-        <w:t>• 2022: [13, 11, 7]</w:t>
-      </w:r>
-    </w:p>
-    <w:p>
-      <w:r>
-        <w:t>• 2023: [14, 11, 6]</w:t>
-      </w:r>
-    </w:p>
-    <w:p>
-      <w:r>
-        <w:t>• 2024: [9, 6, 5]</w:t>
-      </w:r>
-    </w:p>
-    <w:p>
-      <w:r>
-        <w:t>• 2025: [14, 7, 6]</w:t>
+        <w:t>Olen Zellweger: 17</w:t>
+      </w:r>
+    </w:p>
+    <w:p>
+      <w:r>
+        <w:t>• 2022: []</w:t>
+      </w:r>
+    </w:p>
+    <w:p>
+      <w:r>
+        <w:t>• 2023: [4]</w:t>
+      </w:r>
+    </w:p>
+    <w:p>
+      <w:r>
+        <w:t>• 2024: [26, 10, 4]</w:t>
+      </w:r>
+    </w:p>
+    <w:p>
+      <w:r>
+        <w:t>• 2025: [18, 11, 5]</w:t>
+      </w:r>
+    </w:p>
+    <w:p>
+      <w:r>
+        <w:rPr>
+          <w:sz w:val="26"/>
+        </w:rPr>
+        <w:t>Ross Johnston: 8</w:t>
+      </w:r>
+    </w:p>
+    <w:p>
+      <w:r>
+        <w:t>• 2022: []</w:t>
+      </w:r>
+    </w:p>
+    <w:p>
+      <w:r>
+        <w:t>• 2023: []</w:t>
+      </w:r>
+    </w:p>
+    <w:p>
+      <w:r>
+        <w:t>• 2024: []</w:t>
+      </w:r>
+    </w:p>
+    <w:p>
+      <w:r>
+        <w:t>• 2025: [26, 21]</w:t>
+      </w:r>
+    </w:p>
+    <w:p>
+      <w:r>
+        <w:rPr>
+          <w:sz w:val="26"/>
+        </w:rPr>
+        <w:t>Jeffrey Viel: 25</w:t>
+      </w:r>
+    </w:p>
+    <w:p>
+      <w:r>
+        <w:t>• 2022: []</w:t>
+      </w:r>
+    </w:p>
+    <w:p>
+      <w:r>
+        <w:t>• 2023: []</w:t>
+      </w:r>
+    </w:p>
+    <w:p>
+      <w:r>
+        <w:t>• 2024: []</w:t>
+      </w:r>
+    </w:p>
+    <w:p>
+      <w:r>
+        <w:t>• 2025: [0]</w:t>
       </w:r>
     </w:p>
     <w:p>
@@ -229,7 +257,35 @@
           <w:color w:val="FF0000"/>
           <w:sz w:val="26"/>
         </w:rPr>
-        <w:t>Olen Zellweger: 16</w:t>
+        <w:t>Jacob Trouba: 17</w:t>
+      </w:r>
+    </w:p>
+    <w:p>
+      <w:r>
+        <w:t>• 2022: [12, 9, 5]</w:t>
+      </w:r>
+    </w:p>
+    <w:p>
+      <w:r>
+        <w:t>• 2023: [20, 14]</w:t>
+      </w:r>
+    </w:p>
+    <w:p>
+      <w:r>
+        <w:t>• 2024: []</w:t>
+      </w:r>
+    </w:p>
+    <w:p>
+      <w:r>
+        <w:t>• 2025: [14, 9, 6]</w:t>
+      </w:r>
+    </w:p>
+    <w:p>
+      <w:r>
+        <w:rPr>
+          <w:sz w:val="26"/>
+        </w:rPr>
+        <w:t>Pavel Mintyukov: 8</w:t>
       </w:r>
     </w:p>
     <w:p>
@@ -239,17 +295,45 @@
     </w:p>
     <w:p>
       <w:r>
-        <w:t>• 2023: [4]</w:t>
-      </w:r>
-    </w:p>
-    <w:p>
-      <w:r>
-        <w:t>• 2024: [26, 10, 4]</w:t>
-      </w:r>
-    </w:p>
-    <w:p>
-      <w:r>
-        <w:t>• 2025: [18, 11, 5]</w:t>
+        <w:t>• 2023: [28, 17, 10]</w:t>
+      </w:r>
+    </w:p>
+    <w:p>
+      <w:r>
+        <w:t>• 2024: [23, 13, 10]</w:t>
+      </w:r>
+    </w:p>
+    <w:p>
+      <w:r>
+        <w:t>• 2025: [11, 6, 6]</w:t>
+      </w:r>
+    </w:p>
+    <w:p>
+      <w:r>
+        <w:rPr>
+          <w:sz w:val="26"/>
+        </w:rPr>
+        <w:t>John Carlson: 1</w:t>
+      </w:r>
+    </w:p>
+    <w:p>
+      <w:r>
+        <w:t>• 2022: [10, 5, 3]</w:t>
+      </w:r>
+    </w:p>
+    <w:p>
+      <w:r>
+        <w:t>• 2023: [32, 18, 9]</w:t>
+      </w:r>
+    </w:p>
+    <w:p>
+      <w:r>
+        <w:t>• 2024: [25, 21, 16]</w:t>
+      </w:r>
+    </w:p>
+    <w:p>
+      <w:r>
+        <w:t>• 2025: [13, 9, 6]</w:t>
       </w:r>
     </w:p>
     <w:p>
@@ -259,35 +343,35 @@
           <w:color w:val="FF0000"/>
           <w:sz w:val="26"/>
         </w:rPr>
-        <w:t>Ryan Poehling: 5</w:t>
-      </w:r>
-    </w:p>
-    <w:p>
-      <w:r>
-        <w:t>• 2022: [13, 12, 8]</w:t>
-      </w:r>
-    </w:p>
-    <w:p>
-      <w:r>
-        <w:t>• 2023: [12, 10, 10]</w:t>
-      </w:r>
-    </w:p>
-    <w:p>
-      <w:r>
-        <w:t>• 2024: [12, 11, 5]</w:t>
-      </w:r>
-    </w:p>
-    <w:p>
-      <w:r>
-        <w:t>• 2025: [19, 8, 6]</w:t>
-      </w:r>
-    </w:p>
-    <w:p>
-      <w:r>
-        <w:rPr>
-          <w:sz w:val="26"/>
-        </w:rPr>
-        <w:t>Ross Johnston: 8</w:t>
+        <w:t>Frank Vatrano: 8</w:t>
+      </w:r>
+    </w:p>
+    <w:p>
+      <w:r>
+        <w:t>• 2022: [20, 11, 9]</w:t>
+      </w:r>
+    </w:p>
+    <w:p>
+      <w:r>
+        <w:t>• 2023: [9, 9, 7]</w:t>
+      </w:r>
+    </w:p>
+    <w:p>
+      <w:r>
+        <w:t>• 2024: [13, 8, 7]</w:t>
+      </w:r>
+    </w:p>
+    <w:p>
+      <w:r>
+        <w:t>• 2025: [14, 9, 2]</w:t>
+      </w:r>
+    </w:p>
+    <w:p>
+      <w:r>
+        <w:rPr>
+          <w:sz w:val="26"/>
+        </w:rPr>
+        <w:t>Beckett Sennecke: 2</w:t>
       </w:r>
     </w:p>
     <w:p>
@@ -307,35 +391,7 @@
     </w:p>
     <w:p>
       <w:r>
-        <w:t>• 2025: [26, 21]</w:t>
-      </w:r>
-    </w:p>
-    <w:p>
-      <w:r>
-        <w:rPr>
-          <w:sz w:val="26"/>
-        </w:rPr>
-        <w:t>Jeffrey Viel: 24</w:t>
-      </w:r>
-    </w:p>
-    <w:p>
-      <w:r>
-        <w:t>• 2022: []</w:t>
-      </w:r>
-    </w:p>
-    <w:p>
-      <w:r>
-        <w:t>• 2023: []</w:t>
-      </w:r>
-    </w:p>
-    <w:p>
-      <w:r>
-        <w:t>• 2024: []</w:t>
-      </w:r>
-    </w:p>
-    <w:p>
-      <w:r>
-        <w:t>• 2025: [0]</w:t>
+        <w:t>• 2025: [8, 6, 5]</w:t>
       </w:r>
     </w:p>
     <w:p>
@@ -345,17 +401,45 @@
           <w:color w:val="FF0000"/>
           <w:sz w:val="26"/>
         </w:rPr>
-        <w:t>Jacob Trouba: 16</w:t>
-      </w:r>
-    </w:p>
-    <w:p>
-      <w:r>
-        <w:t>• 2022: [12, 9, 5]</w:t>
-      </w:r>
-    </w:p>
-    <w:p>
-      <w:r>
-        <w:t>• 2023: [20, 14]</w:t>
+        <w:t>Drew Helleson: 48</w:t>
+      </w:r>
+    </w:p>
+    <w:p>
+      <w:r>
+        <w:t>• 2022: []</w:t>
+      </w:r>
+    </w:p>
+    <w:p>
+      <w:r>
+        <w:t>• 2023: []</w:t>
+      </w:r>
+    </w:p>
+    <w:p>
+      <w:r>
+        <w:t>• 2024: [23, 8, 0]</w:t>
+      </w:r>
+    </w:p>
+    <w:p>
+      <w:r>
+        <w:t>• 2025: [3]</w:t>
+      </w:r>
+    </w:p>
+    <w:p>
+      <w:r>
+        <w:rPr>
+          <w:sz w:val="26"/>
+        </w:rPr>
+        <w:t>Tim Washe: 11</w:t>
+      </w:r>
+    </w:p>
+    <w:p>
+      <w:r>
+        <w:t>• 2022: []</w:t>
+      </w:r>
+    </w:p>
+    <w:p>
+      <w:r>
+        <w:t>• 2023: []</w:t>
       </w:r>
     </w:p>
     <w:p>
@@ -365,35 +449,7 @@
     </w:p>
     <w:p>
       <w:r>
-        <w:t>• 2025: [14, 9, 6]</w:t>
-      </w:r>
-    </w:p>
-    <w:p>
-      <w:r>
-        <w:rPr>
-          <w:sz w:val="26"/>
-        </w:rPr>
-        <w:t>Pavel Mintyukov: 8</w:t>
-      </w:r>
-    </w:p>
-    <w:p>
-      <w:r>
-        <w:t>• 2022: []</w:t>
-      </w:r>
-    </w:p>
-    <w:p>
-      <w:r>
-        <w:t>• 2023: [28, 17, 10]</w:t>
-      </w:r>
-    </w:p>
-    <w:p>
-      <w:r>
-        <w:t>• 2024: [23, 13, 10]</w:t>
-      </w:r>
-    </w:p>
-    <w:p>
-      <w:r>
-        <w:t>• 2025: [11, 6, 6]</w:t>
+        <w:t>• 2025: [16]</w:t>
       </w:r>
     </w:p>
     <w:p>
@@ -403,40 +459,12 @@
           <w:color w:val="FF0000"/>
           <w:sz w:val="26"/>
         </w:rPr>
-        <w:t>Frank Vatrano: 7</w:t>
-      </w:r>
-    </w:p>
-    <w:p>
-      <w:r>
-        <w:t>• 2022: [20, 11, 9]</w:t>
-      </w:r>
-    </w:p>
-    <w:p>
-      <w:r>
-        <w:t>• 2023: [9, 9, 7]</w:t>
-      </w:r>
-    </w:p>
-    <w:p>
-      <w:r>
-        <w:t>• 2024: [13, 8, 7]</w:t>
-      </w:r>
-    </w:p>
-    <w:p>
-      <w:r>
-        <w:t>• 2025: [14, 9, 2]</w:t>
-      </w:r>
-    </w:p>
-    <w:p>
-      <w:r>
-        <w:rPr>
-          <w:sz w:val="26"/>
-        </w:rPr>
-        <w:t>Beckett Sennecke: 1</w:t>
-      </w:r>
-    </w:p>
-    <w:p>
-      <w:r>
-        <w:t>• 2022: []</w:t>
+        <w:t>Jansen Harkins: 26</w:t>
+      </w:r>
+    </w:p>
+    <w:p>
+      <w:r>
+        <w:t>• 2022: [10, 0]</w:t>
       </w:r>
     </w:p>
     <w:p>
@@ -446,12 +474,12 @@
     </w:p>
     <w:p>
       <w:r>
-        <w:t>• 2024: []</w:t>
-      </w:r>
-    </w:p>
-    <w:p>
-      <w:r>
-        <w:t>• 2025: [8, 6, 5]</w:t>
+        <w:t>• 2024: [5]</w:t>
+      </w:r>
+    </w:p>
+    <w:p>
+      <w:r>
+        <w:t>• 2025: [7, 6]</w:t>
       </w:r>
     </w:p>
     <w:p>
@@ -461,7 +489,35 @@
           <w:color w:val="FF0000"/>
           <w:sz w:val="26"/>
         </w:rPr>
-        <w:t>Drew Helleson: 47</w:t>
+        <w:t>Radko Gudas: 6</w:t>
+      </w:r>
+    </w:p>
+    <w:p>
+      <w:r>
+        <w:t>• 2022: [9]</w:t>
+      </w:r>
+    </w:p>
+    <w:p>
+      <w:r>
+        <w:t>• 2023: [9, 6, 4]</w:t>
+      </w:r>
+    </w:p>
+    <w:p>
+      <w:r>
+        <w:t>• 2024: []</w:t>
+      </w:r>
+    </w:p>
+    <w:p>
+      <w:r>
+        <w:t>• 2025: [39]</w:t>
+      </w:r>
+    </w:p>
+    <w:p>
+      <w:r>
+        <w:rPr>
+          <w:sz w:val="26"/>
+        </w:rPr>
+        <w:t>Leo Carlsson: 1</w:t>
       </w:r>
     </w:p>
     <w:p>
@@ -471,132 +527,44 @@
     </w:p>
     <w:p>
       <w:r>
+        <w:t>• 2023: [22, 9, 6]</w:t>
+      </w:r>
+    </w:p>
+    <w:p>
+      <w:r>
+        <w:t>• 2024: [9, 7, 7]</w:t>
+      </w:r>
+    </w:p>
+    <w:p>
+      <w:r>
+        <w:t>• 2025: [12, 6, 5]</w:t>
+      </w:r>
+    </w:p>
+    <w:p>
+      <w:r>
+        <w:rPr>
+          <w:sz w:val="26"/>
+        </w:rPr>
+        <w:t>Ian Moore: 10</w:t>
+      </w:r>
+    </w:p>
+    <w:p>
+      <w:r>
+        <w:t>• 2022: []</w:t>
+      </w:r>
+    </w:p>
+    <w:p>
+      <w:r>
         <w:t>• 2023: []</w:t>
       </w:r>
     </w:p>
     <w:p>
       <w:r>
-        <w:t>• 2024: [23, 8, 0]</w:t>
-      </w:r>
-    </w:p>
-    <w:p>
-      <w:r>
-        <w:t>• 2025: [3]</w:t>
-      </w:r>
-    </w:p>
-    <w:p>
-      <w:r>
-        <w:rPr>
-          <w:sz w:val="26"/>
-        </w:rPr>
-        <w:t>Tim Washe: 10</w:t>
-      </w:r>
-    </w:p>
-    <w:p>
-      <w:r>
-        <w:t>• 2022: []</w:t>
-      </w:r>
-    </w:p>
-    <w:p>
-      <w:r>
-        <w:t>• 2023: []</w:t>
-      </w:r>
-    </w:p>
-    <w:p>
-      <w:r>
         <w:t>• 2024: []</w:t>
       </w:r>
     </w:p>
     <w:p>
       <w:r>
-        <w:t>• 2025: [16]</w:t>
-      </w:r>
-    </w:p>
-    <w:p>
-      <w:r>
-        <w:rPr>
-          <w:b/>
-          <w:color w:val="FF0000"/>
-          <w:sz w:val="26"/>
-        </w:rPr>
-        <w:t>Jansen Harkins: 26</w:t>
-      </w:r>
-    </w:p>
-    <w:p>
-      <w:r>
-        <w:t>• 2022: [10, 0]</w:t>
-      </w:r>
-    </w:p>
-    <w:p>
-      <w:r>
-        <w:t>• 2023: []</w:t>
-      </w:r>
-    </w:p>
-    <w:p>
-      <w:r>
-        <w:t>• 2024: [5]</w:t>
-      </w:r>
-    </w:p>
-    <w:p>
-      <w:r>
-        <w:t>• 2025: [7, 6]</w:t>
-      </w:r>
-    </w:p>
-    <w:p>
-      <w:r>
-        <w:rPr>
-          <w:b/>
-          <w:color w:val="FF0000"/>
-          <w:sz w:val="26"/>
-        </w:rPr>
-        <w:t>Radko Gudas: 6</w:t>
-      </w:r>
-    </w:p>
-    <w:p>
-      <w:r>
-        <w:t>• 2022: [9]</w:t>
-      </w:r>
-    </w:p>
-    <w:p>
-      <w:r>
-        <w:t>• 2023: [9, 6, 4]</w:t>
-      </w:r>
-    </w:p>
-    <w:p>
-      <w:r>
-        <w:t>• 2024: []</w:t>
-      </w:r>
-    </w:p>
-    <w:p>
-      <w:r>
-        <w:t>• 2025: [39]</w:t>
-      </w:r>
-    </w:p>
-    <w:p>
-      <w:r>
-        <w:rPr>
-          <w:sz w:val="26"/>
-        </w:rPr>
-        <w:t>Ian Moore: 9</w:t>
-      </w:r>
-    </w:p>
-    <w:p>
-      <w:r>
-        <w:t>• 2022: []</w:t>
-      </w:r>
-    </w:p>
-    <w:p>
-      <w:r>
-        <w:t>• 2023: []</w:t>
-      </w:r>
-    </w:p>
-    <w:p>
-      <w:r>
-        <w:t>• 2024: []</w:t>
-      </w:r>
-    </w:p>
-    <w:p>
-      <w:r>
         <w:t>• 2025: [27, 7, 6]</w:t>
       </w:r>
     </w:p>
@@ -605,7 +573,7 @@
         <w:rPr>
           <w:sz w:val="26"/>
         </w:rPr>
-        <w:t>Jackson LaCombe: 4</w:t>
+        <w:t>Jackson LaCombe: 5</w:t>
       </w:r>
     </w:p>
     <w:p>
@@ -5013,11 +4981,123 @@
     <w:p>
       <w:r>
         <w:rPr>
+          <w:sz w:val="26"/>
+        </w:rPr>
+        <w:t>Artturi Lehkonen: 1</w:t>
+      </w:r>
+    </w:p>
+    <w:p>
+      <w:r>
+        <w:t>• 2022: [9, 9, 6]</w:t>
+      </w:r>
+    </w:p>
+    <w:p>
+      <w:r>
+        <w:t>• 2023: [9, 5, 3]</w:t>
+      </w:r>
+    </w:p>
+    <w:p>
+      <w:r>
+        <w:t>• 2024: [6, 4, 4]</w:t>
+      </w:r>
+    </w:p>
+    <w:p>
+      <w:r>
+        <w:t>• 2025: [6, 6, 6]</w:t>
+      </w:r>
+    </w:p>
+    <w:p>
+      <w:r>
+        <w:rPr>
+          <w:sz w:val="26"/>
+        </w:rPr>
+        <w:t>Nazem Kadri: 1</w:t>
+      </w:r>
+    </w:p>
+    <w:p>
+      <w:r>
+        <w:t>• 2022: [16, 8, 5]</w:t>
+      </w:r>
+    </w:p>
+    <w:p>
+      <w:r>
+        <w:t>• 2023: [8, 6, 5]</w:t>
+      </w:r>
+    </w:p>
+    <w:p>
+      <w:r>
+        <w:t>• 2024: [7, 5, 5]</w:t>
+      </w:r>
+    </w:p>
+    <w:p>
+      <w:r>
+        <w:t>• 2025: [13, 10, 6]</w:t>
+      </w:r>
+    </w:p>
+    <w:p>
+      <w:r>
+        <w:rPr>
+          <w:sz w:val="26"/>
+        </w:rPr>
+        <w:t>Jack Drury: 1</w:t>
+      </w:r>
+    </w:p>
+    <w:p>
+      <w:r>
+        <w:t>• 2022: [5]</w:t>
+      </w:r>
+    </w:p>
+    <w:p>
+      <w:r>
+        <w:t>• 2023: [5, 5, 3]</w:t>
+      </w:r>
+    </w:p>
+    <w:p>
+      <w:r>
+        <w:t>• 2024: [19, 18, 8]</w:t>
+      </w:r>
+    </w:p>
+    <w:p>
+      <w:r>
+        <w:t>• 2025: [20, 10, 9]</w:t>
+      </w:r>
+    </w:p>
+    <w:p>
+      <w:r>
+        <w:rPr>
+          <w:sz w:val="26"/>
+        </w:rPr>
+        <w:t>Martin Necas: 1</w:t>
+      </w:r>
+    </w:p>
+    <w:p>
+      <w:r>
+        <w:t>• 2022: [8, 6, 6]</w:t>
+      </w:r>
+    </w:p>
+    <w:p>
+      <w:r>
+        <w:t>• 2023: [8, 5, 4]</w:t>
+      </w:r>
+    </w:p>
+    <w:p>
+      <w:r>
+        <w:t>• 2024: [11, 7, 6]</w:t>
+      </w:r>
+    </w:p>
+    <w:p>
+      <w:r>
+        <w:t>• 2025: [7, 6, 6]</w:t>
+      </w:r>
+    </w:p>
+    <w:p>
+      <w:r>
+        <w:rPr>
           <w:b/>
           <w:color w:val="FF0000"/>
           <w:sz w:val="26"/>
         </w:rPr>
-        <w:t>Nick Blankenburg: 10</w:t>
+        <w:t>Nick Blankenburg: 11</w:t>
       </w:r>
     </w:p>
     <w:p>
@@ -5105,7 +5185,7 @@
           <w:color w:val="FF0000"/>
           <w:sz w:val="26"/>
         </w:rPr>
-        <w:t>Joel Kiviranta: 9</w:t>
+        <w:t>Joel Kiviranta: 10</w:t>
       </w:r>
     </w:p>
     <w:p>
@@ -5163,7 +5243,7 @@
           <w:color w:val="FF0000"/>
           <w:sz w:val="26"/>
         </w:rPr>
-        <w:t>Josh Manson: 18</w:t>
+        <w:t>Josh Manson: 19</w:t>
       </w:r>
     </w:p>
     <w:p>
@@ -5191,7 +5271,7 @@
         <w:rPr>
           <w:sz w:val="26"/>
         </w:rPr>
-        <w:t>Brock Nelson: 1</w:t>
+        <w:t>Brock Nelson: 2</w:t>
       </w:r>
     </w:p>
     <w:p>
@@ -5221,7 +5301,7 @@
           <w:color w:val="FF0000"/>
           <w:sz w:val="26"/>
         </w:rPr>
-        <w:t>Brett Kulak: 26</w:t>
+        <w:t>Brett Kulak: 27</w:t>
       </w:r>
     </w:p>
     <w:p>
@@ -5249,7 +5329,7 @@
         <w:rPr>
           <w:sz w:val="26"/>
         </w:rPr>
-        <w:t>Ross Colton: 3</w:t>
+        <w:t>Ross Colton: 4</w:t>
       </w:r>
     </w:p>
     <w:p>
@@ -5279,7 +5359,7 @@
           <w:color w:val="FF0000"/>
           <w:sz w:val="26"/>
         </w:rPr>
-        <w:t>Valeri Nichushkin: 5</w:t>
+        <w:t>Valeri Nichushkin: 6</w:t>
       </w:r>
     </w:p>
     <w:p>
@@ -5339,37 +5419,7 @@
           <w:color w:val="FF0000"/>
           <w:sz w:val="26"/>
         </w:rPr>
-        <w:t>Brent Burns: 7</w:t>
-      </w:r>
-    </w:p>
-    <w:p>
-      <w:r>
-        <w:t>• 2022: [13, 13, 9]</w:t>
-      </w:r>
-    </w:p>
-    <w:p>
-      <w:r>
-        <w:t>• 2023: [16, 15, 8]</w:t>
-      </w:r>
-    </w:p>
-    <w:p>
-      <w:r>
-        <w:t>• 2024: [24, 11, 6]</w:t>
-      </w:r>
-    </w:p>
-    <w:p>
-      <w:r>
-        <w:t>• 2025: [12, 8, 8]</w:t>
-      </w:r>
-    </w:p>
-    <w:p>
-      <w:r>
-        <w:rPr>
-          <w:b/>
-          <w:color w:val="FF0000"/>
-          <w:sz w:val="26"/>
-        </w:rPr>
-        <w:t>Devon Toews: 14</w:t>
+        <w:t>Devon Toews: 15</w:t>
       </w:r>
     </w:p>
     <w:p>
@@ -7963,7 +8013,7 @@
         <w:rPr>
           <w:sz w:val="26"/>
         </w:rPr>
-        <w:t>Eetu Luostarinen: 3</w:t>
+        <w:t>Eetu Luostarinen: 4</w:t>
       </w:r>
     </w:p>
     <w:p>
@@ -8117,7 +8167,7 @@
         <w:rPr>
           <w:sz w:val="26"/>
         </w:rPr>
-        <w:t>Scott Laughton: 1</w:t>
+        <w:t>Scott Laughton: 2</w:t>
       </w:r>
     </w:p>
     <w:p>
@@ -8145,35 +8195,7 @@
         <w:rPr>
           <w:sz w:val="26"/>
         </w:rPr>
-        <w:t>Trevor Moore: 1</w:t>
-      </w:r>
-    </w:p>
-    <w:p>
-      <w:r>
-        <w:t>• 2022: [18, 8, 4]</w:t>
-      </w:r>
-    </w:p>
-    <w:p>
-      <w:r>
-        <w:t>• 2023: [12, 5, 5]</w:t>
-      </w:r>
-    </w:p>
-    <w:p>
-      <w:r>
-        <w:t>• 2024: [14, 13, 6]</w:t>
-      </w:r>
-    </w:p>
-    <w:p>
-      <w:r>
-        <w:t>• 2025: [16, 9, 7]</w:t>
-      </w:r>
-    </w:p>
-    <w:p>
-      <w:r>
-        <w:rPr>
-          <w:sz w:val="26"/>
-        </w:rPr>
-        <w:t>Artemi Panarin: 1</w:t>
+        <w:t>Artemi Panarin: 2</w:t>
       </w:r>
     </w:p>
     <w:p>
@@ -8231,7 +8253,7 @@
           <w:color w:val="FF0000"/>
           <w:sz w:val="26"/>
         </w:rPr>
-        <w:t>Joel Edmundson: 49</w:t>
+        <w:t>Joel Edmundson: 50</w:t>
       </w:r>
     </w:p>
     <w:p>
@@ -8261,7 +8283,7 @@
           <w:color w:val="FF0000"/>
           <w:sz w:val="26"/>
         </w:rPr>
-        <w:t>Drew Doughty: 6</w:t>
+        <w:t>Drew Doughty: 7</w:t>
       </w:r>
     </w:p>
     <w:p>
@@ -8319,7 +8341,7 @@
         <w:rPr>
           <w:sz w:val="26"/>
         </w:rPr>
-        <w:t>Taylor Ward: 3</w:t>
+        <w:t>Taylor Ward: 4</w:t>
       </w:r>
     </w:p>
     <w:p>
@@ -8340,6 +8362,34 @@
     <w:p>
       <w:r>
         <w:t>• 2025: [14, 0]</w:t>
+      </w:r>
+    </w:p>
+    <w:p>
+      <w:r>
+        <w:rPr>
+          <w:sz w:val="26"/>
+        </w:rPr>
+        <w:t>Anze Kopitar: 1</w:t>
+      </w:r>
+    </w:p>
+    <w:p>
+      <w:r>
+        <w:t>• 2022: [9, 9, 6]</w:t>
+      </w:r>
+    </w:p>
+    <w:p>
+      <w:r>
+        <w:t>• 2023: [12, 7, 6]</w:t>
+      </w:r>
+    </w:p>
+    <w:p>
+      <w:r>
+        <w:t>• 2024: [15, 9, 8]</w:t>
+      </w:r>
+    </w:p>
+    <w:p>
+      <w:r>
+        <w:t>• 2025: [21, 4, 3]</w:t>
       </w:r>
     </w:p>
     <w:p>
@@ -8349,7 +8399,7 @@
           <w:color w:val="FF0000"/>
           <w:sz w:val="26"/>
         </w:rPr>
-        <w:t>Cody Ceci: 65</w:t>
+        <w:t>Cody Ceci: 66</w:t>
       </w:r>
     </w:p>
     <w:p>
@@ -8379,7 +8429,7 @@
           <w:color w:val="FF0000"/>
           <w:sz w:val="26"/>
         </w:rPr>
-        <w:t>Mikey Anderson: 6</w:t>
+        <w:t>Mikey Anderson: 7</w:t>
       </w:r>
     </w:p>
     <w:p>
@@ -8409,7 +8459,7 @@
           <w:color w:val="FF0000"/>
           <w:sz w:val="26"/>
         </w:rPr>
-        <w:t>Brandt Clarke: 13</w:t>
+        <w:t>Brandt Clarke: 14</w:t>
       </w:r>
     </w:p>
     <w:p>
@@ -8439,7 +8489,7 @@
           <w:color w:val="FF0000"/>
           <w:sz w:val="26"/>
         </w:rPr>
-        <w:t>Mathieu Joseph: 31</w:t>
+        <w:t>Mathieu Joseph: 32</w:t>
       </w:r>
     </w:p>
     <w:p>
@@ -8469,7 +8519,7 @@
           <w:color w:val="FF0000"/>
           <w:sz w:val="26"/>
         </w:rPr>
-        <w:t>Alex Turcotte: 20</w:t>
+        <w:t>Alex Turcotte: 21</w:t>
       </w:r>
     </w:p>
     <w:p>
@@ -8499,7 +8549,7 @@
           <w:color w:val="FF0000"/>
           <w:sz w:val="26"/>
         </w:rPr>
-        <w:t>Joel Armia: 16</w:t>
+        <w:t>Joel Armia: 17</w:t>
       </w:r>
     </w:p>
     <w:p>
@@ -8555,7 +8605,7 @@
         <w:rPr>
           <w:sz w:val="26"/>
         </w:rPr>
-        <w:t>Alex Laferriere: 3</w:t>
+        <w:t>Alex Laferriere: 4</w:t>
       </w:r>
     </w:p>
     <w:p>
@@ -8576,34 +8626,6 @@
     <w:p>
       <w:r>
         <w:t>• 2025: [8, 6, 5]</w:t>
-      </w:r>
-    </w:p>
-    <w:p>
-      <w:r>
-        <w:rPr>
-          <w:sz w:val="26"/>
-        </w:rPr>
-        <w:t>Quinton Byfield: 1</w:t>
-      </w:r>
-    </w:p>
-    <w:p>
-      <w:r>
-        <w:t>• 2022: [19, 2]</w:t>
-      </w:r>
-    </w:p>
-    <w:p>
-      <w:r>
-        <w:t>• 2023: [19, 8, 8]</w:t>
-      </w:r>
-    </w:p>
-    <w:p>
-      <w:r>
-        <w:t>• 2024: [12, 8, 8]</w:t>
-      </w:r>
-    </w:p>
-    <w:p>
-      <w:r>
-        <w:t>• 2025: [17, 12, 8]</w:t>
       </w:r>
     </w:p>
     <w:p>
@@ -8613,7 +8635,37 @@
           <w:color w:val="FF0000"/>
           <w:sz w:val="26"/>
         </w:rPr>
-        <w:t>Brian Dumoulin: 10</w:t>
+        <w:t>Quinton Byfield: 2</w:t>
+      </w:r>
+    </w:p>
+    <w:p>
+      <w:r>
+        <w:t>• 2022: [19, 2]</w:t>
+      </w:r>
+    </w:p>
+    <w:p>
+      <w:r>
+        <w:t>• 2023: [19, 8, 8]</w:t>
+      </w:r>
+    </w:p>
+    <w:p>
+      <w:r>
+        <w:t>• 2024: [12, 8, 8]</w:t>
+      </w:r>
+    </w:p>
+    <w:p>
+      <w:r>
+        <w:t>• 2025: [17, 12, 8]</w:t>
+      </w:r>
+    </w:p>
+    <w:p>
+      <w:r>
+        <w:rPr>
+          <w:b/>
+          <w:color w:val="FF0000"/>
+          <w:sz w:val="26"/>
+        </w:rPr>
+        <w:t>Brian Dumoulin: 11</w:t>
       </w:r>
     </w:p>
     <w:p>
@@ -9585,36 +9637,6 @@
           <w:color w:val="FF0000"/>
           <w:sz w:val="26"/>
         </w:rPr>
-        <w:t>Mike Matheson: 14</w:t>
-      </w:r>
-    </w:p>
-    <w:p>
-      <w:r>
-        <w:t>• 2022: [16, 4, 3]</w:t>
-      </w:r>
-    </w:p>
-    <w:p>
-      <w:r>
-        <w:t>• 2023: [14, 11, 10]</w:t>
-      </w:r>
-    </w:p>
-    <w:p>
-      <w:r>
-        <w:t>• 2024: [19, 10, 6]</w:t>
-      </w:r>
-    </w:p>
-    <w:p>
-      <w:r>
-        <w:t>• 2025: [22, 12, 9]</w:t>
-      </w:r>
-    </w:p>
-    <w:p>
-      <w:r>
-        <w:rPr>
-          <w:b/>
-          <w:color w:val="FF0000"/>
-          <w:sz w:val="26"/>
-        </w:rPr>
         <w:t>Zachary Bolduc: 3</w:t>
       </w:r>
     </w:p>
@@ -15771,7 +15793,7 @@
           <w:color w:val="FF0000"/>
           <w:sz w:val="26"/>
         </w:rPr>
-        <w:t>Mario Ferraro: 7</w:t>
+        <w:t>Mario Ferraro: 8</w:t>
       </w:r>
     </w:p>
     <w:p>
@@ -15801,7 +15823,7 @@
           <w:color w:val="FF0000"/>
           <w:sz w:val="26"/>
         </w:rPr>
-        <w:t>Kiefer Sherwood: 6</w:t>
+        <w:t>Kiefer Sherwood: 7</w:t>
       </w:r>
     </w:p>
     <w:p>
@@ -15829,7 +15851,7 @@
         <w:rPr>
           <w:sz w:val="26"/>
         </w:rPr>
-        <w:t>Vincent Desharnais: 23</w:t>
+        <w:t>Vincent Desharnais: 24</w:t>
       </w:r>
     </w:p>
     <w:p>
@@ -15857,7 +15879,7 @@
         <w:rPr>
           <w:sz w:val="26"/>
         </w:rPr>
-        <w:t>Shakir Mukhamadullin: 14</w:t>
+        <w:t>Shakir Mukhamadullin: 15</w:t>
       </w:r>
     </w:p>
     <w:p>
@@ -16003,7 +16025,7 @@
           <w:color w:val="FF0000"/>
           <w:sz w:val="26"/>
         </w:rPr>
-        <w:t>Ty Dellandrea: 21</w:t>
+        <w:t>Ty Dellandrea: 22</w:t>
       </w:r>
     </w:p>
     <w:p>
@@ -16052,6 +16074,34 @@
     <w:p>
       <w:r>
         <w:t>• 2025: []</w:t>
+      </w:r>
+    </w:p>
+    <w:p>
+      <w:r>
+        <w:rPr>
+          <w:sz w:val="26"/>
+        </w:rPr>
+        <w:t>Adam Gaudette: 1</w:t>
+      </w:r>
+    </w:p>
+    <w:p>
+      <w:r>
+        <w:t>• 2022: []</w:t>
+      </w:r>
+    </w:p>
+    <w:p>
+      <w:r>
+        <w:t>• 2023: []</w:t>
+      </w:r>
+    </w:p>
+    <w:p>
+      <w:r>
+        <w:t>• 2024: [23, 15, 7]</w:t>
+      </w:r>
+    </w:p>
+    <w:p>
+      <w:r>
+        <w:t>• 2025: [9, 7, 5]</w:t>
       </w:r>
     </w:p>
     <w:p>
@@ -16089,7 +16139,7 @@
           <w:color w:val="FF0000"/>
           <w:sz w:val="26"/>
         </w:rPr>
-        <w:t>Barclay Goodrow: 15</w:t>
+        <w:t>Barclay Goodrow: 16</w:t>
       </w:r>
     </w:p>
     <w:p>
@@ -16175,7 +16225,7 @@
         <w:rPr>
           <w:sz w:val="26"/>
         </w:rPr>
-        <w:t>Sam Dickinson: 52</w:t>
+        <w:t>Sam Dickinson: 53</w:t>
       </w:r>
     </w:p>
     <w:p>
@@ -16196,34 +16246,6 @@
     <w:p>
       <w:r>
         <w:t>• 2025: []</w:t>
-      </w:r>
-    </w:p>
-    <w:p>
-      <w:r>
-        <w:rPr>
-          <w:sz w:val="26"/>
-        </w:rPr>
-        <w:t>Will Smith: 3</w:t>
-      </w:r>
-    </w:p>
-    <w:p>
-      <w:r>
-        <w:t>• 2022: []</w:t>
-      </w:r>
-    </w:p>
-    <w:p>
-      <w:r>
-        <w:t>• 2023: []</w:t>
-      </w:r>
-    </w:p>
-    <w:p>
-      <w:r>
-        <w:t>• 2024: [10, 10, 8]</w:t>
-      </w:r>
-    </w:p>
-    <w:p>
-      <w:r>
-        <w:t>• 2025: [9, 7, 6]</w:t>
       </w:r>
     </w:p>
     <w:p>
@@ -16233,7 +16255,7 @@
           <w:color w:val="FF0000"/>
           <w:sz w:val="26"/>
         </w:rPr>
-        <w:t>Collin Graf: 7</w:t>
+        <w:t>Collin Graf: 8</w:t>
       </w:r>
     </w:p>
     <w:p>
@@ -16261,7 +16283,7 @@
         <w:rPr>
           <w:sz w:val="26"/>
         </w:rPr>
-        <w:t>Zack Ostapchuk: 25</w:t>
+        <w:t>Zack Ostapchuk: 26</w:t>
       </w:r>
     </w:p>
     <w:p>
@@ -16289,7 +16311,7 @@
         <w:rPr>
           <w:sz w:val="26"/>
         </w:rPr>
-        <w:t>Michael Misa: 7</w:t>
+        <w:t>Michael Misa: 8</w:t>
       </w:r>
     </w:p>
     <w:p>
@@ -16319,7 +16341,7 @@
           <w:color w:val="FF0000"/>
           <w:sz w:val="26"/>
         </w:rPr>
-        <w:t>Tyler Toffoli: 5</w:t>
+        <w:t>Tyler Toffoli: 6</w:t>
       </w:r>
     </w:p>
     <w:p>
@@ -16349,7 +16371,7 @@
           <w:color w:val="FF0000"/>
           <w:sz w:val="26"/>
         </w:rPr>
-        <w:t>William Eklund: 9</w:t>
+        <w:t>William Eklund: 10</w:t>
       </w:r>
     </w:p>
     <w:p>
@@ -16379,7 +16401,7 @@
           <w:color w:val="FF0000"/>
           <w:sz w:val="26"/>
         </w:rPr>
-        <w:t>Dmitry Orlov: 4</w:t>
+        <w:t>Dmitry Orlov: 5</w:t>
       </w:r>
     </w:p>
     <w:p>
@@ -16409,7 +16431,7 @@
           <w:color w:val="FF0000"/>
           <w:sz w:val="26"/>
         </w:rPr>
-        <w:t>Nick Leddy: 26</w:t>
+        <w:t>Nick Leddy: 27</w:t>
       </w:r>
     </w:p>
     <w:p>
@@ -16443,87 +16465,143 @@
     <w:p>
       <w:r>
         <w:rPr>
+          <w:sz w:val="26"/>
+        </w:rPr>
+        <w:t>Cam Fowler: 1</w:t>
+      </w:r>
+    </w:p>
+    <w:p>
+      <w:r>
+        <w:t>• 2022: [16, 13, 6]</w:t>
+      </w:r>
+    </w:p>
+    <w:p>
+      <w:r>
+        <w:t>• 2023: [35, 21, 12]</w:t>
+      </w:r>
+    </w:p>
+    <w:p>
+      <w:r>
+        <w:t>• 2024: [13, 7, 6]</w:t>
+      </w:r>
+    </w:p>
+    <w:p>
+      <w:r>
+        <w:t>• 2025: [41, 6]</w:t>
+      </w:r>
+    </w:p>
+    <w:p>
+      <w:r>
+        <w:rPr>
+          <w:sz w:val="26"/>
+        </w:rPr>
+        <w:t>Hugh McGing: 2</w:t>
+      </w:r>
+    </w:p>
+    <w:p>
+      <w:r>
+        <w:t>• 2022: []</w:t>
+      </w:r>
+    </w:p>
+    <w:p>
+      <w:r>
+        <w:t>• 2023: []</w:t>
+      </w:r>
+    </w:p>
+    <w:p>
+      <w:r>
+        <w:t>• 2024: []</w:t>
+      </w:r>
+    </w:p>
+    <w:p>
+      <w:r>
+        <w:t>• 2025: []</w:t>
+      </w:r>
+    </w:p>
+    <w:p>
+      <w:r>
+        <w:rPr>
+          <w:sz w:val="26"/>
+        </w:rPr>
+        <w:t>Aleksanteri Kaskimaki: 5</w:t>
+      </w:r>
+    </w:p>
+    <w:p>
+      <w:r>
+        <w:t>• 2022: []</w:t>
+      </w:r>
+    </w:p>
+    <w:p>
+      <w:r>
+        <w:t>• 2023: []</w:t>
+      </w:r>
+    </w:p>
+    <w:p>
+      <w:r>
+        <w:t>• 2024: []</w:t>
+      </w:r>
+    </w:p>
+    <w:p>
+      <w:r>
+        <w:t>• 2025: []</w:t>
+      </w:r>
+    </w:p>
+    <w:p>
+      <w:r>
+        <w:rPr>
           <w:b/>
           <w:color w:val="FF0000"/>
           <w:sz w:val="26"/>
         </w:rPr>
-        <w:t>Robert Thomas: 6</w:t>
-      </w:r>
-    </w:p>
-    <w:p>
-      <w:r>
-        <w:t>• 2022: [8, 7, 7]</w:t>
-      </w:r>
-    </w:p>
-    <w:p>
-      <w:r>
-        <w:t>• 2023: [9, 9, 6]</w:t>
-      </w:r>
-    </w:p>
-    <w:p>
-      <w:r>
-        <w:t>• 2024: [8, 7, 6]</w:t>
-      </w:r>
-    </w:p>
-    <w:p>
-      <w:r>
-        <w:t>• 2025: [6, 6, 5]</w:t>
-      </w:r>
-    </w:p>
-    <w:p>
-      <w:r>
-        <w:rPr>
-          <w:sz w:val="26"/>
-        </w:rPr>
-        <w:t>Hugh McGing: 2</w:t>
-      </w:r>
-    </w:p>
-    <w:p>
-      <w:r>
-        <w:t>• 2022: []</w:t>
-      </w:r>
-    </w:p>
-    <w:p>
-      <w:r>
-        <w:t>• 2023: []</w:t>
-      </w:r>
-    </w:p>
-    <w:p>
-      <w:r>
-        <w:t>• 2024: []</w:t>
-      </w:r>
-    </w:p>
-    <w:p>
-      <w:r>
-        <w:t>• 2025: []</w:t>
-      </w:r>
-    </w:p>
-    <w:p>
-      <w:r>
-        <w:rPr>
-          <w:sz w:val="26"/>
-        </w:rPr>
-        <w:t>Aleksanteri Kaskimaki: 5</w:t>
-      </w:r>
-    </w:p>
-    <w:p>
-      <w:r>
-        <w:t>• 2022: []</w:t>
-      </w:r>
-    </w:p>
-    <w:p>
-      <w:r>
-        <w:t>• 2023: []</w:t>
-      </w:r>
-    </w:p>
-    <w:p>
-      <w:r>
-        <w:t>• 2024: []</w:t>
-      </w:r>
-    </w:p>
-    <w:p>
-      <w:r>
-        <w:t>• 2025: []</w:t>
+        <w:t>Jake Neighbours: 18</w:t>
+      </w:r>
+    </w:p>
+    <w:p>
+      <w:r>
+        <w:t>• 2022: [17, 8, 5]</w:t>
+      </w:r>
+    </w:p>
+    <w:p>
+      <w:r>
+        <w:t>• 2023: [7, 6, 6]</w:t>
+      </w:r>
+    </w:p>
+    <w:p>
+      <w:r>
+        <w:t>• 2024: [11, 10, 9]</w:t>
+      </w:r>
+    </w:p>
+    <w:p>
+      <w:r>
+        <w:t>• 2025: [8, 8, 7]</w:t>
+      </w:r>
+    </w:p>
+    <w:p>
+      <w:r>
+        <w:rPr>
+          <w:sz w:val="26"/>
+        </w:rPr>
+        <w:t>Pavel Buchnevich: 1</w:t>
+      </w:r>
+    </w:p>
+    <w:p>
+      <w:r>
+        <w:t>• 2022: [9, 5, 5]</w:t>
+      </w:r>
+    </w:p>
+    <w:p>
+      <w:r>
+        <w:t>• 2023: [13, 7, 7]</w:t>
+      </w:r>
+    </w:p>
+    <w:p>
+      <w:r>
+        <w:t>• 2024: [13, 8, 7]</w:t>
+      </w:r>
+    </w:p>
+    <w:p>
+      <w:r>
+        <w:t>• 2025: [16, 8, 5]</w:t>
       </w:r>
     </w:p>
     <w:p>
@@ -16533,27 +16611,27 @@
           <w:color w:val="FF0000"/>
           <w:sz w:val="26"/>
         </w:rPr>
-        <w:t>Jake Neighbours: 17</w:t>
-      </w:r>
-    </w:p>
-    <w:p>
-      <w:r>
-        <w:t>• 2022: [17, 8, 5]</w:t>
-      </w:r>
-    </w:p>
-    <w:p>
-      <w:r>
-        <w:t>• 2023: [7, 6, 6]</w:t>
-      </w:r>
-    </w:p>
-    <w:p>
-      <w:r>
-        <w:t>• 2024: [11, 10, 9]</w:t>
-      </w:r>
-    </w:p>
-    <w:p>
-      <w:r>
-        <w:t>• 2025: [8, 8, 7]</w:t>
+        <w:t>Jonatan Berggren: 11</w:t>
+      </w:r>
+    </w:p>
+    <w:p>
+      <w:r>
+        <w:t>• 2022: [11, 7, 6]</w:t>
+      </w:r>
+    </w:p>
+    <w:p>
+      <w:r>
+        <w:t>• 2023: [0]</w:t>
+      </w:r>
+    </w:p>
+    <w:p>
+      <w:r>
+        <w:t>• 2024: [12, 10, 7]</w:t>
+      </w:r>
+    </w:p>
+    <w:p>
+      <w:r>
+        <w:t>• 2025: [11, 9, 4]</w:t>
       </w:r>
     </w:p>
     <w:p>
@@ -16563,27 +16641,27 @@
           <w:color w:val="FF0000"/>
           <w:sz w:val="26"/>
         </w:rPr>
-        <w:t>Jonatan Berggren: 10</w:t>
-      </w:r>
-    </w:p>
-    <w:p>
-      <w:r>
-        <w:t>• 2022: [11, 7, 6]</w:t>
-      </w:r>
-    </w:p>
-    <w:p>
-      <w:r>
-        <w:t>• 2023: [0]</w:t>
-      </w:r>
-    </w:p>
-    <w:p>
-      <w:r>
-        <w:t>• 2024: [12, 10, 7]</w:t>
-      </w:r>
-    </w:p>
-    <w:p>
-      <w:r>
-        <w:t>• 2025: [11, 9, 4]</w:t>
+        <w:t>Nathan Walker: 16</w:t>
+      </w:r>
+    </w:p>
+    <w:p>
+      <w:r>
+        <w:t>• 2022: [23]</w:t>
+      </w:r>
+    </w:p>
+    <w:p>
+      <w:r>
+        <w:t>• 2023: [13, 11, 7]</w:t>
+      </w:r>
+    </w:p>
+    <w:p>
+      <w:r>
+        <w:t>• 2024: [15, 8, 8]</w:t>
+      </w:r>
+    </w:p>
+    <w:p>
+      <w:r>
+        <w:t>• 2025: [8, 6, 2]</w:t>
       </w:r>
     </w:p>
     <w:p>
@@ -16593,35 +16671,7 @@
           <w:color w:val="FF0000"/>
           <w:sz w:val="26"/>
         </w:rPr>
-        <w:t>Nathan Walker: 16</w:t>
-      </w:r>
-    </w:p>
-    <w:p>
-      <w:r>
-        <w:t>• 2022: [23]</w:t>
-      </w:r>
-    </w:p>
-    <w:p>
-      <w:r>
-        <w:t>• 2023: [13, 11, 7]</w:t>
-      </w:r>
-    </w:p>
-    <w:p>
-      <w:r>
-        <w:t>• 2024: [15, 8, 8]</w:t>
-      </w:r>
-    </w:p>
-    <w:p>
-      <w:r>
-        <w:t>• 2025: [8, 6, 2]</w:t>
-      </w:r>
-    </w:p>
-    <w:p>
-      <w:r>
-        <w:rPr>
-          <w:sz w:val="26"/>
-        </w:rPr>
-        <w:t>Jordan Kyrou: 3</w:t>
+        <w:t>Jordan Kyrou: 4</w:t>
       </w:r>
     </w:p>
     <w:p>
@@ -16679,7 +16729,7 @@
           <w:color w:val="FF0000"/>
           <w:sz w:val="26"/>
         </w:rPr>
-        <w:t>Colton Parayko: 12</w:t>
+        <w:t>Colton Parayko: 13</w:t>
       </w:r>
     </w:p>
     <w:p>
@@ -16707,7 +16757,7 @@
         <w:rPr>
           <w:sz w:val="26"/>
         </w:rPr>
-        <w:t>Jack Finley: 26</w:t>
+        <w:t>Jack Finley: 27</w:t>
       </w:r>
     </w:p>
     <w:p>
@@ -16728,90 +16778,6 @@
     <w:p>
       <w:r>
         <w:t>• 2025: [5]</w:t>
-      </w:r>
-    </w:p>
-    <w:p>
-      <w:r>
-        <w:rPr>
-          <w:sz w:val="26"/>
-        </w:rPr>
-        <w:t>Dylan Holloway: 1</w:t>
-      </w:r>
-    </w:p>
-    <w:p>
-      <w:r>
-        <w:t>• 2022: [18, 2]</w:t>
-      </w:r>
-    </w:p>
-    <w:p>
-      <w:r>
-        <w:t>• 2023: [10, 5, 2]</w:t>
-      </w:r>
-    </w:p>
-    <w:p>
-      <w:r>
-        <w:t>• 2024: [13, 7, 6]</w:t>
-      </w:r>
-    </w:p>
-    <w:p>
-      <w:r>
-        <w:t>• 2025: [6, 4, 4]</w:t>
-      </w:r>
-    </w:p>
-    <w:p>
-      <w:r>
-        <w:rPr>
-          <w:sz w:val="26"/>
-        </w:rPr>
-        <w:t>Dalibor Dvorsky: 2</w:t>
-      </w:r>
-    </w:p>
-    <w:p>
-      <w:r>
-        <w:t>• 2022: []</w:t>
-      </w:r>
-    </w:p>
-    <w:p>
-      <w:r>
-        <w:t>• 2023: []</w:t>
-      </w:r>
-    </w:p>
-    <w:p>
-      <w:r>
-        <w:t>• 2024: []</w:t>
-      </w:r>
-    </w:p>
-    <w:p>
-      <w:r>
-        <w:t>• 2025: [13, 13, 6]</w:t>
-      </w:r>
-    </w:p>
-    <w:p>
-      <w:r>
-        <w:rPr>
-          <w:sz w:val="26"/>
-        </w:rPr>
-        <w:t>Matt Luff: 2</w:t>
-      </w:r>
-    </w:p>
-    <w:p>
-      <w:r>
-        <w:t>• 2022: [8]</w:t>
-      </w:r>
-    </w:p>
-    <w:p>
-      <w:r>
-        <w:t>• 2023: []</w:t>
-      </w:r>
-    </w:p>
-    <w:p>
-      <w:r>
-        <w:t>• 2024: []</w:t>
-      </w:r>
-    </w:p>
-    <w:p>
-      <w:r>
-        <w:t>• 2025: []</w:t>
       </w:r>
     </w:p>
     <w:p>
@@ -16821,27 +16787,83 @@
           <w:color w:val="FF0000"/>
           <w:sz w:val="26"/>
         </w:rPr>
-        <w:t>Alexey Toropchenko: 16</w:t>
-      </w:r>
-    </w:p>
-    <w:p>
-      <w:r>
-        <w:t>• 2022: [18, 12, 7]</w:t>
-      </w:r>
-    </w:p>
-    <w:p>
-      <w:r>
-        <w:t>• 2023: [13, 7, 7]</w:t>
-      </w:r>
-    </w:p>
-    <w:p>
-      <w:r>
-        <w:t>• 2024: [50, 4, 1]</w:t>
-      </w:r>
-    </w:p>
-    <w:p>
-      <w:r>
-        <w:t>• 2025: [18, 14]</w:t>
+        <w:t>Dylan Holloway: 2</w:t>
+      </w:r>
+    </w:p>
+    <w:p>
+      <w:r>
+        <w:t>• 2022: [18, 2]</w:t>
+      </w:r>
+    </w:p>
+    <w:p>
+      <w:r>
+        <w:t>• 2023: [10, 5, 2]</w:t>
+      </w:r>
+    </w:p>
+    <w:p>
+      <w:r>
+        <w:t>• 2024: [13, 7, 6]</w:t>
+      </w:r>
+    </w:p>
+    <w:p>
+      <w:r>
+        <w:t>• 2025: [6, 4, 4]</w:t>
+      </w:r>
+    </w:p>
+    <w:p>
+      <w:r>
+        <w:rPr>
+          <w:sz w:val="26"/>
+        </w:rPr>
+        <w:t>Dalibor Dvorsky: 3</w:t>
+      </w:r>
+    </w:p>
+    <w:p>
+      <w:r>
+        <w:t>• 2022: []</w:t>
+      </w:r>
+    </w:p>
+    <w:p>
+      <w:r>
+        <w:t>• 2023: []</w:t>
+      </w:r>
+    </w:p>
+    <w:p>
+      <w:r>
+        <w:t>• 2024: []</w:t>
+      </w:r>
+    </w:p>
+    <w:p>
+      <w:r>
+        <w:t>• 2025: [13, 13, 6]</w:t>
+      </w:r>
+    </w:p>
+    <w:p>
+      <w:r>
+        <w:rPr>
+          <w:sz w:val="26"/>
+        </w:rPr>
+        <w:t>Matt Luff: 2</w:t>
+      </w:r>
+    </w:p>
+    <w:p>
+      <w:r>
+        <w:t>• 2022: [8]</w:t>
+      </w:r>
+    </w:p>
+    <w:p>
+      <w:r>
+        <w:t>• 2023: []</w:t>
+      </w:r>
+    </w:p>
+    <w:p>
+      <w:r>
+        <w:t>• 2024: []</w:t>
+      </w:r>
+    </w:p>
+    <w:p>
+      <w:r>
+        <w:t>• 2025: []</w:t>
       </w:r>
     </w:p>
     <w:p>
@@ -16851,83 +16873,27 @@
           <w:color w:val="FF0000"/>
           <w:sz w:val="26"/>
         </w:rPr>
-        <w:t>Oskar Sundqvist: 9</w:t>
-      </w:r>
-    </w:p>
-    <w:p>
-      <w:r>
-        <w:t>• 2022: [17, 11, 7]</w:t>
-      </w:r>
-    </w:p>
-    <w:p>
-      <w:r>
-        <w:t>• 2023: [14, 13, 5]</w:t>
-      </w:r>
-    </w:p>
-    <w:p>
-      <w:r>
-        <w:t>• 2024: [16, 14, 8]</w:t>
-      </w:r>
-    </w:p>
-    <w:p>
-      <w:r>
-        <w:t>• 2025: [16, 4, 1]</w:t>
-      </w:r>
-    </w:p>
-    <w:p>
-      <w:r>
-        <w:rPr>
-          <w:sz w:val="26"/>
-        </w:rPr>
-        <w:t>Otto Stenberg: 3</w:t>
-      </w:r>
-    </w:p>
-    <w:p>
-      <w:r>
-        <w:t>• 2022: []</w:t>
-      </w:r>
-    </w:p>
-    <w:p>
-      <w:r>
-        <w:t>• 2023: []</w:t>
-      </w:r>
-    </w:p>
-    <w:p>
-      <w:r>
-        <w:t>• 2024: []</w:t>
-      </w:r>
-    </w:p>
-    <w:p>
-      <w:r>
-        <w:t>• 2025: [13]</w:t>
-      </w:r>
-    </w:p>
-    <w:p>
-      <w:r>
-        <w:rPr>
-          <w:sz w:val="26"/>
-        </w:rPr>
-        <w:t>Jimmy Snuggerud: 1</w:t>
-      </w:r>
-    </w:p>
-    <w:p>
-      <w:r>
-        <w:t>• 2022: []</w:t>
-      </w:r>
-    </w:p>
-    <w:p>
-      <w:r>
-        <w:t>• 2023: []</w:t>
-      </w:r>
-    </w:p>
-    <w:p>
-      <w:r>
-        <w:t>• 2024: []</w:t>
-      </w:r>
-    </w:p>
-    <w:p>
-      <w:r>
-        <w:t>• 2025: [9, 6, 6]</w:t>
+        <w:t>Alexey Toropchenko: 17</w:t>
+      </w:r>
+    </w:p>
+    <w:p>
+      <w:r>
+        <w:t>• 2022: [18, 12, 7]</w:t>
+      </w:r>
+    </w:p>
+    <w:p>
+      <w:r>
+        <w:t>• 2023: [13, 7, 7]</w:t>
+      </w:r>
+    </w:p>
+    <w:p>
+      <w:r>
+        <w:t>• 2024: [50, 4, 1]</w:t>
+      </w:r>
+    </w:p>
+    <w:p>
+      <w:r>
+        <w:t>• 2025: [18, 14]</w:t>
       </w:r>
     </w:p>
     <w:p>
@@ -16937,7 +16903,35 @@
           <w:color w:val="FF0000"/>
           <w:sz w:val="26"/>
         </w:rPr>
-        <w:t>Tyler Tucker: 11</w:t>
+        <w:t>Oskar Sundqvist: 9</w:t>
+      </w:r>
+    </w:p>
+    <w:p>
+      <w:r>
+        <w:t>• 2022: [17, 11, 7]</w:t>
+      </w:r>
+    </w:p>
+    <w:p>
+      <w:r>
+        <w:t>• 2023: [14, 13, 5]</w:t>
+      </w:r>
+    </w:p>
+    <w:p>
+      <w:r>
+        <w:t>• 2024: [16, 14, 8]</w:t>
+      </w:r>
+    </w:p>
+    <w:p>
+      <w:r>
+        <w:t>• 2025: [16, 4, 1]</w:t>
+      </w:r>
+    </w:p>
+    <w:p>
+      <w:r>
+        <w:rPr>
+          <w:sz w:val="26"/>
+        </w:rPr>
+        <w:t>Otto Stenberg: 4</w:t>
       </w:r>
     </w:p>
     <w:p>
@@ -16952,12 +16946,40 @@
     </w:p>
     <w:p>
       <w:r>
-        <w:t>• 2024: [13, 3]</w:t>
-      </w:r>
-    </w:p>
-    <w:p>
-      <w:r>
-        <w:t>• 2025: [34, 10]</w:t>
+        <w:t>• 2024: []</w:t>
+      </w:r>
+    </w:p>
+    <w:p>
+      <w:r>
+        <w:t>• 2025: [13]</w:t>
+      </w:r>
+    </w:p>
+    <w:p>
+      <w:r>
+        <w:rPr>
+          <w:sz w:val="26"/>
+        </w:rPr>
+        <w:t>Jimmy Snuggerud: 2</w:t>
+      </w:r>
+    </w:p>
+    <w:p>
+      <w:r>
+        <w:t>• 2022: []</w:t>
+      </w:r>
+    </w:p>
+    <w:p>
+      <w:r>
+        <w:t>• 2023: []</w:t>
+      </w:r>
+    </w:p>
+    <w:p>
+      <w:r>
+        <w:t>• 2024: []</w:t>
+      </w:r>
+    </w:p>
+    <w:p>
+      <w:r>
+        <w:t>• 2025: [9, 6, 6]</w:t>
       </w:r>
     </w:p>
     <w:p>
@@ -16967,7 +16989,7 @@
           <w:color w:val="FF0000"/>
           <w:sz w:val="26"/>
         </w:rPr>
-        <w:t>Logan Mailloux: 12</w:t>
+        <w:t>Tyler Tucker: 11</w:t>
       </w:r>
     </w:p>
     <w:p>
@@ -16982,6 +17004,64 @@
     </w:p>
     <w:p>
       <w:r>
+        <w:t>• 2024: [13, 3]</w:t>
+      </w:r>
+    </w:p>
+    <w:p>
+      <w:r>
+        <w:t>• 2025: [34, 10]</w:t>
+      </w:r>
+    </w:p>
+    <w:p>
+      <w:r>
+        <w:rPr>
+          <w:sz w:val="26"/>
+        </w:rPr>
+        <w:t>Philip Broberg: 1</w:t>
+      </w:r>
+    </w:p>
+    <w:p>
+      <w:r>
+        <w:t>• 2022: []</w:t>
+      </w:r>
+    </w:p>
+    <w:p>
+      <w:r>
+        <w:t>• 2023: []</w:t>
+      </w:r>
+    </w:p>
+    <w:p>
+      <w:r>
+        <w:t>• 2024: [18, 15, 9]</w:t>
+      </w:r>
+    </w:p>
+    <w:p>
+      <w:r>
+        <w:t>• 2025: [35, 11, 7]</w:t>
+      </w:r>
+    </w:p>
+    <w:p>
+      <w:r>
+        <w:rPr>
+          <w:b/>
+          <w:color w:val="FF0000"/>
+          <w:sz w:val="26"/>
+        </w:rPr>
+        <w:t>Logan Mailloux: 13</w:t>
+      </w:r>
+    </w:p>
+    <w:p>
+      <w:r>
+        <w:t>• 2022: []</w:t>
+      </w:r>
+    </w:p>
+    <w:p>
+      <w:r>
+        <w:t>• 2023: []</w:t>
+      </w:r>
+    </w:p>
+    <w:p>
+      <w:r>
         <w:t>• 2024: [4]</w:t>
       </w:r>
     </w:p>
@@ -17051,7 +17131,7 @@
         <w:rPr>
           <w:sz w:val="26"/>
         </w:rPr>
-        <w:t>Pius Suter: 1</w:t>
+        <w:t>Pius Suter: 2</w:t>
       </w:r>
     </w:p>
     <w:p>
@@ -19061,59 +19141,171 @@
     <w:p>
       <w:r>
         <w:rPr>
-          <w:sz w:val="26"/>
-        </w:rPr>
-        <w:t>Jake DeBrusk: 1</w:t>
-      </w:r>
-    </w:p>
-    <w:p>
-      <w:r>
-        <w:t>• 2022: [7, 5, 5]</w:t>
-      </w:r>
-    </w:p>
-    <w:p>
-      <w:r>
-        <w:t>• 2023: [11, 9, 8]</w:t>
-      </w:r>
-    </w:p>
-    <w:p>
-      <w:r>
-        <w:t>• 2024: [11, 7, 6]</w:t>
-      </w:r>
-    </w:p>
-    <w:p>
-      <w:r>
-        <w:t>• 2025: [10, 9, 8]</w:t>
-      </w:r>
-    </w:p>
-    <w:p>
-      <w:r>
-        <w:rPr>
           <w:b/>
           <w:color w:val="FF0000"/>
           <w:sz w:val="26"/>
         </w:rPr>
-        <w:t>Teddy Blueger: 11</w:t>
-      </w:r>
-    </w:p>
-    <w:p>
-      <w:r>
-        <w:t>• 2022: [32, 7, 2]</w:t>
-      </w:r>
-    </w:p>
-    <w:p>
-      <w:r>
-        <w:t>• 2023: [40, 5, 3]</w:t>
-      </w:r>
-    </w:p>
-    <w:p>
-      <w:r>
-        <w:t>• 2024: [28, 12, 11]</w:t>
-      </w:r>
-    </w:p>
-    <w:p>
-      <w:r>
-        <w:t>• 2025: [5, 1, 1]</w:t>
+        <w:t>Aatu Raty: 7</w:t>
+      </w:r>
+    </w:p>
+    <w:p>
+      <w:r>
+        <w:t>• 2022: [3]</w:t>
+      </w:r>
+    </w:p>
+    <w:p>
+      <w:r>
+        <w:t>• 2023: []</w:t>
+      </w:r>
+    </w:p>
+    <w:p>
+      <w:r>
+        <w:t>• 2024: [8, 3, 3]</w:t>
+      </w:r>
+    </w:p>
+    <w:p>
+      <w:r>
+        <w:t>• 2025: [24, 12]</w:t>
+      </w:r>
+    </w:p>
+    <w:p>
+      <w:r>
+        <w:rPr>
+          <w:sz w:val="26"/>
+        </w:rPr>
+        <w:t>Arshdeep Bains: 5</w:t>
+      </w:r>
+    </w:p>
+    <w:p>
+      <w:r>
+        <w:t>• 2022: []</w:t>
+      </w:r>
+    </w:p>
+    <w:p>
+      <w:r>
+        <w:t>• 2023: []</w:t>
+      </w:r>
+    </w:p>
+    <w:p>
+      <w:r>
+        <w:t>• 2024: []</w:t>
+      </w:r>
+    </w:p>
+    <w:p>
+      <w:r>
+        <w:t>• 2025: []</w:t>
+      </w:r>
+    </w:p>
+    <w:p>
+      <w:r>
+        <w:rPr>
+          <w:sz w:val="26"/>
+        </w:rPr>
+        <w:t>Nils Hoglander: 2</w:t>
+      </w:r>
+    </w:p>
+    <w:p>
+      <w:r>
+        <w:t>• 2022: [7, 3]</w:t>
+      </w:r>
+    </w:p>
+    <w:p>
+      <w:r>
+        <w:t>• 2023: [6, 6, 5]</w:t>
+      </w:r>
+    </w:p>
+    <w:p>
+      <w:r>
+        <w:t>• 2024: [34, 9, 7]</w:t>
+      </w:r>
+    </w:p>
+    <w:p>
+      <w:r>
+        <w:t>• 2025: [7]</w:t>
+      </w:r>
+    </w:p>
+    <w:p>
+      <w:r>
+        <w:rPr>
+          <w:sz w:val="26"/>
+        </w:rPr>
+        <w:t>Liam Ohgren: 2</w:t>
+      </w:r>
+    </w:p>
+    <w:p>
+      <w:r>
+        <w:t>• 2022: []</w:t>
+      </w:r>
+    </w:p>
+    <w:p>
+      <w:r>
+        <w:t>• 2023: []</w:t>
+      </w:r>
+    </w:p>
+    <w:p>
+      <w:r>
+        <w:t>• 2024: [8]</w:t>
+      </w:r>
+    </w:p>
+    <w:p>
+      <w:r>
+        <w:t>• 2025: [13, 6, 4]</w:t>
+      </w:r>
+    </w:p>
+    <w:p>
+      <w:r>
+        <w:rPr>
+          <w:sz w:val="26"/>
+        </w:rPr>
+        <w:t>Zeev Buium: 18</w:t>
+      </w:r>
+    </w:p>
+    <w:p>
+      <w:r>
+        <w:t>• 2022: []</w:t>
+      </w:r>
+    </w:p>
+    <w:p>
+      <w:r>
+        <w:t>• 2023: []</w:t>
+      </w:r>
+    </w:p>
+    <w:p>
+      <w:r>
+        <w:t>• 2024: []</w:t>
+      </w:r>
+    </w:p>
+    <w:p>
+      <w:r>
+        <w:t>• 2025: [17, 17, 7]</w:t>
+      </w:r>
+    </w:p>
+    <w:p>
+      <w:r>
+        <w:rPr>
+          <w:sz w:val="26"/>
+        </w:rPr>
+        <w:t>Elias Pettersson: 16</w:t>
+      </w:r>
+    </w:p>
+    <w:p>
+      <w:r>
+        <w:t>• 2022: []</w:t>
+      </w:r>
+    </w:p>
+    <w:p>
+      <w:r>
+        <w:t>• 2023: []</w:t>
+      </w:r>
+    </w:p>
+    <w:p>
+      <w:r>
+        <w:t>• 2024: []</w:t>
+      </w:r>
+    </w:p>
+    <w:p>
+      <w:r>
+        <w:t>• 2025: [20]</w:t>
       </w:r>
     </w:p>
     <w:p>
@@ -19123,12 +19315,12 @@
           <w:color w:val="FF0000"/>
           <w:sz w:val="26"/>
         </w:rPr>
-        <w:t>Aatu Raty: 6</w:t>
-      </w:r>
-    </w:p>
-    <w:p>
-      <w:r>
-        <w:t>• 2022: [3]</w:t>
+        <w:t>Victor Mancini: 25</w:t>
+      </w:r>
+    </w:p>
+    <w:p>
+      <w:r>
+        <w:t>• 2022: []</w:t>
       </w:r>
     </w:p>
     <w:p>
@@ -19138,20 +19330,20 @@
     </w:p>
     <w:p>
       <w:r>
-        <w:t>• 2024: [8, 3, 3]</w:t>
-      </w:r>
-    </w:p>
-    <w:p>
-      <w:r>
-        <w:t>• 2025: [24, 12]</w:t>
-      </w:r>
-    </w:p>
-    <w:p>
-      <w:r>
-        <w:rPr>
-          <w:sz w:val="26"/>
-        </w:rPr>
-        <w:t>Arshdeep Bains: 5</w:t>
+        <w:t>• 2024: [22]</w:t>
+      </w:r>
+    </w:p>
+    <w:p>
+      <w:r>
+        <w:t>• 2025: []</w:t>
+      </w:r>
+    </w:p>
+    <w:p>
+      <w:r>
+        <w:rPr>
+          <w:sz w:val="26"/>
+        </w:rPr>
+        <w:t>Curtis Douglas: 37</w:t>
       </w:r>
     </w:p>
     <w:p>
@@ -19172,34 +19364,6 @@
     <w:p>
       <w:r>
         <w:t>• 2025: []</w:t>
-      </w:r>
-    </w:p>
-    <w:p>
-      <w:r>
-        <w:rPr>
-          <w:sz w:val="26"/>
-        </w:rPr>
-        <w:t>Nils Hoglander: 1</w:t>
-      </w:r>
-    </w:p>
-    <w:p>
-      <w:r>
-        <w:t>• 2022: [7, 3]</w:t>
-      </w:r>
-    </w:p>
-    <w:p>
-      <w:r>
-        <w:t>• 2023: [6, 6, 5]</w:t>
-      </w:r>
-    </w:p>
-    <w:p>
-      <w:r>
-        <w:t>• 2024: [34, 9, 7]</w:t>
-      </w:r>
-    </w:p>
-    <w:p>
-      <w:r>
-        <w:t>• 2025: [7]</w:t>
       </w:r>
     </w:p>
     <w:p>
@@ -19209,7 +19373,35 @@
           <w:color w:val="FF0000"/>
           <w:sz w:val="26"/>
         </w:rPr>
-        <w:t>Marcus Pettersson: 53</w:t>
+        <w:t>Filip Chytil: 8</w:t>
+      </w:r>
+    </w:p>
+    <w:p>
+      <w:r>
+        <w:t>• 2022: [18, 9, 5]</w:t>
+      </w:r>
+    </w:p>
+    <w:p>
+      <w:r>
+        <w:t>• 2023: []</w:t>
+      </w:r>
+    </w:p>
+    <w:p>
+      <w:r>
+        <w:t>• 2024: [9, 7, 6]</w:t>
+      </w:r>
+    </w:p>
+    <w:p>
+      <w:r>
+        <w:t>• 2025: [2]</w:t>
+      </w:r>
+    </w:p>
+    <w:p>
+      <w:r>
+        <w:rPr>
+          <w:sz w:val="26"/>
+        </w:rPr>
+        <w:t>Jonathan Lekkerimki: 2</w:t>
       </w:r>
     </w:p>
     <w:p>
@@ -19219,73 +19411,17 @@
     </w:p>
     <w:p>
       <w:r>
-        <w:t>• 2023: [14, 6, 5]</w:t>
-      </w:r>
-    </w:p>
-    <w:p>
-      <w:r>
-        <w:t>• 2024: [28, 24, 19]</w:t>
-      </w:r>
-    </w:p>
-    <w:p>
-      <w:r>
-        <w:t>• 2025: []</w:t>
-      </w:r>
-    </w:p>
-    <w:p>
-      <w:r>
-        <w:rPr>
-          <w:sz w:val="26"/>
-        </w:rPr>
-        <w:t>Liam Ohgren: 1</w:t>
-      </w:r>
-    </w:p>
-    <w:p>
-      <w:r>
-        <w:t>• 2022: []</w:t>
-      </w:r>
-    </w:p>
-    <w:p>
-      <w:r>
         <w:t>• 2023: []</w:t>
       </w:r>
     </w:p>
     <w:p>
       <w:r>
-        <w:t>• 2024: [8]</w:t>
-      </w:r>
-    </w:p>
-    <w:p>
-      <w:r>
-        <w:t>• 2025: [13, 6, 4]</w:t>
-      </w:r>
-    </w:p>
-    <w:p>
-      <w:r>
-        <w:rPr>
-          <w:sz w:val="26"/>
-        </w:rPr>
-        <w:t>Zeev Buium: 17</w:t>
-      </w:r>
-    </w:p>
-    <w:p>
-      <w:r>
-        <w:t>• 2022: []</w:t>
-      </w:r>
-    </w:p>
-    <w:p>
-      <w:r>
-        <w:t>• 2023: []</w:t>
-      </w:r>
-    </w:p>
-    <w:p>
-      <w:r>
-        <w:t>• 2024: []</w:t>
-      </w:r>
-    </w:p>
-    <w:p>
-      <w:r>
-        <w:t>• 2025: [17, 17, 7]</w:t>
+        <w:t>• 2024: [12, 3]</w:t>
+      </w:r>
+    </w:p>
+    <w:p>
+      <w:r>
+        <w:t>• 2025: [9]</w:t>
       </w:r>
     </w:p>
     <w:p>
@@ -19295,7 +19431,7 @@
           <w:color w:val="FF0000"/>
           <w:sz w:val="26"/>
         </w:rPr>
-        <w:t>Max Sasson: 8</w:t>
+        <w:t>Marco Rossi: 7</w:t>
       </w:r>
     </w:p>
     <w:p>
@@ -19305,45 +19441,17 @@
     </w:p>
     <w:p>
       <w:r>
-        <w:t>• 2023: []</w:t>
-      </w:r>
-    </w:p>
-    <w:p>
-      <w:r>
-        <w:t>• 2024: [9, 4]</w:t>
-      </w:r>
-    </w:p>
-    <w:p>
-      <w:r>
-        <w:t>• 2025: [10, 8, 6]</w:t>
-      </w:r>
-    </w:p>
-    <w:p>
-      <w:r>
-        <w:rPr>
-          <w:sz w:val="26"/>
-        </w:rPr>
-        <w:t>Elias Pettersson: 15</w:t>
-      </w:r>
-    </w:p>
-    <w:p>
-      <w:r>
-        <w:t>• 2022: []</w:t>
-      </w:r>
-    </w:p>
-    <w:p>
-      <w:r>
-        <w:t>• 2023: []</w:t>
-      </w:r>
-    </w:p>
-    <w:p>
-      <w:r>
-        <w:t>• 2024: []</w:t>
-      </w:r>
-    </w:p>
-    <w:p>
-      <w:r>
-        <w:t>• 2025: [20]</w:t>
+        <w:t>• 2023: [11, 7, 6]</w:t>
+      </w:r>
+    </w:p>
+    <w:p>
+      <w:r>
+        <w:t>• 2024: [11, 7, 6]</w:t>
+      </w:r>
+    </w:p>
+    <w:p>
+      <w:r>
+        <w:t>• 2025: [7, 7, 5]</w:t>
       </w:r>
     </w:p>
     <w:p>
@@ -19353,45 +19461,17 @@
           <w:color w:val="FF0000"/>
           <w:sz w:val="26"/>
         </w:rPr>
-        <w:t>Victor Mancini: 25</w:t>
-      </w:r>
-    </w:p>
-    <w:p>
-      <w:r>
-        <w:t>• 2022: []</w:t>
-      </w:r>
-    </w:p>
-    <w:p>
-      <w:r>
-        <w:t>• 2023: []</w:t>
-      </w:r>
-    </w:p>
-    <w:p>
-      <w:r>
-        <w:t>• 2024: [22]</w:t>
-      </w:r>
-    </w:p>
-    <w:p>
-      <w:r>
-        <w:t>• 2025: []</w:t>
-      </w:r>
-    </w:p>
-    <w:p>
-      <w:r>
-        <w:rPr>
-          <w:sz w:val="26"/>
-        </w:rPr>
-        <w:t>Curtis Douglas: 36</w:t>
-      </w:r>
-    </w:p>
-    <w:p>
-      <w:r>
-        <w:t>• 2022: []</w:t>
-      </w:r>
-    </w:p>
-    <w:p>
-      <w:r>
-        <w:t>• 2023: []</w:t>
+        <w:t>Nils Aman: 11</w:t>
+      </w:r>
+    </w:p>
+    <w:p>
+      <w:r>
+        <w:t>• 2022: [32, 9, 2]</w:t>
+      </w:r>
+    </w:p>
+    <w:p>
+      <w:r>
+        <w:t>• 2023: [23, 1]</w:t>
       </w:r>
     </w:p>
     <w:p>
@@ -19411,55 +19491,27 @@
           <w:color w:val="FF0000"/>
           <w:sz w:val="26"/>
         </w:rPr>
-        <w:t>Filip Chytil: 8</w:t>
-      </w:r>
-    </w:p>
-    <w:p>
-      <w:r>
-        <w:t>• 2022: [18, 9, 5]</w:t>
-      </w:r>
-    </w:p>
-    <w:p>
-      <w:r>
-        <w:t>• 2023: []</w:t>
-      </w:r>
-    </w:p>
-    <w:p>
-      <w:r>
-        <w:t>• 2024: [9, 7, 6]</w:t>
-      </w:r>
-    </w:p>
-    <w:p>
-      <w:r>
-        <w:t>• 2025: [2]</w:t>
-      </w:r>
-    </w:p>
-    <w:p>
-      <w:r>
-        <w:rPr>
-          <w:sz w:val="26"/>
-        </w:rPr>
-        <w:t>Jonathan Lekkerimki: 2</w:t>
-      </w:r>
-    </w:p>
-    <w:p>
-      <w:r>
-        <w:t>• 2022: []</w:t>
-      </w:r>
-    </w:p>
-    <w:p>
-      <w:r>
-        <w:t>• 2023: []</w:t>
-      </w:r>
-    </w:p>
-    <w:p>
-      <w:r>
-        <w:t>• 2024: [12, 3]</w:t>
-      </w:r>
-    </w:p>
-    <w:p>
-      <w:r>
-        <w:t>• 2025: [9]</w:t>
+        <w:t>Filip Hronek: 5</w:t>
+      </w:r>
+    </w:p>
+    <w:p>
+      <w:r>
+        <w:t>• 2022: [20, 9, 5]</w:t>
+      </w:r>
+    </w:p>
+    <w:p>
+      <w:r>
+        <w:t>• 2023: [18, 10, 7]</w:t>
+      </w:r>
+    </w:p>
+    <w:p>
+      <w:r>
+        <w:t>• 2024: [12, 11, 8]</w:t>
+      </w:r>
+    </w:p>
+    <w:p>
+      <w:r>
+        <w:t>• 2025: [17, 8, 7]</w:t>
       </w:r>
     </w:p>
     <w:p>
@@ -19469,7 +19521,35 @@
           <w:color w:val="FF0000"/>
           <w:sz w:val="26"/>
         </w:rPr>
-        <w:t>Marco Rossi: 6</w:t>
+        <w:t>Derek Forbort: 10</w:t>
+      </w:r>
+    </w:p>
+    <w:p>
+      <w:r>
+        <w:t>• 2022: [15, 14, 6]</w:t>
+      </w:r>
+    </w:p>
+    <w:p>
+      <w:r>
+        <w:t>• 2023: []</w:t>
+      </w:r>
+    </w:p>
+    <w:p>
+      <w:r>
+        <w:t>• 2024: [8]</w:t>
+      </w:r>
+    </w:p>
+    <w:p>
+      <w:r>
+        <w:t>• 2025: []</w:t>
+      </w:r>
+    </w:p>
+    <w:p>
+      <w:r>
+        <w:rPr>
+          <w:sz w:val="26"/>
+        </w:rPr>
+        <w:t>Linus Karlsson: 6</w:t>
       </w:r>
     </w:p>
     <w:p>
@@ -19479,17 +19559,17 @@
     </w:p>
     <w:p>
       <w:r>
-        <w:t>• 2023: [11, 7, 6]</w:t>
-      </w:r>
-    </w:p>
-    <w:p>
-      <w:r>
-        <w:t>• 2024: [11, 7, 6]</w:t>
-      </w:r>
-    </w:p>
-    <w:p>
-      <w:r>
-        <w:t>• 2025: [7, 7, 5]</w:t>
+        <w:t>• 2023: []</w:t>
+      </w:r>
+    </w:p>
+    <w:p>
+      <w:r>
+        <w:t>• 2024: [7, 7]</w:t>
+      </w:r>
+    </w:p>
+    <w:p>
+      <w:r>
+        <w:t>• 2025: [11, 10, 7]</w:t>
       </w:r>
     </w:p>
     <w:p>
@@ -19499,17 +19579,17 @@
           <w:color w:val="FF0000"/>
           <w:sz w:val="26"/>
         </w:rPr>
-        <w:t>Nils Aman: 11</w:t>
-      </w:r>
-    </w:p>
-    <w:p>
-      <w:r>
-        <w:t>• 2022: [32, 9, 2]</w:t>
-      </w:r>
-    </w:p>
-    <w:p>
-      <w:r>
-        <w:t>• 2023: [23, 1]</w:t>
+        <w:t>P.O Joseph: 7</w:t>
+      </w:r>
+    </w:p>
+    <w:p>
+      <w:r>
+        <w:t>• 2022: [17, 16, 4]</w:t>
+      </w:r>
+    </w:p>
+    <w:p>
+      <w:r>
+        <w:t>• 2023: [5]</w:t>
       </w:r>
     </w:p>
     <w:p>
@@ -19520,34 +19600,6 @@
     <w:p>
       <w:r>
         <w:t>• 2025: []</w:t>
-      </w:r>
-    </w:p>
-    <w:p>
-      <w:r>
-        <w:rPr>
-          <w:sz w:val="26"/>
-        </w:rPr>
-        <w:t>Filip Hronek: 4</w:t>
-      </w:r>
-    </w:p>
-    <w:p>
-      <w:r>
-        <w:t>• 2022: [20, 9, 5]</w:t>
-      </w:r>
-    </w:p>
-    <w:p>
-      <w:r>
-        <w:t>• 2023: [18, 10, 7]</w:t>
-      </w:r>
-    </w:p>
-    <w:p>
-      <w:r>
-        <w:t>• 2024: [12, 11, 8]</w:t>
-      </w:r>
-    </w:p>
-    <w:p>
-      <w:r>
-        <w:t>• 2025: [17, 8, 7]</w:t>
       </w:r>
     </w:p>
     <w:p>
@@ -19557,95 +19609,7 @@
           <w:color w:val="FF0000"/>
           <w:sz w:val="26"/>
         </w:rPr>
-        <w:t>Derek Forbort: 10</w:t>
-      </w:r>
-    </w:p>
-    <w:p>
-      <w:r>
-        <w:t>• 2022: [15, 14, 6]</w:t>
-      </w:r>
-    </w:p>
-    <w:p>
-      <w:r>
-        <w:t>• 2023: []</w:t>
-      </w:r>
-    </w:p>
-    <w:p>
-      <w:r>
-        <w:t>• 2024: [8]</w:t>
-      </w:r>
-    </w:p>
-    <w:p>
-      <w:r>
-        <w:t>• 2025: []</w:t>
-      </w:r>
-    </w:p>
-    <w:p>
-      <w:r>
-        <w:rPr>
-          <w:sz w:val="26"/>
-        </w:rPr>
-        <w:t>Linus Karlsson: 5</w:t>
-      </w:r>
-    </w:p>
-    <w:p>
-      <w:r>
-        <w:t>• 2022: []</w:t>
-      </w:r>
-    </w:p>
-    <w:p>
-      <w:r>
-        <w:t>• 2023: []</w:t>
-      </w:r>
-    </w:p>
-    <w:p>
-      <w:r>
-        <w:t>• 2024: [7, 7]</w:t>
-      </w:r>
-    </w:p>
-    <w:p>
-      <w:r>
-        <w:t>• 2025: [11, 10, 7]</w:t>
-      </w:r>
-    </w:p>
-    <w:p>
-      <w:r>
-        <w:rPr>
-          <w:b/>
-          <w:color w:val="FF0000"/>
-          <w:sz w:val="26"/>
-        </w:rPr>
-        <w:t>P.O Joseph: 6</w:t>
-      </w:r>
-    </w:p>
-    <w:p>
-      <w:r>
-        <w:t>• 2022: [17, 16, 4]</w:t>
-      </w:r>
-    </w:p>
-    <w:p>
-      <w:r>
-        <w:t>• 2023: [5]</w:t>
-      </w:r>
-    </w:p>
-    <w:p>
-      <w:r>
-        <w:t>• 2024: []</w:t>
-      </w:r>
-    </w:p>
-    <w:p>
-      <w:r>
-        <w:t>• 2025: []</w:t>
-      </w:r>
-    </w:p>
-    <w:p>
-      <w:r>
-        <w:rPr>
-          <w:b/>
-          <w:color w:val="FF0000"/>
-          <w:sz w:val="26"/>
-        </w:rPr>
-        <w:t>Drew O'Connor: 3</w:t>
+        <w:t>Drew O'Connor: 4</w:t>
       </w:r>
     </w:p>
     <w:p>
@@ -19673,7 +19637,7 @@
         <w:rPr>
           <w:sz w:val="26"/>
         </w:rPr>
-        <w:t>Tom Willander: 18</w:t>
+        <w:t>Tom Willander: 19</w:t>
       </w:r>
     </w:p>
     <w:p>
@@ -20899,7 +20863,7 @@
         <w:rPr>
           <w:sz w:val="26"/>
         </w:rPr>
-        <w:t>Brad Lambert: 4</w:t>
+        <w:t>Brad Lambert: 5</w:t>
       </w:r>
     </w:p>
     <w:p>

--- a/reports/game_without_goal.docx
+++ b/reports/game_without_goal.docx
@@ -53,7 +53,35 @@
         <w:rPr>
           <w:sz w:val="26"/>
         </w:rPr>
-        <w:t>Mikael Granlund: 3</w:t>
+        <w:t>Alex Killorn: 1</w:t>
+      </w:r>
+    </w:p>
+    <w:p>
+      <w:r>
+        <w:t>• 2022: [16, 7, 3]</w:t>
+      </w:r>
+    </w:p>
+    <w:p>
+      <w:r>
+        <w:t>• 2023: [12, 5, 3]</w:t>
+      </w:r>
+    </w:p>
+    <w:p>
+      <w:r>
+        <w:t>• 2024: [8, 8, 7]</w:t>
+      </w:r>
+    </w:p>
+    <w:p>
+      <w:r>
+        <w:t>• 2025: [26, 12, 6]</w:t>
+      </w:r>
+    </w:p>
+    <w:p>
+      <w:r>
+        <w:rPr>
+          <w:sz w:val="26"/>
+        </w:rPr>
+        <w:t>Mikael Granlund: 4</w:t>
       </w:r>
     </w:p>
     <w:p>
@@ -109,11 +137,39 @@
     <w:p>
       <w:r>
         <w:rPr>
+          <w:sz w:val="26"/>
+        </w:rPr>
+        <w:t>Troy Terry: 1</w:t>
+      </w:r>
+    </w:p>
+    <w:p>
+      <w:r>
+        <w:t>• 2022: [16, 5, 4]</w:t>
+      </w:r>
+    </w:p>
+    <w:p>
+      <w:r>
+        <w:t>• 2023: [17, 8, 7]</w:t>
+      </w:r>
+    </w:p>
+    <w:p>
+      <w:r>
+        <w:t>• 2024: [9, 7, 6]</w:t>
+      </w:r>
+    </w:p>
+    <w:p>
+      <w:r>
+        <w:t>• 2025: [8, 7, 6]</w:t>
+      </w:r>
+    </w:p>
+    <w:p>
+      <w:r>
+        <w:rPr>
           <w:b/>
           <w:color w:val="FF0000"/>
           <w:sz w:val="26"/>
         </w:rPr>
-        <w:t>Chris Kreider: 5</w:t>
+        <w:t>Chris Kreider: 6</w:t>
       </w:r>
     </w:p>
     <w:p>
@@ -134,34 +190,6 @@
     <w:p>
       <w:r>
         <w:t>• 2025: [15, 7, 6]</w:t>
-      </w:r>
-    </w:p>
-    <w:p>
-      <w:r>
-        <w:rPr>
-          <w:sz w:val="26"/>
-        </w:rPr>
-        <w:t>Mason McTavish: 4</w:t>
-      </w:r>
-    </w:p>
-    <w:p>
-      <w:r>
-        <w:t>• 2022: [13, 11, 7]</w:t>
-      </w:r>
-    </w:p>
-    <w:p>
-      <w:r>
-        <w:t>• 2023: [14, 11, 6]</w:t>
-      </w:r>
-    </w:p>
-    <w:p>
-      <w:r>
-        <w:t>• 2024: [9, 6, 5]</w:t>
-      </w:r>
-    </w:p>
-    <w:p>
-      <w:r>
-        <w:t>• 2025: [14, 7, 6]</w:t>
       </w:r>
     </w:p>
     <w:p>
@@ -171,83 +199,27 @@
           <w:color w:val="FF0000"/>
           <w:sz w:val="26"/>
         </w:rPr>
-        <w:t>Olen Zellweger: 17</w:t>
-      </w:r>
-    </w:p>
-    <w:p>
-      <w:r>
-        <w:t>• 2022: []</w:t>
-      </w:r>
-    </w:p>
-    <w:p>
-      <w:r>
-        <w:t>• 2023: [4]</w:t>
-      </w:r>
-    </w:p>
-    <w:p>
-      <w:r>
-        <w:t>• 2024: [26, 10, 4]</w:t>
-      </w:r>
-    </w:p>
-    <w:p>
-      <w:r>
-        <w:t>• 2025: [18, 11, 5]</w:t>
-      </w:r>
-    </w:p>
-    <w:p>
-      <w:r>
-        <w:rPr>
-          <w:sz w:val="26"/>
-        </w:rPr>
-        <w:t>Ross Johnston: 8</w:t>
-      </w:r>
-    </w:p>
-    <w:p>
-      <w:r>
-        <w:t>• 2022: []</w:t>
-      </w:r>
-    </w:p>
-    <w:p>
-      <w:r>
-        <w:t>• 2023: []</w:t>
-      </w:r>
-    </w:p>
-    <w:p>
-      <w:r>
-        <w:t>• 2024: []</w:t>
-      </w:r>
-    </w:p>
-    <w:p>
-      <w:r>
-        <w:t>• 2025: [26, 21]</w:t>
-      </w:r>
-    </w:p>
-    <w:p>
-      <w:r>
-        <w:rPr>
-          <w:sz w:val="26"/>
-        </w:rPr>
-        <w:t>Jeffrey Viel: 25</w:t>
-      </w:r>
-    </w:p>
-    <w:p>
-      <w:r>
-        <w:t>• 2022: []</w:t>
-      </w:r>
-    </w:p>
-    <w:p>
-      <w:r>
-        <w:t>• 2023: []</w:t>
-      </w:r>
-    </w:p>
-    <w:p>
-      <w:r>
-        <w:t>• 2024: []</w:t>
-      </w:r>
-    </w:p>
-    <w:p>
-      <w:r>
-        <w:t>• 2025: [0]</w:t>
+        <w:t>Mason McTavish: 5</w:t>
+      </w:r>
+    </w:p>
+    <w:p>
+      <w:r>
+        <w:t>• 2022: [13, 11, 7]</w:t>
+      </w:r>
+    </w:p>
+    <w:p>
+      <w:r>
+        <w:t>• 2023: [14, 11, 6]</w:t>
+      </w:r>
+    </w:p>
+    <w:p>
+      <w:r>
+        <w:t>• 2024: [9, 6, 5]</w:t>
+      </w:r>
+    </w:p>
+    <w:p>
+      <w:r>
+        <w:t>• 2025: [14, 7, 6]</w:t>
       </w:r>
     </w:p>
     <w:p>
@@ -257,17 +229,45 @@
           <w:color w:val="FF0000"/>
           <w:sz w:val="26"/>
         </w:rPr>
-        <w:t>Jacob Trouba: 17</w:t>
-      </w:r>
-    </w:p>
-    <w:p>
-      <w:r>
-        <w:t>• 2022: [12, 9, 5]</w:t>
-      </w:r>
-    </w:p>
-    <w:p>
-      <w:r>
-        <w:t>• 2023: [20, 14]</w:t>
+        <w:t>Olen Zellweger: 18</w:t>
+      </w:r>
+    </w:p>
+    <w:p>
+      <w:r>
+        <w:t>• 2022: []</w:t>
+      </w:r>
+    </w:p>
+    <w:p>
+      <w:r>
+        <w:t>• 2023: [4]</w:t>
+      </w:r>
+    </w:p>
+    <w:p>
+      <w:r>
+        <w:t>• 2024: [26, 10, 4]</w:t>
+      </w:r>
+    </w:p>
+    <w:p>
+      <w:r>
+        <w:t>• 2025: [18, 11, 5]</w:t>
+      </w:r>
+    </w:p>
+    <w:p>
+      <w:r>
+        <w:rPr>
+          <w:sz w:val="26"/>
+        </w:rPr>
+        <w:t>Ross Johnston: 8</w:t>
+      </w:r>
+    </w:p>
+    <w:p>
+      <w:r>
+        <w:t>• 2022: []</w:t>
+      </w:r>
+    </w:p>
+    <w:p>
+      <w:r>
+        <w:t>• 2023: []</w:t>
       </w:r>
     </w:p>
     <w:p>
@@ -277,63 +277,7 @@
     </w:p>
     <w:p>
       <w:r>
-        <w:t>• 2025: [14, 9, 6]</w:t>
-      </w:r>
-    </w:p>
-    <w:p>
-      <w:r>
-        <w:rPr>
-          <w:sz w:val="26"/>
-        </w:rPr>
-        <w:t>Pavel Mintyukov: 8</w:t>
-      </w:r>
-    </w:p>
-    <w:p>
-      <w:r>
-        <w:t>• 2022: []</w:t>
-      </w:r>
-    </w:p>
-    <w:p>
-      <w:r>
-        <w:t>• 2023: [28, 17, 10]</w:t>
-      </w:r>
-    </w:p>
-    <w:p>
-      <w:r>
-        <w:t>• 2024: [23, 13, 10]</w:t>
-      </w:r>
-    </w:p>
-    <w:p>
-      <w:r>
-        <w:t>• 2025: [11, 6, 6]</w:t>
-      </w:r>
-    </w:p>
-    <w:p>
-      <w:r>
-        <w:rPr>
-          <w:sz w:val="26"/>
-        </w:rPr>
-        <w:t>John Carlson: 1</w:t>
-      </w:r>
-    </w:p>
-    <w:p>
-      <w:r>
-        <w:t>• 2022: [10, 5, 3]</w:t>
-      </w:r>
-    </w:p>
-    <w:p>
-      <w:r>
-        <w:t>• 2023: [32, 18, 9]</w:t>
-      </w:r>
-    </w:p>
-    <w:p>
-      <w:r>
-        <w:t>• 2024: [25, 21, 16]</w:t>
-      </w:r>
-    </w:p>
-    <w:p>
-      <w:r>
-        <w:t>• 2025: [13, 9, 6]</w:t>
+        <w:t>• 2025: [26, 21]</w:t>
       </w:r>
     </w:p>
     <w:p>
@@ -343,35 +287,35 @@
           <w:color w:val="FF0000"/>
           <w:sz w:val="26"/>
         </w:rPr>
-        <w:t>Frank Vatrano: 8</w:t>
-      </w:r>
-    </w:p>
-    <w:p>
-      <w:r>
-        <w:t>• 2022: [20, 11, 9]</w:t>
-      </w:r>
-    </w:p>
-    <w:p>
-      <w:r>
-        <w:t>• 2023: [9, 9, 7]</w:t>
-      </w:r>
-    </w:p>
-    <w:p>
-      <w:r>
-        <w:t>• 2024: [13, 8, 7]</w:t>
-      </w:r>
-    </w:p>
-    <w:p>
-      <w:r>
-        <w:t>• 2025: [14, 9, 2]</w:t>
-      </w:r>
-    </w:p>
-    <w:p>
-      <w:r>
-        <w:rPr>
-          <w:sz w:val="26"/>
-        </w:rPr>
-        <w:t>Beckett Sennecke: 2</w:t>
+        <w:t>Jacob Trouba: 18</w:t>
+      </w:r>
+    </w:p>
+    <w:p>
+      <w:r>
+        <w:t>• 2022: [12, 9, 5]</w:t>
+      </w:r>
+    </w:p>
+    <w:p>
+      <w:r>
+        <w:t>• 2023: [20, 14]</w:t>
+      </w:r>
+    </w:p>
+    <w:p>
+      <w:r>
+        <w:t>• 2024: []</w:t>
+      </w:r>
+    </w:p>
+    <w:p>
+      <w:r>
+        <w:t>• 2025: [14, 9, 6]</w:t>
+      </w:r>
+    </w:p>
+    <w:p>
+      <w:r>
+        <w:rPr>
+          <w:sz w:val="26"/>
+        </w:rPr>
+        <w:t>Pavel Mintyukov: 8</w:t>
       </w:r>
     </w:p>
     <w:p>
@@ -381,17 +325,45 @@
     </w:p>
     <w:p>
       <w:r>
-        <w:t>• 2023: []</w:t>
-      </w:r>
-    </w:p>
-    <w:p>
-      <w:r>
-        <w:t>• 2024: []</w:t>
-      </w:r>
-    </w:p>
-    <w:p>
-      <w:r>
-        <w:t>• 2025: [8, 6, 5]</w:t>
+        <w:t>• 2023: [28, 17, 10]</w:t>
+      </w:r>
+    </w:p>
+    <w:p>
+      <w:r>
+        <w:t>• 2024: [23, 13, 10]</w:t>
+      </w:r>
+    </w:p>
+    <w:p>
+      <w:r>
+        <w:t>• 2025: [11, 6, 6]</w:t>
+      </w:r>
+    </w:p>
+    <w:p>
+      <w:r>
+        <w:rPr>
+          <w:sz w:val="26"/>
+        </w:rPr>
+        <w:t>John Carlson: 2</w:t>
+      </w:r>
+    </w:p>
+    <w:p>
+      <w:r>
+        <w:t>• 2022: [10, 5, 3]</w:t>
+      </w:r>
+    </w:p>
+    <w:p>
+      <w:r>
+        <w:t>• 2023: [32, 18, 9]</w:t>
+      </w:r>
+    </w:p>
+    <w:p>
+      <w:r>
+        <w:t>• 2024: [25, 21, 16]</w:t>
+      </w:r>
+    </w:p>
+    <w:p>
+      <w:r>
+        <w:t>• 2025: [13, 9, 6]</w:t>
       </w:r>
     </w:p>
     <w:p>
@@ -401,7 +373,35 @@
           <w:color w:val="FF0000"/>
           <w:sz w:val="26"/>
         </w:rPr>
-        <w:t>Drew Helleson: 48</w:t>
+        <w:t>Frank Vatrano: 9</w:t>
+      </w:r>
+    </w:p>
+    <w:p>
+      <w:r>
+        <w:t>• 2022: [20, 11, 9]</w:t>
+      </w:r>
+    </w:p>
+    <w:p>
+      <w:r>
+        <w:t>• 2023: [9, 9, 7]</w:t>
+      </w:r>
+    </w:p>
+    <w:p>
+      <w:r>
+        <w:t>• 2024: [13, 8, 7]</w:t>
+      </w:r>
+    </w:p>
+    <w:p>
+      <w:r>
+        <w:t>• 2025: [14, 9, 2]</w:t>
+      </w:r>
+    </w:p>
+    <w:p>
+      <w:r>
+        <w:rPr>
+          <w:sz w:val="26"/>
+        </w:rPr>
+        <w:t>Beckett Sennecke: 3</w:t>
       </w:r>
     </w:p>
     <w:p>
@@ -416,40 +416,12 @@
     </w:p>
     <w:p>
       <w:r>
-        <w:t>• 2024: [23, 8, 0]</w:t>
-      </w:r>
-    </w:p>
-    <w:p>
-      <w:r>
-        <w:t>• 2025: [3]</w:t>
-      </w:r>
-    </w:p>
-    <w:p>
-      <w:r>
-        <w:rPr>
-          <w:sz w:val="26"/>
-        </w:rPr>
-        <w:t>Tim Washe: 11</w:t>
-      </w:r>
-    </w:p>
-    <w:p>
-      <w:r>
-        <w:t>• 2022: []</w:t>
-      </w:r>
-    </w:p>
-    <w:p>
-      <w:r>
-        <w:t>• 2023: []</w:t>
-      </w:r>
-    </w:p>
-    <w:p>
-      <w:r>
         <w:t>• 2024: []</w:t>
       </w:r>
     </w:p>
     <w:p>
       <w:r>
-        <w:t>• 2025: [16]</w:t>
+        <w:t>• 2025: [8, 6, 5]</w:t>
       </w:r>
     </w:p>
     <w:p>
@@ -459,12 +431,12 @@
           <w:color w:val="FF0000"/>
           <w:sz w:val="26"/>
         </w:rPr>
-        <w:t>Jansen Harkins: 26</w:t>
-      </w:r>
-    </w:p>
-    <w:p>
-      <w:r>
-        <w:t>• 2022: [10, 0]</w:t>
+        <w:t>Drew Helleson: 49</w:t>
+      </w:r>
+    </w:p>
+    <w:p>
+      <w:r>
+        <w:t>• 2022: []</w:t>
       </w:r>
     </w:p>
     <w:p>
@@ -474,12 +446,40 @@
     </w:p>
     <w:p>
       <w:r>
-        <w:t>• 2024: [5]</w:t>
-      </w:r>
-    </w:p>
-    <w:p>
-      <w:r>
-        <w:t>• 2025: [7, 6]</w:t>
+        <w:t>• 2024: [23, 8, 0]</w:t>
+      </w:r>
+    </w:p>
+    <w:p>
+      <w:r>
+        <w:t>• 2025: [3]</w:t>
+      </w:r>
+    </w:p>
+    <w:p>
+      <w:r>
+        <w:rPr>
+          <w:sz w:val="26"/>
+        </w:rPr>
+        <w:t>Tim Washe: 12</w:t>
+      </w:r>
+    </w:p>
+    <w:p>
+      <w:r>
+        <w:t>• 2022: []</w:t>
+      </w:r>
+    </w:p>
+    <w:p>
+      <w:r>
+        <w:t>• 2023: []</w:t>
+      </w:r>
+    </w:p>
+    <w:p>
+      <w:r>
+        <w:t>• 2024: []</w:t>
+      </w:r>
+    </w:p>
+    <w:p>
+      <w:r>
+        <w:t>• 2025: [16]</w:t>
       </w:r>
     </w:p>
     <w:p>
@@ -489,6 +489,36 @@
           <w:color w:val="FF0000"/>
           <w:sz w:val="26"/>
         </w:rPr>
+        <w:t>Jansen Harkins: 26</w:t>
+      </w:r>
+    </w:p>
+    <w:p>
+      <w:r>
+        <w:t>• 2022: [10, 0]</w:t>
+      </w:r>
+    </w:p>
+    <w:p>
+      <w:r>
+        <w:t>• 2023: []</w:t>
+      </w:r>
+    </w:p>
+    <w:p>
+      <w:r>
+        <w:t>• 2024: [5]</w:t>
+      </w:r>
+    </w:p>
+    <w:p>
+      <w:r>
+        <w:t>• 2025: [7, 6]</w:t>
+      </w:r>
+    </w:p>
+    <w:p>
+      <w:r>
+        <w:rPr>
+          <w:b/>
+          <w:color w:val="FF0000"/>
+          <w:sz w:val="26"/>
+        </w:rPr>
         <w:t>Radko Gudas: 6</w:t>
       </w:r>
     </w:p>
@@ -517,7 +547,7 @@
         <w:rPr>
           <w:sz w:val="26"/>
         </w:rPr>
-        <w:t>Leo Carlsson: 1</w:t>
+        <w:t>Leo Carlsson: 2</w:t>
       </w:r>
     </w:p>
     <w:p>
@@ -545,7 +575,7 @@
         <w:rPr>
           <w:sz w:val="26"/>
         </w:rPr>
-        <w:t>Ian Moore: 10</w:t>
+        <w:t>Ian Moore: 11</w:t>
       </w:r>
     </w:p>
     <w:p>
@@ -573,7 +603,7 @@
         <w:rPr>
           <w:sz w:val="26"/>
         </w:rPr>
-        <w:t>Jackson LaCombe: 5</w:t>
+        <w:t>Jackson LaCombe: 6</w:t>
       </w:r>
     </w:p>
     <w:p>
@@ -11785,44 +11815,16 @@
     <w:p>
       <w:r>
         <w:rPr>
-          <w:sz w:val="26"/>
-        </w:rPr>
-        <w:t>Emil Heineman: 2</w:t>
-      </w:r>
-    </w:p>
-    <w:p>
-      <w:r>
-        <w:t>• 2022: []</w:t>
-      </w:r>
-    </w:p>
-    <w:p>
-      <w:r>
-        <w:t>• 2023: []</w:t>
-      </w:r>
-    </w:p>
-    <w:p>
-      <w:r>
-        <w:t>• 2024: [11, 7, 3]</w:t>
-      </w:r>
-    </w:p>
-    <w:p>
-      <w:r>
-        <w:t>• 2025: [9, 8, 6]</w:t>
-      </w:r>
-    </w:p>
-    <w:p>
-      <w:r>
-        <w:rPr>
           <w:b/>
           <w:color w:val="FF0000"/>
           <w:sz w:val="26"/>
         </w:rPr>
-        <w:t>Adam Pelech: 13</w:t>
-      </w:r>
-    </w:p>
-    <w:p>
-      <w:r>
-        <w:t>• 2022: [17, 15, 4]</w:t>
+        <w:t>Emil Heineman: 3</w:t>
+      </w:r>
+    </w:p>
+    <w:p>
+      <w:r>
+        <w:t>• 2022: []</w:t>
       </w:r>
     </w:p>
     <w:p>
@@ -11832,40 +11834,12 @@
     </w:p>
     <w:p>
       <w:r>
-        <w:t>• 2024: []</w:t>
-      </w:r>
-    </w:p>
-    <w:p>
-      <w:r>
-        <w:t>• 2025: [20, 8, 4]</w:t>
-      </w:r>
-    </w:p>
-    <w:p>
-      <w:r>
-        <w:rPr>
-          <w:sz w:val="26"/>
-        </w:rPr>
-        <w:t>Max Shabanov: 16</w:t>
-      </w:r>
-    </w:p>
-    <w:p>
-      <w:r>
-        <w:t>• 2022: []</w:t>
-      </w:r>
-    </w:p>
-    <w:p>
-      <w:r>
-        <w:t>• 2023: []</w:t>
-      </w:r>
-    </w:p>
-    <w:p>
-      <w:r>
-        <w:t>• 2024: []</w:t>
-      </w:r>
-    </w:p>
-    <w:p>
-      <w:r>
-        <w:t>• 2025: [16, 7]</w:t>
+        <w:t>• 2024: [11, 7, 3]</w:t>
+      </w:r>
+    </w:p>
+    <w:p>
+      <w:r>
+        <w:t>• 2025: [9, 8, 6]</w:t>
       </w:r>
     </w:p>
     <w:p>
@@ -11875,27 +11849,55 @@
           <w:color w:val="FF0000"/>
           <w:sz w:val="26"/>
         </w:rPr>
-        <w:t>Jean-Gabriel Pageau: 11</w:t>
-      </w:r>
-    </w:p>
-    <w:p>
-      <w:r>
-        <w:t>• 2022: [17, 9, 6]</w:t>
-      </w:r>
-    </w:p>
-    <w:p>
-      <w:r>
-        <w:t>• 2023: [8, 8, 8]</w:t>
-      </w:r>
-    </w:p>
-    <w:p>
-      <w:r>
-        <w:t>• 2024: [13, 12, 9]</w:t>
-      </w:r>
-    </w:p>
-    <w:p>
-      <w:r>
-        <w:t>• 2025: [19, 4, 3]</w:t>
+        <w:t>Adam Pelech: 14</w:t>
+      </w:r>
+    </w:p>
+    <w:p>
+      <w:r>
+        <w:t>• 2022: [17, 15, 4]</w:t>
+      </w:r>
+    </w:p>
+    <w:p>
+      <w:r>
+        <w:t>• 2023: []</w:t>
+      </w:r>
+    </w:p>
+    <w:p>
+      <w:r>
+        <w:t>• 2024: []</w:t>
+      </w:r>
+    </w:p>
+    <w:p>
+      <w:r>
+        <w:t>• 2025: [20, 8, 4]</w:t>
+      </w:r>
+    </w:p>
+    <w:p>
+      <w:r>
+        <w:rPr>
+          <w:sz w:val="26"/>
+        </w:rPr>
+        <w:t>Max Shabanov: 16</w:t>
+      </w:r>
+    </w:p>
+    <w:p>
+      <w:r>
+        <w:t>• 2022: []</w:t>
+      </w:r>
+    </w:p>
+    <w:p>
+      <w:r>
+        <w:t>• 2023: []</w:t>
+      </w:r>
+    </w:p>
+    <w:p>
+      <w:r>
+        <w:t>• 2024: []</w:t>
+      </w:r>
+    </w:p>
+    <w:p>
+      <w:r>
+        <w:t>• 2025: [16, 7]</w:t>
       </w:r>
     </w:p>
     <w:p>
@@ -11905,7 +11907,7 @@
           <w:color w:val="FF0000"/>
           <w:sz w:val="26"/>
         </w:rPr>
-        <w:t>Bo Horvat: 3</w:t>
+        <w:t>Bo Horvat: 4</w:t>
       </w:r>
     </w:p>
     <w:p>
@@ -11963,7 +11965,7 @@
           <w:color w:val="FF0000"/>
           <w:sz w:val="26"/>
         </w:rPr>
-        <w:t>Adam Boqvist: 34</w:t>
+        <w:t>Adam Boqvist: 35</w:t>
       </w:r>
     </w:p>
     <w:p>
@@ -11991,7 +11993,35 @@
         <w:rPr>
           <w:sz w:val="26"/>
         </w:rPr>
-        <w:t>Mathew Barzal: 1</w:t>
+        <w:t>Calum Ritchie: 1</w:t>
+      </w:r>
+    </w:p>
+    <w:p>
+      <w:r>
+        <w:t>• 2022: []</w:t>
+      </w:r>
+    </w:p>
+    <w:p>
+      <w:r>
+        <w:t>• 2023: []</w:t>
+      </w:r>
+    </w:p>
+    <w:p>
+      <w:r>
+        <w:t>• 2024: []</w:t>
+      </w:r>
+    </w:p>
+    <w:p>
+      <w:r>
+        <w:t>• 2025: [15, 7, 5]</w:t>
+      </w:r>
+    </w:p>
+    <w:p>
+      <w:r>
+        <w:rPr>
+          <w:sz w:val="26"/>
+        </w:rPr>
+        <w:t>Mathew Barzal: 2</w:t>
       </w:r>
     </w:p>
     <w:p>
@@ -12019,7 +12049,35 @@
         <w:rPr>
           <w:sz w:val="26"/>
         </w:rPr>
-        <w:t>Casey Cizikas: 2</w:t>
+        <w:t>Anders Lee: 1</w:t>
+      </w:r>
+    </w:p>
+    <w:p>
+      <w:r>
+        <w:t>• 2022: [13, 9, 6]</w:t>
+      </w:r>
+    </w:p>
+    <w:p>
+      <w:r>
+        <w:t>• 2023: [10, 9, 7]</w:t>
+      </w:r>
+    </w:p>
+    <w:p>
+      <w:r>
+        <w:t>• 2024: [6, 6, 5]</w:t>
+      </w:r>
+    </w:p>
+    <w:p>
+      <w:r>
+        <w:t>• 2025: [10, 9, 9]</w:t>
+      </w:r>
+    </w:p>
+    <w:p>
+      <w:r>
+        <w:rPr>
+          <w:sz w:val="26"/>
+        </w:rPr>
+        <w:t>Casey Cizikas: 3</w:t>
       </w:r>
     </w:p>
     <w:p>
@@ -12049,7 +12107,7 @@
           <w:color w:val="FF0000"/>
           <w:sz w:val="26"/>
         </w:rPr>
-        <w:t>Scott Mayfield: 16</w:t>
+        <w:t>Scott Mayfield: 17</w:t>
       </w:r>
     </w:p>
     <w:p>
@@ -12070,6 +12128,34 @@
     <w:p>
       <w:r>
         <w:t>• 2025: [25]</w:t>
+      </w:r>
+    </w:p>
+    <w:p>
+      <w:r>
+        <w:rPr>
+          <w:sz w:val="26"/>
+        </w:rPr>
+        <w:t>Brayden Schenn: 1</w:t>
+      </w:r>
+    </w:p>
+    <w:p>
+      <w:r>
+        <w:t>• 2022: [9, 8, 6]</w:t>
+      </w:r>
+    </w:p>
+    <w:p>
+      <w:r>
+        <w:t>• 2023: [18, 16, 5]</w:t>
+      </w:r>
+    </w:p>
+    <w:p>
+      <w:r>
+        <w:t>• 2024: [13, 9, 9]</w:t>
+      </w:r>
+    </w:p>
+    <w:p>
+      <w:r>
+        <w:t>• 2025: [12, 11, 9]</w:t>
       </w:r>
     </w:p>
     <w:p>
@@ -12137,7 +12223,7 @@
           <w:color w:val="FF0000"/>
           <w:sz w:val="26"/>
         </w:rPr>
-        <w:t>Ryan Pulock: 16</w:t>
+        <w:t>Ryan Pulock: 17</w:t>
       </w:r>
     </w:p>
     <w:p>
@@ -12165,7 +12251,7 @@
         <w:rPr>
           <w:sz w:val="26"/>
         </w:rPr>
-        <w:t>Simon Holmstrom: 1</w:t>
+        <w:t>Simon Holmstrom: 2</w:t>
       </w:r>
     </w:p>
     <w:p>
@@ -12225,7 +12311,7 @@
           <w:color w:val="FF0000"/>
           <w:sz w:val="26"/>
         </w:rPr>
-        <w:t>Kyle MacLean: 26</w:t>
+        <w:t>Kyle MacLean: 27</w:t>
       </w:r>
     </w:p>
     <w:p>
@@ -12285,7 +12371,7 @@
           <w:color w:val="FF0000"/>
           <w:sz w:val="26"/>
         </w:rPr>
-        <w:t>Ondrej Palat: 23</w:t>
+        <w:t>Ondrej Palat: 24</w:t>
       </w:r>
     </w:p>
     <w:p>
@@ -12341,7 +12427,7 @@
         <w:rPr>
           <w:sz w:val="26"/>
         </w:rPr>
-        <w:t>Matthew Schaefer: 6</w:t>
+        <w:t>Matthew Schaefer: 7</w:t>
       </w:r>
     </w:p>
     <w:p>
@@ -12371,7 +12457,7 @@
           <w:color w:val="FF0000"/>
           <w:sz w:val="26"/>
         </w:rPr>
-        <w:t>Carson Soucy: 15</w:t>
+        <w:t>Carson Soucy: 16</w:t>
       </w:r>
     </w:p>
     <w:p>
@@ -12401,7 +12487,7 @@
           <w:color w:val="FF0000"/>
           <w:sz w:val="26"/>
         </w:rPr>
-        <w:t>Marc Gatcomb: 2</w:t>
+        <w:t>Marc Gatcomb: 3</w:t>
       </w:r>
     </w:p>
     <w:p>
@@ -13819,7 +13905,7 @@
           <w:color w:val="FF0000"/>
           <w:sz w:val="26"/>
         </w:rPr>
-        <w:t>Rasmus Ristolainen: 20</w:t>
+        <w:t>Rasmus Ristolainen: 21</w:t>
       </w:r>
     </w:p>
     <w:p>
@@ -13849,139 +13935,27 @@
           <w:color w:val="FF0000"/>
           <w:sz w:val="26"/>
         </w:rPr>
-        <w:t>Garnet Hathaway: 25</w:t>
-      </w:r>
-    </w:p>
-    <w:p>
-      <w:r>
-        <w:t>• 2022: [15, 11, 9]</w:t>
-      </w:r>
-    </w:p>
-    <w:p>
-      <w:r>
-        <w:t>• 2023: [21, 20, 6]</w:t>
-      </w:r>
-    </w:p>
-    <w:p>
-      <w:r>
-        <w:t>• 2024: [16, 10, 5]</w:t>
-      </w:r>
-    </w:p>
-    <w:p>
-      <w:r>
-        <w:t>• 2025: []</w:t>
-      </w:r>
-    </w:p>
-    <w:p>
-      <w:r>
-        <w:rPr>
-          <w:sz w:val="26"/>
-        </w:rPr>
-        <w:t>Carl Grundstrom: 1</w:t>
-      </w:r>
-    </w:p>
-    <w:p>
-      <w:r>
-        <w:t>• 2022: [14, 7, 5]</w:t>
-      </w:r>
-    </w:p>
-    <w:p>
-      <w:r>
-        <w:t>• 2023: [28, 4, 4]</w:t>
-      </w:r>
-    </w:p>
-    <w:p>
-      <w:r>
-        <w:t>• 2024: [16, 7]</w:t>
-      </w:r>
-    </w:p>
-    <w:p>
-      <w:r>
-        <w:t>• 2025: [17, 13, 2]</w:t>
-      </w:r>
-    </w:p>
-    <w:p>
-      <w:r>
-        <w:rPr>
-          <w:sz w:val="26"/>
-        </w:rPr>
-        <w:t>Adam Ginning: 6</w:t>
-      </w:r>
-    </w:p>
-    <w:p>
-      <w:r>
-        <w:t>• 2022: []</w:t>
-      </w:r>
-    </w:p>
-    <w:p>
-      <w:r>
-        <w:t>• 2023: []</w:t>
-      </w:r>
-    </w:p>
-    <w:p>
-      <w:r>
-        <w:t>• 2024: []</w:t>
-      </w:r>
-    </w:p>
-    <w:p>
-      <w:r>
-        <w:t>• 2025: []</w:t>
-      </w:r>
-    </w:p>
-    <w:p>
-      <w:r>
-        <w:rPr>
-          <w:sz w:val="26"/>
-        </w:rPr>
-        <w:t>Owen Tippett: 3</w:t>
-      </w:r>
-    </w:p>
-    <w:p>
-      <w:r>
-        <w:t>• 2022: [8, 7, 5]</w:t>
-      </w:r>
-    </w:p>
-    <w:p>
-      <w:r>
-        <w:t>• 2023: [6, 6, 4]</w:t>
-      </w:r>
-    </w:p>
-    <w:p>
-      <w:r>
-        <w:t>• 2024: [13, 8, 5]</w:t>
-      </w:r>
-    </w:p>
-    <w:p>
-      <w:r>
-        <w:t>• 2025: [10, 7, 6]</w:t>
-      </w:r>
-    </w:p>
-    <w:p>
-      <w:r>
-        <w:rPr>
-          <w:sz w:val="26"/>
-        </w:rPr>
-        <w:t>Sean Couturier: 3</w:t>
-      </w:r>
-    </w:p>
-    <w:p>
-      <w:r>
-        <w:t>• 2022: []</w:t>
-      </w:r>
-    </w:p>
-    <w:p>
-      <w:r>
-        <w:t>• 2023: [11, 5, 4]</w:t>
-      </w:r>
-    </w:p>
-    <w:p>
-      <w:r>
-        <w:t>• 2024: [11, 10, 10]</w:t>
-      </w:r>
-    </w:p>
-    <w:p>
-      <w:r>
-        <w:t>• 2025: [31, 17, 4]</w:t>
+        <w:t>Tyson Foerster: 1</w:t>
+      </w:r>
+    </w:p>
+    <w:p>
+      <w:r>
+        <w:t>• 2022: [1, 0]</w:t>
+      </w:r>
+    </w:p>
+    <w:p>
+      <w:r>
+        <w:t>• 2023: [16, 5, 4]</w:t>
+      </w:r>
+    </w:p>
+    <w:p>
+      <w:r>
+        <w:t>• 2024: [14, 9, 7]</w:t>
+      </w:r>
+    </w:p>
+    <w:p>
+      <w:r>
+        <w:t>• 2025: [3, 3, 2]</w:t>
       </w:r>
     </w:p>
     <w:p>
@@ -13991,12 +13965,68 @@
           <w:color w:val="FF0000"/>
           <w:sz w:val="26"/>
         </w:rPr>
-        <w:t>Nick Seeler: 27</w:t>
-      </w:r>
-    </w:p>
-    <w:p>
-      <w:r>
-        <w:t>• 2022: [30, 16, 11]</w:t>
+        <w:t>Garnet Hathaway: 26</w:t>
+      </w:r>
+    </w:p>
+    <w:p>
+      <w:r>
+        <w:t>• 2022: [15, 11, 9]</w:t>
+      </w:r>
+    </w:p>
+    <w:p>
+      <w:r>
+        <w:t>• 2023: [21, 20, 6]</w:t>
+      </w:r>
+    </w:p>
+    <w:p>
+      <w:r>
+        <w:t>• 2024: [16, 10, 5]</w:t>
+      </w:r>
+    </w:p>
+    <w:p>
+      <w:r>
+        <w:t>• 2025: []</w:t>
+      </w:r>
+    </w:p>
+    <w:p>
+      <w:r>
+        <w:rPr>
+          <w:sz w:val="26"/>
+        </w:rPr>
+        <w:t>Carl Grundstrom: 1</w:t>
+      </w:r>
+    </w:p>
+    <w:p>
+      <w:r>
+        <w:t>• 2022: [14, 7, 5]</w:t>
+      </w:r>
+    </w:p>
+    <w:p>
+      <w:r>
+        <w:t>• 2023: [28, 4, 4]</w:t>
+      </w:r>
+    </w:p>
+    <w:p>
+      <w:r>
+        <w:t>• 2024: [16, 7]</w:t>
+      </w:r>
+    </w:p>
+    <w:p>
+      <w:r>
+        <w:t>• 2025: [17, 13, 2]</w:t>
+      </w:r>
+    </w:p>
+    <w:p>
+      <w:r>
+        <w:rPr>
+          <w:sz w:val="26"/>
+        </w:rPr>
+        <w:t>Adam Ginning: 6</w:t>
+      </w:r>
+    </w:p>
+    <w:p>
+      <w:r>
+        <w:t>• 2022: []</w:t>
       </w:r>
     </w:p>
     <w:p>
@@ -14006,12 +14036,12 @@
     </w:p>
     <w:p>
       <w:r>
-        <w:t>• 2024: [17, 11]</w:t>
-      </w:r>
-    </w:p>
-    <w:p>
-      <w:r>
-        <w:t>• 2025: [5]</w:t>
+        <w:t>• 2024: []</w:t>
+      </w:r>
+    </w:p>
+    <w:p>
+      <w:r>
+        <w:t>• 2025: []</w:t>
       </w:r>
     </w:p>
     <w:p>
@@ -14021,35 +14051,7 @@
           <w:color w:val="FF0000"/>
           <w:sz w:val="26"/>
         </w:rPr>
-        <w:t>Christian Dvorak: 1</w:t>
-      </w:r>
-    </w:p>
-    <w:p>
-      <w:r>
-        <w:t>• 2022: [20, 8, 6]</w:t>
-      </w:r>
-    </w:p>
-    <w:p>
-      <w:r>
-        <w:t>• 2023: [17, 4, 0]</w:t>
-      </w:r>
-    </w:p>
-    <w:p>
-      <w:r>
-        <w:t>• 2024: [19, 9, 9]</w:t>
-      </w:r>
-    </w:p>
-    <w:p>
-      <w:r>
-        <w:t>• 2025: [10, 9, 8]</w:t>
-      </w:r>
-    </w:p>
-    <w:p>
-      <w:r>
-        <w:rPr>
-          <w:sz w:val="26"/>
-        </w:rPr>
-        <w:t>Rodrigo Abols: 1</w:t>
+        <w:t>Sean Couturier: 4</w:t>
       </w:r>
     </w:p>
     <w:p>
@@ -14059,213 +14061,17 @@
     </w:p>
     <w:p>
       <w:r>
-        <w:t>• 2023: []</w:t>
-      </w:r>
-    </w:p>
-    <w:p>
-      <w:r>
-        <w:t>• 2024: [4]</w:t>
-      </w:r>
-    </w:p>
-    <w:p>
-      <w:r>
-        <w:t>• 2025: [14, 11]</w:t>
-      </w:r>
-    </w:p>
-    <w:p>
-      <w:r>
-        <w:rPr>
-          <w:sz w:val="26"/>
-        </w:rPr>
-        <w:t>Jacob Gaucher: 3</w:t>
-      </w:r>
-    </w:p>
-    <w:p>
-      <w:r>
-        <w:t>• 2022: []</w:t>
-      </w:r>
-    </w:p>
-    <w:p>
-      <w:r>
-        <w:t>• 2023: []</w:t>
-      </w:r>
-    </w:p>
-    <w:p>
-      <w:r>
-        <w:t>• 2024: []</w:t>
-      </w:r>
-    </w:p>
-    <w:p>
-      <w:r>
-        <w:t>• 2025: []</w:t>
-      </w:r>
-    </w:p>
-    <w:p>
-      <w:r>
-        <w:rPr>
-          <w:sz w:val="26"/>
-        </w:rPr>
-        <w:t>Denver Barkey: 1</w:t>
-      </w:r>
-    </w:p>
-    <w:p>
-      <w:r>
-        <w:t>• 2022: []</w:t>
-      </w:r>
-    </w:p>
-    <w:p>
-      <w:r>
-        <w:t>• 2023: []</w:t>
-      </w:r>
-    </w:p>
-    <w:p>
-      <w:r>
-        <w:t>• 2024: []</w:t>
-      </w:r>
-    </w:p>
-    <w:p>
-      <w:r>
-        <w:t>• 2025: [10, 8, 6]</w:t>
-      </w:r>
-    </w:p>
-    <w:p>
-      <w:r>
-        <w:rPr>
-          <w:sz w:val="26"/>
-        </w:rPr>
-        <w:t>Ty Murchison: 3</w:t>
-      </w:r>
-    </w:p>
-    <w:p>
-      <w:r>
-        <w:t>• 2022: []</w:t>
-      </w:r>
-    </w:p>
-    <w:p>
-      <w:r>
-        <w:t>• 2023: []</w:t>
-      </w:r>
-    </w:p>
-    <w:p>
-      <w:r>
-        <w:t>• 2024: []</w:t>
-      </w:r>
-    </w:p>
-    <w:p>
-      <w:r>
-        <w:t>• 2025: []</w:t>
-      </w:r>
-    </w:p>
-    <w:p>
-      <w:r>
-        <w:rPr>
-          <w:sz w:val="26"/>
-        </w:rPr>
-        <w:t>Noah Juulsen: 25</w:t>
-      </w:r>
-    </w:p>
-    <w:p>
-      <w:r>
-        <w:t>• 2022: []</w:t>
-      </w:r>
-    </w:p>
-    <w:p>
-      <w:r>
-        <w:t>• 2023: []</w:t>
-      </w:r>
-    </w:p>
-    <w:p>
-      <w:r>
-        <w:t>• 2024: []</w:t>
-      </w:r>
-    </w:p>
-    <w:p>
-      <w:r>
-        <w:t>• 2025: []</w:t>
-      </w:r>
-    </w:p>
-    <w:p>
-      <w:r>
-        <w:rPr>
-          <w:sz w:val="26"/>
-        </w:rPr>
-        <w:t>Travis Sanheim: 1</w:t>
-      </w:r>
-    </w:p>
-    <w:p>
-      <w:r>
-        <w:t>• 2022: [30, 8, 4]</w:t>
-      </w:r>
-    </w:p>
-    <w:p>
-      <w:r>
-        <w:t>• 2023: [25, 12, 8]</w:t>
-      </w:r>
-    </w:p>
-    <w:p>
-      <w:r>
-        <w:t>• 2024: [40, 12, 7]</w:t>
-      </w:r>
-    </w:p>
-    <w:p>
-      <w:r>
-        <w:t>• 2025: [20, 16, 14]</w:t>
-      </w:r>
-    </w:p>
-    <w:p>
-      <w:r>
-        <w:rPr>
-          <w:sz w:val="26"/>
-        </w:rPr>
-        <w:t>Nikita Grebenkin: 16</w:t>
-      </w:r>
-    </w:p>
-    <w:p>
-      <w:r>
-        <w:t>• 2022: []</w:t>
-      </w:r>
-    </w:p>
-    <w:p>
-      <w:r>
-        <w:t>• 2023: []</w:t>
-      </w:r>
-    </w:p>
-    <w:p>
-      <w:r>
-        <w:t>• 2024: []</w:t>
-      </w:r>
-    </w:p>
-    <w:p>
-      <w:r>
-        <w:t>• 2025: [14, 9, 4]</w:t>
-      </w:r>
-    </w:p>
-    <w:p>
-      <w:r>
-        <w:rPr>
-          <w:sz w:val="26"/>
-        </w:rPr>
-        <w:t>Jett Luchanko: 8</w:t>
-      </w:r>
-    </w:p>
-    <w:p>
-      <w:r>
-        <w:t>• 2022: []</w:t>
-      </w:r>
-    </w:p>
-    <w:p>
-      <w:r>
-        <w:t>• 2023: []</w:t>
-      </w:r>
-    </w:p>
-    <w:p>
-      <w:r>
-        <w:t>• 2024: []</w:t>
-      </w:r>
-    </w:p>
-    <w:p>
-      <w:r>
-        <w:t>• 2025: []</w:t>
+        <w:t>• 2023: [11, 5, 4]</w:t>
+      </w:r>
+    </w:p>
+    <w:p>
+      <w:r>
+        <w:t>• 2024: [11, 10, 10]</w:t>
+      </w:r>
+    </w:p>
+    <w:p>
+      <w:r>
+        <w:t>• 2025: [31, 17, 4]</w:t>
       </w:r>
     </w:p>
     <w:p>
@@ -14275,55 +14081,27 @@
           <w:color w:val="FF0000"/>
           <w:sz w:val="26"/>
         </w:rPr>
-        <w:t>Luke Glendening: 6</w:t>
-      </w:r>
-    </w:p>
-    <w:p>
-      <w:r>
-        <w:t>• 2022: [47, 10]</w:t>
-      </w:r>
-    </w:p>
-    <w:p>
-      <w:r>
-        <w:t>• 2023: [11, 9, 9]</w:t>
-      </w:r>
-    </w:p>
-    <w:p>
-      <w:r>
-        <w:t>• 2024: [22, 8, 3]</w:t>
-      </w:r>
-    </w:p>
-    <w:p>
-      <w:r>
-        <w:t>• 2025: []</w:t>
-      </w:r>
-    </w:p>
-    <w:p>
-      <w:r>
-        <w:rPr>
-          <w:sz w:val="26"/>
-        </w:rPr>
-        <w:t>Trevor Zegras: 2</w:t>
-      </w:r>
-    </w:p>
-    <w:p>
-      <w:r>
-        <w:t>• 2022: [11, 11, 8]</w:t>
-      </w:r>
-    </w:p>
-    <w:p>
-      <w:r>
-        <w:t>• 2023: [8, 5, 4]</w:t>
-      </w:r>
-    </w:p>
-    <w:p>
-      <w:r>
-        <w:t>• 2024: [14, 10, 5]</w:t>
-      </w:r>
-    </w:p>
-    <w:p>
-      <w:r>
-        <w:t>• 2025: [8, 6, 6]</w:t>
+        <w:t>Nick Seeler: 28</w:t>
+      </w:r>
+    </w:p>
+    <w:p>
+      <w:r>
+        <w:t>• 2022: [30, 16, 11]</w:t>
+      </w:r>
+    </w:p>
+    <w:p>
+      <w:r>
+        <w:t>• 2023: []</w:t>
+      </w:r>
+    </w:p>
+    <w:p>
+      <w:r>
+        <w:t>• 2024: [17, 11]</w:t>
+      </w:r>
+    </w:p>
+    <w:p>
+      <w:r>
+        <w:t>• 2025: [5]</w:t>
       </w:r>
     </w:p>
     <w:p>
@@ -14333,55 +14111,223 @@
           <w:color w:val="FF0000"/>
           <w:sz w:val="26"/>
         </w:rPr>
-        <w:t>Cam York: 26</w:t>
-      </w:r>
-    </w:p>
-    <w:p>
-      <w:r>
-        <w:t>• 2022: [42]</w:t>
-      </w:r>
-    </w:p>
-    <w:p>
-      <w:r>
-        <w:t>• 2023: [17, 17, 15]</w:t>
-      </w:r>
-    </w:p>
-    <w:p>
-      <w:r>
-        <w:t>• 2024: [17, 9, 2]</w:t>
-      </w:r>
-    </w:p>
-    <w:p>
-      <w:r>
-        <w:t>• 2025: [15, 7, 7]</w:t>
-      </w:r>
-    </w:p>
-    <w:p>
-      <w:r>
-        <w:rPr>
-          <w:sz w:val="26"/>
-        </w:rPr>
-        <w:t>Noah Cates: 3</w:t>
-      </w:r>
-    </w:p>
-    <w:p>
-      <w:r>
-        <w:t>• 2022: [20, 8, 7]</w:t>
-      </w:r>
-    </w:p>
-    <w:p>
-      <w:r>
-        <w:t>• 2023: [22, 14, 8]</w:t>
-      </w:r>
-    </w:p>
-    <w:p>
-      <w:r>
-        <w:t>• 2024: [12, 12, 7]</w:t>
-      </w:r>
-    </w:p>
-    <w:p>
-      <w:r>
-        <w:t>• 2025: [18, 7, 6]</w:t>
+        <w:t>Christian Dvorak: 2</w:t>
+      </w:r>
+    </w:p>
+    <w:p>
+      <w:r>
+        <w:t>• 2022: [20, 8, 6]</w:t>
+      </w:r>
+    </w:p>
+    <w:p>
+      <w:r>
+        <w:t>• 2023: [17, 4, 0]</w:t>
+      </w:r>
+    </w:p>
+    <w:p>
+      <w:r>
+        <w:t>• 2024: [19, 9, 9]</w:t>
+      </w:r>
+    </w:p>
+    <w:p>
+      <w:r>
+        <w:t>• 2025: [10, 9, 8]</w:t>
+      </w:r>
+    </w:p>
+    <w:p>
+      <w:r>
+        <w:rPr>
+          <w:sz w:val="26"/>
+        </w:rPr>
+        <w:t>Rodrigo Abols: 1</w:t>
+      </w:r>
+    </w:p>
+    <w:p>
+      <w:r>
+        <w:t>• 2022: []</w:t>
+      </w:r>
+    </w:p>
+    <w:p>
+      <w:r>
+        <w:t>• 2023: []</w:t>
+      </w:r>
+    </w:p>
+    <w:p>
+      <w:r>
+        <w:t>• 2024: [4]</w:t>
+      </w:r>
+    </w:p>
+    <w:p>
+      <w:r>
+        <w:t>• 2025: [14, 11]</w:t>
+      </w:r>
+    </w:p>
+    <w:p>
+      <w:r>
+        <w:rPr>
+          <w:sz w:val="26"/>
+        </w:rPr>
+        <w:t>Jacob Gaucher: 3</w:t>
+      </w:r>
+    </w:p>
+    <w:p>
+      <w:r>
+        <w:t>• 2022: []</w:t>
+      </w:r>
+    </w:p>
+    <w:p>
+      <w:r>
+        <w:t>• 2023: []</w:t>
+      </w:r>
+    </w:p>
+    <w:p>
+      <w:r>
+        <w:t>• 2024: []</w:t>
+      </w:r>
+    </w:p>
+    <w:p>
+      <w:r>
+        <w:t>• 2025: []</w:t>
+      </w:r>
+    </w:p>
+    <w:p>
+      <w:r>
+        <w:rPr>
+          <w:sz w:val="26"/>
+        </w:rPr>
+        <w:t>Denver Barkey: 1</w:t>
+      </w:r>
+    </w:p>
+    <w:p>
+      <w:r>
+        <w:t>• 2022: []</w:t>
+      </w:r>
+    </w:p>
+    <w:p>
+      <w:r>
+        <w:t>• 2023: []</w:t>
+      </w:r>
+    </w:p>
+    <w:p>
+      <w:r>
+        <w:t>• 2024: []</w:t>
+      </w:r>
+    </w:p>
+    <w:p>
+      <w:r>
+        <w:t>• 2025: [10, 8, 6]</w:t>
+      </w:r>
+    </w:p>
+    <w:p>
+      <w:r>
+        <w:rPr>
+          <w:sz w:val="26"/>
+        </w:rPr>
+        <w:t>Ty Murchison: 3</w:t>
+      </w:r>
+    </w:p>
+    <w:p>
+      <w:r>
+        <w:t>• 2022: []</w:t>
+      </w:r>
+    </w:p>
+    <w:p>
+      <w:r>
+        <w:t>• 2023: []</w:t>
+      </w:r>
+    </w:p>
+    <w:p>
+      <w:r>
+        <w:t>• 2024: []</w:t>
+      </w:r>
+    </w:p>
+    <w:p>
+      <w:r>
+        <w:t>• 2025: []</w:t>
+      </w:r>
+    </w:p>
+    <w:p>
+      <w:r>
+        <w:rPr>
+          <w:sz w:val="26"/>
+        </w:rPr>
+        <w:t>Noah Juulsen: 26</w:t>
+      </w:r>
+    </w:p>
+    <w:p>
+      <w:r>
+        <w:t>• 2022: []</w:t>
+      </w:r>
+    </w:p>
+    <w:p>
+      <w:r>
+        <w:t>• 2023: []</w:t>
+      </w:r>
+    </w:p>
+    <w:p>
+      <w:r>
+        <w:t>• 2024: []</w:t>
+      </w:r>
+    </w:p>
+    <w:p>
+      <w:r>
+        <w:t>• 2025: []</w:t>
+      </w:r>
+    </w:p>
+    <w:p>
+      <w:r>
+        <w:rPr>
+          <w:sz w:val="26"/>
+        </w:rPr>
+        <w:t>Nikita Grebenkin: 16</w:t>
+      </w:r>
+    </w:p>
+    <w:p>
+      <w:r>
+        <w:t>• 2022: []</w:t>
+      </w:r>
+    </w:p>
+    <w:p>
+      <w:r>
+        <w:t>• 2023: []</w:t>
+      </w:r>
+    </w:p>
+    <w:p>
+      <w:r>
+        <w:t>• 2024: []</w:t>
+      </w:r>
+    </w:p>
+    <w:p>
+      <w:r>
+        <w:t>• 2025: [14, 9, 4]</w:t>
+      </w:r>
+    </w:p>
+    <w:p>
+      <w:r>
+        <w:rPr>
+          <w:sz w:val="26"/>
+        </w:rPr>
+        <w:t>Jett Luchanko: 8</w:t>
+      </w:r>
+    </w:p>
+    <w:p>
+      <w:r>
+        <w:t>• 2022: []</w:t>
+      </w:r>
+    </w:p>
+    <w:p>
+      <w:r>
+        <w:t>• 2023: []</w:t>
+      </w:r>
+    </w:p>
+    <w:p>
+      <w:r>
+        <w:t>• 2024: []</w:t>
+      </w:r>
+    </w:p>
+    <w:p>
+      <w:r>
+        <w:t>• 2025: []</w:t>
       </w:r>
     </w:p>
     <w:p>
@@ -14391,27 +14337,55 @@
           <w:color w:val="FF0000"/>
           <w:sz w:val="26"/>
         </w:rPr>
-        <w:t>Matvei Michkov: 12</w:t>
-      </w:r>
-    </w:p>
-    <w:p>
-      <w:r>
-        <w:t>• 2022: []</w:t>
-      </w:r>
-    </w:p>
-    <w:p>
-      <w:r>
-        <w:t>• 2023: []</w:t>
-      </w:r>
-    </w:p>
-    <w:p>
-      <w:r>
-        <w:t>• 2024: [10, 9, 8]</w:t>
-      </w:r>
-    </w:p>
-    <w:p>
-      <w:r>
-        <w:t>• 2025: [10, 9, 9]</w:t>
+        <w:t>Luke Glendening: 7</w:t>
+      </w:r>
+    </w:p>
+    <w:p>
+      <w:r>
+        <w:t>• 2022: [47, 10]</w:t>
+      </w:r>
+    </w:p>
+    <w:p>
+      <w:r>
+        <w:t>• 2023: [11, 9, 9]</w:t>
+      </w:r>
+    </w:p>
+    <w:p>
+      <w:r>
+        <w:t>• 2024: [22, 8, 3]</w:t>
+      </w:r>
+    </w:p>
+    <w:p>
+      <w:r>
+        <w:t>• 2025: []</w:t>
+      </w:r>
+    </w:p>
+    <w:p>
+      <w:r>
+        <w:rPr>
+          <w:sz w:val="26"/>
+        </w:rPr>
+        <w:t>Trevor Zegras: 3</w:t>
+      </w:r>
+    </w:p>
+    <w:p>
+      <w:r>
+        <w:t>• 2022: [11, 11, 8]</w:t>
+      </w:r>
+    </w:p>
+    <w:p>
+      <w:r>
+        <w:t>• 2023: [8, 5, 4]</w:t>
+      </w:r>
+    </w:p>
+    <w:p>
+      <w:r>
+        <w:t>• 2024: [14, 10, 5]</w:t>
+      </w:r>
+    </w:p>
+    <w:p>
+      <w:r>
+        <w:t>• 2025: [8, 6, 6]</w:t>
       </w:r>
     </w:p>
     <w:p>
@@ -14421,7 +14395,65 @@
           <w:color w:val="FF0000"/>
           <w:sz w:val="26"/>
         </w:rPr>
-        <w:t>Jamie Drysdale: 5</w:t>
+        <w:t>Cam York: 27</w:t>
+      </w:r>
+    </w:p>
+    <w:p>
+      <w:r>
+        <w:t>• 2022: [42]</w:t>
+      </w:r>
+    </w:p>
+    <w:p>
+      <w:r>
+        <w:t>• 2023: [17, 17, 15]</w:t>
+      </w:r>
+    </w:p>
+    <w:p>
+      <w:r>
+        <w:t>• 2024: [17, 9, 2]</w:t>
+      </w:r>
+    </w:p>
+    <w:p>
+      <w:r>
+        <w:t>• 2025: [15, 7, 7]</w:t>
+      </w:r>
+    </w:p>
+    <w:p>
+      <w:r>
+        <w:rPr>
+          <w:sz w:val="26"/>
+        </w:rPr>
+        <w:t>Noah Cates: 4</w:t>
+      </w:r>
+    </w:p>
+    <w:p>
+      <w:r>
+        <w:t>• 2022: [20, 8, 7]</w:t>
+      </w:r>
+    </w:p>
+    <w:p>
+      <w:r>
+        <w:t>• 2023: [22, 14, 8]</w:t>
+      </w:r>
+    </w:p>
+    <w:p>
+      <w:r>
+        <w:t>• 2024: [12, 12, 7]</w:t>
+      </w:r>
+    </w:p>
+    <w:p>
+      <w:r>
+        <w:t>• 2025: [18, 7, 6]</w:t>
+      </w:r>
+    </w:p>
+    <w:p>
+      <w:r>
+        <w:rPr>
+          <w:b/>
+          <w:color w:val="FF0000"/>
+          <w:sz w:val="26"/>
+        </w:rPr>
+        <w:t>Jamie Drysdale: 6</w:t>
       </w:r>
     </w:p>
     <w:p>
@@ -14442,6 +14474,34 @@
     <w:p>
       <w:r>
         <w:t>• 2025: [20, 15, 5]</w:t>
+      </w:r>
+    </w:p>
+    <w:p>
+      <w:r>
+        <w:rPr>
+          <w:sz w:val="26"/>
+        </w:rPr>
+        <w:t>Travis Konecny: 1</w:t>
+      </w:r>
+    </w:p>
+    <w:p>
+      <w:r>
+        <w:t>• 2022: [13, 7, 5]</w:t>
+      </w:r>
+    </w:p>
+    <w:p>
+      <w:r>
+        <w:t>• 2023: [7, 6, 6]</w:t>
+      </w:r>
+    </w:p>
+    <w:p>
+      <w:r>
+        <w:t>• 2024: [13, 9, 5]</w:t>
+      </w:r>
+    </w:p>
+    <w:p>
+      <w:r>
+        <w:t>• 2025: [11, 4, 4]</w:t>
       </w:r>
     </w:p>
     <w:p>
@@ -16745,7 +16805,7 @@
         <w:rPr>
           <w:sz w:val="26"/>
         </w:rPr>
-        <w:t>Cam Fowler: 1</w:t>
+        <w:t>Cam Fowler: 2</w:t>
       </w:r>
     </w:p>
     <w:p>
@@ -16831,7 +16891,7 @@
           <w:color w:val="FF0000"/>
           <w:sz w:val="26"/>
         </w:rPr>
-        <w:t>Jake Neighbours: 18</w:t>
+        <w:t>Jake Neighbours: 19</w:t>
       </w:r>
     </w:p>
     <w:p>
@@ -16889,27 +16949,27 @@
           <w:color w:val="FF0000"/>
           <w:sz w:val="26"/>
         </w:rPr>
-        <w:t>Jonatan Berggren: 11</w:t>
-      </w:r>
-    </w:p>
-    <w:p>
-      <w:r>
-        <w:t>• 2022: [11, 7, 6]</w:t>
-      </w:r>
-    </w:p>
-    <w:p>
-      <w:r>
-        <w:t>• 2023: [0]</w:t>
-      </w:r>
-    </w:p>
-    <w:p>
-      <w:r>
-        <w:t>• 2024: [12, 10, 7]</w:t>
-      </w:r>
-    </w:p>
-    <w:p>
-      <w:r>
-        <w:t>• 2025: [11, 9, 4]</w:t>
+        <w:t>Nathan Walker: 17</w:t>
+      </w:r>
+    </w:p>
+    <w:p>
+      <w:r>
+        <w:t>• 2022: [23]</w:t>
+      </w:r>
+    </w:p>
+    <w:p>
+      <w:r>
+        <w:t>• 2023: [13, 11, 7]</w:t>
+      </w:r>
+    </w:p>
+    <w:p>
+      <w:r>
+        <w:t>• 2024: [15, 8, 8]</w:t>
+      </w:r>
+    </w:p>
+    <w:p>
+      <w:r>
+        <w:t>• 2025: [8, 6, 2]</w:t>
       </w:r>
     </w:p>
     <w:p>
@@ -16919,27 +16979,139 @@
           <w:color w:val="FF0000"/>
           <w:sz w:val="26"/>
         </w:rPr>
-        <w:t>Nathan Walker: 16</w:t>
-      </w:r>
-    </w:p>
-    <w:p>
-      <w:r>
-        <w:t>• 2022: [23]</w:t>
-      </w:r>
-    </w:p>
-    <w:p>
-      <w:r>
-        <w:t>• 2023: [13, 11, 7]</w:t>
-      </w:r>
-    </w:p>
-    <w:p>
-      <w:r>
-        <w:t>• 2024: [15, 8, 8]</w:t>
-      </w:r>
-    </w:p>
-    <w:p>
-      <w:r>
-        <w:t>• 2025: [8, 6, 2]</w:t>
+        <w:t>Jordan Kyrou: 5</w:t>
+      </w:r>
+    </w:p>
+    <w:p>
+      <w:r>
+        <w:t>• 2022: [6, 4, 4]</w:t>
+      </w:r>
+    </w:p>
+    <w:p>
+      <w:r>
+        <w:t>• 2023: [10, 7, 7]</w:t>
+      </w:r>
+    </w:p>
+    <w:p>
+      <w:r>
+        <w:t>• 2024: [10, 7, 6]</w:t>
+      </w:r>
+    </w:p>
+    <w:p>
+      <w:r>
+        <w:t>• 2025: [13, 6, 5]</w:t>
+      </w:r>
+    </w:p>
+    <w:p>
+      <w:r>
+        <w:rPr>
+          <w:sz w:val="26"/>
+        </w:rPr>
+        <w:t>Matthew Kessel: 14</w:t>
+      </w:r>
+    </w:p>
+    <w:p>
+      <w:r>
+        <w:t>• 2022: []</w:t>
+      </w:r>
+    </w:p>
+    <w:p>
+      <w:r>
+        <w:t>• 2023: []</w:t>
+      </w:r>
+    </w:p>
+    <w:p>
+      <w:r>
+        <w:t>• 2024: []</w:t>
+      </w:r>
+    </w:p>
+    <w:p>
+      <w:r>
+        <w:t>• 2025: [5]</w:t>
+      </w:r>
+    </w:p>
+    <w:p>
+      <w:r>
+        <w:rPr>
+          <w:sz w:val="26"/>
+        </w:rPr>
+        <w:t>Jack Finley: 27</w:t>
+      </w:r>
+    </w:p>
+    <w:p>
+      <w:r>
+        <w:t>• 2022: []</w:t>
+      </w:r>
+    </w:p>
+    <w:p>
+      <w:r>
+        <w:t>• 2023: []</w:t>
+      </w:r>
+    </w:p>
+    <w:p>
+      <w:r>
+        <w:t>• 2024: []</w:t>
+      </w:r>
+    </w:p>
+    <w:p>
+      <w:r>
+        <w:t>• 2025: [5]</w:t>
+      </w:r>
+    </w:p>
+    <w:p>
+      <w:r>
+        <w:rPr>
+          <w:sz w:val="26"/>
+        </w:rPr>
+        <w:t>Dalibor Dvorsky: 4</w:t>
+      </w:r>
+    </w:p>
+    <w:p>
+      <w:r>
+        <w:t>• 2022: []</w:t>
+      </w:r>
+    </w:p>
+    <w:p>
+      <w:r>
+        <w:t>• 2023: []</w:t>
+      </w:r>
+    </w:p>
+    <w:p>
+      <w:r>
+        <w:t>• 2024: []</w:t>
+      </w:r>
+    </w:p>
+    <w:p>
+      <w:r>
+        <w:t>• 2025: [13, 13, 6]</w:t>
+      </w:r>
+    </w:p>
+    <w:p>
+      <w:r>
+        <w:rPr>
+          <w:sz w:val="26"/>
+        </w:rPr>
+        <w:t>Matt Luff: 2</w:t>
+      </w:r>
+    </w:p>
+    <w:p>
+      <w:r>
+        <w:t>• 2022: [8]</w:t>
+      </w:r>
+    </w:p>
+    <w:p>
+      <w:r>
+        <w:t>• 2023: []</w:t>
+      </w:r>
+    </w:p>
+    <w:p>
+      <w:r>
+        <w:t>• 2024: []</w:t>
+      </w:r>
+    </w:p>
+    <w:p>
+      <w:r>
+        <w:t>• 2025: []</w:t>
       </w:r>
     </w:p>
     <w:p>
@@ -16949,55 +17121,27 @@
           <w:color w:val="FF0000"/>
           <w:sz w:val="26"/>
         </w:rPr>
-        <w:t>Jordan Kyrou: 4</w:t>
-      </w:r>
-    </w:p>
-    <w:p>
-      <w:r>
-        <w:t>• 2022: [6, 4, 4]</w:t>
-      </w:r>
-    </w:p>
-    <w:p>
-      <w:r>
-        <w:t>• 2023: [10, 7, 7]</w:t>
-      </w:r>
-    </w:p>
-    <w:p>
-      <w:r>
-        <w:t>• 2024: [10, 7, 6]</w:t>
-      </w:r>
-    </w:p>
-    <w:p>
-      <w:r>
-        <w:t>• 2025: [13, 6, 5]</w:t>
-      </w:r>
-    </w:p>
-    <w:p>
-      <w:r>
-        <w:rPr>
-          <w:sz w:val="26"/>
-        </w:rPr>
-        <w:t>Matthew Kessel: 14</w:t>
-      </w:r>
-    </w:p>
-    <w:p>
-      <w:r>
-        <w:t>• 2022: []</w:t>
-      </w:r>
-    </w:p>
-    <w:p>
-      <w:r>
-        <w:t>• 2023: []</w:t>
-      </w:r>
-    </w:p>
-    <w:p>
-      <w:r>
-        <w:t>• 2024: []</w:t>
-      </w:r>
-    </w:p>
-    <w:p>
-      <w:r>
-        <w:t>• 2025: [5]</w:t>
+        <w:t>Alexey Toropchenko: 17</w:t>
+      </w:r>
+    </w:p>
+    <w:p>
+      <w:r>
+        <w:t>• 2022: [18, 12, 7]</w:t>
+      </w:r>
+    </w:p>
+    <w:p>
+      <w:r>
+        <w:t>• 2023: [13, 7, 7]</w:t>
+      </w:r>
+    </w:p>
+    <w:p>
+      <w:r>
+        <w:t>• 2024: [50, 4, 1]</w:t>
+      </w:r>
+    </w:p>
+    <w:p>
+      <w:r>
+        <w:t>• 2025: [18, 14]</w:t>
       </w:r>
     </w:p>
     <w:p>
@@ -17007,35 +17151,35 @@
           <w:color w:val="FF0000"/>
           <w:sz w:val="26"/>
         </w:rPr>
-        <w:t>Colton Parayko: 13</w:t>
-      </w:r>
-    </w:p>
-    <w:p>
-      <w:r>
-        <w:t>• 2022: [22, 6, 4]</w:t>
-      </w:r>
-    </w:p>
-    <w:p>
-      <w:r>
-        <w:t>• 2023: [18, 9, 8]</w:t>
-      </w:r>
-    </w:p>
-    <w:p>
-      <w:r>
-        <w:t>• 2024: [12, 9, 4]</w:t>
-      </w:r>
-    </w:p>
-    <w:p>
-      <w:r>
-        <w:t>• 2025: []</w:t>
-      </w:r>
-    </w:p>
-    <w:p>
-      <w:r>
-        <w:rPr>
-          <w:sz w:val="26"/>
-        </w:rPr>
-        <w:t>Jack Finley: 27</w:t>
+        <w:t>Oskar Sundqvist: 10</w:t>
+      </w:r>
+    </w:p>
+    <w:p>
+      <w:r>
+        <w:t>• 2022: [17, 11, 7]</w:t>
+      </w:r>
+    </w:p>
+    <w:p>
+      <w:r>
+        <w:t>• 2023: [14, 13, 5]</w:t>
+      </w:r>
+    </w:p>
+    <w:p>
+      <w:r>
+        <w:t>• 2024: [16, 14, 8]</w:t>
+      </w:r>
+    </w:p>
+    <w:p>
+      <w:r>
+        <w:t>• 2025: [16, 4, 1]</w:t>
+      </w:r>
+    </w:p>
+    <w:p>
+      <w:r>
+        <w:rPr>
+          <w:sz w:val="26"/>
+        </w:rPr>
+        <w:t>Otto Stenberg: 5</w:t>
       </w:r>
     </w:p>
     <w:p>
@@ -17055,7 +17199,35 @@
     </w:p>
     <w:p>
       <w:r>
-        <w:t>• 2025: [5]</w:t>
+        <w:t>• 2025: [13]</w:t>
+      </w:r>
+    </w:p>
+    <w:p>
+      <w:r>
+        <w:rPr>
+          <w:sz w:val="26"/>
+        </w:rPr>
+        <w:t>Jimmy Snuggerud: 3</w:t>
+      </w:r>
+    </w:p>
+    <w:p>
+      <w:r>
+        <w:t>• 2022: []</w:t>
+      </w:r>
+    </w:p>
+    <w:p>
+      <w:r>
+        <w:t>• 2023: []</w:t>
+      </w:r>
+    </w:p>
+    <w:p>
+      <w:r>
+        <w:t>• 2024: []</w:t>
+      </w:r>
+    </w:p>
+    <w:p>
+      <w:r>
+        <w:t>• 2025: [9, 6, 6]</w:t>
       </w:r>
     </w:p>
     <w:p>
@@ -17065,35 +17237,7 @@
           <w:color w:val="FF0000"/>
           <w:sz w:val="26"/>
         </w:rPr>
-        <w:t>Dylan Holloway: 2</w:t>
-      </w:r>
-    </w:p>
-    <w:p>
-      <w:r>
-        <w:t>• 2022: [18, 2]</w:t>
-      </w:r>
-    </w:p>
-    <w:p>
-      <w:r>
-        <w:t>• 2023: [10, 5, 2]</w:t>
-      </w:r>
-    </w:p>
-    <w:p>
-      <w:r>
-        <w:t>• 2024: [13, 7, 6]</w:t>
-      </w:r>
-    </w:p>
-    <w:p>
-      <w:r>
-        <w:t>• 2025: [6, 4, 4]</w:t>
-      </w:r>
-    </w:p>
-    <w:p>
-      <w:r>
-        <w:rPr>
-          <w:sz w:val="26"/>
-        </w:rPr>
-        <w:t>Dalibor Dvorsky: 3</w:t>
+        <w:t>Tyler Tucker: 12</w:t>
       </w:r>
     </w:p>
     <w:p>
@@ -17108,25 +17252,25 @@
     </w:p>
     <w:p>
       <w:r>
-        <w:t>• 2024: []</w:t>
-      </w:r>
-    </w:p>
-    <w:p>
-      <w:r>
-        <w:t>• 2025: [13, 13, 6]</w:t>
-      </w:r>
-    </w:p>
-    <w:p>
-      <w:r>
-        <w:rPr>
-          <w:sz w:val="26"/>
-        </w:rPr>
-        <w:t>Matt Luff: 2</w:t>
-      </w:r>
-    </w:p>
-    <w:p>
-      <w:r>
-        <w:t>• 2022: [8]</w:t>
+        <w:t>• 2024: [13, 3]</w:t>
+      </w:r>
+    </w:p>
+    <w:p>
+      <w:r>
+        <w:t>• 2025: [34, 10]</w:t>
+      </w:r>
+    </w:p>
+    <w:p>
+      <w:r>
+        <w:rPr>
+          <w:sz w:val="26"/>
+        </w:rPr>
+        <w:t>Philip Broberg: 2</w:t>
+      </w:r>
+    </w:p>
+    <w:p>
+      <w:r>
+        <w:t>• 2022: []</w:t>
       </w:r>
     </w:p>
     <w:p>
@@ -17136,12 +17280,12 @@
     </w:p>
     <w:p>
       <w:r>
-        <w:t>• 2024: []</w:t>
-      </w:r>
-    </w:p>
-    <w:p>
-      <w:r>
-        <w:t>• 2025: []</w:t>
+        <w:t>• 2024: [18, 15, 9]</w:t>
+      </w:r>
+    </w:p>
+    <w:p>
+      <w:r>
+        <w:t>• 2025: [35, 11, 7]</w:t>
       </w:r>
     </w:p>
     <w:p>
@@ -17151,65 +17295,7 @@
           <w:color w:val="FF0000"/>
           <w:sz w:val="26"/>
         </w:rPr>
-        <w:t>Alexey Toropchenko: 17</w:t>
-      </w:r>
-    </w:p>
-    <w:p>
-      <w:r>
-        <w:t>• 2022: [18, 12, 7]</w:t>
-      </w:r>
-    </w:p>
-    <w:p>
-      <w:r>
-        <w:t>• 2023: [13, 7, 7]</w:t>
-      </w:r>
-    </w:p>
-    <w:p>
-      <w:r>
-        <w:t>• 2024: [50, 4, 1]</w:t>
-      </w:r>
-    </w:p>
-    <w:p>
-      <w:r>
-        <w:t>• 2025: [18, 14]</w:t>
-      </w:r>
-    </w:p>
-    <w:p>
-      <w:r>
-        <w:rPr>
-          <w:b/>
-          <w:color w:val="FF0000"/>
-          <w:sz w:val="26"/>
-        </w:rPr>
-        <w:t>Oskar Sundqvist: 9</w:t>
-      </w:r>
-    </w:p>
-    <w:p>
-      <w:r>
-        <w:t>• 2022: [17, 11, 7]</w:t>
-      </w:r>
-    </w:p>
-    <w:p>
-      <w:r>
-        <w:t>• 2023: [14, 13, 5]</w:t>
-      </w:r>
-    </w:p>
-    <w:p>
-      <w:r>
-        <w:t>• 2024: [16, 14, 8]</w:t>
-      </w:r>
-    </w:p>
-    <w:p>
-      <w:r>
-        <w:t>• 2025: [16, 4, 1]</w:t>
-      </w:r>
-    </w:p>
-    <w:p>
-      <w:r>
-        <w:rPr>
-          <w:sz w:val="26"/>
-        </w:rPr>
-        <w:t>Otto Stenberg: 4</w:t>
+        <w:t>Logan Mailloux: 14</w:t>
       </w:r>
     </w:p>
     <w:p>
@@ -17224,155 +17310,39 @@
     </w:p>
     <w:p>
       <w:r>
+        <w:t>• 2024: [4]</w:t>
+      </w:r>
+    </w:p>
+    <w:p>
+      <w:r>
+        <w:t>• 2025: [24, 0]</w:t>
+      </w:r>
+    </w:p>
+    <w:p>
+      <w:r>
+        <w:rPr>
+          <w:sz w:val="26"/>
+        </w:rPr>
+        <w:t>Hunter Skinner: 1</w:t>
+      </w:r>
+    </w:p>
+    <w:p>
+      <w:r>
+        <w:t>• 2022: []</w:t>
+      </w:r>
+    </w:p>
+    <w:p>
+      <w:r>
+        <w:t>• 2023: []</w:t>
+      </w:r>
+    </w:p>
+    <w:p>
+      <w:r>
         <w:t>• 2024: []</w:t>
       </w:r>
     </w:p>
     <w:p>
       <w:r>
-        <w:t>• 2025: [13]</w:t>
-      </w:r>
-    </w:p>
-    <w:p>
-      <w:r>
-        <w:rPr>
-          <w:sz w:val="26"/>
-        </w:rPr>
-        <w:t>Jimmy Snuggerud: 2</w:t>
-      </w:r>
-    </w:p>
-    <w:p>
-      <w:r>
-        <w:t>• 2022: []</w:t>
-      </w:r>
-    </w:p>
-    <w:p>
-      <w:r>
-        <w:t>• 2023: []</w:t>
-      </w:r>
-    </w:p>
-    <w:p>
-      <w:r>
-        <w:t>• 2024: []</w:t>
-      </w:r>
-    </w:p>
-    <w:p>
-      <w:r>
-        <w:t>• 2025: [9, 6, 6]</w:t>
-      </w:r>
-    </w:p>
-    <w:p>
-      <w:r>
-        <w:rPr>
-          <w:b/>
-          <w:color w:val="FF0000"/>
-          <w:sz w:val="26"/>
-        </w:rPr>
-        <w:t>Tyler Tucker: 11</w:t>
-      </w:r>
-    </w:p>
-    <w:p>
-      <w:r>
-        <w:t>• 2022: []</w:t>
-      </w:r>
-    </w:p>
-    <w:p>
-      <w:r>
-        <w:t>• 2023: []</w:t>
-      </w:r>
-    </w:p>
-    <w:p>
-      <w:r>
-        <w:t>• 2024: [13, 3]</w:t>
-      </w:r>
-    </w:p>
-    <w:p>
-      <w:r>
-        <w:t>• 2025: [34, 10]</w:t>
-      </w:r>
-    </w:p>
-    <w:p>
-      <w:r>
-        <w:rPr>
-          <w:sz w:val="26"/>
-        </w:rPr>
-        <w:t>Philip Broberg: 1</w:t>
-      </w:r>
-    </w:p>
-    <w:p>
-      <w:r>
-        <w:t>• 2022: []</w:t>
-      </w:r>
-    </w:p>
-    <w:p>
-      <w:r>
-        <w:t>• 2023: []</w:t>
-      </w:r>
-    </w:p>
-    <w:p>
-      <w:r>
-        <w:t>• 2024: [18, 15, 9]</w:t>
-      </w:r>
-    </w:p>
-    <w:p>
-      <w:r>
-        <w:t>• 2025: [35, 11, 7]</w:t>
-      </w:r>
-    </w:p>
-    <w:p>
-      <w:r>
-        <w:rPr>
-          <w:b/>
-          <w:color w:val="FF0000"/>
-          <w:sz w:val="26"/>
-        </w:rPr>
-        <w:t>Logan Mailloux: 13</w:t>
-      </w:r>
-    </w:p>
-    <w:p>
-      <w:r>
-        <w:t>• 2022: []</w:t>
-      </w:r>
-    </w:p>
-    <w:p>
-      <w:r>
-        <w:t>• 2023: []</w:t>
-      </w:r>
-    </w:p>
-    <w:p>
-      <w:r>
-        <w:t>• 2024: [4]</w:t>
-      </w:r>
-    </w:p>
-    <w:p>
-      <w:r>
-        <w:t>• 2025: [24, 0]</w:t>
-      </w:r>
-    </w:p>
-    <w:p>
-      <w:r>
-        <w:rPr>
-          <w:sz w:val="26"/>
-        </w:rPr>
-        <w:t>Hunter Skinner: 1</w:t>
-      </w:r>
-    </w:p>
-    <w:p>
-      <w:r>
-        <w:t>• 2022: []</w:t>
-      </w:r>
-    </w:p>
-    <w:p>
-      <w:r>
-        <w:t>• 2023: []</w:t>
-      </w:r>
-    </w:p>
-    <w:p>
-      <w:r>
-        <w:t>• 2024: []</w:t>
-      </w:r>
-    </w:p>
-    <w:p>
-      <w:r>
         <w:t>• 2025: []</w:t>
       </w:r>
     </w:p>
@@ -17381,7 +17351,7 @@
         <w:rPr>
           <w:sz w:val="26"/>
         </w:rPr>
-        <w:t>Jonathan Drouin: 3</w:t>
+        <w:t>Jonathan Drouin: 4</w:t>
       </w:r>
     </w:p>
     <w:p>
@@ -17402,34 +17372,6 @@
     <w:p>
       <w:r>
         <w:t>• 2025: [38, 12, 2]</w:t>
-      </w:r>
-    </w:p>
-    <w:p>
-      <w:r>
-        <w:rPr>
-          <w:sz w:val="26"/>
-        </w:rPr>
-        <w:t>Pius Suter: 2</w:t>
-      </w:r>
-    </w:p>
-    <w:p>
-      <w:r>
-        <w:t>• 2022: [17, 11, 9]</w:t>
-      </w:r>
-    </w:p>
-    <w:p>
-      <w:r>
-        <w:t>• 2023: [17, 12, 9]</w:t>
-      </w:r>
-    </w:p>
-    <w:p>
-      <w:r>
-        <w:t>• 2024: [23, 6, 6]</w:t>
-      </w:r>
-    </w:p>
-    <w:p>
-      <w:r>
-        <w:t>• 2025: [14, 8, 4]</w:t>
       </w:r>
     </w:p>
     <w:p>

--- a/reports/game_without_goal.docx
+++ b/reports/game_without_goal.docx
@@ -1403,27 +1403,167 @@
           <w:color w:val="FF0000"/>
           <w:sz w:val="26"/>
         </w:rPr>
-        <w:t>Jack Quinn: 2</w:t>
-      </w:r>
-    </w:p>
-    <w:p>
-      <w:r>
-        <w:t>• 2022: [13, 7, 7]</w:t>
-      </w:r>
-    </w:p>
-    <w:p>
-      <w:r>
-        <w:t>• 2023: [8, 5, 2]</w:t>
-      </w:r>
-    </w:p>
-    <w:p>
-      <w:r>
-        <w:t>• 2024: [16, 13, 8]</w:t>
-      </w:r>
-    </w:p>
-    <w:p>
-      <w:r>
-        <w:t>• 2025: [13, 12, 9]</w:t>
+        <w:t>Tyson Kozak: 36</w:t>
+      </w:r>
+    </w:p>
+    <w:p>
+      <w:r>
+        <w:t>• 2022: []</w:t>
+      </w:r>
+    </w:p>
+    <w:p>
+      <w:r>
+        <w:t>• 2023: []</w:t>
+      </w:r>
+    </w:p>
+    <w:p>
+      <w:r>
+        <w:t>• 2024: [13, 1]</w:t>
+      </w:r>
+    </w:p>
+    <w:p>
+      <w:r>
+        <w:t>• 2025: [0]</w:t>
+      </w:r>
+    </w:p>
+    <w:p>
+      <w:r>
+        <w:rPr>
+          <w:sz w:val="26"/>
+        </w:rPr>
+        <w:t>Mattias Samuelsson: 2</w:t>
+      </w:r>
+    </w:p>
+    <w:p>
+      <w:r>
+        <w:t>• 2022: [44]</w:t>
+      </w:r>
+    </w:p>
+    <w:p>
+      <w:r>
+        <w:t>• 2023: []</w:t>
+      </w:r>
+    </w:p>
+    <w:p>
+      <w:r>
+        <w:t>• 2024: [19, 13, 12]</w:t>
+      </w:r>
+    </w:p>
+    <w:p>
+      <w:r>
+        <w:t>• 2025: [15, 12, 9]</w:t>
+      </w:r>
+    </w:p>
+    <w:p>
+      <w:r>
+        <w:rPr>
+          <w:sz w:val="26"/>
+        </w:rPr>
+        <w:t>Rasmus Dahlin: 1</w:t>
+      </w:r>
+    </w:p>
+    <w:p>
+      <w:r>
+        <w:t>• 2022: [28, 6, 6]</w:t>
+      </w:r>
+    </w:p>
+    <w:p>
+      <w:r>
+        <w:t>• 2023: [9, 7, 6]</w:t>
+      </w:r>
+    </w:p>
+    <w:p>
+      <w:r>
+        <w:t>• 2024: [24, 3, 3]</w:t>
+      </w:r>
+    </w:p>
+    <w:p>
+      <w:r>
+        <w:t>• 2025: [14, 9, 7]</w:t>
+      </w:r>
+    </w:p>
+    <w:p>
+      <w:r>
+        <w:rPr>
+          <w:sz w:val="26"/>
+        </w:rPr>
+        <w:t>Jiri Kulich: 4</w:t>
+      </w:r>
+    </w:p>
+    <w:p>
+      <w:r>
+        <w:t>• 2022: []</w:t>
+      </w:r>
+    </w:p>
+    <w:p>
+      <w:r>
+        <w:t>• 2023: []</w:t>
+      </w:r>
+    </w:p>
+    <w:p>
+      <w:r>
+        <w:t>• 2024: [8, 6, 6]</w:t>
+      </w:r>
+    </w:p>
+    <w:p>
+      <w:r>
+        <w:t>• 2025: [1, 1]</w:t>
+      </w:r>
+    </w:p>
+    <w:p>
+      <w:r>
+        <w:rPr>
+          <w:sz w:val="26"/>
+        </w:rPr>
+        <w:t>Josh Dunne: 29</w:t>
+      </w:r>
+    </w:p>
+    <w:p>
+      <w:r>
+        <w:t>• 2022: []</w:t>
+      </w:r>
+    </w:p>
+    <w:p>
+      <w:r>
+        <w:t>• 2023: []</w:t>
+      </w:r>
+    </w:p>
+    <w:p>
+      <w:r>
+        <w:t>• 2024: []</w:t>
+      </w:r>
+    </w:p>
+    <w:p>
+      <w:r>
+        <w:t>• 2025: []</w:t>
+      </w:r>
+    </w:p>
+    <w:p>
+      <w:r>
+        <w:rPr>
+          <w:sz w:val="26"/>
+        </w:rPr>
+        <w:t>Ryan Johnson: 47</w:t>
+      </w:r>
+    </w:p>
+    <w:p>
+      <w:r>
+        <w:t>• 2022: []</w:t>
+      </w:r>
+    </w:p>
+    <w:p>
+      <w:r>
+        <w:t>• 2023: []</w:t>
+      </w:r>
+    </w:p>
+    <w:p>
+      <w:r>
+        <w:t>• 2024: []</w:t>
+      </w:r>
+    </w:p>
+    <w:p>
+      <w:r>
+        <w:t>• 2025: []</w:t>
       </w:r>
     </w:p>
     <w:p>
@@ -1433,139 +1573,27 @@
           <w:color w:val="FF0000"/>
           <w:sz w:val="26"/>
         </w:rPr>
-        <w:t>Tyson Kozak: 36</w:t>
-      </w:r>
-    </w:p>
-    <w:p>
-      <w:r>
-        <w:t>• 2022: []</w:t>
-      </w:r>
-    </w:p>
-    <w:p>
-      <w:r>
-        <w:t>• 2023: []</w:t>
-      </w:r>
-    </w:p>
-    <w:p>
-      <w:r>
-        <w:t>• 2024: [13, 1]</w:t>
-      </w:r>
-    </w:p>
-    <w:p>
-      <w:r>
-        <w:t>• 2025: [0]</w:t>
-      </w:r>
-    </w:p>
-    <w:p>
-      <w:r>
-        <w:rPr>
-          <w:sz w:val="26"/>
-        </w:rPr>
-        <w:t>Mattias Samuelsson: 1</w:t>
-      </w:r>
-    </w:p>
-    <w:p>
-      <w:r>
-        <w:t>• 2022: [44]</w:t>
-      </w:r>
-    </w:p>
-    <w:p>
-      <w:r>
-        <w:t>• 2023: []</w:t>
-      </w:r>
-    </w:p>
-    <w:p>
-      <w:r>
-        <w:t>• 2024: [19, 13, 12]</w:t>
-      </w:r>
-    </w:p>
-    <w:p>
-      <w:r>
-        <w:t>• 2025: [15, 12, 9]</w:t>
-      </w:r>
-    </w:p>
-    <w:p>
-      <w:r>
-        <w:rPr>
-          <w:sz w:val="26"/>
-        </w:rPr>
-        <w:t>Jiri Kulich: 4</w:t>
-      </w:r>
-    </w:p>
-    <w:p>
-      <w:r>
-        <w:t>• 2022: []</w:t>
-      </w:r>
-    </w:p>
-    <w:p>
-      <w:r>
-        <w:t>• 2023: []</w:t>
-      </w:r>
-    </w:p>
-    <w:p>
-      <w:r>
-        <w:t>• 2024: [8, 6, 6]</w:t>
-      </w:r>
-    </w:p>
-    <w:p>
-      <w:r>
-        <w:t>• 2025: [1, 1]</w:t>
-      </w:r>
-    </w:p>
-    <w:p>
-      <w:r>
-        <w:rPr>
-          <w:sz w:val="26"/>
-        </w:rPr>
-        <w:t>Josh Dunne: 28</w:t>
-      </w:r>
-    </w:p>
-    <w:p>
-      <w:r>
-        <w:t>• 2022: []</w:t>
-      </w:r>
-    </w:p>
-    <w:p>
-      <w:r>
-        <w:t>• 2023: []</w:t>
-      </w:r>
-    </w:p>
-    <w:p>
-      <w:r>
-        <w:t>• 2024: []</w:t>
-      </w:r>
-    </w:p>
-    <w:p>
-      <w:r>
-        <w:t>• 2025: []</w:t>
-      </w:r>
-    </w:p>
-    <w:p>
-      <w:r>
-        <w:rPr>
-          <w:sz w:val="26"/>
-        </w:rPr>
-        <w:t>Ryan Johnson: 47</w:t>
-      </w:r>
-    </w:p>
-    <w:p>
-      <w:r>
-        <w:t>• 2022: []</w:t>
-      </w:r>
-    </w:p>
-    <w:p>
-      <w:r>
-        <w:t>• 2023: []</w:t>
-      </w:r>
-    </w:p>
-    <w:p>
-      <w:r>
-        <w:t>• 2024: []</w:t>
-      </w:r>
-    </w:p>
-    <w:p>
-      <w:r>
-        <w:t>• 2025: []</w:t>
+        <w:t>Owen Power: 7</w:t>
+      </w:r>
+    </w:p>
+    <w:p>
+      <w:r>
+        <w:t>• 2022: [5, 0, 0]</w:t>
+      </w:r>
+    </w:p>
+    <w:p>
+      <w:r>
+        <w:t>• 2023: [23, 17, 4]</w:t>
+      </w:r>
+    </w:p>
+    <w:p>
+      <w:r>
+        <w:t>• 2024: [20, 17, 11]</w:t>
+      </w:r>
+    </w:p>
+    <w:p>
+      <w:r>
+        <w:t>• 2025: [24, 13, 9]</w:t>
       </w:r>
     </w:p>
     <w:p>
@@ -1575,27 +1603,27 @@
           <w:color w:val="FF0000"/>
           <w:sz w:val="26"/>
         </w:rPr>
-        <w:t>Owen Power: 6</w:t>
-      </w:r>
-    </w:p>
-    <w:p>
-      <w:r>
-        <w:t>• 2022: [5, 0, 0]</w:t>
-      </w:r>
-    </w:p>
-    <w:p>
-      <w:r>
-        <w:t>• 2023: [23, 17, 4]</w:t>
-      </w:r>
-    </w:p>
-    <w:p>
-      <w:r>
-        <w:t>• 2024: [20, 17, 11]</w:t>
-      </w:r>
-    </w:p>
-    <w:p>
-      <w:r>
-        <w:t>• 2025: [24, 13, 9]</w:t>
+        <w:t>Luke Schenn: 21</w:t>
+      </w:r>
+    </w:p>
+    <w:p>
+      <w:r>
+        <w:t>• 2022: [30, 18, 4]</w:t>
+      </w:r>
+    </w:p>
+    <w:p>
+      <w:r>
+        <w:t>• 2023: []</w:t>
+      </w:r>
+    </w:p>
+    <w:p>
+      <w:r>
+        <w:t>• 2024: []</w:t>
+      </w:r>
+    </w:p>
+    <w:p>
+      <w:r>
+        <w:t>• 2025: []</w:t>
       </w:r>
     </w:p>
     <w:p>
@@ -1605,22 +1633,22 @@
           <w:color w:val="FF0000"/>
           <w:sz w:val="26"/>
         </w:rPr>
-        <w:t>Luke Schenn: 20</w:t>
-      </w:r>
-    </w:p>
-    <w:p>
-      <w:r>
-        <w:t>• 2022: [30, 18, 4]</w:t>
-      </w:r>
-    </w:p>
-    <w:p>
-      <w:r>
-        <w:t>• 2023: []</w:t>
-      </w:r>
-    </w:p>
-    <w:p>
-      <w:r>
-        <w:t>• 2024: []</w:t>
+        <w:t>Michael Kesselring: 33</w:t>
+      </w:r>
+    </w:p>
+    <w:p>
+      <w:r>
+        <w:t>• 2022: []</w:t>
+      </w:r>
+    </w:p>
+    <w:p>
+      <w:r>
+        <w:t>• 2023: [25, 3, 1]</w:t>
+      </w:r>
+    </w:p>
+    <w:p>
+      <w:r>
+        <w:t>• 2024: [28, 18, 11]</w:t>
       </w:r>
     </w:p>
     <w:p>
@@ -1635,7 +1663,7 @@
           <w:color w:val="FF0000"/>
           <w:sz w:val="26"/>
         </w:rPr>
-        <w:t>Michael Kesselring: 33</w:t>
+        <w:t>Josh Doan: 7</w:t>
       </w:r>
     </w:p>
     <w:p>
@@ -1645,17 +1673,45 @@
     </w:p>
     <w:p>
       <w:r>
-        <w:t>• 2023: [25, 3, 1]</w:t>
-      </w:r>
-    </w:p>
-    <w:p>
-      <w:r>
-        <w:t>• 2024: [28, 18, 11]</w:t>
-      </w:r>
-    </w:p>
-    <w:p>
-      <w:r>
-        <w:t>• 2025: []</w:t>
+        <w:t>• 2023: [3, 3, 0]</w:t>
+      </w:r>
+    </w:p>
+    <w:p>
+      <w:r>
+        <w:t>• 2024: [13, 11, 9]</w:t>
+      </w:r>
+    </w:p>
+    <w:p>
+      <w:r>
+        <w:t>• 2025: [8, 6, 6]</w:t>
+      </w:r>
+    </w:p>
+    <w:p>
+      <w:r>
+        <w:rPr>
+          <w:sz w:val="26"/>
+        </w:rPr>
+        <w:t>Tage Thompson: 3</w:t>
+      </w:r>
+    </w:p>
+    <w:p>
+      <w:r>
+        <w:t>• 2022: [8, 5, 4]</w:t>
+      </w:r>
+    </w:p>
+    <w:p>
+      <w:r>
+        <w:t>• 2023: [7, 5, 5]</w:t>
+      </w:r>
+    </w:p>
+    <w:p>
+      <w:r>
+        <w:t>• 2024: [5, 5, 4]</w:t>
+      </w:r>
+    </w:p>
+    <w:p>
+      <w:r>
+        <w:t>• 2025: [6, 5, 4]</w:t>
       </w:r>
     </w:p>
     <w:p>
@@ -1665,7 +1721,7 @@
           <w:color w:val="FF0000"/>
           <w:sz w:val="26"/>
         </w:rPr>
-        <w:t>Josh Doan: 6</w:t>
+        <w:t>Zach Benson: 6</w:t>
       </w:r>
     </w:p>
     <w:p>
@@ -1675,45 +1731,73 @@
     </w:p>
     <w:p>
       <w:r>
-        <w:t>• 2023: [3, 3, 0]</w:t>
-      </w:r>
-    </w:p>
-    <w:p>
-      <w:r>
-        <w:t>• 2024: [13, 11, 9]</w:t>
-      </w:r>
-    </w:p>
-    <w:p>
-      <w:r>
-        <w:t>• 2025: [8, 6, 6]</w:t>
-      </w:r>
-    </w:p>
-    <w:p>
-      <w:r>
-        <w:rPr>
-          <w:sz w:val="26"/>
-        </w:rPr>
-        <w:t>Tage Thompson: 2</w:t>
-      </w:r>
-    </w:p>
-    <w:p>
-      <w:r>
-        <w:t>• 2022: [8, 5, 4]</w:t>
-      </w:r>
-    </w:p>
-    <w:p>
-      <w:r>
-        <w:t>• 2023: [7, 5, 5]</w:t>
-      </w:r>
-    </w:p>
-    <w:p>
-      <w:r>
-        <w:t>• 2024: [5, 5, 4]</w:t>
-      </w:r>
-    </w:p>
-    <w:p>
-      <w:r>
-        <w:t>• 2025: [6, 5, 4]</w:t>
+        <w:t>• 2023: [19, 12, 10]</w:t>
+      </w:r>
+    </w:p>
+    <w:p>
+      <w:r>
+        <w:t>• 2024: [13, 10, 6]</w:t>
+      </w:r>
+    </w:p>
+    <w:p>
+      <w:r>
+        <w:t>• 2025: [10, 5, 5]</w:t>
+      </w:r>
+    </w:p>
+    <w:p>
+      <w:r>
+        <w:rPr>
+          <w:sz w:val="26"/>
+        </w:rPr>
+        <w:t>Zach Metsa: 12</w:t>
+      </w:r>
+    </w:p>
+    <w:p>
+      <w:r>
+        <w:t>• 2022: []</w:t>
+      </w:r>
+    </w:p>
+    <w:p>
+      <w:r>
+        <w:t>• 2023: []</w:t>
+      </w:r>
+    </w:p>
+    <w:p>
+      <w:r>
+        <w:t>• 2024: []</w:t>
+      </w:r>
+    </w:p>
+    <w:p>
+      <w:r>
+        <w:t>• 2025: [16]</w:t>
+      </w:r>
+    </w:p>
+    <w:p>
+      <w:r>
+        <w:rPr>
+          <w:sz w:val="26"/>
+        </w:rPr>
+        <w:t>Beck Malenstyn: 1</w:t>
+      </w:r>
+    </w:p>
+    <w:p>
+      <w:r>
+        <w:t>• 2022: []</w:t>
+      </w:r>
+    </w:p>
+    <w:p>
+      <w:r>
+        <w:t>• 2023: [19, 15, 4]</w:t>
+      </w:r>
+    </w:p>
+    <w:p>
+      <w:r>
+        <w:t>• 2024: [17, 9, 2]</w:t>
+      </w:r>
+    </w:p>
+    <w:p>
+      <w:r>
+        <w:t>• 2025: [24, 11, 8]</w:t>
       </w:r>
     </w:p>
     <w:p>
@@ -1723,68 +1807,12 @@
           <w:color w:val="FF0000"/>
           <w:sz w:val="26"/>
         </w:rPr>
-        <w:t>Josh Norris: 9</w:t>
-      </w:r>
-    </w:p>
-    <w:p>
-      <w:r>
-        <w:t>• 2022: [2]</w:t>
-      </w:r>
-    </w:p>
-    <w:p>
-      <w:r>
-        <w:t>• 2023: [14, 6, 5]</w:t>
-      </w:r>
-    </w:p>
-    <w:p>
-      <w:r>
-        <w:t>• 2024: [5, 5, 4]</w:t>
-      </w:r>
-    </w:p>
-    <w:p>
-      <w:r>
-        <w:t>• 2025: [5, 5, 4]</w:t>
-      </w:r>
-    </w:p>
-    <w:p>
-      <w:r>
-        <w:rPr>
-          <w:sz w:val="26"/>
-        </w:rPr>
-        <w:t>Zach Benson: 5</w:t>
-      </w:r>
-    </w:p>
-    <w:p>
-      <w:r>
-        <w:t>• 2022: []</w:t>
-      </w:r>
-    </w:p>
-    <w:p>
-      <w:r>
-        <w:t>• 2023: [19, 12, 10]</w:t>
-      </w:r>
-    </w:p>
-    <w:p>
-      <w:r>
-        <w:t>• 2024: [13, 10, 6]</w:t>
-      </w:r>
-    </w:p>
-    <w:p>
-      <w:r>
-        <w:t>• 2025: [10, 5, 5]</w:t>
-      </w:r>
-    </w:p>
-    <w:p>
-      <w:r>
-        <w:rPr>
-          <w:sz w:val="26"/>
-        </w:rPr>
-        <w:t>Zach Metsa: 12</w:t>
-      </w:r>
-    </w:p>
-    <w:p>
-      <w:r>
-        <w:t>• 2022: []</w:t>
+        <w:t>Conor Timmins: 50</w:t>
+      </w:r>
+    </w:p>
+    <w:p>
+      <w:r>
+        <w:t>• 2022: [6]</w:t>
       </w:r>
     </w:p>
     <w:p>
@@ -1794,12 +1822,12 @@
     </w:p>
     <w:p>
       <w:r>
-        <w:t>• 2024: []</w:t>
-      </w:r>
-    </w:p>
-    <w:p>
-      <w:r>
-        <w:t>• 2025: [16]</w:t>
+        <w:t>• 2024: [34, 4]</w:t>
+      </w:r>
+    </w:p>
+    <w:p>
+      <w:r>
+        <w:t>• 2025: []</w:t>
       </w:r>
     </w:p>
     <w:p>
@@ -1809,35 +1837,7 @@
           <w:color w:val="FF0000"/>
           <w:sz w:val="26"/>
         </w:rPr>
-        <w:t>Conor Timmins: 50</w:t>
-      </w:r>
-    </w:p>
-    <w:p>
-      <w:r>
-        <w:t>• 2022: [6]</w:t>
-      </w:r>
-    </w:p>
-    <w:p>
-      <w:r>
-        <w:t>• 2023: []</w:t>
-      </w:r>
-    </w:p>
-    <w:p>
-      <w:r>
-        <w:t>• 2024: [34, 4]</w:t>
-      </w:r>
-    </w:p>
-    <w:p>
-      <w:r>
-        <w:t>• 2025: []</w:t>
-      </w:r>
-    </w:p>
-    <w:p>
-      <w:r>
-        <w:rPr>
-          <w:sz w:val="26"/>
-        </w:rPr>
-        <w:t>Bowen Byram: 2</w:t>
+        <w:t>Bowen Byram: 3</w:t>
       </w:r>
     </w:p>
     <w:p>
@@ -1895,7 +1895,7 @@
           <w:color w:val="FF0000"/>
           <w:sz w:val="26"/>
         </w:rPr>
-        <w:t>Ryan McLeod: 15</w:t>
+        <w:t>Ryan McLeod: 16</w:t>
       </w:r>
     </w:p>
     <w:p>
@@ -1923,7 +1923,7 @@
         <w:rPr>
           <w:sz w:val="26"/>
         </w:rPr>
-        <w:t>Peyton Krebs: 2</w:t>
+        <w:t>Peyton Krebs: 3</w:t>
       </w:r>
     </w:p>
     <w:p>
@@ -1979,39 +1979,67 @@
     <w:p>
       <w:r>
         <w:rPr>
+          <w:sz w:val="26"/>
+        </w:rPr>
+        <w:t>Logan Stanley: 19</w:t>
+      </w:r>
+    </w:p>
+    <w:p>
+      <w:r>
+        <w:t>• 2022: []</w:t>
+      </w:r>
+    </w:p>
+    <w:p>
+      <w:r>
+        <w:t>• 2023: []</w:t>
+      </w:r>
+    </w:p>
+    <w:p>
+      <w:r>
+        <w:t>• 2024: []</w:t>
+      </w:r>
+    </w:p>
+    <w:p>
+      <w:r>
+        <w:t>• 2025: [13, 9, 8]</w:t>
+      </w:r>
+    </w:p>
+    <w:p>
+      <w:r>
+        <w:rPr>
+          <w:sz w:val="26"/>
+        </w:rPr>
+        <w:t>Noah Ostlund: 3</w:t>
+      </w:r>
+    </w:p>
+    <w:p>
+      <w:r>
+        <w:t>• 2022: []</w:t>
+      </w:r>
+    </w:p>
+    <w:p>
+      <w:r>
+        <w:t>• 2023: []</w:t>
+      </w:r>
+    </w:p>
+    <w:p>
+      <w:r>
+        <w:t>• 2024: []</w:t>
+      </w:r>
+    </w:p>
+    <w:p>
+      <w:r>
+        <w:t>• 2025: [14, 9, 9]</w:t>
+      </w:r>
+    </w:p>
+    <w:p>
+      <w:r>
+        <w:rPr>
           <w:b/>
           <w:color w:val="FF0000"/>
           <w:sz w:val="26"/>
         </w:rPr>
-        <w:t>Alex Tuch: 6</w:t>
-      </w:r>
-    </w:p>
-    <w:p>
-      <w:r>
-        <w:t>• 2022: [6, 5, 4]</w:t>
-      </w:r>
-    </w:p>
-    <w:p>
-      <w:r>
-        <w:t>• 2023: [8, 6, 5]</w:t>
-      </w:r>
-    </w:p>
-    <w:p>
-      <w:r>
-        <w:t>• 2024: [7, 4, 4]</w:t>
-      </w:r>
-    </w:p>
-    <w:p>
-      <w:r>
-        <w:t>• 2025: [6, 5, 3]</w:t>
-      </w:r>
-    </w:p>
-    <w:p>
-      <w:r>
-        <w:rPr>
-          <w:sz w:val="26"/>
-        </w:rPr>
-        <w:t>Logan Stanley: 18</w:t>
+        <w:t>Tanner Pearson: 14</w:t>
       </w:r>
     </w:p>
     <w:p>
@@ -2021,6 +2049,34 @@
     </w:p>
     <w:p>
       <w:r>
+        <w:t>• 2023: [19, 14, 1]</w:t>
+      </w:r>
+    </w:p>
+    <w:p>
+      <w:r>
+        <w:t>• 2024: [11, 11, 9]</w:t>
+      </w:r>
+    </w:p>
+    <w:p>
+      <w:r>
+        <w:t>• 2025: [13, 10, 6]</w:t>
+      </w:r>
+    </w:p>
+    <w:p>
+      <w:r>
+        <w:rPr>
+          <w:sz w:val="26"/>
+        </w:rPr>
+        <w:t>Trevor Kuntar: 1</w:t>
+      </w:r>
+    </w:p>
+    <w:p>
+      <w:r>
+        <w:t>• 2022: []</w:t>
+      </w:r>
+    </w:p>
+    <w:p>
+      <w:r>
         <w:t>• 2023: []</w:t>
       </w:r>
     </w:p>
@@ -2031,63 +2087,7 @@
     </w:p>
     <w:p>
       <w:r>
-        <w:t>• 2025: [13, 9, 8]</w:t>
-      </w:r>
-    </w:p>
-    <w:p>
-      <w:r>
-        <w:rPr>
-          <w:sz w:val="26"/>
-        </w:rPr>
-        <w:t>Jason Zucker: 5</w:t>
-      </w:r>
-    </w:p>
-    <w:p>
-      <w:r>
-        <w:t>• 2022: [8, 7, 7]</w:t>
-      </w:r>
-    </w:p>
-    <w:p>
-      <w:r>
-        <w:t>• 2023: [11, 9, 7]</w:t>
-      </w:r>
-    </w:p>
-    <w:p>
-      <w:r>
-        <w:t>• 2024: [8, 7, 7]</w:t>
-      </w:r>
-    </w:p>
-    <w:p>
-      <w:r>
-        <w:t>• 2025: [7, 6, 5]</w:t>
-      </w:r>
-    </w:p>
-    <w:p>
-      <w:r>
-        <w:rPr>
-          <w:sz w:val="26"/>
-        </w:rPr>
-        <w:t>Noah Ostlund: 3</w:t>
-      </w:r>
-    </w:p>
-    <w:p>
-      <w:r>
-        <w:t>• 2022: []</w:t>
-      </w:r>
-    </w:p>
-    <w:p>
-      <w:r>
-        <w:t>• 2023: []</w:t>
-      </w:r>
-    </w:p>
-    <w:p>
-      <w:r>
-        <w:t>• 2024: []</w:t>
-      </w:r>
-    </w:p>
-    <w:p>
-      <w:r>
-        <w:t>• 2025: [14, 9, 9]</w:t>
+        <w:t>• 2025: []</w:t>
       </w:r>
     </w:p>
     <w:p>
@@ -2097,65 +2097,7 @@
           <w:color w:val="FF0000"/>
           <w:sz w:val="26"/>
         </w:rPr>
-        <w:t>Tanner Pearson: 14</w:t>
-      </w:r>
-    </w:p>
-    <w:p>
-      <w:r>
-        <w:t>• 2022: []</w:t>
-      </w:r>
-    </w:p>
-    <w:p>
-      <w:r>
-        <w:t>• 2023: [19, 14, 1]</w:t>
-      </w:r>
-    </w:p>
-    <w:p>
-      <w:r>
-        <w:t>• 2024: [11, 11, 9]</w:t>
-      </w:r>
-    </w:p>
-    <w:p>
-      <w:r>
-        <w:t>• 2025: [13, 10, 6]</w:t>
-      </w:r>
-    </w:p>
-    <w:p>
-      <w:r>
-        <w:rPr>
-          <w:sz w:val="26"/>
-        </w:rPr>
-        <w:t>Trevor Kuntar: 1</w:t>
-      </w:r>
-    </w:p>
-    <w:p>
-      <w:r>
-        <w:t>• 2022: []</w:t>
-      </w:r>
-    </w:p>
-    <w:p>
-      <w:r>
-        <w:t>• 2023: []</w:t>
-      </w:r>
-    </w:p>
-    <w:p>
-      <w:r>
-        <w:t>• 2024: []</w:t>
-      </w:r>
-    </w:p>
-    <w:p>
-      <w:r>
-        <w:t>• 2025: []</w:t>
-      </w:r>
-    </w:p>
-    <w:p>
-      <w:r>
-        <w:rPr>
-          <w:b/>
-          <w:color w:val="FF0000"/>
-          <w:sz w:val="26"/>
-        </w:rPr>
-        <w:t>Jordan Greenway: 29</w:t>
+        <w:t>Jordan Greenway: 30</w:t>
       </w:r>
     </w:p>
     <w:p>
@@ -4483,7 +4425,7 @@
         <w:rPr>
           <w:sz w:val="26"/>
         </w:rPr>
-        <w:t>Ryan Greene: 10</w:t>
+        <w:t>Ryan Greene: 11</w:t>
       </w:r>
     </w:p>
     <w:p>
@@ -4511,7 +4453,7 @@
         <w:rPr>
           <w:sz w:val="26"/>
         </w:rPr>
-        <w:t>Andrew Mangiapane: 4</w:t>
+        <w:t>Andrew Mangiapane: 5</w:t>
       </w:r>
     </w:p>
     <w:p>
@@ -4532,34 +4474,6 @@
     <w:p>
       <w:r>
         <w:t>• 2025: [21, 7, 6]</w:t>
-      </w:r>
-    </w:p>
-    <w:p>
-      <w:r>
-        <w:rPr>
-          <w:sz w:val="26"/>
-        </w:rPr>
-        <w:t>Connor Bedard: 5</w:t>
-      </w:r>
-    </w:p>
-    <w:p>
-      <w:r>
-        <w:t>• 2022: []</w:t>
-      </w:r>
-    </w:p>
-    <w:p>
-      <w:r>
-        <w:t>• 2023: [8, 7, 6]</w:t>
-      </w:r>
-    </w:p>
-    <w:p>
-      <w:r>
-        <w:t>• 2024: [12, 8, 8]</w:t>
-      </w:r>
-    </w:p>
-    <w:p>
-      <w:r>
-        <w:t>• 2025: [5, 5, 4]</w:t>
       </w:r>
     </w:p>
     <w:p>
@@ -4569,7 +4483,7 @@
           <w:color w:val="FF0000"/>
           <w:sz w:val="26"/>
         </w:rPr>
-        <w:t>Alex Vlasic: 56</w:t>
+        <w:t>Connor Bedard: 6</w:t>
       </w:r>
     </w:p>
     <w:p>
@@ -4579,17 +4493,17 @@
     </w:p>
     <w:p>
       <w:r>
-        <w:t>• 2023: [21]</w:t>
-      </w:r>
-    </w:p>
-    <w:p>
-      <w:r>
-        <w:t>• 2024: [36, 2, 0]</w:t>
-      </w:r>
-    </w:p>
-    <w:p>
-      <w:r>
-        <w:t>• 2025: [9]</w:t>
+        <w:t>• 2023: [8, 7, 6]</w:t>
+      </w:r>
+    </w:p>
+    <w:p>
+      <w:r>
+        <w:t>• 2024: [12, 8, 8]</w:t>
+      </w:r>
+    </w:p>
+    <w:p>
+      <w:r>
+        <w:t>• 2025: [5, 5, 4]</w:t>
       </w:r>
     </w:p>
     <w:p>
@@ -4599,7 +4513,7 @@
           <w:color w:val="FF0000"/>
           <w:sz w:val="26"/>
         </w:rPr>
-        <w:t>Ethan Del Mastro: 28</w:t>
+        <w:t>Alex Vlasic: 57</w:t>
       </w:r>
     </w:p>
     <w:p>
@@ -4609,101 +4523,17 @@
     </w:p>
     <w:p>
       <w:r>
-        <w:t>• 2023: []</w:t>
-      </w:r>
-    </w:p>
-    <w:p>
-      <w:r>
-        <w:t>• 2024: [1]</w:t>
-      </w:r>
-    </w:p>
-    <w:p>
-      <w:r>
-        <w:t>• 2025: []</w:t>
-      </w:r>
-    </w:p>
-    <w:p>
-      <w:r>
-        <w:rPr>
-          <w:sz w:val="26"/>
-        </w:rPr>
-        <w:t>Oliver Moore: 19</w:t>
-      </w:r>
-    </w:p>
-    <w:p>
-      <w:r>
-        <w:t>• 2022: []</w:t>
-      </w:r>
-    </w:p>
-    <w:p>
-      <w:r>
-        <w:t>• 2023: []</w:t>
-      </w:r>
-    </w:p>
-    <w:p>
-      <w:r>
-        <w:t>• 2024: []</w:t>
-      </w:r>
-    </w:p>
-    <w:p>
-      <w:r>
-        <w:t>• 2025: [16, 6, 2]</w:t>
-      </w:r>
-    </w:p>
-    <w:p>
-      <w:r>
-        <w:rPr>
-          <w:sz w:val="26"/>
-        </w:rPr>
-        <w:t>Sam Rinzel: 14</w:t>
-      </w:r>
-    </w:p>
-    <w:p>
-      <w:r>
-        <w:t>• 2022: []</w:t>
-      </w:r>
-    </w:p>
-    <w:p>
-      <w:r>
-        <w:t>• 2023: []</w:t>
-      </w:r>
-    </w:p>
-    <w:p>
-      <w:r>
-        <w:t>• 2024: []</w:t>
-      </w:r>
-    </w:p>
-    <w:p>
-      <w:r>
-        <w:t>• 2025: [26, 4]</w:t>
-      </w:r>
-    </w:p>
-    <w:p>
-      <w:r>
-        <w:rPr>
-          <w:sz w:val="26"/>
-        </w:rPr>
-        <w:t>Frank Nazar: 3</w:t>
-      </w:r>
-    </w:p>
-    <w:p>
-      <w:r>
-        <w:t>• 2022: []</w:t>
-      </w:r>
-    </w:p>
-    <w:p>
-      <w:r>
-        <w:t>• 2023: []</w:t>
-      </w:r>
-    </w:p>
-    <w:p>
-      <w:r>
-        <w:t>• 2024: [8, 6, 5]</w:t>
-      </w:r>
-    </w:p>
-    <w:p>
-      <w:r>
-        <w:t>• 2025: [21, 6, 6]</w:t>
+        <w:t>• 2023: [21]</w:t>
+      </w:r>
+    </w:p>
+    <w:p>
+      <w:r>
+        <w:t>• 2024: [36, 2, 0]</w:t>
+      </w:r>
+    </w:p>
+    <w:p>
+      <w:r>
+        <w:t>• 2025: [9]</w:t>
       </w:r>
     </w:p>
     <w:p>
@@ -4713,7 +4543,7 @@
           <w:color w:val="FF0000"/>
           <w:sz w:val="26"/>
         </w:rPr>
-        <w:t>Kevin Korchinski: 9</w:t>
+        <w:t>Ethan Del Mastro: 29</w:t>
       </w:r>
     </w:p>
     <w:p>
@@ -4723,7 +4553,35 @@
     </w:p>
     <w:p>
       <w:r>
-        <w:t>• 2023: [28, 14, 5]</w:t>
+        <w:t>• 2023: []</w:t>
+      </w:r>
+    </w:p>
+    <w:p>
+      <w:r>
+        <w:t>• 2024: [1]</w:t>
+      </w:r>
+    </w:p>
+    <w:p>
+      <w:r>
+        <w:t>• 2025: []</w:t>
+      </w:r>
+    </w:p>
+    <w:p>
+      <w:r>
+        <w:rPr>
+          <w:sz w:val="26"/>
+        </w:rPr>
+        <w:t>Oliver Moore: 19</w:t>
+      </w:r>
+    </w:p>
+    <w:p>
+      <w:r>
+        <w:t>• 2022: []</w:t>
+      </w:r>
+    </w:p>
+    <w:p>
+      <w:r>
+        <w:t>• 2023: []</w:t>
       </w:r>
     </w:p>
     <w:p>
@@ -4733,7 +4591,63 @@
     </w:p>
     <w:p>
       <w:r>
-        <w:t>• 2025: []</w:t>
+        <w:t>• 2025: [16, 6, 2]</w:t>
+      </w:r>
+    </w:p>
+    <w:p>
+      <w:r>
+        <w:rPr>
+          <w:sz w:val="26"/>
+        </w:rPr>
+        <w:t>Sam Rinzel: 15</w:t>
+      </w:r>
+    </w:p>
+    <w:p>
+      <w:r>
+        <w:t>• 2022: []</w:t>
+      </w:r>
+    </w:p>
+    <w:p>
+      <w:r>
+        <w:t>• 2023: []</w:t>
+      </w:r>
+    </w:p>
+    <w:p>
+      <w:r>
+        <w:t>• 2024: []</w:t>
+      </w:r>
+    </w:p>
+    <w:p>
+      <w:r>
+        <w:t>• 2025: [26, 4]</w:t>
+      </w:r>
+    </w:p>
+    <w:p>
+      <w:r>
+        <w:rPr>
+          <w:sz w:val="26"/>
+        </w:rPr>
+        <w:t>Teuvo Teravainen: 1</w:t>
+      </w:r>
+    </w:p>
+    <w:p>
+      <w:r>
+        <w:t>• 2022: [8, 7, 5]</w:t>
+      </w:r>
+    </w:p>
+    <w:p>
+      <w:r>
+        <w:t>• 2023: [9, 9, 6]</w:t>
+      </w:r>
+    </w:p>
+    <w:p>
+      <w:r>
+        <w:t>• 2024: [10, 9, 8]</w:t>
+      </w:r>
+    </w:p>
+    <w:p>
+      <w:r>
+        <w:t>• 2025: [15, 13, 9]</w:t>
       </w:r>
     </w:p>
     <w:p>
@@ -4743,7 +4657,7 @@
           <w:color w:val="FF0000"/>
           <w:sz w:val="26"/>
         </w:rPr>
-        <w:t>Landon Slaggert: 17</w:t>
+        <w:t>Kevin Korchinski: 10</w:t>
       </w:r>
     </w:p>
     <w:p>
@@ -4753,35 +4667,7 @@
     </w:p>
     <w:p>
       <w:r>
-        <w:t>• 2023: []</w:t>
-      </w:r>
-    </w:p>
-    <w:p>
-      <w:r>
-        <w:t>• 2024: [1]</w:t>
-      </w:r>
-    </w:p>
-    <w:p>
-      <w:r>
-        <w:t>• 2025: [14, 10]</w:t>
-      </w:r>
-    </w:p>
-    <w:p>
-      <w:r>
-        <w:rPr>
-          <w:sz w:val="26"/>
-        </w:rPr>
-        <w:t>Nick Lardis: 1</w:t>
-      </w:r>
-    </w:p>
-    <w:p>
-      <w:r>
-        <w:t>• 2022: []</w:t>
-      </w:r>
-    </w:p>
-    <w:p>
-      <w:r>
-        <w:t>• 2023: []</w:t>
+        <w:t>• 2023: [28, 14, 5]</w:t>
       </w:r>
     </w:p>
     <w:p>
@@ -4791,7 +4677,7 @@
     </w:p>
     <w:p>
       <w:r>
-        <w:t>• 2025: [9, 4, 3]</w:t>
+        <w:t>• 2025: []</w:t>
       </w:r>
     </w:p>
     <w:p>
@@ -4801,7 +4687,7 @@
           <w:color w:val="FF0000"/>
           <w:sz w:val="26"/>
         </w:rPr>
-        <w:t>Louis Crevier: 9</w:t>
+        <w:t>Landon Slaggert: 18</w:t>
       </w:r>
     </w:p>
     <w:p>
@@ -4816,12 +4702,40 @@
     </w:p>
     <w:p>
       <w:r>
-        <w:t>• 2024: [12, 3]</w:t>
-      </w:r>
-    </w:p>
-    <w:p>
-      <w:r>
-        <w:t>• 2025: [21, 19, 12]</w:t>
+        <w:t>• 2024: [1]</w:t>
+      </w:r>
+    </w:p>
+    <w:p>
+      <w:r>
+        <w:t>• 2025: [14, 10]</w:t>
+      </w:r>
+    </w:p>
+    <w:p>
+      <w:r>
+        <w:rPr>
+          <w:sz w:val="26"/>
+        </w:rPr>
+        <w:t>Nick Lardis: 2</w:t>
+      </w:r>
+    </w:p>
+    <w:p>
+      <w:r>
+        <w:t>• 2022: []</w:t>
+      </w:r>
+    </w:p>
+    <w:p>
+      <w:r>
+        <w:t>• 2023: []</w:t>
+      </w:r>
+    </w:p>
+    <w:p>
+      <w:r>
+        <w:t>• 2024: []</w:t>
+      </w:r>
+    </w:p>
+    <w:p>
+      <w:r>
+        <w:t>• 2025: [9, 4, 3]</w:t>
       </w:r>
     </w:p>
     <w:p>
@@ -4831,35 +4745,7 @@
           <w:color w:val="FF0000"/>
           <w:sz w:val="26"/>
         </w:rPr>
-        <w:t>Sam Lafferty: 22</w:t>
-      </w:r>
-    </w:p>
-    <w:p>
-      <w:r>
-        <w:t>• 2022: [21, 12, 7]</w:t>
-      </w:r>
-    </w:p>
-    <w:p>
-      <w:r>
-        <w:t>• 2023: [12, 12, 8]</w:t>
-      </w:r>
-    </w:p>
-    <w:p>
-      <w:r>
-        <w:t>• 2024: [18, 18, 6]</w:t>
-      </w:r>
-    </w:p>
-    <w:p>
-      <w:r>
-        <w:t>• 2025: []</w:t>
-      </w:r>
-    </w:p>
-    <w:p>
-      <w:r>
-        <w:rPr>
-          <w:sz w:val="26"/>
-        </w:rPr>
-        <w:t>Artyom Levshunov: 30</w:t>
+        <w:t>Louis Crevier: 10</w:t>
       </w:r>
     </w:p>
     <w:p>
@@ -4874,12 +4760,12 @@
     </w:p>
     <w:p>
       <w:r>
-        <w:t>• 2024: []</w:t>
-      </w:r>
-    </w:p>
-    <w:p>
-      <w:r>
-        <w:t>• 2025: [15]</w:t>
+        <w:t>• 2024: [12, 3]</w:t>
+      </w:r>
+    </w:p>
+    <w:p>
+      <w:r>
+        <w:t>• 2025: [21, 19, 12]</w:t>
       </w:r>
     </w:p>
     <w:p>
@@ -4889,27 +4775,83 @@
           <w:color w:val="FF0000"/>
           <w:sz w:val="26"/>
         </w:rPr>
-        <w:t>Ryan Donato: 15</w:t>
-      </w:r>
-    </w:p>
-    <w:p>
-      <w:r>
-        <w:t>• 2022: [16, 11, 8]</w:t>
-      </w:r>
-    </w:p>
-    <w:p>
-      <w:r>
-        <w:t>• 2023: [26, 10, 9]</w:t>
-      </w:r>
-    </w:p>
-    <w:p>
-      <w:r>
-        <w:t>• 2024: [9, 8, 8]</w:t>
-      </w:r>
-    </w:p>
-    <w:p>
-      <w:r>
-        <w:t>• 2025: [11, 11, 8]</w:t>
+        <w:t>Sam Lafferty: 22</w:t>
+      </w:r>
+    </w:p>
+    <w:p>
+      <w:r>
+        <w:t>• 2022: [21, 12, 7]</w:t>
+      </w:r>
+    </w:p>
+    <w:p>
+      <w:r>
+        <w:t>• 2023: [12, 12, 8]</w:t>
+      </w:r>
+    </w:p>
+    <w:p>
+      <w:r>
+        <w:t>• 2024: [18, 18, 6]</w:t>
+      </w:r>
+    </w:p>
+    <w:p>
+      <w:r>
+        <w:t>• 2025: []</w:t>
+      </w:r>
+    </w:p>
+    <w:p>
+      <w:r>
+        <w:rPr>
+          <w:sz w:val="26"/>
+        </w:rPr>
+        <w:t>Ilya Mikheyev: 1</w:t>
+      </w:r>
+    </w:p>
+    <w:p>
+      <w:r>
+        <w:t>• 2022: [14, 6, 3]</w:t>
+      </w:r>
+    </w:p>
+    <w:p>
+      <w:r>
+        <w:t>• 2023: [34, 5, 3]</w:t>
+      </w:r>
+    </w:p>
+    <w:p>
+      <w:r>
+        <w:t>• 2024: [12, 9, 6]</w:t>
+      </w:r>
+    </w:p>
+    <w:p>
+      <w:r>
+        <w:t>• 2025: [20, 8, 6]</w:t>
+      </w:r>
+    </w:p>
+    <w:p>
+      <w:r>
+        <w:rPr>
+          <w:sz w:val="26"/>
+        </w:rPr>
+        <w:t>Artyom Levshunov: 30</w:t>
+      </w:r>
+    </w:p>
+    <w:p>
+      <w:r>
+        <w:t>• 2022: []</w:t>
+      </w:r>
+    </w:p>
+    <w:p>
+      <w:r>
+        <w:t>• 2023: []</w:t>
+      </w:r>
+    </w:p>
+    <w:p>
+      <w:r>
+        <w:t>• 2024: []</w:t>
+      </w:r>
+    </w:p>
+    <w:p>
+      <w:r>
+        <w:t>• 2025: [15]</w:t>
       </w:r>
     </w:p>
     <w:p>
@@ -4919,7 +4861,7 @@
           <w:color w:val="FF0000"/>
           <w:sz w:val="26"/>
         </w:rPr>
-        <w:t>Wyatt Kaiser: 8</w:t>
+        <w:t>Wyatt Kaiser: 9</w:t>
       </w:r>
     </w:p>
     <w:p>
@@ -5000,6 +4942,34 @@
     <w:p>
       <w:r>
         <w:t>• 2025: []</w:t>
+      </w:r>
+    </w:p>
+    <w:p>
+      <w:r>
+        <w:rPr>
+          <w:sz w:val="26"/>
+        </w:rPr>
+        <w:t>Tyler Bertuzzi: 1</w:t>
+      </w:r>
+    </w:p>
+    <w:p>
+      <w:r>
+        <w:t>• 2022: [12, 10, 4]</w:t>
+      </w:r>
+    </w:p>
+    <w:p>
+      <w:r>
+        <w:t>• 2023: [19, 12, 5]</w:t>
+      </w:r>
+    </w:p>
+    <w:p>
+      <w:r>
+        <w:t>• 2024: [20, 12, 5]</w:t>
+      </w:r>
+    </w:p>
+    <w:p>
+      <w:r>
+        <w:t>• 2025: [6, 5, 5]</w:t>
       </w:r>
     </w:p>
     <w:p>
@@ -8459,35 +8429,7 @@
         <w:rPr>
           <w:sz w:val="26"/>
         </w:rPr>
-        <w:t>Scott Laughton: 1</w:t>
-      </w:r>
-    </w:p>
-    <w:p>
-      <w:r>
-        <w:t>• 2022: [16, 9, 6]</w:t>
-      </w:r>
-    </w:p>
-    <w:p>
-      <w:r>
-        <w:t>• 2023: [12, 10, 8]</w:t>
-      </w:r>
-    </w:p>
-    <w:p>
-      <w:r>
-        <w:t>• 2024: [18, 15, 9]</w:t>
-      </w:r>
-    </w:p>
-    <w:p>
-      <w:r>
-        <w:t>• 2025: [10, 8, 7]</w:t>
-      </w:r>
-    </w:p>
-    <w:p>
-      <w:r>
-        <w:rPr>
-          <w:sz w:val="26"/>
-        </w:rPr>
-        <w:t>Trevor Moore: 2</w:t>
+        <w:t>Trevor Moore: 3</w:t>
       </w:r>
     </w:p>
     <w:p>
@@ -8508,6 +8450,34 @@
     <w:p>
       <w:r>
         <w:t>• 2025: [16, 9, 7]</w:t>
+      </w:r>
+    </w:p>
+    <w:p>
+      <w:r>
+        <w:rPr>
+          <w:sz w:val="26"/>
+        </w:rPr>
+        <w:t>Artemi Panarin: 1</w:t>
+      </w:r>
+    </w:p>
+    <w:p>
+      <w:r>
+        <w:t>• 2022: [12, 8, 8]</w:t>
+      </w:r>
+    </w:p>
+    <w:p>
+      <w:r>
+        <w:t>• 2023: [5, 5, 4]</w:t>
+      </w:r>
+    </w:p>
+    <w:p>
+      <w:r>
+        <w:t>• 2024: [7, 6, 5]</w:t>
+      </w:r>
+    </w:p>
+    <w:p>
+      <w:r>
+        <w:t>• 2025: [7, 6, 5]</w:t>
       </w:r>
     </w:p>
     <w:p>
@@ -8545,7 +8515,7 @@
           <w:color w:val="FF0000"/>
           <w:sz w:val="26"/>
         </w:rPr>
-        <w:t>Joel Edmundson: 52</w:t>
+        <w:t>Joel Edmundson: 53</w:t>
       </w:r>
     </w:p>
     <w:p>
@@ -8575,7 +8545,7 @@
           <w:color w:val="FF0000"/>
           <w:sz w:val="26"/>
         </w:rPr>
-        <w:t>Drew Doughty: 9</w:t>
+        <w:t>Drew Doughty: 10</w:t>
       </w:r>
     </w:p>
     <w:p>
@@ -8633,7 +8603,7 @@
         <w:rPr>
           <w:sz w:val="26"/>
         </w:rPr>
-        <w:t>Taylor Ward: 6</w:t>
+        <w:t>Taylor Ward: 7</w:t>
       </w:r>
     </w:p>
     <w:p>
@@ -8661,7 +8631,7 @@
         <w:rPr>
           <w:sz w:val="26"/>
         </w:rPr>
-        <w:t>Anze Kopitar: 3</w:t>
+        <w:t>Anze Kopitar: 4</w:t>
       </w:r>
     </w:p>
     <w:p>
@@ -8691,7 +8661,7 @@
           <w:color w:val="FF0000"/>
           <w:sz w:val="26"/>
         </w:rPr>
-        <w:t>Cody Ceci: 68</w:t>
+        <w:t>Cody Ceci: 69</w:t>
       </w:r>
     </w:p>
     <w:p>
@@ -8721,7 +8691,7 @@
           <w:color w:val="FF0000"/>
           <w:sz w:val="26"/>
         </w:rPr>
-        <w:t>Mikey Anderson: 9</w:t>
+        <w:t>Mikey Anderson: 10</w:t>
       </w:r>
     </w:p>
     <w:p>
@@ -8751,7 +8721,7 @@
           <w:color w:val="FF0000"/>
           <w:sz w:val="26"/>
         </w:rPr>
-        <w:t>Brandt Clarke: 16</w:t>
+        <w:t>Brandt Clarke: 17</w:t>
       </w:r>
     </w:p>
     <w:p>
@@ -8837,69 +8807,95 @@
     <w:p>
       <w:r>
         <w:rPr>
+          <w:sz w:val="26"/>
+        </w:rPr>
+        <w:t>Andrei Kuzmenko: 2</w:t>
+      </w:r>
+    </w:p>
+    <w:p>
+      <w:r>
+        <w:t>• 2022: [6, 5, 5]</w:t>
+      </w:r>
+    </w:p>
+    <w:p>
+      <w:r>
+        <w:t>• 2023: [13, 10, 8]</w:t>
+      </w:r>
+    </w:p>
+    <w:p>
+      <w:r>
+        <w:t>• 2024: [28, 8, 3]</w:t>
+      </w:r>
+    </w:p>
+    <w:p>
+      <w:r>
+        <w:t>• 2025: [11, 7, 6]</w:t>
+      </w:r>
+    </w:p>
+    <w:p>
+      <w:r>
+        <w:rPr>
+          <w:sz w:val="26"/>
+        </w:rPr>
+        <w:t>Alex Laferriere: 1</w:t>
+      </w:r>
+    </w:p>
+    <w:p>
+      <w:r>
+        <w:t>• 2022: []</w:t>
+      </w:r>
+    </w:p>
+    <w:p>
+      <w:r>
+        <w:t>• 2023: [16, 11, 9]</w:t>
+      </w:r>
+    </w:p>
+    <w:p>
+      <w:r>
+        <w:t>• 2024: [17, 14, 7]</w:t>
+      </w:r>
+    </w:p>
+    <w:p>
+      <w:r>
+        <w:t>• 2025: [8, 6, 5]</w:t>
+      </w:r>
+    </w:p>
+    <w:p>
+      <w:r>
+        <w:rPr>
+          <w:sz w:val="26"/>
+        </w:rPr>
+        <w:t>Quinton Byfield: 1</w:t>
+      </w:r>
+    </w:p>
+    <w:p>
+      <w:r>
+        <w:t>• 2022: [19, 2]</w:t>
+      </w:r>
+    </w:p>
+    <w:p>
+      <w:r>
+        <w:t>• 2023: [19, 8, 8]</w:t>
+      </w:r>
+    </w:p>
+    <w:p>
+      <w:r>
+        <w:t>• 2024: [12, 8, 8]</w:t>
+      </w:r>
+    </w:p>
+    <w:p>
+      <w:r>
+        <w:t>• 2025: [17, 12, 8]</w:t>
+      </w:r>
+    </w:p>
+    <w:p>
+      <w:r>
+        <w:rPr>
           <w:b/>
           <w:color w:val="FF0000"/>
           <w:sz w:val="26"/>
         </w:rPr>
-        <w:t>Joel Armia: 1</w:t>
-      </w:r>
-    </w:p>
-    <w:p>
-      <w:r>
-        <w:t>• 2022: [5, 5, 0]</w:t>
-      </w:r>
-    </w:p>
-    <w:p>
-      <w:r>
-        <w:t>• 2023: [9, 7, 6]</w:t>
-      </w:r>
-    </w:p>
-    <w:p>
-      <w:r>
-        <w:t>• 2024: [12, 8, 7]</w:t>
-      </w:r>
-    </w:p>
-    <w:p>
-      <w:r>
-        <w:t>• 2025: [17, 6, 6]</w:t>
-      </w:r>
-    </w:p>
-    <w:p>
-      <w:r>
-        <w:rPr>
-          <w:sz w:val="26"/>
-        </w:rPr>
-        <w:t>Andrei Kuzmenko: 2</w:t>
-      </w:r>
-    </w:p>
-    <w:p>
-      <w:r>
-        <w:t>• 2022: [6, 5, 5]</w:t>
-      </w:r>
-    </w:p>
-    <w:p>
-      <w:r>
-        <w:t>• 2023: [13, 10, 8]</w:t>
-      </w:r>
-    </w:p>
-    <w:p>
-      <w:r>
-        <w:t>• 2024: [28, 8, 3]</w:t>
-      </w:r>
-    </w:p>
-    <w:p>
-      <w:r>
-        <w:t>• 2025: [11, 7, 6]</w:t>
-      </w:r>
-    </w:p>
-    <w:p>
-      <w:r>
-        <w:rPr>
-          <w:b/>
-          <w:color w:val="FF0000"/>
-          <w:sz w:val="26"/>
-        </w:rPr>
-        <w:t>Brian Dumoulin: 13</w:t>
+        <w:t>Brian Dumoulin: 14</w:t>
       </w:r>
     </w:p>
     <w:p>
@@ -8927,6 +8923,34 @@
         <w:rPr>
           <w:sz w:val="26"/>
         </w:rPr>
+        <w:t>Samuel Helenius: 1</w:t>
+      </w:r>
+    </w:p>
+    <w:p>
+      <w:r>
+        <w:t>• 2022: []</w:t>
+      </w:r>
+    </w:p>
+    <w:p>
+      <w:r>
+        <w:t>• 2023: []</w:t>
+      </w:r>
+    </w:p>
+    <w:p>
+      <w:r>
+        <w:t>• 2024: [11, 11]</w:t>
+      </w:r>
+    </w:p>
+    <w:p>
+      <w:r>
+        <w:t>• 2025: [13, 10, 5]</w:t>
+      </w:r>
+    </w:p>
+    <w:p>
+      <w:r>
+        <w:rPr>
+          <w:sz w:val="26"/>
+        </w:rPr>
         <w:t>Andre Lee: 4</w:t>
       </w:r>
     </w:p>
@@ -8955,7 +8979,7 @@
         <w:rPr>
           <w:sz w:val="26"/>
         </w:rPr>
-        <w:t>Jeff Malott: 33</w:t>
+        <w:t>Jeff Malott: 34</w:t>
       </w:r>
     </w:p>
     <w:p>
@@ -8976,6 +9000,34 @@
     <w:p>
       <w:r>
         <w:t>• 2025: [13, 6]</w:t>
+      </w:r>
+    </w:p>
+    <w:p>
+      <w:r>
+        <w:rPr>
+          <w:sz w:val="26"/>
+        </w:rPr>
+        <w:t>Adrian Kempe: 1</w:t>
+      </w:r>
+    </w:p>
+    <w:p>
+      <w:r>
+        <w:t>• 2022: [7, 7, 6]</w:t>
+      </w:r>
+    </w:p>
+    <w:p>
+      <w:r>
+        <w:t>• 2023: [8, 7, 6]</w:t>
+      </w:r>
+    </w:p>
+    <w:p>
+      <w:r>
+        <w:t>• 2024: [7, 5, 4]</w:t>
+      </w:r>
+    </w:p>
+    <w:p>
+      <w:r>
+        <w:t>• 2025: [6, 6, 6]</w:t>
       </w:r>
     </w:p>
     <w:p>
@@ -11401,7 +11453,7 @@
         <w:rPr>
           <w:sz w:val="26"/>
         </w:rPr>
-        <w:t>Matthew Wood: 5</w:t>
+        <w:t>Matthew Wood: 6</w:t>
       </w:r>
     </w:p>
     <w:p>
@@ -11429,7 +11481,7 @@
         <w:rPr>
           <w:sz w:val="26"/>
         </w:rPr>
-        <w:t>Adam Wilsby: 28</w:t>
+        <w:t>Adam Wilsby: 29</w:t>
       </w:r>
     </w:p>
     <w:p>
@@ -11459,7 +11511,7 @@
           <w:color w:val="FF0000"/>
           <w:sz w:val="26"/>
         </w:rPr>
-        <w:t>Justin Barron: 46</w:t>
+        <w:t>Justin Barron: 47</w:t>
       </w:r>
     </w:p>
     <w:p>
@@ -11489,7 +11541,7 @@
           <w:color w:val="FF0000"/>
           <w:sz w:val="26"/>
         </w:rPr>
-        <w:t>Nick Perbix: 37</w:t>
+        <w:t>Nick Perbix: 38</w:t>
       </w:r>
     </w:p>
     <w:p>
@@ -11517,7 +11569,7 @@
         <w:rPr>
           <w:sz w:val="26"/>
         </w:rPr>
-        <w:t>Reid Schaefer: 4</w:t>
+        <w:t>Reid Schaefer: 5</w:t>
       </w:r>
     </w:p>
     <w:p>
@@ -11547,7 +11599,7 @@
           <w:color w:val="FF0000"/>
           <w:sz w:val="26"/>
         </w:rPr>
-        <w:t>Luke Evangelista: 5</w:t>
+        <w:t>Luke Evangelista: 6</w:t>
       </w:r>
     </w:p>
     <w:p>
@@ -11568,6 +11620,146 @@
     <w:p>
       <w:r>
         <w:t>• 2025: [9, 8, 8]</w:t>
+      </w:r>
+    </w:p>
+    <w:p>
+      <w:r>
+        <w:rPr>
+          <w:sz w:val="26"/>
+        </w:rPr>
+        <w:t>Erik Haula: 1</w:t>
+      </w:r>
+    </w:p>
+    <w:p>
+      <w:r>
+        <w:t>• 2022: [12, 11, 9]</w:t>
+      </w:r>
+    </w:p>
+    <w:p>
+      <w:r>
+        <w:t>• 2023: [10, 9, 7]</w:t>
+      </w:r>
+    </w:p>
+    <w:p>
+      <w:r>
+        <w:t>• 2024: [28, 11, 6]</w:t>
+      </w:r>
+    </w:p>
+    <w:p>
+      <w:r>
+        <w:t>• 2025: [10, 9, 9]</w:t>
+      </w:r>
+    </w:p>
+    <w:p>
+      <w:r>
+        <w:rPr>
+          <w:sz w:val="26"/>
+        </w:rPr>
+        <w:t>Filip Forsberg: 1</w:t>
+      </w:r>
+    </w:p>
+    <w:p>
+      <w:r>
+        <w:t>• 2022: [6, 4, 4]</w:t>
+      </w:r>
+    </w:p>
+    <w:p>
+      <w:r>
+        <w:t>• 2023: [5, 5, 5]</w:t>
+      </w:r>
+    </w:p>
+    <w:p>
+      <w:r>
+        <w:t>• 2024: [18, 6, 4]</w:t>
+      </w:r>
+    </w:p>
+    <w:p>
+      <w:r>
+        <w:t>• 2025: [11, 5, 4]</w:t>
+      </w:r>
+    </w:p>
+    <w:p>
+      <w:r>
+        <w:rPr>
+          <w:sz w:val="26"/>
+        </w:rPr>
+        <w:t>Joakim Kemell: 3</w:t>
+      </w:r>
+    </w:p>
+    <w:p>
+      <w:r>
+        <w:t>• 2022: []</w:t>
+      </w:r>
+    </w:p>
+    <w:p>
+      <w:r>
+        <w:t>• 2023: []</w:t>
+      </w:r>
+    </w:p>
+    <w:p>
+      <w:r>
+        <w:t>• 2024: []</w:t>
+      </w:r>
+    </w:p>
+    <w:p>
+      <w:r>
+        <w:t>• 2025: []</w:t>
+      </w:r>
+    </w:p>
+    <w:p>
+      <w:r>
+        <w:rPr>
+          <w:sz w:val="26"/>
+        </w:rPr>
+        <w:t>Jonathan Marchessault: 2</w:t>
+      </w:r>
+    </w:p>
+    <w:p>
+      <w:r>
+        <w:t>• 2022: [13, 6, 5]</w:t>
+      </w:r>
+    </w:p>
+    <w:p>
+      <w:r>
+        <w:t>• 2023: [9, 6, 5]</w:t>
+      </w:r>
+    </w:p>
+    <w:p>
+      <w:r>
+        <w:t>• 2024: [14, 7, 6]</w:t>
+      </w:r>
+    </w:p>
+    <w:p>
+      <w:r>
+        <w:t>• 2025: [14, 10, 5]</w:t>
+      </w:r>
+    </w:p>
+    <w:p>
+      <w:r>
+        <w:rPr>
+          <w:sz w:val="26"/>
+        </w:rPr>
+        <w:t>Ozzy Wiesblatt: 16</w:t>
+      </w:r>
+    </w:p>
+    <w:p>
+      <w:r>
+        <w:t>• 2022: []</w:t>
+      </w:r>
+    </w:p>
+    <w:p>
+      <w:r>
+        <w:t>• 2023: []</w:t>
+      </w:r>
+    </w:p>
+    <w:p>
+      <w:r>
+        <w:t>• 2024: []</w:t>
+      </w:r>
+    </w:p>
+    <w:p>
+      <w:r>
+        <w:t>• 2025: []</w:t>
       </w:r>
     </w:p>
     <w:p>
@@ -11577,91 +11769,35 @@
           <w:color w:val="FF0000"/>
           <w:sz w:val="26"/>
         </w:rPr>
-        <w:t>Roman Josi: 5</w:t>
-      </w:r>
-    </w:p>
-    <w:p>
-      <w:r>
-        <w:t>• 2022: [8, 7, 7]</w:t>
-      </w:r>
-    </w:p>
-    <w:p>
-      <w:r>
-        <w:t>• 2023: [8, 6, 6]</w:t>
-      </w:r>
-    </w:p>
-    <w:p>
-      <w:r>
-        <w:t>• 2024: [12, 7, 4]</w:t>
-      </w:r>
-    </w:p>
-    <w:p>
-      <w:r>
-        <w:t>• 2025: [14, 12, 6]</w:t>
-      </w:r>
-    </w:p>
-    <w:p>
-      <w:r>
-        <w:rPr>
-          <w:sz w:val="26"/>
-        </w:rPr>
-        <w:t>Joakim Kemell: 2</w:t>
-      </w:r>
-    </w:p>
-    <w:p>
-      <w:r>
-        <w:t>• 2022: []</w:t>
-      </w:r>
-    </w:p>
-    <w:p>
-      <w:r>
-        <w:t>• 2023: []</w:t>
-      </w:r>
-    </w:p>
-    <w:p>
-      <w:r>
-        <w:t>• 2024: []</w:t>
-      </w:r>
-    </w:p>
-    <w:p>
-      <w:r>
-        <w:t>• 2025: []</w:t>
-      </w:r>
-    </w:p>
-    <w:p>
-      <w:r>
-        <w:rPr>
-          <w:sz w:val="26"/>
-        </w:rPr>
-        <w:t>Jonathan Marchessault: 1</w:t>
-      </w:r>
-    </w:p>
-    <w:p>
-      <w:r>
-        <w:t>• 2022: [13, 6, 5]</w:t>
-      </w:r>
-    </w:p>
-    <w:p>
-      <w:r>
-        <w:t>• 2023: [9, 6, 5]</w:t>
-      </w:r>
-    </w:p>
-    <w:p>
-      <w:r>
-        <w:t>• 2024: [14, 7, 6]</w:t>
-      </w:r>
-    </w:p>
-    <w:p>
-      <w:r>
-        <w:t>• 2025: [14, 10, 5]</w:t>
-      </w:r>
-    </w:p>
-    <w:p>
-      <w:r>
-        <w:rPr>
-          <w:sz w:val="26"/>
-        </w:rPr>
-        <w:t>Ozzy Wiesblatt: 16</w:t>
+        <w:t>Nicolas Hague: 14</w:t>
+      </w:r>
+    </w:p>
+    <w:p>
+      <w:r>
+        <w:t>• 2022: [35, 25]</w:t>
+      </w:r>
+    </w:p>
+    <w:p>
+      <w:r>
+        <w:t>• 2023: [41]</w:t>
+      </w:r>
+    </w:p>
+    <w:p>
+      <w:r>
+        <w:t>• 2024: [20, 13, 10]</w:t>
+      </w:r>
+    </w:p>
+    <w:p>
+      <w:r>
+        <w:t>• 2025: [23, 14]</w:t>
+      </w:r>
+    </w:p>
+    <w:p>
+      <w:r>
+        <w:rPr>
+          <w:sz w:val="26"/>
+        </w:rPr>
+        <w:t>Brady Martin: 3</w:t>
       </w:r>
     </w:p>
     <w:p>
@@ -11691,35 +11827,7 @@
           <w:color w:val="FF0000"/>
           <w:sz w:val="26"/>
         </w:rPr>
-        <w:t>Nicolas Hague: 14</w:t>
-      </w:r>
-    </w:p>
-    <w:p>
-      <w:r>
-        <w:t>• 2022: [35, 25]</w:t>
-      </w:r>
-    </w:p>
-    <w:p>
-      <w:r>
-        <w:t>• 2023: [41]</w:t>
-      </w:r>
-    </w:p>
-    <w:p>
-      <w:r>
-        <w:t>• 2024: [20, 13, 10]</w:t>
-      </w:r>
-    </w:p>
-    <w:p>
-      <w:r>
-        <w:t>• 2025: [23, 14]</w:t>
-      </w:r>
-    </w:p>
-    <w:p>
-      <w:r>
-        <w:rPr>
-          <w:sz w:val="26"/>
-        </w:rPr>
-        <w:t>Brady Martin: 3</w:t>
+        <w:t>Fedor Svechkov: 11</w:t>
       </w:r>
     </w:p>
     <w:p>
@@ -11734,12 +11842,68 @@
     </w:p>
     <w:p>
       <w:r>
-        <w:t>• 2024: []</w:t>
-      </w:r>
-    </w:p>
-    <w:p>
-      <w:r>
-        <w:t>• 2025: []</w:t>
+        <w:t>• 2024: [23, 5, 4]</w:t>
+      </w:r>
+    </w:p>
+    <w:p>
+      <w:r>
+        <w:t>• 2025: [18, 14]</w:t>
+      </w:r>
+    </w:p>
+    <w:p>
+      <w:r>
+        <w:rPr>
+          <w:sz w:val="26"/>
+        </w:rPr>
+        <w:t>Ryan O'Reilly: 1</w:t>
+      </w:r>
+    </w:p>
+    <w:p>
+      <w:r>
+        <w:t>• 2022: [8, 8, 5]</w:t>
+      </w:r>
+    </w:p>
+    <w:p>
+      <w:r>
+        <w:t>• 2023: [6, 6, 5]</w:t>
+      </w:r>
+    </w:p>
+    <w:p>
+      <w:r>
+        <w:t>• 2024: [13, 12, 11]</w:t>
+      </w:r>
+    </w:p>
+    <w:p>
+      <w:r>
+        <w:t>• 2025: [6, 6, 6]</w:t>
+      </w:r>
+    </w:p>
+    <w:p>
+      <w:r>
+        <w:rPr>
+          <w:sz w:val="26"/>
+        </w:rPr>
+        <w:t>Brady Skjei: 6</w:t>
+      </w:r>
+    </w:p>
+    <w:p>
+      <w:r>
+        <w:t>• 2022: [14, 11, 8]</w:t>
+      </w:r>
+    </w:p>
+    <w:p>
+      <w:r>
+        <w:t>• 2023: [18, 11, 8]</w:t>
+      </w:r>
+    </w:p>
+    <w:p>
+      <w:r>
+        <w:t>• 2024: [25, 11, 7]</w:t>
+      </w:r>
+    </w:p>
+    <w:p>
+      <w:r>
+        <w:t>• 2025: [41]</w:t>
       </w:r>
     </w:p>
     <w:p>
@@ -11749,55 +11913,27 @@
           <w:color w:val="FF0000"/>
           <w:sz w:val="26"/>
         </w:rPr>
-        <w:t>Fedor Svechkov: 10</w:t>
-      </w:r>
-    </w:p>
-    <w:p>
-      <w:r>
-        <w:t>• 2022: []</w:t>
-      </w:r>
-    </w:p>
-    <w:p>
-      <w:r>
-        <w:t>• 2023: []</w:t>
-      </w:r>
-    </w:p>
-    <w:p>
-      <w:r>
-        <w:t>• 2024: [23, 5, 4]</w:t>
-      </w:r>
-    </w:p>
-    <w:p>
-      <w:r>
-        <w:t>• 2025: [18, 14]</w:t>
-      </w:r>
-    </w:p>
-    <w:p>
-      <w:r>
-        <w:rPr>
-          <w:sz w:val="26"/>
-        </w:rPr>
-        <w:t>Brady Skjei: 5</w:t>
-      </w:r>
-    </w:p>
-    <w:p>
-      <w:r>
-        <w:t>• 2022: [14, 11, 8]</w:t>
-      </w:r>
-    </w:p>
-    <w:p>
-      <w:r>
-        <w:t>• 2023: [18, 11, 8]</w:t>
-      </w:r>
-    </w:p>
-    <w:p>
-      <w:r>
-        <w:t>• 2024: [25, 11, 7]</w:t>
-      </w:r>
-    </w:p>
-    <w:p>
-      <w:r>
-        <w:t>• 2025: [41]</w:t>
+        <w:t>Tyson Jost: 1</w:t>
+      </w:r>
+    </w:p>
+    <w:p>
+      <w:r>
+        <w:t>• 2022: [12, 8, 7]</w:t>
+      </w:r>
+    </w:p>
+    <w:p>
+      <w:r>
+        <w:t>• 2023: [22, 12]</w:t>
+      </w:r>
+    </w:p>
+    <w:p>
+      <w:r>
+        <w:t>• 2024: [27, 8, 0]</w:t>
+      </w:r>
+    </w:p>
+    <w:p>
+      <w:r>
+        <w:t>• 2025: [23, 14, 6]</w:t>
       </w:r>
     </w:p>
     <w:p>
@@ -15363,7 +15499,7 @@
           <w:color w:val="FF0000"/>
           <w:sz w:val="26"/>
         </w:rPr>
-        <w:t>Adam Larsson: 19</w:t>
+        <w:t>Adam Larsson: 20</w:t>
       </w:r>
     </w:p>
     <w:p>
@@ -15421,7 +15557,7 @@
         <w:rPr>
           <w:sz w:val="26"/>
         </w:rPr>
-        <w:t>Ryan Winterton: 1</w:t>
+        <w:t>Ryan Winterton: 2</w:t>
       </w:r>
     </w:p>
     <w:p>
@@ -15451,7 +15587,7 @@
           <w:color w:val="FF0000"/>
           <w:sz w:val="26"/>
         </w:rPr>
-        <w:t>Ryan Lindgren: 23</w:t>
+        <w:t>Ryan Lindgren: 24</w:t>
       </w:r>
     </w:p>
     <w:p>
@@ -15481,7 +15617,7 @@
           <w:color w:val="FF0000"/>
           <w:sz w:val="26"/>
         </w:rPr>
-        <w:t>Matty Beniers: 5</w:t>
+        <w:t>Matty Beniers: 6</w:t>
       </w:r>
     </w:p>
     <w:p>
@@ -15509,7 +15645,7 @@
         <w:rPr>
           <w:sz w:val="26"/>
         </w:rPr>
-        <w:t>Chandler Stephenson: 3</w:t>
+        <w:t>Chandler Stephenson: 4</w:t>
       </w:r>
     </w:p>
     <w:p>
@@ -15569,7 +15705,7 @@
           <w:color w:val="FF0000"/>
           <w:sz w:val="26"/>
         </w:rPr>
-        <w:t>Eeli Tolvanen: 11</w:t>
+        <w:t>Eeli Tolvanen: 12</w:t>
       </w:r>
     </w:p>
     <w:p>
@@ -15597,7 +15733,7 @@
         <w:rPr>
           <w:sz w:val="26"/>
         </w:rPr>
-        <w:t>Berkly Catton: 9</w:t>
+        <w:t>Berkly Catton: 10</w:t>
       </w:r>
     </w:p>
     <w:p>
@@ -15625,7 +15761,7 @@
         <w:rPr>
           <w:sz w:val="26"/>
         </w:rPr>
-        <w:t>Bobby McMann: 1</w:t>
+        <w:t>Bobby McMann: 2</w:t>
       </w:r>
     </w:p>
     <w:p>
@@ -15683,7 +15819,7 @@
         <w:rPr>
           <w:sz w:val="26"/>
         </w:rPr>
-        <w:t>Brandon Montour: 4</w:t>
+        <w:t>Brandon Montour: 5</w:t>
       </w:r>
     </w:p>
     <w:p>
@@ -15711,7 +15847,7 @@
         <w:rPr>
           <w:sz w:val="26"/>
         </w:rPr>
-        <w:t>Cale Fleury: 12</w:t>
+        <w:t>Cale Fleury: 13</w:t>
       </w:r>
     </w:p>
     <w:p>
@@ -15741,7 +15877,7 @@
           <w:color w:val="FF0000"/>
           <w:sz w:val="26"/>
         </w:rPr>
-        <w:t>Ryker Evans: 5</w:t>
+        <w:t>Ryker Evans: 6</w:t>
       </w:r>
     </w:p>
     <w:p>
@@ -15762,6 +15898,34 @@
     <w:p>
       <w:r>
         <w:t>• 2025: [16, 12, 6]</w:t>
+      </w:r>
+    </w:p>
+    <w:p>
+      <w:r>
+        <w:rPr>
+          <w:sz w:val="26"/>
+        </w:rPr>
+        <w:t>Jaden Schwartz: 1</w:t>
+      </w:r>
+    </w:p>
+    <w:p>
+      <w:r>
+        <w:t>• 2022: [11, 8, 4]</w:t>
+      </w:r>
+    </w:p>
+    <w:p>
+      <w:r>
+        <w:t>• 2023: [8, 8, 7]</w:t>
+      </w:r>
+    </w:p>
+    <w:p>
+      <w:r>
+        <w:t>• 2024: [10, 7, 6]</w:t>
+      </w:r>
+    </w:p>
+    <w:p>
+      <w:r>
+        <w:t>• 2025: [10, 9, 6]</w:t>
       </w:r>
     </w:p>
     <w:p>
@@ -15771,7 +15935,7 @@
           <w:color w:val="FF0000"/>
           <w:sz w:val="26"/>
         </w:rPr>
-        <w:t>Vince Dunn: 6</w:t>
+        <w:t>Vince Dunn: 7</w:t>
       </w:r>
     </w:p>
     <w:p>
@@ -15799,7 +15963,7 @@
         <w:rPr>
           <w:sz w:val="26"/>
         </w:rPr>
-        <w:t>Oscar Fisker Molgaard: 8</w:t>
+        <w:t>Oscar Fisker Molgaard: 9</w:t>
       </w:r>
     </w:p>
     <w:p>
@@ -15829,7 +15993,7 @@
           <w:color w:val="FF0000"/>
           <w:sz w:val="26"/>
         </w:rPr>
-        <w:t>Frederick Gaudreau: 7</w:t>
+        <w:t>Frederick Gaudreau: 8</w:t>
       </w:r>
     </w:p>
     <w:p>
@@ -15857,27 +16021,27 @@
         <w:rPr>
           <w:sz w:val="26"/>
         </w:rPr>
-        <w:t>Jordan Eberle: 1</w:t>
-      </w:r>
-    </w:p>
-    <w:p>
-      <w:r>
-        <w:t>• 2022: [12, 7, 6]</w:t>
-      </w:r>
-    </w:p>
-    <w:p>
-      <w:r>
-        <w:t>• 2023: [12, 8, 8]</w:t>
-      </w:r>
-    </w:p>
-    <w:p>
-      <w:r>
-        <w:t>• 2024: [16, 3, 2]</w:t>
-      </w:r>
-    </w:p>
-    <w:p>
-      <w:r>
-        <w:t>• 2025: [10, 7, 4]</w:t>
+        <w:t>Kaapo Kakko: 1</w:t>
+      </w:r>
+    </w:p>
+    <w:p>
+      <w:r>
+        <w:t>• 2022: [16, 11, 8]</w:t>
+      </w:r>
+    </w:p>
+    <w:p>
+      <w:r>
+        <w:t>• 2023: [10, 6, 5]</w:t>
+      </w:r>
+    </w:p>
+    <w:p>
+      <w:r>
+        <w:t>• 2024: [9, 8, 8]</w:t>
+      </w:r>
+    </w:p>
+    <w:p>
+      <w:r>
+        <w:t>• 2025: [8, 8, 7]</w:t>
       </w:r>
     </w:p>
     <w:p>
@@ -15908,36 +16072,6 @@
     <w:p>
       <w:r>
         <w:t>• 2025: []</w:t>
-      </w:r>
-    </w:p>
-    <w:p>
-      <w:r>
-        <w:rPr>
-          <w:b/>
-          <w:color w:val="FF0000"/>
-          <w:sz w:val="26"/>
-        </w:rPr>
-        <w:t>Jared McCann: 5</w:t>
-      </w:r>
-    </w:p>
-    <w:p>
-      <w:r>
-        <w:t>• 2022: [4, 4, 4]</w:t>
-      </w:r>
-    </w:p>
-    <w:p>
-      <w:r>
-        <w:t>• 2023: [11, 9, 5]</w:t>
-      </w:r>
-    </w:p>
-    <w:p>
-      <w:r>
-        <w:t>• 2024: [9, 9, 6]</w:t>
-      </w:r>
-    </w:p>
-    <w:p>
-      <w:r>
-        <w:t>• 2025: [10, 4, 3]</w:t>
       </w:r>
     </w:p>
     <w:p>
@@ -16013,7 +16147,7 @@
           <w:color w:val="FF0000"/>
           <w:sz w:val="26"/>
         </w:rPr>
-        <w:t>Mario Ferraro: 10</w:t>
+        <w:t>Mario Ferraro: 11</w:t>
       </w:r>
     </w:p>
     <w:p>
@@ -16034,6 +16168,90 @@
     <w:p>
       <w:r>
         <w:t>• 2025: [36, 15, 5]</w:t>
+      </w:r>
+    </w:p>
+    <w:p>
+      <w:r>
+        <w:rPr>
+          <w:sz w:val="26"/>
+        </w:rPr>
+        <w:t>Vincent Desharnais: 27</w:t>
+      </w:r>
+    </w:p>
+    <w:p>
+      <w:r>
+        <w:t>• 2022: []</w:t>
+      </w:r>
+    </w:p>
+    <w:p>
+      <w:r>
+        <w:t>• 2023: []</w:t>
+      </w:r>
+    </w:p>
+    <w:p>
+      <w:r>
+        <w:t>• 2024: []</w:t>
+      </w:r>
+    </w:p>
+    <w:p>
+      <w:r>
+        <w:t>• 2025: []</w:t>
+      </w:r>
+    </w:p>
+    <w:p>
+      <w:r>
+        <w:rPr>
+          <w:sz w:val="26"/>
+        </w:rPr>
+        <w:t>Shakir Mukhamadullin: 18</w:t>
+      </w:r>
+    </w:p>
+    <w:p>
+      <w:r>
+        <w:t>• 2022: []</w:t>
+      </w:r>
+    </w:p>
+    <w:p>
+      <w:r>
+        <w:t>• 2023: []</w:t>
+      </w:r>
+    </w:p>
+    <w:p>
+      <w:r>
+        <w:t>• 2024: [23]</w:t>
+      </w:r>
+    </w:p>
+    <w:p>
+      <w:r>
+        <w:t>• 2025: [7, 5, 1]</w:t>
+      </w:r>
+    </w:p>
+    <w:p>
+      <w:r>
+        <w:rPr>
+          <w:sz w:val="26"/>
+        </w:rPr>
+        <w:t>Pavol Regenda: 2</w:t>
+      </w:r>
+    </w:p>
+    <w:p>
+      <w:r>
+        <w:t>• 2022: []</w:t>
+      </w:r>
+    </w:p>
+    <w:p>
+      <w:r>
+        <w:t>• 2023: []</w:t>
+      </w:r>
+    </w:p>
+    <w:p>
+      <w:r>
+        <w:t>• 2024: []</w:t>
+      </w:r>
+    </w:p>
+    <w:p>
+      <w:r>
+        <w:t>• 2025: [6, 3, 3]</w:t>
       </w:r>
     </w:p>
     <w:p>
@@ -16043,35 +16261,35 @@
           <w:color w:val="FF0000"/>
           <w:sz w:val="26"/>
         </w:rPr>
-        <w:t>Kiefer Sherwood: 9</w:t>
-      </w:r>
-    </w:p>
-    <w:p>
-      <w:r>
-        <w:t>• 2022: [12, 10, 4]</w:t>
-      </w:r>
-    </w:p>
-    <w:p>
-      <w:r>
-        <w:t>• 2023: [24, 12, 6]</w:t>
-      </w:r>
-    </w:p>
-    <w:p>
-      <w:r>
-        <w:t>• 2024: [15, 7, 6]</w:t>
-      </w:r>
-    </w:p>
-    <w:p>
-      <w:r>
-        <w:t>• 2025: [10, 8, 5]</w:t>
-      </w:r>
-    </w:p>
-    <w:p>
-      <w:r>
-        <w:rPr>
-          <w:sz w:val="26"/>
-        </w:rPr>
-        <w:t>Vincent Desharnais: 26</w:t>
+        <w:t>Ryan Reaves: 18</w:t>
+      </w:r>
+    </w:p>
+    <w:p>
+      <w:r>
+        <w:t>• 2022: [5, 2, 1]</w:t>
+      </w:r>
+    </w:p>
+    <w:p>
+      <w:r>
+        <w:t>• 2023: [17, 8, 6]</w:t>
+      </w:r>
+    </w:p>
+    <w:p>
+      <w:r>
+        <w:t>• 2024: []</w:t>
+      </w:r>
+    </w:p>
+    <w:p>
+      <w:r>
+        <w:t>• 2025: [23, 5]</w:t>
+      </w:r>
+    </w:p>
+    <w:p>
+      <w:r>
+        <w:rPr>
+          <w:sz w:val="26"/>
+        </w:rPr>
+        <w:t>Igor Chernyshov: 4</w:t>
       </w:r>
     </w:p>
     <w:p>
@@ -16091,63 +16309,7 @@
     </w:p>
     <w:p>
       <w:r>
-        <w:t>• 2025: []</w:t>
-      </w:r>
-    </w:p>
-    <w:p>
-      <w:r>
-        <w:rPr>
-          <w:sz w:val="26"/>
-        </w:rPr>
-        <w:t>Shakir Mukhamadullin: 17</w:t>
-      </w:r>
-    </w:p>
-    <w:p>
-      <w:r>
-        <w:t>• 2022: []</w:t>
-      </w:r>
-    </w:p>
-    <w:p>
-      <w:r>
-        <w:t>• 2023: []</w:t>
-      </w:r>
-    </w:p>
-    <w:p>
-      <w:r>
-        <w:t>• 2024: [23]</w:t>
-      </w:r>
-    </w:p>
-    <w:p>
-      <w:r>
-        <w:t>• 2025: [7, 5, 1]</w:t>
-      </w:r>
-    </w:p>
-    <w:p>
-      <w:r>
-        <w:rPr>
-          <w:sz w:val="26"/>
-        </w:rPr>
-        <w:t>Pavol Regenda: 2</w:t>
-      </w:r>
-    </w:p>
-    <w:p>
-      <w:r>
-        <w:t>• 2022: []</w:t>
-      </w:r>
-    </w:p>
-    <w:p>
-      <w:r>
-        <w:t>• 2023: []</w:t>
-      </w:r>
-    </w:p>
-    <w:p>
-      <w:r>
-        <w:t>• 2024: []</w:t>
-      </w:r>
-    </w:p>
-    <w:p>
-      <w:r>
-        <w:t>• 2025: [6, 3, 3]</w:t>
+        <w:t>• 2025: [11, 0, 0]</w:t>
       </w:r>
     </w:p>
     <w:p>
@@ -16157,17 +16319,17 @@
           <w:color w:val="FF0000"/>
           <w:sz w:val="26"/>
         </w:rPr>
-        <w:t>Ryan Reaves: 18</w:t>
-      </w:r>
-    </w:p>
-    <w:p>
-      <w:r>
-        <w:t>• 2022: [5, 2, 1]</w:t>
-      </w:r>
-    </w:p>
-    <w:p>
-      <w:r>
-        <w:t>• 2023: [17, 8, 6]</w:t>
+        <w:t>John Klingberg: 16</w:t>
+      </w:r>
+    </w:p>
+    <w:p>
+      <w:r>
+        <w:t>• 2022: [7, 7, 7]</w:t>
+      </w:r>
+    </w:p>
+    <w:p>
+      <w:r>
+        <w:t>• 2023: []</w:t>
       </w:r>
     </w:p>
     <w:p>
@@ -16177,35 +16339,35 @@
     </w:p>
     <w:p>
       <w:r>
-        <w:t>• 2025: [23, 5]</w:t>
-      </w:r>
-    </w:p>
-    <w:p>
-      <w:r>
-        <w:rPr>
-          <w:sz w:val="26"/>
-        </w:rPr>
-        <w:t>Igor Chernyshov: 3</w:t>
-      </w:r>
-    </w:p>
-    <w:p>
-      <w:r>
-        <w:t>• 2022: []</w:t>
-      </w:r>
-    </w:p>
-    <w:p>
-      <w:r>
-        <w:t>• 2023: []</w:t>
-      </w:r>
-    </w:p>
-    <w:p>
-      <w:r>
-        <w:t>• 2024: []</w:t>
-      </w:r>
-    </w:p>
-    <w:p>
-      <w:r>
-        <w:t>• 2025: [11, 0, 0]</w:t>
+        <w:t>• 2025: [8, 6, 5]</w:t>
+      </w:r>
+    </w:p>
+    <w:p>
+      <w:r>
+        <w:rPr>
+          <w:sz w:val="26"/>
+        </w:rPr>
+        <w:t>Alexander Wennberg: 1</w:t>
+      </w:r>
+    </w:p>
+    <w:p>
+      <w:r>
+        <w:t>• 2022: [12, 10, 9]</w:t>
+      </w:r>
+    </w:p>
+    <w:p>
+      <w:r>
+        <w:t>• 2023: [11, 7, 6]</w:t>
+      </w:r>
+    </w:p>
+    <w:p>
+      <w:r>
+        <w:t>• 2024: [32, 7, 4]</w:t>
+      </w:r>
+    </w:p>
+    <w:p>
+      <w:r>
+        <w:t>• 2025: [11, 10, 9]</w:t>
       </w:r>
     </w:p>
     <w:p>
@@ -16215,12 +16377,40 @@
           <w:color w:val="FF0000"/>
           <w:sz w:val="26"/>
         </w:rPr>
-        <w:t>John Klingberg: 16</w:t>
-      </w:r>
-    </w:p>
-    <w:p>
-      <w:r>
-        <w:t>• 2022: [7, 7, 7]</w:t>
+        <w:t>Ty Dellandrea: 23</w:t>
+      </w:r>
+    </w:p>
+    <w:p>
+      <w:r>
+        <w:t>• 2022: [22, 15, 6]</w:t>
+      </w:r>
+    </w:p>
+    <w:p>
+      <w:r>
+        <w:t>• 2023: [8]</w:t>
+      </w:r>
+    </w:p>
+    <w:p>
+      <w:r>
+        <w:t>• 2024: []</w:t>
+      </w:r>
+    </w:p>
+    <w:p>
+      <w:r>
+        <w:t>• 2025: [6]</w:t>
+      </w:r>
+    </w:p>
+    <w:p>
+      <w:r>
+        <w:rPr>
+          <w:sz w:val="26"/>
+        </w:rPr>
+        <w:t>Ethan Cardwell: 5</w:t>
+      </w:r>
+    </w:p>
+    <w:p>
+      <w:r>
+        <w:t>• 2022: []</w:t>
       </w:r>
     </w:p>
     <w:p>
@@ -16235,7 +16425,63 @@
     </w:p>
     <w:p>
       <w:r>
-        <w:t>• 2025: [8, 6, 5]</w:t>
+        <w:t>• 2025: []</w:t>
+      </w:r>
+    </w:p>
+    <w:p>
+      <w:r>
+        <w:rPr>
+          <w:sz w:val="26"/>
+        </w:rPr>
+        <w:t>Adam Gaudette: 1</w:t>
+      </w:r>
+    </w:p>
+    <w:p>
+      <w:r>
+        <w:t>• 2022: []</w:t>
+      </w:r>
+    </w:p>
+    <w:p>
+      <w:r>
+        <w:t>• 2023: []</w:t>
+      </w:r>
+    </w:p>
+    <w:p>
+      <w:r>
+        <w:t>• 2024: [23, 15, 7]</w:t>
+      </w:r>
+    </w:p>
+    <w:p>
+      <w:r>
+        <w:t>• 2025: [9, 7, 5]</w:t>
+      </w:r>
+    </w:p>
+    <w:p>
+      <w:r>
+        <w:rPr>
+          <w:sz w:val="26"/>
+        </w:rPr>
+        <w:t>Jeff Skinner: 1</w:t>
+      </w:r>
+    </w:p>
+    <w:p>
+      <w:r>
+        <w:t>• 2022: [7, 6, 4]</w:t>
+      </w:r>
+    </w:p>
+    <w:p>
+      <w:r>
+        <w:t>• 2023: [9, 4, 4]</w:t>
+      </w:r>
+    </w:p>
+    <w:p>
+      <w:r>
+        <w:t>• 2024: [8, 7, 7]</w:t>
+      </w:r>
+    </w:p>
+    <w:p>
+      <w:r>
+        <w:t>• 2025: [14, 7, 3]</w:t>
       </w:r>
     </w:p>
     <w:p>
@@ -16245,17 +16491,45 @@
           <w:color w:val="FF0000"/>
           <w:sz w:val="26"/>
         </w:rPr>
-        <w:t>Ty Dellandrea: 22</w:t>
-      </w:r>
-    </w:p>
-    <w:p>
-      <w:r>
-        <w:t>• 2022: [22, 15, 6]</w:t>
-      </w:r>
-    </w:p>
-    <w:p>
-      <w:r>
-        <w:t>• 2023: [8]</w:t>
+        <w:t>Barclay Goodrow: 19</w:t>
+      </w:r>
+    </w:p>
+    <w:p>
+      <w:r>
+        <w:t>• 2022: [13, 9, 7]</w:t>
+      </w:r>
+    </w:p>
+    <w:p>
+      <w:r>
+        <w:t>• 2023: [56, 2]</w:t>
+      </w:r>
+    </w:p>
+    <w:p>
+      <w:r>
+        <w:t>• 2024: [25, 20, 15]</w:t>
+      </w:r>
+    </w:p>
+    <w:p>
+      <w:r>
+        <w:t>• 2025: [13, 11, 8]</w:t>
+      </w:r>
+    </w:p>
+    <w:p>
+      <w:r>
+        <w:rPr>
+          <w:sz w:val="26"/>
+        </w:rPr>
+        <w:t>Patrick Giles: 9</w:t>
+      </w:r>
+    </w:p>
+    <w:p>
+      <w:r>
+        <w:t>• 2022: []</w:t>
+      </w:r>
+    </w:p>
+    <w:p>
+      <w:r>
+        <w:t>• 2023: []</w:t>
       </w:r>
     </w:p>
     <w:p>
@@ -16265,91 +16539,7 @@
     </w:p>
     <w:p>
       <w:r>
-        <w:t>• 2025: [6]</w:t>
-      </w:r>
-    </w:p>
-    <w:p>
-      <w:r>
-        <w:rPr>
-          <w:sz w:val="26"/>
-        </w:rPr>
-        <w:t>Ethan Cardwell: 5</w:t>
-      </w:r>
-    </w:p>
-    <w:p>
-      <w:r>
-        <w:t>• 2022: []</w:t>
-      </w:r>
-    </w:p>
-    <w:p>
-      <w:r>
-        <w:t>• 2023: []</w:t>
-      </w:r>
-    </w:p>
-    <w:p>
-      <w:r>
-        <w:t>• 2024: []</w:t>
-      </w:r>
-    </w:p>
-    <w:p>
-      <w:r>
         <w:t>• 2025: []</w:t>
-      </w:r>
-    </w:p>
-    <w:p>
-      <w:r>
-        <w:rPr>
-          <w:sz w:val="26"/>
-        </w:rPr>
-        <w:t>Adam Gaudette: 1</w:t>
-      </w:r>
-    </w:p>
-    <w:p>
-      <w:r>
-        <w:t>• 2022: []</w:t>
-      </w:r>
-    </w:p>
-    <w:p>
-      <w:r>
-        <w:t>• 2023: []</w:t>
-      </w:r>
-    </w:p>
-    <w:p>
-      <w:r>
-        <w:t>• 2024: [23, 15, 7]</w:t>
-      </w:r>
-    </w:p>
-    <w:p>
-      <w:r>
-        <w:t>• 2025: [9, 7, 5]</w:t>
-      </w:r>
-    </w:p>
-    <w:p>
-      <w:r>
-        <w:rPr>
-          <w:sz w:val="26"/>
-        </w:rPr>
-        <w:t>Jeff Skinner: 1</w:t>
-      </w:r>
-    </w:p>
-    <w:p>
-      <w:r>
-        <w:t>• 2022: [7, 6, 4]</w:t>
-      </w:r>
-    </w:p>
-    <w:p>
-      <w:r>
-        <w:t>• 2023: [9, 4, 4]</w:t>
-      </w:r>
-    </w:p>
-    <w:p>
-      <w:r>
-        <w:t>• 2024: [8, 7, 7]</w:t>
-      </w:r>
-    </w:p>
-    <w:p>
-      <w:r>
-        <w:t>• 2025: [14, 7, 3]</w:t>
       </w:r>
     </w:p>
     <w:p>
@@ -16359,35 +16549,35 @@
           <w:color w:val="FF0000"/>
           <w:sz w:val="26"/>
         </w:rPr>
-        <w:t>Barclay Goodrow: 18</w:t>
-      </w:r>
-    </w:p>
-    <w:p>
-      <w:r>
-        <w:t>• 2022: [13, 9, 7]</w:t>
-      </w:r>
-    </w:p>
-    <w:p>
-      <w:r>
-        <w:t>• 2023: [56, 2]</w:t>
-      </w:r>
-    </w:p>
-    <w:p>
-      <w:r>
-        <w:t>• 2024: [25, 20, 15]</w:t>
-      </w:r>
-    </w:p>
-    <w:p>
-      <w:r>
-        <w:t>• 2025: [13, 11, 8]</w:t>
-      </w:r>
-    </w:p>
-    <w:p>
-      <w:r>
-        <w:rPr>
-          <w:sz w:val="26"/>
-        </w:rPr>
-        <w:t>Patrick Giles: 9</w:t>
+        <w:t>Philipp Kurashev: 8</w:t>
+      </w:r>
+    </w:p>
+    <w:p>
+      <w:r>
+        <w:t>• 2022: [11, 11, 9]</w:t>
+      </w:r>
+    </w:p>
+    <w:p>
+      <w:r>
+        <w:t>• 2023: [13, 8, 7]</w:t>
+      </w:r>
+    </w:p>
+    <w:p>
+      <w:r>
+        <w:t>• 2024: [16, 7, 5]</w:t>
+      </w:r>
+    </w:p>
+    <w:p>
+      <w:r>
+        <w:t>• 2025: [14, 8, 6]</w:t>
+      </w:r>
+    </w:p>
+    <w:p>
+      <w:r>
+        <w:rPr>
+          <w:sz w:val="26"/>
+        </w:rPr>
+        <w:t>Sam Dickinson: 56</w:t>
       </w:r>
     </w:p>
     <w:p>
@@ -16417,35 +16607,7 @@
           <w:color w:val="FF0000"/>
           <w:sz w:val="26"/>
         </w:rPr>
-        <w:t>Philipp Kurashev: 8</w:t>
-      </w:r>
-    </w:p>
-    <w:p>
-      <w:r>
-        <w:t>• 2022: [11, 11, 9]</w:t>
-      </w:r>
-    </w:p>
-    <w:p>
-      <w:r>
-        <w:t>• 2023: [13, 8, 7]</w:t>
-      </w:r>
-    </w:p>
-    <w:p>
-      <w:r>
-        <w:t>• 2024: [16, 7, 5]</w:t>
-      </w:r>
-    </w:p>
-    <w:p>
-      <w:r>
-        <w:t>• 2025: [14, 8, 6]</w:t>
-      </w:r>
-    </w:p>
-    <w:p>
-      <w:r>
-        <w:rPr>
-          <w:sz w:val="26"/>
-        </w:rPr>
-        <w:t>Sam Dickinson: 55</w:t>
+        <w:t>Collin Graf: 2</w:t>
       </w:r>
     </w:p>
     <w:p>
@@ -16460,20 +16622,48 @@
     </w:p>
     <w:p>
       <w:r>
+        <w:t>• 2024: [10, 3, 0]</w:t>
+      </w:r>
+    </w:p>
+    <w:p>
+      <w:r>
+        <w:t>• 2025: [10, 8, 6]</w:t>
+      </w:r>
+    </w:p>
+    <w:p>
+      <w:r>
+        <w:rPr>
+          <w:sz w:val="26"/>
+        </w:rPr>
+        <w:t>Zack Ostapchuk: 2</w:t>
+      </w:r>
+    </w:p>
+    <w:p>
+      <w:r>
+        <w:t>• 2022: []</w:t>
+      </w:r>
+    </w:p>
+    <w:p>
+      <w:r>
+        <w:t>• 2023: []</w:t>
+      </w:r>
+    </w:p>
+    <w:p>
+      <w:r>
         <w:t>• 2024: []</w:t>
       </w:r>
     </w:p>
     <w:p>
       <w:r>
-        <w:t>• 2025: []</w:t>
-      </w:r>
-    </w:p>
-    <w:p>
-      <w:r>
-        <w:rPr>
-          <w:sz w:val="26"/>
-        </w:rPr>
-        <w:t>Will Smith: 2</w:t>
+        <w:t>• 2025: [26, 3, 2]</w:t>
+      </w:r>
+    </w:p>
+    <w:p>
+      <w:r>
+        <w:rPr>
+          <w:sz w:val="26"/>
+        </w:rPr>
+        <w:t>Michael Misa: 11</w:t>
       </w:r>
     </w:p>
     <w:p>
@@ -16488,12 +16678,12 @@
     </w:p>
     <w:p>
       <w:r>
-        <w:t>• 2024: [10, 10, 8]</w:t>
-      </w:r>
-    </w:p>
-    <w:p>
-      <w:r>
-        <w:t>• 2025: [9, 7, 6]</w:t>
+        <w:t>• 2024: []</w:t>
+      </w:r>
+    </w:p>
+    <w:p>
+      <w:r>
+        <w:t>• 2025: [9, 4, 3]</w:t>
       </w:r>
     </w:p>
     <w:p>
@@ -16503,83 +16693,27 @@
           <w:color w:val="FF0000"/>
           <w:sz w:val="26"/>
         </w:rPr>
-        <w:t>Collin Graf: 1</w:t>
-      </w:r>
-    </w:p>
-    <w:p>
-      <w:r>
-        <w:t>• 2022: []</w:t>
-      </w:r>
-    </w:p>
-    <w:p>
-      <w:r>
-        <w:t>• 2023: []</w:t>
-      </w:r>
-    </w:p>
-    <w:p>
-      <w:r>
-        <w:t>• 2024: [10, 3, 0]</w:t>
-      </w:r>
-    </w:p>
-    <w:p>
-      <w:r>
-        <w:t>• 2025: [10, 8, 6]</w:t>
-      </w:r>
-    </w:p>
-    <w:p>
-      <w:r>
-        <w:rPr>
-          <w:sz w:val="26"/>
-        </w:rPr>
-        <w:t>Zack Ostapchuk: 1</w:t>
-      </w:r>
-    </w:p>
-    <w:p>
-      <w:r>
-        <w:t>• 2022: []</w:t>
-      </w:r>
-    </w:p>
-    <w:p>
-      <w:r>
-        <w:t>• 2023: []</w:t>
-      </w:r>
-    </w:p>
-    <w:p>
-      <w:r>
-        <w:t>• 2024: []</w:t>
-      </w:r>
-    </w:p>
-    <w:p>
-      <w:r>
-        <w:t>• 2025: [26, 3, 2]</w:t>
-      </w:r>
-    </w:p>
-    <w:p>
-      <w:r>
-        <w:rPr>
-          <w:sz w:val="26"/>
-        </w:rPr>
-        <w:t>Michael Misa: 10</w:t>
-      </w:r>
-    </w:p>
-    <w:p>
-      <w:r>
-        <w:t>• 2022: []</w:t>
-      </w:r>
-    </w:p>
-    <w:p>
-      <w:r>
-        <w:t>• 2023: []</w:t>
-      </w:r>
-    </w:p>
-    <w:p>
-      <w:r>
-        <w:t>• 2024: []</w:t>
-      </w:r>
-    </w:p>
-    <w:p>
-      <w:r>
-        <w:t>• 2025: [9, 4, 3]</w:t>
+        <w:t>Tyler Toffoli: 9</w:t>
+      </w:r>
+    </w:p>
+    <w:p>
+      <w:r>
+        <w:t>• 2022: [8, 5, 5]</w:t>
+      </w:r>
+    </w:p>
+    <w:p>
+      <w:r>
+        <w:t>• 2023: [7, 6, 6]</w:t>
+      </w:r>
+    </w:p>
+    <w:p>
+      <w:r>
+        <w:t>• 2024: [7, 7, 4]</w:t>
+      </w:r>
+    </w:p>
+    <w:p>
+      <w:r>
+        <w:t>• 2025: [12, 8, 6]</w:t>
       </w:r>
     </w:p>
     <w:p>
@@ -16589,67 +16723,7 @@
           <w:color w:val="FF0000"/>
           <w:sz w:val="26"/>
         </w:rPr>
-        <w:t>Tyler Toffoli: 8</w:t>
-      </w:r>
-    </w:p>
-    <w:p>
-      <w:r>
-        <w:t>• 2022: [8, 5, 5]</w:t>
-      </w:r>
-    </w:p>
-    <w:p>
-      <w:r>
-        <w:t>• 2023: [7, 6, 6]</w:t>
-      </w:r>
-    </w:p>
-    <w:p>
-      <w:r>
-        <w:t>• 2024: [7, 7, 4]</w:t>
-      </w:r>
-    </w:p>
-    <w:p>
-      <w:r>
-        <w:t>• 2025: [12, 8, 6]</w:t>
-      </w:r>
-    </w:p>
-    <w:p>
-      <w:r>
-        <w:rPr>
-          <w:b/>
-          <w:color w:val="FF0000"/>
-          <w:sz w:val="26"/>
-        </w:rPr>
-        <w:t>William Eklund: 1</w:t>
-      </w:r>
-    </w:p>
-    <w:p>
-      <w:r>
-        <w:t>• 2022: [0]</w:t>
-      </w:r>
-    </w:p>
-    <w:p>
-      <w:r>
-        <w:t>• 2023: [17, 10, 8]</w:t>
-      </w:r>
-    </w:p>
-    <w:p>
-      <w:r>
-        <w:t>• 2024: [10, 8, 7]</w:t>
-      </w:r>
-    </w:p>
-    <w:p>
-      <w:r>
-        <w:t>• 2025: [19, 10, 9]</w:t>
-      </w:r>
-    </w:p>
-    <w:p>
-      <w:r>
-        <w:rPr>
-          <w:b/>
-          <w:color w:val="FF0000"/>
-          <w:sz w:val="26"/>
-        </w:rPr>
-        <w:t>Dmitry Orlov: 7</w:t>
+        <w:t>Dmitry Orlov: 8</w:t>
       </w:r>
     </w:p>
     <w:p>
@@ -16670,6 +16744,62 @@
     <w:p>
       <w:r>
         <w:t>• 2025: [33, 1]</w:t>
+      </w:r>
+    </w:p>
+    <w:p>
+      <w:r>
+        <w:rPr>
+          <w:sz w:val="26"/>
+        </w:rPr>
+        <w:t>Macklin Celebrini: 1</w:t>
+      </w:r>
+    </w:p>
+    <w:p>
+      <w:r>
+        <w:t>• 2022: []</w:t>
+      </w:r>
+    </w:p>
+    <w:p>
+      <w:r>
+        <w:t>• 2023: []</w:t>
+      </w:r>
+    </w:p>
+    <w:p>
+      <w:r>
+        <w:t>• 2024: [9, 7, 5]</w:t>
+      </w:r>
+    </w:p>
+    <w:p>
+      <w:r>
+        <w:t>• 2025: [6, 6, 6]</w:t>
+      </w:r>
+    </w:p>
+    <w:p>
+      <w:r>
+        <w:rPr>
+          <w:sz w:val="26"/>
+        </w:rPr>
+        <w:t>Nick Leddy: 1</w:t>
+      </w:r>
+    </w:p>
+    <w:p>
+      <w:r>
+        <w:t>• 2022: [5]</w:t>
+      </w:r>
+    </w:p>
+    <w:p>
+      <w:r>
+        <w:t>• 2023: [29, 11]</w:t>
+      </w:r>
+    </w:p>
+    <w:p>
+      <w:r>
+        <w:t>• 2024: [14]</w:t>
+      </w:r>
+    </w:p>
+    <w:p>
+      <w:r>
+        <w:t>• 2025: []</w:t>
       </w:r>
     </w:p>
     <w:p>
@@ -17415,7 +17545,7 @@
           <w:color w:val="FF0000"/>
           <w:sz w:val="26"/>
         </w:rPr>
-        <w:t>Oliver Bjorkstrand: 13</w:t>
+        <w:t>Oliver Bjorkstrand: 14</w:t>
       </w:r>
     </w:p>
     <w:p>
@@ -17445,7 +17575,7 @@
           <w:color w:val="FF0000"/>
           <w:sz w:val="26"/>
         </w:rPr>
-        <w:t>Yanni Gourde: 9</w:t>
+        <w:t>Yanni Gourde: 10</w:t>
       </w:r>
     </w:p>
     <w:p>
@@ -17473,35 +17603,7 @@
         <w:rPr>
           <w:sz w:val="26"/>
         </w:rPr>
-        <w:t>Jake Guentzel: 2</w:t>
-      </w:r>
-    </w:p>
-    <w:p>
-      <w:r>
-        <w:t>• 2022: [8, 6, 5]</w:t>
-      </w:r>
-    </w:p>
-    <w:p>
-      <w:r>
-        <w:t>• 2023: [7, 6, 5]</w:t>
-      </w:r>
-    </w:p>
-    <w:p>
-      <w:r>
-        <w:t>• 2024: [7, 5, 4]</w:t>
-      </w:r>
-    </w:p>
-    <w:p>
-      <w:r>
-        <w:t>• 2025: [5, 5, 4]</w:t>
-      </w:r>
-    </w:p>
-    <w:p>
-      <w:r>
-        <w:rPr>
-          <w:sz w:val="26"/>
-        </w:rPr>
-        <w:t>Scott Sabourin: 21</w:t>
+        <w:t>Scott Sabourin: 22</w:t>
       </w:r>
     </w:p>
     <w:p>
@@ -17559,7 +17661,7 @@
         <w:rPr>
           <w:sz w:val="26"/>
         </w:rPr>
-        <w:t>Brayden Point: 1</w:t>
+        <w:t>Brayden Point: 2</w:t>
       </w:r>
     </w:p>
     <w:p>
@@ -17617,7 +17719,7 @@
           <w:color w:val="FF0000"/>
           <w:sz w:val="26"/>
         </w:rPr>
-        <w:t>Gage Goncalves: 10</w:t>
+        <w:t>Gage Goncalves: 11</w:t>
       </w:r>
     </w:p>
     <w:p>
@@ -17645,7 +17747,7 @@
         <w:rPr>
           <w:sz w:val="26"/>
         </w:rPr>
-        <w:t>Zemgus Girgensons: 1</w:t>
+        <w:t>Zemgus Girgensons: 2</w:t>
       </w:r>
     </w:p>
     <w:p>
@@ -17703,7 +17805,7 @@
           <w:color w:val="FF0000"/>
           <w:sz w:val="26"/>
         </w:rPr>
-        <w:t>Pontus Holmberg: 6</w:t>
+        <w:t>Pontus Holmberg: 7</w:t>
       </w:r>
     </w:p>
     <w:p>
@@ -17787,7 +17889,7 @@
         <w:rPr>
           <w:sz w:val="26"/>
         </w:rPr>
-        <w:t>Emil Lilleberg: 4</w:t>
+        <w:t>Emil Lilleberg: 5</w:t>
       </w:r>
     </w:p>
     <w:p>
@@ -17843,11 +17945,39 @@
     <w:p>
       <w:r>
         <w:rPr>
+          <w:sz w:val="26"/>
+        </w:rPr>
+        <w:t>Charle-Edouard D'Astous: 1</w:t>
+      </w:r>
+    </w:p>
+    <w:p>
+      <w:r>
+        <w:t>• 2022: []</w:t>
+      </w:r>
+    </w:p>
+    <w:p>
+      <w:r>
+        <w:t>• 2023: []</w:t>
+      </w:r>
+    </w:p>
+    <w:p>
+      <w:r>
+        <w:t>• 2024: []</w:t>
+      </w:r>
+    </w:p>
+    <w:p>
+      <w:r>
+        <w:t>• 2025: [29, 12, 6]</w:t>
+      </w:r>
+    </w:p>
+    <w:p>
+      <w:r>
+        <w:rPr>
           <w:b/>
           <w:color w:val="FF0000"/>
           <w:sz w:val="26"/>
         </w:rPr>
-        <w:t>Erik Cernak: 6</w:t>
+        <w:t>Erik Cernak: 7</w:t>
       </w:r>
     </w:p>
     <w:p>
@@ -17877,7 +18007,7 @@
           <w:color w:val="FF0000"/>
           <w:sz w:val="26"/>
         </w:rPr>
-        <w:t>J.J. Moser: 13</w:t>
+        <w:t>J.J. Moser: 14</w:t>
       </w:r>
     </w:p>
     <w:p>
@@ -17898,6 +18028,34 @@
     <w:p>
       <w:r>
         <w:t>• 2025: [26, 16, 5]</w:t>
+      </w:r>
+    </w:p>
+    <w:p>
+      <w:r>
+        <w:rPr>
+          <w:sz w:val="26"/>
+        </w:rPr>
+        <w:t>Darren Raddysh: 1</w:t>
+      </w:r>
+    </w:p>
+    <w:p>
+      <w:r>
+        <w:t>• 2022: []</w:t>
+      </w:r>
+    </w:p>
+    <w:p>
+      <w:r>
+        <w:t>• 2023: [17, 5, 5]</w:t>
+      </w:r>
+    </w:p>
+    <w:p>
+      <w:r>
+        <w:t>• 2024: [26, 16, 14]</w:t>
+      </w:r>
+    </w:p>
+    <w:p>
+      <w:r>
+        <w:t>• 2025: [11, 10, 8]</w:t>
       </w:r>
     </w:p>
     <w:p>
@@ -17907,7 +18065,7 @@
           <w:color w:val="FF0000"/>
           <w:sz w:val="26"/>
         </w:rPr>
-        <w:t>Nick Paul: 11</w:t>
+        <w:t>Nick Paul: 12</w:t>
       </w:r>
     </w:p>
     <w:p>
@@ -17956,62 +18114,6 @@
     <w:p>
       <w:r>
         <w:t>• 2025: []</w:t>
-      </w:r>
-    </w:p>
-    <w:p>
-      <w:r>
-        <w:rPr>
-          <w:sz w:val="26"/>
-        </w:rPr>
-        <w:t>Ryan McDonagh: 7</w:t>
-      </w:r>
-    </w:p>
-    <w:p>
-      <w:r>
-        <w:t>• 2022: [26]</w:t>
-      </w:r>
-    </w:p>
-    <w:p>
-      <w:r>
-        <w:t>• 2023: [25, 8]</w:t>
-      </w:r>
-    </w:p>
-    <w:p>
-      <w:r>
-        <w:t>• 2024: [18, 18, 8]</w:t>
-      </w:r>
-    </w:p>
-    <w:p>
-      <w:r>
-        <w:t>• 2025: [10, 9, 7]</w:t>
-      </w:r>
-    </w:p>
-    <w:p>
-      <w:r>
-        <w:rPr>
-          <w:sz w:val="26"/>
-        </w:rPr>
-        <w:t>Corey Perry: 3</w:t>
-      </w:r>
-    </w:p>
-    <w:p>
-      <w:r>
-        <w:t>• 2022: [14, 11, 5]</w:t>
-      </w:r>
-    </w:p>
-    <w:p>
-      <w:r>
-        <w:t>• 2023: [7, 6, 6]</w:t>
-      </w:r>
-    </w:p>
-    <w:p>
-      <w:r>
-        <w:t>• 2024: [10, 8, 7]</w:t>
-      </w:r>
-    </w:p>
-    <w:p>
-      <w:r>
-        <w:t>• 2025: [21, 10, 8]</w:t>
       </w:r>
     </w:p>
     <w:p>
@@ -18021,7 +18123,65 @@
           <w:color w:val="FF0000"/>
           <w:sz w:val="26"/>
         </w:rPr>
-        <w:t>Mitchell Chaffee: 18</w:t>
+        <w:t>Ryan McDonagh: 8</w:t>
+      </w:r>
+    </w:p>
+    <w:p>
+      <w:r>
+        <w:t>• 2022: [26]</w:t>
+      </w:r>
+    </w:p>
+    <w:p>
+      <w:r>
+        <w:t>• 2023: [25, 8]</w:t>
+      </w:r>
+    </w:p>
+    <w:p>
+      <w:r>
+        <w:t>• 2024: [18, 18, 8]</w:t>
+      </w:r>
+    </w:p>
+    <w:p>
+      <w:r>
+        <w:t>• 2025: [10, 9, 7]</w:t>
+      </w:r>
+    </w:p>
+    <w:p>
+      <w:r>
+        <w:rPr>
+          <w:sz w:val="26"/>
+        </w:rPr>
+        <w:t>Corey Perry: 4</w:t>
+      </w:r>
+    </w:p>
+    <w:p>
+      <w:r>
+        <w:t>• 2022: [14, 11, 5]</w:t>
+      </w:r>
+    </w:p>
+    <w:p>
+      <w:r>
+        <w:t>• 2023: [7, 6, 6]</w:t>
+      </w:r>
+    </w:p>
+    <w:p>
+      <w:r>
+        <w:t>• 2024: [10, 8, 7]</w:t>
+      </w:r>
+    </w:p>
+    <w:p>
+      <w:r>
+        <w:t>• 2025: [21, 10, 8]</w:t>
+      </w:r>
+    </w:p>
+    <w:p>
+      <w:r>
+        <w:rPr>
+          <w:b/>
+          <w:color w:val="FF0000"/>
+          <w:sz w:val="26"/>
+        </w:rPr>
+        <w:t>Mitchell Chaffee: 19</w:t>
       </w:r>
     </w:p>
     <w:p>
@@ -20493,7 +20653,7 @@
           <w:color w:val="FF0000"/>
           <w:sz w:val="26"/>
         </w:rPr>
-        <w:t>Dylan DeMelo: 31</w:t>
+        <w:t>Dylan DeMelo: 32</w:t>
       </w:r>
     </w:p>
     <w:p>
@@ -20521,7 +20681,7 @@
         <w:rPr>
           <w:sz w:val="26"/>
         </w:rPr>
-        <w:t>Nino Niederreiter: 4</w:t>
+        <w:t>Nino Niederreiter: 5</w:t>
       </w:r>
     </w:p>
     <w:p>
@@ -20609,7 +20769,7 @@
           <w:color w:val="FF0000"/>
           <w:sz w:val="26"/>
         </w:rPr>
-        <w:t>Dylan Samberg: 16</w:t>
+        <w:t>Dylan Samberg: 17</w:t>
       </w:r>
     </w:p>
     <w:p>
@@ -20637,7 +20797,7 @@
         <w:rPr>
           <w:sz w:val="26"/>
         </w:rPr>
-        <w:t>Josh Morrissey: 2</w:t>
+        <w:t>Josh Morrissey: 3</w:t>
       </w:r>
     </w:p>
     <w:p>
@@ -20697,7 +20857,7 @@
           <w:color w:val="FF0000"/>
           <w:sz w:val="26"/>
         </w:rPr>
-        <w:t>Mark Scheifele: 4</w:t>
+        <w:t>Mark Scheifele: 5</w:t>
       </w:r>
     </w:p>
     <w:p>
@@ -20725,7 +20885,7 @@
         <w:rPr>
           <w:sz w:val="26"/>
         </w:rPr>
-        <w:t>Cole Perfetti: 2</w:t>
+        <w:t>Cole Perfetti: 3</w:t>
       </w:r>
     </w:p>
     <w:p>
@@ -20774,6 +20934,62 @@
     <w:p>
       <w:r>
         <w:t>• 2025: []</w:t>
+      </w:r>
+    </w:p>
+    <w:p>
+      <w:r>
+        <w:rPr>
+          <w:sz w:val="26"/>
+        </w:rPr>
+        <w:t>Morgan Barron: 5</w:t>
+      </w:r>
+    </w:p>
+    <w:p>
+      <w:r>
+        <w:t>• 2022: [20, 10, 9]</w:t>
+      </w:r>
+    </w:p>
+    <w:p>
+      <w:r>
+        <w:t>• 2023: [16, 13, 8]</w:t>
+      </w:r>
+    </w:p>
+    <w:p>
+      <w:r>
+        <w:t>• 2024: [15, 10, 9]</w:t>
+      </w:r>
+    </w:p>
+    <w:p>
+      <w:r>
+        <w:t>• 2025: [20, 19, 5]</w:t>
+      </w:r>
+    </w:p>
+    <w:p>
+      <w:r>
+        <w:rPr>
+          <w:sz w:val="26"/>
+        </w:rPr>
+        <w:t>Cole Koepke: 4</w:t>
+      </w:r>
+    </w:p>
+    <w:p>
+      <w:r>
+        <w:t>• 2022: []</w:t>
+      </w:r>
+    </w:p>
+    <w:p>
+      <w:r>
+        <w:t>• 2023: []</w:t>
+      </w:r>
+    </w:p>
+    <w:p>
+      <w:r>
+        <w:t>• 2024: [15, 13, 10]</w:t>
+      </w:r>
+    </w:p>
+    <w:p>
+      <w:r>
+        <w:t>• 2025: [16, 8, 6]</w:t>
       </w:r>
     </w:p>
     <w:p>
@@ -20783,83 +20999,27 @@
           <w:color w:val="FF0000"/>
           <w:sz w:val="26"/>
         </w:rPr>
-        <w:t>Vladislav Namestnikov: 15</w:t>
-      </w:r>
-    </w:p>
-    <w:p>
-      <w:r>
-        <w:t>• 2022: [7, 7, 6]</w:t>
-      </w:r>
-    </w:p>
-    <w:p>
-      <w:r>
-        <w:t>• 2023: [12, 11, 8]</w:t>
-      </w:r>
-    </w:p>
-    <w:p>
-      <w:r>
-        <w:t>• 2024: [13, 12, 9]</w:t>
-      </w:r>
-    </w:p>
-    <w:p>
-      <w:r>
-        <w:t>• 2025: [29, 2, 1]</w:t>
-      </w:r>
-    </w:p>
-    <w:p>
-      <w:r>
-        <w:rPr>
-          <w:sz w:val="26"/>
-        </w:rPr>
-        <w:t>Morgan Barron: 5</w:t>
-      </w:r>
-    </w:p>
-    <w:p>
-      <w:r>
-        <w:t>• 2022: [20, 10, 9]</w:t>
-      </w:r>
-    </w:p>
-    <w:p>
-      <w:r>
-        <w:t>• 2023: [16, 13, 8]</w:t>
-      </w:r>
-    </w:p>
-    <w:p>
-      <w:r>
-        <w:t>• 2024: [15, 10, 9]</w:t>
-      </w:r>
-    </w:p>
-    <w:p>
-      <w:r>
-        <w:t>• 2025: [20, 19, 5]</w:t>
-      </w:r>
-    </w:p>
-    <w:p>
-      <w:r>
-        <w:rPr>
-          <w:sz w:val="26"/>
-        </w:rPr>
-        <w:t>Cole Koepke: 3</w:t>
-      </w:r>
-    </w:p>
-    <w:p>
-      <w:r>
-        <w:t>• 2022: []</w:t>
-      </w:r>
-    </w:p>
-    <w:p>
-      <w:r>
-        <w:t>• 2023: []</w:t>
-      </w:r>
-    </w:p>
-    <w:p>
-      <w:r>
-        <w:t>• 2024: [15, 13, 10]</w:t>
-      </w:r>
-    </w:p>
-    <w:p>
-      <w:r>
-        <w:t>• 2025: [16, 8, 6]</w:t>
+        <w:t>Adam Lowry: 7</w:t>
+      </w:r>
+    </w:p>
+    <w:p>
+      <w:r>
+        <w:t>• 2022: [35, 7, 6]</w:t>
+      </w:r>
+    </w:p>
+    <w:p>
+      <w:r>
+        <w:t>• 2023: [21, 17, 9]</w:t>
+      </w:r>
+    </w:p>
+    <w:p>
+      <w:r>
+        <w:t>• 2024: [11, 10, 7]</w:t>
+      </w:r>
+    </w:p>
+    <w:p>
+      <w:r>
+        <w:t>• 2025: [24, 17, 4]</w:t>
       </w:r>
     </w:p>
     <w:p>
@@ -20869,27 +21029,27 @@
           <w:color w:val="FF0000"/>
           <w:sz w:val="26"/>
         </w:rPr>
-        <w:t>Adam Lowry: 6</w:t>
-      </w:r>
-    </w:p>
-    <w:p>
-      <w:r>
-        <w:t>• 2022: [35, 7, 6]</w:t>
-      </w:r>
-    </w:p>
-    <w:p>
-      <w:r>
-        <w:t>• 2023: [21, 17, 9]</w:t>
-      </w:r>
-    </w:p>
-    <w:p>
-      <w:r>
-        <w:t>• 2024: [11, 10, 7]</w:t>
-      </w:r>
-    </w:p>
-    <w:p>
-      <w:r>
-        <w:t>• 2025: [24, 17, 4]</w:t>
+        <w:t>Neal Pionk: 8</w:t>
+      </w:r>
+    </w:p>
+    <w:p>
+      <w:r>
+        <w:t>• 2022: [16, 14, 13]</w:t>
+      </w:r>
+    </w:p>
+    <w:p>
+      <w:r>
+        <w:t>• 2023: [20, 18, 6]</w:t>
+      </w:r>
+    </w:p>
+    <w:p>
+      <w:r>
+        <w:t>• 2024: [13, 10, 9]</w:t>
+      </w:r>
+    </w:p>
+    <w:p>
+      <w:r>
+        <w:t>• 2025: [12, 8]</w:t>
       </w:r>
     </w:p>
     <w:p>
@@ -20899,12 +21059,12 @@
           <w:color w:val="FF0000"/>
           <w:sz w:val="26"/>
         </w:rPr>
-        <w:t>Jonathan Toews: 8</w:t>
-      </w:r>
-    </w:p>
-    <w:p>
-      <w:r>
-        <w:t>• 2022: [8, 8, 6]</w:t>
+        <w:t>Nikita Chibrikov: 10</w:t>
+      </w:r>
+    </w:p>
+    <w:p>
+      <w:r>
+        <w:t>• 2022: []</w:t>
       </w:r>
     </w:p>
     <w:p>
@@ -20914,52 +21074,48 @@
     </w:p>
     <w:p>
       <w:r>
+        <w:t>• 2024: [0]</w:t>
+      </w:r>
+    </w:p>
+    <w:p>
+      <w:r>
+        <w:t>• 2025: []</w:t>
+      </w:r>
+    </w:p>
+    <w:p>
+      <w:r>
+        <w:rPr>
+          <w:sz w:val="26"/>
+        </w:rPr>
+        <w:t>Haydn Fleury: 9</w:t>
+      </w:r>
+    </w:p>
+    <w:p>
+      <w:r>
+        <w:t>• 2022: []</w:t>
+      </w:r>
+    </w:p>
+    <w:p>
+      <w:r>
+        <w:t>• 2023: []</w:t>
+      </w:r>
+    </w:p>
+    <w:p>
+      <w:r>
         <w:t>• 2024: []</w:t>
       </w:r>
     </w:p>
     <w:p>
       <w:r>
-        <w:t>• 2025: [26, 20, 7]</w:t>
-      </w:r>
-    </w:p>
-    <w:p>
-      <w:r>
-        <w:rPr>
-          <w:b/>
-          <w:color w:val="FF0000"/>
-          <w:sz w:val="26"/>
-        </w:rPr>
-        <w:t>Neal Pionk: 7</w:t>
-      </w:r>
-    </w:p>
-    <w:p>
-      <w:r>
-        <w:t>• 2022: [16, 14, 13]</w:t>
-      </w:r>
-    </w:p>
-    <w:p>
-      <w:r>
-        <w:t>• 2023: [20, 18, 6]</w:t>
-      </w:r>
-    </w:p>
-    <w:p>
-      <w:r>
-        <w:t>• 2024: [13, 10, 9]</w:t>
-      </w:r>
-    </w:p>
-    <w:p>
-      <w:r>
-        <w:t>• 2025: [12, 8]</w:t>
-      </w:r>
-    </w:p>
-    <w:p>
-      <w:r>
-        <w:rPr>
-          <w:b/>
-          <w:color w:val="FF0000"/>
-          <w:sz w:val="26"/>
-        </w:rPr>
-        <w:t>Nikita Chibrikov: 10</w:t>
+        <w:t>• 2025: []</w:t>
+      </w:r>
+    </w:p>
+    <w:p>
+      <w:r>
+        <w:rPr>
+          <w:sz w:val="26"/>
+        </w:rPr>
+        <w:t>Isak Rosen: 3</w:t>
       </w:r>
     </w:p>
     <w:p>
@@ -20974,7 +21130,63 @@
     </w:p>
     <w:p>
       <w:r>
-        <w:t>• 2024: [0]</w:t>
+        <w:t>• 2024: []</w:t>
+      </w:r>
+    </w:p>
+    <w:p>
+      <w:r>
+        <w:t>• 2025: [13, 9, 3]</w:t>
+      </w:r>
+    </w:p>
+    <w:p>
+      <w:r>
+        <w:rPr>
+          <w:sz w:val="26"/>
+        </w:rPr>
+        <w:t>Alex Iafallo: 6</w:t>
+      </w:r>
+    </w:p>
+    <w:p>
+      <w:r>
+        <w:t>• 2022: [9, 8, 8]</w:t>
+      </w:r>
+    </w:p>
+    <w:p>
+      <w:r>
+        <w:t>• 2023: [20, 18, 11]</w:t>
+      </w:r>
+    </w:p>
+    <w:p>
+      <w:r>
+        <w:t>• 2024: [13, 9, 7]</w:t>
+      </w:r>
+    </w:p>
+    <w:p>
+      <w:r>
+        <w:t>• 2025: [12, 10, 7]</w:t>
+      </w:r>
+    </w:p>
+    <w:p>
+      <w:r>
+        <w:rPr>
+          <w:sz w:val="26"/>
+        </w:rPr>
+        <w:t>Elias Salomonsson: 17</w:t>
+      </w:r>
+    </w:p>
+    <w:p>
+      <w:r>
+        <w:t>• 2022: []</w:t>
+      </w:r>
+    </w:p>
+    <w:p>
+      <w:r>
+        <w:t>• 2023: []</w:t>
+      </w:r>
+    </w:p>
+    <w:p>
+      <w:r>
+        <w:t>• 2024: []</w:t>
       </w:r>
     </w:p>
     <w:p>
@@ -20987,175 +21199,7 @@
         <w:rPr>
           <w:sz w:val="26"/>
         </w:rPr>
-        <w:t>Haydn Fleury: 8</w:t>
-      </w:r>
-    </w:p>
-    <w:p>
-      <w:r>
-        <w:t>• 2022: []</w:t>
-      </w:r>
-    </w:p>
-    <w:p>
-      <w:r>
-        <w:t>• 2023: []</w:t>
-      </w:r>
-    </w:p>
-    <w:p>
-      <w:r>
-        <w:t>• 2024: []</w:t>
-      </w:r>
-    </w:p>
-    <w:p>
-      <w:r>
-        <w:t>• 2025: []</w:t>
-      </w:r>
-    </w:p>
-    <w:p>
-      <w:r>
-        <w:rPr>
-          <w:sz w:val="26"/>
-        </w:rPr>
-        <w:t>Gabriel Vilardi: 3</w:t>
-      </w:r>
-    </w:p>
-    <w:p>
-      <w:r>
-        <w:t>• 2022: [10, 6, 5]</w:t>
-      </w:r>
-    </w:p>
-    <w:p>
-      <w:r>
-        <w:t>• 2023: [6, 4, 4]</w:t>
-      </w:r>
-    </w:p>
-    <w:p>
-      <w:r>
-        <w:t>• 2024: [8, 6, 4]</w:t>
-      </w:r>
-    </w:p>
-    <w:p>
-      <w:r>
-        <w:t>• 2025: [7, 5, 4]</w:t>
-      </w:r>
-    </w:p>
-    <w:p>
-      <w:r>
-        <w:rPr>
-          <w:sz w:val="26"/>
-        </w:rPr>
-        <w:t>Isak Rosen: 2</w:t>
-      </w:r>
-    </w:p>
-    <w:p>
-      <w:r>
-        <w:t>• 2022: []</w:t>
-      </w:r>
-    </w:p>
-    <w:p>
-      <w:r>
-        <w:t>• 2023: []</w:t>
-      </w:r>
-    </w:p>
-    <w:p>
-      <w:r>
-        <w:t>• 2024: []</w:t>
-      </w:r>
-    </w:p>
-    <w:p>
-      <w:r>
-        <w:t>• 2025: [13, 9, 3]</w:t>
-      </w:r>
-    </w:p>
-    <w:p>
-      <w:r>
-        <w:rPr>
-          <w:sz w:val="26"/>
-        </w:rPr>
-        <w:t>Alex Iafallo: 5</w:t>
-      </w:r>
-    </w:p>
-    <w:p>
-      <w:r>
-        <w:t>• 2022: [9, 8, 8]</w:t>
-      </w:r>
-    </w:p>
-    <w:p>
-      <w:r>
-        <w:t>• 2023: [20, 18, 11]</w:t>
-      </w:r>
-    </w:p>
-    <w:p>
-      <w:r>
-        <w:t>• 2024: [13, 9, 7]</w:t>
-      </w:r>
-    </w:p>
-    <w:p>
-      <w:r>
-        <w:t>• 2025: [12, 10, 7]</w:t>
-      </w:r>
-    </w:p>
-    <w:p>
-      <w:r>
-        <w:rPr>
-          <w:sz w:val="26"/>
-        </w:rPr>
-        <w:t>Brad Lambert: 7</w:t>
-      </w:r>
-    </w:p>
-    <w:p>
-      <w:r>
-        <w:t>• 2022: []</w:t>
-      </w:r>
-    </w:p>
-    <w:p>
-      <w:r>
-        <w:t>• 2023: []</w:t>
-      </w:r>
-    </w:p>
-    <w:p>
-      <w:r>
-        <w:t>• 2024: []</w:t>
-      </w:r>
-    </w:p>
-    <w:p>
-      <w:r>
-        <w:t>• 2025: [8]</w:t>
-      </w:r>
-    </w:p>
-    <w:p>
-      <w:r>
-        <w:rPr>
-          <w:sz w:val="26"/>
-        </w:rPr>
-        <w:t>Elias Salomonsson: 17</w:t>
-      </w:r>
-    </w:p>
-    <w:p>
-      <w:r>
-        <w:t>• 2022: []</w:t>
-      </w:r>
-    </w:p>
-    <w:p>
-      <w:r>
-        <w:t>• 2023: []</w:t>
-      </w:r>
-    </w:p>
-    <w:p>
-      <w:r>
-        <w:t>• 2024: []</w:t>
-      </w:r>
-    </w:p>
-    <w:p>
-      <w:r>
-        <w:t>• 2025: []</w:t>
-      </w:r>
-    </w:p>
-    <w:p>
-      <w:r>
-        <w:rPr>
-          <w:sz w:val="26"/>
-        </w:rPr>
-        <w:t>Jacob Bryson: 17</w:t>
+        <w:t>Jacob Bryson: 18</w:t>
       </w:r>
     </w:p>
     <w:p>

--- a/reports/game_without_goal.docx
+++ b/reports/game_without_goal.docx
@@ -83,7 +83,7 @@
           <w:color w:val="FF0000"/>
           <w:sz w:val="26"/>
         </w:rPr>
-        <w:t>Troy Terry: 4</w:t>
+        <w:t>Troy Terry: 5</w:t>
       </w:r>
     </w:p>
     <w:p>
@@ -113,7 +113,7 @@
           <w:color w:val="FF0000"/>
           <w:sz w:val="26"/>
         </w:rPr>
-        <w:t>Jackson LaCombe: 9</w:t>
+        <w:t>Jackson LaCombe: 10</w:t>
       </w:r>
     </w:p>
     <w:p>
@@ -143,7 +143,7 @@
           <w:color w:val="FF0000"/>
           <w:sz w:val="26"/>
         </w:rPr>
-        <w:t>Mikael Granlund: 7</w:t>
+        <w:t>Mikael Granlund: 8</w:t>
       </w:r>
     </w:p>
     <w:p>
@@ -171,7 +171,7 @@
         <w:rPr>
           <w:sz w:val="26"/>
         </w:rPr>
-        <w:t>Ian Moore: 14</w:t>
+        <w:t>Ian Moore: 15</w:t>
       </w:r>
     </w:p>
     <w:p>
@@ -199,7 +199,7 @@
         <w:rPr>
           <w:sz w:val="26"/>
         </w:rPr>
-        <w:t>Ryan Poehling: 3</w:t>
+        <w:t>Ryan Poehling: 4</w:t>
       </w:r>
     </w:p>
     <w:p>
@@ -259,7 +259,7 @@
           <w:color w:val="FF0000"/>
           <w:sz w:val="26"/>
         </w:rPr>
-        <w:t>Jacob Trouba: 21</w:t>
+        <w:t>Jacob Trouba: 22</w:t>
       </w:r>
     </w:p>
     <w:p>
@@ -287,7 +287,7 @@
         <w:rPr>
           <w:sz w:val="26"/>
         </w:rPr>
-        <w:t>Beckett Sennecke: 2</w:t>
+        <w:t>Beckett Sennecke: 3</w:t>
       </w:r>
     </w:p>
     <w:p>
@@ -345,7 +345,7 @@
         <w:rPr>
           <w:sz w:val="26"/>
         </w:rPr>
-        <w:t>Jeffrey Viel: 3</w:t>
+        <w:t>Jeffrey Viel: 4</w:t>
       </w:r>
     </w:p>
     <w:p>
@@ -405,7 +405,7 @@
           <w:color w:val="FF0000"/>
           <w:sz w:val="26"/>
         </w:rPr>
-        <w:t>Radko Gudas: 6</w:t>
+        <w:t>Radko Gudas: 7</w:t>
       </w:r>
     </w:p>
     <w:p>
@@ -435,7 +435,7 @@
           <w:color w:val="FF0000"/>
           <w:sz w:val="26"/>
         </w:rPr>
-        <w:t>Chris Kreider: 9</w:t>
+        <w:t>Chris Kreider: 10</w:t>
       </w:r>
     </w:p>
     <w:p>
@@ -463,7 +463,7 @@
         <w:rPr>
           <w:sz w:val="26"/>
         </w:rPr>
-        <w:t>Mason McTavish: 2</w:t>
+        <w:t>Mason McTavish: 3</w:t>
       </w:r>
     </w:p>
     <w:p>
@@ -493,7 +493,7 @@
           <w:color w:val="FF0000"/>
           <w:sz w:val="26"/>
         </w:rPr>
-        <w:t>Pavel Mintyukov: 10</w:t>
+        <w:t>Pavel Mintyukov: 11</w:t>
       </w:r>
     </w:p>
     <w:p>
@@ -521,7 +521,63 @@
         <w:rPr>
           <w:sz w:val="26"/>
         </w:rPr>
-        <w:t>Tim Washe: 15</w:t>
+        <w:t>John Carlson: 1</w:t>
+      </w:r>
+    </w:p>
+    <w:p>
+      <w:r>
+        <w:t>• 2022: [10, 5, 3]</w:t>
+      </w:r>
+    </w:p>
+    <w:p>
+      <w:r>
+        <w:t>• 2023: [32, 18, 9]</w:t>
+      </w:r>
+    </w:p>
+    <w:p>
+      <w:r>
+        <w:t>• 2024: [25, 21, 16]</w:t>
+      </w:r>
+    </w:p>
+    <w:p>
+      <w:r>
+        <w:t>• 2025: [13, 9, 6]</w:t>
+      </w:r>
+    </w:p>
+    <w:p>
+      <w:r>
+        <w:rPr>
+          <w:sz w:val="26"/>
+        </w:rPr>
+        <w:t>Alex Killorn: 1</w:t>
+      </w:r>
+    </w:p>
+    <w:p>
+      <w:r>
+        <w:t>• 2022: [16, 7, 3]</w:t>
+      </w:r>
+    </w:p>
+    <w:p>
+      <w:r>
+        <w:t>• 2023: [12, 5, 3]</w:t>
+      </w:r>
+    </w:p>
+    <w:p>
+      <w:r>
+        <w:t>• 2024: [8, 8, 7]</w:t>
+      </w:r>
+    </w:p>
+    <w:p>
+      <w:r>
+        <w:t>• 2025: [26, 12, 6]</w:t>
+      </w:r>
+    </w:p>
+    <w:p>
+      <w:r>
+        <w:rPr>
+          <w:sz w:val="26"/>
+        </w:rPr>
+        <w:t>Tim Washe: 16</w:t>
       </w:r>
     </w:p>
     <w:p>
@@ -615,95 +671,39 @@
     <w:p>
       <w:r>
         <w:rPr>
-          <w:sz w:val="26"/>
-        </w:rPr>
-        <w:t>Elias Lindholm: 5</w:t>
-      </w:r>
-    </w:p>
-    <w:p>
-      <w:r>
-        <w:t>• 2022: [7, 7, 6]</w:t>
-      </w:r>
-    </w:p>
-    <w:p>
-      <w:r>
-        <w:t>• 2023: [15, 15, 10]</w:t>
-      </w:r>
-    </w:p>
-    <w:p>
-      <w:r>
-        <w:t>• 2024: [17, 11, 9]</w:t>
-      </w:r>
-    </w:p>
-    <w:p>
-      <w:r>
-        <w:t>• 2025: [9, 8, 7]</w:t>
-      </w:r>
-    </w:p>
-    <w:p>
-      <w:r>
-        <w:rPr>
-          <w:sz w:val="26"/>
-        </w:rPr>
-        <w:t>Georgii Merkulov: 11</w:t>
-      </w:r>
-    </w:p>
-    <w:p>
-      <w:r>
-        <w:t>• 2022: []</w:t>
-      </w:r>
-    </w:p>
-    <w:p>
-      <w:r>
-        <w:t>• 2023: []</w:t>
-      </w:r>
-    </w:p>
-    <w:p>
-      <w:r>
-        <w:t>• 2024: []</w:t>
-      </w:r>
-    </w:p>
-    <w:p>
-      <w:r>
-        <w:t>• 2025: []</w:t>
-      </w:r>
-    </w:p>
-    <w:p>
-      <w:r>
-        <w:rPr>
-          <w:sz w:val="26"/>
-        </w:rPr>
-        <w:t>Andrew Peeke: 7</w:t>
-      </w:r>
-    </w:p>
-    <w:p>
-      <w:r>
-        <w:t>• 2022: [29, 23, 8]</w:t>
-      </w:r>
-    </w:p>
-    <w:p>
-      <w:r>
-        <w:t>• 2023: []</w:t>
-      </w:r>
-    </w:p>
-    <w:p>
-      <w:r>
-        <w:t>• 2024: []</w:t>
-      </w:r>
-    </w:p>
-    <w:p>
-      <w:r>
-        <w:t>• 2025: [27, 3, 2]</w:t>
-      </w:r>
-    </w:p>
-    <w:p>
-      <w:r>
-        <w:rPr>
           <w:b/>
           <w:color w:val="FF0000"/>
           <w:sz w:val="26"/>
         </w:rPr>
-        <w:t>Vladislav Kolyachonok: 8</w:t>
+        <w:t>Elias Lindholm: 6</w:t>
+      </w:r>
+    </w:p>
+    <w:p>
+      <w:r>
+        <w:t>• 2022: [7, 7, 6]</w:t>
+      </w:r>
+    </w:p>
+    <w:p>
+      <w:r>
+        <w:t>• 2023: [15, 15, 10]</w:t>
+      </w:r>
+    </w:p>
+    <w:p>
+      <w:r>
+        <w:t>• 2024: [17, 11, 9]</w:t>
+      </w:r>
+    </w:p>
+    <w:p>
+      <w:r>
+        <w:t>• 2025: [9, 8, 7]</w:t>
+      </w:r>
+    </w:p>
+    <w:p>
+      <w:r>
+        <w:rPr>
+          <w:sz w:val="26"/>
+        </w:rPr>
+        <w:t>Georgii Merkulov: 11</w:t>
       </w:r>
     </w:p>
     <w:p>
@@ -718,7 +718,7 @@
     </w:p>
     <w:p>
       <w:r>
-        <w:t>• 2024: [7]</w:t>
+        <w:t>• 2024: []</w:t>
       </w:r>
     </w:p>
     <w:p>
@@ -733,40 +733,12 @@
           <w:color w:val="FF0000"/>
           <w:sz w:val="26"/>
         </w:rPr>
-        <w:t>Henri Jokiharju: 1</w:t>
-      </w:r>
-    </w:p>
-    <w:p>
-      <w:r>
-        <w:t>• 2022: [46, 3]</w:t>
-      </w:r>
-    </w:p>
-    <w:p>
-      <w:r>
-        <w:t>• 2023: [31, 2]</w:t>
-      </w:r>
-    </w:p>
-    <w:p>
-      <w:r>
-        <w:t>• 2024: [35, 0]</w:t>
-      </w:r>
-    </w:p>
-    <w:p>
-      <w:r>
-        <w:t>• 2025: []</w:t>
-      </w:r>
-    </w:p>
-    <w:p>
-      <w:r>
-        <w:rPr>
-          <w:sz w:val="26"/>
-        </w:rPr>
-        <w:t>Michael Callahan: 6</w:t>
-      </w:r>
-    </w:p>
-    <w:p>
-      <w:r>
-        <w:t>• 2022: []</w:t>
+        <w:t>Andrew Peeke: 8</w:t>
+      </w:r>
+    </w:p>
+    <w:p>
+      <w:r>
+        <w:t>• 2022: [29, 23, 8]</w:t>
       </w:r>
     </w:p>
     <w:p>
@@ -781,91 +753,7 @@
     </w:p>
     <w:p>
       <w:r>
-        <w:t>• 2025: []</w:t>
-      </w:r>
-    </w:p>
-    <w:p>
-      <w:r>
-        <w:rPr>
-          <w:sz w:val="26"/>
-        </w:rPr>
-        <w:t>Alex Steeves: 5</w:t>
-      </w:r>
-    </w:p>
-    <w:p>
-      <w:r>
-        <w:t>• 2022: []</w:t>
-      </w:r>
-    </w:p>
-    <w:p>
-      <w:r>
-        <w:t>• 2023: []</w:t>
-      </w:r>
-    </w:p>
-    <w:p>
-      <w:r>
-        <w:t>• 2024: []</w:t>
-      </w:r>
-    </w:p>
-    <w:p>
-      <w:r>
-        <w:t>• 2025: [15, 6, 3]</w:t>
-      </w:r>
-    </w:p>
-    <w:p>
-      <w:r>
-        <w:rPr>
-          <w:sz w:val="26"/>
-        </w:rPr>
-        <w:t>Jonathan Aspirot: 11</w:t>
-      </w:r>
-    </w:p>
-    <w:p>
-      <w:r>
-        <w:t>• 2022: []</w:t>
-      </w:r>
-    </w:p>
-    <w:p>
-      <w:r>
-        <w:t>• 2023: []</w:t>
-      </w:r>
-    </w:p>
-    <w:p>
-      <w:r>
-        <w:t>• 2024: []</w:t>
-      </w:r>
-    </w:p>
-    <w:p>
-      <w:r>
-        <w:t>• 2025: [26, 5]</w:t>
-      </w:r>
-    </w:p>
-    <w:p>
-      <w:r>
-        <w:rPr>
-          <w:sz w:val="26"/>
-        </w:rPr>
-        <w:t>Pavel Zacha: 1</w:t>
-      </w:r>
-    </w:p>
-    <w:p>
-      <w:r>
-        <w:t>• 2022: [17, 11, 7]</w:t>
-      </w:r>
-    </w:p>
-    <w:p>
-      <w:r>
-        <w:t>• 2023: [11, 9, 8]</w:t>
-      </w:r>
-    </w:p>
-    <w:p>
-      <w:r>
-        <w:t>• 2024: [13, 11, 8]</w:t>
-      </w:r>
-    </w:p>
-    <w:p>
-      <w:r>
-        <w:t>• 2025: [9, 8, 7]</w:t>
+        <w:t>• 2025: [27, 3, 2]</w:t>
       </w:r>
     </w:p>
     <w:p>
@@ -875,27 +763,139 @@
           <w:color w:val="FF0000"/>
           <w:sz w:val="26"/>
         </w:rPr>
-        <w:t>Mark Kastelic: 23</w:t>
-      </w:r>
-    </w:p>
-    <w:p>
-      <w:r>
-        <w:t>• 2022: [22, 17, 9]</w:t>
-      </w:r>
-    </w:p>
-    <w:p>
-      <w:r>
-        <w:t>• 2023: [12, 11, 8]</w:t>
-      </w:r>
-    </w:p>
-    <w:p>
-      <w:r>
-        <w:t>• 2024: [23, 22, 6]</w:t>
-      </w:r>
-    </w:p>
-    <w:p>
-      <w:r>
-        <w:t>• 2025: [15, 11, 8]</w:t>
+        <w:t>Vladislav Kolyachonok: 8</w:t>
+      </w:r>
+    </w:p>
+    <w:p>
+      <w:r>
+        <w:t>• 2022: []</w:t>
+      </w:r>
+    </w:p>
+    <w:p>
+      <w:r>
+        <w:t>• 2023: []</w:t>
+      </w:r>
+    </w:p>
+    <w:p>
+      <w:r>
+        <w:t>• 2024: [7]</w:t>
+      </w:r>
+    </w:p>
+    <w:p>
+      <w:r>
+        <w:t>• 2025: []</w:t>
+      </w:r>
+    </w:p>
+    <w:p>
+      <w:r>
+        <w:rPr>
+          <w:sz w:val="26"/>
+        </w:rPr>
+        <w:t>Michael Callahan: 6</w:t>
+      </w:r>
+    </w:p>
+    <w:p>
+      <w:r>
+        <w:t>• 2022: []</w:t>
+      </w:r>
+    </w:p>
+    <w:p>
+      <w:r>
+        <w:t>• 2023: []</w:t>
+      </w:r>
+    </w:p>
+    <w:p>
+      <w:r>
+        <w:t>• 2024: []</w:t>
+      </w:r>
+    </w:p>
+    <w:p>
+      <w:r>
+        <w:t>• 2025: []</w:t>
+      </w:r>
+    </w:p>
+    <w:p>
+      <w:r>
+        <w:rPr>
+          <w:sz w:val="26"/>
+        </w:rPr>
+        <w:t>Alex Steeves: 6</w:t>
+      </w:r>
+    </w:p>
+    <w:p>
+      <w:r>
+        <w:t>• 2022: []</w:t>
+      </w:r>
+    </w:p>
+    <w:p>
+      <w:r>
+        <w:t>• 2023: []</w:t>
+      </w:r>
+    </w:p>
+    <w:p>
+      <w:r>
+        <w:t>• 2024: []</w:t>
+      </w:r>
+    </w:p>
+    <w:p>
+      <w:r>
+        <w:t>• 2025: [15, 6, 3]</w:t>
+      </w:r>
+    </w:p>
+    <w:p>
+      <w:r>
+        <w:rPr>
+          <w:sz w:val="26"/>
+        </w:rPr>
+        <w:t>Jonathan Aspirot: 12</w:t>
+      </w:r>
+    </w:p>
+    <w:p>
+      <w:r>
+        <w:t>• 2022: []</w:t>
+      </w:r>
+    </w:p>
+    <w:p>
+      <w:r>
+        <w:t>• 2023: []</w:t>
+      </w:r>
+    </w:p>
+    <w:p>
+      <w:r>
+        <w:t>• 2024: []</w:t>
+      </w:r>
+    </w:p>
+    <w:p>
+      <w:r>
+        <w:t>• 2025: [26, 5]</w:t>
+      </w:r>
+    </w:p>
+    <w:p>
+      <w:r>
+        <w:rPr>
+          <w:sz w:val="26"/>
+        </w:rPr>
+        <w:t>Pavel Zacha: 1</w:t>
+      </w:r>
+    </w:p>
+    <w:p>
+      <w:r>
+        <w:t>• 2022: [17, 11, 7]</w:t>
+      </w:r>
+    </w:p>
+    <w:p>
+      <w:r>
+        <w:t>• 2023: [11, 9, 8]</w:t>
+      </w:r>
+    </w:p>
+    <w:p>
+      <w:r>
+        <w:t>• 2024: [13, 11, 8]</w:t>
+      </w:r>
+    </w:p>
+    <w:p>
+      <w:r>
+        <w:t>• 2025: [9, 8, 7]</w:t>
       </w:r>
     </w:p>
     <w:p>
@@ -905,7 +905,7 @@
           <w:color w:val="FF0000"/>
           <w:sz w:val="26"/>
         </w:rPr>
-        <w:t>Lukas Reichel: 8</w:t>
+        <w:t>Lukas Reichel: 9</w:t>
       </w:r>
     </w:p>
     <w:p>
@@ -935,7 +935,7 @@
           <w:color w:val="FF0000"/>
           <w:sz w:val="26"/>
         </w:rPr>
-        <w:t>Michael Eyssimont: 10</w:t>
+        <w:t>Michael Eyssimont: 11</w:t>
       </w:r>
     </w:p>
     <w:p>
@@ -963,7 +963,7 @@
         <w:rPr>
           <w:sz w:val="26"/>
         </w:rPr>
-        <w:t>Casey Mittelstadt: 3</w:t>
+        <w:t>Casey Mittelstadt: 4</w:t>
       </w:r>
     </w:p>
     <w:p>
@@ -1012,6 +1012,34 @@
     <w:p>
       <w:r>
         <w:t>• 2025: []</w:t>
+      </w:r>
+    </w:p>
+    <w:p>
+      <w:r>
+        <w:rPr>
+          <w:sz w:val="26"/>
+        </w:rPr>
+        <w:t>Morgan Geekie: 1</w:t>
+      </w:r>
+    </w:p>
+    <w:p>
+      <w:r>
+        <w:t>• 2022: [29, 13, 10]</w:t>
+      </w:r>
+    </w:p>
+    <w:p>
+      <w:r>
+        <w:t>• 2023: [12, 10, 9]</w:t>
+      </w:r>
+    </w:p>
+    <w:p>
+      <w:r>
+        <w:t>• 2024: [6, 4, 3]</w:t>
+      </w:r>
+    </w:p>
+    <w:p>
+      <w:r>
+        <w:t>• 2025: [17, 12, 3]</w:t>
       </w:r>
     </w:p>
     <w:p>
@@ -1081,7 +1109,7 @@
           <w:color w:val="FF0000"/>
           <w:sz w:val="26"/>
         </w:rPr>
-        <w:t>Mason Lohrei: 12</w:t>
+        <w:t>Mason Lohrei: 13</w:t>
       </w:r>
     </w:p>
     <w:p>
@@ -1109,7 +1137,7 @@
         <w:rPr>
           <w:sz w:val="26"/>
         </w:rPr>
-        <w:t>Marat Khusnutdinov: 5</w:t>
+        <w:t>Marat Khusnutdinov: 6</w:t>
       </w:r>
     </w:p>
     <w:p>
@@ -1223,7 +1251,7 @@
         <w:rPr>
           <w:sz w:val="26"/>
         </w:rPr>
-        <w:t>Jordan Harris: 5</w:t>
+        <w:t>Jordan Harris: 6</w:t>
       </w:r>
     </w:p>
     <w:p>
@@ -1253,7 +1281,7 @@
           <w:color w:val="FF0000"/>
           <w:sz w:val="26"/>
         </w:rPr>
-        <w:t>Nikita Zadorov: 10</w:t>
+        <w:t>Nikita Zadorov: 11</w:t>
       </w:r>
     </w:p>
     <w:p>
@@ -1283,7 +1311,7 @@
           <w:color w:val="FF0000"/>
           <w:sz w:val="26"/>
         </w:rPr>
-        <w:t>Fraser Minten: 4</w:t>
+        <w:t>Fraser Minten: 5</w:t>
       </w:r>
     </w:p>
     <w:p>
@@ -1313,37 +1341,7 @@
           <w:color w:val="FF0000"/>
           <w:sz w:val="26"/>
         </w:rPr>
-        <w:t>Sean Kuraly: 22</w:t>
-      </w:r>
-    </w:p>
-    <w:p>
-      <w:r>
-        <w:t>• 2022: [17, 14, 7]</w:t>
-      </w:r>
-    </w:p>
-    <w:p>
-      <w:r>
-        <w:t>• 2023: [17, 6, 6]</w:t>
-      </w:r>
-    </w:p>
-    <w:p>
-      <w:r>
-        <w:t>• 2024: [22, 16, 14]</w:t>
-      </w:r>
-    </w:p>
-    <w:p>
-      <w:r>
-        <w:t>• 2025: [15, 13, 12]</w:t>
-      </w:r>
-    </w:p>
-    <w:p>
-      <w:r>
-        <w:rPr>
-          <w:b/>
-          <w:color w:val="FF0000"/>
-          <w:sz w:val="26"/>
-        </w:rPr>
-        <w:t>David Pastrnak: 8</w:t>
+        <w:t>David Pastrnak: 9</w:t>
       </w:r>
     </w:p>
     <w:p>
@@ -2699,7 +2697,7 @@
           <w:color w:val="FF0000"/>
           <w:sz w:val="26"/>
         </w:rPr>
-        <w:t>Erik Gudbranson: 25</w:t>
+        <w:t>Erik Gudbranson: 26</w:t>
       </w:r>
     </w:p>
     <w:p>
@@ -2727,7 +2725,7 @@
         <w:rPr>
           <w:sz w:val="26"/>
         </w:rPr>
-        <w:t>Adam Fantilli: 2</w:t>
+        <w:t>Luca Pinelli: 3</w:t>
       </w:r>
     </w:p>
     <w:p>
@@ -2737,34 +2735,6 @@
     </w:p>
     <w:p>
       <w:r>
-        <w:t>• 2023: [9, 8, 7]</w:t>
-      </w:r>
-    </w:p>
-    <w:p>
-      <w:r>
-        <w:t>• 2024: [13, 9, 6]</w:t>
-      </w:r>
-    </w:p>
-    <w:p>
-      <w:r>
-        <w:t>• 2025: [17, 8, 6]</w:t>
-      </w:r>
-    </w:p>
-    <w:p>
-      <w:r>
-        <w:rPr>
-          <w:sz w:val="26"/>
-        </w:rPr>
-        <w:t>Luca Pinelli: 3</w:t>
-      </w:r>
-    </w:p>
-    <w:p>
-      <w:r>
-        <w:t>• 2022: []</w:t>
-      </w:r>
-    </w:p>
-    <w:p>
-      <w:r>
         <w:t>• 2023: []</w:t>
       </w:r>
     </w:p>
@@ -2776,6 +2746,34 @@
     <w:p>
       <w:r>
         <w:t>• 2025: []</w:t>
+      </w:r>
+    </w:p>
+    <w:p>
+      <w:r>
+        <w:rPr>
+          <w:sz w:val="26"/>
+        </w:rPr>
+        <w:t>Kirill Marchenko: 1</w:t>
+      </w:r>
+    </w:p>
+    <w:p>
+      <w:r>
+        <w:t>• 2022: [7, 6, 5]</w:t>
+      </w:r>
+    </w:p>
+    <w:p>
+      <w:r>
+        <w:t>• 2023: [9, 9, 4]</w:t>
+      </w:r>
+    </w:p>
+    <w:p>
+      <w:r>
+        <w:t>• 2024: [6, 6, 5]</w:t>
+      </w:r>
+    </w:p>
+    <w:p>
+      <w:r>
+        <w:t>• 2025: [8, 8, 7]</w:t>
       </w:r>
     </w:p>
     <w:p>
@@ -2815,7 +2813,7 @@
           <w:color w:val="FF0000"/>
           <w:sz w:val="26"/>
         </w:rPr>
-        <w:t>Kent Johnson: 8</w:t>
+        <w:t>Kent Johnson: 9</w:t>
       </w:r>
     </w:p>
     <w:p>
@@ -2836,6 +2834,34 @@
     <w:p>
       <w:r>
         <w:t>• 2025: [19, 15, 12]</w:t>
+      </w:r>
+    </w:p>
+    <w:p>
+      <w:r>
+        <w:rPr>
+          <w:sz w:val="26"/>
+        </w:rPr>
+        <w:t>Sean Monahan: 1</w:t>
+      </w:r>
+    </w:p>
+    <w:p>
+      <w:r>
+        <w:t>• 2022: [9, 4, 3]</w:t>
+      </w:r>
+    </w:p>
+    <w:p>
+      <w:r>
+        <w:t>• 2023: [14, 11, 9]</w:t>
+      </w:r>
+    </w:p>
+    <w:p>
+      <w:r>
+        <w:t>• 2024: [8, 5, 4]</w:t>
+      </w:r>
+    </w:p>
+    <w:p>
+      <w:r>
+        <w:t>• 2025: [19, 11, 9]</w:t>
       </w:r>
     </w:p>
     <w:p>
@@ -2873,7 +2899,7 @@
         <w:rPr>
           <w:sz w:val="26"/>
         </w:rPr>
-        <w:t>Danton Heinen: 2</w:t>
+        <w:t>Danton Heinen: 3</w:t>
       </w:r>
     </w:p>
     <w:p>
@@ -2903,27 +2929,27 @@
           <w:color w:val="FF0000"/>
           <w:sz w:val="26"/>
         </w:rPr>
-        <w:t>Isac Lundestrm: 12</w:t>
-      </w:r>
-    </w:p>
-    <w:p>
-      <w:r>
-        <w:t>• 2022: [19, 4, 1]</w:t>
-      </w:r>
-    </w:p>
-    <w:p>
-      <w:r>
-        <w:t>• 2023: [13, 8, 7]</w:t>
-      </w:r>
-    </w:p>
-    <w:p>
-      <w:r>
-        <w:t>• 2024: [12, 10, 4]</w:t>
-      </w:r>
-    </w:p>
-    <w:p>
-      <w:r>
-        <w:t>• 2025: [12, 9, 3]</w:t>
+        <w:t>Boone Jenner: 1</w:t>
+      </w:r>
+    </w:p>
+    <w:p>
+      <w:r>
+        <w:t>• 2022: [5, 5, 4]</w:t>
+      </w:r>
+    </w:p>
+    <w:p>
+      <w:r>
+        <w:t>• 2023: [9, 5, 5]</w:t>
+      </w:r>
+    </w:p>
+    <w:p>
+      <w:r>
+        <w:t>• 2024: [3, 1, 0]</w:t>
+      </w:r>
+    </w:p>
+    <w:p>
+      <w:r>
+        <w:t>• 2025: [13, 8, 6]</w:t>
       </w:r>
     </w:p>
     <w:p>
@@ -2933,55 +2959,27 @@
           <w:color w:val="FF0000"/>
           <w:sz w:val="26"/>
         </w:rPr>
-        <w:t>Mathieu Olivier: 3</w:t>
-      </w:r>
-    </w:p>
-    <w:p>
-      <w:r>
-        <w:t>• 2022: [22, 10, 3]</w:t>
-      </w:r>
-    </w:p>
-    <w:p>
-      <w:r>
-        <w:t>• 2023: [16, 9, 2]</w:t>
-      </w:r>
-    </w:p>
-    <w:p>
-      <w:r>
-        <w:t>• 2024: [17, 7, 7]</w:t>
-      </w:r>
-    </w:p>
-    <w:p>
-      <w:r>
-        <w:t>• 2025: [11, 9, 6]</w:t>
-      </w:r>
-    </w:p>
-    <w:p>
-      <w:r>
-        <w:rPr>
-          <w:sz w:val="26"/>
-        </w:rPr>
-        <w:t>Dysin Mayo: 18</w:t>
-      </w:r>
-    </w:p>
-    <w:p>
-      <w:r>
-        <w:t>• 2022: []</w:t>
-      </w:r>
-    </w:p>
-    <w:p>
-      <w:r>
-        <w:t>• 2023: []</w:t>
-      </w:r>
-    </w:p>
-    <w:p>
-      <w:r>
-        <w:t>• 2024: []</w:t>
-      </w:r>
-    </w:p>
-    <w:p>
-      <w:r>
-        <w:t>• 2025: []</w:t>
+        <w:t>Isac Lundestrm: 13</w:t>
+      </w:r>
+    </w:p>
+    <w:p>
+      <w:r>
+        <w:t>• 2022: [19, 4, 1]</w:t>
+      </w:r>
+    </w:p>
+    <w:p>
+      <w:r>
+        <w:t>• 2023: [13, 8, 7]</w:t>
+      </w:r>
+    </w:p>
+    <w:p>
+      <w:r>
+        <w:t>• 2024: [12, 10, 4]</w:t>
+      </w:r>
+    </w:p>
+    <w:p>
+      <w:r>
+        <w:t>• 2025: [12, 9, 3]</w:t>
       </w:r>
     </w:p>
     <w:p>
@@ -2991,7 +2989,35 @@
           <w:color w:val="FF0000"/>
           <w:sz w:val="26"/>
         </w:rPr>
-        <w:t>Egor Zamula: 67</w:t>
+        <w:t>Mathieu Olivier: 3</w:t>
+      </w:r>
+    </w:p>
+    <w:p>
+      <w:r>
+        <w:t>• 2022: [22, 10, 3]</w:t>
+      </w:r>
+    </w:p>
+    <w:p>
+      <w:r>
+        <w:t>• 2023: [16, 9, 2]</w:t>
+      </w:r>
+    </w:p>
+    <w:p>
+      <w:r>
+        <w:t>• 2024: [17, 7, 7]</w:t>
+      </w:r>
+    </w:p>
+    <w:p>
+      <w:r>
+        <w:t>• 2025: [11, 9, 6]</w:t>
+      </w:r>
+    </w:p>
+    <w:p>
+      <w:r>
+        <w:rPr>
+          <w:sz w:val="26"/>
+        </w:rPr>
+        <w:t>Dysin Mayo: 18</w:t>
       </w:r>
     </w:p>
     <w:p>
@@ -3001,12 +3027,12 @@
     </w:p>
     <w:p>
       <w:r>
-        <w:t>• 2023: [22, 10, 1]</w:t>
-      </w:r>
-    </w:p>
-    <w:p>
-      <w:r>
-        <w:t>• 2024: [10, 2]</w:t>
+        <w:t>• 2023: []</w:t>
+      </w:r>
+    </w:p>
+    <w:p>
+      <w:r>
+        <w:t>• 2024: []</w:t>
       </w:r>
     </w:p>
     <w:p>
@@ -3021,7 +3047,7 @@
           <w:color w:val="FF0000"/>
           <w:sz w:val="26"/>
         </w:rPr>
-        <w:t>Mikael Pyyhtia: 2</w:t>
+        <w:t>Egor Zamula: 68</w:t>
       </w:r>
     </w:p>
     <w:p>
@@ -3031,45 +3057,17 @@
     </w:p>
     <w:p>
       <w:r>
-        <w:t>• 2023: []</w:t>
-      </w:r>
-    </w:p>
-    <w:p>
-      <w:r>
-        <w:t>• 2024: [13, 5, 1]</w:t>
+        <w:t>• 2023: [22, 10, 1]</w:t>
+      </w:r>
+    </w:p>
+    <w:p>
+      <w:r>
+        <w:t>• 2024: [10, 2]</w:t>
       </w:r>
     </w:p>
     <w:p>
       <w:r>
         <w:t>• 2025: []</w:t>
-      </w:r>
-    </w:p>
-    <w:p>
-      <w:r>
-        <w:rPr>
-          <w:sz w:val="26"/>
-        </w:rPr>
-        <w:t>Ivan Provorov: 3</w:t>
-      </w:r>
-    </w:p>
-    <w:p>
-      <w:r>
-        <w:t>• 2022: [25, 11, 11]</w:t>
-      </w:r>
-    </w:p>
-    <w:p>
-      <w:r>
-        <w:t>• 2023: [19, 13, 4]</w:t>
-      </w:r>
-    </w:p>
-    <w:p>
-      <w:r>
-        <w:t>• 2024: [19, 9, 9]</w:t>
-      </w:r>
-    </w:p>
-    <w:p>
-      <w:r>
-        <w:t>• 2025: [18, 12, 11]</w:t>
       </w:r>
     </w:p>
     <w:p>
@@ -3079,27 +3077,27 @@
           <w:color w:val="FF0000"/>
           <w:sz w:val="26"/>
         </w:rPr>
-        <w:t>Miles Wood: 30</w:t>
-      </w:r>
-    </w:p>
-    <w:p>
-      <w:r>
-        <w:t>• 2022: [19, 14, 13]</w:t>
-      </w:r>
-    </w:p>
-    <w:p>
-      <w:r>
-        <w:t>• 2023: [9, 8, 7]</w:t>
-      </w:r>
-    </w:p>
-    <w:p>
-      <w:r>
-        <w:t>• 2024: [19, 10, 0]</w:t>
-      </w:r>
-    </w:p>
-    <w:p>
-      <w:r>
-        <w:t>• 2025: [6, 3, 2]</w:t>
+        <w:t>Mikael Pyyhtia: 2</w:t>
+      </w:r>
+    </w:p>
+    <w:p>
+      <w:r>
+        <w:t>• 2022: []</w:t>
+      </w:r>
+    </w:p>
+    <w:p>
+      <w:r>
+        <w:t>• 2023: []</w:t>
+      </w:r>
+    </w:p>
+    <w:p>
+      <w:r>
+        <w:t>• 2024: [13, 5, 1]</w:t>
+      </w:r>
+    </w:p>
+    <w:p>
+      <w:r>
+        <w:t>• 2025: []</w:t>
       </w:r>
     </w:p>
     <w:p>
@@ -3109,27 +3107,27 @@
           <w:color w:val="FF0000"/>
           <w:sz w:val="26"/>
         </w:rPr>
-        <w:t>Brendan Smith: 17</w:t>
-      </w:r>
-    </w:p>
-    <w:p>
-      <w:r>
-        <w:t>• 2022: []</w:t>
-      </w:r>
-    </w:p>
-    <w:p>
-      <w:r>
-        <w:t>• 2023: [15, 9, 3]</w:t>
-      </w:r>
-    </w:p>
-    <w:p>
-      <w:r>
-        <w:t>• 2024: []</w:t>
-      </w:r>
-    </w:p>
-    <w:p>
-      <w:r>
-        <w:t>• 2025: []</w:t>
+        <w:t>Ivan Provorov: 4</w:t>
+      </w:r>
+    </w:p>
+    <w:p>
+      <w:r>
+        <w:t>• 2022: [25, 11, 11]</w:t>
+      </w:r>
+    </w:p>
+    <w:p>
+      <w:r>
+        <w:t>• 2023: [19, 13, 4]</w:t>
+      </w:r>
+    </w:p>
+    <w:p>
+      <w:r>
+        <w:t>• 2024: [19, 9, 9]</w:t>
+      </w:r>
+    </w:p>
+    <w:p>
+      <w:r>
+        <w:t>• 2025: [18, 12, 11]</w:t>
       </w:r>
     </w:p>
     <w:p>
@@ -3139,27 +3137,27 @@
           <w:color w:val="FF0000"/>
           <w:sz w:val="26"/>
         </w:rPr>
-        <w:t>Denton Mateychuk: 4</w:t>
-      </w:r>
-    </w:p>
-    <w:p>
-      <w:r>
-        <w:t>• 2022: []</w:t>
-      </w:r>
-    </w:p>
-    <w:p>
-      <w:r>
-        <w:t>• 2023: []</w:t>
-      </w:r>
-    </w:p>
-    <w:p>
-      <w:r>
-        <w:t>• 2024: [11, 10, 2]</w:t>
-      </w:r>
-    </w:p>
-    <w:p>
-      <w:r>
-        <w:t>• 2025: [11, 8, 7]</w:t>
+        <w:t>Miles Wood: 31</w:t>
+      </w:r>
+    </w:p>
+    <w:p>
+      <w:r>
+        <w:t>• 2022: [19, 14, 13]</w:t>
+      </w:r>
+    </w:p>
+    <w:p>
+      <w:r>
+        <w:t>• 2023: [9, 8, 7]</w:t>
+      </w:r>
+    </w:p>
+    <w:p>
+      <w:r>
+        <w:t>• 2024: [19, 10, 0]</w:t>
+      </w:r>
+    </w:p>
+    <w:p>
+      <w:r>
+        <w:t>• 2025: [6, 3, 2]</w:t>
       </w:r>
     </w:p>
     <w:p>
@@ -3169,7 +3167,7 @@
           <w:color w:val="FF0000"/>
           <w:sz w:val="26"/>
         </w:rPr>
-        <w:t>Dmitri Voronkov: 12</w:t>
+        <w:t>Brendan Smith: 17</w:t>
       </w:r>
     </w:p>
     <w:p>
@@ -3179,17 +3177,17 @@
     </w:p>
     <w:p>
       <w:r>
-        <w:t>• 2023: [12, 8, 6]</w:t>
-      </w:r>
-    </w:p>
-    <w:p>
-      <w:r>
-        <w:t>• 2024: [16, 7, 6]</w:t>
-      </w:r>
-    </w:p>
-    <w:p>
-      <w:r>
-        <w:t>• 2025: [6, 5, 5]</w:t>
+        <w:t>• 2023: [15, 9, 3]</w:t>
+      </w:r>
+    </w:p>
+    <w:p>
+      <w:r>
+        <w:t>• 2024: []</w:t>
+      </w:r>
+    </w:p>
+    <w:p>
+      <w:r>
+        <w:t>• 2025: []</w:t>
       </w:r>
     </w:p>
     <w:p>
@@ -3199,12 +3197,12 @@
           <w:color w:val="FF0000"/>
           <w:sz w:val="26"/>
         </w:rPr>
-        <w:t>Zachary Aston-Reese: 2</w:t>
-      </w:r>
-    </w:p>
-    <w:p>
-      <w:r>
-        <w:t>• 2022: [18, 14, 8]</w:t>
+        <w:t>Denton Mateychuk: 5</w:t>
+      </w:r>
+    </w:p>
+    <w:p>
+      <w:r>
+        <w:t>• 2022: []</w:t>
       </w:r>
     </w:p>
     <w:p>
@@ -3214,40 +3212,12 @@
     </w:p>
     <w:p>
       <w:r>
-        <w:t>• 2024: [57, 6, 2]</w:t>
-      </w:r>
-    </w:p>
-    <w:p>
-      <w:r>
-        <w:t>• 2025: []</w:t>
-      </w:r>
-    </w:p>
-    <w:p>
-      <w:r>
-        <w:rPr>
-          <w:sz w:val="26"/>
-        </w:rPr>
-        <w:t>Jake Christiansen: 73</w:t>
-      </w:r>
-    </w:p>
-    <w:p>
-      <w:r>
-        <w:t>• 2022: []</w:t>
-      </w:r>
-    </w:p>
-    <w:p>
-      <w:r>
-        <w:t>• 2023: []</w:t>
-      </w:r>
-    </w:p>
-    <w:p>
-      <w:r>
-        <w:t>• 2024: []</w:t>
-      </w:r>
-    </w:p>
-    <w:p>
-      <w:r>
-        <w:t>• 2025: []</w:t>
+        <w:t>• 2024: [11, 10, 2]</w:t>
+      </w:r>
+    </w:p>
+    <w:p>
+      <w:r>
+        <w:t>• 2025: [11, 8, 7]</w:t>
       </w:r>
     </w:p>
     <w:p>
@@ -3257,27 +3227,27 @@
           <w:color w:val="FF0000"/>
           <w:sz w:val="26"/>
         </w:rPr>
-        <w:t>Conor Garland: 12</w:t>
-      </w:r>
-    </w:p>
-    <w:p>
-      <w:r>
-        <w:t>• 2022: [17, 13, 6]</w:t>
-      </w:r>
-    </w:p>
-    <w:p>
-      <w:r>
-        <w:t>• 2023: [18, 13, 8]</w:t>
-      </w:r>
-    </w:p>
-    <w:p>
-      <w:r>
-        <w:t>• 2024: [12, 8, 7]</w:t>
-      </w:r>
-    </w:p>
-    <w:p>
-      <w:r>
-        <w:t>• 2025: [24, 6, 3]</w:t>
+        <w:t>Dmitri Voronkov: 12</w:t>
+      </w:r>
+    </w:p>
+    <w:p>
+      <w:r>
+        <w:t>• 2022: []</w:t>
+      </w:r>
+    </w:p>
+    <w:p>
+      <w:r>
+        <w:t>• 2023: [12, 8, 6]</w:t>
+      </w:r>
+    </w:p>
+    <w:p>
+      <w:r>
+        <w:t>• 2024: [16, 7, 6]</w:t>
+      </w:r>
+    </w:p>
+    <w:p>
+      <w:r>
+        <w:t>• 2025: [6, 5, 5]</w:t>
       </w:r>
     </w:p>
     <w:p>
@@ -3287,27 +3257,55 @@
           <w:color w:val="FF0000"/>
           <w:sz w:val="26"/>
         </w:rPr>
-        <w:t>Dante Fabbro: 16</w:t>
-      </w:r>
-    </w:p>
-    <w:p>
-      <w:r>
-        <w:t>• 2022: [48]</w:t>
-      </w:r>
-    </w:p>
-    <w:p>
-      <w:r>
-        <w:t>• 2023: [40, 4]</w:t>
-      </w:r>
-    </w:p>
-    <w:p>
-      <w:r>
-        <w:t>• 2024: [24, 9, 7]</w:t>
-      </w:r>
-    </w:p>
-    <w:p>
-      <w:r>
-        <w:t>• 2025: [20, 14, 6]</w:t>
+        <w:t>Zachary Aston-Reese: 2</w:t>
+      </w:r>
+    </w:p>
+    <w:p>
+      <w:r>
+        <w:t>• 2022: [18, 14, 8]</w:t>
+      </w:r>
+    </w:p>
+    <w:p>
+      <w:r>
+        <w:t>• 2023: []</w:t>
+      </w:r>
+    </w:p>
+    <w:p>
+      <w:r>
+        <w:t>• 2024: [57, 6, 2]</w:t>
+      </w:r>
+    </w:p>
+    <w:p>
+      <w:r>
+        <w:t>• 2025: []</w:t>
+      </w:r>
+    </w:p>
+    <w:p>
+      <w:r>
+        <w:rPr>
+          <w:sz w:val="26"/>
+        </w:rPr>
+        <w:t>Jake Christiansen: 73</w:t>
+      </w:r>
+    </w:p>
+    <w:p>
+      <w:r>
+        <w:t>• 2022: []</w:t>
+      </w:r>
+    </w:p>
+    <w:p>
+      <w:r>
+        <w:t>• 2023: []</w:t>
+      </w:r>
+    </w:p>
+    <w:p>
+      <w:r>
+        <w:t>• 2024: []</w:t>
+      </w:r>
+    </w:p>
+    <w:p>
+      <w:r>
+        <w:t>• 2025: []</w:t>
       </w:r>
     </w:p>
     <w:p>
@@ -3317,27 +3315,27 @@
           <w:color w:val="FF0000"/>
           <w:sz w:val="26"/>
         </w:rPr>
-        <w:t>Mason Marchment: 5</w:t>
-      </w:r>
-    </w:p>
-    <w:p>
-      <w:r>
-        <w:t>• 2022: [32, 6, 6]</w:t>
-      </w:r>
-    </w:p>
-    <w:p>
-      <w:r>
-        <w:t>• 2023: [9, 7, 6]</w:t>
-      </w:r>
-    </w:p>
-    <w:p>
-      <w:r>
-        <w:t>• 2024: [11, 8, 4]</w:t>
-      </w:r>
-    </w:p>
-    <w:p>
-      <w:r>
-        <w:t>• 2025: [18, 6, 4]</w:t>
+        <w:t>Conor Garland: 13</w:t>
+      </w:r>
+    </w:p>
+    <w:p>
+      <w:r>
+        <w:t>• 2022: [17, 13, 6]</w:t>
+      </w:r>
+    </w:p>
+    <w:p>
+      <w:r>
+        <w:t>• 2023: [18, 13, 8]</w:t>
+      </w:r>
+    </w:p>
+    <w:p>
+      <w:r>
+        <w:t>• 2024: [12, 8, 7]</w:t>
+      </w:r>
+    </w:p>
+    <w:p>
+      <w:r>
+        <w:t>• 2025: [24, 6, 3]</w:t>
       </w:r>
     </w:p>
     <w:p>
@@ -3347,27 +3345,27 @@
           <w:color w:val="FF0000"/>
           <w:sz w:val="26"/>
         </w:rPr>
-        <w:t>Zach Werenski: 2</w:t>
-      </w:r>
-    </w:p>
-    <w:p>
-      <w:r>
-        <w:t>• 2022: [5, 2]</w:t>
-      </w:r>
-    </w:p>
-    <w:p>
-      <w:r>
-        <w:t>• 2023: [38, 13, 4]</w:t>
-      </w:r>
-    </w:p>
-    <w:p>
-      <w:r>
-        <w:t>• 2024: [17, 8, 5]</w:t>
-      </w:r>
-    </w:p>
-    <w:p>
-      <w:r>
-        <w:t>• 2025: [11, 7, 7]</w:t>
+        <w:t>Dante Fabbro: 17</w:t>
+      </w:r>
+    </w:p>
+    <w:p>
+      <w:r>
+        <w:t>• 2022: [48]</w:t>
+      </w:r>
+    </w:p>
+    <w:p>
+      <w:r>
+        <w:t>• 2023: [40, 4]</w:t>
+      </w:r>
+    </w:p>
+    <w:p>
+      <w:r>
+        <w:t>• 2024: [24, 9, 7]</w:t>
+      </w:r>
+    </w:p>
+    <w:p>
+      <w:r>
+        <w:t>• 2025: [20, 14, 6]</w:t>
       </w:r>
     </w:p>
     <w:p>
@@ -3377,7 +3375,37 @@
           <w:color w:val="FF0000"/>
           <w:sz w:val="26"/>
         </w:rPr>
-        <w:t>Cole Sillinger: 7</w:t>
+        <w:t>Zach Werenski: 3</w:t>
+      </w:r>
+    </w:p>
+    <w:p>
+      <w:r>
+        <w:t>• 2022: [5, 2]</w:t>
+      </w:r>
+    </w:p>
+    <w:p>
+      <w:r>
+        <w:t>• 2023: [38, 13, 4]</w:t>
+      </w:r>
+    </w:p>
+    <w:p>
+      <w:r>
+        <w:t>• 2024: [17, 8, 5]</w:t>
+      </w:r>
+    </w:p>
+    <w:p>
+      <w:r>
+        <w:t>• 2025: [11, 7, 7]</w:t>
+      </w:r>
+    </w:p>
+    <w:p>
+      <w:r>
+        <w:rPr>
+          <w:b/>
+          <w:color w:val="FF0000"/>
+          <w:sz w:val="26"/>
+        </w:rPr>
+        <w:t>Cole Sillinger: 8</w:t>
       </w:r>
     </w:p>
     <w:p>
@@ -3398,6 +3426,34 @@
     <w:p>
       <w:r>
         <w:t>• 2025: [17, 16, 10]</w:t>
+      </w:r>
+    </w:p>
+    <w:p>
+      <w:r>
+        <w:rPr>
+          <w:sz w:val="26"/>
+        </w:rPr>
+        <w:t>Charlie Coyle: 1</w:t>
+      </w:r>
+    </w:p>
+    <w:p>
+      <w:r>
+        <w:t>• 2022: [12, 8, 8]</w:t>
+      </w:r>
+    </w:p>
+    <w:p>
+      <w:r>
+        <w:t>• 2023: [8, 8, 6]</w:t>
+      </w:r>
+    </w:p>
+    <w:p>
+      <w:r>
+        <w:t>• 2024: [14, 10, 8]</w:t>
+      </w:r>
+    </w:p>
+    <w:p>
+      <w:r>
+        <w:t>• 2025: [8, 6, 6]</w:t>
       </w:r>
     </w:p>
     <w:p>
@@ -3413,7 +3469,7 @@
         <w:rPr>
           <w:sz w:val="26"/>
         </w:rPr>
-        <w:t>Ryan Strome: 2</w:t>
+        <w:t>Ryan Strome: 3</w:t>
       </w:r>
     </w:p>
     <w:p>
@@ -3499,27 +3555,55 @@
           <w:color w:val="FF0000"/>
           <w:sz w:val="26"/>
         </w:rPr>
-        <w:t>Mikael Backlund: 9</w:t>
-      </w:r>
-    </w:p>
-    <w:p>
-      <w:r>
-        <w:t>• 2022: [18, 10, 8]</w:t>
-      </w:r>
-    </w:p>
-    <w:p>
-      <w:r>
-        <w:t>• 2023: [8, 7, 7]</w:t>
-      </w:r>
-    </w:p>
-    <w:p>
-      <w:r>
-        <w:t>• 2024: [15, 14, 9]</w:t>
-      </w:r>
-    </w:p>
-    <w:p>
-      <w:r>
-        <w:t>• 2025: [9, 8, 7]</w:t>
+        <w:t>Joel Hanley: 73</w:t>
+      </w:r>
+    </w:p>
+    <w:p>
+      <w:r>
+        <w:t>• 2022: []</w:t>
+      </w:r>
+    </w:p>
+    <w:p>
+      <w:r>
+        <w:t>• 2023: []</w:t>
+      </w:r>
+    </w:p>
+    <w:p>
+      <w:r>
+        <w:t>• 2024: [19]</w:t>
+      </w:r>
+    </w:p>
+    <w:p>
+      <w:r>
+        <w:t>• 2025: []</w:t>
+      </w:r>
+    </w:p>
+    <w:p>
+      <w:r>
+        <w:rPr>
+          <w:sz w:val="26"/>
+        </w:rPr>
+        <w:t>Yegor Sharangovich: 3</w:t>
+      </w:r>
+    </w:p>
+    <w:p>
+      <w:r>
+        <w:t>• 2022: [13, 12, 9]</w:t>
+      </w:r>
+    </w:p>
+    <w:p>
+      <w:r>
+        <w:t>• 2023: [11, 7, 6]</w:t>
+      </w:r>
+    </w:p>
+    <w:p>
+      <w:r>
+        <w:t>• 2024: [15, 9, 6]</w:t>
+      </w:r>
+    </w:p>
+    <w:p>
+      <w:r>
+        <w:t>• 2025: [11, 9, 8]</w:t>
       </w:r>
     </w:p>
     <w:p>
@@ -3529,55 +3613,27 @@
           <w:color w:val="FF0000"/>
           <w:sz w:val="26"/>
         </w:rPr>
-        <w:t>Joel Hanley: 73</w:t>
-      </w:r>
-    </w:p>
-    <w:p>
-      <w:r>
-        <w:t>• 2022: []</w:t>
-      </w:r>
-    </w:p>
-    <w:p>
-      <w:r>
-        <w:t>• 2023: []</w:t>
-      </w:r>
-    </w:p>
-    <w:p>
-      <w:r>
-        <w:t>• 2024: [19]</w:t>
-      </w:r>
-    </w:p>
-    <w:p>
-      <w:r>
-        <w:t>• 2025: []</w:t>
-      </w:r>
-    </w:p>
-    <w:p>
-      <w:r>
-        <w:rPr>
-          <w:sz w:val="26"/>
-        </w:rPr>
-        <w:t>Yegor Sharangovich: 2</w:t>
-      </w:r>
-    </w:p>
-    <w:p>
-      <w:r>
-        <w:t>• 2022: [13, 12, 9]</w:t>
-      </w:r>
-    </w:p>
-    <w:p>
-      <w:r>
-        <w:t>• 2023: [11, 7, 6]</w:t>
-      </w:r>
-    </w:p>
-    <w:p>
-      <w:r>
-        <w:t>• 2024: [15, 9, 6]</w:t>
-      </w:r>
-    </w:p>
-    <w:p>
-      <w:r>
-        <w:t>• 2025: [11, 9, 8]</w:t>
+        <w:t>Olli Mtt: 7</w:t>
+      </w:r>
+    </w:p>
+    <w:p>
+      <w:r>
+        <w:t>• 2022: [22, 18, 11]</w:t>
+      </w:r>
+    </w:p>
+    <w:p>
+      <w:r>
+        <w:t>• 2023: [18, 6]</w:t>
+      </w:r>
+    </w:p>
+    <w:p>
+      <w:r>
+        <w:t>• 2024: [7]</w:t>
+      </w:r>
+    </w:p>
+    <w:p>
+      <w:r>
+        <w:t>• 2025: [1]</w:t>
       </w:r>
     </w:p>
     <w:p>
@@ -3587,7 +3643,35 @@
           <w:color w:val="FF0000"/>
           <w:sz w:val="26"/>
         </w:rPr>
-        <w:t>Matt Coronato: 6</w:t>
+        <w:t>Victor Olofsson: 8</w:t>
+      </w:r>
+    </w:p>
+    <w:p>
+      <w:r>
+        <w:t>• 2022: [15, 8, 7]</w:t>
+      </w:r>
+    </w:p>
+    <w:p>
+      <w:r>
+        <w:t>• 2023: [14, 8, 3]</w:t>
+      </w:r>
+    </w:p>
+    <w:p>
+      <w:r>
+        <w:t>• 2024: [20, 5, 4]</w:t>
+      </w:r>
+    </w:p>
+    <w:p>
+      <w:r>
+        <w:t>• 2025: [12, 11, 10]</w:t>
+      </w:r>
+    </w:p>
+    <w:p>
+      <w:r>
+        <w:rPr>
+          <w:sz w:val="26"/>
+        </w:rPr>
+        <w:t>Yan Kuznetsov: 23</w:t>
       </w:r>
     </w:p>
     <w:p>
@@ -3597,17 +3681,17 @@
     </w:p>
     <w:p>
       <w:r>
-        <w:t>• 2023: [17, 11]</w:t>
-      </w:r>
-    </w:p>
-    <w:p>
-      <w:r>
-        <w:t>• 2024: [6, 6, 6]</w:t>
-      </w:r>
-    </w:p>
-    <w:p>
-      <w:r>
-        <w:t>• 2025: [14, 9, 7]</w:t>
+        <w:t>• 2023: []</w:t>
+      </w:r>
+    </w:p>
+    <w:p>
+      <w:r>
+        <w:t>• 2024: []</w:t>
+      </w:r>
+    </w:p>
+    <w:p>
+      <w:r>
+        <w:t>• 2025: [9, 6, 4]</w:t>
       </w:r>
     </w:p>
     <w:p>
@@ -3617,27 +3701,55 @@
           <w:color w:val="FF0000"/>
           <w:sz w:val="26"/>
         </w:rPr>
-        <w:t>Olli Mtt: 6</w:t>
-      </w:r>
-    </w:p>
-    <w:p>
-      <w:r>
-        <w:t>• 2022: [22, 18, 11]</w:t>
-      </w:r>
-    </w:p>
-    <w:p>
-      <w:r>
-        <w:t>• 2023: [18, 6]</w:t>
-      </w:r>
-    </w:p>
-    <w:p>
-      <w:r>
-        <w:t>• 2024: [7]</w:t>
-      </w:r>
-    </w:p>
-    <w:p>
-      <w:r>
-        <w:t>• 2025: [1]</w:t>
+        <w:t>John Beecher: 4</w:t>
+      </w:r>
+    </w:p>
+    <w:p>
+      <w:r>
+        <w:t>• 2022: []</w:t>
+      </w:r>
+    </w:p>
+    <w:p>
+      <w:r>
+        <w:t>• 2023: [14, 4, 4]</w:t>
+      </w:r>
+    </w:p>
+    <w:p>
+      <w:r>
+        <w:t>• 2024: [39, 0]</w:t>
+      </w:r>
+    </w:p>
+    <w:p>
+      <w:r>
+        <w:t>• 2025: [29]</w:t>
+      </w:r>
+    </w:p>
+    <w:p>
+      <w:r>
+        <w:rPr>
+          <w:sz w:val="26"/>
+        </w:rPr>
+        <w:t>Justin Kirkland: 4</w:t>
+      </w:r>
+    </w:p>
+    <w:p>
+      <w:r>
+        <w:t>• 2022: []</w:t>
+      </w:r>
+    </w:p>
+    <w:p>
+      <w:r>
+        <w:t>• 2023: []</w:t>
+      </w:r>
+    </w:p>
+    <w:p>
+      <w:r>
+        <w:t>• 2024: [11]</w:t>
+      </w:r>
+    </w:p>
+    <w:p>
+      <w:r>
+        <w:t>• 2025: []</w:t>
       </w:r>
     </w:p>
     <w:p>
@@ -3647,35 +3759,7 @@
           <w:color w:val="FF0000"/>
           <w:sz w:val="26"/>
         </w:rPr>
-        <w:t>Victor Olofsson: 7</w:t>
-      </w:r>
-    </w:p>
-    <w:p>
-      <w:r>
-        <w:t>• 2022: [15, 8, 7]</w:t>
-      </w:r>
-    </w:p>
-    <w:p>
-      <w:r>
-        <w:t>• 2023: [14, 8, 3]</w:t>
-      </w:r>
-    </w:p>
-    <w:p>
-      <w:r>
-        <w:t>• 2024: [20, 5, 4]</w:t>
-      </w:r>
-    </w:p>
-    <w:p>
-      <w:r>
-        <w:t>• 2025: [12, 11, 10]</w:t>
-      </w:r>
-    </w:p>
-    <w:p>
-      <w:r>
-        <w:rPr>
-          <w:sz w:val="26"/>
-        </w:rPr>
-        <w:t>Yan Kuznetsov: 23</w:t>
+        <w:t>Jake Bean: 4</w:t>
       </w:r>
     </w:p>
     <w:p>
@@ -3685,17 +3769,17 @@
     </w:p>
     <w:p>
       <w:r>
-        <w:t>• 2023: []</w:t>
-      </w:r>
-    </w:p>
-    <w:p>
-      <w:r>
-        <w:t>• 2024: []</w:t>
-      </w:r>
-    </w:p>
-    <w:p>
-      <w:r>
-        <w:t>• 2025: [9, 6, 4]</w:t>
+        <w:t>• 2023: [31, 7, 3]</w:t>
+      </w:r>
+    </w:p>
+    <w:p>
+      <w:r>
+        <w:t>• 2024: [22]</w:t>
+      </w:r>
+    </w:p>
+    <w:p>
+      <w:r>
+        <w:t>• 2025: []</w:t>
       </w:r>
     </w:p>
     <w:p>
@@ -3705,55 +3789,27 @@
           <w:color w:val="FF0000"/>
           <w:sz w:val="26"/>
         </w:rPr>
-        <w:t>John Beecher: 4</w:t>
-      </w:r>
-    </w:p>
-    <w:p>
-      <w:r>
-        <w:t>• 2022: []</w:t>
-      </w:r>
-    </w:p>
-    <w:p>
-      <w:r>
-        <w:t>• 2023: [14, 4, 4]</w:t>
-      </w:r>
-    </w:p>
-    <w:p>
-      <w:r>
-        <w:t>• 2024: [39, 0]</w:t>
-      </w:r>
-    </w:p>
-    <w:p>
-      <w:r>
-        <w:t>• 2025: [29]</w:t>
-      </w:r>
-    </w:p>
-    <w:p>
-      <w:r>
-        <w:rPr>
-          <w:sz w:val="26"/>
-        </w:rPr>
-        <w:t>Justin Kirkland: 4</w:t>
-      </w:r>
-    </w:p>
-    <w:p>
-      <w:r>
-        <w:t>• 2022: []</w:t>
-      </w:r>
-    </w:p>
-    <w:p>
-      <w:r>
-        <w:t>• 2023: []</w:t>
-      </w:r>
-    </w:p>
-    <w:p>
-      <w:r>
-        <w:t>• 2024: [11]</w:t>
-      </w:r>
-    </w:p>
-    <w:p>
-      <w:r>
-        <w:t>• 2025: []</w:t>
+        <w:t>Ryan Lomberg: 7</w:t>
+      </w:r>
+    </w:p>
+    <w:p>
+      <w:r>
+        <w:t>• 2022: [12, 11, 8]</w:t>
+      </w:r>
+    </w:p>
+    <w:p>
+      <w:r>
+        <w:t>• 2023: [35, 7, 3]</w:t>
+      </w:r>
+    </w:p>
+    <w:p>
+      <w:r>
+        <w:t>• 2024: [40, 5]</w:t>
+      </w:r>
+    </w:p>
+    <w:p>
+      <w:r>
+        <w:t>• 2025: [15, 1, 1]</w:t>
       </w:r>
     </w:p>
     <w:p>
@@ -3763,27 +3819,55 @@
           <w:color w:val="FF0000"/>
           <w:sz w:val="26"/>
         </w:rPr>
-        <w:t>Jake Bean: 4</w:t>
-      </w:r>
-    </w:p>
-    <w:p>
-      <w:r>
-        <w:t>• 2022: []</w:t>
-      </w:r>
-    </w:p>
-    <w:p>
-      <w:r>
-        <w:t>• 2023: [31, 7, 3]</w:t>
-      </w:r>
-    </w:p>
-    <w:p>
-      <w:r>
-        <w:t>• 2024: [22]</w:t>
-      </w:r>
-    </w:p>
-    <w:p>
-      <w:r>
-        <w:t>• 2025: []</w:t>
+        <w:t>Zach Whitecloud: 32</w:t>
+      </w:r>
+    </w:p>
+    <w:p>
+      <w:r>
+        <w:t>• 2022: [24, 10, 5]</w:t>
+      </w:r>
+    </w:p>
+    <w:p>
+      <w:r>
+        <w:t>• 2023: [0]</w:t>
+      </w:r>
+    </w:p>
+    <w:p>
+      <w:r>
+        <w:t>• 2024: [28, 15, 2]</w:t>
+      </w:r>
+    </w:p>
+    <w:p>
+      <w:r>
+        <w:t>• 2025: [13]</w:t>
+      </w:r>
+    </w:p>
+    <w:p>
+      <w:r>
+        <w:rPr>
+          <w:sz w:val="26"/>
+        </w:rPr>
+        <w:t>Joel Farabee: 3</w:t>
+      </w:r>
+    </w:p>
+    <w:p>
+      <w:r>
+        <w:t>• 2022: [26, 11, 8]</w:t>
+      </w:r>
+    </w:p>
+    <w:p>
+      <w:r>
+        <w:t>• 2023: [14, 10, 7]</w:t>
+      </w:r>
+    </w:p>
+    <w:p>
+      <w:r>
+        <w:t>• 2024: [12, 8, 7]</w:t>
+      </w:r>
+    </w:p>
+    <w:p>
+      <w:r>
+        <w:t>• 2025: [10, 8, 6]</w:t>
       </w:r>
     </w:p>
     <w:p>
@@ -3793,27 +3877,223 @@
           <w:color w:val="FF0000"/>
           <w:sz w:val="26"/>
         </w:rPr>
-        <w:t>Ryan Lomberg: 7</w:t>
-      </w:r>
-    </w:p>
-    <w:p>
-      <w:r>
-        <w:t>• 2022: [12, 11, 8]</w:t>
-      </w:r>
-    </w:p>
-    <w:p>
-      <w:r>
-        <w:t>• 2023: [35, 7, 3]</w:t>
-      </w:r>
-    </w:p>
-    <w:p>
-      <w:r>
-        <w:t>• 2024: [40, 5]</w:t>
-      </w:r>
-    </w:p>
-    <w:p>
-      <w:r>
-        <w:t>• 2025: [15, 1, 1]</w:t>
+        <w:t>Daniil Miromanov: 5</w:t>
+      </w:r>
+    </w:p>
+    <w:p>
+      <w:r>
+        <w:t>• 2022: [3]</w:t>
+      </w:r>
+    </w:p>
+    <w:p>
+      <w:r>
+        <w:t>• 2023: [7, 1]</w:t>
+      </w:r>
+    </w:p>
+    <w:p>
+      <w:r>
+        <w:t>• 2024: [23]</w:t>
+      </w:r>
+    </w:p>
+    <w:p>
+      <w:r>
+        <w:t>• 2025: []</w:t>
+      </w:r>
+    </w:p>
+    <w:p>
+      <w:r>
+        <w:rPr>
+          <w:sz w:val="26"/>
+        </w:rPr>
+        <w:t>Zayne Parekh: 3</w:t>
+      </w:r>
+    </w:p>
+    <w:p>
+      <w:r>
+        <w:t>• 2022: []</w:t>
+      </w:r>
+    </w:p>
+    <w:p>
+      <w:r>
+        <w:t>• 2023: []</w:t>
+      </w:r>
+    </w:p>
+    <w:p>
+      <w:r>
+        <w:t>• 2024: []</w:t>
+      </w:r>
+    </w:p>
+    <w:p>
+      <w:r>
+        <w:t>• 2025: [3, 1]</w:t>
+      </w:r>
+    </w:p>
+    <w:p>
+      <w:r>
+        <w:rPr>
+          <w:sz w:val="26"/>
+        </w:rPr>
+        <w:t>Kevin Bahl: 12</w:t>
+      </w:r>
+    </w:p>
+    <w:p>
+      <w:r>
+        <w:t>• 2022: [27]</w:t>
+      </w:r>
+    </w:p>
+    <w:p>
+      <w:r>
+        <w:t>• 2023: []</w:t>
+      </w:r>
+    </w:p>
+    <w:p>
+      <w:r>
+        <w:t>• 2024: [16, 13]</w:t>
+      </w:r>
+    </w:p>
+    <w:p>
+      <w:r>
+        <w:t>• 2025: [40, 8, 3]</w:t>
+      </w:r>
+    </w:p>
+    <w:p>
+      <w:r>
+        <w:rPr>
+          <w:sz w:val="26"/>
+        </w:rPr>
+        <w:t>William Stromgren: 3</w:t>
+      </w:r>
+    </w:p>
+    <w:p>
+      <w:r>
+        <w:t>• 2022: []</w:t>
+      </w:r>
+    </w:p>
+    <w:p>
+      <w:r>
+        <w:t>• 2023: []</w:t>
+      </w:r>
+    </w:p>
+    <w:p>
+      <w:r>
+        <w:t>• 2024: []</w:t>
+      </w:r>
+    </w:p>
+    <w:p>
+      <w:r>
+        <w:t>• 2025: []</w:t>
+      </w:r>
+    </w:p>
+    <w:p>
+      <w:r>
+        <w:rPr>
+          <w:sz w:val="26"/>
+        </w:rPr>
+        <w:t>Rory Kerins: 7</w:t>
+      </w:r>
+    </w:p>
+    <w:p>
+      <w:r>
+        <w:t>• 2022: []</w:t>
+      </w:r>
+    </w:p>
+    <w:p>
+      <w:r>
+        <w:t>• 2023: []</w:t>
+      </w:r>
+    </w:p>
+    <w:p>
+      <w:r>
+        <w:t>• 2024: []</w:t>
+      </w:r>
+    </w:p>
+    <w:p>
+      <w:r>
+        <w:t>• 2025: []</w:t>
+      </w:r>
+    </w:p>
+    <w:p>
+      <w:r>
+        <w:rPr>
+          <w:sz w:val="26"/>
+        </w:rPr>
+        <w:t>Blake Coleman: 4</w:t>
+      </w:r>
+    </w:p>
+    <w:p>
+      <w:r>
+        <w:t>• 2022: [11, 8, 7]</w:t>
+      </w:r>
+    </w:p>
+    <w:p>
+      <w:r>
+        <w:t>• 2023: [7, 6, 5]</w:t>
+      </w:r>
+    </w:p>
+    <w:p>
+      <w:r>
+        <w:t>• 2024: [14, 9, 6]</w:t>
+      </w:r>
+    </w:p>
+    <w:p>
+      <w:r>
+        <w:t>• 2025: [8, 8, 5]</w:t>
+      </w:r>
+    </w:p>
+    <w:p>
+      <w:r>
+        <w:rPr>
+          <w:sz w:val="26"/>
+        </w:rPr>
+        <w:t>Hunter Brzustewicz: 1</w:t>
+      </w:r>
+    </w:p>
+    <w:p>
+      <w:r>
+        <w:t>• 2022: []</w:t>
+      </w:r>
+    </w:p>
+    <w:p>
+      <w:r>
+        <w:t>• 2023: []</w:t>
+      </w:r>
+    </w:p>
+    <w:p>
+      <w:r>
+        <w:t>• 2024: []</w:t>
+      </w:r>
+    </w:p>
+    <w:p>
+      <w:r>
+        <w:t>• 2025: [13]</w:t>
+      </w:r>
+    </w:p>
+    <w:p>
+      <w:r>
+        <w:rPr>
+          <w:sz w:val="26"/>
+        </w:rPr>
+        <w:t>Samuel Honzek: 1</w:t>
+      </w:r>
+    </w:p>
+    <w:p>
+      <w:r>
+        <w:t>• 2022: []</w:t>
+      </w:r>
+    </w:p>
+    <w:p>
+      <w:r>
+        <w:t>• 2023: []</w:t>
+      </w:r>
+    </w:p>
+    <w:p>
+      <w:r>
+        <w:t>• 2024: []</w:t>
+      </w:r>
+    </w:p>
+    <w:p>
+      <w:r>
+        <w:t>• 2025: [7]</w:t>
       </w:r>
     </w:p>
     <w:p>
@@ -3823,55 +4103,55 @@
           <w:color w:val="FF0000"/>
           <w:sz w:val="26"/>
         </w:rPr>
-        <w:t>Zach Whitecloud: 31</w:t>
-      </w:r>
-    </w:p>
-    <w:p>
-      <w:r>
-        <w:t>• 2022: [24, 10, 5]</w:t>
-      </w:r>
-    </w:p>
-    <w:p>
-      <w:r>
-        <w:t>• 2023: [0]</w:t>
-      </w:r>
-    </w:p>
-    <w:p>
-      <w:r>
-        <w:t>• 2024: [28, 15, 2]</w:t>
-      </w:r>
-    </w:p>
-    <w:p>
-      <w:r>
-        <w:t>• 2025: [13]</w:t>
-      </w:r>
-    </w:p>
-    <w:p>
-      <w:r>
-        <w:rPr>
-          <w:sz w:val="26"/>
-        </w:rPr>
-        <w:t>Joel Farabee: 2</w:t>
-      </w:r>
-    </w:p>
-    <w:p>
-      <w:r>
-        <w:t>• 2022: [26, 11, 8]</w:t>
-      </w:r>
-    </w:p>
-    <w:p>
-      <w:r>
-        <w:t>• 2023: [14, 10, 7]</w:t>
-      </w:r>
-    </w:p>
-    <w:p>
-      <w:r>
-        <w:t>• 2024: [12, 8, 7]</w:t>
-      </w:r>
-    </w:p>
-    <w:p>
-      <w:r>
-        <w:t>• 2025: [10, 8, 6]</w:t>
+        <w:t>Dryden Hunt: 22</w:t>
+      </w:r>
+    </w:p>
+    <w:p>
+      <w:r>
+        <w:t>• 2022: [17, 15]</w:t>
+      </w:r>
+    </w:p>
+    <w:p>
+      <w:r>
+        <w:t>• 2023: [3, 1]</w:t>
+      </w:r>
+    </w:p>
+    <w:p>
+      <w:r>
+        <w:t>• 2024: []</w:t>
+      </w:r>
+    </w:p>
+    <w:p>
+      <w:r>
+        <w:t>• 2025: []</w:t>
+      </w:r>
+    </w:p>
+    <w:p>
+      <w:r>
+        <w:rPr>
+          <w:sz w:val="26"/>
+        </w:rPr>
+        <w:t>Morgan Frost: 4</w:t>
+      </w:r>
+    </w:p>
+    <w:p>
+      <w:r>
+        <w:t>• 2022: [17, 10, 8]</w:t>
+      </w:r>
+    </w:p>
+    <w:p>
+      <w:r>
+        <w:t>• 2023: [11, 10, 8]</w:t>
+      </w:r>
+    </w:p>
+    <w:p>
+      <w:r>
+        <w:t>• 2024: [25, 8, 5]</w:t>
+      </w:r>
+    </w:p>
+    <w:p>
+      <w:r>
+        <w:t>• 2025: [12, 8, 6]</w:t>
       </w:r>
     </w:p>
     <w:p>
@@ -3881,323 +4161,7 @@
           <w:color w:val="FF0000"/>
           <w:sz w:val="26"/>
         </w:rPr>
-        <w:t>Daniil Miromanov: 5</w:t>
-      </w:r>
-    </w:p>
-    <w:p>
-      <w:r>
-        <w:t>• 2022: [3]</w:t>
-      </w:r>
-    </w:p>
-    <w:p>
-      <w:r>
-        <w:t>• 2023: [7, 1]</w:t>
-      </w:r>
-    </w:p>
-    <w:p>
-      <w:r>
-        <w:t>• 2024: [23]</w:t>
-      </w:r>
-    </w:p>
-    <w:p>
-      <w:r>
-        <w:t>• 2025: []</w:t>
-      </w:r>
-    </w:p>
-    <w:p>
-      <w:r>
-        <w:rPr>
-          <w:sz w:val="26"/>
-        </w:rPr>
-        <w:t>Zayne Parekh: 2</w:t>
-      </w:r>
-    </w:p>
-    <w:p>
-      <w:r>
-        <w:t>• 2022: []</w:t>
-      </w:r>
-    </w:p>
-    <w:p>
-      <w:r>
-        <w:t>• 2023: []</w:t>
-      </w:r>
-    </w:p>
-    <w:p>
-      <w:r>
-        <w:t>• 2024: []</w:t>
-      </w:r>
-    </w:p>
-    <w:p>
-      <w:r>
-        <w:t>• 2025: [3, 1]</w:t>
-      </w:r>
-    </w:p>
-    <w:p>
-      <w:r>
-        <w:rPr>
-          <w:sz w:val="26"/>
-        </w:rPr>
-        <w:t>Kevin Bahl: 12</w:t>
-      </w:r>
-    </w:p>
-    <w:p>
-      <w:r>
-        <w:t>• 2022: [27]</w:t>
-      </w:r>
-    </w:p>
-    <w:p>
-      <w:r>
-        <w:t>• 2023: []</w:t>
-      </w:r>
-    </w:p>
-    <w:p>
-      <w:r>
-        <w:t>• 2024: [16, 13]</w:t>
-      </w:r>
-    </w:p>
-    <w:p>
-      <w:r>
-        <w:t>• 2025: [40, 8, 3]</w:t>
-      </w:r>
-    </w:p>
-    <w:p>
-      <w:r>
-        <w:rPr>
-          <w:b/>
-          <w:color w:val="FF0000"/>
-          <w:sz w:val="26"/>
-        </w:rPr>
-        <w:t>Connor Zary: 6</w:t>
-      </w:r>
-    </w:p>
-    <w:p>
-      <w:r>
-        <w:t>• 2022: []</w:t>
-      </w:r>
-    </w:p>
-    <w:p>
-      <w:r>
-        <w:t>• 2023: [18, 8, 6]</w:t>
-      </w:r>
-    </w:p>
-    <w:p>
-      <w:r>
-        <w:t>• 2024: [9, 7, 6]</w:t>
-      </w:r>
-    </w:p>
-    <w:p>
-      <w:r>
-        <w:t>• 2025: [20, 10, 10]</w:t>
-      </w:r>
-    </w:p>
-    <w:p>
-      <w:r>
-        <w:rPr>
-          <w:sz w:val="26"/>
-        </w:rPr>
-        <w:t>William Stromgren: 3</w:t>
-      </w:r>
-    </w:p>
-    <w:p>
-      <w:r>
-        <w:t>• 2022: []</w:t>
-      </w:r>
-    </w:p>
-    <w:p>
-      <w:r>
-        <w:t>• 2023: []</w:t>
-      </w:r>
-    </w:p>
-    <w:p>
-      <w:r>
-        <w:t>• 2024: []</w:t>
-      </w:r>
-    </w:p>
-    <w:p>
-      <w:r>
-        <w:t>• 2025: []</w:t>
-      </w:r>
-    </w:p>
-    <w:p>
-      <w:r>
-        <w:rPr>
-          <w:sz w:val="26"/>
-        </w:rPr>
-        <w:t>Rory Kerins: 7</w:t>
-      </w:r>
-    </w:p>
-    <w:p>
-      <w:r>
-        <w:t>• 2022: []</w:t>
-      </w:r>
-    </w:p>
-    <w:p>
-      <w:r>
-        <w:t>• 2023: []</w:t>
-      </w:r>
-    </w:p>
-    <w:p>
-      <w:r>
-        <w:t>• 2024: []</w:t>
-      </w:r>
-    </w:p>
-    <w:p>
-      <w:r>
-        <w:t>• 2025: []</w:t>
-      </w:r>
-    </w:p>
-    <w:p>
-      <w:r>
-        <w:rPr>
-          <w:b/>
-          <w:color w:val="FF0000"/>
-          <w:sz w:val="26"/>
-        </w:rPr>
-        <w:t>Brayden Pachal: 46</w:t>
-      </w:r>
-    </w:p>
-    <w:p>
-      <w:r>
-        <w:t>• 2022: []</w:t>
-      </w:r>
-    </w:p>
-    <w:p>
-      <w:r>
-        <w:t>• 2023: [46]</w:t>
-      </w:r>
-    </w:p>
-    <w:p>
-      <w:r>
-        <w:t>• 2024: [27, 8]</w:t>
-      </w:r>
-    </w:p>
-    <w:p>
-      <w:r>
-        <w:t>• 2025: []</w:t>
-      </w:r>
-    </w:p>
-    <w:p>
-      <w:r>
-        <w:rPr>
-          <w:sz w:val="26"/>
-        </w:rPr>
-        <w:t>Blake Coleman: 3</w:t>
-      </w:r>
-    </w:p>
-    <w:p>
-      <w:r>
-        <w:t>• 2022: [11, 8, 7]</w:t>
-      </w:r>
-    </w:p>
-    <w:p>
-      <w:r>
-        <w:t>• 2023: [7, 6, 5]</w:t>
-      </w:r>
-    </w:p>
-    <w:p>
-      <w:r>
-        <w:t>• 2024: [14, 9, 6]</w:t>
-      </w:r>
-    </w:p>
-    <w:p>
-      <w:r>
-        <w:t>• 2025: [8, 8, 5]</w:t>
-      </w:r>
-    </w:p>
-    <w:p>
-      <w:r>
-        <w:rPr>
-          <w:sz w:val="26"/>
-        </w:rPr>
-        <w:t>Samuel Honzek: 1</w:t>
-      </w:r>
-    </w:p>
-    <w:p>
-      <w:r>
-        <w:t>• 2022: []</w:t>
-      </w:r>
-    </w:p>
-    <w:p>
-      <w:r>
-        <w:t>• 2023: []</w:t>
-      </w:r>
-    </w:p>
-    <w:p>
-      <w:r>
-        <w:t>• 2024: []</w:t>
-      </w:r>
-    </w:p>
-    <w:p>
-      <w:r>
-        <w:t>• 2025: [7]</w:t>
-      </w:r>
-    </w:p>
-    <w:p>
-      <w:r>
-        <w:rPr>
-          <w:b/>
-          <w:color w:val="FF0000"/>
-          <w:sz w:val="26"/>
-        </w:rPr>
-        <w:t>Dryden Hunt: 22</w:t>
-      </w:r>
-    </w:p>
-    <w:p>
-      <w:r>
-        <w:t>• 2022: [17, 15]</w:t>
-      </w:r>
-    </w:p>
-    <w:p>
-      <w:r>
-        <w:t>• 2023: [3, 1]</w:t>
-      </w:r>
-    </w:p>
-    <w:p>
-      <w:r>
-        <w:t>• 2024: []</w:t>
-      </w:r>
-    </w:p>
-    <w:p>
-      <w:r>
-        <w:t>• 2025: []</w:t>
-      </w:r>
-    </w:p>
-    <w:p>
-      <w:r>
-        <w:rPr>
-          <w:sz w:val="26"/>
-        </w:rPr>
-        <w:t>Morgan Frost: 3</w:t>
-      </w:r>
-    </w:p>
-    <w:p>
-      <w:r>
-        <w:t>• 2022: [17, 10, 8]</w:t>
-      </w:r>
-    </w:p>
-    <w:p>
-      <w:r>
-        <w:t>• 2023: [11, 10, 8]</w:t>
-      </w:r>
-    </w:p>
-    <w:p>
-      <w:r>
-        <w:t>• 2024: [25, 8, 5]</w:t>
-      </w:r>
-    </w:p>
-    <w:p>
-      <w:r>
-        <w:t>• 2025: [12, 8, 6]</w:t>
-      </w:r>
-    </w:p>
-    <w:p>
-      <w:r>
-        <w:rPr>
-          <w:b/>
-          <w:color w:val="FF0000"/>
-          <w:sz w:val="26"/>
-        </w:rPr>
-        <w:t>Adam Klapka: 5</w:t>
+        <w:t>Adam Klapka: 6</w:t>
       </w:r>
     </w:p>
     <w:p>
@@ -9749,7 +9713,7 @@
           <w:color w:val="FF0000"/>
           <w:sz w:val="26"/>
         </w:rPr>
-        <w:t>Alexandre Texier: 9</w:t>
+        <w:t>Alexandre Texier: 10</w:t>
       </w:r>
     </w:p>
     <w:p>
@@ -9779,7 +9743,7 @@
           <w:color w:val="FF0000"/>
           <w:sz w:val="26"/>
         </w:rPr>
-        <w:t>Jake Evans: 10</w:t>
+        <w:t>Jake Evans: 11</w:t>
       </w:r>
     </w:p>
     <w:p>
@@ -9867,6 +9831,34 @@
         <w:rPr>
           <w:sz w:val="26"/>
         </w:rPr>
+        <w:t>Josh Anderson: 1</w:t>
+      </w:r>
+    </w:p>
+    <w:p>
+      <w:r>
+        <w:t>• 2022: [7, 7, 5]</w:t>
+      </w:r>
+    </w:p>
+    <w:p>
+      <w:r>
+        <w:t>• 2023: [16, 15, 6]</w:t>
+      </w:r>
+    </w:p>
+    <w:p>
+      <w:r>
+        <w:t>• 2024: [11, 11, 9]</w:t>
+      </w:r>
+    </w:p>
+    <w:p>
+      <w:r>
+        <w:t>• 2025: [9, 9, 9]</w:t>
+      </w:r>
+    </w:p>
+    <w:p>
+      <w:r>
+        <w:rPr>
+          <w:sz w:val="26"/>
+        </w:rPr>
         <w:t>Owen Beck: 7</w:t>
       </w:r>
     </w:p>
@@ -9897,7 +9889,7 @@
           <w:color w:val="FF0000"/>
           <w:sz w:val="26"/>
         </w:rPr>
-        <w:t>Kaiden Guhle: 8</w:t>
+        <w:t>Kaiden Guhle: 9</w:t>
       </w:r>
     </w:p>
     <w:p>
@@ -9927,7 +9919,7 @@
           <w:color w:val="FF0000"/>
           <w:sz w:val="26"/>
         </w:rPr>
-        <w:t>Juraj Slafkovsk: 1</w:t>
+        <w:t>Juraj Slafkovsk: 2</w:t>
       </w:r>
     </w:p>
     <w:p>
@@ -9957,7 +9949,7 @@
           <w:color w:val="FF0000"/>
           <w:sz w:val="26"/>
         </w:rPr>
-        <w:t>Jayden Struble: 4</w:t>
+        <w:t>Jayden Struble: 5</w:t>
       </w:r>
     </w:p>
     <w:p>
@@ -9985,7 +9977,7 @@
         <w:rPr>
           <w:sz w:val="26"/>
         </w:rPr>
-        <w:t>Lane Hutson: 4</w:t>
+        <w:t>Lane Hutson: 5</w:t>
       </w:r>
     </w:p>
     <w:p>
@@ -10006,62 +9998,6 @@
     <w:p>
       <w:r>
         <w:t>• 2025: [14, 11, 11]</w:t>
-      </w:r>
-    </w:p>
-    <w:p>
-      <w:r>
-        <w:rPr>
-          <w:sz w:val="26"/>
-        </w:rPr>
-        <w:t>Ivan Demidov: 2</w:t>
-      </w:r>
-    </w:p>
-    <w:p>
-      <w:r>
-        <w:t>• 2022: []</w:t>
-      </w:r>
-    </w:p>
-    <w:p>
-      <w:r>
-        <w:t>• 2023: []</w:t>
-      </w:r>
-    </w:p>
-    <w:p>
-      <w:r>
-        <w:t>• 2024: []</w:t>
-      </w:r>
-    </w:p>
-    <w:p>
-      <w:r>
-        <w:t>• 2025: [9, 8, 7]</w:t>
-      </w:r>
-    </w:p>
-    <w:p>
-      <w:r>
-        <w:rPr>
-          <w:sz w:val="26"/>
-        </w:rPr>
-        <w:t>Nick Suzuki: 2</w:t>
-      </w:r>
-    </w:p>
-    <w:p>
-      <w:r>
-        <w:t>• 2022: [11, 9, 8]</w:t>
-      </w:r>
-    </w:p>
-    <w:p>
-      <w:r>
-        <w:t>• 2023: [10, 9, 4]</w:t>
-      </w:r>
-    </w:p>
-    <w:p>
-      <w:r>
-        <w:t>• 2024: [10, 8, 4]</w:t>
-      </w:r>
-    </w:p>
-    <w:p>
-      <w:r>
-        <w:t>• 2025: [7, 6, 5]</w:t>
       </w:r>
     </w:p>
     <w:p>
@@ -10099,7 +10035,7 @@
         <w:rPr>
           <w:sz w:val="26"/>
         </w:rPr>
-        <w:t>Phillip Danault: 2</w:t>
+        <w:t>Phillip Danault: 3</w:t>
       </w:r>
     </w:p>
     <w:p>
@@ -10129,7 +10065,7 @@
           <w:color w:val="FF0000"/>
           <w:sz w:val="26"/>
         </w:rPr>
-        <w:t>Arber Xhekaj: 35</w:t>
+        <w:t>Arber Xhekaj: 36</w:t>
       </w:r>
     </w:p>
     <w:p>
@@ -10187,7 +10123,7 @@
           <w:color w:val="FF0000"/>
           <w:sz w:val="26"/>
         </w:rPr>
-        <w:t>Kirby Dach: 10</w:t>
+        <w:t>Kirby Dach: 11</w:t>
       </w:r>
     </w:p>
     <w:p>
@@ -10247,7 +10183,7 @@
           <w:color w:val="FF0000"/>
           <w:sz w:val="26"/>
         </w:rPr>
-        <w:t>Mike Matheson: 6</w:t>
+        <w:t>Mike Matheson: 7</w:t>
       </w:r>
     </w:p>
     <w:p>
@@ -10268,6 +10204,34 @@
     <w:p>
       <w:r>
         <w:t>• 2025: [22, 14, 12]</w:t>
+      </w:r>
+    </w:p>
+    <w:p>
+      <w:r>
+        <w:rPr>
+          <w:sz w:val="26"/>
+        </w:rPr>
+        <w:t>Oliver Kapanen: 9</w:t>
+      </w:r>
+    </w:p>
+    <w:p>
+      <w:r>
+        <w:t>• 2022: []</w:t>
+      </w:r>
+    </w:p>
+    <w:p>
+      <w:r>
+        <w:t>• 2023: []</w:t>
+      </w:r>
+    </w:p>
+    <w:p>
+      <w:r>
+        <w:t>• 2024: []</w:t>
+      </w:r>
+    </w:p>
+    <w:p>
+      <w:r>
+        <w:t>• 2025: [8, 6, 6]</w:t>
       </w:r>
     </w:p>
     <w:p>
@@ -10277,7 +10241,7 @@
           <w:color w:val="FF0000"/>
           <w:sz w:val="26"/>
         </w:rPr>
-        <w:t>Zachary Bolduc: 7</w:t>
+        <w:t>Joshua Roy: 5</w:t>
       </w:r>
     </w:p>
     <w:p>
@@ -10287,55 +10251,25 @@
     </w:p>
     <w:p>
       <w:r>
-        <w:t>• 2023: [14, 3, 0]</w:t>
-      </w:r>
-    </w:p>
-    <w:p>
-      <w:r>
-        <w:t>• 2024: [13, 7, 3]</w:t>
-      </w:r>
-    </w:p>
-    <w:p>
-      <w:r>
-        <w:t>• 2025: [31, 13, 7]</w:t>
-      </w:r>
-    </w:p>
-    <w:p>
-      <w:r>
-        <w:rPr>
-          <w:b/>
-          <w:color w:val="FF0000"/>
-          <w:sz w:val="26"/>
-        </w:rPr>
-        <w:t>Alex Newhook: 5</w:t>
-      </w:r>
-    </w:p>
-    <w:p>
-      <w:r>
-        <w:t>• 2022: [20, 11, 8]</w:t>
-      </w:r>
-    </w:p>
-    <w:p>
-      <w:r>
-        <w:t>• 2023: [13, 6, 5]</w:t>
-      </w:r>
-    </w:p>
-    <w:p>
-      <w:r>
-        <w:t>• 2024: [9, 8, 7]</w:t>
-      </w:r>
-    </w:p>
-    <w:p>
-      <w:r>
-        <w:t>• 2025: [5, 4, 4]</w:t>
-      </w:r>
-    </w:p>
-    <w:p>
-      <w:r>
-        <w:rPr>
-          <w:sz w:val="26"/>
-        </w:rPr>
-        <w:t>Oliver Kapanen: 8</w:t>
+        <w:t>• 2023: [13, 1, 0]</w:t>
+      </w:r>
+    </w:p>
+    <w:p>
+      <w:r>
+        <w:t>• 2024: [0]</w:t>
+      </w:r>
+    </w:p>
+    <w:p>
+      <w:r>
+        <w:t>• 2025: []</w:t>
+      </w:r>
+    </w:p>
+    <w:p>
+      <w:r>
+        <w:rPr>
+          <w:sz w:val="26"/>
+        </w:rPr>
+        <w:t>Adam Engstrom: 14</w:t>
       </w:r>
     </w:p>
     <w:p>
@@ -10355,17 +10289,15 @@
     </w:p>
     <w:p>
       <w:r>
-        <w:t>• 2025: [8, 6, 6]</w:t>
-      </w:r>
-    </w:p>
-    <w:p>
-      <w:r>
-        <w:rPr>
-          <w:b/>
-          <w:color w:val="FF0000"/>
-          <w:sz w:val="26"/>
-        </w:rPr>
-        <w:t>Joshua Roy: 5</w:t>
+        <w:t>• 2025: []</w:t>
+      </w:r>
+    </w:p>
+    <w:p>
+      <w:r>
+        <w:rPr>
+          <w:sz w:val="26"/>
+        </w:rPr>
+        <w:t>Florian Xhekaj: 5</w:t>
       </w:r>
     </w:p>
     <w:p>
@@ -10375,12 +10307,12 @@
     </w:p>
     <w:p>
       <w:r>
-        <w:t>• 2023: [13, 1, 0]</w:t>
-      </w:r>
-    </w:p>
-    <w:p>
-      <w:r>
-        <w:t>• 2024: [0]</w:t>
+        <w:t>• 2023: []</w:t>
+      </w:r>
+    </w:p>
+    <w:p>
+      <w:r>
+        <w:t>• 2024: []</w:t>
       </w:r>
     </w:p>
     <w:p>
@@ -10393,55 +10325,27 @@
         <w:rPr>
           <w:sz w:val="26"/>
         </w:rPr>
-        <w:t>Adam Engstrom: 14</w:t>
-      </w:r>
-    </w:p>
-    <w:p>
-      <w:r>
-        <w:t>• 2022: []</w:t>
-      </w:r>
-    </w:p>
-    <w:p>
-      <w:r>
-        <w:t>• 2023: []</w:t>
-      </w:r>
-    </w:p>
-    <w:p>
-      <w:r>
-        <w:t>• 2024: []</w:t>
-      </w:r>
-    </w:p>
-    <w:p>
-      <w:r>
-        <w:t>• 2025: []</w:t>
-      </w:r>
-    </w:p>
-    <w:p>
-      <w:r>
-        <w:rPr>
-          <w:sz w:val="26"/>
-        </w:rPr>
-        <w:t>Florian Xhekaj: 5</w:t>
-      </w:r>
-    </w:p>
-    <w:p>
-      <w:r>
-        <w:t>• 2022: []</w:t>
-      </w:r>
-    </w:p>
-    <w:p>
-      <w:r>
-        <w:t>• 2023: []</w:t>
-      </w:r>
-    </w:p>
-    <w:p>
-      <w:r>
-        <w:t>• 2024: []</w:t>
-      </w:r>
-    </w:p>
-    <w:p>
-      <w:r>
-        <w:t>• 2025: []</w:t>
+        <w:t>Cole Caufield: 1</w:t>
+      </w:r>
+    </w:p>
+    <w:p>
+      <w:r>
+        <w:t>• 2022: [4, 3, 2]</w:t>
+      </w:r>
+    </w:p>
+    <w:p>
+      <w:r>
+        <w:t>• 2023: [12, 7, 6]</w:t>
+      </w:r>
+    </w:p>
+    <w:p>
+      <w:r>
+        <w:t>• 2024: [7, 5, 5]</w:t>
+      </w:r>
+    </w:p>
+    <w:p>
+      <w:r>
+        <w:t>• 2025: [6, 4, 4]</w:t>
       </w:r>
     </w:p>
     <w:p>
@@ -10519,7 +10423,7 @@
           <w:color w:val="FF0000"/>
           <w:sz w:val="26"/>
         </w:rPr>
-        <w:t>Nick Bjugstad: 32</w:t>
+        <w:t>Nick Bjugstad: 33</w:t>
       </w:r>
     </w:p>
     <w:p>
@@ -10540,6 +10444,34 @@
     <w:p>
       <w:r>
         <w:t>• 2025: [10, 5, 2]</w:t>
+      </w:r>
+    </w:p>
+    <w:p>
+      <w:r>
+        <w:rPr>
+          <w:sz w:val="26"/>
+        </w:rPr>
+        <w:t>Cody Glass: 1</w:t>
+      </w:r>
+    </w:p>
+    <w:p>
+      <w:r>
+        <w:t>• 2022: [12, 8, 8]</w:t>
+      </w:r>
+    </w:p>
+    <w:p>
+      <w:r>
+        <w:t>• 2023: [13, 6, 5]</w:t>
+      </w:r>
+    </w:p>
+    <w:p>
+      <w:r>
+        <w:t>• 2024: [16, 13, 2]</w:t>
+      </w:r>
+    </w:p>
+    <w:p>
+      <w:r>
+        <w:t>• 2025: [8, 8, 7]</w:t>
       </w:r>
     </w:p>
     <w:p>
@@ -10577,7 +10509,7 @@
           <w:color w:val="FF0000"/>
           <w:sz w:val="26"/>
         </w:rPr>
-        <w:t>Timo Meier: 3</w:t>
+        <w:t>Timo Meier: 4</w:t>
       </w:r>
     </w:p>
     <w:p>
@@ -10598,62 +10530,6 @@
     <w:p>
       <w:r>
         <w:t>• 2025: [9, 6, 6]</w:t>
-      </w:r>
-    </w:p>
-    <w:p>
-      <w:r>
-        <w:rPr>
-          <w:sz w:val="26"/>
-        </w:rPr>
-        <w:t>Simon Nemec: 7</w:t>
-      </w:r>
-    </w:p>
-    <w:p>
-      <w:r>
-        <w:t>• 2022: []</w:t>
-      </w:r>
-    </w:p>
-    <w:p>
-      <w:r>
-        <w:t>• 2023: [26, 12]</w:t>
-      </w:r>
-    </w:p>
-    <w:p>
-      <w:r>
-        <w:t>• 2024: [8]</w:t>
-      </w:r>
-    </w:p>
-    <w:p>
-      <w:r>
-        <w:t>• 2025: [11, 7, 5]</w:t>
-      </w:r>
-    </w:p>
-    <w:p>
-      <w:r>
-        <w:rPr>
-          <w:sz w:val="26"/>
-        </w:rPr>
-        <w:t>Angus Crookshank: 4</w:t>
-      </w:r>
-    </w:p>
-    <w:p>
-      <w:r>
-        <w:t>• 2022: []</w:t>
-      </w:r>
-    </w:p>
-    <w:p>
-      <w:r>
-        <w:t>• 2023: [5]</w:t>
-      </w:r>
-    </w:p>
-    <w:p>
-      <w:r>
-        <w:t>• 2024: []</w:t>
-      </w:r>
-    </w:p>
-    <w:p>
-      <w:r>
-        <w:t>• 2025: []</w:t>
       </w:r>
     </w:p>
     <w:p>
@@ -10663,7 +10539,7 @@
           <w:color w:val="FF0000"/>
           <w:sz w:val="26"/>
         </w:rPr>
-        <w:t>Maxim Tsyplakov: 10</w:t>
+        <w:t>Simon Nemec: 8</w:t>
       </w:r>
     </w:p>
     <w:p>
@@ -10673,17 +10549,45 @@
     </w:p>
     <w:p>
       <w:r>
-        <w:t>• 2023: []</w:t>
-      </w:r>
-    </w:p>
-    <w:p>
-      <w:r>
-        <w:t>• 2024: [26, 11, 10]</w:t>
-      </w:r>
-    </w:p>
-    <w:p>
-      <w:r>
-        <w:t>• 2025: [31]</w:t>
+        <w:t>• 2023: [26, 12]</w:t>
+      </w:r>
+    </w:p>
+    <w:p>
+      <w:r>
+        <w:t>• 2024: [8]</w:t>
+      </w:r>
+    </w:p>
+    <w:p>
+      <w:r>
+        <w:t>• 2025: [11, 7, 5]</w:t>
+      </w:r>
+    </w:p>
+    <w:p>
+      <w:r>
+        <w:rPr>
+          <w:sz w:val="26"/>
+        </w:rPr>
+        <w:t>Angus Crookshank: 4</w:t>
+      </w:r>
+    </w:p>
+    <w:p>
+      <w:r>
+        <w:t>• 2022: []</w:t>
+      </w:r>
+    </w:p>
+    <w:p>
+      <w:r>
+        <w:t>• 2023: [5]</w:t>
+      </w:r>
+    </w:p>
+    <w:p>
+      <w:r>
+        <w:t>• 2024: []</w:t>
+      </w:r>
+    </w:p>
+    <w:p>
+      <w:r>
+        <w:t>• 2025: []</w:t>
       </w:r>
     </w:p>
     <w:p>
@@ -10693,55 +10597,27 @@
           <w:color w:val="FF0000"/>
           <w:sz w:val="26"/>
         </w:rPr>
-        <w:t>Johnathan Kovacevic: 112</w:t>
-      </w:r>
-    </w:p>
-    <w:p>
-      <w:r>
-        <w:t>• 2022: [28, 22]</w:t>
-      </w:r>
-    </w:p>
-    <w:p>
-      <w:r>
-        <w:t>• 2023: [10, 4, 2]</w:t>
-      </w:r>
-    </w:p>
-    <w:p>
-      <w:r>
-        <w:t>• 2024: []</w:t>
-      </w:r>
-    </w:p>
-    <w:p>
-      <w:r>
-        <w:t>• 2025: []</w:t>
-      </w:r>
-    </w:p>
-    <w:p>
-      <w:r>
-        <w:rPr>
-          <w:sz w:val="26"/>
-        </w:rPr>
-        <w:t>Paul Cotter: 1</w:t>
-      </w:r>
-    </w:p>
-    <w:p>
-      <w:r>
-        <w:t>• 2022: [11, 9, 5]</w:t>
-      </w:r>
-    </w:p>
-    <w:p>
-      <w:r>
-        <w:t>• 2023: [17, 15, 8]</w:t>
-      </w:r>
-    </w:p>
-    <w:p>
-      <w:r>
-        <w:t>• 2024: [19, 10, 7]</w:t>
-      </w:r>
-    </w:p>
-    <w:p>
-      <w:r>
-        <w:t>• 2025: [23, 16, 11]</w:t>
+        <w:t>Maxim Tsyplakov: 10</w:t>
+      </w:r>
+    </w:p>
+    <w:p>
+      <w:r>
+        <w:t>• 2022: []</w:t>
+      </w:r>
+    </w:p>
+    <w:p>
+      <w:r>
+        <w:t>• 2023: []</w:t>
+      </w:r>
+    </w:p>
+    <w:p>
+      <w:r>
+        <w:t>• 2024: [26, 11, 10]</w:t>
+      </w:r>
+    </w:p>
+    <w:p>
+      <w:r>
+        <w:t>• 2025: [31]</w:t>
       </w:r>
     </w:p>
     <w:p>
@@ -10751,27 +10627,55 @@
           <w:color w:val="FF0000"/>
           <w:sz w:val="26"/>
         </w:rPr>
-        <w:t>Nico Hischier: 9</w:t>
-      </w:r>
-    </w:p>
-    <w:p>
-      <w:r>
-        <w:t>• 2022: [9, 6, 6]</w:t>
-      </w:r>
-    </w:p>
-    <w:p>
-      <w:r>
-        <w:t>• 2023: [6, 4, 4]</w:t>
-      </w:r>
-    </w:p>
-    <w:p>
-      <w:r>
-        <w:t>• 2024: [10, 5, 3]</w:t>
-      </w:r>
-    </w:p>
-    <w:p>
-      <w:r>
-        <w:t>• 2025: [13, 7, 6]</w:t>
+        <w:t>Johnathan Kovacevic: 113</w:t>
+      </w:r>
+    </w:p>
+    <w:p>
+      <w:r>
+        <w:t>• 2022: [28, 22]</w:t>
+      </w:r>
+    </w:p>
+    <w:p>
+      <w:r>
+        <w:t>• 2023: [10, 4, 2]</w:t>
+      </w:r>
+    </w:p>
+    <w:p>
+      <w:r>
+        <w:t>• 2024: []</w:t>
+      </w:r>
+    </w:p>
+    <w:p>
+      <w:r>
+        <w:t>• 2025: []</w:t>
+      </w:r>
+    </w:p>
+    <w:p>
+      <w:r>
+        <w:rPr>
+          <w:sz w:val="26"/>
+        </w:rPr>
+        <w:t>Paul Cotter: 2</w:t>
+      </w:r>
+    </w:p>
+    <w:p>
+      <w:r>
+        <w:t>• 2022: [11, 9, 5]</w:t>
+      </w:r>
+    </w:p>
+    <w:p>
+      <w:r>
+        <w:t>• 2023: [17, 15, 8]</w:t>
+      </w:r>
+    </w:p>
+    <w:p>
+      <w:r>
+        <w:t>• 2024: [19, 10, 7]</w:t>
+      </w:r>
+    </w:p>
+    <w:p>
+      <w:r>
+        <w:t>• 2025: [23, 16, 11]</w:t>
       </w:r>
     </w:p>
     <w:p>
@@ -10781,7 +10685,7 @@
           <w:color w:val="FF0000"/>
           <w:sz w:val="26"/>
         </w:rPr>
-        <w:t>Brenden Dillon: 56</w:t>
+        <w:t>Brenden Dillon: 57</w:t>
       </w:r>
     </w:p>
     <w:p>
@@ -10869,7 +10773,7 @@
         <w:rPr>
           <w:sz w:val="26"/>
         </w:rPr>
-        <w:t>Brian Halonen: 6</w:t>
+        <w:t>Brian Halonen: 7</w:t>
       </w:r>
     </w:p>
     <w:p>
@@ -10890,6 +10794,34 @@
     <w:p>
       <w:r>
         <w:t>• 2025: []</w:t>
+      </w:r>
+    </w:p>
+    <w:p>
+      <w:r>
+        <w:rPr>
+          <w:sz w:val="26"/>
+        </w:rPr>
+        <w:t>Jesper Bratt: 1</w:t>
+      </w:r>
+    </w:p>
+    <w:p>
+      <w:r>
+        <w:t>• 2022: [6, 6, 4]</w:t>
+      </w:r>
+    </w:p>
+    <w:p>
+      <w:r>
+        <w:t>• 2023: [11, 8, 7]</w:t>
+      </w:r>
+    </w:p>
+    <w:p>
+      <w:r>
+        <w:t>• 2024: [9, 8, 7]</w:t>
+      </w:r>
+    </w:p>
+    <w:p>
+      <w:r>
+        <w:t>• 2025: [16, 8, 6]</w:t>
       </w:r>
     </w:p>
     <w:p>
@@ -10899,7 +10831,7 @@
           <w:color w:val="FF0000"/>
           <w:sz w:val="26"/>
         </w:rPr>
-        <w:t>Jonas Siegenthaler: 95</w:t>
+        <w:t>Jonas Siegenthaler: 96</w:t>
       </w:r>
     </w:p>
     <w:p>
@@ -11129,6 +11061,34 @@
         <w:rPr>
           <w:sz w:val="26"/>
         </w:rPr>
+        <w:t>Jack Hughes: 1</w:t>
+      </w:r>
+    </w:p>
+    <w:p>
+      <w:r>
+        <w:t>• 2022: [6, 5, 5]</w:t>
+      </w:r>
+    </w:p>
+    <w:p>
+      <w:r>
+        <w:t>• 2023: [7, 5, 5]</w:t>
+      </w:r>
+    </w:p>
+    <w:p>
+      <w:r>
+        <w:t>• 2024: [6, 6, 3]</w:t>
+      </w:r>
+    </w:p>
+    <w:p>
+      <w:r>
+        <w:t>• 2025: [15, 7, 4]</w:t>
+      </w:r>
+    </w:p>
+    <w:p>
+      <w:r>
+        <w:rPr>
+          <w:sz w:val="26"/>
+        </w:rPr>
         <w:t>Juho Lammikko: 24</w:t>
       </w:r>
     </w:p>
@@ -11187,7 +11147,7 @@
           <w:color w:val="FF0000"/>
           <w:sz w:val="26"/>
         </w:rPr>
-        <w:t>Dougie Hamilton: 5</w:t>
+        <w:t>Dougie Hamilton: 6</w:t>
       </w:r>
     </w:p>
     <w:p>
@@ -11208,36 +11168,6 @@
     <w:p>
       <w:r>
         <w:t>• 2025: [26, 9, 8]</w:t>
-      </w:r>
-    </w:p>
-    <w:p>
-      <w:r>
-        <w:rPr>
-          <w:b/>
-          <w:color w:val="FF0000"/>
-          <w:sz w:val="26"/>
-        </w:rPr>
-        <w:t>Connor Brown: 3</w:t>
-      </w:r>
-    </w:p>
-    <w:p>
-      <w:r>
-        <w:t>• 2022: []</w:t>
-      </w:r>
-    </w:p>
-    <w:p>
-      <w:r>
-        <w:t>• 2023: [4, 2, 1]</w:t>
-      </w:r>
-    </w:p>
-    <w:p>
-      <w:r>
-        <w:t>• 2024: [21, 13, 11]</w:t>
-      </w:r>
-    </w:p>
-    <w:p>
-      <w:r>
-        <w:t>• 2025: [15, 10, 9]</w:t>
       </w:r>
     </w:p>
     <w:p>
@@ -11779,7 +11709,7 @@
         <w:rPr>
           <w:sz w:val="26"/>
         </w:rPr>
-        <w:t>Anders Lee: 2</w:t>
+        <w:t>Anders Lee: 3</w:t>
       </w:r>
     </w:p>
     <w:p>
@@ -11835,7 +11765,7 @@
         <w:rPr>
           <w:sz w:val="26"/>
         </w:rPr>
-        <w:t>Matthew Schaefer: 1</w:t>
+        <w:t>Matthew Schaefer: 2</w:t>
       </w:r>
     </w:p>
     <w:p>
@@ -11863,7 +11793,7 @@
         <w:rPr>
           <w:sz w:val="26"/>
         </w:rPr>
-        <w:t>Brayden Schenn: 1</w:t>
+        <w:t>Brayden Schenn: 2</w:t>
       </w:r>
     </w:p>
     <w:p>
@@ -11893,7 +11823,7 @@
           <w:color w:val="FF0000"/>
           <w:sz w:val="26"/>
         </w:rPr>
-        <w:t>Tony DeAngelo: 10</w:t>
+        <w:t>Tony DeAngelo: 11</w:t>
       </w:r>
     </w:p>
     <w:p>
@@ -11953,7 +11883,7 @@
           <w:color w:val="FF0000"/>
           <w:sz w:val="26"/>
         </w:rPr>
-        <w:t>Mathew Barzal: 5</w:t>
+        <w:t>Mathew Barzal: 6</w:t>
       </w:r>
     </w:p>
     <w:p>
@@ -12011,7 +11941,7 @@
           <w:color w:val="FF0000"/>
           <w:sz w:val="26"/>
         </w:rPr>
-        <w:t>Scott Mayfield: 20</w:t>
+        <w:t>Scott Mayfield: 21</w:t>
       </w:r>
     </w:p>
     <w:p>
@@ -12039,7 +11969,7 @@
         <w:rPr>
           <w:sz w:val="26"/>
         </w:rPr>
-        <w:t>Emil Heineman: 1</w:t>
+        <w:t>Emil Heineman: 2</w:t>
       </w:r>
     </w:p>
     <w:p>
@@ -12088,62 +12018,6 @@
     <w:p>
       <w:r>
         <w:t>• 2025: []</w:t>
-      </w:r>
-    </w:p>
-    <w:p>
-      <w:r>
-        <w:rPr>
-          <w:sz w:val="26"/>
-        </w:rPr>
-        <w:t>Simon Holmstrom: 5</w:t>
-      </w:r>
-    </w:p>
-    <w:p>
-      <w:r>
-        <w:t>• 2022: [9, 8, 6]</w:t>
-      </w:r>
-    </w:p>
-    <w:p>
-      <w:r>
-        <w:t>• 2023: [15, 11, 6]</w:t>
-      </w:r>
-    </w:p>
-    <w:p>
-      <w:r>
-        <w:t>• 2024: [11, 6, 6]</w:t>
-      </w:r>
-    </w:p>
-    <w:p>
-      <w:r>
-        <w:t>• 2025: [17, 6, 6]</w:t>
-      </w:r>
-    </w:p>
-    <w:p>
-      <w:r>
-        <w:rPr>
-          <w:sz w:val="26"/>
-        </w:rPr>
-        <w:t>Casey Cizikas: 6</w:t>
-      </w:r>
-    </w:p>
-    <w:p>
-      <w:r>
-        <w:t>• 2022: [21, 14, 7]</w:t>
-      </w:r>
-    </w:p>
-    <w:p>
-      <w:r>
-        <w:t>• 2023: [15, 11, 10]</w:t>
-      </w:r>
-    </w:p>
-    <w:p>
-      <w:r>
-        <w:t>• 2024: [23, 17, 11]</w:t>
-      </w:r>
-    </w:p>
-    <w:p>
-      <w:r>
-        <w:t>• 2025: [21, 13, 11]</w:t>
       </w:r>
     </w:p>
     <w:p>
@@ -12153,27 +12027,27 @@
           <w:color w:val="FF0000"/>
           <w:sz w:val="26"/>
         </w:rPr>
-        <w:t>Kyle MacLean: 28</w:t>
-      </w:r>
-    </w:p>
-    <w:p>
-      <w:r>
-        <w:t>• 2022: []</w:t>
-      </w:r>
-    </w:p>
-    <w:p>
-      <w:r>
-        <w:t>• 2023: [18, 3, 1]</w:t>
-      </w:r>
-    </w:p>
-    <w:p>
-      <w:r>
-        <w:t>• 2024: [22, 15, 4]</w:t>
-      </w:r>
-    </w:p>
-    <w:p>
-      <w:r>
-        <w:t>• 2025: [15]</w:t>
+        <w:t>Simon Holmstrom: 6</w:t>
+      </w:r>
+    </w:p>
+    <w:p>
+      <w:r>
+        <w:t>• 2022: [9, 8, 6]</w:t>
+      </w:r>
+    </w:p>
+    <w:p>
+      <w:r>
+        <w:t>• 2023: [15, 11, 6]</w:t>
+      </w:r>
+    </w:p>
+    <w:p>
+      <w:r>
+        <w:t>• 2024: [11, 6, 6]</w:t>
+      </w:r>
+    </w:p>
+    <w:p>
+      <w:r>
+        <w:t>• 2025: [17, 6, 6]</w:t>
       </w:r>
     </w:p>
     <w:p>
@@ -12183,35 +12057,7 @@
           <w:color w:val="FF0000"/>
           <w:sz w:val="26"/>
         </w:rPr>
-        <w:t>Adam Boqvist: 35</w:t>
-      </w:r>
-    </w:p>
-    <w:p>
-      <w:r>
-        <w:t>• 2022: [7, 4, 1]</w:t>
-      </w:r>
-    </w:p>
-    <w:p>
-      <w:r>
-        <w:t>• 2023: []</w:t>
-      </w:r>
-    </w:p>
-    <w:p>
-      <w:r>
-        <w:t>• 2024: [8, 6, 0]</w:t>
-      </w:r>
-    </w:p>
-    <w:p>
-      <w:r>
-        <w:t>• 2025: []</w:t>
-      </w:r>
-    </w:p>
-    <w:p>
-      <w:r>
-        <w:rPr>
-          <w:sz w:val="26"/>
-        </w:rPr>
-        <w:t>Calum Ritchie: 1</w:t>
+        <w:t>Kyle MacLean: 29</w:t>
       </w:r>
     </w:p>
     <w:p>
@@ -12221,17 +12067,17 @@
     </w:p>
     <w:p>
       <w:r>
-        <w:t>• 2023: []</w:t>
-      </w:r>
-    </w:p>
-    <w:p>
-      <w:r>
-        <w:t>• 2024: []</w:t>
-      </w:r>
-    </w:p>
-    <w:p>
-      <w:r>
-        <w:t>• 2025: [15, 7, 5]</w:t>
+        <w:t>• 2023: [18, 3, 1]</w:t>
+      </w:r>
+    </w:p>
+    <w:p>
+      <w:r>
+        <w:t>• 2024: [22, 15, 4]</w:t>
+      </w:r>
+    </w:p>
+    <w:p>
+      <w:r>
+        <w:t>• 2025: [15]</w:t>
       </w:r>
     </w:p>
     <w:p>
@@ -12241,7 +12087,35 @@
           <w:color w:val="FF0000"/>
           <w:sz w:val="26"/>
         </w:rPr>
-        <w:t>Marc Gatcomb: 2</w:t>
+        <w:t>Adam Boqvist: 35</w:t>
+      </w:r>
+    </w:p>
+    <w:p>
+      <w:r>
+        <w:t>• 2022: [7, 4, 1]</w:t>
+      </w:r>
+    </w:p>
+    <w:p>
+      <w:r>
+        <w:t>• 2023: []</w:t>
+      </w:r>
+    </w:p>
+    <w:p>
+      <w:r>
+        <w:t>• 2024: [8, 6, 0]</w:t>
+      </w:r>
+    </w:p>
+    <w:p>
+      <w:r>
+        <w:t>• 2025: []</w:t>
+      </w:r>
+    </w:p>
+    <w:p>
+      <w:r>
+        <w:rPr>
+          <w:sz w:val="26"/>
+        </w:rPr>
+        <w:t>Calum Ritchie: 2</w:t>
       </w:r>
     </w:p>
     <w:p>
@@ -12256,40 +12130,12 @@
     </w:p>
     <w:p>
       <w:r>
-        <w:t>• 2024: [11, 3, 2]</w:t>
-      </w:r>
-    </w:p>
-    <w:p>
-      <w:r>
-        <w:t>• 2025: [36, 3]</w:t>
-      </w:r>
-    </w:p>
-    <w:p>
-      <w:r>
-        <w:rPr>
-          <w:sz w:val="26"/>
-        </w:rPr>
-        <w:t>Jean-Gabriel Pageau: 1</w:t>
-      </w:r>
-    </w:p>
-    <w:p>
-      <w:r>
-        <w:t>• 2022: [17, 9, 6]</w:t>
-      </w:r>
-    </w:p>
-    <w:p>
-      <w:r>
-        <w:t>• 2023: [8, 8, 8]</w:t>
-      </w:r>
-    </w:p>
-    <w:p>
-      <w:r>
-        <w:t>• 2024: [13, 12, 9]</w:t>
-      </w:r>
-    </w:p>
-    <w:p>
-      <w:r>
-        <w:t>• 2025: [19, 11, 4]</w:t>
+        <w:t>• 2024: []</w:t>
+      </w:r>
+    </w:p>
+    <w:p>
+      <w:r>
+        <w:t>• 2025: [15, 7, 5]</w:t>
       </w:r>
     </w:p>
     <w:p>
@@ -12299,12 +12145,12 @@
           <w:color w:val="FF0000"/>
           <w:sz w:val="26"/>
         </w:rPr>
-        <w:t>Adam Pelech: 17</w:t>
-      </w:r>
-    </w:p>
-    <w:p>
-      <w:r>
-        <w:t>• 2022: [17, 15, 4]</w:t>
+        <w:t>Marc Gatcomb: 3</w:t>
+      </w:r>
+    </w:p>
+    <w:p>
+      <w:r>
+        <w:t>• 2022: []</w:t>
       </w:r>
     </w:p>
     <w:p>
@@ -12314,12 +12160,40 @@
     </w:p>
     <w:p>
       <w:r>
-        <w:t>• 2024: []</w:t>
-      </w:r>
-    </w:p>
-    <w:p>
-      <w:r>
-        <w:t>• 2025: [20, 8, 4]</w:t>
+        <w:t>• 2024: [11, 3, 2]</w:t>
+      </w:r>
+    </w:p>
+    <w:p>
+      <w:r>
+        <w:t>• 2025: [36, 3]</w:t>
+      </w:r>
+    </w:p>
+    <w:p>
+      <w:r>
+        <w:rPr>
+          <w:sz w:val="26"/>
+        </w:rPr>
+        <w:t>Jean-Gabriel Pageau: 2</w:t>
+      </w:r>
+    </w:p>
+    <w:p>
+      <w:r>
+        <w:t>• 2022: [17, 9, 6]</w:t>
+      </w:r>
+    </w:p>
+    <w:p>
+      <w:r>
+        <w:t>• 2023: [8, 8, 8]</w:t>
+      </w:r>
+    </w:p>
+    <w:p>
+      <w:r>
+        <w:t>• 2024: [13, 12, 9]</w:t>
+      </w:r>
+    </w:p>
+    <w:p>
+      <w:r>
+        <w:t>• 2025: [19, 11, 4]</w:t>
       </w:r>
     </w:p>
     <w:p>
@@ -12329,27 +12203,27 @@
           <w:color w:val="FF0000"/>
           <w:sz w:val="26"/>
         </w:rPr>
-        <w:t>Ondrej Palat: 27</w:t>
-      </w:r>
-    </w:p>
-    <w:p>
-      <w:r>
-        <w:t>• 2022: [10, 9, 2]</w:t>
-      </w:r>
-    </w:p>
-    <w:p>
-      <w:r>
-        <w:t>• 2023: [17, 8, 7]</w:t>
-      </w:r>
-    </w:p>
-    <w:p>
-      <w:r>
-        <w:t>• 2024: [11, 11, 6]</w:t>
-      </w:r>
-    </w:p>
-    <w:p>
-      <w:r>
-        <w:t>• 2025: [19, 11, 5]</w:t>
+        <w:t>Adam Pelech: 18</w:t>
+      </w:r>
+    </w:p>
+    <w:p>
+      <w:r>
+        <w:t>• 2022: [17, 15, 4]</w:t>
+      </w:r>
+    </w:p>
+    <w:p>
+      <w:r>
+        <w:t>• 2023: []</w:t>
+      </w:r>
+    </w:p>
+    <w:p>
+      <w:r>
+        <w:t>• 2024: []</w:t>
+      </w:r>
+    </w:p>
+    <w:p>
+      <w:r>
+        <w:t>• 2025: [20, 8, 4]</w:t>
       </w:r>
     </w:p>
     <w:p>
@@ -12359,27 +12233,27 @@
           <w:color w:val="FF0000"/>
           <w:sz w:val="26"/>
         </w:rPr>
-        <w:t>Ryan Pulock: 20</w:t>
-      </w:r>
-    </w:p>
-    <w:p>
-      <w:r>
-        <w:t>• 2022: [29, 21, 13]</w:t>
-      </w:r>
-    </w:p>
-    <w:p>
-      <w:r>
-        <w:t>• 2023: [14, 13, 6]</w:t>
-      </w:r>
-    </w:p>
-    <w:p>
-      <w:r>
-        <w:t>• 2024: [10, 8, 7]</w:t>
-      </w:r>
-    </w:p>
-    <w:p>
-      <w:r>
-        <w:t>• 2025: [16, 5]</w:t>
+        <w:t>Ondrej Palat: 27</w:t>
+      </w:r>
+    </w:p>
+    <w:p>
+      <w:r>
+        <w:t>• 2022: [10, 9, 2]</w:t>
+      </w:r>
+    </w:p>
+    <w:p>
+      <w:r>
+        <w:t>• 2023: [17, 8, 7]</w:t>
+      </w:r>
+    </w:p>
+    <w:p>
+      <w:r>
+        <w:t>• 2024: [11, 11, 6]</w:t>
+      </w:r>
+    </w:p>
+    <w:p>
+      <w:r>
+        <w:t>• 2025: [19, 11, 5]</w:t>
       </w:r>
     </w:p>
     <w:p>
@@ -12389,27 +12263,27 @@
           <w:color w:val="FF0000"/>
           <w:sz w:val="26"/>
         </w:rPr>
-        <w:t>Carson Soucy: 19</w:t>
-      </w:r>
-    </w:p>
-    <w:p>
-      <w:r>
-        <w:t>• 2022: [41, 19]</w:t>
-      </w:r>
-    </w:p>
-    <w:p>
-      <w:r>
-        <w:t>• 2023: [2]</w:t>
-      </w:r>
-    </w:p>
-    <w:p>
-      <w:r>
-        <w:t>• 2024: [22, 7, 0]</w:t>
-      </w:r>
-    </w:p>
-    <w:p>
-      <w:r>
-        <w:t>• 2025: [23, 19, 6]</w:t>
+        <w:t>Ryan Pulock: 21</w:t>
+      </w:r>
+    </w:p>
+    <w:p>
+      <w:r>
+        <w:t>• 2022: [29, 21, 13]</w:t>
+      </w:r>
+    </w:p>
+    <w:p>
+      <w:r>
+        <w:t>• 2023: [14, 13, 6]</w:t>
+      </w:r>
+    </w:p>
+    <w:p>
+      <w:r>
+        <w:t>• 2024: [10, 8, 7]</w:t>
+      </w:r>
+    </w:p>
+    <w:p>
+      <w:r>
+        <w:t>• 2025: [16, 5]</w:t>
       </w:r>
     </w:p>
     <w:p>
@@ -12419,55 +12293,27 @@
           <w:color w:val="FF0000"/>
           <w:sz w:val="26"/>
         </w:rPr>
-        <w:t>Bo Horvat: 7</w:t>
-      </w:r>
-    </w:p>
-    <w:p>
-      <w:r>
-        <w:t>• 2022: [11, 4, 3]</w:t>
-      </w:r>
-    </w:p>
-    <w:p>
-      <w:r>
-        <w:t>• 2023: [6, 5, 5]</w:t>
-      </w:r>
-    </w:p>
-    <w:p>
-      <w:r>
-        <w:t>• 2024: [13, 5, 5]</w:t>
-      </w:r>
-    </w:p>
-    <w:p>
-      <w:r>
-        <w:t>• 2025: [7, 5, 4]</w:t>
-      </w:r>
-    </w:p>
-    <w:p>
-      <w:r>
-        <w:rPr>
-          <w:sz w:val="26"/>
-        </w:rPr>
-        <w:t>Max Shabanov: 1</w:t>
-      </w:r>
-    </w:p>
-    <w:p>
-      <w:r>
-        <w:t>• 2022: []</w:t>
-      </w:r>
-    </w:p>
-    <w:p>
-      <w:r>
-        <w:t>• 2023: []</w:t>
-      </w:r>
-    </w:p>
-    <w:p>
-      <w:r>
-        <w:t>• 2024: []</w:t>
-      </w:r>
-    </w:p>
-    <w:p>
-      <w:r>
-        <w:t>• 2025: [16, 16, 7]</w:t>
+        <w:t>Carson Soucy: 20</w:t>
+      </w:r>
+    </w:p>
+    <w:p>
+      <w:r>
+        <w:t>• 2022: [41, 19]</w:t>
+      </w:r>
+    </w:p>
+    <w:p>
+      <w:r>
+        <w:t>• 2023: [2]</w:t>
+      </w:r>
+    </w:p>
+    <w:p>
+      <w:r>
+        <w:t>• 2024: [22, 7, 0]</w:t>
+      </w:r>
+    </w:p>
+    <w:p>
+      <w:r>
+        <w:t>• 2025: [23, 19, 6]</w:t>
       </w:r>
     </w:p>
     <w:p>
@@ -12477,7 +12323,65 @@
           <w:color w:val="FF0000"/>
           <w:sz w:val="26"/>
         </w:rPr>
-        <w:t>Anthony Duclair: 14</w:t>
+        <w:t>Bo Horvat: 8</w:t>
+      </w:r>
+    </w:p>
+    <w:p>
+      <w:r>
+        <w:t>• 2022: [11, 4, 3]</w:t>
+      </w:r>
+    </w:p>
+    <w:p>
+      <w:r>
+        <w:t>• 2023: [6, 5, 5]</w:t>
+      </w:r>
+    </w:p>
+    <w:p>
+      <w:r>
+        <w:t>• 2024: [13, 5, 5]</w:t>
+      </w:r>
+    </w:p>
+    <w:p>
+      <w:r>
+        <w:t>• 2025: [7, 5, 4]</w:t>
+      </w:r>
+    </w:p>
+    <w:p>
+      <w:r>
+        <w:rPr>
+          <w:sz w:val="26"/>
+        </w:rPr>
+        <w:t>Max Shabanov: 1</w:t>
+      </w:r>
+    </w:p>
+    <w:p>
+      <w:r>
+        <w:t>• 2022: []</w:t>
+      </w:r>
+    </w:p>
+    <w:p>
+      <w:r>
+        <w:t>• 2023: []</w:t>
+      </w:r>
+    </w:p>
+    <w:p>
+      <w:r>
+        <w:t>• 2024: []</w:t>
+      </w:r>
+    </w:p>
+    <w:p>
+      <w:r>
+        <w:t>• 2025: [16, 16, 7]</w:t>
+      </w:r>
+    </w:p>
+    <w:p>
+      <w:r>
+        <w:rPr>
+          <w:b/>
+          <w:color w:val="FF0000"/>
+          <w:sz w:val="26"/>
+        </w:rPr>
+        <w:t>Anthony Duclair: 15</w:t>
       </w:r>
     </w:p>
     <w:p>
@@ -13309,7 +13213,7 @@
           <w:color w:val="FF0000"/>
           <w:sz w:val="26"/>
         </w:rPr>
-        <w:t>Kurtis MacDermid: 79</w:t>
+        <w:t>Kurtis MacDermid: 80</w:t>
       </w:r>
     </w:p>
     <w:p>
@@ -13365,7 +13269,7 @@
         <w:rPr>
           <w:sz w:val="26"/>
         </w:rPr>
-        <w:t>Dennis Gilbert: 43</w:t>
+        <w:t>Dennis Gilbert: 44</w:t>
       </w:r>
     </w:p>
     <w:p>
@@ -13423,7 +13327,7 @@
           <w:color w:val="FF0000"/>
           <w:sz w:val="26"/>
         </w:rPr>
-        <w:t>Dylan Cozens: 3</w:t>
+        <w:t>Dylan Cozens: 4</w:t>
       </w:r>
     </w:p>
     <w:p>
@@ -13444,6 +13348,34 @@
     <w:p>
       <w:r>
         <w:t>• 2025: [8, 6, 5]</w:t>
+      </w:r>
+    </w:p>
+    <w:p>
+      <w:r>
+        <w:rPr>
+          <w:sz w:val="26"/>
+        </w:rPr>
+        <w:t>Ridly Greig: 1</w:t>
+      </w:r>
+    </w:p>
+    <w:p>
+      <w:r>
+        <w:t>• 2022: [10]</w:t>
+      </w:r>
+    </w:p>
+    <w:p>
+      <w:r>
+        <w:t>• 2023: [15, 10, 7]</w:t>
+      </w:r>
+    </w:p>
+    <w:p>
+      <w:r>
+        <w:t>• 2024: [19, 12, 8]</w:t>
+      </w:r>
+    </w:p>
+    <w:p>
+      <w:r>
+        <w:t>• 2025: [14, 12, 9]</w:t>
       </w:r>
     </w:p>
     <w:p>
@@ -13483,7 +13415,7 @@
           <w:color w:val="FF0000"/>
           <w:sz w:val="26"/>
         </w:rPr>
-        <w:t>Jordan Spence: 2</w:t>
+        <w:t>Jordan Spence: 3</w:t>
       </w:r>
     </w:p>
     <w:p>
@@ -13513,7 +13445,7 @@
           <w:color w:val="FF0000"/>
           <w:sz w:val="26"/>
         </w:rPr>
-        <w:t>Warren Foegele: 10</w:t>
+        <w:t>Warren Foegele: 11</w:t>
       </w:r>
     </w:p>
     <w:p>
@@ -13571,7 +13503,7 @@
         <w:rPr>
           <w:sz w:val="26"/>
         </w:rPr>
-        <w:t>Stephen Halliday: 4</w:t>
+        <w:t>Stephen Halliday: 5</w:t>
       </w:r>
     </w:p>
     <w:p>
@@ -13620,34 +13552,6 @@
     <w:p>
       <w:r>
         <w:t>• 2025: []</w:t>
-      </w:r>
-    </w:p>
-    <w:p>
-      <w:r>
-        <w:rPr>
-          <w:sz w:val="26"/>
-        </w:rPr>
-        <w:t>Shane Pinto: 2</w:t>
-      </w:r>
-    </w:p>
-    <w:p>
-      <w:r>
-        <w:t>• 2022: [14, 8, 6]</w:t>
-      </w:r>
-    </w:p>
-    <w:p>
-      <w:r>
-        <w:t>• 2023: [8, 8, 5]</w:t>
-      </w:r>
-    </w:p>
-    <w:p>
-      <w:r>
-        <w:t>• 2024: [19, 9, 7]</w:t>
-      </w:r>
-    </w:p>
-    <w:p>
-      <w:r>
-        <w:t>• 2025: [8, 8, 6]</w:t>
       </w:r>
     </w:p>
     <w:p>
@@ -13687,7 +13591,7 @@
           <w:color w:val="FF0000"/>
           <w:sz w:val="26"/>
         </w:rPr>
-        <w:t>Nick Cousins: 8</w:t>
+        <w:t>Nick Cousins: 9</w:t>
       </w:r>
     </w:p>
     <w:p>
@@ -13743,7 +13647,7 @@
         <w:rPr>
           <w:sz w:val="26"/>
         </w:rPr>
-        <w:t>Drake Batherson: 1</w:t>
+        <w:t>Drake Batherson: 2</w:t>
       </w:r>
     </w:p>
     <w:p>
@@ -13769,9 +13673,11 @@
     <w:p>
       <w:r>
         <w:rPr>
-          <w:sz w:val="26"/>
-        </w:rPr>
-        <w:t>Artem Zub: 1</w:t>
+          <w:b/>
+          <w:color w:val="FF0000"/>
+          <w:sz w:val="26"/>
+        </w:rPr>
+        <w:t>Artem Zub: 2</w:t>
       </w:r>
     </w:p>
     <w:p>
@@ -13799,7 +13705,7 @@
         <w:rPr>
           <w:sz w:val="26"/>
         </w:rPr>
-        <w:t>Lars Eller: 5</w:t>
+        <w:t>Lars Eller: 6</w:t>
       </w:r>
     </w:p>
     <w:p>
@@ -13827,7 +13733,7 @@
         <w:rPr>
           <w:sz w:val="26"/>
         </w:rPr>
-        <w:t>Nikolas Matinpalo: 52</w:t>
+        <w:t>Nikolas Matinpalo: 53</w:t>
       </w:r>
     </w:p>
     <w:p>
@@ -13855,7 +13761,7 @@
         <w:rPr>
           <w:sz w:val="26"/>
         </w:rPr>
-        <w:t>Claude Giroux: 1</w:t>
+        <w:t>Claude Giroux: 2</w:t>
       </w:r>
     </w:p>
     <w:p>
@@ -13904,34 +13810,6 @@
     <w:p>
       <w:r>
         <w:t>• 2025: []</w:t>
-      </w:r>
-    </w:p>
-    <w:p>
-      <w:r>
-        <w:rPr>
-          <w:sz w:val="26"/>
-        </w:rPr>
-        <w:t>Fabian Zetterlund: 1</w:t>
-      </w:r>
-    </w:p>
-    <w:p>
-      <w:r>
-        <w:t>• 2022: [22, 9, 2]</w:t>
-      </w:r>
-    </w:p>
-    <w:p>
-      <w:r>
-        <w:t>• 2023: [7, 6, 6]</w:t>
-      </w:r>
-    </w:p>
-    <w:p>
-      <w:r>
-        <w:t>• 2024: [15, 9, 8]</w:t>
-      </w:r>
-    </w:p>
-    <w:p>
-      <w:r>
-        <w:t>• 2025: [13, 11, 10]</w:t>
       </w:r>
     </w:p>
     <w:p>
@@ -14561,7 +14439,7 @@
         <w:rPr>
           <w:sz w:val="26"/>
         </w:rPr>
-        <w:t>Parker Wotherspoon: 31</w:t>
+        <w:t>Parker Wotherspoon: 32</w:t>
       </w:r>
     </w:p>
     <w:p>
@@ -14673,11 +14551,39 @@
     <w:p>
       <w:r>
         <w:rPr>
+          <w:sz w:val="26"/>
+        </w:rPr>
+        <w:t>Kevin Hayes: 1</w:t>
+      </w:r>
+    </w:p>
+    <w:p>
+      <w:r>
+        <w:t>• 2022: [23, 10, 5]</w:t>
+      </w:r>
+    </w:p>
+    <w:p>
+      <w:r>
+        <w:t>• 2023: [19, 10, 8]</w:t>
+      </w:r>
+    </w:p>
+    <w:p>
+      <w:r>
+        <w:t>• 2024: [13, 8, 7]</w:t>
+      </w:r>
+    </w:p>
+    <w:p>
+      <w:r>
+        <w:t>• 2025: [10, 4, 2]</w:t>
+      </w:r>
+    </w:p>
+    <w:p>
+      <w:r>
+        <w:rPr>
           <w:b/>
           <w:color w:val="FF0000"/>
           <w:sz w:val="26"/>
         </w:rPr>
-        <w:t>Kris Letang: 34</w:t>
+        <w:t>Kris Letang: 35</w:t>
       </w:r>
     </w:p>
     <w:p>
@@ -14705,7 +14611,7 @@
         <w:rPr>
           <w:sz w:val="26"/>
         </w:rPr>
-        <w:t>Ilya Solovyov: 15</w:t>
+        <w:t>Ilya Solovyov: 16</w:t>
       </w:r>
     </w:p>
     <w:p>
@@ -14793,7 +14699,7 @@
         <w:rPr>
           <w:sz w:val="26"/>
         </w:rPr>
-        <w:t>Tommy Novak: 1</w:t>
+        <w:t>Tommy Novak: 2</w:t>
       </w:r>
     </w:p>
     <w:p>
@@ -14849,7 +14755,7 @@
         <w:rPr>
           <w:sz w:val="26"/>
         </w:rPr>
-        <w:t>Rutger McGroarty: 10</w:t>
+        <w:t>Rutger McGroarty: 11</w:t>
       </w:r>
     </w:p>
     <w:p>
@@ -14905,7 +14811,7 @@
         <w:rPr>
           <w:sz w:val="26"/>
         </w:rPr>
-        <w:t>Ville Koivunen: 10</w:t>
+        <w:t>Ville Koivunen: 11</w:t>
       </w:r>
     </w:p>
     <w:p>
@@ -14926,6 +14832,34 @@
     <w:p>
       <w:r>
         <w:t>• 2025: [10]</w:t>
+      </w:r>
+    </w:p>
+    <w:p>
+      <w:r>
+        <w:rPr>
+          <w:sz w:val="26"/>
+        </w:rPr>
+        <w:t>Bryan Rust: 1</w:t>
+      </w:r>
+    </w:p>
+    <w:p>
+      <w:r>
+        <w:t>• 2022: [9, 9, 7]</w:t>
+      </w:r>
+    </w:p>
+    <w:p>
+      <w:r>
+        <w:t>• 2023: [9, 5, 4]</w:t>
+      </w:r>
+    </w:p>
+    <w:p>
+      <w:r>
+        <w:t>• 2024: [6, 5, 4]</w:t>
+      </w:r>
+    </w:p>
+    <w:p>
+      <w:r>
+        <w:t>• 2025: [6, 5, 3]</w:t>
       </w:r>
     </w:p>
     <w:p>
@@ -14995,7 +14929,7 @@
           <w:color w:val="FF0000"/>
           <w:sz w:val="26"/>
         </w:rPr>
-        <w:t>Justin Brazeau: 5</w:t>
+        <w:t>Justin Brazeau: 6</w:t>
       </w:r>
     </w:p>
     <w:p>
@@ -15016,6 +14950,34 @@
     <w:p>
       <w:r>
         <w:t>• 2025: [11, 7, 6]</w:t>
+      </w:r>
+    </w:p>
+    <w:p>
+      <w:r>
+        <w:rPr>
+          <w:sz w:val="26"/>
+        </w:rPr>
+        <w:t>Erik Karlsson: 1</w:t>
+      </w:r>
+    </w:p>
+    <w:p>
+      <w:r>
+        <w:t>• 2022: [10, 9, 6]</w:t>
+      </w:r>
+    </w:p>
+    <w:p>
+      <w:r>
+        <w:t>• 2023: [18, 18, 16]</w:t>
+      </w:r>
+    </w:p>
+    <w:p>
+      <w:r>
+        <w:t>• 2024: [17, 13, 11]</w:t>
+      </w:r>
+    </w:p>
+    <w:p>
+      <w:r>
+        <w:t>• 2025: [14, 12, 9]</w:t>
       </w:r>
     </w:p>
     <w:p>
@@ -15025,7 +14987,7 @@
           <w:color w:val="FF0000"/>
           <w:sz w:val="26"/>
         </w:rPr>
-        <w:t>Elmer Soderblom: 2</w:t>
+        <w:t>Elmer Soderblom: 3</w:t>
       </w:r>
     </w:p>
     <w:p>
@@ -15055,7 +15017,7 @@
           <w:color w:val="FF0000"/>
           <w:sz w:val="26"/>
         </w:rPr>
-        <w:t>Samuel Girard: 37</w:t>
+        <w:t>Samuel Girard: 38</w:t>
       </w:r>
     </w:p>
     <w:p>
@@ -15113,7 +15075,7 @@
         <w:rPr>
           <w:sz w:val="26"/>
         </w:rPr>
-        <w:t>Sidney Crosby: 1</w:t>
+        <w:t>Sidney Crosby: 2</w:t>
       </w:r>
     </w:p>
     <w:p>
@@ -15142,146 +15104,6 @@
           <w:sz w:val="26"/>
         </w:rPr>
         <w:t>Filip Hallander: 9</w:t>
-      </w:r>
-    </w:p>
-    <w:p>
-      <w:r>
-        <w:t>• 2022: []</w:t>
-      </w:r>
-    </w:p>
-    <w:p>
-      <w:r>
-        <w:t>• 2023: []</w:t>
-      </w:r>
-    </w:p>
-    <w:p>
-      <w:r>
-        <w:t>• 2024: []</w:t>
-      </w:r>
-    </w:p>
-    <w:p>
-      <w:r>
-        <w:t>• 2025: []</w:t>
-      </w:r>
-    </w:p>
-    <w:p>
-      <w:r>
-        <w:rPr>
-          <w:sz w:val="26"/>
-        </w:rPr>
-        <w:t>Rickard Rakell: 2</w:t>
-      </w:r>
-    </w:p>
-    <w:p>
-      <w:r>
-        <w:t>• 2022: [10, 8, 6]</w:t>
-      </w:r>
-    </w:p>
-    <w:p>
-      <w:r>
-        <w:t>• 2023: [15, 4, 3]</w:t>
-      </w:r>
-    </w:p>
-    <w:p>
-      <w:r>
-        <w:t>• 2024: [9, 6, 5]</w:t>
-      </w:r>
-    </w:p>
-    <w:p>
-      <w:r>
-        <w:t>• 2025: [6, 5, 4]</w:t>
-      </w:r>
-    </w:p>
-    <w:p>
-      <w:r>
-        <w:rPr>
-          <w:sz w:val="26"/>
-        </w:rPr>
-        <w:t>Harrison Brunicke: 7</w:t>
-      </w:r>
-    </w:p>
-    <w:p>
-      <w:r>
-        <w:t>• 2022: []</w:t>
-      </w:r>
-    </w:p>
-    <w:p>
-      <w:r>
-        <w:t>• 2023: []</w:t>
-      </w:r>
-    </w:p>
-    <w:p>
-      <w:r>
-        <w:t>• 2024: []</w:t>
-      </w:r>
-    </w:p>
-    <w:p>
-      <w:r>
-        <w:t>• 2025: []</w:t>
-      </w:r>
-    </w:p>
-    <w:p>
-      <w:r>
-        <w:rPr>
-          <w:sz w:val="26"/>
-        </w:rPr>
-        <w:t>Joona Koppanen: 21</w:t>
-      </w:r>
-    </w:p>
-    <w:p>
-      <w:r>
-        <w:t>• 2022: []</w:t>
-      </w:r>
-    </w:p>
-    <w:p>
-      <w:r>
-        <w:t>• 2023: []</w:t>
-      </w:r>
-    </w:p>
-    <w:p>
-      <w:r>
-        <w:t>• 2024: []</w:t>
-      </w:r>
-    </w:p>
-    <w:p>
-      <w:r>
-        <w:t>• 2025: []</w:t>
-      </w:r>
-    </w:p>
-    <w:p>
-      <w:r>
-        <w:rPr>
-          <w:sz w:val="26"/>
-        </w:rPr>
-        <w:t>Owen Pickering: 23</w:t>
-      </w:r>
-    </w:p>
-    <w:p>
-      <w:r>
-        <w:t>• 2022: []</w:t>
-      </w:r>
-    </w:p>
-    <w:p>
-      <w:r>
-        <w:t>• 2023: []</w:t>
-      </w:r>
-    </w:p>
-    <w:p>
-      <w:r>
-        <w:t>• 2024: []</w:t>
-      </w:r>
-    </w:p>
-    <w:p>
-      <w:r>
-        <w:t>• 2025: []</w:t>
-      </w:r>
-    </w:p>
-    <w:p>
-      <w:r>
-        <w:rPr>
-          <w:sz w:val="26"/>
-        </w:rPr>
-        <w:t>Jack St. Ivany: 51</w:t>
       </w:r>
     </w:p>
     <w:p>
@@ -15311,7 +15133,177 @@
           <w:color w:val="FF0000"/>
           <w:sz w:val="26"/>
         </w:rPr>
-        <w:t>Egor Chinakhov: 1</w:t>
+        <w:t>Rickard Rakell: 3</w:t>
+      </w:r>
+    </w:p>
+    <w:p>
+      <w:r>
+        <w:t>• 2022: [10, 8, 6]</w:t>
+      </w:r>
+    </w:p>
+    <w:p>
+      <w:r>
+        <w:t>• 2023: [15, 4, 3]</w:t>
+      </w:r>
+    </w:p>
+    <w:p>
+      <w:r>
+        <w:t>• 2024: [9, 6, 5]</w:t>
+      </w:r>
+    </w:p>
+    <w:p>
+      <w:r>
+        <w:t>• 2025: [6, 5, 4]</w:t>
+      </w:r>
+    </w:p>
+    <w:p>
+      <w:r>
+        <w:rPr>
+          <w:sz w:val="26"/>
+        </w:rPr>
+        <w:t>Harrison Brunicke: 7</w:t>
+      </w:r>
+    </w:p>
+    <w:p>
+      <w:r>
+        <w:t>• 2022: []</w:t>
+      </w:r>
+    </w:p>
+    <w:p>
+      <w:r>
+        <w:t>• 2023: []</w:t>
+      </w:r>
+    </w:p>
+    <w:p>
+      <w:r>
+        <w:t>• 2024: []</w:t>
+      </w:r>
+    </w:p>
+    <w:p>
+      <w:r>
+        <w:t>• 2025: []</w:t>
+      </w:r>
+    </w:p>
+    <w:p>
+      <w:r>
+        <w:rPr>
+          <w:sz w:val="26"/>
+        </w:rPr>
+        <w:t>Joona Koppanen: 22</w:t>
+      </w:r>
+    </w:p>
+    <w:p>
+      <w:r>
+        <w:t>• 2022: []</w:t>
+      </w:r>
+    </w:p>
+    <w:p>
+      <w:r>
+        <w:t>• 2023: []</w:t>
+      </w:r>
+    </w:p>
+    <w:p>
+      <w:r>
+        <w:t>• 2024: []</w:t>
+      </w:r>
+    </w:p>
+    <w:p>
+      <w:r>
+        <w:t>• 2025: []</w:t>
+      </w:r>
+    </w:p>
+    <w:p>
+      <w:r>
+        <w:rPr>
+          <w:sz w:val="26"/>
+        </w:rPr>
+        <w:t>Owen Pickering: 23</w:t>
+      </w:r>
+    </w:p>
+    <w:p>
+      <w:r>
+        <w:t>• 2022: []</w:t>
+      </w:r>
+    </w:p>
+    <w:p>
+      <w:r>
+        <w:t>• 2023: []</w:t>
+      </w:r>
+    </w:p>
+    <w:p>
+      <w:r>
+        <w:t>• 2024: []</w:t>
+      </w:r>
+    </w:p>
+    <w:p>
+      <w:r>
+        <w:t>• 2025: []</w:t>
+      </w:r>
+    </w:p>
+    <w:p>
+      <w:r>
+        <w:rPr>
+          <w:sz w:val="26"/>
+        </w:rPr>
+        <w:t>Jack St. Ivany: 52</w:t>
+      </w:r>
+    </w:p>
+    <w:p>
+      <w:r>
+        <w:t>• 2022: []</w:t>
+      </w:r>
+    </w:p>
+    <w:p>
+      <w:r>
+        <w:t>• 2023: []</w:t>
+      </w:r>
+    </w:p>
+    <w:p>
+      <w:r>
+        <w:t>• 2024: []</w:t>
+      </w:r>
+    </w:p>
+    <w:p>
+      <w:r>
+        <w:t>• 2025: []</w:t>
+      </w:r>
+    </w:p>
+    <w:p>
+      <w:r>
+        <w:rPr>
+          <w:sz w:val="26"/>
+        </w:rPr>
+        <w:t>Evgeni Malkin: 1</w:t>
+      </w:r>
+    </w:p>
+    <w:p>
+      <w:r>
+        <w:t>• 2022: [9, 7, 6]</w:t>
+      </w:r>
+    </w:p>
+    <w:p>
+      <w:r>
+        <w:t>• 2023: [13, 8, 6]</w:t>
+      </w:r>
+    </w:p>
+    <w:p>
+      <w:r>
+        <w:t>• 2024: [10, 6, 5]</w:t>
+      </w:r>
+    </w:p>
+    <w:p>
+      <w:r>
+        <w:t>• 2025: [10, 7, 5]</w:t>
+      </w:r>
+    </w:p>
+    <w:p>
+      <w:r>
+        <w:rPr>
+          <w:b/>
+          <w:color w:val="FF0000"/>
+          <w:sz w:val="26"/>
+        </w:rPr>
+        <w:t>Egor Chinakhov: 2</w:t>
       </w:r>
     </w:p>
     <w:p>
@@ -18661,7 +18653,7 @@
           <w:color w:val="FF0000"/>
           <w:sz w:val="26"/>
         </w:rPr>
-        <w:t>Nate Schmidt: 11</w:t>
+        <w:t>Nate Schmidt: 12</w:t>
       </w:r>
     </w:p>
     <w:p>
@@ -18721,7 +18713,7 @@
           <w:color w:val="FF0000"/>
           <w:sz w:val="26"/>
         </w:rPr>
-        <w:t>Brandon Tanev: 65</w:t>
+        <w:t>Brandon Tanev: 66</w:t>
       </w:r>
     </w:p>
     <w:p>
@@ -18777,7 +18769,7 @@
         <w:rPr>
           <w:sz w:val="26"/>
         </w:rPr>
-        <w:t>Clayton Keller: 2</w:t>
+        <w:t>Clayton Keller: 3</w:t>
       </w:r>
     </w:p>
     <w:p>
@@ -18807,7 +18799,7 @@
           <w:color w:val="FF0000"/>
           <w:sz w:val="26"/>
         </w:rPr>
-        <w:t>Mikhail Sergachev: 14</w:t>
+        <w:t>Mikhail Sergachev: 15</w:t>
       </w:r>
     </w:p>
     <w:p>
@@ -18837,7 +18829,7 @@
           <w:color w:val="FF0000"/>
           <w:sz w:val="26"/>
         </w:rPr>
-        <w:t>Michael Carcone: 4</w:t>
+        <w:t>Michael Carcone: 5</w:t>
       </w:r>
     </w:p>
     <w:p>
@@ -18865,7 +18857,7 @@
         <w:rPr>
           <w:sz w:val="26"/>
         </w:rPr>
-        <w:t>Logan Cooley: 2</w:t>
+        <w:t>Logan Cooley: 3</w:t>
       </w:r>
     </w:p>
     <w:p>
@@ -18895,7 +18887,7 @@
           <w:color w:val="FF0000"/>
           <w:sz w:val="26"/>
         </w:rPr>
-        <w:t>Ian Cole: 12</w:t>
+        <w:t>Ian Cole: 13</w:t>
       </w:r>
     </w:p>
     <w:p>
@@ -18951,7 +18943,7 @@
         <w:rPr>
           <w:sz w:val="26"/>
         </w:rPr>
-        <w:t>Kailer Yamamoto: 1</w:t>
+        <w:t>Kailer Yamamoto: 2</w:t>
       </w:r>
     </w:p>
     <w:p>
@@ -18981,7 +18973,7 @@
           <w:color w:val="FF0000"/>
           <w:sz w:val="26"/>
         </w:rPr>
-        <w:t>Sean Durzi: 22</w:t>
+        <w:t>Sean Durzi: 23</w:t>
       </w:r>
     </w:p>
     <w:p>
@@ -19009,7 +19001,7 @@
         <w:rPr>
           <w:sz w:val="26"/>
         </w:rPr>
-        <w:t>Dmitri Simashev: 26</w:t>
+        <w:t>Dmitri Simashev: 27</w:t>
       </w:r>
     </w:p>
     <w:p>
@@ -19037,7 +19029,7 @@
         <w:rPr>
           <w:sz w:val="26"/>
         </w:rPr>
-        <w:t>JJ Peterka: 2</w:t>
+        <w:t>JJ Peterka: 3</w:t>
       </w:r>
     </w:p>
     <w:p>
@@ -19181,35 +19173,35 @@
         <w:rPr>
           <w:sz w:val="26"/>
         </w:rPr>
-        <w:t>Lawson Crouse: 1</w:t>
-      </w:r>
-    </w:p>
-    <w:p>
-      <w:r>
-        <w:t>• 2022: [8, 7, 7]</w:t>
-      </w:r>
-    </w:p>
-    <w:p>
-      <w:r>
-        <w:t>• 2023: [19, 6, 4]</w:t>
-      </w:r>
-    </w:p>
-    <w:p>
-      <w:r>
-        <w:t>• 2024: [14, 14, 13]</w:t>
-      </w:r>
-    </w:p>
-    <w:p>
-      <w:r>
-        <w:t>• 2025: [9, 8, 5]</w:t>
-      </w:r>
-    </w:p>
-    <w:p>
-      <w:r>
-        <w:rPr>
-          <w:sz w:val="26"/>
-        </w:rPr>
-        <w:t>Nick Schmaltz: 1</w:t>
+        <w:t>Dylan Guenther: 1</w:t>
+      </w:r>
+    </w:p>
+    <w:p>
+      <w:r>
+        <w:t>• 2022: [10, 7, 2]</w:t>
+      </w:r>
+    </w:p>
+    <w:p>
+      <w:r>
+        <w:t>• 2023: [6, 3, 3]</w:t>
+      </w:r>
+    </w:p>
+    <w:p>
+      <w:r>
+        <w:t>• 2024: [8, 7, 6]</w:t>
+      </w:r>
+    </w:p>
+    <w:p>
+      <w:r>
+        <w:t>• 2025: [4, 4, 3]</w:t>
+      </w:r>
+    </w:p>
+    <w:p>
+      <w:r>
+        <w:rPr>
+          <w:sz w:val="26"/>
+        </w:rPr>
+        <w:t>Nick Schmaltz: 2</w:t>
       </w:r>
     </w:p>
     <w:p>
@@ -19237,7 +19229,7 @@
         <w:rPr>
           <w:sz w:val="26"/>
         </w:rPr>
-        <w:t>Liam O'Brien: 2</w:t>
+        <w:t>Liam O'Brien: 3</w:t>
       </w:r>
     </w:p>
     <w:p>
@@ -19267,7 +19259,7 @@
           <w:color w:val="FF0000"/>
           <w:sz w:val="26"/>
         </w:rPr>
-        <w:t>Kevin Stenlund: 29</w:t>
+        <w:t>Kevin Stenlund: 30</w:t>
       </w:r>
     </w:p>
     <w:p>
@@ -19295,7 +19287,7 @@
         <w:rPr>
           <w:sz w:val="26"/>
         </w:rPr>
-        <w:t>Alexander Kerfoot: 2</w:t>
+        <w:t>Alexander Kerfoot: 3</w:t>
       </w:r>
     </w:p>
     <w:p>
@@ -19325,7 +19317,7 @@
           <w:color w:val="FF0000"/>
           <w:sz w:val="26"/>
         </w:rPr>
-        <w:t>MacKenzie Weegar: 5</w:t>
+        <w:t>MacKenzie Weegar: 6</w:t>
       </w:r>
     </w:p>
     <w:p>
@@ -19447,7 +19439,7 @@
         <w:rPr>
           <w:sz w:val="26"/>
         </w:rPr>
-        <w:t>Tom Willander: 4</w:t>
+        <w:t>Tom Willander: 5</w:t>
       </w:r>
     </w:p>
     <w:p>
@@ -19475,7 +19467,7 @@
         <w:rPr>
           <w:sz w:val="26"/>
         </w:rPr>
-        <w:t>Linus Karlsson: 3</w:t>
+        <w:t>Linus Karlsson: 4</w:t>
       </w:r>
     </w:p>
     <w:p>
@@ -19535,27 +19527,27 @@
           <w:color w:val="FF0000"/>
           <w:sz w:val="26"/>
         </w:rPr>
-        <w:t>Brock Boeser: 5</w:t>
-      </w:r>
-    </w:p>
-    <w:p>
-      <w:r>
-        <w:t>• 2022: [8, 6, 6]</w:t>
-      </w:r>
-    </w:p>
-    <w:p>
-      <w:r>
-        <w:t>• 2023: [7, 6, 5]</w:t>
-      </w:r>
-    </w:p>
-    <w:p>
-      <w:r>
-        <w:t>• 2024: [12, 6, 5]</w:t>
-      </w:r>
-    </w:p>
-    <w:p>
-      <w:r>
-        <w:t>• 2025: [21, 6, 4]</w:t>
+        <w:t>Victor Mancini: 28</w:t>
+      </w:r>
+    </w:p>
+    <w:p>
+      <w:r>
+        <w:t>• 2022: []</w:t>
+      </w:r>
+    </w:p>
+    <w:p>
+      <w:r>
+        <w:t>• 2023: []</w:t>
+      </w:r>
+    </w:p>
+    <w:p>
+      <w:r>
+        <w:t>• 2024: [22]</w:t>
+      </w:r>
+    </w:p>
+    <w:p>
+      <w:r>
+        <w:t>• 2025: []</w:t>
       </w:r>
     </w:p>
     <w:p>
@@ -19565,7 +19557,35 @@
           <w:color w:val="FF0000"/>
           <w:sz w:val="26"/>
         </w:rPr>
-        <w:t>Victor Mancini: 28</w:t>
+        <w:t>Aatu Raty: 13</w:t>
+      </w:r>
+    </w:p>
+    <w:p>
+      <w:r>
+        <w:t>• 2022: [3]</w:t>
+      </w:r>
+    </w:p>
+    <w:p>
+      <w:r>
+        <w:t>• 2023: []</w:t>
+      </w:r>
+    </w:p>
+    <w:p>
+      <w:r>
+        <w:t>• 2024: [8, 3, 3]</w:t>
+      </w:r>
+    </w:p>
+    <w:p>
+      <w:r>
+        <w:t>• 2025: [24, 12]</w:t>
+      </w:r>
+    </w:p>
+    <w:p>
+      <w:r>
+        <w:rPr>
+          <w:sz w:val="26"/>
+        </w:rPr>
+        <w:t>Zeev Buium: 24</w:t>
       </w:r>
     </w:p>
     <w:p>
@@ -19580,7 +19600,63 @@
     </w:p>
     <w:p>
       <w:r>
-        <w:t>• 2024: [22]</w:t>
+        <w:t>• 2024: []</w:t>
+      </w:r>
+    </w:p>
+    <w:p>
+      <w:r>
+        <w:t>• 2025: [17, 17, 7]</w:t>
+      </w:r>
+    </w:p>
+    <w:p>
+      <w:r>
+        <w:rPr>
+          <w:sz w:val="26"/>
+        </w:rPr>
+        <w:t>Mackenzie MacEachern: 3</w:t>
+      </w:r>
+    </w:p>
+    <w:p>
+      <w:r>
+        <w:t>• 2022: []</w:t>
+      </w:r>
+    </w:p>
+    <w:p>
+      <w:r>
+        <w:t>• 2023: []</w:t>
+      </w:r>
+    </w:p>
+    <w:p>
+      <w:r>
+        <w:t>• 2024: []</w:t>
+      </w:r>
+    </w:p>
+    <w:p>
+      <w:r>
+        <w:t>• 2025: []</w:t>
+  